--- a/Proyecto_Maria_belen_valenzuela_huilcarema.docx
+++ b/Proyecto_Maria_belen_valenzuela_huilcarema.docx
@@ -11,7 +11,6 @@
         </w:docPartObj>
       </w:sdtPr>
       <w:sdtContent>
-        <w:p/>
         <w:p>
           <w:r>
             <w:rPr>
@@ -20,22 +19,22 @@
             <mc:AlternateContent>
               <mc:Choice Requires="wps">
                 <w:drawing>
-                  <wp:anchor distT="0" distB="0" distL="114300" distR="114300" simplePos="0" relativeHeight="251658240" behindDoc="1" locked="0" layoutInCell="1" allowOverlap="1" wp14:anchorId="51A783B0" wp14:editId="648EDB18">
+                  <wp:anchor distT="0" distB="0" distL="114300" distR="114300" simplePos="0" relativeHeight="251658240" behindDoc="1" locked="0" layoutInCell="1" allowOverlap="1" wp14:anchorId="51A783B0" wp14:editId="267EB300">
                     <wp:simplePos x="0" y="0"/>
                     <wp:positionH relativeFrom="column">
-                      <wp:posOffset>599002</wp:posOffset>
+                      <wp:posOffset>-521335</wp:posOffset>
                     </wp:positionH>
                     <wp:positionV relativeFrom="paragraph">
-                      <wp:posOffset>362607</wp:posOffset>
+                      <wp:posOffset>118745</wp:posOffset>
                     </wp:positionV>
-                    <wp:extent cx="4949825" cy="6720840"/>
-                    <wp:effectExtent l="0" t="0" r="3175" b="10795"/>
+                    <wp:extent cx="6096000" cy="6720840"/>
+                    <wp:effectExtent l="0" t="0" r="0" b="10795"/>
                     <wp:wrapTight wrapText="bothSides">
                       <wp:wrapPolygon edited="0">
                         <wp:start x="0" y="0"/>
-                        <wp:lineTo x="0" y="21567"/>
-                        <wp:lineTo x="21531" y="21567"/>
-                        <wp:lineTo x="21531" y="0"/>
+                        <wp:lineTo x="0" y="21571"/>
+                        <wp:lineTo x="21533" y="21571"/>
+                        <wp:lineTo x="21533" y="0"/>
                         <wp:lineTo x="0" y="0"/>
                       </wp:wrapPolygon>
                     </wp:wrapTight>
@@ -48,7 +47,7 @@
                           <wps:spPr>
                             <a:xfrm>
                               <a:off x="0" y="0"/>
-                              <a:ext cx="4949825" cy="6720840"/>
+                              <a:ext cx="6096000" cy="6720840"/>
                             </a:xfrm>
                             <a:prstGeom prst="rect">
                               <a:avLst/>
@@ -81,7 +80,7 @@
                                   <w:spacing w:before="40" w:after="560" w:line="216" w:lineRule="auto"/>
                                   <w:jc w:val="center"/>
                                   <w:rPr>
-                                    <w:rFonts w:ascii="Times New Roman" w:hAnsi="Times New Roman" w:cs="Times New Roman"/>
+                                    <w:rFonts w:cs="Times New Roman"/>
                                     <w:color w:val="156082" w:themeColor="accent1"/>
                                     <w:sz w:val="24"/>
                                     <w:szCs w:val="24"/>
@@ -89,7 +88,7 @@
                                 </w:pPr>
                                 <w:r>
                                   <w:rPr>
-                                    <w:rFonts w:ascii="Times New Roman" w:hAnsi="Times New Roman" w:cs="Times New Roman"/>
+                                    <w:rFonts w:cs="Times New Roman"/>
                                     <w:noProof/>
                                     <w:sz w:val="24"/>
                                     <w:szCs w:val="24"/>
@@ -136,67 +135,11 @@
                               <w:p>
                                 <w:pPr>
                                   <w:pStyle w:val="NoSpacing"/>
-                                  <w:spacing w:before="40" w:after="560" w:line="216" w:lineRule="auto"/>
-                                  <w:jc w:val="center"/>
-                                  <w:rPr>
-                                    <w:rFonts w:ascii="Times New Roman" w:hAnsi="Times New Roman" w:cs="Times New Roman"/>
-                                    <w:color w:val="156082" w:themeColor="accent1"/>
-                                    <w:sz w:val="24"/>
-                                    <w:szCs w:val="24"/>
-                                  </w:rPr>
-                                </w:pPr>
-                              </w:p>
-                              <w:p>
-                                <w:pPr>
-                                  <w:pStyle w:val="NoSpacing"/>
-                                  <w:spacing w:before="40" w:after="560" w:line="216" w:lineRule="auto"/>
-                                  <w:jc w:val="center"/>
-                                  <w:rPr>
-                                    <w:rFonts w:ascii="Times New Roman" w:hAnsi="Times New Roman" w:cs="Times New Roman"/>
-                                    <w:color w:val="156082" w:themeColor="accent1"/>
-                                    <w:sz w:val="24"/>
-                                    <w:szCs w:val="24"/>
-                                    <w:lang w:val="es-ES"/>
-                                  </w:rPr>
-                                </w:pPr>
-                                <w:sdt>
-                                  <w:sdtPr>
-                                    <w:rPr>
-                                      <w:rFonts w:ascii="Times New Roman" w:eastAsia="Times New Roman" w:hAnsi="Times New Roman" w:cs="Times New Roman"/>
-                                      <w:b/>
-                                      <w:sz w:val="24"/>
-                                      <w:szCs w:val="24"/>
-                                      <w:lang w:val="es-ES"/>
-                                    </w:rPr>
-                                    <w:alias w:val="Title"/>
-                                    <w:tag w:val=""/>
-                                    <w:id w:val="151731938"/>
-                                    <w:dataBinding w:prefixMappings="xmlns:ns0='http://purl.org/dc/elements/1.1/' xmlns:ns1='http://schemas.openxmlformats.org/package/2006/metadata/core-properties' " w:xpath="/ns1:coreProperties[1]/ns0:title[1]" w:storeItemID="{6C3C8BC8-F283-45AE-878A-BAB7291924A1}"/>
-                                    <w:text/>
-                                  </w:sdtPr>
-                                  <w:sdtContent>
-                                    <w:r>
-                                      <w:rPr>
-                                        <w:rFonts w:ascii="Times New Roman" w:eastAsia="Times New Roman" w:hAnsi="Times New Roman" w:cs="Times New Roman"/>
-                                        <w:b/>
-                                        <w:sz w:val="24"/>
-                                        <w:szCs w:val="24"/>
-                                        <w:lang w:val="es-ES"/>
-                                      </w:rPr>
-                                      <w:t>CARRERA DE TECNOLOGÍA EN ADMINISTRACIÓN DE EMPRESAS Y EMPRENDIMIENTO</w:t>
-                                    </w:r>
-                                  </w:sdtContent>
-                                </w:sdt>
-                              </w:p>
-                              <w:p>
-                                <w:pPr>
-                                  <w:pStyle w:val="NoSpacing"/>
                                   <w:spacing w:before="40" w:after="40"/>
                                   <w:jc w:val="center"/>
                                   <w:rPr>
-                                    <w:rFonts w:ascii="Times New Roman" w:hAnsi="Times New Roman" w:cs="Times New Roman"/>
-                                    <w:b/>
-                                    <w:spacing w:val="-2"/>
+                                    <w:rFonts w:eastAsia="Times New Roman" w:cs="Times New Roman"/>
+                                    <w:b w:val="0"/>
                                     <w:sz w:val="24"/>
                                     <w:szCs w:val="24"/>
                                     <w:lang w:val="es-ES"/>
@@ -209,8 +152,56 @@
                                   <w:spacing w:before="40" w:after="40"/>
                                   <w:jc w:val="center"/>
                                   <w:rPr>
-                                    <w:rFonts w:ascii="Times New Roman" w:hAnsi="Times New Roman" w:cs="Times New Roman"/>
-                                    <w:b/>
+                                    <w:rFonts w:eastAsia="Times New Roman" w:cs="Times New Roman"/>
+                                    <w:b w:val="0"/>
+                                    <w:sz w:val="24"/>
+                                    <w:szCs w:val="24"/>
+                                    <w:lang w:val="es-ES"/>
+                                  </w:rPr>
+                                </w:pPr>
+                                <w:r>
+                                  <w:rPr>
+                                    <w:rFonts w:eastAsia="Times New Roman" w:cs="Times New Roman"/>
+                                    <w:sz w:val="24"/>
+                                    <w:szCs w:val="24"/>
+                                    <w:lang w:val="es-ES"/>
+                                  </w:rPr>
+                                  <w:t>CARRERA DE TECNOLOGÍA EN ADMINISTRACIÓN DE</w:t>
+                                </w:r>
+                              </w:p>
+                              <w:p>
+                                <w:pPr>
+                                  <w:pStyle w:val="NoSpacing"/>
+                                  <w:spacing w:before="40" w:after="40"/>
+                                  <w:jc w:val="center"/>
+                                  <w:rPr>
+                                    <w:rFonts w:cs="Times New Roman"/>
+                                    <w:b w:val="0"/>
+                                    <w:spacing w:val="-2"/>
+                                    <w:sz w:val="24"/>
+                                    <w:szCs w:val="24"/>
+                                    <w:lang w:val="es-ES"/>
+                                  </w:rPr>
+                                </w:pPr>
+                                <w:r>
+                                  <w:rPr>
+                                    <w:rFonts w:eastAsia="Times New Roman" w:cs="Times New Roman"/>
+                                    <w:b w:val="0"/>
+                                    <w:sz w:val="24"/>
+                                    <w:szCs w:val="24"/>
+                                    <w:lang w:val="es-ES"/>
+                                  </w:rPr>
+                                  <w:t>EMPRESAS Y EMPRENDIMIENTO</w:t>
+                                </w:r>
+                              </w:p>
+                              <w:p>
+                                <w:pPr>
+                                  <w:pStyle w:val="NoSpacing"/>
+                                  <w:spacing w:before="40" w:after="40"/>
+                                  <w:jc w:val="center"/>
+                                  <w:rPr>
+                                    <w:rFonts w:cs="Times New Roman"/>
+                                    <w:b w:val="0"/>
                                     <w:spacing w:val="-2"/>
                                     <w:sz w:val="24"/>
                                     <w:szCs w:val="24"/>
@@ -224,8 +215,23 @@
                                   <w:spacing w:before="40" w:after="40"/>
                                   <w:jc w:val="center"/>
                                   <w:rPr>
-                                    <w:rFonts w:ascii="Times New Roman" w:hAnsi="Times New Roman" w:cs="Times New Roman"/>
-                                    <w:b/>
+                                    <w:rFonts w:cs="Times New Roman"/>
+                                    <w:b w:val="0"/>
+                                    <w:spacing w:val="-2"/>
+                                    <w:sz w:val="24"/>
+                                    <w:szCs w:val="24"/>
+                                    <w:lang w:val="es-ES"/>
+                                  </w:rPr>
+                                </w:pPr>
+                              </w:p>
+                              <w:p>
+                                <w:pPr>
+                                  <w:pStyle w:val="NoSpacing"/>
+                                  <w:spacing w:before="40" w:after="40"/>
+                                  <w:jc w:val="center"/>
+                                  <w:rPr>
+                                    <w:rFonts w:cs="Times New Roman"/>
+                                    <w:b w:val="0"/>
                                     <w:bCs/>
                                     <w:spacing w:val="-2"/>
                                     <w:sz w:val="24"/>
@@ -235,8 +241,7 @@
                                 </w:pPr>
                                 <w:r>
                                   <w:rPr>
-                                    <w:rFonts w:ascii="Times New Roman" w:hAnsi="Times New Roman" w:cs="Times New Roman"/>
-                                    <w:b/>
+                                    <w:rFonts w:cs="Times New Roman"/>
                                     <w:bCs/>
                                     <w:spacing w:val="-2"/>
                                     <w:sz w:val="24"/>
@@ -252,8 +257,8 @@
                                   <w:spacing w:before="40" w:after="40"/>
                                   <w:jc w:val="center"/>
                                   <w:rPr>
-                                    <w:rFonts w:ascii="Times New Roman" w:hAnsi="Times New Roman" w:cs="Times New Roman"/>
-                                    <w:b/>
+                                    <w:rFonts w:cs="Times New Roman"/>
+                                    <w:b w:val="0"/>
                                     <w:bCs/>
                                     <w:spacing w:val="-2"/>
                                     <w:sz w:val="24"/>
@@ -263,8 +268,7 @@
                                 </w:pPr>
                                 <w:r>
                                   <w:rPr>
-                                    <w:rFonts w:ascii="Times New Roman" w:hAnsi="Times New Roman" w:cs="Times New Roman"/>
-                                    <w:b/>
+                                    <w:rFonts w:cs="Times New Roman"/>
                                     <w:bCs/>
                                     <w:spacing w:val="-2"/>
                                     <w:sz w:val="24"/>
@@ -276,8 +280,7 @@
                                 <w:proofErr w:type="spellStart"/>
                                 <w:r>
                                   <w:rPr>
-                                    <w:rFonts w:ascii="Times New Roman" w:hAnsi="Times New Roman" w:cs="Times New Roman"/>
-                                    <w:b/>
+                                    <w:rFonts w:cs="Times New Roman"/>
                                     <w:bCs/>
                                     <w:spacing w:val="-2"/>
                                     <w:sz w:val="24"/>
@@ -289,8 +292,7 @@
                                 <w:proofErr w:type="spellEnd"/>
                                 <w:r>
                                   <w:rPr>
-                                    <w:rFonts w:ascii="Times New Roman" w:hAnsi="Times New Roman" w:cs="Times New Roman"/>
-                                    <w:b/>
+                                    <w:rFonts w:cs="Times New Roman"/>
                                     <w:bCs/>
                                     <w:spacing w:val="-2"/>
                                     <w:sz w:val="24"/>
@@ -305,8 +307,8 @@
                                   <w:pStyle w:val="NoSpacing"/>
                                   <w:spacing w:before="40" w:after="40"/>
                                   <w:rPr>
-                                    <w:rFonts w:ascii="Times New Roman" w:hAnsi="Times New Roman" w:cs="Times New Roman"/>
-                                    <w:b/>
+                                    <w:rFonts w:cs="Times New Roman"/>
+                                    <w:b w:val="0"/>
                                     <w:spacing w:val="-2"/>
                                     <w:sz w:val="24"/>
                                     <w:szCs w:val="24"/>
@@ -315,8 +317,7 @@
                                 </w:pPr>
                                 <w:r>
                                   <w:rPr>
-                                    <w:rFonts w:ascii="Times New Roman" w:hAnsi="Times New Roman" w:cs="Times New Roman"/>
-                                    <w:b/>
+                                    <w:rFonts w:cs="Times New Roman"/>
                                     <w:spacing w:val="-2"/>
                                     <w:sz w:val="24"/>
                                     <w:szCs w:val="24"/>
@@ -330,22 +331,8 @@
                                   <w:pStyle w:val="NoSpacing"/>
                                   <w:spacing w:before="40" w:after="40"/>
                                   <w:rPr>
-                                    <w:rFonts w:ascii="Times New Roman" w:hAnsi="Times New Roman" w:cs="Times New Roman"/>
-                                    <w:b/>
-                                    <w:spacing w:val="-2"/>
-                                    <w:sz w:val="24"/>
-                                    <w:szCs w:val="24"/>
-                                    <w:lang w:val="es-ES"/>
-                                  </w:rPr>
-                                </w:pPr>
-                              </w:p>
-                              <w:p>
-                                <w:pPr>
-                                  <w:pStyle w:val="NoSpacing"/>
-                                  <w:spacing w:before="40" w:after="40"/>
-                                  <w:rPr>
-                                    <w:rFonts w:ascii="Times New Roman" w:hAnsi="Times New Roman" w:cs="Times New Roman"/>
-                                    <w:b/>
+                                    <w:rFonts w:cs="Times New Roman"/>
+                                    <w:b w:val="0"/>
                                     <w:spacing w:val="-2"/>
                                     <w:sz w:val="24"/>
                                     <w:szCs w:val="24"/>
@@ -359,8 +346,8 @@
                                   <w:spacing w:before="40" w:after="40"/>
                                   <w:jc w:val="right"/>
                                   <w:rPr>
-                                    <w:rFonts w:ascii="Times New Roman" w:hAnsi="Times New Roman" w:cs="Times New Roman"/>
-                                    <w:b/>
+                                    <w:rFonts w:cs="Times New Roman"/>
+                                    <w:b w:val="0"/>
                                     <w:spacing w:val="-2"/>
                                     <w:sz w:val="24"/>
                                     <w:szCs w:val="24"/>
@@ -369,8 +356,7 @@
                                 </w:pPr>
                                 <w:r>
                                   <w:rPr>
-                                    <w:rFonts w:ascii="Times New Roman" w:hAnsi="Times New Roman" w:cs="Times New Roman"/>
-                                    <w:b/>
+                                    <w:rFonts w:cs="Times New Roman"/>
                                     <w:spacing w:val="-2"/>
                                     <w:sz w:val="24"/>
                                     <w:szCs w:val="24"/>
@@ -385,8 +371,8 @@
                                   <w:spacing w:before="40" w:after="40"/>
                                   <w:jc w:val="right"/>
                                   <w:rPr>
-                                    <w:rFonts w:ascii="Times New Roman" w:hAnsi="Times New Roman" w:cs="Times New Roman"/>
-                                    <w:b/>
+                                    <w:rFonts w:cs="Times New Roman"/>
+                                    <w:b w:val="0"/>
                                     <w:spacing w:val="-2"/>
                                     <w:sz w:val="24"/>
                                     <w:szCs w:val="24"/>
@@ -395,8 +381,7 @@
                                 </w:pPr>
                                 <w:r>
                                   <w:rPr>
-                                    <w:rFonts w:ascii="Times New Roman" w:hAnsi="Times New Roman" w:cs="Times New Roman"/>
-                                    <w:b/>
+                                    <w:rFonts w:cs="Times New Roman"/>
                                     <w:spacing w:val="-2"/>
                                     <w:sz w:val="24"/>
                                     <w:szCs w:val="24"/>
@@ -407,8 +392,7 @@
                                 <w:proofErr w:type="spellStart"/>
                                 <w:r>
                                   <w:rPr>
-                                    <w:rFonts w:ascii="Times New Roman" w:hAnsi="Times New Roman" w:cs="Times New Roman"/>
-                                    <w:b/>
+                                    <w:rFonts w:cs="Times New Roman"/>
                                     <w:spacing w:val="-2"/>
                                     <w:sz w:val="24"/>
                                     <w:szCs w:val="24"/>
@@ -419,8 +403,7 @@
                                 <w:proofErr w:type="spellEnd"/>
                                 <w:r>
                                   <w:rPr>
-                                    <w:rFonts w:ascii="Times New Roman" w:hAnsi="Times New Roman" w:cs="Times New Roman"/>
-                                    <w:b/>
+                                    <w:rFonts w:cs="Times New Roman"/>
                                     <w:spacing w:val="-2"/>
                                     <w:sz w:val="24"/>
                                     <w:szCs w:val="24"/>
@@ -430,8 +413,7 @@
                                 </w:r>
                                 <w:r>
                                   <w:rPr>
-                                    <w:rFonts w:ascii="Times New Roman" w:hAnsi="Times New Roman" w:cs="Times New Roman"/>
-                                    <w:b/>
+                                    <w:rFonts w:cs="Times New Roman"/>
                                     <w:spacing w:val="-2"/>
                                     <w:sz w:val="24"/>
                                     <w:szCs w:val="24"/>
@@ -446,8 +428,8 @@
                                   <w:spacing w:before="40" w:after="40"/>
                                   <w:jc w:val="right"/>
                                   <w:rPr>
-                                    <w:rFonts w:ascii="Times New Roman" w:hAnsi="Times New Roman" w:cs="Times New Roman"/>
-                                    <w:b/>
+                                    <w:rFonts w:cs="Times New Roman"/>
+                                    <w:b w:val="0"/>
                                     <w:spacing w:val="-2"/>
                                     <w:sz w:val="24"/>
                                     <w:szCs w:val="24"/>
@@ -456,8 +438,7 @@
                                 </w:pPr>
                                 <w:r>
                                   <w:rPr>
-                                    <w:rFonts w:ascii="Times New Roman" w:hAnsi="Times New Roman" w:cs="Times New Roman"/>
-                                    <w:b/>
+                                    <w:rFonts w:cs="Times New Roman"/>
                                     <w:spacing w:val="-2"/>
                                     <w:sz w:val="24"/>
                                     <w:szCs w:val="24"/>
@@ -472,8 +453,8 @@
                                   <w:spacing w:before="40" w:after="40"/>
                                   <w:jc w:val="right"/>
                                   <w:rPr>
-                                    <w:rFonts w:ascii="Times New Roman" w:hAnsi="Times New Roman" w:cs="Times New Roman"/>
-                                    <w:b/>
+                                    <w:rFonts w:cs="Times New Roman"/>
+                                    <w:b w:val="0"/>
                                     <w:spacing w:val="-2"/>
                                     <w:sz w:val="24"/>
                                     <w:szCs w:val="24"/>
@@ -482,8 +463,7 @@
                                 </w:pPr>
                                 <w:r>
                                   <w:rPr>
-                                    <w:rFonts w:ascii="Times New Roman" w:hAnsi="Times New Roman" w:cs="Times New Roman"/>
-                                    <w:b/>
+                                    <w:rFonts w:cs="Times New Roman"/>
                                     <w:spacing w:val="-2"/>
                                     <w:sz w:val="24"/>
                                     <w:szCs w:val="24"/>
@@ -497,8 +477,8 @@
                                   <w:pStyle w:val="NoSpacing"/>
                                   <w:spacing w:before="40" w:after="40"/>
                                   <w:rPr>
-                                    <w:rFonts w:ascii="Times New Roman" w:hAnsi="Times New Roman" w:cs="Times New Roman"/>
-                                    <w:b/>
+                                    <w:rFonts w:cs="Times New Roman"/>
+                                    <w:b w:val="0"/>
                                     <w:spacing w:val="-2"/>
                                     <w:sz w:val="24"/>
                                     <w:szCs w:val="24"/>
@@ -511,8 +491,8 @@
                                   <w:pStyle w:val="NoSpacing"/>
                                   <w:spacing w:before="40" w:after="40"/>
                                   <w:rPr>
-                                    <w:rFonts w:ascii="Times New Roman" w:hAnsi="Times New Roman" w:cs="Times New Roman"/>
-                                    <w:b/>
+                                    <w:rFonts w:cs="Times New Roman"/>
+                                    <w:b w:val="0"/>
                                     <w:spacing w:val="-2"/>
                                     <w:sz w:val="24"/>
                                     <w:szCs w:val="24"/>
@@ -525,8 +505,8 @@
                                   <w:pStyle w:val="NoSpacing"/>
                                   <w:spacing w:before="40" w:after="40"/>
                                   <w:rPr>
-                                    <w:rFonts w:ascii="Times New Roman" w:hAnsi="Times New Roman" w:cs="Times New Roman"/>
-                                    <w:b/>
+                                    <w:rFonts w:cs="Times New Roman"/>
+                                    <w:b w:val="0"/>
                                     <w:spacing w:val="-2"/>
                                     <w:sz w:val="24"/>
                                     <w:szCs w:val="24"/>
@@ -540,8 +520,8 @@
                                   <w:spacing w:before="40" w:after="40"/>
                                   <w:jc w:val="center"/>
                                   <w:rPr>
-                                    <w:rFonts w:ascii="Times New Roman" w:hAnsi="Times New Roman" w:cs="Times New Roman"/>
-                                    <w:b/>
+                                    <w:rFonts w:cs="Times New Roman"/>
+                                    <w:b w:val="0"/>
                                     <w:spacing w:val="-2"/>
                                     <w:sz w:val="24"/>
                                     <w:szCs w:val="24"/>
@@ -550,8 +530,7 @@
                                 </w:pPr>
                                 <w:r>
                                   <w:rPr>
-                                    <w:rFonts w:ascii="Times New Roman" w:hAnsi="Times New Roman" w:cs="Times New Roman"/>
-                                    <w:b/>
+                                    <w:rFonts w:cs="Times New Roman"/>
                                     <w:spacing w:val="-2"/>
                                     <w:sz w:val="24"/>
                                     <w:szCs w:val="24"/>
@@ -566,8 +545,8 @@
                                   <w:spacing w:before="40" w:after="40"/>
                                   <w:jc w:val="center"/>
                                   <w:rPr>
-                                    <w:rFonts w:ascii="Times New Roman" w:hAnsi="Times New Roman" w:cs="Times New Roman"/>
-                                    <w:b/>
+                                    <w:rFonts w:cs="Times New Roman"/>
+                                    <w:b w:val="0"/>
                                     <w:spacing w:val="-2"/>
                                     <w:sz w:val="24"/>
                                     <w:szCs w:val="24"/>
@@ -576,8 +555,7 @@
                                 </w:pPr>
                                 <w:r>
                                   <w:rPr>
-                                    <w:rFonts w:ascii="Times New Roman" w:hAnsi="Times New Roman" w:cs="Times New Roman"/>
-                                    <w:b/>
+                                    <w:rFonts w:cs="Times New Roman"/>
                                     <w:spacing w:val="-2"/>
                                     <w:sz w:val="24"/>
                                     <w:szCs w:val="24"/>
@@ -612,7 +590,7 @@
                     <v:stroke joinstyle="miter"/>
                     <v:path gradientshapeok="t" o:connecttype="rect"/>
                   </v:shapetype>
-                  <v:shape id="Text Box 131" o:spid="_x0000_s1026" type="#_x0000_t202" style="position:absolute;margin-left:47.15pt;margin-top:28.55pt;width:389.75pt;height:529.2pt;z-index:-251658240;visibility:visible;mso-wrap-style:square;mso-width-percent:0;mso-height-percent:0;mso-wrap-distance-left:9pt;mso-wrap-distance-top:0;mso-wrap-distance-right:9pt;mso-wrap-distance-bottom:0;mso-position-horizontal:absolute;mso-position-horizontal-relative:text;mso-position-vertical:absolute;mso-position-vertical-relative:text;mso-width-percent:0;mso-height-percent:0;mso-width-relative:margin;mso-height-relative:margin;v-text-anchor:top" o:gfxdata="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" filled="f" stroked="f" strokeweight=".5pt">
+                  <v:shape id="Text Box 131" o:spid="_x0000_s1026" type="#_x0000_t202" style="position:absolute;margin-left:-41.05pt;margin-top:9.35pt;width:480pt;height:529.2pt;z-index:-251658240;visibility:visible;mso-wrap-style:square;mso-width-percent:0;mso-height-percent:0;mso-wrap-distance-left:9pt;mso-wrap-distance-top:0;mso-wrap-distance-right:9pt;mso-wrap-distance-bottom:0;mso-position-horizontal:absolute;mso-position-horizontal-relative:text;mso-position-vertical:absolute;mso-position-vertical-relative:text;mso-width-percent:0;mso-height-percent:0;mso-width-relative:margin;mso-height-relative:margin;v-text-anchor:top" o:gfxdata="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" filled="f" stroked="f" strokeweight=".5pt">
                     <v:textbox style="mso-fit-shape-to-text:t" inset="0,0,0,0">
                       <w:txbxContent>
                         <w:p>
@@ -621,7 +599,7 @@
                             <w:spacing w:before="40" w:after="560" w:line="216" w:lineRule="auto"/>
                             <w:jc w:val="center"/>
                             <w:rPr>
-                              <w:rFonts w:ascii="Times New Roman" w:hAnsi="Times New Roman" w:cs="Times New Roman"/>
+                              <w:rFonts w:cs="Times New Roman"/>
                               <w:color w:val="156082" w:themeColor="accent1"/>
                               <w:sz w:val="24"/>
                               <w:szCs w:val="24"/>
@@ -629,7 +607,7 @@
                           </w:pPr>
                           <w:r>
                             <w:rPr>
-                              <w:rFonts w:ascii="Times New Roman" w:hAnsi="Times New Roman" w:cs="Times New Roman"/>
+                              <w:rFonts w:cs="Times New Roman"/>
                               <w:noProof/>
                               <w:sz w:val="24"/>
                               <w:szCs w:val="24"/>
@@ -676,67 +654,11 @@
                         <w:p>
                           <w:pPr>
                             <w:pStyle w:val="NoSpacing"/>
-                            <w:spacing w:before="40" w:after="560" w:line="216" w:lineRule="auto"/>
-                            <w:jc w:val="center"/>
-                            <w:rPr>
-                              <w:rFonts w:ascii="Times New Roman" w:hAnsi="Times New Roman" w:cs="Times New Roman"/>
-                              <w:color w:val="156082" w:themeColor="accent1"/>
-                              <w:sz w:val="24"/>
-                              <w:szCs w:val="24"/>
-                            </w:rPr>
-                          </w:pPr>
-                        </w:p>
-                        <w:p>
-                          <w:pPr>
-                            <w:pStyle w:val="NoSpacing"/>
-                            <w:spacing w:before="40" w:after="560" w:line="216" w:lineRule="auto"/>
-                            <w:jc w:val="center"/>
-                            <w:rPr>
-                              <w:rFonts w:ascii="Times New Roman" w:hAnsi="Times New Roman" w:cs="Times New Roman"/>
-                              <w:color w:val="156082" w:themeColor="accent1"/>
-                              <w:sz w:val="24"/>
-                              <w:szCs w:val="24"/>
-                              <w:lang w:val="es-ES"/>
-                            </w:rPr>
-                          </w:pPr>
-                          <w:sdt>
-                            <w:sdtPr>
-                              <w:rPr>
-                                <w:rFonts w:ascii="Times New Roman" w:eastAsia="Times New Roman" w:hAnsi="Times New Roman" w:cs="Times New Roman"/>
-                                <w:b/>
-                                <w:sz w:val="24"/>
-                                <w:szCs w:val="24"/>
-                                <w:lang w:val="es-ES"/>
-                              </w:rPr>
-                              <w:alias w:val="Title"/>
-                              <w:tag w:val=""/>
-                              <w:id w:val="151731938"/>
-                              <w:dataBinding w:prefixMappings="xmlns:ns0='http://purl.org/dc/elements/1.1/' xmlns:ns1='http://schemas.openxmlformats.org/package/2006/metadata/core-properties' " w:xpath="/ns1:coreProperties[1]/ns0:title[1]" w:storeItemID="{6C3C8BC8-F283-45AE-878A-BAB7291924A1}"/>
-                              <w:text/>
-                            </w:sdtPr>
-                            <w:sdtContent>
-                              <w:r>
-                                <w:rPr>
-                                  <w:rFonts w:ascii="Times New Roman" w:eastAsia="Times New Roman" w:hAnsi="Times New Roman" w:cs="Times New Roman"/>
-                                  <w:b/>
-                                  <w:sz w:val="24"/>
-                                  <w:szCs w:val="24"/>
-                                  <w:lang w:val="es-ES"/>
-                                </w:rPr>
-                                <w:t>CARRERA DE TECNOLOGÍA EN ADMINISTRACIÓN DE EMPRESAS Y EMPRENDIMIENTO</w:t>
-                              </w:r>
-                            </w:sdtContent>
-                          </w:sdt>
-                        </w:p>
-                        <w:p>
-                          <w:pPr>
-                            <w:pStyle w:val="NoSpacing"/>
                             <w:spacing w:before="40" w:after="40"/>
                             <w:jc w:val="center"/>
                             <w:rPr>
-                              <w:rFonts w:ascii="Times New Roman" w:hAnsi="Times New Roman" w:cs="Times New Roman"/>
-                              <w:b/>
-                              <w:spacing w:val="-2"/>
+                              <w:rFonts w:eastAsia="Times New Roman" w:cs="Times New Roman"/>
+                              <w:b w:val="0"/>
                               <w:sz w:val="24"/>
                               <w:szCs w:val="24"/>
                               <w:lang w:val="es-ES"/>
@@ -749,8 +671,56 @@
                             <w:spacing w:before="40" w:after="40"/>
                             <w:jc w:val="center"/>
                             <w:rPr>
-                              <w:rFonts w:ascii="Times New Roman" w:hAnsi="Times New Roman" w:cs="Times New Roman"/>
-                              <w:b/>
+                              <w:rFonts w:eastAsia="Times New Roman" w:cs="Times New Roman"/>
+                              <w:b w:val="0"/>
+                              <w:sz w:val="24"/>
+                              <w:szCs w:val="24"/>
+                              <w:lang w:val="es-ES"/>
+                            </w:rPr>
+                          </w:pPr>
+                          <w:r>
+                            <w:rPr>
+                              <w:rFonts w:eastAsia="Times New Roman" w:cs="Times New Roman"/>
+                              <w:sz w:val="24"/>
+                              <w:szCs w:val="24"/>
+                              <w:lang w:val="es-ES"/>
+                            </w:rPr>
+                            <w:t>CARRERA DE TECNOLOGÍA EN ADMINISTRACIÓN DE</w:t>
+                          </w:r>
+                        </w:p>
+                        <w:p>
+                          <w:pPr>
+                            <w:pStyle w:val="NoSpacing"/>
+                            <w:spacing w:before="40" w:after="40"/>
+                            <w:jc w:val="center"/>
+                            <w:rPr>
+                              <w:rFonts w:cs="Times New Roman"/>
+                              <w:b w:val="0"/>
+                              <w:spacing w:val="-2"/>
+                              <w:sz w:val="24"/>
+                              <w:szCs w:val="24"/>
+                              <w:lang w:val="es-ES"/>
+                            </w:rPr>
+                          </w:pPr>
+                          <w:r>
+                            <w:rPr>
+                              <w:rFonts w:eastAsia="Times New Roman" w:cs="Times New Roman"/>
+                              <w:b w:val="0"/>
+                              <w:sz w:val="24"/>
+                              <w:szCs w:val="24"/>
+                              <w:lang w:val="es-ES"/>
+                            </w:rPr>
+                            <w:t>EMPRESAS Y EMPRENDIMIENTO</w:t>
+                          </w:r>
+                        </w:p>
+                        <w:p>
+                          <w:pPr>
+                            <w:pStyle w:val="NoSpacing"/>
+                            <w:spacing w:before="40" w:after="40"/>
+                            <w:jc w:val="center"/>
+                            <w:rPr>
+                              <w:rFonts w:cs="Times New Roman"/>
+                              <w:b w:val="0"/>
                               <w:spacing w:val="-2"/>
                               <w:sz w:val="24"/>
                               <w:szCs w:val="24"/>
@@ -764,8 +734,23 @@
                             <w:spacing w:before="40" w:after="40"/>
                             <w:jc w:val="center"/>
                             <w:rPr>
-                              <w:rFonts w:ascii="Times New Roman" w:hAnsi="Times New Roman" w:cs="Times New Roman"/>
-                              <w:b/>
+                              <w:rFonts w:cs="Times New Roman"/>
+                              <w:b w:val="0"/>
+                              <w:spacing w:val="-2"/>
+                              <w:sz w:val="24"/>
+                              <w:szCs w:val="24"/>
+                              <w:lang w:val="es-ES"/>
+                            </w:rPr>
+                          </w:pPr>
+                        </w:p>
+                        <w:p>
+                          <w:pPr>
+                            <w:pStyle w:val="NoSpacing"/>
+                            <w:spacing w:before="40" w:after="40"/>
+                            <w:jc w:val="center"/>
+                            <w:rPr>
+                              <w:rFonts w:cs="Times New Roman"/>
+                              <w:b w:val="0"/>
                               <w:bCs/>
                               <w:spacing w:val="-2"/>
                               <w:sz w:val="24"/>
@@ -775,8 +760,7 @@
                           </w:pPr>
                           <w:r>
                             <w:rPr>
-                              <w:rFonts w:ascii="Times New Roman" w:hAnsi="Times New Roman" w:cs="Times New Roman"/>
-                              <w:b/>
+                              <w:rFonts w:cs="Times New Roman"/>
                               <w:bCs/>
                               <w:spacing w:val="-2"/>
                               <w:sz w:val="24"/>
@@ -792,8 +776,8 @@
                             <w:spacing w:before="40" w:after="40"/>
                             <w:jc w:val="center"/>
                             <w:rPr>
-                              <w:rFonts w:ascii="Times New Roman" w:hAnsi="Times New Roman" w:cs="Times New Roman"/>
-                              <w:b/>
+                              <w:rFonts w:cs="Times New Roman"/>
+                              <w:b w:val="0"/>
                               <w:bCs/>
                               <w:spacing w:val="-2"/>
                               <w:sz w:val="24"/>
@@ -803,8 +787,7 @@
                           </w:pPr>
                           <w:r>
                             <w:rPr>
-                              <w:rFonts w:ascii="Times New Roman" w:hAnsi="Times New Roman" w:cs="Times New Roman"/>
-                              <w:b/>
+                              <w:rFonts w:cs="Times New Roman"/>
                               <w:bCs/>
                               <w:spacing w:val="-2"/>
                               <w:sz w:val="24"/>
@@ -816,8 +799,7 @@
                           <w:proofErr w:type="spellStart"/>
                           <w:r>
                             <w:rPr>
-                              <w:rFonts w:ascii="Times New Roman" w:hAnsi="Times New Roman" w:cs="Times New Roman"/>
-                              <w:b/>
+                              <w:rFonts w:cs="Times New Roman"/>
                               <w:bCs/>
                               <w:spacing w:val="-2"/>
                               <w:sz w:val="24"/>
@@ -829,8 +811,7 @@
                           <w:proofErr w:type="spellEnd"/>
                           <w:r>
                             <w:rPr>
-                              <w:rFonts w:ascii="Times New Roman" w:hAnsi="Times New Roman" w:cs="Times New Roman"/>
-                              <w:b/>
+                              <w:rFonts w:cs="Times New Roman"/>
                               <w:bCs/>
                               <w:spacing w:val="-2"/>
                               <w:sz w:val="24"/>
@@ -845,8 +826,8 @@
                             <w:pStyle w:val="NoSpacing"/>
                             <w:spacing w:before="40" w:after="40"/>
                             <w:rPr>
-                              <w:rFonts w:ascii="Times New Roman" w:hAnsi="Times New Roman" w:cs="Times New Roman"/>
-                              <w:b/>
+                              <w:rFonts w:cs="Times New Roman"/>
+                              <w:b w:val="0"/>
                               <w:spacing w:val="-2"/>
                               <w:sz w:val="24"/>
                               <w:szCs w:val="24"/>
@@ -855,8 +836,7 @@
                           </w:pPr>
                           <w:r>
                             <w:rPr>
-                              <w:rFonts w:ascii="Times New Roman" w:hAnsi="Times New Roman" w:cs="Times New Roman"/>
-                              <w:b/>
+                              <w:rFonts w:cs="Times New Roman"/>
                               <w:spacing w:val="-2"/>
                               <w:sz w:val="24"/>
                               <w:szCs w:val="24"/>
@@ -870,22 +850,8 @@
                             <w:pStyle w:val="NoSpacing"/>
                             <w:spacing w:before="40" w:after="40"/>
                             <w:rPr>
-                              <w:rFonts w:ascii="Times New Roman" w:hAnsi="Times New Roman" w:cs="Times New Roman"/>
-                              <w:b/>
-                              <w:spacing w:val="-2"/>
-                              <w:sz w:val="24"/>
-                              <w:szCs w:val="24"/>
-                              <w:lang w:val="es-ES"/>
-                            </w:rPr>
-                          </w:pPr>
-                        </w:p>
-                        <w:p>
-                          <w:pPr>
-                            <w:pStyle w:val="NoSpacing"/>
-                            <w:spacing w:before="40" w:after="40"/>
-                            <w:rPr>
-                              <w:rFonts w:ascii="Times New Roman" w:hAnsi="Times New Roman" w:cs="Times New Roman"/>
-                              <w:b/>
+                              <w:rFonts w:cs="Times New Roman"/>
+                              <w:b w:val="0"/>
                               <w:spacing w:val="-2"/>
                               <w:sz w:val="24"/>
                               <w:szCs w:val="24"/>
@@ -899,8 +865,8 @@
                             <w:spacing w:before="40" w:after="40"/>
                             <w:jc w:val="right"/>
                             <w:rPr>
-                              <w:rFonts w:ascii="Times New Roman" w:hAnsi="Times New Roman" w:cs="Times New Roman"/>
-                              <w:b/>
+                              <w:rFonts w:cs="Times New Roman"/>
+                              <w:b w:val="0"/>
                               <w:spacing w:val="-2"/>
                               <w:sz w:val="24"/>
                               <w:szCs w:val="24"/>
@@ -909,8 +875,7 @@
                           </w:pPr>
                           <w:r>
                             <w:rPr>
-                              <w:rFonts w:ascii="Times New Roman" w:hAnsi="Times New Roman" w:cs="Times New Roman"/>
-                              <w:b/>
+                              <w:rFonts w:cs="Times New Roman"/>
                               <w:spacing w:val="-2"/>
                               <w:sz w:val="24"/>
                               <w:szCs w:val="24"/>
@@ -925,8 +890,8 @@
                             <w:spacing w:before="40" w:after="40"/>
                             <w:jc w:val="right"/>
                             <w:rPr>
-                              <w:rFonts w:ascii="Times New Roman" w:hAnsi="Times New Roman" w:cs="Times New Roman"/>
-                              <w:b/>
+                              <w:rFonts w:cs="Times New Roman"/>
+                              <w:b w:val="0"/>
                               <w:spacing w:val="-2"/>
                               <w:sz w:val="24"/>
                               <w:szCs w:val="24"/>
@@ -935,8 +900,7 @@
                           </w:pPr>
                           <w:r>
                             <w:rPr>
-                              <w:rFonts w:ascii="Times New Roman" w:hAnsi="Times New Roman" w:cs="Times New Roman"/>
-                              <w:b/>
+                              <w:rFonts w:cs="Times New Roman"/>
                               <w:spacing w:val="-2"/>
                               <w:sz w:val="24"/>
                               <w:szCs w:val="24"/>
@@ -947,8 +911,7 @@
                           <w:proofErr w:type="spellStart"/>
                           <w:r>
                             <w:rPr>
-                              <w:rFonts w:ascii="Times New Roman" w:hAnsi="Times New Roman" w:cs="Times New Roman"/>
-                              <w:b/>
+                              <w:rFonts w:cs="Times New Roman"/>
                               <w:spacing w:val="-2"/>
                               <w:sz w:val="24"/>
                               <w:szCs w:val="24"/>
@@ -959,8 +922,7 @@
                           <w:proofErr w:type="spellEnd"/>
                           <w:r>
                             <w:rPr>
-                              <w:rFonts w:ascii="Times New Roman" w:hAnsi="Times New Roman" w:cs="Times New Roman"/>
-                              <w:b/>
+                              <w:rFonts w:cs="Times New Roman"/>
                               <w:spacing w:val="-2"/>
                               <w:sz w:val="24"/>
                               <w:szCs w:val="24"/>
@@ -970,8 +932,7 @@
                           </w:r>
                           <w:r>
                             <w:rPr>
-                              <w:rFonts w:ascii="Times New Roman" w:hAnsi="Times New Roman" w:cs="Times New Roman"/>
-                              <w:b/>
+                              <w:rFonts w:cs="Times New Roman"/>
                               <w:spacing w:val="-2"/>
                               <w:sz w:val="24"/>
                               <w:szCs w:val="24"/>
@@ -986,8 +947,8 @@
                             <w:spacing w:before="40" w:after="40"/>
                             <w:jc w:val="right"/>
                             <w:rPr>
-                              <w:rFonts w:ascii="Times New Roman" w:hAnsi="Times New Roman" w:cs="Times New Roman"/>
-                              <w:b/>
+                              <w:rFonts w:cs="Times New Roman"/>
+                              <w:b w:val="0"/>
                               <w:spacing w:val="-2"/>
                               <w:sz w:val="24"/>
                               <w:szCs w:val="24"/>
@@ -996,8 +957,7 @@
                           </w:pPr>
                           <w:r>
                             <w:rPr>
-                              <w:rFonts w:ascii="Times New Roman" w:hAnsi="Times New Roman" w:cs="Times New Roman"/>
-                              <w:b/>
+                              <w:rFonts w:cs="Times New Roman"/>
                               <w:spacing w:val="-2"/>
                               <w:sz w:val="24"/>
                               <w:szCs w:val="24"/>
@@ -1012,8 +972,8 @@
                             <w:spacing w:before="40" w:after="40"/>
                             <w:jc w:val="right"/>
                             <w:rPr>
-                              <w:rFonts w:ascii="Times New Roman" w:hAnsi="Times New Roman" w:cs="Times New Roman"/>
-                              <w:b/>
+                              <w:rFonts w:cs="Times New Roman"/>
+                              <w:b w:val="0"/>
                               <w:spacing w:val="-2"/>
                               <w:sz w:val="24"/>
                               <w:szCs w:val="24"/>
@@ -1022,8 +982,7 @@
                           </w:pPr>
                           <w:r>
                             <w:rPr>
-                              <w:rFonts w:ascii="Times New Roman" w:hAnsi="Times New Roman" w:cs="Times New Roman"/>
-                              <w:b/>
+                              <w:rFonts w:cs="Times New Roman"/>
                               <w:spacing w:val="-2"/>
                               <w:sz w:val="24"/>
                               <w:szCs w:val="24"/>
@@ -1037,8 +996,8 @@
                             <w:pStyle w:val="NoSpacing"/>
                             <w:spacing w:before="40" w:after="40"/>
                             <w:rPr>
-                              <w:rFonts w:ascii="Times New Roman" w:hAnsi="Times New Roman" w:cs="Times New Roman"/>
-                              <w:b/>
+                              <w:rFonts w:cs="Times New Roman"/>
+                              <w:b w:val="0"/>
                               <w:spacing w:val="-2"/>
                               <w:sz w:val="24"/>
                               <w:szCs w:val="24"/>
@@ -1051,8 +1010,8 @@
                             <w:pStyle w:val="NoSpacing"/>
                             <w:spacing w:before="40" w:after="40"/>
                             <w:rPr>
-                              <w:rFonts w:ascii="Times New Roman" w:hAnsi="Times New Roman" w:cs="Times New Roman"/>
-                              <w:b/>
+                              <w:rFonts w:cs="Times New Roman"/>
+                              <w:b w:val="0"/>
                               <w:spacing w:val="-2"/>
                               <w:sz w:val="24"/>
                               <w:szCs w:val="24"/>
@@ -1065,8 +1024,8 @@
                             <w:pStyle w:val="NoSpacing"/>
                             <w:spacing w:before="40" w:after="40"/>
                             <w:rPr>
-                              <w:rFonts w:ascii="Times New Roman" w:hAnsi="Times New Roman" w:cs="Times New Roman"/>
-                              <w:b/>
+                              <w:rFonts w:cs="Times New Roman"/>
+                              <w:b w:val="0"/>
                               <w:spacing w:val="-2"/>
                               <w:sz w:val="24"/>
                               <w:szCs w:val="24"/>
@@ -1080,8 +1039,8 @@
                             <w:spacing w:before="40" w:after="40"/>
                             <w:jc w:val="center"/>
                             <w:rPr>
-                              <w:rFonts w:ascii="Times New Roman" w:hAnsi="Times New Roman" w:cs="Times New Roman"/>
-                              <w:b/>
+                              <w:rFonts w:cs="Times New Roman"/>
+                              <w:b w:val="0"/>
                               <w:spacing w:val="-2"/>
                               <w:sz w:val="24"/>
                               <w:szCs w:val="24"/>
@@ -1090,8 +1049,7 @@
                           </w:pPr>
                           <w:r>
                             <w:rPr>
-                              <w:rFonts w:ascii="Times New Roman" w:hAnsi="Times New Roman" w:cs="Times New Roman"/>
-                              <w:b/>
+                              <w:rFonts w:cs="Times New Roman"/>
                               <w:spacing w:val="-2"/>
                               <w:sz w:val="24"/>
                               <w:szCs w:val="24"/>
@@ -1106,8 +1064,8 @@
                             <w:spacing w:before="40" w:after="40"/>
                             <w:jc w:val="center"/>
                             <w:rPr>
-                              <w:rFonts w:ascii="Times New Roman" w:hAnsi="Times New Roman" w:cs="Times New Roman"/>
-                              <w:b/>
+                              <w:rFonts w:cs="Times New Roman"/>
+                              <w:b w:val="0"/>
                               <w:spacing w:val="-2"/>
                               <w:sz w:val="24"/>
                               <w:szCs w:val="24"/>
@@ -1116,8 +1074,7 @@
                           </w:pPr>
                           <w:r>
                             <w:rPr>
-                              <w:rFonts w:ascii="Times New Roman" w:hAnsi="Times New Roman" w:cs="Times New Roman"/>
-                              <w:b/>
+                              <w:rFonts w:cs="Times New Roman"/>
                               <w:spacing w:val="-2"/>
                               <w:sz w:val="24"/>
                               <w:szCs w:val="24"/>
@@ -1147,10 +1104,45 @@
     <w:p/>
     <w:p/>
     <w:p/>
+    <w:p>
+      <w:pPr>
+        <w:widowControl/>
+        <w:autoSpaceDE/>
+        <w:autoSpaceDN/>
+        <w:spacing w:after="160" w:line="259" w:lineRule="auto"/>
+      </w:pPr>
+      <w:r>
+        <w:br w:type="page"/>
+      </w:r>
+    </w:p>
+    <w:p>
+      <w:pPr>
+        <w:pStyle w:val="NoSpacing"/>
+      </w:pPr>
+      <w:r>
+        <w:lastRenderedPageBreak/>
+        <w:t>DEDICATORIA</w:t>
+      </w:r>
+    </w:p>
     <w:p/>
     <w:p/>
     <w:p/>
     <w:p/>
+    <w:p>
+      <w:proofErr w:type="spellStart"/>
+      <w:r>
+        <w:t>xdsdsada</w:t>
+      </w:r>
+      <w:proofErr w:type="spellEnd"/>
+    </w:p>
+    <w:p/>
+    <w:p/>
+    <w:p/>
+    <w:p>
+      <w:r>
+        <w:t>AGRADECIMIENTO</w:t>
+      </w:r>
+    </w:p>
     <w:p/>
     <w:p/>
     <w:p/>
@@ -1176,11 +1168,19 @@
         <w:br w:type="page"/>
       </w:r>
     </w:p>
+    <w:p>
+      <w:r>
+        <w:lastRenderedPageBreak/>
+        <w:br w:type="page"/>
+      </w:r>
+    </w:p>
+    <w:p/>
     <w:sectPr>
       <w:headerReference w:type="default" r:id="rId7"/>
-      <w:headerReference w:type="first" r:id="rId8"/>
+      <w:footerReference w:type="default" r:id="rId8"/>
+      <w:headerReference w:type="first" r:id="rId9"/>
       <w:pgSz w:w="12240" w:h="15840"/>
-      <w:pgMar w:top="1440" w:right="1440" w:bottom="1440" w:left="1440" w:header="720" w:footer="720" w:gutter="0"/>
+      <w:pgMar w:top="1699" w:right="1699" w:bottom="1699" w:left="2261" w:header="720" w:footer="720" w:gutter="0"/>
       <w:pgNumType w:start="0"/>
       <w:cols w:space="720"/>
       <w:titlePg/>
@@ -1194,9 +1194,6 @@
 <w:endnotes xmlns:wpc="http://schemas.microsoft.com/office/word/2010/wordprocessingCanvas" xmlns:cx="http://schemas.microsoft.com/office/drawing/2014/chartex" xmlns:cx1="http://schemas.microsoft.com/office/drawing/2015/9/8/chartex" xmlns:cx2="http://schemas.microsoft.com/office/drawing/2015/10/21/chartex" xmlns:cx3="http://schemas.microsoft.com/office/drawing/2016/5/9/chartex" xmlns:cx4="http://schemas.microsoft.com/office/drawing/2016/5/10/chartex" xmlns:cx5="http://schemas.microsoft.com/office/drawing/2016/5/11/chartex" xmlns:cx6="http://schemas.microsoft.com/office/drawing/2016/5/12/chartex" xmlns:cx7="http://schemas.microsoft.com/office/drawing/2016/5/13/chartex" xmlns:cx8="http://schemas.microsoft.com/office/drawing/2016/5/14/chartex" xmlns:mc="http://schemas.openxmlformats.org/markup-compatibility/2006" xmlns:aink="http://schemas.microsoft.com/office/drawing/2016/ink" xmlns:am3d="http://schemas.microsoft.com/office/drawing/2017/model3d" xmlns:o="urn:schemas-microsoft-com:office:office" xmlns:oel="http://schemas.microsoft.com/office/2019/extlst" xmlns:r="http://schemas.openxmlformats.org/officeDocument/2006/relationships" xmlns:m="http://schemas.openxmlformats.org/officeDocument/2006/math" xmlns:v="urn:schemas-microsoft-com:vml" xmlns:wp14="http://schemas.microsoft.com/office/word/2010/wordprocessingDrawing" xmlns:wp="http://schemas.openxmlformats.org/drawingml/2006/wordprocessingDrawing" xmlns:w10="urn:schemas-microsoft-com:office:word" xmlns:w="http://schemas.openxmlformats.org/wordprocessingml/2006/main" xmlns:w14="http://schemas.microsoft.com/office/word/2010/wordml" xmlns:w15="http://schemas.microsoft.com/office/word/2012/wordml" xmlns:w16cex="http://schemas.microsoft.com/office/word/2018/wordml/cex" xmlns:w16cid="http://schemas.microsoft.com/office/word/2016/wordml/cid" xmlns:w16="http://schemas.microsoft.com/office/word/2018/wordml" xmlns:w16sdtdh="http://schemas.microsoft.com/office/word/2020/wordml/sdtdatahash" xmlns:w16se="http://schemas.microsoft.com/office/word/2015/wordml/symex" xmlns:wpg="http://schemas.microsoft.com/office/word/2010/wordprocessingGroup" xmlns:wpi="http://schemas.microsoft.com/office/word/2010/wordprocessingInk" xmlns:wne="http://schemas.microsoft.com/office/word/2006/wordml" xmlns:wps="http://schemas.microsoft.com/office/word/2010/wordprocessingShape" mc:Ignorable="w14 w15 w16se w16cid w16 w16cex w16sdtdh wp14">
   <w:endnote w:type="separator" w:id="-1">
     <w:p>
-      <w:pPr>
-        <w:spacing w:after="0" w:line="240" w:lineRule="auto"/>
-      </w:pPr>
       <w:r>
         <w:separator/>
       </w:r>
@@ -1204,9 +1201,6 @@
   </w:endnote>
   <w:endnote w:type="continuationSeparator" w:id="0">
     <w:p>
-      <w:pPr>
-        <w:spacing w:after="0" w:line="240" w:lineRule="auto"/>
-      </w:pPr>
       <w:r>
         <w:continuationSeparator/>
       </w:r>
@@ -1215,13 +1209,69 @@
 </w:endnotes>
 </file>
 
+<file path=word/footer1.xml><?xml version="1.0" encoding="utf-8"?>
+<w:ftr xmlns:wpc="http://schemas.microsoft.com/office/word/2010/wordprocessingCanvas" xmlns:cx="http://schemas.microsoft.com/office/drawing/2014/chartex" xmlns:cx1="http://schemas.microsoft.com/office/drawing/2015/9/8/chartex" xmlns:cx2="http://schemas.microsoft.com/office/drawing/2015/10/21/chartex" xmlns:cx3="http://schemas.microsoft.com/office/drawing/2016/5/9/chartex" xmlns:cx4="http://schemas.microsoft.com/office/drawing/2016/5/10/chartex" xmlns:cx5="http://schemas.microsoft.com/office/drawing/2016/5/11/chartex" xmlns:cx6="http://schemas.microsoft.com/office/drawing/2016/5/12/chartex" xmlns:cx7="http://schemas.microsoft.com/office/drawing/2016/5/13/chartex" xmlns:cx8="http://schemas.microsoft.com/office/drawing/2016/5/14/chartex" xmlns:mc="http://schemas.openxmlformats.org/markup-compatibility/2006" xmlns:aink="http://schemas.microsoft.com/office/drawing/2016/ink" xmlns:am3d="http://schemas.microsoft.com/office/drawing/2017/model3d" xmlns:o="urn:schemas-microsoft-com:office:office" xmlns:oel="http://schemas.microsoft.com/office/2019/extlst" xmlns:r="http://schemas.openxmlformats.org/officeDocument/2006/relationships" xmlns:m="http://schemas.openxmlformats.org/officeDocument/2006/math" xmlns:v="urn:schemas-microsoft-com:vml" xmlns:wp14="http://schemas.microsoft.com/office/word/2010/wordprocessingDrawing" xmlns:wp="http://schemas.openxmlformats.org/drawingml/2006/wordprocessingDrawing" xmlns:w10="urn:schemas-microsoft-com:office:word" xmlns:w="http://schemas.openxmlformats.org/wordprocessingml/2006/main" xmlns:w14="http://schemas.microsoft.com/office/word/2010/wordml" xmlns:w15="http://schemas.microsoft.com/office/word/2012/wordml" xmlns:w16cex="http://schemas.microsoft.com/office/word/2018/wordml/cex" xmlns:w16cid="http://schemas.microsoft.com/office/word/2016/wordml/cid" xmlns:w16="http://schemas.microsoft.com/office/word/2018/wordml" xmlns:w16sdtdh="http://schemas.microsoft.com/office/word/2020/wordml/sdtdatahash" xmlns:w16se="http://schemas.microsoft.com/office/word/2015/wordml/symex" xmlns:wpg="http://schemas.microsoft.com/office/word/2010/wordprocessingGroup" xmlns:wpi="http://schemas.microsoft.com/office/word/2010/wordprocessingInk" xmlns:wne="http://schemas.microsoft.com/office/word/2006/wordml" xmlns:wps="http://schemas.microsoft.com/office/word/2010/wordprocessingShape" mc:Ignorable="w14 w15 w16se w16cid w16 w16cex w16sdtdh wp14">
+  <w:p>
+    <w:pPr>
+      <w:pStyle w:val="Footer"/>
+    </w:pPr>
+    <w:r>
+      <w:rPr>
+        <w:noProof/>
+        <w:sz w:val="20"/>
+      </w:rPr>
+      <w:drawing>
+        <wp:anchor distT="0" distB="0" distL="0" distR="0" simplePos="0" relativeHeight="251663360" behindDoc="1" locked="0" layoutInCell="1" allowOverlap="1" wp14:anchorId="7CAB5F9F" wp14:editId="438D8F49">
+          <wp:simplePos x="0" y="0"/>
+          <wp:positionH relativeFrom="page">
+            <wp:posOffset>187960</wp:posOffset>
+          </wp:positionH>
+          <wp:positionV relativeFrom="page">
+            <wp:posOffset>9220835</wp:posOffset>
+          </wp:positionV>
+          <wp:extent cx="7384816" cy="621665"/>
+          <wp:effectExtent l="0" t="0" r="6985" b="6985"/>
+          <wp:wrapNone/>
+          <wp:docPr id="6" name="Image 4"/>
+          <wp:cNvGraphicFramePr>
+            <a:graphicFrameLocks xmlns:a="http://schemas.openxmlformats.org/drawingml/2006/main"/>
+          </wp:cNvGraphicFramePr>
+          <a:graphic xmlns:a="http://schemas.openxmlformats.org/drawingml/2006/main">
+            <a:graphicData uri="http://schemas.openxmlformats.org/drawingml/2006/picture">
+              <pic:pic xmlns:pic="http://schemas.openxmlformats.org/drawingml/2006/picture">
+                <pic:nvPicPr>
+                  <pic:cNvPr id="4" name="Image 4"/>
+                  <pic:cNvPicPr/>
+                </pic:nvPicPr>
+                <pic:blipFill>
+                  <a:blip r:embed="rId1" cstate="print"/>
+                  <a:stretch>
+                    <a:fillRect/>
+                  </a:stretch>
+                </pic:blipFill>
+                <pic:spPr>
+                  <a:xfrm>
+                    <a:off x="0" y="0"/>
+                    <a:ext cx="7384816" cy="621665"/>
+                  </a:xfrm>
+                  <a:prstGeom prst="rect">
+                    <a:avLst/>
+                  </a:prstGeom>
+                </pic:spPr>
+              </pic:pic>
+            </a:graphicData>
+          </a:graphic>
+        </wp:anchor>
+      </w:drawing>
+    </w:r>
+  </w:p>
+</w:ftr>
+</file>
+
 <file path=word/footnotes.xml><?xml version="1.0" encoding="utf-8"?>
 <w:footnotes xmlns:wpc="http://schemas.microsoft.com/office/word/2010/wordprocessingCanvas" xmlns:cx="http://schemas.microsoft.com/office/drawing/2014/chartex" xmlns:cx1="http://schemas.microsoft.com/office/drawing/2015/9/8/chartex" xmlns:cx2="http://schemas.microsoft.com/office/drawing/2015/10/21/chartex" xmlns:cx3="http://schemas.microsoft.com/office/drawing/2016/5/9/chartex" xmlns:cx4="http://schemas.microsoft.com/office/drawing/2016/5/10/chartex" xmlns:cx5="http://schemas.microsoft.com/office/drawing/2016/5/11/chartex" xmlns:cx6="http://schemas.microsoft.com/office/drawing/2016/5/12/chartex" xmlns:cx7="http://schemas.microsoft.com/office/drawing/2016/5/13/chartex" xmlns:cx8="http://schemas.microsoft.com/office/drawing/2016/5/14/chartex" xmlns:mc="http://schemas.openxmlformats.org/markup-compatibility/2006" xmlns:aink="http://schemas.microsoft.com/office/drawing/2016/ink" xmlns:am3d="http://schemas.microsoft.com/office/drawing/2017/model3d" xmlns:o="urn:schemas-microsoft-com:office:office" xmlns:oel="http://schemas.microsoft.com/office/2019/extlst" xmlns:r="http://schemas.openxmlformats.org/officeDocument/2006/relationships" xmlns:m="http://schemas.openxmlformats.org/officeDocument/2006/math" xmlns:v="urn:schemas-microsoft-com:vml" xmlns:wp14="http://schemas.microsoft.com/office/word/2010/wordprocessingDrawing" xmlns:wp="http://schemas.openxmlformats.org/drawingml/2006/wordprocessingDrawing" xmlns:w10="urn:schemas-microsoft-com:office:word" xmlns:w="http://schemas.openxmlformats.org/wordprocessingml/2006/main" xmlns:w14="http://schemas.microsoft.com/office/word/2010/wordml" xmlns:w15="http://schemas.microsoft.com/office/word/2012/wordml" xmlns:w16cex="http://schemas.microsoft.com/office/word/2018/wordml/cex" xmlns:w16cid="http://schemas.microsoft.com/office/word/2016/wordml/cid" xmlns:w16="http://schemas.microsoft.com/office/word/2018/wordml" xmlns:w16sdtdh="http://schemas.microsoft.com/office/word/2020/wordml/sdtdatahash" xmlns:w16se="http://schemas.microsoft.com/office/word/2015/wordml/symex" xmlns:wpg="http://schemas.microsoft.com/office/word/2010/wordprocessingGroup" xmlns:wpi="http://schemas.microsoft.com/office/word/2010/wordprocessingInk" xmlns:wne="http://schemas.microsoft.com/office/word/2006/wordml" xmlns:wps="http://schemas.microsoft.com/office/word/2010/wordprocessingShape" mc:Ignorable="w14 w15 w16se w16cid w16 w16cex w16sdtdh wp14">
   <w:footnote w:type="separator" w:id="-1">
     <w:p>
-      <w:pPr>
-        <w:spacing w:after="0" w:line="240" w:lineRule="auto"/>
-      </w:pPr>
       <w:r>
         <w:separator/>
       </w:r>
@@ -1229,9 +1279,6 @@
   </w:footnote>
   <w:footnote w:type="continuationSeparator" w:id="0">
     <w:p>
-      <w:pPr>
-        <w:spacing w:after="0" w:line="240" w:lineRule="auto"/>
-      </w:pPr>
       <w:r>
         <w:continuationSeparator/>
       </w:r>
@@ -1252,10 +1299,10 @@
         <w:sz w:val="20"/>
       </w:rPr>
       <w:drawing>
-        <wp:anchor distT="0" distB="0" distL="114300" distR="114300" simplePos="0" relativeHeight="251661312" behindDoc="1" locked="0" layoutInCell="1" allowOverlap="1" wp14:anchorId="5816B458" wp14:editId="088D2454">
+        <wp:anchor distT="0" distB="0" distL="114300" distR="114300" simplePos="0" relativeHeight="251661312" behindDoc="1" locked="0" layoutInCell="1" allowOverlap="1" wp14:anchorId="5816B458" wp14:editId="613EF7E9">
           <wp:simplePos x="0" y="0"/>
           <wp:positionH relativeFrom="column">
-            <wp:posOffset>-781050</wp:posOffset>
+            <wp:posOffset>-1295400</wp:posOffset>
           </wp:positionH>
           <wp:positionV relativeFrom="paragraph">
             <wp:posOffset>-190500</wp:posOffset>
@@ -1271,7 +1318,7 @@
               <wp:lineTo x="0" y="0"/>
             </wp:wrapPolygon>
           </wp:wrapTight>
-          <wp:docPr id="4" name="Image 1"/>
+          <wp:docPr id="2" name="Image 1"/>
           <wp:cNvGraphicFramePr>
             <a:graphicFrameLocks xmlns:a="http://schemas.openxmlformats.org/drawingml/2006/main"/>
           </wp:cNvGraphicFramePr>
@@ -1331,10 +1378,10 @@
         <w:sz w:val="20"/>
       </w:rPr>
       <w:drawing>
-        <wp:anchor distT="0" distB="0" distL="114300" distR="114300" simplePos="0" relativeHeight="251659264" behindDoc="1" locked="0" layoutInCell="1" allowOverlap="1" wp14:anchorId="5D2B301B" wp14:editId="13E4FFED">
+        <wp:anchor distT="0" distB="0" distL="114300" distR="114300" simplePos="0" relativeHeight="251659264" behindDoc="1" locked="0" layoutInCell="1" allowOverlap="1" wp14:anchorId="5D2B301B" wp14:editId="20F03359">
           <wp:simplePos x="0" y="0"/>
           <wp:positionH relativeFrom="column">
-            <wp:posOffset>-819150</wp:posOffset>
+            <wp:posOffset>-1295400</wp:posOffset>
           </wp:positionH>
           <wp:positionV relativeFrom="paragraph">
             <wp:posOffset>-171450</wp:posOffset>
@@ -1350,7 +1397,7 @@
               <wp:lineTo x="0" y="0"/>
             </wp:wrapPolygon>
           </wp:wrapTight>
-          <wp:docPr id="3" name="Image 1"/>
+          <wp:docPr id="7" name="Image 1"/>
           <wp:cNvGraphicFramePr>
             <a:graphicFrameLocks xmlns:a="http://schemas.openxmlformats.org/drawingml/2006/main"/>
           </wp:cNvGraphicFramePr>
@@ -1797,7 +1844,18 @@
   <w:style w:type="paragraph" w:default="1" w:styleId="Normal">
     <w:name w:val="Normal"/>
     <w:qFormat/>
-    <w:rsid w:val="00922C9D"/>
+    <w:rsid w:val="00BC6B38"/>
+    <w:pPr>
+      <w:widowControl w:val="0"/>
+      <w:autoSpaceDE w:val="0"/>
+      <w:autoSpaceDN w:val="0"/>
+      <w:spacing w:after="0" w:line="240" w:lineRule="auto"/>
+    </w:pPr>
+    <w:rPr>
+      <w:rFonts w:ascii="Times New Roman" w:eastAsia="Times New Roman" w:hAnsi="Times New Roman" w:cs="Times New Roman"/>
+      <w:sz w:val="24"/>
+      <w14:ligatures w14:val="none"/>
+    </w:rPr>
   </w:style>
   <w:style w:type="paragraph" w:styleId="Heading1">
     <w:name w:val="heading 1"/>
@@ -1923,7 +1981,7 @@
     <w:pPr>
       <w:keepNext/>
       <w:keepLines/>
-      <w:spacing w:before="40" w:after="0"/>
+      <w:spacing w:before="40"/>
       <w:outlineLvl w:val="5"/>
     </w:pPr>
     <w:rPr>
@@ -1946,7 +2004,7 @@
     <w:pPr>
       <w:keepNext/>
       <w:keepLines/>
-      <w:spacing w:before="40" w:after="0"/>
+      <w:spacing w:before="40"/>
       <w:outlineLvl w:val="6"/>
     </w:pPr>
     <w:rPr>
@@ -1967,7 +2025,6 @@
     <w:pPr>
       <w:keepNext/>
       <w:keepLines/>
-      <w:spacing w:after="0"/>
       <w:outlineLvl w:val="7"/>
     </w:pPr>
     <w:rPr>
@@ -1990,7 +2047,6 @@
     <w:pPr>
       <w:keepNext/>
       <w:keepLines/>
-      <w:spacing w:after="0"/>
       <w:outlineLvl w:val="8"/>
     </w:pPr>
     <w:rPr>
@@ -2153,7 +2209,7 @@
     <w:qFormat/>
     <w:rsid w:val="00584B73"/>
     <w:pPr>
-      <w:spacing w:after="80" w:line="240" w:lineRule="auto"/>
+      <w:spacing w:after="80"/>
       <w:contextualSpacing/>
     </w:pPr>
     <w:rPr>
@@ -2327,7 +2383,6 @@
         <w:tab w:val="center" w:pos="4513"/>
         <w:tab w:val="right" w:pos="9026"/>
       </w:tabs>
-      <w:spacing w:after="0" w:line="240" w:lineRule="auto"/>
     </w:pPr>
   </w:style>
   <w:style w:type="character" w:customStyle="1" w:styleId="HeaderChar">
@@ -2349,7 +2404,6 @@
         <w:tab w:val="center" w:pos="4513"/>
         <w:tab w:val="right" w:pos="9026"/>
       </w:tabs>
-      <w:spacing w:after="0" w:line="240" w:lineRule="auto"/>
     </w:pPr>
   </w:style>
   <w:style w:type="character" w:customStyle="1" w:styleId="FooterChar">
@@ -2361,27 +2415,36 @@
   </w:style>
   <w:style w:type="paragraph" w:styleId="NoSpacing">
     <w:name w:val="No Spacing"/>
+    <w:aliases w:val="Intro"/>
+    <w:basedOn w:val="Title"/>
     <w:link w:val="NoSpacingChar"/>
     <w:uiPriority w:val="1"/>
     <w:qFormat/>
-    <w:rsid w:val="00FF4DD8"/>
+    <w:rsid w:val="00BC6B38"/>
     <w:pPr>
-      <w:spacing w:after="0" w:line="240" w:lineRule="auto"/>
+      <w:spacing w:after="0"/>
     </w:pPr>
     <w:rPr>
-      <w:rFonts w:eastAsiaTheme="minorEastAsia"/>
+      <w:rFonts w:ascii="Times New Roman" w:eastAsiaTheme="minorEastAsia" w:hAnsi="Times New Roman"/>
+      <w:b/>
+      <w:sz w:val="28"/>
       <w:lang w:val="en-US"/>
-      <w14:ligatures w14:val="none"/>
     </w:rPr>
   </w:style>
   <w:style w:type="character" w:customStyle="1" w:styleId="NoSpacingChar">
     <w:name w:val="No Spacing Char"/>
+    <w:aliases w:val="Intro Char"/>
     <w:basedOn w:val="DefaultParagraphFont"/>
     <w:link w:val="NoSpacing"/>
     <w:uiPriority w:val="1"/>
-    <w:rsid w:val="00FF4DD8"/>
-    <w:rPr>
-      <w:rFonts w:eastAsiaTheme="minorEastAsia"/>
+    <w:rsid w:val="00BC6B38"/>
+    <w:rPr>
+      <w:rFonts w:ascii="Times New Roman" w:eastAsiaTheme="minorEastAsia" w:hAnsi="Times New Roman" w:cstheme="majorBidi"/>
+      <w:b/>
+      <w:spacing w:val="-10"/>
+      <w:kern w:val="28"/>
+      <w:sz w:val="28"/>
+      <w:szCs w:val="56"/>
       <w:lang w:val="en-US"/>
       <w14:ligatures w14:val="none"/>
     </w:rPr>

--- a/Proyecto_Maria_belen_valenzuela_huilcarema.docx
+++ b/Proyecto_Maria_belen_valenzuela_huilcarema.docx
@@ -19,21 +19,21 @@
             <mc:AlternateContent>
               <mc:Choice Requires="wps">
                 <w:drawing>
-                  <wp:anchor distT="0" distB="0" distL="114300" distR="114300" simplePos="0" relativeHeight="251658240" behindDoc="1" locked="0" layoutInCell="1" allowOverlap="1" wp14:anchorId="51A783B0" wp14:editId="267EB300">
+                  <wp:anchor distT="0" distB="0" distL="114300" distR="114300" simplePos="0" relativeHeight="251658240" behindDoc="1" locked="0" layoutInCell="1" allowOverlap="1" wp14:anchorId="51A783B0" wp14:editId="370E5108">
                     <wp:simplePos x="0" y="0"/>
                     <wp:positionH relativeFrom="column">
                       <wp:posOffset>-521335</wp:posOffset>
                     </wp:positionH>
-                    <wp:positionV relativeFrom="paragraph">
-                      <wp:posOffset>118745</wp:posOffset>
+                    <wp:positionV relativeFrom="page">
+                      <wp:posOffset>1714500</wp:posOffset>
                     </wp:positionV>
-                    <wp:extent cx="6096000" cy="6720840"/>
-                    <wp:effectExtent l="0" t="0" r="0" b="10795"/>
+                    <wp:extent cx="6096000" cy="5368290"/>
+                    <wp:effectExtent l="0" t="0" r="0" b="3810"/>
                     <wp:wrapTight wrapText="bothSides">
                       <wp:wrapPolygon edited="0">
                         <wp:start x="0" y="0"/>
-                        <wp:lineTo x="0" y="21571"/>
-                        <wp:lineTo x="21533" y="21571"/>
+                        <wp:lineTo x="0" y="21539"/>
+                        <wp:lineTo x="21533" y="21539"/>
                         <wp:lineTo x="21533" y="0"/>
                         <wp:lineTo x="0" y="0"/>
                       </wp:wrapPolygon>
@@ -47,7 +47,7 @@
                           <wps:spPr>
                             <a:xfrm>
                               <a:off x="0" y="0"/>
-                              <a:ext cx="6096000" cy="6720840"/>
+                              <a:ext cx="6096000" cy="5368290"/>
                             </a:xfrm>
                             <a:prstGeom prst="rect">
                               <a:avLst/>
@@ -78,7 +78,6 @@
                                 <w:pPr>
                                   <w:pStyle w:val="NoSpacing"/>
                                   <w:spacing w:before="40" w:after="560" w:line="216" w:lineRule="auto"/>
-                                  <w:jc w:val="center"/>
                                   <w:rPr>
                                     <w:rFonts w:cs="Times New Roman"/>
                                     <w:color w:val="156082" w:themeColor="accent1"/>
@@ -111,7 +110,7 @@
                                               </pic:cNvPicPr>
                                             </pic:nvPicPr>
                                             <pic:blipFill>
-                                              <a:blip r:embed="rId6" cstate="print"/>
+                                              <a:blip r:embed="rId8" cstate="print"/>
                                               <a:stretch>
                                                 <a:fillRect/>
                                               </a:stretch>
@@ -136,7 +135,6 @@
                                 <w:pPr>
                                   <w:pStyle w:val="NoSpacing"/>
                                   <w:spacing w:before="40" w:after="40"/>
-                                  <w:jc w:val="center"/>
                                   <w:rPr>
                                     <w:rFonts w:eastAsia="Times New Roman" w:cs="Times New Roman"/>
                                     <w:b w:val="0"/>
@@ -150,10 +148,21 @@
                                 <w:pPr>
                                   <w:pStyle w:val="NoSpacing"/>
                                   <w:spacing w:before="40" w:after="40"/>
-                                  <w:jc w:val="center"/>
                                   <w:rPr>
                                     <w:rFonts w:eastAsia="Times New Roman" w:cs="Times New Roman"/>
                                     <w:b w:val="0"/>
+                                    <w:sz w:val="24"/>
+                                    <w:szCs w:val="24"/>
+                                    <w:lang w:val="es-ES"/>
+                                  </w:rPr>
+                                </w:pPr>
+                              </w:p>
+                              <w:p>
+                                <w:pPr>
+                                  <w:pStyle w:val="NoSpacing"/>
+                                  <w:spacing w:before="40" w:after="40"/>
+                                  <w:rPr>
+                                    <w:rFonts w:eastAsia="Times New Roman" w:cs="Times New Roman"/>
                                     <w:sz w:val="24"/>
                                     <w:szCs w:val="24"/>
                                     <w:lang w:val="es-ES"/>
@@ -173,10 +182,8 @@
                                 <w:pPr>
                                   <w:pStyle w:val="NoSpacing"/>
                                   <w:spacing w:before="40" w:after="40"/>
-                                  <w:jc w:val="center"/>
                                   <w:rPr>
                                     <w:rFonts w:cs="Times New Roman"/>
-                                    <w:b w:val="0"/>
                                     <w:spacing w:val="-2"/>
                                     <w:sz w:val="24"/>
                                     <w:szCs w:val="24"/>
@@ -186,7 +193,6 @@
                                 <w:r>
                                   <w:rPr>
                                     <w:rFonts w:eastAsia="Times New Roman" w:cs="Times New Roman"/>
-                                    <w:b w:val="0"/>
                                     <w:sz w:val="24"/>
                                     <w:szCs w:val="24"/>
                                     <w:lang w:val="es-ES"/>
@@ -198,7 +204,6 @@
                                 <w:pPr>
                                   <w:pStyle w:val="NoSpacing"/>
                                   <w:spacing w:before="40" w:after="40"/>
-                                  <w:jc w:val="center"/>
                                   <w:rPr>
                                     <w:rFonts w:cs="Times New Roman"/>
                                     <w:b w:val="0"/>
@@ -213,7 +218,6 @@
                                 <w:pPr>
                                   <w:pStyle w:val="NoSpacing"/>
                                   <w:spacing w:before="40" w:after="40"/>
-                                  <w:jc w:val="center"/>
                                   <w:rPr>
                                     <w:rFonts w:cs="Times New Roman"/>
                                     <w:b w:val="0"/>
@@ -228,7 +232,6 @@
                                 <w:pPr>
                                   <w:pStyle w:val="NoSpacing"/>
                                   <w:spacing w:before="40" w:after="40"/>
-                                  <w:jc w:val="center"/>
                                   <w:rPr>
                                     <w:rFonts w:cs="Times New Roman"/>
                                     <w:b w:val="0"/>
@@ -255,7 +258,6 @@
                                 <w:pPr>
                                   <w:pStyle w:val="NoSpacing"/>
                                   <w:spacing w:before="40" w:after="40"/>
-                                  <w:jc w:val="center"/>
                                   <w:rPr>
                                     <w:rFonts w:cs="Times New Roman"/>
                                     <w:b w:val="0"/>
@@ -263,7 +265,7 @@
                                     <w:spacing w:val="-2"/>
                                     <w:sz w:val="24"/>
                                     <w:szCs w:val="24"/>
-                                    <w:lang w:val="es-ES"/>
+                                    <w:lang w:val="es-PE"/>
                                   </w:rPr>
                                 </w:pPr>
                                 <w:r>
@@ -315,16 +317,6 @@
                                     <w:lang w:val="es-ES"/>
                                   </w:rPr>
                                 </w:pPr>
-                                <w:r>
-                                  <w:rPr>
-                                    <w:rFonts w:cs="Times New Roman"/>
-                                    <w:spacing w:val="-2"/>
-                                    <w:sz w:val="24"/>
-                                    <w:szCs w:val="24"/>
-                                    <w:lang w:val="es-ES"/>
-                                  </w:rPr>
-                                  <w:t xml:space="preserve"> </w:t>
-                                </w:r>
                               </w:p>
                               <w:p>
                                 <w:pPr>
@@ -518,7 +510,20 @@
                                 <w:pPr>
                                   <w:pStyle w:val="NoSpacing"/>
                                   <w:spacing w:before="40" w:after="40"/>
-                                  <w:jc w:val="center"/>
+                                  <w:rPr>
+                                    <w:rFonts w:cs="Times New Roman"/>
+                                    <w:b w:val="0"/>
+                                    <w:spacing w:val="-2"/>
+                                    <w:sz w:val="24"/>
+                                    <w:szCs w:val="24"/>
+                                    <w:lang w:val="es-ES"/>
+                                  </w:rPr>
+                                </w:pPr>
+                              </w:p>
+                              <w:p>
+                                <w:pPr>
+                                  <w:pStyle w:val="NoSpacing"/>
+                                  <w:spacing w:before="40" w:after="40"/>
                                   <w:rPr>
                                     <w:rFonts w:cs="Times New Roman"/>
                                     <w:b w:val="0"/>
@@ -543,7 +548,6 @@
                                 <w:pPr>
                                   <w:pStyle w:val="NoSpacing"/>
                                   <w:spacing w:before="40" w:after="40"/>
-                                  <w:jc w:val="center"/>
                                   <w:rPr>
                                     <w:rFonts w:cs="Times New Roman"/>
                                     <w:b w:val="0"/>
@@ -590,14 +594,13 @@
                     <v:stroke joinstyle="miter"/>
                     <v:path gradientshapeok="t" o:connecttype="rect"/>
                   </v:shapetype>
-                  <v:shape id="Text Box 131" o:spid="_x0000_s1026" type="#_x0000_t202" style="position:absolute;margin-left:-41.05pt;margin-top:9.35pt;width:480pt;height:529.2pt;z-index:-251658240;visibility:visible;mso-wrap-style:square;mso-width-percent:0;mso-height-percent:0;mso-wrap-distance-left:9pt;mso-wrap-distance-top:0;mso-wrap-distance-right:9pt;mso-wrap-distance-bottom:0;mso-position-horizontal:absolute;mso-position-horizontal-relative:text;mso-position-vertical:absolute;mso-position-vertical-relative:text;mso-width-percent:0;mso-height-percent:0;mso-width-relative:margin;mso-height-relative:margin;v-text-anchor:top" o:gfxdata="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" filled="f" stroked="f" strokeweight=".5pt">
+                  <v:shape id="Text Box 131" o:spid="_x0000_s1026" type="#_x0000_t202" style="position:absolute;left:0;text-align:left;margin-left:-41.05pt;margin-top:135pt;width:480pt;height:422.7pt;z-index:-251658240;visibility:visible;mso-wrap-style:square;mso-width-percent:0;mso-height-percent:0;mso-wrap-distance-left:9pt;mso-wrap-distance-top:0;mso-wrap-distance-right:9pt;mso-wrap-distance-bottom:0;mso-position-horizontal:absolute;mso-position-horizontal-relative:text;mso-position-vertical:absolute;mso-position-vertical-relative:page;mso-width-percent:0;mso-height-percent:0;mso-width-relative:margin;mso-height-relative:margin;v-text-anchor:top" o:gfxdata="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" filled="f" stroked="f" strokeweight=".5pt">
                     <v:textbox style="mso-fit-shape-to-text:t" inset="0,0,0,0">
                       <w:txbxContent>
                         <w:p>
                           <w:pPr>
                             <w:pStyle w:val="NoSpacing"/>
                             <w:spacing w:before="40" w:after="560" w:line="216" w:lineRule="auto"/>
-                            <w:jc w:val="center"/>
                             <w:rPr>
                               <w:rFonts w:cs="Times New Roman"/>
                               <w:color w:val="156082" w:themeColor="accent1"/>
@@ -630,7 +633,7 @@
                                         </pic:cNvPicPr>
                                       </pic:nvPicPr>
                                       <pic:blipFill>
-                                        <a:blip r:embed="rId6" cstate="print"/>
+                                        <a:blip r:embed="rId8" cstate="print"/>
                                         <a:stretch>
                                           <a:fillRect/>
                                         </a:stretch>
@@ -655,7 +658,6 @@
                           <w:pPr>
                             <w:pStyle w:val="NoSpacing"/>
                             <w:spacing w:before="40" w:after="40"/>
-                            <w:jc w:val="center"/>
                             <w:rPr>
                               <w:rFonts w:eastAsia="Times New Roman" w:cs="Times New Roman"/>
                               <w:b w:val="0"/>
@@ -669,10 +671,21 @@
                           <w:pPr>
                             <w:pStyle w:val="NoSpacing"/>
                             <w:spacing w:before="40" w:after="40"/>
-                            <w:jc w:val="center"/>
                             <w:rPr>
                               <w:rFonts w:eastAsia="Times New Roman" w:cs="Times New Roman"/>
                               <w:b w:val="0"/>
+                              <w:sz w:val="24"/>
+                              <w:szCs w:val="24"/>
+                              <w:lang w:val="es-ES"/>
+                            </w:rPr>
+                          </w:pPr>
+                        </w:p>
+                        <w:p>
+                          <w:pPr>
+                            <w:pStyle w:val="NoSpacing"/>
+                            <w:spacing w:before="40" w:after="40"/>
+                            <w:rPr>
+                              <w:rFonts w:eastAsia="Times New Roman" w:cs="Times New Roman"/>
                               <w:sz w:val="24"/>
                               <w:szCs w:val="24"/>
                               <w:lang w:val="es-ES"/>
@@ -692,10 +705,8 @@
                           <w:pPr>
                             <w:pStyle w:val="NoSpacing"/>
                             <w:spacing w:before="40" w:after="40"/>
-                            <w:jc w:val="center"/>
                             <w:rPr>
                               <w:rFonts w:cs="Times New Roman"/>
-                              <w:b w:val="0"/>
                               <w:spacing w:val="-2"/>
                               <w:sz w:val="24"/>
                               <w:szCs w:val="24"/>
@@ -705,7 +716,6 @@
                           <w:r>
                             <w:rPr>
                               <w:rFonts w:eastAsia="Times New Roman" w:cs="Times New Roman"/>
-                              <w:b w:val="0"/>
                               <w:sz w:val="24"/>
                               <w:szCs w:val="24"/>
                               <w:lang w:val="es-ES"/>
@@ -717,7 +727,6 @@
                           <w:pPr>
                             <w:pStyle w:val="NoSpacing"/>
                             <w:spacing w:before="40" w:after="40"/>
-                            <w:jc w:val="center"/>
                             <w:rPr>
                               <w:rFonts w:cs="Times New Roman"/>
                               <w:b w:val="0"/>
@@ -732,7 +741,6 @@
                           <w:pPr>
                             <w:pStyle w:val="NoSpacing"/>
                             <w:spacing w:before="40" w:after="40"/>
-                            <w:jc w:val="center"/>
                             <w:rPr>
                               <w:rFonts w:cs="Times New Roman"/>
                               <w:b w:val="0"/>
@@ -747,7 +755,6 @@
                           <w:pPr>
                             <w:pStyle w:val="NoSpacing"/>
                             <w:spacing w:before="40" w:after="40"/>
-                            <w:jc w:val="center"/>
                             <w:rPr>
                               <w:rFonts w:cs="Times New Roman"/>
                               <w:b w:val="0"/>
@@ -774,7 +781,6 @@
                           <w:pPr>
                             <w:pStyle w:val="NoSpacing"/>
                             <w:spacing w:before="40" w:after="40"/>
-                            <w:jc w:val="center"/>
                             <w:rPr>
                               <w:rFonts w:cs="Times New Roman"/>
                               <w:b w:val="0"/>
@@ -782,7 +788,7 @@
                               <w:spacing w:val="-2"/>
                               <w:sz w:val="24"/>
                               <w:szCs w:val="24"/>
-                              <w:lang w:val="es-ES"/>
+                              <w:lang w:val="es-PE"/>
                             </w:rPr>
                           </w:pPr>
                           <w:r>
@@ -834,16 +840,6 @@
                               <w:lang w:val="es-ES"/>
                             </w:rPr>
                           </w:pPr>
-                          <w:r>
-                            <w:rPr>
-                              <w:rFonts w:cs="Times New Roman"/>
-                              <w:spacing w:val="-2"/>
-                              <w:sz w:val="24"/>
-                              <w:szCs w:val="24"/>
-                              <w:lang w:val="es-ES"/>
-                            </w:rPr>
-                            <w:t xml:space="preserve"> </w:t>
-                          </w:r>
                         </w:p>
                         <w:p>
                           <w:pPr>
@@ -1037,7 +1033,20 @@
                           <w:pPr>
                             <w:pStyle w:val="NoSpacing"/>
                             <w:spacing w:before="40" w:after="40"/>
-                            <w:jc w:val="center"/>
+                            <w:rPr>
+                              <w:rFonts w:cs="Times New Roman"/>
+                              <w:b w:val="0"/>
+                              <w:spacing w:val="-2"/>
+                              <w:sz w:val="24"/>
+                              <w:szCs w:val="24"/>
+                              <w:lang w:val="es-ES"/>
+                            </w:rPr>
+                          </w:pPr>
+                        </w:p>
+                        <w:p>
+                          <w:pPr>
+                            <w:pStyle w:val="NoSpacing"/>
+                            <w:spacing w:before="40" w:after="40"/>
                             <w:rPr>
                               <w:rFonts w:cs="Times New Roman"/>
                               <w:b w:val="0"/>
@@ -1062,7 +1071,6 @@
                           <w:pPr>
                             <w:pStyle w:val="NoSpacing"/>
                             <w:spacing w:before="40" w:after="40"/>
-                            <w:jc w:val="center"/>
                             <w:rPr>
                               <w:rFonts w:cs="Times New Roman"/>
                               <w:b w:val="0"/>
@@ -1085,7 +1093,7 @@
                         </w:p>
                       </w:txbxContent>
                     </v:textbox>
-                    <w10:wrap type="tight"/>
+                    <w10:wrap type="tight" anchory="page"/>
                   </v:shape>
                 </w:pict>
               </mc:Fallback>
@@ -1097,50 +1105,16 @@
     <w:p/>
     <w:p/>
     <w:p/>
-    <w:p/>
-    <w:p/>
-    <w:p/>
-    <w:p/>
-    <w:p/>
-    <w:p/>
-    <w:p/>
-    <w:p>
-      <w:pPr>
-        <w:widowControl/>
-        <w:autoSpaceDE/>
-        <w:autoSpaceDN/>
-        <w:spacing w:after="160" w:line="259" w:lineRule="auto"/>
+    <w:p>
+      <w:pPr>
+        <w:pStyle w:val="NoSpacing"/>
       </w:pPr>
       <w:r>
         <w:br w:type="page"/>
       </w:r>
-    </w:p>
-    <w:p>
-      <w:pPr>
-        <w:pStyle w:val="NoSpacing"/>
-      </w:pPr>
       <w:r>
         <w:lastRenderedPageBreak/>
         <w:t>DEDICATORIA</w:t>
-      </w:r>
-    </w:p>
-    <w:p/>
-    <w:p/>
-    <w:p/>
-    <w:p/>
-    <w:p>
-      <w:proofErr w:type="spellStart"/>
-      <w:r>
-        <w:t>xdsdsada</w:t>
-      </w:r>
-      <w:proofErr w:type="spellEnd"/>
-    </w:p>
-    <w:p/>
-    <w:p/>
-    <w:p/>
-    <w:p>
-      <w:r>
-        <w:t>AGRADECIMIENTO</w:t>
       </w:r>
     </w:p>
     <w:p/>
@@ -1153,6 +1127,339 @@
     <w:p/>
     <w:p/>
     <w:p/>
+    <w:p/>
+    <w:p>
+      <w:pPr>
+        <w:ind w:left="3420"/>
+      </w:pPr>
+      <w:r>
+        <w:t>Dedico este proyecto a mi familia, por ser el motor constante de mi esfuerzo y perseverancia.</w:t>
+      </w:r>
+      <w:r>
+        <w:br/>
+        <w:t>A quienes han creído en mí incluso cuando el camino parecía incierto, brindándome apoyo, paciencia y motivación en cada etapa de este proceso.</w:t>
+      </w:r>
+    </w:p>
+    <w:p>
+      <w:pPr>
+        <w:jc w:val="right"/>
+        <w:rPr>
+          <w:b/>
+          <w:spacing w:val="-2"/>
+          <w:szCs w:val="24"/>
+        </w:rPr>
+      </w:pPr>
+      <w:r>
+        <w:rPr>
+          <w:spacing w:val="-2"/>
+          <w:szCs w:val="24"/>
+        </w:rPr>
+        <w:t>Belén</w:t>
+      </w:r>
+    </w:p>
+    <w:p>
+      <w:pPr>
+        <w:pStyle w:val="NoSpacing"/>
+        <w:rPr>
+          <w:lang w:val="es-ES"/>
+        </w:rPr>
+      </w:pPr>
+      <w:r>
+        <w:rPr>
+          <w:lang w:val="es-ES"/>
+        </w:rPr>
+        <w:lastRenderedPageBreak/>
+        <w:t>AGRADECIMIENTO</w:t>
+      </w:r>
+    </w:p>
+    <w:p/>
+    <w:p/>
+    <w:p/>
+    <w:p/>
+    <w:p/>
+    <w:p/>
+    <w:p/>
+    <w:p/>
+    <w:p/>
+    <w:p/>
+    <w:p/>
+    <w:p/>
+    <w:p/>
+    <w:p>
+      <w:pPr>
+        <w:ind w:left="3420"/>
+      </w:pPr>
+      <w:r>
+        <w:t>A mi familia y amigos, por su apoyo incondicional, comprensión y palabras de ánimo en cada momento.</w:t>
+      </w:r>
+    </w:p>
+    <w:p>
+      <w:pPr>
+        <w:jc w:val="right"/>
+        <w:rPr>
+          <w:spacing w:val="-2"/>
+          <w:szCs w:val="24"/>
+        </w:rPr>
+      </w:pPr>
+      <w:r>
+        <w:rPr>
+          <w:spacing w:val="-2"/>
+          <w:szCs w:val="24"/>
+        </w:rPr>
+        <w:t xml:space="preserve">María Belén Valenzuela </w:t>
+      </w:r>
+      <w:proofErr w:type="spellStart"/>
+      <w:r>
+        <w:rPr>
+          <w:spacing w:val="-2"/>
+          <w:szCs w:val="24"/>
+        </w:rPr>
+        <w:t>Huilcarema</w:t>
+      </w:r>
+      <w:proofErr w:type="spellEnd"/>
+    </w:p>
+    <w:p>
+      <w:pPr>
+        <w:pStyle w:val="NoSpacing"/>
+        <w:spacing w:before="40" w:after="40"/>
+        <w:jc w:val="both"/>
+        <w:rPr>
+          <w:sz w:val="24"/>
+          <w:szCs w:val="24"/>
+          <w:lang w:val="es-ES"/>
+        </w:rPr>
+      </w:pPr>
+      <w:r>
+        <w:rPr>
+          <w:sz w:val="24"/>
+          <w:szCs w:val="24"/>
+          <w:lang w:val="es-ES"/>
+        </w:rPr>
+        <w:lastRenderedPageBreak/>
+        <w:t>TITULO</w:t>
+      </w:r>
+      <w:r>
+        <w:rPr>
+          <w:sz w:val="24"/>
+          <w:szCs w:val="24"/>
+          <w:lang w:val="es-ES"/>
+        </w:rPr>
+        <w:t xml:space="preserve">: </w:t>
+      </w:r>
+      <w:r>
+        <w:rPr>
+          <w:rFonts w:cs="Times New Roman"/>
+          <w:bCs/>
+          <w:spacing w:val="-2"/>
+          <w:sz w:val="24"/>
+          <w:szCs w:val="24"/>
+          <w:lang w:val="es-ES"/>
+        </w:rPr>
+        <w:t xml:space="preserve">Plan de negocios de la empresa online "Easy </w:t>
+      </w:r>
+      <w:proofErr w:type="spellStart"/>
+      <w:r>
+        <w:rPr>
+          <w:rFonts w:cs="Times New Roman"/>
+          <w:bCs/>
+          <w:spacing w:val="-2"/>
+          <w:sz w:val="24"/>
+          <w:szCs w:val="24"/>
+          <w:lang w:val="es-ES"/>
+        </w:rPr>
+        <w:t>Breakfast</w:t>
+      </w:r>
+      <w:proofErr w:type="spellEnd"/>
+      <w:r>
+        <w:rPr>
+          <w:rFonts w:cs="Times New Roman"/>
+          <w:bCs/>
+          <w:spacing w:val="-2"/>
+          <w:sz w:val="24"/>
+          <w:szCs w:val="24"/>
+          <w:lang w:val="es-ES"/>
+        </w:rPr>
+        <w:t>" para la</w:t>
+      </w:r>
+      <w:r>
+        <w:rPr>
+          <w:rFonts w:cs="Times New Roman"/>
+          <w:bCs/>
+          <w:spacing w:val="-2"/>
+          <w:sz w:val="24"/>
+          <w:szCs w:val="24"/>
+          <w:lang w:val="es-ES"/>
+        </w:rPr>
+        <w:t xml:space="preserve"> </w:t>
+      </w:r>
+      <w:r>
+        <w:rPr>
+          <w:rFonts w:cs="Times New Roman"/>
+          <w:bCs/>
+          <w:spacing w:val="-2"/>
+          <w:sz w:val="24"/>
+          <w:szCs w:val="24"/>
+          <w:lang w:val="es-ES"/>
+        </w:rPr>
+        <w:t>preventa de desayunos saludables.</w:t>
+      </w:r>
+    </w:p>
+    <w:p>
+      <w:pPr>
+        <w:pStyle w:val="NoSpacing"/>
+        <w:spacing w:before="40" w:after="40"/>
+        <w:jc w:val="both"/>
+        <w:rPr>
+          <w:sz w:val="24"/>
+          <w:szCs w:val="24"/>
+          <w:lang w:val="es-PE"/>
+        </w:rPr>
+      </w:pPr>
+    </w:p>
+    <w:p>
+      <w:pPr>
+        <w:pStyle w:val="NoSpacing"/>
+        <w:spacing w:before="40" w:after="40"/>
+        <w:jc w:val="both"/>
+        <w:rPr>
+          <w:sz w:val="24"/>
+          <w:szCs w:val="24"/>
+          <w:lang w:val="es-PE"/>
+        </w:rPr>
+      </w:pPr>
+    </w:p>
+    <w:p>
+      <w:pPr>
+        <w:pStyle w:val="NoSpacing"/>
+        <w:spacing w:before="40" w:after="40"/>
+        <w:jc w:val="right"/>
+        <w:rPr>
+          <w:rFonts w:cs="Times New Roman"/>
+          <w:b w:val="0"/>
+          <w:spacing w:val="-2"/>
+          <w:sz w:val="24"/>
+          <w:szCs w:val="24"/>
+          <w:lang w:val="es-ES"/>
+        </w:rPr>
+      </w:pPr>
+      <w:r>
+        <w:rPr>
+          <w:sz w:val="24"/>
+          <w:szCs w:val="24"/>
+          <w:lang w:val="es-PE"/>
+        </w:rPr>
+        <w:t xml:space="preserve">AUTOR: </w:t>
+      </w:r>
+      <w:r>
+        <w:rPr>
+          <w:rFonts w:cs="Times New Roman"/>
+          <w:spacing w:val="-2"/>
+          <w:sz w:val="24"/>
+          <w:szCs w:val="24"/>
+          <w:lang w:val="es-ES"/>
+        </w:rPr>
+        <w:t xml:space="preserve">Valenzuela </w:t>
+      </w:r>
+      <w:proofErr w:type="spellStart"/>
+      <w:r>
+        <w:rPr>
+          <w:rFonts w:cs="Times New Roman"/>
+          <w:spacing w:val="-2"/>
+          <w:sz w:val="24"/>
+          <w:szCs w:val="24"/>
+          <w:lang w:val="es-ES"/>
+        </w:rPr>
+        <w:t>Huilcarema</w:t>
+      </w:r>
+      <w:proofErr w:type="spellEnd"/>
+      <w:r>
+        <w:rPr>
+          <w:rFonts w:cs="Times New Roman"/>
+          <w:spacing w:val="-2"/>
+          <w:sz w:val="24"/>
+          <w:szCs w:val="24"/>
+          <w:lang w:val="es-ES"/>
+        </w:rPr>
+        <w:t xml:space="preserve"> María Belén </w:t>
+      </w:r>
+    </w:p>
+    <w:p>
+      <w:pPr>
+        <w:pStyle w:val="NoSpacing"/>
+        <w:spacing w:before="40" w:after="40"/>
+        <w:jc w:val="right"/>
+        <w:rPr>
+          <w:rFonts w:cs="Times New Roman"/>
+          <w:b w:val="0"/>
+          <w:spacing w:val="-2"/>
+          <w:sz w:val="24"/>
+          <w:szCs w:val="24"/>
+          <w:lang w:val="es-ES"/>
+        </w:rPr>
+      </w:pPr>
+      <w:r>
+        <w:rPr>
+          <w:rFonts w:cs="Times New Roman"/>
+          <w:spacing w:val="-2"/>
+          <w:sz w:val="24"/>
+          <w:szCs w:val="24"/>
+          <w:lang w:val="es-ES"/>
+        </w:rPr>
+        <w:t>T</w:t>
+      </w:r>
+      <w:r>
+        <w:rPr>
+          <w:rFonts w:cs="Times New Roman"/>
+          <w:spacing w:val="-2"/>
+          <w:sz w:val="24"/>
+          <w:szCs w:val="24"/>
+          <w:lang w:val="es-ES"/>
+        </w:rPr>
+        <w:t xml:space="preserve">UTOR: </w:t>
+      </w:r>
+      <w:r>
+        <w:rPr>
+          <w:rFonts w:cs="Times New Roman"/>
+          <w:spacing w:val="-2"/>
+          <w:sz w:val="24"/>
+          <w:szCs w:val="24"/>
+          <w:lang w:val="es-ES"/>
+        </w:rPr>
+        <w:t>Ing. Catota Mesías Vicente David, MBA</w:t>
+      </w:r>
+    </w:p>
+    <w:p>
+      <w:pPr>
+        <w:pStyle w:val="NoSpacing"/>
+        <w:rPr>
+          <w:lang w:val="es-ES"/>
+        </w:rPr>
+      </w:pPr>
+    </w:p>
+    <w:p>
+      <w:pPr>
+        <w:pStyle w:val="NoSpacing"/>
+        <w:rPr>
+          <w:lang w:val="es-ES"/>
+        </w:rPr>
+      </w:pPr>
+    </w:p>
+    <w:p>
+      <w:pPr>
+        <w:pStyle w:val="NoSpacing"/>
+      </w:pPr>
+      <w:r>
+        <w:t>RESUMEN</w:t>
+      </w:r>
+    </w:p>
+    <w:p/>
+    <w:p/>
+    <w:p/>
+    <w:p/>
+    <w:p/>
+    <w:p/>
+    <w:p/>
+    <w:p/>
     <w:p>
       <w:pPr>
         <w:tabs>
@@ -1164,21 +1471,546 @@
       </w:r>
     </w:p>
     <w:p>
+      <w:pPr>
+        <w:widowControl/>
+        <w:autoSpaceDE/>
+        <w:autoSpaceDN/>
+        <w:spacing w:before="0" w:after="160"/>
+      </w:pPr>
       <w:r>
         <w:br w:type="page"/>
       </w:r>
     </w:p>
     <w:p>
-      <w:r>
+      <w:pPr>
+        <w:rPr>
+          <w:b/>
+          <w:bCs/>
+        </w:rPr>
+      </w:pPr>
+      <w:r>
+        <w:rPr>
+          <w:b/>
+          <w:bCs/>
+        </w:rPr>
         <w:lastRenderedPageBreak/>
+        <w:t>Índice de contenidos</w:t>
+      </w:r>
+    </w:p>
+    <w:p>
+      <w:pPr>
+        <w:rPr>
+          <w:b/>
+          <w:bCs/>
+        </w:rPr>
+      </w:pPr>
+    </w:p>
+    <w:p>
+      <w:pPr>
+        <w:rPr>
+          <w:b/>
+          <w:bCs/>
+        </w:rPr>
+      </w:pPr>
+    </w:p>
+    <w:p>
+      <w:pPr>
+        <w:rPr>
+          <w:b/>
+          <w:bCs/>
+        </w:rPr>
+      </w:pPr>
+      <w:r>
+        <w:rPr>
+          <w:b/>
+          <w:bCs/>
+        </w:rPr>
+        <w:t>Índice</w:t>
+      </w:r>
+      <w:r>
+        <w:rPr>
+          <w:b/>
+          <w:bCs/>
+          <w:spacing w:val="-2"/>
+        </w:rPr>
+        <w:t xml:space="preserve"> </w:t>
+      </w:r>
+      <w:r>
+        <w:rPr>
+          <w:b/>
+          <w:bCs/>
+        </w:rPr>
+        <w:t>de</w:t>
+      </w:r>
+      <w:r>
+        <w:rPr>
+          <w:b/>
+          <w:bCs/>
+          <w:spacing w:val="-1"/>
+        </w:rPr>
+        <w:t xml:space="preserve"> </w:t>
+      </w:r>
+      <w:r>
+        <w:rPr>
+          <w:b/>
+          <w:bCs/>
+          <w:spacing w:val="-2"/>
+        </w:rPr>
+        <w:t>tablas</w:t>
+      </w:r>
+    </w:p>
+    <w:p>
+      <w:pPr>
+        <w:rPr>
+          <w:b/>
+          <w:bCs/>
+        </w:rPr>
+      </w:pPr>
+    </w:p>
+    <w:p>
+      <w:pPr>
+        <w:rPr>
+          <w:b/>
+          <w:bCs/>
+        </w:rPr>
+      </w:pPr>
+    </w:p>
+    <w:p>
+      <w:pPr>
+        <w:rPr>
+          <w:b/>
+          <w:bCs/>
+        </w:rPr>
+      </w:pPr>
+    </w:p>
+    <w:p>
+      <w:pPr>
+        <w:rPr>
+          <w:b/>
+          <w:bCs/>
+        </w:rPr>
+      </w:pPr>
+      <w:r>
+        <w:rPr>
+          <w:b/>
+          <w:bCs/>
+        </w:rPr>
+        <w:t>Índice</w:t>
+      </w:r>
+      <w:r>
+        <w:rPr>
+          <w:b/>
+          <w:bCs/>
+          <w:spacing w:val="-2"/>
+        </w:rPr>
+        <w:t xml:space="preserve"> </w:t>
+      </w:r>
+      <w:r>
+        <w:rPr>
+          <w:b/>
+          <w:bCs/>
+        </w:rPr>
+        <w:t>de</w:t>
+      </w:r>
+      <w:r>
+        <w:rPr>
+          <w:b/>
+          <w:bCs/>
+          <w:spacing w:val="-1"/>
+        </w:rPr>
+        <w:t xml:space="preserve"> </w:t>
+      </w:r>
+      <w:r>
+        <w:rPr>
+          <w:b/>
+          <w:bCs/>
+          <w:spacing w:val="-2"/>
+        </w:rPr>
+        <w:t>figuras</w:t>
+      </w:r>
+    </w:p>
+    <w:p/>
+    <w:p/>
+    <w:p>
+      <w:pPr>
+        <w:widowControl/>
+        <w:autoSpaceDE/>
+        <w:autoSpaceDN/>
+        <w:spacing w:before="0" w:after="160"/>
+      </w:pPr>
+    </w:p>
+    <w:p>
+      <w:pPr>
+        <w:widowControl/>
+        <w:autoSpaceDE/>
+        <w:autoSpaceDN/>
+        <w:spacing w:before="0" w:after="160"/>
+      </w:pPr>
+    </w:p>
+    <w:p>
+      <w:pPr>
+        <w:widowControl/>
+        <w:autoSpaceDE/>
+        <w:autoSpaceDN/>
+        <w:spacing w:before="0" w:after="160"/>
+      </w:pPr>
+    </w:p>
+    <w:p>
+      <w:pPr>
+        <w:widowControl/>
+        <w:autoSpaceDE/>
+        <w:autoSpaceDN/>
+        <w:spacing w:before="0" w:after="160"/>
+      </w:pPr>
+    </w:p>
+    <w:p>
+      <w:pPr>
+        <w:widowControl/>
+        <w:autoSpaceDE/>
+        <w:autoSpaceDN/>
+        <w:spacing w:before="0" w:after="160"/>
+      </w:pPr>
+    </w:p>
+    <w:p>
+      <w:pPr>
+        <w:widowControl/>
+        <w:autoSpaceDE/>
+        <w:autoSpaceDN/>
+        <w:spacing w:before="0" w:after="160"/>
+      </w:pPr>
+    </w:p>
+    <w:p>
+      <w:pPr>
+        <w:widowControl/>
+        <w:autoSpaceDE/>
+        <w:autoSpaceDN/>
+        <w:spacing w:before="0" w:after="160"/>
+      </w:pPr>
+    </w:p>
+    <w:p>
+      <w:pPr>
+        <w:widowControl/>
+        <w:autoSpaceDE/>
+        <w:autoSpaceDN/>
+        <w:spacing w:before="0" w:after="160"/>
+      </w:pPr>
+    </w:p>
+    <w:p>
+      <w:pPr>
+        <w:widowControl/>
+        <w:autoSpaceDE/>
+        <w:autoSpaceDN/>
+        <w:spacing w:before="0" w:after="160"/>
+      </w:pPr>
+    </w:p>
+    <w:p>
+      <w:pPr>
+        <w:pStyle w:val="Heading1"/>
+      </w:pPr>
+      <w:r>
+        <w:lastRenderedPageBreak/>
+        <w:t>Introducción</w:t>
+      </w:r>
+    </w:p>
+    <w:p>
+      <w:r>
+        <w:t xml:space="preserve">El presente plan de negocios tiene como finalidad estructurar técnica y estratégicamente la creación de </w:t>
+      </w:r>
+      <w:r>
+        <w:rPr>
+          <w:rStyle w:val="Strong"/>
+          <w:rFonts w:eastAsiaTheme="majorEastAsia"/>
+        </w:rPr>
+        <w:t xml:space="preserve">Easy </w:t>
+      </w:r>
+      <w:proofErr w:type="spellStart"/>
+      <w:r>
+        <w:rPr>
+          <w:rStyle w:val="Strong"/>
+          <w:rFonts w:eastAsiaTheme="majorEastAsia"/>
+        </w:rPr>
+        <w:t>Breakfast</w:t>
+      </w:r>
+      <w:proofErr w:type="spellEnd"/>
+      <w:r>
+        <w:t>, una empresa dedicada a la elaboración y comercialización de desayunos saludables bajo un modelo de negocio sostenible, innovador y orientado a la generación de valor para sus clientes. En un contexto donde los hábitos de consumo han evolucionado hacia estilos de vida más saludables y prácticos, surge la necesidad de propuestas empresariales que integren nutrición, accesibilidad y eficiencia operativa.</w:t>
+      </w:r>
+    </w:p>
+    <w:p>
+      <w:r>
+        <w:t>En la actualidad, el ritmo acelerado de vida, especialmente en entornos urbanos, ha generado cambios significativos en los patrones de alimentación. Muchas personas, particularmente estudiantes, profesionales y trabajadores del sector corporativo, enfrentan limitaciones de tiempo que influyen negativamente en la calidad de su desayuno, considerado una de las comidas más importantes del día. Esta situación abre una oportunidad de mercado para emprendimientos que ofrezcan soluciones alimenticias saludables, rápidas y accesibles.</w:t>
+      </w:r>
+    </w:p>
+    <w:p>
+      <w:r>
+        <w:t xml:space="preserve">Easy </w:t>
+      </w:r>
+      <w:proofErr w:type="spellStart"/>
+      <w:r>
+        <w:t>Breakfast</w:t>
+      </w:r>
+      <w:proofErr w:type="spellEnd"/>
+      <w:r>
+        <w:t xml:space="preserve"> se proyecta como una alternativa que responde a esta necesidad mediante una propuesta de valor centrada en desayunos nutritivos, balanceados y adaptados a distintos segmentos de mercado, incluyendo público fitness, trabajadores de oficina, universitarios y clientes premium que buscan opciones prácticas sin sacrificar calidad. El proyecto no solo contempla la producción de alimentos, sino la construcción de una marca con identidad definida, coherente con su filosofía organizacional y con enfoque en el bienestar integral.</w:t>
+      </w:r>
+    </w:p>
+    <w:p>
+      <w:r>
+        <w:t xml:space="preserve">Desde una perspectiva empresarial, el desarrollo de este plan de negocios parte del reconocimiento de que todo emprendimiento requiere planificación estratégica, análisis de mercado y evaluación financiera rigurosa para garantizar su sostenibilidad. Muchos </w:t>
+      </w:r>
+      <w:r>
+        <w:lastRenderedPageBreak/>
+        <w:t>negocios fracasan no por falta de creatividad o calidad en el producto, sino por debilidades en su estructura administrativa, falta de proyecciones financieras claras o ausencia de un modelo de negocio definido. Por ello, este documento integra herramientas técnicas que permiten evaluar la viabilidad económica, operativa y estratégica del proyecto.</w:t>
+      </w:r>
+    </w:p>
+    <w:p>
+      <w:r>
+        <w:t xml:space="preserve">El análisis situacional del entorno considera variables demográficas, comportamiento del consumidor y tendencias actuales relacionadas con alimentación saludable, </w:t>
+      </w:r>
+      <w:proofErr w:type="spellStart"/>
+      <w:r>
+        <w:t>delivery</w:t>
+      </w:r>
+      <w:proofErr w:type="spellEnd"/>
+      <w:r>
+        <w:t xml:space="preserve"> y consumo responsable. Asimismo, se examinan factores competitivos y oportunidades de diferenciación que permitan posicionar a Easy </w:t>
+      </w:r>
+      <w:proofErr w:type="spellStart"/>
+      <w:r>
+        <w:t>Breakfast</w:t>
+      </w:r>
+      <w:proofErr w:type="spellEnd"/>
+      <w:r>
+        <w:t xml:space="preserve"> en el mercado como una marca innovadora y confiable.</w:t>
+      </w:r>
+    </w:p>
+    <w:p>
+      <w:r>
+        <w:t xml:space="preserve">El diseño del modelo de negocio se fundamenta en la metodología del Business </w:t>
+      </w:r>
+      <w:proofErr w:type="spellStart"/>
+      <w:r>
+        <w:t>Model</w:t>
+      </w:r>
+      <w:proofErr w:type="spellEnd"/>
+      <w:r>
+        <w:t xml:space="preserve"> </w:t>
+      </w:r>
+      <w:proofErr w:type="spellStart"/>
+      <w:r>
+        <w:t>Canvas</w:t>
+      </w:r>
+      <w:proofErr w:type="spellEnd"/>
+      <w:r>
+        <w:t xml:space="preserve">, descrita en </w:t>
+      </w:r>
+      <w:r>
+        <w:rPr>
+          <w:rStyle w:val="whitespace-normal"/>
+          <w:rFonts w:eastAsiaTheme="majorEastAsia"/>
+        </w:rPr>
+        <w:t xml:space="preserve">Business </w:t>
+      </w:r>
+      <w:proofErr w:type="spellStart"/>
+      <w:r>
+        <w:rPr>
+          <w:rStyle w:val="whitespace-normal"/>
+          <w:rFonts w:eastAsiaTheme="majorEastAsia"/>
+        </w:rPr>
+        <w:t>Model</w:t>
+      </w:r>
+      <w:proofErr w:type="spellEnd"/>
+      <w:r>
+        <w:rPr>
+          <w:rStyle w:val="whitespace-normal"/>
+          <w:rFonts w:eastAsiaTheme="majorEastAsia"/>
+        </w:rPr>
+        <w:t xml:space="preserve"> </w:t>
+      </w:r>
+      <w:proofErr w:type="spellStart"/>
+      <w:r>
+        <w:rPr>
+          <w:rStyle w:val="whitespace-normal"/>
+          <w:rFonts w:eastAsiaTheme="majorEastAsia"/>
+        </w:rPr>
+        <w:t>Generation</w:t>
+      </w:r>
+      <w:proofErr w:type="spellEnd"/>
+      <w:r>
+        <w:t>, herramienta que permite estructurar de manera lógica los componentes clave del emprendimiento: segmentos de clientes, propuesta de valor, canales de distribución, relaciones con clientes, fuentes de ingresos, recursos clave, actividades clave, socios estratégicos y estructura de costos. Esta metodología facilita visualizar cómo la empresa crea, entrega y captura valor.</w:t>
+      </w:r>
+    </w:p>
+    <w:p>
+      <w:r>
+        <w:t xml:space="preserve">En el ámbito organizacional, Easy </w:t>
+      </w:r>
+      <w:proofErr w:type="spellStart"/>
+      <w:r>
+        <w:t>Breakfast</w:t>
+      </w:r>
+      <w:proofErr w:type="spellEnd"/>
+      <w:r>
+        <w:t xml:space="preserve"> se sustenta en una filosofía empresarial clara, definida por su misión, visión y valores corporativos. La misión orienta las actividades diarias hacia la oferta de productos saludables con enfoque de servicio y responsabilidad, mientras que la visión proyecta el posicionamiento de la marca como referente en el mercado de desayunos saludables. Los valores institucionales, como responsabilidad, pasión, honestidad y servicio, constituyen la base ética y cultural del emprendimiento.</w:t>
+      </w:r>
+    </w:p>
+    <w:p>
+      <w:r>
+        <w:t xml:space="preserve">Desde el punto de vista financiero, el plan contempla la estimación de inversión inicial, costos fijos y variables, proyección de ingresos y análisis de rentabilidad. Se incluyen </w:t>
+      </w:r>
+      <w:r>
+        <w:lastRenderedPageBreak/>
+        <w:t>herramientas como el cálculo del punto de equilibrio y proyecciones de flujo de caja, con el objetivo de determinar la factibilidad económica del proyecto en el corto y mediano plazo. Este análisis permite reducir la incertidumbre y facilitar la toma de decisiones estratégicas.</w:t>
+      </w:r>
+    </w:p>
+    <w:p>
+      <w:r>
+        <w:t>Adicionalmente, el proyecto incorpora una estrategia de marketing enfocada en medios digitales, redes sociales y canales de distribución directa, considerando el comportamiento actual del consumidor y la creciente relevancia del comercio electrónico y servicios de entrega a domicilio. La construcción de marca se apoya en un arquetipo definido —El Creador— que refuerza la identidad innovadora y diferenciadora del emprendimiento.</w:t>
+      </w:r>
+    </w:p>
+    <w:p>
+      <w:r>
+        <w:t xml:space="preserve">El impacto esperado de Easy </w:t>
+      </w:r>
+      <w:proofErr w:type="spellStart"/>
+      <w:r>
+        <w:t>Breakfast</w:t>
+      </w:r>
+      <w:proofErr w:type="spellEnd"/>
+      <w:r>
+        <w:t xml:space="preserve"> no se limita al ámbito económico. Socialmente, el proyecto busca fomentar hábitos alimenticios saludables, contribuir al bienestar de la comunidad y generar oportunidades de empleo. Asimismo, promueve una cultura empresarial responsable y alineada con tendencias de sostenibilidad y consumo consciente.</w:t>
+      </w:r>
+    </w:p>
+    <w:p>
+      <w:pPr>
+        <w:widowControl/>
+        <w:autoSpaceDE/>
+        <w:autoSpaceDN/>
+        <w:spacing w:before="0" w:after="160"/>
+        <w:jc w:val="left"/>
+      </w:pPr>
+      <w:r>
         <w:br w:type="page"/>
       </w:r>
     </w:p>
-    <w:p/>
+    <w:p>
+      <w:pPr>
+        <w:pStyle w:val="Heading1"/>
+      </w:pPr>
+      <w:r>
+        <w:rPr>
+          <w:rFonts w:eastAsia="Times New Roman"/>
+        </w:rPr>
+        <w:lastRenderedPageBreak/>
+        <w:t>Planteamiento del problema</w:t>
+      </w:r>
+    </w:p>
+    <w:p>
+      <w:r>
+        <w:t>En el contexto actual, se evidencia un incremento en la demanda de alimentos saludables; sin embargo, persiste una brecha entre esta necesidad y la oferta disponible en el mercado local, especialmente en el segmento de desayunos prácticos y balanceados. Muchas opciones existentes priorizan la rapidez sobre la calidad nutricional, mientras que otras alternativas saludables suelen tener precios elevados o poca accesibilidad.</w:t>
+      </w:r>
+    </w:p>
+    <w:p>
+      <w:r>
+        <w:t>La falta de emprendimientos estructurados que integren planificación estratégica, análisis financiero y segmentación de mercado adecuada limita la consolidación de propuestas sostenibles en el sector de alimentación saludable. Además, la ausencia de modelos de negocio claramente definidos incrementa el riesgo de fracaso empresarial.</w:t>
+      </w:r>
+    </w:p>
+    <w:p>
+      <w:r>
+        <w:t>Por tanto, el problema central radica en la inexistencia de un plan de negocios estructurado que determine la viabilidad económica, operativa y estratégica para la creación de una empresa de desayunos saludables que responda eficientemente a las necesidades del mercado objetivo.</w:t>
+      </w:r>
+    </w:p>
+    <w:p>
+      <w:pPr>
+        <w:widowControl/>
+        <w:autoSpaceDE/>
+        <w:autoSpaceDN/>
+        <w:spacing w:before="0" w:after="160"/>
+        <w:jc w:val="left"/>
+      </w:pPr>
+      <w:r>
+        <w:br w:type="page"/>
+      </w:r>
+    </w:p>
+    <w:p>
+      <w:pPr>
+        <w:pStyle w:val="Heading1"/>
+      </w:pPr>
+      <w:r>
+        <w:rPr>
+          <w:rFonts w:eastAsia="Times New Roman"/>
+        </w:rPr>
+        <w:lastRenderedPageBreak/>
+        <w:t>Objetivo General</w:t>
+      </w:r>
+    </w:p>
+    <w:p>
+      <w:r>
+        <w:t>Diseñar y evaluar la viabilidad de un modelo de negocio rentable de preventa online de desayunos saludables dirigido a profesionales con poco tiempo disponible.</w:t>
+      </w:r>
+    </w:p>
+    <w:p>
+      <w:pPr>
+        <w:pStyle w:val="Heading1"/>
+      </w:pPr>
+      <w:r>
+        <w:rPr>
+          <w:rFonts w:eastAsia="Times New Roman"/>
+        </w:rPr>
+        <w:t>Objetivos Específicos</w:t>
+      </w:r>
+    </w:p>
+    <w:p>
+      <w:pPr>
+        <w:pStyle w:val="ListParagraph"/>
+        <w:numPr>
+          <w:ilvl w:val="0"/>
+          <w:numId w:val="1"/>
+        </w:numPr>
+      </w:pPr>
+      <w:r>
+        <w:t>Diseñar y poner en funcionamiento una plataforma web de pedidos que permita gestionar preventas, pagos y programación de entregas.</w:t>
+      </w:r>
+    </w:p>
+    <w:p>
+      <w:pPr>
+        <w:pStyle w:val="ListParagraph"/>
+        <w:numPr>
+          <w:ilvl w:val="0"/>
+          <w:numId w:val="1"/>
+        </w:numPr>
+      </w:pPr>
+      <w:r>
+        <w:t>Establecer alianzas estratégicas con proveedores confiables de frutas e insumos que garanticen calidad, continuidad de abastecimiento y precios competitivos.</w:t>
+      </w:r>
+    </w:p>
+    <w:p>
+      <w:pPr>
+        <w:pStyle w:val="ListParagraph"/>
+        <w:numPr>
+          <w:ilvl w:val="0"/>
+          <w:numId w:val="1"/>
+        </w:numPr>
+      </w:pPr>
+      <w:r>
+        <w:t>Determinar y alcanzar un volumen mínimo de ventas mensual que permita cubrir costos operativos y generar rentabilidad.</w:t>
+      </w:r>
+    </w:p>
+    <w:p>
+      <w:pPr>
+        <w:pStyle w:val="ListParagraph"/>
+        <w:numPr>
+          <w:ilvl w:val="0"/>
+          <w:numId w:val="1"/>
+        </w:numPr>
+      </w:pPr>
+      <w:r>
+        <w:t>Optimizar la planificación de producción mediante el sistema de preventa para reducir el desperdicio de alimentos y mejorar la eficiencia operativa.</w:t>
+      </w:r>
+    </w:p>
     <w:sectPr>
-      <w:headerReference w:type="default" r:id="rId7"/>
-      <w:footerReference w:type="default" r:id="rId8"/>
-      <w:headerReference w:type="first" r:id="rId9"/>
+      <w:headerReference w:type="default" r:id="rId9"/>
+      <w:footerReference w:type="default" r:id="rId10"/>
+      <w:headerReference w:type="first" r:id="rId11"/>
       <w:pgSz w:w="12240" w:h="15840"/>
       <w:pgMar w:top="1699" w:right="1699" w:bottom="1699" w:left="2261" w:header="720" w:footer="720" w:gutter="0"/>
       <w:pgNumType w:start="0"/>
@@ -1221,7 +2053,7 @@
         <w:sz w:val="20"/>
       </w:rPr>
       <w:drawing>
-        <wp:anchor distT="0" distB="0" distL="0" distR="0" simplePos="0" relativeHeight="251663360" behindDoc="1" locked="0" layoutInCell="1" allowOverlap="1" wp14:anchorId="7CAB5F9F" wp14:editId="438D8F49">
+        <wp:anchor distT="0" distB="0" distL="0" distR="0" simplePos="0" relativeHeight="251663360" behindDoc="1" locked="0" layoutInCell="1" allowOverlap="1" wp14:anchorId="7CAB5F9F" wp14:editId="5EFDE74A">
           <wp:simplePos x="0" y="0"/>
           <wp:positionH relativeFrom="page">
             <wp:posOffset>187960</wp:posOffset>
@@ -1261,6 +2093,12 @@
               </pic:pic>
             </a:graphicData>
           </a:graphic>
+          <wp14:sizeRelH relativeFrom="margin">
+            <wp14:pctWidth>0</wp14:pctWidth>
+          </wp14:sizeRelH>
+          <wp14:sizeRelV relativeFrom="margin">
+            <wp14:pctHeight>0</wp14:pctHeight>
+          </wp14:sizeRelV>
         </wp:anchor>
       </w:drawing>
     </w:r>
@@ -1445,6 +2283,242 @@
 </w:hdr>
 </file>
 
+<file path=word/numbering.xml><?xml version="1.0" encoding="utf-8"?>
+<w:numbering xmlns:wpc="http://schemas.microsoft.com/office/word/2010/wordprocessingCanvas" xmlns:cx="http://schemas.microsoft.com/office/drawing/2014/chartex" xmlns:cx1="http://schemas.microsoft.com/office/drawing/2015/9/8/chartex" xmlns:cx2="http://schemas.microsoft.com/office/drawing/2015/10/21/chartex" xmlns:cx3="http://schemas.microsoft.com/office/drawing/2016/5/9/chartex" xmlns:cx4="http://schemas.microsoft.com/office/drawing/2016/5/10/chartex" xmlns:cx5="http://schemas.microsoft.com/office/drawing/2016/5/11/chartex" xmlns:cx6="http://schemas.microsoft.com/office/drawing/2016/5/12/chartex" xmlns:cx7="http://schemas.microsoft.com/office/drawing/2016/5/13/chartex" xmlns:cx8="http://schemas.microsoft.com/office/drawing/2016/5/14/chartex" xmlns:mc="http://schemas.openxmlformats.org/markup-compatibility/2006" xmlns:aink="http://schemas.microsoft.com/office/drawing/2016/ink" xmlns:am3d="http://schemas.microsoft.com/office/drawing/2017/model3d" xmlns:o="urn:schemas-microsoft-com:office:office" xmlns:oel="http://schemas.microsoft.com/office/2019/extlst" xmlns:r="http://schemas.openxmlformats.org/officeDocument/2006/relationships" xmlns:m="http://schemas.openxmlformats.org/officeDocument/2006/math" xmlns:v="urn:schemas-microsoft-com:vml" xmlns:wp14="http://schemas.microsoft.com/office/word/2010/wordprocessingDrawing" xmlns:wp="http://schemas.openxmlformats.org/drawingml/2006/wordprocessingDrawing" xmlns:w10="urn:schemas-microsoft-com:office:word" xmlns:w="http://schemas.openxmlformats.org/wordprocessingml/2006/main" xmlns:w14="http://schemas.microsoft.com/office/word/2010/wordml" xmlns:w15="http://schemas.microsoft.com/office/word/2012/wordml" xmlns:w16cex="http://schemas.microsoft.com/office/word/2018/wordml/cex" xmlns:w16cid="http://schemas.microsoft.com/office/word/2016/wordml/cid" xmlns:w16="http://schemas.microsoft.com/office/word/2018/wordml" xmlns:w16sdtdh="http://schemas.microsoft.com/office/word/2020/wordml/sdtdatahash" xmlns:w16se="http://schemas.microsoft.com/office/word/2015/wordml/symex" xmlns:wpg="http://schemas.microsoft.com/office/word/2010/wordprocessingGroup" xmlns:wpi="http://schemas.microsoft.com/office/word/2010/wordprocessingInk" xmlns:wne="http://schemas.microsoft.com/office/word/2006/wordml" xmlns:wps="http://schemas.microsoft.com/office/word/2010/wordprocessingShape" mc:Ignorable="w14 w15 w16se w16cid w16 w16cex w16sdtdh wp14">
+  <w:abstractNum w:abstractNumId="0" w15:restartNumberingAfterBreak="0">
+    <w:nsid w:val="317B700E"/>
+    <w:multiLevelType w:val="hybridMultilevel"/>
+    <w:tmpl w:val="1D58FC4C"/>
+    <w:lvl w:ilvl="0" w:tplc="04090001">
+      <w:start w:val="1"/>
+      <w:numFmt w:val="bullet"/>
+      <w:lvlText w:val=""/>
+      <w:lvlJc w:val="left"/>
+      <w:pPr>
+        <w:ind w:left="720" w:hanging="360"/>
+      </w:pPr>
+      <w:rPr>
+        <w:rFonts w:ascii="Symbol" w:hAnsi="Symbol" w:hint="default"/>
+      </w:rPr>
+    </w:lvl>
+    <w:lvl w:ilvl="1" w:tplc="0C0A0003" w:tentative="1">
+      <w:start w:val="1"/>
+      <w:numFmt w:val="bullet"/>
+      <w:lvlText w:val="o"/>
+      <w:lvlJc w:val="left"/>
+      <w:pPr>
+        <w:ind w:left="1440" w:hanging="360"/>
+      </w:pPr>
+      <w:rPr>
+        <w:rFonts w:ascii="Courier New" w:hAnsi="Courier New" w:cs="Courier New" w:hint="default"/>
+      </w:rPr>
+    </w:lvl>
+    <w:lvl w:ilvl="2" w:tplc="0C0A0005" w:tentative="1">
+      <w:start w:val="1"/>
+      <w:numFmt w:val="bullet"/>
+      <w:lvlText w:val=""/>
+      <w:lvlJc w:val="left"/>
+      <w:pPr>
+        <w:ind w:left="2160" w:hanging="360"/>
+      </w:pPr>
+      <w:rPr>
+        <w:rFonts w:ascii="Wingdings" w:hAnsi="Wingdings" w:hint="default"/>
+      </w:rPr>
+    </w:lvl>
+    <w:lvl w:ilvl="3" w:tplc="0C0A0001" w:tentative="1">
+      <w:start w:val="1"/>
+      <w:numFmt w:val="bullet"/>
+      <w:lvlText w:val=""/>
+      <w:lvlJc w:val="left"/>
+      <w:pPr>
+        <w:ind w:left="2880" w:hanging="360"/>
+      </w:pPr>
+      <w:rPr>
+        <w:rFonts w:ascii="Symbol" w:hAnsi="Symbol" w:hint="default"/>
+      </w:rPr>
+    </w:lvl>
+    <w:lvl w:ilvl="4" w:tplc="0C0A0003" w:tentative="1">
+      <w:start w:val="1"/>
+      <w:numFmt w:val="bullet"/>
+      <w:lvlText w:val="o"/>
+      <w:lvlJc w:val="left"/>
+      <w:pPr>
+        <w:ind w:left="3600" w:hanging="360"/>
+      </w:pPr>
+      <w:rPr>
+        <w:rFonts w:ascii="Courier New" w:hAnsi="Courier New" w:cs="Courier New" w:hint="default"/>
+      </w:rPr>
+    </w:lvl>
+    <w:lvl w:ilvl="5" w:tplc="0C0A0005" w:tentative="1">
+      <w:start w:val="1"/>
+      <w:numFmt w:val="bullet"/>
+      <w:lvlText w:val=""/>
+      <w:lvlJc w:val="left"/>
+      <w:pPr>
+        <w:ind w:left="4320" w:hanging="360"/>
+      </w:pPr>
+      <w:rPr>
+        <w:rFonts w:ascii="Wingdings" w:hAnsi="Wingdings" w:hint="default"/>
+      </w:rPr>
+    </w:lvl>
+    <w:lvl w:ilvl="6" w:tplc="0C0A0001" w:tentative="1">
+      <w:start w:val="1"/>
+      <w:numFmt w:val="bullet"/>
+      <w:lvlText w:val=""/>
+      <w:lvlJc w:val="left"/>
+      <w:pPr>
+        <w:ind w:left="5040" w:hanging="360"/>
+      </w:pPr>
+      <w:rPr>
+        <w:rFonts w:ascii="Symbol" w:hAnsi="Symbol" w:hint="default"/>
+      </w:rPr>
+    </w:lvl>
+    <w:lvl w:ilvl="7" w:tplc="0C0A0003" w:tentative="1">
+      <w:start w:val="1"/>
+      <w:numFmt w:val="bullet"/>
+      <w:lvlText w:val="o"/>
+      <w:lvlJc w:val="left"/>
+      <w:pPr>
+        <w:ind w:left="5760" w:hanging="360"/>
+      </w:pPr>
+      <w:rPr>
+        <w:rFonts w:ascii="Courier New" w:hAnsi="Courier New" w:cs="Courier New" w:hint="default"/>
+      </w:rPr>
+    </w:lvl>
+    <w:lvl w:ilvl="8" w:tplc="0C0A0005" w:tentative="1">
+      <w:start w:val="1"/>
+      <w:numFmt w:val="bullet"/>
+      <w:lvlText w:val=""/>
+      <w:lvlJc w:val="left"/>
+      <w:pPr>
+        <w:ind w:left="6480" w:hanging="360"/>
+      </w:pPr>
+      <w:rPr>
+        <w:rFonts w:ascii="Wingdings" w:hAnsi="Wingdings" w:hint="default"/>
+      </w:rPr>
+    </w:lvl>
+  </w:abstractNum>
+  <w:abstractNum w:abstractNumId="1" w15:restartNumberingAfterBreak="0">
+    <w:nsid w:val="3D441842"/>
+    <w:multiLevelType w:val="hybridMultilevel"/>
+    <w:tmpl w:val="A0B0E90A"/>
+    <w:lvl w:ilvl="0" w:tplc="37702EEC">
+      <w:numFmt w:val="bullet"/>
+      <w:lvlText w:val="•"/>
+      <w:lvlJc w:val="left"/>
+      <w:pPr>
+        <w:ind w:left="720" w:hanging="360"/>
+      </w:pPr>
+      <w:rPr>
+        <w:rFonts w:ascii="Times New Roman" w:eastAsia="Times New Roman" w:hAnsi="Times New Roman" w:cs="Times New Roman" w:hint="default"/>
+      </w:rPr>
+    </w:lvl>
+    <w:lvl w:ilvl="1" w:tplc="0C0A0003" w:tentative="1">
+      <w:start w:val="1"/>
+      <w:numFmt w:val="bullet"/>
+      <w:lvlText w:val="o"/>
+      <w:lvlJc w:val="left"/>
+      <w:pPr>
+        <w:ind w:left="1440" w:hanging="360"/>
+      </w:pPr>
+      <w:rPr>
+        <w:rFonts w:ascii="Courier New" w:hAnsi="Courier New" w:cs="Courier New" w:hint="default"/>
+      </w:rPr>
+    </w:lvl>
+    <w:lvl w:ilvl="2" w:tplc="0C0A0005" w:tentative="1">
+      <w:start w:val="1"/>
+      <w:numFmt w:val="bullet"/>
+      <w:lvlText w:val=""/>
+      <w:lvlJc w:val="left"/>
+      <w:pPr>
+        <w:ind w:left="2160" w:hanging="360"/>
+      </w:pPr>
+      <w:rPr>
+        <w:rFonts w:ascii="Wingdings" w:hAnsi="Wingdings" w:hint="default"/>
+      </w:rPr>
+    </w:lvl>
+    <w:lvl w:ilvl="3" w:tplc="0C0A0001" w:tentative="1">
+      <w:start w:val="1"/>
+      <w:numFmt w:val="bullet"/>
+      <w:lvlText w:val=""/>
+      <w:lvlJc w:val="left"/>
+      <w:pPr>
+        <w:ind w:left="2880" w:hanging="360"/>
+      </w:pPr>
+      <w:rPr>
+        <w:rFonts w:ascii="Symbol" w:hAnsi="Symbol" w:hint="default"/>
+      </w:rPr>
+    </w:lvl>
+    <w:lvl w:ilvl="4" w:tplc="0C0A0003" w:tentative="1">
+      <w:start w:val="1"/>
+      <w:numFmt w:val="bullet"/>
+      <w:lvlText w:val="o"/>
+      <w:lvlJc w:val="left"/>
+      <w:pPr>
+        <w:ind w:left="3600" w:hanging="360"/>
+      </w:pPr>
+      <w:rPr>
+        <w:rFonts w:ascii="Courier New" w:hAnsi="Courier New" w:cs="Courier New" w:hint="default"/>
+      </w:rPr>
+    </w:lvl>
+    <w:lvl w:ilvl="5" w:tplc="0C0A0005" w:tentative="1">
+      <w:start w:val="1"/>
+      <w:numFmt w:val="bullet"/>
+      <w:lvlText w:val=""/>
+      <w:lvlJc w:val="left"/>
+      <w:pPr>
+        <w:ind w:left="4320" w:hanging="360"/>
+      </w:pPr>
+      <w:rPr>
+        <w:rFonts w:ascii="Wingdings" w:hAnsi="Wingdings" w:hint="default"/>
+      </w:rPr>
+    </w:lvl>
+    <w:lvl w:ilvl="6" w:tplc="0C0A0001" w:tentative="1">
+      <w:start w:val="1"/>
+      <w:numFmt w:val="bullet"/>
+      <w:lvlText w:val=""/>
+      <w:lvlJc w:val="left"/>
+      <w:pPr>
+        <w:ind w:left="5040" w:hanging="360"/>
+      </w:pPr>
+      <w:rPr>
+        <w:rFonts w:ascii="Symbol" w:hAnsi="Symbol" w:hint="default"/>
+      </w:rPr>
+    </w:lvl>
+    <w:lvl w:ilvl="7" w:tplc="0C0A0003" w:tentative="1">
+      <w:start w:val="1"/>
+      <w:numFmt w:val="bullet"/>
+      <w:lvlText w:val="o"/>
+      <w:lvlJc w:val="left"/>
+      <w:pPr>
+        <w:ind w:left="5760" w:hanging="360"/>
+      </w:pPr>
+      <w:rPr>
+        <w:rFonts w:ascii="Courier New" w:hAnsi="Courier New" w:cs="Courier New" w:hint="default"/>
+      </w:rPr>
+    </w:lvl>
+    <w:lvl w:ilvl="8" w:tplc="0C0A0005" w:tentative="1">
+      <w:start w:val="1"/>
+      <w:numFmt w:val="bullet"/>
+      <w:lvlText w:val=""/>
+      <w:lvlJc w:val="left"/>
+      <w:pPr>
+        <w:ind w:left="6480" w:hanging="360"/>
+      </w:pPr>
+      <w:rPr>
+        <w:rFonts w:ascii="Wingdings" w:hAnsi="Wingdings" w:hint="default"/>
+      </w:rPr>
+    </w:lvl>
+  </w:abstractNum>
+  <w:num w:numId="1" w16cid:durableId="1641304644">
+    <w:abstractNumId w:val="0"/>
+  </w:num>
+  <w:num w:numId="2" w16cid:durableId="107508674">
+    <w:abstractNumId w:val="1"/>
+  </w:num>
+</w:numbering>
+</file>
+
 <file path=word/styles.xml><?xml version="1.0" encoding="utf-8"?>
 <w:styles xmlns:mc="http://schemas.openxmlformats.org/markup-compatibility/2006" xmlns:r="http://schemas.openxmlformats.org/officeDocument/2006/relationships" xmlns:w="http://schemas.openxmlformats.org/wordprocessingml/2006/main" xmlns:w14="http://schemas.microsoft.com/office/word/2010/wordml" xmlns:w15="http://schemas.microsoft.com/office/word/2012/wordml" xmlns:w16cex="http://schemas.microsoft.com/office/word/2018/wordml/cex" xmlns:w16cid="http://schemas.microsoft.com/office/word/2016/wordml/cid" xmlns:w16="http://schemas.microsoft.com/office/word/2018/wordml" xmlns:w16sdtdh="http://schemas.microsoft.com/office/word/2020/wordml/sdtdatahash" xmlns:w16se="http://schemas.microsoft.com/office/word/2015/wordml/symex" mc:Ignorable="w14 w15 w16se w16cid w16 w16cex w16sdtdh">
   <w:docDefaults>
@@ -1530,7 +2604,7 @@
     <w:lsdException w:name="Closing" w:semiHidden="1" w:unhideWhenUsed="1"/>
     <w:lsdException w:name="Signature" w:semiHidden="1" w:unhideWhenUsed="1"/>
     <w:lsdException w:name="Default Paragraph Font" w:semiHidden="1" w:uiPriority="1" w:unhideWhenUsed="1"/>
-    <w:lsdException w:name="Body Text" w:semiHidden="1" w:unhideWhenUsed="1"/>
+    <w:lsdException w:name="Body Text" w:semiHidden="1" w:uiPriority="1" w:unhideWhenUsed="1"/>
     <w:lsdException w:name="Body Text Indent" w:semiHidden="1" w:unhideWhenUsed="1"/>
     <w:lsdException w:name="List Continue" w:semiHidden="1" w:unhideWhenUsed="1"/>
     <w:lsdException w:name="List Continue 2" w:semiHidden="1" w:unhideWhenUsed="1"/>
@@ -1844,12 +2918,13 @@
   <w:style w:type="paragraph" w:default="1" w:styleId="Normal">
     <w:name w:val="Normal"/>
     <w:qFormat/>
-    <w:rsid w:val="00BC6B38"/>
+    <w:rsid w:val="000D5565"/>
     <w:pPr>
       <w:widowControl w:val="0"/>
       <w:autoSpaceDE w:val="0"/>
       <w:autoSpaceDN w:val="0"/>
-      <w:spacing w:after="0" w:line="240" w:lineRule="auto"/>
+      <w:spacing w:before="240" w:after="240" w:line="360" w:lineRule="auto"/>
+      <w:jc w:val="both"/>
     </w:pPr>
     <w:rPr>
       <w:rFonts w:ascii="Times New Roman" w:eastAsia="Times New Roman" w:hAnsi="Times New Roman" w:cs="Times New Roman"/>
@@ -1859,22 +2934,22 @@
   </w:style>
   <w:style w:type="paragraph" w:styleId="Heading1">
     <w:name w:val="heading 1"/>
-    <w:basedOn w:val="Normal"/>
+    <w:basedOn w:val="Title"/>
     <w:next w:val="Normal"/>
     <w:link w:val="Heading1Char"/>
     <w:uiPriority w:val="9"/>
     <w:qFormat/>
-    <w:rsid w:val="00584B73"/>
+    <w:rsid w:val="000D5565"/>
     <w:pPr>
       <w:keepNext/>
       <w:keepLines/>
-      <w:spacing w:before="360" w:after="80"/>
+      <w:spacing w:before="360"/>
       <w:outlineLvl w:val="0"/>
     </w:pPr>
     <w:rPr>
-      <w:rFonts w:asciiTheme="majorHAnsi" w:eastAsiaTheme="majorEastAsia" w:hAnsiTheme="majorHAnsi" w:cstheme="majorBidi"/>
-      <w:color w:val="0F4761" w:themeColor="accent1" w:themeShade="BF"/>
-      <w:sz w:val="40"/>
+      <w:rFonts w:ascii="Times New Roman" w:hAnsi="Times New Roman"/>
+      <w:b/>
+      <w:sz w:val="24"/>
       <w:szCs w:val="40"/>
     </w:rPr>
   </w:style>
@@ -2057,7 +3132,6 @@
   <w:style w:type="character" w:default="1" w:styleId="DefaultParagraphFont">
     <w:name w:val="Default Paragraph Font"/>
     <w:uiPriority w:val="1"/>
-    <w:semiHidden/>
     <w:unhideWhenUsed/>
   </w:style>
   <w:style w:type="table" w:default="1" w:styleId="TableNormal">
@@ -2086,12 +3160,15 @@
     <w:basedOn w:val="DefaultParagraphFont"/>
     <w:link w:val="Heading1"/>
     <w:uiPriority w:val="9"/>
-    <w:rsid w:val="00584B73"/>
+    <w:rsid w:val="000D5565"/>
     <w:rPr>
-      <w:rFonts w:asciiTheme="majorHAnsi" w:eastAsiaTheme="majorEastAsia" w:hAnsiTheme="majorHAnsi" w:cstheme="majorBidi"/>
-      <w:color w:val="0F4761" w:themeColor="accent1" w:themeShade="BF"/>
-      <w:sz w:val="40"/>
+      <w:rFonts w:ascii="Times New Roman" w:eastAsiaTheme="majorEastAsia" w:hAnsi="Times New Roman" w:cstheme="majorBidi"/>
+      <w:b/>
+      <w:spacing w:val="-10"/>
+      <w:kern w:val="28"/>
+      <w:sz w:val="24"/>
       <w:szCs w:val="40"/>
+      <w14:ligatures w14:val="none"/>
     </w:rPr>
   </w:style>
   <w:style w:type="character" w:customStyle="1" w:styleId="Heading2Char">
@@ -2420,9 +3497,10 @@
     <w:link w:val="NoSpacingChar"/>
     <w:uiPriority w:val="1"/>
     <w:qFormat/>
-    <w:rsid w:val="00BC6B38"/>
+    <w:rsid w:val="00321E83"/>
     <w:pPr>
       <w:spacing w:after="0"/>
+      <w:jc w:val="center"/>
     </w:pPr>
     <w:rPr>
       <w:rFonts w:ascii="Times New Roman" w:eastAsiaTheme="minorEastAsia" w:hAnsi="Times New Roman"/>
@@ -2437,7 +3515,7 @@
     <w:basedOn w:val="DefaultParagraphFont"/>
     <w:link w:val="NoSpacing"/>
     <w:uiPriority w:val="1"/>
-    <w:rsid w:val="00BC6B38"/>
+    <w:rsid w:val="00321E83"/>
     <w:rPr>
       <w:rFonts w:ascii="Times New Roman" w:eastAsiaTheme="minorEastAsia" w:hAnsi="Times New Roman" w:cstheme="majorBidi"/>
       <w:b/>
@@ -2448,6 +3526,66 @@
       <w:lang w:val="en-US"/>
       <w14:ligatures w14:val="none"/>
     </w:rPr>
+  </w:style>
+  <w:style w:type="paragraph" w:styleId="BodyText">
+    <w:name w:val="Body Text"/>
+    <w:basedOn w:val="Normal"/>
+    <w:link w:val="BodyTextChar"/>
+    <w:uiPriority w:val="1"/>
+    <w:rsid w:val="0020382B"/>
+    <w:pPr>
+      <w:spacing w:before="0" w:after="0"/>
+    </w:pPr>
+    <w:rPr>
+      <w:szCs w:val="24"/>
+    </w:rPr>
+  </w:style>
+  <w:style w:type="character" w:customStyle="1" w:styleId="BodyTextChar">
+    <w:name w:val="Body Text Char"/>
+    <w:basedOn w:val="DefaultParagraphFont"/>
+    <w:link w:val="BodyText"/>
+    <w:uiPriority w:val="1"/>
+    <w:rsid w:val="0020382B"/>
+    <w:rPr>
+      <w:rFonts w:ascii="Times New Roman" w:eastAsia="Times New Roman" w:hAnsi="Times New Roman" w:cs="Times New Roman"/>
+      <w:sz w:val="24"/>
+      <w:szCs w:val="24"/>
+      <w14:ligatures w14:val="none"/>
+    </w:rPr>
+  </w:style>
+  <w:style w:type="paragraph" w:styleId="NormalWeb">
+    <w:name w:val="Normal (Web)"/>
+    <w:basedOn w:val="Normal"/>
+    <w:uiPriority w:val="99"/>
+    <w:semiHidden/>
+    <w:unhideWhenUsed/>
+    <w:rsid w:val="000D5565"/>
+    <w:pPr>
+      <w:widowControl/>
+      <w:autoSpaceDE/>
+      <w:autoSpaceDN/>
+      <w:spacing w:before="100" w:beforeAutospacing="1" w:after="100" w:afterAutospacing="1"/>
+    </w:pPr>
+    <w:rPr>
+      <w:szCs w:val="24"/>
+      <w:lang w:eastAsia="es-ES"/>
+    </w:rPr>
+  </w:style>
+  <w:style w:type="character" w:styleId="Strong">
+    <w:name w:val="Strong"/>
+    <w:basedOn w:val="DefaultParagraphFont"/>
+    <w:uiPriority w:val="22"/>
+    <w:qFormat/>
+    <w:rsid w:val="000D5565"/>
+    <w:rPr>
+      <w:b/>
+      <w:bCs/>
+    </w:rPr>
+  </w:style>
+  <w:style w:type="character" w:customStyle="1" w:styleId="whitespace-normal">
+    <w:name w:val="whitespace-normal"/>
+    <w:basedOn w:val="DefaultParagraphFont"/>
+    <w:rsid w:val="000D5565"/>
   </w:style>
 </w:styles>
 </file>
@@ -2745,4 +3883,16 @@
     </a:ext>
   </a:extLst>
 </a:theme>
+</file>
+
+<file path=customXml/item1.xml><?xml version="1.0" encoding="utf-8"?>
+<b:Sources xmlns:b="http://schemas.openxmlformats.org/officeDocument/2006/bibliography" xmlns="http://schemas.openxmlformats.org/officeDocument/2006/bibliography" SelectedStyle="\APASixthEditionOfficeOnline.xsl" StyleName="APA" Version="6"/>
+</file>
+
+<file path=customXml/itemProps1.xml><?xml version="1.0" encoding="utf-8"?>
+<ds:datastoreItem xmlns:ds="http://schemas.openxmlformats.org/officeDocument/2006/customXml" ds:itemID="{233DCA2F-258E-4C40-AADC-6C081D72BDF6}">
+  <ds:schemaRefs>
+    <ds:schemaRef ds:uri="http://schemas.openxmlformats.org/officeDocument/2006/bibliography"/>
+  </ds:schemaRefs>
+</ds:datastoreItem>
 </file>
--- a/Proyecto_Maria_belen_valenzuela_huilcarema.docx
+++ b/Proyecto_Maria_belen_valenzuela_huilcarema.docx
@@ -565,7 +565,7 @@
                                     <w:szCs w:val="24"/>
                                     <w:lang w:val="es-ES"/>
                                   </w:rPr>
-                                  <w:t>2025 - 2026</w:t>
+                                  <w:t>2026</w:t>
                                 </w:r>
                               </w:p>
                             </w:txbxContent>
@@ -1088,7 +1088,7 @@
                               <w:szCs w:val="24"/>
                               <w:lang w:val="es-ES"/>
                             </w:rPr>
-                            <w:t>2025 - 2026</w:t>
+                            <w:t>2026</w:t>
                           </w:r>
                         </w:p>
                       </w:txbxContent>
@@ -1108,11 +1108,20 @@
     <w:p>
       <w:pPr>
         <w:pStyle w:val="NoSpacing"/>
-      </w:pPr>
-      <w:r>
+        <w:rPr>
+          <w:lang w:val="es-ES"/>
+        </w:rPr>
+      </w:pPr>
+      <w:r>
+        <w:rPr>
+          <w:lang w:val="es-ES"/>
+        </w:rPr>
         <w:br w:type="page"/>
       </w:r>
       <w:r>
+        <w:rPr>
+          <w:lang w:val="es-ES"/>
+        </w:rPr>
         <w:lastRenderedPageBreak/>
         <w:t>DEDICATORIA</w:t>
       </w:r>
@@ -1206,6 +1215,7 @@
           <w:spacing w:val="-2"/>
           <w:szCs w:val="24"/>
         </w:rPr>
+        <w:lastRenderedPageBreak/>
         <w:t xml:space="preserve">María Belén Valenzuela </w:t>
       </w:r>
       <w:proofErr w:type="spellStart"/>
@@ -1235,7 +1245,6 @@
           <w:szCs w:val="24"/>
           <w:lang w:val="es-ES"/>
         </w:rPr>
-        <w:lastRenderedPageBreak/>
         <w:t>TITULO</w:t>
       </w:r>
       <w:r>
@@ -1279,29 +1288,7 @@
           <w:szCs w:val="24"/>
           <w:lang w:val="es-ES"/>
         </w:rPr>
-        <w:t>" para la</w:t>
-      </w:r>
-      <w:r>
-        <w:rPr>
-          <w:rFonts w:cs="Times New Roman"/>
-          <w:bCs/>
-          <w:spacing w:val="-2"/>
-          <w:sz w:val="24"/>
-          <w:szCs w:val="24"/>
-          <w:lang w:val="es-ES"/>
-        </w:rPr>
-        <w:t xml:space="preserve"> </w:t>
-      </w:r>
-      <w:r>
-        <w:rPr>
-          <w:rFonts w:cs="Times New Roman"/>
-          <w:bCs/>
-          <w:spacing w:val="-2"/>
-          <w:sz w:val="24"/>
-          <w:szCs w:val="24"/>
-          <w:lang w:val="es-ES"/>
-        </w:rPr>
-        <w:t>preventa de desayunos saludables.</w:t>
+        <w:t>" para la preventa de desayunos saludables.</w:t>
       </w:r>
     </w:p>
     <w:p>
@@ -1405,28 +1392,24 @@
           <w:szCs w:val="24"/>
           <w:lang w:val="es-ES"/>
         </w:rPr>
-        <w:t>T</w:t>
-      </w:r>
-      <w:r>
-        <w:rPr>
-          <w:rFonts w:cs="Times New Roman"/>
-          <w:spacing w:val="-2"/>
-          <w:sz w:val="24"/>
-          <w:szCs w:val="24"/>
+        <w:t>TUTOR: Ing. Catota Mesías Vicente David, MBA</w:t>
+      </w:r>
+    </w:p>
+    <w:p>
+      <w:pPr>
+        <w:pStyle w:val="NoSpacing"/>
+        <w:rPr>
           <w:lang w:val="es-ES"/>
         </w:rPr>
-        <w:t xml:space="preserve">UTOR: </w:t>
-      </w:r>
-      <w:r>
-        <w:rPr>
-          <w:rFonts w:cs="Times New Roman"/>
-          <w:spacing w:val="-2"/>
-          <w:sz w:val="24"/>
-          <w:szCs w:val="24"/>
+      </w:pPr>
+    </w:p>
+    <w:p>
+      <w:pPr>
+        <w:pStyle w:val="NoSpacing"/>
+        <w:rPr>
           <w:lang w:val="es-ES"/>
         </w:rPr>
-        <w:t>Ing. Catota Mesías Vicente David, MBA</w:t>
-      </w:r>
+      </w:pPr>
     </w:p>
     <w:p>
       <w:pPr>
@@ -1435,20 +1418,10 @@
           <w:lang w:val="es-ES"/>
         </w:rPr>
       </w:pPr>
-    </w:p>
-    <w:p>
-      <w:pPr>
-        <w:pStyle w:val="NoSpacing"/>
+      <w:r>
         <w:rPr>
           <w:lang w:val="es-ES"/>
         </w:rPr>
-      </w:pPr>
-    </w:p>
-    <w:p>
-      <w:pPr>
-        <w:pStyle w:val="NoSpacing"/>
-      </w:pPr>
-      <w:r>
         <w:t>RESUMEN</w:t>
       </w:r>
     </w:p>
@@ -1478,6 +1451,7 @@
         <w:spacing w:before="0" w:after="160"/>
       </w:pPr>
       <w:r>
+        <w:lastRenderedPageBreak/>
         <w:br w:type="page"/>
       </w:r>
     </w:p>
@@ -1701,6 +1675,18 @@
         <w:autoSpaceDE/>
         <w:autoSpaceDN/>
         <w:spacing w:before="0" w:after="160"/>
+        <w:sectPr>
+          <w:headerReference w:type="default" r:id="rId9"/>
+          <w:footerReference w:type="default" r:id="rId10"/>
+          <w:headerReference w:type="first" r:id="rId11"/>
+          <w:footerReference w:type="first" r:id="rId12"/>
+          <w:pgSz w:w="12240" w:h="15840"/>
+          <w:pgMar w:top="1699" w:right="1699" w:bottom="1699" w:left="2261" w:header="720" w:footer="720" w:gutter="0"/>
+          <w:pgNumType w:fmt="upperRoman" w:start="0"/>
+          <w:cols w:space="720"/>
+          <w:titlePg/>
+          <w:docGrid w:linePitch="360"/>
+        </w:sectPr>
       </w:pPr>
     </w:p>
     <w:p>
@@ -1756,11 +1742,11 @@
     </w:p>
     <w:p>
       <w:r>
-        <w:t xml:space="preserve">Desde una perspectiva empresarial, el desarrollo de este plan de negocios parte del reconocimiento de que todo emprendimiento requiere planificación estratégica, análisis de mercado y evaluación financiera rigurosa para garantizar su sostenibilidad. Muchos </w:t>
+        <w:t xml:space="preserve">Desde una perspectiva empresarial, el desarrollo de este plan de negocios parte del </w:t>
       </w:r>
       <w:r>
         <w:lastRenderedPageBreak/>
-        <w:t>negocios fracasan no por falta de creatividad o calidad en el producto, sino por debilidades en su estructura administrativa, falta de proyecciones financieras claras o ausencia de un modelo de negocio definido. Por ello, este documento integra herramientas técnicas que permiten evaluar la viabilidad económica, operativa y estratégica del proyecto.</w:t>
+        <w:t>reconocimiento de que todo emprendimiento requiere planificación estratégica, análisis de mercado y evaluación financiera rigurosa para garantizar su sostenibilidad. Muchos negocios fracasan no por falta de creatividad o calidad en el producto, sino por debilidades en su estructura administrativa, falta de proyecciones financieras claras o ausencia de un modelo de negocio definido. Por ello, este documento integra herramientas técnicas que permiten evaluar la viabilidad económica, operativa y estratégica del proyecto.</w:t>
       </w:r>
     </w:p>
     <w:p>
@@ -1850,16 +1836,16 @@
       </w:r>
       <w:proofErr w:type="spellEnd"/>
       <w:r>
-        <w:t xml:space="preserve"> se sustenta en una filosofía empresarial clara, definida por su misión, visión y valores corporativos. La misión orienta las actividades diarias hacia la oferta de productos saludables con enfoque de servicio y responsabilidad, mientras que la visión proyecta el posicionamiento de la marca como referente en el mercado de desayunos saludables. Los valores institucionales, como responsabilidad, pasión, honestidad y servicio, constituyen la base ética y cultural del emprendimiento.</w:t>
-      </w:r>
-    </w:p>
-    <w:p>
-      <w:r>
-        <w:t xml:space="preserve">Desde el punto de vista financiero, el plan contempla la estimación de inversión inicial, costos fijos y variables, proyección de ingresos y análisis de rentabilidad. Se incluyen </w:t>
+        <w:t xml:space="preserve"> se sustenta en una filosofía empresarial clara, definida por su misión, visión y valores corporativos. La misión orienta las actividades diarias hacia la oferta de productos saludables con enfoque de servicio y responsabilidad, mientras que la visión proyecta el posicionamiento de la marca como referente en el mercado de desayunos saludables. Los valores institucionales, como responsabilidad, pasión, honestidad y servicio, constituyen la base ética y cultural del </w:t>
       </w:r>
       <w:r>
         <w:lastRenderedPageBreak/>
-        <w:t>herramientas como el cálculo del punto de equilibrio y proyecciones de flujo de caja, con el objetivo de determinar la factibilidad económica del proyecto en el corto y mediano plazo. Este análisis permite reducir la incertidumbre y facilitar la toma de decisiones estratégicas.</w:t>
+        <w:t>emprendimiento.</w:t>
+      </w:r>
+    </w:p>
+    <w:p>
+      <w:r>
+        <w:t>Desde el punto de vista financiero, el plan contempla la estimación de inversión inicial, costos fijos y variables, proyección de ingresos y análisis de rentabilidad. Se incluyen herramientas como el cálculo del punto de equilibrio y proyecciones de flujo de caja, con el objetivo de determinar la factibilidad económica del proyecto en el corto y mediano plazo. Este análisis permite reducir la incertidumbre y facilitar la toma de decisiones estratégicas.</w:t>
       </w:r>
     </w:p>
     <w:p>
@@ -2008,12 +1994,11 @@
       </w:r>
     </w:p>
     <w:sectPr>
-      <w:headerReference w:type="default" r:id="rId9"/>
-      <w:footerReference w:type="default" r:id="rId10"/>
-      <w:headerReference w:type="first" r:id="rId11"/>
+      <w:headerReference w:type="first" r:id="rId13"/>
+      <w:footerReference w:type="first" r:id="rId14"/>
       <w:pgSz w:w="12240" w:h="15840"/>
       <w:pgMar w:top="1699" w:right="1699" w:bottom="1699" w:left="2261" w:header="720" w:footer="720" w:gutter="0"/>
-      <w:pgNumType w:start="0"/>
+      <w:pgNumType w:start="1"/>
       <w:cols w:space="720"/>
       <w:titlePg/>
       <w:docGrid w:linePitch="360"/>
@@ -2043,6 +2028,105 @@
 
 <file path=word/footer1.xml><?xml version="1.0" encoding="utf-8"?>
 <w:ftr xmlns:wpc="http://schemas.microsoft.com/office/word/2010/wordprocessingCanvas" xmlns:cx="http://schemas.microsoft.com/office/drawing/2014/chartex" xmlns:cx1="http://schemas.microsoft.com/office/drawing/2015/9/8/chartex" xmlns:cx2="http://schemas.microsoft.com/office/drawing/2015/10/21/chartex" xmlns:cx3="http://schemas.microsoft.com/office/drawing/2016/5/9/chartex" xmlns:cx4="http://schemas.microsoft.com/office/drawing/2016/5/10/chartex" xmlns:cx5="http://schemas.microsoft.com/office/drawing/2016/5/11/chartex" xmlns:cx6="http://schemas.microsoft.com/office/drawing/2016/5/12/chartex" xmlns:cx7="http://schemas.microsoft.com/office/drawing/2016/5/13/chartex" xmlns:cx8="http://schemas.microsoft.com/office/drawing/2016/5/14/chartex" xmlns:mc="http://schemas.openxmlformats.org/markup-compatibility/2006" xmlns:aink="http://schemas.microsoft.com/office/drawing/2016/ink" xmlns:am3d="http://schemas.microsoft.com/office/drawing/2017/model3d" xmlns:o="urn:schemas-microsoft-com:office:office" xmlns:oel="http://schemas.microsoft.com/office/2019/extlst" xmlns:r="http://schemas.openxmlformats.org/officeDocument/2006/relationships" xmlns:m="http://schemas.openxmlformats.org/officeDocument/2006/math" xmlns:v="urn:schemas-microsoft-com:vml" xmlns:wp14="http://schemas.microsoft.com/office/word/2010/wordprocessingDrawing" xmlns:wp="http://schemas.openxmlformats.org/drawingml/2006/wordprocessingDrawing" xmlns:w10="urn:schemas-microsoft-com:office:word" xmlns:w="http://schemas.openxmlformats.org/wordprocessingml/2006/main" xmlns:w14="http://schemas.microsoft.com/office/word/2010/wordml" xmlns:w15="http://schemas.microsoft.com/office/word/2012/wordml" xmlns:w16cex="http://schemas.microsoft.com/office/word/2018/wordml/cex" xmlns:w16cid="http://schemas.microsoft.com/office/word/2016/wordml/cid" xmlns:w16="http://schemas.microsoft.com/office/word/2018/wordml" xmlns:w16sdtdh="http://schemas.microsoft.com/office/word/2020/wordml/sdtdatahash" xmlns:w16se="http://schemas.microsoft.com/office/word/2015/wordml/symex" xmlns:wpg="http://schemas.microsoft.com/office/word/2010/wordprocessingGroup" xmlns:wpi="http://schemas.microsoft.com/office/word/2010/wordprocessingInk" xmlns:wne="http://schemas.microsoft.com/office/word/2006/wordml" xmlns:wps="http://schemas.microsoft.com/office/word/2010/wordprocessingShape" mc:Ignorable="w14 w15 w16se w16cid w16 w16cex w16sdtdh wp14">
+  <w:sdt>
+    <w:sdtPr>
+      <w:id w:val="582192391"/>
+      <w:docPartObj>
+        <w:docPartGallery w:val="Page Numbers (Bottom of Page)"/>
+        <w:docPartUnique/>
+      </w:docPartObj>
+    </w:sdtPr>
+    <w:sdtContent>
+      <w:p>
+        <w:pPr>
+          <w:pStyle w:val="Footer"/>
+          <w:jc w:val="center"/>
+        </w:pPr>
+        <w:r>
+          <w:rPr>
+            <w:noProof/>
+            <w:sz w:val="20"/>
+          </w:rPr>
+          <w:drawing>
+            <wp:anchor distT="0" distB="0" distL="0" distR="0" simplePos="0" relativeHeight="251667456" behindDoc="1" locked="0" layoutInCell="1" allowOverlap="1" wp14:anchorId="0D3E8033" wp14:editId="42DF327B">
+              <wp:simplePos x="0" y="0"/>
+              <wp:positionH relativeFrom="page">
+                <wp:posOffset>195036</wp:posOffset>
+              </wp:positionH>
+              <wp:positionV relativeFrom="page">
+                <wp:posOffset>9171305</wp:posOffset>
+              </wp:positionV>
+              <wp:extent cx="7384415" cy="621665"/>
+              <wp:effectExtent l="0" t="0" r="6985" b="6985"/>
+              <wp:wrapNone/>
+              <wp:docPr id="30" name="Image 4"/>
+              <wp:cNvGraphicFramePr>
+                <a:graphicFrameLocks xmlns:a="http://schemas.openxmlformats.org/drawingml/2006/main"/>
+              </wp:cNvGraphicFramePr>
+              <a:graphic xmlns:a="http://schemas.openxmlformats.org/drawingml/2006/main">
+                <a:graphicData uri="http://schemas.openxmlformats.org/drawingml/2006/picture">
+                  <pic:pic xmlns:pic="http://schemas.openxmlformats.org/drawingml/2006/picture">
+                    <pic:nvPicPr>
+                      <pic:cNvPr id="4" name="Image 4"/>
+                      <pic:cNvPicPr/>
+                    </pic:nvPicPr>
+                    <pic:blipFill>
+                      <a:blip r:embed="rId1" cstate="print"/>
+                      <a:stretch>
+                        <a:fillRect/>
+                      </a:stretch>
+                    </pic:blipFill>
+                    <pic:spPr>
+                      <a:xfrm>
+                        <a:off x="0" y="0"/>
+                        <a:ext cx="7384415" cy="621665"/>
+                      </a:xfrm>
+                      <a:prstGeom prst="rect">
+                        <a:avLst/>
+                      </a:prstGeom>
+                    </pic:spPr>
+                  </pic:pic>
+                </a:graphicData>
+              </a:graphic>
+            </wp:anchor>
+          </w:drawing>
+        </w:r>
+        <w:r>
+          <w:fldChar w:fldCharType="begin"/>
+        </w:r>
+        <w:r>
+          <w:instrText>PAGE   \* MERGEFORMAT</w:instrText>
+        </w:r>
+        <w:r>
+          <w:fldChar w:fldCharType="separate"/>
+        </w:r>
+        <w:r>
+          <w:t>2</w:t>
+        </w:r>
+        <w:r>
+          <w:fldChar w:fldCharType="end"/>
+        </w:r>
+      </w:p>
+    </w:sdtContent>
+  </w:sdt>
+  <w:p>
+    <w:pPr>
+      <w:pStyle w:val="Footer"/>
+      <w:tabs>
+        <w:tab w:val="clear" w:pos="4513"/>
+        <w:tab w:val="clear" w:pos="9026"/>
+        <w:tab w:val="left" w:pos="3634"/>
+      </w:tabs>
+    </w:pPr>
+    <w:r>
+      <w:tab/>
+    </w:r>
+  </w:p>
+</w:ftr>
+</file>
+
+<file path=word/footer2.xml><?xml version="1.0" encoding="utf-8"?>
+<w:ftr xmlns:wpc="http://schemas.microsoft.com/office/word/2010/wordprocessingCanvas" xmlns:cx="http://schemas.microsoft.com/office/drawing/2014/chartex" xmlns:cx1="http://schemas.microsoft.com/office/drawing/2015/9/8/chartex" xmlns:cx2="http://schemas.microsoft.com/office/drawing/2015/10/21/chartex" xmlns:cx3="http://schemas.microsoft.com/office/drawing/2016/5/9/chartex" xmlns:cx4="http://schemas.microsoft.com/office/drawing/2016/5/10/chartex" xmlns:cx5="http://schemas.microsoft.com/office/drawing/2016/5/11/chartex" xmlns:cx6="http://schemas.microsoft.com/office/drawing/2016/5/12/chartex" xmlns:cx7="http://schemas.microsoft.com/office/drawing/2016/5/13/chartex" xmlns:cx8="http://schemas.microsoft.com/office/drawing/2016/5/14/chartex" xmlns:mc="http://schemas.openxmlformats.org/markup-compatibility/2006" xmlns:aink="http://schemas.microsoft.com/office/drawing/2016/ink" xmlns:am3d="http://schemas.microsoft.com/office/drawing/2017/model3d" xmlns:o="urn:schemas-microsoft-com:office:office" xmlns:oel="http://schemas.microsoft.com/office/2019/extlst" xmlns:r="http://schemas.openxmlformats.org/officeDocument/2006/relationships" xmlns:m="http://schemas.openxmlformats.org/officeDocument/2006/math" xmlns:v="urn:schemas-microsoft-com:vml" xmlns:wp14="http://schemas.microsoft.com/office/word/2010/wordprocessingDrawing" xmlns:wp="http://schemas.openxmlformats.org/drawingml/2006/wordprocessingDrawing" xmlns:w10="urn:schemas-microsoft-com:office:word" xmlns:w="http://schemas.openxmlformats.org/wordprocessingml/2006/main" xmlns:w14="http://schemas.microsoft.com/office/word/2010/wordml" xmlns:w15="http://schemas.microsoft.com/office/word/2012/wordml" xmlns:w16cex="http://schemas.microsoft.com/office/word/2018/wordml/cex" xmlns:w16cid="http://schemas.microsoft.com/office/word/2016/wordml/cid" xmlns:w16="http://schemas.microsoft.com/office/word/2018/wordml" xmlns:w16sdtdh="http://schemas.microsoft.com/office/word/2020/wordml/sdtdatahash" xmlns:w16se="http://schemas.microsoft.com/office/word/2015/wordml/symex" xmlns:wpg="http://schemas.microsoft.com/office/word/2010/wordprocessingGroup" xmlns:wpi="http://schemas.microsoft.com/office/word/2010/wordprocessingInk" xmlns:wne="http://schemas.microsoft.com/office/word/2006/wordml" xmlns:wps="http://schemas.microsoft.com/office/word/2010/wordprocessingShape" mc:Ignorable="w14 w15 w16se w16cid w16 w16cex w16sdtdh wp14">
   <w:p>
     <w:pPr>
       <w:pStyle w:val="Footer"/>
@@ -2053,18 +2137,18 @@
         <w:sz w:val="20"/>
       </w:rPr>
       <w:drawing>
-        <wp:anchor distT="0" distB="0" distL="0" distR="0" simplePos="0" relativeHeight="251663360" behindDoc="1" locked="0" layoutInCell="1" allowOverlap="1" wp14:anchorId="7CAB5F9F" wp14:editId="5EFDE74A">
+        <wp:anchor distT="0" distB="0" distL="0" distR="0" simplePos="0" relativeHeight="251665408" behindDoc="1" locked="0" layoutInCell="1" allowOverlap="1" wp14:anchorId="7366E82F" wp14:editId="04A88FC6">
           <wp:simplePos x="0" y="0"/>
           <wp:positionH relativeFrom="page">
-            <wp:posOffset>187960</wp:posOffset>
+            <wp:posOffset>196759</wp:posOffset>
           </wp:positionH>
           <wp:positionV relativeFrom="page">
-            <wp:posOffset>9220835</wp:posOffset>
+            <wp:posOffset>9178290</wp:posOffset>
           </wp:positionV>
           <wp:extent cx="7384816" cy="621665"/>
           <wp:effectExtent l="0" t="0" r="6985" b="6985"/>
           <wp:wrapNone/>
-          <wp:docPr id="6" name="Image 4"/>
+          <wp:docPr id="4" name="Image 4"/>
           <wp:cNvGraphicFramePr>
             <a:graphicFrameLocks xmlns:a="http://schemas.openxmlformats.org/drawingml/2006/main"/>
           </wp:cNvGraphicFramePr>
@@ -2093,15 +2177,100 @@
               </pic:pic>
             </a:graphicData>
           </a:graphic>
-          <wp14:sizeRelH relativeFrom="margin">
-            <wp14:pctWidth>0</wp14:pctWidth>
-          </wp14:sizeRelH>
-          <wp14:sizeRelV relativeFrom="margin">
-            <wp14:pctHeight>0</wp14:pctHeight>
-          </wp14:sizeRelV>
         </wp:anchor>
       </w:drawing>
     </w:r>
+  </w:p>
+</w:ftr>
+</file>
+
+<file path=word/footer3.xml><?xml version="1.0" encoding="utf-8"?>
+<w:ftr xmlns:wpc="http://schemas.microsoft.com/office/word/2010/wordprocessingCanvas" xmlns:cx="http://schemas.microsoft.com/office/drawing/2014/chartex" xmlns:cx1="http://schemas.microsoft.com/office/drawing/2015/9/8/chartex" xmlns:cx2="http://schemas.microsoft.com/office/drawing/2015/10/21/chartex" xmlns:cx3="http://schemas.microsoft.com/office/drawing/2016/5/9/chartex" xmlns:cx4="http://schemas.microsoft.com/office/drawing/2016/5/10/chartex" xmlns:cx5="http://schemas.microsoft.com/office/drawing/2016/5/11/chartex" xmlns:cx6="http://schemas.microsoft.com/office/drawing/2016/5/12/chartex" xmlns:cx7="http://schemas.microsoft.com/office/drawing/2016/5/13/chartex" xmlns:cx8="http://schemas.microsoft.com/office/drawing/2016/5/14/chartex" xmlns:mc="http://schemas.openxmlformats.org/markup-compatibility/2006" xmlns:aink="http://schemas.microsoft.com/office/drawing/2016/ink" xmlns:am3d="http://schemas.microsoft.com/office/drawing/2017/model3d" xmlns:o="urn:schemas-microsoft-com:office:office" xmlns:oel="http://schemas.microsoft.com/office/2019/extlst" xmlns:r="http://schemas.openxmlformats.org/officeDocument/2006/relationships" xmlns:m="http://schemas.openxmlformats.org/officeDocument/2006/math" xmlns:v="urn:schemas-microsoft-com:vml" xmlns:wp14="http://schemas.microsoft.com/office/word/2010/wordprocessingDrawing" xmlns:wp="http://schemas.openxmlformats.org/drawingml/2006/wordprocessingDrawing" xmlns:w10="urn:schemas-microsoft-com:office:word" xmlns:w="http://schemas.openxmlformats.org/wordprocessingml/2006/main" xmlns:w14="http://schemas.microsoft.com/office/word/2010/wordml" xmlns:w15="http://schemas.microsoft.com/office/word/2012/wordml" xmlns:w16cex="http://schemas.microsoft.com/office/word/2018/wordml/cex" xmlns:w16cid="http://schemas.microsoft.com/office/word/2016/wordml/cid" xmlns:w16="http://schemas.microsoft.com/office/word/2018/wordml" xmlns:w16sdtdh="http://schemas.microsoft.com/office/word/2020/wordml/sdtdatahash" xmlns:w16se="http://schemas.microsoft.com/office/word/2015/wordml/symex" xmlns:wpg="http://schemas.microsoft.com/office/word/2010/wordprocessingGroup" xmlns:wpi="http://schemas.microsoft.com/office/word/2010/wordprocessingInk" xmlns:wne="http://schemas.microsoft.com/office/word/2006/wordml" xmlns:wps="http://schemas.microsoft.com/office/word/2010/wordprocessingShape" mc:Ignorable="w14 w15 w16se w16cid w16 w16cex w16sdtdh wp14">
+  <w:sdt>
+    <w:sdtPr>
+      <w:id w:val="-978997486"/>
+      <w:docPartObj>
+        <w:docPartGallery w:val="Page Numbers (Bottom of Page)"/>
+        <w:docPartUnique/>
+      </w:docPartObj>
+    </w:sdtPr>
+    <w:sdtContent>
+      <w:p>
+        <w:pPr>
+          <w:pStyle w:val="Footer"/>
+          <w:jc w:val="center"/>
+        </w:pPr>
+        <w:r>
+          <w:rPr>
+            <w:noProof/>
+            <w:sz w:val="20"/>
+          </w:rPr>
+          <w:drawing>
+            <wp:anchor distT="0" distB="0" distL="0" distR="0" simplePos="0" relativeHeight="251669504" behindDoc="1" locked="0" layoutInCell="1" allowOverlap="1" wp14:anchorId="30333AFF" wp14:editId="32766726">
+              <wp:simplePos x="0" y="0"/>
+              <wp:positionH relativeFrom="page">
+                <wp:posOffset>181701</wp:posOffset>
+              </wp:positionH>
+              <wp:positionV relativeFrom="page">
+                <wp:posOffset>9185910</wp:posOffset>
+              </wp:positionV>
+              <wp:extent cx="7384415" cy="621665"/>
+              <wp:effectExtent l="0" t="0" r="6985" b="6985"/>
+              <wp:wrapNone/>
+              <wp:docPr id="31" name="Image 4"/>
+              <wp:cNvGraphicFramePr>
+                <a:graphicFrameLocks xmlns:a="http://schemas.openxmlformats.org/drawingml/2006/main"/>
+              </wp:cNvGraphicFramePr>
+              <a:graphic xmlns:a="http://schemas.openxmlformats.org/drawingml/2006/main">
+                <a:graphicData uri="http://schemas.openxmlformats.org/drawingml/2006/picture">
+                  <pic:pic xmlns:pic="http://schemas.openxmlformats.org/drawingml/2006/picture">
+                    <pic:nvPicPr>
+                      <pic:cNvPr id="4" name="Image 4"/>
+                      <pic:cNvPicPr/>
+                    </pic:nvPicPr>
+                    <pic:blipFill>
+                      <a:blip r:embed="rId1" cstate="print"/>
+                      <a:stretch>
+                        <a:fillRect/>
+                      </a:stretch>
+                    </pic:blipFill>
+                    <pic:spPr>
+                      <a:xfrm>
+                        <a:off x="0" y="0"/>
+                        <a:ext cx="7384415" cy="621665"/>
+                      </a:xfrm>
+                      <a:prstGeom prst="rect">
+                        <a:avLst/>
+                      </a:prstGeom>
+                    </pic:spPr>
+                  </pic:pic>
+                </a:graphicData>
+              </a:graphic>
+            </wp:anchor>
+          </w:drawing>
+        </w:r>
+        <w:r>
+          <w:fldChar w:fldCharType="begin"/>
+        </w:r>
+        <w:r>
+          <w:instrText>PAGE   \* MERGEFORMAT</w:instrText>
+        </w:r>
+        <w:r>
+          <w:fldChar w:fldCharType="separate"/>
+        </w:r>
+        <w:r>
+          <w:t>2</w:t>
+        </w:r>
+        <w:r>
+          <w:fldChar w:fldCharType="end"/>
+        </w:r>
+      </w:p>
+    </w:sdtContent>
+  </w:sdt>
+  <w:p>
+    <w:pPr>
+      <w:pStyle w:val="Footer"/>
+    </w:pPr>
   </w:p>
 </w:ftr>
 </file>
@@ -2137,7 +2306,7 @@
         <w:sz w:val="20"/>
       </w:rPr>
       <w:drawing>
-        <wp:anchor distT="0" distB="0" distL="114300" distR="114300" simplePos="0" relativeHeight="251661312" behindDoc="1" locked="0" layoutInCell="1" allowOverlap="1" wp14:anchorId="5816B458" wp14:editId="613EF7E9">
+        <wp:anchor distT="0" distB="0" distL="114300" distR="114300" simplePos="0" relativeHeight="251661312" behindDoc="1" locked="0" layoutInCell="1" allowOverlap="1" wp14:anchorId="5816B458" wp14:editId="606F24AB">
           <wp:simplePos x="0" y="0"/>
           <wp:positionH relativeFrom="column">
             <wp:posOffset>-1295400</wp:posOffset>
@@ -2156,7 +2325,7 @@
               <wp:lineTo x="0" y="0"/>
             </wp:wrapPolygon>
           </wp:wrapTight>
-          <wp:docPr id="2" name="Image 1"/>
+          <wp:docPr id="26" name="Image 1"/>
           <wp:cNvGraphicFramePr>
             <a:graphicFrameLocks xmlns:a="http://schemas.openxmlformats.org/drawingml/2006/main"/>
           </wp:cNvGraphicFramePr>
@@ -2235,7 +2404,86 @@
               <wp:lineTo x="0" y="0"/>
             </wp:wrapPolygon>
           </wp:wrapTight>
-          <wp:docPr id="7" name="Image 1"/>
+          <wp:docPr id="28" name="Image 1"/>
+          <wp:cNvGraphicFramePr>
+            <a:graphicFrameLocks xmlns:a="http://schemas.openxmlformats.org/drawingml/2006/main"/>
+          </wp:cNvGraphicFramePr>
+          <a:graphic xmlns:a="http://schemas.openxmlformats.org/drawingml/2006/main">
+            <a:graphicData uri="http://schemas.openxmlformats.org/drawingml/2006/picture">
+              <pic:pic xmlns:pic="http://schemas.openxmlformats.org/drawingml/2006/picture">
+                <pic:nvPicPr>
+                  <pic:cNvPr id="1" name="Image 1"/>
+                  <pic:cNvPicPr/>
+                </pic:nvPicPr>
+                <pic:blipFill>
+                  <a:blip r:embed="rId1" cstate="print">
+                    <a:extLst>
+                      <a:ext uri="{28A0092B-C50C-407E-A947-70E740481C1C}">
+                        <a14:useLocalDpi xmlns:a14="http://schemas.microsoft.com/office/drawing/2010/main" val="0"/>
+                      </a:ext>
+                    </a:extLst>
+                  </a:blip>
+                  <a:stretch>
+                    <a:fillRect/>
+                  </a:stretch>
+                </pic:blipFill>
+                <pic:spPr>
+                  <a:xfrm>
+                    <a:off x="0" y="0"/>
+                    <a:ext cx="7496175" cy="781050"/>
+                  </a:xfrm>
+                  <a:prstGeom prst="rect">
+                    <a:avLst/>
+                  </a:prstGeom>
+                </pic:spPr>
+              </pic:pic>
+            </a:graphicData>
+          </a:graphic>
+          <wp14:sizeRelH relativeFrom="margin">
+            <wp14:pctWidth>0</wp14:pctWidth>
+          </wp14:sizeRelH>
+          <wp14:sizeRelV relativeFrom="margin">
+            <wp14:pctHeight>0</wp14:pctHeight>
+          </wp14:sizeRelV>
+        </wp:anchor>
+      </w:drawing>
+    </w:r>
+  </w:p>
+</w:hdr>
+</file>
+
+<file path=word/header3.xml><?xml version="1.0" encoding="utf-8"?>
+<w:hdr xmlns:wpc="http://schemas.microsoft.com/office/word/2010/wordprocessingCanvas" xmlns:cx="http://schemas.microsoft.com/office/drawing/2014/chartex" xmlns:cx1="http://schemas.microsoft.com/office/drawing/2015/9/8/chartex" xmlns:cx2="http://schemas.microsoft.com/office/drawing/2015/10/21/chartex" xmlns:cx3="http://schemas.microsoft.com/office/drawing/2016/5/9/chartex" xmlns:cx4="http://schemas.microsoft.com/office/drawing/2016/5/10/chartex" xmlns:cx5="http://schemas.microsoft.com/office/drawing/2016/5/11/chartex" xmlns:cx6="http://schemas.microsoft.com/office/drawing/2016/5/12/chartex" xmlns:cx7="http://schemas.microsoft.com/office/drawing/2016/5/13/chartex" xmlns:cx8="http://schemas.microsoft.com/office/drawing/2016/5/14/chartex" xmlns:mc="http://schemas.openxmlformats.org/markup-compatibility/2006" xmlns:aink="http://schemas.microsoft.com/office/drawing/2016/ink" xmlns:am3d="http://schemas.microsoft.com/office/drawing/2017/model3d" xmlns:o="urn:schemas-microsoft-com:office:office" xmlns:oel="http://schemas.microsoft.com/office/2019/extlst" xmlns:r="http://schemas.openxmlformats.org/officeDocument/2006/relationships" xmlns:m="http://schemas.openxmlformats.org/officeDocument/2006/math" xmlns:v="urn:schemas-microsoft-com:vml" xmlns:wp14="http://schemas.microsoft.com/office/word/2010/wordprocessingDrawing" xmlns:wp="http://schemas.openxmlformats.org/drawingml/2006/wordprocessingDrawing" xmlns:w10="urn:schemas-microsoft-com:office:word" xmlns:w="http://schemas.openxmlformats.org/wordprocessingml/2006/main" xmlns:w14="http://schemas.microsoft.com/office/word/2010/wordml" xmlns:w15="http://schemas.microsoft.com/office/word/2012/wordml" xmlns:w16cex="http://schemas.microsoft.com/office/word/2018/wordml/cex" xmlns:w16cid="http://schemas.microsoft.com/office/word/2016/wordml/cid" xmlns:w16="http://schemas.microsoft.com/office/word/2018/wordml" xmlns:w16sdtdh="http://schemas.microsoft.com/office/word/2020/wordml/sdtdatahash" xmlns:w16se="http://schemas.microsoft.com/office/word/2015/wordml/symex" xmlns:wpg="http://schemas.microsoft.com/office/word/2010/wordprocessingGroup" xmlns:wpi="http://schemas.microsoft.com/office/word/2010/wordprocessingInk" xmlns:wne="http://schemas.microsoft.com/office/word/2006/wordml" xmlns:wps="http://schemas.microsoft.com/office/word/2010/wordprocessingShape" mc:Ignorable="w14 w15 w16se w16cid w16 w16cex w16sdtdh wp14">
+  <w:p>
+    <w:pPr>
+      <w:pStyle w:val="Header"/>
+    </w:pPr>
+    <w:r>
+      <w:rPr>
+        <w:noProof/>
+        <w:sz w:val="20"/>
+      </w:rPr>
+      <w:drawing>
+        <wp:anchor distT="0" distB="0" distL="114300" distR="114300" simplePos="0" relativeHeight="251663360" behindDoc="1" locked="0" layoutInCell="1" allowOverlap="1" wp14:anchorId="09710E25" wp14:editId="5138688C">
+          <wp:simplePos x="0" y="0"/>
+          <wp:positionH relativeFrom="column">
+            <wp:posOffset>-1295400</wp:posOffset>
+          </wp:positionH>
+          <wp:positionV relativeFrom="paragraph">
+            <wp:posOffset>-171450</wp:posOffset>
+          </wp:positionV>
+          <wp:extent cx="7496175" cy="781050"/>
+          <wp:effectExtent l="0" t="0" r="9525" b="0"/>
+          <wp:wrapTight wrapText="bothSides">
+            <wp:wrapPolygon edited="0">
+              <wp:start x="0" y="0"/>
+              <wp:lineTo x="0" y="21073"/>
+              <wp:lineTo x="21573" y="21073"/>
+              <wp:lineTo x="21573" y="0"/>
+              <wp:lineTo x="0" y="0"/>
+            </wp:wrapPolygon>
+          </wp:wrapTight>
+          <wp:docPr id="29" name="Image 1"/>
           <wp:cNvGraphicFramePr>
             <a:graphicFrameLocks xmlns:a="http://schemas.openxmlformats.org/drawingml/2006/main"/>
           </wp:cNvGraphicFramePr>
@@ -3132,6 +3380,7 @@
   <w:style w:type="character" w:default="1" w:styleId="DefaultParagraphFont">
     <w:name w:val="Default Paragraph Font"/>
     <w:uiPriority w:val="1"/>
+    <w:semiHidden/>
     <w:unhideWhenUsed/>
   </w:style>
   <w:style w:type="table" w:default="1" w:styleId="TableNormal">

--- a/Proyecto_Maria_belen_valenzuela_huilcarema.docx
+++ b/Proyecto_Maria_belen_valenzuela_huilcarema.docx
@@ -1153,7 +1153,6 @@
       <w:pPr>
         <w:jc w:val="right"/>
         <w:rPr>
-          <w:b/>
           <w:spacing w:val="-2"/>
           <w:szCs w:val="24"/>
         </w:rPr>
@@ -1164,6 +1163,13 @@
           <w:szCs w:val="24"/>
         </w:rPr>
         <w:t>Belén</w:t>
+      </w:r>
+      <w:r>
+        <w:rPr>
+          <w:spacing w:val="-2"/>
+          <w:szCs w:val="24"/>
+        </w:rPr>
+        <w:br w:type="page"/>
       </w:r>
     </w:p>
     <w:p>
@@ -1193,7 +1199,6 @@
     <w:p/>
     <w:p/>
     <w:p/>
-    <w:p/>
     <w:p>
       <w:pPr>
         <w:ind w:left="3420"/>
@@ -1215,7 +1220,6 @@
           <w:spacing w:val="-2"/>
           <w:szCs w:val="24"/>
         </w:rPr>
-        <w:lastRenderedPageBreak/>
         <w:t xml:space="preserve">María Belén Valenzuela </w:t>
       </w:r>
       <w:proofErr w:type="spellStart"/>
@@ -1227,6 +1231,13 @@
         <w:t>Huilcarema</w:t>
       </w:r>
       <w:proofErr w:type="spellEnd"/>
+      <w:r>
+        <w:rPr>
+          <w:spacing w:val="-2"/>
+          <w:szCs w:val="24"/>
+        </w:rPr>
+        <w:br w:type="page"/>
+      </w:r>
     </w:p>
     <w:p>
       <w:pPr>
@@ -1245,6 +1256,7 @@
           <w:szCs w:val="24"/>
           <w:lang w:val="es-ES"/>
         </w:rPr>
+        <w:lastRenderedPageBreak/>
         <w:t>TITULO</w:t>
       </w:r>
       <w:r>
@@ -1451,7 +1463,6 @@
         <w:spacing w:before="0" w:after="160"/>
       </w:pPr>
       <w:r>
-        <w:lastRenderedPageBreak/>
         <w:br w:type="page"/>
       </w:r>
     </w:p>

--- a/Proyecto_Maria_belen_valenzuela_huilcarema.docx
+++ b/Proyecto_Maria_belen_valenzuela_huilcarema.docx
@@ -633,7 +633,7 @@
                                         </pic:cNvPicPr>
                                       </pic:nvPicPr>
                                       <pic:blipFill>
-                                        <a:blip r:embed="rId8" cstate="print"/>
+                                        <a:blip r:embed="rId9" cstate="print"/>
                                         <a:stretch>
                                           <a:fillRect/>
                                         </a:stretch>
@@ -1687,10 +1687,10 @@
         <w:autoSpaceDN/>
         <w:spacing w:before="0" w:after="160"/>
         <w:sectPr>
-          <w:headerReference w:type="default" r:id="rId9"/>
-          <w:footerReference w:type="default" r:id="rId10"/>
-          <w:headerReference w:type="first" r:id="rId11"/>
-          <w:footerReference w:type="first" r:id="rId12"/>
+          <w:headerReference w:type="default" r:id="rId10"/>
+          <w:footerReference w:type="default" r:id="rId11"/>
+          <w:headerReference w:type="first" r:id="rId12"/>
+          <w:footerReference w:type="first" r:id="rId13"/>
           <w:pgSz w:w="12240" w:h="15840"/>
           <w:pgMar w:top="1699" w:right="1699" w:bottom="1699" w:left="2261" w:header="720" w:footer="720" w:gutter="0"/>
           <w:pgNumType w:fmt="upperRoman" w:start="0"/>
@@ -1711,7 +1711,10 @@
     </w:p>
     <w:p>
       <w:r>
-        <w:t xml:space="preserve">El presente plan de negocios tiene como finalidad estructurar técnica y estratégicamente la creación de </w:t>
+        <w:t xml:space="preserve">El presente plan de negocios tiene como finalidad </w:t>
+      </w:r>
+      <w:r>
+        <w:t xml:space="preserve">diseñar y evaluar la viabilidad de </w:t>
       </w:r>
       <w:r>
         <w:rPr>
@@ -1730,12 +1733,27 @@
       </w:r>
       <w:proofErr w:type="spellEnd"/>
       <w:r>
-        <w:t>, una empresa dedicada a la elaboración y comercialización de desayunos saludables bajo un modelo de negocio sostenible, innovador y orientado a la generación de valor para sus clientes. En un contexto donde los hábitos de consumo han evolucionado hacia estilos de vida más saludables y prácticos, surge la necesidad de propuestas empresariales que integren nutrición, accesibilidad y eficiencia operativa.</w:t>
-      </w:r>
-    </w:p>
-    <w:p>
-      <w:r>
-        <w:t>En la actualidad, el ritmo acelerado de vida, especialmente en entornos urbanos, ha generado cambios significativos en los patrones de alimentación. Muchas personas, particularmente estudiantes, profesionales y trabajadores del sector corporativo, enfrentan limitaciones de tiempo que influyen negativamente en la calidad de su desayuno, considerado una de las comidas más importantes del día. Esta situación abre una oportunidad de mercado para emprendimientos que ofrezcan soluciones alimenticias saludables, rápidas y accesibles.</w:t>
+        <w:t xml:space="preserve">, una empresa dedicada a la elaboración y comercialización de desayunos saludables bajo un modelo de </w:t>
+      </w:r>
+      <w:r>
+        <w:t>preventa online</w:t>
+      </w:r>
+      <w:r>
+        <w:t xml:space="preserve">. </w:t>
+      </w:r>
+      <w:r>
+        <w:t>La propuesta surge en un contexto donde los hábitos de consumo han evolucionado hacia opciones más saludables, prácticas y alineadas con el ritmo acelerado de vida en entornos urbanos.</w:t>
+      </w:r>
+    </w:p>
+    <w:p>
+      <w:r>
+        <w:t>Actualmente, muchos profesionales, estudiantes y trabajadores del sector corporativo enfrentan limitaciones de tiempo que afectan la calidad de su alimentación matutina</w:t>
+      </w:r>
+      <w:r>
+        <w:t>, considerando que esta es una de las comidas más importantes del día</w:t>
+      </w:r>
+      <w:r>
+        <w:t>. A pesar de la creciente conciencia sobre la importancia del desayuno en el rendimiento físico y mental, la oferta disponible no siempre combina nutrición, accesibilidad y eficiencia. Esta situación evidencia una oportunidad de mercado para desarrollar un modelo de negocio que integre planificación, calidad y conveniencia.</w:t>
       </w:r>
     </w:p>
     <w:p>
@@ -1748,37 +1766,22 @@
       </w:r>
       <w:proofErr w:type="spellEnd"/>
       <w:r>
-        <w:t xml:space="preserve"> se proyecta como una alternativa que responde a esta necesidad mediante una propuesta de valor centrada en desayunos nutritivos, balanceados y adaptados a distintos segmentos de mercado, incluyendo público fitness, trabajadores de oficina, universitarios y clientes premium que buscan opciones prácticas sin sacrificar calidad. El proyecto no solo contempla la producción de alimentos, sino la construcción de una marca con identidad definida, coherente con su filosofía organizacional y con enfoque en el bienestar integral.</w:t>
-      </w:r>
-    </w:p>
-    <w:p>
-      <w:r>
-        <w:t xml:space="preserve">Desde una perspectiva empresarial, el desarrollo de este plan de negocios parte del </w:t>
+        <w:t xml:space="preserve"> plantea una propuesta de valor basada en desayunos nutritivos, balanceados y preparados bajo un sistema de preventa que permite optimizar la producción, reducir el desperdicio de alimentos y mejorar la gestión de costos. Este enfoque no solo busca satisfacer una necesidad alimenticia, sino también ofrecer una alternativa sostenible y organizada desde el punto de vista empresarial.</w:t>
+      </w:r>
+    </w:p>
+    <w:p>
+      <w:r>
+        <w:t xml:space="preserve">El presente plan contempla </w:t>
+      </w:r>
+      <w:r>
+        <w:t xml:space="preserve">variables demográficas, </w:t>
+      </w:r>
+      <w:r>
+        <w:t xml:space="preserve">el análisis del entorno y del mercado objetivo, la definición del modelo de negocio, la estructura organizacional y la evaluación financiera del proyecto. Para ello, se aplican herramientas administrativas como el estudio de mercado, la planificación estratégica y el análisis de rentabilidad, con el propósito de determinar la factibilidad técnica, operativa y económica del </w:t>
       </w:r>
       <w:r>
         <w:lastRenderedPageBreak/>
-        <w:t>reconocimiento de que todo emprendimiento requiere planificación estratégica, análisis de mercado y evaluación financiera rigurosa para garantizar su sostenibilidad. Muchos negocios fracasan no por falta de creatividad o calidad en el producto, sino por debilidades en su estructura administrativa, falta de proyecciones financieras claras o ausencia de un modelo de negocio definido. Por ello, este documento integra herramientas técnicas que permiten evaluar la viabilidad económica, operativa y estratégica del proyecto.</w:t>
-      </w:r>
-    </w:p>
-    <w:p>
-      <w:r>
-        <w:t xml:space="preserve">El análisis situacional del entorno considera variables demográficas, comportamiento del consumidor y tendencias actuales relacionadas con alimentación saludable, </w:t>
-      </w:r>
-      <w:proofErr w:type="spellStart"/>
-      <w:r>
-        <w:t>delivery</w:t>
-      </w:r>
-      <w:proofErr w:type="spellEnd"/>
-      <w:r>
-        <w:t xml:space="preserve"> y consumo responsable. Asimismo, se examinan factores competitivos y oportunidades de diferenciación que permitan posicionar a Easy </w:t>
-      </w:r>
-      <w:proofErr w:type="spellStart"/>
-      <w:r>
-        <w:t>Breakfast</w:t>
-      </w:r>
-      <w:proofErr w:type="spellEnd"/>
-      <w:r>
-        <w:t xml:space="preserve"> en el mercado como una marca innovadora y confiable.</w:t>
+        <w:t>emprendimiento.</w:t>
       </w:r>
     </w:p>
     <w:p>
@@ -1847,34 +1850,21 @@
       </w:r>
       <w:proofErr w:type="spellEnd"/>
       <w:r>
-        <w:t xml:space="preserve"> se sustenta en una filosofía empresarial clara, definida por su misión, visión y valores corporativos. La misión orienta las actividades diarias hacia la oferta de productos saludables con enfoque de servicio y responsabilidad, mientras que la visión proyecta el posicionamiento de la marca como referente en el mercado de desayunos saludables. Los valores institucionales, como responsabilidad, pasión, honestidad y servicio, constituyen la base ética y cultural del </w:t>
+        <w:t xml:space="preserve"> se sustenta en una filosofía empresarial clara, definida por su misión, visión y valores corporativos. La misión orienta las actividades diarias hacia la oferta de productos saludables con enfoque de servicio y responsabilidad, mientras que la visión proyecta el posicionamiento de la marca como referente en el mercado de desayunos saludables. Los valores institucionales, como responsabilidad, pasión, honestidad y servicio, constituyen la base ética y cultural del emprendimiento.</w:t>
+      </w:r>
+    </w:p>
+    <w:p>
+      <w:r>
+        <w:t>Desde el punto de vista financiero, el plan contempla la estimación de inversión inicial, costos fijos y variables, proyección de ingresos y análisis de rentabilidad. Se incluyen herramientas como el cálculo del punto de equilibrio y proyecciones de flujo de caja, con el objetivo de determinar la factibilidad económica del proyecto en el corto y mediano plazo. Este análisis permite reducir la incertidumbre y facilitar la toma de decisiones estratégicas.</w:t>
+      </w:r>
+    </w:p>
+    <w:p>
+      <w:r>
+        <w:t xml:space="preserve">Adicionalmente, el proyecto incorpora una estrategia de marketing enfocada en medios digitales, redes sociales y canales de distribución directa, considerando el comportamiento actual del consumidor y la creciente relevancia del comercio electrónico y servicios de entrega a domicilio. La construcción de marca se apoya en </w:t>
       </w:r>
       <w:r>
         <w:lastRenderedPageBreak/>
-        <w:t>emprendimiento.</w:t>
-      </w:r>
-    </w:p>
-    <w:p>
-      <w:r>
-        <w:t>Desde el punto de vista financiero, el plan contempla la estimación de inversión inicial, costos fijos y variables, proyección de ingresos y análisis de rentabilidad. Se incluyen herramientas como el cálculo del punto de equilibrio y proyecciones de flujo de caja, con el objetivo de determinar la factibilidad económica del proyecto en el corto y mediano plazo. Este análisis permite reducir la incertidumbre y facilitar la toma de decisiones estratégicas.</w:t>
-      </w:r>
-    </w:p>
-    <w:p>
-      <w:r>
-        <w:t>Adicionalmente, el proyecto incorpora una estrategia de marketing enfocada en medios digitales, redes sociales y canales de distribución directa, considerando el comportamiento actual del consumidor y la creciente relevancia del comercio electrónico y servicios de entrega a domicilio. La construcción de marca se apoya en un arquetipo definido —El Creador— que refuerza la identidad innovadora y diferenciadora del emprendimiento.</w:t>
-      </w:r>
-    </w:p>
-    <w:p>
-      <w:r>
-        <w:t xml:space="preserve">El impacto esperado de Easy </w:t>
-      </w:r>
-      <w:proofErr w:type="spellStart"/>
-      <w:r>
-        <w:t>Breakfast</w:t>
-      </w:r>
-      <w:proofErr w:type="spellEnd"/>
-      <w:r>
-        <w:t xml:space="preserve"> no se limita al ámbito económico. Socialmente, el proyecto busca fomentar hábitos alimenticios saludables, contribuir al bienestar de la comunidad y generar oportunidades de empleo. Asimismo, promueve una cultura empresarial responsable y alineada con tendencias de sostenibilidad y consumo consciente.</w:t>
+        <w:t>un arquetipo definido —El Creador— que refuerza la identidad innovadora y diferenciadora del emprendimiento.</w:t>
       </w:r>
     </w:p>
     <w:p>
@@ -1886,6 +1876,20 @@
         <w:jc w:val="left"/>
       </w:pPr>
       <w:r>
+        <w:t xml:space="preserve">Finalmente, Easy </w:t>
+      </w:r>
+      <w:proofErr w:type="spellStart"/>
+      <w:r>
+        <w:t>Breakfast</w:t>
+      </w:r>
+      <w:proofErr w:type="spellEnd"/>
+      <w:r>
+        <w:t xml:space="preserve"> se proyecta como una iniciativa que combina innovación, eficiencia y responsabilidad, orientada a generar rentabilidad sostenible y a promover hábitos alimenticios saludables en su segmento objetivo.</w:t>
+      </w:r>
+      <w:r>
+        <w:t xml:space="preserve"> </w:t>
+      </w:r>
+      <w:r>
         <w:br w:type="page"/>
       </w:r>
     </w:p>
@@ -2005,8 +2009,8 @@
       </w:r>
     </w:p>
     <w:sectPr>
-      <w:headerReference w:type="first" r:id="rId13"/>
-      <w:footerReference w:type="first" r:id="rId14"/>
+      <w:headerReference w:type="first" r:id="rId14"/>
+      <w:footerReference w:type="first" r:id="rId15"/>
       <w:pgSz w:w="12240" w:h="15840"/>
       <w:pgMar w:top="1699" w:right="1699" w:bottom="1699" w:left="2261" w:header="720" w:footer="720" w:gutter="0"/>
       <w:pgNumType w:start="1"/>
@@ -3391,7 +3395,6 @@
   <w:style w:type="character" w:default="1" w:styleId="DefaultParagraphFont">
     <w:name w:val="Default Paragraph Font"/>
     <w:uiPriority w:val="1"/>
-    <w:semiHidden/>
     <w:unhideWhenUsed/>
   </w:style>
   <w:style w:type="table" w:default="1" w:styleId="TableNormal">

--- a/Proyecto_Maria_belen_valenzuela_huilcarema.docx
+++ b/Proyecto_Maria_belen_valenzuela_huilcarema.docx
@@ -565,6 +565,16 @@
                                     <w:szCs w:val="24"/>
                                     <w:lang w:val="es-ES"/>
                                   </w:rPr>
+                                  <w:t xml:space="preserve">AÑO </w:t>
+                                </w:r>
+                                <w:r>
+                                  <w:rPr>
+                                    <w:rFonts w:cs="Times New Roman"/>
+                                    <w:spacing w:val="-2"/>
+                                    <w:sz w:val="24"/>
+                                    <w:szCs w:val="24"/>
+                                    <w:lang w:val="es-ES"/>
+                                  </w:rPr>
                                   <w:t>2026</w:t>
                                 </w:r>
                               </w:p>
@@ -633,7 +643,7 @@
                                         </pic:cNvPicPr>
                                       </pic:nvPicPr>
                                       <pic:blipFill>
-                                        <a:blip r:embed="rId9" cstate="print"/>
+                                        <a:blip r:embed="rId8" cstate="print"/>
                                         <a:stretch>
                                           <a:fillRect/>
                                         </a:stretch>
@@ -1088,6 +1098,16 @@
                               <w:szCs w:val="24"/>
                               <w:lang w:val="es-ES"/>
                             </w:rPr>
+                            <w:t xml:space="preserve">AÑO </w:t>
+                          </w:r>
+                          <w:r>
+                            <w:rPr>
+                              <w:rFonts w:cs="Times New Roman"/>
+                              <w:spacing w:val="-2"/>
+                              <w:sz w:val="24"/>
+                              <w:szCs w:val="24"/>
+                              <w:lang w:val="es-ES"/>
+                            </w:rPr>
                             <w:t>2026</w:t>
                           </w:r>
                         </w:p>
@@ -1687,10 +1707,10 @@
         <w:autoSpaceDN/>
         <w:spacing w:before="0" w:after="160"/>
         <w:sectPr>
-          <w:headerReference w:type="default" r:id="rId10"/>
-          <w:footerReference w:type="default" r:id="rId11"/>
-          <w:headerReference w:type="first" r:id="rId12"/>
-          <w:footerReference w:type="first" r:id="rId13"/>
+          <w:headerReference w:type="default" r:id="rId9"/>
+          <w:footerReference w:type="default" r:id="rId10"/>
+          <w:headerReference w:type="first" r:id="rId11"/>
+          <w:footerReference w:type="first" r:id="rId12"/>
           <w:pgSz w:w="12240" w:h="15840"/>
           <w:pgMar w:top="1699" w:right="1699" w:bottom="1699" w:left="2261" w:header="720" w:footer="720" w:gutter="0"/>
           <w:pgNumType w:fmt="upperRoman" w:start="0"/>
@@ -1884,10 +1904,34 @@
       </w:r>
       <w:proofErr w:type="spellEnd"/>
       <w:r>
-        <w:t xml:space="preserve"> se proyecta como una iniciativa que combina innovación, eficiencia y responsabilidad, orientada a generar rentabilidad sostenible y a promover hábitos alimenticios saludables en su segmento objetivo.</w:t>
-      </w:r>
-      <w:r>
-        <w:t xml:space="preserve"> </w:t>
+        <w:t xml:space="preserve"> se proyecta como una iniciativa que combina innovación, eficiencia y responsabilidad, orientada a generar rentabilidad sostenible y a promover hábitos alimenticios saludables en su segmento objetivo. </w:t>
+      </w:r>
+    </w:p>
+    <w:p>
+      <w:pPr>
+        <w:pStyle w:val="Heading2"/>
+      </w:pPr>
+      <w:r>
+        <w:t>Planteamiento del problema</w:t>
+      </w:r>
+    </w:p>
+    <w:p>
+      <w:r>
+        <w:t>En el contexto actual, se observa un crecimiento sostenido en la demanda de alimentos saludables, impulsado por una mayor conciencia sobre nutrición y bienestar. No obstante, en el segmento de profesionales con jornadas laborales extensas y tiempo limitado, persiste una brecha entre la necesidad de consumir desayunos balanceados y la oferta disponible en el mercado. Muchas alternativas priorizan la rapidez sobre la calidad nutricional, mientras que otras opciones saludables presentan precios elevados o escasa accesibilidad.</w:t>
+      </w:r>
+    </w:p>
+    <w:p>
+      <w:r>
+        <w:t>Adicionalmente, gran parte de los emprendimientos del sector alimenticio operan bajo esquemas tradicionales de producción diaria sin planificación basada en demanda real, lo que genera desperdicio de alimentos, ineficiencia en costos y márgenes de rentabilidad reducidos. Esta situación evidencia una debilidad en la aplicación de modelos de gestión administrativa que integren planificación estratégica, análisis financiero y optimización operativa.</w:t>
+      </w:r>
+    </w:p>
+    <w:p>
+      <w:r>
+        <w:t xml:space="preserve">La ausencia de un modelo de negocio estructurado que incorpore herramientas de preventa, control de costos y segmentación clara del mercado limita la posibilidad de desarrollar propuestas sostenibles y competitivas dentro del sector de desayunos saludables. En consecuencia, el problema central radica en la falta de una arquitectura </w:t>
+      </w:r>
+      <w:r>
+        <w:lastRenderedPageBreak/>
+        <w:t>administrativa que permita evaluar la viabilidad técnica, operativa y económica de un emprendimiento orientado a satisfacer esta necesidad específica del mercado.</w:t>
       </w:r>
       <w:r>
         <w:br w:type="page"/>
@@ -1898,49 +1942,18 @@
         <w:pStyle w:val="Heading1"/>
       </w:pPr>
       <w:r>
+        <w:lastRenderedPageBreak/>
+        <w:t>Objetivos</w:t>
+      </w:r>
+    </w:p>
+    <w:p>
+      <w:pPr>
+        <w:pStyle w:val="Heading2"/>
+      </w:pPr>
+      <w:r>
         <w:rPr>
           <w:rFonts w:eastAsia="Times New Roman"/>
         </w:rPr>
-        <w:lastRenderedPageBreak/>
-        <w:t>Planteamiento del problema</w:t>
-      </w:r>
-    </w:p>
-    <w:p>
-      <w:r>
-        <w:t>En el contexto actual, se evidencia un incremento en la demanda de alimentos saludables; sin embargo, persiste una brecha entre esta necesidad y la oferta disponible en el mercado local, especialmente en el segmento de desayunos prácticos y balanceados. Muchas opciones existentes priorizan la rapidez sobre la calidad nutricional, mientras que otras alternativas saludables suelen tener precios elevados o poca accesibilidad.</w:t>
-      </w:r>
-    </w:p>
-    <w:p>
-      <w:r>
-        <w:t>La falta de emprendimientos estructurados que integren planificación estratégica, análisis financiero y segmentación de mercado adecuada limita la consolidación de propuestas sostenibles en el sector de alimentación saludable. Además, la ausencia de modelos de negocio claramente definidos incrementa el riesgo de fracaso empresarial.</w:t>
-      </w:r>
-    </w:p>
-    <w:p>
-      <w:r>
-        <w:t>Por tanto, el problema central radica en la inexistencia de un plan de negocios estructurado que determine la viabilidad económica, operativa y estratégica para la creación de una empresa de desayunos saludables que responda eficientemente a las necesidades del mercado objetivo.</w:t>
-      </w:r>
-    </w:p>
-    <w:p>
-      <w:pPr>
-        <w:widowControl/>
-        <w:autoSpaceDE/>
-        <w:autoSpaceDN/>
-        <w:spacing w:before="0" w:after="160"/>
-        <w:jc w:val="left"/>
-      </w:pPr>
-      <w:r>
-        <w:br w:type="page"/>
-      </w:r>
-    </w:p>
-    <w:p>
-      <w:pPr>
-        <w:pStyle w:val="Heading1"/>
-      </w:pPr>
-      <w:r>
-        <w:rPr>
-          <w:rFonts w:eastAsia="Times New Roman"/>
-        </w:rPr>
-        <w:lastRenderedPageBreak/>
         <w:t>Objetivo General</w:t>
       </w:r>
     </w:p>
@@ -1951,7 +1964,7 @@
     </w:p>
     <w:p>
       <w:pPr>
-        <w:pStyle w:val="Heading1"/>
+        <w:pStyle w:val="Heading2"/>
       </w:pPr>
       <w:r>
         <w:rPr>
@@ -2009,8 +2022,8 @@
       </w:r>
     </w:p>
     <w:sectPr>
-      <w:headerReference w:type="first" r:id="rId14"/>
-      <w:footerReference w:type="first" r:id="rId15"/>
+      <w:headerReference w:type="first" r:id="rId13"/>
+      <w:footerReference w:type="first" r:id="rId14"/>
       <w:pgSz w:w="12240" w:h="15840"/>
       <w:pgMar w:top="1699" w:right="1699" w:bottom="1699" w:left="2261" w:header="720" w:footer="720" w:gutter="0"/>
       <w:pgNumType w:start="1"/>
@@ -2662,6 +2675,126 @@
     </w:lvl>
   </w:abstractNum>
   <w:abstractNum w:abstractNumId="1" w15:restartNumberingAfterBreak="0">
+    <w:nsid w:val="36FE7A9A"/>
+    <w:multiLevelType w:val="multilevel"/>
+    <w:tmpl w:val="0ACA317C"/>
+    <w:styleLink w:val="Style1"/>
+    <w:lvl w:ilvl="0">
+      <w:start w:val="1"/>
+      <w:numFmt w:val="decimal"/>
+      <w:pStyle w:val="Heading1"/>
+      <w:suff w:val="space"/>
+      <w:lvlText w:val="%1."/>
+      <w:lvlJc w:val="left"/>
+      <w:pPr>
+        <w:ind w:left="360" w:hanging="360"/>
+      </w:pPr>
+      <w:rPr>
+        <w:rFonts w:hint="default"/>
+      </w:rPr>
+    </w:lvl>
+    <w:lvl w:ilvl="1">
+      <w:start w:val="1"/>
+      <w:numFmt w:val="decimal"/>
+      <w:pStyle w:val="Heading2"/>
+      <w:suff w:val="space"/>
+      <w:lvlText w:val="%1.%2."/>
+      <w:lvlJc w:val="left"/>
+      <w:pPr>
+        <w:ind w:left="720" w:hanging="360"/>
+      </w:pPr>
+      <w:rPr>
+        <w:rFonts w:hint="default"/>
+      </w:rPr>
+    </w:lvl>
+    <w:lvl w:ilvl="2">
+      <w:start w:val="1"/>
+      <w:numFmt w:val="decimal"/>
+      <w:pStyle w:val="Heading3"/>
+      <w:suff w:val="space"/>
+      <w:lvlText w:val="%1.%2.%3."/>
+      <w:lvlJc w:val="left"/>
+      <w:pPr>
+        <w:ind w:left="1080" w:hanging="360"/>
+      </w:pPr>
+      <w:rPr>
+        <w:rFonts w:hint="default"/>
+      </w:rPr>
+    </w:lvl>
+    <w:lvl w:ilvl="3">
+      <w:start w:val="1"/>
+      <w:numFmt w:val="decimal"/>
+      <w:lvlText w:val="(%4)"/>
+      <w:lvlJc w:val="left"/>
+      <w:pPr>
+        <w:ind w:left="1440" w:hanging="360"/>
+      </w:pPr>
+      <w:rPr>
+        <w:rFonts w:hint="default"/>
+      </w:rPr>
+    </w:lvl>
+    <w:lvl w:ilvl="4">
+      <w:start w:val="1"/>
+      <w:numFmt w:val="lowerLetter"/>
+      <w:lvlText w:val="(%5)"/>
+      <w:lvlJc w:val="left"/>
+      <w:pPr>
+        <w:ind w:left="1800" w:hanging="360"/>
+      </w:pPr>
+      <w:rPr>
+        <w:rFonts w:hint="default"/>
+      </w:rPr>
+    </w:lvl>
+    <w:lvl w:ilvl="5">
+      <w:start w:val="1"/>
+      <w:numFmt w:val="lowerRoman"/>
+      <w:lvlText w:val="(%6)"/>
+      <w:lvlJc w:val="left"/>
+      <w:pPr>
+        <w:ind w:left="2160" w:hanging="360"/>
+      </w:pPr>
+      <w:rPr>
+        <w:rFonts w:hint="default"/>
+      </w:rPr>
+    </w:lvl>
+    <w:lvl w:ilvl="6">
+      <w:start w:val="1"/>
+      <w:numFmt w:val="decimal"/>
+      <w:lvlText w:val="%7."/>
+      <w:lvlJc w:val="left"/>
+      <w:pPr>
+        <w:ind w:left="2520" w:hanging="360"/>
+      </w:pPr>
+      <w:rPr>
+        <w:rFonts w:hint="default"/>
+      </w:rPr>
+    </w:lvl>
+    <w:lvl w:ilvl="7">
+      <w:start w:val="1"/>
+      <w:numFmt w:val="lowerLetter"/>
+      <w:lvlText w:val="%8."/>
+      <w:lvlJc w:val="left"/>
+      <w:pPr>
+        <w:ind w:left="2880" w:hanging="360"/>
+      </w:pPr>
+      <w:rPr>
+        <w:rFonts w:hint="default"/>
+      </w:rPr>
+    </w:lvl>
+    <w:lvl w:ilvl="8">
+      <w:start w:val="1"/>
+      <w:numFmt w:val="lowerRoman"/>
+      <w:lvlText w:val="%9."/>
+      <w:lvlJc w:val="left"/>
+      <w:pPr>
+        <w:ind w:left="3240" w:hanging="360"/>
+      </w:pPr>
+      <w:rPr>
+        <w:rFonts w:hint="default"/>
+      </w:rPr>
+    </w:lvl>
+  </w:abstractNum>
+  <w:abstractNum w:abstractNumId="2" w15:restartNumberingAfterBreak="0">
     <w:nsid w:val="3D441842"/>
     <w:multiLevelType w:val="hybridMultilevel"/>
     <w:tmpl w:val="A0B0E90A"/>
@@ -2773,11 +2906,115 @@
       </w:rPr>
     </w:lvl>
   </w:abstractNum>
+  <w:abstractNum w:abstractNumId="3" w15:restartNumberingAfterBreak="0">
+    <w:nsid w:val="40855F38"/>
+    <w:multiLevelType w:val="multilevel"/>
+    <w:tmpl w:val="0C0A001D"/>
+    <w:lvl w:ilvl="0">
+      <w:start w:val="1"/>
+      <w:numFmt w:val="decimal"/>
+      <w:lvlText w:val="%1)"/>
+      <w:lvlJc w:val="left"/>
+      <w:pPr>
+        <w:ind w:left="360" w:hanging="360"/>
+      </w:pPr>
+    </w:lvl>
+    <w:lvl w:ilvl="1">
+      <w:start w:val="1"/>
+      <w:numFmt w:val="lowerLetter"/>
+      <w:lvlText w:val="%2)"/>
+      <w:lvlJc w:val="left"/>
+      <w:pPr>
+        <w:ind w:left="720" w:hanging="360"/>
+      </w:pPr>
+    </w:lvl>
+    <w:lvl w:ilvl="2">
+      <w:start w:val="1"/>
+      <w:numFmt w:val="lowerRoman"/>
+      <w:lvlText w:val="%3)"/>
+      <w:lvlJc w:val="left"/>
+      <w:pPr>
+        <w:ind w:left="1080" w:hanging="360"/>
+      </w:pPr>
+    </w:lvl>
+    <w:lvl w:ilvl="3">
+      <w:start w:val="1"/>
+      <w:numFmt w:val="decimal"/>
+      <w:lvlText w:val="(%4)"/>
+      <w:lvlJc w:val="left"/>
+      <w:pPr>
+        <w:ind w:left="1440" w:hanging="360"/>
+      </w:pPr>
+    </w:lvl>
+    <w:lvl w:ilvl="4">
+      <w:start w:val="1"/>
+      <w:numFmt w:val="lowerLetter"/>
+      <w:lvlText w:val="(%5)"/>
+      <w:lvlJc w:val="left"/>
+      <w:pPr>
+        <w:ind w:left="1800" w:hanging="360"/>
+      </w:pPr>
+    </w:lvl>
+    <w:lvl w:ilvl="5">
+      <w:start w:val="1"/>
+      <w:numFmt w:val="lowerRoman"/>
+      <w:lvlText w:val="(%6)"/>
+      <w:lvlJc w:val="left"/>
+      <w:pPr>
+        <w:ind w:left="2160" w:hanging="360"/>
+      </w:pPr>
+    </w:lvl>
+    <w:lvl w:ilvl="6">
+      <w:start w:val="1"/>
+      <w:numFmt w:val="decimal"/>
+      <w:lvlText w:val="%7."/>
+      <w:lvlJc w:val="left"/>
+      <w:pPr>
+        <w:ind w:left="2520" w:hanging="360"/>
+      </w:pPr>
+    </w:lvl>
+    <w:lvl w:ilvl="7">
+      <w:start w:val="1"/>
+      <w:numFmt w:val="lowerLetter"/>
+      <w:lvlText w:val="%8."/>
+      <w:lvlJc w:val="left"/>
+      <w:pPr>
+        <w:ind w:left="2880" w:hanging="360"/>
+      </w:pPr>
+    </w:lvl>
+    <w:lvl w:ilvl="8">
+      <w:start w:val="1"/>
+      <w:numFmt w:val="lowerRoman"/>
+      <w:lvlText w:val="%9."/>
+      <w:lvlJc w:val="left"/>
+      <w:pPr>
+        <w:ind w:left="3240" w:hanging="360"/>
+      </w:pPr>
+    </w:lvl>
+  </w:abstractNum>
   <w:num w:numId="1" w16cid:durableId="1641304644">
     <w:abstractNumId w:val="0"/>
   </w:num>
   <w:num w:numId="2" w16cid:durableId="107508674">
+    <w:abstractNumId w:val="2"/>
+  </w:num>
+  <w:num w:numId="3" w16cid:durableId="1037704738">
     <w:abstractNumId w:val="1"/>
+  </w:num>
+  <w:num w:numId="4" w16cid:durableId="770854546">
+    <w:abstractNumId w:val="1"/>
+    <w:lvlOverride w:ilvl="0"/>
+    <w:lvlOverride w:ilvl="1"/>
+    <w:lvlOverride w:ilvl="2"/>
+    <w:lvlOverride w:ilvl="3"/>
+    <w:lvlOverride w:ilvl="4"/>
+    <w:lvlOverride w:ilvl="5"/>
+    <w:lvlOverride w:ilvl="6"/>
+    <w:lvlOverride w:ilvl="7"/>
+    <w:lvlOverride w:ilvl="8"/>
+  </w:num>
+  <w:num w:numId="5" w16cid:durableId="2061438233">
+    <w:abstractNumId w:val="3"/>
   </w:num>
 </w:numbering>
 </file>
@@ -3202,10 +3439,13 @@
     <w:link w:val="Heading1Char"/>
     <w:uiPriority w:val="9"/>
     <w:qFormat/>
-    <w:rsid w:val="000D5565"/>
+    <w:rsid w:val="00D11825"/>
     <w:pPr>
       <w:keepNext/>
       <w:keepLines/>
+      <w:numPr>
+        <w:numId w:val="3"/>
+      </w:numPr>
       <w:spacing w:before="360"/>
       <w:outlineLvl w:val="0"/>
     </w:pPr>
@@ -3218,26 +3458,19 @@
   </w:style>
   <w:style w:type="paragraph" w:styleId="Heading2">
     <w:name w:val="heading 2"/>
-    <w:basedOn w:val="Normal"/>
+    <w:basedOn w:val="Heading1"/>
     <w:next w:val="Normal"/>
     <w:link w:val="Heading2Char"/>
     <w:uiPriority w:val="9"/>
-    <w:semiHidden/>
     <w:unhideWhenUsed/>
     <w:qFormat/>
-    <w:rsid w:val="00584B73"/>
+    <w:rsid w:val="00055713"/>
     <w:pPr>
-      <w:keepNext/>
-      <w:keepLines/>
-      <w:spacing w:before="160" w:after="80"/>
+      <w:numPr>
+        <w:ilvl w:val="1"/>
+      </w:numPr>
       <w:outlineLvl w:val="1"/>
     </w:pPr>
-    <w:rPr>
-      <w:rFonts w:asciiTheme="majorHAnsi" w:eastAsiaTheme="majorEastAsia" w:hAnsiTheme="majorHAnsi" w:cstheme="majorBidi"/>
-      <w:color w:val="0F4761" w:themeColor="accent1" w:themeShade="BF"/>
-      <w:sz w:val="32"/>
-      <w:szCs w:val="32"/>
-    </w:rPr>
   </w:style>
   <w:style w:type="paragraph" w:styleId="Heading3">
     <w:name w:val="heading 3"/>
@@ -3252,6 +3485,10 @@
     <w:pPr>
       <w:keepNext/>
       <w:keepLines/>
+      <w:numPr>
+        <w:ilvl w:val="2"/>
+        <w:numId w:val="3"/>
+      </w:numPr>
       <w:spacing w:before="160" w:after="80"/>
       <w:outlineLvl w:val="2"/>
     </w:pPr>
@@ -3439,13 +3676,15 @@
     <w:basedOn w:val="DefaultParagraphFont"/>
     <w:link w:val="Heading2"/>
     <w:uiPriority w:val="9"/>
-    <w:semiHidden/>
-    <w:rsid w:val="00584B73"/>
+    <w:rsid w:val="00055713"/>
     <w:rPr>
-      <w:rFonts w:asciiTheme="majorHAnsi" w:eastAsiaTheme="majorEastAsia" w:hAnsiTheme="majorHAnsi" w:cstheme="majorBidi"/>
-      <w:color w:val="0F4761" w:themeColor="accent1" w:themeShade="BF"/>
-      <w:sz w:val="32"/>
-      <w:szCs w:val="32"/>
+      <w:rFonts w:ascii="Times New Roman" w:eastAsiaTheme="majorEastAsia" w:hAnsi="Times New Roman" w:cstheme="majorBidi"/>
+      <w:b/>
+      <w:spacing w:val="-10"/>
+      <w:kern w:val="28"/>
+      <w:sz w:val="24"/>
+      <w:szCs w:val="40"/>
+      <w14:ligatures w14:val="none"/>
     </w:rPr>
   </w:style>
   <w:style w:type="character" w:customStyle="1" w:styleId="Heading3Char">
@@ -3850,6 +4089,16 @@
     <w:basedOn w:val="DefaultParagraphFont"/>
     <w:rsid w:val="000D5565"/>
   </w:style>
+  <w:style w:type="numbering" w:customStyle="1" w:styleId="Style1">
+    <w:name w:val="Style1"/>
+    <w:uiPriority w:val="99"/>
+    <w:rsid w:val="00D11825"/>
+    <w:pPr>
+      <w:numPr>
+        <w:numId w:val="3"/>
+      </w:numPr>
+    </w:pPr>
+  </w:style>
 </w:styles>
 </file>
 

--- a/Proyecto_Maria_belen_valenzuela_huilcarema.docx
+++ b/Proyecto_Maria_belen_valenzuela_huilcarema.docx
@@ -1726,7 +1726,7 @@
       </w:pPr>
       <w:r>
         <w:lastRenderedPageBreak/>
-        <w:t>Introducción</w:t>
+        <w:t>INTRODUCCIÓN</w:t>
       </w:r>
     </w:p>
     <w:p>
@@ -1943,7 +1943,7 @@
       </w:pPr>
       <w:r>
         <w:lastRenderedPageBreak/>
-        <w:t>Objetivos</w:t>
+        <w:t>OBJETIVOS</w:t>
       </w:r>
     </w:p>
     <w:p>
@@ -3003,15 +3003,6 @@
   </w:num>
   <w:num w:numId="4" w16cid:durableId="770854546">
     <w:abstractNumId w:val="1"/>
-    <w:lvlOverride w:ilvl="0"/>
-    <w:lvlOverride w:ilvl="1"/>
-    <w:lvlOverride w:ilvl="2"/>
-    <w:lvlOverride w:ilvl="3"/>
-    <w:lvlOverride w:ilvl="4"/>
-    <w:lvlOverride w:ilvl="5"/>
-    <w:lvlOverride w:ilvl="6"/>
-    <w:lvlOverride w:ilvl="7"/>
-    <w:lvlOverride w:ilvl="8"/>
   </w:num>
   <w:num w:numId="5" w16cid:durableId="2061438233">
     <w:abstractNumId w:val="3"/>
@@ -3464,11 +3455,12 @@
     <w:uiPriority w:val="9"/>
     <w:unhideWhenUsed/>
     <w:qFormat/>
-    <w:rsid w:val="00055713"/>
+    <w:rsid w:val="003648E9"/>
     <w:pPr>
       <w:numPr>
         <w:ilvl w:val="1"/>
       </w:numPr>
+      <w:ind w:left="360"/>
       <w:outlineLvl w:val="1"/>
     </w:pPr>
   </w:style>
@@ -3632,6 +3624,7 @@
   <w:style w:type="character" w:default="1" w:styleId="DefaultParagraphFont">
     <w:name w:val="Default Paragraph Font"/>
     <w:uiPriority w:val="1"/>
+    <w:semiHidden/>
     <w:unhideWhenUsed/>
   </w:style>
   <w:style w:type="table" w:default="1" w:styleId="TableNormal">
@@ -3676,7 +3669,7 @@
     <w:basedOn w:val="DefaultParagraphFont"/>
     <w:link w:val="Heading2"/>
     <w:uiPriority w:val="9"/>
-    <w:rsid w:val="00055713"/>
+    <w:rsid w:val="003648E9"/>
     <w:rPr>
       <w:rFonts w:ascii="Times New Roman" w:eastAsiaTheme="majorEastAsia" w:hAnsi="Times New Roman" w:cstheme="majorBidi"/>
       <w:b/>

--- a/Proyecto_Maria_belen_valenzuela_huilcarema.docx
+++ b/Proyecto_Maria_belen_valenzuela_huilcarema.docx
@@ -2021,9 +2021,120 @@
         <w:t>Optimizar la planificación de producción mediante el sistema de preventa para reducir el desperdicio de alimentos y mejorar la eficiencia operativa.</w:t>
       </w:r>
     </w:p>
+    <w:p>
+      <w:pPr>
+        <w:widowControl/>
+        <w:autoSpaceDE/>
+        <w:autoSpaceDN/>
+        <w:spacing w:before="0" w:after="160" w:line="259" w:lineRule="auto"/>
+        <w:jc w:val="left"/>
+      </w:pPr>
+      <w:r>
+        <w:br w:type="page"/>
+      </w:r>
+    </w:p>
+    <w:p>
+      <w:pPr>
+        <w:pStyle w:val="Heading1"/>
+      </w:pPr>
+      <w:r>
+        <w:lastRenderedPageBreak/>
+        <w:t>MARCO ADMINISTRATIVO</w:t>
+      </w:r>
+    </w:p>
+    <w:p>
+      <w:pPr>
+        <w:pStyle w:val="Heading2"/>
+      </w:pPr>
+      <w:proofErr w:type="spellStart"/>
+      <w:r>
+        <w:t>The</w:t>
+      </w:r>
+      <w:proofErr w:type="spellEnd"/>
+      <w:r>
+        <w:t xml:space="preserve"> Business </w:t>
+      </w:r>
+      <w:proofErr w:type="spellStart"/>
+      <w:r>
+        <w:t>model</w:t>
+      </w:r>
+      <w:proofErr w:type="spellEnd"/>
+      <w:r>
+        <w:t xml:space="preserve"> </w:t>
+      </w:r>
+      <w:proofErr w:type="spellStart"/>
+      <w:r>
+        <w:t>canva</w:t>
+      </w:r>
+      <w:r>
+        <w:t>s</w:t>
+      </w:r>
+      <w:proofErr w:type="spellEnd"/>
+    </w:p>
+    <w:p>
+      <w:pPr>
+        <w:rPr>
+          <w:rFonts w:eastAsiaTheme="majorEastAsia"/>
+        </w:rPr>
+      </w:pPr>
+      <w:r>
+        <w:rPr>
+          <w:rFonts w:eastAsiaTheme="majorEastAsia"/>
+          <w:noProof/>
+        </w:rPr>
+        <w:drawing>
+          <wp:inline distT="0" distB="0" distL="0" distR="0" wp14:anchorId="47BFD166" wp14:editId="7391B824">
+            <wp:extent cx="5812401" cy="4114800"/>
+            <wp:effectExtent l="0" t="0" r="0" b="0"/>
+            <wp:docPr id="1" name="Picture 1"/>
+            <wp:cNvGraphicFramePr>
+              <a:graphicFrameLocks xmlns:a="http://schemas.openxmlformats.org/drawingml/2006/main" noChangeAspect="1"/>
+            </wp:cNvGraphicFramePr>
+            <a:graphic xmlns:a="http://schemas.openxmlformats.org/drawingml/2006/main">
+              <a:graphicData uri="http://schemas.openxmlformats.org/drawingml/2006/picture">
+                <pic:pic xmlns:pic="http://schemas.openxmlformats.org/drawingml/2006/picture">
+                  <pic:nvPicPr>
+                    <pic:cNvPr id="0" name="Picture 1"/>
+                    <pic:cNvPicPr>
+                      <a:picLocks noChangeAspect="1" noChangeArrowheads="1"/>
+                    </pic:cNvPicPr>
+                  </pic:nvPicPr>
+                  <pic:blipFill>
+                    <a:blip r:embed="rId13" cstate="print">
+                      <a:extLst>
+                        <a:ext uri="{28A0092B-C50C-407E-A947-70E740481C1C}">
+                          <a14:useLocalDpi xmlns:a14="http://schemas.microsoft.com/office/drawing/2010/main" val="0"/>
+                        </a:ext>
+                      </a:extLst>
+                    </a:blip>
+                    <a:srcRect/>
+                    <a:stretch>
+                      <a:fillRect/>
+                    </a:stretch>
+                  </pic:blipFill>
+                  <pic:spPr bwMode="auto">
+                    <a:xfrm>
+                      <a:off x="0" y="0"/>
+                      <a:ext cx="5819144" cy="4119574"/>
+                    </a:xfrm>
+                    <a:prstGeom prst="rect">
+                      <a:avLst/>
+                    </a:prstGeom>
+                    <a:noFill/>
+                    <a:ln>
+                      <a:noFill/>
+                    </a:ln>
+                  </pic:spPr>
+                </pic:pic>
+              </a:graphicData>
+            </a:graphic>
+          </wp:inline>
+        </w:drawing>
+      </w:r>
+    </w:p>
     <w:sectPr>
-      <w:headerReference w:type="first" r:id="rId13"/>
-      <w:footerReference w:type="first" r:id="rId14"/>
+      <w:headerReference w:type="first" r:id="rId14"/>
+      <w:footerReference w:type="first" r:id="rId15"/>
       <w:pgSz w:w="12240" w:h="15840"/>
       <w:pgMar w:top="1699" w:right="1699" w:bottom="1699" w:left="2261" w:header="720" w:footer="720" w:gutter="0"/>
       <w:pgNumType w:start="1"/>
@@ -3624,7 +3735,6 @@
   <w:style w:type="character" w:default="1" w:styleId="DefaultParagraphFont">
     <w:name w:val="Default Paragraph Font"/>
     <w:uiPriority w:val="1"/>
-    <w:semiHidden/>
     <w:unhideWhenUsed/>
   </w:style>
   <w:style w:type="table" w:default="1" w:styleId="TableNormal">

--- a/Proyecto_Maria_belen_valenzuela_huilcarema.docx
+++ b/Proyecto_Maria_belen_valenzuela_huilcarema.docx
@@ -277,31 +277,7 @@
                                     <w:szCs w:val="24"/>
                                     <w:lang w:val="es-ES"/>
                                   </w:rPr>
-                                  <w:t xml:space="preserve">Plan de negocios de la empresa online "Easy </w:t>
-                                </w:r>
-                                <w:proofErr w:type="spellStart"/>
-                                <w:r>
-                                  <w:rPr>
-                                    <w:rFonts w:cs="Times New Roman"/>
-                                    <w:bCs/>
-                                    <w:spacing w:val="-2"/>
-                                    <w:sz w:val="24"/>
-                                    <w:szCs w:val="24"/>
-                                    <w:lang w:val="es-ES"/>
-                                  </w:rPr>
-                                  <w:t>Breakfast</w:t>
-                                </w:r>
-                                <w:proofErr w:type="spellEnd"/>
-                                <w:r>
-                                  <w:rPr>
-                                    <w:rFonts w:cs="Times New Roman"/>
-                                    <w:bCs/>
-                                    <w:spacing w:val="-2"/>
-                                    <w:sz w:val="24"/>
-                                    <w:szCs w:val="24"/>
-                                    <w:lang w:val="es-ES"/>
-                                  </w:rPr>
-                                  <w:t>" para la preventa de desayunos saludables.</w:t>
+                                  <w:t>Plan de negocios de la empresa online "Easy Breakfast" para la preventa de desayunos saludables.</w:t>
                                 </w:r>
                               </w:p>
                               <w:p>
@@ -379,29 +355,7 @@
                                     <w:szCs w:val="24"/>
                                     <w:lang w:val="es-ES"/>
                                   </w:rPr>
-                                  <w:t xml:space="preserve">Valenzuela </w:t>
-                                </w:r>
-                                <w:proofErr w:type="spellStart"/>
-                                <w:r>
-                                  <w:rPr>
-                                    <w:rFonts w:cs="Times New Roman"/>
-                                    <w:spacing w:val="-2"/>
-                                    <w:sz w:val="24"/>
-                                    <w:szCs w:val="24"/>
-                                    <w:lang w:val="es-ES"/>
-                                  </w:rPr>
-                                  <w:t>Huilcarema</w:t>
-                                </w:r>
-                                <w:proofErr w:type="spellEnd"/>
-                                <w:r>
-                                  <w:rPr>
-                                    <w:rFonts w:cs="Times New Roman"/>
-                                    <w:spacing w:val="-2"/>
-                                    <w:sz w:val="24"/>
-                                    <w:szCs w:val="24"/>
-                                    <w:lang w:val="es-ES"/>
-                                  </w:rPr>
-                                  <w:t xml:space="preserve"> </w:t>
+                                  <w:t xml:space="preserve">Valenzuela Huilcarema </w:t>
                                 </w:r>
                                 <w:r>
                                   <w:rPr>
@@ -810,31 +764,7 @@
                               <w:szCs w:val="24"/>
                               <w:lang w:val="es-ES"/>
                             </w:rPr>
-                            <w:t xml:space="preserve">Plan de negocios de la empresa online "Easy </w:t>
-                          </w:r>
-                          <w:proofErr w:type="spellStart"/>
-                          <w:r>
-                            <w:rPr>
-                              <w:rFonts w:cs="Times New Roman"/>
-                              <w:bCs/>
-                              <w:spacing w:val="-2"/>
-                              <w:sz w:val="24"/>
-                              <w:szCs w:val="24"/>
-                              <w:lang w:val="es-ES"/>
-                            </w:rPr>
-                            <w:t>Breakfast</w:t>
-                          </w:r>
-                          <w:proofErr w:type="spellEnd"/>
-                          <w:r>
-                            <w:rPr>
-                              <w:rFonts w:cs="Times New Roman"/>
-                              <w:bCs/>
-                              <w:spacing w:val="-2"/>
-                              <w:sz w:val="24"/>
-                              <w:szCs w:val="24"/>
-                              <w:lang w:val="es-ES"/>
-                            </w:rPr>
-                            <w:t>" para la preventa de desayunos saludables.</w:t>
+                            <w:t>Plan de negocios de la empresa online "Easy Breakfast" para la preventa de desayunos saludables.</w:t>
                           </w:r>
                         </w:p>
                         <w:p>
@@ -912,29 +842,7 @@
                               <w:szCs w:val="24"/>
                               <w:lang w:val="es-ES"/>
                             </w:rPr>
-                            <w:t xml:space="preserve">Valenzuela </w:t>
-                          </w:r>
-                          <w:proofErr w:type="spellStart"/>
-                          <w:r>
-                            <w:rPr>
-                              <w:rFonts w:cs="Times New Roman"/>
-                              <w:spacing w:val="-2"/>
-                              <w:sz w:val="24"/>
-                              <w:szCs w:val="24"/>
-                              <w:lang w:val="es-ES"/>
-                            </w:rPr>
-                            <w:t>Huilcarema</w:t>
-                          </w:r>
-                          <w:proofErr w:type="spellEnd"/>
-                          <w:r>
-                            <w:rPr>
-                              <w:rFonts w:cs="Times New Roman"/>
-                              <w:spacing w:val="-2"/>
-                              <w:sz w:val="24"/>
-                              <w:szCs w:val="24"/>
-                              <w:lang w:val="es-ES"/>
-                            </w:rPr>
-                            <w:t xml:space="preserve"> </w:t>
+                            <w:t xml:space="preserve">Valenzuela Huilcarema </w:t>
                           </w:r>
                           <w:r>
                             <w:rPr>
@@ -1240,17 +1148,8 @@
           <w:spacing w:val="-2"/>
           <w:szCs w:val="24"/>
         </w:rPr>
-        <w:t xml:space="preserve">María Belén Valenzuela </w:t>
-      </w:r>
-      <w:proofErr w:type="spellStart"/>
-      <w:r>
-        <w:rPr>
-          <w:spacing w:val="-2"/>
-          <w:szCs w:val="24"/>
-        </w:rPr>
-        <w:t>Huilcarema</w:t>
-      </w:r>
-      <w:proofErr w:type="spellEnd"/>
+        <w:t>María Belén Valenzuela Huilcarema</w:t>
+      </w:r>
       <w:r>
         <w:rPr>
           <w:spacing w:val="-2"/>
@@ -1296,31 +1195,7 @@
           <w:szCs w:val="24"/>
           <w:lang w:val="es-ES"/>
         </w:rPr>
-        <w:t xml:space="preserve">Plan de negocios de la empresa online "Easy </w:t>
-      </w:r>
-      <w:proofErr w:type="spellStart"/>
-      <w:r>
-        <w:rPr>
-          <w:rFonts w:cs="Times New Roman"/>
-          <w:bCs/>
-          <w:spacing w:val="-2"/>
-          <w:sz w:val="24"/>
-          <w:szCs w:val="24"/>
-          <w:lang w:val="es-ES"/>
-        </w:rPr>
-        <w:t>Breakfast</w:t>
-      </w:r>
-      <w:proofErr w:type="spellEnd"/>
-      <w:r>
-        <w:rPr>
-          <w:rFonts w:cs="Times New Roman"/>
-          <w:bCs/>
-          <w:spacing w:val="-2"/>
-          <w:sz w:val="24"/>
-          <w:szCs w:val="24"/>
-          <w:lang w:val="es-ES"/>
-        </w:rPr>
-        <w:t>" para la preventa de desayunos saludables.</w:t>
+        <w:t>Plan de negocios de la empresa online "Easy Breakfast" para la preventa de desayunos saludables.</w:t>
       </w:r>
     </w:p>
     <w:p>
@@ -1377,29 +1252,7 @@
           <w:szCs w:val="24"/>
           <w:lang w:val="es-ES"/>
         </w:rPr>
-        <w:t xml:space="preserve">Valenzuela </w:t>
-      </w:r>
-      <w:proofErr w:type="spellStart"/>
-      <w:r>
-        <w:rPr>
-          <w:rFonts w:cs="Times New Roman"/>
-          <w:spacing w:val="-2"/>
-          <w:sz w:val="24"/>
-          <w:szCs w:val="24"/>
-          <w:lang w:val="es-ES"/>
-        </w:rPr>
-        <w:t>Huilcarema</w:t>
-      </w:r>
-      <w:proofErr w:type="spellEnd"/>
-      <w:r>
-        <w:rPr>
-          <w:rFonts w:cs="Times New Roman"/>
-          <w:spacing w:val="-2"/>
-          <w:sz w:val="24"/>
-          <w:szCs w:val="24"/>
-          <w:lang w:val="es-ES"/>
-        </w:rPr>
-        <w:t xml:space="preserve"> María Belén </w:t>
+        <w:t xml:space="preserve">Valenzuela Huilcarema María Belén </w:t>
       </w:r>
     </w:p>
     <w:p>
@@ -1741,17 +1594,8 @@
           <w:rStyle w:val="Strong"/>
           <w:rFonts w:eastAsiaTheme="majorEastAsia"/>
         </w:rPr>
-        <w:t xml:space="preserve">Easy </w:t>
-      </w:r>
-      <w:proofErr w:type="spellStart"/>
-      <w:r>
-        <w:rPr>
-          <w:rStyle w:val="Strong"/>
-          <w:rFonts w:eastAsiaTheme="majorEastAsia"/>
-        </w:rPr>
-        <w:t>Breakfast</w:t>
-      </w:r>
-      <w:proofErr w:type="spellEnd"/>
+        <w:t>Easy Breakfast</w:t>
+      </w:r>
       <w:r>
         <w:t xml:space="preserve">, una empresa dedicada a la elaboración y comercialización de desayunos saludables bajo un modelo de </w:t>
       </w:r>
@@ -1778,15 +1622,7 @@
     </w:p>
     <w:p>
       <w:r>
-        <w:t xml:space="preserve">Easy </w:t>
-      </w:r>
-      <w:proofErr w:type="spellStart"/>
-      <w:r>
-        <w:t>Breakfast</w:t>
-      </w:r>
-      <w:proofErr w:type="spellEnd"/>
-      <w:r>
-        <w:t xml:space="preserve"> plantea una propuesta de valor basada en desayunos nutritivos, balanceados y preparados bajo un sistema de preventa que permite optimizar la producción, reducir el desperdicio de alimentos y mejorar la gestión de costos. Este enfoque no solo busca satisfacer una necesidad alimenticia, sino también ofrecer una alternativa sostenible y organizada desde el punto de vista empresarial.</w:t>
+        <w:t>Easy Breakfast plantea una propuesta de valor basada en desayunos nutritivos, balanceados y preparados bajo un sistema de preventa que permite optimizar la producción, reducir el desperdicio de alimentos y mejorar la gestión de costos. Este enfoque no solo busca satisfacer una necesidad alimenticia, sino también ofrecer una alternativa sostenible y organizada desde el punto de vista empresarial.</w:t>
       </w:r>
     </w:p>
     <w:p>
@@ -1806,71 +1642,22 @@
     </w:p>
     <w:p>
       <w:r>
-        <w:t xml:space="preserve">El diseño del modelo de negocio se fundamenta en la metodología del Business </w:t>
-      </w:r>
-      <w:proofErr w:type="spellStart"/>
-      <w:r>
-        <w:t>Model</w:t>
-      </w:r>
-      <w:proofErr w:type="spellEnd"/>
-      <w:r>
-        <w:t xml:space="preserve"> </w:t>
-      </w:r>
-      <w:proofErr w:type="spellStart"/>
-      <w:r>
-        <w:t>Canvas</w:t>
-      </w:r>
-      <w:proofErr w:type="spellEnd"/>
-      <w:r>
-        <w:t xml:space="preserve">, descrita en </w:t>
+        <w:t xml:space="preserve">El diseño del modelo de negocio se fundamenta en la metodología del Business Model Canvas, descrita en </w:t>
       </w:r>
       <w:r>
         <w:rPr>
           <w:rStyle w:val="whitespace-normal"/>
           <w:rFonts w:eastAsiaTheme="majorEastAsia"/>
         </w:rPr>
-        <w:t xml:space="preserve">Business </w:t>
-      </w:r>
-      <w:proofErr w:type="spellStart"/>
-      <w:r>
-        <w:rPr>
-          <w:rStyle w:val="whitespace-normal"/>
-          <w:rFonts w:eastAsiaTheme="majorEastAsia"/>
-        </w:rPr>
-        <w:t>Model</w:t>
-      </w:r>
-      <w:proofErr w:type="spellEnd"/>
-      <w:r>
-        <w:rPr>
-          <w:rStyle w:val="whitespace-normal"/>
-          <w:rFonts w:eastAsiaTheme="majorEastAsia"/>
-        </w:rPr>
-        <w:t xml:space="preserve"> </w:t>
-      </w:r>
-      <w:proofErr w:type="spellStart"/>
-      <w:r>
-        <w:rPr>
-          <w:rStyle w:val="whitespace-normal"/>
-          <w:rFonts w:eastAsiaTheme="majorEastAsia"/>
-        </w:rPr>
-        <w:t>Generation</w:t>
-      </w:r>
-      <w:proofErr w:type="spellEnd"/>
+        <w:t>Business Model Generation</w:t>
+      </w:r>
       <w:r>
         <w:t>, herramienta que permite estructurar de manera lógica los componentes clave del emprendimiento: segmentos de clientes, propuesta de valor, canales de distribución, relaciones con clientes, fuentes de ingresos, recursos clave, actividades clave, socios estratégicos y estructura de costos. Esta metodología facilita visualizar cómo la empresa crea, entrega y captura valor.</w:t>
       </w:r>
     </w:p>
     <w:p>
       <w:r>
-        <w:t xml:space="preserve">En el ámbito organizacional, Easy </w:t>
-      </w:r>
-      <w:proofErr w:type="spellStart"/>
-      <w:r>
-        <w:t>Breakfast</w:t>
-      </w:r>
-      <w:proofErr w:type="spellEnd"/>
-      <w:r>
-        <w:t xml:space="preserve"> se sustenta en una filosofía empresarial clara, definida por su misión, visión y valores corporativos. La misión orienta las actividades diarias hacia la oferta de productos saludables con enfoque de servicio y responsabilidad, mientras que la visión proyecta el posicionamiento de la marca como referente en el mercado de desayunos saludables. Los valores institucionales, como responsabilidad, pasión, honestidad y servicio, constituyen la base ética y cultural del emprendimiento.</w:t>
+        <w:t>En el ámbito organizacional, Easy Breakfast se sustenta en una filosofía empresarial clara, definida por su misión, visión y valores corporativos. La misión orienta las actividades diarias hacia la oferta de productos saludables con enfoque de servicio y responsabilidad, mientras que la visión proyecta el posicionamiento de la marca como referente en el mercado de desayunos saludables. Los valores institucionales, como responsabilidad, pasión, honestidad y servicio, constituyen la base ética y cultural del emprendimiento.</w:t>
       </w:r>
     </w:p>
     <w:p>
@@ -1896,15 +1683,7 @@
         <w:jc w:val="left"/>
       </w:pPr>
       <w:r>
-        <w:t xml:space="preserve">Finalmente, Easy </w:t>
-      </w:r>
-      <w:proofErr w:type="spellStart"/>
-      <w:r>
-        <w:t>Breakfast</w:t>
-      </w:r>
-      <w:proofErr w:type="spellEnd"/>
-      <w:r>
-        <w:t xml:space="preserve"> se proyecta como una iniciativa que combina innovación, eficiencia y responsabilidad, orientada a generar rentabilidad sostenible y a promover hábitos alimenticios saludables en su segmento objetivo. </w:t>
+        <w:t xml:space="preserve">Finalmente, Easy Breakfast se proyecta como una iniciativa que combina innovación, eficiencia y responsabilidad, orientada a generar rentabilidad sostenible y a promover hábitos alimenticios saludables en su segmento objetivo. </w:t>
       </w:r>
     </w:p>
     <w:p>
@@ -2046,30 +1825,12 @@
       <w:pPr>
         <w:pStyle w:val="Heading2"/>
       </w:pPr>
-      <w:proofErr w:type="spellStart"/>
-      <w:r>
-        <w:t>The</w:t>
-      </w:r>
-      <w:proofErr w:type="spellEnd"/>
-      <w:r>
-        <w:t xml:space="preserve"> Business </w:t>
-      </w:r>
-      <w:proofErr w:type="spellStart"/>
-      <w:r>
-        <w:t>model</w:t>
-      </w:r>
-      <w:proofErr w:type="spellEnd"/>
-      <w:r>
-        <w:t xml:space="preserve"> </w:t>
-      </w:r>
-      <w:proofErr w:type="spellStart"/>
-      <w:r>
-        <w:t>canva</w:t>
+      <w:r>
+        <w:t>The Business model canva</w:t>
       </w:r>
       <w:r>
         <w:t>s</w:t>
       </w:r>
-      <w:proofErr w:type="spellEnd"/>
     </w:p>
     <w:p>
       <w:pPr>
@@ -2131,6 +1892,430 @@
           </wp:inline>
         </w:drawing>
       </w:r>
+    </w:p>
+    <w:p>
+      <w:pPr>
+        <w:rPr>
+          <w:rFonts w:eastAsiaTheme="majorEastAsia"/>
+        </w:rPr>
+      </w:pPr>
+      <w:r>
+        <w:rPr>
+          <w:rFonts w:eastAsiaTheme="majorEastAsia"/>
+        </w:rPr>
+        <w:t xml:space="preserve">La estructuración estratégica de </w:t>
+      </w:r>
+      <w:r>
+        <w:rPr>
+          <w:rFonts w:eastAsiaTheme="majorEastAsia"/>
+          <w:b/>
+          <w:bCs/>
+        </w:rPr>
+        <w:t>Easy Breakfast</w:t>
+      </w:r>
+      <w:r>
+        <w:rPr>
+          <w:rFonts w:eastAsiaTheme="majorEastAsia"/>
+        </w:rPr>
+        <w:t xml:space="preserve"> se fundamenta en el Modelo Canvas, herramienta que permite visualizar de manera integral la lógica de creación, entrega y captura de valor del negocio. A través de sus nueve módulos, se describe cómo la empresa organiza sus recursos, actividades y relaciones para ofrecer desayunos saludables bajo un sistema de pedidos online con entrega programada.</w:t>
+      </w:r>
+    </w:p>
+    <w:p>
+      <w:pPr>
+        <w:pStyle w:val="Heading3"/>
+      </w:pPr>
+      <w:r>
+        <w:lastRenderedPageBreak/>
+        <w:t>Propuesta de valor</w:t>
+      </w:r>
+    </w:p>
+    <w:p>
+      <w:pPr>
+        <w:rPr>
+          <w:rFonts w:eastAsiaTheme="majorEastAsia"/>
+        </w:rPr>
+      </w:pPr>
+      <w:r>
+        <w:rPr>
+          <w:rFonts w:eastAsiaTheme="majorEastAsia"/>
+        </w:rPr>
+        <w:t>La propuesta de valor de Easy Breakfast se centra en ofrecer desayunos saludables, frescos y listos para consumir, solicitados con anticipación mediante una plataforma web. El negocio busca elevar la accesibilidad a alimentos nutritivos para personas con limitaciones de tiempo, facilitando la planificación alimenticia y reduciendo la necesidad de compras presenciales.</w:t>
+      </w:r>
+    </w:p>
+    <w:p>
+      <w:pPr>
+        <w:rPr>
+          <w:rFonts w:eastAsiaTheme="majorEastAsia"/>
+        </w:rPr>
+      </w:pPr>
+      <w:r>
+        <w:rPr>
+          <w:rFonts w:eastAsiaTheme="majorEastAsia"/>
+        </w:rPr>
+        <w:t>La empresa resuelve principalmente la falta de tiempo para preparar desayunos balanceados y la dificultad de acceso a opciones saludables en horarios tempranos. Entre sus características diferenciadoras destacan la accesibilidad digital, la conveniencia de la entrega puntual, la posibilidad de personalización según preferencias o restricciones alimenticias y un sistema de preventa que reduce el desperdicio de insumos.</w:t>
+      </w:r>
+    </w:p>
+    <w:p>
+      <w:pPr>
+        <w:pStyle w:val="Heading3"/>
+      </w:pPr>
+      <w:r>
+        <w:t>Segmentos de clientes</w:t>
+      </w:r>
+    </w:p>
+    <w:p>
+      <w:pPr>
+        <w:rPr>
+          <w:rFonts w:eastAsiaTheme="majorEastAsia"/>
+        </w:rPr>
+      </w:pPr>
+      <w:r>
+        <w:rPr>
+          <w:rFonts w:eastAsiaTheme="majorEastAsia"/>
+        </w:rPr>
+        <w:t>Easy Breakfast se dirige a un nicho de mercado compuesto por adultos ejecutivos, personas que trabajan en oficina, estudiantes universitarios y consumidores interesados en mantener una alimentación saludable. El cliente objetivo principal está conformado por profesionales entre 25 y 45 años, con ingresos medios y rutinas laborales que limitan el tiempo destinado a la preparación de alimentos.</w:t>
+      </w:r>
+    </w:p>
+    <w:p>
+      <w:pPr>
+        <w:rPr>
+          <w:rFonts w:eastAsiaTheme="majorEastAsia"/>
+        </w:rPr>
+      </w:pPr>
+      <w:r>
+        <w:rPr>
+          <w:rFonts w:eastAsiaTheme="majorEastAsia"/>
+        </w:rPr>
+        <w:t>Este enfoque permite atender un segmento específico con necesidades claras de practicidad, nutrición y eficiencia en el uso del tiempo.</w:t>
+      </w:r>
+    </w:p>
+    <w:p>
+      <w:pPr>
+        <w:pStyle w:val="Heading3"/>
+      </w:pPr>
+      <w:r>
+        <w:t>Canales</w:t>
+      </w:r>
+    </w:p>
+    <w:p>
+      <w:pPr>
+        <w:rPr>
+          <w:rFonts w:eastAsiaTheme="majorEastAsia"/>
+        </w:rPr>
+      </w:pPr>
+      <w:r>
+        <w:rPr>
+          <w:rFonts w:eastAsiaTheme="majorEastAsia"/>
+        </w:rPr>
+        <w:t xml:space="preserve">La empresa utiliza canales digitales como principal medio de comercialización. Entre </w:t>
+      </w:r>
+      <w:r>
+        <w:rPr>
+          <w:rFonts w:eastAsiaTheme="majorEastAsia"/>
+        </w:rPr>
+        <w:lastRenderedPageBreak/>
+        <w:t>ellos se encuentran la página web oficial, Instagram, Facebook y WhatsApp Business. Las redes sociales cumplen una función estratégica de captación y posicionamiento de marca, mientras que la página web actúa como canal principal para la gestión y cierre de ventas.</w:t>
+      </w:r>
+    </w:p>
+    <w:p>
+      <w:pPr>
+        <w:rPr>
+          <w:rFonts w:eastAsiaTheme="majorEastAsia"/>
+        </w:rPr>
+      </w:pPr>
+      <w:r>
+        <w:rPr>
+          <w:rFonts w:eastAsiaTheme="majorEastAsia"/>
+        </w:rPr>
+        <w:t>El proceso se integra en la rutina del cliente mediante pedidos realizados con anticipación —generalmente la noche anterior— y entregas programadas en horario temprano, antes del inicio de la jornada laboral o académica.</w:t>
+      </w:r>
+    </w:p>
+    <w:p>
+      <w:pPr>
+        <w:pStyle w:val="Heading3"/>
+      </w:pPr>
+      <w:r>
+        <w:t>Relación con los clientes</w:t>
+      </w:r>
+    </w:p>
+    <w:p>
+      <w:pPr>
+        <w:rPr>
+          <w:rFonts w:eastAsiaTheme="majorEastAsia"/>
+        </w:rPr>
+      </w:pPr>
+      <w:r>
+        <w:rPr>
+          <w:rFonts w:eastAsiaTheme="majorEastAsia"/>
+        </w:rPr>
+        <w:t>La relación con los clientes se basa en la atención personalizada y la construcción de fidelización a largo plazo. Se implementa asistencia directa a través de WhatsApp, complementada con un sistema semi-automatizado en la plataforma web para la gestión de pedidos.</w:t>
+      </w:r>
+    </w:p>
+    <w:p>
+      <w:pPr>
+        <w:rPr>
+          <w:rFonts w:eastAsiaTheme="majorEastAsia"/>
+        </w:rPr>
+      </w:pPr>
+      <w:r>
+        <w:rPr>
+          <w:rFonts w:eastAsiaTheme="majorEastAsia"/>
+        </w:rPr>
+        <w:t>Asimismo, se contempla la implementación de programas de fidelización mediante descuentos por compras frecuentes</w:t>
+      </w:r>
+      <w:r>
+        <w:rPr>
+          <w:rFonts w:eastAsiaTheme="majorEastAsia"/>
+        </w:rPr>
+        <w:t>, compras semanales o mensuales</w:t>
+      </w:r>
+      <w:r>
+        <w:rPr>
+          <w:rFonts w:eastAsiaTheme="majorEastAsia"/>
+        </w:rPr>
+        <w:t>. Los clientes esperan respuestas rápidas, productos frescos, entregas puntuales y opciones adaptadas a sus preferencias alimenticias, elementos que fortalecen la confianza y la recurrencia de compra.</w:t>
+      </w:r>
+    </w:p>
+    <w:p>
+      <w:pPr>
+        <w:pStyle w:val="Heading3"/>
+      </w:pPr>
+      <w:r>
+        <w:t>Actividades clave</w:t>
+      </w:r>
+    </w:p>
+    <w:p>
+      <w:pPr>
+        <w:rPr>
+          <w:rFonts w:eastAsiaTheme="majorEastAsia"/>
+        </w:rPr>
+      </w:pPr>
+      <w:r>
+        <w:rPr>
+          <w:rFonts w:eastAsiaTheme="majorEastAsia"/>
+        </w:rPr>
+        <w:t>Las actividades clave del negocio incluyen la selección y compra de frutas frescas, la preparación y armado diario de los desayunos, el control de calidad e higiene, la gestión de pedidos online y la coordinación logística de entregas.</w:t>
+      </w:r>
+    </w:p>
+    <w:p>
+      <w:pPr>
+        <w:rPr>
+          <w:rFonts w:eastAsiaTheme="majorEastAsia"/>
+        </w:rPr>
+      </w:pPr>
+      <w:r>
+        <w:rPr>
+          <w:rFonts w:eastAsiaTheme="majorEastAsia"/>
+        </w:rPr>
+        <w:t xml:space="preserve">Adicionalmente, se desarrollan actividades de marketing digital, administración de la </w:t>
+      </w:r>
+      <w:r>
+        <w:rPr>
+          <w:rFonts w:eastAsiaTheme="majorEastAsia"/>
+        </w:rPr>
+        <w:lastRenderedPageBreak/>
+        <w:t>página web, gestión de redes sociales y atención al cliente. En el ámbito financiero, se gestionan preventas, pagos digitales y estrategias promocionales para incentivar el volumen de ventas.</w:t>
+      </w:r>
+    </w:p>
+    <w:p>
+      <w:pPr>
+        <w:rPr>
+          <w:rFonts w:eastAsiaTheme="majorEastAsia"/>
+        </w:rPr>
+      </w:pPr>
+      <w:r>
+        <w:rPr>
+          <w:rFonts w:eastAsiaTheme="majorEastAsia"/>
+        </w:rPr>
+        <w:t>Estas actividades permiten garantizar la eficiencia operativa y el cumplimiento de la propuesta de valor.</w:t>
+      </w:r>
+    </w:p>
+    <w:p>
+      <w:pPr>
+        <w:pStyle w:val="Heading3"/>
+      </w:pPr>
+      <w:r>
+        <w:t>Recursos clave</w:t>
+      </w:r>
+    </w:p>
+    <w:p>
+      <w:pPr>
+        <w:rPr>
+          <w:rFonts w:eastAsiaTheme="majorEastAsia"/>
+        </w:rPr>
+      </w:pPr>
+      <w:r>
+        <w:rPr>
+          <w:rFonts w:eastAsiaTheme="majorEastAsia"/>
+        </w:rPr>
+        <w:t>Para ejecutar el modelo de negocio, Easy Breakfast dispone de recursos físicos, humanos, intelectuales y financieros.</w:t>
+      </w:r>
+    </w:p>
+    <w:p>
+      <w:pPr>
+        <w:rPr>
+          <w:rFonts w:eastAsiaTheme="majorEastAsia"/>
+        </w:rPr>
+      </w:pPr>
+      <w:r>
+        <w:rPr>
+          <w:rFonts w:eastAsiaTheme="majorEastAsia"/>
+        </w:rPr>
+        <w:t>Entre los recursos físicos destacan la cocina equipada, sistemas de refrigeración y utensilios especializados. Los recursos humanos incluyen personal de cocina, repartidor y un community manager encargado de la gestión digital y posicionamiento de la marca.</w:t>
+      </w:r>
+    </w:p>
+    <w:p>
+      <w:pPr>
+        <w:rPr>
+          <w:rFonts w:eastAsiaTheme="majorEastAsia"/>
+        </w:rPr>
+      </w:pPr>
+      <w:r>
+        <w:rPr>
+          <w:rFonts w:eastAsiaTheme="majorEastAsia"/>
+        </w:rPr>
+        <w:t>En cuanto a los recursos intelectuales, se consideran la marca registrada, las recetas propias y la base de datos de clientes. Finalmente, los recursos financieros comprenden el capital inicial y el flujo de caja necesario para sostener la operación diaria.</w:t>
+      </w:r>
+    </w:p>
+    <w:p>
+      <w:pPr>
+        <w:pStyle w:val="Heading3"/>
+      </w:pPr>
+      <w:r>
+        <w:t>Socios clave</w:t>
+      </w:r>
+    </w:p>
+    <w:p>
+      <w:pPr>
+        <w:rPr>
+          <w:rFonts w:eastAsiaTheme="majorEastAsia"/>
+        </w:rPr>
+      </w:pPr>
+      <w:r>
+        <w:rPr>
+          <w:rFonts w:eastAsiaTheme="majorEastAsia"/>
+        </w:rPr>
+        <w:t>El modelo de negocio se apoya en alianzas estratégicas con proveedores mayoristas de frutas frescas, proveedores de granos, yogur y frutos secos, distribuidores de envases ecológicos y plataformas de pago online. En caso de tercerización, también se contempla la colaboración con servicios de delivery.</w:t>
+      </w:r>
+    </w:p>
+    <w:p>
+      <w:pPr>
+        <w:rPr>
+          <w:rFonts w:eastAsiaTheme="majorEastAsia"/>
+        </w:rPr>
+      </w:pPr>
+      <w:r>
+        <w:rPr>
+          <w:rFonts w:eastAsiaTheme="majorEastAsia"/>
+        </w:rPr>
+        <w:t xml:space="preserve">Estas alianzas permiten garantizar abastecimiento constante, calidad en la materia prima, optimización de costos y reducción de riesgos asociados a retrasos o escasez de </w:t>
+      </w:r>
+      <w:r>
+        <w:rPr>
+          <w:rFonts w:eastAsiaTheme="majorEastAsia"/>
+        </w:rPr>
+        <w:lastRenderedPageBreak/>
+        <w:t>insumos.</w:t>
+      </w:r>
+    </w:p>
+    <w:p>
+      <w:pPr>
+        <w:pStyle w:val="Heading3"/>
+      </w:pPr>
+      <w:r>
+        <w:t>Estructura de costos</w:t>
+      </w:r>
+    </w:p>
+    <w:p>
+      <w:pPr>
+        <w:rPr>
+          <w:rFonts w:eastAsiaTheme="majorEastAsia"/>
+        </w:rPr>
+      </w:pPr>
+      <w:r>
+        <w:rPr>
+          <w:rFonts w:eastAsiaTheme="majorEastAsia"/>
+        </w:rPr>
+        <w:t>La estructura de costos está compuesta principalmente por la compra de frutas e insumos, mano de obra, servicio de delivery, marketing digital y gastos de hosting y mantenimiento web. Los recursos y actividades más costosos corresponden a los insumos frescos y al personal operativo, así como a la preparación diaria y logística de entrega.</w:t>
+      </w:r>
+    </w:p>
+    <w:p>
+      <w:pPr>
+        <w:rPr>
+          <w:rFonts w:eastAsiaTheme="majorEastAsia"/>
+        </w:rPr>
+      </w:pPr>
+      <w:r>
+        <w:rPr>
+          <w:rFonts w:eastAsiaTheme="majorEastAsia"/>
+        </w:rPr>
+        <w:t>El modelo se orienta más hacia la generación de valor que hacia la competencia por precios bajos, priorizando calidad, frescura y conveniencia como factores diferenciadores.</w:t>
+      </w:r>
+    </w:p>
+    <w:p>
+      <w:pPr>
+        <w:pStyle w:val="Heading3"/>
+      </w:pPr>
+      <w:r>
+        <w:t>Fuentes de ingresos</w:t>
+      </w:r>
+    </w:p>
+    <w:p>
+      <w:pPr>
+        <w:rPr>
+          <w:rFonts w:eastAsiaTheme="majorEastAsia"/>
+        </w:rPr>
+      </w:pPr>
+      <w:r>
+        <w:rPr>
+          <w:rFonts w:eastAsiaTheme="majorEastAsia"/>
+        </w:rPr>
+        <w:t>Las fuentes de ingresos provienen principalmente de la venta directa de desayunos saludables. Adicionalmente, se contempla la implementación de suscripciones semanales o mensuales y descuentos por volumen para incentivar compras recurrentes.</w:t>
+      </w:r>
+    </w:p>
+    <w:p>
+      <w:pPr>
+        <w:rPr>
+          <w:rFonts w:eastAsiaTheme="majorEastAsia"/>
+        </w:rPr>
+      </w:pPr>
+      <w:r>
+        <w:rPr>
+          <w:rFonts w:eastAsiaTheme="majorEastAsia"/>
+        </w:rPr>
+        <w:t>Los clientes pueden realizar pagos mediante transferencias bancarias, tarjetas</w:t>
+      </w:r>
+      <w:r>
+        <w:rPr>
+          <w:rFonts w:eastAsiaTheme="majorEastAsia"/>
+        </w:rPr>
+        <w:t xml:space="preserve"> o</w:t>
+      </w:r>
+      <w:r>
+        <w:rPr>
+          <w:rFonts w:eastAsiaTheme="majorEastAsia"/>
+        </w:rPr>
+        <w:t xml:space="preserve"> pagos móvile</w:t>
+      </w:r>
+      <w:r>
+        <w:rPr>
+          <w:rFonts w:eastAsiaTheme="majorEastAsia"/>
+        </w:rPr>
+        <w:t>s</w:t>
+      </w:r>
+      <w:r>
+        <w:rPr>
+          <w:rFonts w:eastAsiaTheme="majorEastAsia"/>
+        </w:rPr>
+        <w:t>. La estructura de precios es fija según el tipo de desayuno, con promociones dinámicas en fechas especiales y beneficios para clientes frecuentes.</w:t>
+      </w:r>
+    </w:p>
+    <w:p>
+      <w:pPr>
+        <w:rPr>
+          <w:rFonts w:eastAsiaTheme="majorEastAsia"/>
+        </w:rPr>
+      </w:pPr>
     </w:p>
     <w:sectPr>
       <w:headerReference w:type="first" r:id="rId14"/>
@@ -3581,10 +3766,9 @@
     <w:next w:val="Normal"/>
     <w:link w:val="Heading3Char"/>
     <w:uiPriority w:val="9"/>
-    <w:semiHidden/>
     <w:unhideWhenUsed/>
     <w:qFormat/>
-    <w:rsid w:val="00584B73"/>
+    <w:rsid w:val="006B7980"/>
     <w:pPr>
       <w:keepNext/>
       <w:keepLines/>
@@ -3593,12 +3777,12 @@
         <w:numId w:val="3"/>
       </w:numPr>
       <w:spacing w:before="160" w:after="80"/>
+      <w:ind w:left="360"/>
       <w:outlineLvl w:val="2"/>
     </w:pPr>
     <w:rPr>
       <w:rFonts w:eastAsiaTheme="majorEastAsia" w:cstheme="majorBidi"/>
-      <w:color w:val="0F4761" w:themeColor="accent1" w:themeShade="BF"/>
-      <w:sz w:val="28"/>
+      <w:b/>
       <w:szCs w:val="28"/>
     </w:rPr>
   </w:style>
@@ -3795,13 +3979,13 @@
     <w:basedOn w:val="DefaultParagraphFont"/>
     <w:link w:val="Heading3"/>
     <w:uiPriority w:val="9"/>
-    <w:semiHidden/>
-    <w:rsid w:val="00584B73"/>
+    <w:rsid w:val="006B7980"/>
     <w:rPr>
-      <w:rFonts w:eastAsiaTheme="majorEastAsia" w:cstheme="majorBidi"/>
-      <w:color w:val="0F4761" w:themeColor="accent1" w:themeShade="BF"/>
-      <w:sz w:val="28"/>
+      <w:rFonts w:ascii="Times New Roman" w:eastAsiaTheme="majorEastAsia" w:hAnsi="Times New Roman" w:cstheme="majorBidi"/>
+      <w:b/>
+      <w:sz w:val="24"/>
       <w:szCs w:val="28"/>
+      <w14:ligatures w14:val="none"/>
     </w:rPr>
   </w:style>
   <w:style w:type="character" w:customStyle="1" w:styleId="Heading4Char">

--- a/Proyecto_Maria_belen_valenzuela_huilcarema.docx
+++ b/Proyecto_Maria_belen_valenzuela_huilcarema.docx
@@ -277,7 +277,31 @@
                                     <w:szCs w:val="24"/>
                                     <w:lang w:val="es-ES"/>
                                   </w:rPr>
-                                  <w:t>Plan de negocios de la empresa online "Easy Breakfast" para la preventa de desayunos saludables.</w:t>
+                                  <w:t xml:space="preserve">Plan de negocios de la empresa online "Easy </w:t>
+                                </w:r>
+                                <w:proofErr w:type="spellStart"/>
+                                <w:r>
+                                  <w:rPr>
+                                    <w:rFonts w:cs="Times New Roman"/>
+                                    <w:bCs/>
+                                    <w:spacing w:val="-2"/>
+                                    <w:sz w:val="24"/>
+                                    <w:szCs w:val="24"/>
+                                    <w:lang w:val="es-ES"/>
+                                  </w:rPr>
+                                  <w:t>Breakfast</w:t>
+                                </w:r>
+                                <w:proofErr w:type="spellEnd"/>
+                                <w:r>
+                                  <w:rPr>
+                                    <w:rFonts w:cs="Times New Roman"/>
+                                    <w:bCs/>
+                                    <w:spacing w:val="-2"/>
+                                    <w:sz w:val="24"/>
+                                    <w:szCs w:val="24"/>
+                                    <w:lang w:val="es-ES"/>
+                                  </w:rPr>
+                                  <w:t>" para la preventa de desayunos saludables.</w:t>
                                 </w:r>
                               </w:p>
                               <w:p>
@@ -355,7 +379,29 @@
                                     <w:szCs w:val="24"/>
                                     <w:lang w:val="es-ES"/>
                                   </w:rPr>
-                                  <w:t xml:space="preserve">Valenzuela Huilcarema </w:t>
+                                  <w:t xml:space="preserve">Valenzuela </w:t>
+                                </w:r>
+                                <w:proofErr w:type="spellStart"/>
+                                <w:r>
+                                  <w:rPr>
+                                    <w:rFonts w:cs="Times New Roman"/>
+                                    <w:spacing w:val="-2"/>
+                                    <w:sz w:val="24"/>
+                                    <w:szCs w:val="24"/>
+                                    <w:lang w:val="es-ES"/>
+                                  </w:rPr>
+                                  <w:t>Huilcarema</w:t>
+                                </w:r>
+                                <w:proofErr w:type="spellEnd"/>
+                                <w:r>
+                                  <w:rPr>
+                                    <w:rFonts w:cs="Times New Roman"/>
+                                    <w:spacing w:val="-2"/>
+                                    <w:sz w:val="24"/>
+                                    <w:szCs w:val="24"/>
+                                    <w:lang w:val="es-ES"/>
+                                  </w:rPr>
+                                  <w:t xml:space="preserve"> </w:t>
                                 </w:r>
                                 <w:r>
                                   <w:rPr>
@@ -764,7 +810,31 @@
                               <w:szCs w:val="24"/>
                               <w:lang w:val="es-ES"/>
                             </w:rPr>
-                            <w:t>Plan de negocios de la empresa online "Easy Breakfast" para la preventa de desayunos saludables.</w:t>
+                            <w:t xml:space="preserve">Plan de negocios de la empresa online "Easy </w:t>
+                          </w:r>
+                          <w:proofErr w:type="spellStart"/>
+                          <w:r>
+                            <w:rPr>
+                              <w:rFonts w:cs="Times New Roman"/>
+                              <w:bCs/>
+                              <w:spacing w:val="-2"/>
+                              <w:sz w:val="24"/>
+                              <w:szCs w:val="24"/>
+                              <w:lang w:val="es-ES"/>
+                            </w:rPr>
+                            <w:t>Breakfast</w:t>
+                          </w:r>
+                          <w:proofErr w:type="spellEnd"/>
+                          <w:r>
+                            <w:rPr>
+                              <w:rFonts w:cs="Times New Roman"/>
+                              <w:bCs/>
+                              <w:spacing w:val="-2"/>
+                              <w:sz w:val="24"/>
+                              <w:szCs w:val="24"/>
+                              <w:lang w:val="es-ES"/>
+                            </w:rPr>
+                            <w:t>" para la preventa de desayunos saludables.</w:t>
                           </w:r>
                         </w:p>
                         <w:p>
@@ -842,7 +912,29 @@
                               <w:szCs w:val="24"/>
                               <w:lang w:val="es-ES"/>
                             </w:rPr>
-                            <w:t xml:space="preserve">Valenzuela Huilcarema </w:t>
+                            <w:t xml:space="preserve">Valenzuela </w:t>
+                          </w:r>
+                          <w:proofErr w:type="spellStart"/>
+                          <w:r>
+                            <w:rPr>
+                              <w:rFonts w:cs="Times New Roman"/>
+                              <w:spacing w:val="-2"/>
+                              <w:sz w:val="24"/>
+                              <w:szCs w:val="24"/>
+                              <w:lang w:val="es-ES"/>
+                            </w:rPr>
+                            <w:t>Huilcarema</w:t>
+                          </w:r>
+                          <w:proofErr w:type="spellEnd"/>
+                          <w:r>
+                            <w:rPr>
+                              <w:rFonts w:cs="Times New Roman"/>
+                              <w:spacing w:val="-2"/>
+                              <w:sz w:val="24"/>
+                              <w:szCs w:val="24"/>
+                              <w:lang w:val="es-ES"/>
+                            </w:rPr>
+                            <w:t xml:space="preserve"> </w:t>
                           </w:r>
                           <w:r>
                             <w:rPr>
@@ -1148,8 +1240,17 @@
           <w:spacing w:val="-2"/>
           <w:szCs w:val="24"/>
         </w:rPr>
-        <w:t>María Belén Valenzuela Huilcarema</w:t>
-      </w:r>
+        <w:t xml:space="preserve">María Belén Valenzuela </w:t>
+      </w:r>
+      <w:proofErr w:type="spellStart"/>
+      <w:r>
+        <w:rPr>
+          <w:spacing w:val="-2"/>
+          <w:szCs w:val="24"/>
+        </w:rPr>
+        <w:t>Huilcarema</w:t>
+      </w:r>
+      <w:proofErr w:type="spellEnd"/>
       <w:r>
         <w:rPr>
           <w:spacing w:val="-2"/>
@@ -1195,7 +1296,31 @@
           <w:szCs w:val="24"/>
           <w:lang w:val="es-ES"/>
         </w:rPr>
-        <w:t>Plan de negocios de la empresa online "Easy Breakfast" para la preventa de desayunos saludables.</w:t>
+        <w:t xml:space="preserve">Plan de negocios de la empresa online "Easy </w:t>
+      </w:r>
+      <w:proofErr w:type="spellStart"/>
+      <w:r>
+        <w:rPr>
+          <w:rFonts w:cs="Times New Roman"/>
+          <w:bCs/>
+          <w:spacing w:val="-2"/>
+          <w:sz w:val="24"/>
+          <w:szCs w:val="24"/>
+          <w:lang w:val="es-ES"/>
+        </w:rPr>
+        <w:t>Breakfast</w:t>
+      </w:r>
+      <w:proofErr w:type="spellEnd"/>
+      <w:r>
+        <w:rPr>
+          <w:rFonts w:cs="Times New Roman"/>
+          <w:bCs/>
+          <w:spacing w:val="-2"/>
+          <w:sz w:val="24"/>
+          <w:szCs w:val="24"/>
+          <w:lang w:val="es-ES"/>
+        </w:rPr>
+        <w:t>" para la preventa de desayunos saludables.</w:t>
       </w:r>
     </w:p>
     <w:p>
@@ -1252,7 +1377,29 @@
           <w:szCs w:val="24"/>
           <w:lang w:val="es-ES"/>
         </w:rPr>
-        <w:t xml:space="preserve">Valenzuela Huilcarema María Belén </w:t>
+        <w:t xml:space="preserve">Valenzuela </w:t>
+      </w:r>
+      <w:proofErr w:type="spellStart"/>
+      <w:r>
+        <w:rPr>
+          <w:rFonts w:cs="Times New Roman"/>
+          <w:spacing w:val="-2"/>
+          <w:sz w:val="24"/>
+          <w:szCs w:val="24"/>
+          <w:lang w:val="es-ES"/>
+        </w:rPr>
+        <w:t>Huilcarema</w:t>
+      </w:r>
+      <w:proofErr w:type="spellEnd"/>
+      <w:r>
+        <w:rPr>
+          <w:rFonts w:cs="Times New Roman"/>
+          <w:spacing w:val="-2"/>
+          <w:sz w:val="24"/>
+          <w:szCs w:val="24"/>
+          <w:lang w:val="es-ES"/>
+        </w:rPr>
+        <w:t xml:space="preserve"> María Belén </w:t>
       </w:r>
     </w:p>
     <w:p>
@@ -1339,22 +1486,1164 @@
         <w:br w:type="page"/>
       </w:r>
     </w:p>
-    <w:p>
-      <w:pPr>
-        <w:rPr>
+    <w:sdt>
+      <w:sdtPr>
+        <w:id w:val="169381549"/>
+        <w:docPartObj>
+          <w:docPartGallery w:val="Table of Contents"/>
+          <w:docPartUnique/>
+        </w:docPartObj>
+      </w:sdtPr>
+      <w:sdtEndPr>
+        <w:rPr>
+          <w:rFonts w:ascii="Times New Roman" w:eastAsia="Times New Roman" w:hAnsi="Times New Roman" w:cs="Times New Roman"/>
           <w:b/>
           <w:bCs/>
-        </w:rPr>
-      </w:pPr>
-      <w:r>
-        <w:rPr>
-          <w:b/>
-          <w:bCs/>
-        </w:rPr>
-        <w:lastRenderedPageBreak/>
-        <w:t>Índice de contenidos</w:t>
-      </w:r>
-    </w:p>
+          <w:noProof/>
+          <w:color w:val="auto"/>
+          <w:sz w:val="24"/>
+          <w:szCs w:val="22"/>
+          <w:lang w:val="es-ES"/>
+        </w:rPr>
+      </w:sdtEndPr>
+      <w:sdtContent>
+        <w:p>
+          <w:pPr>
+            <w:pStyle w:val="TOCHeading"/>
+            <w:jc w:val="center"/>
+            <w:rPr>
+              <w:rFonts w:ascii="Times New Roman" w:hAnsi="Times New Roman" w:cs="Times New Roman"/>
+              <w:b/>
+              <w:bCs/>
+              <w:color w:val="auto"/>
+              <w:sz w:val="24"/>
+              <w:szCs w:val="24"/>
+              <w:lang w:val="es-ES"/>
+            </w:rPr>
+          </w:pPr>
+          <w:r>
+            <w:rPr>
+              <w:rFonts w:ascii="Times New Roman" w:hAnsi="Times New Roman" w:cs="Times New Roman"/>
+              <w:b/>
+              <w:bCs/>
+              <w:color w:val="auto"/>
+              <w:sz w:val="24"/>
+              <w:szCs w:val="24"/>
+              <w:lang w:val="es-ES"/>
+            </w:rPr>
+            <w:t>Índice de Contenidos</w:t>
+          </w:r>
+        </w:p>
+        <w:p>
+          <w:pPr>
+            <w:pStyle w:val="TOC1"/>
+            <w:tabs>
+              <w:tab w:val="right" w:leader="dot" w:pos="8270"/>
+            </w:tabs>
+            <w:rPr>
+              <w:noProof/>
+            </w:rPr>
+          </w:pPr>
+          <w:r>
+            <w:fldChar w:fldCharType="begin"/>
+          </w:r>
+          <w:r>
+            <w:instrText xml:space="preserve"> TOC \o "1-3" \h \z \u </w:instrText>
+          </w:r>
+          <w:r>
+            <w:fldChar w:fldCharType="separate"/>
+          </w:r>
+          <w:hyperlink w:anchor="_Toc223244301" w:history="1">
+            <w:r>
+              <w:rPr>
+                <w:rStyle w:val="Hyperlink"/>
+                <w:noProof/>
+              </w:rPr>
+              <w:t>1. INTRODUCCIÓN</w:t>
+            </w:r>
+            <w:r>
+              <w:rPr>
+                <w:noProof/>
+                <w:webHidden/>
+              </w:rPr>
+              <w:tab/>
+            </w:r>
+            <w:r>
+              <w:rPr>
+                <w:noProof/>
+                <w:webHidden/>
+              </w:rPr>
+              <w:fldChar w:fldCharType="begin"/>
+            </w:r>
+            <w:r>
+              <w:rPr>
+                <w:noProof/>
+                <w:webHidden/>
+              </w:rPr>
+              <w:instrText xml:space="preserve"> PAGEREF _Toc223244301 \h </w:instrText>
+            </w:r>
+            <w:r>
+              <w:rPr>
+                <w:noProof/>
+                <w:webHidden/>
+              </w:rPr>
+            </w:r>
+            <w:r>
+              <w:rPr>
+                <w:noProof/>
+                <w:webHidden/>
+              </w:rPr>
+              <w:fldChar w:fldCharType="separate"/>
+            </w:r>
+            <w:r>
+              <w:rPr>
+                <w:noProof/>
+                <w:webHidden/>
+              </w:rPr>
+              <w:t>1</w:t>
+            </w:r>
+            <w:r>
+              <w:rPr>
+                <w:noProof/>
+                <w:webHidden/>
+              </w:rPr>
+              <w:fldChar w:fldCharType="end"/>
+            </w:r>
+          </w:hyperlink>
+        </w:p>
+        <w:p>
+          <w:pPr>
+            <w:pStyle w:val="TOC2"/>
+            <w:tabs>
+              <w:tab w:val="right" w:leader="dot" w:pos="8270"/>
+            </w:tabs>
+            <w:rPr>
+              <w:noProof/>
+            </w:rPr>
+          </w:pPr>
+          <w:hyperlink w:anchor="_Toc223244302" w:history="1">
+            <w:r>
+              <w:rPr>
+                <w:rStyle w:val="Hyperlink"/>
+                <w:noProof/>
+              </w:rPr>
+              <w:t>1.1. Planteamiento del problema</w:t>
+            </w:r>
+            <w:r>
+              <w:rPr>
+                <w:noProof/>
+                <w:webHidden/>
+              </w:rPr>
+              <w:tab/>
+            </w:r>
+            <w:r>
+              <w:rPr>
+                <w:noProof/>
+                <w:webHidden/>
+              </w:rPr>
+              <w:fldChar w:fldCharType="begin"/>
+            </w:r>
+            <w:r>
+              <w:rPr>
+                <w:noProof/>
+                <w:webHidden/>
+              </w:rPr>
+              <w:instrText xml:space="preserve"> PAGEREF _Toc223244302 \h </w:instrText>
+            </w:r>
+            <w:r>
+              <w:rPr>
+                <w:noProof/>
+                <w:webHidden/>
+              </w:rPr>
+            </w:r>
+            <w:r>
+              <w:rPr>
+                <w:noProof/>
+                <w:webHidden/>
+              </w:rPr>
+              <w:fldChar w:fldCharType="separate"/>
+            </w:r>
+            <w:r>
+              <w:rPr>
+                <w:noProof/>
+                <w:webHidden/>
+              </w:rPr>
+              <w:t>3</w:t>
+            </w:r>
+            <w:r>
+              <w:rPr>
+                <w:noProof/>
+                <w:webHidden/>
+              </w:rPr>
+              <w:fldChar w:fldCharType="end"/>
+            </w:r>
+          </w:hyperlink>
+        </w:p>
+        <w:p>
+          <w:pPr>
+            <w:pStyle w:val="TOC1"/>
+            <w:tabs>
+              <w:tab w:val="right" w:leader="dot" w:pos="8270"/>
+            </w:tabs>
+            <w:rPr>
+              <w:noProof/>
+            </w:rPr>
+          </w:pPr>
+          <w:hyperlink w:anchor="_Toc223244303" w:history="1">
+            <w:r>
+              <w:rPr>
+                <w:rStyle w:val="Hyperlink"/>
+                <w:noProof/>
+              </w:rPr>
+              <w:t>2. OBJETIVOS</w:t>
+            </w:r>
+            <w:r>
+              <w:rPr>
+                <w:noProof/>
+                <w:webHidden/>
+              </w:rPr>
+              <w:tab/>
+            </w:r>
+            <w:r>
+              <w:rPr>
+                <w:noProof/>
+                <w:webHidden/>
+              </w:rPr>
+              <w:fldChar w:fldCharType="begin"/>
+            </w:r>
+            <w:r>
+              <w:rPr>
+                <w:noProof/>
+                <w:webHidden/>
+              </w:rPr>
+              <w:instrText xml:space="preserve"> PAGEREF _Toc223244303 \h </w:instrText>
+            </w:r>
+            <w:r>
+              <w:rPr>
+                <w:noProof/>
+                <w:webHidden/>
+              </w:rPr>
+            </w:r>
+            <w:r>
+              <w:rPr>
+                <w:noProof/>
+                <w:webHidden/>
+              </w:rPr>
+              <w:fldChar w:fldCharType="separate"/>
+            </w:r>
+            <w:r>
+              <w:rPr>
+                <w:noProof/>
+                <w:webHidden/>
+              </w:rPr>
+              <w:t>5</w:t>
+            </w:r>
+            <w:r>
+              <w:rPr>
+                <w:noProof/>
+                <w:webHidden/>
+              </w:rPr>
+              <w:fldChar w:fldCharType="end"/>
+            </w:r>
+          </w:hyperlink>
+        </w:p>
+        <w:p>
+          <w:pPr>
+            <w:pStyle w:val="TOC2"/>
+            <w:tabs>
+              <w:tab w:val="right" w:leader="dot" w:pos="8270"/>
+            </w:tabs>
+            <w:rPr>
+              <w:noProof/>
+            </w:rPr>
+          </w:pPr>
+          <w:hyperlink w:anchor="_Toc223244304" w:history="1">
+            <w:r>
+              <w:rPr>
+                <w:rStyle w:val="Hyperlink"/>
+                <w:noProof/>
+              </w:rPr>
+              <w:t>2.1. Objetivo General</w:t>
+            </w:r>
+            <w:r>
+              <w:rPr>
+                <w:noProof/>
+                <w:webHidden/>
+              </w:rPr>
+              <w:tab/>
+            </w:r>
+            <w:r>
+              <w:rPr>
+                <w:noProof/>
+                <w:webHidden/>
+              </w:rPr>
+              <w:fldChar w:fldCharType="begin"/>
+            </w:r>
+            <w:r>
+              <w:rPr>
+                <w:noProof/>
+                <w:webHidden/>
+              </w:rPr>
+              <w:instrText xml:space="preserve"> PAGEREF _Toc223244304 \h </w:instrText>
+            </w:r>
+            <w:r>
+              <w:rPr>
+                <w:noProof/>
+                <w:webHidden/>
+              </w:rPr>
+            </w:r>
+            <w:r>
+              <w:rPr>
+                <w:noProof/>
+                <w:webHidden/>
+              </w:rPr>
+              <w:fldChar w:fldCharType="separate"/>
+            </w:r>
+            <w:r>
+              <w:rPr>
+                <w:noProof/>
+                <w:webHidden/>
+              </w:rPr>
+              <w:t>5</w:t>
+            </w:r>
+            <w:r>
+              <w:rPr>
+                <w:noProof/>
+                <w:webHidden/>
+              </w:rPr>
+              <w:fldChar w:fldCharType="end"/>
+            </w:r>
+          </w:hyperlink>
+        </w:p>
+        <w:p>
+          <w:pPr>
+            <w:pStyle w:val="TOC2"/>
+            <w:tabs>
+              <w:tab w:val="right" w:leader="dot" w:pos="8270"/>
+            </w:tabs>
+            <w:rPr>
+              <w:noProof/>
+            </w:rPr>
+          </w:pPr>
+          <w:hyperlink w:anchor="_Toc223244305" w:history="1">
+            <w:r>
+              <w:rPr>
+                <w:rStyle w:val="Hyperlink"/>
+                <w:noProof/>
+              </w:rPr>
+              <w:t>2.2. Objetivos Específicos</w:t>
+            </w:r>
+            <w:r>
+              <w:rPr>
+                <w:noProof/>
+                <w:webHidden/>
+              </w:rPr>
+              <w:tab/>
+            </w:r>
+            <w:r>
+              <w:rPr>
+                <w:noProof/>
+                <w:webHidden/>
+              </w:rPr>
+              <w:fldChar w:fldCharType="begin"/>
+            </w:r>
+            <w:r>
+              <w:rPr>
+                <w:noProof/>
+                <w:webHidden/>
+              </w:rPr>
+              <w:instrText xml:space="preserve"> PAGEREF _Toc223244305 \h </w:instrText>
+            </w:r>
+            <w:r>
+              <w:rPr>
+                <w:noProof/>
+                <w:webHidden/>
+              </w:rPr>
+            </w:r>
+            <w:r>
+              <w:rPr>
+                <w:noProof/>
+                <w:webHidden/>
+              </w:rPr>
+              <w:fldChar w:fldCharType="separate"/>
+            </w:r>
+            <w:r>
+              <w:rPr>
+                <w:noProof/>
+                <w:webHidden/>
+              </w:rPr>
+              <w:t>5</w:t>
+            </w:r>
+            <w:r>
+              <w:rPr>
+                <w:noProof/>
+                <w:webHidden/>
+              </w:rPr>
+              <w:fldChar w:fldCharType="end"/>
+            </w:r>
+          </w:hyperlink>
+        </w:p>
+        <w:p>
+          <w:pPr>
+            <w:pStyle w:val="TOC1"/>
+            <w:tabs>
+              <w:tab w:val="right" w:leader="dot" w:pos="8270"/>
+            </w:tabs>
+            <w:rPr>
+              <w:noProof/>
+            </w:rPr>
+          </w:pPr>
+          <w:hyperlink w:anchor="_Toc223244306" w:history="1">
+            <w:r>
+              <w:rPr>
+                <w:rStyle w:val="Hyperlink"/>
+                <w:noProof/>
+              </w:rPr>
+              <w:t>3. MARCO ADMINISTRATIVO</w:t>
+            </w:r>
+            <w:r>
+              <w:rPr>
+                <w:noProof/>
+                <w:webHidden/>
+              </w:rPr>
+              <w:tab/>
+            </w:r>
+            <w:r>
+              <w:rPr>
+                <w:noProof/>
+                <w:webHidden/>
+              </w:rPr>
+              <w:fldChar w:fldCharType="begin"/>
+            </w:r>
+            <w:r>
+              <w:rPr>
+                <w:noProof/>
+                <w:webHidden/>
+              </w:rPr>
+              <w:instrText xml:space="preserve"> PAGEREF _Toc223244306 \h </w:instrText>
+            </w:r>
+            <w:r>
+              <w:rPr>
+                <w:noProof/>
+                <w:webHidden/>
+              </w:rPr>
+            </w:r>
+            <w:r>
+              <w:rPr>
+                <w:noProof/>
+                <w:webHidden/>
+              </w:rPr>
+              <w:fldChar w:fldCharType="separate"/>
+            </w:r>
+            <w:r>
+              <w:rPr>
+                <w:noProof/>
+                <w:webHidden/>
+              </w:rPr>
+              <w:t>6</w:t>
+            </w:r>
+            <w:r>
+              <w:rPr>
+                <w:noProof/>
+                <w:webHidden/>
+              </w:rPr>
+              <w:fldChar w:fldCharType="end"/>
+            </w:r>
+          </w:hyperlink>
+        </w:p>
+        <w:p>
+          <w:pPr>
+            <w:pStyle w:val="TOC2"/>
+            <w:tabs>
+              <w:tab w:val="right" w:leader="dot" w:pos="8270"/>
+            </w:tabs>
+            <w:rPr>
+              <w:noProof/>
+            </w:rPr>
+          </w:pPr>
+          <w:hyperlink w:anchor="_Toc223244307" w:history="1">
+            <w:r>
+              <w:rPr>
+                <w:rStyle w:val="Hyperlink"/>
+                <w:noProof/>
+              </w:rPr>
+              <w:t>3.1. The Business model canvas</w:t>
+            </w:r>
+            <w:r>
+              <w:rPr>
+                <w:noProof/>
+                <w:webHidden/>
+              </w:rPr>
+              <w:tab/>
+            </w:r>
+            <w:r>
+              <w:rPr>
+                <w:noProof/>
+                <w:webHidden/>
+              </w:rPr>
+              <w:fldChar w:fldCharType="begin"/>
+            </w:r>
+            <w:r>
+              <w:rPr>
+                <w:noProof/>
+                <w:webHidden/>
+              </w:rPr>
+              <w:instrText xml:space="preserve"> PAGEREF _Toc223244307 \h </w:instrText>
+            </w:r>
+            <w:r>
+              <w:rPr>
+                <w:noProof/>
+                <w:webHidden/>
+              </w:rPr>
+            </w:r>
+            <w:r>
+              <w:rPr>
+                <w:noProof/>
+                <w:webHidden/>
+              </w:rPr>
+              <w:fldChar w:fldCharType="separate"/>
+            </w:r>
+            <w:r>
+              <w:rPr>
+                <w:noProof/>
+                <w:webHidden/>
+              </w:rPr>
+              <w:t>6</w:t>
+            </w:r>
+            <w:r>
+              <w:rPr>
+                <w:noProof/>
+                <w:webHidden/>
+              </w:rPr>
+              <w:fldChar w:fldCharType="end"/>
+            </w:r>
+          </w:hyperlink>
+        </w:p>
+        <w:p>
+          <w:pPr>
+            <w:pStyle w:val="TOC3"/>
+            <w:tabs>
+              <w:tab w:val="right" w:leader="dot" w:pos="8270"/>
+            </w:tabs>
+            <w:rPr>
+              <w:noProof/>
+            </w:rPr>
+          </w:pPr>
+          <w:hyperlink w:anchor="_Toc223244308" w:history="1">
+            <w:r>
+              <w:rPr>
+                <w:rStyle w:val="Hyperlink"/>
+                <w:noProof/>
+              </w:rPr>
+              <w:t>3.1.1. Propuesta de valor</w:t>
+            </w:r>
+            <w:r>
+              <w:rPr>
+                <w:noProof/>
+                <w:webHidden/>
+              </w:rPr>
+              <w:tab/>
+            </w:r>
+            <w:r>
+              <w:rPr>
+                <w:noProof/>
+                <w:webHidden/>
+              </w:rPr>
+              <w:fldChar w:fldCharType="begin"/>
+            </w:r>
+            <w:r>
+              <w:rPr>
+                <w:noProof/>
+                <w:webHidden/>
+              </w:rPr>
+              <w:instrText xml:space="preserve"> PAGEREF _Toc223244308 \h </w:instrText>
+            </w:r>
+            <w:r>
+              <w:rPr>
+                <w:noProof/>
+                <w:webHidden/>
+              </w:rPr>
+            </w:r>
+            <w:r>
+              <w:rPr>
+                <w:noProof/>
+                <w:webHidden/>
+              </w:rPr>
+              <w:fldChar w:fldCharType="separate"/>
+            </w:r>
+            <w:r>
+              <w:rPr>
+                <w:noProof/>
+                <w:webHidden/>
+              </w:rPr>
+              <w:t>7</w:t>
+            </w:r>
+            <w:r>
+              <w:rPr>
+                <w:noProof/>
+                <w:webHidden/>
+              </w:rPr>
+              <w:fldChar w:fldCharType="end"/>
+            </w:r>
+          </w:hyperlink>
+        </w:p>
+        <w:p>
+          <w:pPr>
+            <w:pStyle w:val="TOC3"/>
+            <w:tabs>
+              <w:tab w:val="right" w:leader="dot" w:pos="8270"/>
+            </w:tabs>
+            <w:rPr>
+              <w:noProof/>
+            </w:rPr>
+          </w:pPr>
+          <w:hyperlink w:anchor="_Toc223244309" w:history="1">
+            <w:r>
+              <w:rPr>
+                <w:rStyle w:val="Hyperlink"/>
+                <w:noProof/>
+              </w:rPr>
+              <w:t>3.1.2. Segmentos de clientes</w:t>
+            </w:r>
+            <w:r>
+              <w:rPr>
+                <w:noProof/>
+                <w:webHidden/>
+              </w:rPr>
+              <w:tab/>
+            </w:r>
+            <w:r>
+              <w:rPr>
+                <w:noProof/>
+                <w:webHidden/>
+              </w:rPr>
+              <w:fldChar w:fldCharType="begin"/>
+            </w:r>
+            <w:r>
+              <w:rPr>
+                <w:noProof/>
+                <w:webHidden/>
+              </w:rPr>
+              <w:instrText xml:space="preserve"> PAGEREF _Toc223244309 \h </w:instrText>
+            </w:r>
+            <w:r>
+              <w:rPr>
+                <w:noProof/>
+                <w:webHidden/>
+              </w:rPr>
+            </w:r>
+            <w:r>
+              <w:rPr>
+                <w:noProof/>
+                <w:webHidden/>
+              </w:rPr>
+              <w:fldChar w:fldCharType="separate"/>
+            </w:r>
+            <w:r>
+              <w:rPr>
+                <w:noProof/>
+                <w:webHidden/>
+              </w:rPr>
+              <w:t>7</w:t>
+            </w:r>
+            <w:r>
+              <w:rPr>
+                <w:noProof/>
+                <w:webHidden/>
+              </w:rPr>
+              <w:fldChar w:fldCharType="end"/>
+            </w:r>
+          </w:hyperlink>
+        </w:p>
+        <w:p>
+          <w:pPr>
+            <w:pStyle w:val="TOC3"/>
+            <w:tabs>
+              <w:tab w:val="right" w:leader="dot" w:pos="8270"/>
+            </w:tabs>
+            <w:rPr>
+              <w:noProof/>
+            </w:rPr>
+          </w:pPr>
+          <w:hyperlink w:anchor="_Toc223244310" w:history="1">
+            <w:r>
+              <w:rPr>
+                <w:rStyle w:val="Hyperlink"/>
+                <w:noProof/>
+              </w:rPr>
+              <w:t>3.1.3. Canales</w:t>
+            </w:r>
+            <w:r>
+              <w:rPr>
+                <w:noProof/>
+                <w:webHidden/>
+              </w:rPr>
+              <w:tab/>
+            </w:r>
+            <w:r>
+              <w:rPr>
+                <w:noProof/>
+                <w:webHidden/>
+              </w:rPr>
+              <w:fldChar w:fldCharType="begin"/>
+            </w:r>
+            <w:r>
+              <w:rPr>
+                <w:noProof/>
+                <w:webHidden/>
+              </w:rPr>
+              <w:instrText xml:space="preserve"> PAGEREF _Toc223244310 \h </w:instrText>
+            </w:r>
+            <w:r>
+              <w:rPr>
+                <w:noProof/>
+                <w:webHidden/>
+              </w:rPr>
+            </w:r>
+            <w:r>
+              <w:rPr>
+                <w:noProof/>
+                <w:webHidden/>
+              </w:rPr>
+              <w:fldChar w:fldCharType="separate"/>
+            </w:r>
+            <w:r>
+              <w:rPr>
+                <w:noProof/>
+                <w:webHidden/>
+              </w:rPr>
+              <w:t>7</w:t>
+            </w:r>
+            <w:r>
+              <w:rPr>
+                <w:noProof/>
+                <w:webHidden/>
+              </w:rPr>
+              <w:fldChar w:fldCharType="end"/>
+            </w:r>
+          </w:hyperlink>
+        </w:p>
+        <w:p>
+          <w:pPr>
+            <w:pStyle w:val="TOC3"/>
+            <w:tabs>
+              <w:tab w:val="right" w:leader="dot" w:pos="8270"/>
+            </w:tabs>
+            <w:rPr>
+              <w:noProof/>
+            </w:rPr>
+          </w:pPr>
+          <w:hyperlink w:anchor="_Toc223244311" w:history="1">
+            <w:r>
+              <w:rPr>
+                <w:rStyle w:val="Hyperlink"/>
+                <w:noProof/>
+              </w:rPr>
+              <w:t>3.1.4. Relación con los clientes</w:t>
+            </w:r>
+            <w:r>
+              <w:rPr>
+                <w:noProof/>
+                <w:webHidden/>
+              </w:rPr>
+              <w:tab/>
+            </w:r>
+            <w:r>
+              <w:rPr>
+                <w:noProof/>
+                <w:webHidden/>
+              </w:rPr>
+              <w:fldChar w:fldCharType="begin"/>
+            </w:r>
+            <w:r>
+              <w:rPr>
+                <w:noProof/>
+                <w:webHidden/>
+              </w:rPr>
+              <w:instrText xml:space="preserve"> PAGEREF _Toc223244311 \h </w:instrText>
+            </w:r>
+            <w:r>
+              <w:rPr>
+                <w:noProof/>
+                <w:webHidden/>
+              </w:rPr>
+            </w:r>
+            <w:r>
+              <w:rPr>
+                <w:noProof/>
+                <w:webHidden/>
+              </w:rPr>
+              <w:fldChar w:fldCharType="separate"/>
+            </w:r>
+            <w:r>
+              <w:rPr>
+                <w:noProof/>
+                <w:webHidden/>
+              </w:rPr>
+              <w:t>8</w:t>
+            </w:r>
+            <w:r>
+              <w:rPr>
+                <w:noProof/>
+                <w:webHidden/>
+              </w:rPr>
+              <w:fldChar w:fldCharType="end"/>
+            </w:r>
+          </w:hyperlink>
+        </w:p>
+        <w:p>
+          <w:pPr>
+            <w:pStyle w:val="TOC3"/>
+            <w:tabs>
+              <w:tab w:val="right" w:leader="dot" w:pos="8270"/>
+            </w:tabs>
+            <w:rPr>
+              <w:noProof/>
+            </w:rPr>
+          </w:pPr>
+          <w:hyperlink w:anchor="_Toc223244312" w:history="1">
+            <w:r>
+              <w:rPr>
+                <w:rStyle w:val="Hyperlink"/>
+                <w:noProof/>
+              </w:rPr>
+              <w:t>3.1.5. Actividades clave</w:t>
+            </w:r>
+            <w:r>
+              <w:rPr>
+                <w:noProof/>
+                <w:webHidden/>
+              </w:rPr>
+              <w:tab/>
+            </w:r>
+            <w:r>
+              <w:rPr>
+                <w:noProof/>
+                <w:webHidden/>
+              </w:rPr>
+              <w:fldChar w:fldCharType="begin"/>
+            </w:r>
+            <w:r>
+              <w:rPr>
+                <w:noProof/>
+                <w:webHidden/>
+              </w:rPr>
+              <w:instrText xml:space="preserve"> PAGEREF _Toc223244312 \h </w:instrText>
+            </w:r>
+            <w:r>
+              <w:rPr>
+                <w:noProof/>
+                <w:webHidden/>
+              </w:rPr>
+            </w:r>
+            <w:r>
+              <w:rPr>
+                <w:noProof/>
+                <w:webHidden/>
+              </w:rPr>
+              <w:fldChar w:fldCharType="separate"/>
+            </w:r>
+            <w:r>
+              <w:rPr>
+                <w:noProof/>
+                <w:webHidden/>
+              </w:rPr>
+              <w:t>8</w:t>
+            </w:r>
+            <w:r>
+              <w:rPr>
+                <w:noProof/>
+                <w:webHidden/>
+              </w:rPr>
+              <w:fldChar w:fldCharType="end"/>
+            </w:r>
+          </w:hyperlink>
+        </w:p>
+        <w:p>
+          <w:pPr>
+            <w:pStyle w:val="TOC3"/>
+            <w:tabs>
+              <w:tab w:val="right" w:leader="dot" w:pos="8270"/>
+            </w:tabs>
+            <w:rPr>
+              <w:noProof/>
+            </w:rPr>
+          </w:pPr>
+          <w:hyperlink w:anchor="_Toc223244313" w:history="1">
+            <w:r>
+              <w:rPr>
+                <w:rStyle w:val="Hyperlink"/>
+                <w:noProof/>
+              </w:rPr>
+              <w:t>3.1.6. Recursos clave</w:t>
+            </w:r>
+            <w:r>
+              <w:rPr>
+                <w:noProof/>
+                <w:webHidden/>
+              </w:rPr>
+              <w:tab/>
+            </w:r>
+            <w:r>
+              <w:rPr>
+                <w:noProof/>
+                <w:webHidden/>
+              </w:rPr>
+              <w:fldChar w:fldCharType="begin"/>
+            </w:r>
+            <w:r>
+              <w:rPr>
+                <w:noProof/>
+                <w:webHidden/>
+              </w:rPr>
+              <w:instrText xml:space="preserve"> PAGEREF _Toc223244313 \h </w:instrText>
+            </w:r>
+            <w:r>
+              <w:rPr>
+                <w:noProof/>
+                <w:webHidden/>
+              </w:rPr>
+            </w:r>
+            <w:r>
+              <w:rPr>
+                <w:noProof/>
+                <w:webHidden/>
+              </w:rPr>
+              <w:fldChar w:fldCharType="separate"/>
+            </w:r>
+            <w:r>
+              <w:rPr>
+                <w:noProof/>
+                <w:webHidden/>
+              </w:rPr>
+              <w:t>9</w:t>
+            </w:r>
+            <w:r>
+              <w:rPr>
+                <w:noProof/>
+                <w:webHidden/>
+              </w:rPr>
+              <w:fldChar w:fldCharType="end"/>
+            </w:r>
+          </w:hyperlink>
+        </w:p>
+        <w:p>
+          <w:pPr>
+            <w:pStyle w:val="TOC3"/>
+            <w:tabs>
+              <w:tab w:val="right" w:leader="dot" w:pos="8270"/>
+            </w:tabs>
+            <w:rPr>
+              <w:noProof/>
+            </w:rPr>
+          </w:pPr>
+          <w:hyperlink w:anchor="_Toc223244314" w:history="1">
+            <w:r>
+              <w:rPr>
+                <w:rStyle w:val="Hyperlink"/>
+                <w:noProof/>
+              </w:rPr>
+              <w:t>3.1.7. Socios clave</w:t>
+            </w:r>
+            <w:r>
+              <w:rPr>
+                <w:noProof/>
+                <w:webHidden/>
+              </w:rPr>
+              <w:tab/>
+            </w:r>
+            <w:r>
+              <w:rPr>
+                <w:noProof/>
+                <w:webHidden/>
+              </w:rPr>
+              <w:fldChar w:fldCharType="begin"/>
+            </w:r>
+            <w:r>
+              <w:rPr>
+                <w:noProof/>
+                <w:webHidden/>
+              </w:rPr>
+              <w:instrText xml:space="preserve"> PAGEREF _Toc223244314 \h </w:instrText>
+            </w:r>
+            <w:r>
+              <w:rPr>
+                <w:noProof/>
+                <w:webHidden/>
+              </w:rPr>
+            </w:r>
+            <w:r>
+              <w:rPr>
+                <w:noProof/>
+                <w:webHidden/>
+              </w:rPr>
+              <w:fldChar w:fldCharType="separate"/>
+            </w:r>
+            <w:r>
+              <w:rPr>
+                <w:noProof/>
+                <w:webHidden/>
+              </w:rPr>
+              <w:t>9</w:t>
+            </w:r>
+            <w:r>
+              <w:rPr>
+                <w:noProof/>
+                <w:webHidden/>
+              </w:rPr>
+              <w:fldChar w:fldCharType="end"/>
+            </w:r>
+          </w:hyperlink>
+        </w:p>
+        <w:p>
+          <w:pPr>
+            <w:pStyle w:val="TOC3"/>
+            <w:tabs>
+              <w:tab w:val="right" w:leader="dot" w:pos="8270"/>
+            </w:tabs>
+            <w:rPr>
+              <w:noProof/>
+            </w:rPr>
+          </w:pPr>
+          <w:hyperlink w:anchor="_Toc223244315" w:history="1">
+            <w:r>
+              <w:rPr>
+                <w:rStyle w:val="Hyperlink"/>
+                <w:noProof/>
+              </w:rPr>
+              <w:t>3.1.8. Estructura de costos</w:t>
+            </w:r>
+            <w:r>
+              <w:rPr>
+                <w:noProof/>
+                <w:webHidden/>
+              </w:rPr>
+              <w:tab/>
+            </w:r>
+            <w:r>
+              <w:rPr>
+                <w:noProof/>
+                <w:webHidden/>
+              </w:rPr>
+              <w:fldChar w:fldCharType="begin"/>
+            </w:r>
+            <w:r>
+              <w:rPr>
+                <w:noProof/>
+                <w:webHidden/>
+              </w:rPr>
+              <w:instrText xml:space="preserve"> PAGEREF _Toc223244315 \h </w:instrText>
+            </w:r>
+            <w:r>
+              <w:rPr>
+                <w:noProof/>
+                <w:webHidden/>
+              </w:rPr>
+            </w:r>
+            <w:r>
+              <w:rPr>
+                <w:noProof/>
+                <w:webHidden/>
+              </w:rPr>
+              <w:fldChar w:fldCharType="separate"/>
+            </w:r>
+            <w:r>
+              <w:rPr>
+                <w:noProof/>
+                <w:webHidden/>
+              </w:rPr>
+              <w:t>10</w:t>
+            </w:r>
+            <w:r>
+              <w:rPr>
+                <w:noProof/>
+                <w:webHidden/>
+              </w:rPr>
+              <w:fldChar w:fldCharType="end"/>
+            </w:r>
+          </w:hyperlink>
+        </w:p>
+        <w:p>
+          <w:pPr>
+            <w:pStyle w:val="TOC3"/>
+            <w:tabs>
+              <w:tab w:val="right" w:leader="dot" w:pos="8270"/>
+            </w:tabs>
+            <w:rPr>
+              <w:noProof/>
+            </w:rPr>
+          </w:pPr>
+          <w:hyperlink w:anchor="_Toc223244316" w:history="1">
+            <w:r>
+              <w:rPr>
+                <w:rStyle w:val="Hyperlink"/>
+                <w:noProof/>
+              </w:rPr>
+              <w:t>3.1.9. Fuentes de ingresos</w:t>
+            </w:r>
+            <w:r>
+              <w:rPr>
+                <w:noProof/>
+                <w:webHidden/>
+              </w:rPr>
+              <w:tab/>
+            </w:r>
+            <w:r>
+              <w:rPr>
+                <w:noProof/>
+                <w:webHidden/>
+              </w:rPr>
+              <w:fldChar w:fldCharType="begin"/>
+            </w:r>
+            <w:r>
+              <w:rPr>
+                <w:noProof/>
+                <w:webHidden/>
+              </w:rPr>
+              <w:instrText xml:space="preserve"> PAGEREF _Toc223244316 \h </w:instrText>
+            </w:r>
+            <w:r>
+              <w:rPr>
+                <w:noProof/>
+                <w:webHidden/>
+              </w:rPr>
+            </w:r>
+            <w:r>
+              <w:rPr>
+                <w:noProof/>
+                <w:webHidden/>
+              </w:rPr>
+              <w:fldChar w:fldCharType="separate"/>
+            </w:r>
+            <w:r>
+              <w:rPr>
+                <w:noProof/>
+                <w:webHidden/>
+              </w:rPr>
+              <w:t>10</w:t>
+            </w:r>
+            <w:r>
+              <w:rPr>
+                <w:noProof/>
+                <w:webHidden/>
+              </w:rPr>
+              <w:fldChar w:fldCharType="end"/>
+            </w:r>
+          </w:hyperlink>
+        </w:p>
+        <w:p>
+          <w:r>
+            <w:rPr>
+              <w:b/>
+              <w:bCs/>
+              <w:noProof/>
+            </w:rPr>
+            <w:lastRenderedPageBreak/>
+            <w:fldChar w:fldCharType="end"/>
+          </w:r>
+        </w:p>
+      </w:sdtContent>
+    </w:sdt>
     <w:p>
       <w:pPr>
         <w:rPr>
@@ -1577,10 +2866,12 @@
       <w:pPr>
         <w:pStyle w:val="Heading1"/>
       </w:pPr>
+      <w:bookmarkStart w:id="0" w:name="_Toc223244301"/>
       <w:r>
         <w:lastRenderedPageBreak/>
         <w:t>INTRODUCCIÓN</w:t>
       </w:r>
+      <w:bookmarkEnd w:id="0"/>
     </w:p>
     <w:p>
       <w:r>
@@ -1594,8 +2885,17 @@
           <w:rStyle w:val="Strong"/>
           <w:rFonts w:eastAsiaTheme="majorEastAsia"/>
         </w:rPr>
-        <w:t>Easy Breakfast</w:t>
-      </w:r>
+        <w:t xml:space="preserve">Easy </w:t>
+      </w:r>
+      <w:proofErr w:type="spellStart"/>
+      <w:r>
+        <w:rPr>
+          <w:rStyle w:val="Strong"/>
+          <w:rFonts w:eastAsiaTheme="majorEastAsia"/>
+        </w:rPr>
+        <w:t>Breakfast</w:t>
+      </w:r>
+      <w:proofErr w:type="spellEnd"/>
       <w:r>
         <w:t xml:space="preserve">, una empresa dedicada a la elaboración y comercialización de desayunos saludables bajo un modelo de </w:t>
       </w:r>
@@ -1622,7 +2922,15 @@
     </w:p>
     <w:p>
       <w:r>
-        <w:t>Easy Breakfast plantea una propuesta de valor basada en desayunos nutritivos, balanceados y preparados bajo un sistema de preventa que permite optimizar la producción, reducir el desperdicio de alimentos y mejorar la gestión de costos. Este enfoque no solo busca satisfacer una necesidad alimenticia, sino también ofrecer una alternativa sostenible y organizada desde el punto de vista empresarial.</w:t>
+        <w:t xml:space="preserve">Easy </w:t>
+      </w:r>
+      <w:proofErr w:type="spellStart"/>
+      <w:r>
+        <w:t>Breakfast</w:t>
+      </w:r>
+      <w:proofErr w:type="spellEnd"/>
+      <w:r>
+        <w:t xml:space="preserve"> plantea una propuesta de valor basada en desayunos nutritivos, balanceados y preparados bajo un sistema de preventa que permite optimizar la producción, reducir el desperdicio de alimentos y mejorar la gestión de costos. Este enfoque no solo busca satisfacer una necesidad alimenticia, sino también ofrecer una alternativa sostenible y organizada desde el punto de vista empresarial.</w:t>
       </w:r>
     </w:p>
     <w:p>
@@ -1642,22 +2950,71 @@
     </w:p>
     <w:p>
       <w:r>
-        <w:t xml:space="preserve">El diseño del modelo de negocio se fundamenta en la metodología del Business Model Canvas, descrita en </w:t>
+        <w:t xml:space="preserve">El diseño del modelo de negocio se fundamenta en la metodología del Business </w:t>
+      </w:r>
+      <w:proofErr w:type="spellStart"/>
+      <w:r>
+        <w:t>Model</w:t>
+      </w:r>
+      <w:proofErr w:type="spellEnd"/>
+      <w:r>
+        <w:t xml:space="preserve"> </w:t>
+      </w:r>
+      <w:proofErr w:type="spellStart"/>
+      <w:r>
+        <w:t>Canvas</w:t>
+      </w:r>
+      <w:proofErr w:type="spellEnd"/>
+      <w:r>
+        <w:t xml:space="preserve">, descrita en </w:t>
       </w:r>
       <w:r>
         <w:rPr>
           <w:rStyle w:val="whitespace-normal"/>
           <w:rFonts w:eastAsiaTheme="majorEastAsia"/>
         </w:rPr>
-        <w:t>Business Model Generation</w:t>
-      </w:r>
+        <w:t xml:space="preserve">Business </w:t>
+      </w:r>
+      <w:proofErr w:type="spellStart"/>
+      <w:r>
+        <w:rPr>
+          <w:rStyle w:val="whitespace-normal"/>
+          <w:rFonts w:eastAsiaTheme="majorEastAsia"/>
+        </w:rPr>
+        <w:t>Model</w:t>
+      </w:r>
+      <w:proofErr w:type="spellEnd"/>
+      <w:r>
+        <w:rPr>
+          <w:rStyle w:val="whitespace-normal"/>
+          <w:rFonts w:eastAsiaTheme="majorEastAsia"/>
+        </w:rPr>
+        <w:t xml:space="preserve"> </w:t>
+      </w:r>
+      <w:proofErr w:type="spellStart"/>
+      <w:r>
+        <w:rPr>
+          <w:rStyle w:val="whitespace-normal"/>
+          <w:rFonts w:eastAsiaTheme="majorEastAsia"/>
+        </w:rPr>
+        <w:t>Generation</w:t>
+      </w:r>
+      <w:proofErr w:type="spellEnd"/>
       <w:r>
         <w:t>, herramienta que permite estructurar de manera lógica los componentes clave del emprendimiento: segmentos de clientes, propuesta de valor, canales de distribución, relaciones con clientes, fuentes de ingresos, recursos clave, actividades clave, socios estratégicos y estructura de costos. Esta metodología facilita visualizar cómo la empresa crea, entrega y captura valor.</w:t>
       </w:r>
     </w:p>
     <w:p>
       <w:r>
-        <w:t>En el ámbito organizacional, Easy Breakfast se sustenta en una filosofía empresarial clara, definida por su misión, visión y valores corporativos. La misión orienta las actividades diarias hacia la oferta de productos saludables con enfoque de servicio y responsabilidad, mientras que la visión proyecta el posicionamiento de la marca como referente en el mercado de desayunos saludables. Los valores institucionales, como responsabilidad, pasión, honestidad y servicio, constituyen la base ética y cultural del emprendimiento.</w:t>
+        <w:t xml:space="preserve">En el ámbito organizacional, Easy </w:t>
+      </w:r>
+      <w:proofErr w:type="spellStart"/>
+      <w:r>
+        <w:t>Breakfast</w:t>
+      </w:r>
+      <w:proofErr w:type="spellEnd"/>
+      <w:r>
+        <w:t xml:space="preserve"> se sustenta en una filosofía empresarial clara, definida por su misión, visión y valores corporativos. La misión orienta las actividades diarias hacia la oferta de productos saludables con enfoque de servicio y responsabilidad, mientras que la visión proyecta el posicionamiento de la marca como referente en el mercado de desayunos saludables. Los valores institucionales, como responsabilidad, pasión, honestidad y servicio, constituyen la base ética y cultural del emprendimiento.</w:t>
       </w:r>
     </w:p>
     <w:p>
@@ -1683,16 +3040,26 @@
         <w:jc w:val="left"/>
       </w:pPr>
       <w:r>
-        <w:t xml:space="preserve">Finalmente, Easy Breakfast se proyecta como una iniciativa que combina innovación, eficiencia y responsabilidad, orientada a generar rentabilidad sostenible y a promover hábitos alimenticios saludables en su segmento objetivo. </w:t>
+        <w:t xml:space="preserve">Finalmente, Easy </w:t>
+      </w:r>
+      <w:proofErr w:type="spellStart"/>
+      <w:r>
+        <w:t>Breakfast</w:t>
+      </w:r>
+      <w:proofErr w:type="spellEnd"/>
+      <w:r>
+        <w:t xml:space="preserve"> se proyecta como una iniciativa que combina innovación, eficiencia y responsabilidad, orientada a generar rentabilidad sostenible y a promover hábitos alimenticios saludables en su segmento objetivo. </w:t>
       </w:r>
     </w:p>
     <w:p>
       <w:pPr>
         <w:pStyle w:val="Heading2"/>
       </w:pPr>
+      <w:bookmarkStart w:id="1" w:name="_Toc223244302"/>
       <w:r>
         <w:t>Planteamiento del problema</w:t>
       </w:r>
+      <w:bookmarkEnd w:id="1"/>
     </w:p>
     <w:p>
       <w:r>
@@ -1720,21 +3087,25 @@
       <w:pPr>
         <w:pStyle w:val="Heading1"/>
       </w:pPr>
+      <w:bookmarkStart w:id="2" w:name="_Toc223244303"/>
       <w:r>
         <w:lastRenderedPageBreak/>
         <w:t>OBJETIVOS</w:t>
       </w:r>
+      <w:bookmarkEnd w:id="2"/>
     </w:p>
     <w:p>
       <w:pPr>
         <w:pStyle w:val="Heading2"/>
       </w:pPr>
+      <w:bookmarkStart w:id="3" w:name="_Toc223244304"/>
       <w:r>
         <w:rPr>
           <w:rFonts w:eastAsia="Times New Roman"/>
         </w:rPr>
         <w:t>Objetivo General</w:t>
       </w:r>
+      <w:bookmarkEnd w:id="3"/>
     </w:p>
     <w:p>
       <w:r>
@@ -1745,12 +3116,14 @@
       <w:pPr>
         <w:pStyle w:val="Heading2"/>
       </w:pPr>
+      <w:bookmarkStart w:id="4" w:name="_Toc223244305"/>
       <w:r>
         <w:rPr>
           <w:rFonts w:eastAsia="Times New Roman"/>
         </w:rPr>
         <w:t>Objetivos Específicos</w:t>
       </w:r>
+      <w:bookmarkEnd w:id="4"/>
     </w:p>
     <w:p>
       <w:pPr>
@@ -1816,21 +3189,43 @@
       <w:pPr>
         <w:pStyle w:val="Heading1"/>
       </w:pPr>
+      <w:bookmarkStart w:id="5" w:name="_Toc223244306"/>
       <w:r>
         <w:lastRenderedPageBreak/>
         <w:t>MARCO ADMINISTRATIVO</w:t>
       </w:r>
+      <w:bookmarkEnd w:id="5"/>
     </w:p>
     <w:p>
       <w:pPr>
         <w:pStyle w:val="Heading2"/>
       </w:pPr>
-      <w:r>
-        <w:t>The Business model canva</w:t>
+      <w:bookmarkStart w:id="6" w:name="_Toc223244307"/>
+      <w:proofErr w:type="spellStart"/>
+      <w:r>
+        <w:t>The</w:t>
+      </w:r>
+      <w:proofErr w:type="spellEnd"/>
+      <w:r>
+        <w:t xml:space="preserve"> Business </w:t>
+      </w:r>
+      <w:proofErr w:type="spellStart"/>
+      <w:r>
+        <w:t>model</w:t>
+      </w:r>
+      <w:proofErr w:type="spellEnd"/>
+      <w:r>
+        <w:t xml:space="preserve"> </w:t>
+      </w:r>
+      <w:proofErr w:type="spellStart"/>
+      <w:r>
+        <w:t>canva</w:t>
       </w:r>
       <w:r>
         <w:t>s</w:t>
       </w:r>
+      <w:bookmarkEnd w:id="6"/>
+      <w:proofErr w:type="spellEnd"/>
     </w:p>
     <w:p>
       <w:pPr>
@@ -1911,35 +3306,75 @@
           <w:b/>
           <w:bCs/>
         </w:rPr>
-        <w:t>Easy Breakfast</w:t>
-      </w:r>
-      <w:r>
-        <w:rPr>
-          <w:rFonts w:eastAsiaTheme="majorEastAsia"/>
-        </w:rPr>
-        <w:t xml:space="preserve"> se fundamenta en el Modelo Canvas, herramienta que permite visualizar de manera integral la lógica de creación, entrega y captura de valor del negocio. A través de sus nueve módulos, se describe cómo la empresa organiza sus recursos, actividades y relaciones para ofrecer desayunos saludables bajo un sistema de pedidos online con entrega programada.</w:t>
+        <w:t xml:space="preserve">Easy </w:t>
+      </w:r>
+      <w:proofErr w:type="spellStart"/>
+      <w:r>
+        <w:rPr>
+          <w:rFonts w:eastAsiaTheme="majorEastAsia"/>
+          <w:b/>
+          <w:bCs/>
+        </w:rPr>
+        <w:t>Breakfast</w:t>
+      </w:r>
+      <w:proofErr w:type="spellEnd"/>
+      <w:r>
+        <w:rPr>
+          <w:rFonts w:eastAsiaTheme="majorEastAsia"/>
+        </w:rPr>
+        <w:t xml:space="preserve"> se fundamenta en el Modelo </w:t>
+      </w:r>
+      <w:proofErr w:type="spellStart"/>
+      <w:r>
+        <w:rPr>
+          <w:rFonts w:eastAsiaTheme="majorEastAsia"/>
+        </w:rPr>
+        <w:t>Canvas</w:t>
+      </w:r>
+      <w:proofErr w:type="spellEnd"/>
+      <w:r>
+        <w:rPr>
+          <w:rFonts w:eastAsiaTheme="majorEastAsia"/>
+        </w:rPr>
+        <w:t>, herramienta que permite visualizar de manera integral la lógica de creación, entrega y captura de valor del negocio. A través de sus nueve módulos, se describe cómo la empresa organiza sus recursos, actividades y relaciones para ofrecer desayunos saludables bajo un sistema de pedidos online con entrega programada.</w:t>
       </w:r>
     </w:p>
     <w:p>
       <w:pPr>
         <w:pStyle w:val="Heading3"/>
       </w:pPr>
+      <w:bookmarkStart w:id="7" w:name="_Toc223244308"/>
       <w:r>
         <w:lastRenderedPageBreak/>
         <w:t>Propuesta de valor</w:t>
       </w:r>
-    </w:p>
-    <w:p>
-      <w:pPr>
-        <w:rPr>
-          <w:rFonts w:eastAsiaTheme="majorEastAsia"/>
-        </w:rPr>
-      </w:pPr>
-      <w:r>
-        <w:rPr>
-          <w:rFonts w:eastAsiaTheme="majorEastAsia"/>
-        </w:rPr>
-        <w:t>La propuesta de valor de Easy Breakfast se centra en ofrecer desayunos saludables, frescos y listos para consumir, solicitados con anticipación mediante una plataforma web. El negocio busca elevar la accesibilidad a alimentos nutritivos para personas con limitaciones de tiempo, facilitando la planificación alimenticia y reduciendo la necesidad de compras presenciales.</w:t>
+      <w:bookmarkEnd w:id="7"/>
+    </w:p>
+    <w:p>
+      <w:pPr>
+        <w:rPr>
+          <w:rFonts w:eastAsiaTheme="majorEastAsia"/>
+        </w:rPr>
+      </w:pPr>
+      <w:r>
+        <w:rPr>
+          <w:rFonts w:eastAsiaTheme="majorEastAsia"/>
+        </w:rPr>
+        <w:t xml:space="preserve">La propuesta de valor de Easy </w:t>
+      </w:r>
+      <w:proofErr w:type="spellStart"/>
+      <w:r>
+        <w:rPr>
+          <w:rFonts w:eastAsiaTheme="majorEastAsia"/>
+        </w:rPr>
+        <w:t>Breakfast</w:t>
+      </w:r>
+      <w:proofErr w:type="spellEnd"/>
+      <w:r>
+        <w:rPr>
+          <w:rFonts w:eastAsiaTheme="majorEastAsia"/>
+        </w:rPr>
+        <w:t xml:space="preserve"> se centra en ofrecer desayunos saludables, frescos y listos para consumir, solicitados con anticipación mediante una plataforma web. El negocio busca elevar la accesibilidad a alimentos nutritivos para personas con limitaciones de tiempo, facilitando la planificación alimenticia y reduciendo la necesidad de compras presenciales.</w:t>
       </w:r>
     </w:p>
     <w:p>
@@ -1959,21 +3394,37 @@
       <w:pPr>
         <w:pStyle w:val="Heading3"/>
       </w:pPr>
+      <w:bookmarkStart w:id="8" w:name="_Toc223244309"/>
       <w:r>
         <w:t>Segmentos de clientes</w:t>
       </w:r>
-    </w:p>
-    <w:p>
-      <w:pPr>
-        <w:rPr>
-          <w:rFonts w:eastAsiaTheme="majorEastAsia"/>
-        </w:rPr>
-      </w:pPr>
-      <w:r>
-        <w:rPr>
-          <w:rFonts w:eastAsiaTheme="majorEastAsia"/>
-        </w:rPr>
-        <w:t>Easy Breakfast se dirige a un nicho de mercado compuesto por adultos ejecutivos, personas que trabajan en oficina, estudiantes universitarios y consumidores interesados en mantener una alimentación saludable. El cliente objetivo principal está conformado por profesionales entre 25 y 45 años, con ingresos medios y rutinas laborales que limitan el tiempo destinado a la preparación de alimentos.</w:t>
+      <w:bookmarkEnd w:id="8"/>
+    </w:p>
+    <w:p>
+      <w:pPr>
+        <w:rPr>
+          <w:rFonts w:eastAsiaTheme="majorEastAsia"/>
+        </w:rPr>
+      </w:pPr>
+      <w:r>
+        <w:rPr>
+          <w:rFonts w:eastAsiaTheme="majorEastAsia"/>
+        </w:rPr>
+        <w:t xml:space="preserve">Easy </w:t>
+      </w:r>
+      <w:proofErr w:type="spellStart"/>
+      <w:r>
+        <w:rPr>
+          <w:rFonts w:eastAsiaTheme="majorEastAsia"/>
+        </w:rPr>
+        <w:t>Breakfast</w:t>
+      </w:r>
+      <w:proofErr w:type="spellEnd"/>
+      <w:r>
+        <w:rPr>
+          <w:rFonts w:eastAsiaTheme="majorEastAsia"/>
+        </w:rPr>
+        <w:t xml:space="preserve"> se dirige a un nicho de mercado compuesto por adultos ejecutivos, personas que trabajan en oficina, estudiantes universitarios y consumidores interesados en mantener una alimentación saludable. El cliente objetivo principal está conformado por profesionales entre 25 y 45 años, con ingresos medios y rutinas laborales que limitan el tiempo destinado a la preparación de alimentos.</w:t>
       </w:r>
     </w:p>
     <w:p>
@@ -1993,9 +3444,11 @@
       <w:pPr>
         <w:pStyle w:val="Heading3"/>
       </w:pPr>
+      <w:bookmarkStart w:id="9" w:name="_Toc223244310"/>
       <w:r>
         <w:t>Canales</w:t>
       </w:r>
+      <w:bookmarkEnd w:id="9"/>
     </w:p>
     <w:p>
       <w:pPr>
@@ -2034,21 +3487,37 @@
       <w:pPr>
         <w:pStyle w:val="Heading3"/>
       </w:pPr>
+      <w:bookmarkStart w:id="10" w:name="_Toc223244311"/>
       <w:r>
         <w:t>Relación con los clientes</w:t>
       </w:r>
-    </w:p>
-    <w:p>
-      <w:pPr>
-        <w:rPr>
-          <w:rFonts w:eastAsiaTheme="majorEastAsia"/>
-        </w:rPr>
-      </w:pPr>
-      <w:r>
-        <w:rPr>
-          <w:rFonts w:eastAsiaTheme="majorEastAsia"/>
-        </w:rPr>
-        <w:t>La relación con los clientes se basa en la atención personalizada y la construcción de fidelización a largo plazo. Se implementa asistencia directa a través de WhatsApp, complementada con un sistema semi-automatizado en la plataforma web para la gestión de pedidos.</w:t>
+      <w:bookmarkEnd w:id="10"/>
+    </w:p>
+    <w:p>
+      <w:pPr>
+        <w:rPr>
+          <w:rFonts w:eastAsiaTheme="majorEastAsia"/>
+        </w:rPr>
+      </w:pPr>
+      <w:r>
+        <w:rPr>
+          <w:rFonts w:eastAsiaTheme="majorEastAsia"/>
+        </w:rPr>
+        <w:t xml:space="preserve">La relación con los clientes se basa en la atención personalizada y la construcción de fidelización a largo plazo. Se implementa asistencia directa a través de WhatsApp, complementada con un sistema </w:t>
+      </w:r>
+      <w:proofErr w:type="spellStart"/>
+      <w:r>
+        <w:rPr>
+          <w:rFonts w:eastAsiaTheme="majorEastAsia"/>
+        </w:rPr>
+        <w:t>semi-automatizado</w:t>
+      </w:r>
+      <w:proofErr w:type="spellEnd"/>
+      <w:r>
+        <w:rPr>
+          <w:rFonts w:eastAsiaTheme="majorEastAsia"/>
+        </w:rPr>
+        <w:t xml:space="preserve"> en la plataforma web para la gestión de pedidos.</w:t>
       </w:r>
     </w:p>
     <w:p>
@@ -2080,9 +3549,11 @@
       <w:pPr>
         <w:pStyle w:val="Heading3"/>
       </w:pPr>
+      <w:bookmarkStart w:id="11" w:name="_Toc223244312"/>
       <w:r>
         <w:t>Actividades clave</w:t>
       </w:r>
+      <w:bookmarkEnd w:id="11"/>
     </w:p>
     <w:p>
       <w:pPr>
@@ -2134,34 +3605,64 @@
       <w:pPr>
         <w:pStyle w:val="Heading3"/>
       </w:pPr>
+      <w:bookmarkStart w:id="12" w:name="_Toc223244313"/>
       <w:r>
         <w:t>Recursos clave</w:t>
       </w:r>
-    </w:p>
-    <w:p>
-      <w:pPr>
-        <w:rPr>
-          <w:rFonts w:eastAsiaTheme="majorEastAsia"/>
-        </w:rPr>
-      </w:pPr>
-      <w:r>
-        <w:rPr>
-          <w:rFonts w:eastAsiaTheme="majorEastAsia"/>
-        </w:rPr>
-        <w:t>Para ejecutar el modelo de negocio, Easy Breakfast dispone de recursos físicos, humanos, intelectuales y financieros.</w:t>
-      </w:r>
-    </w:p>
-    <w:p>
-      <w:pPr>
-        <w:rPr>
-          <w:rFonts w:eastAsiaTheme="majorEastAsia"/>
-        </w:rPr>
-      </w:pPr>
-      <w:r>
-        <w:rPr>
-          <w:rFonts w:eastAsiaTheme="majorEastAsia"/>
-        </w:rPr>
-        <w:t>Entre los recursos físicos destacan la cocina equipada, sistemas de refrigeración y utensilios especializados. Los recursos humanos incluyen personal de cocina, repartidor y un community manager encargado de la gestión digital y posicionamiento de la marca.</w:t>
+      <w:bookmarkEnd w:id="12"/>
+    </w:p>
+    <w:p>
+      <w:pPr>
+        <w:rPr>
+          <w:rFonts w:eastAsiaTheme="majorEastAsia"/>
+        </w:rPr>
+      </w:pPr>
+      <w:r>
+        <w:rPr>
+          <w:rFonts w:eastAsiaTheme="majorEastAsia"/>
+        </w:rPr>
+        <w:t xml:space="preserve">Para ejecutar el modelo de negocio, Easy </w:t>
+      </w:r>
+      <w:proofErr w:type="spellStart"/>
+      <w:r>
+        <w:rPr>
+          <w:rFonts w:eastAsiaTheme="majorEastAsia"/>
+        </w:rPr>
+        <w:t>Breakfast</w:t>
+      </w:r>
+      <w:proofErr w:type="spellEnd"/>
+      <w:r>
+        <w:rPr>
+          <w:rFonts w:eastAsiaTheme="majorEastAsia"/>
+        </w:rPr>
+        <w:t xml:space="preserve"> dispone de recursos físicos, humanos, intelectuales y financieros.</w:t>
+      </w:r>
+    </w:p>
+    <w:p>
+      <w:pPr>
+        <w:rPr>
+          <w:rFonts w:eastAsiaTheme="majorEastAsia"/>
+        </w:rPr>
+      </w:pPr>
+      <w:r>
+        <w:rPr>
+          <w:rFonts w:eastAsiaTheme="majorEastAsia"/>
+        </w:rPr>
+        <w:t xml:space="preserve">Entre los recursos físicos destacan la cocina equipada, sistemas de refrigeración y utensilios especializados. Los recursos humanos incluyen personal de cocina, repartidor y un </w:t>
+      </w:r>
+      <w:proofErr w:type="spellStart"/>
+      <w:r>
+        <w:rPr>
+          <w:rFonts w:eastAsiaTheme="majorEastAsia"/>
+        </w:rPr>
+        <w:t>community</w:t>
+      </w:r>
+      <w:proofErr w:type="spellEnd"/>
+      <w:r>
+        <w:rPr>
+          <w:rFonts w:eastAsiaTheme="majorEastAsia"/>
+        </w:rPr>
+        <w:t xml:space="preserve"> manager encargado de la gestión digital y posicionamiento de la marca.</w:t>
       </w:r>
     </w:p>
     <w:p>
@@ -2181,21 +3682,37 @@
       <w:pPr>
         <w:pStyle w:val="Heading3"/>
       </w:pPr>
+      <w:bookmarkStart w:id="13" w:name="_Toc223244314"/>
       <w:r>
         <w:t>Socios clave</w:t>
       </w:r>
-    </w:p>
-    <w:p>
-      <w:pPr>
-        <w:rPr>
-          <w:rFonts w:eastAsiaTheme="majorEastAsia"/>
-        </w:rPr>
-      </w:pPr>
-      <w:r>
-        <w:rPr>
-          <w:rFonts w:eastAsiaTheme="majorEastAsia"/>
-        </w:rPr>
-        <w:t>El modelo de negocio se apoya en alianzas estratégicas con proveedores mayoristas de frutas frescas, proveedores de granos, yogur y frutos secos, distribuidores de envases ecológicos y plataformas de pago online. En caso de tercerización, también se contempla la colaboración con servicios de delivery.</w:t>
+      <w:bookmarkEnd w:id="13"/>
+    </w:p>
+    <w:p>
+      <w:pPr>
+        <w:rPr>
+          <w:rFonts w:eastAsiaTheme="majorEastAsia"/>
+        </w:rPr>
+      </w:pPr>
+      <w:r>
+        <w:rPr>
+          <w:rFonts w:eastAsiaTheme="majorEastAsia"/>
+        </w:rPr>
+        <w:t xml:space="preserve">El modelo de negocio se apoya en alianzas estratégicas con proveedores mayoristas de frutas frescas, proveedores de granos, yogur y frutos secos, distribuidores de envases ecológicos y plataformas de pago online. En caso de tercerización, también se contempla la colaboración con servicios de </w:t>
+      </w:r>
+      <w:proofErr w:type="spellStart"/>
+      <w:r>
+        <w:rPr>
+          <w:rFonts w:eastAsiaTheme="majorEastAsia"/>
+        </w:rPr>
+        <w:t>delivery</w:t>
+      </w:r>
+      <w:proofErr w:type="spellEnd"/>
+      <w:r>
+        <w:rPr>
+          <w:rFonts w:eastAsiaTheme="majorEastAsia"/>
+        </w:rPr>
+        <w:t>.</w:t>
       </w:r>
     </w:p>
     <w:p>
@@ -2222,21 +3739,37 @@
       <w:pPr>
         <w:pStyle w:val="Heading3"/>
       </w:pPr>
+      <w:bookmarkStart w:id="14" w:name="_Toc223244315"/>
       <w:r>
         <w:t>Estructura de costos</w:t>
       </w:r>
-    </w:p>
-    <w:p>
-      <w:pPr>
-        <w:rPr>
-          <w:rFonts w:eastAsiaTheme="majorEastAsia"/>
-        </w:rPr>
-      </w:pPr>
-      <w:r>
-        <w:rPr>
-          <w:rFonts w:eastAsiaTheme="majorEastAsia"/>
-        </w:rPr>
-        <w:t>La estructura de costos está compuesta principalmente por la compra de frutas e insumos, mano de obra, servicio de delivery, marketing digital y gastos de hosting y mantenimiento web. Los recursos y actividades más costosos corresponden a los insumos frescos y al personal operativo, así como a la preparación diaria y logística de entrega.</w:t>
+      <w:bookmarkEnd w:id="14"/>
+    </w:p>
+    <w:p>
+      <w:pPr>
+        <w:rPr>
+          <w:rFonts w:eastAsiaTheme="majorEastAsia"/>
+        </w:rPr>
+      </w:pPr>
+      <w:r>
+        <w:rPr>
+          <w:rFonts w:eastAsiaTheme="majorEastAsia"/>
+        </w:rPr>
+        <w:t xml:space="preserve">La estructura de costos está compuesta principalmente por la compra de frutas e insumos, mano de obra, servicio de </w:t>
+      </w:r>
+      <w:proofErr w:type="spellStart"/>
+      <w:r>
+        <w:rPr>
+          <w:rFonts w:eastAsiaTheme="majorEastAsia"/>
+        </w:rPr>
+        <w:t>delivery</w:t>
+      </w:r>
+      <w:proofErr w:type="spellEnd"/>
+      <w:r>
+        <w:rPr>
+          <w:rFonts w:eastAsiaTheme="majorEastAsia"/>
+        </w:rPr>
+        <w:t>, marketing digital y gastos de hosting y mantenimiento web. Los recursos y actividades más costosos corresponden a los insumos frescos y al personal operativo, así como a la preparación diaria y logística de entrega.</w:t>
       </w:r>
     </w:p>
     <w:p>
@@ -2256,9 +3789,11 @@
       <w:pPr>
         <w:pStyle w:val="Heading3"/>
       </w:pPr>
+      <w:bookmarkStart w:id="15" w:name="_Toc223244316"/>
       <w:r>
         <w:t>Fuentes de ingresos</w:t>
       </w:r>
+      <w:bookmarkEnd w:id="15"/>
     </w:p>
     <w:p>
       <w:pPr>
@@ -3919,6 +5454,7 @@
   <w:style w:type="character" w:default="1" w:styleId="DefaultParagraphFont">
     <w:name w:val="Default Paragraph Font"/>
     <w:uiPriority w:val="1"/>
+    <w:semiHidden/>
     <w:unhideWhenUsed/>
   </w:style>
   <w:style w:type="table" w:default="1" w:styleId="TableNormal">
@@ -4386,6 +5922,86 @@
       </w:numPr>
     </w:pPr>
   </w:style>
+  <w:style w:type="paragraph" w:styleId="TOCHeading">
+    <w:name w:val="TOC Heading"/>
+    <w:basedOn w:val="Heading1"/>
+    <w:next w:val="Normal"/>
+    <w:uiPriority w:val="39"/>
+    <w:unhideWhenUsed/>
+    <w:qFormat/>
+    <w:rsid w:val="005D0B29"/>
+    <w:pPr>
+      <w:widowControl/>
+      <w:numPr>
+        <w:numId w:val="0"/>
+      </w:numPr>
+      <w:autoSpaceDE/>
+      <w:autoSpaceDN/>
+      <w:spacing w:before="240" w:after="0" w:line="259" w:lineRule="auto"/>
+      <w:contextualSpacing w:val="0"/>
+      <w:jc w:val="left"/>
+      <w:outlineLvl w:val="9"/>
+    </w:pPr>
+    <w:rPr>
+      <w:rFonts w:asciiTheme="majorHAnsi" w:hAnsiTheme="majorHAnsi"/>
+      <w:b w:val="0"/>
+      <w:color w:val="0F4761" w:themeColor="accent1" w:themeShade="BF"/>
+      <w:spacing w:val="0"/>
+      <w:kern w:val="0"/>
+      <w:sz w:val="32"/>
+      <w:szCs w:val="32"/>
+      <w:lang w:val="en-US"/>
+    </w:rPr>
+  </w:style>
+  <w:style w:type="paragraph" w:styleId="TOC1">
+    <w:name w:val="toc 1"/>
+    <w:basedOn w:val="Normal"/>
+    <w:next w:val="Normal"/>
+    <w:autoRedefine/>
+    <w:uiPriority w:val="39"/>
+    <w:unhideWhenUsed/>
+    <w:rsid w:val="005D0B29"/>
+    <w:pPr>
+      <w:spacing w:after="100"/>
+    </w:pPr>
+  </w:style>
+  <w:style w:type="paragraph" w:styleId="TOC2">
+    <w:name w:val="toc 2"/>
+    <w:basedOn w:val="Normal"/>
+    <w:next w:val="Normal"/>
+    <w:autoRedefine/>
+    <w:uiPriority w:val="39"/>
+    <w:unhideWhenUsed/>
+    <w:rsid w:val="005D0B29"/>
+    <w:pPr>
+      <w:spacing w:after="100"/>
+      <w:ind w:left="240"/>
+    </w:pPr>
+  </w:style>
+  <w:style w:type="paragraph" w:styleId="TOC3">
+    <w:name w:val="toc 3"/>
+    <w:basedOn w:val="Normal"/>
+    <w:next w:val="Normal"/>
+    <w:autoRedefine/>
+    <w:uiPriority w:val="39"/>
+    <w:unhideWhenUsed/>
+    <w:rsid w:val="005D0B29"/>
+    <w:pPr>
+      <w:spacing w:after="100"/>
+      <w:ind w:left="480"/>
+    </w:pPr>
+  </w:style>
+  <w:style w:type="character" w:styleId="Hyperlink">
+    <w:name w:val="Hyperlink"/>
+    <w:basedOn w:val="DefaultParagraphFont"/>
+    <w:uiPriority w:val="99"/>
+    <w:unhideWhenUsed/>
+    <w:rsid w:val="005D0B29"/>
+    <w:rPr>
+      <w:color w:val="467886" w:themeColor="hyperlink"/>
+      <w:u w:val="single"/>
+    </w:rPr>
+  </w:style>
 </w:styles>
 </file>
 

--- a/Proyecto_Maria_belen_valenzuela_huilcarema.docx
+++ b/Proyecto_Maria_belen_valenzuela_huilcarema.docx
@@ -643,7 +643,7 @@
                                         </pic:cNvPicPr>
                                       </pic:nvPicPr>
                                       <pic:blipFill>
-                                        <a:blip r:embed="rId8" cstate="print"/>
+                                        <a:blip r:embed="rId9" cstate="print"/>
                                         <a:stretch>
                                           <a:fillRect/>
                                         </a:stretch>
@@ -1488,6 +1488,13 @@
     </w:p>
     <w:sdt>
       <w:sdtPr>
+        <w:rPr>
+          <w:rFonts w:ascii="Times New Roman" w:eastAsia="Times New Roman" w:hAnsi="Times New Roman" w:cs="Times New Roman"/>
+          <w:color w:val="auto"/>
+          <w:sz w:val="24"/>
+          <w:szCs w:val="22"/>
+          <w:lang w:val="es-ES"/>
+        </w:rPr>
         <w:id w:val="169381549"/>
         <w:docPartObj>
           <w:docPartGallery w:val="Table of Contents"/>
@@ -1496,14 +1503,9 @@
       </w:sdtPr>
       <w:sdtEndPr>
         <w:rPr>
-          <w:rFonts w:ascii="Times New Roman" w:eastAsia="Times New Roman" w:hAnsi="Times New Roman" w:cs="Times New Roman"/>
           <w:b/>
           <w:bCs/>
           <w:noProof/>
-          <w:color w:val="auto"/>
-          <w:sz w:val="24"/>
-          <w:szCs w:val="22"/>
-          <w:lang w:val="es-ES"/>
         </w:rPr>
       </w:sdtEndPr>
       <w:sdtContent>
@@ -2849,10 +2851,10 @@
         <w:autoSpaceDN/>
         <w:spacing w:before="0" w:after="160"/>
         <w:sectPr>
-          <w:headerReference w:type="default" r:id="rId9"/>
-          <w:footerReference w:type="default" r:id="rId10"/>
-          <w:headerReference w:type="first" r:id="rId11"/>
-          <w:footerReference w:type="first" r:id="rId12"/>
+          <w:headerReference w:type="default" r:id="rId10"/>
+          <w:footerReference w:type="default" r:id="rId11"/>
+          <w:headerReference w:type="first" r:id="rId12"/>
+          <w:footerReference w:type="first" r:id="rId13"/>
           <w:pgSz w:w="12240" w:h="15840"/>
           <w:pgMar w:top="1699" w:right="1699" w:bottom="1699" w:left="2261" w:header="720" w:footer="720" w:gutter="0"/>
           <w:pgNumType w:fmt="upperRoman" w:start="0"/>
@@ -3239,10 +3241,10 @@
           <w:noProof/>
         </w:rPr>
         <w:drawing>
-          <wp:inline distT="0" distB="0" distL="0" distR="0" wp14:anchorId="47BFD166" wp14:editId="7391B824">
-            <wp:extent cx="5812401" cy="4114800"/>
-            <wp:effectExtent l="0" t="0" r="0" b="0"/>
-            <wp:docPr id="1" name="Picture 1"/>
+          <wp:inline distT="0" distB="0" distL="0" distR="0" wp14:anchorId="7E2793D8" wp14:editId="19DCF402">
+            <wp:extent cx="5668171" cy="4007555"/>
+            <wp:effectExtent l="0" t="0" r="8890" b="0"/>
+            <wp:docPr id="2" name="Picture 2"/>
             <wp:cNvGraphicFramePr>
               <a:graphicFrameLocks xmlns:a="http://schemas.openxmlformats.org/drawingml/2006/main" noChangeAspect="1"/>
             </wp:cNvGraphicFramePr>
@@ -3256,7 +3258,7 @@
                     </pic:cNvPicPr>
                   </pic:nvPicPr>
                   <pic:blipFill>
-                    <a:blip r:embed="rId13" cstate="print">
+                    <a:blip r:embed="rId14" cstate="print">
                       <a:extLst>
                         <a:ext uri="{28A0092B-C50C-407E-A947-70E740481C1C}">
                           <a14:useLocalDpi xmlns:a14="http://schemas.microsoft.com/office/drawing/2010/main" val="0"/>
@@ -3271,7 +3273,7 @@
                   <pic:spPr bwMode="auto">
                     <a:xfrm>
                       <a:off x="0" y="0"/>
-                      <a:ext cx="5819144" cy="4119574"/>
+                      <a:ext cx="5681491" cy="4016973"/>
                     </a:xfrm>
                     <a:prstGeom prst="rect">
                       <a:avLst/>
@@ -3853,8 +3855,8 @@
       </w:pPr>
     </w:p>
     <w:sectPr>
-      <w:headerReference w:type="first" r:id="rId14"/>
-      <w:footerReference w:type="first" r:id="rId15"/>
+      <w:headerReference w:type="first" r:id="rId15"/>
+      <w:footerReference w:type="first" r:id="rId16"/>
       <w:pgSz w:w="12240" w:h="15840"/>
       <w:pgMar w:top="1699" w:right="1699" w:bottom="1699" w:left="2261" w:header="720" w:footer="720" w:gutter="0"/>
       <w:pgNumType w:start="1"/>

--- a/Proyecto_Maria_belen_valenzuela_huilcarema.docx
+++ b/Proyecto_Maria_belen_valenzuela_huilcarema.docx
@@ -643,7 +643,7 @@
                                         </pic:cNvPicPr>
                                       </pic:nvPicPr>
                                       <pic:blipFill>
-                                        <a:blip r:embed="rId9" cstate="print"/>
+                                        <a:blip r:embed="rId8" cstate="print"/>
                                         <a:stretch>
                                           <a:fillRect/>
                                         </a:stretch>
@@ -2851,10 +2851,10 @@
         <w:autoSpaceDN/>
         <w:spacing w:before="0" w:after="160"/>
         <w:sectPr>
-          <w:headerReference w:type="default" r:id="rId10"/>
-          <w:footerReference w:type="default" r:id="rId11"/>
-          <w:headerReference w:type="first" r:id="rId12"/>
-          <w:footerReference w:type="first" r:id="rId13"/>
+          <w:headerReference w:type="default" r:id="rId9"/>
+          <w:footerReference w:type="default" r:id="rId10"/>
+          <w:headerReference w:type="first" r:id="rId11"/>
+          <w:footerReference w:type="first" r:id="rId12"/>
           <w:pgSz w:w="12240" w:h="15840"/>
           <w:pgMar w:top="1699" w:right="1699" w:bottom="1699" w:left="2261" w:header="720" w:footer="720" w:gutter="0"/>
           <w:pgNumType w:fmt="upperRoman" w:start="0"/>
@@ -3213,7 +3213,10 @@
       </w:r>
       <w:proofErr w:type="spellStart"/>
       <w:r>
-        <w:t>model</w:t>
+        <w:t>M</w:t>
+      </w:r>
+      <w:r>
+        <w:t>odel</w:t>
       </w:r>
       <w:proofErr w:type="spellEnd"/>
       <w:r>
@@ -3221,7 +3224,10 @@
       </w:r>
       <w:proofErr w:type="spellStart"/>
       <w:r>
-        <w:t>canva</w:t>
+        <w:t>C</w:t>
+      </w:r>
+      <w:r>
+        <w:t>anva</w:t>
       </w:r>
       <w:r>
         <w:t>s</w:t>
@@ -3231,17 +3237,145 @@
     </w:p>
     <w:p>
       <w:pPr>
-        <w:rPr>
-          <w:rFonts w:eastAsiaTheme="majorEastAsia"/>
-        </w:rPr>
-      </w:pPr>
-      <w:r>
-        <w:rPr>
-          <w:rFonts w:eastAsiaTheme="majorEastAsia"/>
+        <w:pStyle w:val="Caption"/>
+        <w:keepNext/>
+        <w:spacing w:after="0"/>
+        <w:jc w:val="left"/>
+        <w:rPr>
+          <w:color w:val="auto"/>
+          <w:sz w:val="24"/>
+          <w:szCs w:val="24"/>
+        </w:rPr>
+      </w:pPr>
+      <w:r>
+        <w:rPr>
+          <w:b/>
+          <w:bCs/>
+          <w:color w:val="auto"/>
+          <w:sz w:val="24"/>
+          <w:szCs w:val="24"/>
+        </w:rPr>
+        <w:t xml:space="preserve">Gráfico </w:t>
+      </w:r>
+      <w:r>
+        <w:rPr>
+          <w:b/>
+          <w:bCs/>
+          <w:color w:val="auto"/>
+          <w:sz w:val="24"/>
+          <w:szCs w:val="24"/>
+        </w:rPr>
+        <w:fldChar w:fldCharType="begin"/>
+      </w:r>
+      <w:r>
+        <w:rPr>
+          <w:b/>
+          <w:bCs/>
+          <w:color w:val="auto"/>
+          <w:sz w:val="24"/>
+          <w:szCs w:val="24"/>
+        </w:rPr>
+        <w:instrText xml:space="preserve"> SEQ Gráfico \* ARABIC </w:instrText>
+      </w:r>
+      <w:r>
+        <w:rPr>
+          <w:b/>
+          <w:bCs/>
+          <w:color w:val="auto"/>
+          <w:sz w:val="24"/>
+          <w:szCs w:val="24"/>
+        </w:rPr>
+        <w:fldChar w:fldCharType="separate"/>
+      </w:r>
+      <w:r>
+        <w:rPr>
+          <w:b/>
+          <w:bCs/>
           <w:noProof/>
+          <w:color w:val="auto"/>
+          <w:sz w:val="24"/>
+          <w:szCs w:val="24"/>
+        </w:rPr>
+        <w:t>1</w:t>
+      </w:r>
+      <w:r>
+        <w:rPr>
+          <w:b/>
+          <w:bCs/>
+          <w:color w:val="auto"/>
+          <w:sz w:val="24"/>
+          <w:szCs w:val="24"/>
+        </w:rPr>
+        <w:fldChar w:fldCharType="end"/>
+      </w:r>
+      <w:r>
+        <w:rPr>
+          <w:color w:val="auto"/>
+          <w:sz w:val="24"/>
+          <w:szCs w:val="24"/>
+        </w:rPr>
+        <w:br/>
+      </w:r>
+      <w:proofErr w:type="spellStart"/>
+      <w:r>
+        <w:rPr>
+          <w:color w:val="auto"/>
+          <w:sz w:val="24"/>
+          <w:szCs w:val="24"/>
+        </w:rPr>
+        <w:t>The</w:t>
+      </w:r>
+      <w:proofErr w:type="spellEnd"/>
+      <w:r>
+        <w:rPr>
+          <w:color w:val="auto"/>
+          <w:sz w:val="24"/>
+          <w:szCs w:val="24"/>
+        </w:rPr>
+        <w:t xml:space="preserve"> Business </w:t>
+      </w:r>
+      <w:proofErr w:type="spellStart"/>
+      <w:r>
+        <w:rPr>
+          <w:color w:val="auto"/>
+          <w:sz w:val="24"/>
+          <w:szCs w:val="24"/>
+        </w:rPr>
+        <w:t>Model</w:t>
+      </w:r>
+      <w:proofErr w:type="spellEnd"/>
+      <w:r>
+        <w:rPr>
+          <w:color w:val="auto"/>
+          <w:sz w:val="24"/>
+          <w:szCs w:val="24"/>
+        </w:rPr>
+        <w:t xml:space="preserve"> </w:t>
+      </w:r>
+      <w:proofErr w:type="spellStart"/>
+      <w:r>
+        <w:rPr>
+          <w:color w:val="auto"/>
+          <w:sz w:val="24"/>
+          <w:szCs w:val="24"/>
+        </w:rPr>
+        <w:t>Canvas</w:t>
+      </w:r>
+      <w:proofErr w:type="spellEnd"/>
+    </w:p>
+    <w:p>
+      <w:pPr>
+        <w:rPr>
+          <w:rFonts w:eastAsiaTheme="majorEastAsia"/>
+        </w:rPr>
+      </w:pPr>
+      <w:r>
+        <w:rPr>
+          <w:rFonts w:eastAsiaTheme="majorEastAsia"/>
+          <w:noProof/>
         </w:rPr>
         <w:drawing>
-          <wp:inline distT="0" distB="0" distL="0" distR="0" wp14:anchorId="7E2793D8" wp14:editId="19DCF402">
+          <wp:inline distT="0" distB="0" distL="0" distR="0" wp14:anchorId="7E2793D8" wp14:editId="76E627ED">
             <wp:extent cx="5668171" cy="4007555"/>
             <wp:effectExtent l="0" t="0" r="8890" b="0"/>
             <wp:docPr id="2" name="Picture 2"/>
@@ -3258,7 +3392,7 @@
                     </pic:cNvPicPr>
                   </pic:nvPicPr>
                   <pic:blipFill>
-                    <a:blip r:embed="rId14" cstate="print">
+                    <a:blip r:embed="rId13" cstate="print">
                       <a:extLst>
                         <a:ext uri="{28A0092B-C50C-407E-A947-70E740481C1C}">
                           <a14:useLocalDpi xmlns:a14="http://schemas.microsoft.com/office/drawing/2010/main" val="0"/>
@@ -3273,7 +3407,7 @@
                   <pic:spPr bwMode="auto">
                     <a:xfrm>
                       <a:off x="0" y="0"/>
-                      <a:ext cx="5681491" cy="4016973"/>
+                      <a:ext cx="5668171" cy="4007555"/>
                     </a:xfrm>
                     <a:prstGeom prst="rect">
                       <a:avLst/>
@@ -3299,24 +3433,71 @@
       <w:r>
         <w:rPr>
           <w:rFonts w:eastAsiaTheme="majorEastAsia"/>
-        </w:rPr>
-        <w:t xml:space="preserve">La estructuración estratégica de </w:t>
-      </w:r>
-      <w:r>
-        <w:rPr>
-          <w:rFonts w:eastAsiaTheme="majorEastAsia"/>
           <w:b/>
           <w:bCs/>
         </w:rPr>
-        <w:t xml:space="preserve">Easy </w:t>
+        <w:t>Nota:</w:t>
+      </w:r>
+      <w:r>
+        <w:rPr>
+          <w:rFonts w:eastAsiaTheme="majorEastAsia"/>
+        </w:rPr>
+        <w:t xml:space="preserve"> </w:t>
+      </w:r>
+      <w:r>
+        <w:rPr>
+          <w:rFonts w:eastAsiaTheme="majorEastAsia"/>
+        </w:rPr>
+        <w:t xml:space="preserve">El gráfico representa el Modelo de Negocio </w:t>
       </w:r>
       <w:proofErr w:type="spellStart"/>
+      <w:r>
+        <w:rPr>
+          <w:rFonts w:eastAsiaTheme="majorEastAsia"/>
+        </w:rPr>
+        <w:t>Canvas</w:t>
+      </w:r>
+      <w:proofErr w:type="spellEnd"/>
+      <w:r>
+        <w:rPr>
+          <w:rFonts w:eastAsiaTheme="majorEastAsia"/>
+        </w:rPr>
+        <w:t>, donde se visualizan de manera integral los componentes estratégicos que sustentan la creación, entrega y captura de valor del negocio.</w:t>
+      </w:r>
+      <w:r>
+        <w:rPr>
+          <w:rFonts w:eastAsiaTheme="majorEastAsia"/>
+        </w:rPr>
+        <w:t xml:space="preserve"> </w:t>
+      </w:r>
+    </w:p>
+    <w:p>
+      <w:pPr>
+        <w:rPr>
+          <w:rFonts w:eastAsiaTheme="majorEastAsia"/>
+        </w:rPr>
+      </w:pPr>
+      <w:r>
+        <w:rPr>
+          <w:rFonts w:eastAsiaTheme="majorEastAsia"/>
+        </w:rPr>
+        <w:t xml:space="preserve">La estructuración estratégica de </w:t>
+      </w:r>
       <w:r>
         <w:rPr>
           <w:rFonts w:eastAsiaTheme="majorEastAsia"/>
           <w:b/>
           <w:bCs/>
         </w:rPr>
+        <w:t xml:space="preserve">Easy </w:t>
+      </w:r>
+      <w:proofErr w:type="spellStart"/>
+      <w:r>
+        <w:rPr>
+          <w:rFonts w:eastAsiaTheme="majorEastAsia"/>
+          <w:b/>
+          <w:bCs/>
+        </w:rPr>
         <w:t>Breakfast</w:t>
       </w:r>
       <w:proofErr w:type="spellEnd"/>
@@ -3338,7 +3519,14 @@
         <w:rPr>
           <w:rFonts w:eastAsiaTheme="majorEastAsia"/>
         </w:rPr>
-        <w:t>, herramienta que permite visualizar de manera integral la lógica de creación, entrega y captura de valor del negocio. A través de sus nueve módulos, se describe cómo la empresa organiza sus recursos, actividades y relaciones para ofrecer desayunos saludables bajo un sistema de pedidos online con entrega programada.</w:t>
+        <w:t xml:space="preserve">, herramienta que permite visualizar de manera integral la lógica de creación, entrega y </w:t>
+      </w:r>
+      <w:r>
+        <w:rPr>
+          <w:rFonts w:eastAsiaTheme="majorEastAsia"/>
+        </w:rPr>
+        <w:lastRenderedPageBreak/>
+        <w:t>captura de valor del negocio. A través de sus nueve módulos, se describe cómo la empresa organiza sus recursos, actividades y relaciones para ofrecer desayunos saludables bajo un sistema de pedidos online con entrega programada.</w:t>
       </w:r>
     </w:p>
     <w:p>
@@ -3347,28 +3535,282 @@
       </w:pPr>
       <w:bookmarkStart w:id="7" w:name="_Toc223244308"/>
       <w:r>
+        <w:t>Propuesta de valor</w:t>
+      </w:r>
+      <w:bookmarkEnd w:id="7"/>
+    </w:p>
+    <w:p>
+      <w:pPr>
+        <w:rPr>
+          <w:rFonts w:eastAsiaTheme="majorEastAsia"/>
+        </w:rPr>
+      </w:pPr>
+      <w:r>
+        <w:rPr>
+          <w:rFonts w:eastAsiaTheme="majorEastAsia"/>
+        </w:rPr>
+        <w:t xml:space="preserve">La propuesta de valor de Easy </w:t>
+      </w:r>
+      <w:proofErr w:type="spellStart"/>
+      <w:r>
+        <w:rPr>
+          <w:rFonts w:eastAsiaTheme="majorEastAsia"/>
+        </w:rPr>
+        <w:t>Breakfast</w:t>
+      </w:r>
+      <w:proofErr w:type="spellEnd"/>
+      <w:r>
+        <w:rPr>
+          <w:rFonts w:eastAsiaTheme="majorEastAsia"/>
+        </w:rPr>
+        <w:t xml:space="preserve"> se centra en ofrecer desayunos saludables, frescos y listos para consumir, solicitados con anticipación mediante una plataforma web. El negocio busca elevar la accesibilidad a alimentos nutritivos para personas con limitaciones de tiempo, facilitando la planificación alimenticia y reduciendo la necesidad de compras presenciales.</w:t>
+      </w:r>
+    </w:p>
+    <w:p>
+      <w:pPr>
+        <w:rPr>
+          <w:rFonts w:eastAsiaTheme="majorEastAsia"/>
+        </w:rPr>
+      </w:pPr>
+      <w:r>
+        <w:rPr>
+          <w:rFonts w:eastAsiaTheme="majorEastAsia"/>
+        </w:rPr>
+        <w:t>La empresa resuelve principalmente la falta de tiempo para preparar desayunos balanceados y la dificultad de acceso a opciones saludables en horarios tempranos. Entre sus características diferenciadoras destacan la accesibilidad digital, la conveniencia de la entrega puntual, la posibilidad de personalización según preferencias o restricciones alimenticias y un sistema de preventa que reduce el desperdicio de insumos.</w:t>
+      </w:r>
+    </w:p>
+    <w:p>
+      <w:pPr>
+        <w:pStyle w:val="Heading3"/>
+      </w:pPr>
+      <w:bookmarkStart w:id="8" w:name="_Toc223244309"/>
+      <w:r>
+        <w:t>Segmentos de clientes</w:t>
+      </w:r>
+      <w:bookmarkEnd w:id="8"/>
+    </w:p>
+    <w:p>
+      <w:pPr>
+        <w:rPr>
+          <w:rFonts w:eastAsiaTheme="majorEastAsia"/>
+        </w:rPr>
+      </w:pPr>
+      <w:r>
+        <w:rPr>
+          <w:rFonts w:eastAsiaTheme="majorEastAsia"/>
+        </w:rPr>
+        <w:t xml:space="preserve">Easy </w:t>
+      </w:r>
+      <w:proofErr w:type="spellStart"/>
+      <w:r>
+        <w:rPr>
+          <w:rFonts w:eastAsiaTheme="majorEastAsia"/>
+        </w:rPr>
+        <w:t>Breakfast</w:t>
+      </w:r>
+      <w:proofErr w:type="spellEnd"/>
+      <w:r>
+        <w:rPr>
+          <w:rFonts w:eastAsiaTheme="majorEastAsia"/>
+        </w:rPr>
+        <w:t xml:space="preserve"> se dirige a un nicho de mercado compuesto por adultos ejecutivos, personas que trabajan en oficina, estudiantes universitarios y consumidores interesados en mantener una alimentación saludable. El cliente objetivo principal está conformado por profesionales entre 25 y 45 años, con ingresos medios y rutinas laborales que limitan el tiempo destinado a la preparación de alimentos.</w:t>
+      </w:r>
+    </w:p>
+    <w:p>
+      <w:pPr>
+        <w:rPr>
+          <w:rFonts w:eastAsiaTheme="majorEastAsia"/>
+        </w:rPr>
+      </w:pPr>
+      <w:r>
+        <w:rPr>
+          <w:rFonts w:eastAsiaTheme="majorEastAsia"/>
+        </w:rPr>
+        <w:t>Este enfoque permite atender un segmento específico con necesidades claras de practicidad, nutrición y eficiencia en el uso del tiempo.</w:t>
+      </w:r>
+    </w:p>
+    <w:p>
+      <w:pPr>
+        <w:pStyle w:val="Heading3"/>
+      </w:pPr>
+      <w:bookmarkStart w:id="9" w:name="_Toc223244310"/>
+      <w:r>
         <w:lastRenderedPageBreak/>
-        <w:t>Propuesta de valor</w:t>
-      </w:r>
-      <w:bookmarkEnd w:id="7"/>
-    </w:p>
-    <w:p>
-      <w:pPr>
-        <w:rPr>
-          <w:rFonts w:eastAsiaTheme="majorEastAsia"/>
-        </w:rPr>
-      </w:pPr>
-      <w:r>
-        <w:rPr>
-          <w:rFonts w:eastAsiaTheme="majorEastAsia"/>
-        </w:rPr>
-        <w:t xml:space="preserve">La propuesta de valor de Easy </w:t>
+        <w:t>Canales</w:t>
+      </w:r>
+      <w:bookmarkEnd w:id="9"/>
+    </w:p>
+    <w:p>
+      <w:pPr>
+        <w:rPr>
+          <w:rFonts w:eastAsiaTheme="majorEastAsia"/>
+        </w:rPr>
+      </w:pPr>
+      <w:r>
+        <w:rPr>
+          <w:rFonts w:eastAsiaTheme="majorEastAsia"/>
+        </w:rPr>
+        <w:t>La empresa utiliza canales digitales como principal medio de comercialización. Entre ellos se encuentran la página web oficial, Instagram, Facebook y WhatsApp Business. Las redes sociales cumplen una función estratégica de captación y posicionamiento de marca, mientras que la página web actúa como canal principal para la gestión y cierre de ventas.</w:t>
+      </w:r>
+    </w:p>
+    <w:p>
+      <w:pPr>
+        <w:rPr>
+          <w:rFonts w:eastAsiaTheme="majorEastAsia"/>
+        </w:rPr>
+      </w:pPr>
+      <w:r>
+        <w:rPr>
+          <w:rFonts w:eastAsiaTheme="majorEastAsia"/>
+        </w:rPr>
+        <w:t>El proceso se integra en la rutina del cliente mediante pedidos realizados con anticipación —generalmente la noche anterior— y entregas programadas en horario temprano, antes del inicio de la jornada laboral o académica.</w:t>
+      </w:r>
+    </w:p>
+    <w:p>
+      <w:pPr>
+        <w:pStyle w:val="Heading3"/>
+      </w:pPr>
+      <w:bookmarkStart w:id="10" w:name="_Toc223244311"/>
+      <w:r>
+        <w:t>Relación con los clientes</w:t>
+      </w:r>
+      <w:bookmarkEnd w:id="10"/>
+    </w:p>
+    <w:p>
+      <w:pPr>
+        <w:rPr>
+          <w:rFonts w:eastAsiaTheme="majorEastAsia"/>
+        </w:rPr>
+      </w:pPr>
+      <w:r>
+        <w:rPr>
+          <w:rFonts w:eastAsiaTheme="majorEastAsia"/>
+        </w:rPr>
+        <w:t xml:space="preserve">La relación con los clientes se basa en la atención personalizada y la construcción de fidelización a largo plazo. Se implementa asistencia directa a través de WhatsApp, complementada con un sistema </w:t>
       </w:r>
       <w:proofErr w:type="spellStart"/>
       <w:r>
         <w:rPr>
           <w:rFonts w:eastAsiaTheme="majorEastAsia"/>
         </w:rPr>
+        <w:t>semi-automatizado</w:t>
+      </w:r>
+      <w:proofErr w:type="spellEnd"/>
+      <w:r>
+        <w:rPr>
+          <w:rFonts w:eastAsiaTheme="majorEastAsia"/>
+        </w:rPr>
+        <w:t xml:space="preserve"> en la plataforma web para la gestión de pedidos.</w:t>
+      </w:r>
+    </w:p>
+    <w:p>
+      <w:pPr>
+        <w:rPr>
+          <w:rFonts w:eastAsiaTheme="majorEastAsia"/>
+        </w:rPr>
+      </w:pPr>
+      <w:r>
+        <w:rPr>
+          <w:rFonts w:eastAsiaTheme="majorEastAsia"/>
+        </w:rPr>
+        <w:t>Asimismo, se contempla la implementación de programas de fidelización mediante descuentos por compras frecuentes</w:t>
+      </w:r>
+      <w:r>
+        <w:rPr>
+          <w:rFonts w:eastAsiaTheme="majorEastAsia"/>
+        </w:rPr>
+        <w:t>, compras semanales o mensuales</w:t>
+      </w:r>
+      <w:r>
+        <w:rPr>
+          <w:rFonts w:eastAsiaTheme="majorEastAsia"/>
+        </w:rPr>
+        <w:t>. Los clientes esperan respuestas rápidas, productos frescos, entregas puntuales y opciones adaptadas a sus preferencias alimenticias, elementos que fortalecen la confianza y la recurrencia de compra.</w:t>
+      </w:r>
+    </w:p>
+    <w:p>
+      <w:pPr>
+        <w:pStyle w:val="Heading3"/>
+      </w:pPr>
+      <w:bookmarkStart w:id="11" w:name="_Toc223244312"/>
+      <w:r>
+        <w:t>Actividades clave</w:t>
+      </w:r>
+      <w:bookmarkEnd w:id="11"/>
+    </w:p>
+    <w:p>
+      <w:pPr>
+        <w:rPr>
+          <w:rFonts w:eastAsiaTheme="majorEastAsia"/>
+        </w:rPr>
+      </w:pPr>
+      <w:r>
+        <w:rPr>
+          <w:rFonts w:eastAsiaTheme="majorEastAsia"/>
+        </w:rPr>
+        <w:t xml:space="preserve">Las actividades clave del negocio incluyen la selección y compra de frutas frescas, la preparación y armado diario de los desayunos, el control de calidad e higiene, la gestión </w:t>
+      </w:r>
+      <w:r>
+        <w:rPr>
+          <w:rFonts w:eastAsiaTheme="majorEastAsia"/>
+        </w:rPr>
+        <w:lastRenderedPageBreak/>
+        <w:t>de pedidos online y la coordinación logística de entregas.</w:t>
+      </w:r>
+    </w:p>
+    <w:p>
+      <w:pPr>
+        <w:rPr>
+          <w:rFonts w:eastAsiaTheme="majorEastAsia"/>
+        </w:rPr>
+      </w:pPr>
+      <w:r>
+        <w:rPr>
+          <w:rFonts w:eastAsiaTheme="majorEastAsia"/>
+        </w:rPr>
+        <w:t>Adicionalmente, se desarrollan actividades de marketing digital, administración de la página web, gestión de redes sociales y atención al cliente. En el ámbito financiero, se gestionan preventas, pagos digitales y estrategias promocionales para incentivar el volumen de ventas.</w:t>
+      </w:r>
+    </w:p>
+    <w:p>
+      <w:pPr>
+        <w:rPr>
+          <w:rFonts w:eastAsiaTheme="majorEastAsia"/>
+        </w:rPr>
+      </w:pPr>
+      <w:r>
+        <w:rPr>
+          <w:rFonts w:eastAsiaTheme="majorEastAsia"/>
+        </w:rPr>
+        <w:t>Estas actividades permiten garantizar la eficiencia operativa y el cumplimiento de la propuesta de valor.</w:t>
+      </w:r>
+    </w:p>
+    <w:p>
+      <w:pPr>
+        <w:pStyle w:val="Heading3"/>
+      </w:pPr>
+      <w:bookmarkStart w:id="12" w:name="_Toc223244313"/>
+      <w:r>
+        <w:t>Recursos clave</w:t>
+      </w:r>
+      <w:bookmarkEnd w:id="12"/>
+    </w:p>
+    <w:p>
+      <w:pPr>
+        <w:rPr>
+          <w:rFonts w:eastAsiaTheme="majorEastAsia"/>
+        </w:rPr>
+      </w:pPr>
+      <w:r>
+        <w:rPr>
+          <w:rFonts w:eastAsiaTheme="majorEastAsia"/>
+        </w:rPr>
+        <w:t xml:space="preserve">Para ejecutar el modelo de negocio, Easy </w:t>
+      </w:r>
+      <w:proofErr w:type="spellStart"/>
+      <w:r>
+        <w:rPr>
+          <w:rFonts w:eastAsiaTheme="majorEastAsia"/>
+        </w:rPr>
         <w:t>Breakfast</w:t>
       </w:r>
       <w:proofErr w:type="spellEnd"/>
@@ -3376,421 +3818,154 @@
         <w:rPr>
           <w:rFonts w:eastAsiaTheme="majorEastAsia"/>
         </w:rPr>
-        <w:t xml:space="preserve"> se centra en ofrecer desayunos saludables, frescos y listos para consumir, solicitados con anticipación mediante una plataforma web. El negocio busca elevar la accesibilidad a alimentos nutritivos para personas con limitaciones de tiempo, facilitando la planificación alimenticia y reduciendo la necesidad de compras presenciales.</w:t>
-      </w:r>
-    </w:p>
-    <w:p>
-      <w:pPr>
-        <w:rPr>
-          <w:rFonts w:eastAsiaTheme="majorEastAsia"/>
-        </w:rPr>
-      </w:pPr>
-      <w:r>
-        <w:rPr>
-          <w:rFonts w:eastAsiaTheme="majorEastAsia"/>
-        </w:rPr>
-        <w:t>La empresa resuelve principalmente la falta de tiempo para preparar desayunos balanceados y la dificultad de acceso a opciones saludables en horarios tempranos. Entre sus características diferenciadoras destacan la accesibilidad digital, la conveniencia de la entrega puntual, la posibilidad de personalización según preferencias o restricciones alimenticias y un sistema de preventa que reduce el desperdicio de insumos.</w:t>
+        <w:t xml:space="preserve"> dispone de recursos físicos, humanos, intelectuales y financieros.</w:t>
+      </w:r>
+    </w:p>
+    <w:p>
+      <w:pPr>
+        <w:rPr>
+          <w:rFonts w:eastAsiaTheme="majorEastAsia"/>
+        </w:rPr>
+      </w:pPr>
+      <w:r>
+        <w:rPr>
+          <w:rFonts w:eastAsiaTheme="majorEastAsia"/>
+        </w:rPr>
+        <w:t xml:space="preserve">Entre los recursos físicos destacan la cocina equipada, sistemas de refrigeración y utensilios especializados. Los recursos humanos incluyen personal de cocina, repartidor y un </w:t>
+      </w:r>
+      <w:proofErr w:type="spellStart"/>
+      <w:r>
+        <w:rPr>
+          <w:rFonts w:eastAsiaTheme="majorEastAsia"/>
+        </w:rPr>
+        <w:t>community</w:t>
+      </w:r>
+      <w:proofErr w:type="spellEnd"/>
+      <w:r>
+        <w:rPr>
+          <w:rFonts w:eastAsiaTheme="majorEastAsia"/>
+        </w:rPr>
+        <w:t xml:space="preserve"> manager encargado de la gestión digital y posicionamiento de la marca.</w:t>
+      </w:r>
+    </w:p>
+    <w:p>
+      <w:pPr>
+        <w:rPr>
+          <w:rFonts w:eastAsiaTheme="majorEastAsia"/>
+        </w:rPr>
+      </w:pPr>
+      <w:r>
+        <w:rPr>
+          <w:rFonts w:eastAsiaTheme="majorEastAsia"/>
+        </w:rPr>
+        <w:t>En cuanto a los recursos intelectuales, se consideran la marca registrada, las recetas propias y la base de datos de clientes. Finalmente, los recursos financieros comprenden el capital inicial y el flujo de caja necesario para sostener la operación diaria.</w:t>
       </w:r>
     </w:p>
     <w:p>
       <w:pPr>
         <w:pStyle w:val="Heading3"/>
       </w:pPr>
-      <w:bookmarkStart w:id="8" w:name="_Toc223244309"/>
-      <w:r>
-        <w:t>Segmentos de clientes</w:t>
-      </w:r>
-      <w:bookmarkEnd w:id="8"/>
-    </w:p>
-    <w:p>
-      <w:pPr>
-        <w:rPr>
-          <w:rFonts w:eastAsiaTheme="majorEastAsia"/>
-        </w:rPr>
-      </w:pPr>
-      <w:r>
-        <w:rPr>
-          <w:rFonts w:eastAsiaTheme="majorEastAsia"/>
-        </w:rPr>
-        <w:t xml:space="preserve">Easy </w:t>
+      <w:bookmarkStart w:id="13" w:name="_Toc223244314"/>
+      <w:r>
+        <w:t>Socios clave</w:t>
+      </w:r>
+      <w:bookmarkEnd w:id="13"/>
+    </w:p>
+    <w:p>
+      <w:pPr>
+        <w:rPr>
+          <w:rFonts w:eastAsiaTheme="majorEastAsia"/>
+        </w:rPr>
+      </w:pPr>
+      <w:r>
+        <w:rPr>
+          <w:rFonts w:eastAsiaTheme="majorEastAsia"/>
+        </w:rPr>
+        <w:t xml:space="preserve">El modelo de negocio se apoya en alianzas estratégicas con proveedores mayoristas de frutas frescas, proveedores de granos, yogur y frutos secos, distribuidores de envases ecológicos y plataformas de pago online. En caso de tercerización, también se contempla la colaboración con servicios de </w:t>
       </w:r>
       <w:proofErr w:type="spellStart"/>
       <w:r>
         <w:rPr>
           <w:rFonts w:eastAsiaTheme="majorEastAsia"/>
         </w:rPr>
-        <w:t>Breakfast</w:t>
+        <w:t>delivery</w:t>
       </w:r>
       <w:proofErr w:type="spellEnd"/>
       <w:r>
         <w:rPr>
           <w:rFonts w:eastAsiaTheme="majorEastAsia"/>
         </w:rPr>
-        <w:t xml:space="preserve"> se dirige a un nicho de mercado compuesto por adultos ejecutivos, personas que trabajan en oficina, estudiantes universitarios y consumidores interesados en mantener una alimentación saludable. El cliente objetivo principal está conformado por profesionales entre 25 y 45 años, con ingresos medios y rutinas laborales que limitan el tiempo destinado a la preparación de alimentos.</w:t>
-      </w:r>
-    </w:p>
-    <w:p>
-      <w:pPr>
-        <w:rPr>
-          <w:rFonts w:eastAsiaTheme="majorEastAsia"/>
-        </w:rPr>
-      </w:pPr>
-      <w:r>
-        <w:rPr>
-          <w:rFonts w:eastAsiaTheme="majorEastAsia"/>
-        </w:rPr>
-        <w:t>Este enfoque permite atender un segmento específico con necesidades claras de practicidad, nutrición y eficiencia en el uso del tiempo.</w:t>
+        <w:t>.</w:t>
+      </w:r>
+    </w:p>
+    <w:p>
+      <w:pPr>
+        <w:rPr>
+          <w:rFonts w:eastAsiaTheme="majorEastAsia"/>
+        </w:rPr>
+      </w:pPr>
+      <w:r>
+        <w:rPr>
+          <w:rFonts w:eastAsiaTheme="majorEastAsia"/>
+        </w:rPr>
+        <w:lastRenderedPageBreak/>
+        <w:t>Estas alianzas permiten garantizar abastecimiento constante, calidad en la materia prima, optimización de costos y reducción de riesgos asociados a retrasos o escasez de insumos.</w:t>
       </w:r>
     </w:p>
     <w:p>
       <w:pPr>
         <w:pStyle w:val="Heading3"/>
       </w:pPr>
-      <w:bookmarkStart w:id="9" w:name="_Toc223244310"/>
-      <w:r>
-        <w:t>Canales</w:t>
-      </w:r>
-      <w:bookmarkEnd w:id="9"/>
-    </w:p>
-    <w:p>
-      <w:pPr>
-        <w:rPr>
-          <w:rFonts w:eastAsiaTheme="majorEastAsia"/>
-        </w:rPr>
-      </w:pPr>
-      <w:r>
-        <w:rPr>
-          <w:rFonts w:eastAsiaTheme="majorEastAsia"/>
-        </w:rPr>
-        <w:t xml:space="preserve">La empresa utiliza canales digitales como principal medio de comercialización. Entre </w:t>
-      </w:r>
-      <w:r>
-        <w:rPr>
-          <w:rFonts w:eastAsiaTheme="majorEastAsia"/>
-        </w:rPr>
-        <w:lastRenderedPageBreak/>
-        <w:t>ellos se encuentran la página web oficial, Instagram, Facebook y WhatsApp Business. Las redes sociales cumplen una función estratégica de captación y posicionamiento de marca, mientras que la página web actúa como canal principal para la gestión y cierre de ventas.</w:t>
-      </w:r>
-    </w:p>
-    <w:p>
-      <w:pPr>
-        <w:rPr>
-          <w:rFonts w:eastAsiaTheme="majorEastAsia"/>
-        </w:rPr>
-      </w:pPr>
-      <w:r>
-        <w:rPr>
-          <w:rFonts w:eastAsiaTheme="majorEastAsia"/>
-        </w:rPr>
-        <w:t>El proceso se integra en la rutina del cliente mediante pedidos realizados con anticipación —generalmente la noche anterior— y entregas programadas en horario temprano, antes del inicio de la jornada laboral o académica.</w:t>
+      <w:bookmarkStart w:id="14" w:name="_Toc223244315"/>
+      <w:r>
+        <w:t>Estructura de costos</w:t>
+      </w:r>
+      <w:bookmarkEnd w:id="14"/>
+    </w:p>
+    <w:p>
+      <w:pPr>
+        <w:rPr>
+          <w:rFonts w:eastAsiaTheme="majorEastAsia"/>
+        </w:rPr>
+      </w:pPr>
+      <w:r>
+        <w:rPr>
+          <w:rFonts w:eastAsiaTheme="majorEastAsia"/>
+        </w:rPr>
+        <w:t xml:space="preserve">La estructura de costos está compuesta principalmente por la compra de frutas e insumos, mano de obra, servicio de </w:t>
+      </w:r>
+      <w:proofErr w:type="spellStart"/>
+      <w:r>
+        <w:rPr>
+          <w:rFonts w:eastAsiaTheme="majorEastAsia"/>
+        </w:rPr>
+        <w:t>delivery</w:t>
+      </w:r>
+      <w:proofErr w:type="spellEnd"/>
+      <w:r>
+        <w:rPr>
+          <w:rFonts w:eastAsiaTheme="majorEastAsia"/>
+        </w:rPr>
+        <w:t>, marketing digital y gastos de hosting y mantenimiento web. Los recursos y actividades más costosos corresponden a los insumos frescos y al personal operativo, así como a la preparación diaria y logística de entrega.</w:t>
+      </w:r>
+    </w:p>
+    <w:p>
+      <w:pPr>
+        <w:rPr>
+          <w:rFonts w:eastAsiaTheme="majorEastAsia"/>
+        </w:rPr>
+      </w:pPr>
+      <w:r>
+        <w:rPr>
+          <w:rFonts w:eastAsiaTheme="majorEastAsia"/>
+        </w:rPr>
+        <w:t>El modelo se orienta más hacia la generación de valor que hacia la competencia por precios bajos, priorizando calidad, frescura y conveniencia como factores diferenciadores.</w:t>
       </w:r>
     </w:p>
     <w:p>
       <w:pPr>
         <w:pStyle w:val="Heading3"/>
       </w:pPr>
-      <w:bookmarkStart w:id="10" w:name="_Toc223244311"/>
-      <w:r>
-        <w:t>Relación con los clientes</w:t>
-      </w:r>
-      <w:bookmarkEnd w:id="10"/>
-    </w:p>
-    <w:p>
-      <w:pPr>
-        <w:rPr>
-          <w:rFonts w:eastAsiaTheme="majorEastAsia"/>
-        </w:rPr>
-      </w:pPr>
-      <w:r>
-        <w:rPr>
-          <w:rFonts w:eastAsiaTheme="majorEastAsia"/>
-        </w:rPr>
-        <w:t xml:space="preserve">La relación con los clientes se basa en la atención personalizada y la construcción de fidelización a largo plazo. Se implementa asistencia directa a través de WhatsApp, complementada con un sistema </w:t>
-      </w:r>
-      <w:proofErr w:type="spellStart"/>
-      <w:r>
-        <w:rPr>
-          <w:rFonts w:eastAsiaTheme="majorEastAsia"/>
-        </w:rPr>
-        <w:t>semi-automatizado</w:t>
-      </w:r>
-      <w:proofErr w:type="spellEnd"/>
-      <w:r>
-        <w:rPr>
-          <w:rFonts w:eastAsiaTheme="majorEastAsia"/>
-        </w:rPr>
-        <w:t xml:space="preserve"> en la plataforma web para la gestión de pedidos.</w:t>
-      </w:r>
-    </w:p>
-    <w:p>
-      <w:pPr>
-        <w:rPr>
-          <w:rFonts w:eastAsiaTheme="majorEastAsia"/>
-        </w:rPr>
-      </w:pPr>
-      <w:r>
-        <w:rPr>
-          <w:rFonts w:eastAsiaTheme="majorEastAsia"/>
-        </w:rPr>
-        <w:t>Asimismo, se contempla la implementación de programas de fidelización mediante descuentos por compras frecuentes</w:t>
-      </w:r>
-      <w:r>
-        <w:rPr>
-          <w:rFonts w:eastAsiaTheme="majorEastAsia"/>
-        </w:rPr>
-        <w:t>, compras semanales o mensuales</w:t>
-      </w:r>
-      <w:r>
-        <w:rPr>
-          <w:rFonts w:eastAsiaTheme="majorEastAsia"/>
-        </w:rPr>
-        <w:t>. Los clientes esperan respuestas rápidas, productos frescos, entregas puntuales y opciones adaptadas a sus preferencias alimenticias, elementos que fortalecen la confianza y la recurrencia de compra.</w:t>
-      </w:r>
-    </w:p>
-    <w:p>
-      <w:pPr>
-        <w:pStyle w:val="Heading3"/>
-      </w:pPr>
-      <w:bookmarkStart w:id="11" w:name="_Toc223244312"/>
-      <w:r>
-        <w:t>Actividades clave</w:t>
-      </w:r>
-      <w:bookmarkEnd w:id="11"/>
-    </w:p>
-    <w:p>
-      <w:pPr>
-        <w:rPr>
-          <w:rFonts w:eastAsiaTheme="majorEastAsia"/>
-        </w:rPr>
-      </w:pPr>
-      <w:r>
-        <w:rPr>
-          <w:rFonts w:eastAsiaTheme="majorEastAsia"/>
-        </w:rPr>
-        <w:t>Las actividades clave del negocio incluyen la selección y compra de frutas frescas, la preparación y armado diario de los desayunos, el control de calidad e higiene, la gestión de pedidos online y la coordinación logística de entregas.</w:t>
-      </w:r>
-    </w:p>
-    <w:p>
-      <w:pPr>
-        <w:rPr>
-          <w:rFonts w:eastAsiaTheme="majorEastAsia"/>
-        </w:rPr>
-      </w:pPr>
-      <w:r>
-        <w:rPr>
-          <w:rFonts w:eastAsiaTheme="majorEastAsia"/>
-        </w:rPr>
-        <w:t xml:space="preserve">Adicionalmente, se desarrollan actividades de marketing digital, administración de la </w:t>
-      </w:r>
-      <w:r>
-        <w:rPr>
-          <w:rFonts w:eastAsiaTheme="majorEastAsia"/>
-        </w:rPr>
-        <w:lastRenderedPageBreak/>
-        <w:t>página web, gestión de redes sociales y atención al cliente. En el ámbito financiero, se gestionan preventas, pagos digitales y estrategias promocionales para incentivar el volumen de ventas.</w:t>
-      </w:r>
-    </w:p>
-    <w:p>
-      <w:pPr>
-        <w:rPr>
-          <w:rFonts w:eastAsiaTheme="majorEastAsia"/>
-        </w:rPr>
-      </w:pPr>
-      <w:r>
-        <w:rPr>
-          <w:rFonts w:eastAsiaTheme="majorEastAsia"/>
-        </w:rPr>
-        <w:t>Estas actividades permiten garantizar la eficiencia operativa y el cumplimiento de la propuesta de valor.</w:t>
-      </w:r>
-    </w:p>
-    <w:p>
-      <w:pPr>
-        <w:pStyle w:val="Heading3"/>
-      </w:pPr>
-      <w:bookmarkStart w:id="12" w:name="_Toc223244313"/>
-      <w:r>
-        <w:t>Recursos clave</w:t>
-      </w:r>
-      <w:bookmarkEnd w:id="12"/>
-    </w:p>
-    <w:p>
-      <w:pPr>
-        <w:rPr>
-          <w:rFonts w:eastAsiaTheme="majorEastAsia"/>
-        </w:rPr>
-      </w:pPr>
-      <w:r>
-        <w:rPr>
-          <w:rFonts w:eastAsiaTheme="majorEastAsia"/>
-        </w:rPr>
-        <w:t xml:space="preserve">Para ejecutar el modelo de negocio, Easy </w:t>
-      </w:r>
-      <w:proofErr w:type="spellStart"/>
-      <w:r>
-        <w:rPr>
-          <w:rFonts w:eastAsiaTheme="majorEastAsia"/>
-        </w:rPr>
-        <w:t>Breakfast</w:t>
-      </w:r>
-      <w:proofErr w:type="spellEnd"/>
-      <w:r>
-        <w:rPr>
-          <w:rFonts w:eastAsiaTheme="majorEastAsia"/>
-        </w:rPr>
-        <w:t xml:space="preserve"> dispone de recursos físicos, humanos, intelectuales y financieros.</w:t>
-      </w:r>
-    </w:p>
-    <w:p>
-      <w:pPr>
-        <w:rPr>
-          <w:rFonts w:eastAsiaTheme="majorEastAsia"/>
-        </w:rPr>
-      </w:pPr>
-      <w:r>
-        <w:rPr>
-          <w:rFonts w:eastAsiaTheme="majorEastAsia"/>
-        </w:rPr>
-        <w:t xml:space="preserve">Entre los recursos físicos destacan la cocina equipada, sistemas de refrigeración y utensilios especializados. Los recursos humanos incluyen personal de cocina, repartidor y un </w:t>
-      </w:r>
-      <w:proofErr w:type="spellStart"/>
-      <w:r>
-        <w:rPr>
-          <w:rFonts w:eastAsiaTheme="majorEastAsia"/>
-        </w:rPr>
-        <w:t>community</w:t>
-      </w:r>
-      <w:proofErr w:type="spellEnd"/>
-      <w:r>
-        <w:rPr>
-          <w:rFonts w:eastAsiaTheme="majorEastAsia"/>
-        </w:rPr>
-        <w:t xml:space="preserve"> manager encargado de la gestión digital y posicionamiento de la marca.</w:t>
-      </w:r>
-    </w:p>
-    <w:p>
-      <w:pPr>
-        <w:rPr>
-          <w:rFonts w:eastAsiaTheme="majorEastAsia"/>
-        </w:rPr>
-      </w:pPr>
-      <w:r>
-        <w:rPr>
-          <w:rFonts w:eastAsiaTheme="majorEastAsia"/>
-        </w:rPr>
-        <w:t>En cuanto a los recursos intelectuales, se consideran la marca registrada, las recetas propias y la base de datos de clientes. Finalmente, los recursos financieros comprenden el capital inicial y el flujo de caja necesario para sostener la operación diaria.</w:t>
-      </w:r>
-    </w:p>
-    <w:p>
-      <w:pPr>
-        <w:pStyle w:val="Heading3"/>
-      </w:pPr>
-      <w:bookmarkStart w:id="13" w:name="_Toc223244314"/>
-      <w:r>
-        <w:t>Socios clave</w:t>
-      </w:r>
-      <w:bookmarkEnd w:id="13"/>
-    </w:p>
-    <w:p>
-      <w:pPr>
-        <w:rPr>
-          <w:rFonts w:eastAsiaTheme="majorEastAsia"/>
-        </w:rPr>
-      </w:pPr>
-      <w:r>
-        <w:rPr>
-          <w:rFonts w:eastAsiaTheme="majorEastAsia"/>
-        </w:rPr>
-        <w:t xml:space="preserve">El modelo de negocio se apoya en alianzas estratégicas con proveedores mayoristas de frutas frescas, proveedores de granos, yogur y frutos secos, distribuidores de envases ecológicos y plataformas de pago online. En caso de tercerización, también se contempla la colaboración con servicios de </w:t>
-      </w:r>
-      <w:proofErr w:type="spellStart"/>
-      <w:r>
-        <w:rPr>
-          <w:rFonts w:eastAsiaTheme="majorEastAsia"/>
-        </w:rPr>
-        <w:t>delivery</w:t>
-      </w:r>
-      <w:proofErr w:type="spellEnd"/>
-      <w:r>
-        <w:rPr>
-          <w:rFonts w:eastAsiaTheme="majorEastAsia"/>
-        </w:rPr>
-        <w:t>.</w:t>
-      </w:r>
-    </w:p>
-    <w:p>
-      <w:pPr>
-        <w:rPr>
-          <w:rFonts w:eastAsiaTheme="majorEastAsia"/>
-        </w:rPr>
-      </w:pPr>
-      <w:r>
-        <w:rPr>
-          <w:rFonts w:eastAsiaTheme="majorEastAsia"/>
-        </w:rPr>
-        <w:t xml:space="preserve">Estas alianzas permiten garantizar abastecimiento constante, calidad en la materia prima, optimización de costos y reducción de riesgos asociados a retrasos o escasez de </w:t>
-      </w:r>
-      <w:r>
-        <w:rPr>
-          <w:rFonts w:eastAsiaTheme="majorEastAsia"/>
-        </w:rPr>
-        <w:lastRenderedPageBreak/>
-        <w:t>insumos.</w:t>
-      </w:r>
-    </w:p>
-    <w:p>
-      <w:pPr>
-        <w:pStyle w:val="Heading3"/>
-      </w:pPr>
-      <w:bookmarkStart w:id="14" w:name="_Toc223244315"/>
-      <w:r>
-        <w:t>Estructura de costos</w:t>
-      </w:r>
-      <w:bookmarkEnd w:id="14"/>
-    </w:p>
-    <w:p>
-      <w:pPr>
-        <w:rPr>
-          <w:rFonts w:eastAsiaTheme="majorEastAsia"/>
-        </w:rPr>
-      </w:pPr>
-      <w:r>
-        <w:rPr>
-          <w:rFonts w:eastAsiaTheme="majorEastAsia"/>
-        </w:rPr>
-        <w:t xml:space="preserve">La estructura de costos está compuesta principalmente por la compra de frutas e insumos, mano de obra, servicio de </w:t>
-      </w:r>
-      <w:proofErr w:type="spellStart"/>
-      <w:r>
-        <w:rPr>
-          <w:rFonts w:eastAsiaTheme="majorEastAsia"/>
-        </w:rPr>
-        <w:t>delivery</w:t>
-      </w:r>
-      <w:proofErr w:type="spellEnd"/>
-      <w:r>
-        <w:rPr>
-          <w:rFonts w:eastAsiaTheme="majorEastAsia"/>
-        </w:rPr>
-        <w:t>, marketing digital y gastos de hosting y mantenimiento web. Los recursos y actividades más costosos corresponden a los insumos frescos y al personal operativo, así como a la preparación diaria y logística de entrega.</w:t>
-      </w:r>
-    </w:p>
-    <w:p>
-      <w:pPr>
-        <w:rPr>
-          <w:rFonts w:eastAsiaTheme="majorEastAsia"/>
-        </w:rPr>
-      </w:pPr>
-      <w:r>
-        <w:rPr>
-          <w:rFonts w:eastAsiaTheme="majorEastAsia"/>
-        </w:rPr>
-        <w:t>El modelo se orienta más hacia la generación de valor que hacia la competencia por precios bajos, priorizando calidad, frescura y conveniencia como factores diferenciadores.</w:t>
-      </w:r>
-    </w:p>
-    <w:p>
-      <w:pPr>
-        <w:pStyle w:val="Heading3"/>
-      </w:pPr>
       <w:bookmarkStart w:id="15" w:name="_Toc223244316"/>
       <w:r>
         <w:t>Fuentes de ingresos</w:t>
@@ -3855,8 +4030,8 @@
       </w:pPr>
     </w:p>
     <w:sectPr>
-      <w:headerReference w:type="first" r:id="rId15"/>
-      <w:footerReference w:type="first" r:id="rId16"/>
+      <w:headerReference w:type="first" r:id="rId14"/>
+      <w:footerReference w:type="first" r:id="rId15"/>
       <w:pgSz w:w="12240" w:h="15840"/>
       <w:pgMar w:top="1699" w:right="1699" w:bottom="1699" w:left="2261" w:header="720" w:footer="720" w:gutter="0"/>
       <w:pgNumType w:start="1"/>
@@ -4078,7 +4253,7 @@
               <wp:extent cx="7384415" cy="621665"/>
               <wp:effectExtent l="0" t="0" r="6985" b="6985"/>
               <wp:wrapNone/>
-              <wp:docPr id="31" name="Image 4"/>
+              <wp:docPr id="3" name="Image 4"/>
               <wp:cNvGraphicFramePr>
                 <a:graphicFrameLocks xmlns:a="http://schemas.openxmlformats.org/drawingml/2006/main"/>
               </wp:cNvGraphicFramePr>
@@ -4344,7 +4519,7 @@
               <wp:lineTo x="0" y="0"/>
             </wp:wrapPolygon>
           </wp:wrapTight>
-          <wp:docPr id="29" name="Image 1"/>
+          <wp:docPr id="1" name="Image 1"/>
           <wp:cNvGraphicFramePr>
             <a:graphicFrameLocks xmlns:a="http://schemas.openxmlformats.org/drawingml/2006/main"/>
           </wp:cNvGraphicFramePr>
@@ -5456,7 +5631,6 @@
   <w:style w:type="character" w:default="1" w:styleId="DefaultParagraphFont">
     <w:name w:val="Default Paragraph Font"/>
     <w:uiPriority w:val="1"/>
-    <w:semiHidden/>
     <w:unhideWhenUsed/>
   </w:style>
   <w:style w:type="table" w:default="1" w:styleId="TableNormal">
@@ -6004,6 +6178,38 @@
       <w:u w:val="single"/>
     </w:rPr>
   </w:style>
+  <w:style w:type="paragraph" w:styleId="Caption">
+    <w:name w:val="caption"/>
+    <w:basedOn w:val="Normal"/>
+    <w:next w:val="Normal"/>
+    <w:uiPriority w:val="35"/>
+    <w:unhideWhenUsed/>
+    <w:qFormat/>
+    <w:rsid w:val="001F5D88"/>
+    <w:pPr>
+      <w:spacing w:before="0" w:after="200" w:line="240" w:lineRule="auto"/>
+    </w:pPr>
+    <w:rPr>
+      <w:i/>
+      <w:iCs/>
+      <w:color w:val="0E2841" w:themeColor="text2"/>
+      <w:sz w:val="18"/>
+      <w:szCs w:val="18"/>
+    </w:rPr>
+  </w:style>
+  <w:style w:type="paragraph" w:customStyle="1" w:styleId="FigureStyle">
+    <w:name w:val="Figure Style"/>
+    <w:basedOn w:val="Normal"/>
+    <w:qFormat/>
+    <w:rsid w:val="0099608E"/>
+    <w:pPr>
+      <w:spacing w:before="0" w:after="0"/>
+    </w:pPr>
+    <w:rPr>
+      <w:rFonts w:eastAsiaTheme="majorEastAsia"/>
+      <w:i/>
+    </w:rPr>
+  </w:style>
 </w:styles>
 </file>
 

--- a/Proyecto_Maria_belen_valenzuela_huilcarema.docx
+++ b/Proyecto_Maria_belen_valenzuela_huilcarema.docx
@@ -3462,13 +3462,7 @@
         <w:rPr>
           <w:rFonts w:eastAsiaTheme="majorEastAsia"/>
         </w:rPr>
-        <w:t>, donde se visualizan de manera integral los componentes estratégicos que sustentan la creación, entrega y captura de valor del negocio.</w:t>
-      </w:r>
-      <w:r>
-        <w:rPr>
-          <w:rFonts w:eastAsiaTheme="majorEastAsia"/>
-        </w:rPr>
-        <w:t xml:space="preserve"> </w:t>
+        <w:t xml:space="preserve">, donde se visualizan de manera integral los componentes estratégicos que sustentan la creación, entrega y captura de valor del negocio. </w:t>
       </w:r>
     </w:p>
     <w:p>
@@ -4021,6 +4015,330 @@
         </w:rPr>
         <w:t>. La estructura de precios es fija según el tipo de desayuno, con promociones dinámicas en fechas especiales y beneficios para clientes frecuentes.</w:t>
       </w:r>
+    </w:p>
+    <w:p>
+      <w:pPr>
+        <w:pStyle w:val="Heading2"/>
+      </w:pPr>
+      <w:r>
+        <w:t>Filosofía Organizacional</w:t>
+      </w:r>
+    </w:p>
+    <w:p>
+      <w:pPr>
+        <w:rPr>
+          <w:rFonts w:eastAsiaTheme="majorEastAsia"/>
+        </w:rPr>
+      </w:pPr>
+      <w:r>
+        <w:rPr>
+          <w:rFonts w:eastAsiaTheme="majorEastAsia"/>
+        </w:rPr>
+        <w:t xml:space="preserve">La filosofía organizacional de </w:t>
+      </w:r>
+      <w:r>
+        <w:rPr>
+          <w:rFonts w:eastAsiaTheme="majorEastAsia"/>
+          <w:b/>
+          <w:bCs/>
+        </w:rPr>
+        <w:t xml:space="preserve">Easy </w:t>
+      </w:r>
+      <w:proofErr w:type="spellStart"/>
+      <w:r>
+        <w:rPr>
+          <w:rFonts w:eastAsiaTheme="majorEastAsia"/>
+          <w:b/>
+          <w:bCs/>
+        </w:rPr>
+        <w:t>Breakfast</w:t>
+      </w:r>
+      <w:proofErr w:type="spellEnd"/>
+      <w:r>
+        <w:rPr>
+          <w:rFonts w:eastAsiaTheme="majorEastAsia"/>
+        </w:rPr>
+        <w:t xml:space="preserve"> se fundamenta en el compromiso con la </w:t>
+      </w:r>
+      <w:r>
+        <w:rPr>
+          <w:rFonts w:eastAsiaTheme="majorEastAsia"/>
+        </w:rPr>
+        <w:lastRenderedPageBreak/>
+        <w:t>alimentación saludable, la eficiencia operativa y el uso estratégico de la tecnología como herramienta de transformación en los hábitos de consumo. La empresa no solo busca generar rentabilidad, sino también facilitar el acceso a opciones nutritivas para personas con limitaciones de tiempo, promoviendo un estilo de vida equilibrado y sostenible.</w:t>
+      </w:r>
+    </w:p>
+    <w:p>
+      <w:pPr>
+        <w:pStyle w:val="Heading3"/>
+      </w:pPr>
+      <w:r>
+        <w:t>Misión</w:t>
+      </w:r>
+    </w:p>
+    <w:p>
+      <w:pPr>
+        <w:rPr>
+          <w:rFonts w:eastAsiaTheme="majorEastAsia"/>
+        </w:rPr>
+      </w:pPr>
+      <w:r>
+        <w:rPr>
+          <w:rFonts w:eastAsiaTheme="majorEastAsia"/>
+        </w:rPr>
+        <w:t>Ofrecer desayunos saludables de alta calidad mediante una plataforma digital que facilite el pedido</w:t>
+      </w:r>
+      <w:r>
+        <w:rPr>
+          <w:rFonts w:eastAsiaTheme="majorEastAsia"/>
+        </w:rPr>
+        <w:t xml:space="preserve"> anticipado</w:t>
+      </w:r>
+      <w:r>
+        <w:rPr>
+          <w:rFonts w:eastAsiaTheme="majorEastAsia"/>
+        </w:rPr>
+        <w:t xml:space="preserve"> a personas con tiempo</w:t>
+      </w:r>
+      <w:r>
+        <w:rPr>
+          <w:rFonts w:eastAsiaTheme="majorEastAsia"/>
+        </w:rPr>
+        <w:t xml:space="preserve"> limitado</w:t>
+      </w:r>
+      <w:r>
+        <w:rPr>
+          <w:rFonts w:eastAsiaTheme="majorEastAsia"/>
+        </w:rPr>
+        <w:t>.</w:t>
+      </w:r>
+    </w:p>
+    <w:p>
+      <w:pPr>
+        <w:pStyle w:val="Heading3"/>
+      </w:pPr>
+      <w:r>
+        <w:t>Visión</w:t>
+      </w:r>
+    </w:p>
+    <w:p>
+      <w:pPr>
+        <w:rPr>
+          <w:rFonts w:eastAsiaTheme="majorEastAsia"/>
+        </w:rPr>
+      </w:pPr>
+      <w:r>
+        <w:rPr>
+          <w:rFonts w:eastAsiaTheme="majorEastAsia"/>
+        </w:rPr>
+        <w:t>Ser en cinco años la empresa referente en preventa de desayunos saludables en nuestra ciudad, reconocida por su puntualidad, calidad</w:t>
+      </w:r>
+      <w:r>
+        <w:rPr>
+          <w:rFonts w:eastAsiaTheme="majorEastAsia"/>
+        </w:rPr>
+        <w:t xml:space="preserve"> constante</w:t>
+      </w:r>
+      <w:r>
+        <w:rPr>
+          <w:rFonts w:eastAsiaTheme="majorEastAsia"/>
+        </w:rPr>
+        <w:t xml:space="preserve"> y uso eficiente de</w:t>
+      </w:r>
+      <w:r>
+        <w:rPr>
+          <w:rFonts w:eastAsiaTheme="majorEastAsia"/>
+        </w:rPr>
+        <w:t xml:space="preserve"> la</w:t>
+      </w:r>
+      <w:r>
+        <w:rPr>
+          <w:rFonts w:eastAsiaTheme="majorEastAsia"/>
+        </w:rPr>
+        <w:t xml:space="preserve"> tecnología para </w:t>
+      </w:r>
+      <w:r>
+        <w:rPr>
+          <w:rFonts w:eastAsiaTheme="majorEastAsia"/>
+        </w:rPr>
+        <w:t xml:space="preserve">promover y </w:t>
+      </w:r>
+      <w:r>
+        <w:rPr>
+          <w:rFonts w:eastAsiaTheme="majorEastAsia"/>
+        </w:rPr>
+        <w:t>facilitar una alimentación saludable y sostenible.</w:t>
+      </w:r>
+    </w:p>
+    <w:p>
+      <w:pPr>
+        <w:pStyle w:val="ListParagraph"/>
+        <w:numPr>
+          <w:ilvl w:val="0"/>
+          <w:numId w:val="6"/>
+        </w:numPr>
+        <w:rPr>
+          <w:rFonts w:eastAsiaTheme="majorEastAsia"/>
+        </w:rPr>
+      </w:pPr>
+      <w:r>
+        <w:rPr>
+          <w:rFonts w:eastAsiaTheme="majorEastAsia"/>
+          <w:b/>
+          <w:bCs/>
+        </w:rPr>
+        <w:t>Honestidad:</w:t>
+      </w:r>
+      <w:r>
+        <w:rPr>
+          <w:rFonts w:eastAsiaTheme="majorEastAsia"/>
+        </w:rPr>
+        <w:t xml:space="preserve"> Actuamos con transparencia en cada proceso, garantizando claridad en la calidad de los ingredientes y en la gestión del servicio.</w:t>
+      </w:r>
+    </w:p>
+    <w:p>
+      <w:pPr>
+        <w:pStyle w:val="ListParagraph"/>
+        <w:numPr>
+          <w:ilvl w:val="0"/>
+          <w:numId w:val="6"/>
+        </w:numPr>
+        <w:rPr>
+          <w:rFonts w:eastAsiaTheme="majorEastAsia"/>
+        </w:rPr>
+      </w:pPr>
+      <w:r>
+        <w:rPr>
+          <w:rFonts w:eastAsiaTheme="majorEastAsia"/>
+          <w:b/>
+          <w:bCs/>
+        </w:rPr>
+        <w:t>Calidad:</w:t>
+      </w:r>
+      <w:r>
+        <w:rPr>
+          <w:rFonts w:eastAsiaTheme="majorEastAsia"/>
+        </w:rPr>
+        <w:t xml:space="preserve"> Nos comprometemos con el uso de insumos frescos y procesos de preparación responsables que aseguren productos nutritivos y seguros.</w:t>
+      </w:r>
+    </w:p>
+    <w:p>
+      <w:pPr>
+        <w:pStyle w:val="ListParagraph"/>
+        <w:numPr>
+          <w:ilvl w:val="0"/>
+          <w:numId w:val="6"/>
+        </w:numPr>
+        <w:rPr>
+          <w:rFonts w:eastAsiaTheme="majorEastAsia"/>
+        </w:rPr>
+      </w:pPr>
+      <w:r>
+        <w:rPr>
+          <w:rFonts w:eastAsiaTheme="majorEastAsia"/>
+          <w:b/>
+          <w:bCs/>
+        </w:rPr>
+        <w:t>Puntualidad:</w:t>
+      </w:r>
+      <w:r>
+        <w:rPr>
+          <w:rFonts w:eastAsiaTheme="majorEastAsia"/>
+        </w:rPr>
+        <w:t xml:space="preserve"> Consideramos la entrega oportuna como un elemento esencial de nuestra propuesta de valor y satisfacción del cliente.</w:t>
+      </w:r>
+    </w:p>
+    <w:p>
+      <w:pPr>
+        <w:pStyle w:val="ListParagraph"/>
+        <w:numPr>
+          <w:ilvl w:val="0"/>
+          <w:numId w:val="6"/>
+        </w:numPr>
+        <w:rPr>
+          <w:rFonts w:eastAsiaTheme="majorEastAsia"/>
+        </w:rPr>
+      </w:pPr>
+      <w:r>
+        <w:rPr>
+          <w:rFonts w:eastAsiaTheme="majorEastAsia"/>
+          <w:b/>
+          <w:bCs/>
+        </w:rPr>
+        <w:t>Innovación:</w:t>
+      </w:r>
+      <w:r>
+        <w:rPr>
+          <w:rFonts w:eastAsiaTheme="majorEastAsia"/>
+        </w:rPr>
+        <w:t xml:space="preserve"> Incorporamos herramientas tecnológicas que optimizan la experiencia de compra y mejoran la eficiencia operativa.</w:t>
+      </w:r>
+    </w:p>
+    <w:p>
+      <w:pPr>
+        <w:pStyle w:val="ListParagraph"/>
+        <w:numPr>
+          <w:ilvl w:val="0"/>
+          <w:numId w:val="6"/>
+        </w:numPr>
+        <w:rPr>
+          <w:rFonts w:eastAsiaTheme="majorEastAsia"/>
+        </w:rPr>
+      </w:pPr>
+      <w:r>
+        <w:rPr>
+          <w:rFonts w:eastAsiaTheme="majorEastAsia"/>
+          <w:b/>
+          <w:bCs/>
+        </w:rPr>
+        <w:t>Compromiso con el cliente:</w:t>
+      </w:r>
+      <w:r>
+        <w:rPr>
+          <w:rFonts w:eastAsiaTheme="majorEastAsia"/>
+        </w:rPr>
+        <w:t xml:space="preserve"> Priorizamos la atención cercana y personalizada, enfocándonos en comprender y satisfacer sus necesidades.</w:t>
+      </w:r>
+    </w:p>
+    <w:p>
+      <w:pPr>
+        <w:pStyle w:val="ListParagraph"/>
+        <w:numPr>
+          <w:ilvl w:val="0"/>
+          <w:numId w:val="6"/>
+        </w:numPr>
+        <w:rPr>
+          <w:rFonts w:eastAsiaTheme="majorEastAsia"/>
+        </w:rPr>
+      </w:pPr>
+      <w:r>
+        <w:rPr>
+          <w:rFonts w:eastAsiaTheme="majorEastAsia"/>
+          <w:b/>
+          <w:bCs/>
+        </w:rPr>
+        <w:t>Responsabilidad:</w:t>
+      </w:r>
+      <w:r>
+        <w:rPr>
+          <w:rFonts w:eastAsiaTheme="majorEastAsia"/>
+        </w:rPr>
+        <w:t xml:space="preserve"> Implementamos un sistema de preventa que reduce </w:t>
+      </w:r>
+      <w:r>
+        <w:rPr>
+          <w:rFonts w:eastAsiaTheme="majorEastAsia"/>
+        </w:rPr>
+        <w:lastRenderedPageBreak/>
+        <w:t>desperdicios y promovemos el uso de empaques adecuados que minimicen el impacto ambiental.</w:t>
+      </w:r>
+    </w:p>
+    <w:p>
+      <w:pPr>
+        <w:rPr>
+          <w:rFonts w:eastAsiaTheme="majorEastAsia"/>
+        </w:rPr>
+      </w:pPr>
     </w:p>
     <w:p>
       <w:pPr>
@@ -5000,6 +5318,119 @@
       </w:pPr>
     </w:lvl>
   </w:abstractNum>
+  <w:abstractNum w:abstractNumId="4" w15:restartNumberingAfterBreak="0">
+    <w:nsid w:val="4BC15F78"/>
+    <w:multiLevelType w:val="hybridMultilevel"/>
+    <w:tmpl w:val="749AA930"/>
+    <w:lvl w:ilvl="0" w:tplc="04090001">
+      <w:start w:val="1"/>
+      <w:numFmt w:val="bullet"/>
+      <w:lvlText w:val=""/>
+      <w:lvlJc w:val="left"/>
+      <w:pPr>
+        <w:ind w:left="720" w:hanging="360"/>
+      </w:pPr>
+      <w:rPr>
+        <w:rFonts w:ascii="Symbol" w:hAnsi="Symbol" w:hint="default"/>
+      </w:rPr>
+    </w:lvl>
+    <w:lvl w:ilvl="1" w:tplc="0C0A0003" w:tentative="1">
+      <w:start w:val="1"/>
+      <w:numFmt w:val="bullet"/>
+      <w:lvlText w:val="o"/>
+      <w:lvlJc w:val="left"/>
+      <w:pPr>
+        <w:ind w:left="1440" w:hanging="360"/>
+      </w:pPr>
+      <w:rPr>
+        <w:rFonts w:ascii="Courier New" w:hAnsi="Courier New" w:cs="Courier New" w:hint="default"/>
+      </w:rPr>
+    </w:lvl>
+    <w:lvl w:ilvl="2" w:tplc="0C0A0005" w:tentative="1">
+      <w:start w:val="1"/>
+      <w:numFmt w:val="bullet"/>
+      <w:lvlText w:val=""/>
+      <w:lvlJc w:val="left"/>
+      <w:pPr>
+        <w:ind w:left="2160" w:hanging="360"/>
+      </w:pPr>
+      <w:rPr>
+        <w:rFonts w:ascii="Wingdings" w:hAnsi="Wingdings" w:hint="default"/>
+      </w:rPr>
+    </w:lvl>
+    <w:lvl w:ilvl="3" w:tplc="0C0A0001" w:tentative="1">
+      <w:start w:val="1"/>
+      <w:numFmt w:val="bullet"/>
+      <w:lvlText w:val=""/>
+      <w:lvlJc w:val="left"/>
+      <w:pPr>
+        <w:ind w:left="2880" w:hanging="360"/>
+      </w:pPr>
+      <w:rPr>
+        <w:rFonts w:ascii="Symbol" w:hAnsi="Symbol" w:hint="default"/>
+      </w:rPr>
+    </w:lvl>
+    <w:lvl w:ilvl="4" w:tplc="0C0A0003" w:tentative="1">
+      <w:start w:val="1"/>
+      <w:numFmt w:val="bullet"/>
+      <w:lvlText w:val="o"/>
+      <w:lvlJc w:val="left"/>
+      <w:pPr>
+        <w:ind w:left="3600" w:hanging="360"/>
+      </w:pPr>
+      <w:rPr>
+        <w:rFonts w:ascii="Courier New" w:hAnsi="Courier New" w:cs="Courier New" w:hint="default"/>
+      </w:rPr>
+    </w:lvl>
+    <w:lvl w:ilvl="5" w:tplc="0C0A0005" w:tentative="1">
+      <w:start w:val="1"/>
+      <w:numFmt w:val="bullet"/>
+      <w:lvlText w:val=""/>
+      <w:lvlJc w:val="left"/>
+      <w:pPr>
+        <w:ind w:left="4320" w:hanging="360"/>
+      </w:pPr>
+      <w:rPr>
+        <w:rFonts w:ascii="Wingdings" w:hAnsi="Wingdings" w:hint="default"/>
+      </w:rPr>
+    </w:lvl>
+    <w:lvl w:ilvl="6" w:tplc="0C0A0001" w:tentative="1">
+      <w:start w:val="1"/>
+      <w:numFmt w:val="bullet"/>
+      <w:lvlText w:val=""/>
+      <w:lvlJc w:val="left"/>
+      <w:pPr>
+        <w:ind w:left="5040" w:hanging="360"/>
+      </w:pPr>
+      <w:rPr>
+        <w:rFonts w:ascii="Symbol" w:hAnsi="Symbol" w:hint="default"/>
+      </w:rPr>
+    </w:lvl>
+    <w:lvl w:ilvl="7" w:tplc="0C0A0003" w:tentative="1">
+      <w:start w:val="1"/>
+      <w:numFmt w:val="bullet"/>
+      <w:lvlText w:val="o"/>
+      <w:lvlJc w:val="left"/>
+      <w:pPr>
+        <w:ind w:left="5760" w:hanging="360"/>
+      </w:pPr>
+      <w:rPr>
+        <w:rFonts w:ascii="Courier New" w:hAnsi="Courier New" w:cs="Courier New" w:hint="default"/>
+      </w:rPr>
+    </w:lvl>
+    <w:lvl w:ilvl="8" w:tplc="0C0A0005" w:tentative="1">
+      <w:start w:val="1"/>
+      <w:numFmt w:val="bullet"/>
+      <w:lvlText w:val=""/>
+      <w:lvlJc w:val="left"/>
+      <w:pPr>
+        <w:ind w:left="6480" w:hanging="360"/>
+      </w:pPr>
+      <w:rPr>
+        <w:rFonts w:ascii="Wingdings" w:hAnsi="Wingdings" w:hint="default"/>
+      </w:rPr>
+    </w:lvl>
+  </w:abstractNum>
   <w:num w:numId="1" w16cid:durableId="1641304644">
     <w:abstractNumId w:val="0"/>
   </w:num>
@@ -5014,6 +5445,9 @@
   </w:num>
   <w:num w:numId="5" w16cid:durableId="2061438233">
     <w:abstractNumId w:val="3"/>
+  </w:num>
+  <w:num w:numId="6" w16cid:durableId="206528550">
+    <w:abstractNumId w:val="4"/>
   </w:num>
 </w:numbering>
 </file>

--- a/Proyecto_Maria_belen_valenzuela_huilcarema.docx
+++ b/Proyecto_Maria_belen_valenzuela_huilcarema.docx
@@ -4335,10 +4335,250 @@
     </w:p>
     <w:p>
       <w:pPr>
-        <w:rPr>
-          <w:rFonts w:eastAsiaTheme="majorEastAsia"/>
-        </w:rPr>
-      </w:pPr>
+        <w:pStyle w:val="Heading2"/>
+      </w:pPr>
+      <w:r>
+        <w:t>MARCA / BRANDING</w:t>
+      </w:r>
+    </w:p>
+    <w:p>
+      <w:pPr>
+        <w:rPr>
+          <w:rFonts w:eastAsiaTheme="majorEastAsia"/>
+        </w:rPr>
+      </w:pPr>
+      <w:r>
+        <w:rPr>
+          <w:rFonts w:eastAsiaTheme="majorEastAsia"/>
+        </w:rPr>
+        <w:t xml:space="preserve">La construcción de la identidad de marca de </w:t>
+      </w:r>
+      <w:r>
+        <w:rPr>
+          <w:rFonts w:eastAsiaTheme="majorEastAsia"/>
+          <w:b/>
+          <w:bCs/>
+        </w:rPr>
+        <w:t xml:space="preserve">Easy </w:t>
+      </w:r>
+      <w:proofErr w:type="spellStart"/>
+      <w:r>
+        <w:rPr>
+          <w:rFonts w:eastAsiaTheme="majorEastAsia"/>
+          <w:b/>
+          <w:bCs/>
+        </w:rPr>
+        <w:t>Breakfast</w:t>
+      </w:r>
+      <w:proofErr w:type="spellEnd"/>
+      <w:r>
+        <w:rPr>
+          <w:rFonts w:eastAsiaTheme="majorEastAsia"/>
+        </w:rPr>
+        <w:t xml:space="preserve"> se fundamenta en la creación de una personalidad corporativa coherente con su propuesta de valor: facilitar el acceso a desayunos saludables mediante un sistema digital eficiente y organizado. El branding del proyecto no se limita a la identidad visual, sino que busca generar una conexión emocional con el cliente, posicionándose como una marca confiable, cercana y orientada al bienestar y rendimiento diario.</w:t>
+      </w:r>
+    </w:p>
+    <w:p>
+      <w:pPr>
+        <w:rPr>
+          <w:rFonts w:eastAsiaTheme="majorEastAsia"/>
+        </w:rPr>
+      </w:pPr>
+      <w:r>
+        <w:rPr>
+          <w:rFonts w:eastAsiaTheme="majorEastAsia"/>
+        </w:rPr>
+        <w:t xml:space="preserve">Considerando lo anterior, los arquetipos que mejor se alinean con Easy </w:t>
+      </w:r>
+      <w:proofErr w:type="spellStart"/>
+      <w:r>
+        <w:rPr>
+          <w:rFonts w:eastAsiaTheme="majorEastAsia"/>
+        </w:rPr>
+        <w:t>Breakfast</w:t>
+      </w:r>
+      <w:proofErr w:type="spellEnd"/>
+      <w:r>
+        <w:rPr>
+          <w:rFonts w:eastAsiaTheme="majorEastAsia"/>
+        </w:rPr>
+        <w:t xml:space="preserve"> son:</w:t>
+      </w:r>
+    </w:p>
+    <w:p>
+      <w:pPr>
+        <w:pStyle w:val="ListParagraph"/>
+        <w:numPr>
+          <w:ilvl w:val="0"/>
+          <w:numId w:val="7"/>
+        </w:numPr>
+        <w:rPr>
+          <w:rFonts w:eastAsiaTheme="majorEastAsia"/>
+          <w:b/>
+          <w:bCs/>
+        </w:rPr>
+      </w:pPr>
+      <w:r>
+        <w:rPr>
+          <w:rFonts w:eastAsiaTheme="majorEastAsia"/>
+          <w:b/>
+          <w:bCs/>
+        </w:rPr>
+        <w:t>El Cuidador</w:t>
+      </w:r>
+      <w:r>
+        <w:rPr>
+          <w:rFonts w:eastAsiaTheme="majorEastAsia"/>
+          <w:b/>
+          <w:bCs/>
+        </w:rPr>
+        <w:t xml:space="preserve">: </w:t>
+      </w:r>
+      <w:r>
+        <w:rPr>
+          <w:rFonts w:eastAsiaTheme="majorEastAsia"/>
+        </w:rPr>
+        <w:t xml:space="preserve">Este arquetipo se alinea directamente con la esencia del proyecto, ya que Easy </w:t>
+      </w:r>
+      <w:proofErr w:type="spellStart"/>
+      <w:r>
+        <w:rPr>
+          <w:rFonts w:eastAsiaTheme="majorEastAsia"/>
+        </w:rPr>
+        <w:t>Breakfast</w:t>
+      </w:r>
+      <w:proofErr w:type="spellEnd"/>
+      <w:r>
+        <w:rPr>
+          <w:rFonts w:eastAsiaTheme="majorEastAsia"/>
+        </w:rPr>
+        <w:t xml:space="preserve"> busca cuidar la salud del cliente a través de alimentos frescos, nutritivos y planificados con anticipación. La marca transmite preocupación genuina por el bienestar diario de sus consumidores, facilitando su rutina y promoviendo hábitos alimenticios responsables. Asimismo, el sistema de preventa contribuye a una gestión más sostenible y consciente, reforzando el compromiso con la responsabilidad y el cuidado.</w:t>
+      </w:r>
+    </w:p>
+    <w:p>
+      <w:pPr>
+        <w:pStyle w:val="ListParagraph"/>
+        <w:numPr>
+          <w:ilvl w:val="0"/>
+          <w:numId w:val="7"/>
+        </w:numPr>
+        <w:rPr>
+          <w:rFonts w:eastAsiaTheme="majorEastAsia"/>
+        </w:rPr>
+      </w:pPr>
+      <w:r>
+        <w:rPr>
+          <w:rFonts w:eastAsiaTheme="majorEastAsia"/>
+          <w:b/>
+          <w:bCs/>
+        </w:rPr>
+        <w:t>El Héroe</w:t>
+      </w:r>
+      <w:r>
+        <w:rPr>
+          <w:rFonts w:eastAsiaTheme="majorEastAsia"/>
+          <w:b/>
+          <w:bCs/>
+        </w:rPr>
+        <w:t xml:space="preserve">: </w:t>
+      </w:r>
+      <w:r>
+        <w:rPr>
+          <w:rFonts w:eastAsiaTheme="majorEastAsia"/>
+        </w:rPr>
+        <w:t xml:space="preserve">El arquetipo del Héroe complementa al Cuidador al proyectar una imagen de energía y rendimiento. Easy </w:t>
+      </w:r>
+      <w:proofErr w:type="spellStart"/>
+      <w:r>
+        <w:rPr>
+          <w:rFonts w:eastAsiaTheme="majorEastAsia"/>
+        </w:rPr>
+        <w:t>Breakfast</w:t>
+      </w:r>
+      <w:proofErr w:type="spellEnd"/>
+      <w:r>
+        <w:rPr>
+          <w:rFonts w:eastAsiaTheme="majorEastAsia"/>
+        </w:rPr>
+        <w:t xml:space="preserve"> no solo alimenta, sino que impulsa al cliente a comenzar el día con determinación y productividad. La marca comunica que una adecuada alimentación matutina es el punto de partida para conquistar metas personales y profesionales.</w:t>
+      </w:r>
+    </w:p>
+    <w:p>
+      <w:pPr>
+        <w:rPr>
+          <w:rFonts w:eastAsiaTheme="majorEastAsia"/>
+        </w:rPr>
+      </w:pPr>
+      <w:r>
+        <w:rPr>
+          <w:rFonts w:eastAsiaTheme="majorEastAsia"/>
+        </w:rPr>
+        <w:t xml:space="preserve">Easy </w:t>
+      </w:r>
+      <w:proofErr w:type="spellStart"/>
+      <w:r>
+        <w:rPr>
+          <w:rFonts w:eastAsiaTheme="majorEastAsia"/>
+        </w:rPr>
+        <w:t>Breakfast</w:t>
+      </w:r>
+      <w:proofErr w:type="spellEnd"/>
+      <w:r>
+        <w:rPr>
+          <w:rFonts w:eastAsiaTheme="majorEastAsia"/>
+        </w:rPr>
+        <w:t xml:space="preserve"> se posiciona como una marca </w:t>
+      </w:r>
+      <w:r>
+        <w:rPr>
+          <w:rFonts w:eastAsiaTheme="majorEastAsia"/>
+          <w:b/>
+          <w:bCs/>
+        </w:rPr>
+        <w:t>Cuidador–Héroe</w:t>
+      </w:r>
+      <w:r>
+        <w:rPr>
+          <w:rFonts w:eastAsiaTheme="majorEastAsia"/>
+        </w:rPr>
+        <w:t xml:space="preserve">, donde el cuidado y la </w:t>
+      </w:r>
+      <w:r>
+        <w:rPr>
+          <w:rFonts w:eastAsiaTheme="majorEastAsia"/>
+        </w:rPr>
+        <w:lastRenderedPageBreak/>
+        <w:t>nutrición (Cuidador) se convierten en la base para el desempeño y la superación diaria (Héroe). Esta combinación permite proyectar una identidad equilibrada: cercana y empática, pero al mismo tiempo motivadora y orientada al logro.</w:t>
+      </w:r>
+    </w:p>
+    <w:p>
+      <w:pPr>
+        <w:pStyle w:val="Heading3"/>
+      </w:pPr>
+      <w:r>
+        <w:t>Logotipo</w:t>
+      </w:r>
+    </w:p>
+    <w:p>
+      <w:pPr>
+        <w:pStyle w:val="Heading3"/>
+      </w:pPr>
+      <w:r>
+        <w:t>Eslogan</w:t>
+      </w:r>
+    </w:p>
+    <w:p>
+      <w:pPr>
+        <w:rPr>
+          <w:rFonts w:eastAsiaTheme="majorEastAsia"/>
+        </w:rPr>
+      </w:pPr>
+      <w:r>
+        <w:rPr>
+          <w:rFonts w:eastAsiaTheme="majorEastAsia"/>
+        </w:rPr>
+        <w:t>"Nos encargamos de tu desayuno para que tú te encargues de conquistar el día."</w:t>
+      </w:r>
     </w:p>
     <w:p>
       <w:pPr>
@@ -5431,6 +5671,119 @@
       </w:rPr>
     </w:lvl>
   </w:abstractNum>
+  <w:abstractNum w:abstractNumId="5" w15:restartNumberingAfterBreak="0">
+    <w:nsid w:val="4C52255D"/>
+    <w:multiLevelType w:val="hybridMultilevel"/>
+    <w:tmpl w:val="128E50B6"/>
+    <w:lvl w:ilvl="0" w:tplc="04090001">
+      <w:start w:val="1"/>
+      <w:numFmt w:val="bullet"/>
+      <w:lvlText w:val=""/>
+      <w:lvlJc w:val="left"/>
+      <w:pPr>
+        <w:ind w:left="720" w:hanging="360"/>
+      </w:pPr>
+      <w:rPr>
+        <w:rFonts w:ascii="Symbol" w:hAnsi="Symbol" w:hint="default"/>
+      </w:rPr>
+    </w:lvl>
+    <w:lvl w:ilvl="1" w:tplc="0C0A0003" w:tentative="1">
+      <w:start w:val="1"/>
+      <w:numFmt w:val="bullet"/>
+      <w:lvlText w:val="o"/>
+      <w:lvlJc w:val="left"/>
+      <w:pPr>
+        <w:ind w:left="1440" w:hanging="360"/>
+      </w:pPr>
+      <w:rPr>
+        <w:rFonts w:ascii="Courier New" w:hAnsi="Courier New" w:cs="Courier New" w:hint="default"/>
+      </w:rPr>
+    </w:lvl>
+    <w:lvl w:ilvl="2" w:tplc="0C0A0005" w:tentative="1">
+      <w:start w:val="1"/>
+      <w:numFmt w:val="bullet"/>
+      <w:lvlText w:val=""/>
+      <w:lvlJc w:val="left"/>
+      <w:pPr>
+        <w:ind w:left="2160" w:hanging="360"/>
+      </w:pPr>
+      <w:rPr>
+        <w:rFonts w:ascii="Wingdings" w:hAnsi="Wingdings" w:hint="default"/>
+      </w:rPr>
+    </w:lvl>
+    <w:lvl w:ilvl="3" w:tplc="0C0A0001" w:tentative="1">
+      <w:start w:val="1"/>
+      <w:numFmt w:val="bullet"/>
+      <w:lvlText w:val=""/>
+      <w:lvlJc w:val="left"/>
+      <w:pPr>
+        <w:ind w:left="2880" w:hanging="360"/>
+      </w:pPr>
+      <w:rPr>
+        <w:rFonts w:ascii="Symbol" w:hAnsi="Symbol" w:hint="default"/>
+      </w:rPr>
+    </w:lvl>
+    <w:lvl w:ilvl="4" w:tplc="0C0A0003" w:tentative="1">
+      <w:start w:val="1"/>
+      <w:numFmt w:val="bullet"/>
+      <w:lvlText w:val="o"/>
+      <w:lvlJc w:val="left"/>
+      <w:pPr>
+        <w:ind w:left="3600" w:hanging="360"/>
+      </w:pPr>
+      <w:rPr>
+        <w:rFonts w:ascii="Courier New" w:hAnsi="Courier New" w:cs="Courier New" w:hint="default"/>
+      </w:rPr>
+    </w:lvl>
+    <w:lvl w:ilvl="5" w:tplc="0C0A0005" w:tentative="1">
+      <w:start w:val="1"/>
+      <w:numFmt w:val="bullet"/>
+      <w:lvlText w:val=""/>
+      <w:lvlJc w:val="left"/>
+      <w:pPr>
+        <w:ind w:left="4320" w:hanging="360"/>
+      </w:pPr>
+      <w:rPr>
+        <w:rFonts w:ascii="Wingdings" w:hAnsi="Wingdings" w:hint="default"/>
+      </w:rPr>
+    </w:lvl>
+    <w:lvl w:ilvl="6" w:tplc="0C0A0001" w:tentative="1">
+      <w:start w:val="1"/>
+      <w:numFmt w:val="bullet"/>
+      <w:lvlText w:val=""/>
+      <w:lvlJc w:val="left"/>
+      <w:pPr>
+        <w:ind w:left="5040" w:hanging="360"/>
+      </w:pPr>
+      <w:rPr>
+        <w:rFonts w:ascii="Symbol" w:hAnsi="Symbol" w:hint="default"/>
+      </w:rPr>
+    </w:lvl>
+    <w:lvl w:ilvl="7" w:tplc="0C0A0003" w:tentative="1">
+      <w:start w:val="1"/>
+      <w:numFmt w:val="bullet"/>
+      <w:lvlText w:val="o"/>
+      <w:lvlJc w:val="left"/>
+      <w:pPr>
+        <w:ind w:left="5760" w:hanging="360"/>
+      </w:pPr>
+      <w:rPr>
+        <w:rFonts w:ascii="Courier New" w:hAnsi="Courier New" w:cs="Courier New" w:hint="default"/>
+      </w:rPr>
+    </w:lvl>
+    <w:lvl w:ilvl="8" w:tplc="0C0A0005" w:tentative="1">
+      <w:start w:val="1"/>
+      <w:numFmt w:val="bullet"/>
+      <w:lvlText w:val=""/>
+      <w:lvlJc w:val="left"/>
+      <w:pPr>
+        <w:ind w:left="6480" w:hanging="360"/>
+      </w:pPr>
+      <w:rPr>
+        <w:rFonts w:ascii="Wingdings" w:hAnsi="Wingdings" w:hint="default"/>
+      </w:rPr>
+    </w:lvl>
+  </w:abstractNum>
   <w:num w:numId="1" w16cid:durableId="1641304644">
     <w:abstractNumId w:val="0"/>
   </w:num>
@@ -5448,6 +5801,9 @@
   </w:num>
   <w:num w:numId="6" w16cid:durableId="206528550">
     <w:abstractNumId w:val="4"/>
+  </w:num>
+  <w:num w:numId="7" w16cid:durableId="331183043">
+    <w:abstractNumId w:val="5"/>
   </w:num>
 </w:numbering>
 </file>

--- a/Proyecto_Maria_belen_valenzuela_huilcarema.docx
+++ b/Proyecto_Maria_belen_valenzuela_huilcarema.docx
@@ -76,7 +76,7 @@
                             <w:txbxContent>
                               <w:p>
                                 <w:pPr>
-                                  <w:pStyle w:val="NoSpacing"/>
+                                  <w:pStyle w:val="Sinespaciado"/>
                                   <w:spacing w:before="40" w:after="560" w:line="216" w:lineRule="auto"/>
                                   <w:rPr>
                                     <w:rFonts w:cs="Times New Roman"/>
@@ -133,7 +133,7 @@
                               </w:p>
                               <w:p>
                                 <w:pPr>
-                                  <w:pStyle w:val="NoSpacing"/>
+                                  <w:pStyle w:val="Sinespaciado"/>
                                   <w:spacing w:before="40" w:after="40"/>
                                   <w:rPr>
                                     <w:rFonts w:eastAsia="Times New Roman" w:cs="Times New Roman"/>
@@ -146,7 +146,7 @@
                               </w:p>
                               <w:p>
                                 <w:pPr>
-                                  <w:pStyle w:val="NoSpacing"/>
+                                  <w:pStyle w:val="Sinespaciado"/>
                                   <w:spacing w:before="40" w:after="40"/>
                                   <w:rPr>
                                     <w:rFonts w:eastAsia="Times New Roman" w:cs="Times New Roman"/>
@@ -159,7 +159,7 @@
                               </w:p>
                               <w:p>
                                 <w:pPr>
-                                  <w:pStyle w:val="NoSpacing"/>
+                                  <w:pStyle w:val="Sinespaciado"/>
                                   <w:spacing w:before="40" w:after="40"/>
                                   <w:rPr>
                                     <w:rFonts w:eastAsia="Times New Roman" w:cs="Times New Roman"/>
@@ -180,7 +180,7 @@
                               </w:p>
                               <w:p>
                                 <w:pPr>
-                                  <w:pStyle w:val="NoSpacing"/>
+                                  <w:pStyle w:val="Sinespaciado"/>
                                   <w:spacing w:before="40" w:after="40"/>
                                   <w:rPr>
                                     <w:rFonts w:cs="Times New Roman"/>
@@ -202,7 +202,7 @@
                               </w:p>
                               <w:p>
                                 <w:pPr>
-                                  <w:pStyle w:val="NoSpacing"/>
+                                  <w:pStyle w:val="Sinespaciado"/>
                                   <w:spacing w:before="40" w:after="40"/>
                                   <w:rPr>
                                     <w:rFonts w:cs="Times New Roman"/>
@@ -216,7 +216,7 @@
                               </w:p>
                               <w:p>
                                 <w:pPr>
-                                  <w:pStyle w:val="NoSpacing"/>
+                                  <w:pStyle w:val="Sinespaciado"/>
                                   <w:spacing w:before="40" w:after="40"/>
                                   <w:rPr>
                                     <w:rFonts w:cs="Times New Roman"/>
@@ -230,7 +230,7 @@
                               </w:p>
                               <w:p>
                                 <w:pPr>
-                                  <w:pStyle w:val="NoSpacing"/>
+                                  <w:pStyle w:val="Sinespaciado"/>
                                   <w:spacing w:before="40" w:after="40"/>
                                   <w:rPr>
                                     <w:rFonts w:cs="Times New Roman"/>
@@ -256,7 +256,7 @@
                               </w:p>
                               <w:p>
                                 <w:pPr>
-                                  <w:pStyle w:val="NoSpacing"/>
+                                  <w:pStyle w:val="Sinespaciado"/>
                                   <w:spacing w:before="40" w:after="40"/>
                                   <w:rPr>
                                     <w:rFonts w:cs="Times New Roman"/>
@@ -306,7 +306,7 @@
                               </w:p>
                               <w:p>
                                 <w:pPr>
-                                  <w:pStyle w:val="NoSpacing"/>
+                                  <w:pStyle w:val="Sinespaciado"/>
                                   <w:spacing w:before="40" w:after="40"/>
                                   <w:rPr>
                                     <w:rFonts w:cs="Times New Roman"/>
@@ -320,7 +320,7 @@
                               </w:p>
                               <w:p>
                                 <w:pPr>
-                                  <w:pStyle w:val="NoSpacing"/>
+                                  <w:pStyle w:val="Sinespaciado"/>
                                   <w:spacing w:before="40" w:after="40"/>
                                   <w:rPr>
                                     <w:rFonts w:cs="Times New Roman"/>
@@ -334,7 +334,7 @@
                               </w:p>
                               <w:p>
                                 <w:pPr>
-                                  <w:pStyle w:val="NoSpacing"/>
+                                  <w:pStyle w:val="Sinespaciado"/>
                                   <w:spacing w:before="40" w:after="40"/>
                                   <w:jc w:val="right"/>
                                   <w:rPr>
@@ -359,7 +359,7 @@
                               </w:p>
                               <w:p>
                                 <w:pPr>
-                                  <w:pStyle w:val="NoSpacing"/>
+                                  <w:pStyle w:val="Sinespaciado"/>
                                   <w:spacing w:before="40" w:after="40"/>
                                   <w:jc w:val="right"/>
                                   <w:rPr>
@@ -416,7 +416,7 @@
                               </w:p>
                               <w:p>
                                 <w:pPr>
-                                  <w:pStyle w:val="NoSpacing"/>
+                                  <w:pStyle w:val="Sinespaciado"/>
                                   <w:spacing w:before="40" w:after="40"/>
                                   <w:jc w:val="right"/>
                                   <w:rPr>
@@ -441,7 +441,7 @@
                               </w:p>
                               <w:p>
                                 <w:pPr>
-                                  <w:pStyle w:val="NoSpacing"/>
+                                  <w:pStyle w:val="Sinespaciado"/>
                                   <w:spacing w:before="40" w:after="40"/>
                                   <w:jc w:val="right"/>
                                   <w:rPr>
@@ -466,7 +466,7 @@
                               </w:p>
                               <w:p>
                                 <w:pPr>
-                                  <w:pStyle w:val="NoSpacing"/>
+                                  <w:pStyle w:val="Sinespaciado"/>
                                   <w:spacing w:before="40" w:after="40"/>
                                   <w:rPr>
                                     <w:rFonts w:cs="Times New Roman"/>
@@ -480,7 +480,7 @@
                               </w:p>
                               <w:p>
                                 <w:pPr>
-                                  <w:pStyle w:val="NoSpacing"/>
+                                  <w:pStyle w:val="Sinespaciado"/>
                                   <w:spacing w:before="40" w:after="40"/>
                                   <w:rPr>
                                     <w:rFonts w:cs="Times New Roman"/>
@@ -494,7 +494,7 @@
                               </w:p>
                               <w:p>
                                 <w:pPr>
-                                  <w:pStyle w:val="NoSpacing"/>
+                                  <w:pStyle w:val="Sinespaciado"/>
                                   <w:spacing w:before="40" w:after="40"/>
                                   <w:rPr>
                                     <w:rFonts w:cs="Times New Roman"/>
@@ -508,7 +508,7 @@
                               </w:p>
                               <w:p>
                                 <w:pPr>
-                                  <w:pStyle w:val="NoSpacing"/>
+                                  <w:pStyle w:val="Sinespaciado"/>
                                   <w:spacing w:before="40" w:after="40"/>
                                   <w:rPr>
                                     <w:rFonts w:cs="Times New Roman"/>
@@ -522,7 +522,7 @@
                               </w:p>
                               <w:p>
                                 <w:pPr>
-                                  <w:pStyle w:val="NoSpacing"/>
+                                  <w:pStyle w:val="Sinespaciado"/>
                                   <w:spacing w:before="40" w:after="40"/>
                                   <w:rPr>
                                     <w:rFonts w:cs="Times New Roman"/>
@@ -546,7 +546,7 @@
                               </w:p>
                               <w:p>
                                 <w:pPr>
-                                  <w:pStyle w:val="NoSpacing"/>
+                                  <w:pStyle w:val="Sinespaciado"/>
                                   <w:spacing w:before="40" w:after="40"/>
                                   <w:rPr>
                                     <w:rFonts w:cs="Times New Roman"/>
@@ -609,7 +609,7 @@
                       <w:txbxContent>
                         <w:p>
                           <w:pPr>
-                            <w:pStyle w:val="NoSpacing"/>
+                            <w:pStyle w:val="Sinespaciado"/>
                             <w:spacing w:before="40" w:after="560" w:line="216" w:lineRule="auto"/>
                             <w:rPr>
                               <w:rFonts w:cs="Times New Roman"/>
@@ -666,7 +666,7 @@
                         </w:p>
                         <w:p>
                           <w:pPr>
-                            <w:pStyle w:val="NoSpacing"/>
+                            <w:pStyle w:val="Sinespaciado"/>
                             <w:spacing w:before="40" w:after="40"/>
                             <w:rPr>
                               <w:rFonts w:eastAsia="Times New Roman" w:cs="Times New Roman"/>
@@ -679,7 +679,7 @@
                         </w:p>
                         <w:p>
                           <w:pPr>
-                            <w:pStyle w:val="NoSpacing"/>
+                            <w:pStyle w:val="Sinespaciado"/>
                             <w:spacing w:before="40" w:after="40"/>
                             <w:rPr>
                               <w:rFonts w:eastAsia="Times New Roman" w:cs="Times New Roman"/>
@@ -692,7 +692,7 @@
                         </w:p>
                         <w:p>
                           <w:pPr>
-                            <w:pStyle w:val="NoSpacing"/>
+                            <w:pStyle w:val="Sinespaciado"/>
                             <w:spacing w:before="40" w:after="40"/>
                             <w:rPr>
                               <w:rFonts w:eastAsia="Times New Roman" w:cs="Times New Roman"/>
@@ -713,7 +713,7 @@
                         </w:p>
                         <w:p>
                           <w:pPr>
-                            <w:pStyle w:val="NoSpacing"/>
+                            <w:pStyle w:val="Sinespaciado"/>
                             <w:spacing w:before="40" w:after="40"/>
                             <w:rPr>
                               <w:rFonts w:cs="Times New Roman"/>
@@ -735,7 +735,7 @@
                         </w:p>
                         <w:p>
                           <w:pPr>
-                            <w:pStyle w:val="NoSpacing"/>
+                            <w:pStyle w:val="Sinespaciado"/>
                             <w:spacing w:before="40" w:after="40"/>
                             <w:rPr>
                               <w:rFonts w:cs="Times New Roman"/>
@@ -749,7 +749,7 @@
                         </w:p>
                         <w:p>
                           <w:pPr>
-                            <w:pStyle w:val="NoSpacing"/>
+                            <w:pStyle w:val="Sinespaciado"/>
                             <w:spacing w:before="40" w:after="40"/>
                             <w:rPr>
                               <w:rFonts w:cs="Times New Roman"/>
@@ -763,7 +763,7 @@
                         </w:p>
                         <w:p>
                           <w:pPr>
-                            <w:pStyle w:val="NoSpacing"/>
+                            <w:pStyle w:val="Sinespaciado"/>
                             <w:spacing w:before="40" w:after="40"/>
                             <w:rPr>
                               <w:rFonts w:cs="Times New Roman"/>
@@ -789,7 +789,7 @@
                         </w:p>
                         <w:p>
                           <w:pPr>
-                            <w:pStyle w:val="NoSpacing"/>
+                            <w:pStyle w:val="Sinespaciado"/>
                             <w:spacing w:before="40" w:after="40"/>
                             <w:rPr>
                               <w:rFonts w:cs="Times New Roman"/>
@@ -839,7 +839,7 @@
                         </w:p>
                         <w:p>
                           <w:pPr>
-                            <w:pStyle w:val="NoSpacing"/>
+                            <w:pStyle w:val="Sinespaciado"/>
                             <w:spacing w:before="40" w:after="40"/>
                             <w:rPr>
                               <w:rFonts w:cs="Times New Roman"/>
@@ -853,7 +853,7 @@
                         </w:p>
                         <w:p>
                           <w:pPr>
-                            <w:pStyle w:val="NoSpacing"/>
+                            <w:pStyle w:val="Sinespaciado"/>
                             <w:spacing w:before="40" w:after="40"/>
                             <w:rPr>
                               <w:rFonts w:cs="Times New Roman"/>
@@ -867,7 +867,7 @@
                         </w:p>
                         <w:p>
                           <w:pPr>
-                            <w:pStyle w:val="NoSpacing"/>
+                            <w:pStyle w:val="Sinespaciado"/>
                             <w:spacing w:before="40" w:after="40"/>
                             <w:jc w:val="right"/>
                             <w:rPr>
@@ -892,7 +892,7 @@
                         </w:p>
                         <w:p>
                           <w:pPr>
-                            <w:pStyle w:val="NoSpacing"/>
+                            <w:pStyle w:val="Sinespaciado"/>
                             <w:spacing w:before="40" w:after="40"/>
                             <w:jc w:val="right"/>
                             <w:rPr>
@@ -949,7 +949,7 @@
                         </w:p>
                         <w:p>
                           <w:pPr>
-                            <w:pStyle w:val="NoSpacing"/>
+                            <w:pStyle w:val="Sinespaciado"/>
                             <w:spacing w:before="40" w:after="40"/>
                             <w:jc w:val="right"/>
                             <w:rPr>
@@ -974,7 +974,7 @@
                         </w:p>
                         <w:p>
                           <w:pPr>
-                            <w:pStyle w:val="NoSpacing"/>
+                            <w:pStyle w:val="Sinespaciado"/>
                             <w:spacing w:before="40" w:after="40"/>
                             <w:jc w:val="right"/>
                             <w:rPr>
@@ -999,7 +999,7 @@
                         </w:p>
                         <w:p>
                           <w:pPr>
-                            <w:pStyle w:val="NoSpacing"/>
+                            <w:pStyle w:val="Sinespaciado"/>
                             <w:spacing w:before="40" w:after="40"/>
                             <w:rPr>
                               <w:rFonts w:cs="Times New Roman"/>
@@ -1013,7 +1013,7 @@
                         </w:p>
                         <w:p>
                           <w:pPr>
-                            <w:pStyle w:val="NoSpacing"/>
+                            <w:pStyle w:val="Sinespaciado"/>
                             <w:spacing w:before="40" w:after="40"/>
                             <w:rPr>
                               <w:rFonts w:cs="Times New Roman"/>
@@ -1027,7 +1027,7 @@
                         </w:p>
                         <w:p>
                           <w:pPr>
-                            <w:pStyle w:val="NoSpacing"/>
+                            <w:pStyle w:val="Sinespaciado"/>
                             <w:spacing w:before="40" w:after="40"/>
                             <w:rPr>
                               <w:rFonts w:cs="Times New Roman"/>
@@ -1041,7 +1041,7 @@
                         </w:p>
                         <w:p>
                           <w:pPr>
-                            <w:pStyle w:val="NoSpacing"/>
+                            <w:pStyle w:val="Sinespaciado"/>
                             <w:spacing w:before="40" w:after="40"/>
                             <w:rPr>
                               <w:rFonts w:cs="Times New Roman"/>
@@ -1055,7 +1055,7 @@
                         </w:p>
                         <w:p>
                           <w:pPr>
-                            <w:pStyle w:val="NoSpacing"/>
+                            <w:pStyle w:val="Sinespaciado"/>
                             <w:spacing w:before="40" w:after="40"/>
                             <w:rPr>
                               <w:rFonts w:cs="Times New Roman"/>
@@ -1079,7 +1079,7 @@
                         </w:p>
                         <w:p>
                           <w:pPr>
-                            <w:pStyle w:val="NoSpacing"/>
+                            <w:pStyle w:val="Sinespaciado"/>
                             <w:spacing w:before="40" w:after="40"/>
                             <w:rPr>
                               <w:rFonts w:cs="Times New Roman"/>
@@ -1127,7 +1127,7 @@
     <w:p/>
     <w:p>
       <w:pPr>
-        <w:pStyle w:val="NoSpacing"/>
+        <w:pStyle w:val="Sinespaciado"/>
         <w:rPr>
           <w:lang w:val="es-ES"/>
         </w:rPr>
@@ -1194,7 +1194,7 @@
     </w:p>
     <w:p>
       <w:pPr>
-        <w:pStyle w:val="NoSpacing"/>
+        <w:pStyle w:val="Sinespaciado"/>
         <w:rPr>
           <w:lang w:val="es-ES"/>
         </w:rPr>
@@ -1261,7 +1261,7 @@
     </w:p>
     <w:p>
       <w:pPr>
-        <w:pStyle w:val="NoSpacing"/>
+        <w:pStyle w:val="Sinespaciado"/>
         <w:spacing w:before="40" w:after="40"/>
         <w:jc w:val="both"/>
         <w:rPr>
@@ -1325,7 +1325,7 @@
     </w:p>
     <w:p>
       <w:pPr>
-        <w:pStyle w:val="NoSpacing"/>
+        <w:pStyle w:val="Sinespaciado"/>
         <w:spacing w:before="40" w:after="40"/>
         <w:jc w:val="both"/>
         <w:rPr>
@@ -1337,7 +1337,7 @@
     </w:p>
     <w:p>
       <w:pPr>
-        <w:pStyle w:val="NoSpacing"/>
+        <w:pStyle w:val="Sinespaciado"/>
         <w:spacing w:before="40" w:after="40"/>
         <w:jc w:val="both"/>
         <w:rPr>
@@ -1349,7 +1349,7 @@
     </w:p>
     <w:p>
       <w:pPr>
-        <w:pStyle w:val="NoSpacing"/>
+        <w:pStyle w:val="Sinespaciado"/>
         <w:spacing w:before="40" w:after="40"/>
         <w:jc w:val="right"/>
         <w:rPr>
@@ -1404,7 +1404,7 @@
     </w:p>
     <w:p>
       <w:pPr>
-        <w:pStyle w:val="NoSpacing"/>
+        <w:pStyle w:val="Sinespaciado"/>
         <w:spacing w:before="40" w:after="40"/>
         <w:jc w:val="right"/>
         <w:rPr>
@@ -1429,7 +1429,7 @@
     </w:p>
     <w:p>
       <w:pPr>
-        <w:pStyle w:val="NoSpacing"/>
+        <w:pStyle w:val="Sinespaciado"/>
         <w:rPr>
           <w:lang w:val="es-ES"/>
         </w:rPr>
@@ -1437,7 +1437,7 @@
     </w:p>
     <w:p>
       <w:pPr>
-        <w:pStyle w:val="NoSpacing"/>
+        <w:pStyle w:val="Sinespaciado"/>
         <w:rPr>
           <w:lang w:val="es-ES"/>
         </w:rPr>
@@ -1445,7 +1445,7 @@
     </w:p>
     <w:p>
       <w:pPr>
-        <w:pStyle w:val="NoSpacing"/>
+        <w:pStyle w:val="Sinespaciado"/>
         <w:rPr>
           <w:lang w:val="es-ES"/>
         </w:rPr>
@@ -1511,7 +1511,7 @@
       <w:sdtContent>
         <w:p>
           <w:pPr>
-            <w:pStyle w:val="TOCHeading"/>
+            <w:pStyle w:val="TtuloTDC"/>
             <w:jc w:val="center"/>
             <w:rPr>
               <w:rFonts w:ascii="Times New Roman" w:hAnsi="Times New Roman" w:cs="Times New Roman"/>
@@ -1538,7 +1538,7 @@
         </w:p>
         <w:p>
           <w:pPr>
-            <w:pStyle w:val="TOC1"/>
+            <w:pStyle w:val="TDC1"/>
             <w:tabs>
               <w:tab w:val="right" w:leader="dot" w:pos="8270"/>
             </w:tabs>
@@ -1558,7 +1558,7 @@
           <w:hyperlink w:anchor="_Toc223244301" w:history="1">
             <w:r>
               <w:rPr>
-                <w:rStyle w:val="Hyperlink"/>
+                <w:rStyle w:val="Hipervnculo"/>
                 <w:noProof/>
               </w:rPr>
               <w:t>1. INTRODUCCIÓN</w:t>
@@ -1615,7 +1615,7 @@
         </w:p>
         <w:p>
           <w:pPr>
-            <w:pStyle w:val="TOC2"/>
+            <w:pStyle w:val="TDC2"/>
             <w:tabs>
               <w:tab w:val="right" w:leader="dot" w:pos="8270"/>
             </w:tabs>
@@ -1626,7 +1626,7 @@
           <w:hyperlink w:anchor="_Toc223244302" w:history="1">
             <w:r>
               <w:rPr>
-                <w:rStyle w:val="Hyperlink"/>
+                <w:rStyle w:val="Hipervnculo"/>
                 <w:noProof/>
               </w:rPr>
               <w:t>1.1. Planteamiento del problema</w:t>
@@ -1683,7 +1683,7 @@
         </w:p>
         <w:p>
           <w:pPr>
-            <w:pStyle w:val="TOC1"/>
+            <w:pStyle w:val="TDC1"/>
             <w:tabs>
               <w:tab w:val="right" w:leader="dot" w:pos="8270"/>
             </w:tabs>
@@ -1694,7 +1694,7 @@
           <w:hyperlink w:anchor="_Toc223244303" w:history="1">
             <w:r>
               <w:rPr>
-                <w:rStyle w:val="Hyperlink"/>
+                <w:rStyle w:val="Hipervnculo"/>
                 <w:noProof/>
               </w:rPr>
               <w:t>2. OBJETIVOS</w:t>
@@ -1751,7 +1751,7 @@
         </w:p>
         <w:p>
           <w:pPr>
-            <w:pStyle w:val="TOC2"/>
+            <w:pStyle w:val="TDC2"/>
             <w:tabs>
               <w:tab w:val="right" w:leader="dot" w:pos="8270"/>
             </w:tabs>
@@ -1762,7 +1762,7 @@
           <w:hyperlink w:anchor="_Toc223244304" w:history="1">
             <w:r>
               <w:rPr>
-                <w:rStyle w:val="Hyperlink"/>
+                <w:rStyle w:val="Hipervnculo"/>
                 <w:noProof/>
               </w:rPr>
               <w:t>2.1. Objetivo General</w:t>
@@ -1819,7 +1819,7 @@
         </w:p>
         <w:p>
           <w:pPr>
-            <w:pStyle w:val="TOC2"/>
+            <w:pStyle w:val="TDC2"/>
             <w:tabs>
               <w:tab w:val="right" w:leader="dot" w:pos="8270"/>
             </w:tabs>
@@ -1830,7 +1830,7 @@
           <w:hyperlink w:anchor="_Toc223244305" w:history="1">
             <w:r>
               <w:rPr>
-                <w:rStyle w:val="Hyperlink"/>
+                <w:rStyle w:val="Hipervnculo"/>
                 <w:noProof/>
               </w:rPr>
               <w:t>2.2. Objetivos Específicos</w:t>
@@ -1887,7 +1887,7 @@
         </w:p>
         <w:p>
           <w:pPr>
-            <w:pStyle w:val="TOC1"/>
+            <w:pStyle w:val="TDC1"/>
             <w:tabs>
               <w:tab w:val="right" w:leader="dot" w:pos="8270"/>
             </w:tabs>
@@ -1898,7 +1898,7 @@
           <w:hyperlink w:anchor="_Toc223244306" w:history="1">
             <w:r>
               <w:rPr>
-                <w:rStyle w:val="Hyperlink"/>
+                <w:rStyle w:val="Hipervnculo"/>
                 <w:noProof/>
               </w:rPr>
               <w:t>3. MARCO ADMINISTRATIVO</w:t>
@@ -1955,7 +1955,7 @@
         </w:p>
         <w:p>
           <w:pPr>
-            <w:pStyle w:val="TOC2"/>
+            <w:pStyle w:val="TDC2"/>
             <w:tabs>
               <w:tab w:val="right" w:leader="dot" w:pos="8270"/>
             </w:tabs>
@@ -1966,7 +1966,7 @@
           <w:hyperlink w:anchor="_Toc223244307" w:history="1">
             <w:r>
               <w:rPr>
-                <w:rStyle w:val="Hyperlink"/>
+                <w:rStyle w:val="Hipervnculo"/>
                 <w:noProof/>
               </w:rPr>
               <w:t>3.1. The Business model canvas</w:t>
@@ -2023,7 +2023,7 @@
         </w:p>
         <w:p>
           <w:pPr>
-            <w:pStyle w:val="TOC3"/>
+            <w:pStyle w:val="TDC3"/>
             <w:tabs>
               <w:tab w:val="right" w:leader="dot" w:pos="8270"/>
             </w:tabs>
@@ -2034,7 +2034,7 @@
           <w:hyperlink w:anchor="_Toc223244308" w:history="1">
             <w:r>
               <w:rPr>
-                <w:rStyle w:val="Hyperlink"/>
+                <w:rStyle w:val="Hipervnculo"/>
                 <w:noProof/>
               </w:rPr>
               <w:t>3.1.1. Propuesta de valor</w:t>
@@ -2091,7 +2091,7 @@
         </w:p>
         <w:p>
           <w:pPr>
-            <w:pStyle w:val="TOC3"/>
+            <w:pStyle w:val="TDC3"/>
             <w:tabs>
               <w:tab w:val="right" w:leader="dot" w:pos="8270"/>
             </w:tabs>
@@ -2102,7 +2102,7 @@
           <w:hyperlink w:anchor="_Toc223244309" w:history="1">
             <w:r>
               <w:rPr>
-                <w:rStyle w:val="Hyperlink"/>
+                <w:rStyle w:val="Hipervnculo"/>
                 <w:noProof/>
               </w:rPr>
               <w:t>3.1.2. Segmentos de clientes</w:t>
@@ -2159,7 +2159,7 @@
         </w:p>
         <w:p>
           <w:pPr>
-            <w:pStyle w:val="TOC3"/>
+            <w:pStyle w:val="TDC3"/>
             <w:tabs>
               <w:tab w:val="right" w:leader="dot" w:pos="8270"/>
             </w:tabs>
@@ -2170,7 +2170,7 @@
           <w:hyperlink w:anchor="_Toc223244310" w:history="1">
             <w:r>
               <w:rPr>
-                <w:rStyle w:val="Hyperlink"/>
+                <w:rStyle w:val="Hipervnculo"/>
                 <w:noProof/>
               </w:rPr>
               <w:t>3.1.3. Canales</w:t>
@@ -2227,7 +2227,7 @@
         </w:p>
         <w:p>
           <w:pPr>
-            <w:pStyle w:val="TOC3"/>
+            <w:pStyle w:val="TDC3"/>
             <w:tabs>
               <w:tab w:val="right" w:leader="dot" w:pos="8270"/>
             </w:tabs>
@@ -2238,7 +2238,7 @@
           <w:hyperlink w:anchor="_Toc223244311" w:history="1">
             <w:r>
               <w:rPr>
-                <w:rStyle w:val="Hyperlink"/>
+                <w:rStyle w:val="Hipervnculo"/>
                 <w:noProof/>
               </w:rPr>
               <w:t>3.1.4. Relación con los clientes</w:t>
@@ -2295,7 +2295,7 @@
         </w:p>
         <w:p>
           <w:pPr>
-            <w:pStyle w:val="TOC3"/>
+            <w:pStyle w:val="TDC3"/>
             <w:tabs>
               <w:tab w:val="right" w:leader="dot" w:pos="8270"/>
             </w:tabs>
@@ -2306,7 +2306,7 @@
           <w:hyperlink w:anchor="_Toc223244312" w:history="1">
             <w:r>
               <w:rPr>
-                <w:rStyle w:val="Hyperlink"/>
+                <w:rStyle w:val="Hipervnculo"/>
                 <w:noProof/>
               </w:rPr>
               <w:t>3.1.5. Actividades clave</w:t>
@@ -2363,7 +2363,7 @@
         </w:p>
         <w:p>
           <w:pPr>
-            <w:pStyle w:val="TOC3"/>
+            <w:pStyle w:val="TDC3"/>
             <w:tabs>
               <w:tab w:val="right" w:leader="dot" w:pos="8270"/>
             </w:tabs>
@@ -2374,7 +2374,7 @@
           <w:hyperlink w:anchor="_Toc223244313" w:history="1">
             <w:r>
               <w:rPr>
-                <w:rStyle w:val="Hyperlink"/>
+                <w:rStyle w:val="Hipervnculo"/>
                 <w:noProof/>
               </w:rPr>
               <w:t>3.1.6. Recursos clave</w:t>
@@ -2431,7 +2431,7 @@
         </w:p>
         <w:p>
           <w:pPr>
-            <w:pStyle w:val="TOC3"/>
+            <w:pStyle w:val="TDC3"/>
             <w:tabs>
               <w:tab w:val="right" w:leader="dot" w:pos="8270"/>
             </w:tabs>
@@ -2442,7 +2442,7 @@
           <w:hyperlink w:anchor="_Toc223244314" w:history="1">
             <w:r>
               <w:rPr>
-                <w:rStyle w:val="Hyperlink"/>
+                <w:rStyle w:val="Hipervnculo"/>
                 <w:noProof/>
               </w:rPr>
               <w:t>3.1.7. Socios clave</w:t>
@@ -2499,7 +2499,7 @@
         </w:p>
         <w:p>
           <w:pPr>
-            <w:pStyle w:val="TOC3"/>
+            <w:pStyle w:val="TDC3"/>
             <w:tabs>
               <w:tab w:val="right" w:leader="dot" w:pos="8270"/>
             </w:tabs>
@@ -2510,7 +2510,7 @@
           <w:hyperlink w:anchor="_Toc223244315" w:history="1">
             <w:r>
               <w:rPr>
-                <w:rStyle w:val="Hyperlink"/>
+                <w:rStyle w:val="Hipervnculo"/>
                 <w:noProof/>
               </w:rPr>
               <w:t>3.1.8. Estructura de costos</w:t>
@@ -2567,7 +2567,7 @@
         </w:p>
         <w:p>
           <w:pPr>
-            <w:pStyle w:val="TOC3"/>
+            <w:pStyle w:val="TDC3"/>
             <w:tabs>
               <w:tab w:val="right" w:leader="dot" w:pos="8270"/>
             </w:tabs>
@@ -2578,7 +2578,7 @@
           <w:hyperlink w:anchor="_Toc223244316" w:history="1">
             <w:r>
               <w:rPr>
-                <w:rStyle w:val="Hyperlink"/>
+                <w:rStyle w:val="Hipervnculo"/>
                 <w:noProof/>
               </w:rPr>
               <w:t>3.1.9. Fuentes de ingresos</w:t>
@@ -2866,7 +2866,7 @@
     </w:p>
     <w:p>
       <w:pPr>
-        <w:pStyle w:val="Heading1"/>
+        <w:pStyle w:val="Ttulo1"/>
       </w:pPr>
       <w:bookmarkStart w:id="0" w:name="_Toc223244301"/>
       <w:r>
@@ -2884,7 +2884,7 @@
       </w:r>
       <w:r>
         <w:rPr>
-          <w:rStyle w:val="Strong"/>
+          <w:rStyle w:val="Textoennegrita"/>
           <w:rFonts w:eastAsiaTheme="majorEastAsia"/>
         </w:rPr>
         <w:t xml:space="preserve">Easy </w:t>
@@ -2892,7 +2892,7 @@
       <w:proofErr w:type="spellStart"/>
       <w:r>
         <w:rPr>
-          <w:rStyle w:val="Strong"/>
+          <w:rStyle w:val="Textoennegrita"/>
           <w:rFonts w:eastAsiaTheme="majorEastAsia"/>
         </w:rPr>
         <w:t>Breakfast</w:t>
@@ -3055,7 +3055,7 @@
     </w:p>
     <w:p>
       <w:pPr>
-        <w:pStyle w:val="Heading2"/>
+        <w:pStyle w:val="Ttulo2"/>
       </w:pPr>
       <w:bookmarkStart w:id="1" w:name="_Toc223244302"/>
       <w:r>
@@ -3087,7 +3087,7 @@
     </w:p>
     <w:p>
       <w:pPr>
-        <w:pStyle w:val="Heading1"/>
+        <w:pStyle w:val="Ttulo1"/>
       </w:pPr>
       <w:bookmarkStart w:id="2" w:name="_Toc223244303"/>
       <w:r>
@@ -3098,7 +3098,7 @@
     </w:p>
     <w:p>
       <w:pPr>
-        <w:pStyle w:val="Heading2"/>
+        <w:pStyle w:val="Ttulo2"/>
       </w:pPr>
       <w:bookmarkStart w:id="3" w:name="_Toc223244304"/>
       <w:r>
@@ -3116,7 +3116,7 @@
     </w:p>
     <w:p>
       <w:pPr>
-        <w:pStyle w:val="Heading2"/>
+        <w:pStyle w:val="Ttulo2"/>
       </w:pPr>
       <w:bookmarkStart w:id="4" w:name="_Toc223244305"/>
       <w:r>
@@ -3129,7 +3129,7 @@
     </w:p>
     <w:p>
       <w:pPr>
-        <w:pStyle w:val="ListParagraph"/>
+        <w:pStyle w:val="Prrafodelista"/>
         <w:numPr>
           <w:ilvl w:val="0"/>
           <w:numId w:val="1"/>
@@ -3141,7 +3141,7 @@
     </w:p>
     <w:p>
       <w:pPr>
-        <w:pStyle w:val="ListParagraph"/>
+        <w:pStyle w:val="Prrafodelista"/>
         <w:numPr>
           <w:ilvl w:val="0"/>
           <w:numId w:val="1"/>
@@ -3153,7 +3153,7 @@
     </w:p>
     <w:p>
       <w:pPr>
-        <w:pStyle w:val="ListParagraph"/>
+        <w:pStyle w:val="Prrafodelista"/>
         <w:numPr>
           <w:ilvl w:val="0"/>
           <w:numId w:val="1"/>
@@ -3165,7 +3165,7 @@
     </w:p>
     <w:p>
       <w:pPr>
-        <w:pStyle w:val="ListParagraph"/>
+        <w:pStyle w:val="Prrafodelista"/>
         <w:numPr>
           <w:ilvl w:val="0"/>
           <w:numId w:val="1"/>
@@ -3189,7 +3189,7 @@
     </w:p>
     <w:p>
       <w:pPr>
-        <w:pStyle w:val="Heading1"/>
+        <w:pStyle w:val="Ttulo1"/>
       </w:pPr>
       <w:bookmarkStart w:id="5" w:name="_Toc223244306"/>
       <w:r>
@@ -3200,7 +3200,7 @@
     </w:p>
     <w:p>
       <w:pPr>
-        <w:pStyle w:val="Heading2"/>
+        <w:pStyle w:val="Ttulo2"/>
       </w:pPr>
       <w:bookmarkStart w:id="6" w:name="_Toc223244307"/>
       <w:proofErr w:type="spellStart"/>
@@ -3237,53 +3237,48 @@
     </w:p>
     <w:p>
       <w:pPr>
-        <w:pStyle w:val="Caption"/>
-        <w:keepNext/>
-        <w:spacing w:after="0"/>
-        <w:jc w:val="left"/>
-        <w:rPr>
-          <w:color w:val="auto"/>
-          <w:sz w:val="24"/>
-          <w:szCs w:val="24"/>
-        </w:rPr>
-      </w:pPr>
+        <w:pStyle w:val="FigureStyle"/>
+        <w:rPr>
+          <w:lang w:val="en-US"/>
+        </w:rPr>
+      </w:pPr>
+      <w:proofErr w:type="spellStart"/>
       <w:r>
         <w:rPr>
           <w:b/>
           <w:bCs/>
-          <w:color w:val="auto"/>
-          <w:sz w:val="24"/>
-          <w:szCs w:val="24"/>
-        </w:rPr>
-        <w:t xml:space="preserve">Gráfico </w:t>
-      </w:r>
+          <w:lang w:val="en-US"/>
+        </w:rPr>
+        <w:t>Figura</w:t>
+      </w:r>
+      <w:proofErr w:type="spellEnd"/>
       <w:r>
         <w:rPr>
           <w:b/>
           <w:bCs/>
-          <w:color w:val="auto"/>
-          <w:sz w:val="24"/>
-          <w:szCs w:val="24"/>
-        </w:rPr>
-        <w:fldChar w:fldCharType="begin"/>
+          <w:lang w:val="en-US"/>
+        </w:rPr>
+        <w:t xml:space="preserve"> </w:t>
       </w:r>
       <w:r>
         <w:rPr>
           <w:b/>
           <w:bCs/>
-          <w:color w:val="auto"/>
-          <w:sz w:val="24"/>
-          <w:szCs w:val="24"/>
-        </w:rPr>
-        <w:instrText xml:space="preserve"> SEQ Gráfico \* ARABIC </w:instrText>
+        </w:rPr>
+        <w:fldChar w:fldCharType="begin"/>
       </w:r>
       <w:r>
         <w:rPr>
           <w:b/>
           <w:bCs/>
-          <w:color w:val="auto"/>
-          <w:sz w:val="24"/>
-          <w:szCs w:val="24"/>
+          <w:lang w:val="en-US"/>
+        </w:rPr>
+        <w:instrText xml:space="preserve"> SEQ Figura \* ARABIC </w:instrText>
+      </w:r>
+      <w:r>
+        <w:rPr>
+          <w:b/>
+          <w:bCs/>
         </w:rPr>
         <w:fldChar w:fldCharType="separate"/>
       </w:r>
@@ -3292,9 +3287,7 @@
           <w:b/>
           <w:bCs/>
           <w:noProof/>
-          <w:color w:val="auto"/>
-          <w:sz w:val="24"/>
-          <w:szCs w:val="24"/>
+          <w:lang w:val="en-US"/>
         </w:rPr>
         <w:t>1</w:t>
       </w:r>
@@ -3302,72 +3295,20 @@
         <w:rPr>
           <w:b/>
           <w:bCs/>
-          <w:color w:val="auto"/>
-          <w:sz w:val="24"/>
-          <w:szCs w:val="24"/>
         </w:rPr>
         <w:fldChar w:fldCharType="end"/>
       </w:r>
       <w:r>
         <w:rPr>
-          <w:color w:val="auto"/>
-          <w:sz w:val="24"/>
-          <w:szCs w:val="24"/>
+          <w:lang w:val="en-US"/>
         </w:rPr>
         <w:br/>
-      </w:r>
-      <w:proofErr w:type="spellStart"/>
-      <w:r>
-        <w:rPr>
-          <w:color w:val="auto"/>
-          <w:sz w:val="24"/>
-          <w:szCs w:val="24"/>
-        </w:rPr>
-        <w:t>The</w:t>
-      </w:r>
-      <w:proofErr w:type="spellEnd"/>
-      <w:r>
-        <w:rPr>
-          <w:color w:val="auto"/>
-          <w:sz w:val="24"/>
-          <w:szCs w:val="24"/>
-        </w:rPr>
-        <w:t xml:space="preserve"> Business </w:t>
-      </w:r>
-      <w:proofErr w:type="spellStart"/>
-      <w:r>
-        <w:rPr>
-          <w:color w:val="auto"/>
-          <w:sz w:val="24"/>
-          <w:szCs w:val="24"/>
-        </w:rPr>
-        <w:t>Model</w:t>
-      </w:r>
-      <w:proofErr w:type="spellEnd"/>
-      <w:r>
-        <w:rPr>
-          <w:color w:val="auto"/>
-          <w:sz w:val="24"/>
-          <w:szCs w:val="24"/>
-        </w:rPr>
-        <w:t xml:space="preserve"> </w:t>
-      </w:r>
-      <w:proofErr w:type="spellStart"/>
-      <w:r>
-        <w:rPr>
-          <w:color w:val="auto"/>
-          <w:sz w:val="24"/>
-          <w:szCs w:val="24"/>
-        </w:rPr>
-        <w:t>Canvas</w:t>
-      </w:r>
-      <w:proofErr w:type="spellEnd"/>
-    </w:p>
-    <w:p>
-      <w:pPr>
-        <w:rPr>
-          <w:rFonts w:eastAsiaTheme="majorEastAsia"/>
-        </w:rPr>
+        <w:t>The Business Model Canvas</w:t>
+      </w:r>
+    </w:p>
+    <w:p>
+      <w:pPr>
+        <w:keepNext/>
       </w:pPr>
       <w:r>
         <w:rPr>
@@ -3513,19 +3454,19 @@
         <w:rPr>
           <w:rFonts w:eastAsiaTheme="majorEastAsia"/>
         </w:rPr>
-        <w:t xml:space="preserve">, herramienta que permite visualizar de manera integral la lógica de creación, entrega y </w:t>
+        <w:t xml:space="preserve">, </w:t>
       </w:r>
       <w:r>
         <w:rPr>
           <w:rFonts w:eastAsiaTheme="majorEastAsia"/>
         </w:rPr>
         <w:lastRenderedPageBreak/>
-        <w:t>captura de valor del negocio. A través de sus nueve módulos, se describe cómo la empresa organiza sus recursos, actividades y relaciones para ofrecer desayunos saludables bajo un sistema de pedidos online con entrega programada.</w:t>
-      </w:r>
-    </w:p>
-    <w:p>
-      <w:pPr>
-        <w:pStyle w:val="Heading3"/>
+        <w:t>herramienta que permite visualizar de manera integral la lógica de creación, entrega y captura de valor del negocio. A través de sus nueve módulos, se describe cómo la empresa organiza sus recursos, actividades y relaciones para ofrecer desayunos saludables bajo un sistema de pedidos online con entrega programada.</w:t>
+      </w:r>
+    </w:p>
+    <w:p>
+      <w:pPr>
+        <w:pStyle w:val="Ttulo3"/>
       </w:pPr>
       <w:bookmarkStart w:id="7" w:name="_Toc223244308"/>
       <w:r>
@@ -3575,7 +3516,7 @@
     </w:p>
     <w:p>
       <w:pPr>
-        <w:pStyle w:val="Heading3"/>
+        <w:pStyle w:val="Ttulo3"/>
       </w:pPr>
       <w:bookmarkStart w:id="8" w:name="_Toc223244309"/>
       <w:r>
@@ -3620,407 +3561,420 @@
         <w:rPr>
           <w:rFonts w:eastAsiaTheme="majorEastAsia"/>
         </w:rPr>
-        <w:t>Este enfoque permite atender un segmento específico con necesidades claras de practicidad, nutrición y eficiencia en el uso del tiempo.</w:t>
-      </w:r>
-    </w:p>
-    <w:p>
-      <w:pPr>
-        <w:pStyle w:val="Heading3"/>
+        <w:t xml:space="preserve">Este enfoque permite atender un segmento específico con necesidades claras de </w:t>
+      </w:r>
+      <w:r>
+        <w:rPr>
+          <w:rFonts w:eastAsiaTheme="majorEastAsia"/>
+        </w:rPr>
+        <w:lastRenderedPageBreak/>
+        <w:t>practicidad, nutrición y eficiencia en el uso del tiempo.</w:t>
+      </w:r>
+    </w:p>
+    <w:p>
+      <w:pPr>
+        <w:pStyle w:val="Ttulo3"/>
       </w:pPr>
       <w:bookmarkStart w:id="9" w:name="_Toc223244310"/>
       <w:r>
+        <w:t>Canales</w:t>
+      </w:r>
+      <w:bookmarkEnd w:id="9"/>
+    </w:p>
+    <w:p>
+      <w:pPr>
+        <w:rPr>
+          <w:rFonts w:eastAsiaTheme="majorEastAsia"/>
+        </w:rPr>
+      </w:pPr>
+      <w:r>
+        <w:rPr>
+          <w:rFonts w:eastAsiaTheme="majorEastAsia"/>
+        </w:rPr>
+        <w:t>La empresa utiliza canales digitales como principal medio de comercialización. Entre ellos se encuentran la página web oficial, Instagram, Facebook y WhatsApp Business. Las redes sociales cumplen una función estratégica de captación y posicionamiento de marca, mientras que la página web actúa como canal principal para la gestión y cierre de ventas.</w:t>
+      </w:r>
+    </w:p>
+    <w:p>
+      <w:pPr>
+        <w:rPr>
+          <w:rFonts w:eastAsiaTheme="majorEastAsia"/>
+        </w:rPr>
+      </w:pPr>
+      <w:r>
+        <w:rPr>
+          <w:rFonts w:eastAsiaTheme="majorEastAsia"/>
+        </w:rPr>
+        <w:t>El proceso se integra en la rutina del cliente mediante pedidos realizados con anticipación —generalmente la noche anterior— y entregas programadas en horario temprano, antes del inicio de la jornada laboral o académica.</w:t>
+      </w:r>
+    </w:p>
+    <w:p>
+      <w:pPr>
+        <w:pStyle w:val="Ttulo3"/>
+      </w:pPr>
+      <w:bookmarkStart w:id="10" w:name="_Toc223244311"/>
+      <w:r>
+        <w:t>Relación con los clientes</w:t>
+      </w:r>
+      <w:bookmarkEnd w:id="10"/>
+    </w:p>
+    <w:p>
+      <w:pPr>
+        <w:rPr>
+          <w:rFonts w:eastAsiaTheme="majorEastAsia"/>
+        </w:rPr>
+      </w:pPr>
+      <w:r>
+        <w:rPr>
+          <w:rFonts w:eastAsiaTheme="majorEastAsia"/>
+        </w:rPr>
+        <w:t xml:space="preserve">La relación con los clientes se basa en la atención personalizada y la construcción de fidelización a largo plazo. Se implementa asistencia directa a través de WhatsApp, complementada con un sistema </w:t>
+      </w:r>
+      <w:proofErr w:type="spellStart"/>
+      <w:r>
+        <w:rPr>
+          <w:rFonts w:eastAsiaTheme="majorEastAsia"/>
+        </w:rPr>
+        <w:t>semi-automatizado</w:t>
+      </w:r>
+      <w:proofErr w:type="spellEnd"/>
+      <w:r>
+        <w:rPr>
+          <w:rFonts w:eastAsiaTheme="majorEastAsia"/>
+        </w:rPr>
+        <w:t xml:space="preserve"> en la plataforma web para la gestión de pedidos.</w:t>
+      </w:r>
+    </w:p>
+    <w:p>
+      <w:pPr>
+        <w:rPr>
+          <w:rFonts w:eastAsiaTheme="majorEastAsia"/>
+        </w:rPr>
+      </w:pPr>
+      <w:r>
+        <w:rPr>
+          <w:rFonts w:eastAsiaTheme="majorEastAsia"/>
+        </w:rPr>
+        <w:t>Asimismo, se contempla la implementación de programas de fidelización mediante descuentos por compras frecuentes</w:t>
+      </w:r>
+      <w:r>
+        <w:rPr>
+          <w:rFonts w:eastAsiaTheme="majorEastAsia"/>
+        </w:rPr>
+        <w:t>, compras semanales o mensuales</w:t>
+      </w:r>
+      <w:r>
+        <w:rPr>
+          <w:rFonts w:eastAsiaTheme="majorEastAsia"/>
+        </w:rPr>
+        <w:t>. Los clientes esperan respuestas rápidas, productos frescos, entregas puntuales y opciones adaptadas a sus preferencias alimenticias, elementos que fortalecen la confianza y la recurrencia de compra.</w:t>
+      </w:r>
+    </w:p>
+    <w:p>
+      <w:pPr>
+        <w:pStyle w:val="Ttulo3"/>
+      </w:pPr>
+      <w:bookmarkStart w:id="11" w:name="_Toc223244312"/>
+      <w:r>
+        <w:t>Actividades clave</w:t>
+      </w:r>
+      <w:bookmarkEnd w:id="11"/>
+    </w:p>
+    <w:p>
+      <w:pPr>
+        <w:rPr>
+          <w:rFonts w:eastAsiaTheme="majorEastAsia"/>
+        </w:rPr>
+      </w:pPr>
+      <w:r>
+        <w:rPr>
+          <w:rFonts w:eastAsiaTheme="majorEastAsia"/>
+        </w:rPr>
+        <w:t xml:space="preserve">Las actividades clave del negocio incluyen la selección y compra de frutas frescas, la </w:t>
+      </w:r>
+      <w:r>
+        <w:rPr>
+          <w:rFonts w:eastAsiaTheme="majorEastAsia"/>
+        </w:rPr>
         <w:lastRenderedPageBreak/>
-        <w:t>Canales</w:t>
-      </w:r>
-      <w:bookmarkEnd w:id="9"/>
-    </w:p>
-    <w:p>
-      <w:pPr>
-        <w:rPr>
-          <w:rFonts w:eastAsiaTheme="majorEastAsia"/>
-        </w:rPr>
-      </w:pPr>
-      <w:r>
-        <w:rPr>
-          <w:rFonts w:eastAsiaTheme="majorEastAsia"/>
-        </w:rPr>
-        <w:t>La empresa utiliza canales digitales como principal medio de comercialización. Entre ellos se encuentran la página web oficial, Instagram, Facebook y WhatsApp Business. Las redes sociales cumplen una función estratégica de captación y posicionamiento de marca, mientras que la página web actúa como canal principal para la gestión y cierre de ventas.</w:t>
-      </w:r>
-    </w:p>
-    <w:p>
-      <w:pPr>
-        <w:rPr>
-          <w:rFonts w:eastAsiaTheme="majorEastAsia"/>
-        </w:rPr>
-      </w:pPr>
-      <w:r>
-        <w:rPr>
-          <w:rFonts w:eastAsiaTheme="majorEastAsia"/>
-        </w:rPr>
-        <w:t>El proceso se integra en la rutina del cliente mediante pedidos realizados con anticipación —generalmente la noche anterior— y entregas programadas en horario temprano, antes del inicio de la jornada laboral o académica.</w:t>
-      </w:r>
-    </w:p>
-    <w:p>
-      <w:pPr>
-        <w:pStyle w:val="Heading3"/>
-      </w:pPr>
-      <w:bookmarkStart w:id="10" w:name="_Toc223244311"/>
-      <w:r>
-        <w:t>Relación con los clientes</w:t>
-      </w:r>
-      <w:bookmarkEnd w:id="10"/>
-    </w:p>
-    <w:p>
-      <w:pPr>
-        <w:rPr>
-          <w:rFonts w:eastAsiaTheme="majorEastAsia"/>
-        </w:rPr>
-      </w:pPr>
-      <w:r>
-        <w:rPr>
-          <w:rFonts w:eastAsiaTheme="majorEastAsia"/>
-        </w:rPr>
-        <w:t xml:space="preserve">La relación con los clientes se basa en la atención personalizada y la construcción de fidelización a largo plazo. Se implementa asistencia directa a través de WhatsApp, complementada con un sistema </w:t>
+        <w:t>preparación y armado diario de los desayunos, el control de calidad e higiene, la gestión de pedidos online y la coordinación logística de entregas.</w:t>
+      </w:r>
+    </w:p>
+    <w:p>
+      <w:pPr>
+        <w:rPr>
+          <w:rFonts w:eastAsiaTheme="majorEastAsia"/>
+        </w:rPr>
+      </w:pPr>
+      <w:r>
+        <w:rPr>
+          <w:rFonts w:eastAsiaTheme="majorEastAsia"/>
+        </w:rPr>
+        <w:t>Adicionalmente, se desarrollan actividades de marketing digital, administración de la página web, gestión de redes sociales y atención al cliente. En el ámbito financiero, se gestionan preventas, pagos digitales y estrategias promocionales para incentivar el volumen de ventas.</w:t>
+      </w:r>
+    </w:p>
+    <w:p>
+      <w:pPr>
+        <w:rPr>
+          <w:rFonts w:eastAsiaTheme="majorEastAsia"/>
+        </w:rPr>
+      </w:pPr>
+      <w:r>
+        <w:rPr>
+          <w:rFonts w:eastAsiaTheme="majorEastAsia"/>
+        </w:rPr>
+        <w:t>Estas actividades permiten garantizar la eficiencia operativa y el cumplimiento de la propuesta de valor.</w:t>
+      </w:r>
+    </w:p>
+    <w:p>
+      <w:pPr>
+        <w:pStyle w:val="Ttulo3"/>
+      </w:pPr>
+      <w:bookmarkStart w:id="12" w:name="_Toc223244313"/>
+      <w:r>
+        <w:t>Recursos clave</w:t>
+      </w:r>
+      <w:bookmarkEnd w:id="12"/>
+    </w:p>
+    <w:p>
+      <w:pPr>
+        <w:rPr>
+          <w:rFonts w:eastAsiaTheme="majorEastAsia"/>
+        </w:rPr>
+      </w:pPr>
+      <w:r>
+        <w:rPr>
+          <w:rFonts w:eastAsiaTheme="majorEastAsia"/>
+        </w:rPr>
+        <w:t xml:space="preserve">Para ejecutar el modelo de negocio, Easy </w:t>
       </w:r>
       <w:proofErr w:type="spellStart"/>
       <w:r>
         <w:rPr>
           <w:rFonts w:eastAsiaTheme="majorEastAsia"/>
         </w:rPr>
-        <w:t>semi-automatizado</w:t>
+        <w:t>Breakfast</w:t>
       </w:r>
       <w:proofErr w:type="spellEnd"/>
       <w:r>
         <w:rPr>
           <w:rFonts w:eastAsiaTheme="majorEastAsia"/>
         </w:rPr>
-        <w:t xml:space="preserve"> en la plataforma web para la gestión de pedidos.</w:t>
-      </w:r>
-    </w:p>
-    <w:p>
-      <w:pPr>
-        <w:rPr>
-          <w:rFonts w:eastAsiaTheme="majorEastAsia"/>
-        </w:rPr>
-      </w:pPr>
-      <w:r>
-        <w:rPr>
-          <w:rFonts w:eastAsiaTheme="majorEastAsia"/>
-        </w:rPr>
-        <w:t>Asimismo, se contempla la implementación de programas de fidelización mediante descuentos por compras frecuentes</w:t>
-      </w:r>
-      <w:r>
-        <w:rPr>
-          <w:rFonts w:eastAsiaTheme="majorEastAsia"/>
-        </w:rPr>
-        <w:t>, compras semanales o mensuales</w:t>
-      </w:r>
-      <w:r>
-        <w:rPr>
-          <w:rFonts w:eastAsiaTheme="majorEastAsia"/>
-        </w:rPr>
-        <w:t>. Los clientes esperan respuestas rápidas, productos frescos, entregas puntuales y opciones adaptadas a sus preferencias alimenticias, elementos que fortalecen la confianza y la recurrencia de compra.</w:t>
-      </w:r>
-    </w:p>
-    <w:p>
-      <w:pPr>
-        <w:pStyle w:val="Heading3"/>
-      </w:pPr>
-      <w:bookmarkStart w:id="11" w:name="_Toc223244312"/>
-      <w:r>
-        <w:t>Actividades clave</w:t>
-      </w:r>
-      <w:bookmarkEnd w:id="11"/>
-    </w:p>
-    <w:p>
-      <w:pPr>
-        <w:rPr>
-          <w:rFonts w:eastAsiaTheme="majorEastAsia"/>
-        </w:rPr>
-      </w:pPr>
-      <w:r>
-        <w:rPr>
-          <w:rFonts w:eastAsiaTheme="majorEastAsia"/>
-        </w:rPr>
-        <w:t xml:space="preserve">Las actividades clave del negocio incluyen la selección y compra de frutas frescas, la preparación y armado diario de los desayunos, el control de calidad e higiene, la gestión </w:t>
+        <w:t xml:space="preserve"> dispone de recursos físicos, humanos, intelectuales y financieros.</w:t>
+      </w:r>
+    </w:p>
+    <w:p>
+      <w:pPr>
+        <w:rPr>
+          <w:rFonts w:eastAsiaTheme="majorEastAsia"/>
+        </w:rPr>
+      </w:pPr>
+      <w:r>
+        <w:rPr>
+          <w:rFonts w:eastAsiaTheme="majorEastAsia"/>
+        </w:rPr>
+        <w:t xml:space="preserve">Entre los recursos físicos destacan la cocina equipada, sistemas de refrigeración y utensilios especializados. Los recursos humanos incluyen personal de cocina, repartidor y un </w:t>
+      </w:r>
+      <w:proofErr w:type="spellStart"/>
+      <w:r>
+        <w:rPr>
+          <w:rFonts w:eastAsiaTheme="majorEastAsia"/>
+        </w:rPr>
+        <w:t>community</w:t>
+      </w:r>
+      <w:proofErr w:type="spellEnd"/>
+      <w:r>
+        <w:rPr>
+          <w:rFonts w:eastAsiaTheme="majorEastAsia"/>
+        </w:rPr>
+        <w:t xml:space="preserve"> manager encargado de la gestión digital y posicionamiento de la marca.</w:t>
+      </w:r>
+    </w:p>
+    <w:p>
+      <w:pPr>
+        <w:rPr>
+          <w:rFonts w:eastAsiaTheme="majorEastAsia"/>
+        </w:rPr>
+      </w:pPr>
+      <w:r>
+        <w:rPr>
+          <w:rFonts w:eastAsiaTheme="majorEastAsia"/>
+        </w:rPr>
+        <w:t>En cuanto a los recursos intelectuales, se consideran la marca registrada, las recetas propias y la base de datos de clientes. Finalmente, los recursos financieros comprenden el capital inicial y el flujo de caja necesario para sostener la operación diaria.</w:t>
+      </w:r>
+    </w:p>
+    <w:p>
+      <w:pPr>
+        <w:pStyle w:val="Ttulo3"/>
+      </w:pPr>
+      <w:bookmarkStart w:id="13" w:name="_Toc223244314"/>
+      <w:r>
+        <w:t>Socios clave</w:t>
+      </w:r>
+      <w:bookmarkEnd w:id="13"/>
+    </w:p>
+    <w:p>
+      <w:pPr>
+        <w:rPr>
+          <w:rFonts w:eastAsiaTheme="majorEastAsia"/>
+        </w:rPr>
+      </w:pPr>
+      <w:r>
+        <w:rPr>
+          <w:rFonts w:eastAsiaTheme="majorEastAsia"/>
+        </w:rPr>
+        <w:t xml:space="preserve">El modelo de negocio se apoya en alianzas estratégicas con proveedores mayoristas de frutas frescas, proveedores de granos, yogur y frutos secos, distribuidores de envases ecológicos y plataformas de pago online. En caso de tercerización, también se </w:t>
       </w:r>
       <w:r>
         <w:rPr>
           <w:rFonts w:eastAsiaTheme="majorEastAsia"/>
         </w:rPr>
         <w:lastRenderedPageBreak/>
-        <w:t>de pedidos online y la coordinación logística de entregas.</w:t>
-      </w:r>
-    </w:p>
-    <w:p>
-      <w:pPr>
-        <w:rPr>
-          <w:rFonts w:eastAsiaTheme="majorEastAsia"/>
-        </w:rPr>
-      </w:pPr>
-      <w:r>
-        <w:rPr>
-          <w:rFonts w:eastAsiaTheme="majorEastAsia"/>
-        </w:rPr>
-        <w:t>Adicionalmente, se desarrollan actividades de marketing digital, administración de la página web, gestión de redes sociales y atención al cliente. En el ámbito financiero, se gestionan preventas, pagos digitales y estrategias promocionales para incentivar el volumen de ventas.</w:t>
-      </w:r>
-    </w:p>
-    <w:p>
-      <w:pPr>
-        <w:rPr>
-          <w:rFonts w:eastAsiaTheme="majorEastAsia"/>
-        </w:rPr>
-      </w:pPr>
-      <w:r>
-        <w:rPr>
-          <w:rFonts w:eastAsiaTheme="majorEastAsia"/>
-        </w:rPr>
-        <w:t>Estas actividades permiten garantizar la eficiencia operativa y el cumplimiento de la propuesta de valor.</w:t>
-      </w:r>
-    </w:p>
-    <w:p>
-      <w:pPr>
-        <w:pStyle w:val="Heading3"/>
-      </w:pPr>
-      <w:bookmarkStart w:id="12" w:name="_Toc223244313"/>
-      <w:r>
-        <w:t>Recursos clave</w:t>
-      </w:r>
-      <w:bookmarkEnd w:id="12"/>
-    </w:p>
-    <w:p>
-      <w:pPr>
-        <w:rPr>
-          <w:rFonts w:eastAsiaTheme="majorEastAsia"/>
-        </w:rPr>
-      </w:pPr>
-      <w:r>
-        <w:rPr>
-          <w:rFonts w:eastAsiaTheme="majorEastAsia"/>
-        </w:rPr>
-        <w:t xml:space="preserve">Para ejecutar el modelo de negocio, Easy </w:t>
+        <w:t xml:space="preserve">contempla la colaboración con servicios de </w:t>
       </w:r>
       <w:proofErr w:type="spellStart"/>
       <w:r>
         <w:rPr>
           <w:rFonts w:eastAsiaTheme="majorEastAsia"/>
         </w:rPr>
-        <w:t>Breakfast</w:t>
+        <w:t>delivery</w:t>
       </w:r>
       <w:proofErr w:type="spellEnd"/>
       <w:r>
         <w:rPr>
           <w:rFonts w:eastAsiaTheme="majorEastAsia"/>
         </w:rPr>
-        <w:t xml:space="preserve"> dispone de recursos físicos, humanos, intelectuales y financieros.</w:t>
-      </w:r>
-    </w:p>
-    <w:p>
-      <w:pPr>
-        <w:rPr>
-          <w:rFonts w:eastAsiaTheme="majorEastAsia"/>
-        </w:rPr>
-      </w:pPr>
-      <w:r>
-        <w:rPr>
-          <w:rFonts w:eastAsiaTheme="majorEastAsia"/>
-        </w:rPr>
-        <w:t xml:space="preserve">Entre los recursos físicos destacan la cocina equipada, sistemas de refrigeración y utensilios especializados. Los recursos humanos incluyen personal de cocina, repartidor y un </w:t>
+        <w:t>.</w:t>
+      </w:r>
+    </w:p>
+    <w:p>
+      <w:pPr>
+        <w:rPr>
+          <w:rFonts w:eastAsiaTheme="majorEastAsia"/>
+        </w:rPr>
+      </w:pPr>
+      <w:r>
+        <w:rPr>
+          <w:rFonts w:eastAsiaTheme="majorEastAsia"/>
+        </w:rPr>
+        <w:t>Estas alianzas permiten garantizar abastecimiento constante, calidad en la materia prima, optimización de costos y reducción de riesgos asociados a retrasos o escasez de insumos.</w:t>
+      </w:r>
+    </w:p>
+    <w:p>
+      <w:pPr>
+        <w:pStyle w:val="Ttulo3"/>
+      </w:pPr>
+      <w:bookmarkStart w:id="14" w:name="_Toc223244315"/>
+      <w:r>
+        <w:t>Estructura de costos</w:t>
+      </w:r>
+      <w:bookmarkEnd w:id="14"/>
+    </w:p>
+    <w:p>
+      <w:pPr>
+        <w:rPr>
+          <w:rFonts w:eastAsiaTheme="majorEastAsia"/>
+        </w:rPr>
+      </w:pPr>
+      <w:r>
+        <w:rPr>
+          <w:rFonts w:eastAsiaTheme="majorEastAsia"/>
+        </w:rPr>
+        <w:t xml:space="preserve">La estructura de costos está compuesta principalmente por la compra de frutas e insumos, mano de obra, servicio de </w:t>
       </w:r>
       <w:proofErr w:type="spellStart"/>
       <w:r>
         <w:rPr>
           <w:rFonts w:eastAsiaTheme="majorEastAsia"/>
         </w:rPr>
-        <w:t>community</w:t>
+        <w:t>delivery</w:t>
       </w:r>
       <w:proofErr w:type="spellEnd"/>
       <w:r>
         <w:rPr>
           <w:rFonts w:eastAsiaTheme="majorEastAsia"/>
         </w:rPr>
-        <w:t xml:space="preserve"> manager encargado de la gestión digital y posicionamiento de la marca.</w:t>
-      </w:r>
-    </w:p>
-    <w:p>
-      <w:pPr>
-        <w:rPr>
-          <w:rFonts w:eastAsiaTheme="majorEastAsia"/>
-        </w:rPr>
-      </w:pPr>
-      <w:r>
-        <w:rPr>
-          <w:rFonts w:eastAsiaTheme="majorEastAsia"/>
-        </w:rPr>
-        <w:t>En cuanto a los recursos intelectuales, se consideran la marca registrada, las recetas propias y la base de datos de clientes. Finalmente, los recursos financieros comprenden el capital inicial y el flujo de caja necesario para sostener la operación diaria.</w:t>
-      </w:r>
-    </w:p>
-    <w:p>
-      <w:pPr>
-        <w:pStyle w:val="Heading3"/>
-      </w:pPr>
-      <w:bookmarkStart w:id="13" w:name="_Toc223244314"/>
-      <w:r>
-        <w:t>Socios clave</w:t>
-      </w:r>
-      <w:bookmarkEnd w:id="13"/>
-    </w:p>
-    <w:p>
-      <w:pPr>
-        <w:rPr>
-          <w:rFonts w:eastAsiaTheme="majorEastAsia"/>
-        </w:rPr>
-      </w:pPr>
-      <w:r>
-        <w:rPr>
-          <w:rFonts w:eastAsiaTheme="majorEastAsia"/>
-        </w:rPr>
-        <w:t xml:space="preserve">El modelo de negocio se apoya en alianzas estratégicas con proveedores mayoristas de frutas frescas, proveedores de granos, yogur y frutos secos, distribuidores de envases ecológicos y plataformas de pago online. En caso de tercerización, también se contempla la colaboración con servicios de </w:t>
-      </w:r>
-      <w:proofErr w:type="spellStart"/>
-      <w:r>
-        <w:rPr>
-          <w:rFonts w:eastAsiaTheme="majorEastAsia"/>
-        </w:rPr>
-        <w:t>delivery</w:t>
-      </w:r>
-      <w:proofErr w:type="spellEnd"/>
-      <w:r>
-        <w:rPr>
-          <w:rFonts w:eastAsiaTheme="majorEastAsia"/>
-        </w:rPr>
-        <w:t>.</w:t>
-      </w:r>
-    </w:p>
-    <w:p>
-      <w:pPr>
-        <w:rPr>
-          <w:rFonts w:eastAsiaTheme="majorEastAsia"/>
-        </w:rPr>
-      </w:pPr>
-      <w:r>
-        <w:rPr>
-          <w:rFonts w:eastAsiaTheme="majorEastAsia"/>
-        </w:rPr>
+        <w:t>, marketing digital y gastos de hosting y mantenimiento web. Los recursos y actividades más costosos corresponden a los insumos frescos y al personal operativo, así como a la preparación diaria y logística de entrega.</w:t>
+      </w:r>
+    </w:p>
+    <w:p>
+      <w:pPr>
+        <w:rPr>
+          <w:rFonts w:eastAsiaTheme="majorEastAsia"/>
+        </w:rPr>
+      </w:pPr>
+      <w:r>
+        <w:rPr>
+          <w:rFonts w:eastAsiaTheme="majorEastAsia"/>
+        </w:rPr>
+        <w:t>El modelo se orienta más hacia la generación de valor que hacia la competencia por precios bajos, priorizando calidad, frescura y conveniencia como factores diferenciadores.</w:t>
+      </w:r>
+    </w:p>
+    <w:p>
+      <w:pPr>
+        <w:pStyle w:val="Ttulo3"/>
+      </w:pPr>
+      <w:bookmarkStart w:id="15" w:name="_Toc223244316"/>
+      <w:r>
+        <w:t>Fuentes de ingresos</w:t>
+      </w:r>
+      <w:bookmarkEnd w:id="15"/>
+    </w:p>
+    <w:p>
+      <w:pPr>
+        <w:rPr>
+          <w:rFonts w:eastAsiaTheme="majorEastAsia"/>
+        </w:rPr>
+      </w:pPr>
+      <w:r>
+        <w:rPr>
+          <w:rFonts w:eastAsiaTheme="majorEastAsia"/>
+        </w:rPr>
+        <w:t>Las fuentes de ingresos provienen principalmente de la venta directa de desayunos saludables. Adicionalmente, se contempla la implementación de suscripciones semanales o mensuales y descuentos por volumen para incentivar compras recurrentes.</w:t>
+      </w:r>
+    </w:p>
+    <w:p>
+      <w:pPr>
+        <w:rPr>
+          <w:rFonts w:eastAsiaTheme="majorEastAsia"/>
+        </w:rPr>
+      </w:pPr>
+      <w:r>
+        <w:rPr>
+          <w:rFonts w:eastAsiaTheme="majorEastAsia"/>
+        </w:rPr>
+        <w:t>Los clientes pueden realizar pagos mediante transferencias bancarias, tarjetas</w:t>
+      </w:r>
+      <w:r>
+        <w:rPr>
+          <w:rFonts w:eastAsiaTheme="majorEastAsia"/>
+        </w:rPr>
+        <w:t xml:space="preserve"> o</w:t>
+      </w:r>
+      <w:r>
+        <w:rPr>
+          <w:rFonts w:eastAsiaTheme="majorEastAsia"/>
+        </w:rPr>
+        <w:t xml:space="preserve"> pagos móvile</w:t>
+      </w:r>
+      <w:r>
+        <w:rPr>
+          <w:rFonts w:eastAsiaTheme="majorEastAsia"/>
+        </w:rPr>
+        <w:t>s</w:t>
+      </w:r>
+      <w:r>
+        <w:rPr>
+          <w:rFonts w:eastAsiaTheme="majorEastAsia"/>
+        </w:rPr>
+        <w:t>. La estructura de precios es fija según el tipo de desayuno, con promociones dinámicas en fechas especiales y beneficios para clientes frecuentes.</w:t>
+      </w:r>
+    </w:p>
+    <w:p>
+      <w:pPr>
+        <w:pStyle w:val="Ttulo2"/>
+      </w:pPr>
+      <w:r>
         <w:lastRenderedPageBreak/>
-        <w:t>Estas alianzas permiten garantizar abastecimiento constante, calidad en la materia prima, optimización de costos y reducción de riesgos asociados a retrasos o escasez de insumos.</w:t>
-      </w:r>
-    </w:p>
-    <w:p>
-      <w:pPr>
-        <w:pStyle w:val="Heading3"/>
-      </w:pPr>
-      <w:bookmarkStart w:id="14" w:name="_Toc223244315"/>
-      <w:r>
-        <w:t>Estructura de costos</w:t>
-      </w:r>
-      <w:bookmarkEnd w:id="14"/>
-    </w:p>
-    <w:p>
-      <w:pPr>
-        <w:rPr>
-          <w:rFonts w:eastAsiaTheme="majorEastAsia"/>
-        </w:rPr>
-      </w:pPr>
-      <w:r>
-        <w:rPr>
-          <w:rFonts w:eastAsiaTheme="majorEastAsia"/>
-        </w:rPr>
-        <w:t xml:space="preserve">La estructura de costos está compuesta principalmente por la compra de frutas e insumos, mano de obra, servicio de </w:t>
-      </w:r>
-      <w:proofErr w:type="spellStart"/>
-      <w:r>
-        <w:rPr>
-          <w:rFonts w:eastAsiaTheme="majorEastAsia"/>
-        </w:rPr>
-        <w:t>delivery</w:t>
-      </w:r>
-      <w:proofErr w:type="spellEnd"/>
-      <w:r>
-        <w:rPr>
-          <w:rFonts w:eastAsiaTheme="majorEastAsia"/>
-        </w:rPr>
-        <w:t>, marketing digital y gastos de hosting y mantenimiento web. Los recursos y actividades más costosos corresponden a los insumos frescos y al personal operativo, así como a la preparación diaria y logística de entrega.</w:t>
-      </w:r>
-    </w:p>
-    <w:p>
-      <w:pPr>
-        <w:rPr>
-          <w:rFonts w:eastAsiaTheme="majorEastAsia"/>
-        </w:rPr>
-      </w:pPr>
-      <w:r>
-        <w:rPr>
-          <w:rFonts w:eastAsiaTheme="majorEastAsia"/>
-        </w:rPr>
-        <w:t>El modelo se orienta más hacia la generación de valor que hacia la competencia por precios bajos, priorizando calidad, frescura y conveniencia como factores diferenciadores.</w:t>
-      </w:r>
-    </w:p>
-    <w:p>
-      <w:pPr>
-        <w:pStyle w:val="Heading3"/>
-      </w:pPr>
-      <w:bookmarkStart w:id="15" w:name="_Toc223244316"/>
-      <w:r>
-        <w:t>Fuentes de ingresos</w:t>
-      </w:r>
-      <w:bookmarkEnd w:id="15"/>
-    </w:p>
-    <w:p>
-      <w:pPr>
-        <w:rPr>
-          <w:rFonts w:eastAsiaTheme="majorEastAsia"/>
-        </w:rPr>
-      </w:pPr>
-      <w:r>
-        <w:rPr>
-          <w:rFonts w:eastAsiaTheme="majorEastAsia"/>
-        </w:rPr>
-        <w:t>Las fuentes de ingresos provienen principalmente de la venta directa de desayunos saludables. Adicionalmente, se contempla la implementación de suscripciones semanales o mensuales y descuentos por volumen para incentivar compras recurrentes.</w:t>
-      </w:r>
-    </w:p>
-    <w:p>
-      <w:pPr>
-        <w:rPr>
-          <w:rFonts w:eastAsiaTheme="majorEastAsia"/>
-        </w:rPr>
-      </w:pPr>
-      <w:r>
-        <w:rPr>
-          <w:rFonts w:eastAsiaTheme="majorEastAsia"/>
-        </w:rPr>
-        <w:t>Los clientes pueden realizar pagos mediante transferencias bancarias, tarjetas</w:t>
-      </w:r>
-      <w:r>
-        <w:rPr>
-          <w:rFonts w:eastAsiaTheme="majorEastAsia"/>
-        </w:rPr>
-        <w:t xml:space="preserve"> o</w:t>
-      </w:r>
-      <w:r>
-        <w:rPr>
-          <w:rFonts w:eastAsiaTheme="majorEastAsia"/>
-        </w:rPr>
-        <w:t xml:space="preserve"> pagos móvile</w:t>
-      </w:r>
-      <w:r>
-        <w:rPr>
-          <w:rFonts w:eastAsiaTheme="majorEastAsia"/>
-        </w:rPr>
-        <w:t>s</w:t>
-      </w:r>
-      <w:r>
-        <w:rPr>
-          <w:rFonts w:eastAsiaTheme="majorEastAsia"/>
-        </w:rPr>
-        <w:t>. La estructura de precios es fija según el tipo de desayuno, con promociones dinámicas en fechas especiales y beneficios para clientes frecuentes.</w:t>
-      </w:r>
-    </w:p>
-    <w:p>
-      <w:pPr>
-        <w:pStyle w:val="Heading2"/>
-      </w:pPr>
-      <w:r>
         <w:t>Filosofía Organizacional</w:t>
       </w:r>
     </w:p>
@@ -4058,19 +4012,12 @@
         <w:rPr>
           <w:rFonts w:eastAsiaTheme="majorEastAsia"/>
         </w:rPr>
-        <w:t xml:space="preserve"> se fundamenta en el compromiso con la </w:t>
-      </w:r>
-      <w:r>
-        <w:rPr>
-          <w:rFonts w:eastAsiaTheme="majorEastAsia"/>
-        </w:rPr>
-        <w:lastRenderedPageBreak/>
-        <w:t>alimentación saludable, la eficiencia operativa y el uso estratégico de la tecnología como herramienta de transformación en los hábitos de consumo. La empresa no solo busca generar rentabilidad, sino también facilitar el acceso a opciones nutritivas para personas con limitaciones de tiempo, promoviendo un estilo de vida equilibrado y sostenible.</w:t>
-      </w:r>
-    </w:p>
-    <w:p>
-      <w:pPr>
-        <w:pStyle w:val="Heading3"/>
+        <w:t xml:space="preserve"> se fundamenta en el compromiso con la alimentación saludable, la eficiencia operativa y el uso estratégico de la tecnología como herramienta de transformación en los hábitos de consumo. La empresa no solo busca generar rentabilidad, sino también facilitar el acceso a opciones nutritivas para personas con limitaciones de tiempo, promoviendo un estilo de vida equilibrado y sostenible.</w:t>
+      </w:r>
+    </w:p>
+    <w:p>
+      <w:pPr>
+        <w:pStyle w:val="Ttulo3"/>
       </w:pPr>
       <w:r>
         <w:t>Misión</w:t>
@@ -4115,7 +4062,7 @@
     </w:p>
     <w:p>
       <w:pPr>
-        <w:pStyle w:val="Heading3"/>
+        <w:pStyle w:val="Ttulo3"/>
       </w:pPr>
       <w:r>
         <w:t>Visión</w:t>
@@ -4172,7 +4119,7 @@
     </w:p>
     <w:p>
       <w:pPr>
-        <w:pStyle w:val="ListParagraph"/>
+        <w:pStyle w:val="Prrafodelista"/>
         <w:numPr>
           <w:ilvl w:val="0"/>
           <w:numId w:val="6"/>
@@ -4198,7 +4145,7 @@
     </w:p>
     <w:p>
       <w:pPr>
-        <w:pStyle w:val="ListParagraph"/>
+        <w:pStyle w:val="Prrafodelista"/>
         <w:numPr>
           <w:ilvl w:val="0"/>
           <w:numId w:val="6"/>
@@ -4224,7 +4171,7 @@
     </w:p>
     <w:p>
       <w:pPr>
-        <w:pStyle w:val="ListParagraph"/>
+        <w:pStyle w:val="Prrafodelista"/>
         <w:numPr>
           <w:ilvl w:val="0"/>
           <w:numId w:val="6"/>
@@ -4250,7 +4197,7 @@
     </w:p>
     <w:p>
       <w:pPr>
-        <w:pStyle w:val="ListParagraph"/>
+        <w:pStyle w:val="Prrafodelista"/>
         <w:numPr>
           <w:ilvl w:val="0"/>
           <w:numId w:val="6"/>
@@ -4276,7 +4223,7 @@
     </w:p>
     <w:p>
       <w:pPr>
-        <w:pStyle w:val="ListParagraph"/>
+        <w:pStyle w:val="Prrafodelista"/>
         <w:numPr>
           <w:ilvl w:val="0"/>
           <w:numId w:val="6"/>
@@ -4297,12 +4244,19 @@
         <w:rPr>
           <w:rFonts w:eastAsiaTheme="majorEastAsia"/>
         </w:rPr>
-        <w:t xml:space="preserve"> Priorizamos la atención cercana y personalizada, enfocándonos en comprender y satisfacer sus necesidades.</w:t>
-      </w:r>
-    </w:p>
-    <w:p>
-      <w:pPr>
-        <w:pStyle w:val="ListParagraph"/>
+        <w:t xml:space="preserve"> Priorizamos la atención cercana y personalizada, </w:t>
+      </w:r>
+      <w:r>
+        <w:rPr>
+          <w:rFonts w:eastAsiaTheme="majorEastAsia"/>
+        </w:rPr>
+        <w:lastRenderedPageBreak/>
+        <w:t>enfocándonos en comprender y satisfacer sus necesidades.</w:t>
+      </w:r>
+    </w:p>
+    <w:p>
+      <w:pPr>
+        <w:pStyle w:val="Prrafodelista"/>
         <w:numPr>
           <w:ilvl w:val="0"/>
           <w:numId w:val="6"/>
@@ -4323,19 +4277,12 @@
         <w:rPr>
           <w:rFonts w:eastAsiaTheme="majorEastAsia"/>
         </w:rPr>
-        <w:t xml:space="preserve"> Implementamos un sistema de preventa que reduce </w:t>
-      </w:r>
-      <w:r>
-        <w:rPr>
-          <w:rFonts w:eastAsiaTheme="majorEastAsia"/>
-        </w:rPr>
-        <w:lastRenderedPageBreak/>
-        <w:t>desperdicios y promovemos el uso de empaques adecuados que minimicen el impacto ambiental.</w:t>
-      </w:r>
-    </w:p>
-    <w:p>
-      <w:pPr>
-        <w:pStyle w:val="Heading2"/>
+        <w:t xml:space="preserve"> Implementamos un sistema de preventa que reduce desperdicios y promovemos el uso de empaques adecuados que minimicen el impacto ambiental.</w:t>
+      </w:r>
+    </w:p>
+    <w:p>
+      <w:pPr>
+        <w:pStyle w:val="Ttulo2"/>
       </w:pPr>
       <w:r>
         <w:t>MARCA / BRANDING</w:t>
@@ -4407,7 +4354,7 @@
     </w:p>
     <w:p>
       <w:pPr>
-        <w:pStyle w:val="ListParagraph"/>
+        <w:pStyle w:val="Prrafodelista"/>
         <w:numPr>
           <w:ilvl w:val="0"/>
           <w:numId w:val="7"/>
@@ -4457,7 +4404,7 @@
     </w:p>
     <w:p>
       <w:pPr>
-        <w:pStyle w:val="ListParagraph"/>
+        <w:pStyle w:val="Prrafodelista"/>
         <w:numPr>
           <w:ilvl w:val="0"/>
           <w:numId w:val="7"/>
@@ -4500,7 +4447,14 @@
         <w:rPr>
           <w:rFonts w:eastAsiaTheme="majorEastAsia"/>
         </w:rPr>
-        <w:t xml:space="preserve"> no solo alimenta, sino que impulsa al cliente a comenzar el día con determinación y productividad. La marca comunica que una adecuada alimentación matutina es el punto de partida para conquistar metas personales y profesionales.</w:t>
+        <w:t xml:space="preserve"> no solo alimenta, sino que impulsa al cliente a comenzar el día con determinación y productividad. La marca comunica que una adecuada alimentación matutina es el punto de partida </w:t>
+      </w:r>
+      <w:r>
+        <w:rPr>
+          <w:rFonts w:eastAsiaTheme="majorEastAsia"/>
+        </w:rPr>
+        <w:lastRenderedPageBreak/>
+        <w:t>para conquistar metas personales y profesionales.</w:t>
       </w:r>
     </w:p>
     <w:p>
@@ -4541,29 +4495,135 @@
         <w:rPr>
           <w:rFonts w:eastAsiaTheme="majorEastAsia"/>
         </w:rPr>
-        <w:t xml:space="preserve">, donde el cuidado y la </w:t>
-      </w:r>
-      <w:r>
-        <w:rPr>
-          <w:rFonts w:eastAsiaTheme="majorEastAsia"/>
-        </w:rPr>
+        <w:t>, donde el cuidado y la nutrición (Cuidador) se convierten en la base para el desempeño y la superación diaria (Héroe). Esta combinación permite proyectar una identidad equilibrada: cercana y empática, pero al mismo tiempo motivadora y orientada al logro.</w:t>
+      </w:r>
+    </w:p>
+    <w:p>
+      <w:pPr>
+        <w:pStyle w:val="Ttulo3"/>
+      </w:pPr>
+      <w:r>
+        <w:t>Logotipo</w:t>
+      </w:r>
+    </w:p>
+    <w:p>
+      <w:pPr>
+        <w:pStyle w:val="FigureStyle"/>
+      </w:pPr>
+      <w:r>
+        <w:rPr>
+          <w:b/>
+          <w:bCs/>
+        </w:rPr>
+        <w:t xml:space="preserve">Figura </w:t>
+      </w:r>
+      <w:r>
+        <w:rPr>
+          <w:b/>
+          <w:bCs/>
+        </w:rPr>
+        <w:fldChar w:fldCharType="begin"/>
+      </w:r>
+      <w:r>
+        <w:rPr>
+          <w:b/>
+          <w:bCs/>
+        </w:rPr>
+        <w:instrText xml:space="preserve"> SEQ Figura \* ARABIC </w:instrText>
+      </w:r>
+      <w:r>
+        <w:rPr>
+          <w:b/>
+          <w:bCs/>
+        </w:rPr>
+        <w:fldChar w:fldCharType="separate"/>
+      </w:r>
+      <w:r>
+        <w:rPr>
+          <w:b/>
+          <w:bCs/>
+          <w:noProof/>
+        </w:rPr>
+        <w:t>2</w:t>
+      </w:r>
+      <w:r>
+        <w:rPr>
+          <w:b/>
+          <w:bCs/>
+        </w:rPr>
+        <w:fldChar w:fldCharType="end"/>
+      </w:r>
+      <w:r>
+        <w:br/>
+        <w:t xml:space="preserve">Logo de Easy </w:t>
+      </w:r>
+      <w:proofErr w:type="spellStart"/>
+      <w:r>
+        <w:t>Breakfast</w:t>
+      </w:r>
+      <w:proofErr w:type="spellEnd"/>
+    </w:p>
+    <w:p>
+      <w:r>
+        <w:rPr>
+          <w:noProof/>
+        </w:rPr>
+        <w:drawing>
+          <wp:inline distT="0" distB="0" distL="0" distR="0" wp14:anchorId="19FD2110" wp14:editId="2C418619">
+            <wp:extent cx="4284617" cy="4284617"/>
+            <wp:effectExtent l="0" t="0" r="1905" b="1905"/>
+            <wp:docPr id="6" name="Imagen 6"/>
+            <wp:cNvGraphicFramePr>
+              <a:graphicFrameLocks xmlns:a="http://schemas.openxmlformats.org/drawingml/2006/main" noChangeAspect="1"/>
+            </wp:cNvGraphicFramePr>
+            <a:graphic xmlns:a="http://schemas.openxmlformats.org/drawingml/2006/main">
+              <a:graphicData uri="http://schemas.openxmlformats.org/drawingml/2006/picture">
+                <pic:pic xmlns:pic="http://schemas.openxmlformats.org/drawingml/2006/picture">
+                  <pic:nvPicPr>
+                    <pic:cNvPr id="0" name="Picture 1"/>
+                    <pic:cNvPicPr>
+                      <a:picLocks noChangeAspect="1" noChangeArrowheads="1"/>
+                    </pic:cNvPicPr>
+                  </pic:nvPicPr>
+                  <pic:blipFill>
+                    <a:blip r:embed="rId14">
+                      <a:extLst>
+                        <a:ext uri="{28A0092B-C50C-407E-A947-70E740481C1C}">
+                          <a14:useLocalDpi xmlns:a14="http://schemas.microsoft.com/office/drawing/2010/main" val="0"/>
+                        </a:ext>
+                      </a:extLst>
+                    </a:blip>
+                    <a:srcRect/>
+                    <a:stretch>
+                      <a:fillRect/>
+                    </a:stretch>
+                  </pic:blipFill>
+                  <pic:spPr bwMode="auto">
+                    <a:xfrm>
+                      <a:off x="0" y="0"/>
+                      <a:ext cx="4326700" cy="4326700"/>
+                    </a:xfrm>
+                    <a:prstGeom prst="rect">
+                      <a:avLst/>
+                    </a:prstGeom>
+                    <a:noFill/>
+                    <a:ln>
+                      <a:noFill/>
+                    </a:ln>
+                  </pic:spPr>
+                </pic:pic>
+              </a:graphicData>
+            </a:graphic>
+          </wp:inline>
+        </w:drawing>
+      </w:r>
+    </w:p>
+    <w:p>
+      <w:pPr>
+        <w:pStyle w:val="Ttulo3"/>
+      </w:pPr>
+      <w:r>
         <w:lastRenderedPageBreak/>
-        <w:t>nutrición (Cuidador) se convierten en la base para el desempeño y la superación diaria (Héroe). Esta combinación permite proyectar una identidad equilibrada: cercana y empática, pero al mismo tiempo motivadora y orientada al logro.</w:t>
-      </w:r>
-    </w:p>
-    <w:p>
-      <w:pPr>
-        <w:pStyle w:val="Heading3"/>
-      </w:pPr>
-      <w:r>
-        <w:t>Logotipo</w:t>
-      </w:r>
-    </w:p>
-    <w:p>
-      <w:pPr>
-        <w:pStyle w:val="Heading3"/>
-      </w:pPr>
-      <w:r>
         <w:t>Eslogan</w:t>
       </w:r>
     </w:p>
@@ -4588,8 +4648,8 @@
       </w:pPr>
     </w:p>
     <w:sectPr>
-      <w:headerReference w:type="first" r:id="rId14"/>
-      <w:footerReference w:type="first" r:id="rId15"/>
+      <w:headerReference w:type="first" r:id="rId15"/>
+      <w:footerReference w:type="first" r:id="rId16"/>
       <w:pgSz w:w="12240" w:h="15840"/>
       <w:pgMar w:top="1699" w:right="1699" w:bottom="1699" w:left="2261" w:header="720" w:footer="720" w:gutter="0"/>
       <w:pgNumType w:start="1"/>
@@ -4633,7 +4693,7 @@
     <w:sdtContent>
       <w:p>
         <w:pPr>
-          <w:pStyle w:val="Footer"/>
+          <w:pStyle w:val="Piedepgina"/>
           <w:jc w:val="center"/>
         </w:pPr>
         <w:r>
@@ -4705,7 +4765,7 @@
   </w:sdt>
   <w:p>
     <w:pPr>
-      <w:pStyle w:val="Footer"/>
+      <w:pStyle w:val="Piedepgina"/>
       <w:tabs>
         <w:tab w:val="clear" w:pos="4513"/>
         <w:tab w:val="clear" w:pos="9026"/>
@@ -4723,7 +4783,7 @@
 <w:ftr xmlns:wpc="http://schemas.microsoft.com/office/word/2010/wordprocessingCanvas" xmlns:cx="http://schemas.microsoft.com/office/drawing/2014/chartex" xmlns:cx1="http://schemas.microsoft.com/office/drawing/2015/9/8/chartex" xmlns:cx2="http://schemas.microsoft.com/office/drawing/2015/10/21/chartex" xmlns:cx3="http://schemas.microsoft.com/office/drawing/2016/5/9/chartex" xmlns:cx4="http://schemas.microsoft.com/office/drawing/2016/5/10/chartex" xmlns:cx5="http://schemas.microsoft.com/office/drawing/2016/5/11/chartex" xmlns:cx6="http://schemas.microsoft.com/office/drawing/2016/5/12/chartex" xmlns:cx7="http://schemas.microsoft.com/office/drawing/2016/5/13/chartex" xmlns:cx8="http://schemas.microsoft.com/office/drawing/2016/5/14/chartex" xmlns:mc="http://schemas.openxmlformats.org/markup-compatibility/2006" xmlns:aink="http://schemas.microsoft.com/office/drawing/2016/ink" xmlns:am3d="http://schemas.microsoft.com/office/drawing/2017/model3d" xmlns:o="urn:schemas-microsoft-com:office:office" xmlns:oel="http://schemas.microsoft.com/office/2019/extlst" xmlns:r="http://schemas.openxmlformats.org/officeDocument/2006/relationships" xmlns:m="http://schemas.openxmlformats.org/officeDocument/2006/math" xmlns:v="urn:schemas-microsoft-com:vml" xmlns:wp14="http://schemas.microsoft.com/office/word/2010/wordprocessingDrawing" xmlns:wp="http://schemas.openxmlformats.org/drawingml/2006/wordprocessingDrawing" xmlns:w10="urn:schemas-microsoft-com:office:word" xmlns:w="http://schemas.openxmlformats.org/wordprocessingml/2006/main" xmlns:w14="http://schemas.microsoft.com/office/word/2010/wordml" xmlns:w15="http://schemas.microsoft.com/office/word/2012/wordml" xmlns:w16cex="http://schemas.microsoft.com/office/word/2018/wordml/cex" xmlns:w16cid="http://schemas.microsoft.com/office/word/2016/wordml/cid" xmlns:w16="http://schemas.microsoft.com/office/word/2018/wordml" xmlns:w16sdtdh="http://schemas.microsoft.com/office/word/2020/wordml/sdtdatahash" xmlns:w16se="http://schemas.microsoft.com/office/word/2015/wordml/symex" xmlns:wpg="http://schemas.microsoft.com/office/word/2010/wordprocessingGroup" xmlns:wpi="http://schemas.microsoft.com/office/word/2010/wordprocessingInk" xmlns:wne="http://schemas.microsoft.com/office/word/2006/wordml" xmlns:wps="http://schemas.microsoft.com/office/word/2010/wordprocessingShape" mc:Ignorable="w14 w15 w16se w16cid w16 w16cex w16sdtdh wp14">
   <w:p>
     <w:pPr>
-      <w:pStyle w:val="Footer"/>
+      <w:pStyle w:val="Piedepgina"/>
     </w:pPr>
     <w:r>
       <w:rPr>
@@ -4791,7 +4851,7 @@
     <w:sdtContent>
       <w:p>
         <w:pPr>
-          <w:pStyle w:val="Footer"/>
+          <w:pStyle w:val="Piedepgina"/>
           <w:jc w:val="center"/>
         </w:pPr>
         <w:r>
@@ -4863,7 +4923,7 @@
   </w:sdt>
   <w:p>
     <w:pPr>
-      <w:pStyle w:val="Footer"/>
+      <w:pStyle w:val="Piedepgina"/>
     </w:pPr>
   </w:p>
 </w:ftr>
@@ -4892,7 +4952,7 @@
 <w:hdr xmlns:wpc="http://schemas.microsoft.com/office/word/2010/wordprocessingCanvas" xmlns:cx="http://schemas.microsoft.com/office/drawing/2014/chartex" xmlns:cx1="http://schemas.microsoft.com/office/drawing/2015/9/8/chartex" xmlns:cx2="http://schemas.microsoft.com/office/drawing/2015/10/21/chartex" xmlns:cx3="http://schemas.microsoft.com/office/drawing/2016/5/9/chartex" xmlns:cx4="http://schemas.microsoft.com/office/drawing/2016/5/10/chartex" xmlns:cx5="http://schemas.microsoft.com/office/drawing/2016/5/11/chartex" xmlns:cx6="http://schemas.microsoft.com/office/drawing/2016/5/12/chartex" xmlns:cx7="http://schemas.microsoft.com/office/drawing/2016/5/13/chartex" xmlns:cx8="http://schemas.microsoft.com/office/drawing/2016/5/14/chartex" xmlns:mc="http://schemas.openxmlformats.org/markup-compatibility/2006" xmlns:aink="http://schemas.microsoft.com/office/drawing/2016/ink" xmlns:am3d="http://schemas.microsoft.com/office/drawing/2017/model3d" xmlns:o="urn:schemas-microsoft-com:office:office" xmlns:oel="http://schemas.microsoft.com/office/2019/extlst" xmlns:r="http://schemas.openxmlformats.org/officeDocument/2006/relationships" xmlns:m="http://schemas.openxmlformats.org/officeDocument/2006/math" xmlns:v="urn:schemas-microsoft-com:vml" xmlns:wp14="http://schemas.microsoft.com/office/word/2010/wordprocessingDrawing" xmlns:wp="http://schemas.openxmlformats.org/drawingml/2006/wordprocessingDrawing" xmlns:w10="urn:schemas-microsoft-com:office:word" xmlns:w="http://schemas.openxmlformats.org/wordprocessingml/2006/main" xmlns:w14="http://schemas.microsoft.com/office/word/2010/wordml" xmlns:w15="http://schemas.microsoft.com/office/word/2012/wordml" xmlns:w16cex="http://schemas.microsoft.com/office/word/2018/wordml/cex" xmlns:w16cid="http://schemas.microsoft.com/office/word/2016/wordml/cid" xmlns:w16="http://schemas.microsoft.com/office/word/2018/wordml" xmlns:w16sdtdh="http://schemas.microsoft.com/office/word/2020/wordml/sdtdatahash" xmlns:w16se="http://schemas.microsoft.com/office/word/2015/wordml/symex" xmlns:wpg="http://schemas.microsoft.com/office/word/2010/wordprocessingGroup" xmlns:wpi="http://schemas.microsoft.com/office/word/2010/wordprocessingInk" xmlns:wne="http://schemas.microsoft.com/office/word/2006/wordml" xmlns:wps="http://schemas.microsoft.com/office/word/2010/wordprocessingShape" mc:Ignorable="w14 w15 w16se w16cid w16 w16cex w16sdtdh wp14">
   <w:p>
     <w:pPr>
-      <w:pStyle w:val="Header"/>
+      <w:pStyle w:val="Encabezado"/>
     </w:pPr>
     <w:r>
       <w:rPr>
@@ -4971,7 +5031,7 @@
 <w:hdr xmlns:wpc="http://schemas.microsoft.com/office/word/2010/wordprocessingCanvas" xmlns:cx="http://schemas.microsoft.com/office/drawing/2014/chartex" xmlns:cx1="http://schemas.microsoft.com/office/drawing/2015/9/8/chartex" xmlns:cx2="http://schemas.microsoft.com/office/drawing/2015/10/21/chartex" xmlns:cx3="http://schemas.microsoft.com/office/drawing/2016/5/9/chartex" xmlns:cx4="http://schemas.microsoft.com/office/drawing/2016/5/10/chartex" xmlns:cx5="http://schemas.microsoft.com/office/drawing/2016/5/11/chartex" xmlns:cx6="http://schemas.microsoft.com/office/drawing/2016/5/12/chartex" xmlns:cx7="http://schemas.microsoft.com/office/drawing/2016/5/13/chartex" xmlns:cx8="http://schemas.microsoft.com/office/drawing/2016/5/14/chartex" xmlns:mc="http://schemas.openxmlformats.org/markup-compatibility/2006" xmlns:aink="http://schemas.microsoft.com/office/drawing/2016/ink" xmlns:am3d="http://schemas.microsoft.com/office/drawing/2017/model3d" xmlns:o="urn:schemas-microsoft-com:office:office" xmlns:oel="http://schemas.microsoft.com/office/2019/extlst" xmlns:r="http://schemas.openxmlformats.org/officeDocument/2006/relationships" xmlns:m="http://schemas.openxmlformats.org/officeDocument/2006/math" xmlns:v="urn:schemas-microsoft-com:vml" xmlns:wp14="http://schemas.microsoft.com/office/word/2010/wordprocessingDrawing" xmlns:wp="http://schemas.openxmlformats.org/drawingml/2006/wordprocessingDrawing" xmlns:w10="urn:schemas-microsoft-com:office:word" xmlns:w="http://schemas.openxmlformats.org/wordprocessingml/2006/main" xmlns:w14="http://schemas.microsoft.com/office/word/2010/wordml" xmlns:w15="http://schemas.microsoft.com/office/word/2012/wordml" xmlns:w16cex="http://schemas.microsoft.com/office/word/2018/wordml/cex" xmlns:w16cid="http://schemas.microsoft.com/office/word/2016/wordml/cid" xmlns:w16="http://schemas.microsoft.com/office/word/2018/wordml" xmlns:w16sdtdh="http://schemas.microsoft.com/office/word/2020/wordml/sdtdatahash" xmlns:w16se="http://schemas.microsoft.com/office/word/2015/wordml/symex" xmlns:wpg="http://schemas.microsoft.com/office/word/2010/wordprocessingGroup" xmlns:wpi="http://schemas.microsoft.com/office/word/2010/wordprocessingInk" xmlns:wne="http://schemas.microsoft.com/office/word/2006/wordml" xmlns:wps="http://schemas.microsoft.com/office/word/2010/wordprocessingShape" mc:Ignorable="w14 w15 w16se w16cid w16 w16cex w16sdtdh wp14">
   <w:p>
     <w:pPr>
-      <w:pStyle w:val="Header"/>
+      <w:pStyle w:val="Encabezado"/>
     </w:pPr>
     <w:r>
       <w:rPr>
@@ -5050,7 +5110,7 @@
 <w:hdr xmlns:wpc="http://schemas.microsoft.com/office/word/2010/wordprocessingCanvas" xmlns:cx="http://schemas.microsoft.com/office/drawing/2014/chartex" xmlns:cx1="http://schemas.microsoft.com/office/drawing/2015/9/8/chartex" xmlns:cx2="http://schemas.microsoft.com/office/drawing/2015/10/21/chartex" xmlns:cx3="http://schemas.microsoft.com/office/drawing/2016/5/9/chartex" xmlns:cx4="http://schemas.microsoft.com/office/drawing/2016/5/10/chartex" xmlns:cx5="http://schemas.microsoft.com/office/drawing/2016/5/11/chartex" xmlns:cx6="http://schemas.microsoft.com/office/drawing/2016/5/12/chartex" xmlns:cx7="http://schemas.microsoft.com/office/drawing/2016/5/13/chartex" xmlns:cx8="http://schemas.microsoft.com/office/drawing/2016/5/14/chartex" xmlns:mc="http://schemas.openxmlformats.org/markup-compatibility/2006" xmlns:aink="http://schemas.microsoft.com/office/drawing/2016/ink" xmlns:am3d="http://schemas.microsoft.com/office/drawing/2017/model3d" xmlns:o="urn:schemas-microsoft-com:office:office" xmlns:oel="http://schemas.microsoft.com/office/2019/extlst" xmlns:r="http://schemas.openxmlformats.org/officeDocument/2006/relationships" xmlns:m="http://schemas.openxmlformats.org/officeDocument/2006/math" xmlns:v="urn:schemas-microsoft-com:vml" xmlns:wp14="http://schemas.microsoft.com/office/word/2010/wordprocessingDrawing" xmlns:wp="http://schemas.openxmlformats.org/drawingml/2006/wordprocessingDrawing" xmlns:w10="urn:schemas-microsoft-com:office:word" xmlns:w="http://schemas.openxmlformats.org/wordprocessingml/2006/main" xmlns:w14="http://schemas.microsoft.com/office/word/2010/wordml" xmlns:w15="http://schemas.microsoft.com/office/word/2012/wordml" xmlns:w16cex="http://schemas.microsoft.com/office/word/2018/wordml/cex" xmlns:w16cid="http://schemas.microsoft.com/office/word/2016/wordml/cid" xmlns:w16="http://schemas.microsoft.com/office/word/2018/wordml" xmlns:w16sdtdh="http://schemas.microsoft.com/office/word/2020/wordml/sdtdatahash" xmlns:w16se="http://schemas.microsoft.com/office/word/2015/wordml/symex" xmlns:wpg="http://schemas.microsoft.com/office/word/2010/wordprocessingGroup" xmlns:wpi="http://schemas.microsoft.com/office/word/2010/wordprocessingInk" xmlns:wne="http://schemas.microsoft.com/office/word/2006/wordml" xmlns:wps="http://schemas.microsoft.com/office/word/2010/wordprocessingShape" mc:Ignorable="w14 w15 w16se w16cid w16 w16cex w16sdtdh wp14">
   <w:p>
     <w:pPr>
-      <w:pStyle w:val="Header"/>
+      <w:pStyle w:val="Encabezado"/>
     </w:pPr>
     <w:r>
       <w:rPr>
@@ -5248,7 +5308,7 @@
     <w:lvl w:ilvl="0">
       <w:start w:val="1"/>
       <w:numFmt w:val="decimal"/>
-      <w:pStyle w:val="Heading1"/>
+      <w:pStyle w:val="Ttulo1"/>
       <w:suff w:val="space"/>
       <w:lvlText w:val="%1."/>
       <w:lvlJc w:val="left"/>
@@ -5262,7 +5322,7 @@
     <w:lvl w:ilvl="1">
       <w:start w:val="1"/>
       <w:numFmt w:val="decimal"/>
-      <w:pStyle w:val="Heading2"/>
+      <w:pStyle w:val="Ttulo2"/>
       <w:suff w:val="space"/>
       <w:lvlText w:val="%1.%2."/>
       <w:lvlJc w:val="left"/>
@@ -5276,7 +5336,7 @@
     <w:lvl w:ilvl="2">
       <w:start w:val="1"/>
       <w:numFmt w:val="decimal"/>
-      <w:pStyle w:val="Heading3"/>
+      <w:pStyle w:val="Ttulo3"/>
       <w:suff w:val="space"/>
       <w:lvlText w:val="%1.%2.%3."/>
       <w:lvlJc w:val="left"/>
@@ -6221,11 +6281,11 @@
       <w14:ligatures w14:val="none"/>
     </w:rPr>
   </w:style>
-  <w:style w:type="paragraph" w:styleId="Heading1">
+  <w:style w:type="paragraph" w:styleId="Ttulo1">
     <w:name w:val="heading 1"/>
-    <w:basedOn w:val="Title"/>
+    <w:basedOn w:val="Ttulo"/>
     <w:next w:val="Normal"/>
-    <w:link w:val="Heading1Char"/>
+    <w:link w:val="Ttulo1Car"/>
     <w:uiPriority w:val="9"/>
     <w:qFormat/>
     <w:rsid w:val="00D11825"/>
@@ -6245,11 +6305,11 @@
       <w:szCs w:val="40"/>
     </w:rPr>
   </w:style>
-  <w:style w:type="paragraph" w:styleId="Heading2">
+  <w:style w:type="paragraph" w:styleId="Ttulo2">
     <w:name w:val="heading 2"/>
-    <w:basedOn w:val="Heading1"/>
+    <w:basedOn w:val="Ttulo1"/>
     <w:next w:val="Normal"/>
-    <w:link w:val="Heading2Char"/>
+    <w:link w:val="Ttulo2Car"/>
     <w:uiPriority w:val="9"/>
     <w:unhideWhenUsed/>
     <w:qFormat/>
@@ -6262,11 +6322,11 @@
       <w:outlineLvl w:val="1"/>
     </w:pPr>
   </w:style>
-  <w:style w:type="paragraph" w:styleId="Heading3">
+  <w:style w:type="paragraph" w:styleId="Ttulo3">
     <w:name w:val="heading 3"/>
     <w:basedOn w:val="Normal"/>
     <w:next w:val="Normal"/>
-    <w:link w:val="Heading3Char"/>
+    <w:link w:val="Ttulo3Car"/>
     <w:uiPriority w:val="9"/>
     <w:unhideWhenUsed/>
     <w:qFormat/>
@@ -6288,11 +6348,11 @@
       <w:szCs w:val="28"/>
     </w:rPr>
   </w:style>
-  <w:style w:type="paragraph" w:styleId="Heading4">
+  <w:style w:type="paragraph" w:styleId="Ttulo4">
     <w:name w:val="heading 4"/>
     <w:basedOn w:val="Normal"/>
     <w:next w:val="Normal"/>
-    <w:link w:val="Heading4Char"/>
+    <w:link w:val="Ttulo4Car"/>
     <w:uiPriority w:val="9"/>
     <w:semiHidden/>
     <w:unhideWhenUsed/>
@@ -6311,11 +6371,11 @@
       <w:color w:val="0F4761" w:themeColor="accent1" w:themeShade="BF"/>
     </w:rPr>
   </w:style>
-  <w:style w:type="paragraph" w:styleId="Heading5">
+  <w:style w:type="paragraph" w:styleId="Ttulo5">
     <w:name w:val="heading 5"/>
     <w:basedOn w:val="Normal"/>
     <w:next w:val="Normal"/>
-    <w:link w:val="Heading5Char"/>
+    <w:link w:val="Ttulo5Car"/>
     <w:uiPriority w:val="9"/>
     <w:semiHidden/>
     <w:unhideWhenUsed/>
@@ -6332,11 +6392,11 @@
       <w:color w:val="0F4761" w:themeColor="accent1" w:themeShade="BF"/>
     </w:rPr>
   </w:style>
-  <w:style w:type="paragraph" w:styleId="Heading6">
+  <w:style w:type="paragraph" w:styleId="Ttulo6">
     <w:name w:val="heading 6"/>
     <w:basedOn w:val="Normal"/>
     <w:next w:val="Normal"/>
-    <w:link w:val="Heading6Char"/>
+    <w:link w:val="Ttulo6Car"/>
     <w:uiPriority w:val="9"/>
     <w:semiHidden/>
     <w:unhideWhenUsed/>
@@ -6355,11 +6415,11 @@
       <w:color w:val="595959" w:themeColor="text1" w:themeTint="A6"/>
     </w:rPr>
   </w:style>
-  <w:style w:type="paragraph" w:styleId="Heading7">
+  <w:style w:type="paragraph" w:styleId="Ttulo7">
     <w:name w:val="heading 7"/>
     <w:basedOn w:val="Normal"/>
     <w:next w:val="Normal"/>
-    <w:link w:val="Heading7Char"/>
+    <w:link w:val="Ttulo7Car"/>
     <w:uiPriority w:val="9"/>
     <w:semiHidden/>
     <w:unhideWhenUsed/>
@@ -6376,11 +6436,11 @@
       <w:color w:val="595959" w:themeColor="text1" w:themeTint="A6"/>
     </w:rPr>
   </w:style>
-  <w:style w:type="paragraph" w:styleId="Heading8">
+  <w:style w:type="paragraph" w:styleId="Ttulo8">
     <w:name w:val="heading 8"/>
     <w:basedOn w:val="Normal"/>
     <w:next w:val="Normal"/>
-    <w:link w:val="Heading8Char"/>
+    <w:link w:val="Ttulo8Car"/>
     <w:uiPriority w:val="9"/>
     <w:semiHidden/>
     <w:unhideWhenUsed/>
@@ -6398,11 +6458,11 @@
       <w:color w:val="272727" w:themeColor="text1" w:themeTint="D8"/>
     </w:rPr>
   </w:style>
-  <w:style w:type="paragraph" w:styleId="Heading9">
+  <w:style w:type="paragraph" w:styleId="Ttulo9">
     <w:name w:val="heading 9"/>
     <w:basedOn w:val="Normal"/>
     <w:next w:val="Normal"/>
-    <w:link w:val="Heading9Char"/>
+    <w:link w:val="Ttulo9Car"/>
     <w:uiPriority w:val="9"/>
     <w:semiHidden/>
     <w:unhideWhenUsed/>
@@ -6418,12 +6478,13 @@
       <w:color w:val="272727" w:themeColor="text1" w:themeTint="D8"/>
     </w:rPr>
   </w:style>
-  <w:style w:type="character" w:default="1" w:styleId="DefaultParagraphFont">
+  <w:style w:type="character" w:default="1" w:styleId="Fuentedeprrafopredeter">
     <w:name w:val="Default Paragraph Font"/>
     <w:uiPriority w:val="1"/>
+    <w:semiHidden/>
     <w:unhideWhenUsed/>
   </w:style>
-  <w:style w:type="table" w:default="1" w:styleId="TableNormal">
+  <w:style w:type="table" w:default="1" w:styleId="Tablanormal">
     <w:name w:val="Normal Table"/>
     <w:uiPriority w:val="99"/>
     <w:semiHidden/>
@@ -6438,16 +6499,16 @@
       </w:tblCellMar>
     </w:tblPr>
   </w:style>
-  <w:style w:type="numbering" w:default="1" w:styleId="NoList">
+  <w:style w:type="numbering" w:default="1" w:styleId="Sinlista">
     <w:name w:val="No List"/>
     <w:uiPriority w:val="99"/>
     <w:semiHidden/>
     <w:unhideWhenUsed/>
   </w:style>
-  <w:style w:type="character" w:customStyle="1" w:styleId="Heading1Char">
-    <w:name w:val="Heading 1 Char"/>
-    <w:basedOn w:val="DefaultParagraphFont"/>
-    <w:link w:val="Heading1"/>
+  <w:style w:type="character" w:customStyle="1" w:styleId="Ttulo1Car">
+    <w:name w:val="Título 1 Car"/>
+    <w:basedOn w:val="Fuentedeprrafopredeter"/>
+    <w:link w:val="Ttulo1"/>
     <w:uiPriority w:val="9"/>
     <w:rsid w:val="000D5565"/>
     <w:rPr>
@@ -6460,10 +6521,10 @@
       <w14:ligatures w14:val="none"/>
     </w:rPr>
   </w:style>
-  <w:style w:type="character" w:customStyle="1" w:styleId="Heading2Char">
-    <w:name w:val="Heading 2 Char"/>
-    <w:basedOn w:val="DefaultParagraphFont"/>
-    <w:link w:val="Heading2"/>
+  <w:style w:type="character" w:customStyle="1" w:styleId="Ttulo2Car">
+    <w:name w:val="Título 2 Car"/>
+    <w:basedOn w:val="Fuentedeprrafopredeter"/>
+    <w:link w:val="Ttulo2"/>
     <w:uiPriority w:val="9"/>
     <w:rsid w:val="003648E9"/>
     <w:rPr>
@@ -6476,10 +6537,10 @@
       <w14:ligatures w14:val="none"/>
     </w:rPr>
   </w:style>
-  <w:style w:type="character" w:customStyle="1" w:styleId="Heading3Char">
-    <w:name w:val="Heading 3 Char"/>
-    <w:basedOn w:val="DefaultParagraphFont"/>
-    <w:link w:val="Heading3"/>
+  <w:style w:type="character" w:customStyle="1" w:styleId="Ttulo3Car">
+    <w:name w:val="Título 3 Car"/>
+    <w:basedOn w:val="Fuentedeprrafopredeter"/>
+    <w:link w:val="Ttulo3"/>
     <w:uiPriority w:val="9"/>
     <w:rsid w:val="006B7980"/>
     <w:rPr>
@@ -6490,10 +6551,10 @@
       <w14:ligatures w14:val="none"/>
     </w:rPr>
   </w:style>
-  <w:style w:type="character" w:customStyle="1" w:styleId="Heading4Char">
-    <w:name w:val="Heading 4 Char"/>
-    <w:basedOn w:val="DefaultParagraphFont"/>
-    <w:link w:val="Heading4"/>
+  <w:style w:type="character" w:customStyle="1" w:styleId="Ttulo4Car">
+    <w:name w:val="Título 4 Car"/>
+    <w:basedOn w:val="Fuentedeprrafopredeter"/>
+    <w:link w:val="Ttulo4"/>
     <w:uiPriority w:val="9"/>
     <w:semiHidden/>
     <w:rsid w:val="00584B73"/>
@@ -6504,10 +6565,10 @@
       <w:color w:val="0F4761" w:themeColor="accent1" w:themeShade="BF"/>
     </w:rPr>
   </w:style>
-  <w:style w:type="character" w:customStyle="1" w:styleId="Heading5Char">
-    <w:name w:val="Heading 5 Char"/>
-    <w:basedOn w:val="DefaultParagraphFont"/>
-    <w:link w:val="Heading5"/>
+  <w:style w:type="character" w:customStyle="1" w:styleId="Ttulo5Car">
+    <w:name w:val="Título 5 Car"/>
+    <w:basedOn w:val="Fuentedeprrafopredeter"/>
+    <w:link w:val="Ttulo5"/>
     <w:uiPriority w:val="9"/>
     <w:semiHidden/>
     <w:rsid w:val="00584B73"/>
@@ -6516,10 +6577,10 @@
       <w:color w:val="0F4761" w:themeColor="accent1" w:themeShade="BF"/>
     </w:rPr>
   </w:style>
-  <w:style w:type="character" w:customStyle="1" w:styleId="Heading6Char">
-    <w:name w:val="Heading 6 Char"/>
-    <w:basedOn w:val="DefaultParagraphFont"/>
-    <w:link w:val="Heading6"/>
+  <w:style w:type="character" w:customStyle="1" w:styleId="Ttulo6Car">
+    <w:name w:val="Título 6 Car"/>
+    <w:basedOn w:val="Fuentedeprrafopredeter"/>
+    <w:link w:val="Ttulo6"/>
     <w:uiPriority w:val="9"/>
     <w:semiHidden/>
     <w:rsid w:val="00584B73"/>
@@ -6530,10 +6591,10 @@
       <w:color w:val="595959" w:themeColor="text1" w:themeTint="A6"/>
     </w:rPr>
   </w:style>
-  <w:style w:type="character" w:customStyle="1" w:styleId="Heading7Char">
-    <w:name w:val="Heading 7 Char"/>
-    <w:basedOn w:val="DefaultParagraphFont"/>
-    <w:link w:val="Heading7"/>
+  <w:style w:type="character" w:customStyle="1" w:styleId="Ttulo7Car">
+    <w:name w:val="Título 7 Car"/>
+    <w:basedOn w:val="Fuentedeprrafopredeter"/>
+    <w:link w:val="Ttulo7"/>
     <w:uiPriority w:val="9"/>
     <w:semiHidden/>
     <w:rsid w:val="00584B73"/>
@@ -6542,10 +6603,10 @@
       <w:color w:val="595959" w:themeColor="text1" w:themeTint="A6"/>
     </w:rPr>
   </w:style>
-  <w:style w:type="character" w:customStyle="1" w:styleId="Heading8Char">
-    <w:name w:val="Heading 8 Char"/>
-    <w:basedOn w:val="DefaultParagraphFont"/>
-    <w:link w:val="Heading8"/>
+  <w:style w:type="character" w:customStyle="1" w:styleId="Ttulo8Car">
+    <w:name w:val="Título 8 Car"/>
+    <w:basedOn w:val="Fuentedeprrafopredeter"/>
+    <w:link w:val="Ttulo8"/>
     <w:uiPriority w:val="9"/>
     <w:semiHidden/>
     <w:rsid w:val="00584B73"/>
@@ -6556,10 +6617,10 @@
       <w:color w:val="272727" w:themeColor="text1" w:themeTint="D8"/>
     </w:rPr>
   </w:style>
-  <w:style w:type="character" w:customStyle="1" w:styleId="Heading9Char">
-    <w:name w:val="Heading 9 Char"/>
-    <w:basedOn w:val="DefaultParagraphFont"/>
-    <w:link w:val="Heading9"/>
+  <w:style w:type="character" w:customStyle="1" w:styleId="Ttulo9Car">
+    <w:name w:val="Título 9 Car"/>
+    <w:basedOn w:val="Fuentedeprrafopredeter"/>
+    <w:link w:val="Ttulo9"/>
     <w:uiPriority w:val="9"/>
     <w:semiHidden/>
     <w:rsid w:val="00584B73"/>
@@ -6568,11 +6629,11 @@
       <w:color w:val="272727" w:themeColor="text1" w:themeTint="D8"/>
     </w:rPr>
   </w:style>
-  <w:style w:type="paragraph" w:styleId="Title">
+  <w:style w:type="paragraph" w:styleId="Ttulo">
     <w:name w:val="Title"/>
     <w:basedOn w:val="Normal"/>
     <w:next w:val="Normal"/>
-    <w:link w:val="TitleChar"/>
+    <w:link w:val="TtuloCar"/>
     <w:uiPriority w:val="10"/>
     <w:qFormat/>
     <w:rsid w:val="00584B73"/>
@@ -6588,10 +6649,10 @@
       <w:szCs w:val="56"/>
     </w:rPr>
   </w:style>
-  <w:style w:type="character" w:customStyle="1" w:styleId="TitleChar">
-    <w:name w:val="Title Char"/>
-    <w:basedOn w:val="DefaultParagraphFont"/>
-    <w:link w:val="Title"/>
+  <w:style w:type="character" w:customStyle="1" w:styleId="TtuloCar">
+    <w:name w:val="Título Car"/>
+    <w:basedOn w:val="Fuentedeprrafopredeter"/>
+    <w:link w:val="Ttulo"/>
     <w:uiPriority w:val="10"/>
     <w:rsid w:val="00584B73"/>
     <w:rPr>
@@ -6602,11 +6663,11 @@
       <w:szCs w:val="56"/>
     </w:rPr>
   </w:style>
-  <w:style w:type="paragraph" w:styleId="Subtitle">
+  <w:style w:type="paragraph" w:styleId="Subttulo">
     <w:name w:val="Subtitle"/>
     <w:basedOn w:val="Normal"/>
     <w:next w:val="Normal"/>
-    <w:link w:val="SubtitleChar"/>
+    <w:link w:val="SubttuloCar"/>
     <w:uiPriority w:val="11"/>
     <w:qFormat/>
     <w:rsid w:val="00584B73"/>
@@ -6623,10 +6684,10 @@
       <w:szCs w:val="28"/>
     </w:rPr>
   </w:style>
-  <w:style w:type="character" w:customStyle="1" w:styleId="SubtitleChar">
-    <w:name w:val="Subtitle Char"/>
-    <w:basedOn w:val="DefaultParagraphFont"/>
-    <w:link w:val="Subtitle"/>
+  <w:style w:type="character" w:customStyle="1" w:styleId="SubttuloCar">
+    <w:name w:val="Subtítulo Car"/>
+    <w:basedOn w:val="Fuentedeprrafopredeter"/>
+    <w:link w:val="Subttulo"/>
     <w:uiPriority w:val="11"/>
     <w:rsid w:val="00584B73"/>
     <w:rPr>
@@ -6637,11 +6698,11 @@
       <w:szCs w:val="28"/>
     </w:rPr>
   </w:style>
-  <w:style w:type="paragraph" w:styleId="Quote">
+  <w:style w:type="paragraph" w:styleId="Cita">
     <w:name w:val="Quote"/>
     <w:basedOn w:val="Normal"/>
     <w:next w:val="Normal"/>
-    <w:link w:val="QuoteChar"/>
+    <w:link w:val="CitaCar"/>
     <w:uiPriority w:val="29"/>
     <w:qFormat/>
     <w:rsid w:val="00584B73"/>
@@ -6655,10 +6716,10 @@
       <w:color w:val="404040" w:themeColor="text1" w:themeTint="BF"/>
     </w:rPr>
   </w:style>
-  <w:style w:type="character" w:customStyle="1" w:styleId="QuoteChar">
-    <w:name w:val="Quote Char"/>
-    <w:basedOn w:val="DefaultParagraphFont"/>
-    <w:link w:val="Quote"/>
+  <w:style w:type="character" w:customStyle="1" w:styleId="CitaCar">
+    <w:name w:val="Cita Car"/>
+    <w:basedOn w:val="Fuentedeprrafopredeter"/>
+    <w:link w:val="Cita"/>
     <w:uiPriority w:val="29"/>
     <w:rsid w:val="00584B73"/>
     <w:rPr>
@@ -6667,7 +6728,7 @@
       <w:color w:val="404040" w:themeColor="text1" w:themeTint="BF"/>
     </w:rPr>
   </w:style>
-  <w:style w:type="paragraph" w:styleId="ListParagraph">
+  <w:style w:type="paragraph" w:styleId="Prrafodelista">
     <w:name w:val="List Paragraph"/>
     <w:basedOn w:val="Normal"/>
     <w:uiPriority w:val="34"/>
@@ -6678,9 +6739,9 @@
       <w:contextualSpacing/>
     </w:pPr>
   </w:style>
-  <w:style w:type="character" w:styleId="IntenseEmphasis">
+  <w:style w:type="character" w:styleId="nfasisintenso">
     <w:name w:val="Intense Emphasis"/>
-    <w:basedOn w:val="DefaultParagraphFont"/>
+    <w:basedOn w:val="Fuentedeprrafopredeter"/>
     <w:uiPriority w:val="21"/>
     <w:qFormat/>
     <w:rsid w:val="00584B73"/>
@@ -6690,11 +6751,11 @@
       <w:color w:val="0F4761" w:themeColor="accent1" w:themeShade="BF"/>
     </w:rPr>
   </w:style>
-  <w:style w:type="paragraph" w:styleId="IntenseQuote">
+  <w:style w:type="paragraph" w:styleId="Citadestacada">
     <w:name w:val="Intense Quote"/>
     <w:basedOn w:val="Normal"/>
     <w:next w:val="Normal"/>
-    <w:link w:val="IntenseQuoteChar"/>
+    <w:link w:val="CitadestacadaCar"/>
     <w:uiPriority w:val="30"/>
     <w:qFormat/>
     <w:rsid w:val="00584B73"/>
@@ -6713,10 +6774,10 @@
       <w:color w:val="0F4761" w:themeColor="accent1" w:themeShade="BF"/>
     </w:rPr>
   </w:style>
-  <w:style w:type="character" w:customStyle="1" w:styleId="IntenseQuoteChar">
-    <w:name w:val="Intense Quote Char"/>
-    <w:basedOn w:val="DefaultParagraphFont"/>
-    <w:link w:val="IntenseQuote"/>
+  <w:style w:type="character" w:customStyle="1" w:styleId="CitadestacadaCar">
+    <w:name w:val="Cita destacada Car"/>
+    <w:basedOn w:val="Fuentedeprrafopredeter"/>
+    <w:link w:val="Citadestacada"/>
     <w:uiPriority w:val="30"/>
     <w:rsid w:val="00584B73"/>
     <w:rPr>
@@ -6725,9 +6786,9 @@
       <w:color w:val="0F4761" w:themeColor="accent1" w:themeShade="BF"/>
     </w:rPr>
   </w:style>
-  <w:style w:type="character" w:styleId="IntenseReference">
+  <w:style w:type="character" w:styleId="Referenciaintensa">
     <w:name w:val="Intense Reference"/>
-    <w:basedOn w:val="DefaultParagraphFont"/>
+    <w:basedOn w:val="Fuentedeprrafopredeter"/>
     <w:uiPriority w:val="32"/>
     <w:qFormat/>
     <w:rsid w:val="00584B73"/>
@@ -6739,10 +6800,10 @@
       <w:spacing w:val="5"/>
     </w:rPr>
   </w:style>
-  <w:style w:type="paragraph" w:styleId="Header">
+  <w:style w:type="paragraph" w:styleId="Encabezado">
     <w:name w:val="header"/>
     <w:basedOn w:val="Normal"/>
-    <w:link w:val="HeaderChar"/>
+    <w:link w:val="EncabezadoCar"/>
     <w:uiPriority w:val="99"/>
     <w:unhideWhenUsed/>
     <w:rsid w:val="00DA37F9"/>
@@ -6753,17 +6814,17 @@
       </w:tabs>
     </w:pPr>
   </w:style>
-  <w:style w:type="character" w:customStyle="1" w:styleId="HeaderChar">
-    <w:name w:val="Header Char"/>
-    <w:basedOn w:val="DefaultParagraphFont"/>
-    <w:link w:val="Header"/>
+  <w:style w:type="character" w:customStyle="1" w:styleId="EncabezadoCar">
+    <w:name w:val="Encabezado Car"/>
+    <w:basedOn w:val="Fuentedeprrafopredeter"/>
+    <w:link w:val="Encabezado"/>
     <w:uiPriority w:val="99"/>
     <w:rsid w:val="00DA37F9"/>
   </w:style>
-  <w:style w:type="paragraph" w:styleId="Footer">
+  <w:style w:type="paragraph" w:styleId="Piedepgina">
     <w:name w:val="footer"/>
     <w:basedOn w:val="Normal"/>
-    <w:link w:val="FooterChar"/>
+    <w:link w:val="PiedepginaCar"/>
     <w:uiPriority w:val="99"/>
     <w:unhideWhenUsed/>
     <w:rsid w:val="00DA37F9"/>
@@ -6774,18 +6835,18 @@
       </w:tabs>
     </w:pPr>
   </w:style>
-  <w:style w:type="character" w:customStyle="1" w:styleId="FooterChar">
-    <w:name w:val="Footer Char"/>
-    <w:basedOn w:val="DefaultParagraphFont"/>
-    <w:link w:val="Footer"/>
+  <w:style w:type="character" w:customStyle="1" w:styleId="PiedepginaCar">
+    <w:name w:val="Pie de página Car"/>
+    <w:basedOn w:val="Fuentedeprrafopredeter"/>
+    <w:link w:val="Piedepgina"/>
     <w:uiPriority w:val="99"/>
     <w:rsid w:val="00DA37F9"/>
   </w:style>
-  <w:style w:type="paragraph" w:styleId="NoSpacing">
+  <w:style w:type="paragraph" w:styleId="Sinespaciado">
     <w:name w:val="No Spacing"/>
     <w:aliases w:val="Intro"/>
-    <w:basedOn w:val="Title"/>
-    <w:link w:val="NoSpacingChar"/>
+    <w:basedOn w:val="Ttulo"/>
+    <w:link w:val="SinespaciadoCar"/>
     <w:uiPriority w:val="1"/>
     <w:qFormat/>
     <w:rsid w:val="00321E83"/>
@@ -6800,11 +6861,11 @@
       <w:lang w:val="en-US"/>
     </w:rPr>
   </w:style>
-  <w:style w:type="character" w:customStyle="1" w:styleId="NoSpacingChar">
-    <w:name w:val="No Spacing Char"/>
-    <w:aliases w:val="Intro Char"/>
-    <w:basedOn w:val="DefaultParagraphFont"/>
-    <w:link w:val="NoSpacing"/>
+  <w:style w:type="character" w:customStyle="1" w:styleId="SinespaciadoCar">
+    <w:name w:val="Sin espaciado Car"/>
+    <w:aliases w:val="Intro Car"/>
+    <w:basedOn w:val="Fuentedeprrafopredeter"/>
+    <w:link w:val="Sinespaciado"/>
     <w:uiPriority w:val="1"/>
     <w:rsid w:val="00321E83"/>
     <w:rPr>
@@ -6818,10 +6879,10 @@
       <w14:ligatures w14:val="none"/>
     </w:rPr>
   </w:style>
-  <w:style w:type="paragraph" w:styleId="BodyText">
+  <w:style w:type="paragraph" w:styleId="Textoindependiente">
     <w:name w:val="Body Text"/>
     <w:basedOn w:val="Normal"/>
-    <w:link w:val="BodyTextChar"/>
+    <w:link w:val="TextoindependienteCar"/>
     <w:uiPriority w:val="1"/>
     <w:rsid w:val="0020382B"/>
     <w:pPr>
@@ -6831,10 +6892,10 @@
       <w:szCs w:val="24"/>
     </w:rPr>
   </w:style>
-  <w:style w:type="character" w:customStyle="1" w:styleId="BodyTextChar">
-    <w:name w:val="Body Text Char"/>
-    <w:basedOn w:val="DefaultParagraphFont"/>
-    <w:link w:val="BodyText"/>
+  <w:style w:type="character" w:customStyle="1" w:styleId="TextoindependienteCar">
+    <w:name w:val="Texto independiente Car"/>
+    <w:basedOn w:val="Fuentedeprrafopredeter"/>
+    <w:link w:val="Textoindependiente"/>
     <w:uiPriority w:val="1"/>
     <w:rsid w:val="0020382B"/>
     <w:rPr>
@@ -6862,9 +6923,9 @@
       <w:lang w:eastAsia="es-ES"/>
     </w:rPr>
   </w:style>
-  <w:style w:type="character" w:styleId="Strong">
+  <w:style w:type="character" w:styleId="Textoennegrita">
     <w:name w:val="Strong"/>
-    <w:basedOn w:val="DefaultParagraphFont"/>
+    <w:basedOn w:val="Fuentedeprrafopredeter"/>
     <w:uiPriority w:val="22"/>
     <w:qFormat/>
     <w:rsid w:val="000D5565"/>
@@ -6875,7 +6936,7 @@
   </w:style>
   <w:style w:type="character" w:customStyle="1" w:styleId="whitespace-normal">
     <w:name w:val="whitespace-normal"/>
-    <w:basedOn w:val="DefaultParagraphFont"/>
+    <w:basedOn w:val="Fuentedeprrafopredeter"/>
     <w:rsid w:val="000D5565"/>
   </w:style>
   <w:style w:type="numbering" w:customStyle="1" w:styleId="Style1">
@@ -6888,9 +6949,9 @@
       </w:numPr>
     </w:pPr>
   </w:style>
-  <w:style w:type="paragraph" w:styleId="TOCHeading">
+  <w:style w:type="paragraph" w:styleId="TtuloTDC">
     <w:name w:val="TOC Heading"/>
-    <w:basedOn w:val="Heading1"/>
+    <w:basedOn w:val="Ttulo1"/>
     <w:next w:val="Normal"/>
     <w:uiPriority w:val="39"/>
     <w:unhideWhenUsed/>
@@ -6919,7 +6980,7 @@
       <w:lang w:val="en-US"/>
     </w:rPr>
   </w:style>
-  <w:style w:type="paragraph" w:styleId="TOC1">
+  <w:style w:type="paragraph" w:styleId="TDC1">
     <w:name w:val="toc 1"/>
     <w:basedOn w:val="Normal"/>
     <w:next w:val="Normal"/>
@@ -6931,7 +6992,7 @@
       <w:spacing w:after="100"/>
     </w:pPr>
   </w:style>
-  <w:style w:type="paragraph" w:styleId="TOC2">
+  <w:style w:type="paragraph" w:styleId="TDC2">
     <w:name w:val="toc 2"/>
     <w:basedOn w:val="Normal"/>
     <w:next w:val="Normal"/>
@@ -6944,7 +7005,7 @@
       <w:ind w:left="240"/>
     </w:pPr>
   </w:style>
-  <w:style w:type="paragraph" w:styleId="TOC3">
+  <w:style w:type="paragraph" w:styleId="TDC3">
     <w:name w:val="toc 3"/>
     <w:basedOn w:val="Normal"/>
     <w:next w:val="Normal"/>
@@ -6957,9 +7018,9 @@
       <w:ind w:left="480"/>
     </w:pPr>
   </w:style>
-  <w:style w:type="character" w:styleId="Hyperlink">
+  <w:style w:type="character" w:styleId="Hipervnculo">
     <w:name w:val="Hyperlink"/>
-    <w:basedOn w:val="DefaultParagraphFont"/>
+    <w:basedOn w:val="Fuentedeprrafopredeter"/>
     <w:uiPriority w:val="99"/>
     <w:unhideWhenUsed/>
     <w:rsid w:val="005D0B29"/>
@@ -6968,7 +7029,7 @@
       <w:u w:val="single"/>
     </w:rPr>
   </w:style>
-  <w:style w:type="paragraph" w:styleId="Caption">
+  <w:style w:type="paragraph" w:styleId="Descripcin">
     <w:name w:val="caption"/>
     <w:basedOn w:val="Normal"/>
     <w:next w:val="Normal"/>
@@ -6991,9 +7052,10 @@
     <w:name w:val="Figure Style"/>
     <w:basedOn w:val="Normal"/>
     <w:qFormat/>
-    <w:rsid w:val="0099608E"/>
+    <w:rsid w:val="00A866AD"/>
     <w:pPr>
       <w:spacing w:before="0" w:after="0"/>
+      <w:jc w:val="left"/>
     </w:pPr>
     <w:rPr>
       <w:rFonts w:eastAsiaTheme="majorEastAsia"/>

--- a/Proyecto_Maria_belen_valenzuela_huilcarema.docx
+++ b/Proyecto_Maria_belen_valenzuela_huilcarema.docx
@@ -4642,10 +4642,74 @@
     </w:p>
     <w:p>
       <w:pPr>
-        <w:rPr>
-          <w:rFonts w:eastAsiaTheme="majorEastAsia"/>
-        </w:rPr>
-      </w:pPr>
+        <w:pStyle w:val="Ttulo1"/>
+      </w:pPr>
+      <w:r>
+        <w:t>RESULTADOS</w:t>
+      </w:r>
+    </w:p>
+    <w:p/>
+    <w:p>
+      <w:pPr>
+        <w:pStyle w:val="Ttulo1"/>
+      </w:pPr>
+      <w:r>
+        <w:t>CONCLUSIONES</w:t>
+      </w:r>
+    </w:p>
+    <w:p/>
+    <w:p>
+      <w:pPr>
+        <w:pStyle w:val="Ttulo1"/>
+      </w:pPr>
+      <w:r>
+        <w:t>RECOMENDACIONES</w:t>
+      </w:r>
+    </w:p>
+    <w:p>
+      <w:pPr>
+        <w:rPr>
+          <w:rFonts w:eastAsiaTheme="majorEastAsia"/>
+        </w:rPr>
+      </w:pPr>
+    </w:p>
+    <w:p>
+      <w:pPr>
+        <w:pStyle w:val="Ttulo1"/>
+      </w:pPr>
+      <w:r>
+        <w:t>PROPUESTA</w:t>
+      </w:r>
+    </w:p>
+    <w:p>
+      <w:pPr>
+        <w:rPr>
+          <w:rFonts w:eastAsiaTheme="majorEastAsia"/>
+        </w:rPr>
+      </w:pPr>
+    </w:p>
+    <w:p>
+      <w:pPr>
+        <w:pStyle w:val="Ttulo1"/>
+      </w:pPr>
+      <w:r>
+        <w:t>REFERENCIAS BIBLIOGRÁFICAS</w:t>
+      </w:r>
+    </w:p>
+    <w:p>
+      <w:pPr>
+        <w:rPr>
+          <w:rFonts w:eastAsiaTheme="majorEastAsia"/>
+        </w:rPr>
+      </w:pPr>
+    </w:p>
+    <w:p>
+      <w:pPr>
+        <w:pStyle w:val="Ttulo1"/>
+      </w:pPr>
+      <w:r>
+        <w:t>ANEXOS</w:t>
+      </w:r>
     </w:p>
     <w:sectPr>
       <w:headerReference w:type="first" r:id="rId15"/>

--- a/Proyecto_Maria_belen_valenzuela_huilcarema.docx
+++ b/Proyecto_Maria_belen_valenzuela_huilcarema.docx
@@ -643,7 +643,7 @@
                                         </pic:cNvPicPr>
                                       </pic:nvPicPr>
                                       <pic:blipFill>
-                                        <a:blip r:embed="rId8" cstate="print"/>
+                                        <a:blip r:embed="rId9" cstate="print"/>
                                         <a:stretch>
                                           <a:fillRect/>
                                         </a:stretch>
@@ -2851,10 +2851,10 @@
         <w:autoSpaceDN/>
         <w:spacing w:before="0" w:after="160"/>
         <w:sectPr>
-          <w:headerReference w:type="default" r:id="rId9"/>
-          <w:footerReference w:type="default" r:id="rId10"/>
-          <w:headerReference w:type="first" r:id="rId11"/>
-          <w:footerReference w:type="first" r:id="rId12"/>
+          <w:headerReference w:type="default" r:id="rId10"/>
+          <w:footerReference w:type="default" r:id="rId11"/>
+          <w:headerReference w:type="first" r:id="rId12"/>
+          <w:footerReference w:type="first" r:id="rId13"/>
           <w:pgSz w:w="12240" w:h="15840"/>
           <w:pgMar w:top="1699" w:right="1699" w:bottom="1699" w:left="2261" w:header="720" w:footer="720" w:gutter="0"/>
           <w:pgNumType w:fmt="upperRoman" w:start="0"/>
@@ -3333,7 +3333,7 @@
                     </pic:cNvPicPr>
                   </pic:nvPicPr>
                   <pic:blipFill>
-                    <a:blip r:embed="rId13" cstate="print">
+                    <a:blip r:embed="rId14" cstate="print">
                       <a:extLst>
                         <a:ext uri="{28A0092B-C50C-407E-A947-70E740481C1C}">
                           <a14:useLocalDpi xmlns:a14="http://schemas.microsoft.com/office/drawing/2010/main" val="0"/>
@@ -4500,6 +4500,52 @@
     </w:p>
     <w:p>
       <w:pPr>
+        <w:rPr>
+          <w:rFonts w:eastAsiaTheme="majorEastAsia"/>
+        </w:rPr>
+      </w:pPr>
+      <w:hyperlink r:id="rId15" w:history="1">
+        <w:r>
+          <w:rPr>
+            <w:rStyle w:val="Hipervnculo"/>
+            <w:rFonts w:eastAsiaTheme="majorEastAsia"/>
+          </w:rPr>
+          <w:t xml:space="preserve">Easy </w:t>
+        </w:r>
+        <w:proofErr w:type="spellStart"/>
+        <w:r>
+          <w:rPr>
+            <w:rStyle w:val="Hipervnculo"/>
+            <w:rFonts w:eastAsiaTheme="majorEastAsia"/>
+          </w:rPr>
+          <w:t>Breakfa</w:t>
+        </w:r>
+        <w:r>
+          <w:rPr>
+            <w:rStyle w:val="Hipervnculo"/>
+            <w:rFonts w:eastAsiaTheme="majorEastAsia"/>
+          </w:rPr>
+          <w:t>s</w:t>
+        </w:r>
+        <w:r>
+          <w:rPr>
+            <w:rStyle w:val="Hipervnculo"/>
+            <w:rFonts w:eastAsiaTheme="majorEastAsia"/>
+          </w:rPr>
+          <w:t>t</w:t>
+        </w:r>
+        <w:proofErr w:type="spellEnd"/>
+        <w:r>
+          <w:rPr>
+            <w:rStyle w:val="Hipervnculo"/>
+            <w:rFonts w:eastAsiaTheme="majorEastAsia"/>
+          </w:rPr>
+          <w:t xml:space="preserve"> Video</w:t>
+        </w:r>
+      </w:hyperlink>
+    </w:p>
+    <w:p>
+      <w:pPr>
         <w:pStyle w:val="Ttulo3"/>
       </w:pPr>
       <w:r>
@@ -4569,9 +4615,9 @@
           <w:noProof/>
         </w:rPr>
         <w:drawing>
-          <wp:inline distT="0" distB="0" distL="0" distR="0" wp14:anchorId="19FD2110" wp14:editId="2C418619">
-            <wp:extent cx="4284617" cy="4284617"/>
-            <wp:effectExtent l="0" t="0" r="1905" b="1905"/>
+          <wp:inline distT="0" distB="0" distL="0" distR="0" wp14:anchorId="19FD2110" wp14:editId="1E70387E">
+            <wp:extent cx="3901440" cy="3901440"/>
+            <wp:effectExtent l="0" t="0" r="3810" b="3810"/>
             <wp:docPr id="6" name="Imagen 6"/>
             <wp:cNvGraphicFramePr>
               <a:graphicFrameLocks xmlns:a="http://schemas.openxmlformats.org/drawingml/2006/main" noChangeAspect="1"/>
@@ -4586,7 +4632,7 @@
                     </pic:cNvPicPr>
                   </pic:nvPicPr>
                   <pic:blipFill>
-                    <a:blip r:embed="rId14">
+                    <a:blip r:embed="rId16" cstate="print">
                       <a:extLst>
                         <a:ext uri="{28A0092B-C50C-407E-A947-70E740481C1C}">
                           <a14:useLocalDpi xmlns:a14="http://schemas.microsoft.com/office/drawing/2010/main" val="0"/>
@@ -4601,7 +4647,7 @@
                   <pic:spPr bwMode="auto">
                     <a:xfrm>
                       <a:off x="0" y="0"/>
-                      <a:ext cx="4326700" cy="4326700"/>
+                      <a:ext cx="3901440" cy="3901440"/>
                     </a:xfrm>
                     <a:prstGeom prst="rect">
                       <a:avLst/>
@@ -4712,8 +4758,8 @@
       </w:r>
     </w:p>
     <w:sectPr>
-      <w:headerReference w:type="first" r:id="rId15"/>
-      <w:footerReference w:type="first" r:id="rId16"/>
+      <w:headerReference w:type="first" r:id="rId17"/>
+      <w:footerReference w:type="first" r:id="rId18"/>
       <w:pgSz w:w="12240" w:h="15840"/>
       <w:pgMar w:top="1699" w:right="1699" w:bottom="1699" w:left="2261" w:header="720" w:footer="720" w:gutter="0"/>
       <w:pgNumType w:start="1"/>
@@ -7126,6 +7172,30 @@
       <w:i/>
     </w:rPr>
   </w:style>
+  <w:style w:type="character" w:styleId="Mencinsinresolver">
+    <w:name w:val="Unresolved Mention"/>
+    <w:basedOn w:val="Fuentedeprrafopredeter"/>
+    <w:uiPriority w:val="99"/>
+    <w:semiHidden/>
+    <w:unhideWhenUsed/>
+    <w:rsid w:val="00333B0C"/>
+    <w:rPr>
+      <w:color w:val="605E5C"/>
+      <w:shd w:val="clear" w:color="auto" w:fill="E1DFDD"/>
+    </w:rPr>
+  </w:style>
+  <w:style w:type="character" w:styleId="Hipervnculovisitado">
+    <w:name w:val="FollowedHyperlink"/>
+    <w:basedOn w:val="Fuentedeprrafopredeter"/>
+    <w:uiPriority w:val="99"/>
+    <w:semiHidden/>
+    <w:unhideWhenUsed/>
+    <w:rsid w:val="00333B0C"/>
+    <w:rPr>
+      <w:color w:val="96607D" w:themeColor="followedHyperlink"/>
+      <w:u w:val="single"/>
+    </w:rPr>
+  </w:style>
 </w:styles>
 </file>
 

--- a/Proyecto_Maria_belen_valenzuela_huilcarema.docx
+++ b/Proyecto_Maria_belen_valenzuela_huilcarema.docx
@@ -643,7 +643,7 @@
                                         </pic:cNvPicPr>
                                       </pic:nvPicPr>
                                       <pic:blipFill>
-                                        <a:blip r:embed="rId9" cstate="print"/>
+                                        <a:blip r:embed="rId8" cstate="print"/>
                                         <a:stretch>
                                           <a:fillRect/>
                                         </a:stretch>
@@ -2851,10 +2851,10 @@
         <w:autoSpaceDN/>
         <w:spacing w:before="0" w:after="160"/>
         <w:sectPr>
-          <w:headerReference w:type="default" r:id="rId10"/>
-          <w:footerReference w:type="default" r:id="rId11"/>
-          <w:headerReference w:type="first" r:id="rId12"/>
-          <w:footerReference w:type="first" r:id="rId13"/>
+          <w:headerReference w:type="default" r:id="rId9"/>
+          <w:footerReference w:type="default" r:id="rId10"/>
+          <w:headerReference w:type="first" r:id="rId11"/>
+          <w:footerReference w:type="first" r:id="rId12"/>
           <w:pgSz w:w="12240" w:h="15840"/>
           <w:pgMar w:top="1699" w:right="1699" w:bottom="1699" w:left="2261" w:header="720" w:footer="720" w:gutter="0"/>
           <w:pgNumType w:fmt="upperRoman" w:start="0"/>
@@ -2866,10 +2866,16 @@
     </w:p>
     <w:p>
       <w:pPr>
-        <w:pStyle w:val="Ttulo1"/>
+        <w:pStyle w:val="Sinespaciado"/>
+        <w:rPr>
+          <w:lang w:val="es-PE"/>
+        </w:rPr>
       </w:pPr>
       <w:bookmarkStart w:id="0" w:name="_Toc223244301"/>
       <w:r>
+        <w:rPr>
+          <w:lang w:val="es-PE"/>
+        </w:rPr>
         <w:lastRenderedPageBreak/>
         <w:t>INTRODUCCIÓN</w:t>
       </w:r>
@@ -2943,15 +2949,12 @@
         <w:t xml:space="preserve">variables demográficas, </w:t>
       </w:r>
       <w:r>
-        <w:t xml:space="preserve">el análisis del entorno y del mercado objetivo, la definición del modelo de negocio, la estructura organizacional y la evaluación financiera del proyecto. Para ello, se aplican herramientas administrativas como el estudio de mercado, la planificación estratégica y el análisis de rentabilidad, con el propósito de determinar la factibilidad técnica, operativa y económica del </w:t>
-      </w:r>
+        <w:t>el análisis del entorno y del mercado objetivo, la definición del modelo de negocio, la estructura organizacional y la evaluación financiera del proyecto. Para ello, se aplican herramientas administrativas como el estudio de mercado, la planificación estratégica y el análisis de rentabilidad, con el propósito de determinar la factibilidad técnica, operativa y económica del emprendimiento.</w:t>
+      </w:r>
+    </w:p>
+    <w:p>
       <w:r>
         <w:lastRenderedPageBreak/>
-        <w:t>emprendimiento.</w:t>
-      </w:r>
-    </w:p>
-    <w:p>
-      <w:r>
         <w:t xml:space="preserve">El diseño del modelo de negocio se fundamenta en la metodología del Business </w:t>
       </w:r>
       <w:proofErr w:type="spellStart"/>
@@ -3026,11 +3029,11 @@
     </w:p>
     <w:p>
       <w:r>
-        <w:t xml:space="preserve">Adicionalmente, el proyecto incorpora una estrategia de marketing enfocada en medios digitales, redes sociales y canales de distribución directa, considerando el comportamiento actual del consumidor y la creciente relevancia del comercio electrónico y servicios de entrega a domicilio. La construcción de marca se apoya en </w:t>
+        <w:t xml:space="preserve">Adicionalmente, el proyecto incorpora una estrategia de marketing enfocada en medios digitales, redes sociales y canales de distribución directa, considerando el comportamiento actual del consumidor y la creciente relevancia del comercio electrónico y servicios de entrega a domicilio. La construcción de marca se apoya en un arquetipo definido —El Creador— que refuerza la identidad innovadora y </w:t>
       </w:r>
       <w:r>
         <w:lastRenderedPageBreak/>
-        <w:t>un arquetipo definido —El Creador— que refuerza la identidad innovadora y diferenciadora del emprendimiento.</w:t>
+        <w:t>diferenciadora del emprendimiento.</w:t>
       </w:r>
     </w:p>
     <w:p>
@@ -3050,13 +3053,302 @@
       </w:r>
       <w:proofErr w:type="spellEnd"/>
       <w:r>
-        <w:t xml:space="preserve"> se proyecta como una iniciativa que combina innovación, eficiencia y responsabilidad, orientada a generar rentabilidad sostenible y a promover hábitos alimenticios saludables en su segmento objetivo. </w:t>
+        <w:t xml:space="preserve"> se proyecta como una iniciativa que combina innovación, eficiencia y responsabilidad, orientada a generar rentabilidad sostenible y a promover hábitos alimenticios saludables en su segmento objetivo.</w:t>
+      </w:r>
+      <w:r>
+        <w:br w:type="page"/>
+      </w:r>
+    </w:p>
+    <w:p>
+      <w:pPr>
+        <w:pStyle w:val="Ttulo1"/>
+      </w:pPr>
+      <w:r>
+        <w:lastRenderedPageBreak/>
+        <w:t>MARCO REFERENCIAL</w:t>
       </w:r>
     </w:p>
     <w:p>
       <w:pPr>
         <w:pStyle w:val="Ttulo2"/>
       </w:pPr>
+      <w:r>
+        <w:t>Antecedentes del problema</w:t>
+      </w:r>
+    </w:p>
+    <w:p>
+      <w:pPr>
+        <w:rPr>
+          <w:lang w:val="es-PE" w:eastAsia="es-PE"/>
+        </w:rPr>
+      </w:pPr>
+      <w:r>
+        <w:rPr>
+          <w:lang w:val="es-PE" w:eastAsia="es-PE"/>
+        </w:rPr>
+        <w:t>En años</w:t>
+      </w:r>
+      <w:r>
+        <w:rPr>
+          <w:lang w:val="es-PE" w:eastAsia="es-PE"/>
+        </w:rPr>
+        <w:t xml:space="preserve"> recientes</w:t>
+      </w:r>
+      <w:r>
+        <w:rPr>
+          <w:lang w:val="es-PE" w:eastAsia="es-PE"/>
+        </w:rPr>
+        <w:t xml:space="preserve"> se ha observado un cambio significativo en los hábitos de consumo alimenticio de la población, especialmente entre estudiantes universitarios</w:t>
+      </w:r>
+      <w:r>
+        <w:rPr>
+          <w:lang w:val="es-PE" w:eastAsia="es-PE"/>
+        </w:rPr>
+        <w:t>,</w:t>
+      </w:r>
+      <w:r>
+        <w:rPr>
+          <w:lang w:val="es-PE" w:eastAsia="es-PE"/>
+        </w:rPr>
+        <w:t xml:space="preserve"> jóvenes profesionales</w:t>
+      </w:r>
+      <w:r>
+        <w:rPr>
+          <w:lang w:val="es-PE" w:eastAsia="es-PE"/>
+        </w:rPr>
+        <w:t>,</w:t>
+      </w:r>
+      <w:r>
+        <w:rPr>
+          <w:lang w:val="es-PE" w:eastAsia="es-PE"/>
+        </w:rPr>
+        <w:t xml:space="preserve"> ejecutivos</w:t>
+      </w:r>
+      <w:r>
+        <w:rPr>
+          <w:lang w:val="es-PE" w:eastAsia="es-PE"/>
+        </w:rPr>
+        <w:t xml:space="preserve"> y deportistas</w:t>
+      </w:r>
+      <w:r>
+        <w:rPr>
+          <w:lang w:val="es-PE" w:eastAsia="es-PE"/>
+        </w:rPr>
+        <w:t>. El ritmo acelerado de vida, las responsabilidades académicas y laborales, así como los largos tiempos de traslado, han reducido el tiempo disponible para preparar o consumir alimentos de manera adecuada durante las primeras horas del día. Como consecuencia, muchas personas optan por omitir el desayuno o reemplazarlo por productos rápidos con bajo valor nutricional.</w:t>
+      </w:r>
+    </w:p>
+    <w:p>
+      <w:pPr>
+        <w:rPr>
+          <w:lang w:val="es-PE" w:eastAsia="es-PE"/>
+        </w:rPr>
+      </w:pPr>
+      <w:r>
+        <w:rPr>
+          <w:lang w:val="es-PE" w:eastAsia="es-PE"/>
+        </w:rPr>
+        <w:t>Diversos estudios sobre hábitos alimenticios señalan que el desayuno es considerado una de las comidas más importantes del día, ya que proporciona la energía necesaria para iniciar las actividades diarias y contribuye al rendimiento físico y cognitivo. Sin embargo, a pesar de su importancia, una gran parte de la población suele descuidar esta comida debido a la falta de tiempo o a la dificultad para acceder a opciones saludables que sean rápidas, accesibles y prácticas.</w:t>
+      </w:r>
+    </w:p>
+    <w:p>
+      <w:pPr>
+        <w:rPr>
+          <w:lang w:val="es-PE" w:eastAsia="es-PE"/>
+        </w:rPr>
+      </w:pPr>
+      <w:r>
+        <w:rPr>
+          <w:lang w:val="es-PE" w:eastAsia="es-PE"/>
+        </w:rPr>
+        <w:t>En el contexto de los entornos universitarios</w:t>
+      </w:r>
+      <w:r>
+        <w:rPr>
+          <w:lang w:val="es-PE" w:eastAsia="es-PE"/>
+        </w:rPr>
+        <w:t xml:space="preserve"> o empresariales</w:t>
+      </w:r>
+      <w:r>
+        <w:rPr>
+          <w:lang w:val="es-PE" w:eastAsia="es-PE"/>
+        </w:rPr>
+        <w:t xml:space="preserve">, esta problemática se vuelve más evidente. Muchos comienzan sus actividades desde tempranas horas de la mañana, lo que limita la posibilidad de preparar alimentos en casa. Asimismo, en los alrededores de las instituciones educativas </w:t>
+      </w:r>
+      <w:r>
+        <w:rPr>
+          <w:lang w:val="es-PE" w:eastAsia="es-PE"/>
+        </w:rPr>
+        <w:t xml:space="preserve">u oficinas </w:t>
+      </w:r>
+      <w:r>
+        <w:rPr>
+          <w:lang w:val="es-PE" w:eastAsia="es-PE"/>
+        </w:rPr>
+        <w:t>predominan ofertas alimenticias basadas en productos procesados o de bajo contenido nutricional, lo que dificulta mantener una alimentación equilibrada.</w:t>
+      </w:r>
+    </w:p>
+    <w:p>
+      <w:pPr>
+        <w:rPr>
+          <w:lang w:val="es-PE" w:eastAsia="es-PE"/>
+        </w:rPr>
+      </w:pPr>
+      <w:r>
+        <w:rPr>
+          <w:lang w:val="es-PE" w:eastAsia="es-PE"/>
+        </w:rPr>
+        <w:t xml:space="preserve">Ante esta situación surge la necesidad de desarrollar alternativas alimenticias que </w:t>
+      </w:r>
+      <w:r>
+        <w:rPr>
+          <w:lang w:val="es-PE" w:eastAsia="es-PE"/>
+        </w:rPr>
+        <w:t>combinen rapidez, practicidad y valor nutricional, permitiendo</w:t>
+      </w:r>
+      <w:r>
+        <w:rPr>
+          <w:lang w:val="es-PE" w:eastAsia="es-PE"/>
+        </w:rPr>
+        <w:t xml:space="preserve"> a los estudiantes </w:t>
+      </w:r>
+      <w:r>
+        <w:rPr>
+          <w:lang w:val="es-PE" w:eastAsia="es-PE"/>
+        </w:rPr>
+        <w:lastRenderedPageBreak/>
+        <w:t xml:space="preserve">acceder a desayunos saludables sin afectar su tiempo o rutina diaria. En este contexto, el emprendimiento </w:t>
+      </w:r>
+      <w:r>
+        <w:rPr>
+          <w:b/>
+          <w:bCs/>
+          <w:lang w:val="es-PE" w:eastAsia="es-PE"/>
+        </w:rPr>
+        <w:t xml:space="preserve">Easy </w:t>
+      </w:r>
+      <w:proofErr w:type="spellStart"/>
+      <w:r>
+        <w:rPr>
+          <w:b/>
+          <w:bCs/>
+          <w:lang w:val="es-PE" w:eastAsia="es-PE"/>
+        </w:rPr>
+        <w:t>Breakfast</w:t>
+      </w:r>
+      <w:proofErr w:type="spellEnd"/>
+      <w:r>
+        <w:rPr>
+          <w:lang w:val="es-PE" w:eastAsia="es-PE"/>
+        </w:rPr>
+        <w:t xml:space="preserve"> busca ofrecer productos como </w:t>
+      </w:r>
+      <w:proofErr w:type="spellStart"/>
+      <w:r>
+        <w:rPr>
+          <w:lang w:val="es-PE" w:eastAsia="es-PE"/>
+        </w:rPr>
+        <w:t>hotcakes</w:t>
+      </w:r>
+      <w:proofErr w:type="spellEnd"/>
+      <w:r>
+        <w:rPr>
+          <w:lang w:val="es-PE" w:eastAsia="es-PE"/>
+        </w:rPr>
+        <w:t xml:space="preserve"> con frutas y bebidas nutritivas como el ponche de habas, diseñados para satisfacer la demanda de alimentos rápidos pero saludables, adaptados al estilo de vida de los estudiantes</w:t>
+      </w:r>
+      <w:r>
+        <w:rPr>
+          <w:lang w:val="es-PE" w:eastAsia="es-PE"/>
+        </w:rPr>
+        <w:t>, profesionales y personas fitness</w:t>
+      </w:r>
+      <w:r>
+        <w:rPr>
+          <w:lang w:val="es-PE" w:eastAsia="es-PE"/>
+        </w:rPr>
+        <w:t>.</w:t>
+      </w:r>
+    </w:p>
+    <w:p>
+      <w:pPr>
+        <w:rPr>
+          <w:lang w:val="es-PE" w:eastAsia="es-PE"/>
+        </w:rPr>
+      </w:pPr>
+      <w:r>
+        <w:rPr>
+          <w:lang w:val="es-PE" w:eastAsia="es-PE"/>
+        </w:rPr>
+        <w:t>A pesar de que existe una creciente tendencia hacia el consumo de alimentos saludables, muchos emprendimientos de este tipo enfrentan desafíos relacionados con el conocimiento del producto, la promoción y el acceso oportuno al consumidor. Estas dificultades pueden limitar el posicionamiento del negocio y el alcance de su propuesta de valor, lo que evidencia la necesidad de analizar el problema desde una perspectiva administrativa y comercial.</w:t>
+      </w:r>
+    </w:p>
+    <w:p>
+      <w:pPr>
+        <w:rPr>
+          <w:lang w:val="es-PE" w:eastAsia="es-PE"/>
+        </w:rPr>
+      </w:pPr>
+      <w:r>
+        <w:rPr>
+          <w:lang w:val="es-PE" w:eastAsia="es-PE"/>
+        </w:rPr>
+        <w:t>Por lo tanto, resulta pertinente estudiar los factores que influyen en el consumo de desayunos rápidos y saludables dentro del entorno universitario</w:t>
+      </w:r>
+      <w:r>
+        <w:rPr>
+          <w:lang w:val="es-PE" w:eastAsia="es-PE"/>
+        </w:rPr>
+        <w:t xml:space="preserve"> </w:t>
+      </w:r>
+      <w:r>
+        <w:rPr>
+          <w:lang w:val="es-PE" w:eastAsia="es-PE"/>
+        </w:rPr>
+        <w:t>y</w:t>
+      </w:r>
+      <w:r>
+        <w:rPr>
+          <w:lang w:val="es-PE" w:eastAsia="es-PE"/>
+        </w:rPr>
+        <w:t xml:space="preserve"> ejecutivo</w:t>
+      </w:r>
+      <w:r>
+        <w:rPr>
+          <w:lang w:val="es-PE" w:eastAsia="es-PE"/>
+        </w:rPr>
+        <w:t xml:space="preserve">, con el fin de identificar oportunidades que permitan fortalecer la propuesta de Easy </w:t>
+      </w:r>
+      <w:proofErr w:type="spellStart"/>
+      <w:r>
+        <w:rPr>
+          <w:lang w:val="es-PE" w:eastAsia="es-PE"/>
+        </w:rPr>
+        <w:t>Breakfast</w:t>
+      </w:r>
+      <w:proofErr w:type="spellEnd"/>
+      <w:r>
+        <w:rPr>
+          <w:lang w:val="es-PE" w:eastAsia="es-PE"/>
+        </w:rPr>
+        <w:t xml:space="preserve"> y contribuir a mejorar los hábitos alimenticios</w:t>
+      </w:r>
+      <w:r>
+        <w:rPr>
+          <w:lang w:val="es-PE" w:eastAsia="es-PE"/>
+        </w:rPr>
+        <w:t xml:space="preserve"> de nuestros usuarios</w:t>
+      </w:r>
+      <w:r>
+        <w:rPr>
+          <w:lang w:val="es-PE" w:eastAsia="es-PE"/>
+        </w:rPr>
+        <w:t xml:space="preserve"> mediante opciones accesibles, nutritivas y convenientes.</w:t>
+      </w:r>
+    </w:p>
+    <w:p>
+      <w:pPr>
+        <w:pStyle w:val="Ttulo2"/>
+      </w:pPr>
       <w:bookmarkStart w:id="1" w:name="_Toc223244302"/>
       <w:r>
         <w:t>Planteamiento del problema</w:t>
@@ -3064,23 +3356,119 @@
       <w:bookmarkEnd w:id="1"/>
     </w:p>
     <w:p>
-      <w:r>
-        <w:t>En el contexto actual, se observa un crecimiento sostenido en la demanda de alimentos saludables, impulsado por una mayor conciencia sobre nutrición y bienestar. No obstante, en el segmento de profesionales con jornadas laborales extensas y tiempo limitado, persiste una brecha entre la necesidad de consumir desayunos balanceados y la oferta disponible en el mercado. Muchas alternativas priorizan la rapidez sobre la calidad nutricional, mientras que otras opciones saludables presentan precios elevados o escasa accesibilidad.</w:t>
-      </w:r>
-    </w:p>
-    <w:p>
-      <w:r>
-        <w:t>Adicionalmente, gran parte de los emprendimientos del sector alimenticio operan bajo esquemas tradicionales de producción diaria sin planificación basada en demanda real, lo que genera desperdicio de alimentos, ineficiencia en costos y márgenes de rentabilidad reducidos. Esta situación evidencia una debilidad en la aplicación de modelos de gestión administrativa que integren planificación estratégica, análisis financiero y optimización operativa.</w:t>
-      </w:r>
-    </w:p>
-    <w:p>
-      <w:r>
-        <w:t xml:space="preserve">La ausencia de un modelo de negocio estructurado que incorpore herramientas de preventa, control de costos y segmentación clara del mercado limita la posibilidad de desarrollar propuestas sostenibles y competitivas dentro del sector de desayunos saludables. En consecuencia, el problema central radica en la falta de una arquitectura </w:t>
-      </w:r>
-      <w:r>
+      <w:pPr>
+        <w:rPr>
+          <w:lang w:val="es-PE" w:eastAsia="es-PE"/>
+        </w:rPr>
+      </w:pPr>
+      <w:r>
+        <w:rPr>
+          <w:lang w:val="es-PE" w:eastAsia="es-PE"/>
+        </w:rPr>
+        <w:t>En el contexto actual se evidencia un creciente interés por el consumo de alimentos saludables, impulsado por una mayor conciencia sobre la importancia de la nutrición y el bienestar en la vida cotidiana. Sin embargo, dentro de este escenario, muchos estudiantes y profesionales que mantienen jornadas académicas o laborales extensas enfrentan dificultades para acceder a desayunos nutritivos que se adapten a su ritmo de vida y a su limitada disponibilidad de tiempo.</w:t>
+      </w:r>
+    </w:p>
+    <w:p>
+      <w:pPr>
+        <w:rPr>
+          <w:lang w:val="es-PE" w:eastAsia="es-PE"/>
+        </w:rPr>
+      </w:pPr>
+      <w:r>
+        <w:rPr>
+          <w:lang w:val="es-PE" w:eastAsia="es-PE"/>
+        </w:rPr>
         <w:lastRenderedPageBreak/>
-        <w:t>administrativa que permita evaluar la viabilidad técnica, operativa y económica de un emprendimiento orientado a satisfacer esta necesidad específica del mercado.</w:t>
-      </w:r>
+        <w:t>En la práctica, gran parte de las alternativas disponibles en el mercado priorizan la rapidez y el bajo costo por encima del valor nutricional, ofreciendo productos altamente procesados o con escaso aporte alimenticio. Por otro lado, algunas opciones saludables existentes suelen presentar precios elevados o una limitada disponibilidad, lo que restringe su acceso para determinados segmentos de consumidores.</w:t>
+      </w:r>
+    </w:p>
+    <w:p>
+      <w:pPr>
+        <w:rPr>
+          <w:lang w:val="es-PE" w:eastAsia="es-PE"/>
+        </w:rPr>
+      </w:pPr>
+      <w:r>
+        <w:rPr>
+          <w:lang w:val="es-PE" w:eastAsia="es-PE"/>
+        </w:rPr>
+        <w:t>Asimismo, muchos emprendimientos del sector alimenticio operan bajo esquemas tradicionales de producción diaria sin una planificación basada en la demanda real del mercado. Esta situación puede generar desperdicio de alimentos, ineficiencia en la gestión de costos y dificultades para alcanzar niveles adecuados de rentabilidad. Dichos factores evidencian la necesidad de aplicar herramientas de gestión administrativa que permitan mejorar la planificación, organización y control de las operaciones dentro de este tipo de negocios.</w:t>
+      </w:r>
+    </w:p>
+    <w:p>
+      <w:pPr>
+        <w:rPr>
+          <w:lang w:val="es-PE" w:eastAsia="es-PE"/>
+        </w:rPr>
+      </w:pPr>
+      <w:r>
+        <w:rPr>
+          <w:lang w:val="es-PE" w:eastAsia="es-PE"/>
+        </w:rPr>
+        <w:t xml:space="preserve">En este contexto surge la iniciativa Easy </w:t>
+      </w:r>
+      <w:proofErr w:type="spellStart"/>
+      <w:r>
+        <w:rPr>
+          <w:lang w:val="es-PE" w:eastAsia="es-PE"/>
+        </w:rPr>
+        <w:t>Breakfast</w:t>
+      </w:r>
+      <w:proofErr w:type="spellEnd"/>
+      <w:r>
+        <w:rPr>
+          <w:lang w:val="es-PE" w:eastAsia="es-PE"/>
+        </w:rPr>
+        <w:t>, un emprendimiento orientado a ofrecer desayunos saludables, prácticos y accesibles para personas con tiempo limitado durante las primeras horas del día. La propuesta contempla un sistema de preventa que permite planificar la producción con base en la demanda real, reduciendo el desperdicio de alimentos y optimizando los costos operativos. Asimismo, la preparación de los productos se realiza en horas previas al amanecer, con el objetivo de garantizar que los pedidos puedan ser entregados oportunamente antes de que los clientes inicien sus actividades diarias.</w:t>
+      </w:r>
+    </w:p>
+    <w:p>
+      <w:pPr>
+        <w:rPr>
+          <w:lang w:val="es-PE" w:eastAsia="es-PE"/>
+        </w:rPr>
+      </w:pPr>
+      <w:r>
+        <w:rPr>
+          <w:lang w:val="es-PE" w:eastAsia="es-PE"/>
+        </w:rPr>
+        <w:t>No obstante, para garantizar su viabilidad y sostenibilidad, resulta necesario analizar y estructurar adecuadamente su modelo de negocio, considerando aspectos como la planificación de la producción, la segmentación del mercado, el control de costos y las estrategias de comercialización.</w:t>
+      </w:r>
+    </w:p>
+    <w:p>
+      <w:pPr>
+        <w:rPr>
+          <w:lang w:val="es-PE" w:eastAsia="es-PE"/>
+        </w:rPr>
+      </w:pPr>
+      <w:r>
+        <w:rPr>
+          <w:lang w:val="es-PE" w:eastAsia="es-PE"/>
+        </w:rPr>
+        <w:lastRenderedPageBreak/>
+        <w:t xml:space="preserve">Por lo tanto, el problema central de la investigación radica en la necesidad de desarrollar un modelo de gestión administrativa que permita evaluar y organizar de manera eficiente el funcionamiento del emprendimiento Easy </w:t>
+      </w:r>
+      <w:proofErr w:type="spellStart"/>
+      <w:r>
+        <w:rPr>
+          <w:lang w:val="es-PE" w:eastAsia="es-PE"/>
+        </w:rPr>
+        <w:t>Breakfast</w:t>
+      </w:r>
+      <w:proofErr w:type="spellEnd"/>
+      <w:r>
+        <w:rPr>
+          <w:lang w:val="es-PE" w:eastAsia="es-PE"/>
+        </w:rPr>
+        <w:t>, con el fin de optimizar sus recursos, reducir desperdicios y responder de forma efectiva a la demanda de desayunos saludables dentro del mercado objetivo.</w:t>
+      </w:r>
+    </w:p>
+    <w:p>
+      <w:pPr>
+        <w:rPr>
+          <w:lang w:val="es-PE" w:eastAsia="es-PE"/>
+        </w:rPr>
+      </w:pPr>
       <w:r>
         <w:br w:type="page"/>
       </w:r>
@@ -3333,7 +3721,7 @@
                     </pic:cNvPicPr>
                   </pic:nvPicPr>
                   <pic:blipFill>
-                    <a:blip r:embed="rId14" cstate="print">
+                    <a:blip r:embed="rId13" cstate="print">
                       <a:extLst>
                         <a:ext uri="{28A0092B-C50C-407E-A947-70E740481C1C}">
                           <a14:useLocalDpi xmlns:a14="http://schemas.microsoft.com/office/drawing/2010/main" val="0"/>
@@ -4504,7 +4892,7 @@
           <w:rFonts w:eastAsiaTheme="majorEastAsia"/>
         </w:rPr>
       </w:pPr>
-      <w:hyperlink r:id="rId15" w:history="1">
+      <w:hyperlink r:id="rId14" w:history="1">
         <w:r>
           <w:rPr>
             <w:rStyle w:val="Hipervnculo"/>
@@ -4518,21 +4906,7 @@
             <w:rStyle w:val="Hipervnculo"/>
             <w:rFonts w:eastAsiaTheme="majorEastAsia"/>
           </w:rPr>
-          <w:t>Breakfa</w:t>
-        </w:r>
-        <w:r>
-          <w:rPr>
-            <w:rStyle w:val="Hipervnculo"/>
-            <w:rFonts w:eastAsiaTheme="majorEastAsia"/>
-          </w:rPr>
-          <w:t>s</w:t>
-        </w:r>
-        <w:r>
-          <w:rPr>
-            <w:rStyle w:val="Hipervnculo"/>
-            <w:rFonts w:eastAsiaTheme="majorEastAsia"/>
-          </w:rPr>
-          <w:t>t</w:t>
+          <w:t>Breakfast</w:t>
         </w:r>
         <w:proofErr w:type="spellEnd"/>
         <w:r>
@@ -4615,7 +4989,7 @@
           <w:noProof/>
         </w:rPr>
         <w:drawing>
-          <wp:inline distT="0" distB="0" distL="0" distR="0" wp14:anchorId="19FD2110" wp14:editId="1E70387E">
+          <wp:inline distT="0" distB="0" distL="0" distR="0" wp14:anchorId="19FD2110" wp14:editId="5E47B3CA">
             <wp:extent cx="3901440" cy="3901440"/>
             <wp:effectExtent l="0" t="0" r="3810" b="3810"/>
             <wp:docPr id="6" name="Imagen 6"/>
@@ -4632,7 +5006,7 @@
                     </pic:cNvPicPr>
                   </pic:nvPicPr>
                   <pic:blipFill>
-                    <a:blip r:embed="rId16" cstate="print">
+                    <a:blip r:embed="rId15" cstate="print">
                       <a:extLst>
                         <a:ext uri="{28A0092B-C50C-407E-A947-70E740481C1C}">
                           <a14:useLocalDpi xmlns:a14="http://schemas.microsoft.com/office/drawing/2010/main" val="0"/>
@@ -4758,8 +5132,8 @@
       </w:r>
     </w:p>
     <w:sectPr>
-      <w:headerReference w:type="first" r:id="rId17"/>
-      <w:footerReference w:type="first" r:id="rId18"/>
+      <w:headerReference w:type="first" r:id="rId16"/>
+      <w:footerReference w:type="first" r:id="rId17"/>
       <w:pgSz w:w="12240" w:h="15840"/>
       <w:pgMar w:top="1699" w:right="1699" w:bottom="1699" w:left="2261" w:header="720" w:footer="720" w:gutter="0"/>
       <w:pgNumType w:start="1"/>
@@ -6591,7 +6965,6 @@
   <w:style w:type="character" w:default="1" w:styleId="Fuentedeprrafopredeter">
     <w:name w:val="Default Paragraph Font"/>
     <w:uiPriority w:val="1"/>
-    <w:semiHidden/>
     <w:unhideWhenUsed/>
   </w:style>
   <w:style w:type="table" w:default="1" w:styleId="Tablanormal">

--- a/Proyecto_Maria_belen_valenzuela_huilcarema.docx
+++ b/Proyecto_Maria_belen_valenzuela_huilcarema.docx
@@ -277,31 +277,7 @@
                                     <w:szCs w:val="24"/>
                                     <w:lang w:val="es-ES"/>
                                   </w:rPr>
-                                  <w:t xml:space="preserve">Plan de negocios de la empresa online "Easy </w:t>
-                                </w:r>
-                                <w:proofErr w:type="spellStart"/>
-                                <w:r>
-                                  <w:rPr>
-                                    <w:rFonts w:cs="Times New Roman"/>
-                                    <w:bCs/>
-                                    <w:spacing w:val="-2"/>
-                                    <w:sz w:val="24"/>
-                                    <w:szCs w:val="24"/>
-                                    <w:lang w:val="es-ES"/>
-                                  </w:rPr>
-                                  <w:t>Breakfast</w:t>
-                                </w:r>
-                                <w:proofErr w:type="spellEnd"/>
-                                <w:r>
-                                  <w:rPr>
-                                    <w:rFonts w:cs="Times New Roman"/>
-                                    <w:bCs/>
-                                    <w:spacing w:val="-2"/>
-                                    <w:sz w:val="24"/>
-                                    <w:szCs w:val="24"/>
-                                    <w:lang w:val="es-ES"/>
-                                  </w:rPr>
-                                  <w:t>" para la preventa de desayunos saludables.</w:t>
+                                  <w:t>Plan de negocios de la empresa online "Easy Breakfast" para la preventa de desayunos saludables.</w:t>
                                 </w:r>
                               </w:p>
                               <w:p>
@@ -379,29 +355,7 @@
                                     <w:szCs w:val="24"/>
                                     <w:lang w:val="es-ES"/>
                                   </w:rPr>
-                                  <w:t xml:space="preserve">Valenzuela </w:t>
-                                </w:r>
-                                <w:proofErr w:type="spellStart"/>
-                                <w:r>
-                                  <w:rPr>
-                                    <w:rFonts w:cs="Times New Roman"/>
-                                    <w:spacing w:val="-2"/>
-                                    <w:sz w:val="24"/>
-                                    <w:szCs w:val="24"/>
-                                    <w:lang w:val="es-ES"/>
-                                  </w:rPr>
-                                  <w:t>Huilcarema</w:t>
-                                </w:r>
-                                <w:proofErr w:type="spellEnd"/>
-                                <w:r>
-                                  <w:rPr>
-                                    <w:rFonts w:cs="Times New Roman"/>
-                                    <w:spacing w:val="-2"/>
-                                    <w:sz w:val="24"/>
-                                    <w:szCs w:val="24"/>
-                                    <w:lang w:val="es-ES"/>
-                                  </w:rPr>
-                                  <w:t xml:space="preserve"> </w:t>
+                                  <w:t xml:space="preserve">Valenzuela Huilcarema </w:t>
                                 </w:r>
                                 <w:r>
                                   <w:rPr>
@@ -810,31 +764,7 @@
                               <w:szCs w:val="24"/>
                               <w:lang w:val="es-ES"/>
                             </w:rPr>
-                            <w:t xml:space="preserve">Plan de negocios de la empresa online "Easy </w:t>
-                          </w:r>
-                          <w:proofErr w:type="spellStart"/>
-                          <w:r>
-                            <w:rPr>
-                              <w:rFonts w:cs="Times New Roman"/>
-                              <w:bCs/>
-                              <w:spacing w:val="-2"/>
-                              <w:sz w:val="24"/>
-                              <w:szCs w:val="24"/>
-                              <w:lang w:val="es-ES"/>
-                            </w:rPr>
-                            <w:t>Breakfast</w:t>
-                          </w:r>
-                          <w:proofErr w:type="spellEnd"/>
-                          <w:r>
-                            <w:rPr>
-                              <w:rFonts w:cs="Times New Roman"/>
-                              <w:bCs/>
-                              <w:spacing w:val="-2"/>
-                              <w:sz w:val="24"/>
-                              <w:szCs w:val="24"/>
-                              <w:lang w:val="es-ES"/>
-                            </w:rPr>
-                            <w:t>" para la preventa de desayunos saludables.</w:t>
+                            <w:t>Plan de negocios de la empresa online "Easy Breakfast" para la preventa de desayunos saludables.</w:t>
                           </w:r>
                         </w:p>
                         <w:p>
@@ -912,29 +842,7 @@
                               <w:szCs w:val="24"/>
                               <w:lang w:val="es-ES"/>
                             </w:rPr>
-                            <w:t xml:space="preserve">Valenzuela </w:t>
-                          </w:r>
-                          <w:proofErr w:type="spellStart"/>
-                          <w:r>
-                            <w:rPr>
-                              <w:rFonts w:cs="Times New Roman"/>
-                              <w:spacing w:val="-2"/>
-                              <w:sz w:val="24"/>
-                              <w:szCs w:val="24"/>
-                              <w:lang w:val="es-ES"/>
-                            </w:rPr>
-                            <w:t>Huilcarema</w:t>
-                          </w:r>
-                          <w:proofErr w:type="spellEnd"/>
-                          <w:r>
-                            <w:rPr>
-                              <w:rFonts w:cs="Times New Roman"/>
-                              <w:spacing w:val="-2"/>
-                              <w:sz w:val="24"/>
-                              <w:szCs w:val="24"/>
-                              <w:lang w:val="es-ES"/>
-                            </w:rPr>
-                            <w:t xml:space="preserve"> </w:t>
+                            <w:t xml:space="preserve">Valenzuela Huilcarema </w:t>
                           </w:r>
                           <w:r>
                             <w:rPr>
@@ -1240,17 +1148,8 @@
           <w:spacing w:val="-2"/>
           <w:szCs w:val="24"/>
         </w:rPr>
-        <w:t xml:space="preserve">María Belén Valenzuela </w:t>
-      </w:r>
-      <w:proofErr w:type="spellStart"/>
-      <w:r>
-        <w:rPr>
-          <w:spacing w:val="-2"/>
-          <w:szCs w:val="24"/>
-        </w:rPr>
-        <w:t>Huilcarema</w:t>
-      </w:r>
-      <w:proofErr w:type="spellEnd"/>
+        <w:t>María Belén Valenzuela Huilcarema</w:t>
+      </w:r>
       <w:r>
         <w:rPr>
           <w:spacing w:val="-2"/>
@@ -1296,31 +1195,7 @@
           <w:szCs w:val="24"/>
           <w:lang w:val="es-ES"/>
         </w:rPr>
-        <w:t xml:space="preserve">Plan de negocios de la empresa online "Easy </w:t>
-      </w:r>
-      <w:proofErr w:type="spellStart"/>
-      <w:r>
-        <w:rPr>
-          <w:rFonts w:cs="Times New Roman"/>
-          <w:bCs/>
-          <w:spacing w:val="-2"/>
-          <w:sz w:val="24"/>
-          <w:szCs w:val="24"/>
-          <w:lang w:val="es-ES"/>
-        </w:rPr>
-        <w:t>Breakfast</w:t>
-      </w:r>
-      <w:proofErr w:type="spellEnd"/>
-      <w:r>
-        <w:rPr>
-          <w:rFonts w:cs="Times New Roman"/>
-          <w:bCs/>
-          <w:spacing w:val="-2"/>
-          <w:sz w:val="24"/>
-          <w:szCs w:val="24"/>
-          <w:lang w:val="es-ES"/>
-        </w:rPr>
-        <w:t>" para la preventa de desayunos saludables.</w:t>
+        <w:t>Plan de negocios de la empresa online "Easy Breakfast" para la preventa de desayunos saludables.</w:t>
       </w:r>
     </w:p>
     <w:p>
@@ -1377,29 +1252,7 @@
           <w:szCs w:val="24"/>
           <w:lang w:val="es-ES"/>
         </w:rPr>
-        <w:t xml:space="preserve">Valenzuela </w:t>
-      </w:r>
-      <w:proofErr w:type="spellStart"/>
-      <w:r>
-        <w:rPr>
-          <w:rFonts w:cs="Times New Roman"/>
-          <w:spacing w:val="-2"/>
-          <w:sz w:val="24"/>
-          <w:szCs w:val="24"/>
-          <w:lang w:val="es-ES"/>
-        </w:rPr>
-        <w:t>Huilcarema</w:t>
-      </w:r>
-      <w:proofErr w:type="spellEnd"/>
-      <w:r>
-        <w:rPr>
-          <w:rFonts w:cs="Times New Roman"/>
-          <w:spacing w:val="-2"/>
-          <w:sz w:val="24"/>
-          <w:szCs w:val="24"/>
-          <w:lang w:val="es-ES"/>
-        </w:rPr>
-        <w:t xml:space="preserve"> María Belén </w:t>
+        <w:t xml:space="preserve">Valenzuela Huilcarema María Belén </w:t>
       </w:r>
     </w:p>
     <w:p>
@@ -2893,17 +2746,8 @@
           <w:rStyle w:val="Textoennegrita"/>
           <w:rFonts w:eastAsiaTheme="majorEastAsia"/>
         </w:rPr>
-        <w:t xml:space="preserve">Easy </w:t>
-      </w:r>
-      <w:proofErr w:type="spellStart"/>
-      <w:r>
-        <w:rPr>
-          <w:rStyle w:val="Textoennegrita"/>
-          <w:rFonts w:eastAsiaTheme="majorEastAsia"/>
-        </w:rPr>
-        <w:t>Breakfast</w:t>
-      </w:r>
-      <w:proofErr w:type="spellEnd"/>
+        <w:t>Easy Breakfast</w:t>
+      </w:r>
       <w:r>
         <w:t xml:space="preserve">, una empresa dedicada a la elaboración y comercialización de desayunos saludables bajo un modelo de </w:t>
       </w:r>
@@ -2930,15 +2774,7 @@
     </w:p>
     <w:p>
       <w:r>
-        <w:t xml:space="preserve">Easy </w:t>
-      </w:r>
-      <w:proofErr w:type="spellStart"/>
-      <w:r>
-        <w:t>Breakfast</w:t>
-      </w:r>
-      <w:proofErr w:type="spellEnd"/>
-      <w:r>
-        <w:t xml:space="preserve"> plantea una propuesta de valor basada en desayunos nutritivos, balanceados y preparados bajo un sistema de preventa que permite optimizar la producción, reducir el desperdicio de alimentos y mejorar la gestión de costos. Este enfoque no solo busca satisfacer una necesidad alimenticia, sino también ofrecer una alternativa sostenible y organizada desde el punto de vista empresarial.</w:t>
+        <w:t>Easy Breakfast plantea una propuesta de valor basada en desayunos nutritivos, balanceados y preparados bajo un sistema de preventa que permite optimizar la producción, reducir el desperdicio de alimentos y mejorar la gestión de costos. Este enfoque no solo busca satisfacer una necesidad alimenticia, sino también ofrecer una alternativa sostenible y organizada desde el punto de vista empresarial.</w:t>
       </w:r>
     </w:p>
     <w:p>
@@ -2955,71 +2791,22 @@
     <w:p>
       <w:r>
         <w:lastRenderedPageBreak/>
-        <w:t xml:space="preserve">El diseño del modelo de negocio se fundamenta en la metodología del Business </w:t>
-      </w:r>
-      <w:proofErr w:type="spellStart"/>
-      <w:r>
-        <w:t>Model</w:t>
-      </w:r>
-      <w:proofErr w:type="spellEnd"/>
-      <w:r>
-        <w:t xml:space="preserve"> </w:t>
-      </w:r>
-      <w:proofErr w:type="spellStart"/>
-      <w:r>
-        <w:t>Canvas</w:t>
-      </w:r>
-      <w:proofErr w:type="spellEnd"/>
-      <w:r>
-        <w:t xml:space="preserve">, descrita en </w:t>
+        <w:t xml:space="preserve">El diseño del modelo de negocio se fundamenta en la metodología del Business Model Canvas, descrita en </w:t>
       </w:r>
       <w:r>
         <w:rPr>
           <w:rStyle w:val="whitespace-normal"/>
           <w:rFonts w:eastAsiaTheme="majorEastAsia"/>
         </w:rPr>
-        <w:t xml:space="preserve">Business </w:t>
-      </w:r>
-      <w:proofErr w:type="spellStart"/>
-      <w:r>
-        <w:rPr>
-          <w:rStyle w:val="whitespace-normal"/>
-          <w:rFonts w:eastAsiaTheme="majorEastAsia"/>
-        </w:rPr>
-        <w:t>Model</w:t>
-      </w:r>
-      <w:proofErr w:type="spellEnd"/>
-      <w:r>
-        <w:rPr>
-          <w:rStyle w:val="whitespace-normal"/>
-          <w:rFonts w:eastAsiaTheme="majorEastAsia"/>
-        </w:rPr>
-        <w:t xml:space="preserve"> </w:t>
-      </w:r>
-      <w:proofErr w:type="spellStart"/>
-      <w:r>
-        <w:rPr>
-          <w:rStyle w:val="whitespace-normal"/>
-          <w:rFonts w:eastAsiaTheme="majorEastAsia"/>
-        </w:rPr>
-        <w:t>Generation</w:t>
-      </w:r>
-      <w:proofErr w:type="spellEnd"/>
+        <w:t>Business Model Generation</w:t>
+      </w:r>
       <w:r>
         <w:t>, herramienta que permite estructurar de manera lógica los componentes clave del emprendimiento: segmentos de clientes, propuesta de valor, canales de distribución, relaciones con clientes, fuentes de ingresos, recursos clave, actividades clave, socios estratégicos y estructura de costos. Esta metodología facilita visualizar cómo la empresa crea, entrega y captura valor.</w:t>
       </w:r>
     </w:p>
     <w:p>
       <w:r>
-        <w:t xml:space="preserve">En el ámbito organizacional, Easy </w:t>
-      </w:r>
-      <w:proofErr w:type="spellStart"/>
-      <w:r>
-        <w:t>Breakfast</w:t>
-      </w:r>
-      <w:proofErr w:type="spellEnd"/>
-      <w:r>
-        <w:t xml:space="preserve"> se sustenta en una filosofía empresarial clara, definida por su misión, visión y valores corporativos. La misión orienta las actividades diarias hacia la oferta de productos saludables con enfoque de servicio y responsabilidad, mientras que la visión proyecta el posicionamiento de la marca como referente en el mercado de desayunos saludables. Los valores institucionales, como responsabilidad, pasión, honestidad y servicio, constituyen la base ética y cultural del emprendimiento.</w:t>
+        <w:t>En el ámbito organizacional, Easy Breakfast se sustenta en una filosofía empresarial clara, definida por su misión, visión y valores corporativos. La misión orienta las actividades diarias hacia la oferta de productos saludables con enfoque de servicio y responsabilidad, mientras que la visión proyecta el posicionamiento de la marca como referente en el mercado de desayunos saludables. Los valores institucionales, como responsabilidad, pasión, honestidad y servicio, constituyen la base ética y cultural del emprendimiento.</w:t>
       </w:r>
     </w:p>
     <w:p>
@@ -3045,15 +2832,7 @@
         <w:jc w:val="left"/>
       </w:pPr>
       <w:r>
-        <w:t xml:space="preserve">Finalmente, Easy </w:t>
-      </w:r>
-      <w:proofErr w:type="spellStart"/>
-      <w:r>
-        <w:t>Breakfast</w:t>
-      </w:r>
-      <w:proofErr w:type="spellEnd"/>
-      <w:r>
-        <w:t xml:space="preserve"> se proyecta como una iniciativa que combina innovación, eficiencia y responsabilidad, orientada a generar rentabilidad sostenible y a promover hábitos alimenticios saludables en su segmento objetivo.</w:t>
+        <w:t>Finalmente, Easy Breakfast se proyecta como una iniciativa que combina innovación, eficiencia y responsabilidad, orientada a generar rentabilidad sostenible y a promover hábitos alimenticios saludables en su segmento objetivo.</w:t>
       </w:r>
       <w:r>
         <w:br w:type="page"/>
@@ -3224,113 +3003,75 @@
           <w:bCs/>
           <w:lang w:val="es-PE" w:eastAsia="es-PE"/>
         </w:rPr>
-        <w:t xml:space="preserve">Easy </w:t>
-      </w:r>
-      <w:proofErr w:type="spellStart"/>
-      <w:r>
-        <w:rPr>
-          <w:b/>
-          <w:bCs/>
+        <w:t>Easy Breakfast</w:t>
+      </w:r>
+      <w:r>
+        <w:rPr>
           <w:lang w:val="es-PE" w:eastAsia="es-PE"/>
         </w:rPr>
-        <w:t>Breakfast</w:t>
-      </w:r>
-      <w:proofErr w:type="spellEnd"/>
+        <w:t xml:space="preserve"> busca ofrecer productos como hotcakes con frutas y bebidas nutritivas como el ponche de habas, diseñados para satisfacer la demanda de alimentos rápidos pero saludables, adaptados al estilo de vida de los estudiantes</w:t>
+      </w:r>
       <w:r>
         <w:rPr>
           <w:lang w:val="es-PE" w:eastAsia="es-PE"/>
         </w:rPr>
-        <w:t xml:space="preserve"> busca ofrecer productos como </w:t>
-      </w:r>
-      <w:proofErr w:type="spellStart"/>
+        <w:t>, profesionales y personas fitness</w:t>
+      </w:r>
       <w:r>
         <w:rPr>
           <w:lang w:val="es-PE" w:eastAsia="es-PE"/>
         </w:rPr>
-        <w:t>hotcakes</w:t>
-      </w:r>
-      <w:proofErr w:type="spellEnd"/>
-      <w:r>
+        <w:t>.</w:t>
+      </w:r>
+    </w:p>
+    <w:p>
+      <w:pPr>
         <w:rPr>
           <w:lang w:val="es-PE" w:eastAsia="es-PE"/>
         </w:rPr>
-        <w:t xml:space="preserve"> con frutas y bebidas nutritivas como el ponche de habas, diseñados para satisfacer la demanda de alimentos rápidos pero saludables, adaptados al estilo de vida de los estudiantes</w:t>
-      </w:r>
+      </w:pPr>
       <w:r>
         <w:rPr>
           <w:lang w:val="es-PE" w:eastAsia="es-PE"/>
         </w:rPr>
-        <w:t>, profesionales y personas fitness</w:t>
-      </w:r>
-      <w:r>
+        <w:t>A pesar de que existe una creciente tendencia hacia el consumo de alimentos saludables, muchos emprendimientos de este tipo enfrentan desafíos relacionados con el conocimiento del producto, la promoción y el acceso oportuno al consumidor. Estas dificultades pueden limitar el posicionamiento del negocio y el alcance de su propuesta de valor, lo que evidencia la necesidad de analizar el problema desde una perspectiva administrativa y comercial.</w:t>
+      </w:r>
+    </w:p>
+    <w:p>
+      <w:pPr>
         <w:rPr>
           <w:lang w:val="es-PE" w:eastAsia="es-PE"/>
         </w:rPr>
-        <w:t>.</w:t>
-      </w:r>
-    </w:p>
-    <w:p>
-      <w:pPr>
+      </w:pPr>
+      <w:r>
         <w:rPr>
           <w:lang w:val="es-PE" w:eastAsia="es-PE"/>
         </w:rPr>
-      </w:pPr>
+        <w:t>Por lo tanto, resulta pertinente estudiar los factores que influyen en el consumo de desayunos rápidos y saludables dentro del entorno universitario</w:t>
+      </w:r>
       <w:r>
         <w:rPr>
           <w:lang w:val="es-PE" w:eastAsia="es-PE"/>
         </w:rPr>
-        <w:t>A pesar de que existe una creciente tendencia hacia el consumo de alimentos saludables, muchos emprendimientos de este tipo enfrentan desafíos relacionados con el conocimiento del producto, la promoción y el acceso oportuno al consumidor. Estas dificultades pueden limitar el posicionamiento del negocio y el alcance de su propuesta de valor, lo que evidencia la necesidad de analizar el problema desde una perspectiva administrativa y comercial.</w:t>
-      </w:r>
-    </w:p>
-    <w:p>
-      <w:pPr>
+        <w:t xml:space="preserve"> </w:t>
+      </w:r>
+      <w:r>
         <w:rPr>
           <w:lang w:val="es-PE" w:eastAsia="es-PE"/>
         </w:rPr>
-      </w:pPr>
+        <w:t>y</w:t>
+      </w:r>
       <w:r>
         <w:rPr>
           <w:lang w:val="es-PE" w:eastAsia="es-PE"/>
         </w:rPr>
-        <w:t>Por lo tanto, resulta pertinente estudiar los factores que influyen en el consumo de desayunos rápidos y saludables dentro del entorno universitario</w:t>
+        <w:t xml:space="preserve"> ejecutivo</w:t>
       </w:r>
       <w:r>
         <w:rPr>
           <w:lang w:val="es-PE" w:eastAsia="es-PE"/>
         </w:rPr>
-        <w:t xml:space="preserve"> </w:t>
-      </w:r>
-      <w:r>
-        <w:rPr>
-          <w:lang w:val="es-PE" w:eastAsia="es-PE"/>
-        </w:rPr>
-        <w:t>y</w:t>
-      </w:r>
-      <w:r>
-        <w:rPr>
-          <w:lang w:val="es-PE" w:eastAsia="es-PE"/>
-        </w:rPr>
-        <w:t xml:space="preserve"> ejecutivo</w:t>
-      </w:r>
-      <w:r>
-        <w:rPr>
-          <w:lang w:val="es-PE" w:eastAsia="es-PE"/>
-        </w:rPr>
-        <w:t xml:space="preserve">, con el fin de identificar oportunidades que permitan fortalecer la propuesta de Easy </w:t>
-      </w:r>
-      <w:proofErr w:type="spellStart"/>
-      <w:r>
-        <w:rPr>
-          <w:lang w:val="es-PE" w:eastAsia="es-PE"/>
-        </w:rPr>
-        <w:t>Breakfast</w:t>
-      </w:r>
-      <w:proofErr w:type="spellEnd"/>
-      <w:r>
-        <w:rPr>
-          <w:lang w:val="es-PE" w:eastAsia="es-PE"/>
-        </w:rPr>
-        <w:t xml:space="preserve"> y contribuir a mejorar los hábitos alimenticios</w:t>
+        <w:t>, con el fin de identificar oportunidades que permitan fortalecer la propuesta de Easy Breakfast y contribuir a mejorar los hábitos alimenticios</w:t>
       </w:r>
       <w:r>
         <w:rPr>
@@ -3405,21 +3146,20 @@
         <w:rPr>
           <w:lang w:val="es-PE" w:eastAsia="es-PE"/>
         </w:rPr>
-        <w:t xml:space="preserve">En este contexto surge la iniciativa Easy </w:t>
-      </w:r>
-      <w:proofErr w:type="spellStart"/>
-      <w:r>
+        <w:t>En este contexto surge la iniciativa Easy Breakfast, un emprendimiento orientado a ofrecer desayunos saludables, prácticos y accesibles para personas con tiempo limitado durante las primeras horas del día. La propuesta contempla un sistema de preventa que permite planificar la producción con base en la demanda real, reduciendo el desperdicio de alimentos y optimizando los costos operativos. Asimismo, la preparación de los productos se realiza en horas previas al amanecer, con el objetivo de garantizar que los pedidos puedan ser entregados oportunamente antes de que los clientes inicien sus actividades diarias.</w:t>
+      </w:r>
+    </w:p>
+    <w:p>
+      <w:pPr>
         <w:rPr>
           <w:lang w:val="es-PE" w:eastAsia="es-PE"/>
         </w:rPr>
-        <w:t>Breakfast</w:t>
-      </w:r>
-      <w:proofErr w:type="spellEnd"/>
+      </w:pPr>
       <w:r>
         <w:rPr>
           <w:lang w:val="es-PE" w:eastAsia="es-PE"/>
         </w:rPr>
-        <w:t>, un emprendimiento orientado a ofrecer desayunos saludables, prácticos y accesibles para personas con tiempo limitado durante las primeras horas del día. La propuesta contempla un sistema de preventa que permite planificar la producción con base en la demanda real, reduciendo el desperdicio de alimentos y optimizando los costos operativos. Asimismo, la preparación de los productos se realiza en horas previas al amanecer, con el objetivo de garantizar que los pedidos puedan ser entregados oportunamente antes de que los clientes inicien sus actividades diarias.</w:t>
+        <w:t>No obstante, para garantizar su viabilidad y sostenibilidad, resulta necesario analizar y estructurar adecuadamente su modelo de negocio, considerando aspectos como la planificación de la producción, la segmentación del mercado, el control de costos y las estrategias de comercialización.</w:t>
       </w:r>
     </w:p>
     <w:p>
@@ -3432,7 +3172,22 @@
         <w:rPr>
           <w:lang w:val="es-PE" w:eastAsia="es-PE"/>
         </w:rPr>
-        <w:t>No obstante, para garantizar su viabilidad y sostenibilidad, resulta necesario analizar y estructurar adecuadamente su modelo de negocio, considerando aspectos como la planificación de la producción, la segmentación del mercado, el control de costos y las estrategias de comercialización.</w:t>
+        <w:lastRenderedPageBreak/>
+        <w:t>Por lo tanto, el problema central de la investigación radica en la necesidad de desarrollar un modelo de gestión administrativa que permita evaluar y organizar de manera eficiente el funcionamiento del emprendimiento Easy Breakfast, con el fin de optimizar sus recursos, reducir desperdicios y responder de forma efectiva a la demanda de desayunos saludables dentro del mercado objetivo.</w:t>
+      </w:r>
+    </w:p>
+    <w:p>
+      <w:pPr>
+        <w:pStyle w:val="Ttulo2"/>
+        <w:rPr>
+          <w:lang w:val="es-PE"/>
+        </w:rPr>
+      </w:pPr>
+      <w:r>
+        <w:rPr>
+          <w:lang w:val="es-PE"/>
+        </w:rPr>
+        <w:t>Formulación del problema</w:t>
       </w:r>
     </w:p>
     <w:p>
@@ -3442,51 +3197,26 @@
         </w:rPr>
       </w:pPr>
       <w:r>
-        <w:rPr>
-          <w:lang w:val="es-PE" w:eastAsia="es-PE"/>
-        </w:rPr>
+        <w:t>¿Cómo diseñar y evaluar la viabilidad de un modelo de negocio rentable basado en la preventa online de desayunos saludables, dirigido a profesionales con poco tiempo disponible, que permita optimizar la planificación de la producción, reducir el desperdicio de alimentos y garantizar la sostenibilidad operativa del emprendimiento Easy Breakfast?</w:t>
+      </w:r>
+      <w:r>
+        <w:br w:type="page"/>
+      </w:r>
+    </w:p>
+    <w:p>
+      <w:pPr>
+        <w:pStyle w:val="Ttulo2"/>
+      </w:pPr>
+      <w:bookmarkStart w:id="2" w:name="_Toc223244303"/>
+      <w:r>
         <w:lastRenderedPageBreak/>
-        <w:t xml:space="preserve">Por lo tanto, el problema central de la investigación radica en la necesidad de desarrollar un modelo de gestión administrativa que permita evaluar y organizar de manera eficiente el funcionamiento del emprendimiento Easy </w:t>
-      </w:r>
-      <w:proofErr w:type="spellStart"/>
-      <w:r>
-        <w:rPr>
-          <w:lang w:val="es-PE" w:eastAsia="es-PE"/>
-        </w:rPr>
-        <w:t>Breakfast</w:t>
-      </w:r>
-      <w:proofErr w:type="spellEnd"/>
-      <w:r>
-        <w:rPr>
-          <w:lang w:val="es-PE" w:eastAsia="es-PE"/>
-        </w:rPr>
-        <w:t>, con el fin de optimizar sus recursos, reducir desperdicios y responder de forma efectiva a la demanda de desayunos saludables dentro del mercado objetivo.</w:t>
-      </w:r>
-    </w:p>
-    <w:p>
-      <w:pPr>
-        <w:rPr>
-          <w:lang w:val="es-PE" w:eastAsia="es-PE"/>
-        </w:rPr>
-      </w:pPr>
-      <w:r>
-        <w:br w:type="page"/>
-      </w:r>
-    </w:p>
-    <w:p>
-      <w:pPr>
-        <w:pStyle w:val="Ttulo1"/>
-      </w:pPr>
-      <w:bookmarkStart w:id="2" w:name="_Toc223244303"/>
-      <w:r>
-        <w:lastRenderedPageBreak/>
-        <w:t>OBJETIVOS</w:t>
+        <w:t>Objetivos</w:t>
       </w:r>
       <w:bookmarkEnd w:id="2"/>
     </w:p>
     <w:p>
       <w:pPr>
-        <w:pStyle w:val="Ttulo2"/>
+        <w:pStyle w:val="Ttulo3"/>
       </w:pPr>
       <w:bookmarkStart w:id="3" w:name="_Toc223244304"/>
       <w:r>
@@ -3504,7 +3234,7 @@
     </w:p>
     <w:p>
       <w:pPr>
-        <w:pStyle w:val="Ttulo2"/>
+        <w:pStyle w:val="Ttulo3"/>
       </w:pPr>
       <w:bookmarkStart w:id="4" w:name="_Toc223244305"/>
       <w:r>
@@ -3558,6 +3288,16 @@
           <w:ilvl w:val="0"/>
           <w:numId w:val="1"/>
         </w:numPr>
+        <w:sectPr>
+          <w:headerReference w:type="first" r:id="rId13"/>
+          <w:footerReference w:type="first" r:id="rId14"/>
+          <w:pgSz w:w="12240" w:h="15840"/>
+          <w:pgMar w:top="1699" w:right="1699" w:bottom="1699" w:left="2261" w:header="720" w:footer="720" w:gutter="0"/>
+          <w:pgNumType w:start="1"/>
+          <w:cols w:space="720"/>
+          <w:titlePg/>
+          <w:docGrid w:linePitch="360"/>
+        </w:sectPr>
       </w:pPr>
       <w:r>
         <w:t>Optimizar la planificación de producción mediante el sistema de preventa para reducir el desperdicio de alimentos y mejorar la eficiencia operativa.</w:t>
@@ -3565,12 +3305,12 @@
     </w:p>
     <w:p>
       <w:pPr>
-        <w:widowControl/>
-        <w:autoSpaceDE/>
-        <w:autoSpaceDN/>
-        <w:spacing w:before="0" w:after="160" w:line="259" w:lineRule="auto"/>
-        <w:jc w:val="left"/>
-      </w:pPr>
+        <w:pStyle w:val="Ttulo1"/>
+      </w:pPr>
+      <w:r>
+        <w:lastRenderedPageBreak/>
+        <w:t>MARCO TEÓRICO</w:t>
+      </w:r>
       <w:r>
         <w:br w:type="page"/>
       </w:r>
@@ -3591,26 +3331,15 @@
         <w:pStyle w:val="Ttulo2"/>
       </w:pPr>
       <w:bookmarkStart w:id="6" w:name="_Toc223244307"/>
-      <w:proofErr w:type="spellStart"/>
-      <w:r>
-        <w:t>The</w:t>
-      </w:r>
-      <w:proofErr w:type="spellEnd"/>
-      <w:r>
-        <w:t xml:space="preserve"> Business </w:t>
-      </w:r>
-      <w:proofErr w:type="spellStart"/>
+      <w:r>
+        <w:t xml:space="preserve">The Business </w:t>
+      </w:r>
       <w:r>
         <w:t>M</w:t>
       </w:r>
       <w:r>
-        <w:t>odel</w:t>
-      </w:r>
-      <w:proofErr w:type="spellEnd"/>
-      <w:r>
-        <w:t xml:space="preserve"> </w:t>
-      </w:r>
-      <w:proofErr w:type="spellStart"/>
+        <w:t xml:space="preserve">odel </w:t>
+      </w:r>
       <w:r>
         <w:t>C</w:t>
       </w:r>
@@ -3621,7 +3350,6 @@
         <w:t>s</w:t>
       </w:r>
       <w:bookmarkEnd w:id="6"/>
-      <w:proofErr w:type="spellEnd"/>
     </w:p>
     <w:p>
       <w:pPr>
@@ -3630,23 +3358,13 @@
           <w:lang w:val="en-US"/>
         </w:rPr>
       </w:pPr>
-      <w:proofErr w:type="spellStart"/>
       <w:r>
         <w:rPr>
           <w:b/>
           <w:bCs/>
           <w:lang w:val="en-US"/>
         </w:rPr>
-        <w:t>Figura</w:t>
-      </w:r>
-      <w:proofErr w:type="spellEnd"/>
-      <w:r>
-        <w:rPr>
-          <w:b/>
-          <w:bCs/>
-          <w:lang w:val="en-US"/>
-        </w:rPr>
-        <w:t xml:space="preserve"> </w:t>
+        <w:t xml:space="preserve">Figura </w:t>
       </w:r>
       <w:r>
         <w:rPr>
@@ -3721,7 +3439,7 @@
                     </pic:cNvPicPr>
                   </pic:nvPicPr>
                   <pic:blipFill>
-                    <a:blip r:embed="rId13" cstate="print">
+                    <a:blip r:embed="rId15" cstate="print">
                       <a:extLst>
                         <a:ext uri="{28A0092B-C50C-407E-A947-70E740481C1C}">
                           <a14:useLocalDpi xmlns:a14="http://schemas.microsoft.com/office/drawing/2010/main" val="0"/>
@@ -3777,21 +3495,7 @@
         <w:rPr>
           <w:rFonts w:eastAsiaTheme="majorEastAsia"/>
         </w:rPr>
-        <w:t xml:space="preserve">El gráfico representa el Modelo de Negocio </w:t>
-      </w:r>
-      <w:proofErr w:type="spellStart"/>
-      <w:r>
-        <w:rPr>
-          <w:rFonts w:eastAsiaTheme="majorEastAsia"/>
-        </w:rPr>
-        <w:t>Canvas</w:t>
-      </w:r>
-      <w:proofErr w:type="spellEnd"/>
-      <w:r>
-        <w:rPr>
-          <w:rFonts w:eastAsiaTheme="majorEastAsia"/>
-        </w:rPr>
-        <w:t xml:space="preserve">, donde se visualizan de manera integral los componentes estratégicos que sustentan la creación, entrega y captura de valor del negocio. </w:t>
+        <w:t xml:space="preserve">El gráfico representa el Modelo de Negocio Canvas, donde se visualizan de manera integral los componentes estratégicos que sustentan la creación, entrega y captura de valor del negocio. </w:t>
       </w:r>
     </w:p>
     <w:p>
@@ -3812,590 +3516,458 @@
           <w:b/>
           <w:bCs/>
         </w:rPr>
-        <w:t xml:space="preserve">Easy </w:t>
-      </w:r>
-      <w:proofErr w:type="spellStart"/>
+        <w:t>Easy Breakfast</w:t>
+      </w:r>
+      <w:r>
+        <w:rPr>
+          <w:rFonts w:eastAsiaTheme="majorEastAsia"/>
+        </w:rPr>
+        <w:t xml:space="preserve"> se fundamenta en el Modelo Canvas, </w:t>
+      </w:r>
+      <w:r>
+        <w:rPr>
+          <w:rFonts w:eastAsiaTheme="majorEastAsia"/>
+        </w:rPr>
+        <w:lastRenderedPageBreak/>
+        <w:t>herramienta que permite visualizar de manera integral la lógica de creación, entrega y captura de valor del negocio. A través de sus nueve módulos, se describe cómo la empresa organiza sus recursos, actividades y relaciones para ofrecer desayunos saludables bajo un sistema de pedidos online con entrega programada.</w:t>
+      </w:r>
+    </w:p>
+    <w:p>
+      <w:pPr>
+        <w:pStyle w:val="Ttulo3"/>
+      </w:pPr>
+      <w:bookmarkStart w:id="7" w:name="_Toc223244308"/>
+      <w:r>
+        <w:t>Propuesta de valor</w:t>
+      </w:r>
+      <w:bookmarkEnd w:id="7"/>
+    </w:p>
+    <w:p>
+      <w:pPr>
+        <w:rPr>
+          <w:rFonts w:eastAsiaTheme="majorEastAsia"/>
+        </w:rPr>
+      </w:pPr>
+      <w:r>
+        <w:rPr>
+          <w:rFonts w:eastAsiaTheme="majorEastAsia"/>
+        </w:rPr>
+        <w:t>La propuesta de valor de Easy Breakfast se centra en ofrecer desayunos saludables, frescos y listos para consumir, solicitados con anticipación mediante una plataforma web. El negocio busca elevar la accesibilidad a alimentos nutritivos para personas con limitaciones de tiempo, facilitando la planificación alimenticia y reduciendo la necesidad de compras presenciales.</w:t>
+      </w:r>
+    </w:p>
+    <w:p>
+      <w:pPr>
+        <w:rPr>
+          <w:rFonts w:eastAsiaTheme="majorEastAsia"/>
+        </w:rPr>
+      </w:pPr>
+      <w:r>
+        <w:rPr>
+          <w:rFonts w:eastAsiaTheme="majorEastAsia"/>
+        </w:rPr>
+        <w:t>La empresa resuelve principalmente la falta de tiempo para preparar desayunos balanceados y la dificultad de acceso a opciones saludables en horarios tempranos. Entre sus características diferenciadoras destacan la accesibilidad digital, la conveniencia de la entrega puntual, la posibilidad de personalización según preferencias o restricciones alimenticias y un sistema de preventa que reduce el desperdicio de insumos.</w:t>
+      </w:r>
+    </w:p>
+    <w:p>
+      <w:pPr>
+        <w:pStyle w:val="Ttulo3"/>
+      </w:pPr>
+      <w:bookmarkStart w:id="8" w:name="_Toc223244309"/>
+      <w:r>
+        <w:t>Segmentos de clientes</w:t>
+      </w:r>
+      <w:bookmarkEnd w:id="8"/>
+    </w:p>
+    <w:p>
+      <w:pPr>
+        <w:rPr>
+          <w:rFonts w:eastAsiaTheme="majorEastAsia"/>
+        </w:rPr>
+      </w:pPr>
+      <w:r>
+        <w:rPr>
+          <w:rFonts w:eastAsiaTheme="majorEastAsia"/>
+        </w:rPr>
+        <w:t>Easy Breakfast se dirige a un nicho de mercado compuesto por adultos ejecutivos, personas que trabajan en oficina, estudiantes universitarios y consumidores interesados en mantener una alimentación saludable. El cliente objetivo principal está conformado por profesionales entre 25 y 45 años, con ingresos medios y rutinas laborales que limitan el tiempo destinado a la preparación de alimentos.</w:t>
+      </w:r>
+    </w:p>
+    <w:p>
+      <w:pPr>
+        <w:rPr>
+          <w:rFonts w:eastAsiaTheme="majorEastAsia"/>
+        </w:rPr>
+      </w:pPr>
+      <w:r>
+        <w:rPr>
+          <w:rFonts w:eastAsiaTheme="majorEastAsia"/>
+        </w:rPr>
+        <w:t xml:space="preserve">Este enfoque permite atender un segmento específico con necesidades claras de </w:t>
+      </w:r>
+      <w:r>
+        <w:rPr>
+          <w:rFonts w:eastAsiaTheme="majorEastAsia"/>
+        </w:rPr>
+        <w:lastRenderedPageBreak/>
+        <w:t>practicidad, nutrición y eficiencia en el uso del tiempo.</w:t>
+      </w:r>
+    </w:p>
+    <w:p>
+      <w:pPr>
+        <w:pStyle w:val="Ttulo3"/>
+      </w:pPr>
+      <w:bookmarkStart w:id="9" w:name="_Toc223244310"/>
+      <w:r>
+        <w:t>Canales</w:t>
+      </w:r>
+      <w:bookmarkEnd w:id="9"/>
+    </w:p>
+    <w:p>
+      <w:pPr>
+        <w:rPr>
+          <w:rFonts w:eastAsiaTheme="majorEastAsia"/>
+        </w:rPr>
+      </w:pPr>
+      <w:r>
+        <w:rPr>
+          <w:rFonts w:eastAsiaTheme="majorEastAsia"/>
+        </w:rPr>
+        <w:t>La empresa utiliza canales digitales como principal medio de comercialización. Entre ellos se encuentran la página web oficial, Instagram, Facebook y WhatsApp Business. Las redes sociales cumplen una función estratégica de captación y posicionamiento de marca, mientras que la página web actúa como canal principal para la gestión y cierre de ventas.</w:t>
+      </w:r>
+    </w:p>
+    <w:p>
+      <w:pPr>
+        <w:rPr>
+          <w:rFonts w:eastAsiaTheme="majorEastAsia"/>
+        </w:rPr>
+      </w:pPr>
+      <w:r>
+        <w:rPr>
+          <w:rFonts w:eastAsiaTheme="majorEastAsia"/>
+        </w:rPr>
+        <w:t>El proceso se integra en la rutina del cliente mediante pedidos realizados con anticipación —generalmente la noche anterior— y entregas programadas en horario temprano, antes del inicio de la jornada laboral o académica.</w:t>
+      </w:r>
+    </w:p>
+    <w:p>
+      <w:pPr>
+        <w:pStyle w:val="Ttulo3"/>
+      </w:pPr>
+      <w:bookmarkStart w:id="10" w:name="_Toc223244311"/>
+      <w:r>
+        <w:t>Relación con los clientes</w:t>
+      </w:r>
+      <w:bookmarkEnd w:id="10"/>
+    </w:p>
+    <w:p>
+      <w:pPr>
+        <w:rPr>
+          <w:rFonts w:eastAsiaTheme="majorEastAsia"/>
+        </w:rPr>
+      </w:pPr>
+      <w:r>
+        <w:rPr>
+          <w:rFonts w:eastAsiaTheme="majorEastAsia"/>
+        </w:rPr>
+        <w:t>La relación con los clientes se basa en la atención personalizada y la construcción de fidelización a largo plazo. Se implementa asistencia directa a través de WhatsApp, complementada con un sistema semi-automatizado en la plataforma web para la gestión de pedidos.</w:t>
+      </w:r>
+    </w:p>
+    <w:p>
+      <w:pPr>
+        <w:rPr>
+          <w:rFonts w:eastAsiaTheme="majorEastAsia"/>
+        </w:rPr>
+      </w:pPr>
+      <w:r>
+        <w:rPr>
+          <w:rFonts w:eastAsiaTheme="majorEastAsia"/>
+        </w:rPr>
+        <w:t>Asimismo, se contempla la implementación de programas de fidelización mediante descuentos por compras frecuentes</w:t>
+      </w:r>
+      <w:r>
+        <w:rPr>
+          <w:rFonts w:eastAsiaTheme="majorEastAsia"/>
+        </w:rPr>
+        <w:t>, compras semanales o mensuales</w:t>
+      </w:r>
+      <w:r>
+        <w:rPr>
+          <w:rFonts w:eastAsiaTheme="majorEastAsia"/>
+        </w:rPr>
+        <w:t>. Los clientes esperan respuestas rápidas, productos frescos, entregas puntuales y opciones adaptadas a sus preferencias alimenticias, elementos que fortalecen la confianza y la recurrencia de compra.</w:t>
+      </w:r>
+    </w:p>
+    <w:p>
+      <w:pPr>
+        <w:pStyle w:val="Ttulo3"/>
+      </w:pPr>
+      <w:bookmarkStart w:id="11" w:name="_Toc223244312"/>
+      <w:r>
+        <w:t>Actividades clave</w:t>
+      </w:r>
+      <w:bookmarkEnd w:id="11"/>
+    </w:p>
+    <w:p>
+      <w:pPr>
+        <w:rPr>
+          <w:rFonts w:eastAsiaTheme="majorEastAsia"/>
+        </w:rPr>
+      </w:pPr>
+      <w:r>
+        <w:rPr>
+          <w:rFonts w:eastAsiaTheme="majorEastAsia"/>
+        </w:rPr>
+        <w:t xml:space="preserve">Las actividades clave del negocio incluyen la selección y compra de frutas frescas, la </w:t>
+      </w:r>
+      <w:r>
+        <w:rPr>
+          <w:rFonts w:eastAsiaTheme="majorEastAsia"/>
+        </w:rPr>
+        <w:lastRenderedPageBreak/>
+        <w:t>preparación y armado diario de los desayunos, el control de calidad e higiene, la gestión de pedidos online y la coordinación logística de entregas.</w:t>
+      </w:r>
+    </w:p>
+    <w:p>
+      <w:pPr>
+        <w:rPr>
+          <w:rFonts w:eastAsiaTheme="majorEastAsia"/>
+        </w:rPr>
+      </w:pPr>
+      <w:r>
+        <w:rPr>
+          <w:rFonts w:eastAsiaTheme="majorEastAsia"/>
+        </w:rPr>
+        <w:t>Adicionalmente, se desarrollan actividades de marketing digital, administración de la página web, gestión de redes sociales y atención al cliente. En el ámbito financiero, se gestionan preventas, pagos digitales y estrategias promocionales para incentivar el volumen de ventas.</w:t>
+      </w:r>
+    </w:p>
+    <w:p>
+      <w:pPr>
+        <w:rPr>
+          <w:rFonts w:eastAsiaTheme="majorEastAsia"/>
+        </w:rPr>
+      </w:pPr>
+      <w:r>
+        <w:rPr>
+          <w:rFonts w:eastAsiaTheme="majorEastAsia"/>
+        </w:rPr>
+        <w:t>Estas actividades permiten garantizar la eficiencia operativa y el cumplimiento de la propuesta de valor.</w:t>
+      </w:r>
+    </w:p>
+    <w:p>
+      <w:pPr>
+        <w:pStyle w:val="Ttulo3"/>
+      </w:pPr>
+      <w:bookmarkStart w:id="12" w:name="_Toc223244313"/>
+      <w:r>
+        <w:t>Recursos clave</w:t>
+      </w:r>
+      <w:bookmarkEnd w:id="12"/>
+    </w:p>
+    <w:p>
+      <w:pPr>
+        <w:rPr>
+          <w:rFonts w:eastAsiaTheme="majorEastAsia"/>
+        </w:rPr>
+      </w:pPr>
+      <w:r>
+        <w:rPr>
+          <w:rFonts w:eastAsiaTheme="majorEastAsia"/>
+        </w:rPr>
+        <w:t>Para ejecutar el modelo de negocio, Easy Breakfast dispone de recursos físicos, humanos, intelectuales y financieros.</w:t>
+      </w:r>
+    </w:p>
+    <w:p>
+      <w:pPr>
+        <w:rPr>
+          <w:rFonts w:eastAsiaTheme="majorEastAsia"/>
+        </w:rPr>
+      </w:pPr>
+      <w:r>
+        <w:rPr>
+          <w:rFonts w:eastAsiaTheme="majorEastAsia"/>
+        </w:rPr>
+        <w:t>Entre los recursos físicos destacan la cocina equipada, sistemas de refrigeración y utensilios especializados. Los recursos humanos incluyen personal de cocina, repartidor y un community manager encargado de la gestión digital y posicionamiento de la marca.</w:t>
+      </w:r>
+    </w:p>
+    <w:p>
+      <w:pPr>
+        <w:rPr>
+          <w:rFonts w:eastAsiaTheme="majorEastAsia"/>
+        </w:rPr>
+      </w:pPr>
+      <w:r>
+        <w:rPr>
+          <w:rFonts w:eastAsiaTheme="majorEastAsia"/>
+        </w:rPr>
+        <w:t>En cuanto a los recursos intelectuales, se consideran la marca registrada, las recetas propias y la base de datos de clientes. Finalmente, los recursos financieros comprenden el capital inicial y el flujo de caja necesario para sostener la operación diaria.</w:t>
+      </w:r>
+    </w:p>
+    <w:p>
+      <w:pPr>
+        <w:pStyle w:val="Ttulo3"/>
+      </w:pPr>
+      <w:bookmarkStart w:id="13" w:name="_Toc223244314"/>
+      <w:r>
+        <w:t>Socios clave</w:t>
+      </w:r>
+      <w:bookmarkEnd w:id="13"/>
+    </w:p>
+    <w:p>
+      <w:pPr>
+        <w:rPr>
+          <w:rFonts w:eastAsiaTheme="majorEastAsia"/>
+        </w:rPr>
+      </w:pPr>
+      <w:r>
+        <w:rPr>
+          <w:rFonts w:eastAsiaTheme="majorEastAsia"/>
+        </w:rPr>
+        <w:t xml:space="preserve">El modelo de negocio se apoya en alianzas estratégicas con proveedores mayoristas de frutas frescas, proveedores de granos, yogur y frutos secos, distribuidores de envases ecológicos y plataformas de pago online. En caso de tercerización, también se </w:t>
+      </w:r>
+      <w:r>
+        <w:rPr>
+          <w:rFonts w:eastAsiaTheme="majorEastAsia"/>
+        </w:rPr>
+        <w:lastRenderedPageBreak/>
+        <w:t>contempla la colaboración con servicios de delivery.</w:t>
+      </w:r>
+    </w:p>
+    <w:p>
+      <w:pPr>
+        <w:rPr>
+          <w:rFonts w:eastAsiaTheme="majorEastAsia"/>
+        </w:rPr>
+      </w:pPr>
+      <w:r>
+        <w:rPr>
+          <w:rFonts w:eastAsiaTheme="majorEastAsia"/>
+        </w:rPr>
+        <w:t>Estas alianzas permiten garantizar abastecimiento constante, calidad en la materia prima, optimización de costos y reducción de riesgos asociados a retrasos o escasez de insumos.</w:t>
+      </w:r>
+    </w:p>
+    <w:p>
+      <w:pPr>
+        <w:pStyle w:val="Ttulo3"/>
+      </w:pPr>
+      <w:bookmarkStart w:id="14" w:name="_Toc223244315"/>
+      <w:r>
+        <w:t>Estructura de costos</w:t>
+      </w:r>
+      <w:bookmarkEnd w:id="14"/>
+    </w:p>
+    <w:p>
+      <w:pPr>
+        <w:rPr>
+          <w:rFonts w:eastAsiaTheme="majorEastAsia"/>
+        </w:rPr>
+      </w:pPr>
+      <w:r>
+        <w:rPr>
+          <w:rFonts w:eastAsiaTheme="majorEastAsia"/>
+        </w:rPr>
+        <w:t>La estructura de costos está compuesta principalmente por la compra de frutas e insumos, mano de obra, servicio de delivery, marketing digital y gastos de hosting y mantenimiento web. Los recursos y actividades más costosos corresponden a los insumos frescos y al personal operativo, así como a la preparación diaria y logística de entrega.</w:t>
+      </w:r>
+    </w:p>
+    <w:p>
+      <w:pPr>
+        <w:rPr>
+          <w:rFonts w:eastAsiaTheme="majorEastAsia"/>
+        </w:rPr>
+      </w:pPr>
+      <w:r>
+        <w:rPr>
+          <w:rFonts w:eastAsiaTheme="majorEastAsia"/>
+        </w:rPr>
+        <w:t>El modelo se orienta más hacia la generación de valor que hacia la competencia por precios bajos, priorizando calidad, frescura y conveniencia como factores diferenciadores.</w:t>
+      </w:r>
+    </w:p>
+    <w:p>
+      <w:pPr>
+        <w:pStyle w:val="Ttulo3"/>
+      </w:pPr>
+      <w:bookmarkStart w:id="15" w:name="_Toc223244316"/>
+      <w:r>
+        <w:t>Fuentes de ingresos</w:t>
+      </w:r>
+      <w:bookmarkEnd w:id="15"/>
+    </w:p>
+    <w:p>
+      <w:pPr>
+        <w:rPr>
+          <w:rFonts w:eastAsiaTheme="majorEastAsia"/>
+        </w:rPr>
+      </w:pPr>
+      <w:r>
+        <w:rPr>
+          <w:rFonts w:eastAsiaTheme="majorEastAsia"/>
+        </w:rPr>
+        <w:t>Las fuentes de ingresos provienen principalmente de la venta directa de desayunos saludables. Adicionalmente, se contempla la implementación de suscripciones semanales o mensuales y descuentos por volumen para incentivar compras recurrentes.</w:t>
+      </w:r>
+    </w:p>
+    <w:p>
+      <w:pPr>
+        <w:rPr>
+          <w:rFonts w:eastAsiaTheme="majorEastAsia"/>
+        </w:rPr>
+      </w:pPr>
+      <w:r>
+        <w:rPr>
+          <w:rFonts w:eastAsiaTheme="majorEastAsia"/>
+        </w:rPr>
+        <w:t>Los clientes pueden realizar pagos mediante transferencias bancarias, tarjetas</w:t>
+      </w:r>
+      <w:r>
+        <w:rPr>
+          <w:rFonts w:eastAsiaTheme="majorEastAsia"/>
+        </w:rPr>
+        <w:t xml:space="preserve"> o</w:t>
+      </w:r>
+      <w:r>
+        <w:rPr>
+          <w:rFonts w:eastAsiaTheme="majorEastAsia"/>
+        </w:rPr>
+        <w:t xml:space="preserve"> pagos móvile</w:t>
+      </w:r>
+      <w:r>
+        <w:rPr>
+          <w:rFonts w:eastAsiaTheme="majorEastAsia"/>
+        </w:rPr>
+        <w:t>s</w:t>
+      </w:r>
+      <w:r>
+        <w:rPr>
+          <w:rFonts w:eastAsiaTheme="majorEastAsia"/>
+        </w:rPr>
+        <w:t>. La estructura de precios es fija según el tipo de desayuno, con promociones dinámicas en fechas especiales y beneficios para clientes frecuentes.</w:t>
+      </w:r>
+    </w:p>
+    <w:p>
+      <w:pPr>
+        <w:pStyle w:val="Ttulo2"/>
+      </w:pPr>
+      <w:r>
+        <w:lastRenderedPageBreak/>
+        <w:t>Filosofía Organizacional</w:t>
+      </w:r>
+    </w:p>
+    <w:p>
+      <w:pPr>
+        <w:rPr>
+          <w:rFonts w:eastAsiaTheme="majorEastAsia"/>
+        </w:rPr>
+      </w:pPr>
+      <w:r>
+        <w:rPr>
+          <w:rFonts w:eastAsiaTheme="majorEastAsia"/>
+        </w:rPr>
+        <w:t xml:space="preserve">La filosofía organizacional de </w:t>
+      </w:r>
       <w:r>
         <w:rPr>
           <w:rFonts w:eastAsiaTheme="majorEastAsia"/>
           <w:b/>
           <w:bCs/>
         </w:rPr>
-        <w:t>Breakfast</w:t>
-      </w:r>
-      <w:proofErr w:type="spellEnd"/>
-      <w:r>
-        <w:rPr>
-          <w:rFonts w:eastAsiaTheme="majorEastAsia"/>
-        </w:rPr>
-        <w:t xml:space="preserve"> se fundamenta en el Modelo </w:t>
-      </w:r>
-      <w:proofErr w:type="spellStart"/>
-      <w:r>
-        <w:rPr>
-          <w:rFonts w:eastAsiaTheme="majorEastAsia"/>
-        </w:rPr>
-        <w:t>Canvas</w:t>
-      </w:r>
-      <w:proofErr w:type="spellEnd"/>
-      <w:r>
-        <w:rPr>
-          <w:rFonts w:eastAsiaTheme="majorEastAsia"/>
-        </w:rPr>
-        <w:t xml:space="preserve">, </w:t>
-      </w:r>
-      <w:r>
-        <w:rPr>
-          <w:rFonts w:eastAsiaTheme="majorEastAsia"/>
-        </w:rPr>
-        <w:lastRenderedPageBreak/>
-        <w:t>herramienta que permite visualizar de manera integral la lógica de creación, entrega y captura de valor del negocio. A través de sus nueve módulos, se describe cómo la empresa organiza sus recursos, actividades y relaciones para ofrecer desayunos saludables bajo un sistema de pedidos online con entrega programada.</w:t>
-      </w:r>
-    </w:p>
-    <w:p>
-      <w:pPr>
-        <w:pStyle w:val="Ttulo3"/>
-      </w:pPr>
-      <w:bookmarkStart w:id="7" w:name="_Toc223244308"/>
-      <w:r>
-        <w:t>Propuesta de valor</w:t>
-      </w:r>
-      <w:bookmarkEnd w:id="7"/>
-    </w:p>
-    <w:p>
-      <w:pPr>
-        <w:rPr>
-          <w:rFonts w:eastAsiaTheme="majorEastAsia"/>
-        </w:rPr>
-      </w:pPr>
-      <w:r>
-        <w:rPr>
-          <w:rFonts w:eastAsiaTheme="majorEastAsia"/>
-        </w:rPr>
-        <w:t xml:space="preserve">La propuesta de valor de Easy </w:t>
-      </w:r>
-      <w:proofErr w:type="spellStart"/>
-      <w:r>
-        <w:rPr>
-          <w:rFonts w:eastAsiaTheme="majorEastAsia"/>
-        </w:rPr>
-        <w:t>Breakfast</w:t>
-      </w:r>
-      <w:proofErr w:type="spellEnd"/>
-      <w:r>
-        <w:rPr>
-          <w:rFonts w:eastAsiaTheme="majorEastAsia"/>
-        </w:rPr>
-        <w:t xml:space="preserve"> se centra en ofrecer desayunos saludables, frescos y listos para consumir, solicitados con anticipación mediante una plataforma web. El negocio busca elevar la accesibilidad a alimentos nutritivos para personas con limitaciones de tiempo, facilitando la planificación alimenticia y reduciendo la necesidad de compras presenciales.</w:t>
-      </w:r>
-    </w:p>
-    <w:p>
-      <w:pPr>
-        <w:rPr>
-          <w:rFonts w:eastAsiaTheme="majorEastAsia"/>
-        </w:rPr>
-      </w:pPr>
-      <w:r>
-        <w:rPr>
-          <w:rFonts w:eastAsiaTheme="majorEastAsia"/>
-        </w:rPr>
-        <w:t>La empresa resuelve principalmente la falta de tiempo para preparar desayunos balanceados y la dificultad de acceso a opciones saludables en horarios tempranos. Entre sus características diferenciadoras destacan la accesibilidad digital, la conveniencia de la entrega puntual, la posibilidad de personalización según preferencias o restricciones alimenticias y un sistema de preventa que reduce el desperdicio de insumos.</w:t>
-      </w:r>
-    </w:p>
-    <w:p>
-      <w:pPr>
-        <w:pStyle w:val="Ttulo3"/>
-      </w:pPr>
-      <w:bookmarkStart w:id="8" w:name="_Toc223244309"/>
-      <w:r>
-        <w:t>Segmentos de clientes</w:t>
-      </w:r>
-      <w:bookmarkEnd w:id="8"/>
-    </w:p>
-    <w:p>
-      <w:pPr>
-        <w:rPr>
-          <w:rFonts w:eastAsiaTheme="majorEastAsia"/>
-        </w:rPr>
-      </w:pPr>
-      <w:r>
-        <w:rPr>
-          <w:rFonts w:eastAsiaTheme="majorEastAsia"/>
-        </w:rPr>
-        <w:t xml:space="preserve">Easy </w:t>
-      </w:r>
-      <w:proofErr w:type="spellStart"/>
-      <w:r>
-        <w:rPr>
-          <w:rFonts w:eastAsiaTheme="majorEastAsia"/>
-        </w:rPr>
-        <w:t>Breakfast</w:t>
-      </w:r>
-      <w:proofErr w:type="spellEnd"/>
-      <w:r>
-        <w:rPr>
-          <w:rFonts w:eastAsiaTheme="majorEastAsia"/>
-        </w:rPr>
-        <w:t xml:space="preserve"> se dirige a un nicho de mercado compuesto por adultos ejecutivos, personas que trabajan en oficina, estudiantes universitarios y consumidores interesados en mantener una alimentación saludable. El cliente objetivo principal está conformado por profesionales entre 25 y 45 años, con ingresos medios y rutinas laborales que limitan el tiempo destinado a la preparación de alimentos.</w:t>
-      </w:r>
-    </w:p>
-    <w:p>
-      <w:pPr>
-        <w:rPr>
-          <w:rFonts w:eastAsiaTheme="majorEastAsia"/>
-        </w:rPr>
-      </w:pPr>
-      <w:r>
-        <w:rPr>
-          <w:rFonts w:eastAsiaTheme="majorEastAsia"/>
-        </w:rPr>
-        <w:t xml:space="preserve">Este enfoque permite atender un segmento específico con necesidades claras de </w:t>
-      </w:r>
-      <w:r>
-        <w:rPr>
-          <w:rFonts w:eastAsiaTheme="majorEastAsia"/>
-        </w:rPr>
-        <w:lastRenderedPageBreak/>
-        <w:t>practicidad, nutrición y eficiencia en el uso del tiempo.</w:t>
-      </w:r>
-    </w:p>
-    <w:p>
-      <w:pPr>
-        <w:pStyle w:val="Ttulo3"/>
-      </w:pPr>
-      <w:bookmarkStart w:id="9" w:name="_Toc223244310"/>
-      <w:r>
-        <w:t>Canales</w:t>
-      </w:r>
-      <w:bookmarkEnd w:id="9"/>
-    </w:p>
-    <w:p>
-      <w:pPr>
-        <w:rPr>
-          <w:rFonts w:eastAsiaTheme="majorEastAsia"/>
-        </w:rPr>
-      </w:pPr>
-      <w:r>
-        <w:rPr>
-          <w:rFonts w:eastAsiaTheme="majorEastAsia"/>
-        </w:rPr>
-        <w:t>La empresa utiliza canales digitales como principal medio de comercialización. Entre ellos se encuentran la página web oficial, Instagram, Facebook y WhatsApp Business. Las redes sociales cumplen una función estratégica de captación y posicionamiento de marca, mientras que la página web actúa como canal principal para la gestión y cierre de ventas.</w:t>
-      </w:r>
-    </w:p>
-    <w:p>
-      <w:pPr>
-        <w:rPr>
-          <w:rFonts w:eastAsiaTheme="majorEastAsia"/>
-        </w:rPr>
-      </w:pPr>
-      <w:r>
-        <w:rPr>
-          <w:rFonts w:eastAsiaTheme="majorEastAsia"/>
-        </w:rPr>
-        <w:t>El proceso se integra en la rutina del cliente mediante pedidos realizados con anticipación —generalmente la noche anterior— y entregas programadas en horario temprano, antes del inicio de la jornada laboral o académica.</w:t>
-      </w:r>
-    </w:p>
-    <w:p>
-      <w:pPr>
-        <w:pStyle w:val="Ttulo3"/>
-      </w:pPr>
-      <w:bookmarkStart w:id="10" w:name="_Toc223244311"/>
-      <w:r>
-        <w:t>Relación con los clientes</w:t>
-      </w:r>
-      <w:bookmarkEnd w:id="10"/>
-    </w:p>
-    <w:p>
-      <w:pPr>
-        <w:rPr>
-          <w:rFonts w:eastAsiaTheme="majorEastAsia"/>
-        </w:rPr>
-      </w:pPr>
-      <w:r>
-        <w:rPr>
-          <w:rFonts w:eastAsiaTheme="majorEastAsia"/>
-        </w:rPr>
-        <w:t xml:space="preserve">La relación con los clientes se basa en la atención personalizada y la construcción de fidelización a largo plazo. Se implementa asistencia directa a través de WhatsApp, complementada con un sistema </w:t>
-      </w:r>
-      <w:proofErr w:type="spellStart"/>
-      <w:r>
-        <w:rPr>
-          <w:rFonts w:eastAsiaTheme="majorEastAsia"/>
-        </w:rPr>
-        <w:t>semi-automatizado</w:t>
-      </w:r>
-      <w:proofErr w:type="spellEnd"/>
-      <w:r>
-        <w:rPr>
-          <w:rFonts w:eastAsiaTheme="majorEastAsia"/>
-        </w:rPr>
-        <w:t xml:space="preserve"> en la plataforma web para la gestión de pedidos.</w:t>
-      </w:r>
-    </w:p>
-    <w:p>
-      <w:pPr>
-        <w:rPr>
-          <w:rFonts w:eastAsiaTheme="majorEastAsia"/>
-        </w:rPr>
-      </w:pPr>
-      <w:r>
-        <w:rPr>
-          <w:rFonts w:eastAsiaTheme="majorEastAsia"/>
-        </w:rPr>
-        <w:t>Asimismo, se contempla la implementación de programas de fidelización mediante descuentos por compras frecuentes</w:t>
-      </w:r>
-      <w:r>
-        <w:rPr>
-          <w:rFonts w:eastAsiaTheme="majorEastAsia"/>
-        </w:rPr>
-        <w:t>, compras semanales o mensuales</w:t>
-      </w:r>
-      <w:r>
-        <w:rPr>
-          <w:rFonts w:eastAsiaTheme="majorEastAsia"/>
-        </w:rPr>
-        <w:t>. Los clientes esperan respuestas rápidas, productos frescos, entregas puntuales y opciones adaptadas a sus preferencias alimenticias, elementos que fortalecen la confianza y la recurrencia de compra.</w:t>
-      </w:r>
-    </w:p>
-    <w:p>
-      <w:pPr>
-        <w:pStyle w:val="Ttulo3"/>
-      </w:pPr>
-      <w:bookmarkStart w:id="11" w:name="_Toc223244312"/>
-      <w:r>
-        <w:t>Actividades clave</w:t>
-      </w:r>
-      <w:bookmarkEnd w:id="11"/>
-    </w:p>
-    <w:p>
-      <w:pPr>
-        <w:rPr>
-          <w:rFonts w:eastAsiaTheme="majorEastAsia"/>
-        </w:rPr>
-      </w:pPr>
-      <w:r>
-        <w:rPr>
-          <w:rFonts w:eastAsiaTheme="majorEastAsia"/>
-        </w:rPr>
-        <w:t xml:space="preserve">Las actividades clave del negocio incluyen la selección y compra de frutas frescas, la </w:t>
-      </w:r>
-      <w:r>
-        <w:rPr>
-          <w:rFonts w:eastAsiaTheme="majorEastAsia"/>
-        </w:rPr>
-        <w:lastRenderedPageBreak/>
-        <w:t>preparación y armado diario de los desayunos, el control de calidad e higiene, la gestión de pedidos online y la coordinación logística de entregas.</w:t>
-      </w:r>
-    </w:p>
-    <w:p>
-      <w:pPr>
-        <w:rPr>
-          <w:rFonts w:eastAsiaTheme="majorEastAsia"/>
-        </w:rPr>
-      </w:pPr>
-      <w:r>
-        <w:rPr>
-          <w:rFonts w:eastAsiaTheme="majorEastAsia"/>
-        </w:rPr>
-        <w:t>Adicionalmente, se desarrollan actividades de marketing digital, administración de la página web, gestión de redes sociales y atención al cliente. En el ámbito financiero, se gestionan preventas, pagos digitales y estrategias promocionales para incentivar el volumen de ventas.</w:t>
-      </w:r>
-    </w:p>
-    <w:p>
-      <w:pPr>
-        <w:rPr>
-          <w:rFonts w:eastAsiaTheme="majorEastAsia"/>
-        </w:rPr>
-      </w:pPr>
-      <w:r>
-        <w:rPr>
-          <w:rFonts w:eastAsiaTheme="majorEastAsia"/>
-        </w:rPr>
-        <w:t>Estas actividades permiten garantizar la eficiencia operativa y el cumplimiento de la propuesta de valor.</w:t>
-      </w:r>
-    </w:p>
-    <w:p>
-      <w:pPr>
-        <w:pStyle w:val="Ttulo3"/>
-      </w:pPr>
-      <w:bookmarkStart w:id="12" w:name="_Toc223244313"/>
-      <w:r>
-        <w:t>Recursos clave</w:t>
-      </w:r>
-      <w:bookmarkEnd w:id="12"/>
-    </w:p>
-    <w:p>
-      <w:pPr>
-        <w:rPr>
-          <w:rFonts w:eastAsiaTheme="majorEastAsia"/>
-        </w:rPr>
-      </w:pPr>
-      <w:r>
-        <w:rPr>
-          <w:rFonts w:eastAsiaTheme="majorEastAsia"/>
-        </w:rPr>
-        <w:t xml:space="preserve">Para ejecutar el modelo de negocio, Easy </w:t>
-      </w:r>
-      <w:proofErr w:type="spellStart"/>
-      <w:r>
-        <w:rPr>
-          <w:rFonts w:eastAsiaTheme="majorEastAsia"/>
-        </w:rPr>
-        <w:t>Breakfast</w:t>
-      </w:r>
-      <w:proofErr w:type="spellEnd"/>
-      <w:r>
-        <w:rPr>
-          <w:rFonts w:eastAsiaTheme="majorEastAsia"/>
-        </w:rPr>
-        <w:t xml:space="preserve"> dispone de recursos físicos, humanos, intelectuales y financieros.</w:t>
-      </w:r>
-    </w:p>
-    <w:p>
-      <w:pPr>
-        <w:rPr>
-          <w:rFonts w:eastAsiaTheme="majorEastAsia"/>
-        </w:rPr>
-      </w:pPr>
-      <w:r>
-        <w:rPr>
-          <w:rFonts w:eastAsiaTheme="majorEastAsia"/>
-        </w:rPr>
-        <w:t xml:space="preserve">Entre los recursos físicos destacan la cocina equipada, sistemas de refrigeración y utensilios especializados. Los recursos humanos incluyen personal de cocina, repartidor y un </w:t>
-      </w:r>
-      <w:proofErr w:type="spellStart"/>
-      <w:r>
-        <w:rPr>
-          <w:rFonts w:eastAsiaTheme="majorEastAsia"/>
-        </w:rPr>
-        <w:t>community</w:t>
-      </w:r>
-      <w:proofErr w:type="spellEnd"/>
-      <w:r>
-        <w:rPr>
-          <w:rFonts w:eastAsiaTheme="majorEastAsia"/>
-        </w:rPr>
-        <w:t xml:space="preserve"> manager encargado de la gestión digital y posicionamiento de la marca.</w:t>
-      </w:r>
-    </w:p>
-    <w:p>
-      <w:pPr>
-        <w:rPr>
-          <w:rFonts w:eastAsiaTheme="majorEastAsia"/>
-        </w:rPr>
-      </w:pPr>
-      <w:r>
-        <w:rPr>
-          <w:rFonts w:eastAsiaTheme="majorEastAsia"/>
-        </w:rPr>
-        <w:t>En cuanto a los recursos intelectuales, se consideran la marca registrada, las recetas propias y la base de datos de clientes. Finalmente, los recursos financieros comprenden el capital inicial y el flujo de caja necesario para sostener la operación diaria.</w:t>
-      </w:r>
-    </w:p>
-    <w:p>
-      <w:pPr>
-        <w:pStyle w:val="Ttulo3"/>
-      </w:pPr>
-      <w:bookmarkStart w:id="13" w:name="_Toc223244314"/>
-      <w:r>
-        <w:t>Socios clave</w:t>
-      </w:r>
-      <w:bookmarkEnd w:id="13"/>
-    </w:p>
-    <w:p>
-      <w:pPr>
-        <w:rPr>
-          <w:rFonts w:eastAsiaTheme="majorEastAsia"/>
-        </w:rPr>
-      </w:pPr>
-      <w:r>
-        <w:rPr>
-          <w:rFonts w:eastAsiaTheme="majorEastAsia"/>
-        </w:rPr>
-        <w:t xml:space="preserve">El modelo de negocio se apoya en alianzas estratégicas con proveedores mayoristas de frutas frescas, proveedores de granos, yogur y frutos secos, distribuidores de envases ecológicos y plataformas de pago online. En caso de tercerización, también se </w:t>
-      </w:r>
-      <w:r>
-        <w:rPr>
-          <w:rFonts w:eastAsiaTheme="majorEastAsia"/>
-        </w:rPr>
-        <w:lastRenderedPageBreak/>
-        <w:t xml:space="preserve">contempla la colaboración con servicios de </w:t>
-      </w:r>
-      <w:proofErr w:type="spellStart"/>
-      <w:r>
-        <w:rPr>
-          <w:rFonts w:eastAsiaTheme="majorEastAsia"/>
-        </w:rPr>
-        <w:t>delivery</w:t>
-      </w:r>
-      <w:proofErr w:type="spellEnd"/>
-      <w:r>
-        <w:rPr>
-          <w:rFonts w:eastAsiaTheme="majorEastAsia"/>
-        </w:rPr>
-        <w:t>.</w:t>
-      </w:r>
-    </w:p>
-    <w:p>
-      <w:pPr>
-        <w:rPr>
-          <w:rFonts w:eastAsiaTheme="majorEastAsia"/>
-        </w:rPr>
-      </w:pPr>
-      <w:r>
-        <w:rPr>
-          <w:rFonts w:eastAsiaTheme="majorEastAsia"/>
-        </w:rPr>
-        <w:t>Estas alianzas permiten garantizar abastecimiento constante, calidad en la materia prima, optimización de costos y reducción de riesgos asociados a retrasos o escasez de insumos.</w:t>
-      </w:r>
-    </w:p>
-    <w:p>
-      <w:pPr>
-        <w:pStyle w:val="Ttulo3"/>
-      </w:pPr>
-      <w:bookmarkStart w:id="14" w:name="_Toc223244315"/>
-      <w:r>
-        <w:t>Estructura de costos</w:t>
-      </w:r>
-      <w:bookmarkEnd w:id="14"/>
-    </w:p>
-    <w:p>
-      <w:pPr>
-        <w:rPr>
-          <w:rFonts w:eastAsiaTheme="majorEastAsia"/>
-        </w:rPr>
-      </w:pPr>
-      <w:r>
-        <w:rPr>
-          <w:rFonts w:eastAsiaTheme="majorEastAsia"/>
-        </w:rPr>
-        <w:t xml:space="preserve">La estructura de costos está compuesta principalmente por la compra de frutas e insumos, mano de obra, servicio de </w:t>
-      </w:r>
-      <w:proofErr w:type="spellStart"/>
-      <w:r>
-        <w:rPr>
-          <w:rFonts w:eastAsiaTheme="majorEastAsia"/>
-        </w:rPr>
-        <w:t>delivery</w:t>
-      </w:r>
-      <w:proofErr w:type="spellEnd"/>
-      <w:r>
-        <w:rPr>
-          <w:rFonts w:eastAsiaTheme="majorEastAsia"/>
-        </w:rPr>
-        <w:t>, marketing digital y gastos de hosting y mantenimiento web. Los recursos y actividades más costosos corresponden a los insumos frescos y al personal operativo, así como a la preparación diaria y logística de entrega.</w:t>
-      </w:r>
-    </w:p>
-    <w:p>
-      <w:pPr>
-        <w:rPr>
-          <w:rFonts w:eastAsiaTheme="majorEastAsia"/>
-        </w:rPr>
-      </w:pPr>
-      <w:r>
-        <w:rPr>
-          <w:rFonts w:eastAsiaTheme="majorEastAsia"/>
-        </w:rPr>
-        <w:t>El modelo se orienta más hacia la generación de valor que hacia la competencia por precios bajos, priorizando calidad, frescura y conveniencia como factores diferenciadores.</w:t>
-      </w:r>
-    </w:p>
-    <w:p>
-      <w:pPr>
-        <w:pStyle w:val="Ttulo3"/>
-      </w:pPr>
-      <w:bookmarkStart w:id="15" w:name="_Toc223244316"/>
-      <w:r>
-        <w:t>Fuentes de ingresos</w:t>
-      </w:r>
-      <w:bookmarkEnd w:id="15"/>
-    </w:p>
-    <w:p>
-      <w:pPr>
-        <w:rPr>
-          <w:rFonts w:eastAsiaTheme="majorEastAsia"/>
-        </w:rPr>
-      </w:pPr>
-      <w:r>
-        <w:rPr>
-          <w:rFonts w:eastAsiaTheme="majorEastAsia"/>
-        </w:rPr>
-        <w:t>Las fuentes de ingresos provienen principalmente de la venta directa de desayunos saludables. Adicionalmente, se contempla la implementación de suscripciones semanales o mensuales y descuentos por volumen para incentivar compras recurrentes.</w:t>
-      </w:r>
-    </w:p>
-    <w:p>
-      <w:pPr>
-        <w:rPr>
-          <w:rFonts w:eastAsiaTheme="majorEastAsia"/>
-        </w:rPr>
-      </w:pPr>
-      <w:r>
-        <w:rPr>
-          <w:rFonts w:eastAsiaTheme="majorEastAsia"/>
-        </w:rPr>
-        <w:t>Los clientes pueden realizar pagos mediante transferencias bancarias, tarjetas</w:t>
-      </w:r>
-      <w:r>
-        <w:rPr>
-          <w:rFonts w:eastAsiaTheme="majorEastAsia"/>
-        </w:rPr>
-        <w:t xml:space="preserve"> o</w:t>
-      </w:r>
-      <w:r>
-        <w:rPr>
-          <w:rFonts w:eastAsiaTheme="majorEastAsia"/>
-        </w:rPr>
-        <w:t xml:space="preserve"> pagos móvile</w:t>
-      </w:r>
-      <w:r>
-        <w:rPr>
-          <w:rFonts w:eastAsiaTheme="majorEastAsia"/>
-        </w:rPr>
-        <w:t>s</w:t>
-      </w:r>
-      <w:r>
-        <w:rPr>
-          <w:rFonts w:eastAsiaTheme="majorEastAsia"/>
-        </w:rPr>
-        <w:t>. La estructura de precios es fija según el tipo de desayuno, con promociones dinámicas en fechas especiales y beneficios para clientes frecuentes.</w:t>
-      </w:r>
-    </w:p>
-    <w:p>
-      <w:pPr>
-        <w:pStyle w:val="Ttulo2"/>
-      </w:pPr>
-      <w:r>
-        <w:lastRenderedPageBreak/>
-        <w:t>Filosofía Organizacional</w:t>
-      </w:r>
-    </w:p>
-    <w:p>
-      <w:pPr>
-        <w:rPr>
-          <w:rFonts w:eastAsiaTheme="majorEastAsia"/>
-        </w:rPr>
-      </w:pPr>
-      <w:r>
-        <w:rPr>
-          <w:rFonts w:eastAsiaTheme="majorEastAsia"/>
-        </w:rPr>
-        <w:t xml:space="preserve">La filosofía organizacional de </w:t>
-      </w:r>
-      <w:r>
-        <w:rPr>
-          <w:rFonts w:eastAsiaTheme="majorEastAsia"/>
-          <w:b/>
-          <w:bCs/>
-        </w:rPr>
-        <w:t xml:space="preserve">Easy </w:t>
-      </w:r>
-      <w:proofErr w:type="spellStart"/>
-      <w:r>
-        <w:rPr>
-          <w:rFonts w:eastAsiaTheme="majorEastAsia"/>
-          <w:b/>
-          <w:bCs/>
-        </w:rPr>
-        <w:t>Breakfast</w:t>
-      </w:r>
-      <w:proofErr w:type="spellEnd"/>
+        <w:t>Easy Breakfast</w:t>
+      </w:r>
       <w:r>
         <w:rPr>
           <w:rFonts w:eastAsiaTheme="majorEastAsia"/>
@@ -4694,18 +4266,8 @@
           <w:b/>
           <w:bCs/>
         </w:rPr>
-        <w:t xml:space="preserve">Easy </w:t>
-      </w:r>
-      <w:proofErr w:type="spellStart"/>
-      <w:r>
-        <w:rPr>
-          <w:rFonts w:eastAsiaTheme="majorEastAsia"/>
-          <w:b/>
-          <w:bCs/>
-        </w:rPr>
-        <w:t>Breakfast</w:t>
-      </w:r>
-      <w:proofErr w:type="spellEnd"/>
+        <w:t>Easy Breakfast</w:t>
+      </w:r>
       <w:r>
         <w:rPr>
           <w:rFonts w:eastAsiaTheme="majorEastAsia"/>
@@ -4723,21 +4285,7 @@
         <w:rPr>
           <w:rFonts w:eastAsiaTheme="majorEastAsia"/>
         </w:rPr>
-        <w:t xml:space="preserve">Considerando lo anterior, los arquetipos que mejor se alinean con Easy </w:t>
-      </w:r>
-      <w:proofErr w:type="spellStart"/>
-      <w:r>
-        <w:rPr>
-          <w:rFonts w:eastAsiaTheme="majorEastAsia"/>
-        </w:rPr>
-        <w:t>Breakfast</w:t>
-      </w:r>
-      <w:proofErr w:type="spellEnd"/>
-      <w:r>
-        <w:rPr>
-          <w:rFonts w:eastAsiaTheme="majorEastAsia"/>
-        </w:rPr>
-        <w:t xml:space="preserve"> son:</w:t>
+        <w:t>Considerando lo anterior, los arquetipos que mejor se alinean con Easy Breakfast son:</w:t>
       </w:r>
     </w:p>
     <w:p>
@@ -4773,21 +4321,7 @@
         <w:rPr>
           <w:rFonts w:eastAsiaTheme="majorEastAsia"/>
         </w:rPr>
-        <w:t xml:space="preserve">Este arquetipo se alinea directamente con la esencia del proyecto, ya que Easy </w:t>
-      </w:r>
-      <w:proofErr w:type="spellStart"/>
-      <w:r>
-        <w:rPr>
-          <w:rFonts w:eastAsiaTheme="majorEastAsia"/>
-        </w:rPr>
-        <w:t>Breakfast</w:t>
-      </w:r>
-      <w:proofErr w:type="spellEnd"/>
-      <w:r>
-        <w:rPr>
-          <w:rFonts w:eastAsiaTheme="majorEastAsia"/>
-        </w:rPr>
-        <w:t xml:space="preserve"> busca cuidar la salud del cliente a través de alimentos frescos, nutritivos y planificados con anticipación. La marca transmite preocupación genuina por el bienestar diario de sus consumidores, facilitando su rutina y promoviendo hábitos alimenticios responsables. Asimismo, el sistema de preventa contribuye a una gestión más sostenible y consciente, reforzando el compromiso con la responsabilidad y el cuidado.</w:t>
+        <w:t>Este arquetipo se alinea directamente con la esencia del proyecto, ya que Easy Breakfast busca cuidar la salud del cliente a través de alimentos frescos, nutritivos y planificados con anticipación. La marca transmite preocupación genuina por el bienestar diario de sus consumidores, facilitando su rutina y promoviendo hábitos alimenticios responsables. Asimismo, el sistema de preventa contribuye a una gestión más sostenible y consciente, reforzando el compromiso con la responsabilidad y el cuidado.</w:t>
       </w:r>
     </w:p>
     <w:p>
@@ -4821,21 +4355,7 @@
         <w:rPr>
           <w:rFonts w:eastAsiaTheme="majorEastAsia"/>
         </w:rPr>
-        <w:t xml:space="preserve">El arquetipo del Héroe complementa al Cuidador al proyectar una imagen de energía y rendimiento. Easy </w:t>
-      </w:r>
-      <w:proofErr w:type="spellStart"/>
-      <w:r>
-        <w:rPr>
-          <w:rFonts w:eastAsiaTheme="majorEastAsia"/>
-        </w:rPr>
-        <w:t>Breakfast</w:t>
-      </w:r>
-      <w:proofErr w:type="spellEnd"/>
-      <w:r>
-        <w:rPr>
-          <w:rFonts w:eastAsiaTheme="majorEastAsia"/>
-        </w:rPr>
-        <w:t xml:space="preserve"> no solo alimenta, sino que impulsa al cliente a comenzar el día con determinación y productividad. La marca comunica que una adecuada alimentación matutina es el punto de partida </w:t>
+        <w:t xml:space="preserve">El arquetipo del Héroe complementa al Cuidador al proyectar una imagen de energía y rendimiento. Easy Breakfast no solo alimenta, sino que impulsa al cliente a comenzar el día con determinación y productividad. La marca comunica que una adecuada alimentación matutina es el punto de partida </w:t>
       </w:r>
       <w:r>
         <w:rPr>
@@ -4855,21 +4375,7 @@
         <w:rPr>
           <w:rFonts w:eastAsiaTheme="majorEastAsia"/>
         </w:rPr>
-        <w:t xml:space="preserve">Easy </w:t>
-      </w:r>
-      <w:proofErr w:type="spellStart"/>
-      <w:r>
-        <w:rPr>
-          <w:rFonts w:eastAsiaTheme="majorEastAsia"/>
-        </w:rPr>
-        <w:t>Breakfast</w:t>
-      </w:r>
-      <w:proofErr w:type="spellEnd"/>
-      <w:r>
-        <w:rPr>
-          <w:rFonts w:eastAsiaTheme="majorEastAsia"/>
-        </w:rPr>
-        <w:t xml:space="preserve"> se posiciona como una marca </w:t>
+        <w:t xml:space="preserve">Easy Breakfast se posiciona como una marca </w:t>
       </w:r>
       <w:r>
         <w:rPr>
@@ -4892,29 +4398,13 @@
           <w:rFonts w:eastAsiaTheme="majorEastAsia"/>
         </w:rPr>
       </w:pPr>
-      <w:hyperlink r:id="rId14" w:history="1">
+      <w:hyperlink r:id="rId16" w:history="1">
         <w:r>
           <w:rPr>
             <w:rStyle w:val="Hipervnculo"/>
             <w:rFonts w:eastAsiaTheme="majorEastAsia"/>
           </w:rPr>
-          <w:t xml:space="preserve">Easy </w:t>
-        </w:r>
-        <w:proofErr w:type="spellStart"/>
-        <w:r>
-          <w:rPr>
-            <w:rStyle w:val="Hipervnculo"/>
-            <w:rFonts w:eastAsiaTheme="majorEastAsia"/>
-          </w:rPr>
-          <w:t>Breakfast</w:t>
-        </w:r>
-        <w:proofErr w:type="spellEnd"/>
-        <w:r>
-          <w:rPr>
-            <w:rStyle w:val="Hipervnculo"/>
-            <w:rFonts w:eastAsiaTheme="majorEastAsia"/>
-          </w:rPr>
-          <w:t xml:space="preserve"> Video</w:t>
+          <w:t>Easy Breakfast Video</w:t>
         </w:r>
       </w:hyperlink>
     </w:p>
@@ -4975,13 +4465,8 @@
       </w:r>
       <w:r>
         <w:br/>
-        <w:t xml:space="preserve">Logo de Easy </w:t>
-      </w:r>
-      <w:proofErr w:type="spellStart"/>
-      <w:r>
-        <w:t>Breakfast</w:t>
-      </w:r>
-      <w:proofErr w:type="spellEnd"/>
+        <w:t>Logo de Easy Breakfast</w:t>
+      </w:r>
     </w:p>
     <w:p>
       <w:r>
@@ -4989,7 +4474,7 @@
           <w:noProof/>
         </w:rPr>
         <w:drawing>
-          <wp:inline distT="0" distB="0" distL="0" distR="0" wp14:anchorId="19FD2110" wp14:editId="5E47B3CA">
+          <wp:inline distT="0" distB="0" distL="0" distR="0" wp14:anchorId="19FD2110" wp14:editId="58564E9C">
             <wp:extent cx="3901440" cy="3901440"/>
             <wp:effectExtent l="0" t="0" r="3810" b="3810"/>
             <wp:docPr id="6" name="Imagen 6"/>
@@ -5006,7 +4491,7 @@
                     </pic:cNvPicPr>
                   </pic:nvPicPr>
                   <pic:blipFill>
-                    <a:blip r:embed="rId15" cstate="print">
+                    <a:blip r:embed="rId17" cstate="print">
                       <a:extLst>
                         <a:ext uri="{28A0092B-C50C-407E-A947-70E740481C1C}">
                           <a14:useLocalDpi xmlns:a14="http://schemas.microsoft.com/office/drawing/2010/main" val="0"/>
@@ -5132,8 +4617,6 @@
       </w:r>
     </w:p>
     <w:sectPr>
-      <w:headerReference w:type="first" r:id="rId16"/>
-      <w:footerReference w:type="first" r:id="rId17"/>
       <w:pgSz w:w="12240" w:h="15840"/>
       <w:pgMar w:top="1699" w:right="1699" w:bottom="1699" w:left="2261" w:header="720" w:footer="720" w:gutter="0"/>
       <w:pgNumType w:start="1"/>

--- a/Proyecto_Maria_belen_valenzuela_huilcarema.docx
+++ b/Proyecto_Maria_belen_valenzuela_huilcarema.docx
@@ -1148,8 +1148,17 @@
           <w:spacing w:val="-2"/>
           <w:szCs w:val="24"/>
         </w:rPr>
-        <w:t>María Belén Valenzuela Huilcarema</w:t>
-      </w:r>
+        <w:t xml:space="preserve">María Belén Valenzuela </w:t>
+      </w:r>
+      <w:proofErr w:type="spellStart"/>
+      <w:r>
+        <w:rPr>
+          <w:spacing w:val="-2"/>
+          <w:szCs w:val="24"/>
+        </w:rPr>
+        <w:t>Huilcarema</w:t>
+      </w:r>
+      <w:proofErr w:type="spellEnd"/>
       <w:r>
         <w:rPr>
           <w:spacing w:val="-2"/>
@@ -1195,7 +1204,31 @@
           <w:szCs w:val="24"/>
           <w:lang w:val="es-ES"/>
         </w:rPr>
-        <w:t>Plan de negocios de la empresa online "Easy Breakfast" para la preventa de desayunos saludables.</w:t>
+        <w:t xml:space="preserve">Plan de negocios de la empresa online "Easy </w:t>
+      </w:r>
+      <w:proofErr w:type="spellStart"/>
+      <w:r>
+        <w:rPr>
+          <w:rFonts w:cs="Times New Roman"/>
+          <w:bCs/>
+          <w:spacing w:val="-2"/>
+          <w:sz w:val="24"/>
+          <w:szCs w:val="24"/>
+          <w:lang w:val="es-ES"/>
+        </w:rPr>
+        <w:t>Breakfast</w:t>
+      </w:r>
+      <w:proofErr w:type="spellEnd"/>
+      <w:r>
+        <w:rPr>
+          <w:rFonts w:cs="Times New Roman"/>
+          <w:bCs/>
+          <w:spacing w:val="-2"/>
+          <w:sz w:val="24"/>
+          <w:szCs w:val="24"/>
+          <w:lang w:val="es-ES"/>
+        </w:rPr>
+        <w:t>" para la preventa de desayunos saludables.</w:t>
       </w:r>
     </w:p>
     <w:p>
@@ -1252,7 +1285,29 @@
           <w:szCs w:val="24"/>
           <w:lang w:val="es-ES"/>
         </w:rPr>
-        <w:t xml:space="preserve">Valenzuela Huilcarema María Belén </w:t>
+        <w:t xml:space="preserve">Valenzuela </w:t>
+      </w:r>
+      <w:proofErr w:type="spellStart"/>
+      <w:r>
+        <w:rPr>
+          <w:rFonts w:cs="Times New Roman"/>
+          <w:spacing w:val="-2"/>
+          <w:sz w:val="24"/>
+          <w:szCs w:val="24"/>
+          <w:lang w:val="es-ES"/>
+        </w:rPr>
+        <w:t>Huilcarema</w:t>
+      </w:r>
+      <w:proofErr w:type="spellEnd"/>
+      <w:r>
+        <w:rPr>
+          <w:rFonts w:cs="Times New Roman"/>
+          <w:spacing w:val="-2"/>
+          <w:sz w:val="24"/>
+          <w:szCs w:val="24"/>
+          <w:lang w:val="es-ES"/>
+        </w:rPr>
+        <w:t xml:space="preserve"> María Belén </w:t>
       </w:r>
     </w:p>
     <w:p>
@@ -2746,8 +2801,17 @@
           <w:rStyle w:val="Textoennegrita"/>
           <w:rFonts w:eastAsiaTheme="majorEastAsia"/>
         </w:rPr>
-        <w:t>Easy Breakfast</w:t>
-      </w:r>
+        <w:t xml:space="preserve">Easy </w:t>
+      </w:r>
+      <w:proofErr w:type="spellStart"/>
+      <w:r>
+        <w:rPr>
+          <w:rStyle w:val="Textoennegrita"/>
+          <w:rFonts w:eastAsiaTheme="majorEastAsia"/>
+        </w:rPr>
+        <w:t>Breakfast</w:t>
+      </w:r>
+      <w:proofErr w:type="spellEnd"/>
       <w:r>
         <w:t xml:space="preserve">, una empresa dedicada a la elaboración y comercialización de desayunos saludables bajo un modelo de </w:t>
       </w:r>
@@ -2774,7 +2838,15 @@
     </w:p>
     <w:p>
       <w:r>
-        <w:t>Easy Breakfast plantea una propuesta de valor basada en desayunos nutritivos, balanceados y preparados bajo un sistema de preventa que permite optimizar la producción, reducir el desperdicio de alimentos y mejorar la gestión de costos. Este enfoque no solo busca satisfacer una necesidad alimenticia, sino también ofrecer una alternativa sostenible y organizada desde el punto de vista empresarial.</w:t>
+        <w:t xml:space="preserve">Easy </w:t>
+      </w:r>
+      <w:proofErr w:type="spellStart"/>
+      <w:r>
+        <w:t>Breakfast</w:t>
+      </w:r>
+      <w:proofErr w:type="spellEnd"/>
+      <w:r>
+        <w:t xml:space="preserve"> plantea una propuesta de valor basada en desayunos nutritivos, balanceados y preparados bajo un sistema de preventa que permite optimizar la producción, reducir el desperdicio de alimentos y mejorar la gestión de costos. Este enfoque no solo busca satisfacer una necesidad alimenticia, sino también ofrecer una alternativa sostenible y organizada desde el punto de vista empresarial.</w:t>
       </w:r>
     </w:p>
     <w:p>
@@ -2791,22 +2863,71 @@
     <w:p>
       <w:r>
         <w:lastRenderedPageBreak/>
-        <w:t xml:space="preserve">El diseño del modelo de negocio se fundamenta en la metodología del Business Model Canvas, descrita en </w:t>
+        <w:t xml:space="preserve">El diseño del modelo de negocio se fundamenta en la metodología del Business </w:t>
+      </w:r>
+      <w:proofErr w:type="spellStart"/>
+      <w:r>
+        <w:t>Model</w:t>
+      </w:r>
+      <w:proofErr w:type="spellEnd"/>
+      <w:r>
+        <w:t xml:space="preserve"> </w:t>
+      </w:r>
+      <w:proofErr w:type="spellStart"/>
+      <w:r>
+        <w:t>Canvas</w:t>
+      </w:r>
+      <w:proofErr w:type="spellEnd"/>
+      <w:r>
+        <w:t xml:space="preserve">, descrita en </w:t>
       </w:r>
       <w:r>
         <w:rPr>
           <w:rStyle w:val="whitespace-normal"/>
           <w:rFonts w:eastAsiaTheme="majorEastAsia"/>
         </w:rPr>
-        <w:t>Business Model Generation</w:t>
-      </w:r>
+        <w:t xml:space="preserve">Business </w:t>
+      </w:r>
+      <w:proofErr w:type="spellStart"/>
+      <w:r>
+        <w:rPr>
+          <w:rStyle w:val="whitespace-normal"/>
+          <w:rFonts w:eastAsiaTheme="majorEastAsia"/>
+        </w:rPr>
+        <w:t>Model</w:t>
+      </w:r>
+      <w:proofErr w:type="spellEnd"/>
+      <w:r>
+        <w:rPr>
+          <w:rStyle w:val="whitespace-normal"/>
+          <w:rFonts w:eastAsiaTheme="majorEastAsia"/>
+        </w:rPr>
+        <w:t xml:space="preserve"> </w:t>
+      </w:r>
+      <w:proofErr w:type="spellStart"/>
+      <w:r>
+        <w:rPr>
+          <w:rStyle w:val="whitespace-normal"/>
+          <w:rFonts w:eastAsiaTheme="majorEastAsia"/>
+        </w:rPr>
+        <w:t>Generation</w:t>
+      </w:r>
+      <w:proofErr w:type="spellEnd"/>
       <w:r>
         <w:t>, herramienta que permite estructurar de manera lógica los componentes clave del emprendimiento: segmentos de clientes, propuesta de valor, canales de distribución, relaciones con clientes, fuentes de ingresos, recursos clave, actividades clave, socios estratégicos y estructura de costos. Esta metodología facilita visualizar cómo la empresa crea, entrega y captura valor.</w:t>
       </w:r>
     </w:p>
     <w:p>
       <w:r>
-        <w:t>En el ámbito organizacional, Easy Breakfast se sustenta en una filosofía empresarial clara, definida por su misión, visión y valores corporativos. La misión orienta las actividades diarias hacia la oferta de productos saludables con enfoque de servicio y responsabilidad, mientras que la visión proyecta el posicionamiento de la marca como referente en el mercado de desayunos saludables. Los valores institucionales, como responsabilidad, pasión, honestidad y servicio, constituyen la base ética y cultural del emprendimiento.</w:t>
+        <w:t xml:space="preserve">En el ámbito organizacional, Easy </w:t>
+      </w:r>
+      <w:proofErr w:type="spellStart"/>
+      <w:r>
+        <w:t>Breakfast</w:t>
+      </w:r>
+      <w:proofErr w:type="spellEnd"/>
+      <w:r>
+        <w:t xml:space="preserve"> se sustenta en una filosofía empresarial clara, definida por su misión, visión y valores corporativos. La misión orienta las actividades diarias hacia la oferta de productos saludables con enfoque de servicio y responsabilidad, mientras que la visión proyecta el posicionamiento de la marca como referente en el mercado de desayunos saludables. Los valores institucionales, como responsabilidad, pasión, honestidad y servicio, constituyen la base ética y cultural del emprendimiento.</w:t>
       </w:r>
     </w:p>
     <w:p>
@@ -2832,7 +2953,15 @@
         <w:jc w:val="left"/>
       </w:pPr>
       <w:r>
-        <w:t>Finalmente, Easy Breakfast se proyecta como una iniciativa que combina innovación, eficiencia y responsabilidad, orientada a generar rentabilidad sostenible y a promover hábitos alimenticios saludables en su segmento objetivo.</w:t>
+        <w:t xml:space="preserve">Finalmente, Easy </w:t>
+      </w:r>
+      <w:proofErr w:type="spellStart"/>
+      <w:r>
+        <w:t>Breakfast</w:t>
+      </w:r>
+      <w:proofErr w:type="spellEnd"/>
+      <w:r>
+        <w:t xml:space="preserve"> se proyecta como una iniciativa que combina innovación, eficiencia y responsabilidad, orientada a generar rentabilidad sostenible y a promover hábitos alimenticios saludables en su segmento objetivo.</w:t>
       </w:r>
       <w:r>
         <w:br w:type="page"/>
@@ -3003,13 +3132,37 @@
           <w:bCs/>
           <w:lang w:val="es-PE" w:eastAsia="es-PE"/>
         </w:rPr>
-        <w:t>Easy Breakfast</w:t>
-      </w:r>
-      <w:r>
-        <w:rPr>
-          <w:lang w:val="es-PE" w:eastAsia="es-PE"/>
-        </w:rPr>
-        <w:t xml:space="preserve"> busca ofrecer productos como hotcakes con frutas y bebidas nutritivas como el ponche de habas, diseñados para satisfacer la demanda de alimentos rápidos pero saludables, adaptados al estilo de vida de los estudiantes</w:t>
+        <w:t xml:space="preserve">Easy </w:t>
+      </w:r>
+      <w:proofErr w:type="spellStart"/>
+      <w:r>
+        <w:rPr>
+          <w:b/>
+          <w:bCs/>
+          <w:lang w:val="es-PE" w:eastAsia="es-PE"/>
+        </w:rPr>
+        <w:t>Breakfast</w:t>
+      </w:r>
+      <w:proofErr w:type="spellEnd"/>
+      <w:r>
+        <w:rPr>
+          <w:lang w:val="es-PE" w:eastAsia="es-PE"/>
+        </w:rPr>
+        <w:t xml:space="preserve"> busca ofrecer productos como </w:t>
+      </w:r>
+      <w:proofErr w:type="spellStart"/>
+      <w:r>
+        <w:rPr>
+          <w:lang w:val="es-PE" w:eastAsia="es-PE"/>
+        </w:rPr>
+        <w:t>hotcakes</w:t>
+      </w:r>
+      <w:proofErr w:type="spellEnd"/>
+      <w:r>
+        <w:rPr>
+          <w:lang w:val="es-PE" w:eastAsia="es-PE"/>
+        </w:rPr>
+        <w:t xml:space="preserve"> con frutas y bebidas nutritivas como el ponche de habas, diseñados para satisfacer la demanda de alimentos rápidos pero saludables, adaptados al estilo de vida de los estudiantes</w:t>
       </w:r>
       <w:r>
         <w:rPr>
@@ -3071,7 +3224,21 @@
         <w:rPr>
           <w:lang w:val="es-PE" w:eastAsia="es-PE"/>
         </w:rPr>
-        <w:t>, con el fin de identificar oportunidades que permitan fortalecer la propuesta de Easy Breakfast y contribuir a mejorar los hábitos alimenticios</w:t>
+        <w:t xml:space="preserve">, con el fin de identificar oportunidades que permitan fortalecer la propuesta de Easy </w:t>
+      </w:r>
+      <w:proofErr w:type="spellStart"/>
+      <w:r>
+        <w:rPr>
+          <w:lang w:val="es-PE" w:eastAsia="es-PE"/>
+        </w:rPr>
+        <w:t>Breakfast</w:t>
+      </w:r>
+      <w:proofErr w:type="spellEnd"/>
+      <w:r>
+        <w:rPr>
+          <w:lang w:val="es-PE" w:eastAsia="es-PE"/>
+        </w:rPr>
+        <w:t xml:space="preserve"> y contribuir a mejorar los hábitos alimenticios</w:t>
       </w:r>
       <w:r>
         <w:rPr>
@@ -3146,7 +3313,21 @@
         <w:rPr>
           <w:lang w:val="es-PE" w:eastAsia="es-PE"/>
         </w:rPr>
-        <w:t>En este contexto surge la iniciativa Easy Breakfast, un emprendimiento orientado a ofrecer desayunos saludables, prácticos y accesibles para personas con tiempo limitado durante las primeras horas del día. La propuesta contempla un sistema de preventa que permite planificar la producción con base en la demanda real, reduciendo el desperdicio de alimentos y optimizando los costos operativos. Asimismo, la preparación de los productos se realiza en horas previas al amanecer, con el objetivo de garantizar que los pedidos puedan ser entregados oportunamente antes de que los clientes inicien sus actividades diarias.</w:t>
+        <w:t xml:space="preserve">En este contexto surge la iniciativa Easy </w:t>
+      </w:r>
+      <w:proofErr w:type="spellStart"/>
+      <w:r>
+        <w:rPr>
+          <w:lang w:val="es-PE" w:eastAsia="es-PE"/>
+        </w:rPr>
+        <w:t>Breakfast</w:t>
+      </w:r>
+      <w:proofErr w:type="spellEnd"/>
+      <w:r>
+        <w:rPr>
+          <w:lang w:val="es-PE" w:eastAsia="es-PE"/>
+        </w:rPr>
+        <w:t>, un emprendimiento orientado a ofrecer desayunos saludables, prácticos y accesibles para personas con tiempo limitado durante las primeras horas del día. La propuesta contempla un sistema de preventa que permite planificar la producción con base en la demanda real, reduciendo el desperdicio de alimentos y optimizando los costos operativos. Asimismo, la preparación de los productos se realiza en horas previas al amanecer, con el objetivo de garantizar que los pedidos puedan ser entregados oportunamente antes de que los clientes inicien sus actividades diarias.</w:t>
       </w:r>
     </w:p>
     <w:p>
@@ -3173,7 +3354,21 @@
           <w:lang w:val="es-PE" w:eastAsia="es-PE"/>
         </w:rPr>
         <w:lastRenderedPageBreak/>
-        <w:t>Por lo tanto, el problema central de la investigación radica en la necesidad de desarrollar un modelo de gestión administrativa que permita evaluar y organizar de manera eficiente el funcionamiento del emprendimiento Easy Breakfast, con el fin de optimizar sus recursos, reducir desperdicios y responder de forma efectiva a la demanda de desayunos saludables dentro del mercado objetivo.</w:t>
+        <w:t xml:space="preserve">Por lo tanto, el problema central de la investigación radica en la necesidad de desarrollar un modelo de gestión administrativa que permita evaluar y organizar de manera eficiente el funcionamiento del emprendimiento Easy </w:t>
+      </w:r>
+      <w:proofErr w:type="spellStart"/>
+      <w:r>
+        <w:rPr>
+          <w:lang w:val="es-PE" w:eastAsia="es-PE"/>
+        </w:rPr>
+        <w:t>Breakfast</w:t>
+      </w:r>
+      <w:proofErr w:type="spellEnd"/>
+      <w:r>
+        <w:rPr>
+          <w:lang w:val="es-PE" w:eastAsia="es-PE"/>
+        </w:rPr>
+        <w:t>, con el fin de optimizar sus recursos, reducir desperdicios y responder de forma efectiva a la demanda de desayunos saludables dentro del mercado objetivo.</w:t>
       </w:r>
     </w:p>
     <w:p>
@@ -3197,7 +3392,15 @@
         </w:rPr>
       </w:pPr>
       <w:r>
-        <w:t>¿Cómo diseñar y evaluar la viabilidad de un modelo de negocio rentable basado en la preventa online de desayunos saludables, dirigido a profesionales con poco tiempo disponible, que permita optimizar la planificación de la producción, reducir el desperdicio de alimentos y garantizar la sostenibilidad operativa del emprendimiento Easy Breakfast?</w:t>
+        <w:t xml:space="preserve">¿Cómo diseñar y evaluar la viabilidad de un modelo de negocio rentable basado en la preventa online de desayunos saludables, dirigido a profesionales con poco tiempo disponible, que permita optimizar la planificación de la producción, reducir el desperdicio de alimentos y garantizar la sostenibilidad operativa del emprendimiento Easy </w:t>
+      </w:r>
+      <w:proofErr w:type="spellStart"/>
+      <w:r>
+        <w:t>Breakfast</w:t>
+      </w:r>
+      <w:proofErr w:type="spellEnd"/>
+      <w:r>
+        <w:t>?</w:t>
       </w:r>
       <w:r>
         <w:br w:type="page"/>
@@ -3311,45 +3514,358 @@
         <w:lastRenderedPageBreak/>
         <w:t>MARCO TEÓRICO</w:t>
       </w:r>
-      <w:r>
-        <w:br w:type="page"/>
-      </w:r>
-    </w:p>
-    <w:p>
-      <w:pPr>
-        <w:pStyle w:val="Ttulo1"/>
-      </w:pPr>
-      <w:bookmarkStart w:id="5" w:name="_Toc223244306"/>
+    </w:p>
+    <w:p>
+      <w:pPr>
+        <w:pStyle w:val="Ttulo2"/>
+      </w:pPr>
+      <w:r>
+        <w:t>Estrategias de ventas y marketing estratégico en contextos empresariales</w:t>
+      </w:r>
+    </w:p>
+    <w:p>
+      <w:pPr>
+        <w:pStyle w:val="NormalWeb"/>
+      </w:pPr>
+      <w:r>
+        <w:t>En la actualidad, las empresas y emprendimientos se desarrollan en mercados cada vez más competitivos, donde la capacidad para atraer y fidelizar clientes se convierte en un factor determinante para su crecimiento y sostenibilidad. En este contexto, las estrategias de ventas y el marketing estratégico constituyen herramientas fundamentales para orientar las actividades comerciales de manera eficiente y alcanzar los objetivos organizacionales.</w:t>
+      </w:r>
+    </w:p>
+    <w:p>
+      <w:pPr>
+        <w:pStyle w:val="NormalWeb"/>
+        <w:rPr>
+          <w:rFonts w:eastAsiaTheme="majorEastAsia"/>
+        </w:rPr>
+      </w:pPr>
+      <w:r>
+        <w:t xml:space="preserve">El marketing estratégico se basa en el análisis del mercado, la identificación de oportunidades y la comprensión de las necesidades del consumidor, permitiendo a las empresas diseñar propuestas de valor que respondan a dichas demandas. De acuerdo con la literatura en gestión empresarial, la ausencia de una planificación estratégica en marketing puede limitar el posicionamiento de una marca y dificultar su adaptación a los cambios del entorno </w:t>
+      </w:r>
+      <w:proofErr w:type="gramStart"/>
+      <w:r>
+        <w:t>competitivo .</w:t>
+      </w:r>
+      <w:proofErr w:type="gramEnd"/>
+    </w:p>
+    <w:p>
+      <w:pPr>
+        <w:pStyle w:val="NormalWeb"/>
+      </w:pPr>
+      <w:r>
+        <w:t>Asimismo, el diseño de estrategias de ventas permite establecer acciones concretas orientadas al incremento de la rentabilidad, tales como la segmentación del mercado, la definición del público objetivo y el desarrollo de canales de comunicación adecuados. Estas estrategias facilitan que los emprendimientos puedan diferenciarse dentro del mercado y ofrecer productos o servicios que generen valor para los clientes.</w:t>
+      </w:r>
+    </w:p>
+    <w:p>
+      <w:pPr>
+        <w:pStyle w:val="NormalWeb"/>
+      </w:pPr>
+      <w:r>
+        <w:t xml:space="preserve">En el caso de emprendimientos gastronómicos como </w:t>
+      </w:r>
+      <w:r>
+        <w:rPr>
+          <w:rStyle w:val="Textoennegrita"/>
+          <w:rFonts w:eastAsiaTheme="majorEastAsia"/>
+        </w:rPr>
+        <w:t xml:space="preserve">Easy </w:t>
+      </w:r>
+      <w:proofErr w:type="spellStart"/>
+      <w:r>
+        <w:rPr>
+          <w:rStyle w:val="Textoennegrita"/>
+          <w:rFonts w:eastAsiaTheme="majorEastAsia"/>
+        </w:rPr>
+        <w:t>Breakfast</w:t>
+      </w:r>
+      <w:proofErr w:type="spellEnd"/>
+      <w:r>
+        <w:t xml:space="preserve">, la implementación de estrategias de marketing y ventas resulta esencial para posicionar la marca, comunicar los beneficios de los productos ofrecidos y generar una relación </w:t>
+      </w:r>
       <w:r>
         <w:lastRenderedPageBreak/>
-        <w:t>MARCO ADMINISTRATIVO</w:t>
+        <w:t>cercana con los consumidores. Esto implica no solo promocionar el producto, sino también comprender los hábitos de consumo de los clientes y adaptar la oferta a sus preferencias y necesidades.</w:t>
+      </w:r>
+    </w:p>
+    <w:p>
+      <w:pPr>
+        <w:pStyle w:val="NormalWeb"/>
+      </w:pPr>
+      <w:r>
+        <w:t>Por lo tanto, la planificación estratégica en marketing y ventas permite a los emprendimientos organizar sus recursos, establecer objetivos comerciales claros y desarrollar acciones que contribuyan al crecimiento sostenido del negocio.</w:t>
+      </w:r>
+    </w:p>
+    <w:p>
+      <w:pPr>
+        <w:pStyle w:val="Ttulo2"/>
+      </w:pPr>
+      <w:r>
+        <w:t>Marketing estratégico y su papel en ventas sostenibles</w:t>
+      </w:r>
+    </w:p>
+    <w:p>
+      <w:pPr>
+        <w:rPr>
+          <w:lang w:val="es-PE" w:eastAsia="es-PE"/>
+        </w:rPr>
+      </w:pPr>
+      <w:r>
+        <w:rPr>
+          <w:lang w:val="es-PE" w:eastAsia="es-PE"/>
+        </w:rPr>
+        <w:t>El marketing estratégico ha evolucionado más allá de las actividades tradicionales de promoción y publicidad, convirtiéndose en un enfoque integral que busca alinear las necesidades del mercado con los objetivos de la empresa. Este enfoque implica analizar el entorno competitivo, identificar segmentos de mercado y diseñar estrategias que permitan posicionar la oferta de manera efectiva.</w:t>
+      </w:r>
+    </w:p>
+    <w:p>
+      <w:pPr>
+        <w:rPr>
+          <w:lang w:val="es-PE" w:eastAsia="es-PE"/>
+        </w:rPr>
+      </w:pPr>
+      <w:r>
+        <w:rPr>
+          <w:lang w:val="es-PE" w:eastAsia="es-PE"/>
+        </w:rPr>
+        <w:t>Diversos estudios señalan que el marketing estratégico se orienta a comprender profundamente al consumidor y a desarrollar propuestas de valor que satisfagan sus expectativas, generando relaciones duraderas entre la empresa y sus clientes</w:t>
+      </w:r>
+      <w:r>
+        <w:rPr>
+          <w:lang w:val="es-PE" w:eastAsia="es-PE"/>
+        </w:rPr>
+        <w:t xml:space="preserve">. </w:t>
+      </w:r>
+      <w:r>
+        <w:rPr>
+          <w:lang w:val="es-PE" w:eastAsia="es-PE"/>
+        </w:rPr>
+        <w:t>En este sentido, el marketing no solo busca aumentar las ventas, sino también fortalecer la imagen de marca y fomentar la fidelización del cliente.</w:t>
+      </w:r>
+    </w:p>
+    <w:p>
+      <w:pPr>
+        <w:rPr>
+          <w:lang w:val="es-PE" w:eastAsia="es-PE"/>
+        </w:rPr>
+      </w:pPr>
+      <w:r>
+        <w:rPr>
+          <w:lang w:val="es-PE" w:eastAsia="es-PE"/>
+        </w:rPr>
+        <w:t>Cuando las estrategias de marketing se aplican de manera adecuada, contribuyen al desarrollo de ventas sostenibles, es decir, a la generación de ingresos constantes a lo largo del tiempo. Esto se logra mediante la creación de experiencias positivas para los clientes, la diferenciación del producto frente a la competencia y la adaptación permanente a los cambios en el comportamiento del consumidor.</w:t>
+      </w:r>
+    </w:p>
+    <w:p>
+      <w:pPr>
+        <w:rPr>
+          <w:lang w:val="es-PE" w:eastAsia="es-PE"/>
+        </w:rPr>
+      </w:pPr>
+      <w:r>
+        <w:rPr>
+          <w:lang w:val="es-PE" w:eastAsia="es-PE"/>
+        </w:rPr>
+        <w:lastRenderedPageBreak/>
+        <w:t xml:space="preserve">En el caso de </w:t>
+      </w:r>
+      <w:r>
+        <w:rPr>
+          <w:b/>
+          <w:bCs/>
+          <w:lang w:val="es-PE" w:eastAsia="es-PE"/>
+        </w:rPr>
+        <w:t xml:space="preserve">Easy </w:t>
+      </w:r>
+      <w:proofErr w:type="spellStart"/>
+      <w:r>
+        <w:rPr>
+          <w:b/>
+          <w:bCs/>
+          <w:lang w:val="es-PE" w:eastAsia="es-PE"/>
+        </w:rPr>
+        <w:t>Breakfast</w:t>
+      </w:r>
+      <w:proofErr w:type="spellEnd"/>
+      <w:r>
+        <w:rPr>
+          <w:lang w:val="es-PE" w:eastAsia="es-PE"/>
+        </w:rPr>
+        <w:t>, el marketing estratégico puede desempeñar un papel clave al destacar atributos como la rapidez en la atención, la practicidad de los productos y la calidad de los ingredientes. Asimismo, el uso de herramientas digitales y redes sociales permite mejorar la comunicación con los clientes y ampliar el alcance del emprendimiento.</w:t>
+      </w:r>
+    </w:p>
+    <w:p>
+      <w:pPr>
+        <w:rPr>
+          <w:lang w:val="es-PE" w:eastAsia="es-PE"/>
+        </w:rPr>
+      </w:pPr>
+      <w:r>
+        <w:rPr>
+          <w:lang w:val="es-PE" w:eastAsia="es-PE"/>
+        </w:rPr>
+        <w:t>De esta manera, el marketing estratégico se convierte en un elemento esencial para garantizar el crecimiento sostenible del negocio, al facilitar la captación de nuevos clientes y fortalecer la relación con los consumidores actuales.</w:t>
+      </w:r>
+    </w:p>
+    <w:p>
+      <w:pPr>
+        <w:pStyle w:val="Ttulo2"/>
+      </w:pPr>
+      <w:r>
+        <w:t>Estrategias de ventas en emprendimientos y pymes</w:t>
+      </w:r>
+    </w:p>
+    <w:p>
+      <w:pPr>
+        <w:rPr>
+          <w:lang w:val="es-PE" w:eastAsia="es-PE"/>
+        </w:rPr>
+      </w:pPr>
+      <w:r>
+        <w:rPr>
+          <w:lang w:val="es-PE" w:eastAsia="es-PE"/>
+        </w:rPr>
+        <w:t>Las estrategias de ventas comprenden el conjunto de acciones planificadas que tienen como objetivo concretar transacciones comerciales y generar ingresos para la empresa. Estas estrategias implican identificar clientes potenciales, comprender sus necesidades y ofrecer productos o servicios que respondan a dichas expectativas.</w:t>
+      </w:r>
+    </w:p>
+    <w:p>
+      <w:pPr>
+        <w:rPr>
+          <w:lang w:val="es-PE" w:eastAsia="es-PE"/>
+        </w:rPr>
+      </w:pPr>
+      <w:r>
+        <w:rPr>
+          <w:lang w:val="es-PE" w:eastAsia="es-PE"/>
+        </w:rPr>
+        <w:t>Según diversos autores del ámbito del marketing, una estrategia de ventas eficaz debe estar alineada con los objetivos del negocio y con las estrategias de marketing establecidas. Además, debe considerar aspectos como el conocimiento del mercado, la segmentación de clientes y la creación de propuestas de valor diferenciadas</w:t>
+      </w:r>
+      <w:r>
+        <w:rPr>
+          <w:lang w:val="es-PE" w:eastAsia="es-PE"/>
+        </w:rPr>
+        <w:t>.</w:t>
+      </w:r>
+    </w:p>
+    <w:p>
+      <w:pPr>
+        <w:rPr>
+          <w:lang w:val="es-PE" w:eastAsia="es-PE"/>
+        </w:rPr>
+      </w:pPr>
+      <w:r>
+        <w:rPr>
+          <w:lang w:val="es-PE" w:eastAsia="es-PE"/>
+        </w:rPr>
+        <w:t>En el caso de los emprendimientos y pequeñas empresas, las estrategias de ventas adquieren una relevancia aún mayor, ya que estos negocios suelen contar con recursos limitados y deben optimizar sus esfuerzos comerciales para lograr resultados positivos. Por ello, resulta fundamental implementar estrategias flexibles y adaptables que permitan responder rápidamente a los cambios del mercado.</w:t>
+      </w:r>
+    </w:p>
+    <w:p>
+      <w:pPr>
+        <w:rPr>
+          <w:lang w:val="es-PE" w:eastAsia="es-PE"/>
+        </w:rPr>
+      </w:pPr>
+      <w:r>
+        <w:rPr>
+          <w:lang w:val="es-PE" w:eastAsia="es-PE"/>
+        </w:rPr>
+        <w:lastRenderedPageBreak/>
+        <w:t>Entre las estrategias de ventas más utilizadas en emprendimientos se encuentran el uso de redes sociales para promocionar productos, la atención personalizada al cliente, las promociones especiales y la generación de experiencias positivas que fomenten la fidelización. Estas acciones contribuyen a fortalecer la relación con los consumidores y a aumentar las probabilidades de recompra.</w:t>
+      </w:r>
+    </w:p>
+    <w:p>
+      <w:pPr>
+        <w:rPr>
+          <w:lang w:val="es-PE" w:eastAsia="es-PE"/>
+        </w:rPr>
+      </w:pPr>
+      <w:r>
+        <w:rPr>
+          <w:lang w:val="es-PE" w:eastAsia="es-PE"/>
+        </w:rPr>
+        <w:t xml:space="preserve">En el caso de </w:t>
+      </w:r>
+      <w:r>
+        <w:rPr>
+          <w:b/>
+          <w:bCs/>
+          <w:lang w:val="es-PE" w:eastAsia="es-PE"/>
+        </w:rPr>
+        <w:t xml:space="preserve">Easy </w:t>
+      </w:r>
+      <w:proofErr w:type="spellStart"/>
+      <w:r>
+        <w:rPr>
+          <w:b/>
+          <w:bCs/>
+          <w:lang w:val="es-PE" w:eastAsia="es-PE"/>
+        </w:rPr>
+        <w:t>Breakfast</w:t>
+      </w:r>
+      <w:proofErr w:type="spellEnd"/>
+      <w:r>
+        <w:rPr>
+          <w:lang w:val="es-PE" w:eastAsia="es-PE"/>
+        </w:rPr>
+        <w:t>, las estrategias de ventas pueden enfocarse en la promoción de combos de desayuno, la venta mediante plataformas digitales o redes sociales, la atención rápida para clientes con poco tiempo y la generación de promociones que incentiven el consumo frecuente.</w:t>
+      </w:r>
+    </w:p>
+    <w:p>
+      <w:pPr>
+        <w:rPr>
+          <w:lang w:val="es-PE" w:eastAsia="es-PE"/>
+        </w:rPr>
+        <w:sectPr>
+          <w:pgSz w:w="12240" w:h="15840"/>
+          <w:pgMar w:top="1699" w:right="1699" w:bottom="1699" w:left="2261" w:header="720" w:footer="720" w:gutter="0"/>
+          <w:pgNumType w:start="1"/>
+          <w:cols w:space="720"/>
+          <w:titlePg/>
+          <w:docGrid w:linePitch="360"/>
+        </w:sectPr>
+      </w:pPr>
+      <w:r>
+        <w:rPr>
+          <w:lang w:val="es-PE" w:eastAsia="es-PE"/>
+        </w:rPr>
+        <w:t>De esta manera, las estrategias de ventas se convierten en un componente clave para impulsar el crecimiento de los emprendimientos y mejorar su posicionamiento en el mercado.</w:t>
+      </w:r>
+    </w:p>
+    <w:p>
+      <w:pPr>
+        <w:pStyle w:val="Ttulo2"/>
+      </w:pPr>
+      <w:bookmarkStart w:id="5" w:name="_Toc223244307"/>
+      <w:proofErr w:type="spellStart"/>
+      <w:r>
+        <w:lastRenderedPageBreak/>
+        <w:t>The</w:t>
+      </w:r>
+      <w:proofErr w:type="spellEnd"/>
+      <w:r>
+        <w:t xml:space="preserve"> Business </w:t>
+      </w:r>
+      <w:proofErr w:type="spellStart"/>
+      <w:r>
+        <w:t>M</w:t>
+      </w:r>
+      <w:r>
+        <w:t>odel</w:t>
+      </w:r>
+      <w:proofErr w:type="spellEnd"/>
+      <w:r>
+        <w:t xml:space="preserve"> </w:t>
+      </w:r>
+      <w:proofErr w:type="spellStart"/>
+      <w:r>
+        <w:t>C</w:t>
+      </w:r>
+      <w:r>
+        <w:t>anva</w:t>
+      </w:r>
+      <w:r>
+        <w:t>s</w:t>
       </w:r>
       <w:bookmarkEnd w:id="5"/>
-    </w:p>
-    <w:p>
-      <w:pPr>
-        <w:pStyle w:val="Ttulo2"/>
-      </w:pPr>
-      <w:bookmarkStart w:id="6" w:name="_Toc223244307"/>
-      <w:r>
-        <w:t xml:space="preserve">The Business </w:t>
-      </w:r>
-      <w:r>
-        <w:t>M</w:t>
-      </w:r>
-      <w:r>
-        <w:t xml:space="preserve">odel </w:t>
-      </w:r>
-      <w:r>
-        <w:t>C</w:t>
-      </w:r>
-      <w:r>
-        <w:t>anva</w:t>
-      </w:r>
-      <w:r>
-        <w:t>s</w:t>
-      </w:r>
-      <w:bookmarkEnd w:id="6"/>
+      <w:proofErr w:type="spellEnd"/>
     </w:p>
     <w:p>
       <w:pPr>
@@ -3358,13 +3874,23 @@
           <w:lang w:val="en-US"/>
         </w:rPr>
       </w:pPr>
+      <w:proofErr w:type="spellStart"/>
       <w:r>
         <w:rPr>
           <w:b/>
           <w:bCs/>
           <w:lang w:val="en-US"/>
         </w:rPr>
-        <w:t xml:space="preserve">Figura </w:t>
+        <w:t>Figura</w:t>
+      </w:r>
+      <w:proofErr w:type="spellEnd"/>
+      <w:r>
+        <w:rPr>
+          <w:b/>
+          <w:bCs/>
+          <w:lang w:val="en-US"/>
+        </w:rPr>
+        <w:t xml:space="preserve"> </w:t>
       </w:r>
       <w:r>
         <w:rPr>
@@ -3495,7 +4021,21 @@
         <w:rPr>
           <w:rFonts w:eastAsiaTheme="majorEastAsia"/>
         </w:rPr>
-        <w:t xml:space="preserve">El gráfico representa el Modelo de Negocio Canvas, donde se visualizan de manera integral los componentes estratégicos que sustentan la creación, entrega y captura de valor del negocio. </w:t>
+        <w:t xml:space="preserve">El gráfico representa el Modelo de Negocio </w:t>
+      </w:r>
+      <w:proofErr w:type="spellStart"/>
+      <w:r>
+        <w:rPr>
+          <w:rFonts w:eastAsiaTheme="majorEastAsia"/>
+        </w:rPr>
+        <w:t>Canvas</w:t>
+      </w:r>
+      <w:proofErr w:type="spellEnd"/>
+      <w:r>
+        <w:rPr>
+          <w:rFonts w:eastAsiaTheme="majorEastAsia"/>
+        </w:rPr>
+        <w:t xml:space="preserve">, donde se visualizan de manera integral los componentes estratégicos que sustentan la creación, entrega y captura de valor del negocio. </w:t>
       </w:r>
     </w:p>
     <w:p>
@@ -3516,463 +4056,671 @@
           <w:b/>
           <w:bCs/>
         </w:rPr>
-        <w:t>Easy Breakfast</w:t>
-      </w:r>
-      <w:r>
-        <w:rPr>
-          <w:rFonts w:eastAsiaTheme="majorEastAsia"/>
-        </w:rPr>
-        <w:t xml:space="preserve"> se fundamenta en el Modelo Canvas, </w:t>
-      </w:r>
-      <w:r>
-        <w:rPr>
-          <w:rFonts w:eastAsiaTheme="majorEastAsia"/>
-        </w:rPr>
-        <w:lastRenderedPageBreak/>
-        <w:t>herramienta que permite visualizar de manera integral la lógica de creación, entrega y captura de valor del negocio. A través de sus nueve módulos, se describe cómo la empresa organiza sus recursos, actividades y relaciones para ofrecer desayunos saludables bajo un sistema de pedidos online con entrega programada.</w:t>
-      </w:r>
-    </w:p>
-    <w:p>
-      <w:pPr>
-        <w:pStyle w:val="Ttulo3"/>
-      </w:pPr>
-      <w:bookmarkStart w:id="7" w:name="_Toc223244308"/>
-      <w:r>
-        <w:t>Propuesta de valor</w:t>
-      </w:r>
-      <w:bookmarkEnd w:id="7"/>
-    </w:p>
-    <w:p>
-      <w:pPr>
-        <w:rPr>
-          <w:rFonts w:eastAsiaTheme="majorEastAsia"/>
-        </w:rPr>
-      </w:pPr>
-      <w:r>
-        <w:rPr>
-          <w:rFonts w:eastAsiaTheme="majorEastAsia"/>
-        </w:rPr>
-        <w:t>La propuesta de valor de Easy Breakfast se centra en ofrecer desayunos saludables, frescos y listos para consumir, solicitados con anticipación mediante una plataforma web. El negocio busca elevar la accesibilidad a alimentos nutritivos para personas con limitaciones de tiempo, facilitando la planificación alimenticia y reduciendo la necesidad de compras presenciales.</w:t>
-      </w:r>
-    </w:p>
-    <w:p>
-      <w:pPr>
-        <w:rPr>
-          <w:rFonts w:eastAsiaTheme="majorEastAsia"/>
-        </w:rPr>
-      </w:pPr>
-      <w:r>
-        <w:rPr>
-          <w:rFonts w:eastAsiaTheme="majorEastAsia"/>
-        </w:rPr>
-        <w:t>La empresa resuelve principalmente la falta de tiempo para preparar desayunos balanceados y la dificultad de acceso a opciones saludables en horarios tempranos. Entre sus características diferenciadoras destacan la accesibilidad digital, la conveniencia de la entrega puntual, la posibilidad de personalización según preferencias o restricciones alimenticias y un sistema de preventa que reduce el desperdicio de insumos.</w:t>
-      </w:r>
-    </w:p>
-    <w:p>
-      <w:pPr>
-        <w:pStyle w:val="Ttulo3"/>
-      </w:pPr>
-      <w:bookmarkStart w:id="8" w:name="_Toc223244309"/>
-      <w:r>
-        <w:t>Segmentos de clientes</w:t>
-      </w:r>
-      <w:bookmarkEnd w:id="8"/>
-    </w:p>
-    <w:p>
-      <w:pPr>
-        <w:rPr>
-          <w:rFonts w:eastAsiaTheme="majorEastAsia"/>
-        </w:rPr>
-      </w:pPr>
-      <w:r>
-        <w:rPr>
-          <w:rFonts w:eastAsiaTheme="majorEastAsia"/>
-        </w:rPr>
-        <w:t>Easy Breakfast se dirige a un nicho de mercado compuesto por adultos ejecutivos, personas que trabajan en oficina, estudiantes universitarios y consumidores interesados en mantener una alimentación saludable. El cliente objetivo principal está conformado por profesionales entre 25 y 45 años, con ingresos medios y rutinas laborales que limitan el tiempo destinado a la preparación de alimentos.</w:t>
-      </w:r>
-    </w:p>
-    <w:p>
-      <w:pPr>
-        <w:rPr>
-          <w:rFonts w:eastAsiaTheme="majorEastAsia"/>
-        </w:rPr>
-      </w:pPr>
-      <w:r>
-        <w:rPr>
-          <w:rFonts w:eastAsiaTheme="majorEastAsia"/>
-        </w:rPr>
-        <w:t xml:space="preserve">Este enfoque permite atender un segmento específico con necesidades claras de </w:t>
-      </w:r>
-      <w:r>
-        <w:rPr>
-          <w:rFonts w:eastAsiaTheme="majorEastAsia"/>
-        </w:rPr>
-        <w:lastRenderedPageBreak/>
-        <w:t>practicidad, nutrición y eficiencia en el uso del tiempo.</w:t>
-      </w:r>
-    </w:p>
-    <w:p>
-      <w:pPr>
-        <w:pStyle w:val="Ttulo3"/>
-      </w:pPr>
-      <w:bookmarkStart w:id="9" w:name="_Toc223244310"/>
-      <w:r>
-        <w:t>Canales</w:t>
-      </w:r>
-      <w:bookmarkEnd w:id="9"/>
-    </w:p>
-    <w:p>
-      <w:pPr>
-        <w:rPr>
-          <w:rFonts w:eastAsiaTheme="majorEastAsia"/>
-        </w:rPr>
-      </w:pPr>
-      <w:r>
-        <w:rPr>
-          <w:rFonts w:eastAsiaTheme="majorEastAsia"/>
-        </w:rPr>
-        <w:t>La empresa utiliza canales digitales como principal medio de comercialización. Entre ellos se encuentran la página web oficial, Instagram, Facebook y WhatsApp Business. Las redes sociales cumplen una función estratégica de captación y posicionamiento de marca, mientras que la página web actúa como canal principal para la gestión y cierre de ventas.</w:t>
-      </w:r>
-    </w:p>
-    <w:p>
-      <w:pPr>
-        <w:rPr>
-          <w:rFonts w:eastAsiaTheme="majorEastAsia"/>
-        </w:rPr>
-      </w:pPr>
-      <w:r>
-        <w:rPr>
-          <w:rFonts w:eastAsiaTheme="majorEastAsia"/>
-        </w:rPr>
-        <w:t>El proceso se integra en la rutina del cliente mediante pedidos realizados con anticipación —generalmente la noche anterior— y entregas programadas en horario temprano, antes del inicio de la jornada laboral o académica.</w:t>
-      </w:r>
-    </w:p>
-    <w:p>
-      <w:pPr>
-        <w:pStyle w:val="Ttulo3"/>
-      </w:pPr>
-      <w:bookmarkStart w:id="10" w:name="_Toc223244311"/>
-      <w:r>
-        <w:t>Relación con los clientes</w:t>
-      </w:r>
-      <w:bookmarkEnd w:id="10"/>
-    </w:p>
-    <w:p>
-      <w:pPr>
-        <w:rPr>
-          <w:rFonts w:eastAsiaTheme="majorEastAsia"/>
-        </w:rPr>
-      </w:pPr>
-      <w:r>
-        <w:rPr>
-          <w:rFonts w:eastAsiaTheme="majorEastAsia"/>
-        </w:rPr>
-        <w:t>La relación con los clientes se basa en la atención personalizada y la construcción de fidelización a largo plazo. Se implementa asistencia directa a través de WhatsApp, complementada con un sistema semi-automatizado en la plataforma web para la gestión de pedidos.</w:t>
-      </w:r>
-    </w:p>
-    <w:p>
-      <w:pPr>
-        <w:rPr>
-          <w:rFonts w:eastAsiaTheme="majorEastAsia"/>
-        </w:rPr>
-      </w:pPr>
-      <w:r>
-        <w:rPr>
-          <w:rFonts w:eastAsiaTheme="majorEastAsia"/>
-        </w:rPr>
-        <w:t>Asimismo, se contempla la implementación de programas de fidelización mediante descuentos por compras frecuentes</w:t>
-      </w:r>
-      <w:r>
-        <w:rPr>
-          <w:rFonts w:eastAsiaTheme="majorEastAsia"/>
-        </w:rPr>
-        <w:t>, compras semanales o mensuales</w:t>
-      </w:r>
-      <w:r>
-        <w:rPr>
-          <w:rFonts w:eastAsiaTheme="majorEastAsia"/>
-        </w:rPr>
-        <w:t>. Los clientes esperan respuestas rápidas, productos frescos, entregas puntuales y opciones adaptadas a sus preferencias alimenticias, elementos que fortalecen la confianza y la recurrencia de compra.</w:t>
-      </w:r>
-    </w:p>
-    <w:p>
-      <w:pPr>
-        <w:pStyle w:val="Ttulo3"/>
-      </w:pPr>
-      <w:bookmarkStart w:id="11" w:name="_Toc223244312"/>
-      <w:r>
-        <w:t>Actividades clave</w:t>
-      </w:r>
-      <w:bookmarkEnd w:id="11"/>
-    </w:p>
-    <w:p>
-      <w:pPr>
-        <w:rPr>
-          <w:rFonts w:eastAsiaTheme="majorEastAsia"/>
-        </w:rPr>
-      </w:pPr>
-      <w:r>
-        <w:rPr>
-          <w:rFonts w:eastAsiaTheme="majorEastAsia"/>
-        </w:rPr>
-        <w:t xml:space="preserve">Las actividades clave del negocio incluyen la selección y compra de frutas frescas, la </w:t>
-      </w:r>
-      <w:r>
-        <w:rPr>
-          <w:rFonts w:eastAsiaTheme="majorEastAsia"/>
-        </w:rPr>
-        <w:lastRenderedPageBreak/>
-        <w:t>preparación y armado diario de los desayunos, el control de calidad e higiene, la gestión de pedidos online y la coordinación logística de entregas.</w:t>
-      </w:r>
-    </w:p>
-    <w:p>
-      <w:pPr>
-        <w:rPr>
-          <w:rFonts w:eastAsiaTheme="majorEastAsia"/>
-        </w:rPr>
-      </w:pPr>
-      <w:r>
-        <w:rPr>
-          <w:rFonts w:eastAsiaTheme="majorEastAsia"/>
-        </w:rPr>
-        <w:t>Adicionalmente, se desarrollan actividades de marketing digital, administración de la página web, gestión de redes sociales y atención al cliente. En el ámbito financiero, se gestionan preventas, pagos digitales y estrategias promocionales para incentivar el volumen de ventas.</w:t>
-      </w:r>
-    </w:p>
-    <w:p>
-      <w:pPr>
-        <w:rPr>
-          <w:rFonts w:eastAsiaTheme="majorEastAsia"/>
-        </w:rPr>
-      </w:pPr>
-      <w:r>
-        <w:rPr>
-          <w:rFonts w:eastAsiaTheme="majorEastAsia"/>
-        </w:rPr>
-        <w:t>Estas actividades permiten garantizar la eficiencia operativa y el cumplimiento de la propuesta de valor.</w:t>
-      </w:r>
-    </w:p>
-    <w:p>
-      <w:pPr>
-        <w:pStyle w:val="Ttulo3"/>
-      </w:pPr>
-      <w:bookmarkStart w:id="12" w:name="_Toc223244313"/>
-      <w:r>
-        <w:t>Recursos clave</w:t>
-      </w:r>
-      <w:bookmarkEnd w:id="12"/>
-    </w:p>
-    <w:p>
-      <w:pPr>
-        <w:rPr>
-          <w:rFonts w:eastAsiaTheme="majorEastAsia"/>
-        </w:rPr>
-      </w:pPr>
-      <w:r>
-        <w:rPr>
-          <w:rFonts w:eastAsiaTheme="majorEastAsia"/>
-        </w:rPr>
-        <w:t>Para ejecutar el modelo de negocio, Easy Breakfast dispone de recursos físicos, humanos, intelectuales y financieros.</w:t>
-      </w:r>
-    </w:p>
-    <w:p>
-      <w:pPr>
-        <w:rPr>
-          <w:rFonts w:eastAsiaTheme="majorEastAsia"/>
-        </w:rPr>
-      </w:pPr>
-      <w:r>
-        <w:rPr>
-          <w:rFonts w:eastAsiaTheme="majorEastAsia"/>
-        </w:rPr>
-        <w:t>Entre los recursos físicos destacan la cocina equipada, sistemas de refrigeración y utensilios especializados. Los recursos humanos incluyen personal de cocina, repartidor y un community manager encargado de la gestión digital y posicionamiento de la marca.</w:t>
-      </w:r>
-    </w:p>
-    <w:p>
-      <w:pPr>
-        <w:rPr>
-          <w:rFonts w:eastAsiaTheme="majorEastAsia"/>
-        </w:rPr>
-      </w:pPr>
-      <w:r>
-        <w:rPr>
-          <w:rFonts w:eastAsiaTheme="majorEastAsia"/>
-        </w:rPr>
-        <w:t>En cuanto a los recursos intelectuales, se consideran la marca registrada, las recetas propias y la base de datos de clientes. Finalmente, los recursos financieros comprenden el capital inicial y el flujo de caja necesario para sostener la operación diaria.</w:t>
-      </w:r>
-    </w:p>
-    <w:p>
-      <w:pPr>
-        <w:pStyle w:val="Ttulo3"/>
-      </w:pPr>
-      <w:bookmarkStart w:id="13" w:name="_Toc223244314"/>
-      <w:r>
-        <w:t>Socios clave</w:t>
-      </w:r>
-      <w:bookmarkEnd w:id="13"/>
-    </w:p>
-    <w:p>
-      <w:pPr>
-        <w:rPr>
-          <w:rFonts w:eastAsiaTheme="majorEastAsia"/>
-        </w:rPr>
-      </w:pPr>
-      <w:r>
-        <w:rPr>
-          <w:rFonts w:eastAsiaTheme="majorEastAsia"/>
-        </w:rPr>
-        <w:t xml:space="preserve">El modelo de negocio se apoya en alianzas estratégicas con proveedores mayoristas de frutas frescas, proveedores de granos, yogur y frutos secos, distribuidores de envases ecológicos y plataformas de pago online. En caso de tercerización, también se </w:t>
-      </w:r>
-      <w:r>
-        <w:rPr>
-          <w:rFonts w:eastAsiaTheme="majorEastAsia"/>
-        </w:rPr>
-        <w:lastRenderedPageBreak/>
-        <w:t>contempla la colaboración con servicios de delivery.</w:t>
-      </w:r>
-    </w:p>
-    <w:p>
-      <w:pPr>
-        <w:rPr>
-          <w:rFonts w:eastAsiaTheme="majorEastAsia"/>
-        </w:rPr>
-      </w:pPr>
-      <w:r>
-        <w:rPr>
-          <w:rFonts w:eastAsiaTheme="majorEastAsia"/>
-        </w:rPr>
-        <w:t>Estas alianzas permiten garantizar abastecimiento constante, calidad en la materia prima, optimización de costos y reducción de riesgos asociados a retrasos o escasez de insumos.</w:t>
-      </w:r>
-    </w:p>
-    <w:p>
-      <w:pPr>
-        <w:pStyle w:val="Ttulo3"/>
-      </w:pPr>
-      <w:bookmarkStart w:id="14" w:name="_Toc223244315"/>
-      <w:r>
-        <w:t>Estructura de costos</w:t>
-      </w:r>
-      <w:bookmarkEnd w:id="14"/>
-    </w:p>
-    <w:p>
-      <w:pPr>
-        <w:rPr>
-          <w:rFonts w:eastAsiaTheme="majorEastAsia"/>
-        </w:rPr>
-      </w:pPr>
-      <w:r>
-        <w:rPr>
-          <w:rFonts w:eastAsiaTheme="majorEastAsia"/>
-        </w:rPr>
-        <w:t>La estructura de costos está compuesta principalmente por la compra de frutas e insumos, mano de obra, servicio de delivery, marketing digital y gastos de hosting y mantenimiento web. Los recursos y actividades más costosos corresponden a los insumos frescos y al personal operativo, así como a la preparación diaria y logística de entrega.</w:t>
-      </w:r>
-    </w:p>
-    <w:p>
-      <w:pPr>
-        <w:rPr>
-          <w:rFonts w:eastAsiaTheme="majorEastAsia"/>
-        </w:rPr>
-      </w:pPr>
-      <w:r>
-        <w:rPr>
-          <w:rFonts w:eastAsiaTheme="majorEastAsia"/>
-        </w:rPr>
-        <w:t>El modelo se orienta más hacia la generación de valor que hacia la competencia por precios bajos, priorizando calidad, frescura y conveniencia como factores diferenciadores.</w:t>
-      </w:r>
-    </w:p>
-    <w:p>
-      <w:pPr>
-        <w:pStyle w:val="Ttulo3"/>
-      </w:pPr>
-      <w:bookmarkStart w:id="15" w:name="_Toc223244316"/>
-      <w:r>
-        <w:t>Fuentes de ingresos</w:t>
-      </w:r>
-      <w:bookmarkEnd w:id="15"/>
-    </w:p>
-    <w:p>
-      <w:pPr>
-        <w:rPr>
-          <w:rFonts w:eastAsiaTheme="majorEastAsia"/>
-        </w:rPr>
-      </w:pPr>
-      <w:r>
-        <w:rPr>
-          <w:rFonts w:eastAsiaTheme="majorEastAsia"/>
-        </w:rPr>
-        <w:t>Las fuentes de ingresos provienen principalmente de la venta directa de desayunos saludables. Adicionalmente, se contempla la implementación de suscripciones semanales o mensuales y descuentos por volumen para incentivar compras recurrentes.</w:t>
-      </w:r>
-    </w:p>
-    <w:p>
-      <w:pPr>
-        <w:rPr>
-          <w:rFonts w:eastAsiaTheme="majorEastAsia"/>
-        </w:rPr>
-      </w:pPr>
-      <w:r>
-        <w:rPr>
-          <w:rFonts w:eastAsiaTheme="majorEastAsia"/>
-        </w:rPr>
-        <w:t>Los clientes pueden realizar pagos mediante transferencias bancarias, tarjetas</w:t>
-      </w:r>
-      <w:r>
-        <w:rPr>
-          <w:rFonts w:eastAsiaTheme="majorEastAsia"/>
-        </w:rPr>
-        <w:t xml:space="preserve"> o</w:t>
-      </w:r>
-      <w:r>
-        <w:rPr>
-          <w:rFonts w:eastAsiaTheme="majorEastAsia"/>
-        </w:rPr>
-        <w:t xml:space="preserve"> pagos móvile</w:t>
-      </w:r>
-      <w:r>
-        <w:rPr>
-          <w:rFonts w:eastAsiaTheme="majorEastAsia"/>
-        </w:rPr>
-        <w:t>s</w:t>
-      </w:r>
-      <w:r>
-        <w:rPr>
-          <w:rFonts w:eastAsiaTheme="majorEastAsia"/>
-        </w:rPr>
-        <w:t>. La estructura de precios es fija según el tipo de desayuno, con promociones dinámicas en fechas especiales y beneficios para clientes frecuentes.</w:t>
-      </w:r>
-    </w:p>
-    <w:p>
-      <w:pPr>
-        <w:pStyle w:val="Ttulo2"/>
-      </w:pPr>
-      <w:r>
-        <w:lastRenderedPageBreak/>
-        <w:t>Filosofía Organizacional</w:t>
-      </w:r>
-    </w:p>
-    <w:p>
-      <w:pPr>
-        <w:rPr>
-          <w:rFonts w:eastAsiaTheme="majorEastAsia"/>
-        </w:rPr>
-      </w:pPr>
-      <w:r>
-        <w:rPr>
-          <w:rFonts w:eastAsiaTheme="majorEastAsia"/>
-        </w:rPr>
-        <w:t xml:space="preserve">La filosofía organizacional de </w:t>
-      </w:r>
+        <w:t xml:space="preserve">Easy </w:t>
+      </w:r>
+      <w:proofErr w:type="spellStart"/>
       <w:r>
         <w:rPr>
           <w:rFonts w:eastAsiaTheme="majorEastAsia"/>
           <w:b/>
           <w:bCs/>
         </w:rPr>
-        <w:t>Easy Breakfast</w:t>
-      </w:r>
-      <w:r>
-        <w:rPr>
-          <w:rFonts w:eastAsiaTheme="majorEastAsia"/>
-        </w:rPr>
-        <w:t xml:space="preserve"> se fundamenta en el compromiso con la alimentación saludable, la eficiencia operativa y el uso estratégico de la tecnología como herramienta de transformación en los hábitos de consumo. La empresa no solo busca generar rentabilidad, sino también facilitar el acceso a opciones nutritivas para personas con limitaciones de tiempo, promoviendo un estilo de vida equilibrado y sostenible.</w:t>
+        <w:t>Breakfast</w:t>
+      </w:r>
+      <w:proofErr w:type="spellEnd"/>
+      <w:r>
+        <w:rPr>
+          <w:rFonts w:eastAsiaTheme="majorEastAsia"/>
+        </w:rPr>
+        <w:t xml:space="preserve"> se fundamenta en el Modelo </w:t>
+      </w:r>
+      <w:proofErr w:type="spellStart"/>
+      <w:r>
+        <w:rPr>
+          <w:rFonts w:eastAsiaTheme="majorEastAsia"/>
+        </w:rPr>
+        <w:t>Canvas</w:t>
+      </w:r>
+      <w:proofErr w:type="spellEnd"/>
+      <w:r>
+        <w:rPr>
+          <w:rFonts w:eastAsiaTheme="majorEastAsia"/>
+        </w:rPr>
+        <w:t xml:space="preserve">, herramienta que permite visualizar de manera integral la lógica de creación, entrega y </w:t>
+      </w:r>
+      <w:r>
+        <w:rPr>
+          <w:rFonts w:eastAsiaTheme="majorEastAsia"/>
+        </w:rPr>
+        <w:lastRenderedPageBreak/>
+        <w:t>captura de valor del negocio. A través de sus nueve módulos, se describe cómo la empresa organiza sus recursos, actividades y relaciones para ofrecer desayunos saludables bajo un sistema de pedidos online con entrega programada.</w:t>
+      </w:r>
+    </w:p>
+    <w:p>
+      <w:pPr>
+        <w:pStyle w:val="Ttulo3"/>
+      </w:pPr>
+      <w:bookmarkStart w:id="6" w:name="_Toc223244308"/>
+      <w:r>
+        <w:t>Propuesta de valor</w:t>
+      </w:r>
+      <w:bookmarkEnd w:id="6"/>
+    </w:p>
+    <w:p>
+      <w:pPr>
+        <w:rPr>
+          <w:rFonts w:eastAsiaTheme="majorEastAsia"/>
+        </w:rPr>
+      </w:pPr>
+      <w:r>
+        <w:rPr>
+          <w:rFonts w:eastAsiaTheme="majorEastAsia"/>
+        </w:rPr>
+        <w:t xml:space="preserve">La propuesta de valor de Easy </w:t>
+      </w:r>
+      <w:proofErr w:type="spellStart"/>
+      <w:r>
+        <w:rPr>
+          <w:rFonts w:eastAsiaTheme="majorEastAsia"/>
+        </w:rPr>
+        <w:t>Breakfast</w:t>
+      </w:r>
+      <w:proofErr w:type="spellEnd"/>
+      <w:r>
+        <w:rPr>
+          <w:rFonts w:eastAsiaTheme="majorEastAsia"/>
+        </w:rPr>
+        <w:t xml:space="preserve"> se centra en ofrecer desayunos saludables, frescos y listos para consumir, solicitados con anticipación mediante una plataforma web. El negocio busca elevar la accesibilidad a alimentos nutritivos para personas con limitaciones de tiempo, facilitando la planificación alimenticia y reduciendo la necesidad de compras presenciales.</w:t>
+      </w:r>
+    </w:p>
+    <w:p>
+      <w:pPr>
+        <w:rPr>
+          <w:rFonts w:eastAsiaTheme="majorEastAsia"/>
+        </w:rPr>
+      </w:pPr>
+      <w:r>
+        <w:rPr>
+          <w:rFonts w:eastAsiaTheme="majorEastAsia"/>
+        </w:rPr>
+        <w:t>La empresa resuelve principalmente la falta de tiempo para preparar desayunos balanceados y la dificultad de acceso a opciones saludables en horarios tempranos. Entre sus características diferenciadoras destacan la accesibilidad digital, la conveniencia de la entrega puntual, la posibilidad de personalización según preferencias o restricciones alimenticias y un sistema de preventa que reduce el desperdicio de insumos.</w:t>
+      </w:r>
+    </w:p>
+    <w:p>
+      <w:pPr>
+        <w:pStyle w:val="Ttulo3"/>
+      </w:pPr>
+      <w:bookmarkStart w:id="7" w:name="_Toc223244309"/>
+      <w:r>
+        <w:t>Segmentos de clientes</w:t>
+      </w:r>
+      <w:bookmarkEnd w:id="7"/>
+    </w:p>
+    <w:p>
+      <w:pPr>
+        <w:rPr>
+          <w:rFonts w:eastAsiaTheme="majorEastAsia"/>
+        </w:rPr>
+      </w:pPr>
+      <w:r>
+        <w:rPr>
+          <w:rFonts w:eastAsiaTheme="majorEastAsia"/>
+        </w:rPr>
+        <w:t xml:space="preserve">Easy </w:t>
+      </w:r>
+      <w:proofErr w:type="spellStart"/>
+      <w:r>
+        <w:rPr>
+          <w:rFonts w:eastAsiaTheme="majorEastAsia"/>
+        </w:rPr>
+        <w:t>Breakfast</w:t>
+      </w:r>
+      <w:proofErr w:type="spellEnd"/>
+      <w:r>
+        <w:rPr>
+          <w:rFonts w:eastAsiaTheme="majorEastAsia"/>
+        </w:rPr>
+        <w:t xml:space="preserve"> se dirige a un nicho de mercado compuesto por adultos ejecutivos, personas que trabajan en oficina, estudiantes universitarios y consumidores interesados en mantener una alimentación saludable. El cliente objetivo principal está conformado por profesionales entre 25 y 45 años, con ingresos medios y rutinas laborales que limitan el tiempo destinado a la preparación de alimentos.</w:t>
+      </w:r>
+    </w:p>
+    <w:p>
+      <w:pPr>
+        <w:rPr>
+          <w:rFonts w:eastAsiaTheme="majorEastAsia"/>
+        </w:rPr>
+      </w:pPr>
+      <w:r>
+        <w:rPr>
+          <w:rFonts w:eastAsiaTheme="majorEastAsia"/>
+        </w:rPr>
+        <w:t>Este enfoque permite atender un segmento específico con necesidades claras de practicidad, nutrición y eficiencia en el uso del tiempo.</w:t>
+      </w:r>
+    </w:p>
+    <w:p>
+      <w:pPr>
+        <w:pStyle w:val="Ttulo3"/>
+      </w:pPr>
+      <w:bookmarkStart w:id="8" w:name="_Toc223244310"/>
+      <w:r>
+        <w:lastRenderedPageBreak/>
+        <w:t>Canales</w:t>
+      </w:r>
+      <w:bookmarkEnd w:id="8"/>
+    </w:p>
+    <w:p>
+      <w:pPr>
+        <w:rPr>
+          <w:rFonts w:eastAsiaTheme="majorEastAsia"/>
+        </w:rPr>
+      </w:pPr>
+      <w:r>
+        <w:rPr>
+          <w:rFonts w:eastAsiaTheme="majorEastAsia"/>
+        </w:rPr>
+        <w:t>La empresa utiliza canales digitales como principal medio de comercialización. Entre ellos se encuentran la página web oficial, Instagram, Facebook y WhatsApp Business. Las redes sociales cumplen una función estratégica de captación y posicionamiento de marca, mientras que la página web actúa como canal principal para la gestión y cierre de ventas.</w:t>
+      </w:r>
+    </w:p>
+    <w:p>
+      <w:pPr>
+        <w:rPr>
+          <w:rFonts w:eastAsiaTheme="majorEastAsia"/>
+        </w:rPr>
+      </w:pPr>
+      <w:r>
+        <w:rPr>
+          <w:rFonts w:eastAsiaTheme="majorEastAsia"/>
+        </w:rPr>
+        <w:t>El proceso se integra en la rutina del cliente mediante pedidos realizados con anticipación —generalmente la noche anterior— y entregas programadas en horario temprano, antes del inicio de la jornada laboral o académica.</w:t>
+      </w:r>
+    </w:p>
+    <w:p>
+      <w:pPr>
+        <w:pStyle w:val="Ttulo3"/>
+      </w:pPr>
+      <w:bookmarkStart w:id="9" w:name="_Toc223244311"/>
+      <w:r>
+        <w:t>Relación con los clientes</w:t>
+      </w:r>
+      <w:bookmarkEnd w:id="9"/>
+    </w:p>
+    <w:p>
+      <w:pPr>
+        <w:rPr>
+          <w:rFonts w:eastAsiaTheme="majorEastAsia"/>
+        </w:rPr>
+      </w:pPr>
+      <w:r>
+        <w:rPr>
+          <w:rFonts w:eastAsiaTheme="majorEastAsia"/>
+        </w:rPr>
+        <w:t xml:space="preserve">La relación con los clientes se basa en la atención personalizada y la construcción de fidelización a largo plazo. Se implementa asistencia directa a través de WhatsApp, complementada con un sistema </w:t>
+      </w:r>
+      <w:proofErr w:type="spellStart"/>
+      <w:r>
+        <w:rPr>
+          <w:rFonts w:eastAsiaTheme="majorEastAsia"/>
+        </w:rPr>
+        <w:t>semi-automatizado</w:t>
+      </w:r>
+      <w:proofErr w:type="spellEnd"/>
+      <w:r>
+        <w:rPr>
+          <w:rFonts w:eastAsiaTheme="majorEastAsia"/>
+        </w:rPr>
+        <w:t xml:space="preserve"> en la plataforma web para la gestión de pedidos.</w:t>
+      </w:r>
+    </w:p>
+    <w:p>
+      <w:pPr>
+        <w:rPr>
+          <w:rFonts w:eastAsiaTheme="majorEastAsia"/>
+        </w:rPr>
+      </w:pPr>
+      <w:r>
+        <w:rPr>
+          <w:rFonts w:eastAsiaTheme="majorEastAsia"/>
+        </w:rPr>
+        <w:t>Asimismo, se contempla la implementación de programas de fidelización mediante descuentos por compras frecuentes</w:t>
+      </w:r>
+      <w:r>
+        <w:rPr>
+          <w:rFonts w:eastAsiaTheme="majorEastAsia"/>
+        </w:rPr>
+        <w:t>, compras semanales o mensuales</w:t>
+      </w:r>
+      <w:r>
+        <w:rPr>
+          <w:rFonts w:eastAsiaTheme="majorEastAsia"/>
+        </w:rPr>
+        <w:t>. Los clientes esperan respuestas rápidas, productos frescos, entregas puntuales y opciones adaptadas a sus preferencias alimenticias, elementos que fortalecen la confianza y la recurrencia de compra.</w:t>
+      </w:r>
+    </w:p>
+    <w:p>
+      <w:pPr>
+        <w:pStyle w:val="Ttulo3"/>
+      </w:pPr>
+      <w:bookmarkStart w:id="10" w:name="_Toc223244312"/>
+      <w:r>
+        <w:t>Actividades clave</w:t>
+      </w:r>
+      <w:bookmarkEnd w:id="10"/>
+    </w:p>
+    <w:p>
+      <w:pPr>
+        <w:rPr>
+          <w:rFonts w:eastAsiaTheme="majorEastAsia"/>
+        </w:rPr>
+      </w:pPr>
+      <w:r>
+        <w:rPr>
+          <w:rFonts w:eastAsiaTheme="majorEastAsia"/>
+        </w:rPr>
+        <w:t xml:space="preserve">Las actividades clave del negocio incluyen la selección y compra de frutas frescas, la preparación y armado diario de los desayunos, el control de calidad e higiene, la gestión </w:t>
+      </w:r>
+      <w:r>
+        <w:rPr>
+          <w:rFonts w:eastAsiaTheme="majorEastAsia"/>
+        </w:rPr>
+        <w:lastRenderedPageBreak/>
+        <w:t>de pedidos online y la coordinación logística de entregas.</w:t>
+      </w:r>
+    </w:p>
+    <w:p>
+      <w:pPr>
+        <w:rPr>
+          <w:rFonts w:eastAsiaTheme="majorEastAsia"/>
+        </w:rPr>
+      </w:pPr>
+      <w:r>
+        <w:rPr>
+          <w:rFonts w:eastAsiaTheme="majorEastAsia"/>
+        </w:rPr>
+        <w:t>Adicionalmente, se desarrollan actividades de marketing digital, administración de la página web, gestión de redes sociales y atención al cliente. En el ámbito financiero, se gestionan preventas, pagos digitales y estrategias promocionales para incentivar el volumen de ventas.</w:t>
+      </w:r>
+    </w:p>
+    <w:p>
+      <w:pPr>
+        <w:rPr>
+          <w:rFonts w:eastAsiaTheme="majorEastAsia"/>
+        </w:rPr>
+      </w:pPr>
+      <w:r>
+        <w:rPr>
+          <w:rFonts w:eastAsiaTheme="majorEastAsia"/>
+        </w:rPr>
+        <w:t>Estas actividades permiten garantizar la eficiencia operativa y el cumplimiento de la propuesta de valor.</w:t>
+      </w:r>
+    </w:p>
+    <w:p>
+      <w:pPr>
+        <w:pStyle w:val="Ttulo3"/>
+      </w:pPr>
+      <w:bookmarkStart w:id="11" w:name="_Toc223244313"/>
+      <w:r>
+        <w:t>Recursos clave</w:t>
+      </w:r>
+      <w:bookmarkEnd w:id="11"/>
+    </w:p>
+    <w:p>
+      <w:pPr>
+        <w:rPr>
+          <w:rFonts w:eastAsiaTheme="majorEastAsia"/>
+        </w:rPr>
+      </w:pPr>
+      <w:r>
+        <w:rPr>
+          <w:rFonts w:eastAsiaTheme="majorEastAsia"/>
+        </w:rPr>
+        <w:t xml:space="preserve">Para ejecutar el modelo de negocio, Easy </w:t>
+      </w:r>
+      <w:proofErr w:type="spellStart"/>
+      <w:r>
+        <w:rPr>
+          <w:rFonts w:eastAsiaTheme="majorEastAsia"/>
+        </w:rPr>
+        <w:t>Breakfast</w:t>
+      </w:r>
+      <w:proofErr w:type="spellEnd"/>
+      <w:r>
+        <w:rPr>
+          <w:rFonts w:eastAsiaTheme="majorEastAsia"/>
+        </w:rPr>
+        <w:t xml:space="preserve"> dispone de recursos físicos, humanos, intelectuales y financieros.</w:t>
+      </w:r>
+    </w:p>
+    <w:p>
+      <w:pPr>
+        <w:rPr>
+          <w:rFonts w:eastAsiaTheme="majorEastAsia"/>
+        </w:rPr>
+      </w:pPr>
+      <w:r>
+        <w:rPr>
+          <w:rFonts w:eastAsiaTheme="majorEastAsia"/>
+        </w:rPr>
+        <w:t xml:space="preserve">Entre los recursos físicos destacan la cocina equipada, sistemas de refrigeración y utensilios especializados. Los recursos humanos incluyen personal de cocina, repartidor y un </w:t>
+      </w:r>
+      <w:proofErr w:type="spellStart"/>
+      <w:r>
+        <w:rPr>
+          <w:rFonts w:eastAsiaTheme="majorEastAsia"/>
+        </w:rPr>
+        <w:t>community</w:t>
+      </w:r>
+      <w:proofErr w:type="spellEnd"/>
+      <w:r>
+        <w:rPr>
+          <w:rFonts w:eastAsiaTheme="majorEastAsia"/>
+        </w:rPr>
+        <w:t xml:space="preserve"> manager encargado de la gestión digital y posicionamiento de la marca.</w:t>
+      </w:r>
+    </w:p>
+    <w:p>
+      <w:pPr>
+        <w:rPr>
+          <w:rFonts w:eastAsiaTheme="majorEastAsia"/>
+        </w:rPr>
+      </w:pPr>
+      <w:r>
+        <w:rPr>
+          <w:rFonts w:eastAsiaTheme="majorEastAsia"/>
+        </w:rPr>
+        <w:t>En cuanto a los recursos intelectuales, se consideran la marca registrada, las recetas propias y la base de datos de clientes. Finalmente, los recursos financieros comprenden el capital inicial y el flujo de caja necesario para sostener la operación diaria.</w:t>
+      </w:r>
+    </w:p>
+    <w:p>
+      <w:pPr>
+        <w:pStyle w:val="Ttulo3"/>
+      </w:pPr>
+      <w:bookmarkStart w:id="12" w:name="_Toc223244314"/>
+      <w:r>
+        <w:t>Socios clave</w:t>
+      </w:r>
+      <w:bookmarkEnd w:id="12"/>
+    </w:p>
+    <w:p>
+      <w:pPr>
+        <w:rPr>
+          <w:rFonts w:eastAsiaTheme="majorEastAsia"/>
+        </w:rPr>
+      </w:pPr>
+      <w:r>
+        <w:rPr>
+          <w:rFonts w:eastAsiaTheme="majorEastAsia"/>
+        </w:rPr>
+        <w:t xml:space="preserve">El modelo de negocio se apoya en alianzas estratégicas con proveedores mayoristas de frutas frescas, proveedores de granos, yogur y frutos secos, distribuidores de envases ecológicos y plataformas de pago online. En caso de tercerización, también se contempla la colaboración con servicios de </w:t>
+      </w:r>
+      <w:proofErr w:type="spellStart"/>
+      <w:r>
+        <w:rPr>
+          <w:rFonts w:eastAsiaTheme="majorEastAsia"/>
+        </w:rPr>
+        <w:t>delivery</w:t>
+      </w:r>
+      <w:proofErr w:type="spellEnd"/>
+      <w:r>
+        <w:rPr>
+          <w:rFonts w:eastAsiaTheme="majorEastAsia"/>
+        </w:rPr>
+        <w:t>.</w:t>
+      </w:r>
+    </w:p>
+    <w:p>
+      <w:pPr>
+        <w:rPr>
+          <w:rFonts w:eastAsiaTheme="majorEastAsia"/>
+        </w:rPr>
+      </w:pPr>
+      <w:r>
+        <w:rPr>
+          <w:rFonts w:eastAsiaTheme="majorEastAsia"/>
+        </w:rPr>
+        <w:lastRenderedPageBreak/>
+        <w:t>Estas alianzas permiten garantizar abastecimiento constante, calidad en la materia prima, optimización de costos y reducción de riesgos asociados a retrasos o escasez de insumos.</w:t>
+      </w:r>
+    </w:p>
+    <w:p>
+      <w:pPr>
+        <w:pStyle w:val="Ttulo3"/>
+      </w:pPr>
+      <w:bookmarkStart w:id="13" w:name="_Toc223244315"/>
+      <w:r>
+        <w:t>Estructura de costos</w:t>
+      </w:r>
+      <w:bookmarkEnd w:id="13"/>
+    </w:p>
+    <w:p>
+      <w:pPr>
+        <w:rPr>
+          <w:rFonts w:eastAsiaTheme="majorEastAsia"/>
+        </w:rPr>
+      </w:pPr>
+      <w:r>
+        <w:rPr>
+          <w:rFonts w:eastAsiaTheme="majorEastAsia"/>
+        </w:rPr>
+        <w:t xml:space="preserve">La estructura de costos está compuesta principalmente por la compra de frutas e insumos, mano de obra, servicio de </w:t>
+      </w:r>
+      <w:proofErr w:type="spellStart"/>
+      <w:r>
+        <w:rPr>
+          <w:rFonts w:eastAsiaTheme="majorEastAsia"/>
+        </w:rPr>
+        <w:t>delivery</w:t>
+      </w:r>
+      <w:proofErr w:type="spellEnd"/>
+      <w:r>
+        <w:rPr>
+          <w:rFonts w:eastAsiaTheme="majorEastAsia"/>
+        </w:rPr>
+        <w:t>, marketing digital y gastos de hosting y mantenimiento web. Los recursos y actividades más costosos corresponden a los insumos frescos y al personal operativo, así como a la preparación diaria y logística de entrega.</w:t>
+      </w:r>
+    </w:p>
+    <w:p>
+      <w:pPr>
+        <w:rPr>
+          <w:rFonts w:eastAsiaTheme="majorEastAsia"/>
+        </w:rPr>
+      </w:pPr>
+      <w:r>
+        <w:rPr>
+          <w:rFonts w:eastAsiaTheme="majorEastAsia"/>
+        </w:rPr>
+        <w:t>El modelo se orienta más hacia la generación de valor que hacia la competencia por precios bajos, priorizando calidad, frescura y conveniencia como factores diferenciadores.</w:t>
+      </w:r>
+    </w:p>
+    <w:p>
+      <w:pPr>
+        <w:pStyle w:val="Ttulo3"/>
+      </w:pPr>
+      <w:bookmarkStart w:id="14" w:name="_Toc223244316"/>
+      <w:r>
+        <w:t>Fuentes de ingresos</w:t>
+      </w:r>
+      <w:bookmarkEnd w:id="14"/>
+    </w:p>
+    <w:p>
+      <w:pPr>
+        <w:rPr>
+          <w:rFonts w:eastAsiaTheme="majorEastAsia"/>
+        </w:rPr>
+      </w:pPr>
+      <w:r>
+        <w:rPr>
+          <w:rFonts w:eastAsiaTheme="majorEastAsia"/>
+        </w:rPr>
+        <w:t>Las fuentes de ingresos provienen principalmente de la venta directa de desayunos saludables. Adicionalmente, se contempla la implementación de suscripciones semanales o mensuales y descuentos por volumen para incentivar compras recurrentes.</w:t>
+      </w:r>
+    </w:p>
+    <w:p>
+      <w:pPr>
+        <w:rPr>
+          <w:rFonts w:eastAsiaTheme="majorEastAsia"/>
+        </w:rPr>
+      </w:pPr>
+      <w:r>
+        <w:rPr>
+          <w:rFonts w:eastAsiaTheme="majorEastAsia"/>
+        </w:rPr>
+        <w:t>Los clientes pueden realizar pagos mediante transferencias bancarias, tarjetas</w:t>
+      </w:r>
+      <w:r>
+        <w:rPr>
+          <w:rFonts w:eastAsiaTheme="majorEastAsia"/>
+        </w:rPr>
+        <w:t xml:space="preserve"> o</w:t>
+      </w:r>
+      <w:r>
+        <w:rPr>
+          <w:rFonts w:eastAsiaTheme="majorEastAsia"/>
+        </w:rPr>
+        <w:t xml:space="preserve"> pagos móvile</w:t>
+      </w:r>
+      <w:r>
+        <w:rPr>
+          <w:rFonts w:eastAsiaTheme="majorEastAsia"/>
+        </w:rPr>
+        <w:t>s</w:t>
+      </w:r>
+      <w:r>
+        <w:rPr>
+          <w:rFonts w:eastAsiaTheme="majorEastAsia"/>
+        </w:rPr>
+        <w:t>. La estructura de precios es fija según el tipo de desayuno, con promociones dinámicas en fechas especiales y beneficios para clientes frecuentes.</w:t>
+      </w:r>
+    </w:p>
+    <w:p>
+      <w:pPr>
+        <w:pStyle w:val="Ttulo2"/>
+      </w:pPr>
+      <w:r>
+        <w:t>Conclusión general del marco teórico</w:t>
+      </w:r>
+    </w:p>
+    <w:p>
+      <w:r>
+        <w:t xml:space="preserve">El análisis de los diferentes enfoques teóricos relacionados con el marketing </w:t>
+      </w:r>
+      <w:r>
+        <w:lastRenderedPageBreak/>
+        <w:t xml:space="preserve">estratégico, las estrategias de ventas y el modelo de negocio </w:t>
+      </w:r>
+      <w:proofErr w:type="spellStart"/>
+      <w:r>
+        <w:t>Canvas</w:t>
+      </w:r>
+      <w:proofErr w:type="spellEnd"/>
+      <w:r>
+        <w:t xml:space="preserve"> permite comprender la importancia de planificar adecuadamente las actividades comerciales dentro de un emprendimiento.</w:t>
+      </w:r>
+    </w:p>
+    <w:p>
+      <w:r>
+        <w:t>Las investigaciones revisadas coinciden en que la aplicación de estrategias de marketing y ventas contribuye significativamente al posicionamiento de la marca, la fidelización de clientes y el incremento de la rentabilidad. Asimismo, el conocimiento del mercado y la identificación de las necesidades del consumidor se convierten en elementos clave para el desarrollo de propuestas de valor competitivas.</w:t>
+      </w:r>
+    </w:p>
+    <w:p>
+      <w:r>
+        <w:t xml:space="preserve">En el caso del emprendimiento </w:t>
+      </w:r>
+      <w:r>
+        <w:rPr>
+          <w:rStyle w:val="Textoennegrita"/>
+          <w:rFonts w:eastAsiaTheme="majorEastAsia"/>
+        </w:rPr>
+        <w:t xml:space="preserve">Easy </w:t>
+      </w:r>
+      <w:proofErr w:type="spellStart"/>
+      <w:r>
+        <w:rPr>
+          <w:rStyle w:val="Textoennegrita"/>
+          <w:rFonts w:eastAsiaTheme="majorEastAsia"/>
+        </w:rPr>
+        <w:t>Breakfast</w:t>
+      </w:r>
+      <w:proofErr w:type="spellEnd"/>
+      <w:r>
+        <w:t xml:space="preserve">, la implementación de estrategias de marketing estratégico y ventas permitirá fortalecer su presencia en el mercado, mejorar la relación con los clientes y promover el crecimiento del negocio. Del mismo modo, el uso del modelo de negocio </w:t>
+      </w:r>
+      <w:proofErr w:type="spellStart"/>
+      <w:r>
+        <w:t>Canvas</w:t>
+      </w:r>
+      <w:proofErr w:type="spellEnd"/>
+      <w:r>
+        <w:t xml:space="preserve"> facilita la comprensión de los componentes esenciales del emprendimiento y orienta la toma de decisiones para su desarrollo sostenible.</w:t>
+      </w:r>
+    </w:p>
+    <w:p>
+      <w:r>
+        <w:t xml:space="preserve">En conclusión, el marco teórico proporciona las bases conceptuales necesarias para sustentar el diseño de estrategias comerciales que permitan a Easy </w:t>
+      </w:r>
+      <w:proofErr w:type="spellStart"/>
+      <w:r>
+        <w:t>Breakfast</w:t>
+      </w:r>
+      <w:proofErr w:type="spellEnd"/>
+      <w:r>
+        <w:t xml:space="preserve"> consolidarse en el mercado y alcanzar sus objetivos empresariales.</w:t>
+      </w:r>
+    </w:p>
+    <w:p>
+      <w:pPr>
+        <w:rPr>
+          <w:rFonts w:eastAsiaTheme="majorEastAsia"/>
+        </w:rPr>
+      </w:pPr>
+    </w:p>
+    <w:p>
+      <w:pPr>
+        <w:pStyle w:val="Ttulo2"/>
+      </w:pPr>
+      <w:r>
+        <w:t>Filosofía Organizacional</w:t>
+      </w:r>
+    </w:p>
+    <w:p>
+      <w:pPr>
+        <w:rPr>
+          <w:rFonts w:eastAsiaTheme="majorEastAsia"/>
+        </w:rPr>
+      </w:pPr>
+      <w:r>
+        <w:rPr>
+          <w:rFonts w:eastAsiaTheme="majorEastAsia"/>
+        </w:rPr>
+        <w:t xml:space="preserve">La filosofía organizacional de </w:t>
+      </w:r>
+      <w:r>
+        <w:rPr>
+          <w:rFonts w:eastAsiaTheme="majorEastAsia"/>
+          <w:b/>
+          <w:bCs/>
+        </w:rPr>
+        <w:t xml:space="preserve">Easy </w:t>
+      </w:r>
+      <w:proofErr w:type="spellStart"/>
+      <w:r>
+        <w:rPr>
+          <w:rFonts w:eastAsiaTheme="majorEastAsia"/>
+          <w:b/>
+          <w:bCs/>
+        </w:rPr>
+        <w:t>Breakfast</w:t>
+      </w:r>
+      <w:proofErr w:type="spellEnd"/>
+      <w:r>
+        <w:rPr>
+          <w:rFonts w:eastAsiaTheme="majorEastAsia"/>
+        </w:rPr>
+        <w:t xml:space="preserve"> se fundamenta en el compromiso con la alimentación saludable, la eficiencia operativa y el uso estratégico de la tecnología como herramienta de transformación en los hábitos de consumo. La empresa no solo </w:t>
+      </w:r>
+      <w:r>
+        <w:rPr>
+          <w:rFonts w:eastAsiaTheme="majorEastAsia"/>
+        </w:rPr>
+        <w:lastRenderedPageBreak/>
+        <w:t>busca generar rentabilidad, sino también facilitar el acceso a opciones nutritivas para personas con limitaciones de tiempo, promoviendo un estilo de vida equilibrado y sostenible.</w:t>
       </w:r>
     </w:p>
     <w:p>
@@ -4204,14 +4952,7 @@
         <w:rPr>
           <w:rFonts w:eastAsiaTheme="majorEastAsia"/>
         </w:rPr>
-        <w:t xml:space="preserve"> Priorizamos la atención cercana y personalizada, </w:t>
-      </w:r>
-      <w:r>
-        <w:rPr>
-          <w:rFonts w:eastAsiaTheme="majorEastAsia"/>
-        </w:rPr>
-        <w:lastRenderedPageBreak/>
-        <w:t>enfocándonos en comprender y satisfacer sus necesidades.</w:t>
+        <w:t xml:space="preserve"> Priorizamos la atención cercana y personalizada, enfocándonos en comprender y satisfacer sus necesidades.</w:t>
       </w:r>
     </w:p>
     <w:p>
@@ -4245,6 +4986,7 @@
         <w:pStyle w:val="Ttulo2"/>
       </w:pPr>
       <w:r>
+        <w:lastRenderedPageBreak/>
         <w:t>MARCA / BRANDING</w:t>
       </w:r>
     </w:p>
@@ -4266,8 +5008,18 @@
           <w:b/>
           <w:bCs/>
         </w:rPr>
-        <w:t>Easy Breakfast</w:t>
-      </w:r>
+        <w:t xml:space="preserve">Easy </w:t>
+      </w:r>
+      <w:proofErr w:type="spellStart"/>
+      <w:r>
+        <w:rPr>
+          <w:rFonts w:eastAsiaTheme="majorEastAsia"/>
+          <w:b/>
+          <w:bCs/>
+        </w:rPr>
+        <w:t>Breakfast</w:t>
+      </w:r>
+      <w:proofErr w:type="spellEnd"/>
       <w:r>
         <w:rPr>
           <w:rFonts w:eastAsiaTheme="majorEastAsia"/>
@@ -4285,7 +5037,21 @@
         <w:rPr>
           <w:rFonts w:eastAsiaTheme="majorEastAsia"/>
         </w:rPr>
-        <w:t>Considerando lo anterior, los arquetipos que mejor se alinean con Easy Breakfast son:</w:t>
+        <w:t xml:space="preserve">Considerando lo anterior, los arquetipos que mejor se alinean con Easy </w:t>
+      </w:r>
+      <w:proofErr w:type="spellStart"/>
+      <w:r>
+        <w:rPr>
+          <w:rFonts w:eastAsiaTheme="majorEastAsia"/>
+        </w:rPr>
+        <w:t>Breakfast</w:t>
+      </w:r>
+      <w:proofErr w:type="spellEnd"/>
+      <w:r>
+        <w:rPr>
+          <w:rFonts w:eastAsiaTheme="majorEastAsia"/>
+        </w:rPr>
+        <w:t xml:space="preserve"> son:</w:t>
       </w:r>
     </w:p>
     <w:p>
@@ -4321,7 +5087,21 @@
         <w:rPr>
           <w:rFonts w:eastAsiaTheme="majorEastAsia"/>
         </w:rPr>
-        <w:t>Este arquetipo se alinea directamente con la esencia del proyecto, ya que Easy Breakfast busca cuidar la salud del cliente a través de alimentos frescos, nutritivos y planificados con anticipación. La marca transmite preocupación genuina por el bienestar diario de sus consumidores, facilitando su rutina y promoviendo hábitos alimenticios responsables. Asimismo, el sistema de preventa contribuye a una gestión más sostenible y consciente, reforzando el compromiso con la responsabilidad y el cuidado.</w:t>
+        <w:t xml:space="preserve">Este arquetipo se alinea directamente con la esencia del proyecto, ya que Easy </w:t>
+      </w:r>
+      <w:proofErr w:type="spellStart"/>
+      <w:r>
+        <w:rPr>
+          <w:rFonts w:eastAsiaTheme="majorEastAsia"/>
+        </w:rPr>
+        <w:t>Breakfast</w:t>
+      </w:r>
+      <w:proofErr w:type="spellEnd"/>
+      <w:r>
+        <w:rPr>
+          <w:rFonts w:eastAsiaTheme="majorEastAsia"/>
+        </w:rPr>
+        <w:t xml:space="preserve"> busca cuidar la salud del cliente a través de alimentos frescos, nutritivos y planificados con anticipación. La marca transmite preocupación genuina por el bienestar diario de sus consumidores, facilitando su rutina y promoviendo hábitos alimenticios responsables. Asimismo, el sistema de preventa contribuye a una gestión más sostenible y consciente, reforzando el compromiso con la responsabilidad y el cuidado.</w:t>
       </w:r>
     </w:p>
     <w:p>
@@ -4355,27 +5135,48 @@
         <w:rPr>
           <w:rFonts w:eastAsiaTheme="majorEastAsia"/>
         </w:rPr>
-        <w:t xml:space="preserve">El arquetipo del Héroe complementa al Cuidador al proyectar una imagen de energía y rendimiento. Easy Breakfast no solo alimenta, sino que impulsa al cliente a comenzar el día con determinación y productividad. La marca comunica que una adecuada alimentación matutina es el punto de partida </w:t>
-      </w:r>
-      <w:r>
-        <w:rPr>
-          <w:rFonts w:eastAsiaTheme="majorEastAsia"/>
-        </w:rPr>
-        <w:lastRenderedPageBreak/>
-        <w:t>para conquistar metas personales y profesionales.</w:t>
-      </w:r>
-    </w:p>
-    <w:p>
-      <w:pPr>
-        <w:rPr>
-          <w:rFonts w:eastAsiaTheme="majorEastAsia"/>
-        </w:rPr>
-      </w:pPr>
-      <w:r>
-        <w:rPr>
-          <w:rFonts w:eastAsiaTheme="majorEastAsia"/>
-        </w:rPr>
-        <w:t xml:space="preserve">Easy Breakfast se posiciona como una marca </w:t>
+        <w:t xml:space="preserve">El arquetipo del Héroe complementa al Cuidador al proyectar una imagen de energía y rendimiento. Easy </w:t>
+      </w:r>
+      <w:proofErr w:type="spellStart"/>
+      <w:r>
+        <w:rPr>
+          <w:rFonts w:eastAsiaTheme="majorEastAsia"/>
+        </w:rPr>
+        <w:t>Breakfast</w:t>
+      </w:r>
+      <w:proofErr w:type="spellEnd"/>
+      <w:r>
+        <w:rPr>
+          <w:rFonts w:eastAsiaTheme="majorEastAsia"/>
+        </w:rPr>
+        <w:t xml:space="preserve"> no solo alimenta, sino que impulsa al cliente a comenzar el día con determinación y productividad. La marca comunica que una adecuada alimentación matutina es el punto de partida para conquistar metas personales y profesionales.</w:t>
+      </w:r>
+    </w:p>
+    <w:p>
+      <w:pPr>
+        <w:rPr>
+          <w:rFonts w:eastAsiaTheme="majorEastAsia"/>
+        </w:rPr>
+      </w:pPr>
+      <w:r>
+        <w:rPr>
+          <w:rFonts w:eastAsiaTheme="majorEastAsia"/>
+        </w:rPr>
+        <w:t xml:space="preserve">Easy </w:t>
+      </w:r>
+      <w:proofErr w:type="spellStart"/>
+      <w:r>
+        <w:rPr>
+          <w:rFonts w:eastAsiaTheme="majorEastAsia"/>
+        </w:rPr>
+        <w:t>Breakfast</w:t>
+      </w:r>
+      <w:proofErr w:type="spellEnd"/>
+      <w:r>
+        <w:rPr>
+          <w:rFonts w:eastAsiaTheme="majorEastAsia"/>
+        </w:rPr>
+        <w:t xml:space="preserve"> se posiciona como una marca </w:t>
       </w:r>
       <w:r>
         <w:rPr>
@@ -4404,7 +5205,23 @@
             <w:rStyle w:val="Hipervnculo"/>
             <w:rFonts w:eastAsiaTheme="majorEastAsia"/>
           </w:rPr>
-          <w:t>Easy Breakfast Video</w:t>
+          <w:t xml:space="preserve">Easy </w:t>
+        </w:r>
+        <w:proofErr w:type="spellStart"/>
+        <w:r>
+          <w:rPr>
+            <w:rStyle w:val="Hipervnculo"/>
+            <w:rFonts w:eastAsiaTheme="majorEastAsia"/>
+          </w:rPr>
+          <w:t>Breakfast</w:t>
+        </w:r>
+        <w:proofErr w:type="spellEnd"/>
+        <w:r>
+          <w:rPr>
+            <w:rStyle w:val="Hipervnculo"/>
+            <w:rFonts w:eastAsiaTheme="majorEastAsia"/>
+          </w:rPr>
+          <w:t xml:space="preserve"> Video</w:t>
         </w:r>
       </w:hyperlink>
     </w:p>
@@ -4465,8 +5282,13 @@
       </w:r>
       <w:r>
         <w:br/>
-        <w:t>Logo de Easy Breakfast</w:t>
-      </w:r>
+        <w:t xml:space="preserve">Logo de Easy </w:t>
+      </w:r>
+      <w:proofErr w:type="spellStart"/>
+      <w:r>
+        <w:t>Breakfast</w:t>
+      </w:r>
+      <w:proofErr w:type="spellEnd"/>
     </w:p>
     <w:p>
       <w:r>
@@ -4474,7 +5296,7 @@
           <w:noProof/>
         </w:rPr>
         <w:drawing>
-          <wp:inline distT="0" distB="0" distL="0" distR="0" wp14:anchorId="19FD2110" wp14:editId="58564E9C">
+          <wp:inline distT="0" distB="0" distL="0" distR="0" wp14:anchorId="19FD2110" wp14:editId="2B7DA791">
             <wp:extent cx="3901440" cy="3901440"/>
             <wp:effectExtent l="0" t="0" r="3810" b="3810"/>
             <wp:docPr id="6" name="Imagen 6"/>
@@ -4528,28 +5350,28 @@
         <w:pStyle w:val="Ttulo3"/>
       </w:pPr>
       <w:r>
+        <w:t>Eslogan</w:t>
+      </w:r>
+    </w:p>
+    <w:p>
+      <w:pPr>
+        <w:rPr>
+          <w:rFonts w:eastAsiaTheme="majorEastAsia"/>
+        </w:rPr>
+      </w:pPr>
+      <w:r>
+        <w:rPr>
+          <w:rFonts w:eastAsiaTheme="majorEastAsia"/>
+        </w:rPr>
+        <w:t>"Nos encargamos de tu desayuno para que tú te encargues de conquistar el día."</w:t>
+      </w:r>
+    </w:p>
+    <w:p>
+      <w:pPr>
+        <w:pStyle w:val="Ttulo1"/>
+      </w:pPr>
+      <w:r>
         <w:lastRenderedPageBreak/>
-        <w:t>Eslogan</w:t>
-      </w:r>
-    </w:p>
-    <w:p>
-      <w:pPr>
-        <w:rPr>
-          <w:rFonts w:eastAsiaTheme="majorEastAsia"/>
-        </w:rPr>
-      </w:pPr>
-      <w:r>
-        <w:rPr>
-          <w:rFonts w:eastAsiaTheme="majorEastAsia"/>
-        </w:rPr>
-        <w:t>"Nos encargamos de tu desayuno para que tú te encargues de conquistar el día."</w:t>
-      </w:r>
-    </w:p>
-    <w:p>
-      <w:pPr>
-        <w:pStyle w:val="Ttulo1"/>
-      </w:pPr>
-      <w:r>
         <w:t>RESULTADOS</w:t>
       </w:r>
     </w:p>
@@ -6875,7 +7697,6 @@
     <w:name w:val="Normal (Web)"/>
     <w:basedOn w:val="Normal"/>
     <w:uiPriority w:val="99"/>
-    <w:semiHidden/>
     <w:unhideWhenUsed/>
     <w:rsid w:val="000D5565"/>
     <w:pPr>
@@ -7050,6 +7871,27 @@
     <w:rPr>
       <w:color w:val="96607D" w:themeColor="followedHyperlink"/>
       <w:u w:val="single"/>
+    </w:rPr>
+  </w:style>
+  <w:style w:type="character" w:customStyle="1" w:styleId="relative">
+    <w:name w:val="relative"/>
+    <w:basedOn w:val="Fuentedeprrafopredeter"/>
+    <w:rsid w:val="00974F35"/>
+  </w:style>
+  <w:style w:type="paragraph" w:customStyle="1" w:styleId="not-prose">
+    <w:name w:val="not-prose"/>
+    <w:basedOn w:val="Normal"/>
+    <w:rsid w:val="00974F35"/>
+    <w:pPr>
+      <w:widowControl/>
+      <w:autoSpaceDE/>
+      <w:autoSpaceDN/>
+      <w:spacing w:before="100" w:beforeAutospacing="1" w:after="100" w:afterAutospacing="1" w:line="240" w:lineRule="auto"/>
+      <w:jc w:val="left"/>
+    </w:pPr>
+    <w:rPr>
+      <w:szCs w:val="24"/>
+      <w:lang w:val="es-PE" w:eastAsia="es-PE"/>
     </w:rPr>
   </w:style>
 </w:styles>

--- a/Proyecto_Maria_belen_valenzuela_huilcarema.docx
+++ b/Proyecto_Maria_belen_valenzuela_huilcarema.docx
@@ -597,7 +597,7 @@
                                         </pic:cNvPicPr>
                                       </pic:nvPicPr>
                                       <pic:blipFill>
-                                        <a:blip r:embed="rId8" cstate="print"/>
+                                        <a:blip r:embed="rId9" cstate="print"/>
                                         <a:stretch>
                                           <a:fillRect/>
                                         </a:stretch>
@@ -1451,7 +1451,12 @@
               <w:tab w:val="right" w:leader="dot" w:pos="8270"/>
             </w:tabs>
             <w:rPr>
+              <w:rFonts w:asciiTheme="minorHAnsi" w:eastAsiaTheme="minorEastAsia" w:hAnsiTheme="minorHAnsi" w:cstheme="minorBidi"/>
               <w:noProof/>
+              <w:kern w:val="2"/>
+              <w:szCs w:val="24"/>
+              <w:lang w:val="es-PE" w:eastAsia="es-PE"/>
+              <w14:ligatures w14:val="standardContextual"/>
             </w:rPr>
           </w:pPr>
           <w:r>
@@ -1463,13 +1468,13 @@
           <w:r>
             <w:fldChar w:fldCharType="separate"/>
           </w:r>
-          <w:hyperlink w:anchor="_Toc223244301" w:history="1">
+          <w:hyperlink w:anchor="_Toc223737650" w:history="1">
             <w:r>
               <w:rPr>
                 <w:rStyle w:val="Hipervnculo"/>
                 <w:noProof/>
               </w:rPr>
-              <w:t>1. INTRODUCCIÓN</w:t>
+              <w:t>1. MARCO REFERENCIAL</w:t>
             </w:r>
             <w:r>
               <w:rPr>
@@ -1490,7 +1495,7 @@
                 <w:noProof/>
                 <w:webHidden/>
               </w:rPr>
-              <w:instrText xml:space="preserve"> PAGEREF _Toc223244301 \h </w:instrText>
+              <w:instrText xml:space="preserve"> PAGEREF _Toc223737650 \h </w:instrText>
             </w:r>
             <w:r>
               <w:rPr>
@@ -1510,7 +1515,7 @@
                 <w:noProof/>
                 <w:webHidden/>
               </w:rPr>
-              <w:t>1</w:t>
+              <w:t>4</w:t>
             </w:r>
             <w:r>
               <w:rPr>
@@ -1528,16 +1533,21 @@
               <w:tab w:val="right" w:leader="dot" w:pos="8270"/>
             </w:tabs>
             <w:rPr>
+              <w:rFonts w:asciiTheme="minorHAnsi" w:eastAsiaTheme="minorEastAsia" w:hAnsiTheme="minorHAnsi" w:cstheme="minorBidi"/>
               <w:noProof/>
+              <w:kern w:val="2"/>
+              <w:szCs w:val="24"/>
+              <w:lang w:val="es-PE" w:eastAsia="es-PE"/>
+              <w14:ligatures w14:val="standardContextual"/>
             </w:rPr>
           </w:pPr>
-          <w:hyperlink w:anchor="_Toc223244302" w:history="1">
+          <w:hyperlink w:anchor="_Toc223737651" w:history="1">
             <w:r>
               <w:rPr>
                 <w:rStyle w:val="Hipervnculo"/>
                 <w:noProof/>
               </w:rPr>
-              <w:t>1.1. Planteamiento del problema</w:t>
+              <w:t>1.1. Antecedentes del problema</w:t>
             </w:r>
             <w:r>
               <w:rPr>
@@ -1558,7 +1568,7 @@
                 <w:noProof/>
                 <w:webHidden/>
               </w:rPr>
-              <w:instrText xml:space="preserve"> PAGEREF _Toc223244302 \h </w:instrText>
+              <w:instrText xml:space="preserve"> PAGEREF _Toc223737651 \h </w:instrText>
             </w:r>
             <w:r>
               <w:rPr>
@@ -1578,7 +1588,373 @@
                 <w:noProof/>
                 <w:webHidden/>
               </w:rPr>
-              <w:t>3</w:t>
+              <w:t>4</w:t>
+            </w:r>
+            <w:r>
+              <w:rPr>
+                <w:noProof/>
+                <w:webHidden/>
+              </w:rPr>
+              <w:fldChar w:fldCharType="end"/>
+            </w:r>
+          </w:hyperlink>
+        </w:p>
+        <w:p>
+          <w:pPr>
+            <w:pStyle w:val="TDC2"/>
+            <w:tabs>
+              <w:tab w:val="right" w:leader="dot" w:pos="8270"/>
+            </w:tabs>
+            <w:rPr>
+              <w:rFonts w:asciiTheme="minorHAnsi" w:eastAsiaTheme="minorEastAsia" w:hAnsiTheme="minorHAnsi" w:cstheme="minorBidi"/>
+              <w:noProof/>
+              <w:kern w:val="2"/>
+              <w:szCs w:val="24"/>
+              <w:lang w:val="es-PE" w:eastAsia="es-PE"/>
+              <w14:ligatures w14:val="standardContextual"/>
+            </w:rPr>
+          </w:pPr>
+          <w:hyperlink w:anchor="_Toc223737652" w:history="1">
+            <w:r>
+              <w:rPr>
+                <w:rStyle w:val="Hipervnculo"/>
+                <w:noProof/>
+              </w:rPr>
+              <w:t>1.2. Planteamiento del problema</w:t>
+            </w:r>
+            <w:r>
+              <w:rPr>
+                <w:noProof/>
+                <w:webHidden/>
+              </w:rPr>
+              <w:tab/>
+            </w:r>
+            <w:r>
+              <w:rPr>
+                <w:noProof/>
+                <w:webHidden/>
+              </w:rPr>
+              <w:fldChar w:fldCharType="begin"/>
+            </w:r>
+            <w:r>
+              <w:rPr>
+                <w:noProof/>
+                <w:webHidden/>
+              </w:rPr>
+              <w:instrText xml:space="preserve"> PAGEREF _Toc223737652 \h </w:instrText>
+            </w:r>
+            <w:r>
+              <w:rPr>
+                <w:noProof/>
+                <w:webHidden/>
+              </w:rPr>
+            </w:r>
+            <w:r>
+              <w:rPr>
+                <w:noProof/>
+                <w:webHidden/>
+              </w:rPr>
+              <w:fldChar w:fldCharType="separate"/>
+            </w:r>
+            <w:r>
+              <w:rPr>
+                <w:noProof/>
+                <w:webHidden/>
+              </w:rPr>
+              <w:t>5</w:t>
+            </w:r>
+            <w:r>
+              <w:rPr>
+                <w:noProof/>
+                <w:webHidden/>
+              </w:rPr>
+              <w:fldChar w:fldCharType="end"/>
+            </w:r>
+          </w:hyperlink>
+        </w:p>
+        <w:p>
+          <w:pPr>
+            <w:pStyle w:val="TDC2"/>
+            <w:tabs>
+              <w:tab w:val="right" w:leader="dot" w:pos="8270"/>
+            </w:tabs>
+            <w:rPr>
+              <w:rFonts w:asciiTheme="minorHAnsi" w:eastAsiaTheme="minorEastAsia" w:hAnsiTheme="minorHAnsi" w:cstheme="minorBidi"/>
+              <w:noProof/>
+              <w:kern w:val="2"/>
+              <w:szCs w:val="24"/>
+              <w:lang w:val="es-PE" w:eastAsia="es-PE"/>
+              <w14:ligatures w14:val="standardContextual"/>
+            </w:rPr>
+          </w:pPr>
+          <w:hyperlink w:anchor="_Toc223737653" w:history="1">
+            <w:r>
+              <w:rPr>
+                <w:rStyle w:val="Hipervnculo"/>
+                <w:noProof/>
+                <w:lang w:val="es-PE"/>
+              </w:rPr>
+              <w:t>1.3. Formulación del problema</w:t>
+            </w:r>
+            <w:r>
+              <w:rPr>
+                <w:noProof/>
+                <w:webHidden/>
+              </w:rPr>
+              <w:tab/>
+            </w:r>
+            <w:r>
+              <w:rPr>
+                <w:noProof/>
+                <w:webHidden/>
+              </w:rPr>
+              <w:fldChar w:fldCharType="begin"/>
+            </w:r>
+            <w:r>
+              <w:rPr>
+                <w:noProof/>
+                <w:webHidden/>
+              </w:rPr>
+              <w:instrText xml:space="preserve"> PAGEREF _Toc223737653 \h </w:instrText>
+            </w:r>
+            <w:r>
+              <w:rPr>
+                <w:noProof/>
+                <w:webHidden/>
+              </w:rPr>
+            </w:r>
+            <w:r>
+              <w:rPr>
+                <w:noProof/>
+                <w:webHidden/>
+              </w:rPr>
+              <w:fldChar w:fldCharType="separate"/>
+            </w:r>
+            <w:r>
+              <w:rPr>
+                <w:noProof/>
+                <w:webHidden/>
+              </w:rPr>
+              <w:t>7</w:t>
+            </w:r>
+            <w:r>
+              <w:rPr>
+                <w:noProof/>
+                <w:webHidden/>
+              </w:rPr>
+              <w:fldChar w:fldCharType="end"/>
+            </w:r>
+          </w:hyperlink>
+        </w:p>
+        <w:p>
+          <w:pPr>
+            <w:pStyle w:val="TDC2"/>
+            <w:tabs>
+              <w:tab w:val="right" w:leader="dot" w:pos="8270"/>
+            </w:tabs>
+            <w:rPr>
+              <w:rFonts w:asciiTheme="minorHAnsi" w:eastAsiaTheme="minorEastAsia" w:hAnsiTheme="minorHAnsi" w:cstheme="minorBidi"/>
+              <w:noProof/>
+              <w:kern w:val="2"/>
+              <w:szCs w:val="24"/>
+              <w:lang w:val="es-PE" w:eastAsia="es-PE"/>
+              <w14:ligatures w14:val="standardContextual"/>
+            </w:rPr>
+          </w:pPr>
+          <w:hyperlink w:anchor="_Toc223737654" w:history="1">
+            <w:r>
+              <w:rPr>
+                <w:rStyle w:val="Hipervnculo"/>
+                <w:noProof/>
+              </w:rPr>
+              <w:t>1.4. Objetivos</w:t>
+            </w:r>
+            <w:r>
+              <w:rPr>
+                <w:noProof/>
+                <w:webHidden/>
+              </w:rPr>
+              <w:tab/>
+            </w:r>
+            <w:r>
+              <w:rPr>
+                <w:noProof/>
+                <w:webHidden/>
+              </w:rPr>
+              <w:fldChar w:fldCharType="begin"/>
+            </w:r>
+            <w:r>
+              <w:rPr>
+                <w:noProof/>
+                <w:webHidden/>
+              </w:rPr>
+              <w:instrText xml:space="preserve"> PAGEREF _Toc223737654 \h </w:instrText>
+            </w:r>
+            <w:r>
+              <w:rPr>
+                <w:noProof/>
+                <w:webHidden/>
+              </w:rPr>
+            </w:r>
+            <w:r>
+              <w:rPr>
+                <w:noProof/>
+                <w:webHidden/>
+              </w:rPr>
+              <w:fldChar w:fldCharType="separate"/>
+            </w:r>
+            <w:r>
+              <w:rPr>
+                <w:noProof/>
+                <w:webHidden/>
+              </w:rPr>
+              <w:t>8</w:t>
+            </w:r>
+            <w:r>
+              <w:rPr>
+                <w:noProof/>
+                <w:webHidden/>
+              </w:rPr>
+              <w:fldChar w:fldCharType="end"/>
+            </w:r>
+          </w:hyperlink>
+        </w:p>
+        <w:p>
+          <w:pPr>
+            <w:pStyle w:val="TDC3"/>
+            <w:tabs>
+              <w:tab w:val="right" w:leader="dot" w:pos="8270"/>
+            </w:tabs>
+            <w:rPr>
+              <w:rFonts w:asciiTheme="minorHAnsi" w:eastAsiaTheme="minorEastAsia" w:hAnsiTheme="minorHAnsi" w:cstheme="minorBidi"/>
+              <w:noProof/>
+              <w:kern w:val="2"/>
+              <w:szCs w:val="24"/>
+              <w:lang w:val="es-PE" w:eastAsia="es-PE"/>
+              <w14:ligatures w14:val="standardContextual"/>
+            </w:rPr>
+          </w:pPr>
+          <w:hyperlink w:anchor="_Toc223737655" w:history="1">
+            <w:r>
+              <w:rPr>
+                <w:rStyle w:val="Hipervnculo"/>
+                <w:noProof/>
+              </w:rPr>
+              <w:t>1.4.1. Objetivo General</w:t>
+            </w:r>
+            <w:r>
+              <w:rPr>
+                <w:noProof/>
+                <w:webHidden/>
+              </w:rPr>
+              <w:tab/>
+            </w:r>
+            <w:r>
+              <w:rPr>
+                <w:noProof/>
+                <w:webHidden/>
+              </w:rPr>
+              <w:fldChar w:fldCharType="begin"/>
+            </w:r>
+            <w:r>
+              <w:rPr>
+                <w:noProof/>
+                <w:webHidden/>
+              </w:rPr>
+              <w:instrText xml:space="preserve"> PAGEREF _Toc223737655 \h </w:instrText>
+            </w:r>
+            <w:r>
+              <w:rPr>
+                <w:noProof/>
+                <w:webHidden/>
+              </w:rPr>
+            </w:r>
+            <w:r>
+              <w:rPr>
+                <w:noProof/>
+                <w:webHidden/>
+              </w:rPr>
+              <w:fldChar w:fldCharType="separate"/>
+            </w:r>
+            <w:r>
+              <w:rPr>
+                <w:noProof/>
+                <w:webHidden/>
+              </w:rPr>
+              <w:t>8</w:t>
+            </w:r>
+            <w:r>
+              <w:rPr>
+                <w:noProof/>
+                <w:webHidden/>
+              </w:rPr>
+              <w:fldChar w:fldCharType="end"/>
+            </w:r>
+          </w:hyperlink>
+        </w:p>
+        <w:p>
+          <w:pPr>
+            <w:pStyle w:val="TDC3"/>
+            <w:tabs>
+              <w:tab w:val="right" w:leader="dot" w:pos="8270"/>
+            </w:tabs>
+            <w:rPr>
+              <w:rFonts w:asciiTheme="minorHAnsi" w:eastAsiaTheme="minorEastAsia" w:hAnsiTheme="minorHAnsi" w:cstheme="minorBidi"/>
+              <w:noProof/>
+              <w:kern w:val="2"/>
+              <w:szCs w:val="24"/>
+              <w:lang w:val="es-PE" w:eastAsia="es-PE"/>
+              <w14:ligatures w14:val="standardContextual"/>
+            </w:rPr>
+          </w:pPr>
+          <w:hyperlink w:anchor="_Toc223737656" w:history="1">
+            <w:r>
+              <w:rPr>
+                <w:rStyle w:val="Hipervnculo"/>
+                <w:noProof/>
+              </w:rPr>
+              <w:t>1.4.2. Objetivos Específicos</w:t>
+            </w:r>
+            <w:r>
+              <w:rPr>
+                <w:noProof/>
+                <w:webHidden/>
+              </w:rPr>
+              <w:tab/>
+            </w:r>
+            <w:r>
+              <w:rPr>
+                <w:noProof/>
+                <w:webHidden/>
+              </w:rPr>
+              <w:fldChar w:fldCharType="begin"/>
+            </w:r>
+            <w:r>
+              <w:rPr>
+                <w:noProof/>
+                <w:webHidden/>
+              </w:rPr>
+              <w:instrText xml:space="preserve"> PAGEREF _Toc223737656 \h </w:instrText>
+            </w:r>
+            <w:r>
+              <w:rPr>
+                <w:noProof/>
+                <w:webHidden/>
+              </w:rPr>
+            </w:r>
+            <w:r>
+              <w:rPr>
+                <w:noProof/>
+                <w:webHidden/>
+              </w:rPr>
+              <w:fldChar w:fldCharType="separate"/>
+            </w:r>
+            <w:r>
+              <w:rPr>
+                <w:noProof/>
+                <w:webHidden/>
+              </w:rPr>
+              <w:t>8</w:t>
             </w:r>
             <w:r>
               <w:rPr>
@@ -1596,16 +1972,21 @@
               <w:tab w:val="right" w:leader="dot" w:pos="8270"/>
             </w:tabs>
             <w:rPr>
+              <w:rFonts w:asciiTheme="minorHAnsi" w:eastAsiaTheme="minorEastAsia" w:hAnsiTheme="minorHAnsi" w:cstheme="minorBidi"/>
               <w:noProof/>
+              <w:kern w:val="2"/>
+              <w:szCs w:val="24"/>
+              <w:lang w:val="es-PE" w:eastAsia="es-PE"/>
+              <w14:ligatures w14:val="standardContextual"/>
             </w:rPr>
           </w:pPr>
-          <w:hyperlink w:anchor="_Toc223244303" w:history="1">
+          <w:hyperlink w:anchor="_Toc223737657" w:history="1">
             <w:r>
               <w:rPr>
                 <w:rStyle w:val="Hipervnculo"/>
                 <w:noProof/>
               </w:rPr>
-              <w:t>2. OBJETIVOS</w:t>
+              <w:t>2. MARCO TEÓRICO</w:t>
             </w:r>
             <w:r>
               <w:rPr>
@@ -1626,7 +2007,7 @@
                 <w:noProof/>
                 <w:webHidden/>
               </w:rPr>
-              <w:instrText xml:space="preserve"> PAGEREF _Toc223244303 \h </w:instrText>
+              <w:instrText xml:space="preserve"> PAGEREF _Toc223737657 \h </w:instrText>
             </w:r>
             <w:r>
               <w:rPr>
@@ -1646,7 +2027,7 @@
                 <w:noProof/>
                 <w:webHidden/>
               </w:rPr>
-              <w:t>5</w:t>
+              <w:t>1</w:t>
             </w:r>
             <w:r>
               <w:rPr>
@@ -1664,16 +2045,21 @@
               <w:tab w:val="right" w:leader="dot" w:pos="8270"/>
             </w:tabs>
             <w:rPr>
+              <w:rFonts w:asciiTheme="minorHAnsi" w:eastAsiaTheme="minorEastAsia" w:hAnsiTheme="minorHAnsi" w:cstheme="minorBidi"/>
               <w:noProof/>
+              <w:kern w:val="2"/>
+              <w:szCs w:val="24"/>
+              <w:lang w:val="es-PE" w:eastAsia="es-PE"/>
+              <w14:ligatures w14:val="standardContextual"/>
             </w:rPr>
           </w:pPr>
-          <w:hyperlink w:anchor="_Toc223244304" w:history="1">
+          <w:hyperlink w:anchor="_Toc223737658" w:history="1">
             <w:r>
               <w:rPr>
                 <w:rStyle w:val="Hipervnculo"/>
                 <w:noProof/>
               </w:rPr>
-              <w:t>2.1. Objetivo General</w:t>
+              <w:t>2.1. Estrategias de ventas y marketing estratégico en contextos empresariales</w:t>
             </w:r>
             <w:r>
               <w:rPr>
@@ -1694,7 +2080,7 @@
                 <w:noProof/>
                 <w:webHidden/>
               </w:rPr>
-              <w:instrText xml:space="preserve"> PAGEREF _Toc223244304 \h </w:instrText>
+              <w:instrText xml:space="preserve"> PAGEREF _Toc223737658 \h </w:instrText>
             </w:r>
             <w:r>
               <w:rPr>
@@ -1714,7 +2100,7 @@
                 <w:noProof/>
                 <w:webHidden/>
               </w:rPr>
-              <w:t>5</w:t>
+              <w:t>1</w:t>
             </w:r>
             <w:r>
               <w:rPr>
@@ -1732,16 +2118,21 @@
               <w:tab w:val="right" w:leader="dot" w:pos="8270"/>
             </w:tabs>
             <w:rPr>
+              <w:rFonts w:asciiTheme="minorHAnsi" w:eastAsiaTheme="minorEastAsia" w:hAnsiTheme="minorHAnsi" w:cstheme="minorBidi"/>
               <w:noProof/>
+              <w:kern w:val="2"/>
+              <w:szCs w:val="24"/>
+              <w:lang w:val="es-PE" w:eastAsia="es-PE"/>
+              <w14:ligatures w14:val="standardContextual"/>
             </w:rPr>
           </w:pPr>
-          <w:hyperlink w:anchor="_Toc223244305" w:history="1">
+          <w:hyperlink w:anchor="_Toc223737659" w:history="1">
             <w:r>
               <w:rPr>
                 <w:rStyle w:val="Hipervnculo"/>
                 <w:noProof/>
               </w:rPr>
-              <w:t>2.2. Objetivos Específicos</w:t>
+              <w:t>2.2. Marketing estratégico y su papel en ventas sostenibles</w:t>
             </w:r>
             <w:r>
               <w:rPr>
@@ -1762,7 +2153,7 @@
                 <w:noProof/>
                 <w:webHidden/>
               </w:rPr>
-              <w:instrText xml:space="preserve"> PAGEREF _Toc223244305 \h </w:instrText>
+              <w:instrText xml:space="preserve"> PAGEREF _Toc223737659 \h </w:instrText>
             </w:r>
             <w:r>
               <w:rPr>
@@ -1782,7 +2173,1321 @@
                 <w:noProof/>
                 <w:webHidden/>
               </w:rPr>
+              <w:t>2</w:t>
+            </w:r>
+            <w:r>
+              <w:rPr>
+                <w:noProof/>
+                <w:webHidden/>
+              </w:rPr>
+              <w:fldChar w:fldCharType="end"/>
+            </w:r>
+          </w:hyperlink>
+        </w:p>
+        <w:p>
+          <w:pPr>
+            <w:pStyle w:val="TDC2"/>
+            <w:tabs>
+              <w:tab w:val="right" w:leader="dot" w:pos="8270"/>
+            </w:tabs>
+            <w:rPr>
+              <w:rFonts w:asciiTheme="minorHAnsi" w:eastAsiaTheme="minorEastAsia" w:hAnsiTheme="minorHAnsi" w:cstheme="minorBidi"/>
+              <w:noProof/>
+              <w:kern w:val="2"/>
+              <w:szCs w:val="24"/>
+              <w:lang w:val="es-PE" w:eastAsia="es-PE"/>
+              <w14:ligatures w14:val="standardContextual"/>
+            </w:rPr>
+          </w:pPr>
+          <w:hyperlink w:anchor="_Toc223737660" w:history="1">
+            <w:r>
+              <w:rPr>
+                <w:rStyle w:val="Hipervnculo"/>
+                <w:noProof/>
+              </w:rPr>
+              <w:t>2.3. Estrategias de ventas en emprendimientos y pymes</w:t>
+            </w:r>
+            <w:r>
+              <w:rPr>
+                <w:noProof/>
+                <w:webHidden/>
+              </w:rPr>
+              <w:tab/>
+            </w:r>
+            <w:r>
+              <w:rPr>
+                <w:noProof/>
+                <w:webHidden/>
+              </w:rPr>
+              <w:fldChar w:fldCharType="begin"/>
+            </w:r>
+            <w:r>
+              <w:rPr>
+                <w:noProof/>
+                <w:webHidden/>
+              </w:rPr>
+              <w:instrText xml:space="preserve"> PAGEREF _Toc223737660 \h </w:instrText>
+            </w:r>
+            <w:r>
+              <w:rPr>
+                <w:noProof/>
+                <w:webHidden/>
+              </w:rPr>
+            </w:r>
+            <w:r>
+              <w:rPr>
+                <w:noProof/>
+                <w:webHidden/>
+              </w:rPr>
+              <w:fldChar w:fldCharType="separate"/>
+            </w:r>
+            <w:r>
+              <w:rPr>
+                <w:noProof/>
+                <w:webHidden/>
+              </w:rPr>
+              <w:t>3</w:t>
+            </w:r>
+            <w:r>
+              <w:rPr>
+                <w:noProof/>
+                <w:webHidden/>
+              </w:rPr>
+              <w:fldChar w:fldCharType="end"/>
+            </w:r>
+          </w:hyperlink>
+        </w:p>
+        <w:p>
+          <w:pPr>
+            <w:pStyle w:val="TDC2"/>
+            <w:tabs>
+              <w:tab w:val="right" w:leader="dot" w:pos="8270"/>
+            </w:tabs>
+            <w:rPr>
+              <w:rFonts w:asciiTheme="minorHAnsi" w:eastAsiaTheme="minorEastAsia" w:hAnsiTheme="minorHAnsi" w:cstheme="minorBidi"/>
+              <w:noProof/>
+              <w:kern w:val="2"/>
+              <w:szCs w:val="24"/>
+              <w:lang w:val="es-PE" w:eastAsia="es-PE"/>
+              <w14:ligatures w14:val="standardContextual"/>
+            </w:rPr>
+          </w:pPr>
+          <w:hyperlink w:anchor="_Toc223737661" w:history="1">
+            <w:r>
+              <w:rPr>
+                <w:rStyle w:val="Hipervnculo"/>
+                <w:noProof/>
+              </w:rPr>
+              <w:t>2.4. The Business Model Canvas</w:t>
+            </w:r>
+            <w:r>
+              <w:rPr>
+                <w:noProof/>
+                <w:webHidden/>
+              </w:rPr>
+              <w:tab/>
+            </w:r>
+            <w:r>
+              <w:rPr>
+                <w:noProof/>
+                <w:webHidden/>
+              </w:rPr>
+              <w:fldChar w:fldCharType="begin"/>
+            </w:r>
+            <w:r>
+              <w:rPr>
+                <w:noProof/>
+                <w:webHidden/>
+              </w:rPr>
+              <w:instrText xml:space="preserve"> PAGEREF _Toc223737661 \h </w:instrText>
+            </w:r>
+            <w:r>
+              <w:rPr>
+                <w:noProof/>
+                <w:webHidden/>
+              </w:rPr>
+            </w:r>
+            <w:r>
+              <w:rPr>
+                <w:noProof/>
+                <w:webHidden/>
+              </w:rPr>
+              <w:fldChar w:fldCharType="separate"/>
+            </w:r>
+            <w:r>
+              <w:rPr>
+                <w:noProof/>
+                <w:webHidden/>
+              </w:rPr>
+              <w:t>1</w:t>
+            </w:r>
+            <w:r>
+              <w:rPr>
+                <w:noProof/>
+                <w:webHidden/>
+              </w:rPr>
+              <w:fldChar w:fldCharType="end"/>
+            </w:r>
+          </w:hyperlink>
+        </w:p>
+        <w:p>
+          <w:pPr>
+            <w:pStyle w:val="TDC3"/>
+            <w:tabs>
+              <w:tab w:val="right" w:leader="dot" w:pos="8270"/>
+            </w:tabs>
+            <w:rPr>
+              <w:rFonts w:asciiTheme="minorHAnsi" w:eastAsiaTheme="minorEastAsia" w:hAnsiTheme="minorHAnsi" w:cstheme="minorBidi"/>
+              <w:noProof/>
+              <w:kern w:val="2"/>
+              <w:szCs w:val="24"/>
+              <w:lang w:val="es-PE" w:eastAsia="es-PE"/>
+              <w14:ligatures w14:val="standardContextual"/>
+            </w:rPr>
+          </w:pPr>
+          <w:hyperlink w:anchor="_Toc223737662" w:history="1">
+            <w:r>
+              <w:rPr>
+                <w:rStyle w:val="Hipervnculo"/>
+                <w:noProof/>
+              </w:rPr>
+              <w:t>2.4.1. Propuesta de valor</w:t>
+            </w:r>
+            <w:r>
+              <w:rPr>
+                <w:noProof/>
+                <w:webHidden/>
+              </w:rPr>
+              <w:tab/>
+            </w:r>
+            <w:r>
+              <w:rPr>
+                <w:noProof/>
+                <w:webHidden/>
+              </w:rPr>
+              <w:fldChar w:fldCharType="begin"/>
+            </w:r>
+            <w:r>
+              <w:rPr>
+                <w:noProof/>
+                <w:webHidden/>
+              </w:rPr>
+              <w:instrText xml:space="preserve"> PAGEREF _Toc223737662 \h </w:instrText>
+            </w:r>
+            <w:r>
+              <w:rPr>
+                <w:noProof/>
+                <w:webHidden/>
+              </w:rPr>
+            </w:r>
+            <w:r>
+              <w:rPr>
+                <w:noProof/>
+                <w:webHidden/>
+              </w:rPr>
+              <w:fldChar w:fldCharType="separate"/>
+            </w:r>
+            <w:r>
+              <w:rPr>
+                <w:noProof/>
+                <w:webHidden/>
+              </w:rPr>
+              <w:t>2</w:t>
+            </w:r>
+            <w:r>
+              <w:rPr>
+                <w:noProof/>
+                <w:webHidden/>
+              </w:rPr>
+              <w:fldChar w:fldCharType="end"/>
+            </w:r>
+          </w:hyperlink>
+        </w:p>
+        <w:p>
+          <w:pPr>
+            <w:pStyle w:val="TDC3"/>
+            <w:tabs>
+              <w:tab w:val="right" w:leader="dot" w:pos="8270"/>
+            </w:tabs>
+            <w:rPr>
+              <w:rFonts w:asciiTheme="minorHAnsi" w:eastAsiaTheme="minorEastAsia" w:hAnsiTheme="minorHAnsi" w:cstheme="minorBidi"/>
+              <w:noProof/>
+              <w:kern w:val="2"/>
+              <w:szCs w:val="24"/>
+              <w:lang w:val="es-PE" w:eastAsia="es-PE"/>
+              <w14:ligatures w14:val="standardContextual"/>
+            </w:rPr>
+          </w:pPr>
+          <w:hyperlink w:anchor="_Toc223737663" w:history="1">
+            <w:r>
+              <w:rPr>
+                <w:rStyle w:val="Hipervnculo"/>
+                <w:noProof/>
+              </w:rPr>
+              <w:t>2.4.2. Segmentos de clientes</w:t>
+            </w:r>
+            <w:r>
+              <w:rPr>
+                <w:noProof/>
+                <w:webHidden/>
+              </w:rPr>
+              <w:tab/>
+            </w:r>
+            <w:r>
+              <w:rPr>
+                <w:noProof/>
+                <w:webHidden/>
+              </w:rPr>
+              <w:fldChar w:fldCharType="begin"/>
+            </w:r>
+            <w:r>
+              <w:rPr>
+                <w:noProof/>
+                <w:webHidden/>
+              </w:rPr>
+              <w:instrText xml:space="preserve"> PAGEREF _Toc223737663 \h </w:instrText>
+            </w:r>
+            <w:r>
+              <w:rPr>
+                <w:noProof/>
+                <w:webHidden/>
+              </w:rPr>
+            </w:r>
+            <w:r>
+              <w:rPr>
+                <w:noProof/>
+                <w:webHidden/>
+              </w:rPr>
+              <w:fldChar w:fldCharType="separate"/>
+            </w:r>
+            <w:r>
+              <w:rPr>
+                <w:noProof/>
+                <w:webHidden/>
+              </w:rPr>
+              <w:t>2</w:t>
+            </w:r>
+            <w:r>
+              <w:rPr>
+                <w:noProof/>
+                <w:webHidden/>
+              </w:rPr>
+              <w:fldChar w:fldCharType="end"/>
+            </w:r>
+          </w:hyperlink>
+        </w:p>
+        <w:p>
+          <w:pPr>
+            <w:pStyle w:val="TDC3"/>
+            <w:tabs>
+              <w:tab w:val="right" w:leader="dot" w:pos="8270"/>
+            </w:tabs>
+            <w:rPr>
+              <w:rFonts w:asciiTheme="minorHAnsi" w:eastAsiaTheme="minorEastAsia" w:hAnsiTheme="minorHAnsi" w:cstheme="minorBidi"/>
+              <w:noProof/>
+              <w:kern w:val="2"/>
+              <w:szCs w:val="24"/>
+              <w:lang w:val="es-PE" w:eastAsia="es-PE"/>
+              <w14:ligatures w14:val="standardContextual"/>
+            </w:rPr>
+          </w:pPr>
+          <w:hyperlink w:anchor="_Toc223737664" w:history="1">
+            <w:r>
+              <w:rPr>
+                <w:rStyle w:val="Hipervnculo"/>
+                <w:noProof/>
+              </w:rPr>
+              <w:t>2.4.3. Canales</w:t>
+            </w:r>
+            <w:r>
+              <w:rPr>
+                <w:noProof/>
+                <w:webHidden/>
+              </w:rPr>
+              <w:tab/>
+            </w:r>
+            <w:r>
+              <w:rPr>
+                <w:noProof/>
+                <w:webHidden/>
+              </w:rPr>
+              <w:fldChar w:fldCharType="begin"/>
+            </w:r>
+            <w:r>
+              <w:rPr>
+                <w:noProof/>
+                <w:webHidden/>
+              </w:rPr>
+              <w:instrText xml:space="preserve"> PAGEREF _Toc223737664 \h </w:instrText>
+            </w:r>
+            <w:r>
+              <w:rPr>
+                <w:noProof/>
+                <w:webHidden/>
+              </w:rPr>
+            </w:r>
+            <w:r>
+              <w:rPr>
+                <w:noProof/>
+                <w:webHidden/>
+              </w:rPr>
+              <w:fldChar w:fldCharType="separate"/>
+            </w:r>
+            <w:r>
+              <w:rPr>
+                <w:noProof/>
+                <w:webHidden/>
+              </w:rPr>
+              <w:t>3</w:t>
+            </w:r>
+            <w:r>
+              <w:rPr>
+                <w:noProof/>
+                <w:webHidden/>
+              </w:rPr>
+              <w:fldChar w:fldCharType="end"/>
+            </w:r>
+          </w:hyperlink>
+        </w:p>
+        <w:p>
+          <w:pPr>
+            <w:pStyle w:val="TDC3"/>
+            <w:tabs>
+              <w:tab w:val="right" w:leader="dot" w:pos="8270"/>
+            </w:tabs>
+            <w:rPr>
+              <w:rFonts w:asciiTheme="minorHAnsi" w:eastAsiaTheme="minorEastAsia" w:hAnsiTheme="minorHAnsi" w:cstheme="minorBidi"/>
+              <w:noProof/>
+              <w:kern w:val="2"/>
+              <w:szCs w:val="24"/>
+              <w:lang w:val="es-PE" w:eastAsia="es-PE"/>
+              <w14:ligatures w14:val="standardContextual"/>
+            </w:rPr>
+          </w:pPr>
+          <w:hyperlink w:anchor="_Toc223737665" w:history="1">
+            <w:r>
+              <w:rPr>
+                <w:rStyle w:val="Hipervnculo"/>
+                <w:noProof/>
+              </w:rPr>
+              <w:t>2.4.4. Relación con los clientes</w:t>
+            </w:r>
+            <w:r>
+              <w:rPr>
+                <w:noProof/>
+                <w:webHidden/>
+              </w:rPr>
+              <w:tab/>
+            </w:r>
+            <w:r>
+              <w:rPr>
+                <w:noProof/>
+                <w:webHidden/>
+              </w:rPr>
+              <w:fldChar w:fldCharType="begin"/>
+            </w:r>
+            <w:r>
+              <w:rPr>
+                <w:noProof/>
+                <w:webHidden/>
+              </w:rPr>
+              <w:instrText xml:space="preserve"> PAGEREF _Toc223737665 \h </w:instrText>
+            </w:r>
+            <w:r>
+              <w:rPr>
+                <w:noProof/>
+                <w:webHidden/>
+              </w:rPr>
+            </w:r>
+            <w:r>
+              <w:rPr>
+                <w:noProof/>
+                <w:webHidden/>
+              </w:rPr>
+              <w:fldChar w:fldCharType="separate"/>
+            </w:r>
+            <w:r>
+              <w:rPr>
+                <w:noProof/>
+                <w:webHidden/>
+              </w:rPr>
+              <w:t>3</w:t>
+            </w:r>
+            <w:r>
+              <w:rPr>
+                <w:noProof/>
+                <w:webHidden/>
+              </w:rPr>
+              <w:fldChar w:fldCharType="end"/>
+            </w:r>
+          </w:hyperlink>
+        </w:p>
+        <w:p>
+          <w:pPr>
+            <w:pStyle w:val="TDC3"/>
+            <w:tabs>
+              <w:tab w:val="right" w:leader="dot" w:pos="8270"/>
+            </w:tabs>
+            <w:rPr>
+              <w:rFonts w:asciiTheme="minorHAnsi" w:eastAsiaTheme="minorEastAsia" w:hAnsiTheme="minorHAnsi" w:cstheme="minorBidi"/>
+              <w:noProof/>
+              <w:kern w:val="2"/>
+              <w:szCs w:val="24"/>
+              <w:lang w:val="es-PE" w:eastAsia="es-PE"/>
+              <w14:ligatures w14:val="standardContextual"/>
+            </w:rPr>
+          </w:pPr>
+          <w:hyperlink w:anchor="_Toc223737666" w:history="1">
+            <w:r>
+              <w:rPr>
+                <w:rStyle w:val="Hipervnculo"/>
+                <w:noProof/>
+              </w:rPr>
+              <w:t>2.4.5. Actividades clave</w:t>
+            </w:r>
+            <w:r>
+              <w:rPr>
+                <w:noProof/>
+                <w:webHidden/>
+              </w:rPr>
+              <w:tab/>
+            </w:r>
+            <w:r>
+              <w:rPr>
+                <w:noProof/>
+                <w:webHidden/>
+              </w:rPr>
+              <w:fldChar w:fldCharType="begin"/>
+            </w:r>
+            <w:r>
+              <w:rPr>
+                <w:noProof/>
+                <w:webHidden/>
+              </w:rPr>
+              <w:instrText xml:space="preserve"> PAGEREF _Toc223737666 \h </w:instrText>
+            </w:r>
+            <w:r>
+              <w:rPr>
+                <w:noProof/>
+                <w:webHidden/>
+              </w:rPr>
+            </w:r>
+            <w:r>
+              <w:rPr>
+                <w:noProof/>
+                <w:webHidden/>
+              </w:rPr>
+              <w:fldChar w:fldCharType="separate"/>
+            </w:r>
+            <w:r>
+              <w:rPr>
+                <w:noProof/>
+                <w:webHidden/>
+              </w:rPr>
+              <w:t>3</w:t>
+            </w:r>
+            <w:r>
+              <w:rPr>
+                <w:noProof/>
+                <w:webHidden/>
+              </w:rPr>
+              <w:fldChar w:fldCharType="end"/>
+            </w:r>
+          </w:hyperlink>
+        </w:p>
+        <w:p>
+          <w:pPr>
+            <w:pStyle w:val="TDC3"/>
+            <w:tabs>
+              <w:tab w:val="right" w:leader="dot" w:pos="8270"/>
+            </w:tabs>
+            <w:rPr>
+              <w:rFonts w:asciiTheme="minorHAnsi" w:eastAsiaTheme="minorEastAsia" w:hAnsiTheme="minorHAnsi" w:cstheme="minorBidi"/>
+              <w:noProof/>
+              <w:kern w:val="2"/>
+              <w:szCs w:val="24"/>
+              <w:lang w:val="es-PE" w:eastAsia="es-PE"/>
+              <w14:ligatures w14:val="standardContextual"/>
+            </w:rPr>
+          </w:pPr>
+          <w:hyperlink w:anchor="_Toc223737667" w:history="1">
+            <w:r>
+              <w:rPr>
+                <w:rStyle w:val="Hipervnculo"/>
+                <w:noProof/>
+              </w:rPr>
+              <w:t>2.4.6. Recursos clave</w:t>
+            </w:r>
+            <w:r>
+              <w:rPr>
+                <w:noProof/>
+                <w:webHidden/>
+              </w:rPr>
+              <w:tab/>
+            </w:r>
+            <w:r>
+              <w:rPr>
+                <w:noProof/>
+                <w:webHidden/>
+              </w:rPr>
+              <w:fldChar w:fldCharType="begin"/>
+            </w:r>
+            <w:r>
+              <w:rPr>
+                <w:noProof/>
+                <w:webHidden/>
+              </w:rPr>
+              <w:instrText xml:space="preserve"> PAGEREF _Toc223737667 \h </w:instrText>
+            </w:r>
+            <w:r>
+              <w:rPr>
+                <w:noProof/>
+                <w:webHidden/>
+              </w:rPr>
+            </w:r>
+            <w:r>
+              <w:rPr>
+                <w:noProof/>
+                <w:webHidden/>
+              </w:rPr>
+              <w:fldChar w:fldCharType="separate"/>
+            </w:r>
+            <w:r>
+              <w:rPr>
+                <w:noProof/>
+                <w:webHidden/>
+              </w:rPr>
+              <w:t>4</w:t>
+            </w:r>
+            <w:r>
+              <w:rPr>
+                <w:noProof/>
+                <w:webHidden/>
+              </w:rPr>
+              <w:fldChar w:fldCharType="end"/>
+            </w:r>
+          </w:hyperlink>
+        </w:p>
+        <w:p>
+          <w:pPr>
+            <w:pStyle w:val="TDC3"/>
+            <w:tabs>
+              <w:tab w:val="right" w:leader="dot" w:pos="8270"/>
+            </w:tabs>
+            <w:rPr>
+              <w:rFonts w:asciiTheme="minorHAnsi" w:eastAsiaTheme="minorEastAsia" w:hAnsiTheme="minorHAnsi" w:cstheme="minorBidi"/>
+              <w:noProof/>
+              <w:kern w:val="2"/>
+              <w:szCs w:val="24"/>
+              <w:lang w:val="es-PE" w:eastAsia="es-PE"/>
+              <w14:ligatures w14:val="standardContextual"/>
+            </w:rPr>
+          </w:pPr>
+          <w:hyperlink w:anchor="_Toc223737668" w:history="1">
+            <w:r>
+              <w:rPr>
+                <w:rStyle w:val="Hipervnculo"/>
+                <w:noProof/>
+              </w:rPr>
+              <w:t>2.4.7. Socios clave</w:t>
+            </w:r>
+            <w:r>
+              <w:rPr>
+                <w:noProof/>
+                <w:webHidden/>
+              </w:rPr>
+              <w:tab/>
+            </w:r>
+            <w:r>
+              <w:rPr>
+                <w:noProof/>
+                <w:webHidden/>
+              </w:rPr>
+              <w:fldChar w:fldCharType="begin"/>
+            </w:r>
+            <w:r>
+              <w:rPr>
+                <w:noProof/>
+                <w:webHidden/>
+              </w:rPr>
+              <w:instrText xml:space="preserve"> PAGEREF _Toc223737668 \h </w:instrText>
+            </w:r>
+            <w:r>
+              <w:rPr>
+                <w:noProof/>
+                <w:webHidden/>
+              </w:rPr>
+            </w:r>
+            <w:r>
+              <w:rPr>
+                <w:noProof/>
+                <w:webHidden/>
+              </w:rPr>
+              <w:fldChar w:fldCharType="separate"/>
+            </w:r>
+            <w:r>
+              <w:rPr>
+                <w:noProof/>
+                <w:webHidden/>
+              </w:rPr>
+              <w:t>4</w:t>
+            </w:r>
+            <w:r>
+              <w:rPr>
+                <w:noProof/>
+                <w:webHidden/>
+              </w:rPr>
+              <w:fldChar w:fldCharType="end"/>
+            </w:r>
+          </w:hyperlink>
+        </w:p>
+        <w:p>
+          <w:pPr>
+            <w:pStyle w:val="TDC3"/>
+            <w:tabs>
+              <w:tab w:val="right" w:leader="dot" w:pos="8270"/>
+            </w:tabs>
+            <w:rPr>
+              <w:rFonts w:asciiTheme="minorHAnsi" w:eastAsiaTheme="minorEastAsia" w:hAnsiTheme="minorHAnsi" w:cstheme="minorBidi"/>
+              <w:noProof/>
+              <w:kern w:val="2"/>
+              <w:szCs w:val="24"/>
+              <w:lang w:val="es-PE" w:eastAsia="es-PE"/>
+              <w14:ligatures w14:val="standardContextual"/>
+            </w:rPr>
+          </w:pPr>
+          <w:hyperlink w:anchor="_Toc223737669" w:history="1">
+            <w:r>
+              <w:rPr>
+                <w:rStyle w:val="Hipervnculo"/>
+                <w:noProof/>
+              </w:rPr>
+              <w:t>2.4.8. Estructura de costos</w:t>
+            </w:r>
+            <w:r>
+              <w:rPr>
+                <w:noProof/>
+                <w:webHidden/>
+              </w:rPr>
+              <w:tab/>
+            </w:r>
+            <w:r>
+              <w:rPr>
+                <w:noProof/>
+                <w:webHidden/>
+              </w:rPr>
+              <w:fldChar w:fldCharType="begin"/>
+            </w:r>
+            <w:r>
+              <w:rPr>
+                <w:noProof/>
+                <w:webHidden/>
+              </w:rPr>
+              <w:instrText xml:space="preserve"> PAGEREF _Toc223737669 \h </w:instrText>
+            </w:r>
+            <w:r>
+              <w:rPr>
+                <w:noProof/>
+                <w:webHidden/>
+              </w:rPr>
+            </w:r>
+            <w:r>
+              <w:rPr>
+                <w:noProof/>
+                <w:webHidden/>
+              </w:rPr>
+              <w:fldChar w:fldCharType="separate"/>
+            </w:r>
+            <w:r>
+              <w:rPr>
+                <w:noProof/>
+                <w:webHidden/>
+              </w:rPr>
               <w:t>5</w:t>
+            </w:r>
+            <w:r>
+              <w:rPr>
+                <w:noProof/>
+                <w:webHidden/>
+              </w:rPr>
+              <w:fldChar w:fldCharType="end"/>
+            </w:r>
+          </w:hyperlink>
+        </w:p>
+        <w:p>
+          <w:pPr>
+            <w:pStyle w:val="TDC3"/>
+            <w:tabs>
+              <w:tab w:val="right" w:leader="dot" w:pos="8270"/>
+            </w:tabs>
+            <w:rPr>
+              <w:rFonts w:asciiTheme="minorHAnsi" w:eastAsiaTheme="minorEastAsia" w:hAnsiTheme="minorHAnsi" w:cstheme="minorBidi"/>
+              <w:noProof/>
+              <w:kern w:val="2"/>
+              <w:szCs w:val="24"/>
+              <w:lang w:val="es-PE" w:eastAsia="es-PE"/>
+              <w14:ligatures w14:val="standardContextual"/>
+            </w:rPr>
+          </w:pPr>
+          <w:hyperlink w:anchor="_Toc223737670" w:history="1">
+            <w:r>
+              <w:rPr>
+                <w:rStyle w:val="Hipervnculo"/>
+                <w:noProof/>
+              </w:rPr>
+              <w:t>2.4.9. Fuentes de ingresos</w:t>
+            </w:r>
+            <w:r>
+              <w:rPr>
+                <w:noProof/>
+                <w:webHidden/>
+              </w:rPr>
+              <w:tab/>
+            </w:r>
+            <w:r>
+              <w:rPr>
+                <w:noProof/>
+                <w:webHidden/>
+              </w:rPr>
+              <w:fldChar w:fldCharType="begin"/>
+            </w:r>
+            <w:r>
+              <w:rPr>
+                <w:noProof/>
+                <w:webHidden/>
+              </w:rPr>
+              <w:instrText xml:space="preserve"> PAGEREF _Toc223737670 \h </w:instrText>
+            </w:r>
+            <w:r>
+              <w:rPr>
+                <w:noProof/>
+                <w:webHidden/>
+              </w:rPr>
+            </w:r>
+            <w:r>
+              <w:rPr>
+                <w:noProof/>
+                <w:webHidden/>
+              </w:rPr>
+              <w:fldChar w:fldCharType="separate"/>
+            </w:r>
+            <w:r>
+              <w:rPr>
+                <w:noProof/>
+                <w:webHidden/>
+              </w:rPr>
+              <w:t>5</w:t>
+            </w:r>
+            <w:r>
+              <w:rPr>
+                <w:noProof/>
+                <w:webHidden/>
+              </w:rPr>
+              <w:fldChar w:fldCharType="end"/>
+            </w:r>
+          </w:hyperlink>
+        </w:p>
+        <w:p>
+          <w:pPr>
+            <w:pStyle w:val="TDC2"/>
+            <w:tabs>
+              <w:tab w:val="right" w:leader="dot" w:pos="8270"/>
+            </w:tabs>
+            <w:rPr>
+              <w:rFonts w:asciiTheme="minorHAnsi" w:eastAsiaTheme="minorEastAsia" w:hAnsiTheme="minorHAnsi" w:cstheme="minorBidi"/>
+              <w:noProof/>
+              <w:kern w:val="2"/>
+              <w:szCs w:val="24"/>
+              <w:lang w:val="es-PE" w:eastAsia="es-PE"/>
+              <w14:ligatures w14:val="standardContextual"/>
+            </w:rPr>
+          </w:pPr>
+          <w:hyperlink w:anchor="_Toc223737671" w:history="1">
+            <w:r>
+              <w:rPr>
+                <w:rStyle w:val="Hipervnculo"/>
+                <w:noProof/>
+              </w:rPr>
+              <w:t>2.5. Conclusión general del marco teórico</w:t>
+            </w:r>
+            <w:r>
+              <w:rPr>
+                <w:noProof/>
+                <w:webHidden/>
+              </w:rPr>
+              <w:tab/>
+            </w:r>
+            <w:r>
+              <w:rPr>
+                <w:noProof/>
+                <w:webHidden/>
+              </w:rPr>
+              <w:fldChar w:fldCharType="begin"/>
+            </w:r>
+            <w:r>
+              <w:rPr>
+                <w:noProof/>
+                <w:webHidden/>
+              </w:rPr>
+              <w:instrText xml:space="preserve"> PAGEREF _Toc223737671 \h </w:instrText>
+            </w:r>
+            <w:r>
+              <w:rPr>
+                <w:noProof/>
+                <w:webHidden/>
+              </w:rPr>
+            </w:r>
+            <w:r>
+              <w:rPr>
+                <w:noProof/>
+                <w:webHidden/>
+              </w:rPr>
+              <w:fldChar w:fldCharType="separate"/>
+            </w:r>
+            <w:r>
+              <w:rPr>
+                <w:noProof/>
+                <w:webHidden/>
+              </w:rPr>
+              <w:t>5</w:t>
+            </w:r>
+            <w:r>
+              <w:rPr>
+                <w:noProof/>
+                <w:webHidden/>
+              </w:rPr>
+              <w:fldChar w:fldCharType="end"/>
+            </w:r>
+          </w:hyperlink>
+        </w:p>
+        <w:p>
+          <w:pPr>
+            <w:pStyle w:val="TDC2"/>
+            <w:tabs>
+              <w:tab w:val="right" w:leader="dot" w:pos="8270"/>
+            </w:tabs>
+            <w:rPr>
+              <w:rFonts w:asciiTheme="minorHAnsi" w:eastAsiaTheme="minorEastAsia" w:hAnsiTheme="minorHAnsi" w:cstheme="minorBidi"/>
+              <w:noProof/>
+              <w:kern w:val="2"/>
+              <w:szCs w:val="24"/>
+              <w:lang w:val="es-PE" w:eastAsia="es-PE"/>
+              <w14:ligatures w14:val="standardContextual"/>
+            </w:rPr>
+          </w:pPr>
+          <w:hyperlink w:anchor="_Toc223737672" w:history="1">
+            <w:r>
+              <w:rPr>
+                <w:rStyle w:val="Hipervnculo"/>
+                <w:noProof/>
+              </w:rPr>
+              <w:t>2.6. Filosofía Organizacional</w:t>
+            </w:r>
+            <w:r>
+              <w:rPr>
+                <w:noProof/>
+                <w:webHidden/>
+              </w:rPr>
+              <w:tab/>
+            </w:r>
+            <w:r>
+              <w:rPr>
+                <w:noProof/>
+                <w:webHidden/>
+              </w:rPr>
+              <w:fldChar w:fldCharType="begin"/>
+            </w:r>
+            <w:r>
+              <w:rPr>
+                <w:noProof/>
+                <w:webHidden/>
+              </w:rPr>
+              <w:instrText xml:space="preserve"> PAGEREF _Toc223737672 \h </w:instrText>
+            </w:r>
+            <w:r>
+              <w:rPr>
+                <w:noProof/>
+                <w:webHidden/>
+              </w:rPr>
+            </w:r>
+            <w:r>
+              <w:rPr>
+                <w:noProof/>
+                <w:webHidden/>
+              </w:rPr>
+              <w:fldChar w:fldCharType="separate"/>
+            </w:r>
+            <w:r>
+              <w:rPr>
+                <w:noProof/>
+                <w:webHidden/>
+              </w:rPr>
+              <w:t>6</w:t>
+            </w:r>
+            <w:r>
+              <w:rPr>
+                <w:noProof/>
+                <w:webHidden/>
+              </w:rPr>
+              <w:fldChar w:fldCharType="end"/>
+            </w:r>
+          </w:hyperlink>
+        </w:p>
+        <w:p>
+          <w:pPr>
+            <w:pStyle w:val="TDC3"/>
+            <w:tabs>
+              <w:tab w:val="right" w:leader="dot" w:pos="8270"/>
+            </w:tabs>
+            <w:rPr>
+              <w:rFonts w:asciiTheme="minorHAnsi" w:eastAsiaTheme="minorEastAsia" w:hAnsiTheme="minorHAnsi" w:cstheme="minorBidi"/>
+              <w:noProof/>
+              <w:kern w:val="2"/>
+              <w:szCs w:val="24"/>
+              <w:lang w:val="es-PE" w:eastAsia="es-PE"/>
+              <w14:ligatures w14:val="standardContextual"/>
+            </w:rPr>
+          </w:pPr>
+          <w:hyperlink w:anchor="_Toc223737673" w:history="1">
+            <w:r>
+              <w:rPr>
+                <w:rStyle w:val="Hipervnculo"/>
+                <w:noProof/>
+              </w:rPr>
+              <w:t>2.6.1. Misión</w:t>
+            </w:r>
+            <w:r>
+              <w:rPr>
+                <w:noProof/>
+                <w:webHidden/>
+              </w:rPr>
+              <w:tab/>
+            </w:r>
+            <w:r>
+              <w:rPr>
+                <w:noProof/>
+                <w:webHidden/>
+              </w:rPr>
+              <w:fldChar w:fldCharType="begin"/>
+            </w:r>
+            <w:r>
+              <w:rPr>
+                <w:noProof/>
+                <w:webHidden/>
+              </w:rPr>
+              <w:instrText xml:space="preserve"> PAGEREF _Toc223737673 \h </w:instrText>
+            </w:r>
+            <w:r>
+              <w:rPr>
+                <w:noProof/>
+                <w:webHidden/>
+              </w:rPr>
+            </w:r>
+            <w:r>
+              <w:rPr>
+                <w:noProof/>
+                <w:webHidden/>
+              </w:rPr>
+              <w:fldChar w:fldCharType="separate"/>
+            </w:r>
+            <w:r>
+              <w:rPr>
+                <w:noProof/>
+                <w:webHidden/>
+              </w:rPr>
+              <w:t>7</w:t>
+            </w:r>
+            <w:r>
+              <w:rPr>
+                <w:noProof/>
+                <w:webHidden/>
+              </w:rPr>
+              <w:fldChar w:fldCharType="end"/>
+            </w:r>
+          </w:hyperlink>
+        </w:p>
+        <w:p>
+          <w:pPr>
+            <w:pStyle w:val="TDC3"/>
+            <w:tabs>
+              <w:tab w:val="right" w:leader="dot" w:pos="8270"/>
+            </w:tabs>
+            <w:rPr>
+              <w:rFonts w:asciiTheme="minorHAnsi" w:eastAsiaTheme="minorEastAsia" w:hAnsiTheme="minorHAnsi" w:cstheme="minorBidi"/>
+              <w:noProof/>
+              <w:kern w:val="2"/>
+              <w:szCs w:val="24"/>
+              <w:lang w:val="es-PE" w:eastAsia="es-PE"/>
+              <w14:ligatures w14:val="standardContextual"/>
+            </w:rPr>
+          </w:pPr>
+          <w:hyperlink w:anchor="_Toc223737674" w:history="1">
+            <w:r>
+              <w:rPr>
+                <w:rStyle w:val="Hipervnculo"/>
+                <w:noProof/>
+              </w:rPr>
+              <w:t>2.6.2. Visión</w:t>
+            </w:r>
+            <w:r>
+              <w:rPr>
+                <w:noProof/>
+                <w:webHidden/>
+              </w:rPr>
+              <w:tab/>
+            </w:r>
+            <w:r>
+              <w:rPr>
+                <w:noProof/>
+                <w:webHidden/>
+              </w:rPr>
+              <w:fldChar w:fldCharType="begin"/>
+            </w:r>
+            <w:r>
+              <w:rPr>
+                <w:noProof/>
+                <w:webHidden/>
+              </w:rPr>
+              <w:instrText xml:space="preserve"> PAGEREF _Toc223737674 \h </w:instrText>
+            </w:r>
+            <w:r>
+              <w:rPr>
+                <w:noProof/>
+                <w:webHidden/>
+              </w:rPr>
+            </w:r>
+            <w:r>
+              <w:rPr>
+                <w:noProof/>
+                <w:webHidden/>
+              </w:rPr>
+              <w:fldChar w:fldCharType="separate"/>
+            </w:r>
+            <w:r>
+              <w:rPr>
+                <w:noProof/>
+                <w:webHidden/>
+              </w:rPr>
+              <w:t>7</w:t>
+            </w:r>
+            <w:r>
+              <w:rPr>
+                <w:noProof/>
+                <w:webHidden/>
+              </w:rPr>
+              <w:fldChar w:fldCharType="end"/>
+            </w:r>
+          </w:hyperlink>
+        </w:p>
+        <w:p>
+          <w:pPr>
+            <w:pStyle w:val="TDC2"/>
+            <w:tabs>
+              <w:tab w:val="right" w:leader="dot" w:pos="8270"/>
+            </w:tabs>
+            <w:rPr>
+              <w:rFonts w:asciiTheme="minorHAnsi" w:eastAsiaTheme="minorEastAsia" w:hAnsiTheme="minorHAnsi" w:cstheme="minorBidi"/>
+              <w:noProof/>
+              <w:kern w:val="2"/>
+              <w:szCs w:val="24"/>
+              <w:lang w:val="es-PE" w:eastAsia="es-PE"/>
+              <w14:ligatures w14:val="standardContextual"/>
+            </w:rPr>
+          </w:pPr>
+          <w:hyperlink w:anchor="_Toc223737675" w:history="1">
+            <w:r>
+              <w:rPr>
+                <w:rStyle w:val="Hipervnculo"/>
+                <w:noProof/>
+              </w:rPr>
+              <w:t>2.7. MARCA / BRANDING</w:t>
+            </w:r>
+            <w:r>
+              <w:rPr>
+                <w:noProof/>
+                <w:webHidden/>
+              </w:rPr>
+              <w:tab/>
+            </w:r>
+            <w:r>
+              <w:rPr>
+                <w:noProof/>
+                <w:webHidden/>
+              </w:rPr>
+              <w:fldChar w:fldCharType="begin"/>
+            </w:r>
+            <w:r>
+              <w:rPr>
+                <w:noProof/>
+                <w:webHidden/>
+              </w:rPr>
+              <w:instrText xml:space="preserve"> PAGEREF _Toc223737675 \h </w:instrText>
+            </w:r>
+            <w:r>
+              <w:rPr>
+                <w:noProof/>
+                <w:webHidden/>
+              </w:rPr>
+            </w:r>
+            <w:r>
+              <w:rPr>
+                <w:noProof/>
+                <w:webHidden/>
+              </w:rPr>
+              <w:fldChar w:fldCharType="separate"/>
+            </w:r>
+            <w:r>
+              <w:rPr>
+                <w:noProof/>
+                <w:webHidden/>
+              </w:rPr>
+              <w:t>8</w:t>
+            </w:r>
+            <w:r>
+              <w:rPr>
+                <w:noProof/>
+                <w:webHidden/>
+              </w:rPr>
+              <w:fldChar w:fldCharType="end"/>
+            </w:r>
+          </w:hyperlink>
+        </w:p>
+        <w:p>
+          <w:pPr>
+            <w:pStyle w:val="TDC3"/>
+            <w:tabs>
+              <w:tab w:val="right" w:leader="dot" w:pos="8270"/>
+            </w:tabs>
+            <w:rPr>
+              <w:rFonts w:asciiTheme="minorHAnsi" w:eastAsiaTheme="minorEastAsia" w:hAnsiTheme="minorHAnsi" w:cstheme="minorBidi"/>
+              <w:noProof/>
+              <w:kern w:val="2"/>
+              <w:szCs w:val="24"/>
+              <w:lang w:val="es-PE" w:eastAsia="es-PE"/>
+              <w14:ligatures w14:val="standardContextual"/>
+            </w:rPr>
+          </w:pPr>
+          <w:hyperlink w:anchor="_Toc223737676" w:history="1">
+            <w:r>
+              <w:rPr>
+                <w:rStyle w:val="Hipervnculo"/>
+                <w:noProof/>
+              </w:rPr>
+              <w:t>2.7.1. Logotipo</w:t>
+            </w:r>
+            <w:r>
+              <w:rPr>
+                <w:noProof/>
+                <w:webHidden/>
+              </w:rPr>
+              <w:tab/>
+            </w:r>
+            <w:r>
+              <w:rPr>
+                <w:noProof/>
+                <w:webHidden/>
+              </w:rPr>
+              <w:fldChar w:fldCharType="begin"/>
+            </w:r>
+            <w:r>
+              <w:rPr>
+                <w:noProof/>
+                <w:webHidden/>
+              </w:rPr>
+              <w:instrText xml:space="preserve"> PAGEREF _Toc223737676 \h </w:instrText>
+            </w:r>
+            <w:r>
+              <w:rPr>
+                <w:noProof/>
+                <w:webHidden/>
+              </w:rPr>
+            </w:r>
+            <w:r>
+              <w:rPr>
+                <w:noProof/>
+                <w:webHidden/>
+              </w:rPr>
+              <w:fldChar w:fldCharType="separate"/>
+            </w:r>
+            <w:r>
+              <w:rPr>
+                <w:noProof/>
+                <w:webHidden/>
+              </w:rPr>
+              <w:t>9</w:t>
+            </w:r>
+            <w:r>
+              <w:rPr>
+                <w:noProof/>
+                <w:webHidden/>
+              </w:rPr>
+              <w:fldChar w:fldCharType="end"/>
+            </w:r>
+          </w:hyperlink>
+        </w:p>
+        <w:p>
+          <w:pPr>
+            <w:pStyle w:val="TDC3"/>
+            <w:tabs>
+              <w:tab w:val="right" w:leader="dot" w:pos="8270"/>
+            </w:tabs>
+            <w:rPr>
+              <w:rFonts w:asciiTheme="minorHAnsi" w:eastAsiaTheme="minorEastAsia" w:hAnsiTheme="minorHAnsi" w:cstheme="minorBidi"/>
+              <w:noProof/>
+              <w:kern w:val="2"/>
+              <w:szCs w:val="24"/>
+              <w:lang w:val="es-PE" w:eastAsia="es-PE"/>
+              <w14:ligatures w14:val="standardContextual"/>
+            </w:rPr>
+          </w:pPr>
+          <w:hyperlink w:anchor="_Toc223737677" w:history="1">
+            <w:r>
+              <w:rPr>
+                <w:rStyle w:val="Hipervnculo"/>
+                <w:noProof/>
+              </w:rPr>
+              <w:t>2.7.2. Eslogan</w:t>
+            </w:r>
+            <w:r>
+              <w:rPr>
+                <w:noProof/>
+                <w:webHidden/>
+              </w:rPr>
+              <w:tab/>
+            </w:r>
+            <w:r>
+              <w:rPr>
+                <w:noProof/>
+                <w:webHidden/>
+              </w:rPr>
+              <w:fldChar w:fldCharType="begin"/>
+            </w:r>
+            <w:r>
+              <w:rPr>
+                <w:noProof/>
+                <w:webHidden/>
+              </w:rPr>
+              <w:instrText xml:space="preserve"> PAGEREF _Toc223737677 \h </w:instrText>
+            </w:r>
+            <w:r>
+              <w:rPr>
+                <w:noProof/>
+                <w:webHidden/>
+              </w:rPr>
+            </w:r>
+            <w:r>
+              <w:rPr>
+                <w:noProof/>
+                <w:webHidden/>
+              </w:rPr>
+              <w:fldChar w:fldCharType="separate"/>
+            </w:r>
+            <w:r>
+              <w:rPr>
+                <w:noProof/>
+                <w:webHidden/>
+              </w:rPr>
+              <w:t>9</w:t>
             </w:r>
             <w:r>
               <w:rPr>
@@ -1800,16 +3505,21 @@
               <w:tab w:val="right" w:leader="dot" w:pos="8270"/>
             </w:tabs>
             <w:rPr>
+              <w:rFonts w:asciiTheme="minorHAnsi" w:eastAsiaTheme="minorEastAsia" w:hAnsiTheme="minorHAnsi" w:cstheme="minorBidi"/>
               <w:noProof/>
+              <w:kern w:val="2"/>
+              <w:szCs w:val="24"/>
+              <w:lang w:val="es-PE" w:eastAsia="es-PE"/>
+              <w14:ligatures w14:val="standardContextual"/>
             </w:rPr>
           </w:pPr>
-          <w:hyperlink w:anchor="_Toc223244306" w:history="1">
+          <w:hyperlink w:anchor="_Toc223737678" w:history="1">
             <w:r>
               <w:rPr>
                 <w:rStyle w:val="Hipervnculo"/>
                 <w:noProof/>
               </w:rPr>
-              <w:t>3. MARCO ADMINISTRATIVO</w:t>
+              <w:t>3. RESULTADOS</w:t>
             </w:r>
             <w:r>
               <w:rPr>
@@ -1830,7 +3540,7 @@
                 <w:noProof/>
                 <w:webHidden/>
               </w:rPr>
-              <w:instrText xml:space="preserve"> PAGEREF _Toc223244306 \h </w:instrText>
+              <w:instrText xml:space="preserve"> PAGEREF _Toc223737678 \h </w:instrText>
             </w:r>
             <w:r>
               <w:rPr>
@@ -1850,7 +3560,7 @@
                 <w:noProof/>
                 <w:webHidden/>
               </w:rPr>
-              <w:t>6</w:t>
+              <w:t>10</w:t>
             </w:r>
             <w:r>
               <w:rPr>
@@ -1863,21 +3573,26 @@
         </w:p>
         <w:p>
           <w:pPr>
-            <w:pStyle w:val="TDC2"/>
+            <w:pStyle w:val="TDC1"/>
             <w:tabs>
               <w:tab w:val="right" w:leader="dot" w:pos="8270"/>
             </w:tabs>
             <w:rPr>
+              <w:rFonts w:asciiTheme="minorHAnsi" w:eastAsiaTheme="minorEastAsia" w:hAnsiTheme="minorHAnsi" w:cstheme="minorBidi"/>
               <w:noProof/>
+              <w:kern w:val="2"/>
+              <w:szCs w:val="24"/>
+              <w:lang w:val="es-PE" w:eastAsia="es-PE"/>
+              <w14:ligatures w14:val="standardContextual"/>
             </w:rPr>
           </w:pPr>
-          <w:hyperlink w:anchor="_Toc223244307" w:history="1">
+          <w:hyperlink w:anchor="_Toc223737679" w:history="1">
             <w:r>
               <w:rPr>
                 <w:rStyle w:val="Hipervnculo"/>
                 <w:noProof/>
               </w:rPr>
-              <w:t>3.1. The Business model canvas</w:t>
+              <w:t>4. CONCLUSIONES</w:t>
             </w:r>
             <w:r>
               <w:rPr>
@@ -1898,7 +3613,7 @@
                 <w:noProof/>
                 <w:webHidden/>
               </w:rPr>
-              <w:instrText xml:space="preserve"> PAGEREF _Toc223244307 \h </w:instrText>
+              <w:instrText xml:space="preserve"> PAGEREF _Toc223737679 \h </w:instrText>
             </w:r>
             <w:r>
               <w:rPr>
@@ -1918,7 +3633,7 @@
                 <w:noProof/>
                 <w:webHidden/>
               </w:rPr>
-              <w:t>6</w:t>
+              <w:t>10</w:t>
             </w:r>
             <w:r>
               <w:rPr>
@@ -1931,21 +3646,26 @@
         </w:p>
         <w:p>
           <w:pPr>
-            <w:pStyle w:val="TDC3"/>
+            <w:pStyle w:val="TDC1"/>
             <w:tabs>
               <w:tab w:val="right" w:leader="dot" w:pos="8270"/>
             </w:tabs>
             <w:rPr>
+              <w:rFonts w:asciiTheme="minorHAnsi" w:eastAsiaTheme="minorEastAsia" w:hAnsiTheme="minorHAnsi" w:cstheme="minorBidi"/>
               <w:noProof/>
+              <w:kern w:val="2"/>
+              <w:szCs w:val="24"/>
+              <w:lang w:val="es-PE" w:eastAsia="es-PE"/>
+              <w14:ligatures w14:val="standardContextual"/>
             </w:rPr>
           </w:pPr>
-          <w:hyperlink w:anchor="_Toc223244308" w:history="1">
+          <w:hyperlink w:anchor="_Toc223737680" w:history="1">
             <w:r>
               <w:rPr>
                 <w:rStyle w:val="Hipervnculo"/>
                 <w:noProof/>
               </w:rPr>
-              <w:t>3.1.1. Propuesta de valor</w:t>
+              <w:t>5. RECOMENDACIONES</w:t>
             </w:r>
             <w:r>
               <w:rPr>
@@ -1966,7 +3686,7 @@
                 <w:noProof/>
                 <w:webHidden/>
               </w:rPr>
-              <w:instrText xml:space="preserve"> PAGEREF _Toc223244308 \h </w:instrText>
+              <w:instrText xml:space="preserve"> PAGEREF _Toc223737680 \h </w:instrText>
             </w:r>
             <w:r>
               <w:rPr>
@@ -1986,7 +3706,7 @@
                 <w:noProof/>
                 <w:webHidden/>
               </w:rPr>
-              <w:t>7</w:t>
+              <w:t>10</w:t>
             </w:r>
             <w:r>
               <w:rPr>
@@ -1999,21 +3719,26 @@
         </w:p>
         <w:p>
           <w:pPr>
-            <w:pStyle w:val="TDC3"/>
+            <w:pStyle w:val="TDC1"/>
             <w:tabs>
               <w:tab w:val="right" w:leader="dot" w:pos="8270"/>
             </w:tabs>
             <w:rPr>
+              <w:rFonts w:asciiTheme="minorHAnsi" w:eastAsiaTheme="minorEastAsia" w:hAnsiTheme="minorHAnsi" w:cstheme="minorBidi"/>
               <w:noProof/>
+              <w:kern w:val="2"/>
+              <w:szCs w:val="24"/>
+              <w:lang w:val="es-PE" w:eastAsia="es-PE"/>
+              <w14:ligatures w14:val="standardContextual"/>
             </w:rPr>
           </w:pPr>
-          <w:hyperlink w:anchor="_Toc223244309" w:history="1">
+          <w:hyperlink w:anchor="_Toc223737681" w:history="1">
             <w:r>
               <w:rPr>
                 <w:rStyle w:val="Hipervnculo"/>
                 <w:noProof/>
               </w:rPr>
-              <w:t>3.1.2. Segmentos de clientes</w:t>
+              <w:t>6. PROPUESTA</w:t>
             </w:r>
             <w:r>
               <w:rPr>
@@ -2034,7 +3759,7 @@
                 <w:noProof/>
                 <w:webHidden/>
               </w:rPr>
-              <w:instrText xml:space="preserve"> PAGEREF _Toc223244309 \h </w:instrText>
+              <w:instrText xml:space="preserve"> PAGEREF _Toc223737681 \h </w:instrText>
             </w:r>
             <w:r>
               <w:rPr>
@@ -2054,7 +3779,7 @@
                 <w:noProof/>
                 <w:webHidden/>
               </w:rPr>
-              <w:t>7</w:t>
+              <w:t>10</w:t>
             </w:r>
             <w:r>
               <w:rPr>
@@ -2067,21 +3792,26 @@
         </w:p>
         <w:p>
           <w:pPr>
-            <w:pStyle w:val="TDC3"/>
+            <w:pStyle w:val="TDC1"/>
             <w:tabs>
               <w:tab w:val="right" w:leader="dot" w:pos="8270"/>
             </w:tabs>
             <w:rPr>
+              <w:rFonts w:asciiTheme="minorHAnsi" w:eastAsiaTheme="minorEastAsia" w:hAnsiTheme="minorHAnsi" w:cstheme="minorBidi"/>
               <w:noProof/>
+              <w:kern w:val="2"/>
+              <w:szCs w:val="24"/>
+              <w:lang w:val="es-PE" w:eastAsia="es-PE"/>
+              <w14:ligatures w14:val="standardContextual"/>
             </w:rPr>
           </w:pPr>
-          <w:hyperlink w:anchor="_Toc223244310" w:history="1">
+          <w:hyperlink w:anchor="_Toc223737682" w:history="1">
             <w:r>
               <w:rPr>
                 <w:rStyle w:val="Hipervnculo"/>
                 <w:noProof/>
               </w:rPr>
-              <w:t>3.1.3. Canales</w:t>
+              <w:t>7. REFERENCIAS BIBLIOGRÁFICAS</w:t>
             </w:r>
             <w:r>
               <w:rPr>
@@ -2102,7 +3832,7 @@
                 <w:noProof/>
                 <w:webHidden/>
               </w:rPr>
-              <w:instrText xml:space="preserve"> PAGEREF _Toc223244310 \h </w:instrText>
+              <w:instrText xml:space="preserve"> PAGEREF _Toc223737682 \h </w:instrText>
             </w:r>
             <w:r>
               <w:rPr>
@@ -2122,7 +3852,7 @@
                 <w:noProof/>
                 <w:webHidden/>
               </w:rPr>
-              <w:t>7</w:t>
+              <w:t>10</w:t>
             </w:r>
             <w:r>
               <w:rPr>
@@ -2135,21 +3865,26 @@
         </w:p>
         <w:p>
           <w:pPr>
-            <w:pStyle w:val="TDC3"/>
+            <w:pStyle w:val="TDC1"/>
             <w:tabs>
               <w:tab w:val="right" w:leader="dot" w:pos="8270"/>
             </w:tabs>
             <w:rPr>
+              <w:rFonts w:asciiTheme="minorHAnsi" w:eastAsiaTheme="minorEastAsia" w:hAnsiTheme="minorHAnsi" w:cstheme="minorBidi"/>
               <w:noProof/>
+              <w:kern w:val="2"/>
+              <w:szCs w:val="24"/>
+              <w:lang w:val="es-PE" w:eastAsia="es-PE"/>
+              <w14:ligatures w14:val="standardContextual"/>
             </w:rPr>
           </w:pPr>
-          <w:hyperlink w:anchor="_Toc223244311" w:history="1">
+          <w:hyperlink w:anchor="_Toc223737683" w:history="1">
             <w:r>
               <w:rPr>
                 <w:rStyle w:val="Hipervnculo"/>
                 <w:noProof/>
               </w:rPr>
-              <w:t>3.1.4. Relación con los clientes</w:t>
+              <w:t>8. ANEXOS</w:t>
             </w:r>
             <w:r>
               <w:rPr>
@@ -2170,347 +3905,7 @@
                 <w:noProof/>
                 <w:webHidden/>
               </w:rPr>
-              <w:instrText xml:space="preserve"> PAGEREF _Toc223244311 \h </w:instrText>
-            </w:r>
-            <w:r>
-              <w:rPr>
-                <w:noProof/>
-                <w:webHidden/>
-              </w:rPr>
-            </w:r>
-            <w:r>
-              <w:rPr>
-                <w:noProof/>
-                <w:webHidden/>
-              </w:rPr>
-              <w:fldChar w:fldCharType="separate"/>
-            </w:r>
-            <w:r>
-              <w:rPr>
-                <w:noProof/>
-                <w:webHidden/>
-              </w:rPr>
-              <w:t>8</w:t>
-            </w:r>
-            <w:r>
-              <w:rPr>
-                <w:noProof/>
-                <w:webHidden/>
-              </w:rPr>
-              <w:fldChar w:fldCharType="end"/>
-            </w:r>
-          </w:hyperlink>
-        </w:p>
-        <w:p>
-          <w:pPr>
-            <w:pStyle w:val="TDC3"/>
-            <w:tabs>
-              <w:tab w:val="right" w:leader="dot" w:pos="8270"/>
-            </w:tabs>
-            <w:rPr>
-              <w:noProof/>
-            </w:rPr>
-          </w:pPr>
-          <w:hyperlink w:anchor="_Toc223244312" w:history="1">
-            <w:r>
-              <w:rPr>
-                <w:rStyle w:val="Hipervnculo"/>
-                <w:noProof/>
-              </w:rPr>
-              <w:t>3.1.5. Actividades clave</w:t>
-            </w:r>
-            <w:r>
-              <w:rPr>
-                <w:noProof/>
-                <w:webHidden/>
-              </w:rPr>
-              <w:tab/>
-            </w:r>
-            <w:r>
-              <w:rPr>
-                <w:noProof/>
-                <w:webHidden/>
-              </w:rPr>
-              <w:fldChar w:fldCharType="begin"/>
-            </w:r>
-            <w:r>
-              <w:rPr>
-                <w:noProof/>
-                <w:webHidden/>
-              </w:rPr>
-              <w:instrText xml:space="preserve"> PAGEREF _Toc223244312 \h </w:instrText>
-            </w:r>
-            <w:r>
-              <w:rPr>
-                <w:noProof/>
-                <w:webHidden/>
-              </w:rPr>
-            </w:r>
-            <w:r>
-              <w:rPr>
-                <w:noProof/>
-                <w:webHidden/>
-              </w:rPr>
-              <w:fldChar w:fldCharType="separate"/>
-            </w:r>
-            <w:r>
-              <w:rPr>
-                <w:noProof/>
-                <w:webHidden/>
-              </w:rPr>
-              <w:t>8</w:t>
-            </w:r>
-            <w:r>
-              <w:rPr>
-                <w:noProof/>
-                <w:webHidden/>
-              </w:rPr>
-              <w:fldChar w:fldCharType="end"/>
-            </w:r>
-          </w:hyperlink>
-        </w:p>
-        <w:p>
-          <w:pPr>
-            <w:pStyle w:val="TDC3"/>
-            <w:tabs>
-              <w:tab w:val="right" w:leader="dot" w:pos="8270"/>
-            </w:tabs>
-            <w:rPr>
-              <w:noProof/>
-            </w:rPr>
-          </w:pPr>
-          <w:hyperlink w:anchor="_Toc223244313" w:history="1">
-            <w:r>
-              <w:rPr>
-                <w:rStyle w:val="Hipervnculo"/>
-                <w:noProof/>
-              </w:rPr>
-              <w:t>3.1.6. Recursos clave</w:t>
-            </w:r>
-            <w:r>
-              <w:rPr>
-                <w:noProof/>
-                <w:webHidden/>
-              </w:rPr>
-              <w:tab/>
-            </w:r>
-            <w:r>
-              <w:rPr>
-                <w:noProof/>
-                <w:webHidden/>
-              </w:rPr>
-              <w:fldChar w:fldCharType="begin"/>
-            </w:r>
-            <w:r>
-              <w:rPr>
-                <w:noProof/>
-                <w:webHidden/>
-              </w:rPr>
-              <w:instrText xml:space="preserve"> PAGEREF _Toc223244313 \h </w:instrText>
-            </w:r>
-            <w:r>
-              <w:rPr>
-                <w:noProof/>
-                <w:webHidden/>
-              </w:rPr>
-            </w:r>
-            <w:r>
-              <w:rPr>
-                <w:noProof/>
-                <w:webHidden/>
-              </w:rPr>
-              <w:fldChar w:fldCharType="separate"/>
-            </w:r>
-            <w:r>
-              <w:rPr>
-                <w:noProof/>
-                <w:webHidden/>
-              </w:rPr>
-              <w:t>9</w:t>
-            </w:r>
-            <w:r>
-              <w:rPr>
-                <w:noProof/>
-                <w:webHidden/>
-              </w:rPr>
-              <w:fldChar w:fldCharType="end"/>
-            </w:r>
-          </w:hyperlink>
-        </w:p>
-        <w:p>
-          <w:pPr>
-            <w:pStyle w:val="TDC3"/>
-            <w:tabs>
-              <w:tab w:val="right" w:leader="dot" w:pos="8270"/>
-            </w:tabs>
-            <w:rPr>
-              <w:noProof/>
-            </w:rPr>
-          </w:pPr>
-          <w:hyperlink w:anchor="_Toc223244314" w:history="1">
-            <w:r>
-              <w:rPr>
-                <w:rStyle w:val="Hipervnculo"/>
-                <w:noProof/>
-              </w:rPr>
-              <w:t>3.1.7. Socios clave</w:t>
-            </w:r>
-            <w:r>
-              <w:rPr>
-                <w:noProof/>
-                <w:webHidden/>
-              </w:rPr>
-              <w:tab/>
-            </w:r>
-            <w:r>
-              <w:rPr>
-                <w:noProof/>
-                <w:webHidden/>
-              </w:rPr>
-              <w:fldChar w:fldCharType="begin"/>
-            </w:r>
-            <w:r>
-              <w:rPr>
-                <w:noProof/>
-                <w:webHidden/>
-              </w:rPr>
-              <w:instrText xml:space="preserve"> PAGEREF _Toc223244314 \h </w:instrText>
-            </w:r>
-            <w:r>
-              <w:rPr>
-                <w:noProof/>
-                <w:webHidden/>
-              </w:rPr>
-            </w:r>
-            <w:r>
-              <w:rPr>
-                <w:noProof/>
-                <w:webHidden/>
-              </w:rPr>
-              <w:fldChar w:fldCharType="separate"/>
-            </w:r>
-            <w:r>
-              <w:rPr>
-                <w:noProof/>
-                <w:webHidden/>
-              </w:rPr>
-              <w:t>9</w:t>
-            </w:r>
-            <w:r>
-              <w:rPr>
-                <w:noProof/>
-                <w:webHidden/>
-              </w:rPr>
-              <w:fldChar w:fldCharType="end"/>
-            </w:r>
-          </w:hyperlink>
-        </w:p>
-        <w:p>
-          <w:pPr>
-            <w:pStyle w:val="TDC3"/>
-            <w:tabs>
-              <w:tab w:val="right" w:leader="dot" w:pos="8270"/>
-            </w:tabs>
-            <w:rPr>
-              <w:noProof/>
-            </w:rPr>
-          </w:pPr>
-          <w:hyperlink w:anchor="_Toc223244315" w:history="1">
-            <w:r>
-              <w:rPr>
-                <w:rStyle w:val="Hipervnculo"/>
-                <w:noProof/>
-              </w:rPr>
-              <w:t>3.1.8. Estructura de costos</w:t>
-            </w:r>
-            <w:r>
-              <w:rPr>
-                <w:noProof/>
-                <w:webHidden/>
-              </w:rPr>
-              <w:tab/>
-            </w:r>
-            <w:r>
-              <w:rPr>
-                <w:noProof/>
-                <w:webHidden/>
-              </w:rPr>
-              <w:fldChar w:fldCharType="begin"/>
-            </w:r>
-            <w:r>
-              <w:rPr>
-                <w:noProof/>
-                <w:webHidden/>
-              </w:rPr>
-              <w:instrText xml:space="preserve"> PAGEREF _Toc223244315 \h </w:instrText>
-            </w:r>
-            <w:r>
-              <w:rPr>
-                <w:noProof/>
-                <w:webHidden/>
-              </w:rPr>
-            </w:r>
-            <w:r>
-              <w:rPr>
-                <w:noProof/>
-                <w:webHidden/>
-              </w:rPr>
-              <w:fldChar w:fldCharType="separate"/>
-            </w:r>
-            <w:r>
-              <w:rPr>
-                <w:noProof/>
-                <w:webHidden/>
-              </w:rPr>
-              <w:t>10</w:t>
-            </w:r>
-            <w:r>
-              <w:rPr>
-                <w:noProof/>
-                <w:webHidden/>
-              </w:rPr>
-              <w:fldChar w:fldCharType="end"/>
-            </w:r>
-          </w:hyperlink>
-        </w:p>
-        <w:p>
-          <w:pPr>
-            <w:pStyle w:val="TDC3"/>
-            <w:tabs>
-              <w:tab w:val="right" w:leader="dot" w:pos="8270"/>
-            </w:tabs>
-            <w:rPr>
-              <w:noProof/>
-            </w:rPr>
-          </w:pPr>
-          <w:hyperlink w:anchor="_Toc223244316" w:history="1">
-            <w:r>
-              <w:rPr>
-                <w:rStyle w:val="Hipervnculo"/>
-                <w:noProof/>
-              </w:rPr>
-              <w:t>3.1.9. Fuentes de ingresos</w:t>
-            </w:r>
-            <w:r>
-              <w:rPr>
-                <w:noProof/>
-                <w:webHidden/>
-              </w:rPr>
-              <w:tab/>
-            </w:r>
-            <w:r>
-              <w:rPr>
-                <w:noProof/>
-                <w:webHidden/>
-              </w:rPr>
-              <w:fldChar w:fldCharType="begin"/>
-            </w:r>
-            <w:r>
-              <w:rPr>
-                <w:noProof/>
-                <w:webHidden/>
-              </w:rPr>
-              <w:instrText xml:space="preserve"> PAGEREF _Toc223244316 \h </w:instrText>
+              <w:instrText xml:space="preserve"> PAGEREF _Toc223737683 \h </w:instrText>
             </w:r>
             <w:r>
               <w:rPr>
@@ -2548,7 +3943,6 @@
               <w:bCs/>
               <w:noProof/>
             </w:rPr>
-            <w:lastRenderedPageBreak/>
             <w:fldChar w:fldCharType="end"/>
           </w:r>
         </w:p>
@@ -2759,10 +4153,10 @@
         <w:autoSpaceDN/>
         <w:spacing w:before="0" w:after="160"/>
         <w:sectPr>
-          <w:headerReference w:type="default" r:id="rId9"/>
-          <w:footerReference w:type="default" r:id="rId10"/>
-          <w:headerReference w:type="first" r:id="rId11"/>
-          <w:footerReference w:type="first" r:id="rId12"/>
+          <w:headerReference w:type="default" r:id="rId10"/>
+          <w:footerReference w:type="default" r:id="rId11"/>
+          <w:headerReference w:type="first" r:id="rId12"/>
+          <w:footerReference w:type="first" r:id="rId13"/>
           <w:pgSz w:w="12240" w:h="15840"/>
           <w:pgMar w:top="1699" w:right="1699" w:bottom="1699" w:left="2261" w:header="720" w:footer="720" w:gutter="0"/>
           <w:pgNumType w:fmt="upperRoman" w:start="0"/>
@@ -2779,7 +4173,6 @@
           <w:lang w:val="es-PE"/>
         </w:rPr>
       </w:pPr>
-      <w:bookmarkStart w:id="0" w:name="_Toc223244301"/>
       <w:r>
         <w:rPr>
           <w:lang w:val="es-PE"/>
@@ -2787,7 +4180,6 @@
         <w:lastRenderedPageBreak/>
         <w:t>INTRODUCCIÓN</w:t>
       </w:r>
-      <w:bookmarkEnd w:id="0"/>
     </w:p>
     <w:p>
       <w:r>
@@ -2971,18 +4363,22 @@
       <w:pPr>
         <w:pStyle w:val="Ttulo1"/>
       </w:pPr>
+      <w:bookmarkStart w:id="0" w:name="_Toc223737650"/>
       <w:r>
         <w:lastRenderedPageBreak/>
         <w:t>MARCO REFERENCIAL</w:t>
       </w:r>
+      <w:bookmarkEnd w:id="0"/>
     </w:p>
     <w:p>
       <w:pPr>
         <w:pStyle w:val="Ttulo2"/>
       </w:pPr>
+      <w:bookmarkStart w:id="1" w:name="_Toc223737651"/>
       <w:r>
         <w:t>Antecedentes del problema</w:t>
       </w:r>
+      <w:bookmarkEnd w:id="1"/>
     </w:p>
     <w:p>
       <w:pPr>
@@ -3257,11 +4653,11 @@
       <w:pPr>
         <w:pStyle w:val="Ttulo2"/>
       </w:pPr>
-      <w:bookmarkStart w:id="1" w:name="_Toc223244302"/>
+      <w:bookmarkStart w:id="2" w:name="_Toc223737652"/>
       <w:r>
         <w:t>Planteamiento del problema</w:t>
       </w:r>
-      <w:bookmarkEnd w:id="1"/>
+      <w:bookmarkEnd w:id="2"/>
     </w:p>
     <w:p>
       <w:pPr>
@@ -3378,12 +4774,14 @@
           <w:lang w:val="es-PE"/>
         </w:rPr>
       </w:pPr>
+      <w:bookmarkStart w:id="3" w:name="_Toc223737653"/>
       <w:r>
         <w:rPr>
           <w:lang w:val="es-PE"/>
         </w:rPr>
         <w:t>Formulación del problema</w:t>
       </w:r>
+      <w:bookmarkEnd w:id="3"/>
     </w:p>
     <w:p>
       <w:pPr>
@@ -3410,25 +4808,25 @@
       <w:pPr>
         <w:pStyle w:val="Ttulo2"/>
       </w:pPr>
-      <w:bookmarkStart w:id="2" w:name="_Toc223244303"/>
+      <w:bookmarkStart w:id="4" w:name="_Toc223737654"/>
       <w:r>
         <w:lastRenderedPageBreak/>
         <w:t>Objetivos</w:t>
       </w:r>
-      <w:bookmarkEnd w:id="2"/>
+      <w:bookmarkEnd w:id="4"/>
     </w:p>
     <w:p>
       <w:pPr>
         <w:pStyle w:val="Ttulo3"/>
       </w:pPr>
-      <w:bookmarkStart w:id="3" w:name="_Toc223244304"/>
+      <w:bookmarkStart w:id="5" w:name="_Toc223737655"/>
       <w:r>
         <w:rPr>
           <w:rFonts w:eastAsia="Times New Roman"/>
         </w:rPr>
         <w:t>Objetivo General</w:t>
       </w:r>
-      <w:bookmarkEnd w:id="3"/>
+      <w:bookmarkEnd w:id="5"/>
     </w:p>
     <w:p>
       <w:r>
@@ -3439,14 +4837,14 @@
       <w:pPr>
         <w:pStyle w:val="Ttulo3"/>
       </w:pPr>
-      <w:bookmarkStart w:id="4" w:name="_Toc223244305"/>
+      <w:bookmarkStart w:id="6" w:name="_Toc223737656"/>
       <w:r>
         <w:rPr>
           <w:rFonts w:eastAsia="Times New Roman"/>
         </w:rPr>
         <w:t>Objetivos Específicos</w:t>
       </w:r>
-      <w:bookmarkEnd w:id="4"/>
+      <w:bookmarkEnd w:id="6"/>
     </w:p>
     <w:p>
       <w:pPr>
@@ -3492,8 +4890,8 @@
           <w:numId w:val="1"/>
         </w:numPr>
         <w:sectPr>
-          <w:headerReference w:type="first" r:id="rId13"/>
-          <w:footerReference w:type="first" r:id="rId14"/>
+          <w:headerReference w:type="first" r:id="rId14"/>
+          <w:footerReference w:type="first" r:id="rId15"/>
           <w:pgSz w:w="12240" w:h="15840"/>
           <w:pgMar w:top="1699" w:right="1699" w:bottom="1699" w:left="2261" w:header="720" w:footer="720" w:gutter="0"/>
           <w:pgNumType w:start="1"/>
@@ -3510,18 +4908,22 @@
       <w:pPr>
         <w:pStyle w:val="Ttulo1"/>
       </w:pPr>
+      <w:bookmarkStart w:id="7" w:name="_Toc223737657"/>
       <w:r>
         <w:lastRenderedPageBreak/>
         <w:t>MARCO TEÓRICO</w:t>
       </w:r>
+      <w:bookmarkEnd w:id="7"/>
     </w:p>
     <w:p>
       <w:pPr>
         <w:pStyle w:val="Ttulo2"/>
       </w:pPr>
+      <w:bookmarkStart w:id="8" w:name="_Toc223737658"/>
       <w:r>
         <w:t>Estrategias de ventas y marketing estratégico en contextos empresariales</w:t>
       </w:r>
+      <w:bookmarkEnd w:id="8"/>
     </w:p>
     <w:p>
       <w:pPr>
@@ -3598,9 +5000,11 @@
       <w:pPr>
         <w:pStyle w:val="Ttulo2"/>
       </w:pPr>
+      <w:bookmarkStart w:id="9" w:name="_Toc223737659"/>
       <w:r>
         <w:t>Marketing estratégico y su papel en ventas sostenibles</w:t>
       </w:r>
+      <w:bookmarkEnd w:id="9"/>
     </w:p>
     <w:p>
       <w:pPr>
@@ -3708,9 +5112,11 @@
       <w:pPr>
         <w:pStyle w:val="Ttulo2"/>
       </w:pPr>
+      <w:bookmarkStart w:id="10" w:name="_Toc223737660"/>
       <w:r>
         <w:t>Estrategias de ventas en emprendimientos y pymes</w:t>
       </w:r>
+      <w:bookmarkEnd w:id="10"/>
     </w:p>
     <w:p>
       <w:pPr>
@@ -3833,7 +5239,7 @@
       <w:pPr>
         <w:pStyle w:val="Ttulo2"/>
       </w:pPr>
-      <w:bookmarkStart w:id="5" w:name="_Toc223244307"/>
+      <w:bookmarkStart w:id="11" w:name="_Toc223737661"/>
       <w:proofErr w:type="spellStart"/>
       <w:r>
         <w:lastRenderedPageBreak/>
@@ -3864,7 +5270,7 @@
       <w:r>
         <w:t>s</w:t>
       </w:r>
-      <w:bookmarkEnd w:id="5"/>
+      <w:bookmarkEnd w:id="11"/>
       <w:proofErr w:type="spellEnd"/>
     </w:p>
     <w:p>
@@ -3965,7 +5371,7 @@
                     </pic:cNvPicPr>
                   </pic:nvPicPr>
                   <pic:blipFill>
-                    <a:blip r:embed="rId15" cstate="print">
+                    <a:blip r:embed="rId16" cstate="print">
                       <a:extLst>
                         <a:ext uri="{28A0092B-C50C-407E-A947-70E740481C1C}">
                           <a14:useLocalDpi xmlns:a14="http://schemas.microsoft.com/office/drawing/2010/main" val="0"/>
@@ -4100,11 +5506,11 @@
       <w:pPr>
         <w:pStyle w:val="Ttulo3"/>
       </w:pPr>
-      <w:bookmarkStart w:id="6" w:name="_Toc223244308"/>
+      <w:bookmarkStart w:id="12" w:name="_Toc223737662"/>
       <w:r>
         <w:t>Propuesta de valor</w:t>
       </w:r>
-      <w:bookmarkEnd w:id="6"/>
+      <w:bookmarkEnd w:id="12"/>
     </w:p>
     <w:p>
       <w:pPr>
@@ -4150,11 +5556,11 @@
       <w:pPr>
         <w:pStyle w:val="Ttulo3"/>
       </w:pPr>
-      <w:bookmarkStart w:id="7" w:name="_Toc223244309"/>
+      <w:bookmarkStart w:id="13" w:name="_Toc223737663"/>
       <w:r>
         <w:t>Segmentos de clientes</w:t>
       </w:r>
-      <w:bookmarkEnd w:id="7"/>
+      <w:bookmarkEnd w:id="13"/>
     </w:p>
     <w:p>
       <w:pPr>
@@ -4200,12 +5606,12 @@
       <w:pPr>
         <w:pStyle w:val="Ttulo3"/>
       </w:pPr>
-      <w:bookmarkStart w:id="8" w:name="_Toc223244310"/>
+      <w:bookmarkStart w:id="14" w:name="_Toc223737664"/>
       <w:r>
         <w:lastRenderedPageBreak/>
         <w:t>Canales</w:t>
       </w:r>
-      <w:bookmarkEnd w:id="8"/>
+      <w:bookmarkEnd w:id="14"/>
     </w:p>
     <w:p>
       <w:pPr>
@@ -4237,11 +5643,11 @@
       <w:pPr>
         <w:pStyle w:val="Ttulo3"/>
       </w:pPr>
-      <w:bookmarkStart w:id="9" w:name="_Toc223244311"/>
+      <w:bookmarkStart w:id="15" w:name="_Toc223737665"/>
       <w:r>
         <w:t>Relación con los clientes</w:t>
       </w:r>
-      <w:bookmarkEnd w:id="9"/>
+      <w:bookmarkEnd w:id="15"/>
     </w:p>
     <w:p>
       <w:pPr>
@@ -4299,11 +5705,11 @@
       <w:pPr>
         <w:pStyle w:val="Ttulo3"/>
       </w:pPr>
-      <w:bookmarkStart w:id="10" w:name="_Toc223244312"/>
+      <w:bookmarkStart w:id="16" w:name="_Toc223737666"/>
       <w:r>
         <w:t>Actividades clave</w:t>
       </w:r>
-      <w:bookmarkEnd w:id="10"/>
+      <w:bookmarkEnd w:id="16"/>
     </w:p>
     <w:p>
       <w:pPr>
@@ -4355,11 +5761,11 @@
       <w:pPr>
         <w:pStyle w:val="Ttulo3"/>
       </w:pPr>
-      <w:bookmarkStart w:id="11" w:name="_Toc223244313"/>
+      <w:bookmarkStart w:id="17" w:name="_Toc223737667"/>
       <w:r>
         <w:t>Recursos clave</w:t>
       </w:r>
-      <w:bookmarkEnd w:id="11"/>
+      <w:bookmarkEnd w:id="17"/>
     </w:p>
     <w:p>
       <w:pPr>
@@ -4432,11 +5838,11 @@
       <w:pPr>
         <w:pStyle w:val="Ttulo3"/>
       </w:pPr>
-      <w:bookmarkStart w:id="12" w:name="_Toc223244314"/>
+      <w:bookmarkStart w:id="18" w:name="_Toc223737668"/>
       <w:r>
         <w:t>Socios clave</w:t>
       </w:r>
-      <w:bookmarkEnd w:id="12"/>
+      <w:bookmarkEnd w:id="18"/>
     </w:p>
     <w:p>
       <w:pPr>
@@ -4483,11 +5889,11 @@
       <w:pPr>
         <w:pStyle w:val="Ttulo3"/>
       </w:pPr>
-      <w:bookmarkStart w:id="13" w:name="_Toc223244315"/>
+      <w:bookmarkStart w:id="19" w:name="_Toc223737669"/>
       <w:r>
         <w:t>Estructura de costos</w:t>
       </w:r>
-      <w:bookmarkEnd w:id="13"/>
+      <w:bookmarkEnd w:id="19"/>
     </w:p>
     <w:p>
       <w:pPr>
@@ -4533,11 +5939,11 @@
       <w:pPr>
         <w:pStyle w:val="Ttulo3"/>
       </w:pPr>
-      <w:bookmarkStart w:id="14" w:name="_Toc223244316"/>
+      <w:bookmarkStart w:id="20" w:name="_Toc223737670"/>
       <w:r>
         <w:t>Fuentes de ingresos</w:t>
       </w:r>
-      <w:bookmarkEnd w:id="14"/>
+      <w:bookmarkEnd w:id="20"/>
     </w:p>
     <w:p>
       <w:pPr>
@@ -4593,9 +5999,11 @@
       <w:pPr>
         <w:pStyle w:val="Ttulo2"/>
       </w:pPr>
+      <w:bookmarkStart w:id="21" w:name="_Toc223737671"/>
       <w:r>
         <w:t>Conclusión general del marco teórico</w:t>
       </w:r>
+      <w:bookmarkEnd w:id="21"/>
     </w:p>
     <w:p>
       <w:r>
@@ -4675,9 +6083,11 @@
       <w:pPr>
         <w:pStyle w:val="Ttulo2"/>
       </w:pPr>
+      <w:bookmarkStart w:id="22" w:name="_Toc223737672"/>
       <w:r>
         <w:t>Filosofía Organizacional</w:t>
       </w:r>
+      <w:bookmarkEnd w:id="22"/>
     </w:p>
     <w:p>
       <w:pPr>
@@ -4727,9 +6137,11 @@
       <w:pPr>
         <w:pStyle w:val="Ttulo3"/>
       </w:pPr>
+      <w:bookmarkStart w:id="23" w:name="_Toc223737673"/>
       <w:r>
         <w:t>Misión</w:t>
       </w:r>
+      <w:bookmarkEnd w:id="23"/>
     </w:p>
     <w:p>
       <w:pPr>
@@ -4772,9 +6184,11 @@
       <w:pPr>
         <w:pStyle w:val="Ttulo3"/>
       </w:pPr>
+      <w:bookmarkStart w:id="24" w:name="_Toc223737674"/>
       <w:r>
         <w:t>Visión</w:t>
       </w:r>
+      <w:bookmarkEnd w:id="24"/>
     </w:p>
     <w:p>
       <w:pPr>
@@ -4985,10 +6399,12 @@
       <w:pPr>
         <w:pStyle w:val="Ttulo2"/>
       </w:pPr>
+      <w:bookmarkStart w:id="25" w:name="_Toc223737675"/>
       <w:r>
         <w:lastRenderedPageBreak/>
         <w:t>MARCA / BRANDING</w:t>
       </w:r>
+      <w:bookmarkEnd w:id="25"/>
     </w:p>
     <w:p>
       <w:pPr>
@@ -5199,7 +6615,7 @@
           <w:rFonts w:eastAsiaTheme="majorEastAsia"/>
         </w:rPr>
       </w:pPr>
-      <w:hyperlink r:id="rId16" w:history="1">
+      <w:hyperlink r:id="rId17" w:history="1">
         <w:r>
           <w:rPr>
             <w:rStyle w:val="Hipervnculo"/>
@@ -5229,9 +6645,11 @@
       <w:pPr>
         <w:pStyle w:val="Ttulo3"/>
       </w:pPr>
+      <w:bookmarkStart w:id="26" w:name="_Toc223737676"/>
       <w:r>
         <w:t>Logotipo</w:t>
       </w:r>
+      <w:bookmarkEnd w:id="26"/>
     </w:p>
     <w:p>
       <w:pPr>
@@ -5296,7 +6714,7 @@
           <w:noProof/>
         </w:rPr>
         <w:drawing>
-          <wp:inline distT="0" distB="0" distL="0" distR="0" wp14:anchorId="19FD2110" wp14:editId="2B7DA791">
+          <wp:inline distT="0" distB="0" distL="0" distR="0" wp14:anchorId="19FD2110" wp14:editId="418EAEF3">
             <wp:extent cx="3901440" cy="3901440"/>
             <wp:effectExtent l="0" t="0" r="3810" b="3810"/>
             <wp:docPr id="6" name="Imagen 6"/>
@@ -5313,7 +6731,7 @@
                     </pic:cNvPicPr>
                   </pic:nvPicPr>
                   <pic:blipFill>
-                    <a:blip r:embed="rId17" cstate="print">
+                    <a:blip r:embed="rId18" cstate="print">
                       <a:extLst>
                         <a:ext uri="{28A0092B-C50C-407E-A947-70E740481C1C}">
                           <a14:useLocalDpi xmlns:a14="http://schemas.microsoft.com/office/drawing/2010/main" val="0"/>
@@ -5349,9 +6767,11 @@
       <w:pPr>
         <w:pStyle w:val="Ttulo3"/>
       </w:pPr>
+      <w:bookmarkStart w:id="27" w:name="_Toc223737677"/>
       <w:r>
         <w:t>Eslogan</w:t>
       </w:r>
+      <w:bookmarkEnd w:id="27"/>
     </w:p>
     <w:p>
       <w:pPr>
@@ -5370,28 +6790,34 @@
       <w:pPr>
         <w:pStyle w:val="Ttulo1"/>
       </w:pPr>
+      <w:bookmarkStart w:id="28" w:name="_Toc223737678"/>
       <w:r>
         <w:lastRenderedPageBreak/>
         <w:t>RESULTADOS</w:t>
       </w:r>
+      <w:bookmarkEnd w:id="28"/>
     </w:p>
     <w:p/>
     <w:p>
       <w:pPr>
         <w:pStyle w:val="Ttulo1"/>
       </w:pPr>
+      <w:bookmarkStart w:id="29" w:name="_Toc223737679"/>
       <w:r>
         <w:t>CONCLUSIONES</w:t>
       </w:r>
+      <w:bookmarkEnd w:id="29"/>
     </w:p>
     <w:p/>
     <w:p>
       <w:pPr>
         <w:pStyle w:val="Ttulo1"/>
       </w:pPr>
+      <w:bookmarkStart w:id="30" w:name="_Toc223737680"/>
       <w:r>
         <w:t>RECOMENDACIONES</w:t>
       </w:r>
+      <w:bookmarkEnd w:id="30"/>
     </w:p>
     <w:p>
       <w:pPr>
@@ -5404,9 +6830,11 @@
       <w:pPr>
         <w:pStyle w:val="Ttulo1"/>
       </w:pPr>
+      <w:bookmarkStart w:id="31" w:name="_Toc223737681"/>
       <w:r>
         <w:t>PROPUESTA</w:t>
       </w:r>
+      <w:bookmarkEnd w:id="31"/>
     </w:p>
     <w:p>
       <w:pPr>
@@ -5419,9 +6847,11 @@
       <w:pPr>
         <w:pStyle w:val="Ttulo1"/>
       </w:pPr>
+      <w:bookmarkStart w:id="32" w:name="_Toc223737682"/>
       <w:r>
         <w:t>REFERENCIAS BIBLIOGRÁFICAS</w:t>
       </w:r>
+      <w:bookmarkEnd w:id="32"/>
     </w:p>
     <w:p>
       <w:pPr>
@@ -5434,9 +6864,11 @@
       <w:pPr>
         <w:pStyle w:val="Ttulo1"/>
       </w:pPr>
+      <w:bookmarkStart w:id="33" w:name="_Toc223737683"/>
       <w:r>
         <w:t>ANEXOS</w:t>
       </w:r>
+      <w:bookmarkEnd w:id="33"/>
     </w:p>
     <w:sectPr>
       <w:pgSz w:w="12240" w:h="15840"/>
@@ -7270,6 +8702,7 @@
   <w:style w:type="character" w:default="1" w:styleId="Fuentedeprrafopredeter">
     <w:name w:val="Default Paragraph Font"/>
     <w:uiPriority w:val="1"/>
+    <w:semiHidden/>
     <w:unhideWhenUsed/>
   </w:style>
   <w:style w:type="table" w:default="1" w:styleId="Tablanormal">

--- a/Proyecto_Maria_belen_valenzuela_huilcarema.docx
+++ b/Proyecto_Maria_belen_valenzuela_huilcarema.docx
@@ -597,7 +597,7 @@
                                         </pic:cNvPicPr>
                                       </pic:nvPicPr>
                                       <pic:blipFill>
-                                        <a:blip r:embed="rId9" cstate="print"/>
+                                        <a:blip r:embed="rId8" cstate="print"/>
                                         <a:stretch>
                                           <a:fillRect/>
                                         </a:stretch>
@@ -1468,7 +1468,7 @@
           <w:r>
             <w:fldChar w:fldCharType="separate"/>
           </w:r>
-          <w:hyperlink w:anchor="_Toc223737650" w:history="1">
+          <w:hyperlink w:anchor="_Toc223786745" w:history="1">
             <w:r>
               <w:rPr>
                 <w:rStyle w:val="Hipervnculo"/>
@@ -1495,7 +1495,7 @@
                 <w:noProof/>
                 <w:webHidden/>
               </w:rPr>
-              <w:instrText xml:space="preserve"> PAGEREF _Toc223737650 \h </w:instrText>
+              <w:instrText xml:space="preserve"> PAGEREF _Toc223786745 \h </w:instrText>
             </w:r>
             <w:r>
               <w:rPr>
@@ -1541,7 +1541,7 @@
               <w14:ligatures w14:val="standardContextual"/>
             </w:rPr>
           </w:pPr>
-          <w:hyperlink w:anchor="_Toc223737651" w:history="1">
+          <w:hyperlink w:anchor="_Toc223786746" w:history="1">
             <w:r>
               <w:rPr>
                 <w:rStyle w:val="Hipervnculo"/>
@@ -1568,7 +1568,7 @@
                 <w:noProof/>
                 <w:webHidden/>
               </w:rPr>
-              <w:instrText xml:space="preserve"> PAGEREF _Toc223737651 \h </w:instrText>
+              <w:instrText xml:space="preserve"> PAGEREF _Toc223786746 \h </w:instrText>
             </w:r>
             <w:r>
               <w:rPr>
@@ -1614,7 +1614,7 @@
               <w14:ligatures w14:val="standardContextual"/>
             </w:rPr>
           </w:pPr>
-          <w:hyperlink w:anchor="_Toc223737652" w:history="1">
+          <w:hyperlink w:anchor="_Toc223786747" w:history="1">
             <w:r>
               <w:rPr>
                 <w:rStyle w:val="Hipervnculo"/>
@@ -1641,7 +1641,7 @@
                 <w:noProof/>
                 <w:webHidden/>
               </w:rPr>
-              <w:instrText xml:space="preserve"> PAGEREF _Toc223737652 \h </w:instrText>
+              <w:instrText xml:space="preserve"> PAGEREF _Toc223786747 \h </w:instrText>
             </w:r>
             <w:r>
               <w:rPr>
@@ -1687,7 +1687,7 @@
               <w14:ligatures w14:val="standardContextual"/>
             </w:rPr>
           </w:pPr>
-          <w:hyperlink w:anchor="_Toc223737653" w:history="1">
+          <w:hyperlink w:anchor="_Toc223786748" w:history="1">
             <w:r>
               <w:rPr>
                 <w:rStyle w:val="Hipervnculo"/>
@@ -1715,7 +1715,7 @@
                 <w:noProof/>
                 <w:webHidden/>
               </w:rPr>
-              <w:instrText xml:space="preserve"> PAGEREF _Toc223737653 \h </w:instrText>
+              <w:instrText xml:space="preserve"> PAGEREF _Toc223786748 \h </w:instrText>
             </w:r>
             <w:r>
               <w:rPr>
@@ -1761,7 +1761,7 @@
               <w14:ligatures w14:val="standardContextual"/>
             </w:rPr>
           </w:pPr>
-          <w:hyperlink w:anchor="_Toc223737654" w:history="1">
+          <w:hyperlink w:anchor="_Toc223786749" w:history="1">
             <w:r>
               <w:rPr>
                 <w:rStyle w:val="Hipervnculo"/>
@@ -1788,7 +1788,7 @@
                 <w:noProof/>
                 <w:webHidden/>
               </w:rPr>
-              <w:instrText xml:space="preserve"> PAGEREF _Toc223737654 \h </w:instrText>
+              <w:instrText xml:space="preserve"> PAGEREF _Toc223786749 \h </w:instrText>
             </w:r>
             <w:r>
               <w:rPr>
@@ -1834,7 +1834,7 @@
               <w14:ligatures w14:val="standardContextual"/>
             </w:rPr>
           </w:pPr>
-          <w:hyperlink w:anchor="_Toc223737655" w:history="1">
+          <w:hyperlink w:anchor="_Toc223786750" w:history="1">
             <w:r>
               <w:rPr>
                 <w:rStyle w:val="Hipervnculo"/>
@@ -1861,7 +1861,7 @@
                 <w:noProof/>
                 <w:webHidden/>
               </w:rPr>
-              <w:instrText xml:space="preserve"> PAGEREF _Toc223737655 \h </w:instrText>
+              <w:instrText xml:space="preserve"> PAGEREF _Toc223786750 \h </w:instrText>
             </w:r>
             <w:r>
               <w:rPr>
@@ -1907,7 +1907,7 @@
               <w14:ligatures w14:val="standardContextual"/>
             </w:rPr>
           </w:pPr>
-          <w:hyperlink w:anchor="_Toc223737656" w:history="1">
+          <w:hyperlink w:anchor="_Toc223786751" w:history="1">
             <w:r>
               <w:rPr>
                 <w:rStyle w:val="Hipervnculo"/>
@@ -1934,7 +1934,7 @@
                 <w:noProof/>
                 <w:webHidden/>
               </w:rPr>
-              <w:instrText xml:space="preserve"> PAGEREF _Toc223737656 \h </w:instrText>
+              <w:instrText xml:space="preserve"> PAGEREF _Toc223786751 \h </w:instrText>
             </w:r>
             <w:r>
               <w:rPr>
@@ -1980,7 +1980,7 @@
               <w14:ligatures w14:val="standardContextual"/>
             </w:rPr>
           </w:pPr>
-          <w:hyperlink w:anchor="_Toc223737657" w:history="1">
+          <w:hyperlink w:anchor="_Toc223786752" w:history="1">
             <w:r>
               <w:rPr>
                 <w:rStyle w:val="Hipervnculo"/>
@@ -2007,7 +2007,7 @@
                 <w:noProof/>
                 <w:webHidden/>
               </w:rPr>
-              <w:instrText xml:space="preserve"> PAGEREF _Toc223737657 \h </w:instrText>
+              <w:instrText xml:space="preserve"> PAGEREF _Toc223786752 \h </w:instrText>
             </w:r>
             <w:r>
               <w:rPr>
@@ -2027,7 +2027,7 @@
                 <w:noProof/>
                 <w:webHidden/>
               </w:rPr>
-              <w:t>1</w:t>
+              <w:t>9</w:t>
             </w:r>
             <w:r>
               <w:rPr>
@@ -2053,7 +2053,7 @@
               <w14:ligatures w14:val="standardContextual"/>
             </w:rPr>
           </w:pPr>
-          <w:hyperlink w:anchor="_Toc223737658" w:history="1">
+          <w:hyperlink w:anchor="_Toc223786753" w:history="1">
             <w:r>
               <w:rPr>
                 <w:rStyle w:val="Hipervnculo"/>
@@ -2080,7 +2080,7 @@
                 <w:noProof/>
                 <w:webHidden/>
               </w:rPr>
-              <w:instrText xml:space="preserve"> PAGEREF _Toc223737658 \h </w:instrText>
+              <w:instrText xml:space="preserve"> PAGEREF _Toc223786753 \h </w:instrText>
             </w:r>
             <w:r>
               <w:rPr>
@@ -2100,7 +2100,7 @@
                 <w:noProof/>
                 <w:webHidden/>
               </w:rPr>
-              <w:t>1</w:t>
+              <w:t>9</w:t>
             </w:r>
             <w:r>
               <w:rPr>
@@ -2126,7 +2126,7 @@
               <w14:ligatures w14:val="standardContextual"/>
             </w:rPr>
           </w:pPr>
-          <w:hyperlink w:anchor="_Toc223737659" w:history="1">
+          <w:hyperlink w:anchor="_Toc223786754" w:history="1">
             <w:r>
               <w:rPr>
                 <w:rStyle w:val="Hipervnculo"/>
@@ -2153,7 +2153,7 @@
                 <w:noProof/>
                 <w:webHidden/>
               </w:rPr>
-              <w:instrText xml:space="preserve"> PAGEREF _Toc223737659 \h </w:instrText>
+              <w:instrText xml:space="preserve"> PAGEREF _Toc223786754 \h </w:instrText>
             </w:r>
             <w:r>
               <w:rPr>
@@ -2173,7 +2173,7 @@
                 <w:noProof/>
                 <w:webHidden/>
               </w:rPr>
-              <w:t>2</w:t>
+              <w:t>10</w:t>
             </w:r>
             <w:r>
               <w:rPr>
@@ -2199,7 +2199,7 @@
               <w14:ligatures w14:val="standardContextual"/>
             </w:rPr>
           </w:pPr>
-          <w:hyperlink w:anchor="_Toc223737660" w:history="1">
+          <w:hyperlink w:anchor="_Toc223786755" w:history="1">
             <w:r>
               <w:rPr>
                 <w:rStyle w:val="Hipervnculo"/>
@@ -2226,7 +2226,7 @@
                 <w:noProof/>
                 <w:webHidden/>
               </w:rPr>
-              <w:instrText xml:space="preserve"> PAGEREF _Toc223737660 \h </w:instrText>
+              <w:instrText xml:space="preserve"> PAGEREF _Toc223786755 \h </w:instrText>
             </w:r>
             <w:r>
               <w:rPr>
@@ -2246,7 +2246,7 @@
                 <w:noProof/>
                 <w:webHidden/>
               </w:rPr>
-              <w:t>3</w:t>
+              <w:t>11</w:t>
             </w:r>
             <w:r>
               <w:rPr>
@@ -2272,7 +2272,7 @@
               <w14:ligatures w14:val="standardContextual"/>
             </w:rPr>
           </w:pPr>
-          <w:hyperlink w:anchor="_Toc223737661" w:history="1">
+          <w:hyperlink w:anchor="_Toc223786756" w:history="1">
             <w:r>
               <w:rPr>
                 <w:rStyle w:val="Hipervnculo"/>
@@ -2299,7 +2299,7 @@
                 <w:noProof/>
                 <w:webHidden/>
               </w:rPr>
-              <w:instrText xml:space="preserve"> PAGEREF _Toc223737661 \h </w:instrText>
+              <w:instrText xml:space="preserve"> PAGEREF _Toc223786756 \h </w:instrText>
             </w:r>
             <w:r>
               <w:rPr>
@@ -2319,7 +2319,7 @@
                 <w:noProof/>
                 <w:webHidden/>
               </w:rPr>
-              <w:t>1</w:t>
+              <w:t>13</w:t>
             </w:r>
             <w:r>
               <w:rPr>
@@ -2345,7 +2345,7 @@
               <w14:ligatures w14:val="standardContextual"/>
             </w:rPr>
           </w:pPr>
-          <w:hyperlink w:anchor="_Toc223737662" w:history="1">
+          <w:hyperlink w:anchor="_Toc223786757" w:history="1">
             <w:r>
               <w:rPr>
                 <w:rStyle w:val="Hipervnculo"/>
@@ -2372,7 +2372,7 @@
                 <w:noProof/>
                 <w:webHidden/>
               </w:rPr>
-              <w:instrText xml:space="preserve"> PAGEREF _Toc223737662 \h </w:instrText>
+              <w:instrText xml:space="preserve"> PAGEREF _Toc223786757 \h </w:instrText>
             </w:r>
             <w:r>
               <w:rPr>
@@ -2392,7 +2392,7 @@
                 <w:noProof/>
                 <w:webHidden/>
               </w:rPr>
-              <w:t>2</w:t>
+              <w:t>14</w:t>
             </w:r>
             <w:r>
               <w:rPr>
@@ -2418,7 +2418,7 @@
               <w14:ligatures w14:val="standardContextual"/>
             </w:rPr>
           </w:pPr>
-          <w:hyperlink w:anchor="_Toc223737663" w:history="1">
+          <w:hyperlink w:anchor="_Toc223786758" w:history="1">
             <w:r>
               <w:rPr>
                 <w:rStyle w:val="Hipervnculo"/>
@@ -2445,7 +2445,7 @@
                 <w:noProof/>
                 <w:webHidden/>
               </w:rPr>
-              <w:instrText xml:space="preserve"> PAGEREF _Toc223737663 \h </w:instrText>
+              <w:instrText xml:space="preserve"> PAGEREF _Toc223786758 \h </w:instrText>
             </w:r>
             <w:r>
               <w:rPr>
@@ -2465,7 +2465,7 @@
                 <w:noProof/>
                 <w:webHidden/>
               </w:rPr>
-              <w:t>2</w:t>
+              <w:t>14</w:t>
             </w:r>
             <w:r>
               <w:rPr>
@@ -2491,7 +2491,7 @@
               <w14:ligatures w14:val="standardContextual"/>
             </w:rPr>
           </w:pPr>
-          <w:hyperlink w:anchor="_Toc223737664" w:history="1">
+          <w:hyperlink w:anchor="_Toc223786759" w:history="1">
             <w:r>
               <w:rPr>
                 <w:rStyle w:val="Hipervnculo"/>
@@ -2518,7 +2518,7 @@
                 <w:noProof/>
                 <w:webHidden/>
               </w:rPr>
-              <w:instrText xml:space="preserve"> PAGEREF _Toc223737664 \h </w:instrText>
+              <w:instrText xml:space="preserve"> PAGEREF _Toc223786759 \h </w:instrText>
             </w:r>
             <w:r>
               <w:rPr>
@@ -2538,7 +2538,7 @@
                 <w:noProof/>
                 <w:webHidden/>
               </w:rPr>
-              <w:t>3</w:t>
+              <w:t>15</w:t>
             </w:r>
             <w:r>
               <w:rPr>
@@ -2564,7 +2564,7 @@
               <w14:ligatures w14:val="standardContextual"/>
             </w:rPr>
           </w:pPr>
-          <w:hyperlink w:anchor="_Toc223737665" w:history="1">
+          <w:hyperlink w:anchor="_Toc223786760" w:history="1">
             <w:r>
               <w:rPr>
                 <w:rStyle w:val="Hipervnculo"/>
@@ -2591,7 +2591,7 @@
                 <w:noProof/>
                 <w:webHidden/>
               </w:rPr>
-              <w:instrText xml:space="preserve"> PAGEREF _Toc223737665 \h </w:instrText>
+              <w:instrText xml:space="preserve"> PAGEREF _Toc223786760 \h </w:instrText>
             </w:r>
             <w:r>
               <w:rPr>
@@ -2611,7 +2611,7 @@
                 <w:noProof/>
                 <w:webHidden/>
               </w:rPr>
-              <w:t>3</w:t>
+              <w:t>15</w:t>
             </w:r>
             <w:r>
               <w:rPr>
@@ -2637,7 +2637,7 @@
               <w14:ligatures w14:val="standardContextual"/>
             </w:rPr>
           </w:pPr>
-          <w:hyperlink w:anchor="_Toc223737666" w:history="1">
+          <w:hyperlink w:anchor="_Toc223786761" w:history="1">
             <w:r>
               <w:rPr>
                 <w:rStyle w:val="Hipervnculo"/>
@@ -2664,7 +2664,7 @@
                 <w:noProof/>
                 <w:webHidden/>
               </w:rPr>
-              <w:instrText xml:space="preserve"> PAGEREF _Toc223737666 \h </w:instrText>
+              <w:instrText xml:space="preserve"> PAGEREF _Toc223786761 \h </w:instrText>
             </w:r>
             <w:r>
               <w:rPr>
@@ -2684,7 +2684,7 @@
                 <w:noProof/>
                 <w:webHidden/>
               </w:rPr>
-              <w:t>3</w:t>
+              <w:t>15</w:t>
             </w:r>
             <w:r>
               <w:rPr>
@@ -2710,7 +2710,7 @@
               <w14:ligatures w14:val="standardContextual"/>
             </w:rPr>
           </w:pPr>
-          <w:hyperlink w:anchor="_Toc223737667" w:history="1">
+          <w:hyperlink w:anchor="_Toc223786762" w:history="1">
             <w:r>
               <w:rPr>
                 <w:rStyle w:val="Hipervnculo"/>
@@ -2737,7 +2737,7 @@
                 <w:noProof/>
                 <w:webHidden/>
               </w:rPr>
-              <w:instrText xml:space="preserve"> PAGEREF _Toc223737667 \h </w:instrText>
+              <w:instrText xml:space="preserve"> PAGEREF _Toc223786762 \h </w:instrText>
             </w:r>
             <w:r>
               <w:rPr>
@@ -2757,7 +2757,7 @@
                 <w:noProof/>
                 <w:webHidden/>
               </w:rPr>
-              <w:t>4</w:t>
+              <w:t>16</w:t>
             </w:r>
             <w:r>
               <w:rPr>
@@ -2783,7 +2783,7 @@
               <w14:ligatures w14:val="standardContextual"/>
             </w:rPr>
           </w:pPr>
-          <w:hyperlink w:anchor="_Toc223737668" w:history="1">
+          <w:hyperlink w:anchor="_Toc223786763" w:history="1">
             <w:r>
               <w:rPr>
                 <w:rStyle w:val="Hipervnculo"/>
@@ -2810,7 +2810,7 @@
                 <w:noProof/>
                 <w:webHidden/>
               </w:rPr>
-              <w:instrText xml:space="preserve"> PAGEREF _Toc223737668 \h </w:instrText>
+              <w:instrText xml:space="preserve"> PAGEREF _Toc223786763 \h </w:instrText>
             </w:r>
             <w:r>
               <w:rPr>
@@ -2830,7 +2830,7 @@
                 <w:noProof/>
                 <w:webHidden/>
               </w:rPr>
-              <w:t>4</w:t>
+              <w:t>16</w:t>
             </w:r>
             <w:r>
               <w:rPr>
@@ -2856,7 +2856,7 @@
               <w14:ligatures w14:val="standardContextual"/>
             </w:rPr>
           </w:pPr>
-          <w:hyperlink w:anchor="_Toc223737669" w:history="1">
+          <w:hyperlink w:anchor="_Toc223786764" w:history="1">
             <w:r>
               <w:rPr>
                 <w:rStyle w:val="Hipervnculo"/>
@@ -2883,7 +2883,7 @@
                 <w:noProof/>
                 <w:webHidden/>
               </w:rPr>
-              <w:instrText xml:space="preserve"> PAGEREF _Toc223737669 \h </w:instrText>
+              <w:instrText xml:space="preserve"> PAGEREF _Toc223786764 \h </w:instrText>
             </w:r>
             <w:r>
               <w:rPr>
@@ -2903,7 +2903,7 @@
                 <w:noProof/>
                 <w:webHidden/>
               </w:rPr>
-              <w:t>5</w:t>
+              <w:t>17</w:t>
             </w:r>
             <w:r>
               <w:rPr>
@@ -2929,7 +2929,7 @@
               <w14:ligatures w14:val="standardContextual"/>
             </w:rPr>
           </w:pPr>
-          <w:hyperlink w:anchor="_Toc223737670" w:history="1">
+          <w:hyperlink w:anchor="_Toc223786765" w:history="1">
             <w:r>
               <w:rPr>
                 <w:rStyle w:val="Hipervnculo"/>
@@ -2956,7 +2956,7 @@
                 <w:noProof/>
                 <w:webHidden/>
               </w:rPr>
-              <w:instrText xml:space="preserve"> PAGEREF _Toc223737670 \h </w:instrText>
+              <w:instrText xml:space="preserve"> PAGEREF _Toc223786765 \h </w:instrText>
             </w:r>
             <w:r>
               <w:rPr>
@@ -2976,7 +2976,7 @@
                 <w:noProof/>
                 <w:webHidden/>
               </w:rPr>
-              <w:t>5</w:t>
+              <w:t>17</w:t>
             </w:r>
             <w:r>
               <w:rPr>
@@ -3002,7 +3002,7 @@
               <w14:ligatures w14:val="standardContextual"/>
             </w:rPr>
           </w:pPr>
-          <w:hyperlink w:anchor="_Toc223737671" w:history="1">
+          <w:hyperlink w:anchor="_Toc223786766" w:history="1">
             <w:r>
               <w:rPr>
                 <w:rStyle w:val="Hipervnculo"/>
@@ -3029,7 +3029,7 @@
                 <w:noProof/>
                 <w:webHidden/>
               </w:rPr>
-              <w:instrText xml:space="preserve"> PAGEREF _Toc223737671 \h </w:instrText>
+              <w:instrText xml:space="preserve"> PAGEREF _Toc223786766 \h </w:instrText>
             </w:r>
             <w:r>
               <w:rPr>
@@ -3049,7 +3049,7 @@
                 <w:noProof/>
                 <w:webHidden/>
               </w:rPr>
-              <w:t>5</w:t>
+              <w:t>17</w:t>
             </w:r>
             <w:r>
               <w:rPr>
@@ -3075,7 +3075,7 @@
               <w14:ligatures w14:val="standardContextual"/>
             </w:rPr>
           </w:pPr>
-          <w:hyperlink w:anchor="_Toc223737672" w:history="1">
+          <w:hyperlink w:anchor="_Toc223786767" w:history="1">
             <w:r>
               <w:rPr>
                 <w:rStyle w:val="Hipervnculo"/>
@@ -3102,7 +3102,7 @@
                 <w:noProof/>
                 <w:webHidden/>
               </w:rPr>
-              <w:instrText xml:space="preserve"> PAGEREF _Toc223737672 \h </w:instrText>
+              <w:instrText xml:space="preserve"> PAGEREF _Toc223786767 \h </w:instrText>
             </w:r>
             <w:r>
               <w:rPr>
@@ -3122,7 +3122,7 @@
                 <w:noProof/>
                 <w:webHidden/>
               </w:rPr>
-              <w:t>6</w:t>
+              <w:t>18</w:t>
             </w:r>
             <w:r>
               <w:rPr>
@@ -3148,7 +3148,7 @@
               <w14:ligatures w14:val="standardContextual"/>
             </w:rPr>
           </w:pPr>
-          <w:hyperlink w:anchor="_Toc223737673" w:history="1">
+          <w:hyperlink w:anchor="_Toc223786768" w:history="1">
             <w:r>
               <w:rPr>
                 <w:rStyle w:val="Hipervnculo"/>
@@ -3175,7 +3175,7 @@
                 <w:noProof/>
                 <w:webHidden/>
               </w:rPr>
-              <w:instrText xml:space="preserve"> PAGEREF _Toc223737673 \h </w:instrText>
+              <w:instrText xml:space="preserve"> PAGEREF _Toc223786768 \h </w:instrText>
             </w:r>
             <w:r>
               <w:rPr>
@@ -3195,7 +3195,7 @@
                 <w:noProof/>
                 <w:webHidden/>
               </w:rPr>
-              <w:t>7</w:t>
+              <w:t>19</w:t>
             </w:r>
             <w:r>
               <w:rPr>
@@ -3221,7 +3221,7 @@
               <w14:ligatures w14:val="standardContextual"/>
             </w:rPr>
           </w:pPr>
-          <w:hyperlink w:anchor="_Toc223737674" w:history="1">
+          <w:hyperlink w:anchor="_Toc223786769" w:history="1">
             <w:r>
               <w:rPr>
                 <w:rStyle w:val="Hipervnculo"/>
@@ -3248,7 +3248,7 @@
                 <w:noProof/>
                 <w:webHidden/>
               </w:rPr>
-              <w:instrText xml:space="preserve"> PAGEREF _Toc223737674 \h </w:instrText>
+              <w:instrText xml:space="preserve"> PAGEREF _Toc223786769 \h </w:instrText>
             </w:r>
             <w:r>
               <w:rPr>
@@ -3268,7 +3268,7 @@
                 <w:noProof/>
                 <w:webHidden/>
               </w:rPr>
-              <w:t>7</w:t>
+              <w:t>19</w:t>
             </w:r>
             <w:r>
               <w:rPr>
@@ -3294,7 +3294,7 @@
               <w14:ligatures w14:val="standardContextual"/>
             </w:rPr>
           </w:pPr>
-          <w:hyperlink w:anchor="_Toc223737675" w:history="1">
+          <w:hyperlink w:anchor="_Toc223786770" w:history="1">
             <w:r>
               <w:rPr>
                 <w:rStyle w:val="Hipervnculo"/>
@@ -3321,7 +3321,7 @@
                 <w:noProof/>
                 <w:webHidden/>
               </w:rPr>
-              <w:instrText xml:space="preserve"> PAGEREF _Toc223737675 \h </w:instrText>
+              <w:instrText xml:space="preserve"> PAGEREF _Toc223786770 \h </w:instrText>
             </w:r>
             <w:r>
               <w:rPr>
@@ -3341,7 +3341,7 @@
                 <w:noProof/>
                 <w:webHidden/>
               </w:rPr>
-              <w:t>8</w:t>
+              <w:t>20</w:t>
             </w:r>
             <w:r>
               <w:rPr>
@@ -3367,7 +3367,7 @@
               <w14:ligatures w14:val="standardContextual"/>
             </w:rPr>
           </w:pPr>
-          <w:hyperlink w:anchor="_Toc223737676" w:history="1">
+          <w:hyperlink w:anchor="_Toc223786771" w:history="1">
             <w:r>
               <w:rPr>
                 <w:rStyle w:val="Hipervnculo"/>
@@ -3394,7 +3394,7 @@
                 <w:noProof/>
                 <w:webHidden/>
               </w:rPr>
-              <w:instrText xml:space="preserve"> PAGEREF _Toc223737676 \h </w:instrText>
+              <w:instrText xml:space="preserve"> PAGEREF _Toc223786771 \h </w:instrText>
             </w:r>
             <w:r>
               <w:rPr>
@@ -3414,7 +3414,7 @@
                 <w:noProof/>
                 <w:webHidden/>
               </w:rPr>
-              <w:t>9</w:t>
+              <w:t>21</w:t>
             </w:r>
             <w:r>
               <w:rPr>
@@ -3440,7 +3440,7 @@
               <w14:ligatures w14:val="standardContextual"/>
             </w:rPr>
           </w:pPr>
-          <w:hyperlink w:anchor="_Toc223737677" w:history="1">
+          <w:hyperlink w:anchor="_Toc223786772" w:history="1">
             <w:r>
               <w:rPr>
                 <w:rStyle w:val="Hipervnculo"/>
@@ -3467,7 +3467,7 @@
                 <w:noProof/>
                 <w:webHidden/>
               </w:rPr>
-              <w:instrText xml:space="preserve"> PAGEREF _Toc223737677 \h </w:instrText>
+              <w:instrText xml:space="preserve"> PAGEREF _Toc223786772 \h </w:instrText>
             </w:r>
             <w:r>
               <w:rPr>
@@ -3487,7 +3487,7 @@
                 <w:noProof/>
                 <w:webHidden/>
               </w:rPr>
-              <w:t>9</w:t>
+              <w:t>21</w:t>
             </w:r>
             <w:r>
               <w:rPr>
@@ -3513,7 +3513,7 @@
               <w14:ligatures w14:val="standardContextual"/>
             </w:rPr>
           </w:pPr>
-          <w:hyperlink w:anchor="_Toc223737678" w:history="1">
+          <w:hyperlink w:anchor="_Toc223786773" w:history="1">
             <w:r>
               <w:rPr>
                 <w:rStyle w:val="Hipervnculo"/>
@@ -3540,7 +3540,7 @@
                 <w:noProof/>
                 <w:webHidden/>
               </w:rPr>
-              <w:instrText xml:space="preserve"> PAGEREF _Toc223737678 \h </w:instrText>
+              <w:instrText xml:space="preserve"> PAGEREF _Toc223786773 \h </w:instrText>
             </w:r>
             <w:r>
               <w:rPr>
@@ -3560,7 +3560,7 @@
                 <w:noProof/>
                 <w:webHidden/>
               </w:rPr>
-              <w:t>10</w:t>
+              <w:t>22</w:t>
             </w:r>
             <w:r>
               <w:rPr>
@@ -3586,7 +3586,7 @@
               <w14:ligatures w14:val="standardContextual"/>
             </w:rPr>
           </w:pPr>
-          <w:hyperlink w:anchor="_Toc223737679" w:history="1">
+          <w:hyperlink w:anchor="_Toc223786774" w:history="1">
             <w:r>
               <w:rPr>
                 <w:rStyle w:val="Hipervnculo"/>
@@ -3613,7 +3613,7 @@
                 <w:noProof/>
                 <w:webHidden/>
               </w:rPr>
-              <w:instrText xml:space="preserve"> PAGEREF _Toc223737679 \h </w:instrText>
+              <w:instrText xml:space="preserve"> PAGEREF _Toc223786774 \h </w:instrText>
             </w:r>
             <w:r>
               <w:rPr>
@@ -3633,7 +3633,7 @@
                 <w:noProof/>
                 <w:webHidden/>
               </w:rPr>
-              <w:t>10</w:t>
+              <w:t>22</w:t>
             </w:r>
             <w:r>
               <w:rPr>
@@ -3659,7 +3659,7 @@
               <w14:ligatures w14:val="standardContextual"/>
             </w:rPr>
           </w:pPr>
-          <w:hyperlink w:anchor="_Toc223737680" w:history="1">
+          <w:hyperlink w:anchor="_Toc223786775" w:history="1">
             <w:r>
               <w:rPr>
                 <w:rStyle w:val="Hipervnculo"/>
@@ -3686,7 +3686,7 @@
                 <w:noProof/>
                 <w:webHidden/>
               </w:rPr>
-              <w:instrText xml:space="preserve"> PAGEREF _Toc223737680 \h </w:instrText>
+              <w:instrText xml:space="preserve"> PAGEREF _Toc223786775 \h </w:instrText>
             </w:r>
             <w:r>
               <w:rPr>
@@ -3706,7 +3706,7 @@
                 <w:noProof/>
                 <w:webHidden/>
               </w:rPr>
-              <w:t>10</w:t>
+              <w:t>22</w:t>
             </w:r>
             <w:r>
               <w:rPr>
@@ -3732,7 +3732,7 @@
               <w14:ligatures w14:val="standardContextual"/>
             </w:rPr>
           </w:pPr>
-          <w:hyperlink w:anchor="_Toc223737681" w:history="1">
+          <w:hyperlink w:anchor="_Toc223786776" w:history="1">
             <w:r>
               <w:rPr>
                 <w:rStyle w:val="Hipervnculo"/>
@@ -3759,7 +3759,7 @@
                 <w:noProof/>
                 <w:webHidden/>
               </w:rPr>
-              <w:instrText xml:space="preserve"> PAGEREF _Toc223737681 \h </w:instrText>
+              <w:instrText xml:space="preserve"> PAGEREF _Toc223786776 \h </w:instrText>
             </w:r>
             <w:r>
               <w:rPr>
@@ -3779,7 +3779,7 @@
                 <w:noProof/>
                 <w:webHidden/>
               </w:rPr>
-              <w:t>10</w:t>
+              <w:t>22</w:t>
             </w:r>
             <w:r>
               <w:rPr>
@@ -3805,7 +3805,7 @@
               <w14:ligatures w14:val="standardContextual"/>
             </w:rPr>
           </w:pPr>
-          <w:hyperlink w:anchor="_Toc223737682" w:history="1">
+          <w:hyperlink w:anchor="_Toc223786777" w:history="1">
             <w:r>
               <w:rPr>
                 <w:rStyle w:val="Hipervnculo"/>
@@ -3832,7 +3832,7 @@
                 <w:noProof/>
                 <w:webHidden/>
               </w:rPr>
-              <w:instrText xml:space="preserve"> PAGEREF _Toc223737682 \h </w:instrText>
+              <w:instrText xml:space="preserve"> PAGEREF _Toc223786777 \h </w:instrText>
             </w:r>
             <w:r>
               <w:rPr>
@@ -3852,7 +3852,7 @@
                 <w:noProof/>
                 <w:webHidden/>
               </w:rPr>
-              <w:t>10</w:t>
+              <w:t>22</w:t>
             </w:r>
             <w:r>
               <w:rPr>
@@ -3878,7 +3878,7 @@
               <w14:ligatures w14:val="standardContextual"/>
             </w:rPr>
           </w:pPr>
-          <w:hyperlink w:anchor="_Toc223737683" w:history="1">
+          <w:hyperlink w:anchor="_Toc223786778" w:history="1">
             <w:r>
               <w:rPr>
                 <w:rStyle w:val="Hipervnculo"/>
@@ -3905,7 +3905,7 @@
                 <w:noProof/>
                 <w:webHidden/>
               </w:rPr>
-              <w:instrText xml:space="preserve"> PAGEREF _Toc223737683 \h </w:instrText>
+              <w:instrText xml:space="preserve"> PAGEREF _Toc223786778 \h </w:instrText>
             </w:r>
             <w:r>
               <w:rPr>
@@ -3925,7 +3925,7 @@
                 <w:noProof/>
                 <w:webHidden/>
               </w:rPr>
-              <w:t>10</w:t>
+              <w:t>22</w:t>
             </w:r>
             <w:r>
               <w:rPr>
@@ -4153,10 +4153,10 @@
         <w:autoSpaceDN/>
         <w:spacing w:before="0" w:after="160"/>
         <w:sectPr>
-          <w:headerReference w:type="default" r:id="rId10"/>
-          <w:footerReference w:type="default" r:id="rId11"/>
-          <w:headerReference w:type="first" r:id="rId12"/>
-          <w:footerReference w:type="first" r:id="rId13"/>
+          <w:headerReference w:type="default" r:id="rId9"/>
+          <w:footerReference w:type="default" r:id="rId10"/>
+          <w:headerReference w:type="first" r:id="rId11"/>
+          <w:footerReference w:type="first" r:id="rId12"/>
           <w:pgSz w:w="12240" w:h="15840"/>
           <w:pgMar w:top="1699" w:right="1699" w:bottom="1699" w:left="2261" w:header="720" w:footer="720" w:gutter="0"/>
           <w:pgNumType w:fmt="upperRoman" w:start="0"/>
@@ -4363,7 +4363,7 @@
       <w:pPr>
         <w:pStyle w:val="Ttulo1"/>
       </w:pPr>
-      <w:bookmarkStart w:id="0" w:name="_Toc223737650"/>
+      <w:bookmarkStart w:id="0" w:name="_Toc223786745"/>
       <w:r>
         <w:lastRenderedPageBreak/>
         <w:t>MARCO REFERENCIAL</w:t>
@@ -4374,7 +4374,7 @@
       <w:pPr>
         <w:pStyle w:val="Ttulo2"/>
       </w:pPr>
-      <w:bookmarkStart w:id="1" w:name="_Toc223737651"/>
+      <w:bookmarkStart w:id="1" w:name="_Toc223786746"/>
       <w:r>
         <w:t>Antecedentes del problema</w:t>
       </w:r>
@@ -4653,7 +4653,7 @@
       <w:pPr>
         <w:pStyle w:val="Ttulo2"/>
       </w:pPr>
-      <w:bookmarkStart w:id="2" w:name="_Toc223737652"/>
+      <w:bookmarkStart w:id="2" w:name="_Toc223786747"/>
       <w:r>
         <w:t>Planteamiento del problema</w:t>
       </w:r>
@@ -4774,7 +4774,7 @@
           <w:lang w:val="es-PE"/>
         </w:rPr>
       </w:pPr>
-      <w:bookmarkStart w:id="3" w:name="_Toc223737653"/>
+      <w:bookmarkStart w:id="3" w:name="_Toc223786748"/>
       <w:r>
         <w:rPr>
           <w:lang w:val="es-PE"/>
@@ -4808,7 +4808,7 @@
       <w:pPr>
         <w:pStyle w:val="Ttulo2"/>
       </w:pPr>
-      <w:bookmarkStart w:id="4" w:name="_Toc223737654"/>
+      <w:bookmarkStart w:id="4" w:name="_Toc223786749"/>
       <w:r>
         <w:lastRenderedPageBreak/>
         <w:t>Objetivos</w:t>
@@ -4819,7 +4819,7 @@
       <w:pPr>
         <w:pStyle w:val="Ttulo3"/>
       </w:pPr>
-      <w:bookmarkStart w:id="5" w:name="_Toc223737655"/>
+      <w:bookmarkStart w:id="5" w:name="_Toc223786750"/>
       <w:r>
         <w:rPr>
           <w:rFonts w:eastAsia="Times New Roman"/>
@@ -4837,7 +4837,7 @@
       <w:pPr>
         <w:pStyle w:val="Ttulo3"/>
       </w:pPr>
-      <w:bookmarkStart w:id="6" w:name="_Toc223737656"/>
+      <w:bookmarkStart w:id="6" w:name="_Toc223786751"/>
       <w:r>
         <w:rPr>
           <w:rFonts w:eastAsia="Times New Roman"/>
@@ -4890,8 +4890,8 @@
           <w:numId w:val="1"/>
         </w:numPr>
         <w:sectPr>
-          <w:headerReference w:type="first" r:id="rId14"/>
-          <w:footerReference w:type="first" r:id="rId15"/>
+          <w:headerReference w:type="first" r:id="rId13"/>
+          <w:footerReference w:type="first" r:id="rId14"/>
           <w:pgSz w:w="12240" w:h="15840"/>
           <w:pgMar w:top="1699" w:right="1699" w:bottom="1699" w:left="2261" w:header="720" w:footer="720" w:gutter="0"/>
           <w:pgNumType w:start="1"/>
@@ -4908,7 +4908,7 @@
       <w:pPr>
         <w:pStyle w:val="Ttulo1"/>
       </w:pPr>
-      <w:bookmarkStart w:id="7" w:name="_Toc223737657"/>
+      <w:bookmarkStart w:id="7" w:name="_Toc223786752"/>
       <w:r>
         <w:lastRenderedPageBreak/>
         <w:t>MARCO TEÓRICO</w:t>
@@ -4919,7 +4919,7 @@
       <w:pPr>
         <w:pStyle w:val="Ttulo2"/>
       </w:pPr>
-      <w:bookmarkStart w:id="8" w:name="_Toc223737658"/>
+      <w:bookmarkStart w:id="8" w:name="_Toc223786753"/>
       <w:r>
         <w:t>Estrategias de ventas y marketing estratégico en contextos empresariales</w:t>
       </w:r>
@@ -4943,11 +4943,9 @@
       <w:r>
         <w:t xml:space="preserve">El marketing estratégico se basa en el análisis del mercado, la identificación de oportunidades y la comprensión de las necesidades del consumidor, permitiendo a las empresas diseñar propuestas de valor que respondan a dichas demandas. De acuerdo con la literatura en gestión empresarial, la ausencia de una planificación estratégica en marketing puede limitar el posicionamiento de una marca y dificultar su adaptación a los cambios del entorno </w:t>
       </w:r>
-      <w:proofErr w:type="gramStart"/>
-      <w:r>
-        <w:t>competitivo .</w:t>
-      </w:r>
-      <w:proofErr w:type="gramEnd"/>
+      <w:r>
+        <w:t>competitivo.</w:t>
+      </w:r>
     </w:p>
     <w:p>
       <w:pPr>
@@ -5000,7 +4998,7 @@
       <w:pPr>
         <w:pStyle w:val="Ttulo2"/>
       </w:pPr>
-      <w:bookmarkStart w:id="9" w:name="_Toc223737659"/>
+      <w:bookmarkStart w:id="9" w:name="_Toc223786754"/>
       <w:r>
         <w:t>Marketing estratégico y su papel en ventas sostenibles</w:t>
       </w:r>
@@ -5112,7 +5110,7 @@
       <w:pPr>
         <w:pStyle w:val="Ttulo2"/>
       </w:pPr>
-      <w:bookmarkStart w:id="10" w:name="_Toc223737660"/>
+      <w:bookmarkStart w:id="10" w:name="_Toc223786755"/>
       <w:r>
         <w:t>Estrategias de ventas en emprendimientos y pymes</w:t>
       </w:r>
@@ -5222,7 +5220,6 @@
         <w:sectPr>
           <w:pgSz w:w="12240" w:h="15840"/>
           <w:pgMar w:top="1699" w:right="1699" w:bottom="1699" w:left="2261" w:header="720" w:footer="720" w:gutter="0"/>
-          <w:pgNumType w:start="1"/>
           <w:cols w:space="720"/>
           <w:titlePg/>
           <w:docGrid w:linePitch="360"/>
@@ -5239,7 +5236,7 @@
       <w:pPr>
         <w:pStyle w:val="Ttulo2"/>
       </w:pPr>
-      <w:bookmarkStart w:id="11" w:name="_Toc223737661"/>
+      <w:bookmarkStart w:id="11" w:name="_Toc223786756"/>
       <w:proofErr w:type="spellStart"/>
       <w:r>
         <w:lastRenderedPageBreak/>
@@ -5371,7 +5368,7 @@
                     </pic:cNvPicPr>
                   </pic:nvPicPr>
                   <pic:blipFill>
-                    <a:blip r:embed="rId16" cstate="print">
+                    <a:blip r:embed="rId15" cstate="print">
                       <a:extLst>
                         <a:ext uri="{28A0092B-C50C-407E-A947-70E740481C1C}">
                           <a14:useLocalDpi xmlns:a14="http://schemas.microsoft.com/office/drawing/2010/main" val="0"/>
@@ -5506,7 +5503,7 @@
       <w:pPr>
         <w:pStyle w:val="Ttulo3"/>
       </w:pPr>
-      <w:bookmarkStart w:id="12" w:name="_Toc223737662"/>
+      <w:bookmarkStart w:id="12" w:name="_Toc223786757"/>
       <w:r>
         <w:t>Propuesta de valor</w:t>
       </w:r>
@@ -5556,7 +5553,7 @@
       <w:pPr>
         <w:pStyle w:val="Ttulo3"/>
       </w:pPr>
-      <w:bookmarkStart w:id="13" w:name="_Toc223737663"/>
+      <w:bookmarkStart w:id="13" w:name="_Toc223786758"/>
       <w:r>
         <w:t>Segmentos de clientes</w:t>
       </w:r>
@@ -5606,7 +5603,7 @@
       <w:pPr>
         <w:pStyle w:val="Ttulo3"/>
       </w:pPr>
-      <w:bookmarkStart w:id="14" w:name="_Toc223737664"/>
+      <w:bookmarkStart w:id="14" w:name="_Toc223786759"/>
       <w:r>
         <w:lastRenderedPageBreak/>
         <w:t>Canales</w:t>
@@ -5643,7 +5640,7 @@
       <w:pPr>
         <w:pStyle w:val="Ttulo3"/>
       </w:pPr>
-      <w:bookmarkStart w:id="15" w:name="_Toc223737665"/>
+      <w:bookmarkStart w:id="15" w:name="_Toc223786760"/>
       <w:r>
         <w:t>Relación con los clientes</w:t>
       </w:r>
@@ -5705,7 +5702,7 @@
       <w:pPr>
         <w:pStyle w:val="Ttulo3"/>
       </w:pPr>
-      <w:bookmarkStart w:id="16" w:name="_Toc223737666"/>
+      <w:bookmarkStart w:id="16" w:name="_Toc223786761"/>
       <w:r>
         <w:t>Actividades clave</w:t>
       </w:r>
@@ -5761,7 +5758,7 @@
       <w:pPr>
         <w:pStyle w:val="Ttulo3"/>
       </w:pPr>
-      <w:bookmarkStart w:id="17" w:name="_Toc223737667"/>
+      <w:bookmarkStart w:id="17" w:name="_Toc223786762"/>
       <w:r>
         <w:t>Recursos clave</w:t>
       </w:r>
@@ -5838,7 +5835,7 @@
       <w:pPr>
         <w:pStyle w:val="Ttulo3"/>
       </w:pPr>
-      <w:bookmarkStart w:id="18" w:name="_Toc223737668"/>
+      <w:bookmarkStart w:id="18" w:name="_Toc223786763"/>
       <w:r>
         <w:t>Socios clave</w:t>
       </w:r>
@@ -5889,7 +5886,7 @@
       <w:pPr>
         <w:pStyle w:val="Ttulo3"/>
       </w:pPr>
-      <w:bookmarkStart w:id="19" w:name="_Toc223737669"/>
+      <w:bookmarkStart w:id="19" w:name="_Toc223786764"/>
       <w:r>
         <w:t>Estructura de costos</w:t>
       </w:r>
@@ -5939,7 +5936,7 @@
       <w:pPr>
         <w:pStyle w:val="Ttulo3"/>
       </w:pPr>
-      <w:bookmarkStart w:id="20" w:name="_Toc223737670"/>
+      <w:bookmarkStart w:id="20" w:name="_Toc223786765"/>
       <w:r>
         <w:t>Fuentes de ingresos</w:t>
       </w:r>
@@ -5999,7 +5996,7 @@
       <w:pPr>
         <w:pStyle w:val="Ttulo2"/>
       </w:pPr>
-      <w:bookmarkStart w:id="21" w:name="_Toc223737671"/>
+      <w:bookmarkStart w:id="21" w:name="_Toc223786766"/>
       <w:r>
         <w:t>Conclusión general del marco teórico</w:t>
       </w:r>
@@ -6083,7 +6080,7 @@
       <w:pPr>
         <w:pStyle w:val="Ttulo2"/>
       </w:pPr>
-      <w:bookmarkStart w:id="22" w:name="_Toc223737672"/>
+      <w:bookmarkStart w:id="22" w:name="_Toc223786767"/>
       <w:r>
         <w:t>Filosofía Organizacional</w:t>
       </w:r>
@@ -6137,7 +6134,7 @@
       <w:pPr>
         <w:pStyle w:val="Ttulo3"/>
       </w:pPr>
-      <w:bookmarkStart w:id="23" w:name="_Toc223737673"/>
+      <w:bookmarkStart w:id="23" w:name="_Toc223786768"/>
       <w:r>
         <w:t>Misión</w:t>
       </w:r>
@@ -6184,7 +6181,7 @@
       <w:pPr>
         <w:pStyle w:val="Ttulo3"/>
       </w:pPr>
-      <w:bookmarkStart w:id="24" w:name="_Toc223737674"/>
+      <w:bookmarkStart w:id="24" w:name="_Toc223786769"/>
       <w:r>
         <w:t>Visión</w:t>
       </w:r>
@@ -6399,7 +6396,7 @@
       <w:pPr>
         <w:pStyle w:val="Ttulo2"/>
       </w:pPr>
-      <w:bookmarkStart w:id="25" w:name="_Toc223737675"/>
+      <w:bookmarkStart w:id="25" w:name="_Toc223786770"/>
       <w:r>
         <w:lastRenderedPageBreak/>
         <w:t>MARCA / BRANDING</w:t>
@@ -6615,7 +6612,7 @@
           <w:rFonts w:eastAsiaTheme="majorEastAsia"/>
         </w:rPr>
       </w:pPr>
-      <w:hyperlink r:id="rId17" w:history="1">
+      <w:hyperlink r:id="rId16" w:history="1">
         <w:r>
           <w:rPr>
             <w:rStyle w:val="Hipervnculo"/>
@@ -6645,7 +6642,7 @@
       <w:pPr>
         <w:pStyle w:val="Ttulo3"/>
       </w:pPr>
-      <w:bookmarkStart w:id="26" w:name="_Toc223737676"/>
+      <w:bookmarkStart w:id="26" w:name="_Toc223786771"/>
       <w:r>
         <w:t>Logotipo</w:t>
       </w:r>
@@ -6714,7 +6711,7 @@
           <w:noProof/>
         </w:rPr>
         <w:drawing>
-          <wp:inline distT="0" distB="0" distL="0" distR="0" wp14:anchorId="19FD2110" wp14:editId="418EAEF3">
+          <wp:inline distT="0" distB="0" distL="0" distR="0" wp14:anchorId="19FD2110" wp14:editId="376D05EA">
             <wp:extent cx="3901440" cy="3901440"/>
             <wp:effectExtent l="0" t="0" r="3810" b="3810"/>
             <wp:docPr id="6" name="Imagen 6"/>
@@ -6731,7 +6728,7 @@
                     </pic:cNvPicPr>
                   </pic:nvPicPr>
                   <pic:blipFill>
-                    <a:blip r:embed="rId18" cstate="print">
+                    <a:blip r:embed="rId17" cstate="print">
                       <a:extLst>
                         <a:ext uri="{28A0092B-C50C-407E-A947-70E740481C1C}">
                           <a14:useLocalDpi xmlns:a14="http://schemas.microsoft.com/office/drawing/2010/main" val="0"/>
@@ -6767,7 +6764,7 @@
       <w:pPr>
         <w:pStyle w:val="Ttulo3"/>
       </w:pPr>
-      <w:bookmarkStart w:id="27" w:name="_Toc223737677"/>
+      <w:bookmarkStart w:id="27" w:name="_Toc223786772"/>
       <w:r>
         <w:t>Eslogan</w:t>
       </w:r>
@@ -6790,7 +6787,7 @@
       <w:pPr>
         <w:pStyle w:val="Ttulo1"/>
       </w:pPr>
-      <w:bookmarkStart w:id="28" w:name="_Toc223737678"/>
+      <w:bookmarkStart w:id="28" w:name="_Toc223786773"/>
       <w:r>
         <w:lastRenderedPageBreak/>
         <w:t>RESULTADOS</w:t>
@@ -6802,7 +6799,7 @@
       <w:pPr>
         <w:pStyle w:val="Ttulo1"/>
       </w:pPr>
-      <w:bookmarkStart w:id="29" w:name="_Toc223737679"/>
+      <w:bookmarkStart w:id="29" w:name="_Toc223786774"/>
       <w:r>
         <w:t>CONCLUSIONES</w:t>
       </w:r>
@@ -6813,7 +6810,7 @@
       <w:pPr>
         <w:pStyle w:val="Ttulo1"/>
       </w:pPr>
-      <w:bookmarkStart w:id="30" w:name="_Toc223737680"/>
+      <w:bookmarkStart w:id="30" w:name="_Toc223786775"/>
       <w:r>
         <w:t>RECOMENDACIONES</w:t>
       </w:r>
@@ -6830,7 +6827,7 @@
       <w:pPr>
         <w:pStyle w:val="Ttulo1"/>
       </w:pPr>
-      <w:bookmarkStart w:id="31" w:name="_Toc223737681"/>
+      <w:bookmarkStart w:id="31" w:name="_Toc223786776"/>
       <w:r>
         <w:t>PROPUESTA</w:t>
       </w:r>
@@ -6847,7 +6844,7 @@
       <w:pPr>
         <w:pStyle w:val="Ttulo1"/>
       </w:pPr>
-      <w:bookmarkStart w:id="32" w:name="_Toc223737682"/>
+      <w:bookmarkStart w:id="32" w:name="_Toc223786777"/>
       <w:r>
         <w:t>REFERENCIAS BIBLIOGRÁFICAS</w:t>
       </w:r>
@@ -6864,7 +6861,7 @@
       <w:pPr>
         <w:pStyle w:val="Ttulo1"/>
       </w:pPr>
-      <w:bookmarkStart w:id="33" w:name="_Toc223737683"/>
+      <w:bookmarkStart w:id="33" w:name="_Toc223786778"/>
       <w:r>
         <w:t>ANEXOS</w:t>
       </w:r>
@@ -6873,7 +6870,6 @@
     <w:sectPr>
       <w:pgSz w:w="12240" w:h="15840"/>
       <w:pgMar w:top="1699" w:right="1699" w:bottom="1699" w:left="2261" w:header="720" w:footer="720" w:gutter="0"/>
-      <w:pgNumType w:start="1"/>
       <w:cols w:space="720"/>
       <w:titlePg/>
       <w:docGrid w:linePitch="360"/>

--- a/Proyecto_Maria_belen_valenzuela_huilcarema.docx
+++ b/Proyecto_Maria_belen_valenzuela_huilcarema.docx
@@ -277,7 +277,51 @@
                                     <w:szCs w:val="24"/>
                                     <w:lang w:val="es-ES"/>
                                   </w:rPr>
-                                  <w:t>Plan de negocios de la empresa online "Easy Breakfast" para la preventa de desayunos saludables.</w:t>
+                                  <w:t>Plan de negocios de Easy Breakfast</w:t>
+                                </w:r>
+                                <w:r>
+                                  <w:rPr>
+                                    <w:rFonts w:cs="Times New Roman"/>
+                                    <w:bCs/>
+                                    <w:spacing w:val="-2"/>
+                                    <w:sz w:val="24"/>
+                                    <w:szCs w:val="24"/>
+                                    <w:lang w:val="es-ES"/>
+                                  </w:rPr>
+                                  <w:t>,</w:t>
+                                </w:r>
+                                <w:r>
+                                  <w:rPr>
+                                    <w:rFonts w:cs="Times New Roman"/>
+                                    <w:bCs/>
+                                    <w:spacing w:val="-2"/>
+                                    <w:sz w:val="24"/>
+                                    <w:szCs w:val="24"/>
+                                    <w:lang w:val="es-ES"/>
+                                  </w:rPr>
+                                  <w:t xml:space="preserve"> preventa</w:t>
+                                </w:r>
+                                <w:r>
+                                  <w:rPr>
+                                    <w:rFonts w:cs="Times New Roman"/>
+                                    <w:bCs/>
+                                    <w:spacing w:val="-2"/>
+                                    <w:sz w:val="24"/>
+                                    <w:szCs w:val="24"/>
+                                    <w:lang w:val="es-ES"/>
+                                  </w:rPr>
+                                  <w:t xml:space="preserve"> online</w:t>
+                                </w:r>
+                                <w:r>
+                                  <w:rPr>
+                                    <w:rFonts w:cs="Times New Roman"/>
+                                    <w:bCs/>
+                                    <w:spacing w:val="-2"/>
+                                    <w:sz w:val="24"/>
+                                    <w:szCs w:val="24"/>
+                                    <w:lang w:val="es-ES"/>
+                                  </w:rPr>
+                                  <w:t xml:space="preserve"> de desayunos saludables.</w:t>
                                 </w:r>
                               </w:p>
                               <w:p>
@@ -417,6 +461,20 @@
                                   </w:rPr>
                                   <w:t>Ing. Catota Mesías Vicente David, MBA</w:t>
                                 </w:r>
+                              </w:p>
+                              <w:p>
+                                <w:pPr>
+                                  <w:pStyle w:val="Sinespaciado"/>
+                                  <w:spacing w:before="40" w:after="40"/>
+                                  <w:rPr>
+                                    <w:rFonts w:cs="Times New Roman"/>
+                                    <w:b w:val="0"/>
+                                    <w:spacing w:val="-2"/>
+                                    <w:sz w:val="24"/>
+                                    <w:szCs w:val="24"/>
+                                    <w:lang w:val="es-ES"/>
+                                  </w:rPr>
+                                </w:pPr>
                               </w:p>
                               <w:p>
                                 <w:pPr>
@@ -764,7 +822,51 @@
                               <w:szCs w:val="24"/>
                               <w:lang w:val="es-ES"/>
                             </w:rPr>
-                            <w:t>Plan de negocios de la empresa online "Easy Breakfast" para la preventa de desayunos saludables.</w:t>
+                            <w:t>Plan de negocios de Easy Breakfast</w:t>
+                          </w:r>
+                          <w:r>
+                            <w:rPr>
+                              <w:rFonts w:cs="Times New Roman"/>
+                              <w:bCs/>
+                              <w:spacing w:val="-2"/>
+                              <w:sz w:val="24"/>
+                              <w:szCs w:val="24"/>
+                              <w:lang w:val="es-ES"/>
+                            </w:rPr>
+                            <w:t>,</w:t>
+                          </w:r>
+                          <w:r>
+                            <w:rPr>
+                              <w:rFonts w:cs="Times New Roman"/>
+                              <w:bCs/>
+                              <w:spacing w:val="-2"/>
+                              <w:sz w:val="24"/>
+                              <w:szCs w:val="24"/>
+                              <w:lang w:val="es-ES"/>
+                            </w:rPr>
+                            <w:t xml:space="preserve"> preventa</w:t>
+                          </w:r>
+                          <w:r>
+                            <w:rPr>
+                              <w:rFonts w:cs="Times New Roman"/>
+                              <w:bCs/>
+                              <w:spacing w:val="-2"/>
+                              <w:sz w:val="24"/>
+                              <w:szCs w:val="24"/>
+                              <w:lang w:val="es-ES"/>
+                            </w:rPr>
+                            <w:t xml:space="preserve"> online</w:t>
+                          </w:r>
+                          <w:r>
+                            <w:rPr>
+                              <w:rFonts w:cs="Times New Roman"/>
+                              <w:bCs/>
+                              <w:spacing w:val="-2"/>
+                              <w:sz w:val="24"/>
+                              <w:szCs w:val="24"/>
+                              <w:lang w:val="es-ES"/>
+                            </w:rPr>
+                            <w:t xml:space="preserve"> de desayunos saludables.</w:t>
                           </w:r>
                         </w:p>
                         <w:p>
@@ -974,6 +1076,20 @@
                               <w:lang w:val="es-ES"/>
                             </w:rPr>
                           </w:pPr>
+                        </w:p>
+                        <w:p>
+                          <w:pPr>
+                            <w:pStyle w:val="Sinespaciado"/>
+                            <w:spacing w:before="40" w:after="40"/>
+                            <w:rPr>
+                              <w:rFonts w:cs="Times New Roman"/>
+                              <w:b w:val="0"/>
+                              <w:spacing w:val="-2"/>
+                              <w:sz w:val="24"/>
+                              <w:szCs w:val="24"/>
+                              <w:lang w:val="es-ES"/>
+                            </w:rPr>
+                          </w:pPr>
                           <w:r>
                             <w:rPr>
                               <w:rFonts w:cs="Times New Roman"/>
@@ -1148,17 +1264,8 @@
           <w:spacing w:val="-2"/>
           <w:szCs w:val="24"/>
         </w:rPr>
-        <w:t xml:space="preserve">María Belén Valenzuela </w:t>
-      </w:r>
-      <w:proofErr w:type="spellStart"/>
-      <w:r>
-        <w:rPr>
-          <w:spacing w:val="-2"/>
-          <w:szCs w:val="24"/>
-        </w:rPr>
-        <w:t>Huilcarema</w:t>
-      </w:r>
-      <w:proofErr w:type="spellEnd"/>
+        <w:t>María Belén Valenzuela Huilcarema</w:t>
+      </w:r>
       <w:r>
         <w:rPr>
           <w:spacing w:val="-2"/>
@@ -1204,9 +1311,8 @@
           <w:szCs w:val="24"/>
           <w:lang w:val="es-ES"/>
         </w:rPr>
-        <w:t xml:space="preserve">Plan de negocios de la empresa online "Easy </w:t>
-      </w:r>
-      <w:proofErr w:type="spellStart"/>
+        <w:t>Plan de negocios de Easy Breakfast</w:t>
+      </w:r>
       <w:r>
         <w:rPr>
           <w:rFonts w:cs="Times New Roman"/>
@@ -1216,9 +1322,8 @@
           <w:szCs w:val="24"/>
           <w:lang w:val="es-ES"/>
         </w:rPr>
-        <w:t>Breakfast</w:t>
-      </w:r>
-      <w:proofErr w:type="spellEnd"/>
+        <w:t>,</w:t>
+      </w:r>
       <w:r>
         <w:rPr>
           <w:rFonts w:cs="Times New Roman"/>
@@ -1228,7 +1333,29 @@
           <w:szCs w:val="24"/>
           <w:lang w:val="es-ES"/>
         </w:rPr>
-        <w:t>" para la preventa de desayunos saludables.</w:t>
+        <w:t xml:space="preserve"> preventa</w:t>
+      </w:r>
+      <w:r>
+        <w:rPr>
+          <w:rFonts w:cs="Times New Roman"/>
+          <w:bCs/>
+          <w:spacing w:val="-2"/>
+          <w:sz w:val="24"/>
+          <w:szCs w:val="24"/>
+          <w:lang w:val="es-ES"/>
+        </w:rPr>
+        <w:t xml:space="preserve"> online</w:t>
+      </w:r>
+      <w:r>
+        <w:rPr>
+          <w:rFonts w:cs="Times New Roman"/>
+          <w:bCs/>
+          <w:spacing w:val="-2"/>
+          <w:sz w:val="24"/>
+          <w:szCs w:val="24"/>
+          <w:lang w:val="es-ES"/>
+        </w:rPr>
+        <w:t xml:space="preserve"> de desayunos saludables.</w:t>
       </w:r>
     </w:p>
     <w:p>
@@ -1285,29 +1412,7 @@
           <w:szCs w:val="24"/>
           <w:lang w:val="es-ES"/>
         </w:rPr>
-        <w:t xml:space="preserve">Valenzuela </w:t>
-      </w:r>
-      <w:proofErr w:type="spellStart"/>
-      <w:r>
-        <w:rPr>
-          <w:rFonts w:cs="Times New Roman"/>
-          <w:spacing w:val="-2"/>
-          <w:sz w:val="24"/>
-          <w:szCs w:val="24"/>
-          <w:lang w:val="es-ES"/>
-        </w:rPr>
-        <w:t>Huilcarema</w:t>
-      </w:r>
-      <w:proofErr w:type="spellEnd"/>
-      <w:r>
-        <w:rPr>
-          <w:rFonts w:cs="Times New Roman"/>
-          <w:spacing w:val="-2"/>
-          <w:sz w:val="24"/>
-          <w:szCs w:val="24"/>
-          <w:lang w:val="es-ES"/>
-        </w:rPr>
-        <w:t xml:space="preserve"> María Belén </w:t>
+        <w:t xml:space="preserve">Valenzuela Huilcarema María Belén </w:t>
       </w:r>
     </w:p>
     <w:p>
@@ -4193,17 +4298,8 @@
           <w:rStyle w:val="Textoennegrita"/>
           <w:rFonts w:eastAsiaTheme="majorEastAsia"/>
         </w:rPr>
-        <w:t xml:space="preserve">Easy </w:t>
-      </w:r>
-      <w:proofErr w:type="spellStart"/>
-      <w:r>
-        <w:rPr>
-          <w:rStyle w:val="Textoennegrita"/>
-          <w:rFonts w:eastAsiaTheme="majorEastAsia"/>
-        </w:rPr>
-        <w:t>Breakfast</w:t>
-      </w:r>
-      <w:proofErr w:type="spellEnd"/>
+        <w:t>Easy Breakfast</w:t>
+      </w:r>
       <w:r>
         <w:t xml:space="preserve">, una empresa dedicada a la elaboración y comercialización de desayunos saludables bajo un modelo de </w:t>
       </w:r>
@@ -4230,15 +4326,7 @@
     </w:p>
     <w:p>
       <w:r>
-        <w:t xml:space="preserve">Easy </w:t>
-      </w:r>
-      <w:proofErr w:type="spellStart"/>
-      <w:r>
-        <w:t>Breakfast</w:t>
-      </w:r>
-      <w:proofErr w:type="spellEnd"/>
-      <w:r>
-        <w:t xml:space="preserve"> plantea una propuesta de valor basada en desayunos nutritivos, balanceados y preparados bajo un sistema de preventa que permite optimizar la producción, reducir el desperdicio de alimentos y mejorar la gestión de costos. Este enfoque no solo busca satisfacer una necesidad alimenticia, sino también ofrecer una alternativa sostenible y organizada desde el punto de vista empresarial.</w:t>
+        <w:t>Easy Breakfast plantea una propuesta de valor basada en desayunos nutritivos, balanceados y preparados bajo un sistema de preventa que permite optimizar la producción, reducir el desperdicio de alimentos y mejorar la gestión de costos. Este enfoque no solo busca satisfacer una necesidad alimenticia, sino también ofrecer una alternativa sostenible y organizada desde el punto de vista empresarial.</w:t>
       </w:r>
     </w:p>
     <w:p>
@@ -4255,71 +4343,22 @@
     <w:p>
       <w:r>
         <w:lastRenderedPageBreak/>
-        <w:t xml:space="preserve">El diseño del modelo de negocio se fundamenta en la metodología del Business </w:t>
-      </w:r>
-      <w:proofErr w:type="spellStart"/>
-      <w:r>
-        <w:t>Model</w:t>
-      </w:r>
-      <w:proofErr w:type="spellEnd"/>
-      <w:r>
-        <w:t xml:space="preserve"> </w:t>
-      </w:r>
-      <w:proofErr w:type="spellStart"/>
-      <w:r>
-        <w:t>Canvas</w:t>
-      </w:r>
-      <w:proofErr w:type="spellEnd"/>
-      <w:r>
-        <w:t xml:space="preserve">, descrita en </w:t>
+        <w:t xml:space="preserve">El diseño del modelo de negocio se fundamenta en la metodología del Business Model Canvas, descrita en </w:t>
       </w:r>
       <w:r>
         <w:rPr>
           <w:rStyle w:val="whitespace-normal"/>
           <w:rFonts w:eastAsiaTheme="majorEastAsia"/>
         </w:rPr>
-        <w:t xml:space="preserve">Business </w:t>
-      </w:r>
-      <w:proofErr w:type="spellStart"/>
-      <w:r>
-        <w:rPr>
-          <w:rStyle w:val="whitespace-normal"/>
-          <w:rFonts w:eastAsiaTheme="majorEastAsia"/>
-        </w:rPr>
-        <w:t>Model</w:t>
-      </w:r>
-      <w:proofErr w:type="spellEnd"/>
-      <w:r>
-        <w:rPr>
-          <w:rStyle w:val="whitespace-normal"/>
-          <w:rFonts w:eastAsiaTheme="majorEastAsia"/>
-        </w:rPr>
-        <w:t xml:space="preserve"> </w:t>
-      </w:r>
-      <w:proofErr w:type="spellStart"/>
-      <w:r>
-        <w:rPr>
-          <w:rStyle w:val="whitespace-normal"/>
-          <w:rFonts w:eastAsiaTheme="majorEastAsia"/>
-        </w:rPr>
-        <w:t>Generation</w:t>
-      </w:r>
-      <w:proofErr w:type="spellEnd"/>
+        <w:t>Business Model Generation</w:t>
+      </w:r>
       <w:r>
         <w:t>, herramienta que permite estructurar de manera lógica los componentes clave del emprendimiento: segmentos de clientes, propuesta de valor, canales de distribución, relaciones con clientes, fuentes de ingresos, recursos clave, actividades clave, socios estratégicos y estructura de costos. Esta metodología facilita visualizar cómo la empresa crea, entrega y captura valor.</w:t>
       </w:r>
     </w:p>
     <w:p>
       <w:r>
-        <w:t xml:space="preserve">En el ámbito organizacional, Easy </w:t>
-      </w:r>
-      <w:proofErr w:type="spellStart"/>
-      <w:r>
-        <w:t>Breakfast</w:t>
-      </w:r>
-      <w:proofErr w:type="spellEnd"/>
-      <w:r>
-        <w:t xml:space="preserve"> se sustenta en una filosofía empresarial clara, definida por su misión, visión y valores corporativos. La misión orienta las actividades diarias hacia la oferta de productos saludables con enfoque de servicio y responsabilidad, mientras que la visión proyecta el posicionamiento de la marca como referente en el mercado de desayunos saludables. Los valores institucionales, como responsabilidad, pasión, honestidad y servicio, constituyen la base ética y cultural del emprendimiento.</w:t>
+        <w:t>En el ámbito organizacional, Easy Breakfast se sustenta en una filosofía empresarial clara, definida por su misión, visión y valores corporativos. La misión orienta las actividades diarias hacia la oferta de productos saludables con enfoque de servicio y responsabilidad, mientras que la visión proyecta el posicionamiento de la marca como referente en el mercado de desayunos saludables. Los valores institucionales, como responsabilidad, pasión, honestidad y servicio, constituyen la base ética y cultural del emprendimiento.</w:t>
       </w:r>
     </w:p>
     <w:p>
@@ -4345,15 +4384,7 @@
         <w:jc w:val="left"/>
       </w:pPr>
       <w:r>
-        <w:t xml:space="preserve">Finalmente, Easy </w:t>
-      </w:r>
-      <w:proofErr w:type="spellStart"/>
-      <w:r>
-        <w:t>Breakfast</w:t>
-      </w:r>
-      <w:proofErr w:type="spellEnd"/>
-      <w:r>
-        <w:t xml:space="preserve"> se proyecta como una iniciativa que combina innovación, eficiencia y responsabilidad, orientada a generar rentabilidad sostenible y a promover hábitos alimenticios saludables en su segmento objetivo.</w:t>
+        <w:t>Finalmente, Easy Breakfast se proyecta como una iniciativa que combina innovación, eficiencia y responsabilidad, orientada a generar rentabilidad sostenible y a promover hábitos alimenticios saludables en su segmento objetivo.</w:t>
       </w:r>
       <w:r>
         <w:br w:type="page"/>
@@ -4528,113 +4559,75 @@
           <w:bCs/>
           <w:lang w:val="es-PE" w:eastAsia="es-PE"/>
         </w:rPr>
-        <w:t xml:space="preserve">Easy </w:t>
-      </w:r>
-      <w:proofErr w:type="spellStart"/>
-      <w:r>
-        <w:rPr>
-          <w:b/>
-          <w:bCs/>
+        <w:t>Easy Breakfast</w:t>
+      </w:r>
+      <w:r>
+        <w:rPr>
           <w:lang w:val="es-PE" w:eastAsia="es-PE"/>
         </w:rPr>
-        <w:t>Breakfast</w:t>
-      </w:r>
-      <w:proofErr w:type="spellEnd"/>
+        <w:t xml:space="preserve"> busca ofrecer productos como hotcakes con frutas y bebidas nutritivas como el ponche de habas, diseñados para satisfacer la demanda de alimentos rápidos pero saludables, adaptados al estilo de vida de los estudiantes</w:t>
+      </w:r>
       <w:r>
         <w:rPr>
           <w:lang w:val="es-PE" w:eastAsia="es-PE"/>
         </w:rPr>
-        <w:t xml:space="preserve"> busca ofrecer productos como </w:t>
-      </w:r>
-      <w:proofErr w:type="spellStart"/>
+        <w:t>, profesionales y personas fitness</w:t>
+      </w:r>
       <w:r>
         <w:rPr>
           <w:lang w:val="es-PE" w:eastAsia="es-PE"/>
         </w:rPr>
-        <w:t>hotcakes</w:t>
-      </w:r>
-      <w:proofErr w:type="spellEnd"/>
-      <w:r>
+        <w:t>.</w:t>
+      </w:r>
+    </w:p>
+    <w:p>
+      <w:pPr>
         <w:rPr>
           <w:lang w:val="es-PE" w:eastAsia="es-PE"/>
         </w:rPr>
-        <w:t xml:space="preserve"> con frutas y bebidas nutritivas como el ponche de habas, diseñados para satisfacer la demanda de alimentos rápidos pero saludables, adaptados al estilo de vida de los estudiantes</w:t>
-      </w:r>
+      </w:pPr>
       <w:r>
         <w:rPr>
           <w:lang w:val="es-PE" w:eastAsia="es-PE"/>
         </w:rPr>
-        <w:t>, profesionales y personas fitness</w:t>
-      </w:r>
-      <w:r>
+        <w:t>A pesar de que existe una creciente tendencia hacia el consumo de alimentos saludables, muchos emprendimientos de este tipo enfrentan desafíos relacionados con el conocimiento del producto, la promoción y el acceso oportuno al consumidor. Estas dificultades pueden limitar el posicionamiento del negocio y el alcance de su propuesta de valor, lo que evidencia la necesidad de analizar el problema desde una perspectiva administrativa y comercial.</w:t>
+      </w:r>
+    </w:p>
+    <w:p>
+      <w:pPr>
         <w:rPr>
           <w:lang w:val="es-PE" w:eastAsia="es-PE"/>
         </w:rPr>
-        <w:t>.</w:t>
-      </w:r>
-    </w:p>
-    <w:p>
-      <w:pPr>
+      </w:pPr>
+      <w:r>
         <w:rPr>
           <w:lang w:val="es-PE" w:eastAsia="es-PE"/>
         </w:rPr>
-      </w:pPr>
+        <w:t>Por lo tanto, resulta pertinente estudiar los factores que influyen en el consumo de desayunos rápidos y saludables dentro del entorno universitario</w:t>
+      </w:r>
       <w:r>
         <w:rPr>
           <w:lang w:val="es-PE" w:eastAsia="es-PE"/>
         </w:rPr>
-        <w:t>A pesar de que existe una creciente tendencia hacia el consumo de alimentos saludables, muchos emprendimientos de este tipo enfrentan desafíos relacionados con el conocimiento del producto, la promoción y el acceso oportuno al consumidor. Estas dificultades pueden limitar el posicionamiento del negocio y el alcance de su propuesta de valor, lo que evidencia la necesidad de analizar el problema desde una perspectiva administrativa y comercial.</w:t>
-      </w:r>
-    </w:p>
-    <w:p>
-      <w:pPr>
+        <w:t xml:space="preserve"> </w:t>
+      </w:r>
+      <w:r>
         <w:rPr>
           <w:lang w:val="es-PE" w:eastAsia="es-PE"/>
         </w:rPr>
-      </w:pPr>
+        <w:t>y</w:t>
+      </w:r>
       <w:r>
         <w:rPr>
           <w:lang w:val="es-PE" w:eastAsia="es-PE"/>
         </w:rPr>
-        <w:t>Por lo tanto, resulta pertinente estudiar los factores que influyen en el consumo de desayunos rápidos y saludables dentro del entorno universitario</w:t>
+        <w:t xml:space="preserve"> ejecutivo</w:t>
       </w:r>
       <w:r>
         <w:rPr>
           <w:lang w:val="es-PE" w:eastAsia="es-PE"/>
         </w:rPr>
-        <w:t xml:space="preserve"> </w:t>
-      </w:r>
-      <w:r>
-        <w:rPr>
-          <w:lang w:val="es-PE" w:eastAsia="es-PE"/>
-        </w:rPr>
-        <w:t>y</w:t>
-      </w:r>
-      <w:r>
-        <w:rPr>
-          <w:lang w:val="es-PE" w:eastAsia="es-PE"/>
-        </w:rPr>
-        <w:t xml:space="preserve"> ejecutivo</w:t>
-      </w:r>
-      <w:r>
-        <w:rPr>
-          <w:lang w:val="es-PE" w:eastAsia="es-PE"/>
-        </w:rPr>
-        <w:t xml:space="preserve">, con el fin de identificar oportunidades que permitan fortalecer la propuesta de Easy </w:t>
-      </w:r>
-      <w:proofErr w:type="spellStart"/>
-      <w:r>
-        <w:rPr>
-          <w:lang w:val="es-PE" w:eastAsia="es-PE"/>
-        </w:rPr>
-        <w:t>Breakfast</w:t>
-      </w:r>
-      <w:proofErr w:type="spellEnd"/>
-      <w:r>
-        <w:rPr>
-          <w:lang w:val="es-PE" w:eastAsia="es-PE"/>
-        </w:rPr>
-        <w:t xml:space="preserve"> y contribuir a mejorar los hábitos alimenticios</w:t>
+        <w:t>, con el fin de identificar oportunidades que permitan fortalecer la propuesta de Easy Breakfast y contribuir a mejorar los hábitos alimenticios</w:t>
       </w:r>
       <w:r>
         <w:rPr>
@@ -4709,21 +4702,20 @@
         <w:rPr>
           <w:lang w:val="es-PE" w:eastAsia="es-PE"/>
         </w:rPr>
-        <w:t xml:space="preserve">En este contexto surge la iniciativa Easy </w:t>
-      </w:r>
-      <w:proofErr w:type="spellStart"/>
-      <w:r>
+        <w:t>En este contexto surge la iniciativa Easy Breakfast, un emprendimiento orientado a ofrecer desayunos saludables, prácticos y accesibles para personas con tiempo limitado durante las primeras horas del día. La propuesta contempla un sistema de preventa que permite planificar la producción con base en la demanda real, reduciendo el desperdicio de alimentos y optimizando los costos operativos. Asimismo, la preparación de los productos se realiza en horas previas al amanecer, con el objetivo de garantizar que los pedidos puedan ser entregados oportunamente antes de que los clientes inicien sus actividades diarias.</w:t>
+      </w:r>
+    </w:p>
+    <w:p>
+      <w:pPr>
         <w:rPr>
           <w:lang w:val="es-PE" w:eastAsia="es-PE"/>
         </w:rPr>
-        <w:t>Breakfast</w:t>
-      </w:r>
-      <w:proofErr w:type="spellEnd"/>
+      </w:pPr>
       <w:r>
         <w:rPr>
           <w:lang w:val="es-PE" w:eastAsia="es-PE"/>
         </w:rPr>
-        <w:t>, un emprendimiento orientado a ofrecer desayunos saludables, prácticos y accesibles para personas con tiempo limitado durante las primeras horas del día. La propuesta contempla un sistema de preventa que permite planificar la producción con base en la demanda real, reduciendo el desperdicio de alimentos y optimizando los costos operativos. Asimismo, la preparación de los productos se realiza en horas previas al amanecer, con el objetivo de garantizar que los pedidos puedan ser entregados oportunamente antes de que los clientes inicien sus actividades diarias.</w:t>
+        <w:t>No obstante, para garantizar su viabilidad y sostenibilidad, resulta necesario analizar y estructurar adecuadamente su modelo de negocio, considerando aspectos como la planificación de la producción, la segmentación del mercado, el control de costos y las estrategias de comercialización.</w:t>
       </w:r>
     </w:p>
     <w:p>
@@ -4736,8 +4728,25 @@
         <w:rPr>
           <w:lang w:val="es-PE" w:eastAsia="es-PE"/>
         </w:rPr>
-        <w:t>No obstante, para garantizar su viabilidad y sostenibilidad, resulta necesario analizar y estructurar adecuadamente su modelo de negocio, considerando aspectos como la planificación de la producción, la segmentación del mercado, el control de costos y las estrategias de comercialización.</w:t>
-      </w:r>
+        <w:lastRenderedPageBreak/>
+        <w:t>Por lo tanto, el problema central de la investigación radica en la necesidad de desarrollar un modelo de gestión administrativa que permita evaluar y organizar de manera eficiente el funcionamiento del emprendimiento Easy Breakfast, con el fin de optimizar sus recursos, reducir desperdicios y responder de forma efectiva a la demanda de desayunos saludables dentro del mercado objetivo.</w:t>
+      </w:r>
+    </w:p>
+    <w:p>
+      <w:pPr>
+        <w:pStyle w:val="Ttulo2"/>
+        <w:rPr>
+          <w:lang w:val="es-PE"/>
+        </w:rPr>
+      </w:pPr>
+      <w:bookmarkStart w:id="3" w:name="_Toc223786748"/>
+      <w:r>
+        <w:rPr>
+          <w:lang w:val="es-PE"/>
+        </w:rPr>
+        <w:t>Formulación del problema</w:t>
+      </w:r>
+      <w:bookmarkEnd w:id="3"/>
     </w:p>
     <w:p>
       <w:pPr>
@@ -4746,59 +4755,7 @@
         </w:rPr>
       </w:pPr>
       <w:r>
-        <w:rPr>
-          <w:lang w:val="es-PE" w:eastAsia="es-PE"/>
-        </w:rPr>
-        <w:lastRenderedPageBreak/>
-        <w:t xml:space="preserve">Por lo tanto, el problema central de la investigación radica en la necesidad de desarrollar un modelo de gestión administrativa que permita evaluar y organizar de manera eficiente el funcionamiento del emprendimiento Easy </w:t>
-      </w:r>
-      <w:proofErr w:type="spellStart"/>
-      <w:r>
-        <w:rPr>
-          <w:lang w:val="es-PE" w:eastAsia="es-PE"/>
-        </w:rPr>
-        <w:t>Breakfast</w:t>
-      </w:r>
-      <w:proofErr w:type="spellEnd"/>
-      <w:r>
-        <w:rPr>
-          <w:lang w:val="es-PE" w:eastAsia="es-PE"/>
-        </w:rPr>
-        <w:t>, con el fin de optimizar sus recursos, reducir desperdicios y responder de forma efectiva a la demanda de desayunos saludables dentro del mercado objetivo.</w:t>
-      </w:r>
-    </w:p>
-    <w:p>
-      <w:pPr>
-        <w:pStyle w:val="Ttulo2"/>
-        <w:rPr>
-          <w:lang w:val="es-PE"/>
-        </w:rPr>
-      </w:pPr>
-      <w:bookmarkStart w:id="3" w:name="_Toc223786748"/>
-      <w:r>
-        <w:rPr>
-          <w:lang w:val="es-PE"/>
-        </w:rPr>
-        <w:t>Formulación del problema</w:t>
-      </w:r>
-      <w:bookmarkEnd w:id="3"/>
-    </w:p>
-    <w:p>
-      <w:pPr>
-        <w:rPr>
-          <w:lang w:val="es-PE" w:eastAsia="es-PE"/>
-        </w:rPr>
-      </w:pPr>
-      <w:r>
-        <w:t xml:space="preserve">¿Cómo diseñar y evaluar la viabilidad de un modelo de negocio rentable basado en la preventa online de desayunos saludables, dirigido a profesionales con poco tiempo disponible, que permita optimizar la planificación de la producción, reducir el desperdicio de alimentos y garantizar la sostenibilidad operativa del emprendimiento Easy </w:t>
-      </w:r>
-      <w:proofErr w:type="spellStart"/>
-      <w:r>
-        <w:t>Breakfast</w:t>
-      </w:r>
-      <w:proofErr w:type="spellEnd"/>
-      <w:r>
-        <w:t>?</w:t>
+        <w:t>¿Cómo diseñar y evaluar la viabilidad de un modelo de negocio rentable basado en la preventa online de desayunos saludables, dirigido a profesionales con poco tiempo disponible, que permita optimizar la planificación de la producción, reducir el desperdicio de alimentos y garantizar la sostenibilidad operativa del emprendimiento Easy Breakfast?</w:t>
       </w:r>
       <w:r>
         <w:br w:type="page"/>
@@ -4845,6 +4802,30 @@
         <w:t>Objetivos Específicos</w:t>
       </w:r>
       <w:bookmarkEnd w:id="6"/>
+    </w:p>
+    <w:p>
+      <w:pPr>
+        <w:pStyle w:val="Prrafodelista"/>
+        <w:numPr>
+          <w:ilvl w:val="0"/>
+          <w:numId w:val="1"/>
+        </w:numPr>
+      </w:pPr>
+      <w:r>
+        <w:t>Analizar los elementos de la metodología de negocios CANVA con la finalidad de estructurar la base del proyecto.</w:t>
+      </w:r>
+    </w:p>
+    <w:p>
+      <w:pPr>
+        <w:pStyle w:val="Prrafodelista"/>
+        <w:numPr>
+          <w:ilvl w:val="0"/>
+          <w:numId w:val="1"/>
+        </w:numPr>
+      </w:pPr>
+      <w:r>
+        <w:t>Determinar factores internos y externos para definir viabilidad y éxito comercial del negocio.</w:t>
+      </w:r>
     </w:p>
     <w:p>
       <w:pPr>
@@ -4967,17 +4948,8 @@
           <w:rStyle w:val="Textoennegrita"/>
           <w:rFonts w:eastAsiaTheme="majorEastAsia"/>
         </w:rPr>
-        <w:t xml:space="preserve">Easy </w:t>
-      </w:r>
-      <w:proofErr w:type="spellStart"/>
-      <w:r>
-        <w:rPr>
-          <w:rStyle w:val="Textoennegrita"/>
-          <w:rFonts w:eastAsiaTheme="majorEastAsia"/>
-        </w:rPr>
-        <w:t>Breakfast</w:t>
-      </w:r>
-      <w:proofErr w:type="spellEnd"/>
+        <w:t>Easy Breakfast</w:t>
+      </w:r>
       <w:r>
         <w:t xml:space="preserve">, la implementación de estrategias de marketing y ventas resulta esencial para posicionar la marca, comunicar los beneficios de los productos ofrecidos y generar una relación </w:t>
       </w:r>
@@ -5074,137 +5046,117 @@
           <w:bCs/>
           <w:lang w:val="es-PE" w:eastAsia="es-PE"/>
         </w:rPr>
-        <w:t xml:space="preserve">Easy </w:t>
-      </w:r>
-      <w:proofErr w:type="spellStart"/>
+        <w:t>Easy Breakfast</w:t>
+      </w:r>
+      <w:r>
+        <w:rPr>
+          <w:lang w:val="es-PE" w:eastAsia="es-PE"/>
+        </w:rPr>
+        <w:t>, el marketing estratégico puede desempeñar un papel clave al destacar atributos como la rapidez en la atención, la practicidad de los productos y la calidad de los ingredientes. Asimismo, el uso de herramientas digitales y redes sociales permite mejorar la comunicación con los clientes y ampliar el alcance del emprendimiento.</w:t>
+      </w:r>
+    </w:p>
+    <w:p>
+      <w:pPr>
+        <w:rPr>
+          <w:lang w:val="es-PE" w:eastAsia="es-PE"/>
+        </w:rPr>
+      </w:pPr>
+      <w:r>
+        <w:rPr>
+          <w:lang w:val="es-PE" w:eastAsia="es-PE"/>
+        </w:rPr>
+        <w:t>De esta manera, el marketing estratégico se convierte en un elemento esencial para garantizar el crecimiento sostenible del negocio, al facilitar la captación de nuevos clientes y fortalecer la relación con los consumidores actuales.</w:t>
+      </w:r>
+    </w:p>
+    <w:p>
+      <w:pPr>
+        <w:pStyle w:val="Ttulo2"/>
+      </w:pPr>
+      <w:bookmarkStart w:id="10" w:name="_Toc223786755"/>
+      <w:r>
+        <w:t>Estrategias de ventas en emprendimientos y pymes</w:t>
+      </w:r>
+      <w:bookmarkEnd w:id="10"/>
+    </w:p>
+    <w:p>
+      <w:pPr>
+        <w:rPr>
+          <w:lang w:val="es-PE" w:eastAsia="es-PE"/>
+        </w:rPr>
+      </w:pPr>
+      <w:r>
+        <w:rPr>
+          <w:lang w:val="es-PE" w:eastAsia="es-PE"/>
+        </w:rPr>
+        <w:t>Las estrategias de ventas comprenden el conjunto de acciones planificadas que tienen como objetivo concretar transacciones comerciales y generar ingresos para la empresa. Estas estrategias implican identificar clientes potenciales, comprender sus necesidades y ofrecer productos o servicios que respondan a dichas expectativas.</w:t>
+      </w:r>
+    </w:p>
+    <w:p>
+      <w:pPr>
+        <w:rPr>
+          <w:lang w:val="es-PE" w:eastAsia="es-PE"/>
+        </w:rPr>
+      </w:pPr>
+      <w:r>
+        <w:rPr>
+          <w:lang w:val="es-PE" w:eastAsia="es-PE"/>
+        </w:rPr>
+        <w:t>Según diversos autores del ámbito del marketing, una estrategia de ventas eficaz debe estar alineada con los objetivos del negocio y con las estrategias de marketing establecidas. Además, debe considerar aspectos como el conocimiento del mercado, la segmentación de clientes y la creación de propuestas de valor diferenciadas</w:t>
+      </w:r>
+      <w:r>
+        <w:rPr>
+          <w:lang w:val="es-PE" w:eastAsia="es-PE"/>
+        </w:rPr>
+        <w:t>.</w:t>
+      </w:r>
+    </w:p>
+    <w:p>
+      <w:pPr>
+        <w:rPr>
+          <w:lang w:val="es-PE" w:eastAsia="es-PE"/>
+        </w:rPr>
+      </w:pPr>
+      <w:r>
+        <w:rPr>
+          <w:lang w:val="es-PE" w:eastAsia="es-PE"/>
+        </w:rPr>
+        <w:t>En el caso de los emprendimientos y pequeñas empresas, las estrategias de ventas adquieren una relevancia aún mayor, ya que estos negocios suelen contar con recursos limitados y deben optimizar sus esfuerzos comerciales para lograr resultados positivos. Por ello, resulta fundamental implementar estrategias flexibles y adaptables que permitan responder rápidamente a los cambios del mercado.</w:t>
+      </w:r>
+    </w:p>
+    <w:p>
+      <w:pPr>
+        <w:rPr>
+          <w:lang w:val="es-PE" w:eastAsia="es-PE"/>
+        </w:rPr>
+      </w:pPr>
+      <w:r>
+        <w:rPr>
+          <w:lang w:val="es-PE" w:eastAsia="es-PE"/>
+        </w:rPr>
+        <w:lastRenderedPageBreak/>
+        <w:t>Entre las estrategias de ventas más utilizadas en emprendimientos se encuentran el uso de redes sociales para promocionar productos, la atención personalizada al cliente, las promociones especiales y la generación de experiencias positivas que fomenten la fidelización. Estas acciones contribuyen a fortalecer la relación con los consumidores y a aumentar las probabilidades de recompra.</w:t>
+      </w:r>
+    </w:p>
+    <w:p>
+      <w:pPr>
+        <w:rPr>
+          <w:lang w:val="es-PE" w:eastAsia="es-PE"/>
+        </w:rPr>
+      </w:pPr>
+      <w:r>
+        <w:rPr>
+          <w:lang w:val="es-PE" w:eastAsia="es-PE"/>
+        </w:rPr>
+        <w:t xml:space="preserve">En el caso de </w:t>
+      </w:r>
       <w:r>
         <w:rPr>
           <w:b/>
           <w:bCs/>
           <w:lang w:val="es-PE" w:eastAsia="es-PE"/>
         </w:rPr>
-        <w:t>Breakfast</w:t>
-      </w:r>
-      <w:proofErr w:type="spellEnd"/>
-      <w:r>
-        <w:rPr>
-          <w:lang w:val="es-PE" w:eastAsia="es-PE"/>
-        </w:rPr>
-        <w:t>, el marketing estratégico puede desempeñar un papel clave al destacar atributos como la rapidez en la atención, la practicidad de los productos y la calidad de los ingredientes. Asimismo, el uso de herramientas digitales y redes sociales permite mejorar la comunicación con los clientes y ampliar el alcance del emprendimiento.</w:t>
-      </w:r>
-    </w:p>
-    <w:p>
-      <w:pPr>
-        <w:rPr>
-          <w:lang w:val="es-PE" w:eastAsia="es-PE"/>
-        </w:rPr>
-      </w:pPr>
-      <w:r>
-        <w:rPr>
-          <w:lang w:val="es-PE" w:eastAsia="es-PE"/>
-        </w:rPr>
-        <w:t>De esta manera, el marketing estratégico se convierte en un elemento esencial para garantizar el crecimiento sostenible del negocio, al facilitar la captación de nuevos clientes y fortalecer la relación con los consumidores actuales.</w:t>
-      </w:r>
-    </w:p>
-    <w:p>
-      <w:pPr>
-        <w:pStyle w:val="Ttulo2"/>
-      </w:pPr>
-      <w:bookmarkStart w:id="10" w:name="_Toc223786755"/>
-      <w:r>
-        <w:t>Estrategias de ventas en emprendimientos y pymes</w:t>
-      </w:r>
-      <w:bookmarkEnd w:id="10"/>
-    </w:p>
-    <w:p>
-      <w:pPr>
-        <w:rPr>
-          <w:lang w:val="es-PE" w:eastAsia="es-PE"/>
-        </w:rPr>
-      </w:pPr>
-      <w:r>
-        <w:rPr>
-          <w:lang w:val="es-PE" w:eastAsia="es-PE"/>
-        </w:rPr>
-        <w:t>Las estrategias de ventas comprenden el conjunto de acciones planificadas que tienen como objetivo concretar transacciones comerciales y generar ingresos para la empresa. Estas estrategias implican identificar clientes potenciales, comprender sus necesidades y ofrecer productos o servicios que respondan a dichas expectativas.</w:t>
-      </w:r>
-    </w:p>
-    <w:p>
-      <w:pPr>
-        <w:rPr>
-          <w:lang w:val="es-PE" w:eastAsia="es-PE"/>
-        </w:rPr>
-      </w:pPr>
-      <w:r>
-        <w:rPr>
-          <w:lang w:val="es-PE" w:eastAsia="es-PE"/>
-        </w:rPr>
-        <w:t>Según diversos autores del ámbito del marketing, una estrategia de ventas eficaz debe estar alineada con los objetivos del negocio y con las estrategias de marketing establecidas. Además, debe considerar aspectos como el conocimiento del mercado, la segmentación de clientes y la creación de propuestas de valor diferenciadas</w:t>
-      </w:r>
-      <w:r>
-        <w:rPr>
-          <w:lang w:val="es-PE" w:eastAsia="es-PE"/>
-        </w:rPr>
-        <w:t>.</w:t>
-      </w:r>
-    </w:p>
-    <w:p>
-      <w:pPr>
-        <w:rPr>
-          <w:lang w:val="es-PE" w:eastAsia="es-PE"/>
-        </w:rPr>
-      </w:pPr>
-      <w:r>
-        <w:rPr>
-          <w:lang w:val="es-PE" w:eastAsia="es-PE"/>
-        </w:rPr>
-        <w:t>En el caso de los emprendimientos y pequeñas empresas, las estrategias de ventas adquieren una relevancia aún mayor, ya que estos negocios suelen contar con recursos limitados y deben optimizar sus esfuerzos comerciales para lograr resultados positivos. Por ello, resulta fundamental implementar estrategias flexibles y adaptables que permitan responder rápidamente a los cambios del mercado.</w:t>
-      </w:r>
-    </w:p>
-    <w:p>
-      <w:pPr>
-        <w:rPr>
-          <w:lang w:val="es-PE" w:eastAsia="es-PE"/>
-        </w:rPr>
-      </w:pPr>
-      <w:r>
-        <w:rPr>
-          <w:lang w:val="es-PE" w:eastAsia="es-PE"/>
-        </w:rPr>
-        <w:lastRenderedPageBreak/>
-        <w:t>Entre las estrategias de ventas más utilizadas en emprendimientos se encuentran el uso de redes sociales para promocionar productos, la atención personalizada al cliente, las promociones especiales y la generación de experiencias positivas que fomenten la fidelización. Estas acciones contribuyen a fortalecer la relación con los consumidores y a aumentar las probabilidades de recompra.</w:t>
-      </w:r>
-    </w:p>
-    <w:p>
-      <w:pPr>
-        <w:rPr>
-          <w:lang w:val="es-PE" w:eastAsia="es-PE"/>
-        </w:rPr>
-      </w:pPr>
-      <w:r>
-        <w:rPr>
-          <w:lang w:val="es-PE" w:eastAsia="es-PE"/>
-        </w:rPr>
-        <w:t xml:space="preserve">En el caso de </w:t>
-      </w:r>
-      <w:r>
-        <w:rPr>
-          <w:b/>
-          <w:bCs/>
-          <w:lang w:val="es-PE" w:eastAsia="es-PE"/>
-        </w:rPr>
-        <w:t xml:space="preserve">Easy </w:t>
-      </w:r>
-      <w:proofErr w:type="spellStart"/>
-      <w:r>
-        <w:rPr>
-          <w:b/>
-          <w:bCs/>
-          <w:lang w:val="es-PE" w:eastAsia="es-PE"/>
-        </w:rPr>
-        <w:t>Breakfast</w:t>
-      </w:r>
-      <w:proofErr w:type="spellEnd"/>
+        <w:t>Easy Breakfast</w:t>
+      </w:r>
       <w:r>
         <w:rPr>
           <w:lang w:val="es-PE" w:eastAsia="es-PE"/>
@@ -5237,27 +5189,16 @@
         <w:pStyle w:val="Ttulo2"/>
       </w:pPr>
       <w:bookmarkStart w:id="11" w:name="_Toc223786756"/>
-      <w:proofErr w:type="spellStart"/>
       <w:r>
         <w:lastRenderedPageBreak/>
-        <w:t>The</w:t>
-      </w:r>
-      <w:proofErr w:type="spellEnd"/>
-      <w:r>
-        <w:t xml:space="preserve"> Business </w:t>
-      </w:r>
-      <w:proofErr w:type="spellStart"/>
+        <w:t xml:space="preserve">The Business </w:t>
+      </w:r>
       <w:r>
         <w:t>M</w:t>
       </w:r>
       <w:r>
-        <w:t>odel</w:t>
-      </w:r>
-      <w:proofErr w:type="spellEnd"/>
-      <w:r>
-        <w:t xml:space="preserve"> </w:t>
-      </w:r>
-      <w:proofErr w:type="spellStart"/>
+        <w:t xml:space="preserve">odel </w:t>
+      </w:r>
       <w:r>
         <w:t>C</w:t>
       </w:r>
@@ -5268,7 +5209,6 @@
         <w:t>s</w:t>
       </w:r>
       <w:bookmarkEnd w:id="11"/>
-      <w:proofErr w:type="spellEnd"/>
     </w:p>
     <w:p>
       <w:pPr>
@@ -5277,23 +5217,13 @@
           <w:lang w:val="en-US"/>
         </w:rPr>
       </w:pPr>
-      <w:proofErr w:type="spellStart"/>
       <w:r>
         <w:rPr>
           <w:b/>
           <w:bCs/>
           <w:lang w:val="en-US"/>
         </w:rPr>
-        <w:t>Figura</w:t>
-      </w:r>
-      <w:proofErr w:type="spellEnd"/>
-      <w:r>
-        <w:rPr>
-          <w:b/>
-          <w:bCs/>
-          <w:lang w:val="en-US"/>
-        </w:rPr>
-        <w:t xml:space="preserve"> </w:t>
+        <w:t xml:space="preserve">Figura </w:t>
       </w:r>
       <w:r>
         <w:rPr>
@@ -5424,21 +5354,7 @@
         <w:rPr>
           <w:rFonts w:eastAsiaTheme="majorEastAsia"/>
         </w:rPr>
-        <w:t xml:space="preserve">El gráfico representa el Modelo de Negocio </w:t>
-      </w:r>
-      <w:proofErr w:type="spellStart"/>
-      <w:r>
-        <w:rPr>
-          <w:rFonts w:eastAsiaTheme="majorEastAsia"/>
-        </w:rPr>
-        <w:t>Canvas</w:t>
-      </w:r>
-      <w:proofErr w:type="spellEnd"/>
-      <w:r>
-        <w:rPr>
-          <w:rFonts w:eastAsiaTheme="majorEastAsia"/>
-        </w:rPr>
-        <w:t xml:space="preserve">, donde se visualizan de manera integral los componentes estratégicos que sustentan la creación, entrega y captura de valor del negocio. </w:t>
+        <w:t xml:space="preserve">El gráfico representa el Modelo de Negocio Canvas, donde se visualizan de manera integral los componentes estratégicos que sustentan la creación, entrega y captura de valor del negocio. </w:t>
       </w:r>
     </w:p>
     <w:p>
@@ -5459,663 +5375,498 @@
           <w:b/>
           <w:bCs/>
         </w:rPr>
-        <w:t xml:space="preserve">Easy </w:t>
-      </w:r>
-      <w:proofErr w:type="spellStart"/>
+        <w:t>Easy Breakfast</w:t>
+      </w:r>
+      <w:r>
+        <w:rPr>
+          <w:rFonts w:eastAsiaTheme="majorEastAsia"/>
+        </w:rPr>
+        <w:t xml:space="preserve"> se fundamenta en el Modelo Canvas, herramienta que permite visualizar de manera integral la lógica de creación, entrega y </w:t>
+      </w:r>
+      <w:r>
+        <w:rPr>
+          <w:rFonts w:eastAsiaTheme="majorEastAsia"/>
+        </w:rPr>
+        <w:lastRenderedPageBreak/>
+        <w:t>captura de valor del negocio. A través de sus nueve módulos, se describe cómo la empresa organiza sus recursos, actividades y relaciones para ofrecer desayunos saludables bajo un sistema de pedidos online con entrega programada.</w:t>
+      </w:r>
+    </w:p>
+    <w:p>
+      <w:pPr>
+        <w:pStyle w:val="Ttulo3"/>
+      </w:pPr>
+      <w:bookmarkStart w:id="12" w:name="_Toc223786757"/>
+      <w:r>
+        <w:t>Propuesta de valor</w:t>
+      </w:r>
+      <w:bookmarkEnd w:id="12"/>
+    </w:p>
+    <w:p>
+      <w:pPr>
+        <w:rPr>
+          <w:rFonts w:eastAsiaTheme="majorEastAsia"/>
+        </w:rPr>
+      </w:pPr>
+      <w:r>
+        <w:rPr>
+          <w:rFonts w:eastAsiaTheme="majorEastAsia"/>
+        </w:rPr>
+        <w:t>La propuesta de valor de Easy Breakfast se centra en ofrecer desayunos saludables, frescos y listos para consumir, solicitados con anticipación mediante una plataforma web. El negocio busca elevar la accesibilidad a alimentos nutritivos para personas con limitaciones de tiempo, facilitando la planificación alimenticia y reduciendo la necesidad de compras presenciales.</w:t>
+      </w:r>
+    </w:p>
+    <w:p>
+      <w:pPr>
+        <w:rPr>
+          <w:rFonts w:eastAsiaTheme="majorEastAsia"/>
+        </w:rPr>
+      </w:pPr>
+      <w:r>
+        <w:rPr>
+          <w:rFonts w:eastAsiaTheme="majorEastAsia"/>
+        </w:rPr>
+        <w:t>La empresa resuelve principalmente la falta de tiempo para preparar desayunos balanceados y la dificultad de acceso a opciones saludables en horarios tempranos. Entre sus características diferenciadoras destacan la accesibilidad digital, la conveniencia de la entrega puntual, la posibilidad de personalización según preferencias o restricciones alimenticias y un sistema de preventa que reduce el desperdicio de insumos.</w:t>
+      </w:r>
+    </w:p>
+    <w:p>
+      <w:pPr>
+        <w:pStyle w:val="Ttulo3"/>
+      </w:pPr>
+      <w:bookmarkStart w:id="13" w:name="_Toc223786758"/>
+      <w:r>
+        <w:t>Segmentos de clientes</w:t>
+      </w:r>
+      <w:bookmarkEnd w:id="13"/>
+    </w:p>
+    <w:p>
+      <w:pPr>
+        <w:rPr>
+          <w:rFonts w:eastAsiaTheme="majorEastAsia"/>
+        </w:rPr>
+      </w:pPr>
+      <w:r>
+        <w:rPr>
+          <w:rFonts w:eastAsiaTheme="majorEastAsia"/>
+        </w:rPr>
+        <w:t>Easy Breakfast se dirige a un nicho de mercado compuesto por adultos ejecutivos, personas que trabajan en oficina, estudiantes universitarios y consumidores interesados en mantener una alimentación saludable. El cliente objetivo principal está conformado por profesionales entre 25 y 45 años, con ingresos medios y rutinas laborales que limitan el tiempo destinado a la preparación de alimentos.</w:t>
+      </w:r>
+    </w:p>
+    <w:p>
+      <w:pPr>
+        <w:rPr>
+          <w:rFonts w:eastAsiaTheme="majorEastAsia"/>
+        </w:rPr>
+      </w:pPr>
+      <w:r>
+        <w:rPr>
+          <w:rFonts w:eastAsiaTheme="majorEastAsia"/>
+        </w:rPr>
+        <w:t>Este enfoque permite atender un segmento específico con necesidades claras de practicidad, nutrición y eficiencia en el uso del tiempo.</w:t>
+      </w:r>
+    </w:p>
+    <w:p>
+      <w:pPr>
+        <w:pStyle w:val="Ttulo3"/>
+      </w:pPr>
+      <w:bookmarkStart w:id="14" w:name="_Toc223786759"/>
+      <w:r>
+        <w:lastRenderedPageBreak/>
+        <w:t>Canales</w:t>
+      </w:r>
+      <w:bookmarkEnd w:id="14"/>
+    </w:p>
+    <w:p>
+      <w:pPr>
+        <w:rPr>
+          <w:rFonts w:eastAsiaTheme="majorEastAsia"/>
+        </w:rPr>
+      </w:pPr>
+      <w:r>
+        <w:rPr>
+          <w:rFonts w:eastAsiaTheme="majorEastAsia"/>
+        </w:rPr>
+        <w:t>La empresa utiliza canales digitales como principal medio de comercialización. Entre ellos se encuentran la página web oficial, Instagram, Facebook y WhatsApp Business. Las redes sociales cumplen una función estratégica de captación y posicionamiento de marca, mientras que la página web actúa como canal principal para la gestión y cierre de ventas.</w:t>
+      </w:r>
+    </w:p>
+    <w:p>
+      <w:pPr>
+        <w:rPr>
+          <w:rFonts w:eastAsiaTheme="majorEastAsia"/>
+        </w:rPr>
+      </w:pPr>
+      <w:r>
+        <w:rPr>
+          <w:rFonts w:eastAsiaTheme="majorEastAsia"/>
+        </w:rPr>
+        <w:t>El proceso se integra en la rutina del cliente mediante pedidos realizados con anticipación —generalmente la noche anterior— y entregas programadas en horario temprano, antes del inicio de la jornada laboral o académica.</w:t>
+      </w:r>
+    </w:p>
+    <w:p>
+      <w:pPr>
+        <w:pStyle w:val="Ttulo3"/>
+      </w:pPr>
+      <w:bookmarkStart w:id="15" w:name="_Toc223786760"/>
+      <w:r>
+        <w:t>Relación con los clientes</w:t>
+      </w:r>
+      <w:bookmarkEnd w:id="15"/>
+    </w:p>
+    <w:p>
+      <w:pPr>
+        <w:rPr>
+          <w:rFonts w:eastAsiaTheme="majorEastAsia"/>
+        </w:rPr>
+      </w:pPr>
+      <w:r>
+        <w:rPr>
+          <w:rFonts w:eastAsiaTheme="majorEastAsia"/>
+        </w:rPr>
+        <w:t>La relación con los clientes se basa en la atención personalizada y la construcción de fidelización a largo plazo. Se implementa asistencia directa a través de WhatsApp, complementada con un sistema semi-automatizado en la plataforma web para la gestión de pedidos.</w:t>
+      </w:r>
+    </w:p>
+    <w:p>
+      <w:pPr>
+        <w:rPr>
+          <w:rFonts w:eastAsiaTheme="majorEastAsia"/>
+        </w:rPr>
+      </w:pPr>
+      <w:r>
+        <w:rPr>
+          <w:rFonts w:eastAsiaTheme="majorEastAsia"/>
+        </w:rPr>
+        <w:t>Asimismo, se contempla la implementación de programas de fidelización mediante descuentos por compras frecuentes</w:t>
+      </w:r>
+      <w:r>
+        <w:rPr>
+          <w:rFonts w:eastAsiaTheme="majorEastAsia"/>
+        </w:rPr>
+        <w:t>, compras semanales o mensuales</w:t>
+      </w:r>
+      <w:r>
+        <w:rPr>
+          <w:rFonts w:eastAsiaTheme="majorEastAsia"/>
+        </w:rPr>
+        <w:t>. Los clientes esperan respuestas rápidas, productos frescos, entregas puntuales y opciones adaptadas a sus preferencias alimenticias, elementos que fortalecen la confianza y la recurrencia de compra.</w:t>
+      </w:r>
+    </w:p>
+    <w:p>
+      <w:pPr>
+        <w:pStyle w:val="Ttulo3"/>
+      </w:pPr>
+      <w:bookmarkStart w:id="16" w:name="_Toc223786761"/>
+      <w:r>
+        <w:t>Actividades clave</w:t>
+      </w:r>
+      <w:bookmarkEnd w:id="16"/>
+    </w:p>
+    <w:p>
+      <w:pPr>
+        <w:rPr>
+          <w:rFonts w:eastAsiaTheme="majorEastAsia"/>
+        </w:rPr>
+      </w:pPr>
+      <w:r>
+        <w:rPr>
+          <w:rFonts w:eastAsiaTheme="majorEastAsia"/>
+        </w:rPr>
+        <w:t xml:space="preserve">Las actividades clave del negocio incluyen la selección y compra de frutas frescas, la preparación y armado diario de los desayunos, el control de calidad e higiene, la gestión </w:t>
+      </w:r>
+      <w:r>
+        <w:rPr>
+          <w:rFonts w:eastAsiaTheme="majorEastAsia"/>
+        </w:rPr>
+        <w:lastRenderedPageBreak/>
+        <w:t>de pedidos online y la coordinación logística de entregas.</w:t>
+      </w:r>
+    </w:p>
+    <w:p>
+      <w:pPr>
+        <w:rPr>
+          <w:rFonts w:eastAsiaTheme="majorEastAsia"/>
+        </w:rPr>
+      </w:pPr>
+      <w:r>
+        <w:rPr>
+          <w:rFonts w:eastAsiaTheme="majorEastAsia"/>
+        </w:rPr>
+        <w:t>Adicionalmente, se desarrollan actividades de marketing digital, administración de la página web, gestión de redes sociales y atención al cliente. En el ámbito financiero, se gestionan preventas, pagos digitales y estrategias promocionales para incentivar el volumen de ventas.</w:t>
+      </w:r>
+    </w:p>
+    <w:p>
+      <w:pPr>
+        <w:rPr>
+          <w:rFonts w:eastAsiaTheme="majorEastAsia"/>
+        </w:rPr>
+      </w:pPr>
+      <w:r>
+        <w:rPr>
+          <w:rFonts w:eastAsiaTheme="majorEastAsia"/>
+        </w:rPr>
+        <w:t>Estas actividades permiten garantizar la eficiencia operativa y el cumplimiento de la propuesta de valor.</w:t>
+      </w:r>
+    </w:p>
+    <w:p>
+      <w:pPr>
+        <w:pStyle w:val="Ttulo3"/>
+      </w:pPr>
+      <w:bookmarkStart w:id="17" w:name="_Toc223786762"/>
+      <w:r>
+        <w:t>Recursos clave</w:t>
+      </w:r>
+      <w:bookmarkEnd w:id="17"/>
+    </w:p>
+    <w:p>
+      <w:pPr>
+        <w:rPr>
+          <w:rFonts w:eastAsiaTheme="majorEastAsia"/>
+        </w:rPr>
+      </w:pPr>
+      <w:r>
+        <w:rPr>
+          <w:rFonts w:eastAsiaTheme="majorEastAsia"/>
+        </w:rPr>
+        <w:t>Para ejecutar el modelo de negocio, Easy Breakfast dispone de recursos físicos, humanos, intelectuales y financieros.</w:t>
+      </w:r>
+    </w:p>
+    <w:p>
+      <w:pPr>
+        <w:rPr>
+          <w:rFonts w:eastAsiaTheme="majorEastAsia"/>
+        </w:rPr>
+      </w:pPr>
+      <w:r>
+        <w:rPr>
+          <w:rFonts w:eastAsiaTheme="majorEastAsia"/>
+        </w:rPr>
+        <w:t>Entre los recursos físicos destacan la cocina equipada, sistemas de refrigeración y utensilios especializados. Los recursos humanos incluyen personal de cocina, repartidor y un community manager encargado de la gestión digital y posicionamiento de la marca.</w:t>
+      </w:r>
+    </w:p>
+    <w:p>
+      <w:pPr>
+        <w:rPr>
+          <w:rFonts w:eastAsiaTheme="majorEastAsia"/>
+        </w:rPr>
+      </w:pPr>
+      <w:r>
+        <w:rPr>
+          <w:rFonts w:eastAsiaTheme="majorEastAsia"/>
+        </w:rPr>
+        <w:t>En cuanto a los recursos intelectuales, se consideran la marca registrada, las recetas propias y la base de datos de clientes. Finalmente, los recursos financieros comprenden el capital inicial y el flujo de caja necesario para sostener la operación diaria.</w:t>
+      </w:r>
+    </w:p>
+    <w:p>
+      <w:pPr>
+        <w:pStyle w:val="Ttulo3"/>
+      </w:pPr>
+      <w:bookmarkStart w:id="18" w:name="_Toc223786763"/>
+      <w:r>
+        <w:t>Socios clave</w:t>
+      </w:r>
+      <w:bookmarkEnd w:id="18"/>
+    </w:p>
+    <w:p>
+      <w:pPr>
+        <w:rPr>
+          <w:rFonts w:eastAsiaTheme="majorEastAsia"/>
+        </w:rPr>
+      </w:pPr>
+      <w:r>
+        <w:rPr>
+          <w:rFonts w:eastAsiaTheme="majorEastAsia"/>
+        </w:rPr>
+        <w:t>El modelo de negocio se apoya en alianzas estratégicas con proveedores mayoristas de frutas frescas, proveedores de granos, yogur y frutos secos, distribuidores de envases ecológicos y plataformas de pago online. En caso de tercerización, también se contempla la colaboración con servicios de delivery.</w:t>
+      </w:r>
+    </w:p>
+    <w:p>
+      <w:pPr>
+        <w:rPr>
+          <w:rFonts w:eastAsiaTheme="majorEastAsia"/>
+        </w:rPr>
+      </w:pPr>
+      <w:r>
+        <w:rPr>
+          <w:rFonts w:eastAsiaTheme="majorEastAsia"/>
+        </w:rPr>
+        <w:lastRenderedPageBreak/>
+        <w:t>Estas alianzas permiten garantizar abastecimiento constante, calidad en la materia prima, optimización de costos y reducción de riesgos asociados a retrasos o escasez de insumos.</w:t>
+      </w:r>
+    </w:p>
+    <w:p>
+      <w:pPr>
+        <w:pStyle w:val="Ttulo3"/>
+      </w:pPr>
+      <w:bookmarkStart w:id="19" w:name="_Toc223786764"/>
+      <w:r>
+        <w:t>Estructura de costos</w:t>
+      </w:r>
+      <w:bookmarkEnd w:id="19"/>
+    </w:p>
+    <w:p>
+      <w:pPr>
+        <w:rPr>
+          <w:rFonts w:eastAsiaTheme="majorEastAsia"/>
+        </w:rPr>
+      </w:pPr>
+      <w:r>
+        <w:rPr>
+          <w:rFonts w:eastAsiaTheme="majorEastAsia"/>
+        </w:rPr>
+        <w:t>La estructura de costos está compuesta principalmente por la compra de frutas e insumos, mano de obra, servicio de delivery, marketing digital y gastos de hosting y mantenimiento web. Los recursos y actividades más costosos corresponden a los insumos frescos y al personal operativo, así como a la preparación diaria y logística de entrega.</w:t>
+      </w:r>
+    </w:p>
+    <w:p>
+      <w:pPr>
+        <w:rPr>
+          <w:rFonts w:eastAsiaTheme="majorEastAsia"/>
+        </w:rPr>
+      </w:pPr>
+      <w:r>
+        <w:rPr>
+          <w:rFonts w:eastAsiaTheme="majorEastAsia"/>
+        </w:rPr>
+        <w:t>El modelo se orienta más hacia la generación de valor que hacia la competencia por precios bajos, priorizando calidad, frescura y conveniencia como factores diferenciadores.</w:t>
+      </w:r>
+    </w:p>
+    <w:p>
+      <w:pPr>
+        <w:pStyle w:val="Ttulo3"/>
+      </w:pPr>
+      <w:bookmarkStart w:id="20" w:name="_Toc223786765"/>
+      <w:r>
+        <w:t>Fuentes de ingresos</w:t>
+      </w:r>
+      <w:bookmarkEnd w:id="20"/>
+    </w:p>
+    <w:p>
+      <w:pPr>
+        <w:rPr>
+          <w:rFonts w:eastAsiaTheme="majorEastAsia"/>
+        </w:rPr>
+      </w:pPr>
+      <w:r>
+        <w:rPr>
+          <w:rFonts w:eastAsiaTheme="majorEastAsia"/>
+        </w:rPr>
+        <w:t>Las fuentes de ingresos provienen principalmente de la venta directa de desayunos saludables. Adicionalmente, se contempla la implementación de suscripciones semanales o mensuales y descuentos por volumen para incentivar compras recurrentes.</w:t>
+      </w:r>
+    </w:p>
+    <w:p>
+      <w:pPr>
+        <w:rPr>
+          <w:rFonts w:eastAsiaTheme="majorEastAsia"/>
+        </w:rPr>
+      </w:pPr>
+      <w:r>
+        <w:rPr>
+          <w:rFonts w:eastAsiaTheme="majorEastAsia"/>
+        </w:rPr>
+        <w:t>Los clientes pueden realizar pagos mediante transferencias bancarias, tarjetas</w:t>
+      </w:r>
+      <w:r>
+        <w:rPr>
+          <w:rFonts w:eastAsiaTheme="majorEastAsia"/>
+        </w:rPr>
+        <w:t xml:space="preserve"> o</w:t>
+      </w:r>
+      <w:r>
+        <w:rPr>
+          <w:rFonts w:eastAsiaTheme="majorEastAsia"/>
+        </w:rPr>
+        <w:t xml:space="preserve"> pagos móvile</w:t>
+      </w:r>
+      <w:r>
+        <w:rPr>
+          <w:rFonts w:eastAsiaTheme="majorEastAsia"/>
+        </w:rPr>
+        <w:t>s</w:t>
+      </w:r>
+      <w:r>
+        <w:rPr>
+          <w:rFonts w:eastAsiaTheme="majorEastAsia"/>
+        </w:rPr>
+        <w:t>. La estructura de precios es fija según el tipo de desayuno, con promociones dinámicas en fechas especiales y beneficios para clientes frecuentes.</w:t>
+      </w:r>
+    </w:p>
+    <w:p>
+      <w:pPr>
+        <w:pStyle w:val="Ttulo2"/>
+      </w:pPr>
+      <w:bookmarkStart w:id="21" w:name="_Toc223786766"/>
+      <w:r>
+        <w:t>Conclusión general del marco teórico</w:t>
+      </w:r>
+      <w:bookmarkEnd w:id="21"/>
+    </w:p>
+    <w:p>
+      <w:r>
+        <w:t xml:space="preserve">El análisis de los diferentes enfoques teóricos relacionados con el marketing </w:t>
+      </w:r>
+      <w:r>
+        <w:lastRenderedPageBreak/>
+        <w:t>estratégico, las estrategias de ventas y el modelo de negocio Canvas permite comprender la importancia de planificar adecuadamente las actividades comerciales dentro de un emprendimiento.</w:t>
+      </w:r>
+    </w:p>
+    <w:p>
+      <w:r>
+        <w:t>Las investigaciones revisadas coinciden en que la aplicación de estrategias de marketing y ventas contribuye significativamente al posicionamiento de la marca, la fidelización de clientes y el incremento de la rentabilidad. Asimismo, el conocimiento del mercado y la identificación de las necesidades del consumidor se convierten en elementos clave para el desarrollo de propuestas de valor competitivas.</w:t>
+      </w:r>
+    </w:p>
+    <w:p>
+      <w:r>
+        <w:t xml:space="preserve">En el caso del emprendimiento </w:t>
+      </w:r>
+      <w:r>
+        <w:rPr>
+          <w:rStyle w:val="Textoennegrita"/>
+          <w:rFonts w:eastAsiaTheme="majorEastAsia"/>
+        </w:rPr>
+        <w:t>Easy Breakfast</w:t>
+      </w:r>
+      <w:r>
+        <w:t>, la implementación de estrategias de marketing estratégico y ventas permitirá fortalecer su presencia en el mercado, mejorar la relación con los clientes y promover el crecimiento del negocio. Del mismo modo, el uso del modelo de negocio Canvas facilita la comprensión de los componentes esenciales del emprendimiento y orienta la toma de decisiones para su desarrollo sostenible.</w:t>
+      </w:r>
+    </w:p>
+    <w:p>
+      <w:r>
+        <w:t>En conclusión, el marco teórico proporciona las bases conceptuales necesarias para sustentar el diseño de estrategias comerciales que permitan a Easy Breakfast consolidarse en el mercado y alcanzar sus objetivos empresariales.</w:t>
+      </w:r>
+    </w:p>
+    <w:p>
+      <w:pPr>
+        <w:rPr>
+          <w:rFonts w:eastAsiaTheme="majorEastAsia"/>
+        </w:rPr>
+      </w:pPr>
+    </w:p>
+    <w:p>
+      <w:pPr>
+        <w:pStyle w:val="Ttulo2"/>
+      </w:pPr>
+      <w:bookmarkStart w:id="22" w:name="_Toc223786767"/>
+      <w:r>
+        <w:t>Filosofía Organizacional</w:t>
+      </w:r>
+      <w:bookmarkEnd w:id="22"/>
+    </w:p>
+    <w:p>
+      <w:pPr>
+        <w:rPr>
+          <w:rFonts w:eastAsiaTheme="majorEastAsia"/>
+        </w:rPr>
+      </w:pPr>
+      <w:r>
+        <w:rPr>
+          <w:rFonts w:eastAsiaTheme="majorEastAsia"/>
+        </w:rPr>
+        <w:t xml:space="preserve">La filosofía organizacional de </w:t>
+      </w:r>
       <w:r>
         <w:rPr>
           <w:rFonts w:eastAsiaTheme="majorEastAsia"/>
           <w:b/>
           <w:bCs/>
         </w:rPr>
-        <w:t>Breakfast</w:t>
-      </w:r>
-      <w:proofErr w:type="spellEnd"/>
-      <w:r>
-        <w:rPr>
-          <w:rFonts w:eastAsiaTheme="majorEastAsia"/>
-        </w:rPr>
-        <w:t xml:space="preserve"> se fundamenta en el Modelo </w:t>
-      </w:r>
-      <w:proofErr w:type="spellStart"/>
-      <w:r>
-        <w:rPr>
-          <w:rFonts w:eastAsiaTheme="majorEastAsia"/>
-        </w:rPr>
-        <w:t>Canvas</w:t>
-      </w:r>
-      <w:proofErr w:type="spellEnd"/>
-      <w:r>
-        <w:rPr>
-          <w:rFonts w:eastAsiaTheme="majorEastAsia"/>
-        </w:rPr>
-        <w:t xml:space="preserve">, herramienta que permite visualizar de manera integral la lógica de creación, entrega y </w:t>
-      </w:r>
-      <w:r>
-        <w:rPr>
-          <w:rFonts w:eastAsiaTheme="majorEastAsia"/>
-        </w:rPr>
-        <w:lastRenderedPageBreak/>
-        <w:t>captura de valor del negocio. A través de sus nueve módulos, se describe cómo la empresa organiza sus recursos, actividades y relaciones para ofrecer desayunos saludables bajo un sistema de pedidos online con entrega programada.</w:t>
-      </w:r>
-    </w:p>
-    <w:p>
-      <w:pPr>
-        <w:pStyle w:val="Ttulo3"/>
-      </w:pPr>
-      <w:bookmarkStart w:id="12" w:name="_Toc223786757"/>
-      <w:r>
-        <w:t>Propuesta de valor</w:t>
-      </w:r>
-      <w:bookmarkEnd w:id="12"/>
-    </w:p>
-    <w:p>
-      <w:pPr>
-        <w:rPr>
-          <w:rFonts w:eastAsiaTheme="majorEastAsia"/>
-        </w:rPr>
-      </w:pPr>
-      <w:r>
-        <w:rPr>
-          <w:rFonts w:eastAsiaTheme="majorEastAsia"/>
-        </w:rPr>
-        <w:t xml:space="preserve">La propuesta de valor de Easy </w:t>
-      </w:r>
-      <w:proofErr w:type="spellStart"/>
-      <w:r>
-        <w:rPr>
-          <w:rFonts w:eastAsiaTheme="majorEastAsia"/>
-        </w:rPr>
-        <w:t>Breakfast</w:t>
-      </w:r>
-      <w:proofErr w:type="spellEnd"/>
-      <w:r>
-        <w:rPr>
-          <w:rFonts w:eastAsiaTheme="majorEastAsia"/>
-        </w:rPr>
-        <w:t xml:space="preserve"> se centra en ofrecer desayunos saludables, frescos y listos para consumir, solicitados con anticipación mediante una plataforma web. El negocio busca elevar la accesibilidad a alimentos nutritivos para personas con limitaciones de tiempo, facilitando la planificación alimenticia y reduciendo la necesidad de compras presenciales.</w:t>
-      </w:r>
-    </w:p>
-    <w:p>
-      <w:pPr>
-        <w:rPr>
-          <w:rFonts w:eastAsiaTheme="majorEastAsia"/>
-        </w:rPr>
-      </w:pPr>
-      <w:r>
-        <w:rPr>
-          <w:rFonts w:eastAsiaTheme="majorEastAsia"/>
-        </w:rPr>
-        <w:t>La empresa resuelve principalmente la falta de tiempo para preparar desayunos balanceados y la dificultad de acceso a opciones saludables en horarios tempranos. Entre sus características diferenciadoras destacan la accesibilidad digital, la conveniencia de la entrega puntual, la posibilidad de personalización según preferencias o restricciones alimenticias y un sistema de preventa que reduce el desperdicio de insumos.</w:t>
-      </w:r>
-    </w:p>
-    <w:p>
-      <w:pPr>
-        <w:pStyle w:val="Ttulo3"/>
-      </w:pPr>
-      <w:bookmarkStart w:id="13" w:name="_Toc223786758"/>
-      <w:r>
-        <w:t>Segmentos de clientes</w:t>
-      </w:r>
-      <w:bookmarkEnd w:id="13"/>
-    </w:p>
-    <w:p>
-      <w:pPr>
-        <w:rPr>
-          <w:rFonts w:eastAsiaTheme="majorEastAsia"/>
-        </w:rPr>
-      </w:pPr>
-      <w:r>
-        <w:rPr>
-          <w:rFonts w:eastAsiaTheme="majorEastAsia"/>
-        </w:rPr>
-        <w:t xml:space="preserve">Easy </w:t>
-      </w:r>
-      <w:proofErr w:type="spellStart"/>
-      <w:r>
-        <w:rPr>
-          <w:rFonts w:eastAsiaTheme="majorEastAsia"/>
-        </w:rPr>
-        <w:t>Breakfast</w:t>
-      </w:r>
-      <w:proofErr w:type="spellEnd"/>
-      <w:r>
-        <w:rPr>
-          <w:rFonts w:eastAsiaTheme="majorEastAsia"/>
-        </w:rPr>
-        <w:t xml:space="preserve"> se dirige a un nicho de mercado compuesto por adultos ejecutivos, personas que trabajan en oficina, estudiantes universitarios y consumidores interesados en mantener una alimentación saludable. El cliente objetivo principal está conformado por profesionales entre 25 y 45 años, con ingresos medios y rutinas laborales que limitan el tiempo destinado a la preparación de alimentos.</w:t>
-      </w:r>
-    </w:p>
-    <w:p>
-      <w:pPr>
-        <w:rPr>
-          <w:rFonts w:eastAsiaTheme="majorEastAsia"/>
-        </w:rPr>
-      </w:pPr>
-      <w:r>
-        <w:rPr>
-          <w:rFonts w:eastAsiaTheme="majorEastAsia"/>
-        </w:rPr>
-        <w:t>Este enfoque permite atender un segmento específico con necesidades claras de practicidad, nutrición y eficiencia en el uso del tiempo.</w:t>
-      </w:r>
-    </w:p>
-    <w:p>
-      <w:pPr>
-        <w:pStyle w:val="Ttulo3"/>
-      </w:pPr>
-      <w:bookmarkStart w:id="14" w:name="_Toc223786759"/>
-      <w:r>
-        <w:lastRenderedPageBreak/>
-        <w:t>Canales</w:t>
-      </w:r>
-      <w:bookmarkEnd w:id="14"/>
-    </w:p>
-    <w:p>
-      <w:pPr>
-        <w:rPr>
-          <w:rFonts w:eastAsiaTheme="majorEastAsia"/>
-        </w:rPr>
-      </w:pPr>
-      <w:r>
-        <w:rPr>
-          <w:rFonts w:eastAsiaTheme="majorEastAsia"/>
-        </w:rPr>
-        <w:t>La empresa utiliza canales digitales como principal medio de comercialización. Entre ellos se encuentran la página web oficial, Instagram, Facebook y WhatsApp Business. Las redes sociales cumplen una función estratégica de captación y posicionamiento de marca, mientras que la página web actúa como canal principal para la gestión y cierre de ventas.</w:t>
-      </w:r>
-    </w:p>
-    <w:p>
-      <w:pPr>
-        <w:rPr>
-          <w:rFonts w:eastAsiaTheme="majorEastAsia"/>
-        </w:rPr>
-      </w:pPr>
-      <w:r>
-        <w:rPr>
-          <w:rFonts w:eastAsiaTheme="majorEastAsia"/>
-        </w:rPr>
-        <w:t>El proceso se integra en la rutina del cliente mediante pedidos realizados con anticipación —generalmente la noche anterior— y entregas programadas en horario temprano, antes del inicio de la jornada laboral o académica.</w:t>
-      </w:r>
-    </w:p>
-    <w:p>
-      <w:pPr>
-        <w:pStyle w:val="Ttulo3"/>
-      </w:pPr>
-      <w:bookmarkStart w:id="15" w:name="_Toc223786760"/>
-      <w:r>
-        <w:t>Relación con los clientes</w:t>
-      </w:r>
-      <w:bookmarkEnd w:id="15"/>
-    </w:p>
-    <w:p>
-      <w:pPr>
-        <w:rPr>
-          <w:rFonts w:eastAsiaTheme="majorEastAsia"/>
-        </w:rPr>
-      </w:pPr>
-      <w:r>
-        <w:rPr>
-          <w:rFonts w:eastAsiaTheme="majorEastAsia"/>
-        </w:rPr>
-        <w:t xml:space="preserve">La relación con los clientes se basa en la atención personalizada y la construcción de fidelización a largo plazo. Se implementa asistencia directa a través de WhatsApp, complementada con un sistema </w:t>
-      </w:r>
-      <w:proofErr w:type="spellStart"/>
-      <w:r>
-        <w:rPr>
-          <w:rFonts w:eastAsiaTheme="majorEastAsia"/>
-        </w:rPr>
-        <w:t>semi-automatizado</w:t>
-      </w:r>
-      <w:proofErr w:type="spellEnd"/>
-      <w:r>
-        <w:rPr>
-          <w:rFonts w:eastAsiaTheme="majorEastAsia"/>
-        </w:rPr>
-        <w:t xml:space="preserve"> en la plataforma web para la gestión de pedidos.</w:t>
-      </w:r>
-    </w:p>
-    <w:p>
-      <w:pPr>
-        <w:rPr>
-          <w:rFonts w:eastAsiaTheme="majorEastAsia"/>
-        </w:rPr>
-      </w:pPr>
-      <w:r>
-        <w:rPr>
-          <w:rFonts w:eastAsiaTheme="majorEastAsia"/>
-        </w:rPr>
-        <w:t>Asimismo, se contempla la implementación de programas de fidelización mediante descuentos por compras frecuentes</w:t>
-      </w:r>
-      <w:r>
-        <w:rPr>
-          <w:rFonts w:eastAsiaTheme="majorEastAsia"/>
-        </w:rPr>
-        <w:t>, compras semanales o mensuales</w:t>
-      </w:r>
-      <w:r>
-        <w:rPr>
-          <w:rFonts w:eastAsiaTheme="majorEastAsia"/>
-        </w:rPr>
-        <w:t>. Los clientes esperan respuestas rápidas, productos frescos, entregas puntuales y opciones adaptadas a sus preferencias alimenticias, elementos que fortalecen la confianza y la recurrencia de compra.</w:t>
-      </w:r>
-    </w:p>
-    <w:p>
-      <w:pPr>
-        <w:pStyle w:val="Ttulo3"/>
-      </w:pPr>
-      <w:bookmarkStart w:id="16" w:name="_Toc223786761"/>
-      <w:r>
-        <w:t>Actividades clave</w:t>
-      </w:r>
-      <w:bookmarkEnd w:id="16"/>
-    </w:p>
-    <w:p>
-      <w:pPr>
-        <w:rPr>
-          <w:rFonts w:eastAsiaTheme="majorEastAsia"/>
-        </w:rPr>
-      </w:pPr>
-      <w:r>
-        <w:rPr>
-          <w:rFonts w:eastAsiaTheme="majorEastAsia"/>
-        </w:rPr>
-        <w:t xml:space="preserve">Las actividades clave del negocio incluyen la selección y compra de frutas frescas, la preparación y armado diario de los desayunos, el control de calidad e higiene, la gestión </w:t>
-      </w:r>
-      <w:r>
-        <w:rPr>
-          <w:rFonts w:eastAsiaTheme="majorEastAsia"/>
-        </w:rPr>
-        <w:lastRenderedPageBreak/>
-        <w:t>de pedidos online y la coordinación logística de entregas.</w:t>
-      </w:r>
-    </w:p>
-    <w:p>
-      <w:pPr>
-        <w:rPr>
-          <w:rFonts w:eastAsiaTheme="majorEastAsia"/>
-        </w:rPr>
-      </w:pPr>
-      <w:r>
-        <w:rPr>
-          <w:rFonts w:eastAsiaTheme="majorEastAsia"/>
-        </w:rPr>
-        <w:t>Adicionalmente, se desarrollan actividades de marketing digital, administración de la página web, gestión de redes sociales y atención al cliente. En el ámbito financiero, se gestionan preventas, pagos digitales y estrategias promocionales para incentivar el volumen de ventas.</w:t>
-      </w:r>
-    </w:p>
-    <w:p>
-      <w:pPr>
-        <w:rPr>
-          <w:rFonts w:eastAsiaTheme="majorEastAsia"/>
-        </w:rPr>
-      </w:pPr>
-      <w:r>
-        <w:rPr>
-          <w:rFonts w:eastAsiaTheme="majorEastAsia"/>
-        </w:rPr>
-        <w:t>Estas actividades permiten garantizar la eficiencia operativa y el cumplimiento de la propuesta de valor.</w:t>
-      </w:r>
-    </w:p>
-    <w:p>
-      <w:pPr>
-        <w:pStyle w:val="Ttulo3"/>
-      </w:pPr>
-      <w:bookmarkStart w:id="17" w:name="_Toc223786762"/>
-      <w:r>
-        <w:t>Recursos clave</w:t>
-      </w:r>
-      <w:bookmarkEnd w:id="17"/>
-    </w:p>
-    <w:p>
-      <w:pPr>
-        <w:rPr>
-          <w:rFonts w:eastAsiaTheme="majorEastAsia"/>
-        </w:rPr>
-      </w:pPr>
-      <w:r>
-        <w:rPr>
-          <w:rFonts w:eastAsiaTheme="majorEastAsia"/>
-        </w:rPr>
-        <w:t xml:space="preserve">Para ejecutar el modelo de negocio, Easy </w:t>
-      </w:r>
-      <w:proofErr w:type="spellStart"/>
-      <w:r>
-        <w:rPr>
-          <w:rFonts w:eastAsiaTheme="majorEastAsia"/>
-        </w:rPr>
-        <w:t>Breakfast</w:t>
-      </w:r>
-      <w:proofErr w:type="spellEnd"/>
-      <w:r>
-        <w:rPr>
-          <w:rFonts w:eastAsiaTheme="majorEastAsia"/>
-        </w:rPr>
-        <w:t xml:space="preserve"> dispone de recursos físicos, humanos, intelectuales y financieros.</w:t>
-      </w:r>
-    </w:p>
-    <w:p>
-      <w:pPr>
-        <w:rPr>
-          <w:rFonts w:eastAsiaTheme="majorEastAsia"/>
-        </w:rPr>
-      </w:pPr>
-      <w:r>
-        <w:rPr>
-          <w:rFonts w:eastAsiaTheme="majorEastAsia"/>
-        </w:rPr>
-        <w:t xml:space="preserve">Entre los recursos físicos destacan la cocina equipada, sistemas de refrigeración y utensilios especializados. Los recursos humanos incluyen personal de cocina, repartidor y un </w:t>
-      </w:r>
-      <w:proofErr w:type="spellStart"/>
-      <w:r>
-        <w:rPr>
-          <w:rFonts w:eastAsiaTheme="majorEastAsia"/>
-        </w:rPr>
-        <w:t>community</w:t>
-      </w:r>
-      <w:proofErr w:type="spellEnd"/>
-      <w:r>
-        <w:rPr>
-          <w:rFonts w:eastAsiaTheme="majorEastAsia"/>
-        </w:rPr>
-        <w:t xml:space="preserve"> manager encargado de la gestión digital y posicionamiento de la marca.</w:t>
-      </w:r>
-    </w:p>
-    <w:p>
-      <w:pPr>
-        <w:rPr>
-          <w:rFonts w:eastAsiaTheme="majorEastAsia"/>
-        </w:rPr>
-      </w:pPr>
-      <w:r>
-        <w:rPr>
-          <w:rFonts w:eastAsiaTheme="majorEastAsia"/>
-        </w:rPr>
-        <w:t>En cuanto a los recursos intelectuales, se consideran la marca registrada, las recetas propias y la base de datos de clientes. Finalmente, los recursos financieros comprenden el capital inicial y el flujo de caja necesario para sostener la operación diaria.</w:t>
-      </w:r>
-    </w:p>
-    <w:p>
-      <w:pPr>
-        <w:pStyle w:val="Ttulo3"/>
-      </w:pPr>
-      <w:bookmarkStart w:id="18" w:name="_Toc223786763"/>
-      <w:r>
-        <w:t>Socios clave</w:t>
-      </w:r>
-      <w:bookmarkEnd w:id="18"/>
-    </w:p>
-    <w:p>
-      <w:pPr>
-        <w:rPr>
-          <w:rFonts w:eastAsiaTheme="majorEastAsia"/>
-        </w:rPr>
-      </w:pPr>
-      <w:r>
-        <w:rPr>
-          <w:rFonts w:eastAsiaTheme="majorEastAsia"/>
-        </w:rPr>
-        <w:t xml:space="preserve">El modelo de negocio se apoya en alianzas estratégicas con proveedores mayoristas de frutas frescas, proveedores de granos, yogur y frutos secos, distribuidores de envases ecológicos y plataformas de pago online. En caso de tercerización, también se contempla la colaboración con servicios de </w:t>
-      </w:r>
-      <w:proofErr w:type="spellStart"/>
-      <w:r>
-        <w:rPr>
-          <w:rFonts w:eastAsiaTheme="majorEastAsia"/>
-        </w:rPr>
-        <w:t>delivery</w:t>
-      </w:r>
-      <w:proofErr w:type="spellEnd"/>
-      <w:r>
-        <w:rPr>
-          <w:rFonts w:eastAsiaTheme="majorEastAsia"/>
-        </w:rPr>
-        <w:t>.</w:t>
-      </w:r>
-    </w:p>
-    <w:p>
-      <w:pPr>
-        <w:rPr>
-          <w:rFonts w:eastAsiaTheme="majorEastAsia"/>
-        </w:rPr>
-      </w:pPr>
-      <w:r>
-        <w:rPr>
-          <w:rFonts w:eastAsiaTheme="majorEastAsia"/>
-        </w:rPr>
-        <w:lastRenderedPageBreak/>
-        <w:t>Estas alianzas permiten garantizar abastecimiento constante, calidad en la materia prima, optimización de costos y reducción de riesgos asociados a retrasos o escasez de insumos.</w:t>
-      </w:r>
-    </w:p>
-    <w:p>
-      <w:pPr>
-        <w:pStyle w:val="Ttulo3"/>
-      </w:pPr>
-      <w:bookmarkStart w:id="19" w:name="_Toc223786764"/>
-      <w:r>
-        <w:t>Estructura de costos</w:t>
-      </w:r>
-      <w:bookmarkEnd w:id="19"/>
-    </w:p>
-    <w:p>
-      <w:pPr>
-        <w:rPr>
-          <w:rFonts w:eastAsiaTheme="majorEastAsia"/>
-        </w:rPr>
-      </w:pPr>
-      <w:r>
-        <w:rPr>
-          <w:rFonts w:eastAsiaTheme="majorEastAsia"/>
-        </w:rPr>
-        <w:t xml:space="preserve">La estructura de costos está compuesta principalmente por la compra de frutas e insumos, mano de obra, servicio de </w:t>
-      </w:r>
-      <w:proofErr w:type="spellStart"/>
-      <w:r>
-        <w:rPr>
-          <w:rFonts w:eastAsiaTheme="majorEastAsia"/>
-        </w:rPr>
-        <w:t>delivery</w:t>
-      </w:r>
-      <w:proofErr w:type="spellEnd"/>
-      <w:r>
-        <w:rPr>
-          <w:rFonts w:eastAsiaTheme="majorEastAsia"/>
-        </w:rPr>
-        <w:t>, marketing digital y gastos de hosting y mantenimiento web. Los recursos y actividades más costosos corresponden a los insumos frescos y al personal operativo, así como a la preparación diaria y logística de entrega.</w:t>
-      </w:r>
-    </w:p>
-    <w:p>
-      <w:pPr>
-        <w:rPr>
-          <w:rFonts w:eastAsiaTheme="majorEastAsia"/>
-        </w:rPr>
-      </w:pPr>
-      <w:r>
-        <w:rPr>
-          <w:rFonts w:eastAsiaTheme="majorEastAsia"/>
-        </w:rPr>
-        <w:t>El modelo se orienta más hacia la generación de valor que hacia la competencia por precios bajos, priorizando calidad, frescura y conveniencia como factores diferenciadores.</w:t>
-      </w:r>
-    </w:p>
-    <w:p>
-      <w:pPr>
-        <w:pStyle w:val="Ttulo3"/>
-      </w:pPr>
-      <w:bookmarkStart w:id="20" w:name="_Toc223786765"/>
-      <w:r>
-        <w:t>Fuentes de ingresos</w:t>
-      </w:r>
-      <w:bookmarkEnd w:id="20"/>
-    </w:p>
-    <w:p>
-      <w:pPr>
-        <w:rPr>
-          <w:rFonts w:eastAsiaTheme="majorEastAsia"/>
-        </w:rPr>
-      </w:pPr>
-      <w:r>
-        <w:rPr>
-          <w:rFonts w:eastAsiaTheme="majorEastAsia"/>
-        </w:rPr>
-        <w:t>Las fuentes de ingresos provienen principalmente de la venta directa de desayunos saludables. Adicionalmente, se contempla la implementación de suscripciones semanales o mensuales y descuentos por volumen para incentivar compras recurrentes.</w:t>
-      </w:r>
-    </w:p>
-    <w:p>
-      <w:pPr>
-        <w:rPr>
-          <w:rFonts w:eastAsiaTheme="majorEastAsia"/>
-        </w:rPr>
-      </w:pPr>
-      <w:r>
-        <w:rPr>
-          <w:rFonts w:eastAsiaTheme="majorEastAsia"/>
-        </w:rPr>
-        <w:t>Los clientes pueden realizar pagos mediante transferencias bancarias, tarjetas</w:t>
-      </w:r>
-      <w:r>
-        <w:rPr>
-          <w:rFonts w:eastAsiaTheme="majorEastAsia"/>
-        </w:rPr>
-        <w:t xml:space="preserve"> o</w:t>
-      </w:r>
-      <w:r>
-        <w:rPr>
-          <w:rFonts w:eastAsiaTheme="majorEastAsia"/>
-        </w:rPr>
-        <w:t xml:space="preserve"> pagos móvile</w:t>
-      </w:r>
-      <w:r>
-        <w:rPr>
-          <w:rFonts w:eastAsiaTheme="majorEastAsia"/>
-        </w:rPr>
-        <w:t>s</w:t>
-      </w:r>
-      <w:r>
-        <w:rPr>
-          <w:rFonts w:eastAsiaTheme="majorEastAsia"/>
-        </w:rPr>
-        <w:t>. La estructura de precios es fija según el tipo de desayuno, con promociones dinámicas en fechas especiales y beneficios para clientes frecuentes.</w:t>
-      </w:r>
-    </w:p>
-    <w:p>
-      <w:pPr>
-        <w:pStyle w:val="Ttulo2"/>
-      </w:pPr>
-      <w:bookmarkStart w:id="21" w:name="_Toc223786766"/>
-      <w:r>
-        <w:t>Conclusión general del marco teórico</w:t>
-      </w:r>
-      <w:bookmarkEnd w:id="21"/>
-    </w:p>
-    <w:p>
-      <w:r>
-        <w:t xml:space="preserve">El análisis de los diferentes enfoques teóricos relacionados con el marketing </w:t>
-      </w:r>
-      <w:r>
-        <w:lastRenderedPageBreak/>
-        <w:t xml:space="preserve">estratégico, las estrategias de ventas y el modelo de negocio </w:t>
-      </w:r>
-      <w:proofErr w:type="spellStart"/>
-      <w:r>
-        <w:t>Canvas</w:t>
-      </w:r>
-      <w:proofErr w:type="spellEnd"/>
-      <w:r>
-        <w:t xml:space="preserve"> permite comprender la importancia de planificar adecuadamente las actividades comerciales dentro de un emprendimiento.</w:t>
-      </w:r>
-    </w:p>
-    <w:p>
-      <w:r>
-        <w:t>Las investigaciones revisadas coinciden en que la aplicación de estrategias de marketing y ventas contribuye significativamente al posicionamiento de la marca, la fidelización de clientes y el incremento de la rentabilidad. Asimismo, el conocimiento del mercado y la identificación de las necesidades del consumidor se convierten en elementos clave para el desarrollo de propuestas de valor competitivas.</w:t>
-      </w:r>
-    </w:p>
-    <w:p>
-      <w:r>
-        <w:t xml:space="preserve">En el caso del emprendimiento </w:t>
-      </w:r>
-      <w:r>
-        <w:rPr>
-          <w:rStyle w:val="Textoennegrita"/>
-          <w:rFonts w:eastAsiaTheme="majorEastAsia"/>
-        </w:rPr>
-        <w:t xml:space="preserve">Easy </w:t>
-      </w:r>
-      <w:proofErr w:type="spellStart"/>
-      <w:r>
-        <w:rPr>
-          <w:rStyle w:val="Textoennegrita"/>
-          <w:rFonts w:eastAsiaTheme="majorEastAsia"/>
-        </w:rPr>
-        <w:t>Breakfast</w:t>
-      </w:r>
-      <w:proofErr w:type="spellEnd"/>
-      <w:r>
-        <w:t xml:space="preserve">, la implementación de estrategias de marketing estratégico y ventas permitirá fortalecer su presencia en el mercado, mejorar la relación con los clientes y promover el crecimiento del negocio. Del mismo modo, el uso del modelo de negocio </w:t>
-      </w:r>
-      <w:proofErr w:type="spellStart"/>
-      <w:r>
-        <w:t>Canvas</w:t>
-      </w:r>
-      <w:proofErr w:type="spellEnd"/>
-      <w:r>
-        <w:t xml:space="preserve"> facilita la comprensión de los componentes esenciales del emprendimiento y orienta la toma de decisiones para su desarrollo sostenible.</w:t>
-      </w:r>
-    </w:p>
-    <w:p>
-      <w:r>
-        <w:t xml:space="preserve">En conclusión, el marco teórico proporciona las bases conceptuales necesarias para sustentar el diseño de estrategias comerciales que permitan a Easy </w:t>
-      </w:r>
-      <w:proofErr w:type="spellStart"/>
-      <w:r>
-        <w:t>Breakfast</w:t>
-      </w:r>
-      <w:proofErr w:type="spellEnd"/>
-      <w:r>
-        <w:t xml:space="preserve"> consolidarse en el mercado y alcanzar sus objetivos empresariales.</w:t>
-      </w:r>
-    </w:p>
-    <w:p>
-      <w:pPr>
-        <w:rPr>
-          <w:rFonts w:eastAsiaTheme="majorEastAsia"/>
-        </w:rPr>
-      </w:pPr>
-    </w:p>
-    <w:p>
-      <w:pPr>
-        <w:pStyle w:val="Ttulo2"/>
-      </w:pPr>
-      <w:bookmarkStart w:id="22" w:name="_Toc223786767"/>
-      <w:r>
-        <w:t>Filosofía Organizacional</w:t>
-      </w:r>
-      <w:bookmarkEnd w:id="22"/>
-    </w:p>
-    <w:p>
-      <w:pPr>
-        <w:rPr>
-          <w:rFonts w:eastAsiaTheme="majorEastAsia"/>
-        </w:rPr>
-      </w:pPr>
-      <w:r>
-        <w:rPr>
-          <w:rFonts w:eastAsiaTheme="majorEastAsia"/>
-        </w:rPr>
-        <w:t xml:space="preserve">La filosofía organizacional de </w:t>
-      </w:r>
-      <w:r>
-        <w:rPr>
-          <w:rFonts w:eastAsiaTheme="majorEastAsia"/>
-          <w:b/>
-          <w:bCs/>
-        </w:rPr>
-        <w:t xml:space="preserve">Easy </w:t>
-      </w:r>
-      <w:proofErr w:type="spellStart"/>
-      <w:r>
-        <w:rPr>
-          <w:rFonts w:eastAsiaTheme="majorEastAsia"/>
-          <w:b/>
-          <w:bCs/>
-        </w:rPr>
-        <w:t>Breakfast</w:t>
-      </w:r>
-      <w:proofErr w:type="spellEnd"/>
+        <w:t>Easy Breakfast</w:t>
+      </w:r>
       <w:r>
         <w:rPr>
           <w:rFonts w:eastAsiaTheme="majorEastAsia"/>
@@ -6421,18 +6172,8 @@
           <w:b/>
           <w:bCs/>
         </w:rPr>
-        <w:t xml:space="preserve">Easy </w:t>
-      </w:r>
-      <w:proofErr w:type="spellStart"/>
-      <w:r>
-        <w:rPr>
-          <w:rFonts w:eastAsiaTheme="majorEastAsia"/>
-          <w:b/>
-          <w:bCs/>
-        </w:rPr>
-        <w:t>Breakfast</w:t>
-      </w:r>
-      <w:proofErr w:type="spellEnd"/>
+        <w:t>Easy Breakfast</w:t>
+      </w:r>
       <w:r>
         <w:rPr>
           <w:rFonts w:eastAsiaTheme="majorEastAsia"/>
@@ -6450,21 +6191,7 @@
         <w:rPr>
           <w:rFonts w:eastAsiaTheme="majorEastAsia"/>
         </w:rPr>
-        <w:t xml:space="preserve">Considerando lo anterior, los arquetipos que mejor se alinean con Easy </w:t>
-      </w:r>
-      <w:proofErr w:type="spellStart"/>
-      <w:r>
-        <w:rPr>
-          <w:rFonts w:eastAsiaTheme="majorEastAsia"/>
-        </w:rPr>
-        <w:t>Breakfast</w:t>
-      </w:r>
-      <w:proofErr w:type="spellEnd"/>
-      <w:r>
-        <w:rPr>
-          <w:rFonts w:eastAsiaTheme="majorEastAsia"/>
-        </w:rPr>
-        <w:t xml:space="preserve"> son:</w:t>
+        <w:t>Considerando lo anterior, los arquetipos que mejor se alinean con Easy Breakfast son:</w:t>
       </w:r>
     </w:p>
     <w:p>
@@ -6500,21 +6227,7 @@
         <w:rPr>
           <w:rFonts w:eastAsiaTheme="majorEastAsia"/>
         </w:rPr>
-        <w:t xml:space="preserve">Este arquetipo se alinea directamente con la esencia del proyecto, ya que Easy </w:t>
-      </w:r>
-      <w:proofErr w:type="spellStart"/>
-      <w:r>
-        <w:rPr>
-          <w:rFonts w:eastAsiaTheme="majorEastAsia"/>
-        </w:rPr>
-        <w:t>Breakfast</w:t>
-      </w:r>
-      <w:proofErr w:type="spellEnd"/>
-      <w:r>
-        <w:rPr>
-          <w:rFonts w:eastAsiaTheme="majorEastAsia"/>
-        </w:rPr>
-        <w:t xml:space="preserve"> busca cuidar la salud del cliente a través de alimentos frescos, nutritivos y planificados con anticipación. La marca transmite preocupación genuina por el bienestar diario de sus consumidores, facilitando su rutina y promoviendo hábitos alimenticios responsables. Asimismo, el sistema de preventa contribuye a una gestión más sostenible y consciente, reforzando el compromiso con la responsabilidad y el cuidado.</w:t>
+        <w:t>Este arquetipo se alinea directamente con la esencia del proyecto, ya que Easy Breakfast busca cuidar la salud del cliente a través de alimentos frescos, nutritivos y planificados con anticipación. La marca transmite preocupación genuina por el bienestar diario de sus consumidores, facilitando su rutina y promoviendo hábitos alimenticios responsables. Asimismo, el sistema de preventa contribuye a una gestión más sostenible y consciente, reforzando el compromiso con la responsabilidad y el cuidado.</w:t>
       </w:r>
     </w:p>
     <w:p>
@@ -6548,48 +6261,20 @@
         <w:rPr>
           <w:rFonts w:eastAsiaTheme="majorEastAsia"/>
         </w:rPr>
-        <w:t xml:space="preserve">El arquetipo del Héroe complementa al Cuidador al proyectar una imagen de energía y rendimiento. Easy </w:t>
-      </w:r>
-      <w:proofErr w:type="spellStart"/>
-      <w:r>
-        <w:rPr>
-          <w:rFonts w:eastAsiaTheme="majorEastAsia"/>
-        </w:rPr>
-        <w:t>Breakfast</w:t>
-      </w:r>
-      <w:proofErr w:type="spellEnd"/>
-      <w:r>
-        <w:rPr>
-          <w:rFonts w:eastAsiaTheme="majorEastAsia"/>
-        </w:rPr>
-        <w:t xml:space="preserve"> no solo alimenta, sino que impulsa al cliente a comenzar el día con determinación y productividad. La marca comunica que una adecuada alimentación matutina es el punto de partida para conquistar metas personales y profesionales.</w:t>
-      </w:r>
-    </w:p>
-    <w:p>
-      <w:pPr>
-        <w:rPr>
-          <w:rFonts w:eastAsiaTheme="majorEastAsia"/>
-        </w:rPr>
-      </w:pPr>
-      <w:r>
-        <w:rPr>
-          <w:rFonts w:eastAsiaTheme="majorEastAsia"/>
-        </w:rPr>
-        <w:t xml:space="preserve">Easy </w:t>
-      </w:r>
-      <w:proofErr w:type="spellStart"/>
-      <w:r>
-        <w:rPr>
-          <w:rFonts w:eastAsiaTheme="majorEastAsia"/>
-        </w:rPr>
-        <w:t>Breakfast</w:t>
-      </w:r>
-      <w:proofErr w:type="spellEnd"/>
-      <w:r>
-        <w:rPr>
-          <w:rFonts w:eastAsiaTheme="majorEastAsia"/>
-        </w:rPr>
-        <w:t xml:space="preserve"> se posiciona como una marca </w:t>
+        <w:t>El arquetipo del Héroe complementa al Cuidador al proyectar una imagen de energía y rendimiento. Easy Breakfast no solo alimenta, sino que impulsa al cliente a comenzar el día con determinación y productividad. La marca comunica que una adecuada alimentación matutina es el punto de partida para conquistar metas personales y profesionales.</w:t>
+      </w:r>
+    </w:p>
+    <w:p>
+      <w:pPr>
+        <w:rPr>
+          <w:rFonts w:eastAsiaTheme="majorEastAsia"/>
+        </w:rPr>
+      </w:pPr>
+      <w:r>
+        <w:rPr>
+          <w:rFonts w:eastAsiaTheme="majorEastAsia"/>
+        </w:rPr>
+        <w:t xml:space="preserve">Easy Breakfast se posiciona como una marca </w:t>
       </w:r>
       <w:r>
         <w:rPr>
@@ -6618,23 +6303,7 @@
             <w:rStyle w:val="Hipervnculo"/>
             <w:rFonts w:eastAsiaTheme="majorEastAsia"/>
           </w:rPr>
-          <w:t xml:space="preserve">Easy </w:t>
-        </w:r>
-        <w:proofErr w:type="spellStart"/>
-        <w:r>
-          <w:rPr>
-            <w:rStyle w:val="Hipervnculo"/>
-            <w:rFonts w:eastAsiaTheme="majorEastAsia"/>
-          </w:rPr>
-          <w:t>Breakfast</w:t>
-        </w:r>
-        <w:proofErr w:type="spellEnd"/>
-        <w:r>
-          <w:rPr>
-            <w:rStyle w:val="Hipervnculo"/>
-            <w:rFonts w:eastAsiaTheme="majorEastAsia"/>
-          </w:rPr>
-          <w:t xml:space="preserve"> Video</w:t>
+          <w:t>Easy Breakfast Video</w:t>
         </w:r>
       </w:hyperlink>
     </w:p>
@@ -6697,13 +6366,8 @@
       </w:r>
       <w:r>
         <w:br/>
-        <w:t xml:space="preserve">Logo de Easy </w:t>
-      </w:r>
-      <w:proofErr w:type="spellStart"/>
-      <w:r>
-        <w:t>Breakfast</w:t>
-      </w:r>
-      <w:proofErr w:type="spellEnd"/>
+        <w:t>Logo de Easy Breakfast</w:t>
+      </w:r>
     </w:p>
     <w:p>
       <w:r>
@@ -6711,7 +6375,7 @@
           <w:noProof/>
         </w:rPr>
         <w:drawing>
-          <wp:inline distT="0" distB="0" distL="0" distR="0" wp14:anchorId="19FD2110" wp14:editId="376D05EA">
+          <wp:inline distT="0" distB="0" distL="0" distR="0" wp14:anchorId="19FD2110" wp14:editId="5109B76D">
             <wp:extent cx="3901440" cy="3901440"/>
             <wp:effectExtent l="0" t="0" r="3810" b="3810"/>
             <wp:docPr id="6" name="Imagen 6"/>

--- a/Proyecto_Maria_belen_valenzuela_huilcarema.docx
+++ b/Proyecto_Maria_belen_valenzuela_huilcarema.docx
@@ -277,8 +277,21 @@
                                     <w:szCs w:val="24"/>
                                     <w:lang w:val="es-ES"/>
                                   </w:rPr>
-                                  <w:t>Plan de negocios de Easy Breakfast</w:t>
+                                  <w:t xml:space="preserve">Plan de negocios de Easy </w:t>
                                 </w:r>
+                                <w:proofErr w:type="spellStart"/>
+                                <w:r>
+                                  <w:rPr>
+                                    <w:rFonts w:cs="Times New Roman"/>
+                                    <w:bCs/>
+                                    <w:spacing w:val="-2"/>
+                                    <w:sz w:val="24"/>
+                                    <w:szCs w:val="24"/>
+                                    <w:lang w:val="es-ES"/>
+                                  </w:rPr>
+                                  <w:t>Breakfast</w:t>
+                                </w:r>
+                                <w:proofErr w:type="spellEnd"/>
                                 <w:r>
                                   <w:rPr>
                                     <w:rFonts w:cs="Times New Roman"/>
@@ -399,7 +412,29 @@
                                     <w:szCs w:val="24"/>
                                     <w:lang w:val="es-ES"/>
                                   </w:rPr>
-                                  <w:t xml:space="preserve">Valenzuela Huilcarema </w:t>
+                                  <w:t xml:space="preserve">Valenzuela </w:t>
+                                </w:r>
+                                <w:proofErr w:type="spellStart"/>
+                                <w:r>
+                                  <w:rPr>
+                                    <w:rFonts w:cs="Times New Roman"/>
+                                    <w:spacing w:val="-2"/>
+                                    <w:sz w:val="24"/>
+                                    <w:szCs w:val="24"/>
+                                    <w:lang w:val="es-ES"/>
+                                  </w:rPr>
+                                  <w:t>Huilcarema</w:t>
+                                </w:r>
+                                <w:proofErr w:type="spellEnd"/>
+                                <w:r>
+                                  <w:rPr>
+                                    <w:rFonts w:cs="Times New Roman"/>
+                                    <w:spacing w:val="-2"/>
+                                    <w:sz w:val="24"/>
+                                    <w:szCs w:val="24"/>
+                                    <w:lang w:val="es-ES"/>
+                                  </w:rPr>
+                                  <w:t xml:space="preserve"> </w:t>
                                 </w:r>
                                 <w:r>
                                   <w:rPr>
@@ -822,8 +857,21 @@
                               <w:szCs w:val="24"/>
                               <w:lang w:val="es-ES"/>
                             </w:rPr>
-                            <w:t>Plan de negocios de Easy Breakfast</w:t>
+                            <w:t xml:space="preserve">Plan de negocios de Easy </w:t>
                           </w:r>
+                          <w:proofErr w:type="spellStart"/>
+                          <w:r>
+                            <w:rPr>
+                              <w:rFonts w:cs="Times New Roman"/>
+                              <w:bCs/>
+                              <w:spacing w:val="-2"/>
+                              <w:sz w:val="24"/>
+                              <w:szCs w:val="24"/>
+                              <w:lang w:val="es-ES"/>
+                            </w:rPr>
+                            <w:t>Breakfast</w:t>
+                          </w:r>
+                          <w:proofErr w:type="spellEnd"/>
                           <w:r>
                             <w:rPr>
                               <w:rFonts w:cs="Times New Roman"/>
@@ -944,7 +992,29 @@
                               <w:szCs w:val="24"/>
                               <w:lang w:val="es-ES"/>
                             </w:rPr>
-                            <w:t xml:space="preserve">Valenzuela Huilcarema </w:t>
+                            <w:t xml:space="preserve">Valenzuela </w:t>
+                          </w:r>
+                          <w:proofErr w:type="spellStart"/>
+                          <w:r>
+                            <w:rPr>
+                              <w:rFonts w:cs="Times New Roman"/>
+                              <w:spacing w:val="-2"/>
+                              <w:sz w:val="24"/>
+                              <w:szCs w:val="24"/>
+                              <w:lang w:val="es-ES"/>
+                            </w:rPr>
+                            <w:t>Huilcarema</w:t>
+                          </w:r>
+                          <w:proofErr w:type="spellEnd"/>
+                          <w:r>
+                            <w:rPr>
+                              <w:rFonts w:cs="Times New Roman"/>
+                              <w:spacing w:val="-2"/>
+                              <w:sz w:val="24"/>
+                              <w:szCs w:val="24"/>
+                              <w:lang w:val="es-ES"/>
+                            </w:rPr>
+                            <w:t xml:space="preserve"> </w:t>
                           </w:r>
                           <w:r>
                             <w:rPr>
@@ -1264,8 +1334,17 @@
           <w:spacing w:val="-2"/>
           <w:szCs w:val="24"/>
         </w:rPr>
-        <w:t>María Belén Valenzuela Huilcarema</w:t>
-      </w:r>
+        <w:t xml:space="preserve">María Belén Valenzuela </w:t>
+      </w:r>
+      <w:proofErr w:type="spellStart"/>
+      <w:r>
+        <w:rPr>
+          <w:spacing w:val="-2"/>
+          <w:szCs w:val="24"/>
+        </w:rPr>
+        <w:t>Huilcarema</w:t>
+      </w:r>
+      <w:proofErr w:type="spellEnd"/>
       <w:r>
         <w:rPr>
           <w:spacing w:val="-2"/>
@@ -1311,8 +1390,9 @@
           <w:szCs w:val="24"/>
           <w:lang w:val="es-ES"/>
         </w:rPr>
-        <w:t>Plan de negocios de Easy Breakfast</w:t>
-      </w:r>
+        <w:t xml:space="preserve">Plan de negocios de Easy </w:t>
+      </w:r>
+      <w:proofErr w:type="spellStart"/>
       <w:r>
         <w:rPr>
           <w:rFonts w:cs="Times New Roman"/>
@@ -1322,8 +1402,9 @@
           <w:szCs w:val="24"/>
           <w:lang w:val="es-ES"/>
         </w:rPr>
-        <w:t>,</w:t>
-      </w:r>
+        <w:t>Breakfast</w:t>
+      </w:r>
+      <w:proofErr w:type="spellEnd"/>
       <w:r>
         <w:rPr>
           <w:rFonts w:cs="Times New Roman"/>
@@ -1333,7 +1414,7 @@
           <w:szCs w:val="24"/>
           <w:lang w:val="es-ES"/>
         </w:rPr>
-        <w:t xml:space="preserve"> preventa</w:t>
+        <w:t>,</w:t>
       </w:r>
       <w:r>
         <w:rPr>
@@ -1344,7 +1425,7 @@
           <w:szCs w:val="24"/>
           <w:lang w:val="es-ES"/>
         </w:rPr>
-        <w:t xml:space="preserve"> online</w:t>
+        <w:t xml:space="preserve"> preventa</w:t>
       </w:r>
       <w:r>
         <w:rPr>
@@ -1355,6 +1436,17 @@
           <w:szCs w:val="24"/>
           <w:lang w:val="es-ES"/>
         </w:rPr>
+        <w:t xml:space="preserve"> online</w:t>
+      </w:r>
+      <w:r>
+        <w:rPr>
+          <w:rFonts w:cs="Times New Roman"/>
+          <w:bCs/>
+          <w:spacing w:val="-2"/>
+          <w:sz w:val="24"/>
+          <w:szCs w:val="24"/>
+          <w:lang w:val="es-ES"/>
+        </w:rPr>
         <w:t xml:space="preserve"> de desayunos saludables.</w:t>
       </w:r>
     </w:p>
@@ -1412,7 +1504,29 @@
           <w:szCs w:val="24"/>
           <w:lang w:val="es-ES"/>
         </w:rPr>
-        <w:t xml:space="preserve">Valenzuela Huilcarema María Belén </w:t>
+        <w:t xml:space="preserve">Valenzuela </w:t>
+      </w:r>
+      <w:proofErr w:type="spellStart"/>
+      <w:r>
+        <w:rPr>
+          <w:rFonts w:cs="Times New Roman"/>
+          <w:spacing w:val="-2"/>
+          <w:sz w:val="24"/>
+          <w:szCs w:val="24"/>
+          <w:lang w:val="es-ES"/>
+        </w:rPr>
+        <w:t>Huilcarema</w:t>
+      </w:r>
+      <w:proofErr w:type="spellEnd"/>
+      <w:r>
+        <w:rPr>
+          <w:rFonts w:cs="Times New Roman"/>
+          <w:spacing w:val="-2"/>
+          <w:sz w:val="24"/>
+          <w:szCs w:val="24"/>
+          <w:lang w:val="es-ES"/>
+        </w:rPr>
+        <w:t xml:space="preserve"> María Belén </w:t>
       </w:r>
     </w:p>
     <w:p>
@@ -4298,8 +4412,17 @@
           <w:rStyle w:val="Textoennegrita"/>
           <w:rFonts w:eastAsiaTheme="majorEastAsia"/>
         </w:rPr>
-        <w:t>Easy Breakfast</w:t>
-      </w:r>
+        <w:t xml:space="preserve">Easy </w:t>
+      </w:r>
+      <w:proofErr w:type="spellStart"/>
+      <w:r>
+        <w:rPr>
+          <w:rStyle w:val="Textoennegrita"/>
+          <w:rFonts w:eastAsiaTheme="majorEastAsia"/>
+        </w:rPr>
+        <w:t>Breakfast</w:t>
+      </w:r>
+      <w:proofErr w:type="spellEnd"/>
       <w:r>
         <w:t xml:space="preserve">, una empresa dedicada a la elaboración y comercialización de desayunos saludables bajo un modelo de </w:t>
       </w:r>
@@ -4326,7 +4449,15 @@
     </w:p>
     <w:p>
       <w:r>
-        <w:t>Easy Breakfast plantea una propuesta de valor basada en desayunos nutritivos, balanceados y preparados bajo un sistema de preventa que permite optimizar la producción, reducir el desperdicio de alimentos y mejorar la gestión de costos. Este enfoque no solo busca satisfacer una necesidad alimenticia, sino también ofrecer una alternativa sostenible y organizada desde el punto de vista empresarial.</w:t>
+        <w:t xml:space="preserve">Easy </w:t>
+      </w:r>
+      <w:proofErr w:type="spellStart"/>
+      <w:r>
+        <w:t>Breakfast</w:t>
+      </w:r>
+      <w:proofErr w:type="spellEnd"/>
+      <w:r>
+        <w:t xml:space="preserve"> plantea una propuesta de valor basada en desayunos nutritivos, balanceados y preparados bajo un sistema de preventa que permite optimizar la producción, reducir el desperdicio de alimentos y mejorar la gestión de costos. Este enfoque no solo busca satisfacer una necesidad alimenticia, sino también ofrecer una alternativa sostenible y organizada desde el punto de vista empresarial.</w:t>
       </w:r>
     </w:p>
     <w:p>
@@ -4343,22 +4474,71 @@
     <w:p>
       <w:r>
         <w:lastRenderedPageBreak/>
-        <w:t xml:space="preserve">El diseño del modelo de negocio se fundamenta en la metodología del Business Model Canvas, descrita en </w:t>
+        <w:t xml:space="preserve">El diseño del modelo de negocio se fundamenta en la metodología del Business </w:t>
+      </w:r>
+      <w:proofErr w:type="spellStart"/>
+      <w:r>
+        <w:t>Model</w:t>
+      </w:r>
+      <w:proofErr w:type="spellEnd"/>
+      <w:r>
+        <w:t xml:space="preserve"> </w:t>
+      </w:r>
+      <w:proofErr w:type="spellStart"/>
+      <w:r>
+        <w:t>Canvas</w:t>
+      </w:r>
+      <w:proofErr w:type="spellEnd"/>
+      <w:r>
+        <w:t xml:space="preserve">, descrita en </w:t>
       </w:r>
       <w:r>
         <w:rPr>
           <w:rStyle w:val="whitespace-normal"/>
           <w:rFonts w:eastAsiaTheme="majorEastAsia"/>
         </w:rPr>
-        <w:t>Business Model Generation</w:t>
-      </w:r>
+        <w:t xml:space="preserve">Business </w:t>
+      </w:r>
+      <w:proofErr w:type="spellStart"/>
+      <w:r>
+        <w:rPr>
+          <w:rStyle w:val="whitespace-normal"/>
+          <w:rFonts w:eastAsiaTheme="majorEastAsia"/>
+        </w:rPr>
+        <w:t>Model</w:t>
+      </w:r>
+      <w:proofErr w:type="spellEnd"/>
+      <w:r>
+        <w:rPr>
+          <w:rStyle w:val="whitespace-normal"/>
+          <w:rFonts w:eastAsiaTheme="majorEastAsia"/>
+        </w:rPr>
+        <w:t xml:space="preserve"> </w:t>
+      </w:r>
+      <w:proofErr w:type="spellStart"/>
+      <w:r>
+        <w:rPr>
+          <w:rStyle w:val="whitespace-normal"/>
+          <w:rFonts w:eastAsiaTheme="majorEastAsia"/>
+        </w:rPr>
+        <w:t>Generation</w:t>
+      </w:r>
+      <w:proofErr w:type="spellEnd"/>
       <w:r>
         <w:t>, herramienta que permite estructurar de manera lógica los componentes clave del emprendimiento: segmentos de clientes, propuesta de valor, canales de distribución, relaciones con clientes, fuentes de ingresos, recursos clave, actividades clave, socios estratégicos y estructura de costos. Esta metodología facilita visualizar cómo la empresa crea, entrega y captura valor.</w:t>
       </w:r>
     </w:p>
     <w:p>
       <w:r>
-        <w:t>En el ámbito organizacional, Easy Breakfast se sustenta en una filosofía empresarial clara, definida por su misión, visión y valores corporativos. La misión orienta las actividades diarias hacia la oferta de productos saludables con enfoque de servicio y responsabilidad, mientras que la visión proyecta el posicionamiento de la marca como referente en el mercado de desayunos saludables. Los valores institucionales, como responsabilidad, pasión, honestidad y servicio, constituyen la base ética y cultural del emprendimiento.</w:t>
+        <w:t xml:space="preserve">En el ámbito organizacional, Easy </w:t>
+      </w:r>
+      <w:proofErr w:type="spellStart"/>
+      <w:r>
+        <w:t>Breakfast</w:t>
+      </w:r>
+      <w:proofErr w:type="spellEnd"/>
+      <w:r>
+        <w:t xml:space="preserve"> se sustenta en una filosofía empresarial clara, definida por su misión, visión y valores corporativos. La misión orienta las actividades diarias hacia la oferta de productos saludables con enfoque de servicio y responsabilidad, mientras que la visión proyecta el posicionamiento de la marca como referente en el mercado de desayunos saludables. Los valores institucionales, como responsabilidad, pasión, honestidad y servicio, constituyen la base ética y cultural del emprendimiento.</w:t>
       </w:r>
     </w:p>
     <w:p>
@@ -4384,7 +4564,15 @@
         <w:jc w:val="left"/>
       </w:pPr>
       <w:r>
-        <w:t>Finalmente, Easy Breakfast se proyecta como una iniciativa que combina innovación, eficiencia y responsabilidad, orientada a generar rentabilidad sostenible y a promover hábitos alimenticios saludables en su segmento objetivo.</w:t>
+        <w:t xml:space="preserve">Finalmente, Easy </w:t>
+      </w:r>
+      <w:proofErr w:type="spellStart"/>
+      <w:r>
+        <w:t>Breakfast</w:t>
+      </w:r>
+      <w:proofErr w:type="spellEnd"/>
+      <w:r>
+        <w:t xml:space="preserve"> se proyecta como una iniciativa que combina innovación, eficiencia y responsabilidad, orientada a generar rentabilidad sostenible y a promover hábitos alimenticios saludables en su segmento objetivo.</w:t>
       </w:r>
       <w:r>
         <w:br w:type="page"/>
@@ -4394,414 +4582,170 @@
       <w:pPr>
         <w:pStyle w:val="Ttulo1"/>
       </w:pPr>
-      <w:bookmarkStart w:id="0" w:name="_Toc223786745"/>
+      <w:bookmarkStart w:id="0" w:name="_Toc223786747"/>
       <w:r>
         <w:lastRenderedPageBreak/>
-        <w:t>MARCO REFERENCIAL</w:t>
+        <w:t>PLANTEAMIENTO DEL PROBLEMA</w:t>
       </w:r>
       <w:bookmarkEnd w:id="0"/>
     </w:p>
     <w:p>
       <w:pPr>
+        <w:rPr>
+          <w:lang w:val="es-PE" w:eastAsia="es-PE"/>
+        </w:rPr>
+      </w:pPr>
+      <w:r>
+        <w:rPr>
+          <w:lang w:val="es-PE" w:eastAsia="es-PE"/>
+        </w:rPr>
+        <w:t>En el contexto actual se evidencia un creciente interés por el consumo de alimentos saludables, impulsado por una mayor conciencia sobre la importancia de la nutrición y el bienestar en la vida cotidiana. Sin embargo, dentro de este escenario, muchos estudiantes y profesionales que mantienen jornadas académicas o laborales extensas enfrentan dificultades para acceder a desayunos nutritivos que se adapten a su ritmo de vida y a su limitada disponibilidad de tiempo.</w:t>
+      </w:r>
+    </w:p>
+    <w:p>
+      <w:pPr>
+        <w:rPr>
+          <w:lang w:val="es-PE" w:eastAsia="es-PE"/>
+        </w:rPr>
+      </w:pPr>
+      <w:r>
+        <w:rPr>
+          <w:lang w:val="es-PE" w:eastAsia="es-PE"/>
+        </w:rPr>
+        <w:t>En la práctica, gran parte de las alternativas disponibles en el mercado priorizan la rapidez y el bajo costo por encima del valor nutricional, ofreciendo productos altamente procesados o con escaso aporte alimenticio. Por otro lado, algunas opciones saludables existentes suelen presentar precios elevados o una limitada disponibilidad, lo que restringe su acceso para determinados segmentos de consumidores.</w:t>
+      </w:r>
+    </w:p>
+    <w:p>
+      <w:pPr>
+        <w:rPr>
+          <w:lang w:val="es-PE" w:eastAsia="es-PE"/>
+        </w:rPr>
+      </w:pPr>
+      <w:r>
+        <w:rPr>
+          <w:lang w:val="es-PE" w:eastAsia="es-PE"/>
+        </w:rPr>
+        <w:t>Asimismo, muchos emprendimientos del sector alimenticio operan bajo esquemas tradicionales de producción diaria sin una planificación basada en la demanda real del mercado. Esta situación puede generar desperdicio de alimentos, ineficiencia en la gestión de costos y dificultades para alcanzar niveles adecuados de rentabilidad. Dichos factores evidencian la necesidad de aplicar herramientas de gestión administrativa que permitan mejorar la planificación, organización y control de las operaciones dentro de este tipo de negocios.</w:t>
+      </w:r>
+    </w:p>
+    <w:p>
+      <w:pPr>
+        <w:rPr>
+          <w:lang w:val="es-PE" w:eastAsia="es-PE"/>
+        </w:rPr>
+      </w:pPr>
+      <w:r>
+        <w:rPr>
+          <w:lang w:val="es-PE" w:eastAsia="es-PE"/>
+        </w:rPr>
+        <w:t xml:space="preserve">En este contexto surge la iniciativa Easy </w:t>
+      </w:r>
+      <w:proofErr w:type="spellStart"/>
+      <w:r>
+        <w:rPr>
+          <w:lang w:val="es-PE" w:eastAsia="es-PE"/>
+        </w:rPr>
+        <w:t>Breakfast</w:t>
+      </w:r>
+      <w:proofErr w:type="spellEnd"/>
+      <w:r>
+        <w:rPr>
+          <w:lang w:val="es-PE" w:eastAsia="es-PE"/>
+        </w:rPr>
+        <w:t xml:space="preserve">, un emprendimiento orientado a ofrecer desayunos saludables, prácticos y accesibles para personas con tiempo limitado durante las primeras horas del día. La propuesta contempla un sistema de preventa que permite planificar la producción con base en la demanda real, reduciendo el desperdicio de alimentos y optimizando los costos operativos. Asimismo, la preparación de los </w:t>
+      </w:r>
+      <w:r>
+        <w:rPr>
+          <w:lang w:val="es-PE" w:eastAsia="es-PE"/>
+        </w:rPr>
+        <w:lastRenderedPageBreak/>
+        <w:t>productos se realiza en horas previas al amanecer, con el objetivo de garantizar que los pedidos puedan ser entregados oportunamente antes de que los clientes inicien sus actividades diarias.</w:t>
+      </w:r>
+    </w:p>
+    <w:p>
+      <w:pPr>
+        <w:rPr>
+          <w:lang w:val="es-PE" w:eastAsia="es-PE"/>
+        </w:rPr>
+      </w:pPr>
+      <w:r>
+        <w:rPr>
+          <w:lang w:val="es-PE" w:eastAsia="es-PE"/>
+        </w:rPr>
+        <w:t>No obstante, para garantizar su viabilidad y sostenibilidad, resulta necesario analizar y estructurar adecuadamente su modelo de negocio, considerando aspectos como la planificación de la producción, la segmentación del mercado, el control de costos y las estrategias de comercialización.</w:t>
+      </w:r>
+    </w:p>
+    <w:p>
+      <w:pPr>
+        <w:rPr>
+          <w:lang w:val="es-PE" w:eastAsia="es-PE"/>
+        </w:rPr>
+      </w:pPr>
+      <w:r>
+        <w:rPr>
+          <w:lang w:val="es-PE" w:eastAsia="es-PE"/>
+        </w:rPr>
+        <w:t xml:space="preserve">Por lo tanto, el problema central de la investigación radica en la necesidad de desarrollar un modelo de gestión administrativa que permita evaluar y organizar de manera eficiente el funcionamiento del emprendimiento Easy </w:t>
+      </w:r>
+      <w:proofErr w:type="spellStart"/>
+      <w:r>
+        <w:rPr>
+          <w:lang w:val="es-PE" w:eastAsia="es-PE"/>
+        </w:rPr>
+        <w:t>Breakfast</w:t>
+      </w:r>
+      <w:proofErr w:type="spellEnd"/>
+      <w:r>
+        <w:rPr>
+          <w:lang w:val="es-PE" w:eastAsia="es-PE"/>
+        </w:rPr>
+        <w:t>, con el fin de optimizar sus recursos, reducir desperdicios y responder de forma efectiva a la demanda de desayunos saludables dentro del mercado objetivo.</w:t>
+      </w:r>
+      <w:r>
+        <w:br w:type="page"/>
+      </w:r>
+    </w:p>
+    <w:p>
+      <w:pPr>
+        <w:pStyle w:val="Ttulo1"/>
+      </w:pPr>
+      <w:bookmarkStart w:id="1" w:name="_Toc223786749"/>
+      <w:r>
+        <w:lastRenderedPageBreak/>
+        <w:t>OBJETIVOS</w:t>
+      </w:r>
+      <w:bookmarkEnd w:id="1"/>
+    </w:p>
+    <w:p>
+      <w:pPr>
         <w:pStyle w:val="Ttulo2"/>
       </w:pPr>
-      <w:bookmarkStart w:id="1" w:name="_Toc223786746"/>
-      <w:r>
-        <w:t>Antecedentes del problema</w:t>
-      </w:r>
-      <w:bookmarkEnd w:id="1"/>
-    </w:p>
-    <w:p>
-      <w:pPr>
-        <w:rPr>
-          <w:lang w:val="es-PE" w:eastAsia="es-PE"/>
-        </w:rPr>
-      </w:pPr>
-      <w:r>
-        <w:rPr>
-          <w:lang w:val="es-PE" w:eastAsia="es-PE"/>
-        </w:rPr>
-        <w:t>En años</w:t>
-      </w:r>
-      <w:r>
-        <w:rPr>
-          <w:lang w:val="es-PE" w:eastAsia="es-PE"/>
-        </w:rPr>
-        <w:t xml:space="preserve"> recientes</w:t>
-      </w:r>
-      <w:r>
-        <w:rPr>
-          <w:lang w:val="es-PE" w:eastAsia="es-PE"/>
-        </w:rPr>
-        <w:t xml:space="preserve"> se ha observado un cambio significativo en los hábitos de consumo alimenticio de la población, especialmente entre estudiantes universitarios</w:t>
-      </w:r>
-      <w:r>
-        <w:rPr>
-          <w:lang w:val="es-PE" w:eastAsia="es-PE"/>
-        </w:rPr>
-        <w:t>,</w:t>
-      </w:r>
-      <w:r>
-        <w:rPr>
-          <w:lang w:val="es-PE" w:eastAsia="es-PE"/>
-        </w:rPr>
-        <w:t xml:space="preserve"> jóvenes profesionales</w:t>
-      </w:r>
-      <w:r>
-        <w:rPr>
-          <w:lang w:val="es-PE" w:eastAsia="es-PE"/>
-        </w:rPr>
-        <w:t>,</w:t>
-      </w:r>
-      <w:r>
-        <w:rPr>
-          <w:lang w:val="es-PE" w:eastAsia="es-PE"/>
-        </w:rPr>
-        <w:t xml:space="preserve"> ejecutivos</w:t>
-      </w:r>
-      <w:r>
-        <w:rPr>
-          <w:lang w:val="es-PE" w:eastAsia="es-PE"/>
-        </w:rPr>
-        <w:t xml:space="preserve"> y deportistas</w:t>
-      </w:r>
-      <w:r>
-        <w:rPr>
-          <w:lang w:val="es-PE" w:eastAsia="es-PE"/>
-        </w:rPr>
-        <w:t>. El ritmo acelerado de vida, las responsabilidades académicas y laborales, así como los largos tiempos de traslado, han reducido el tiempo disponible para preparar o consumir alimentos de manera adecuada durante las primeras horas del día. Como consecuencia, muchas personas optan por omitir el desayuno o reemplazarlo por productos rápidos con bajo valor nutricional.</w:t>
-      </w:r>
-    </w:p>
-    <w:p>
-      <w:pPr>
-        <w:rPr>
-          <w:lang w:val="es-PE" w:eastAsia="es-PE"/>
-        </w:rPr>
-      </w:pPr>
-      <w:r>
-        <w:rPr>
-          <w:lang w:val="es-PE" w:eastAsia="es-PE"/>
-        </w:rPr>
-        <w:t>Diversos estudios sobre hábitos alimenticios señalan que el desayuno es considerado una de las comidas más importantes del día, ya que proporciona la energía necesaria para iniciar las actividades diarias y contribuye al rendimiento físico y cognitivo. Sin embargo, a pesar de su importancia, una gran parte de la población suele descuidar esta comida debido a la falta de tiempo o a la dificultad para acceder a opciones saludables que sean rápidas, accesibles y prácticas.</w:t>
-      </w:r>
-    </w:p>
-    <w:p>
-      <w:pPr>
-        <w:rPr>
-          <w:lang w:val="es-PE" w:eastAsia="es-PE"/>
-        </w:rPr>
-      </w:pPr>
-      <w:r>
-        <w:rPr>
-          <w:lang w:val="es-PE" w:eastAsia="es-PE"/>
-        </w:rPr>
-        <w:t>En el contexto de los entornos universitarios</w:t>
-      </w:r>
-      <w:r>
-        <w:rPr>
-          <w:lang w:val="es-PE" w:eastAsia="es-PE"/>
-        </w:rPr>
-        <w:t xml:space="preserve"> o empresariales</w:t>
-      </w:r>
-      <w:r>
-        <w:rPr>
-          <w:lang w:val="es-PE" w:eastAsia="es-PE"/>
-        </w:rPr>
-        <w:t xml:space="preserve">, esta problemática se vuelve más evidente. Muchos comienzan sus actividades desde tempranas horas de la mañana, lo que limita la posibilidad de preparar alimentos en casa. Asimismo, en los alrededores de las instituciones educativas </w:t>
-      </w:r>
-      <w:r>
-        <w:rPr>
-          <w:lang w:val="es-PE" w:eastAsia="es-PE"/>
-        </w:rPr>
-        <w:t xml:space="preserve">u oficinas </w:t>
-      </w:r>
-      <w:r>
-        <w:rPr>
-          <w:lang w:val="es-PE" w:eastAsia="es-PE"/>
-        </w:rPr>
-        <w:t>predominan ofertas alimenticias basadas en productos procesados o de bajo contenido nutricional, lo que dificulta mantener una alimentación equilibrada.</w:t>
-      </w:r>
-    </w:p>
-    <w:p>
-      <w:pPr>
-        <w:rPr>
-          <w:lang w:val="es-PE" w:eastAsia="es-PE"/>
-        </w:rPr>
-      </w:pPr>
-      <w:r>
-        <w:rPr>
-          <w:lang w:val="es-PE" w:eastAsia="es-PE"/>
-        </w:rPr>
-        <w:t xml:space="preserve">Ante esta situación surge la necesidad de desarrollar alternativas alimenticias que </w:t>
-      </w:r>
-      <w:r>
-        <w:rPr>
-          <w:lang w:val="es-PE" w:eastAsia="es-PE"/>
-        </w:rPr>
-        <w:t>combinen rapidez, practicidad y valor nutricional, permitiendo</w:t>
-      </w:r>
-      <w:r>
-        <w:rPr>
-          <w:lang w:val="es-PE" w:eastAsia="es-PE"/>
-        </w:rPr>
-        <w:t xml:space="preserve"> a los estudiantes </w:t>
-      </w:r>
-      <w:r>
-        <w:rPr>
-          <w:lang w:val="es-PE" w:eastAsia="es-PE"/>
-        </w:rPr>
-        <w:lastRenderedPageBreak/>
-        <w:t xml:space="preserve">acceder a desayunos saludables sin afectar su tiempo o rutina diaria. En este contexto, el emprendimiento </w:t>
-      </w:r>
-      <w:r>
-        <w:rPr>
-          <w:b/>
-          <w:bCs/>
-          <w:lang w:val="es-PE" w:eastAsia="es-PE"/>
-        </w:rPr>
-        <w:t>Easy Breakfast</w:t>
-      </w:r>
-      <w:r>
-        <w:rPr>
-          <w:lang w:val="es-PE" w:eastAsia="es-PE"/>
-        </w:rPr>
-        <w:t xml:space="preserve"> busca ofrecer productos como hotcakes con frutas y bebidas nutritivas como el ponche de habas, diseñados para satisfacer la demanda de alimentos rápidos pero saludables, adaptados al estilo de vida de los estudiantes</w:t>
-      </w:r>
-      <w:r>
-        <w:rPr>
-          <w:lang w:val="es-PE" w:eastAsia="es-PE"/>
-        </w:rPr>
-        <w:t>, profesionales y personas fitness</w:t>
-      </w:r>
-      <w:r>
-        <w:rPr>
-          <w:lang w:val="es-PE" w:eastAsia="es-PE"/>
-        </w:rPr>
-        <w:t>.</w:t>
-      </w:r>
-    </w:p>
-    <w:p>
-      <w:pPr>
-        <w:rPr>
-          <w:lang w:val="es-PE" w:eastAsia="es-PE"/>
-        </w:rPr>
-      </w:pPr>
-      <w:r>
-        <w:rPr>
-          <w:lang w:val="es-PE" w:eastAsia="es-PE"/>
-        </w:rPr>
-        <w:t>A pesar de que existe una creciente tendencia hacia el consumo de alimentos saludables, muchos emprendimientos de este tipo enfrentan desafíos relacionados con el conocimiento del producto, la promoción y el acceso oportuno al consumidor. Estas dificultades pueden limitar el posicionamiento del negocio y el alcance de su propuesta de valor, lo que evidencia la necesidad de analizar el problema desde una perspectiva administrativa y comercial.</w:t>
-      </w:r>
-    </w:p>
-    <w:p>
-      <w:pPr>
-        <w:rPr>
-          <w:lang w:val="es-PE" w:eastAsia="es-PE"/>
-        </w:rPr>
-      </w:pPr>
-      <w:r>
-        <w:rPr>
-          <w:lang w:val="es-PE" w:eastAsia="es-PE"/>
-        </w:rPr>
-        <w:t>Por lo tanto, resulta pertinente estudiar los factores que influyen en el consumo de desayunos rápidos y saludables dentro del entorno universitario</w:t>
-      </w:r>
-      <w:r>
-        <w:rPr>
-          <w:lang w:val="es-PE" w:eastAsia="es-PE"/>
-        </w:rPr>
-        <w:t xml:space="preserve"> </w:t>
-      </w:r>
-      <w:r>
-        <w:rPr>
-          <w:lang w:val="es-PE" w:eastAsia="es-PE"/>
-        </w:rPr>
-        <w:t>y</w:t>
-      </w:r>
-      <w:r>
-        <w:rPr>
-          <w:lang w:val="es-PE" w:eastAsia="es-PE"/>
-        </w:rPr>
-        <w:t xml:space="preserve"> ejecutivo</w:t>
-      </w:r>
-      <w:r>
-        <w:rPr>
-          <w:lang w:val="es-PE" w:eastAsia="es-PE"/>
-        </w:rPr>
-        <w:t>, con el fin de identificar oportunidades que permitan fortalecer la propuesta de Easy Breakfast y contribuir a mejorar los hábitos alimenticios</w:t>
-      </w:r>
-      <w:r>
-        <w:rPr>
-          <w:lang w:val="es-PE" w:eastAsia="es-PE"/>
-        </w:rPr>
-        <w:t xml:space="preserve"> de nuestros usuarios</w:t>
-      </w:r>
-      <w:r>
-        <w:rPr>
-          <w:lang w:val="es-PE" w:eastAsia="es-PE"/>
-        </w:rPr>
-        <w:t xml:space="preserve"> mediante opciones accesibles, nutritivas y convenientes.</w:t>
+      <w:bookmarkStart w:id="2" w:name="_Toc223786750"/>
+      <w:r>
+        <w:rPr>
+          <w:rFonts w:eastAsia="Times New Roman"/>
+        </w:rPr>
+        <w:t>Objetivo General</w:t>
+      </w:r>
+      <w:bookmarkEnd w:id="2"/>
+    </w:p>
+    <w:p>
+      <w:r>
+        <w:t>Diseñar y evaluar la viabilidad de un modelo de negocio rentable de preventa online de desayunos saludables dirigido a profesionales con poco tiempo disponible.</w:t>
       </w:r>
     </w:p>
     <w:p>
       <w:pPr>
         <w:pStyle w:val="Ttulo2"/>
       </w:pPr>
-      <w:bookmarkStart w:id="2" w:name="_Toc223786747"/>
-      <w:r>
-        <w:t>Planteamiento del problema</w:t>
-      </w:r>
-      <w:bookmarkEnd w:id="2"/>
-    </w:p>
-    <w:p>
-      <w:pPr>
-        <w:rPr>
-          <w:lang w:val="es-PE" w:eastAsia="es-PE"/>
-        </w:rPr>
-      </w:pPr>
-      <w:r>
-        <w:rPr>
-          <w:lang w:val="es-PE" w:eastAsia="es-PE"/>
-        </w:rPr>
-        <w:t>En el contexto actual se evidencia un creciente interés por el consumo de alimentos saludables, impulsado por una mayor conciencia sobre la importancia de la nutrición y el bienestar en la vida cotidiana. Sin embargo, dentro de este escenario, muchos estudiantes y profesionales que mantienen jornadas académicas o laborales extensas enfrentan dificultades para acceder a desayunos nutritivos que se adapten a su ritmo de vida y a su limitada disponibilidad de tiempo.</w:t>
-      </w:r>
-    </w:p>
-    <w:p>
-      <w:pPr>
-        <w:rPr>
-          <w:lang w:val="es-PE" w:eastAsia="es-PE"/>
-        </w:rPr>
-      </w:pPr>
-      <w:r>
-        <w:rPr>
-          <w:lang w:val="es-PE" w:eastAsia="es-PE"/>
-        </w:rPr>
-        <w:lastRenderedPageBreak/>
-        <w:t>En la práctica, gran parte de las alternativas disponibles en el mercado priorizan la rapidez y el bajo costo por encima del valor nutricional, ofreciendo productos altamente procesados o con escaso aporte alimenticio. Por otro lado, algunas opciones saludables existentes suelen presentar precios elevados o una limitada disponibilidad, lo que restringe su acceso para determinados segmentos de consumidores.</w:t>
-      </w:r>
-    </w:p>
-    <w:p>
-      <w:pPr>
-        <w:rPr>
-          <w:lang w:val="es-PE" w:eastAsia="es-PE"/>
-        </w:rPr>
-      </w:pPr>
-      <w:r>
-        <w:rPr>
-          <w:lang w:val="es-PE" w:eastAsia="es-PE"/>
-        </w:rPr>
-        <w:t>Asimismo, muchos emprendimientos del sector alimenticio operan bajo esquemas tradicionales de producción diaria sin una planificación basada en la demanda real del mercado. Esta situación puede generar desperdicio de alimentos, ineficiencia en la gestión de costos y dificultades para alcanzar niveles adecuados de rentabilidad. Dichos factores evidencian la necesidad de aplicar herramientas de gestión administrativa que permitan mejorar la planificación, organización y control de las operaciones dentro de este tipo de negocios.</w:t>
-      </w:r>
-    </w:p>
-    <w:p>
-      <w:pPr>
-        <w:rPr>
-          <w:lang w:val="es-PE" w:eastAsia="es-PE"/>
-        </w:rPr>
-      </w:pPr>
-      <w:r>
-        <w:rPr>
-          <w:lang w:val="es-PE" w:eastAsia="es-PE"/>
-        </w:rPr>
-        <w:t>En este contexto surge la iniciativa Easy Breakfast, un emprendimiento orientado a ofrecer desayunos saludables, prácticos y accesibles para personas con tiempo limitado durante las primeras horas del día. La propuesta contempla un sistema de preventa que permite planificar la producción con base en la demanda real, reduciendo el desperdicio de alimentos y optimizando los costos operativos. Asimismo, la preparación de los productos se realiza en horas previas al amanecer, con el objetivo de garantizar que los pedidos puedan ser entregados oportunamente antes de que los clientes inicien sus actividades diarias.</w:t>
-      </w:r>
-    </w:p>
-    <w:p>
-      <w:pPr>
-        <w:rPr>
-          <w:lang w:val="es-PE" w:eastAsia="es-PE"/>
-        </w:rPr>
-      </w:pPr>
-      <w:r>
-        <w:rPr>
-          <w:lang w:val="es-PE" w:eastAsia="es-PE"/>
-        </w:rPr>
-        <w:t>No obstante, para garantizar su viabilidad y sostenibilidad, resulta necesario analizar y estructurar adecuadamente su modelo de negocio, considerando aspectos como la planificación de la producción, la segmentación del mercado, el control de costos y las estrategias de comercialización.</w:t>
-      </w:r>
-    </w:p>
-    <w:p>
-      <w:pPr>
-        <w:rPr>
-          <w:lang w:val="es-PE" w:eastAsia="es-PE"/>
-        </w:rPr>
-      </w:pPr>
-      <w:r>
-        <w:rPr>
-          <w:lang w:val="es-PE" w:eastAsia="es-PE"/>
-        </w:rPr>
-        <w:lastRenderedPageBreak/>
-        <w:t>Por lo tanto, el problema central de la investigación radica en la necesidad de desarrollar un modelo de gestión administrativa que permita evaluar y organizar de manera eficiente el funcionamiento del emprendimiento Easy Breakfast, con el fin de optimizar sus recursos, reducir desperdicios y responder de forma efectiva a la demanda de desayunos saludables dentro del mercado objetivo.</w:t>
-      </w:r>
-    </w:p>
-    <w:p>
-      <w:pPr>
-        <w:pStyle w:val="Ttulo2"/>
-        <w:rPr>
-          <w:lang w:val="es-PE"/>
-        </w:rPr>
-      </w:pPr>
-      <w:bookmarkStart w:id="3" w:name="_Toc223786748"/>
-      <w:r>
-        <w:rPr>
-          <w:lang w:val="es-PE"/>
-        </w:rPr>
-        <w:t>Formulación del problema</w:t>
+      <w:bookmarkStart w:id="3" w:name="_Toc223786751"/>
+      <w:r>
+        <w:rPr>
+          <w:rFonts w:eastAsia="Times New Roman"/>
+        </w:rPr>
+        <w:t>Objetivos Específicos</w:t>
       </w:r>
       <w:bookmarkEnd w:id="3"/>
-    </w:p>
-    <w:p>
-      <w:pPr>
-        <w:rPr>
-          <w:lang w:val="es-PE" w:eastAsia="es-PE"/>
-        </w:rPr>
-      </w:pPr>
-      <w:r>
-        <w:t>¿Cómo diseñar y evaluar la viabilidad de un modelo de negocio rentable basado en la preventa online de desayunos saludables, dirigido a profesionales con poco tiempo disponible, que permita optimizar la planificación de la producción, reducir el desperdicio de alimentos y garantizar la sostenibilidad operativa del emprendimiento Easy Breakfast?</w:t>
-      </w:r>
-      <w:r>
-        <w:br w:type="page"/>
-      </w:r>
-    </w:p>
-    <w:p>
-      <w:pPr>
-        <w:pStyle w:val="Ttulo2"/>
-      </w:pPr>
-      <w:bookmarkStart w:id="4" w:name="_Toc223786749"/>
-      <w:r>
-        <w:lastRenderedPageBreak/>
-        <w:t>Objetivos</w:t>
-      </w:r>
-      <w:bookmarkEnd w:id="4"/>
-    </w:p>
-    <w:p>
-      <w:pPr>
-        <w:pStyle w:val="Ttulo3"/>
-      </w:pPr>
-      <w:bookmarkStart w:id="5" w:name="_Toc223786750"/>
-      <w:r>
-        <w:rPr>
-          <w:rFonts w:eastAsia="Times New Roman"/>
-        </w:rPr>
-        <w:t>Objetivo General</w:t>
-      </w:r>
-      <w:bookmarkEnd w:id="5"/>
-    </w:p>
-    <w:p>
-      <w:r>
-        <w:t>Diseñar y evaluar la viabilidad de un modelo de negocio rentable de preventa online de desayunos saludables dirigido a profesionales con poco tiempo disponible.</w:t>
-      </w:r>
-    </w:p>
-    <w:p>
-      <w:pPr>
-        <w:pStyle w:val="Ttulo3"/>
-      </w:pPr>
-      <w:bookmarkStart w:id="6" w:name="_Toc223786751"/>
-      <w:r>
-        <w:rPr>
-          <w:rFonts w:eastAsia="Times New Roman"/>
-        </w:rPr>
-        <w:t>Objetivos Específicos</w:t>
-      </w:r>
-      <w:bookmarkEnd w:id="6"/>
     </w:p>
     <w:p>
       <w:pPr>
@@ -4889,316 +4833,41 @@
       <w:pPr>
         <w:pStyle w:val="Ttulo1"/>
       </w:pPr>
-      <w:bookmarkStart w:id="7" w:name="_Toc223786752"/>
+      <w:bookmarkStart w:id="4" w:name="_Toc223786752"/>
       <w:r>
         <w:lastRenderedPageBreak/>
-        <w:t>MARCO TEÓRICO</w:t>
-      </w:r>
-      <w:bookmarkEnd w:id="7"/>
+        <w:t xml:space="preserve">MARCO </w:t>
+      </w:r>
+      <w:bookmarkEnd w:id="4"/>
+      <w:r>
+        <w:t>ADMINISTRATIVO</w:t>
+      </w:r>
     </w:p>
     <w:p>
       <w:pPr>
         <w:pStyle w:val="Ttulo2"/>
       </w:pPr>
-      <w:bookmarkStart w:id="8" w:name="_Toc223786753"/>
-      <w:r>
-        <w:t>Estrategias de ventas y marketing estratégico en contextos empresariales</w:t>
-      </w:r>
-      <w:bookmarkEnd w:id="8"/>
-    </w:p>
-    <w:p>
-      <w:pPr>
-        <w:pStyle w:val="NormalWeb"/>
-      </w:pPr>
-      <w:r>
-        <w:t>En la actualidad, las empresas y emprendimientos se desarrollan en mercados cada vez más competitivos, donde la capacidad para atraer y fidelizar clientes se convierte en un factor determinante para su crecimiento y sostenibilidad. En este contexto, las estrategias de ventas y el marketing estratégico constituyen herramientas fundamentales para orientar las actividades comerciales de manera eficiente y alcanzar los objetivos organizacionales.</w:t>
-      </w:r>
-    </w:p>
-    <w:p>
-      <w:pPr>
-        <w:pStyle w:val="NormalWeb"/>
-        <w:rPr>
-          <w:rFonts w:eastAsiaTheme="majorEastAsia"/>
-        </w:rPr>
-      </w:pPr>
-      <w:r>
-        <w:t xml:space="preserve">El marketing estratégico se basa en el análisis del mercado, la identificación de oportunidades y la comprensión de las necesidades del consumidor, permitiendo a las empresas diseñar propuestas de valor que respondan a dichas demandas. De acuerdo con la literatura en gestión empresarial, la ausencia de una planificación estratégica en marketing puede limitar el posicionamiento de una marca y dificultar su adaptación a los cambios del entorno </w:t>
-      </w:r>
-      <w:r>
-        <w:t>competitivo.</w:t>
-      </w:r>
-    </w:p>
-    <w:p>
-      <w:pPr>
-        <w:pStyle w:val="NormalWeb"/>
-      </w:pPr>
-      <w:r>
-        <w:t>Asimismo, el diseño de estrategias de ventas permite establecer acciones concretas orientadas al incremento de la rentabilidad, tales como la segmentación del mercado, la definición del público objetivo y el desarrollo de canales de comunicación adecuados. Estas estrategias facilitan que los emprendimientos puedan diferenciarse dentro del mercado y ofrecer productos o servicios que generen valor para los clientes.</w:t>
-      </w:r>
-    </w:p>
-    <w:p>
-      <w:pPr>
-        <w:pStyle w:val="NormalWeb"/>
-      </w:pPr>
-      <w:r>
-        <w:t xml:space="preserve">En el caso de emprendimientos gastronómicos como </w:t>
-      </w:r>
-      <w:r>
-        <w:rPr>
-          <w:rStyle w:val="Textoennegrita"/>
-          <w:rFonts w:eastAsiaTheme="majorEastAsia"/>
-        </w:rPr>
-        <w:t>Easy Breakfast</w:t>
-      </w:r>
-      <w:r>
-        <w:t xml:space="preserve">, la implementación de estrategias de marketing y ventas resulta esencial para posicionar la marca, comunicar los beneficios de los productos ofrecidos y generar una relación </w:t>
-      </w:r>
-      <w:r>
-        <w:lastRenderedPageBreak/>
-        <w:t>cercana con los consumidores. Esto implica no solo promocionar el producto, sino también comprender los hábitos de consumo de los clientes y adaptar la oferta a sus preferencias y necesidades.</w:t>
-      </w:r>
-    </w:p>
-    <w:p>
-      <w:pPr>
-        <w:pStyle w:val="NormalWeb"/>
-      </w:pPr>
-      <w:r>
-        <w:t>Por lo tanto, la planificación estratégica en marketing y ventas permite a los emprendimientos organizar sus recursos, establecer objetivos comerciales claros y desarrollar acciones que contribuyan al crecimiento sostenido del negocio.</w:t>
-      </w:r>
-    </w:p>
-    <w:p>
-      <w:pPr>
-        <w:pStyle w:val="Ttulo2"/>
-      </w:pPr>
-      <w:bookmarkStart w:id="9" w:name="_Toc223786754"/>
-      <w:r>
-        <w:t>Marketing estratégico y su papel en ventas sostenibles</w:t>
-      </w:r>
-      <w:bookmarkEnd w:id="9"/>
-    </w:p>
-    <w:p>
-      <w:pPr>
-        <w:rPr>
-          <w:lang w:val="es-PE" w:eastAsia="es-PE"/>
-        </w:rPr>
-      </w:pPr>
-      <w:r>
-        <w:rPr>
-          <w:lang w:val="es-PE" w:eastAsia="es-PE"/>
-        </w:rPr>
-        <w:t>El marketing estratégico ha evolucionado más allá de las actividades tradicionales de promoción y publicidad, convirtiéndose en un enfoque integral que busca alinear las necesidades del mercado con los objetivos de la empresa. Este enfoque implica analizar el entorno competitivo, identificar segmentos de mercado y diseñar estrategias que permitan posicionar la oferta de manera efectiva.</w:t>
-      </w:r>
-    </w:p>
-    <w:p>
-      <w:pPr>
-        <w:rPr>
-          <w:lang w:val="es-PE" w:eastAsia="es-PE"/>
-        </w:rPr>
-      </w:pPr>
-      <w:r>
-        <w:rPr>
-          <w:lang w:val="es-PE" w:eastAsia="es-PE"/>
-        </w:rPr>
-        <w:t>Diversos estudios señalan que el marketing estratégico se orienta a comprender profundamente al consumidor y a desarrollar propuestas de valor que satisfagan sus expectativas, generando relaciones duraderas entre la empresa y sus clientes</w:t>
-      </w:r>
-      <w:r>
-        <w:rPr>
-          <w:lang w:val="es-PE" w:eastAsia="es-PE"/>
-        </w:rPr>
-        <w:t xml:space="preserve">. </w:t>
-      </w:r>
-      <w:r>
-        <w:rPr>
-          <w:lang w:val="es-PE" w:eastAsia="es-PE"/>
-        </w:rPr>
-        <w:t>En este sentido, el marketing no solo busca aumentar las ventas, sino también fortalecer la imagen de marca y fomentar la fidelización del cliente.</w:t>
-      </w:r>
-    </w:p>
-    <w:p>
-      <w:pPr>
-        <w:rPr>
-          <w:lang w:val="es-PE" w:eastAsia="es-PE"/>
-        </w:rPr>
-      </w:pPr>
-      <w:r>
-        <w:rPr>
-          <w:lang w:val="es-PE" w:eastAsia="es-PE"/>
-        </w:rPr>
-        <w:t>Cuando las estrategias de marketing se aplican de manera adecuada, contribuyen al desarrollo de ventas sostenibles, es decir, a la generación de ingresos constantes a lo largo del tiempo. Esto se logra mediante la creación de experiencias positivas para los clientes, la diferenciación del producto frente a la competencia y la adaptación permanente a los cambios en el comportamiento del consumidor.</w:t>
-      </w:r>
-    </w:p>
-    <w:p>
-      <w:pPr>
-        <w:rPr>
-          <w:lang w:val="es-PE" w:eastAsia="es-PE"/>
-        </w:rPr>
-      </w:pPr>
-      <w:r>
-        <w:rPr>
-          <w:lang w:val="es-PE" w:eastAsia="es-PE"/>
-        </w:rPr>
-        <w:lastRenderedPageBreak/>
-        <w:t xml:space="preserve">En el caso de </w:t>
-      </w:r>
-      <w:r>
-        <w:rPr>
-          <w:b/>
-          <w:bCs/>
-          <w:lang w:val="es-PE" w:eastAsia="es-PE"/>
-        </w:rPr>
-        <w:t>Easy Breakfast</w:t>
-      </w:r>
-      <w:r>
-        <w:rPr>
-          <w:lang w:val="es-PE" w:eastAsia="es-PE"/>
-        </w:rPr>
-        <w:t>, el marketing estratégico puede desempeñar un papel clave al destacar atributos como la rapidez en la atención, la practicidad de los productos y la calidad de los ingredientes. Asimismo, el uso de herramientas digitales y redes sociales permite mejorar la comunicación con los clientes y ampliar el alcance del emprendimiento.</w:t>
-      </w:r>
-    </w:p>
-    <w:p>
-      <w:pPr>
-        <w:rPr>
-          <w:lang w:val="es-PE" w:eastAsia="es-PE"/>
-        </w:rPr>
-      </w:pPr>
-      <w:r>
-        <w:rPr>
-          <w:lang w:val="es-PE" w:eastAsia="es-PE"/>
-        </w:rPr>
-        <w:t>De esta manera, el marketing estratégico se convierte en un elemento esencial para garantizar el crecimiento sostenible del negocio, al facilitar la captación de nuevos clientes y fortalecer la relación con los consumidores actuales.</w:t>
-      </w:r>
-    </w:p>
-    <w:p>
-      <w:pPr>
-        <w:pStyle w:val="Ttulo2"/>
-      </w:pPr>
-      <w:bookmarkStart w:id="10" w:name="_Toc223786755"/>
-      <w:r>
-        <w:t>Estrategias de ventas en emprendimientos y pymes</w:t>
-      </w:r>
-      <w:bookmarkEnd w:id="10"/>
-    </w:p>
-    <w:p>
-      <w:pPr>
-        <w:rPr>
-          <w:lang w:val="es-PE" w:eastAsia="es-PE"/>
-        </w:rPr>
-      </w:pPr>
-      <w:r>
-        <w:rPr>
-          <w:lang w:val="es-PE" w:eastAsia="es-PE"/>
-        </w:rPr>
-        <w:t>Las estrategias de ventas comprenden el conjunto de acciones planificadas que tienen como objetivo concretar transacciones comerciales y generar ingresos para la empresa. Estas estrategias implican identificar clientes potenciales, comprender sus necesidades y ofrecer productos o servicios que respondan a dichas expectativas.</w:t>
-      </w:r>
-    </w:p>
-    <w:p>
-      <w:pPr>
-        <w:rPr>
-          <w:lang w:val="es-PE" w:eastAsia="es-PE"/>
-        </w:rPr>
-      </w:pPr>
-      <w:r>
-        <w:rPr>
-          <w:lang w:val="es-PE" w:eastAsia="es-PE"/>
-        </w:rPr>
-        <w:t>Según diversos autores del ámbito del marketing, una estrategia de ventas eficaz debe estar alineada con los objetivos del negocio y con las estrategias de marketing establecidas. Además, debe considerar aspectos como el conocimiento del mercado, la segmentación de clientes y la creación de propuestas de valor diferenciadas</w:t>
-      </w:r>
-      <w:r>
-        <w:rPr>
-          <w:lang w:val="es-PE" w:eastAsia="es-PE"/>
-        </w:rPr>
-        <w:t>.</w:t>
-      </w:r>
-    </w:p>
-    <w:p>
-      <w:pPr>
-        <w:rPr>
-          <w:lang w:val="es-PE" w:eastAsia="es-PE"/>
-        </w:rPr>
-      </w:pPr>
-      <w:r>
-        <w:rPr>
-          <w:lang w:val="es-PE" w:eastAsia="es-PE"/>
-        </w:rPr>
-        <w:t>En el caso de los emprendimientos y pequeñas empresas, las estrategias de ventas adquieren una relevancia aún mayor, ya que estos negocios suelen contar con recursos limitados y deben optimizar sus esfuerzos comerciales para lograr resultados positivos. Por ello, resulta fundamental implementar estrategias flexibles y adaptables que permitan responder rápidamente a los cambios del mercado.</w:t>
-      </w:r>
-    </w:p>
-    <w:p>
-      <w:pPr>
-        <w:rPr>
-          <w:lang w:val="es-PE" w:eastAsia="es-PE"/>
-        </w:rPr>
-      </w:pPr>
-      <w:r>
-        <w:rPr>
-          <w:lang w:val="es-PE" w:eastAsia="es-PE"/>
-        </w:rPr>
-        <w:lastRenderedPageBreak/>
-        <w:t>Entre las estrategias de ventas más utilizadas en emprendimientos se encuentran el uso de redes sociales para promocionar productos, la atención personalizada al cliente, las promociones especiales y la generación de experiencias positivas que fomenten la fidelización. Estas acciones contribuyen a fortalecer la relación con los consumidores y a aumentar las probabilidades de recompra.</w:t>
-      </w:r>
-    </w:p>
-    <w:p>
-      <w:pPr>
-        <w:rPr>
-          <w:lang w:val="es-PE" w:eastAsia="es-PE"/>
-        </w:rPr>
-      </w:pPr>
-      <w:r>
-        <w:rPr>
-          <w:lang w:val="es-PE" w:eastAsia="es-PE"/>
-        </w:rPr>
-        <w:t xml:space="preserve">En el caso de </w:t>
-      </w:r>
-      <w:r>
-        <w:rPr>
-          <w:b/>
-          <w:bCs/>
-          <w:lang w:val="es-PE" w:eastAsia="es-PE"/>
-        </w:rPr>
-        <w:t>Easy Breakfast</w:t>
-      </w:r>
-      <w:r>
-        <w:rPr>
-          <w:lang w:val="es-PE" w:eastAsia="es-PE"/>
-        </w:rPr>
-        <w:t>, las estrategias de ventas pueden enfocarse en la promoción de combos de desayuno, la venta mediante plataformas digitales o redes sociales, la atención rápida para clientes con poco tiempo y la generación de promociones que incentiven el consumo frecuente.</w:t>
-      </w:r>
-    </w:p>
-    <w:p>
-      <w:pPr>
-        <w:rPr>
-          <w:lang w:val="es-PE" w:eastAsia="es-PE"/>
-        </w:rPr>
-        <w:sectPr>
-          <w:pgSz w:w="12240" w:h="15840"/>
-          <w:pgMar w:top="1699" w:right="1699" w:bottom="1699" w:left="2261" w:header="720" w:footer="720" w:gutter="0"/>
-          <w:cols w:space="720"/>
-          <w:titlePg/>
-          <w:docGrid w:linePitch="360"/>
-        </w:sectPr>
-      </w:pPr>
-      <w:r>
-        <w:rPr>
-          <w:lang w:val="es-PE" w:eastAsia="es-PE"/>
-        </w:rPr>
-        <w:t>De esta manera, las estrategias de ventas se convierten en un componente clave para impulsar el crecimiento de los emprendimientos y mejorar su posicionamiento en el mercado.</w:t>
-      </w:r>
-    </w:p>
-    <w:p>
-      <w:pPr>
-        <w:pStyle w:val="Ttulo2"/>
-      </w:pPr>
-      <w:bookmarkStart w:id="11" w:name="_Toc223786756"/>
-      <w:r>
-        <w:lastRenderedPageBreak/>
-        <w:t xml:space="preserve">The Business </w:t>
-      </w:r>
+      <w:bookmarkStart w:id="5" w:name="_Toc223786756"/>
+      <w:proofErr w:type="spellStart"/>
+      <w:r>
+        <w:t>The</w:t>
+      </w:r>
+      <w:proofErr w:type="spellEnd"/>
+      <w:r>
+        <w:t xml:space="preserve"> Business </w:t>
+      </w:r>
+      <w:proofErr w:type="spellStart"/>
       <w:r>
         <w:t>M</w:t>
       </w:r>
       <w:r>
-        <w:t xml:space="preserve">odel </w:t>
-      </w:r>
+        <w:t>odel</w:t>
+      </w:r>
+      <w:proofErr w:type="spellEnd"/>
+      <w:r>
+        <w:t xml:space="preserve"> </w:t>
+      </w:r>
+      <w:proofErr w:type="spellStart"/>
       <w:r>
         <w:t>C</w:t>
       </w:r>
@@ -5208,7 +4877,8 @@
       <w:r>
         <w:t>s</w:t>
       </w:r>
-      <w:bookmarkEnd w:id="11"/>
+      <w:bookmarkEnd w:id="5"/>
+      <w:proofErr w:type="spellEnd"/>
     </w:p>
     <w:p>
       <w:pPr>
@@ -5217,13 +4887,23 @@
           <w:lang w:val="en-US"/>
         </w:rPr>
       </w:pPr>
+      <w:proofErr w:type="spellStart"/>
       <w:r>
         <w:rPr>
           <w:b/>
           <w:bCs/>
           <w:lang w:val="en-US"/>
         </w:rPr>
-        <w:t xml:space="preserve">Figura </w:t>
+        <w:t>Figura</w:t>
+      </w:r>
+      <w:proofErr w:type="spellEnd"/>
+      <w:r>
+        <w:rPr>
+          <w:b/>
+          <w:bCs/>
+          <w:lang w:val="en-US"/>
+        </w:rPr>
+        <w:t xml:space="preserve"> </w:t>
       </w:r>
       <w:r>
         <w:rPr>
@@ -5354,7 +5034,21 @@
         <w:rPr>
           <w:rFonts w:eastAsiaTheme="majorEastAsia"/>
         </w:rPr>
-        <w:t xml:space="preserve">El gráfico representa el Modelo de Negocio Canvas, donde se visualizan de manera integral los componentes estratégicos que sustentan la creación, entrega y captura de valor del negocio. </w:t>
+        <w:t xml:space="preserve">El gráfico representa el Modelo de Negocio </w:t>
+      </w:r>
+      <w:proofErr w:type="spellStart"/>
+      <w:r>
+        <w:rPr>
+          <w:rFonts w:eastAsiaTheme="majorEastAsia"/>
+        </w:rPr>
+        <w:t>Canvas</w:t>
+      </w:r>
+      <w:proofErr w:type="spellEnd"/>
+      <w:r>
+        <w:rPr>
+          <w:rFonts w:eastAsiaTheme="majorEastAsia"/>
+        </w:rPr>
+        <w:t xml:space="preserve">, donde se visualizan de manera integral los componentes estratégicos que sustentan la creación, entrega y captura de valor del negocio. </w:t>
       </w:r>
     </w:p>
     <w:p>
@@ -5375,521 +5069,695 @@
           <w:b/>
           <w:bCs/>
         </w:rPr>
-        <w:t>Easy Breakfast</w:t>
-      </w:r>
-      <w:r>
-        <w:rPr>
-          <w:rFonts w:eastAsiaTheme="majorEastAsia"/>
-        </w:rPr>
-        <w:t xml:space="preserve"> se fundamenta en el Modelo Canvas, herramienta que permite visualizar de manera integral la lógica de creación, entrega y </w:t>
-      </w:r>
-      <w:r>
-        <w:rPr>
-          <w:rFonts w:eastAsiaTheme="majorEastAsia"/>
-        </w:rPr>
-        <w:lastRenderedPageBreak/>
-        <w:t>captura de valor del negocio. A través de sus nueve módulos, se describe cómo la empresa organiza sus recursos, actividades y relaciones para ofrecer desayunos saludables bajo un sistema de pedidos online con entrega programada.</w:t>
-      </w:r>
-    </w:p>
-    <w:p>
-      <w:pPr>
-        <w:pStyle w:val="Ttulo3"/>
-      </w:pPr>
-      <w:bookmarkStart w:id="12" w:name="_Toc223786757"/>
-      <w:r>
-        <w:t>Propuesta de valor</w:t>
-      </w:r>
-      <w:bookmarkEnd w:id="12"/>
-    </w:p>
-    <w:p>
-      <w:pPr>
-        <w:rPr>
-          <w:rFonts w:eastAsiaTheme="majorEastAsia"/>
-        </w:rPr>
-      </w:pPr>
-      <w:r>
-        <w:rPr>
-          <w:rFonts w:eastAsiaTheme="majorEastAsia"/>
-        </w:rPr>
-        <w:t>La propuesta de valor de Easy Breakfast se centra en ofrecer desayunos saludables, frescos y listos para consumir, solicitados con anticipación mediante una plataforma web. El negocio busca elevar la accesibilidad a alimentos nutritivos para personas con limitaciones de tiempo, facilitando la planificación alimenticia y reduciendo la necesidad de compras presenciales.</w:t>
-      </w:r>
-    </w:p>
-    <w:p>
-      <w:pPr>
-        <w:rPr>
-          <w:rFonts w:eastAsiaTheme="majorEastAsia"/>
-        </w:rPr>
-      </w:pPr>
-      <w:r>
-        <w:rPr>
-          <w:rFonts w:eastAsiaTheme="majorEastAsia"/>
-        </w:rPr>
-        <w:t>La empresa resuelve principalmente la falta de tiempo para preparar desayunos balanceados y la dificultad de acceso a opciones saludables en horarios tempranos. Entre sus características diferenciadoras destacan la accesibilidad digital, la conveniencia de la entrega puntual, la posibilidad de personalización según preferencias o restricciones alimenticias y un sistema de preventa que reduce el desperdicio de insumos.</w:t>
-      </w:r>
-    </w:p>
-    <w:p>
-      <w:pPr>
-        <w:pStyle w:val="Ttulo3"/>
-      </w:pPr>
-      <w:bookmarkStart w:id="13" w:name="_Toc223786758"/>
-      <w:r>
-        <w:t>Segmentos de clientes</w:t>
-      </w:r>
-      <w:bookmarkEnd w:id="13"/>
-    </w:p>
-    <w:p>
-      <w:pPr>
-        <w:rPr>
-          <w:rFonts w:eastAsiaTheme="majorEastAsia"/>
-        </w:rPr>
-      </w:pPr>
-      <w:r>
-        <w:rPr>
-          <w:rFonts w:eastAsiaTheme="majorEastAsia"/>
-        </w:rPr>
-        <w:t>Easy Breakfast se dirige a un nicho de mercado compuesto por adultos ejecutivos, personas que trabajan en oficina, estudiantes universitarios y consumidores interesados en mantener una alimentación saludable. El cliente objetivo principal está conformado por profesionales entre 25 y 45 años, con ingresos medios y rutinas laborales que limitan el tiempo destinado a la preparación de alimentos.</w:t>
-      </w:r>
-    </w:p>
-    <w:p>
-      <w:pPr>
-        <w:rPr>
-          <w:rFonts w:eastAsiaTheme="majorEastAsia"/>
-        </w:rPr>
-      </w:pPr>
-      <w:r>
-        <w:rPr>
-          <w:rFonts w:eastAsiaTheme="majorEastAsia"/>
-        </w:rPr>
-        <w:t>Este enfoque permite atender un segmento específico con necesidades claras de practicidad, nutrición y eficiencia en el uso del tiempo.</w:t>
-      </w:r>
-    </w:p>
-    <w:p>
-      <w:pPr>
-        <w:pStyle w:val="Ttulo3"/>
-      </w:pPr>
-      <w:bookmarkStart w:id="14" w:name="_Toc223786759"/>
-      <w:r>
-        <w:lastRenderedPageBreak/>
-        <w:t>Canales</w:t>
-      </w:r>
-      <w:bookmarkEnd w:id="14"/>
-    </w:p>
-    <w:p>
-      <w:pPr>
-        <w:rPr>
-          <w:rFonts w:eastAsiaTheme="majorEastAsia"/>
-        </w:rPr>
-      </w:pPr>
-      <w:r>
-        <w:rPr>
-          <w:rFonts w:eastAsiaTheme="majorEastAsia"/>
-        </w:rPr>
-        <w:t>La empresa utiliza canales digitales como principal medio de comercialización. Entre ellos se encuentran la página web oficial, Instagram, Facebook y WhatsApp Business. Las redes sociales cumplen una función estratégica de captación y posicionamiento de marca, mientras que la página web actúa como canal principal para la gestión y cierre de ventas.</w:t>
-      </w:r>
-    </w:p>
-    <w:p>
-      <w:pPr>
-        <w:rPr>
-          <w:rFonts w:eastAsiaTheme="majorEastAsia"/>
-        </w:rPr>
-      </w:pPr>
-      <w:r>
-        <w:rPr>
-          <w:rFonts w:eastAsiaTheme="majorEastAsia"/>
-        </w:rPr>
-        <w:t>El proceso se integra en la rutina del cliente mediante pedidos realizados con anticipación —generalmente la noche anterior— y entregas programadas en horario temprano, antes del inicio de la jornada laboral o académica.</w:t>
-      </w:r>
-    </w:p>
-    <w:p>
-      <w:pPr>
-        <w:pStyle w:val="Ttulo3"/>
-      </w:pPr>
-      <w:bookmarkStart w:id="15" w:name="_Toc223786760"/>
-      <w:r>
-        <w:t>Relación con los clientes</w:t>
-      </w:r>
-      <w:bookmarkEnd w:id="15"/>
-    </w:p>
-    <w:p>
-      <w:pPr>
-        <w:rPr>
-          <w:rFonts w:eastAsiaTheme="majorEastAsia"/>
-        </w:rPr>
-      </w:pPr>
-      <w:r>
-        <w:rPr>
-          <w:rFonts w:eastAsiaTheme="majorEastAsia"/>
-        </w:rPr>
-        <w:t>La relación con los clientes se basa en la atención personalizada y la construcción de fidelización a largo plazo. Se implementa asistencia directa a través de WhatsApp, complementada con un sistema semi-automatizado en la plataforma web para la gestión de pedidos.</w:t>
-      </w:r>
-    </w:p>
-    <w:p>
-      <w:pPr>
-        <w:rPr>
-          <w:rFonts w:eastAsiaTheme="majorEastAsia"/>
-        </w:rPr>
-      </w:pPr>
-      <w:r>
-        <w:rPr>
-          <w:rFonts w:eastAsiaTheme="majorEastAsia"/>
-        </w:rPr>
-        <w:t>Asimismo, se contempla la implementación de programas de fidelización mediante descuentos por compras frecuentes</w:t>
-      </w:r>
-      <w:r>
-        <w:rPr>
-          <w:rFonts w:eastAsiaTheme="majorEastAsia"/>
-        </w:rPr>
-        <w:t>, compras semanales o mensuales</w:t>
-      </w:r>
-      <w:r>
-        <w:rPr>
-          <w:rFonts w:eastAsiaTheme="majorEastAsia"/>
-        </w:rPr>
-        <w:t>. Los clientes esperan respuestas rápidas, productos frescos, entregas puntuales y opciones adaptadas a sus preferencias alimenticias, elementos que fortalecen la confianza y la recurrencia de compra.</w:t>
-      </w:r>
-    </w:p>
-    <w:p>
-      <w:pPr>
-        <w:pStyle w:val="Ttulo3"/>
-      </w:pPr>
-      <w:bookmarkStart w:id="16" w:name="_Toc223786761"/>
-      <w:r>
-        <w:t>Actividades clave</w:t>
-      </w:r>
-      <w:bookmarkEnd w:id="16"/>
-    </w:p>
-    <w:p>
-      <w:pPr>
-        <w:rPr>
-          <w:rFonts w:eastAsiaTheme="majorEastAsia"/>
-        </w:rPr>
-      </w:pPr>
-      <w:r>
-        <w:rPr>
-          <w:rFonts w:eastAsiaTheme="majorEastAsia"/>
-        </w:rPr>
-        <w:t xml:space="preserve">Las actividades clave del negocio incluyen la selección y compra de frutas frescas, la preparación y armado diario de los desayunos, el control de calidad e higiene, la gestión </w:t>
-      </w:r>
-      <w:r>
-        <w:rPr>
-          <w:rFonts w:eastAsiaTheme="majorEastAsia"/>
-        </w:rPr>
-        <w:lastRenderedPageBreak/>
-        <w:t>de pedidos online y la coordinación logística de entregas.</w:t>
-      </w:r>
-    </w:p>
-    <w:p>
-      <w:pPr>
-        <w:rPr>
-          <w:rFonts w:eastAsiaTheme="majorEastAsia"/>
-        </w:rPr>
-      </w:pPr>
-      <w:r>
-        <w:rPr>
-          <w:rFonts w:eastAsiaTheme="majorEastAsia"/>
-        </w:rPr>
-        <w:t>Adicionalmente, se desarrollan actividades de marketing digital, administración de la página web, gestión de redes sociales y atención al cliente. En el ámbito financiero, se gestionan preventas, pagos digitales y estrategias promocionales para incentivar el volumen de ventas.</w:t>
-      </w:r>
-    </w:p>
-    <w:p>
-      <w:pPr>
-        <w:rPr>
-          <w:rFonts w:eastAsiaTheme="majorEastAsia"/>
-        </w:rPr>
-      </w:pPr>
-      <w:r>
-        <w:rPr>
-          <w:rFonts w:eastAsiaTheme="majorEastAsia"/>
-        </w:rPr>
-        <w:t>Estas actividades permiten garantizar la eficiencia operativa y el cumplimiento de la propuesta de valor.</w:t>
-      </w:r>
-    </w:p>
-    <w:p>
-      <w:pPr>
-        <w:pStyle w:val="Ttulo3"/>
-      </w:pPr>
-      <w:bookmarkStart w:id="17" w:name="_Toc223786762"/>
-      <w:r>
-        <w:t>Recursos clave</w:t>
-      </w:r>
-      <w:bookmarkEnd w:id="17"/>
-    </w:p>
-    <w:p>
-      <w:pPr>
-        <w:rPr>
-          <w:rFonts w:eastAsiaTheme="majorEastAsia"/>
-        </w:rPr>
-      </w:pPr>
-      <w:r>
-        <w:rPr>
-          <w:rFonts w:eastAsiaTheme="majorEastAsia"/>
-        </w:rPr>
-        <w:t>Para ejecutar el modelo de negocio, Easy Breakfast dispone de recursos físicos, humanos, intelectuales y financieros.</w:t>
-      </w:r>
-    </w:p>
-    <w:p>
-      <w:pPr>
-        <w:rPr>
-          <w:rFonts w:eastAsiaTheme="majorEastAsia"/>
-        </w:rPr>
-      </w:pPr>
-      <w:r>
-        <w:rPr>
-          <w:rFonts w:eastAsiaTheme="majorEastAsia"/>
-        </w:rPr>
-        <w:t>Entre los recursos físicos destacan la cocina equipada, sistemas de refrigeración y utensilios especializados. Los recursos humanos incluyen personal de cocina, repartidor y un community manager encargado de la gestión digital y posicionamiento de la marca.</w:t>
-      </w:r>
-    </w:p>
-    <w:p>
-      <w:pPr>
-        <w:rPr>
-          <w:rFonts w:eastAsiaTheme="majorEastAsia"/>
-        </w:rPr>
-      </w:pPr>
-      <w:r>
-        <w:rPr>
-          <w:rFonts w:eastAsiaTheme="majorEastAsia"/>
-        </w:rPr>
-        <w:t>En cuanto a los recursos intelectuales, se consideran la marca registrada, las recetas propias y la base de datos de clientes. Finalmente, los recursos financieros comprenden el capital inicial y el flujo de caja necesario para sostener la operación diaria.</w:t>
-      </w:r>
-    </w:p>
-    <w:p>
-      <w:pPr>
-        <w:pStyle w:val="Ttulo3"/>
-      </w:pPr>
-      <w:bookmarkStart w:id="18" w:name="_Toc223786763"/>
-      <w:r>
-        <w:t>Socios clave</w:t>
-      </w:r>
-      <w:bookmarkEnd w:id="18"/>
-    </w:p>
-    <w:p>
-      <w:pPr>
-        <w:rPr>
-          <w:rFonts w:eastAsiaTheme="majorEastAsia"/>
-        </w:rPr>
-      </w:pPr>
-      <w:r>
-        <w:rPr>
-          <w:rFonts w:eastAsiaTheme="majorEastAsia"/>
-        </w:rPr>
-        <w:t>El modelo de negocio se apoya en alianzas estratégicas con proveedores mayoristas de frutas frescas, proveedores de granos, yogur y frutos secos, distribuidores de envases ecológicos y plataformas de pago online. En caso de tercerización, también se contempla la colaboración con servicios de delivery.</w:t>
-      </w:r>
-    </w:p>
-    <w:p>
-      <w:pPr>
-        <w:rPr>
-          <w:rFonts w:eastAsiaTheme="majorEastAsia"/>
-        </w:rPr>
-      </w:pPr>
-      <w:r>
-        <w:rPr>
-          <w:rFonts w:eastAsiaTheme="majorEastAsia"/>
-        </w:rPr>
-        <w:lastRenderedPageBreak/>
-        <w:t>Estas alianzas permiten garantizar abastecimiento constante, calidad en la materia prima, optimización de costos y reducción de riesgos asociados a retrasos o escasez de insumos.</w:t>
-      </w:r>
-    </w:p>
-    <w:p>
-      <w:pPr>
-        <w:pStyle w:val="Ttulo3"/>
-      </w:pPr>
-      <w:bookmarkStart w:id="19" w:name="_Toc223786764"/>
-      <w:r>
-        <w:t>Estructura de costos</w:t>
-      </w:r>
-      <w:bookmarkEnd w:id="19"/>
-    </w:p>
-    <w:p>
-      <w:pPr>
-        <w:rPr>
-          <w:rFonts w:eastAsiaTheme="majorEastAsia"/>
-        </w:rPr>
-      </w:pPr>
-      <w:r>
-        <w:rPr>
-          <w:rFonts w:eastAsiaTheme="majorEastAsia"/>
-        </w:rPr>
-        <w:t>La estructura de costos está compuesta principalmente por la compra de frutas e insumos, mano de obra, servicio de delivery, marketing digital y gastos de hosting y mantenimiento web. Los recursos y actividades más costosos corresponden a los insumos frescos y al personal operativo, así como a la preparación diaria y logística de entrega.</w:t>
-      </w:r>
-    </w:p>
-    <w:p>
-      <w:pPr>
-        <w:rPr>
-          <w:rFonts w:eastAsiaTheme="majorEastAsia"/>
-        </w:rPr>
-      </w:pPr>
-      <w:r>
-        <w:rPr>
-          <w:rFonts w:eastAsiaTheme="majorEastAsia"/>
-        </w:rPr>
-        <w:t>El modelo se orienta más hacia la generación de valor que hacia la competencia por precios bajos, priorizando calidad, frescura y conveniencia como factores diferenciadores.</w:t>
-      </w:r>
-    </w:p>
-    <w:p>
-      <w:pPr>
-        <w:pStyle w:val="Ttulo3"/>
-      </w:pPr>
-      <w:bookmarkStart w:id="20" w:name="_Toc223786765"/>
-      <w:r>
-        <w:t>Fuentes de ingresos</w:t>
-      </w:r>
-      <w:bookmarkEnd w:id="20"/>
-    </w:p>
-    <w:p>
-      <w:pPr>
-        <w:rPr>
-          <w:rFonts w:eastAsiaTheme="majorEastAsia"/>
-        </w:rPr>
-      </w:pPr>
-      <w:r>
-        <w:rPr>
-          <w:rFonts w:eastAsiaTheme="majorEastAsia"/>
-        </w:rPr>
-        <w:t>Las fuentes de ingresos provienen principalmente de la venta directa de desayunos saludables. Adicionalmente, se contempla la implementación de suscripciones semanales o mensuales y descuentos por volumen para incentivar compras recurrentes.</w:t>
-      </w:r>
-    </w:p>
-    <w:p>
-      <w:pPr>
-        <w:rPr>
-          <w:rFonts w:eastAsiaTheme="majorEastAsia"/>
-        </w:rPr>
-      </w:pPr>
-      <w:r>
-        <w:rPr>
-          <w:rFonts w:eastAsiaTheme="majorEastAsia"/>
-        </w:rPr>
-        <w:t>Los clientes pueden realizar pagos mediante transferencias bancarias, tarjetas</w:t>
-      </w:r>
-      <w:r>
-        <w:rPr>
-          <w:rFonts w:eastAsiaTheme="majorEastAsia"/>
-        </w:rPr>
-        <w:t xml:space="preserve"> o</w:t>
-      </w:r>
-      <w:r>
-        <w:rPr>
-          <w:rFonts w:eastAsiaTheme="majorEastAsia"/>
-        </w:rPr>
-        <w:t xml:space="preserve"> pagos móvile</w:t>
-      </w:r>
-      <w:r>
-        <w:rPr>
-          <w:rFonts w:eastAsiaTheme="majorEastAsia"/>
-        </w:rPr>
-        <w:t>s</w:t>
-      </w:r>
-      <w:r>
-        <w:rPr>
-          <w:rFonts w:eastAsiaTheme="majorEastAsia"/>
-        </w:rPr>
-        <w:t>. La estructura de precios es fija según el tipo de desayuno, con promociones dinámicas en fechas especiales y beneficios para clientes frecuentes.</w:t>
-      </w:r>
-    </w:p>
-    <w:p>
-      <w:pPr>
-        <w:pStyle w:val="Ttulo2"/>
-      </w:pPr>
-      <w:bookmarkStart w:id="21" w:name="_Toc223786766"/>
-      <w:r>
-        <w:t>Conclusión general del marco teórico</w:t>
-      </w:r>
-      <w:bookmarkEnd w:id="21"/>
-    </w:p>
-    <w:p>
-      <w:r>
-        <w:t xml:space="preserve">El análisis de los diferentes enfoques teóricos relacionados con el marketing </w:t>
-      </w:r>
-      <w:r>
-        <w:lastRenderedPageBreak/>
-        <w:t>estratégico, las estrategias de ventas y el modelo de negocio Canvas permite comprender la importancia de planificar adecuadamente las actividades comerciales dentro de un emprendimiento.</w:t>
-      </w:r>
-    </w:p>
-    <w:p>
-      <w:r>
-        <w:t>Las investigaciones revisadas coinciden en que la aplicación de estrategias de marketing y ventas contribuye significativamente al posicionamiento de la marca, la fidelización de clientes y el incremento de la rentabilidad. Asimismo, el conocimiento del mercado y la identificación de las necesidades del consumidor se convierten en elementos clave para el desarrollo de propuestas de valor competitivas.</w:t>
-      </w:r>
-    </w:p>
-    <w:p>
-      <w:r>
-        <w:t xml:space="preserve">En el caso del emprendimiento </w:t>
-      </w:r>
-      <w:r>
-        <w:rPr>
-          <w:rStyle w:val="Textoennegrita"/>
-          <w:rFonts w:eastAsiaTheme="majorEastAsia"/>
-        </w:rPr>
-        <w:t>Easy Breakfast</w:t>
-      </w:r>
-      <w:r>
-        <w:t>, la implementación de estrategias de marketing estratégico y ventas permitirá fortalecer su presencia en el mercado, mejorar la relación con los clientes y promover el crecimiento del negocio. Del mismo modo, el uso del modelo de negocio Canvas facilita la comprensión de los componentes esenciales del emprendimiento y orienta la toma de decisiones para su desarrollo sostenible.</w:t>
-      </w:r>
-    </w:p>
-    <w:p>
-      <w:r>
-        <w:t>En conclusión, el marco teórico proporciona las bases conceptuales necesarias para sustentar el diseño de estrategias comerciales que permitan a Easy Breakfast consolidarse en el mercado y alcanzar sus objetivos empresariales.</w:t>
-      </w:r>
-    </w:p>
-    <w:p>
-      <w:pPr>
-        <w:rPr>
-          <w:rFonts w:eastAsiaTheme="majorEastAsia"/>
-        </w:rPr>
-      </w:pPr>
-    </w:p>
-    <w:p>
-      <w:pPr>
-        <w:pStyle w:val="Ttulo2"/>
-      </w:pPr>
-      <w:bookmarkStart w:id="22" w:name="_Toc223786767"/>
-      <w:r>
-        <w:t>Filosofía Organizacional</w:t>
-      </w:r>
-      <w:bookmarkEnd w:id="22"/>
-    </w:p>
-    <w:p>
-      <w:pPr>
-        <w:rPr>
-          <w:rFonts w:eastAsiaTheme="majorEastAsia"/>
-        </w:rPr>
-      </w:pPr>
-      <w:r>
-        <w:rPr>
-          <w:rFonts w:eastAsiaTheme="majorEastAsia"/>
-        </w:rPr>
-        <w:t xml:space="preserve">La filosofía organizacional de </w:t>
-      </w:r>
+        <w:t xml:space="preserve">Easy </w:t>
+      </w:r>
+      <w:proofErr w:type="spellStart"/>
       <w:r>
         <w:rPr>
           <w:rFonts w:eastAsiaTheme="majorEastAsia"/>
           <w:b/>
           <w:bCs/>
         </w:rPr>
-        <w:t>Easy Breakfast</w:t>
-      </w:r>
-      <w:r>
-        <w:rPr>
-          <w:rFonts w:eastAsiaTheme="majorEastAsia"/>
-        </w:rPr>
-        <w:t xml:space="preserve"> se fundamenta en el compromiso con la alimentación saludable, la eficiencia operativa y el uso estratégico de la tecnología como herramienta de transformación en los hábitos de consumo. La empresa no solo </w:t>
+        <w:t>Breakfast</w:t>
+      </w:r>
+      <w:proofErr w:type="spellEnd"/>
+      <w:r>
+        <w:rPr>
+          <w:rFonts w:eastAsiaTheme="majorEastAsia"/>
+        </w:rPr>
+        <w:t xml:space="preserve"> se fundamenta en el Modelo </w:t>
+      </w:r>
+      <w:proofErr w:type="spellStart"/>
+      <w:r>
+        <w:rPr>
+          <w:rFonts w:eastAsiaTheme="majorEastAsia"/>
+        </w:rPr>
+        <w:t>Canvas</w:t>
+      </w:r>
+      <w:proofErr w:type="spellEnd"/>
+      <w:r>
+        <w:rPr>
+          <w:rFonts w:eastAsiaTheme="majorEastAsia"/>
+        </w:rPr>
+        <w:t xml:space="preserve">, </w:t>
       </w:r>
       <w:r>
         <w:rPr>
           <w:rFonts w:eastAsiaTheme="majorEastAsia"/>
         </w:rPr>
         <w:lastRenderedPageBreak/>
-        <w:t>busca generar rentabilidad, sino también facilitar el acceso a opciones nutritivas para personas con limitaciones de tiempo, promoviendo un estilo de vida equilibrado y sostenible.</w:t>
+        <w:t>herramienta que permite visualizar de manera integral la lógica de creación, entrega y captura de valor del negocio. A través de sus nueve módulos, se describe cómo la empresa organiza sus recursos, actividades y relaciones para ofrecer desayunos saludables bajo un sistema de pedidos online con entrega programada.</w:t>
       </w:r>
     </w:p>
     <w:p>
       <w:pPr>
         <w:pStyle w:val="Ttulo3"/>
       </w:pPr>
-      <w:bookmarkStart w:id="23" w:name="_Toc223786768"/>
+      <w:bookmarkStart w:id="6" w:name="_Toc223786757"/>
+      <w:r>
+        <w:t>Propuesta de valor</w:t>
+      </w:r>
+      <w:bookmarkEnd w:id="6"/>
+    </w:p>
+    <w:p>
+      <w:pPr>
+        <w:rPr>
+          <w:rFonts w:eastAsiaTheme="majorEastAsia"/>
+        </w:rPr>
+      </w:pPr>
+      <w:r>
+        <w:rPr>
+          <w:rFonts w:eastAsiaTheme="majorEastAsia"/>
+        </w:rPr>
+        <w:t xml:space="preserve">La propuesta de valor de Easy </w:t>
+      </w:r>
+      <w:proofErr w:type="spellStart"/>
+      <w:r>
+        <w:rPr>
+          <w:rFonts w:eastAsiaTheme="majorEastAsia"/>
+        </w:rPr>
+        <w:t>Breakfast</w:t>
+      </w:r>
+      <w:proofErr w:type="spellEnd"/>
+      <w:r>
+        <w:rPr>
+          <w:rFonts w:eastAsiaTheme="majorEastAsia"/>
+        </w:rPr>
+        <w:t xml:space="preserve"> se centra en ofrecer desayunos saludables, frescos y listos para consumir, solicitados con anticipación mediante una plataforma web. El negocio busca elevar la accesibilidad a alimentos nutritivos para personas con limitaciones de tiempo, facilitando la planificación alimenticia y reduciendo la necesidad de compras presenciales.</w:t>
+      </w:r>
+    </w:p>
+    <w:p>
+      <w:pPr>
+        <w:rPr>
+          <w:rFonts w:eastAsiaTheme="majorEastAsia"/>
+        </w:rPr>
+      </w:pPr>
+      <w:r>
+        <w:rPr>
+          <w:rFonts w:eastAsiaTheme="majorEastAsia"/>
+        </w:rPr>
+        <w:t>La empresa resuelve principalmente la falta de tiempo para preparar desayunos balanceados y la dificultad de acceso a opciones saludables en horarios tempranos. Entre sus características diferenciadoras destacan la accesibilidad digital, la conveniencia de la entrega puntual, la posibilidad de personalización según preferencias o restricciones alimenticias y un sistema de preventa que reduce el desperdicio de insumos.</w:t>
+      </w:r>
+    </w:p>
+    <w:p>
+      <w:pPr>
+        <w:pStyle w:val="Ttulo3"/>
+      </w:pPr>
+      <w:bookmarkStart w:id="7" w:name="_Toc223786758"/>
+      <w:r>
+        <w:t>Segmentos de clientes</w:t>
+      </w:r>
+      <w:bookmarkEnd w:id="7"/>
+    </w:p>
+    <w:p>
+      <w:pPr>
+        <w:rPr>
+          <w:rFonts w:eastAsiaTheme="majorEastAsia"/>
+        </w:rPr>
+      </w:pPr>
+      <w:r>
+        <w:rPr>
+          <w:rFonts w:eastAsiaTheme="majorEastAsia"/>
+        </w:rPr>
+        <w:t xml:space="preserve">Easy </w:t>
+      </w:r>
+      <w:proofErr w:type="spellStart"/>
+      <w:r>
+        <w:rPr>
+          <w:rFonts w:eastAsiaTheme="majorEastAsia"/>
+        </w:rPr>
+        <w:t>Breakfast</w:t>
+      </w:r>
+      <w:proofErr w:type="spellEnd"/>
+      <w:r>
+        <w:rPr>
+          <w:rFonts w:eastAsiaTheme="majorEastAsia"/>
+        </w:rPr>
+        <w:t xml:space="preserve"> se dirige a un nicho de mercado compuesto por adultos ejecutivos, personas que trabajan en oficina, estudiantes universitarios y consumidores interesados en mantener una alimentación saludable. El cliente objetivo principal está conformado por profesionales entre 25 y 45 años, con ingresos medios y rutinas laborales que limitan el tiempo destinado a la preparación de alimentos.</w:t>
+      </w:r>
+    </w:p>
+    <w:p>
+      <w:pPr>
+        <w:rPr>
+          <w:rFonts w:eastAsiaTheme="majorEastAsia"/>
+        </w:rPr>
+      </w:pPr>
+      <w:r>
+        <w:rPr>
+          <w:rFonts w:eastAsiaTheme="majorEastAsia"/>
+        </w:rPr>
+        <w:t xml:space="preserve">Este enfoque permite atender un segmento específico con necesidades claras de </w:t>
+      </w:r>
+      <w:r>
+        <w:rPr>
+          <w:rFonts w:eastAsiaTheme="majorEastAsia"/>
+        </w:rPr>
+        <w:lastRenderedPageBreak/>
+        <w:t>practicidad, nutrición y eficiencia en el uso del tiempo.</w:t>
+      </w:r>
+    </w:p>
+    <w:p>
+      <w:pPr>
+        <w:pStyle w:val="Ttulo3"/>
+      </w:pPr>
+      <w:bookmarkStart w:id="8" w:name="_Toc223786759"/>
+      <w:r>
+        <w:t>Canales</w:t>
+      </w:r>
+      <w:bookmarkEnd w:id="8"/>
+    </w:p>
+    <w:p>
+      <w:pPr>
+        <w:rPr>
+          <w:rFonts w:eastAsiaTheme="majorEastAsia"/>
+        </w:rPr>
+      </w:pPr>
+      <w:r>
+        <w:rPr>
+          <w:rFonts w:eastAsiaTheme="majorEastAsia"/>
+        </w:rPr>
+        <w:t>La empresa utiliza canales digitales como principal medio de comercialización. Entre ellos se encuentran la página web oficial, Instagram, Facebook y WhatsApp Business. Las redes sociales cumplen una función estratégica de captación y posicionamiento de marca, mientras que la página web actúa como canal principal para la gestión y cierre de ventas.</w:t>
+      </w:r>
+    </w:p>
+    <w:p>
+      <w:pPr>
+        <w:rPr>
+          <w:rFonts w:eastAsiaTheme="majorEastAsia"/>
+        </w:rPr>
+      </w:pPr>
+      <w:r>
+        <w:rPr>
+          <w:rFonts w:eastAsiaTheme="majorEastAsia"/>
+        </w:rPr>
+        <w:t>El proceso se integra en la rutina del cliente mediante pedidos realizados con anticipación —generalmente la noche anterior— y entregas programadas en horario temprano, antes del inicio de la jornada laboral o académica.</w:t>
+      </w:r>
+    </w:p>
+    <w:p>
+      <w:pPr>
+        <w:pStyle w:val="Ttulo3"/>
+      </w:pPr>
+      <w:bookmarkStart w:id="9" w:name="_Toc223786760"/>
+      <w:r>
+        <w:t>Relación con los clientes</w:t>
+      </w:r>
+      <w:bookmarkEnd w:id="9"/>
+    </w:p>
+    <w:p>
+      <w:pPr>
+        <w:rPr>
+          <w:rFonts w:eastAsiaTheme="majorEastAsia"/>
+        </w:rPr>
+      </w:pPr>
+      <w:r>
+        <w:rPr>
+          <w:rFonts w:eastAsiaTheme="majorEastAsia"/>
+        </w:rPr>
+        <w:t xml:space="preserve">La relación con los clientes se basa en la atención personalizada y la construcción de fidelización a largo plazo. Se implementa asistencia directa a través de WhatsApp, complementada con un sistema </w:t>
+      </w:r>
+      <w:proofErr w:type="spellStart"/>
+      <w:r>
+        <w:rPr>
+          <w:rFonts w:eastAsiaTheme="majorEastAsia"/>
+        </w:rPr>
+        <w:t>semi-automatizado</w:t>
+      </w:r>
+      <w:proofErr w:type="spellEnd"/>
+      <w:r>
+        <w:rPr>
+          <w:rFonts w:eastAsiaTheme="majorEastAsia"/>
+        </w:rPr>
+        <w:t xml:space="preserve"> en la plataforma web para la gestión de pedidos.</w:t>
+      </w:r>
+    </w:p>
+    <w:p>
+      <w:pPr>
+        <w:rPr>
+          <w:rFonts w:eastAsiaTheme="majorEastAsia"/>
+        </w:rPr>
+      </w:pPr>
+      <w:r>
+        <w:rPr>
+          <w:rFonts w:eastAsiaTheme="majorEastAsia"/>
+        </w:rPr>
+        <w:t>Asimismo, se contempla la implementación de programas de fidelización mediante descuentos por compras frecuentes</w:t>
+      </w:r>
+      <w:r>
+        <w:rPr>
+          <w:rFonts w:eastAsiaTheme="majorEastAsia"/>
+        </w:rPr>
+        <w:t>, compras semanales o mensuales</w:t>
+      </w:r>
+      <w:r>
+        <w:rPr>
+          <w:rFonts w:eastAsiaTheme="majorEastAsia"/>
+        </w:rPr>
+        <w:t>. Los clientes esperan respuestas rápidas, productos frescos, entregas puntuales y opciones adaptadas a sus preferencias alimenticias, elementos que fortalecen la confianza y la recurrencia de compra.</w:t>
+      </w:r>
+    </w:p>
+    <w:p>
+      <w:pPr>
+        <w:pStyle w:val="Ttulo3"/>
+      </w:pPr>
+      <w:bookmarkStart w:id="10" w:name="_Toc223786761"/>
+      <w:r>
+        <w:t>Actividades clave</w:t>
+      </w:r>
+      <w:bookmarkEnd w:id="10"/>
+    </w:p>
+    <w:p>
+      <w:pPr>
+        <w:rPr>
+          <w:rFonts w:eastAsiaTheme="majorEastAsia"/>
+        </w:rPr>
+      </w:pPr>
+      <w:r>
+        <w:rPr>
+          <w:rFonts w:eastAsiaTheme="majorEastAsia"/>
+        </w:rPr>
+        <w:t xml:space="preserve">Las actividades clave del negocio incluyen la selección y compra de frutas frescas, la </w:t>
+      </w:r>
+      <w:r>
+        <w:rPr>
+          <w:rFonts w:eastAsiaTheme="majorEastAsia"/>
+        </w:rPr>
+        <w:lastRenderedPageBreak/>
+        <w:t>preparación y armado diario de los desayunos, el control de calidad e higiene, la gestión de pedidos online y la coordinación logística de entregas.</w:t>
+      </w:r>
+    </w:p>
+    <w:p>
+      <w:pPr>
+        <w:rPr>
+          <w:rFonts w:eastAsiaTheme="majorEastAsia"/>
+        </w:rPr>
+      </w:pPr>
+      <w:r>
+        <w:rPr>
+          <w:rFonts w:eastAsiaTheme="majorEastAsia"/>
+        </w:rPr>
+        <w:t>Adicionalmente, se desarrollan actividades de marketing digital, administración de la página web, gestión de redes sociales y atención al cliente. En el ámbito financiero, se gestionan preventas, pagos digitales y estrategias promocionales para incentivar el volumen de ventas.</w:t>
+      </w:r>
+    </w:p>
+    <w:p>
+      <w:pPr>
+        <w:rPr>
+          <w:rFonts w:eastAsiaTheme="majorEastAsia"/>
+        </w:rPr>
+      </w:pPr>
+      <w:r>
+        <w:rPr>
+          <w:rFonts w:eastAsiaTheme="majorEastAsia"/>
+        </w:rPr>
+        <w:t>Estas actividades permiten garantizar la eficiencia operativa y el cumplimiento de la propuesta de valor.</w:t>
+      </w:r>
+    </w:p>
+    <w:p>
+      <w:pPr>
+        <w:pStyle w:val="Ttulo3"/>
+      </w:pPr>
+      <w:bookmarkStart w:id="11" w:name="_Toc223786762"/>
+      <w:r>
+        <w:t>Recursos clave</w:t>
+      </w:r>
+      <w:bookmarkEnd w:id="11"/>
+    </w:p>
+    <w:p>
+      <w:pPr>
+        <w:rPr>
+          <w:rFonts w:eastAsiaTheme="majorEastAsia"/>
+        </w:rPr>
+      </w:pPr>
+      <w:r>
+        <w:rPr>
+          <w:rFonts w:eastAsiaTheme="majorEastAsia"/>
+        </w:rPr>
+        <w:t xml:space="preserve">Para ejecutar el modelo de negocio, Easy </w:t>
+      </w:r>
+      <w:proofErr w:type="spellStart"/>
+      <w:r>
+        <w:rPr>
+          <w:rFonts w:eastAsiaTheme="majorEastAsia"/>
+        </w:rPr>
+        <w:t>Breakfast</w:t>
+      </w:r>
+      <w:proofErr w:type="spellEnd"/>
+      <w:r>
+        <w:rPr>
+          <w:rFonts w:eastAsiaTheme="majorEastAsia"/>
+        </w:rPr>
+        <w:t xml:space="preserve"> dispone de recursos físicos, humanos, intelectuales y financieros.</w:t>
+      </w:r>
+    </w:p>
+    <w:p>
+      <w:pPr>
+        <w:rPr>
+          <w:rFonts w:eastAsiaTheme="majorEastAsia"/>
+        </w:rPr>
+      </w:pPr>
+      <w:r>
+        <w:rPr>
+          <w:rFonts w:eastAsiaTheme="majorEastAsia"/>
+        </w:rPr>
+        <w:t xml:space="preserve">Entre los recursos físicos destacan la cocina equipada, sistemas de refrigeración y utensilios especializados. Los recursos humanos incluyen personal de cocina, repartidor y un </w:t>
+      </w:r>
+      <w:proofErr w:type="spellStart"/>
+      <w:r>
+        <w:rPr>
+          <w:rFonts w:eastAsiaTheme="majorEastAsia"/>
+        </w:rPr>
+        <w:t>community</w:t>
+      </w:r>
+      <w:proofErr w:type="spellEnd"/>
+      <w:r>
+        <w:rPr>
+          <w:rFonts w:eastAsiaTheme="majorEastAsia"/>
+        </w:rPr>
+        <w:t xml:space="preserve"> manager encargado de la gestión digital y posicionamiento de la marca.</w:t>
+      </w:r>
+    </w:p>
+    <w:p>
+      <w:pPr>
+        <w:rPr>
+          <w:rFonts w:eastAsiaTheme="majorEastAsia"/>
+        </w:rPr>
+      </w:pPr>
+      <w:r>
+        <w:rPr>
+          <w:rFonts w:eastAsiaTheme="majorEastAsia"/>
+        </w:rPr>
+        <w:t>En cuanto a los recursos intelectuales, se consideran la marca registrada, las recetas propias y la base de datos de clientes. Finalmente, los recursos financieros comprenden el capital inicial y el flujo de caja necesario para sostener la operación diaria.</w:t>
+      </w:r>
+    </w:p>
+    <w:p>
+      <w:pPr>
+        <w:pStyle w:val="Ttulo3"/>
+      </w:pPr>
+      <w:bookmarkStart w:id="12" w:name="_Toc223786763"/>
+      <w:r>
+        <w:t>Socios clave</w:t>
+      </w:r>
+      <w:bookmarkEnd w:id="12"/>
+    </w:p>
+    <w:p>
+      <w:pPr>
+        <w:rPr>
+          <w:rFonts w:eastAsiaTheme="majorEastAsia"/>
+        </w:rPr>
+      </w:pPr>
+      <w:r>
+        <w:rPr>
+          <w:rFonts w:eastAsiaTheme="majorEastAsia"/>
+        </w:rPr>
+        <w:t xml:space="preserve">El modelo de negocio se apoya en alianzas estratégicas con proveedores mayoristas de frutas frescas, proveedores de granos, yogur y frutos secos, distribuidores de envases ecológicos y plataformas de pago online. En caso de tercerización, también se </w:t>
+      </w:r>
+      <w:r>
+        <w:rPr>
+          <w:rFonts w:eastAsiaTheme="majorEastAsia"/>
+        </w:rPr>
+        <w:lastRenderedPageBreak/>
+        <w:t xml:space="preserve">contempla la colaboración con servicios de </w:t>
+      </w:r>
+      <w:proofErr w:type="spellStart"/>
+      <w:r>
+        <w:rPr>
+          <w:rFonts w:eastAsiaTheme="majorEastAsia"/>
+        </w:rPr>
+        <w:t>delivery</w:t>
+      </w:r>
+      <w:proofErr w:type="spellEnd"/>
+      <w:r>
+        <w:rPr>
+          <w:rFonts w:eastAsiaTheme="majorEastAsia"/>
+        </w:rPr>
+        <w:t>.</w:t>
+      </w:r>
+    </w:p>
+    <w:p>
+      <w:pPr>
+        <w:rPr>
+          <w:rFonts w:eastAsiaTheme="majorEastAsia"/>
+        </w:rPr>
+      </w:pPr>
+      <w:r>
+        <w:rPr>
+          <w:rFonts w:eastAsiaTheme="majorEastAsia"/>
+        </w:rPr>
+        <w:t>Estas alianzas permiten garantizar abastecimiento constante, calidad en la materia prima, optimización de costos y reducción de riesgos asociados a retrasos o escasez de insumos.</w:t>
+      </w:r>
+    </w:p>
+    <w:p>
+      <w:pPr>
+        <w:pStyle w:val="Ttulo3"/>
+      </w:pPr>
+      <w:bookmarkStart w:id="13" w:name="_Toc223786764"/>
+      <w:r>
+        <w:t>Estructura de costos</w:t>
+      </w:r>
+      <w:bookmarkEnd w:id="13"/>
+    </w:p>
+    <w:p>
+      <w:pPr>
+        <w:rPr>
+          <w:rFonts w:eastAsiaTheme="majorEastAsia"/>
+        </w:rPr>
+      </w:pPr>
+      <w:r>
+        <w:rPr>
+          <w:rFonts w:eastAsiaTheme="majorEastAsia"/>
+        </w:rPr>
+        <w:t xml:space="preserve">La estructura de costos está compuesta principalmente por la compra de frutas e insumos, mano de obra, servicio de </w:t>
+      </w:r>
+      <w:proofErr w:type="spellStart"/>
+      <w:r>
+        <w:rPr>
+          <w:rFonts w:eastAsiaTheme="majorEastAsia"/>
+        </w:rPr>
+        <w:t>delivery</w:t>
+      </w:r>
+      <w:proofErr w:type="spellEnd"/>
+      <w:r>
+        <w:rPr>
+          <w:rFonts w:eastAsiaTheme="majorEastAsia"/>
+        </w:rPr>
+        <w:t>, marketing digital y gastos de hosting y mantenimiento web. Los recursos y actividades más costosos corresponden a los insumos frescos y al personal operativo, así como a la preparación diaria y logística de entrega.</w:t>
+      </w:r>
+    </w:p>
+    <w:p>
+      <w:pPr>
+        <w:rPr>
+          <w:rFonts w:eastAsiaTheme="majorEastAsia"/>
+        </w:rPr>
+      </w:pPr>
+      <w:r>
+        <w:rPr>
+          <w:rFonts w:eastAsiaTheme="majorEastAsia"/>
+        </w:rPr>
+        <w:t>El modelo se orienta más hacia la generación de valor que hacia la competencia por precios bajos, priorizando calidad, frescura y conveniencia como factores diferenciadores.</w:t>
+      </w:r>
+    </w:p>
+    <w:p>
+      <w:pPr>
+        <w:pStyle w:val="Ttulo3"/>
+      </w:pPr>
+      <w:bookmarkStart w:id="14" w:name="_Toc223786765"/>
+      <w:r>
+        <w:t>Fuentes de ingresos</w:t>
+      </w:r>
+      <w:bookmarkEnd w:id="14"/>
+    </w:p>
+    <w:p>
+      <w:pPr>
+        <w:rPr>
+          <w:rFonts w:eastAsiaTheme="majorEastAsia"/>
+        </w:rPr>
+      </w:pPr>
+      <w:r>
+        <w:rPr>
+          <w:rFonts w:eastAsiaTheme="majorEastAsia"/>
+        </w:rPr>
+        <w:t>Las fuentes de ingresos provienen principalmente de la venta directa de desayunos saludables. Adicionalmente, se contempla la implementación de suscripciones semanales o mensuales y descuentos por volumen para incentivar compras recurrentes.</w:t>
+      </w:r>
+    </w:p>
+    <w:p>
+      <w:pPr>
+        <w:rPr>
+          <w:rFonts w:eastAsiaTheme="majorEastAsia"/>
+        </w:rPr>
+      </w:pPr>
+      <w:r>
+        <w:rPr>
+          <w:rFonts w:eastAsiaTheme="majorEastAsia"/>
+        </w:rPr>
+        <w:t>Los clientes pueden realizar pagos mediante transferencias bancarias, tarjetas</w:t>
+      </w:r>
+      <w:r>
+        <w:rPr>
+          <w:rFonts w:eastAsiaTheme="majorEastAsia"/>
+        </w:rPr>
+        <w:t xml:space="preserve"> o</w:t>
+      </w:r>
+      <w:r>
+        <w:rPr>
+          <w:rFonts w:eastAsiaTheme="majorEastAsia"/>
+        </w:rPr>
+        <w:t xml:space="preserve"> pagos móvile</w:t>
+      </w:r>
+      <w:r>
+        <w:rPr>
+          <w:rFonts w:eastAsiaTheme="majorEastAsia"/>
+        </w:rPr>
+        <w:t>s</w:t>
+      </w:r>
+      <w:r>
+        <w:rPr>
+          <w:rFonts w:eastAsiaTheme="majorEastAsia"/>
+        </w:rPr>
+        <w:t>. La estructura de precios es fija según el tipo de desayuno, con promociones dinámicas en fechas especiales y beneficios para clientes frecuentes.</w:t>
+      </w:r>
+    </w:p>
+    <w:p>
+      <w:pPr>
+        <w:pStyle w:val="Ttulo2"/>
+      </w:pPr>
+      <w:bookmarkStart w:id="15" w:name="_Toc223786766"/>
+      <w:r>
+        <w:lastRenderedPageBreak/>
+        <w:t>Conclusión general del marco teórico</w:t>
+      </w:r>
+      <w:bookmarkEnd w:id="15"/>
+    </w:p>
+    <w:p>
+      <w:r>
+        <w:t xml:space="preserve">El análisis de los diferentes enfoques teóricos relacionados con el marketing estratégico, las estrategias de ventas y el modelo de negocio </w:t>
+      </w:r>
+      <w:proofErr w:type="spellStart"/>
+      <w:r>
+        <w:t>Canvas</w:t>
+      </w:r>
+      <w:proofErr w:type="spellEnd"/>
+      <w:r>
+        <w:t xml:space="preserve"> permite comprender la importancia de planificar adecuadamente las actividades comerciales dentro de un emprendimiento.</w:t>
+      </w:r>
+    </w:p>
+    <w:p>
+      <w:r>
+        <w:t>Las investigaciones revisadas coinciden en que la aplicación de estrategias de marketing y ventas contribuye significativamente al posicionamiento de la marca, la fidelización de clientes y el incremento de la rentabilidad. Asimismo, el conocimiento del mercado y la identificación de las necesidades del consumidor se convierten en elementos clave para el desarrollo de propuestas de valor competitivas.</w:t>
+      </w:r>
+    </w:p>
+    <w:p>
+      <w:r>
+        <w:t xml:space="preserve">En el caso del emprendimiento </w:t>
+      </w:r>
+      <w:r>
+        <w:rPr>
+          <w:rStyle w:val="Textoennegrita"/>
+          <w:rFonts w:eastAsiaTheme="majorEastAsia"/>
+        </w:rPr>
+        <w:t xml:space="preserve">Easy </w:t>
+      </w:r>
+      <w:proofErr w:type="spellStart"/>
+      <w:r>
+        <w:rPr>
+          <w:rStyle w:val="Textoennegrita"/>
+          <w:rFonts w:eastAsiaTheme="majorEastAsia"/>
+        </w:rPr>
+        <w:t>Breakfast</w:t>
+      </w:r>
+      <w:proofErr w:type="spellEnd"/>
+      <w:r>
+        <w:t xml:space="preserve">, la implementación de estrategias de marketing estratégico y ventas permitirá fortalecer su presencia en el mercado, mejorar la relación con los clientes y promover el crecimiento del negocio. Del mismo modo, el uso del modelo de negocio </w:t>
+      </w:r>
+      <w:proofErr w:type="spellStart"/>
+      <w:r>
+        <w:t>Canvas</w:t>
+      </w:r>
+      <w:proofErr w:type="spellEnd"/>
+      <w:r>
+        <w:t xml:space="preserve"> facilita la comprensión de los componentes esenciales del emprendimiento y orienta la toma de decisiones para su desarrollo sostenible.</w:t>
+      </w:r>
+    </w:p>
+    <w:p>
+      <w:r>
+        <w:t xml:space="preserve">En conclusión, el marco teórico proporciona las bases conceptuales necesarias para sustentar el diseño de estrategias comerciales que permitan a Easy </w:t>
+      </w:r>
+      <w:proofErr w:type="spellStart"/>
+      <w:r>
+        <w:t>Breakfast</w:t>
+      </w:r>
+      <w:proofErr w:type="spellEnd"/>
+      <w:r>
+        <w:t xml:space="preserve"> consolidarse en el mercado y alcanzar sus objetivos empresariales.</w:t>
+      </w:r>
+    </w:p>
+    <w:p>
+      <w:pPr>
+        <w:rPr>
+          <w:rFonts w:eastAsiaTheme="majorEastAsia"/>
+        </w:rPr>
+      </w:pPr>
+    </w:p>
+    <w:p>
+      <w:pPr>
+        <w:pStyle w:val="Ttulo2"/>
+      </w:pPr>
+      <w:bookmarkStart w:id="16" w:name="_Toc223786767"/>
+      <w:r>
+        <w:t>Filosofía Organizacional</w:t>
+      </w:r>
+      <w:bookmarkEnd w:id="16"/>
+    </w:p>
+    <w:p>
+      <w:pPr>
+        <w:rPr>
+          <w:rFonts w:eastAsiaTheme="majorEastAsia"/>
+        </w:rPr>
+      </w:pPr>
+      <w:r>
+        <w:rPr>
+          <w:rFonts w:eastAsiaTheme="majorEastAsia"/>
+        </w:rPr>
+        <w:t xml:space="preserve">La filosofía organizacional de </w:t>
+      </w:r>
+      <w:r>
+        <w:rPr>
+          <w:rFonts w:eastAsiaTheme="majorEastAsia"/>
+          <w:b/>
+          <w:bCs/>
+        </w:rPr>
+        <w:t xml:space="preserve">Easy </w:t>
+      </w:r>
+      <w:proofErr w:type="spellStart"/>
+      <w:r>
+        <w:rPr>
+          <w:rFonts w:eastAsiaTheme="majorEastAsia"/>
+          <w:b/>
+          <w:bCs/>
+        </w:rPr>
+        <w:t>Breakfast</w:t>
+      </w:r>
+      <w:proofErr w:type="spellEnd"/>
+      <w:r>
+        <w:rPr>
+          <w:rFonts w:eastAsiaTheme="majorEastAsia"/>
+        </w:rPr>
+        <w:t xml:space="preserve"> se fundamenta en el compromiso con la </w:t>
+      </w:r>
+      <w:r>
+        <w:rPr>
+          <w:rFonts w:eastAsiaTheme="majorEastAsia"/>
+        </w:rPr>
+        <w:lastRenderedPageBreak/>
+        <w:t>alimentación saludable, la eficiencia operativa y el uso estratégico de la tecnología como herramienta de transformación en los hábitos de consumo. La empresa no solo busca generar rentabilidad, sino también facilitar el acceso a opciones nutritivas para personas con limitaciones de tiempo, promoviendo un estilo de vida equilibrado y sostenible.</w:t>
+      </w:r>
+    </w:p>
+    <w:p>
+      <w:pPr>
+        <w:pStyle w:val="Ttulo3"/>
+      </w:pPr>
+      <w:bookmarkStart w:id="17" w:name="_Toc223786768"/>
       <w:r>
         <w:t>Misión</w:t>
       </w:r>
-      <w:bookmarkEnd w:id="23"/>
+      <w:bookmarkEnd w:id="17"/>
     </w:p>
     <w:p>
       <w:pPr>
@@ -5932,11 +5800,11 @@
       <w:pPr>
         <w:pStyle w:val="Ttulo3"/>
       </w:pPr>
-      <w:bookmarkStart w:id="24" w:name="_Toc223786769"/>
+      <w:bookmarkStart w:id="18" w:name="_Toc223786769"/>
       <w:r>
         <w:t>Visión</w:t>
       </w:r>
-      <w:bookmarkEnd w:id="24"/>
+      <w:bookmarkEnd w:id="18"/>
     </w:p>
     <w:p>
       <w:pPr>
@@ -6140,19 +6008,25 @@
         <w:rPr>
           <w:rFonts w:eastAsiaTheme="majorEastAsia"/>
         </w:rPr>
-        <w:t xml:space="preserve"> Implementamos un sistema de preventa que reduce desperdicios y promovemos el uso de empaques adecuados que minimicen el impacto ambiental.</w:t>
+        <w:t xml:space="preserve"> Implementamos un sistema de preventa que reduce </w:t>
+      </w:r>
+      <w:r>
+        <w:rPr>
+          <w:rFonts w:eastAsiaTheme="majorEastAsia"/>
+        </w:rPr>
+        <w:lastRenderedPageBreak/>
+        <w:t>desperdicios y promovemos el uso de empaques adecuados que minimicen el impacto ambiental.</w:t>
       </w:r>
     </w:p>
     <w:p>
       <w:pPr>
         <w:pStyle w:val="Ttulo2"/>
       </w:pPr>
-      <w:bookmarkStart w:id="25" w:name="_Toc223786770"/>
-      <w:r>
-        <w:lastRenderedPageBreak/>
+      <w:bookmarkStart w:id="19" w:name="_Toc223786770"/>
+      <w:r>
         <w:t>MARCA / BRANDING</w:t>
       </w:r>
-      <w:bookmarkEnd w:id="25"/>
+      <w:bookmarkEnd w:id="19"/>
     </w:p>
     <w:p>
       <w:pPr>
@@ -6172,8 +6046,18 @@
           <w:b/>
           <w:bCs/>
         </w:rPr>
-        <w:t>Easy Breakfast</w:t>
-      </w:r>
+        <w:t xml:space="preserve">Easy </w:t>
+      </w:r>
+      <w:proofErr w:type="spellStart"/>
+      <w:r>
+        <w:rPr>
+          <w:rFonts w:eastAsiaTheme="majorEastAsia"/>
+          <w:b/>
+          <w:bCs/>
+        </w:rPr>
+        <w:t>Breakfast</w:t>
+      </w:r>
+      <w:proofErr w:type="spellEnd"/>
       <w:r>
         <w:rPr>
           <w:rFonts w:eastAsiaTheme="majorEastAsia"/>
@@ -6191,7 +6075,21 @@
         <w:rPr>
           <w:rFonts w:eastAsiaTheme="majorEastAsia"/>
         </w:rPr>
-        <w:t>Considerando lo anterior, los arquetipos que mejor se alinean con Easy Breakfast son:</w:t>
+        <w:t xml:space="preserve">Considerando lo anterior, los arquetipos que mejor se alinean con Easy </w:t>
+      </w:r>
+      <w:proofErr w:type="spellStart"/>
+      <w:r>
+        <w:rPr>
+          <w:rFonts w:eastAsiaTheme="majorEastAsia"/>
+        </w:rPr>
+        <w:t>Breakfast</w:t>
+      </w:r>
+      <w:proofErr w:type="spellEnd"/>
+      <w:r>
+        <w:rPr>
+          <w:rFonts w:eastAsiaTheme="majorEastAsia"/>
+        </w:rPr>
+        <w:t xml:space="preserve"> son:</w:t>
       </w:r>
     </w:p>
     <w:p>
@@ -6227,7 +6125,21 @@
         <w:rPr>
           <w:rFonts w:eastAsiaTheme="majorEastAsia"/>
         </w:rPr>
-        <w:t>Este arquetipo se alinea directamente con la esencia del proyecto, ya que Easy Breakfast busca cuidar la salud del cliente a través de alimentos frescos, nutritivos y planificados con anticipación. La marca transmite preocupación genuina por el bienestar diario de sus consumidores, facilitando su rutina y promoviendo hábitos alimenticios responsables. Asimismo, el sistema de preventa contribuye a una gestión más sostenible y consciente, reforzando el compromiso con la responsabilidad y el cuidado.</w:t>
+        <w:t xml:space="preserve">Este arquetipo se alinea directamente con la esencia del proyecto, ya que Easy </w:t>
+      </w:r>
+      <w:proofErr w:type="spellStart"/>
+      <w:r>
+        <w:rPr>
+          <w:rFonts w:eastAsiaTheme="majorEastAsia"/>
+        </w:rPr>
+        <w:t>Breakfast</w:t>
+      </w:r>
+      <w:proofErr w:type="spellEnd"/>
+      <w:r>
+        <w:rPr>
+          <w:rFonts w:eastAsiaTheme="majorEastAsia"/>
+        </w:rPr>
+        <w:t xml:space="preserve"> busca cuidar la salud del cliente a través de alimentos frescos, nutritivos y planificados con anticipación. La marca transmite preocupación genuina por el bienestar diario de sus consumidores, facilitando su rutina y promoviendo hábitos alimenticios responsables. Asimismo, el sistema de preventa contribuye a una gestión más sostenible y consciente, reforzando el compromiso con la responsabilidad y el cuidado.</w:t>
       </w:r>
     </w:p>
     <w:p>
@@ -6261,20 +6173,48 @@
         <w:rPr>
           <w:rFonts w:eastAsiaTheme="majorEastAsia"/>
         </w:rPr>
-        <w:t>El arquetipo del Héroe complementa al Cuidador al proyectar una imagen de energía y rendimiento. Easy Breakfast no solo alimenta, sino que impulsa al cliente a comenzar el día con determinación y productividad. La marca comunica que una adecuada alimentación matutina es el punto de partida para conquistar metas personales y profesionales.</w:t>
-      </w:r>
-    </w:p>
-    <w:p>
-      <w:pPr>
-        <w:rPr>
-          <w:rFonts w:eastAsiaTheme="majorEastAsia"/>
-        </w:rPr>
-      </w:pPr>
-      <w:r>
-        <w:rPr>
-          <w:rFonts w:eastAsiaTheme="majorEastAsia"/>
-        </w:rPr>
-        <w:t xml:space="preserve">Easy Breakfast se posiciona como una marca </w:t>
+        <w:t xml:space="preserve">El arquetipo del Héroe complementa al Cuidador al proyectar una imagen de energía y rendimiento. Easy </w:t>
+      </w:r>
+      <w:proofErr w:type="spellStart"/>
+      <w:r>
+        <w:rPr>
+          <w:rFonts w:eastAsiaTheme="majorEastAsia"/>
+        </w:rPr>
+        <w:t>Breakfast</w:t>
+      </w:r>
+      <w:proofErr w:type="spellEnd"/>
+      <w:r>
+        <w:rPr>
+          <w:rFonts w:eastAsiaTheme="majorEastAsia"/>
+        </w:rPr>
+        <w:t xml:space="preserve"> no solo alimenta, sino que impulsa al cliente a comenzar el día con determinación y productividad. La marca comunica que una adecuada alimentación matutina es el punto de partida para conquistar metas personales y profesionales.</w:t>
+      </w:r>
+    </w:p>
+    <w:p>
+      <w:pPr>
+        <w:rPr>
+          <w:rFonts w:eastAsiaTheme="majorEastAsia"/>
+        </w:rPr>
+      </w:pPr>
+      <w:r>
+        <w:rPr>
+          <w:rFonts w:eastAsiaTheme="majorEastAsia"/>
+        </w:rPr>
+        <w:t xml:space="preserve">Easy </w:t>
+      </w:r>
+      <w:proofErr w:type="spellStart"/>
+      <w:r>
+        <w:rPr>
+          <w:rFonts w:eastAsiaTheme="majorEastAsia"/>
+        </w:rPr>
+        <w:t>Breakfast</w:t>
+      </w:r>
+      <w:proofErr w:type="spellEnd"/>
+      <w:r>
+        <w:rPr>
+          <w:rFonts w:eastAsiaTheme="majorEastAsia"/>
+        </w:rPr>
+        <w:t xml:space="preserve"> se posiciona como una marca </w:t>
       </w:r>
       <w:r>
         <w:rPr>
@@ -6288,7 +6228,14 @@
         <w:rPr>
           <w:rFonts w:eastAsiaTheme="majorEastAsia"/>
         </w:rPr>
-        <w:t>, donde el cuidado y la nutrición (Cuidador) se convierten en la base para el desempeño y la superación diaria (Héroe). Esta combinación permite proyectar una identidad equilibrada: cercana y empática, pero al mismo tiempo motivadora y orientada al logro.</w:t>
+        <w:t xml:space="preserve">, donde el cuidado y la </w:t>
+      </w:r>
+      <w:r>
+        <w:rPr>
+          <w:rFonts w:eastAsiaTheme="majorEastAsia"/>
+        </w:rPr>
+        <w:lastRenderedPageBreak/>
+        <w:t>nutrición (Cuidador) se convierten en la base para el desempeño y la superación diaria (Héroe). Esta combinación permite proyectar una identidad equilibrada: cercana y empática, pero al mismo tiempo motivadora y orientada al logro.</w:t>
       </w:r>
     </w:p>
     <w:p>
@@ -6303,7 +6250,23 @@
             <w:rStyle w:val="Hipervnculo"/>
             <w:rFonts w:eastAsiaTheme="majorEastAsia"/>
           </w:rPr>
-          <w:t>Easy Breakfast Video</w:t>
+          <w:t xml:space="preserve">Easy </w:t>
+        </w:r>
+        <w:proofErr w:type="spellStart"/>
+        <w:r>
+          <w:rPr>
+            <w:rStyle w:val="Hipervnculo"/>
+            <w:rFonts w:eastAsiaTheme="majorEastAsia"/>
+          </w:rPr>
+          <w:t>Breakfast</w:t>
+        </w:r>
+        <w:proofErr w:type="spellEnd"/>
+        <w:r>
+          <w:rPr>
+            <w:rStyle w:val="Hipervnculo"/>
+            <w:rFonts w:eastAsiaTheme="majorEastAsia"/>
+          </w:rPr>
+          <w:t xml:space="preserve"> Video</w:t>
         </w:r>
       </w:hyperlink>
     </w:p>
@@ -6311,11 +6274,11 @@
       <w:pPr>
         <w:pStyle w:val="Ttulo3"/>
       </w:pPr>
-      <w:bookmarkStart w:id="26" w:name="_Toc223786771"/>
+      <w:bookmarkStart w:id="20" w:name="_Toc223786771"/>
       <w:r>
         <w:t>Logotipo</w:t>
       </w:r>
-      <w:bookmarkEnd w:id="26"/>
+      <w:bookmarkEnd w:id="20"/>
     </w:p>
     <w:p>
       <w:pPr>
@@ -6366,8 +6329,13 @@
       </w:r>
       <w:r>
         <w:br/>
-        <w:t>Logo de Easy Breakfast</w:t>
-      </w:r>
+        <w:t xml:space="preserve">Logo de Easy </w:t>
+      </w:r>
+      <w:proofErr w:type="spellStart"/>
+      <w:r>
+        <w:t>Breakfast</w:t>
+      </w:r>
+      <w:proofErr w:type="spellEnd"/>
     </w:p>
     <w:p>
       <w:r>
@@ -6375,7 +6343,7 @@
           <w:noProof/>
         </w:rPr>
         <w:drawing>
-          <wp:inline distT="0" distB="0" distL="0" distR="0" wp14:anchorId="19FD2110" wp14:editId="5109B76D">
+          <wp:inline distT="0" distB="0" distL="0" distR="0" wp14:anchorId="19FD2110" wp14:editId="13377075">
             <wp:extent cx="3901440" cy="3901440"/>
             <wp:effectExtent l="0" t="0" r="3810" b="3810"/>
             <wp:docPr id="6" name="Imagen 6"/>
@@ -6428,108 +6396,108 @@
       <w:pPr>
         <w:pStyle w:val="Ttulo3"/>
       </w:pPr>
-      <w:bookmarkStart w:id="27" w:name="_Toc223786772"/>
-      <w:r>
+      <w:bookmarkStart w:id="21" w:name="_Toc223786772"/>
+      <w:r>
+        <w:lastRenderedPageBreak/>
         <w:t>Eslogan</w:t>
       </w:r>
+      <w:bookmarkEnd w:id="21"/>
+    </w:p>
+    <w:p>
+      <w:pPr>
+        <w:rPr>
+          <w:rFonts w:eastAsiaTheme="majorEastAsia"/>
+        </w:rPr>
+      </w:pPr>
+      <w:r>
+        <w:rPr>
+          <w:rFonts w:eastAsiaTheme="majorEastAsia"/>
+        </w:rPr>
+        <w:t>"Nos encargamos de tu desayuno para que tú te encargues de conquistar el día."</w:t>
+      </w:r>
+    </w:p>
+    <w:p>
+      <w:pPr>
+        <w:pStyle w:val="Ttulo1"/>
+      </w:pPr>
+      <w:bookmarkStart w:id="22" w:name="_Toc223786773"/>
+      <w:r>
+        <w:t>RESULTADOS</w:t>
+      </w:r>
+      <w:bookmarkEnd w:id="22"/>
+    </w:p>
+    <w:p/>
+    <w:p>
+      <w:pPr>
+        <w:pStyle w:val="Ttulo1"/>
+      </w:pPr>
+      <w:bookmarkStart w:id="23" w:name="_Toc223786774"/>
+      <w:r>
+        <w:t>CONCLUSIONES</w:t>
+      </w:r>
+      <w:bookmarkEnd w:id="23"/>
+    </w:p>
+    <w:p/>
+    <w:p>
+      <w:pPr>
+        <w:pStyle w:val="Ttulo1"/>
+      </w:pPr>
+      <w:bookmarkStart w:id="24" w:name="_Toc223786775"/>
+      <w:r>
+        <w:t>RECOMENDACIONES</w:t>
+      </w:r>
+      <w:bookmarkEnd w:id="24"/>
+    </w:p>
+    <w:p>
+      <w:pPr>
+        <w:rPr>
+          <w:rFonts w:eastAsiaTheme="majorEastAsia"/>
+        </w:rPr>
+      </w:pPr>
+    </w:p>
+    <w:p>
+      <w:pPr>
+        <w:pStyle w:val="Ttulo1"/>
+      </w:pPr>
+      <w:bookmarkStart w:id="25" w:name="_Toc223786776"/>
+      <w:r>
+        <w:t>PROPUESTA</w:t>
+      </w:r>
+      <w:bookmarkEnd w:id="25"/>
+    </w:p>
+    <w:p>
+      <w:pPr>
+        <w:rPr>
+          <w:rFonts w:eastAsiaTheme="majorEastAsia"/>
+        </w:rPr>
+      </w:pPr>
+    </w:p>
+    <w:p>
+      <w:pPr>
+        <w:pStyle w:val="Ttulo1"/>
+      </w:pPr>
+      <w:bookmarkStart w:id="26" w:name="_Toc223786777"/>
+      <w:r>
+        <w:t>REFERENCIAS BIBLIOGRÁFICAS</w:t>
+      </w:r>
+      <w:bookmarkEnd w:id="26"/>
+    </w:p>
+    <w:p>
+      <w:pPr>
+        <w:rPr>
+          <w:rFonts w:eastAsiaTheme="majorEastAsia"/>
+        </w:rPr>
+      </w:pPr>
+    </w:p>
+    <w:p>
+      <w:pPr>
+        <w:pStyle w:val="Ttulo1"/>
+      </w:pPr>
+      <w:bookmarkStart w:id="27" w:name="_Toc223786778"/>
+      <w:r>
+        <w:t>ANEXOS</w:t>
+      </w:r>
       <w:bookmarkEnd w:id="27"/>
-    </w:p>
-    <w:p>
-      <w:pPr>
-        <w:rPr>
-          <w:rFonts w:eastAsiaTheme="majorEastAsia"/>
-        </w:rPr>
-      </w:pPr>
-      <w:r>
-        <w:rPr>
-          <w:rFonts w:eastAsiaTheme="majorEastAsia"/>
-        </w:rPr>
-        <w:t>"Nos encargamos de tu desayuno para que tú te encargues de conquistar el día."</w:t>
-      </w:r>
-    </w:p>
-    <w:p>
-      <w:pPr>
-        <w:pStyle w:val="Ttulo1"/>
-      </w:pPr>
-      <w:bookmarkStart w:id="28" w:name="_Toc223786773"/>
-      <w:r>
-        <w:lastRenderedPageBreak/>
-        <w:t>RESULTADOS</w:t>
-      </w:r>
-      <w:bookmarkEnd w:id="28"/>
-    </w:p>
-    <w:p/>
-    <w:p>
-      <w:pPr>
-        <w:pStyle w:val="Ttulo1"/>
-      </w:pPr>
-      <w:bookmarkStart w:id="29" w:name="_Toc223786774"/>
-      <w:r>
-        <w:t>CONCLUSIONES</w:t>
-      </w:r>
-      <w:bookmarkEnd w:id="29"/>
-    </w:p>
-    <w:p/>
-    <w:p>
-      <w:pPr>
-        <w:pStyle w:val="Ttulo1"/>
-      </w:pPr>
-      <w:bookmarkStart w:id="30" w:name="_Toc223786775"/>
-      <w:r>
-        <w:t>RECOMENDACIONES</w:t>
-      </w:r>
-      <w:bookmarkEnd w:id="30"/>
-    </w:p>
-    <w:p>
-      <w:pPr>
-        <w:rPr>
-          <w:rFonts w:eastAsiaTheme="majorEastAsia"/>
-        </w:rPr>
-      </w:pPr>
-    </w:p>
-    <w:p>
-      <w:pPr>
-        <w:pStyle w:val="Ttulo1"/>
-      </w:pPr>
-      <w:bookmarkStart w:id="31" w:name="_Toc223786776"/>
-      <w:r>
-        <w:t>PROPUESTA</w:t>
-      </w:r>
-      <w:bookmarkEnd w:id="31"/>
-    </w:p>
-    <w:p>
-      <w:pPr>
-        <w:rPr>
-          <w:rFonts w:eastAsiaTheme="majorEastAsia"/>
-        </w:rPr>
-      </w:pPr>
-    </w:p>
-    <w:p>
-      <w:pPr>
-        <w:pStyle w:val="Ttulo1"/>
-      </w:pPr>
-      <w:bookmarkStart w:id="32" w:name="_Toc223786777"/>
-      <w:r>
-        <w:t>REFERENCIAS BIBLIOGRÁFICAS</w:t>
-      </w:r>
-      <w:bookmarkEnd w:id="32"/>
-    </w:p>
-    <w:p>
-      <w:pPr>
-        <w:rPr>
-          <w:rFonts w:eastAsiaTheme="majorEastAsia"/>
-        </w:rPr>
-      </w:pPr>
-    </w:p>
-    <w:p>
-      <w:pPr>
-        <w:pStyle w:val="Ttulo1"/>
-      </w:pPr>
-      <w:bookmarkStart w:id="33" w:name="_Toc223786778"/>
-      <w:r>
-        <w:t>ANEXOS</w:t>
-      </w:r>
-      <w:bookmarkEnd w:id="33"/>
     </w:p>
     <w:sectPr>
       <w:pgSz w:w="12240" w:h="15840"/>
@@ -8362,7 +8330,6 @@
   <w:style w:type="character" w:default="1" w:styleId="Fuentedeprrafopredeter">
     <w:name w:val="Default Paragraph Font"/>
     <w:uiPriority w:val="1"/>
-    <w:semiHidden/>
     <w:unhideWhenUsed/>
   </w:style>
   <w:style w:type="table" w:default="1" w:styleId="Tablanormal">

--- a/Proyecto_Maria_belen_valenzuela_huilcarema.docx
+++ b/Proyecto_Maria_belen_valenzuela_huilcarema.docx
@@ -4880,928 +4880,2381 @@
       <w:bookmarkEnd w:id="5"/>
       <w:proofErr w:type="spellEnd"/>
     </w:p>
-    <w:p>
-      <w:pPr>
-        <w:pStyle w:val="FigureStyle"/>
-        <w:rPr>
-          <w:lang w:val="en-US"/>
-        </w:rPr>
-      </w:pPr>
-      <w:proofErr w:type="spellStart"/>
-      <w:r>
-        <w:rPr>
+    <w:tbl>
+      <w:tblPr>
+        <w:tblStyle w:val="Tablaconcuadrcula"/>
+        <w:tblW w:w="8359" w:type="dxa"/>
+        <w:tblLook w:val="04A0" w:firstRow="1" w:lastRow="0" w:firstColumn="1" w:lastColumn="0" w:noHBand="0" w:noVBand="1"/>
+      </w:tblPr>
+      <w:tblGrid>
+        <w:gridCol w:w="2756"/>
+        <w:gridCol w:w="2757"/>
+        <w:gridCol w:w="2846"/>
+      </w:tblGrid>
+      <w:tr>
+        <w:tc>
+          <w:tcPr>
+            <w:tcW w:w="2756" w:type="dxa"/>
+          </w:tcPr>
+          <w:p>
+            <w:pPr>
+              <w:keepNext/>
+              <w:rPr>
+                <w:rFonts w:eastAsiaTheme="majorEastAsia"/>
+                <w:noProof/>
+              </w:rPr>
+            </w:pPr>
+            <w:r>
+              <w:rPr>
+                <w:rFonts w:eastAsiaTheme="majorEastAsia"/>
+                <w:noProof/>
+              </w:rPr>
+              <w:t>SOCIOS CLAVE</w:t>
+            </w:r>
+          </w:p>
+        </w:tc>
+        <w:tc>
+          <w:tcPr>
+            <w:tcW w:w="2757" w:type="dxa"/>
+          </w:tcPr>
+          <w:p>
+            <w:pPr>
+              <w:keepNext/>
+              <w:rPr>
+                <w:rFonts w:eastAsiaTheme="majorEastAsia"/>
+                <w:noProof/>
+              </w:rPr>
+            </w:pPr>
+            <w:r>
+              <w:rPr>
+                <w:rFonts w:eastAsiaTheme="majorEastAsia"/>
+                <w:noProof/>
+              </w:rPr>
+              <w:t>ACTIVIDADES CLAVE</w:t>
+            </w:r>
+          </w:p>
+        </w:tc>
+        <w:tc>
+          <w:tcPr>
+            <w:tcW w:w="2846" w:type="dxa"/>
+          </w:tcPr>
+          <w:p>
+            <w:pPr>
+              <w:keepNext/>
+              <w:rPr>
+                <w:rFonts w:eastAsiaTheme="majorEastAsia"/>
+                <w:noProof/>
+              </w:rPr>
+            </w:pPr>
+            <w:r>
+              <w:rPr>
+                <w:rFonts w:eastAsiaTheme="majorEastAsia"/>
+                <w:noProof/>
+              </w:rPr>
+              <w:t>PROPUESTA</w:t>
+            </w:r>
+            <w:r>
+              <w:rPr>
+                <w:rFonts w:eastAsiaTheme="majorEastAsia"/>
+                <w:noProof/>
+              </w:rPr>
+              <w:t xml:space="preserve"> </w:t>
+            </w:r>
+            <w:r>
+              <w:rPr>
+                <w:rFonts w:eastAsiaTheme="majorEastAsia"/>
+                <w:noProof/>
+              </w:rPr>
+              <w:t>DE VALOR</w:t>
+            </w:r>
+          </w:p>
+        </w:tc>
+      </w:tr>
+      <w:tr>
+        <w:tc>
+          <w:tcPr>
+            <w:tcW w:w="2756" w:type="dxa"/>
+          </w:tcPr>
+          <w:p>
+            <w:pPr>
+              <w:rPr>
+                <w:rFonts w:eastAsiaTheme="majorEastAsia"/>
+                <w:noProof/>
+              </w:rPr>
+            </w:pPr>
+            <w:r>
+              <w:rPr>
+                <w:rFonts w:ascii="Segoe UI Symbol" w:eastAsiaTheme="majorEastAsia" w:hAnsi="Segoe UI Symbol" w:cs="Segoe UI Symbol"/>
+                <w:noProof/>
+              </w:rPr>
+              <w:t>✔</w:t>
+            </w:r>
+            <w:r>
+              <w:rPr>
+                <w:rFonts w:eastAsiaTheme="majorEastAsia"/>
+                <w:noProof/>
+              </w:rPr>
+              <w:t xml:space="preserve"> Proveedores mayoristas de frutas frescas</w:t>
+            </w:r>
+            <w:r>
+              <w:rPr>
+                <w:rFonts w:eastAsiaTheme="majorEastAsia"/>
+                <w:noProof/>
+              </w:rPr>
+              <w:t xml:space="preserve"> (Mercado Mayorista)</w:t>
+            </w:r>
+          </w:p>
+          <w:p>
+            <w:pPr>
+              <w:rPr>
+                <w:rFonts w:eastAsiaTheme="majorEastAsia"/>
+                <w:noProof/>
+              </w:rPr>
+            </w:pPr>
+            <w:r>
+              <w:rPr>
+                <w:rFonts w:ascii="Segoe UI Symbol" w:eastAsiaTheme="majorEastAsia" w:hAnsi="Segoe UI Symbol" w:cs="Segoe UI Symbol"/>
+                <w:noProof/>
+              </w:rPr>
+              <w:t>✔</w:t>
+            </w:r>
+            <w:r>
+              <w:rPr>
+                <w:rFonts w:eastAsiaTheme="majorEastAsia"/>
+                <w:noProof/>
+              </w:rPr>
+              <w:t xml:space="preserve"> Proveedores de granos, yogur y frutos secos</w:t>
+            </w:r>
+            <w:r>
+              <w:rPr>
+                <w:rFonts w:eastAsiaTheme="majorEastAsia"/>
+                <w:noProof/>
+              </w:rPr>
+              <w:t xml:space="preserve"> (Mercado de Iñaquito)</w:t>
+            </w:r>
+          </w:p>
+          <w:p>
+            <w:pPr>
+              <w:rPr>
+                <w:rFonts w:eastAsiaTheme="majorEastAsia"/>
+                <w:noProof/>
+              </w:rPr>
+            </w:pPr>
+            <w:r>
+              <w:rPr>
+                <w:rFonts w:ascii="Segoe UI Symbol" w:eastAsiaTheme="majorEastAsia" w:hAnsi="Segoe UI Symbol" w:cs="Segoe UI Symbol"/>
+                <w:noProof/>
+              </w:rPr>
+              <w:t>✔</w:t>
+            </w:r>
+            <w:r>
+              <w:rPr>
+                <w:rFonts w:eastAsiaTheme="majorEastAsia"/>
+                <w:noProof/>
+              </w:rPr>
+              <w:t xml:space="preserve"> Proveedores de envases ecológicos</w:t>
+            </w:r>
+            <w:r>
+              <w:rPr>
+                <w:rFonts w:eastAsiaTheme="majorEastAsia"/>
+                <w:noProof/>
+              </w:rPr>
+              <w:t xml:space="preserve"> (Navil Envases)</w:t>
+            </w:r>
+          </w:p>
+          <w:p>
+            <w:pPr>
+              <w:rPr>
+                <w:rFonts w:eastAsiaTheme="majorEastAsia"/>
+                <w:noProof/>
+              </w:rPr>
+            </w:pPr>
+            <w:r>
+              <w:rPr>
+                <w:rFonts w:ascii="Segoe UI Symbol" w:eastAsiaTheme="majorEastAsia" w:hAnsi="Segoe UI Symbol" w:cs="Segoe UI Symbol"/>
+                <w:noProof/>
+              </w:rPr>
+              <w:t>✔</w:t>
+            </w:r>
+            <w:r>
+              <w:rPr>
+                <w:rFonts w:eastAsiaTheme="majorEastAsia"/>
+                <w:noProof/>
+              </w:rPr>
+              <w:t xml:space="preserve"> Servicio de delivery</w:t>
+            </w:r>
+            <w:r>
+              <w:rPr>
+                <w:rFonts w:eastAsiaTheme="majorEastAsia"/>
+                <w:noProof/>
+              </w:rPr>
+              <w:t>,</w:t>
+            </w:r>
+            <w:r>
+              <w:rPr>
+                <w:rFonts w:eastAsiaTheme="majorEastAsia"/>
+                <w:noProof/>
+              </w:rPr>
+              <w:t xml:space="preserve"> si se terceriza</w:t>
+            </w:r>
+            <w:r>
+              <w:rPr>
+                <w:rFonts w:eastAsiaTheme="majorEastAsia"/>
+                <w:noProof/>
+              </w:rPr>
+              <w:t xml:space="preserve"> (Rappi y PedidosYa)</w:t>
+            </w:r>
+          </w:p>
+          <w:p>
+            <w:pPr>
+              <w:rPr>
+                <w:rFonts w:eastAsiaTheme="majorEastAsia"/>
+                <w:noProof/>
+              </w:rPr>
+            </w:pPr>
+            <w:r>
+              <w:rPr>
+                <w:rFonts w:ascii="Segoe UI Symbol" w:eastAsiaTheme="majorEastAsia" w:hAnsi="Segoe UI Symbol" w:cs="Segoe UI Symbol"/>
+                <w:noProof/>
+              </w:rPr>
+              <w:t>✔</w:t>
+            </w:r>
+            <w:r>
+              <w:rPr>
+                <w:rFonts w:eastAsiaTheme="majorEastAsia"/>
+                <w:noProof/>
+              </w:rPr>
+              <w:t xml:space="preserve"> Plataforma de pagos online</w:t>
+            </w:r>
+          </w:p>
+        </w:tc>
+        <w:tc>
+          <w:tcPr>
+            <w:tcW w:w="2757" w:type="dxa"/>
+          </w:tcPr>
+          <w:p>
+            <w:pPr>
+              <w:rPr>
+                <w:rFonts w:eastAsiaTheme="majorEastAsia"/>
+                <w:noProof/>
+              </w:rPr>
+            </w:pPr>
+            <w:r>
+              <w:rPr>
+                <w:rFonts w:ascii="Segoe UI Symbol" w:eastAsiaTheme="majorEastAsia" w:hAnsi="Segoe UI Symbol" w:cs="Segoe UI Symbol"/>
+                <w:noProof/>
+              </w:rPr>
+              <w:t>✔</w:t>
+            </w:r>
+            <w:r>
+              <w:rPr>
+                <w:rFonts w:eastAsiaTheme="majorEastAsia"/>
+                <w:noProof/>
+              </w:rPr>
+              <w:t xml:space="preserve"> Selección y compra de frutas frescas</w:t>
+            </w:r>
+          </w:p>
+          <w:p>
+            <w:pPr>
+              <w:rPr>
+                <w:rFonts w:eastAsiaTheme="majorEastAsia"/>
+                <w:noProof/>
+              </w:rPr>
+            </w:pPr>
+            <w:r>
+              <w:rPr>
+                <w:rFonts w:ascii="Segoe UI Symbol" w:eastAsiaTheme="majorEastAsia" w:hAnsi="Segoe UI Symbol" w:cs="Segoe UI Symbol"/>
+                <w:noProof/>
+              </w:rPr>
+              <w:t>✔</w:t>
+            </w:r>
+            <w:r>
+              <w:rPr>
+                <w:rFonts w:eastAsiaTheme="majorEastAsia"/>
+                <w:noProof/>
+              </w:rPr>
+              <w:t xml:space="preserve"> Preparación y armado de desayunos</w:t>
+            </w:r>
+          </w:p>
+          <w:p>
+            <w:pPr>
+              <w:rPr>
+                <w:rFonts w:eastAsiaTheme="majorEastAsia"/>
+                <w:noProof/>
+              </w:rPr>
+            </w:pPr>
+            <w:r>
+              <w:rPr>
+                <w:rFonts w:ascii="Segoe UI Symbol" w:eastAsiaTheme="majorEastAsia" w:hAnsi="Segoe UI Symbol" w:cs="Segoe UI Symbol"/>
+                <w:noProof/>
+              </w:rPr>
+              <w:t>✔</w:t>
+            </w:r>
+            <w:r>
+              <w:rPr>
+                <w:rFonts w:eastAsiaTheme="majorEastAsia"/>
+                <w:noProof/>
+              </w:rPr>
+              <w:t xml:space="preserve"> Control de calidad e higiene</w:t>
+            </w:r>
+          </w:p>
+          <w:p>
+            <w:pPr>
+              <w:rPr>
+                <w:rFonts w:eastAsiaTheme="majorEastAsia"/>
+                <w:noProof/>
+              </w:rPr>
+            </w:pPr>
+            <w:r>
+              <w:rPr>
+                <w:rFonts w:ascii="Segoe UI Symbol" w:eastAsiaTheme="majorEastAsia" w:hAnsi="Segoe UI Symbol" w:cs="Segoe UI Symbol"/>
+                <w:noProof/>
+              </w:rPr>
+              <w:t>✔</w:t>
+            </w:r>
+            <w:r>
+              <w:rPr>
+                <w:rFonts w:eastAsiaTheme="majorEastAsia"/>
+                <w:noProof/>
+              </w:rPr>
+              <w:t xml:space="preserve"> Gestión de pedidos online</w:t>
+            </w:r>
+          </w:p>
+          <w:p>
+            <w:pPr>
+              <w:rPr>
+                <w:rFonts w:eastAsiaTheme="majorEastAsia"/>
+                <w:noProof/>
+              </w:rPr>
+            </w:pPr>
+            <w:r>
+              <w:rPr>
+                <w:rFonts w:ascii="Segoe UI Symbol" w:eastAsiaTheme="majorEastAsia" w:hAnsi="Segoe UI Symbol" w:cs="Segoe UI Symbol"/>
+                <w:noProof/>
+              </w:rPr>
+              <w:t>✔</w:t>
+            </w:r>
+            <w:r>
+              <w:rPr>
+                <w:rFonts w:eastAsiaTheme="majorEastAsia"/>
+                <w:noProof/>
+              </w:rPr>
+              <w:t xml:space="preserve"> Marketing digital</w:t>
+            </w:r>
+          </w:p>
+          <w:p>
+            <w:pPr>
+              <w:rPr>
+                <w:rFonts w:eastAsiaTheme="majorEastAsia"/>
+                <w:noProof/>
+              </w:rPr>
+            </w:pPr>
+            <w:r>
+              <w:rPr>
+                <w:rFonts w:ascii="Segoe UI Symbol" w:eastAsiaTheme="majorEastAsia" w:hAnsi="Segoe UI Symbol" w:cs="Segoe UI Symbol"/>
+                <w:noProof/>
+              </w:rPr>
+              <w:t>✔</w:t>
+            </w:r>
+            <w:r>
+              <w:rPr>
+                <w:rFonts w:eastAsiaTheme="majorEastAsia"/>
+                <w:noProof/>
+              </w:rPr>
+              <w:t xml:space="preserve"> Coordinación de entregas</w:t>
+            </w:r>
+          </w:p>
+          <w:p>
+            <w:pPr>
+              <w:rPr>
+                <w:rFonts w:eastAsiaTheme="majorEastAsia"/>
+                <w:noProof/>
+              </w:rPr>
+            </w:pPr>
+            <w:r>
+              <w:rPr>
+                <w:rFonts w:ascii="Segoe UI Symbol" w:eastAsiaTheme="majorEastAsia" w:hAnsi="Segoe UI Symbol" w:cs="Segoe UI Symbol"/>
+                <w:noProof/>
+              </w:rPr>
+              <w:t>✔</w:t>
+            </w:r>
+            <w:r>
+              <w:rPr>
+                <w:rFonts w:eastAsiaTheme="majorEastAsia"/>
+                <w:noProof/>
+              </w:rPr>
+              <w:t xml:space="preserve"> Atención al cliente</w:t>
+            </w:r>
+          </w:p>
+        </w:tc>
+        <w:tc>
+          <w:tcPr>
+            <w:tcW w:w="2846" w:type="dxa"/>
+          </w:tcPr>
+          <w:p>
+            <w:pPr>
+              <w:rPr>
+                <w:rFonts w:eastAsiaTheme="majorEastAsia"/>
+                <w:noProof/>
+              </w:rPr>
+            </w:pPr>
+            <w:r>
+              <w:rPr>
+                <w:rFonts w:ascii="Segoe UI Symbol" w:eastAsiaTheme="majorEastAsia" w:hAnsi="Segoe UI Symbol" w:cs="Segoe UI Symbol"/>
+                <w:noProof/>
+              </w:rPr>
+              <w:t>✔</w:t>
+            </w:r>
+            <w:r>
+              <w:rPr>
+                <w:rFonts w:eastAsiaTheme="majorEastAsia"/>
+                <w:noProof/>
+              </w:rPr>
+              <w:t xml:space="preserve"> Elevar la accesibilidad de alimentos saludables mediante la inclusión de un sistema web para personas que no pueden comprar de manera presencial por falta de tiempo.</w:t>
+            </w:r>
+          </w:p>
+        </w:tc>
+      </w:tr>
+    </w:tbl>
+    <w:p>
+      <w:pPr>
+        <w:keepNext/>
+        <w:rPr>
+          <w:rFonts w:eastAsiaTheme="majorEastAsia"/>
+          <w:noProof/>
+        </w:rPr>
+      </w:pPr>
+    </w:p>
+    <w:tbl>
+      <w:tblPr>
+        <w:tblStyle w:val="Tablaconcuadrcula"/>
+        <w:tblW w:w="0" w:type="auto"/>
+        <w:tblLook w:val="04A0" w:firstRow="1" w:lastRow="0" w:firstColumn="1" w:lastColumn="0" w:noHBand="0" w:noVBand="1"/>
+      </w:tblPr>
+      <w:tblGrid>
+        <w:gridCol w:w="2756"/>
+        <w:gridCol w:w="2757"/>
+        <w:gridCol w:w="2757"/>
+      </w:tblGrid>
+      <w:tr>
+        <w:tc>
+          <w:tcPr>
+            <w:tcW w:w="2756" w:type="dxa"/>
+          </w:tcPr>
+          <w:p>
+            <w:pPr>
+              <w:keepNext/>
+              <w:rPr>
+                <w:rFonts w:eastAsiaTheme="majorEastAsia"/>
+                <w:noProof/>
+              </w:rPr>
+            </w:pPr>
+            <w:r>
+              <w:rPr>
+                <w:rFonts w:eastAsiaTheme="majorEastAsia"/>
+                <w:noProof/>
+              </w:rPr>
+              <w:t>RELACIÓN CON CLIENTES</w:t>
+            </w:r>
+          </w:p>
+        </w:tc>
+        <w:tc>
+          <w:tcPr>
+            <w:tcW w:w="2757" w:type="dxa"/>
+          </w:tcPr>
+          <w:p>
+            <w:pPr>
+              <w:keepNext/>
+              <w:rPr>
+                <w:rFonts w:eastAsiaTheme="majorEastAsia"/>
+                <w:noProof/>
+              </w:rPr>
+            </w:pPr>
+            <w:r>
+              <w:rPr>
+                <w:rFonts w:eastAsiaTheme="majorEastAsia"/>
+                <w:noProof/>
+              </w:rPr>
+              <w:t>SEGMENTOS DE CLIENTES</w:t>
+            </w:r>
+          </w:p>
+        </w:tc>
+        <w:tc>
+          <w:tcPr>
+            <w:tcW w:w="2757" w:type="dxa"/>
+          </w:tcPr>
+          <w:p>
+            <w:pPr>
+              <w:keepNext/>
+              <w:rPr>
+                <w:rFonts w:eastAsiaTheme="majorEastAsia"/>
+                <w:noProof/>
+              </w:rPr>
+            </w:pPr>
+            <w:r>
+              <w:rPr>
+                <w:rFonts w:eastAsiaTheme="majorEastAsia"/>
+                <w:noProof/>
+              </w:rPr>
+              <w:t>RECURSOS CLAVE</w:t>
+            </w:r>
+          </w:p>
+        </w:tc>
+      </w:tr>
+      <w:tr>
+        <w:tc>
+          <w:tcPr>
+            <w:tcW w:w="2756" w:type="dxa"/>
+          </w:tcPr>
+          <w:p>
+            <w:pPr>
+              <w:rPr>
+                <w:rFonts w:eastAsiaTheme="majorEastAsia"/>
+                <w:noProof/>
+              </w:rPr>
+            </w:pPr>
+            <w:r>
+              <w:rPr>
+                <w:rFonts w:ascii="Segoe UI Symbol" w:eastAsiaTheme="majorEastAsia" w:hAnsi="Segoe UI Symbol" w:cs="Segoe UI Symbol"/>
+                <w:noProof/>
+              </w:rPr>
+              <w:t>✔</w:t>
+            </w:r>
+            <w:r>
+              <w:rPr>
+                <w:rFonts w:eastAsiaTheme="majorEastAsia"/>
+                <w:noProof/>
+              </w:rPr>
+              <w:t xml:space="preserve"> Asistencia personal vía WhatsApp</w:t>
+            </w:r>
+          </w:p>
+          <w:p>
+            <w:pPr>
+              <w:rPr>
+                <w:rFonts w:eastAsiaTheme="majorEastAsia"/>
+                <w:noProof/>
+              </w:rPr>
+            </w:pPr>
+            <w:r>
+              <w:rPr>
+                <w:rFonts w:ascii="Segoe UI Symbol" w:eastAsiaTheme="majorEastAsia" w:hAnsi="Segoe UI Symbol" w:cs="Segoe UI Symbol"/>
+                <w:noProof/>
+              </w:rPr>
+              <w:t>✔</w:t>
+            </w:r>
+            <w:r>
+              <w:rPr>
+                <w:rFonts w:ascii="Segoe UI Symbol" w:eastAsiaTheme="majorEastAsia" w:hAnsi="Segoe UI Symbol" w:cs="Segoe UI Symbol"/>
+                <w:noProof/>
+              </w:rPr>
+              <w:t xml:space="preserve"> </w:t>
+            </w:r>
+            <w:r>
+              <w:rPr>
+                <w:rFonts w:eastAsiaTheme="majorEastAsia"/>
+                <w:noProof/>
+              </w:rPr>
+              <w:t>Servicio semi automatizado en la web</w:t>
+            </w:r>
+          </w:p>
+          <w:p>
+            <w:pPr>
+              <w:rPr>
+                <w:rFonts w:eastAsiaTheme="majorEastAsia"/>
+                <w:noProof/>
+              </w:rPr>
+            </w:pPr>
+            <w:r>
+              <w:rPr>
+                <w:rFonts w:ascii="Segoe UI Symbol" w:eastAsiaTheme="majorEastAsia" w:hAnsi="Segoe UI Symbol" w:cs="Segoe UI Symbol"/>
+                <w:noProof/>
+              </w:rPr>
+              <w:t>✔</w:t>
+            </w:r>
+            <w:r>
+              <w:rPr>
+                <w:rFonts w:eastAsiaTheme="majorEastAsia"/>
+                <w:noProof/>
+              </w:rPr>
+              <w:t xml:space="preserve"> Programa de fidelización (descuentos por compras frecuentes)</w:t>
+            </w:r>
+          </w:p>
+        </w:tc>
+        <w:tc>
+          <w:tcPr>
+            <w:tcW w:w="2757" w:type="dxa"/>
+          </w:tcPr>
+          <w:p>
+            <w:pPr>
+              <w:rPr>
+                <w:rFonts w:eastAsiaTheme="majorEastAsia"/>
+                <w:noProof/>
+              </w:rPr>
+            </w:pPr>
+            <w:r>
+              <w:rPr>
+                <w:rFonts w:ascii="Segoe UI Symbol" w:eastAsiaTheme="majorEastAsia" w:hAnsi="Segoe UI Symbol" w:cs="Segoe UI Symbol"/>
+                <w:noProof/>
+              </w:rPr>
+              <w:t>✔</w:t>
+            </w:r>
+            <w:r>
+              <w:rPr>
+                <w:rFonts w:eastAsiaTheme="majorEastAsia"/>
+                <w:noProof/>
+              </w:rPr>
+              <w:t xml:space="preserve"> Adultos ejecutivos</w:t>
+            </w:r>
+          </w:p>
+          <w:p>
+            <w:pPr>
+              <w:rPr>
+                <w:rFonts w:eastAsiaTheme="majorEastAsia"/>
+                <w:noProof/>
+              </w:rPr>
+            </w:pPr>
+            <w:r>
+              <w:rPr>
+                <w:rFonts w:ascii="Segoe UI Symbol" w:eastAsiaTheme="majorEastAsia" w:hAnsi="Segoe UI Symbol" w:cs="Segoe UI Symbol"/>
+                <w:noProof/>
+              </w:rPr>
+              <w:t>✔</w:t>
+            </w:r>
+            <w:r>
+              <w:rPr>
+                <w:rFonts w:eastAsiaTheme="majorEastAsia"/>
+                <w:noProof/>
+              </w:rPr>
+              <w:t xml:space="preserve"> Personas que trabajan en oficina</w:t>
+            </w:r>
+          </w:p>
+          <w:p>
+            <w:pPr>
+              <w:rPr>
+                <w:rFonts w:eastAsiaTheme="majorEastAsia"/>
+                <w:noProof/>
+              </w:rPr>
+            </w:pPr>
+            <w:r>
+              <w:rPr>
+                <w:rFonts w:ascii="Segoe UI Symbol" w:eastAsiaTheme="majorEastAsia" w:hAnsi="Segoe UI Symbol" w:cs="Segoe UI Symbol"/>
+                <w:noProof/>
+              </w:rPr>
+              <w:t>✔</w:t>
+            </w:r>
+            <w:r>
+              <w:rPr>
+                <w:rFonts w:ascii="Segoe UI Symbol" w:eastAsiaTheme="majorEastAsia" w:hAnsi="Segoe UI Symbol" w:cs="Segoe UI Symbol"/>
+                <w:noProof/>
+              </w:rPr>
+              <w:t xml:space="preserve"> </w:t>
+            </w:r>
+            <w:r>
+              <w:rPr>
+                <w:rFonts w:eastAsiaTheme="majorEastAsia"/>
+                <w:noProof/>
+              </w:rPr>
+              <w:t>Estudiantes universitarios</w:t>
+            </w:r>
+          </w:p>
+          <w:p>
+            <w:pPr>
+              <w:rPr>
+                <w:rFonts w:eastAsiaTheme="majorEastAsia"/>
+                <w:noProof/>
+              </w:rPr>
+            </w:pPr>
+            <w:r>
+              <w:rPr>
+                <w:rFonts w:ascii="Segoe UI Symbol" w:eastAsiaTheme="majorEastAsia" w:hAnsi="Segoe UI Symbol" w:cs="Segoe UI Symbol"/>
+                <w:noProof/>
+              </w:rPr>
+              <w:t>✔</w:t>
+            </w:r>
+            <w:r>
+              <w:rPr>
+                <w:rFonts w:eastAsiaTheme="majorEastAsia"/>
+                <w:noProof/>
+              </w:rPr>
+              <w:t xml:space="preserve"> Personas que cuidan su alimentación</w:t>
+            </w:r>
+          </w:p>
+          <w:p>
+            <w:pPr>
+              <w:rPr>
+                <w:rFonts w:eastAsiaTheme="majorEastAsia"/>
+                <w:noProof/>
+              </w:rPr>
+            </w:pPr>
+            <w:r>
+              <w:rPr>
+                <w:rFonts w:ascii="Segoe UI Symbol" w:eastAsiaTheme="majorEastAsia" w:hAnsi="Segoe UI Symbol" w:cs="Segoe UI Symbol"/>
+                <w:noProof/>
+              </w:rPr>
+              <w:t>✔</w:t>
+            </w:r>
+            <w:r>
+              <w:rPr>
+                <w:rFonts w:eastAsiaTheme="majorEastAsia"/>
+                <w:noProof/>
+              </w:rPr>
+              <w:t xml:space="preserve"> Personas Fitness</w:t>
+            </w:r>
+          </w:p>
+        </w:tc>
+        <w:tc>
+          <w:tcPr>
+            <w:tcW w:w="2757" w:type="dxa"/>
+          </w:tcPr>
+          <w:p>
+            <w:pPr>
+              <w:rPr>
+                <w:rFonts w:eastAsiaTheme="majorEastAsia"/>
+                <w:noProof/>
+              </w:rPr>
+            </w:pPr>
+            <w:r>
+              <w:rPr>
+                <w:rFonts w:ascii="Segoe UI Symbol" w:eastAsiaTheme="majorEastAsia" w:hAnsi="Segoe UI Symbol" w:cs="Segoe UI Symbol"/>
+                <w:noProof/>
+              </w:rPr>
+              <w:t>✔</w:t>
+            </w:r>
+            <w:r>
+              <w:rPr>
+                <w:rFonts w:eastAsiaTheme="majorEastAsia"/>
+                <w:noProof/>
+              </w:rPr>
+              <w:t xml:space="preserve"> Cocina equipada</w:t>
+            </w:r>
+          </w:p>
+          <w:p>
+            <w:pPr>
+              <w:rPr>
+                <w:rFonts w:eastAsiaTheme="majorEastAsia"/>
+                <w:noProof/>
+              </w:rPr>
+            </w:pPr>
+            <w:r>
+              <w:rPr>
+                <w:rFonts w:ascii="Segoe UI Symbol" w:eastAsiaTheme="majorEastAsia" w:hAnsi="Segoe UI Symbol" w:cs="Segoe UI Symbol"/>
+                <w:noProof/>
+              </w:rPr>
+              <w:t>✔</w:t>
+            </w:r>
+            <w:r>
+              <w:rPr>
+                <w:rFonts w:eastAsiaTheme="majorEastAsia"/>
+                <w:noProof/>
+              </w:rPr>
+              <w:t xml:space="preserve"> Insumos frescos</w:t>
+            </w:r>
+          </w:p>
+          <w:p>
+            <w:pPr>
+              <w:rPr>
+                <w:rFonts w:eastAsiaTheme="majorEastAsia"/>
+                <w:noProof/>
+              </w:rPr>
+            </w:pPr>
+            <w:r>
+              <w:rPr>
+                <w:rFonts w:ascii="Segoe UI Symbol" w:eastAsiaTheme="majorEastAsia" w:hAnsi="Segoe UI Symbol" w:cs="Segoe UI Symbol"/>
+                <w:noProof/>
+              </w:rPr>
+              <w:t>✔</w:t>
+            </w:r>
+            <w:r>
+              <w:rPr>
+                <w:rFonts w:eastAsiaTheme="majorEastAsia"/>
+                <w:noProof/>
+              </w:rPr>
+              <w:t xml:space="preserve"> Marca registrada</w:t>
+            </w:r>
+          </w:p>
+          <w:p>
+            <w:pPr>
+              <w:rPr>
+                <w:rFonts w:eastAsiaTheme="majorEastAsia"/>
+                <w:noProof/>
+              </w:rPr>
+            </w:pPr>
+            <w:r>
+              <w:rPr>
+                <w:rFonts w:ascii="Segoe UI Symbol" w:eastAsiaTheme="majorEastAsia" w:hAnsi="Segoe UI Symbol" w:cs="Segoe UI Symbol"/>
+                <w:noProof/>
+              </w:rPr>
+              <w:t>✔</w:t>
+            </w:r>
+            <w:r>
+              <w:rPr>
+                <w:rFonts w:eastAsiaTheme="majorEastAsia"/>
+                <w:noProof/>
+              </w:rPr>
+              <w:t xml:space="preserve"> Recetas saludables</w:t>
+            </w:r>
+          </w:p>
+          <w:p>
+            <w:pPr>
+              <w:rPr>
+                <w:rFonts w:eastAsiaTheme="majorEastAsia"/>
+                <w:noProof/>
+              </w:rPr>
+            </w:pPr>
+            <w:r>
+              <w:rPr>
+                <w:rFonts w:ascii="Segoe UI Symbol" w:eastAsiaTheme="majorEastAsia" w:hAnsi="Segoe UI Symbol" w:cs="Segoe UI Symbol"/>
+                <w:noProof/>
+              </w:rPr>
+              <w:t>✔</w:t>
+            </w:r>
+            <w:r>
+              <w:rPr>
+                <w:rFonts w:eastAsiaTheme="majorEastAsia"/>
+                <w:noProof/>
+              </w:rPr>
+              <w:t xml:space="preserve"> Plataforma web</w:t>
+            </w:r>
+          </w:p>
+          <w:p>
+            <w:pPr>
+              <w:rPr>
+                <w:rFonts w:eastAsiaTheme="majorEastAsia"/>
+                <w:noProof/>
+              </w:rPr>
+            </w:pPr>
+            <w:r>
+              <w:rPr>
+                <w:rFonts w:ascii="Segoe UI Symbol" w:eastAsiaTheme="majorEastAsia" w:hAnsi="Segoe UI Symbol" w:cs="Segoe UI Symbol"/>
+                <w:noProof/>
+              </w:rPr>
+              <w:t>✔</w:t>
+            </w:r>
+            <w:r>
+              <w:rPr>
+                <w:rFonts w:eastAsiaTheme="majorEastAsia"/>
+                <w:noProof/>
+              </w:rPr>
+              <w:t xml:space="preserve"> Página web funcional</w:t>
+            </w:r>
+          </w:p>
+          <w:p>
+            <w:pPr>
+              <w:rPr>
+                <w:rFonts w:eastAsiaTheme="majorEastAsia"/>
+                <w:noProof/>
+              </w:rPr>
+            </w:pPr>
+            <w:r>
+              <w:rPr>
+                <w:rFonts w:ascii="Segoe UI Symbol" w:eastAsiaTheme="majorEastAsia" w:hAnsi="Segoe UI Symbol" w:cs="Segoe UI Symbol"/>
+                <w:noProof/>
+              </w:rPr>
+              <w:t>✔</w:t>
+            </w:r>
+            <w:r>
+              <w:rPr>
+                <w:rFonts w:eastAsiaTheme="majorEastAsia"/>
+                <w:noProof/>
+              </w:rPr>
+              <w:t xml:space="preserve"> Redes sociales</w:t>
+            </w:r>
+          </w:p>
+          <w:p>
+            <w:pPr>
+              <w:rPr>
+                <w:rFonts w:eastAsiaTheme="majorEastAsia"/>
+                <w:noProof/>
+              </w:rPr>
+            </w:pPr>
+            <w:r>
+              <w:rPr>
+                <w:rFonts w:ascii="Segoe UI Symbol" w:eastAsiaTheme="majorEastAsia" w:hAnsi="Segoe UI Symbol" w:cs="Segoe UI Symbol"/>
+                <w:noProof/>
+              </w:rPr>
+              <w:t>✔</w:t>
+            </w:r>
+            <w:r>
+              <w:rPr>
+                <w:rFonts w:eastAsiaTheme="majorEastAsia"/>
+                <w:noProof/>
+              </w:rPr>
+              <w:t xml:space="preserve"> Base de datos de clientes</w:t>
+            </w:r>
+          </w:p>
+          <w:p>
+            <w:pPr>
+              <w:rPr>
+                <w:rFonts w:eastAsiaTheme="majorEastAsia"/>
+                <w:noProof/>
+              </w:rPr>
+            </w:pPr>
+            <w:r>
+              <w:rPr>
+                <w:rFonts w:ascii="Segoe UI Symbol" w:eastAsiaTheme="majorEastAsia" w:hAnsi="Segoe UI Symbol" w:cs="Segoe UI Symbol"/>
+                <w:noProof/>
+              </w:rPr>
+              <w:t>✔</w:t>
+            </w:r>
+            <w:r>
+              <w:rPr>
+                <w:rFonts w:eastAsiaTheme="majorEastAsia"/>
+                <w:noProof/>
+              </w:rPr>
+              <w:t xml:space="preserve"> Capital humano</w:t>
+            </w:r>
+          </w:p>
+          <w:p>
+            <w:pPr>
+              <w:rPr>
+                <w:rFonts w:eastAsiaTheme="majorEastAsia"/>
+                <w:noProof/>
+              </w:rPr>
+            </w:pPr>
+            <w:r>
+              <w:rPr>
+                <w:rFonts w:ascii="Segoe UI Symbol" w:eastAsiaTheme="majorEastAsia" w:hAnsi="Segoe UI Symbol" w:cs="Segoe UI Symbol"/>
+                <w:noProof/>
+              </w:rPr>
+              <w:t>✔</w:t>
+            </w:r>
+            <w:r>
+              <w:rPr>
+                <w:rFonts w:eastAsiaTheme="majorEastAsia"/>
+                <w:noProof/>
+              </w:rPr>
+              <w:t xml:space="preserve"> Capital financiero</w:t>
+            </w:r>
+          </w:p>
+        </w:tc>
+      </w:tr>
+    </w:tbl>
+    <w:p>
+      <w:pPr>
+        <w:keepNext/>
+        <w:rPr>
+          <w:rFonts w:eastAsiaTheme="majorEastAsia"/>
+          <w:noProof/>
+        </w:rPr>
+      </w:pPr>
+    </w:p>
+    <w:tbl>
+      <w:tblPr>
+        <w:tblStyle w:val="Tablaconcuadrcula"/>
+        <w:tblW w:w="0" w:type="auto"/>
+        <w:tblLook w:val="04A0" w:firstRow="1" w:lastRow="0" w:firstColumn="1" w:lastColumn="0" w:noHBand="0" w:noVBand="1"/>
+      </w:tblPr>
+      <w:tblGrid>
+        <w:gridCol w:w="2756"/>
+        <w:gridCol w:w="2757"/>
+        <w:gridCol w:w="2757"/>
+      </w:tblGrid>
+      <w:tr>
+        <w:tc>
+          <w:tcPr>
+            <w:tcW w:w="2756" w:type="dxa"/>
+          </w:tcPr>
+          <w:p>
+            <w:pPr>
+              <w:keepNext/>
+              <w:rPr>
+                <w:rFonts w:eastAsiaTheme="majorEastAsia"/>
+                <w:noProof/>
+              </w:rPr>
+            </w:pPr>
+            <w:r>
+              <w:rPr>
+                <w:rFonts w:eastAsiaTheme="majorEastAsia"/>
+                <w:noProof/>
+              </w:rPr>
+              <w:lastRenderedPageBreak/>
+              <w:t>CANALES</w:t>
+            </w:r>
+          </w:p>
+        </w:tc>
+        <w:tc>
+          <w:tcPr>
+            <w:tcW w:w="2757" w:type="dxa"/>
+          </w:tcPr>
+          <w:p>
+            <w:pPr>
+              <w:keepNext/>
+              <w:rPr>
+                <w:rFonts w:eastAsiaTheme="majorEastAsia"/>
+                <w:noProof/>
+              </w:rPr>
+            </w:pPr>
+            <w:r>
+              <w:rPr>
+                <w:rFonts w:eastAsiaTheme="majorEastAsia"/>
+                <w:noProof/>
+              </w:rPr>
+              <w:t>ESTRUCTURA DE COSTOS</w:t>
+            </w:r>
+          </w:p>
+        </w:tc>
+        <w:tc>
+          <w:tcPr>
+            <w:tcW w:w="2757" w:type="dxa"/>
+          </w:tcPr>
+          <w:p>
+            <w:pPr>
+              <w:keepNext/>
+              <w:rPr>
+                <w:rFonts w:eastAsiaTheme="majorEastAsia"/>
+                <w:noProof/>
+              </w:rPr>
+            </w:pPr>
+            <w:r>
+              <w:rPr>
+                <w:rFonts w:eastAsiaTheme="majorEastAsia"/>
+                <w:noProof/>
+              </w:rPr>
+              <w:t>FUENTES DE INGRESOS</w:t>
+            </w:r>
+          </w:p>
+        </w:tc>
+      </w:tr>
+      <w:tr>
+        <w:tc>
+          <w:tcPr>
+            <w:tcW w:w="2756" w:type="dxa"/>
+          </w:tcPr>
+          <w:p>
+            <w:pPr>
+              <w:keepNext/>
+              <w:rPr>
+                <w:rFonts w:eastAsiaTheme="majorEastAsia"/>
+                <w:noProof/>
+                <w:lang w:val="en-US"/>
+              </w:rPr>
+            </w:pPr>
+            <w:r>
+              <w:rPr>
+                <w:rFonts w:ascii="Segoe UI Symbol" w:eastAsiaTheme="majorEastAsia" w:hAnsi="Segoe UI Symbol" w:cs="Segoe UI Symbol"/>
+                <w:noProof/>
+                <w:lang w:val="en-US"/>
+              </w:rPr>
+              <w:t>✔</w:t>
+            </w:r>
+            <w:r>
+              <w:rPr>
+                <w:rFonts w:eastAsiaTheme="majorEastAsia"/>
+                <w:noProof/>
+                <w:lang w:val="en-US"/>
+              </w:rPr>
+              <w:t xml:space="preserve"> Página web</w:t>
+            </w:r>
+          </w:p>
+          <w:p>
+            <w:pPr>
+              <w:keepNext/>
+              <w:rPr>
+                <w:rFonts w:eastAsiaTheme="majorEastAsia"/>
+                <w:noProof/>
+                <w:lang w:val="en-US"/>
+              </w:rPr>
+            </w:pPr>
+            <w:r>
+              <w:rPr>
+                <w:rFonts w:ascii="Segoe UI Symbol" w:eastAsiaTheme="majorEastAsia" w:hAnsi="Segoe UI Symbol" w:cs="Segoe UI Symbol"/>
+                <w:noProof/>
+                <w:lang w:val="en-US"/>
+              </w:rPr>
+              <w:t>✔</w:t>
+            </w:r>
+            <w:r>
+              <w:rPr>
+                <w:rFonts w:eastAsiaTheme="majorEastAsia"/>
+                <w:noProof/>
+                <w:lang w:val="en-US"/>
+              </w:rPr>
+              <w:t xml:space="preserve"> Instagram</w:t>
+            </w:r>
+          </w:p>
+          <w:p>
+            <w:pPr>
+              <w:keepNext/>
+              <w:rPr>
+                <w:rFonts w:eastAsiaTheme="majorEastAsia"/>
+                <w:noProof/>
+                <w:lang w:val="en-US"/>
+              </w:rPr>
+            </w:pPr>
+            <w:r>
+              <w:rPr>
+                <w:rFonts w:ascii="Segoe UI Symbol" w:eastAsiaTheme="majorEastAsia" w:hAnsi="Segoe UI Symbol" w:cs="Segoe UI Symbol"/>
+                <w:noProof/>
+                <w:lang w:val="en-US"/>
+              </w:rPr>
+              <w:t>✔</w:t>
+            </w:r>
+            <w:r>
+              <w:rPr>
+                <w:rFonts w:eastAsiaTheme="majorEastAsia"/>
+                <w:noProof/>
+                <w:lang w:val="en-US"/>
+              </w:rPr>
+              <w:t xml:space="preserve"> Facebook</w:t>
+            </w:r>
+          </w:p>
+          <w:p>
+            <w:pPr>
+              <w:keepNext/>
+              <w:rPr>
+                <w:rFonts w:eastAsiaTheme="majorEastAsia"/>
+                <w:noProof/>
+                <w:lang w:val="en-US"/>
+              </w:rPr>
+            </w:pPr>
+            <w:r>
+              <w:rPr>
+                <w:rFonts w:ascii="Segoe UI Symbol" w:eastAsiaTheme="majorEastAsia" w:hAnsi="Segoe UI Symbol" w:cs="Segoe UI Symbol"/>
+                <w:noProof/>
+                <w:lang w:val="en-US"/>
+              </w:rPr>
+              <w:t>✔</w:t>
+            </w:r>
+            <w:r>
+              <w:rPr>
+                <w:rFonts w:eastAsiaTheme="majorEastAsia"/>
+                <w:noProof/>
+                <w:lang w:val="en-US"/>
+              </w:rPr>
+              <w:t xml:space="preserve"> Tik Tok</w:t>
+            </w:r>
+          </w:p>
+          <w:p>
+            <w:pPr>
+              <w:keepNext/>
+              <w:rPr>
+                <w:rFonts w:eastAsiaTheme="majorEastAsia"/>
+                <w:noProof/>
+              </w:rPr>
+            </w:pPr>
+            <w:r>
+              <w:rPr>
+                <w:rFonts w:ascii="Segoe UI Symbol" w:eastAsiaTheme="majorEastAsia" w:hAnsi="Segoe UI Symbol" w:cs="Segoe UI Symbol"/>
+                <w:noProof/>
+              </w:rPr>
+              <w:t>✔</w:t>
+            </w:r>
+            <w:r>
+              <w:rPr>
+                <w:rFonts w:eastAsiaTheme="majorEastAsia"/>
+                <w:noProof/>
+              </w:rPr>
+              <w:t xml:space="preserve"> WhatsApp Business</w:t>
+            </w:r>
+          </w:p>
+        </w:tc>
+        <w:tc>
+          <w:tcPr>
+            <w:tcW w:w="2757" w:type="dxa"/>
+          </w:tcPr>
+          <w:p>
+            <w:pPr>
+              <w:keepNext/>
+              <w:rPr>
+                <w:rFonts w:eastAsiaTheme="majorEastAsia"/>
+                <w:noProof/>
+              </w:rPr>
+            </w:pPr>
+            <w:r>
+              <w:rPr>
+                <w:rFonts w:ascii="Segoe UI Symbol" w:eastAsiaTheme="majorEastAsia" w:hAnsi="Segoe UI Symbol" w:cs="Segoe UI Symbol"/>
+                <w:noProof/>
+              </w:rPr>
+              <w:t>✔</w:t>
+            </w:r>
+            <w:r>
+              <w:rPr>
+                <w:rFonts w:eastAsiaTheme="majorEastAsia"/>
+                <w:noProof/>
+              </w:rPr>
+              <w:t xml:space="preserve"> Compra de frutas e insumos</w:t>
+            </w:r>
+          </w:p>
+          <w:p>
+            <w:pPr>
+              <w:keepNext/>
+              <w:rPr>
+                <w:rFonts w:eastAsiaTheme="majorEastAsia"/>
+                <w:noProof/>
+              </w:rPr>
+            </w:pPr>
+            <w:r>
+              <w:rPr>
+                <w:rFonts w:ascii="Segoe UI Symbol" w:eastAsiaTheme="majorEastAsia" w:hAnsi="Segoe UI Symbol" w:cs="Segoe UI Symbol"/>
+                <w:noProof/>
+              </w:rPr>
+              <w:t>✔</w:t>
+            </w:r>
+            <w:r>
+              <w:rPr>
+                <w:rFonts w:eastAsiaTheme="majorEastAsia"/>
+                <w:noProof/>
+              </w:rPr>
+              <w:t xml:space="preserve"> Mano de obra</w:t>
+            </w:r>
+          </w:p>
+          <w:p>
+            <w:pPr>
+              <w:keepNext/>
+              <w:rPr>
+                <w:rFonts w:eastAsiaTheme="majorEastAsia"/>
+                <w:noProof/>
+                <w:lang w:val="en-US"/>
+              </w:rPr>
+            </w:pPr>
+            <w:r>
+              <w:rPr>
+                <w:rFonts w:ascii="Segoe UI Symbol" w:eastAsiaTheme="majorEastAsia" w:hAnsi="Segoe UI Symbol" w:cs="Segoe UI Symbol"/>
+                <w:noProof/>
+                <w:lang w:val="en-US"/>
+              </w:rPr>
+              <w:t>✔</w:t>
+            </w:r>
+            <w:r>
+              <w:rPr>
+                <w:rFonts w:eastAsiaTheme="majorEastAsia"/>
+                <w:noProof/>
+                <w:lang w:val="en-US"/>
+              </w:rPr>
+              <w:t xml:space="preserve"> Delivery</w:t>
+            </w:r>
+          </w:p>
+          <w:p>
+            <w:pPr>
+              <w:keepNext/>
+              <w:rPr>
+                <w:rFonts w:eastAsiaTheme="majorEastAsia"/>
+                <w:noProof/>
+                <w:lang w:val="en-US"/>
+              </w:rPr>
+            </w:pPr>
+            <w:r>
+              <w:rPr>
+                <w:rFonts w:ascii="Segoe UI Symbol" w:eastAsiaTheme="majorEastAsia" w:hAnsi="Segoe UI Symbol" w:cs="Segoe UI Symbol"/>
+                <w:noProof/>
+                <w:lang w:val="en-US"/>
+              </w:rPr>
+              <w:t>✔</w:t>
+            </w:r>
+            <w:r>
+              <w:rPr>
+                <w:rFonts w:eastAsiaTheme="majorEastAsia"/>
+                <w:noProof/>
+                <w:lang w:val="en-US"/>
+              </w:rPr>
+              <w:t xml:space="preserve"> Marketing digital</w:t>
+            </w:r>
+          </w:p>
+          <w:p>
+            <w:pPr>
+              <w:keepNext/>
+              <w:rPr>
+                <w:rFonts w:eastAsiaTheme="majorEastAsia"/>
+                <w:noProof/>
+                <w:lang w:val="en-US"/>
+              </w:rPr>
+            </w:pPr>
+            <w:r>
+              <w:rPr>
+                <w:rFonts w:ascii="Segoe UI Symbol" w:eastAsiaTheme="majorEastAsia" w:hAnsi="Segoe UI Symbol" w:cs="Segoe UI Symbol"/>
+                <w:noProof/>
+                <w:lang w:val="en-US"/>
+              </w:rPr>
+              <w:t>✔</w:t>
+            </w:r>
+            <w:r>
+              <w:rPr>
+                <w:rFonts w:eastAsiaTheme="majorEastAsia"/>
+                <w:noProof/>
+                <w:lang w:val="en-US"/>
+              </w:rPr>
+              <w:t xml:space="preserve"> Hosting y mantenimiento web</w:t>
+            </w:r>
+          </w:p>
+          <w:p>
+            <w:pPr>
+              <w:keepNext/>
+              <w:rPr>
+                <w:rFonts w:eastAsiaTheme="majorEastAsia"/>
+                <w:noProof/>
+                <w:lang w:val="es-PE"/>
+              </w:rPr>
+            </w:pPr>
+            <w:r>
+              <w:rPr>
+                <w:rFonts w:eastAsiaTheme="majorEastAsia"/>
+                <w:noProof/>
+                <w:lang w:val="es-PE"/>
+              </w:rPr>
+              <w:t>Recursos y Actividades más costosos:</w:t>
+            </w:r>
+          </w:p>
+          <w:p>
+            <w:pPr>
+              <w:keepNext/>
+              <w:rPr>
+                <w:rFonts w:eastAsiaTheme="majorEastAsia"/>
+                <w:noProof/>
+                <w:lang w:val="es-PE"/>
+              </w:rPr>
+            </w:pPr>
+            <w:r>
+              <w:rPr>
+                <w:rFonts w:ascii="Segoe UI Symbol" w:eastAsiaTheme="majorEastAsia" w:hAnsi="Segoe UI Symbol" w:cs="Segoe UI Symbol"/>
+                <w:noProof/>
+                <w:lang w:val="es-PE"/>
+              </w:rPr>
+              <w:t>✔</w:t>
+            </w:r>
+            <w:r>
+              <w:rPr>
+                <w:rFonts w:eastAsiaTheme="majorEastAsia"/>
+                <w:noProof/>
+                <w:lang w:val="es-PE"/>
+              </w:rPr>
+              <w:t xml:space="preserve"> Insumos frescos</w:t>
+            </w:r>
+          </w:p>
+          <w:p>
+            <w:pPr>
+              <w:keepNext/>
+              <w:rPr>
+                <w:rFonts w:eastAsiaTheme="majorEastAsia"/>
+                <w:noProof/>
+                <w:lang w:val="es-PE"/>
+              </w:rPr>
+            </w:pPr>
+            <w:r>
+              <w:rPr>
+                <w:rFonts w:ascii="Segoe UI Symbol" w:eastAsiaTheme="majorEastAsia" w:hAnsi="Segoe UI Symbol" w:cs="Segoe UI Symbol"/>
+                <w:noProof/>
+                <w:lang w:val="es-PE"/>
+              </w:rPr>
+              <w:t>✔</w:t>
+            </w:r>
+            <w:r>
+              <w:rPr>
+                <w:rFonts w:eastAsiaTheme="majorEastAsia"/>
+                <w:noProof/>
+                <w:lang w:val="es-PE"/>
+              </w:rPr>
+              <w:t xml:space="preserve"> Personal</w:t>
+            </w:r>
+          </w:p>
+          <w:p>
+            <w:pPr>
+              <w:keepNext/>
+              <w:rPr>
+                <w:rFonts w:eastAsiaTheme="majorEastAsia"/>
+                <w:noProof/>
+                <w:lang w:val="es-PE"/>
+              </w:rPr>
+            </w:pPr>
+          </w:p>
+          <w:p>
+            <w:pPr>
+              <w:keepNext/>
+              <w:rPr>
+                <w:rFonts w:eastAsiaTheme="majorEastAsia"/>
+                <w:noProof/>
+                <w:lang w:val="es-PE"/>
+              </w:rPr>
+            </w:pPr>
+            <w:r>
+              <w:rPr>
+                <w:rFonts w:ascii="Segoe UI Symbol" w:eastAsiaTheme="majorEastAsia" w:hAnsi="Segoe UI Symbol" w:cs="Segoe UI Symbol"/>
+                <w:noProof/>
+                <w:lang w:val="es-PE"/>
+              </w:rPr>
+              <w:t>✔</w:t>
+            </w:r>
+            <w:r>
+              <w:rPr>
+                <w:rFonts w:eastAsiaTheme="majorEastAsia"/>
+                <w:noProof/>
+                <w:lang w:val="es-PE"/>
+              </w:rPr>
+              <w:t xml:space="preserve"> Preparación diaria</w:t>
+            </w:r>
+          </w:p>
+          <w:p>
+            <w:pPr>
+              <w:keepNext/>
+              <w:rPr>
+                <w:rFonts w:eastAsiaTheme="majorEastAsia"/>
+                <w:noProof/>
+                <w:lang w:val="es-PE"/>
+              </w:rPr>
+            </w:pPr>
+            <w:r>
+              <w:rPr>
+                <w:rFonts w:ascii="Segoe UI Symbol" w:eastAsiaTheme="majorEastAsia" w:hAnsi="Segoe UI Symbol" w:cs="Segoe UI Symbol"/>
+                <w:noProof/>
+                <w:lang w:val="es-PE"/>
+              </w:rPr>
+              <w:t>✔</w:t>
+            </w:r>
+            <w:r>
+              <w:rPr>
+                <w:rFonts w:eastAsiaTheme="majorEastAsia"/>
+                <w:noProof/>
+                <w:lang w:val="es-PE"/>
+              </w:rPr>
+              <w:t xml:space="preserve"> Logística de entrega</w:t>
+            </w:r>
+          </w:p>
+        </w:tc>
+        <w:tc>
+          <w:tcPr>
+            <w:tcW w:w="2757" w:type="dxa"/>
+          </w:tcPr>
+          <w:p>
+            <w:pPr>
+              <w:keepNext/>
+              <w:rPr>
+                <w:rFonts w:eastAsiaTheme="majorEastAsia"/>
+                <w:noProof/>
+                <w:lang w:val="es-PE"/>
+              </w:rPr>
+            </w:pPr>
+            <w:r>
+              <w:rPr>
+                <w:rFonts w:ascii="Segoe UI Symbol" w:eastAsiaTheme="majorEastAsia" w:hAnsi="Segoe UI Symbol" w:cs="Segoe UI Symbol"/>
+                <w:noProof/>
+                <w:lang w:val="es-PE"/>
+              </w:rPr>
+              <w:t>✔</w:t>
+            </w:r>
+            <w:r>
+              <w:rPr>
+                <w:rFonts w:eastAsiaTheme="majorEastAsia"/>
+                <w:noProof/>
+                <w:lang w:val="es-PE"/>
+              </w:rPr>
+              <w:t xml:space="preserve"> Venta directa de producto</w:t>
+            </w:r>
+          </w:p>
+          <w:p>
+            <w:pPr>
+              <w:keepNext/>
+              <w:rPr>
+                <w:rFonts w:eastAsiaTheme="majorEastAsia"/>
+                <w:noProof/>
+                <w:lang w:val="es-PE"/>
+              </w:rPr>
+            </w:pPr>
+            <w:r>
+              <w:rPr>
+                <w:rFonts w:ascii="Segoe UI Symbol" w:eastAsiaTheme="majorEastAsia" w:hAnsi="Segoe UI Symbol" w:cs="Segoe UI Symbol"/>
+                <w:noProof/>
+                <w:lang w:val="es-PE"/>
+              </w:rPr>
+              <w:t>✔</w:t>
+            </w:r>
+            <w:r>
+              <w:rPr>
+                <w:rFonts w:eastAsiaTheme="majorEastAsia"/>
+                <w:noProof/>
+                <w:lang w:val="es-PE"/>
+              </w:rPr>
+              <w:t xml:space="preserve"> Posible suscripción semanal/mensual</w:t>
+            </w:r>
+          </w:p>
+          <w:p>
+            <w:pPr>
+              <w:keepNext/>
+              <w:rPr>
+                <w:rFonts w:eastAsiaTheme="majorEastAsia"/>
+                <w:noProof/>
+                <w:lang w:val="es-PE"/>
+              </w:rPr>
+            </w:pPr>
+            <w:r>
+              <w:rPr>
+                <w:rFonts w:ascii="Segoe UI Symbol" w:eastAsiaTheme="majorEastAsia" w:hAnsi="Segoe UI Symbol" w:cs="Segoe UI Symbol"/>
+                <w:noProof/>
+                <w:lang w:val="es-PE"/>
+              </w:rPr>
+              <w:t>✔</w:t>
+            </w:r>
+            <w:r>
+              <w:rPr>
+                <w:rFonts w:eastAsiaTheme="majorEastAsia"/>
+                <w:noProof/>
+                <w:lang w:val="es-PE"/>
+              </w:rPr>
+              <w:t xml:space="preserve"> Descuentos por volumen</w:t>
+            </w:r>
+          </w:p>
+        </w:tc>
+      </w:tr>
+    </w:tbl>
+    <w:p>
+      <w:pPr>
+        <w:keepNext/>
+        <w:rPr>
+          <w:rFonts w:eastAsiaTheme="majorEastAsia"/>
+          <w:noProof/>
+          <w:lang w:val="es-PE"/>
+        </w:rPr>
+      </w:pPr>
+    </w:p>
+    <w:p>
+      <w:pPr>
+        <w:keepNext/>
+        <w:rPr>
+          <w:rFonts w:eastAsiaTheme="majorEastAsia"/>
+          <w:noProof/>
+          <w:lang w:val="es-PE"/>
+        </w:rPr>
+      </w:pPr>
+    </w:p>
+    <w:p>
+      <w:pPr>
+        <w:keepNext/>
+        <w:rPr>
+          <w:rFonts w:eastAsiaTheme="majorEastAsia"/>
+          <w:noProof/>
+          <w:lang w:val="es-PE"/>
+        </w:rPr>
+      </w:pPr>
+    </w:p>
+    <w:p>
+      <w:pPr>
+        <w:keepNext/>
+        <w:rPr>
+          <w:rFonts w:eastAsiaTheme="majorEastAsia"/>
+          <w:noProof/>
+          <w:lang w:val="es-PE"/>
+        </w:rPr>
+      </w:pPr>
+    </w:p>
+    <w:p>
+      <w:pPr>
+        <w:keepNext/>
+        <w:rPr>
+          <w:rFonts w:eastAsiaTheme="majorEastAsia"/>
+          <w:noProof/>
+          <w:lang w:val="es-PE"/>
+        </w:rPr>
+      </w:pPr>
+    </w:p>
+    <w:p>
+      <w:pPr>
+        <w:keepNext/>
+        <w:rPr>
+          <w:rFonts w:eastAsiaTheme="majorEastAsia"/>
+          <w:noProof/>
+          <w:lang w:val="es-PE"/>
+        </w:rPr>
+      </w:pPr>
+    </w:p>
+    <w:p>
+      <w:pPr>
+        <w:keepNext/>
+        <w:rPr>
+          <w:rFonts w:eastAsiaTheme="majorEastAsia"/>
+          <w:noProof/>
+          <w:lang w:val="es-PE"/>
+        </w:rPr>
+      </w:pPr>
+    </w:p>
+    <w:p>
+      <w:pPr>
+        <w:keepNext/>
+        <w:rPr>
+          <w:lang w:val="es-PE"/>
+        </w:rPr>
+      </w:pPr>
+    </w:p>
+    <w:p>
+      <w:pPr>
+        <w:rPr>
+          <w:rFonts w:eastAsiaTheme="majorEastAsia"/>
+        </w:rPr>
+      </w:pPr>
+      <w:r>
+        <w:rPr>
+          <w:rFonts w:eastAsiaTheme="majorEastAsia"/>
           <w:b/>
           <w:bCs/>
-          <w:lang w:val="en-US"/>
-        </w:rPr>
-        <w:t>Figura</w:t>
+        </w:rPr>
+        <w:t>Nota:</w:t>
+      </w:r>
+      <w:r>
+        <w:rPr>
+          <w:rFonts w:eastAsiaTheme="majorEastAsia"/>
+        </w:rPr>
+        <w:t xml:space="preserve"> </w:t>
+      </w:r>
+      <w:r>
+        <w:rPr>
+          <w:rFonts w:eastAsiaTheme="majorEastAsia"/>
+        </w:rPr>
+        <w:t xml:space="preserve">El gráfico representa el Modelo de Negocio </w:t>
+      </w:r>
+      <w:proofErr w:type="spellStart"/>
+      <w:r>
+        <w:rPr>
+          <w:rFonts w:eastAsiaTheme="majorEastAsia"/>
+        </w:rPr>
+        <w:t>Canvas</w:t>
       </w:r>
       <w:proofErr w:type="spellEnd"/>
       <w:r>
         <w:rPr>
+          <w:rFonts w:eastAsiaTheme="majorEastAsia"/>
+        </w:rPr>
+        <w:t>, donde se visualizan de manera integral los componentes estratégicos que sustentan la creación, entrega y captura de valor del negocio.</w:t>
+      </w:r>
+    </w:p>
+    <w:p>
+      <w:pPr>
+        <w:rPr>
+          <w:rFonts w:eastAsiaTheme="majorEastAsia"/>
+        </w:rPr>
+      </w:pPr>
+      <w:r>
+        <w:rPr>
+          <w:rFonts w:eastAsiaTheme="majorEastAsia"/>
+        </w:rPr>
+        <w:t xml:space="preserve">La estructuración estratégica de </w:t>
+      </w:r>
+      <w:r>
+        <w:rPr>
+          <w:rFonts w:eastAsiaTheme="majorEastAsia"/>
           <w:b/>
           <w:bCs/>
-          <w:lang w:val="en-US"/>
-        </w:rPr>
-        <w:t xml:space="preserve"> </w:t>
-      </w:r>
-      <w:r>
-        <w:rPr>
+        </w:rPr>
+        <w:t xml:space="preserve">Easy </w:t>
+      </w:r>
+      <w:proofErr w:type="spellStart"/>
+      <w:r>
+        <w:rPr>
+          <w:rFonts w:eastAsiaTheme="majorEastAsia"/>
           <w:b/>
           <w:bCs/>
         </w:rPr>
-        <w:fldChar w:fldCharType="begin"/>
-      </w:r>
-      <w:r>
-        <w:rPr>
+        <w:t>Breakfast</w:t>
+      </w:r>
+      <w:proofErr w:type="spellEnd"/>
+      <w:r>
+        <w:rPr>
+          <w:rFonts w:eastAsiaTheme="majorEastAsia"/>
+        </w:rPr>
+        <w:t xml:space="preserve"> se fundamenta en el Modelo </w:t>
+      </w:r>
+      <w:proofErr w:type="spellStart"/>
+      <w:r>
+        <w:rPr>
+          <w:rFonts w:eastAsiaTheme="majorEastAsia"/>
+        </w:rPr>
+        <w:t>Canvas</w:t>
+      </w:r>
+      <w:proofErr w:type="spellEnd"/>
+      <w:r>
+        <w:rPr>
+          <w:rFonts w:eastAsiaTheme="majorEastAsia"/>
+        </w:rPr>
+        <w:t>, herramienta que permite visualizar de manera integral la lógica de creación, entrega y captura de valor del negocio. A través de sus nueve módulos, se describe cómo la empresa organiza sus recursos, actividades y relaciones para ofrecer desayunos saludables bajo un sistema de pedidos online con entrega programada.</w:t>
+      </w:r>
+    </w:p>
+    <w:p>
+      <w:pPr>
+        <w:pStyle w:val="Ttulo3"/>
+      </w:pPr>
+      <w:bookmarkStart w:id="6" w:name="_Toc223786757"/>
+      <w:r>
+        <w:t>Propuesta de valor</w:t>
+      </w:r>
+      <w:bookmarkEnd w:id="6"/>
+    </w:p>
+    <w:p>
+      <w:pPr>
+        <w:rPr>
+          <w:rFonts w:eastAsiaTheme="majorEastAsia"/>
+        </w:rPr>
+      </w:pPr>
+      <w:r>
+        <w:rPr>
+          <w:rFonts w:eastAsiaTheme="majorEastAsia"/>
+        </w:rPr>
+        <w:t xml:space="preserve">La propuesta de valor de Easy </w:t>
+      </w:r>
+      <w:proofErr w:type="spellStart"/>
+      <w:r>
+        <w:rPr>
+          <w:rFonts w:eastAsiaTheme="majorEastAsia"/>
+        </w:rPr>
+        <w:t>Breakfast</w:t>
+      </w:r>
+      <w:proofErr w:type="spellEnd"/>
+      <w:r>
+        <w:rPr>
+          <w:rFonts w:eastAsiaTheme="majorEastAsia"/>
+        </w:rPr>
+        <w:t xml:space="preserve"> se centra en ofrecer desayunos saludables, frescos y listos para consumir, solicitados con anticipación mediante una plataforma web. El negocio busca elevar la accesibilidad a alimentos nutritivos para personas con </w:t>
+      </w:r>
+      <w:r>
+        <w:rPr>
+          <w:rFonts w:eastAsiaTheme="majorEastAsia"/>
+        </w:rPr>
+        <w:lastRenderedPageBreak/>
+        <w:t>limitaciones de tiempo, facilitando la planificación alimenticia y reduciendo la necesidad de compras presenciales.</w:t>
+      </w:r>
+    </w:p>
+    <w:p>
+      <w:pPr>
+        <w:rPr>
+          <w:rFonts w:eastAsiaTheme="majorEastAsia"/>
+        </w:rPr>
+      </w:pPr>
+      <w:r>
+        <w:rPr>
+          <w:rFonts w:eastAsiaTheme="majorEastAsia"/>
+        </w:rPr>
+        <w:t>La empresa resuelve principalmente la falta de tiempo para preparar desayunos balanceados y la dificultad de acceso a opciones saludables en horarios tempranos. Entre sus características diferenciadoras destacan la accesibilidad digital, la conveniencia de la entrega puntual, la posibilidad de personalización según preferencias o restricciones alimenticias y un sistema de preventa que reduce el desperdicio de insumos.</w:t>
+      </w:r>
+    </w:p>
+    <w:p>
+      <w:pPr>
+        <w:pStyle w:val="Ttulo3"/>
+      </w:pPr>
+      <w:bookmarkStart w:id="7" w:name="_Toc223786758"/>
+      <w:r>
+        <w:t>Segmentos de clientes</w:t>
+      </w:r>
+      <w:bookmarkEnd w:id="7"/>
+    </w:p>
+    <w:p>
+      <w:pPr>
+        <w:rPr>
+          <w:rFonts w:eastAsiaTheme="majorEastAsia"/>
+        </w:rPr>
+      </w:pPr>
+      <w:r>
+        <w:rPr>
+          <w:rFonts w:eastAsiaTheme="majorEastAsia"/>
+        </w:rPr>
+        <w:t xml:space="preserve">Easy </w:t>
+      </w:r>
+      <w:proofErr w:type="spellStart"/>
+      <w:r>
+        <w:rPr>
+          <w:rFonts w:eastAsiaTheme="majorEastAsia"/>
+        </w:rPr>
+        <w:t>Breakfast</w:t>
+      </w:r>
+      <w:proofErr w:type="spellEnd"/>
+      <w:r>
+        <w:rPr>
+          <w:rFonts w:eastAsiaTheme="majorEastAsia"/>
+        </w:rPr>
+        <w:t xml:space="preserve"> se dirige a un nicho de mercado compuesto por adultos ejecutivos, personas que trabajan en oficina, estudiantes universitarios y consumidores interesados en mantener una alimentación saludable. El cliente objetivo principal está conformado por profesionales entre 25 y 45 años, con ingresos medios y rutinas laborales que limitan el tiempo destinado a la preparación de alimentos.</w:t>
+      </w:r>
+    </w:p>
+    <w:p>
+      <w:pPr>
+        <w:rPr>
+          <w:rFonts w:eastAsiaTheme="majorEastAsia"/>
+        </w:rPr>
+      </w:pPr>
+      <w:r>
+        <w:rPr>
+          <w:rFonts w:eastAsiaTheme="majorEastAsia"/>
+        </w:rPr>
+        <w:t>Este enfoque permite atender un segmento específico con necesidades claras de practicidad, nutrición y eficiencia en el uso del tiempo.</w:t>
+      </w:r>
+    </w:p>
+    <w:p>
+      <w:pPr>
+        <w:pStyle w:val="Ttulo3"/>
+      </w:pPr>
+      <w:bookmarkStart w:id="8" w:name="_Toc223786759"/>
+      <w:r>
+        <w:t>Canales</w:t>
+      </w:r>
+      <w:bookmarkEnd w:id="8"/>
+    </w:p>
+    <w:p>
+      <w:pPr>
+        <w:rPr>
+          <w:rFonts w:eastAsiaTheme="majorEastAsia"/>
+        </w:rPr>
+      </w:pPr>
+      <w:r>
+        <w:rPr>
+          <w:rFonts w:eastAsiaTheme="majorEastAsia"/>
+        </w:rPr>
+        <w:t>La empresa utiliza canales digitales como principal medio de comercialización. Entre ellos se encuentran la página web oficial, Instagram, Facebook y WhatsApp Business. Las redes sociales cumplen una función estratégica de captación y posicionamiento de marca, mientras que la página web actúa como canal principal para la gestión y cierre de ventas.</w:t>
+      </w:r>
+    </w:p>
+    <w:p>
+      <w:pPr>
+        <w:rPr>
+          <w:rFonts w:eastAsiaTheme="majorEastAsia"/>
+        </w:rPr>
+      </w:pPr>
+      <w:r>
+        <w:rPr>
+          <w:rFonts w:eastAsiaTheme="majorEastAsia"/>
+        </w:rPr>
+        <w:lastRenderedPageBreak/>
+        <w:t>El proceso se integra en la rutina del cliente mediante pedidos realizados con anticipación —generalmente la noche anterior— y entregas programadas en horario temprano, antes del inicio de la jornada laboral o académica.</w:t>
+      </w:r>
+    </w:p>
+    <w:p>
+      <w:pPr>
+        <w:pStyle w:val="Ttulo3"/>
+      </w:pPr>
+      <w:bookmarkStart w:id="9" w:name="_Toc223786760"/>
+      <w:r>
+        <w:t>Relación con los clientes</w:t>
+      </w:r>
+      <w:bookmarkEnd w:id="9"/>
+    </w:p>
+    <w:p>
+      <w:pPr>
+        <w:rPr>
+          <w:rFonts w:eastAsiaTheme="majorEastAsia"/>
+        </w:rPr>
+      </w:pPr>
+      <w:r>
+        <w:rPr>
+          <w:rFonts w:eastAsiaTheme="majorEastAsia"/>
+        </w:rPr>
+        <w:t xml:space="preserve">La relación con los clientes se basa en la atención personalizada y la construcción de fidelización a largo plazo. Se implementa asistencia directa a través de WhatsApp, complementada con un sistema </w:t>
+      </w:r>
+      <w:proofErr w:type="spellStart"/>
+      <w:r>
+        <w:rPr>
+          <w:rFonts w:eastAsiaTheme="majorEastAsia"/>
+        </w:rPr>
+        <w:t>semi-automatizado</w:t>
+      </w:r>
+      <w:proofErr w:type="spellEnd"/>
+      <w:r>
+        <w:rPr>
+          <w:rFonts w:eastAsiaTheme="majorEastAsia"/>
+        </w:rPr>
+        <w:t xml:space="preserve"> en la plataforma web para la gestión de pedidos.</w:t>
+      </w:r>
+    </w:p>
+    <w:p>
+      <w:pPr>
+        <w:rPr>
+          <w:rFonts w:eastAsiaTheme="majorEastAsia"/>
+        </w:rPr>
+      </w:pPr>
+      <w:r>
+        <w:rPr>
+          <w:rFonts w:eastAsiaTheme="majorEastAsia"/>
+        </w:rPr>
+        <w:t>Asimismo, se contempla la implementación de programas de fidelización mediante descuentos por compras frecuentes</w:t>
+      </w:r>
+      <w:r>
+        <w:rPr>
+          <w:rFonts w:eastAsiaTheme="majorEastAsia"/>
+        </w:rPr>
+        <w:t>, compras semanales o mensuales</w:t>
+      </w:r>
+      <w:r>
+        <w:rPr>
+          <w:rFonts w:eastAsiaTheme="majorEastAsia"/>
+        </w:rPr>
+        <w:t>. Los clientes esperan respuestas rápidas, productos frescos, entregas puntuales y opciones adaptadas a sus preferencias alimenticias, elementos que fortalecen la confianza y la recurrencia de compra.</w:t>
+      </w:r>
+    </w:p>
+    <w:p>
+      <w:pPr>
+        <w:pStyle w:val="Ttulo3"/>
+      </w:pPr>
+      <w:bookmarkStart w:id="10" w:name="_Toc223786761"/>
+      <w:r>
+        <w:t>Actividades clave</w:t>
+      </w:r>
+      <w:bookmarkEnd w:id="10"/>
+    </w:p>
+    <w:p>
+      <w:pPr>
+        <w:rPr>
+          <w:rFonts w:eastAsiaTheme="majorEastAsia"/>
+        </w:rPr>
+      </w:pPr>
+      <w:r>
+        <w:rPr>
+          <w:rFonts w:eastAsiaTheme="majorEastAsia"/>
+        </w:rPr>
+        <w:t>Las actividades clave del negocio incluyen la selección y compra de frutas frescas, la preparación y armado diario de los desayunos, el control de calidad e higiene, la gestión de pedidos online y la coordinación logística de entregas.</w:t>
+      </w:r>
+    </w:p>
+    <w:p>
+      <w:pPr>
+        <w:rPr>
+          <w:rFonts w:eastAsiaTheme="majorEastAsia"/>
+        </w:rPr>
+      </w:pPr>
+      <w:r>
+        <w:rPr>
+          <w:rFonts w:eastAsiaTheme="majorEastAsia"/>
+        </w:rPr>
+        <w:t>Adicionalmente, se desarrollan actividades de marketing digital, administración de la página web, gestión de redes sociales y atención al cliente. En el ámbito financiero, se gestionan preventas, pagos digitales y estrategias promocionales para incentivar el volumen de ventas.</w:t>
+      </w:r>
+    </w:p>
+    <w:p>
+      <w:pPr>
+        <w:rPr>
+          <w:rFonts w:eastAsiaTheme="majorEastAsia"/>
+        </w:rPr>
+      </w:pPr>
+      <w:r>
+        <w:rPr>
+          <w:rFonts w:eastAsiaTheme="majorEastAsia"/>
+        </w:rPr>
+        <w:t xml:space="preserve">Estas actividades permiten garantizar la eficiencia operativa y el cumplimiento de la </w:t>
+      </w:r>
+      <w:r>
+        <w:rPr>
+          <w:rFonts w:eastAsiaTheme="majorEastAsia"/>
+        </w:rPr>
+        <w:lastRenderedPageBreak/>
+        <w:t>propuesta de valor.</w:t>
+      </w:r>
+    </w:p>
+    <w:p>
+      <w:pPr>
+        <w:pStyle w:val="Ttulo3"/>
+      </w:pPr>
+      <w:bookmarkStart w:id="11" w:name="_Toc223786762"/>
+      <w:r>
+        <w:t>Recursos clave</w:t>
+      </w:r>
+      <w:bookmarkEnd w:id="11"/>
+    </w:p>
+    <w:p>
+      <w:pPr>
+        <w:rPr>
+          <w:rFonts w:eastAsiaTheme="majorEastAsia"/>
+        </w:rPr>
+      </w:pPr>
+      <w:r>
+        <w:rPr>
+          <w:rFonts w:eastAsiaTheme="majorEastAsia"/>
+        </w:rPr>
+        <w:t xml:space="preserve">Para ejecutar el modelo de negocio, Easy </w:t>
+      </w:r>
+      <w:proofErr w:type="spellStart"/>
+      <w:r>
+        <w:rPr>
+          <w:rFonts w:eastAsiaTheme="majorEastAsia"/>
+        </w:rPr>
+        <w:t>Breakfast</w:t>
+      </w:r>
+      <w:proofErr w:type="spellEnd"/>
+      <w:r>
+        <w:rPr>
+          <w:rFonts w:eastAsiaTheme="majorEastAsia"/>
+        </w:rPr>
+        <w:t xml:space="preserve"> dispone de recursos físicos, humanos, intelectuales y financieros.</w:t>
+      </w:r>
+    </w:p>
+    <w:p>
+      <w:pPr>
+        <w:rPr>
+          <w:rFonts w:eastAsiaTheme="majorEastAsia"/>
+        </w:rPr>
+      </w:pPr>
+      <w:r>
+        <w:rPr>
+          <w:rFonts w:eastAsiaTheme="majorEastAsia"/>
+        </w:rPr>
+        <w:t xml:space="preserve">Entre los recursos físicos destacan la cocina equipada, sistemas de refrigeración y utensilios especializados. Los recursos humanos incluyen personal de cocina, repartidor y un </w:t>
+      </w:r>
+      <w:proofErr w:type="spellStart"/>
+      <w:r>
+        <w:rPr>
+          <w:rFonts w:eastAsiaTheme="majorEastAsia"/>
+        </w:rPr>
+        <w:t>community</w:t>
+      </w:r>
+      <w:proofErr w:type="spellEnd"/>
+      <w:r>
+        <w:rPr>
+          <w:rFonts w:eastAsiaTheme="majorEastAsia"/>
+        </w:rPr>
+        <w:t xml:space="preserve"> manager encargado de la gestión digital y posicionamiento de la marca.</w:t>
+      </w:r>
+    </w:p>
+    <w:p>
+      <w:pPr>
+        <w:rPr>
+          <w:rFonts w:eastAsiaTheme="majorEastAsia"/>
+        </w:rPr>
+      </w:pPr>
+      <w:r>
+        <w:rPr>
+          <w:rFonts w:eastAsiaTheme="majorEastAsia"/>
+        </w:rPr>
+        <w:t>En cuanto a los recursos intelectuales, se consideran la marca registrada, las recetas propias y la base de datos de clientes. Finalmente, los recursos financieros comprenden el capital inicial y el flujo de caja necesario para sostener la operación diaria.</w:t>
+      </w:r>
+    </w:p>
+    <w:p>
+      <w:pPr>
+        <w:pStyle w:val="Ttulo3"/>
+      </w:pPr>
+      <w:bookmarkStart w:id="12" w:name="_Toc223786763"/>
+      <w:r>
+        <w:t>Socios clave</w:t>
+      </w:r>
+      <w:bookmarkEnd w:id="12"/>
+    </w:p>
+    <w:p>
+      <w:pPr>
+        <w:rPr>
+          <w:rFonts w:eastAsiaTheme="majorEastAsia"/>
+        </w:rPr>
+      </w:pPr>
+      <w:r>
+        <w:rPr>
+          <w:rFonts w:eastAsiaTheme="majorEastAsia"/>
+        </w:rPr>
+        <w:t xml:space="preserve">El modelo de negocio se apoya en alianzas estratégicas con proveedores mayoristas de frutas frescas, proveedores de granos, yogur y frutos secos, distribuidores de envases ecológicos y plataformas de pago online. En caso de tercerización, también se contempla la colaboración con servicios de </w:t>
+      </w:r>
+      <w:proofErr w:type="spellStart"/>
+      <w:r>
+        <w:rPr>
+          <w:rFonts w:eastAsiaTheme="majorEastAsia"/>
+        </w:rPr>
+        <w:t>delivery</w:t>
+      </w:r>
+      <w:proofErr w:type="spellEnd"/>
+      <w:r>
+        <w:rPr>
+          <w:rFonts w:eastAsiaTheme="majorEastAsia"/>
+        </w:rPr>
+        <w:t>.</w:t>
+      </w:r>
+    </w:p>
+    <w:p>
+      <w:pPr>
+        <w:rPr>
+          <w:rFonts w:eastAsiaTheme="majorEastAsia"/>
+        </w:rPr>
+      </w:pPr>
+      <w:r>
+        <w:rPr>
+          <w:rFonts w:eastAsiaTheme="majorEastAsia"/>
+        </w:rPr>
+        <w:t>Estas alianzas permiten garantizar abastecimiento constante, calidad en la materia prima, optimización de costos y reducción de riesgos asociados a retrasos o escasez de insumos.</w:t>
+      </w:r>
+    </w:p>
+    <w:p>
+      <w:pPr>
+        <w:pStyle w:val="Ttulo3"/>
+      </w:pPr>
+      <w:bookmarkStart w:id="13" w:name="_Toc223786764"/>
+      <w:r>
+        <w:t>Estructura de costos</w:t>
+      </w:r>
+      <w:bookmarkEnd w:id="13"/>
+    </w:p>
+    <w:p>
+      <w:pPr>
+        <w:rPr>
+          <w:rFonts w:eastAsiaTheme="majorEastAsia"/>
+        </w:rPr>
+      </w:pPr>
+      <w:r>
+        <w:rPr>
+          <w:rFonts w:eastAsiaTheme="majorEastAsia"/>
+        </w:rPr>
+        <w:t xml:space="preserve">La estructura de costos está compuesta principalmente por la compra de frutas e </w:t>
+      </w:r>
+      <w:r>
+        <w:rPr>
+          <w:rFonts w:eastAsiaTheme="majorEastAsia"/>
+        </w:rPr>
+        <w:lastRenderedPageBreak/>
+        <w:t xml:space="preserve">insumos, mano de obra, servicio de </w:t>
+      </w:r>
+      <w:proofErr w:type="spellStart"/>
+      <w:r>
+        <w:rPr>
+          <w:rFonts w:eastAsiaTheme="majorEastAsia"/>
+        </w:rPr>
+        <w:t>delivery</w:t>
+      </w:r>
+      <w:proofErr w:type="spellEnd"/>
+      <w:r>
+        <w:rPr>
+          <w:rFonts w:eastAsiaTheme="majorEastAsia"/>
+        </w:rPr>
+        <w:t>, marketing digital y gastos de hosting y mantenimiento web. Los recursos y actividades más costosos corresponden a los insumos frescos y al personal operativo, así como a la preparación diaria y logística de entrega.</w:t>
+      </w:r>
+    </w:p>
+    <w:p>
+      <w:pPr>
+        <w:rPr>
+          <w:rFonts w:eastAsiaTheme="majorEastAsia"/>
+        </w:rPr>
+      </w:pPr>
+      <w:r>
+        <w:rPr>
+          <w:rFonts w:eastAsiaTheme="majorEastAsia"/>
+        </w:rPr>
+        <w:t>El modelo se orienta más hacia la generación de valor que hacia la competencia por precios bajos, priorizando calidad, frescura y conveniencia como factores diferenciadores.</w:t>
+      </w:r>
+    </w:p>
+    <w:p>
+      <w:pPr>
+        <w:pStyle w:val="Ttulo3"/>
+      </w:pPr>
+      <w:bookmarkStart w:id="14" w:name="_Toc223786765"/>
+      <w:r>
+        <w:t>Fuentes de ingresos</w:t>
+      </w:r>
+      <w:bookmarkEnd w:id="14"/>
+    </w:p>
+    <w:p>
+      <w:pPr>
+        <w:rPr>
+          <w:rFonts w:eastAsiaTheme="majorEastAsia"/>
+        </w:rPr>
+      </w:pPr>
+      <w:r>
+        <w:rPr>
+          <w:rFonts w:eastAsiaTheme="majorEastAsia"/>
+        </w:rPr>
+        <w:t>Las fuentes de ingresos provienen principalmente de la venta directa de desayunos saludables. Adicionalmente, se contempla la implementación de suscripciones semanales o mensuales y descuentos por volumen para incentivar compras recurrentes.</w:t>
+      </w:r>
+    </w:p>
+    <w:p>
+      <w:pPr>
+        <w:rPr>
+          <w:rFonts w:eastAsiaTheme="majorEastAsia"/>
+        </w:rPr>
+      </w:pPr>
+      <w:r>
+        <w:rPr>
+          <w:rFonts w:eastAsiaTheme="majorEastAsia"/>
+        </w:rPr>
+        <w:t>Los clientes pueden realizar pagos mediante transferencias bancarias, tarjetas</w:t>
+      </w:r>
+      <w:r>
+        <w:rPr>
+          <w:rFonts w:eastAsiaTheme="majorEastAsia"/>
+        </w:rPr>
+        <w:t xml:space="preserve"> o</w:t>
+      </w:r>
+      <w:r>
+        <w:rPr>
+          <w:rFonts w:eastAsiaTheme="majorEastAsia"/>
+        </w:rPr>
+        <w:t xml:space="preserve"> pagos móvile</w:t>
+      </w:r>
+      <w:r>
+        <w:rPr>
+          <w:rFonts w:eastAsiaTheme="majorEastAsia"/>
+        </w:rPr>
+        <w:t>s</w:t>
+      </w:r>
+      <w:r>
+        <w:rPr>
+          <w:rFonts w:eastAsiaTheme="majorEastAsia"/>
+        </w:rPr>
+        <w:t>. La estructura de precios es fija según el tipo de desayuno, con promociones dinámicas en fechas especiales y beneficios para clientes frecuentes.</w:t>
+      </w:r>
+    </w:p>
+    <w:p>
+      <w:pPr>
+        <w:pStyle w:val="Ttulo2"/>
+      </w:pPr>
+      <w:bookmarkStart w:id="15" w:name="_Toc223786766"/>
+      <w:r>
+        <w:t>Conclusión general del marco teórico</w:t>
+      </w:r>
+      <w:bookmarkEnd w:id="15"/>
+    </w:p>
+    <w:p>
+      <w:r>
+        <w:t xml:space="preserve">El análisis de los diferentes enfoques teóricos relacionados con el marketing estratégico, las estrategias de ventas y el modelo de negocio </w:t>
+      </w:r>
+      <w:proofErr w:type="spellStart"/>
+      <w:r>
+        <w:t>Canvas</w:t>
+      </w:r>
+      <w:proofErr w:type="spellEnd"/>
+      <w:r>
+        <w:t xml:space="preserve"> permite comprender la importancia de planificar adecuadamente las actividades comerciales dentro de un emprendimiento.</w:t>
+      </w:r>
+    </w:p>
+    <w:p>
+      <w:r>
+        <w:t xml:space="preserve">Las investigaciones revisadas coinciden en que la aplicación de estrategias de marketing y ventas contribuye significativamente al posicionamiento de la marca, la fidelización de clientes y el incremento de la rentabilidad. Asimismo, el conocimiento </w:t>
+      </w:r>
+      <w:r>
+        <w:lastRenderedPageBreak/>
+        <w:t>del mercado y la identificación de las necesidades del consumidor se convierten en elementos clave para el desarrollo de propuestas de valor competitivas.</w:t>
+      </w:r>
+    </w:p>
+    <w:p>
+      <w:r>
+        <w:t xml:space="preserve">En el caso del emprendimiento </w:t>
+      </w:r>
+      <w:r>
+        <w:rPr>
+          <w:rStyle w:val="Textoennegrita"/>
+          <w:rFonts w:eastAsiaTheme="majorEastAsia"/>
+        </w:rPr>
+        <w:t xml:space="preserve">Easy </w:t>
+      </w:r>
+      <w:proofErr w:type="spellStart"/>
+      <w:r>
+        <w:rPr>
+          <w:rStyle w:val="Textoennegrita"/>
+          <w:rFonts w:eastAsiaTheme="majorEastAsia"/>
+        </w:rPr>
+        <w:t>Breakfast</w:t>
+      </w:r>
+      <w:proofErr w:type="spellEnd"/>
+      <w:r>
+        <w:t xml:space="preserve">, la implementación de estrategias de marketing estratégico y ventas permitirá fortalecer su presencia en el mercado, mejorar la relación con los clientes y promover el crecimiento del negocio. Del mismo modo, el uso del modelo de negocio </w:t>
+      </w:r>
+      <w:proofErr w:type="spellStart"/>
+      <w:r>
+        <w:t>Canvas</w:t>
+      </w:r>
+      <w:proofErr w:type="spellEnd"/>
+      <w:r>
+        <w:t xml:space="preserve"> facilita la comprensión de los componentes esenciales del emprendimiento y orienta la toma de decisiones para su desarrollo sostenible.</w:t>
+      </w:r>
+    </w:p>
+    <w:p>
+      <w:r>
+        <w:t xml:space="preserve">En conclusión, el marco teórico proporciona las bases conceptuales necesarias para sustentar el diseño de estrategias comerciales que permitan a Easy </w:t>
+      </w:r>
+      <w:proofErr w:type="spellStart"/>
+      <w:r>
+        <w:t>Breakfast</w:t>
+      </w:r>
+      <w:proofErr w:type="spellEnd"/>
+      <w:r>
+        <w:t xml:space="preserve"> consolidarse en el mercado y alcanzar sus objetivos empresariales.</w:t>
+      </w:r>
+    </w:p>
+    <w:p>
+      <w:pPr>
+        <w:rPr>
+          <w:rFonts w:eastAsiaTheme="majorEastAsia"/>
+        </w:rPr>
+      </w:pPr>
+    </w:p>
+    <w:p>
+      <w:pPr>
+        <w:pStyle w:val="Ttulo2"/>
+      </w:pPr>
+      <w:bookmarkStart w:id="16" w:name="_Toc223786767"/>
+      <w:r>
+        <w:t>Filosofía Organizacional</w:t>
+      </w:r>
+      <w:bookmarkEnd w:id="16"/>
+    </w:p>
+    <w:p>
+      <w:pPr>
+        <w:rPr>
+          <w:rFonts w:eastAsiaTheme="majorEastAsia"/>
+        </w:rPr>
+      </w:pPr>
+      <w:r>
+        <w:rPr>
+          <w:rFonts w:eastAsiaTheme="majorEastAsia"/>
+        </w:rPr>
+        <w:t xml:space="preserve">La filosofía organizacional de </w:t>
+      </w:r>
+      <w:r>
+        <w:rPr>
+          <w:rFonts w:eastAsiaTheme="majorEastAsia"/>
           <w:b/>
           <w:bCs/>
-          <w:lang w:val="en-US"/>
-        </w:rPr>
-        <w:instrText xml:space="preserve"> SEQ Figura \* ARABIC </w:instrText>
-      </w:r>
-      <w:r>
-        <w:rPr>
+        </w:rPr>
+        <w:t xml:space="preserve">Easy </w:t>
+      </w:r>
+      <w:proofErr w:type="spellStart"/>
+      <w:r>
+        <w:rPr>
+          <w:rFonts w:eastAsiaTheme="majorEastAsia"/>
           <w:b/>
           <w:bCs/>
         </w:rPr>
-        <w:fldChar w:fldCharType="separate"/>
-      </w:r>
-      <w:r>
-        <w:rPr>
-          <w:b/>
-          <w:bCs/>
-          <w:noProof/>
-          <w:lang w:val="en-US"/>
-        </w:rPr>
-        <w:t>1</w:t>
-      </w:r>
-      <w:r>
-        <w:rPr>
-          <w:b/>
-          <w:bCs/>
-        </w:rPr>
-        <w:fldChar w:fldCharType="end"/>
-      </w:r>
-      <w:r>
-        <w:rPr>
-          <w:lang w:val="en-US"/>
-        </w:rPr>
-        <w:br/>
-        <w:t>The Business Model Canvas</w:t>
-      </w:r>
-    </w:p>
-    <w:p>
-      <w:pPr>
-        <w:keepNext/>
-      </w:pPr>
-      <w:r>
-        <w:rPr>
-          <w:rFonts w:eastAsiaTheme="majorEastAsia"/>
-          <w:noProof/>
-        </w:rPr>
-        <w:drawing>
-          <wp:inline distT="0" distB="0" distL="0" distR="0" wp14:anchorId="7E2793D8" wp14:editId="76E627ED">
-            <wp:extent cx="5668171" cy="4007555"/>
-            <wp:effectExtent l="0" t="0" r="8890" b="0"/>
-            <wp:docPr id="2" name="Picture 2"/>
-            <wp:cNvGraphicFramePr>
-              <a:graphicFrameLocks xmlns:a="http://schemas.openxmlformats.org/drawingml/2006/main" noChangeAspect="1"/>
-            </wp:cNvGraphicFramePr>
-            <a:graphic xmlns:a="http://schemas.openxmlformats.org/drawingml/2006/main">
-              <a:graphicData uri="http://schemas.openxmlformats.org/drawingml/2006/picture">
-                <pic:pic xmlns:pic="http://schemas.openxmlformats.org/drawingml/2006/picture">
-                  <pic:nvPicPr>
-                    <pic:cNvPr id="0" name="Picture 1"/>
-                    <pic:cNvPicPr>
-                      <a:picLocks noChangeAspect="1" noChangeArrowheads="1"/>
-                    </pic:cNvPicPr>
-                  </pic:nvPicPr>
-                  <pic:blipFill>
-                    <a:blip r:embed="rId15" cstate="print">
-                      <a:extLst>
-                        <a:ext uri="{28A0092B-C50C-407E-A947-70E740481C1C}">
-                          <a14:useLocalDpi xmlns:a14="http://schemas.microsoft.com/office/drawing/2010/main" val="0"/>
-                        </a:ext>
-                      </a:extLst>
-                    </a:blip>
-                    <a:srcRect/>
-                    <a:stretch>
-                      <a:fillRect/>
-                    </a:stretch>
-                  </pic:blipFill>
-                  <pic:spPr bwMode="auto">
-                    <a:xfrm>
-                      <a:off x="0" y="0"/>
-                      <a:ext cx="5668171" cy="4007555"/>
-                    </a:xfrm>
-                    <a:prstGeom prst="rect">
-                      <a:avLst/>
-                    </a:prstGeom>
-                    <a:noFill/>
-                    <a:ln>
-                      <a:noFill/>
-                    </a:ln>
-                  </pic:spPr>
-                </pic:pic>
-              </a:graphicData>
-            </a:graphic>
-          </wp:inline>
-        </w:drawing>
-      </w:r>
-    </w:p>
-    <w:p>
-      <w:pPr>
-        <w:rPr>
-          <w:rFonts w:eastAsiaTheme="majorEastAsia"/>
-        </w:rPr>
-      </w:pPr>
-      <w:r>
-        <w:rPr>
-          <w:rFonts w:eastAsiaTheme="majorEastAsia"/>
-          <w:b/>
-          <w:bCs/>
-        </w:rPr>
-        <w:t>Nota:</w:t>
-      </w:r>
-      <w:r>
-        <w:rPr>
-          <w:rFonts w:eastAsiaTheme="majorEastAsia"/>
-        </w:rPr>
-        <w:t xml:space="preserve"> </w:t>
-      </w:r>
-      <w:r>
-        <w:rPr>
-          <w:rFonts w:eastAsiaTheme="majorEastAsia"/>
-        </w:rPr>
-        <w:t xml:space="preserve">El gráfico representa el Modelo de Negocio </w:t>
-      </w:r>
-      <w:proofErr w:type="spellStart"/>
-      <w:r>
-        <w:rPr>
-          <w:rFonts w:eastAsiaTheme="majorEastAsia"/>
-        </w:rPr>
-        <w:t>Canvas</w:t>
+        <w:t>Breakfast</w:t>
       </w:r>
       <w:proofErr w:type="spellEnd"/>
       <w:r>
         <w:rPr>
           <w:rFonts w:eastAsiaTheme="majorEastAsia"/>
         </w:rPr>
-        <w:t xml:space="preserve">, donde se visualizan de manera integral los componentes estratégicos que sustentan la creación, entrega y captura de valor del negocio. </w:t>
-      </w:r>
-    </w:p>
-    <w:p>
-      <w:pPr>
-        <w:rPr>
-          <w:rFonts w:eastAsiaTheme="majorEastAsia"/>
-        </w:rPr>
-      </w:pPr>
-      <w:r>
-        <w:rPr>
-          <w:rFonts w:eastAsiaTheme="majorEastAsia"/>
-        </w:rPr>
-        <w:t xml:space="preserve">La estructuración estratégica de </w:t>
-      </w:r>
-      <w:r>
-        <w:rPr>
-          <w:rFonts w:eastAsiaTheme="majorEastAsia"/>
-          <w:b/>
-          <w:bCs/>
-        </w:rPr>
-        <w:t xml:space="preserve">Easy </w:t>
-      </w:r>
-      <w:proofErr w:type="spellStart"/>
-      <w:r>
-        <w:rPr>
-          <w:rFonts w:eastAsiaTheme="majorEastAsia"/>
-          <w:b/>
-          <w:bCs/>
-        </w:rPr>
-        <w:t>Breakfast</w:t>
-      </w:r>
-      <w:proofErr w:type="spellEnd"/>
-      <w:r>
-        <w:rPr>
-          <w:rFonts w:eastAsiaTheme="majorEastAsia"/>
-        </w:rPr>
-        <w:t xml:space="preserve"> se fundamenta en el Modelo </w:t>
-      </w:r>
-      <w:proofErr w:type="spellStart"/>
-      <w:r>
-        <w:rPr>
-          <w:rFonts w:eastAsiaTheme="majorEastAsia"/>
-        </w:rPr>
-        <w:t>Canvas</w:t>
-      </w:r>
-      <w:proofErr w:type="spellEnd"/>
-      <w:r>
-        <w:rPr>
-          <w:rFonts w:eastAsiaTheme="majorEastAsia"/>
-        </w:rPr>
-        <w:t xml:space="preserve">, </w:t>
-      </w:r>
-      <w:r>
-        <w:rPr>
-          <w:rFonts w:eastAsiaTheme="majorEastAsia"/>
-        </w:rPr>
+        <w:t xml:space="preserve"> se fundamenta en el compromiso con la alimentación saludable, la eficiencia operativa y el uso estratégico de la tecnología como herramienta de transformación en los hábitos de consumo. La empresa no solo busca generar rentabilidad, sino también facilitar el acceso a opciones nutritivas para personas con limitaciones de tiempo, promoviendo un estilo de vida equilibrado y sostenible.</w:t>
+      </w:r>
+    </w:p>
+    <w:p>
+      <w:pPr>
+        <w:pStyle w:val="Ttulo3"/>
+      </w:pPr>
+      <w:bookmarkStart w:id="17" w:name="_Toc223786768"/>
+      <w:r>
+        <w:t>Misión</w:t>
+      </w:r>
+      <w:bookmarkEnd w:id="17"/>
+    </w:p>
+    <w:p>
+      <w:pPr>
+        <w:rPr>
+          <w:rFonts w:eastAsiaTheme="majorEastAsia"/>
+        </w:rPr>
+      </w:pPr>
+      <w:r>
+        <w:rPr>
+          <w:rFonts w:eastAsiaTheme="majorEastAsia"/>
+        </w:rPr>
+        <w:t>Ofrecer desayunos saludables de alta calidad mediante una plataforma digital que facilite el pedido</w:t>
+      </w:r>
+      <w:r>
+        <w:rPr>
+          <w:rFonts w:eastAsiaTheme="majorEastAsia"/>
+        </w:rPr>
+        <w:t xml:space="preserve"> anticipado</w:t>
+      </w:r>
+      <w:r>
+        <w:rPr>
+          <w:rFonts w:eastAsiaTheme="majorEastAsia"/>
+        </w:rPr>
+        <w:t xml:space="preserve"> a personas con tiempo</w:t>
+      </w:r>
+      <w:r>
+        <w:rPr>
+          <w:rFonts w:eastAsiaTheme="majorEastAsia"/>
+        </w:rPr>
+        <w:t xml:space="preserve"> limitado</w:t>
+      </w:r>
+      <w:r>
+        <w:rPr>
+          <w:rFonts w:eastAsiaTheme="majorEastAsia"/>
+        </w:rPr>
+        <w:t>.</w:t>
+      </w:r>
+    </w:p>
+    <w:p>
+      <w:pPr>
+        <w:pStyle w:val="Ttulo3"/>
+      </w:pPr>
+      <w:bookmarkStart w:id="18" w:name="_Toc223786769"/>
+      <w:r>
         <w:lastRenderedPageBreak/>
-        <w:t>herramienta que permite visualizar de manera integral la lógica de creación, entrega y captura de valor del negocio. A través de sus nueve módulos, se describe cómo la empresa organiza sus recursos, actividades y relaciones para ofrecer desayunos saludables bajo un sistema de pedidos online con entrega programada.</w:t>
-      </w:r>
-    </w:p>
-    <w:p>
-      <w:pPr>
-        <w:pStyle w:val="Ttulo3"/>
-      </w:pPr>
-      <w:bookmarkStart w:id="6" w:name="_Toc223786757"/>
-      <w:r>
-        <w:t>Propuesta de valor</w:t>
-      </w:r>
-      <w:bookmarkEnd w:id="6"/>
-    </w:p>
-    <w:p>
-      <w:pPr>
-        <w:rPr>
-          <w:rFonts w:eastAsiaTheme="majorEastAsia"/>
-        </w:rPr>
-      </w:pPr>
-      <w:r>
-        <w:rPr>
-          <w:rFonts w:eastAsiaTheme="majorEastAsia"/>
-        </w:rPr>
-        <w:t xml:space="preserve">La propuesta de valor de Easy </w:t>
-      </w:r>
-      <w:proofErr w:type="spellStart"/>
-      <w:r>
-        <w:rPr>
-          <w:rFonts w:eastAsiaTheme="majorEastAsia"/>
-        </w:rPr>
-        <w:t>Breakfast</w:t>
-      </w:r>
-      <w:proofErr w:type="spellEnd"/>
-      <w:r>
-        <w:rPr>
-          <w:rFonts w:eastAsiaTheme="majorEastAsia"/>
-        </w:rPr>
-        <w:t xml:space="preserve"> se centra en ofrecer desayunos saludables, frescos y listos para consumir, solicitados con anticipación mediante una plataforma web. El negocio busca elevar la accesibilidad a alimentos nutritivos para personas con limitaciones de tiempo, facilitando la planificación alimenticia y reduciendo la necesidad de compras presenciales.</w:t>
-      </w:r>
-    </w:p>
-    <w:p>
-      <w:pPr>
-        <w:rPr>
-          <w:rFonts w:eastAsiaTheme="majorEastAsia"/>
-        </w:rPr>
-      </w:pPr>
-      <w:r>
-        <w:rPr>
-          <w:rFonts w:eastAsiaTheme="majorEastAsia"/>
-        </w:rPr>
-        <w:t>La empresa resuelve principalmente la falta de tiempo para preparar desayunos balanceados y la dificultad de acceso a opciones saludables en horarios tempranos. Entre sus características diferenciadoras destacan la accesibilidad digital, la conveniencia de la entrega puntual, la posibilidad de personalización según preferencias o restricciones alimenticias y un sistema de preventa que reduce el desperdicio de insumos.</w:t>
-      </w:r>
-    </w:p>
-    <w:p>
-      <w:pPr>
-        <w:pStyle w:val="Ttulo3"/>
-      </w:pPr>
-      <w:bookmarkStart w:id="7" w:name="_Toc223786758"/>
-      <w:r>
-        <w:t>Segmentos de clientes</w:t>
-      </w:r>
-      <w:bookmarkEnd w:id="7"/>
-    </w:p>
-    <w:p>
-      <w:pPr>
-        <w:rPr>
-          <w:rFonts w:eastAsiaTheme="majorEastAsia"/>
-        </w:rPr>
-      </w:pPr>
-      <w:r>
-        <w:rPr>
-          <w:rFonts w:eastAsiaTheme="majorEastAsia"/>
-        </w:rPr>
-        <w:t xml:space="preserve">Easy </w:t>
-      </w:r>
-      <w:proofErr w:type="spellStart"/>
-      <w:r>
-        <w:rPr>
-          <w:rFonts w:eastAsiaTheme="majorEastAsia"/>
-        </w:rPr>
-        <w:t>Breakfast</w:t>
-      </w:r>
-      <w:proofErr w:type="spellEnd"/>
-      <w:r>
-        <w:rPr>
-          <w:rFonts w:eastAsiaTheme="majorEastAsia"/>
-        </w:rPr>
-        <w:t xml:space="preserve"> se dirige a un nicho de mercado compuesto por adultos ejecutivos, personas que trabajan en oficina, estudiantes universitarios y consumidores interesados en mantener una alimentación saludable. El cliente objetivo principal está conformado por profesionales entre 25 y 45 años, con ingresos medios y rutinas laborales que limitan el tiempo destinado a la preparación de alimentos.</w:t>
-      </w:r>
-    </w:p>
-    <w:p>
-      <w:pPr>
-        <w:rPr>
-          <w:rFonts w:eastAsiaTheme="majorEastAsia"/>
-        </w:rPr>
-      </w:pPr>
-      <w:r>
-        <w:rPr>
-          <w:rFonts w:eastAsiaTheme="majorEastAsia"/>
-        </w:rPr>
-        <w:t xml:space="preserve">Este enfoque permite atender un segmento específico con necesidades claras de </w:t>
-      </w:r>
-      <w:r>
-        <w:rPr>
-          <w:rFonts w:eastAsiaTheme="majorEastAsia"/>
-        </w:rPr>
-        <w:lastRenderedPageBreak/>
-        <w:t>practicidad, nutrición y eficiencia en el uso del tiempo.</w:t>
-      </w:r>
-    </w:p>
-    <w:p>
-      <w:pPr>
-        <w:pStyle w:val="Ttulo3"/>
-      </w:pPr>
-      <w:bookmarkStart w:id="8" w:name="_Toc223786759"/>
-      <w:r>
-        <w:t>Canales</w:t>
-      </w:r>
-      <w:bookmarkEnd w:id="8"/>
-    </w:p>
-    <w:p>
-      <w:pPr>
-        <w:rPr>
-          <w:rFonts w:eastAsiaTheme="majorEastAsia"/>
-        </w:rPr>
-      </w:pPr>
-      <w:r>
-        <w:rPr>
-          <w:rFonts w:eastAsiaTheme="majorEastAsia"/>
-        </w:rPr>
-        <w:t>La empresa utiliza canales digitales como principal medio de comercialización. Entre ellos se encuentran la página web oficial, Instagram, Facebook y WhatsApp Business. Las redes sociales cumplen una función estratégica de captación y posicionamiento de marca, mientras que la página web actúa como canal principal para la gestión y cierre de ventas.</w:t>
-      </w:r>
-    </w:p>
-    <w:p>
-      <w:pPr>
-        <w:rPr>
-          <w:rFonts w:eastAsiaTheme="majorEastAsia"/>
-        </w:rPr>
-      </w:pPr>
-      <w:r>
-        <w:rPr>
-          <w:rFonts w:eastAsiaTheme="majorEastAsia"/>
-        </w:rPr>
-        <w:t>El proceso se integra en la rutina del cliente mediante pedidos realizados con anticipación —generalmente la noche anterior— y entregas programadas en horario temprano, antes del inicio de la jornada laboral o académica.</w:t>
-      </w:r>
-    </w:p>
-    <w:p>
-      <w:pPr>
-        <w:pStyle w:val="Ttulo3"/>
-      </w:pPr>
-      <w:bookmarkStart w:id="9" w:name="_Toc223786760"/>
-      <w:r>
-        <w:t>Relación con los clientes</w:t>
-      </w:r>
-      <w:bookmarkEnd w:id="9"/>
-    </w:p>
-    <w:p>
-      <w:pPr>
-        <w:rPr>
-          <w:rFonts w:eastAsiaTheme="majorEastAsia"/>
-        </w:rPr>
-      </w:pPr>
-      <w:r>
-        <w:rPr>
-          <w:rFonts w:eastAsiaTheme="majorEastAsia"/>
-        </w:rPr>
-        <w:t xml:space="preserve">La relación con los clientes se basa en la atención personalizada y la construcción de fidelización a largo plazo. Se implementa asistencia directa a través de WhatsApp, complementada con un sistema </w:t>
-      </w:r>
-      <w:proofErr w:type="spellStart"/>
-      <w:r>
-        <w:rPr>
-          <w:rFonts w:eastAsiaTheme="majorEastAsia"/>
-        </w:rPr>
-        <w:t>semi-automatizado</w:t>
-      </w:r>
-      <w:proofErr w:type="spellEnd"/>
-      <w:r>
-        <w:rPr>
-          <w:rFonts w:eastAsiaTheme="majorEastAsia"/>
-        </w:rPr>
-        <w:t xml:space="preserve"> en la plataforma web para la gestión de pedidos.</w:t>
-      </w:r>
-    </w:p>
-    <w:p>
-      <w:pPr>
-        <w:rPr>
-          <w:rFonts w:eastAsiaTheme="majorEastAsia"/>
-        </w:rPr>
-      </w:pPr>
-      <w:r>
-        <w:rPr>
-          <w:rFonts w:eastAsiaTheme="majorEastAsia"/>
-        </w:rPr>
-        <w:t>Asimismo, se contempla la implementación de programas de fidelización mediante descuentos por compras frecuentes</w:t>
-      </w:r>
-      <w:r>
-        <w:rPr>
-          <w:rFonts w:eastAsiaTheme="majorEastAsia"/>
-        </w:rPr>
-        <w:t>, compras semanales o mensuales</w:t>
-      </w:r>
-      <w:r>
-        <w:rPr>
-          <w:rFonts w:eastAsiaTheme="majorEastAsia"/>
-        </w:rPr>
-        <w:t>. Los clientes esperan respuestas rápidas, productos frescos, entregas puntuales y opciones adaptadas a sus preferencias alimenticias, elementos que fortalecen la confianza y la recurrencia de compra.</w:t>
-      </w:r>
-    </w:p>
-    <w:p>
-      <w:pPr>
-        <w:pStyle w:val="Ttulo3"/>
-      </w:pPr>
-      <w:bookmarkStart w:id="10" w:name="_Toc223786761"/>
-      <w:r>
-        <w:t>Actividades clave</w:t>
-      </w:r>
-      <w:bookmarkEnd w:id="10"/>
-    </w:p>
-    <w:p>
-      <w:pPr>
-        <w:rPr>
-          <w:rFonts w:eastAsiaTheme="majorEastAsia"/>
-        </w:rPr>
-      </w:pPr>
-      <w:r>
-        <w:rPr>
-          <w:rFonts w:eastAsiaTheme="majorEastAsia"/>
-        </w:rPr>
-        <w:t xml:space="preserve">Las actividades clave del negocio incluyen la selección y compra de frutas frescas, la </w:t>
-      </w:r>
-      <w:r>
-        <w:rPr>
-          <w:rFonts w:eastAsiaTheme="majorEastAsia"/>
-        </w:rPr>
-        <w:lastRenderedPageBreak/>
-        <w:t>preparación y armado diario de los desayunos, el control de calidad e higiene, la gestión de pedidos online y la coordinación logística de entregas.</w:t>
-      </w:r>
-    </w:p>
-    <w:p>
-      <w:pPr>
-        <w:rPr>
-          <w:rFonts w:eastAsiaTheme="majorEastAsia"/>
-        </w:rPr>
-      </w:pPr>
-      <w:r>
-        <w:rPr>
-          <w:rFonts w:eastAsiaTheme="majorEastAsia"/>
-        </w:rPr>
-        <w:t>Adicionalmente, se desarrollan actividades de marketing digital, administración de la página web, gestión de redes sociales y atención al cliente. En el ámbito financiero, se gestionan preventas, pagos digitales y estrategias promocionales para incentivar el volumen de ventas.</w:t>
-      </w:r>
-    </w:p>
-    <w:p>
-      <w:pPr>
-        <w:rPr>
-          <w:rFonts w:eastAsiaTheme="majorEastAsia"/>
-        </w:rPr>
-      </w:pPr>
-      <w:r>
-        <w:rPr>
-          <w:rFonts w:eastAsiaTheme="majorEastAsia"/>
-        </w:rPr>
-        <w:t>Estas actividades permiten garantizar la eficiencia operativa y el cumplimiento de la propuesta de valor.</w:t>
-      </w:r>
-    </w:p>
-    <w:p>
-      <w:pPr>
-        <w:pStyle w:val="Ttulo3"/>
-      </w:pPr>
-      <w:bookmarkStart w:id="11" w:name="_Toc223786762"/>
-      <w:r>
-        <w:t>Recursos clave</w:t>
-      </w:r>
-      <w:bookmarkEnd w:id="11"/>
-    </w:p>
-    <w:p>
-      <w:pPr>
-        <w:rPr>
-          <w:rFonts w:eastAsiaTheme="majorEastAsia"/>
-        </w:rPr>
-      </w:pPr>
-      <w:r>
-        <w:rPr>
-          <w:rFonts w:eastAsiaTheme="majorEastAsia"/>
-        </w:rPr>
-        <w:t xml:space="preserve">Para ejecutar el modelo de negocio, Easy </w:t>
-      </w:r>
-      <w:proofErr w:type="spellStart"/>
-      <w:r>
-        <w:rPr>
-          <w:rFonts w:eastAsiaTheme="majorEastAsia"/>
-        </w:rPr>
-        <w:t>Breakfast</w:t>
-      </w:r>
-      <w:proofErr w:type="spellEnd"/>
-      <w:r>
-        <w:rPr>
-          <w:rFonts w:eastAsiaTheme="majorEastAsia"/>
-        </w:rPr>
-        <w:t xml:space="preserve"> dispone de recursos físicos, humanos, intelectuales y financieros.</w:t>
-      </w:r>
-    </w:p>
-    <w:p>
-      <w:pPr>
-        <w:rPr>
-          <w:rFonts w:eastAsiaTheme="majorEastAsia"/>
-        </w:rPr>
-      </w:pPr>
-      <w:r>
-        <w:rPr>
-          <w:rFonts w:eastAsiaTheme="majorEastAsia"/>
-        </w:rPr>
-        <w:t xml:space="preserve">Entre los recursos físicos destacan la cocina equipada, sistemas de refrigeración y utensilios especializados. Los recursos humanos incluyen personal de cocina, repartidor y un </w:t>
-      </w:r>
-      <w:proofErr w:type="spellStart"/>
-      <w:r>
-        <w:rPr>
-          <w:rFonts w:eastAsiaTheme="majorEastAsia"/>
-        </w:rPr>
-        <w:t>community</w:t>
-      </w:r>
-      <w:proofErr w:type="spellEnd"/>
-      <w:r>
-        <w:rPr>
-          <w:rFonts w:eastAsiaTheme="majorEastAsia"/>
-        </w:rPr>
-        <w:t xml:space="preserve"> manager encargado de la gestión digital y posicionamiento de la marca.</w:t>
-      </w:r>
-    </w:p>
-    <w:p>
-      <w:pPr>
-        <w:rPr>
-          <w:rFonts w:eastAsiaTheme="majorEastAsia"/>
-        </w:rPr>
-      </w:pPr>
-      <w:r>
-        <w:rPr>
-          <w:rFonts w:eastAsiaTheme="majorEastAsia"/>
-        </w:rPr>
-        <w:t>En cuanto a los recursos intelectuales, se consideran la marca registrada, las recetas propias y la base de datos de clientes. Finalmente, los recursos financieros comprenden el capital inicial y el flujo de caja necesario para sostener la operación diaria.</w:t>
-      </w:r>
-    </w:p>
-    <w:p>
-      <w:pPr>
-        <w:pStyle w:val="Ttulo3"/>
-      </w:pPr>
-      <w:bookmarkStart w:id="12" w:name="_Toc223786763"/>
-      <w:r>
-        <w:t>Socios clave</w:t>
-      </w:r>
-      <w:bookmarkEnd w:id="12"/>
-    </w:p>
-    <w:p>
-      <w:pPr>
-        <w:rPr>
-          <w:rFonts w:eastAsiaTheme="majorEastAsia"/>
-        </w:rPr>
-      </w:pPr>
-      <w:r>
-        <w:rPr>
-          <w:rFonts w:eastAsiaTheme="majorEastAsia"/>
-        </w:rPr>
-        <w:t xml:space="preserve">El modelo de negocio se apoya en alianzas estratégicas con proveedores mayoristas de frutas frescas, proveedores de granos, yogur y frutos secos, distribuidores de envases ecológicos y plataformas de pago online. En caso de tercerización, también se </w:t>
-      </w:r>
-      <w:r>
-        <w:rPr>
-          <w:rFonts w:eastAsiaTheme="majorEastAsia"/>
-        </w:rPr>
-        <w:lastRenderedPageBreak/>
-        <w:t xml:space="preserve">contempla la colaboración con servicios de </w:t>
-      </w:r>
-      <w:proofErr w:type="spellStart"/>
-      <w:r>
-        <w:rPr>
-          <w:rFonts w:eastAsiaTheme="majorEastAsia"/>
-        </w:rPr>
-        <w:t>delivery</w:t>
-      </w:r>
-      <w:proofErr w:type="spellEnd"/>
-      <w:r>
-        <w:rPr>
-          <w:rFonts w:eastAsiaTheme="majorEastAsia"/>
-        </w:rPr>
-        <w:t>.</w:t>
-      </w:r>
-    </w:p>
-    <w:p>
-      <w:pPr>
-        <w:rPr>
-          <w:rFonts w:eastAsiaTheme="majorEastAsia"/>
-        </w:rPr>
-      </w:pPr>
-      <w:r>
-        <w:rPr>
-          <w:rFonts w:eastAsiaTheme="majorEastAsia"/>
-        </w:rPr>
-        <w:t>Estas alianzas permiten garantizar abastecimiento constante, calidad en la materia prima, optimización de costos y reducción de riesgos asociados a retrasos o escasez de insumos.</w:t>
-      </w:r>
-    </w:p>
-    <w:p>
-      <w:pPr>
-        <w:pStyle w:val="Ttulo3"/>
-      </w:pPr>
-      <w:bookmarkStart w:id="13" w:name="_Toc223786764"/>
-      <w:r>
-        <w:t>Estructura de costos</w:t>
-      </w:r>
-      <w:bookmarkEnd w:id="13"/>
-    </w:p>
-    <w:p>
-      <w:pPr>
-        <w:rPr>
-          <w:rFonts w:eastAsiaTheme="majorEastAsia"/>
-        </w:rPr>
-      </w:pPr>
-      <w:r>
-        <w:rPr>
-          <w:rFonts w:eastAsiaTheme="majorEastAsia"/>
-        </w:rPr>
-        <w:t xml:space="preserve">La estructura de costos está compuesta principalmente por la compra de frutas e insumos, mano de obra, servicio de </w:t>
-      </w:r>
-      <w:proofErr w:type="spellStart"/>
-      <w:r>
-        <w:rPr>
-          <w:rFonts w:eastAsiaTheme="majorEastAsia"/>
-        </w:rPr>
-        <w:t>delivery</w:t>
-      </w:r>
-      <w:proofErr w:type="spellEnd"/>
-      <w:r>
-        <w:rPr>
-          <w:rFonts w:eastAsiaTheme="majorEastAsia"/>
-        </w:rPr>
-        <w:t>, marketing digital y gastos de hosting y mantenimiento web. Los recursos y actividades más costosos corresponden a los insumos frescos y al personal operativo, así como a la preparación diaria y logística de entrega.</w:t>
-      </w:r>
-    </w:p>
-    <w:p>
-      <w:pPr>
-        <w:rPr>
-          <w:rFonts w:eastAsiaTheme="majorEastAsia"/>
-        </w:rPr>
-      </w:pPr>
-      <w:r>
-        <w:rPr>
-          <w:rFonts w:eastAsiaTheme="majorEastAsia"/>
-        </w:rPr>
-        <w:t>El modelo se orienta más hacia la generación de valor que hacia la competencia por precios bajos, priorizando calidad, frescura y conveniencia como factores diferenciadores.</w:t>
-      </w:r>
-    </w:p>
-    <w:p>
-      <w:pPr>
-        <w:pStyle w:val="Ttulo3"/>
-      </w:pPr>
-      <w:bookmarkStart w:id="14" w:name="_Toc223786765"/>
-      <w:r>
-        <w:t>Fuentes de ingresos</w:t>
-      </w:r>
-      <w:bookmarkEnd w:id="14"/>
-    </w:p>
-    <w:p>
-      <w:pPr>
-        <w:rPr>
-          <w:rFonts w:eastAsiaTheme="majorEastAsia"/>
-        </w:rPr>
-      </w:pPr>
-      <w:r>
-        <w:rPr>
-          <w:rFonts w:eastAsiaTheme="majorEastAsia"/>
-        </w:rPr>
-        <w:t>Las fuentes de ingresos provienen principalmente de la venta directa de desayunos saludables. Adicionalmente, se contempla la implementación de suscripciones semanales o mensuales y descuentos por volumen para incentivar compras recurrentes.</w:t>
-      </w:r>
-    </w:p>
-    <w:p>
-      <w:pPr>
-        <w:rPr>
-          <w:rFonts w:eastAsiaTheme="majorEastAsia"/>
-        </w:rPr>
-      </w:pPr>
-      <w:r>
-        <w:rPr>
-          <w:rFonts w:eastAsiaTheme="majorEastAsia"/>
-        </w:rPr>
-        <w:t>Los clientes pueden realizar pagos mediante transferencias bancarias, tarjetas</w:t>
-      </w:r>
-      <w:r>
-        <w:rPr>
-          <w:rFonts w:eastAsiaTheme="majorEastAsia"/>
-        </w:rPr>
-        <w:t xml:space="preserve"> o</w:t>
-      </w:r>
-      <w:r>
-        <w:rPr>
-          <w:rFonts w:eastAsiaTheme="majorEastAsia"/>
-        </w:rPr>
-        <w:t xml:space="preserve"> pagos móvile</w:t>
-      </w:r>
-      <w:r>
-        <w:rPr>
-          <w:rFonts w:eastAsiaTheme="majorEastAsia"/>
-        </w:rPr>
-        <w:t>s</w:t>
-      </w:r>
-      <w:r>
-        <w:rPr>
-          <w:rFonts w:eastAsiaTheme="majorEastAsia"/>
-        </w:rPr>
-        <w:t>. La estructura de precios es fija según el tipo de desayuno, con promociones dinámicas en fechas especiales y beneficios para clientes frecuentes.</w:t>
-      </w:r>
-    </w:p>
-    <w:p>
-      <w:pPr>
-        <w:pStyle w:val="Ttulo2"/>
-      </w:pPr>
-      <w:bookmarkStart w:id="15" w:name="_Toc223786766"/>
-      <w:r>
-        <w:lastRenderedPageBreak/>
-        <w:t>Conclusión general del marco teórico</w:t>
-      </w:r>
-      <w:bookmarkEnd w:id="15"/>
-    </w:p>
-    <w:p>
-      <w:r>
-        <w:t xml:space="preserve">El análisis de los diferentes enfoques teóricos relacionados con el marketing estratégico, las estrategias de ventas y el modelo de negocio </w:t>
-      </w:r>
-      <w:proofErr w:type="spellStart"/>
-      <w:r>
-        <w:t>Canvas</w:t>
-      </w:r>
-      <w:proofErr w:type="spellEnd"/>
-      <w:r>
-        <w:t xml:space="preserve"> permite comprender la importancia de planificar adecuadamente las actividades comerciales dentro de un emprendimiento.</w:t>
-      </w:r>
-    </w:p>
-    <w:p>
-      <w:r>
-        <w:t>Las investigaciones revisadas coinciden en que la aplicación de estrategias de marketing y ventas contribuye significativamente al posicionamiento de la marca, la fidelización de clientes y el incremento de la rentabilidad. Asimismo, el conocimiento del mercado y la identificación de las necesidades del consumidor se convierten en elementos clave para el desarrollo de propuestas de valor competitivas.</w:t>
-      </w:r>
-    </w:p>
-    <w:p>
-      <w:r>
-        <w:t xml:space="preserve">En el caso del emprendimiento </w:t>
-      </w:r>
-      <w:r>
-        <w:rPr>
-          <w:rStyle w:val="Textoennegrita"/>
-          <w:rFonts w:eastAsiaTheme="majorEastAsia"/>
-        </w:rPr>
-        <w:t xml:space="preserve">Easy </w:t>
-      </w:r>
-      <w:proofErr w:type="spellStart"/>
-      <w:r>
-        <w:rPr>
-          <w:rStyle w:val="Textoennegrita"/>
-          <w:rFonts w:eastAsiaTheme="majorEastAsia"/>
-        </w:rPr>
-        <w:t>Breakfast</w:t>
-      </w:r>
-      <w:proofErr w:type="spellEnd"/>
-      <w:r>
-        <w:t xml:space="preserve">, la implementación de estrategias de marketing estratégico y ventas permitirá fortalecer su presencia en el mercado, mejorar la relación con los clientes y promover el crecimiento del negocio. Del mismo modo, el uso del modelo de negocio </w:t>
-      </w:r>
-      <w:proofErr w:type="spellStart"/>
-      <w:r>
-        <w:t>Canvas</w:t>
-      </w:r>
-      <w:proofErr w:type="spellEnd"/>
-      <w:r>
-        <w:t xml:space="preserve"> facilita la comprensión de los componentes esenciales del emprendimiento y orienta la toma de decisiones para su desarrollo sostenible.</w:t>
-      </w:r>
-    </w:p>
-    <w:p>
-      <w:r>
-        <w:t xml:space="preserve">En conclusión, el marco teórico proporciona las bases conceptuales necesarias para sustentar el diseño de estrategias comerciales que permitan a Easy </w:t>
-      </w:r>
-      <w:proofErr w:type="spellStart"/>
-      <w:r>
-        <w:t>Breakfast</w:t>
-      </w:r>
-      <w:proofErr w:type="spellEnd"/>
-      <w:r>
-        <w:t xml:space="preserve"> consolidarse en el mercado y alcanzar sus objetivos empresariales.</w:t>
-      </w:r>
-    </w:p>
-    <w:p>
-      <w:pPr>
-        <w:rPr>
-          <w:rFonts w:eastAsiaTheme="majorEastAsia"/>
-        </w:rPr>
-      </w:pPr>
-    </w:p>
-    <w:p>
-      <w:pPr>
-        <w:pStyle w:val="Ttulo2"/>
-      </w:pPr>
-      <w:bookmarkStart w:id="16" w:name="_Toc223786767"/>
-      <w:r>
-        <w:t>Filosofía Organizacional</w:t>
-      </w:r>
-      <w:bookmarkEnd w:id="16"/>
-    </w:p>
-    <w:p>
-      <w:pPr>
-        <w:rPr>
-          <w:rFonts w:eastAsiaTheme="majorEastAsia"/>
-        </w:rPr>
-      </w:pPr>
-      <w:r>
-        <w:rPr>
-          <w:rFonts w:eastAsiaTheme="majorEastAsia"/>
-        </w:rPr>
-        <w:t xml:space="preserve">La filosofía organizacional de </w:t>
-      </w:r>
-      <w:r>
-        <w:rPr>
-          <w:rFonts w:eastAsiaTheme="majorEastAsia"/>
-          <w:b/>
-          <w:bCs/>
-        </w:rPr>
-        <w:t xml:space="preserve">Easy </w:t>
-      </w:r>
-      <w:proofErr w:type="spellStart"/>
-      <w:r>
-        <w:rPr>
-          <w:rFonts w:eastAsiaTheme="majorEastAsia"/>
-          <w:b/>
-          <w:bCs/>
-        </w:rPr>
-        <w:t>Breakfast</w:t>
-      </w:r>
-      <w:proofErr w:type="spellEnd"/>
-      <w:r>
-        <w:rPr>
-          <w:rFonts w:eastAsiaTheme="majorEastAsia"/>
-        </w:rPr>
-        <w:t xml:space="preserve"> se fundamenta en el compromiso con la </w:t>
-      </w:r>
-      <w:r>
-        <w:rPr>
-          <w:rFonts w:eastAsiaTheme="majorEastAsia"/>
-        </w:rPr>
-        <w:lastRenderedPageBreak/>
-        <w:t>alimentación saludable, la eficiencia operativa y el uso estratégico de la tecnología como herramienta de transformación en los hábitos de consumo. La empresa no solo busca generar rentabilidad, sino también facilitar el acceso a opciones nutritivas para personas con limitaciones de tiempo, promoviendo un estilo de vida equilibrado y sostenible.</w:t>
-      </w:r>
-    </w:p>
-    <w:p>
-      <w:pPr>
-        <w:pStyle w:val="Ttulo3"/>
-      </w:pPr>
-      <w:bookmarkStart w:id="17" w:name="_Toc223786768"/>
-      <w:r>
-        <w:t>Misión</w:t>
-      </w:r>
-      <w:bookmarkEnd w:id="17"/>
-    </w:p>
-    <w:p>
-      <w:pPr>
-        <w:rPr>
-          <w:rFonts w:eastAsiaTheme="majorEastAsia"/>
-        </w:rPr>
-      </w:pPr>
-      <w:r>
-        <w:rPr>
-          <w:rFonts w:eastAsiaTheme="majorEastAsia"/>
-        </w:rPr>
-        <w:t>Ofrecer desayunos saludables de alta calidad mediante una plataforma digital que facilite el pedido</w:t>
-      </w:r>
-      <w:r>
-        <w:rPr>
-          <w:rFonts w:eastAsiaTheme="majorEastAsia"/>
-        </w:rPr>
-        <w:t xml:space="preserve"> anticipado</w:t>
-      </w:r>
-      <w:r>
-        <w:rPr>
-          <w:rFonts w:eastAsiaTheme="majorEastAsia"/>
-        </w:rPr>
-        <w:t xml:space="preserve"> a personas con tiempo</w:t>
-      </w:r>
-      <w:r>
-        <w:rPr>
-          <w:rFonts w:eastAsiaTheme="majorEastAsia"/>
-        </w:rPr>
-        <w:t xml:space="preserve"> limitado</w:t>
-      </w:r>
-      <w:r>
-        <w:rPr>
-          <w:rFonts w:eastAsiaTheme="majorEastAsia"/>
-        </w:rPr>
-        <w:t>.</w:t>
-      </w:r>
-    </w:p>
-    <w:p>
-      <w:pPr>
-        <w:pStyle w:val="Ttulo3"/>
-      </w:pPr>
-      <w:bookmarkStart w:id="18" w:name="_Toc223786769"/>
-      <w:r>
         <w:t>Visión</w:t>
       </w:r>
       <w:bookmarkEnd w:id="18"/>
@@ -6008,14 +7461,7 @@
         <w:rPr>
           <w:rFonts w:eastAsiaTheme="majorEastAsia"/>
         </w:rPr>
-        <w:t xml:space="preserve"> Implementamos un sistema de preventa que reduce </w:t>
-      </w:r>
-      <w:r>
-        <w:rPr>
-          <w:rFonts w:eastAsiaTheme="majorEastAsia"/>
-        </w:rPr>
-        <w:lastRenderedPageBreak/>
-        <w:t>desperdicios y promovemos el uso de empaques adecuados que minimicen el impacto ambiental.</w:t>
+        <w:t xml:space="preserve"> Implementamos un sistema de preventa que reduce desperdicios y promovemos el uso de empaques adecuados que minimicen el impacto ambiental.</w:t>
       </w:r>
     </w:p>
     <w:p>
@@ -6062,7 +7508,14 @@
         <w:rPr>
           <w:rFonts w:eastAsiaTheme="majorEastAsia"/>
         </w:rPr>
-        <w:t xml:space="preserve"> se fundamenta en la creación de una personalidad corporativa coherente con su propuesta de valor: facilitar el acceso a desayunos saludables mediante un sistema digital eficiente y organizado. El branding del proyecto no se limita a la identidad visual, sino que busca generar una conexión emocional con el cliente, posicionándose como una marca confiable, cercana y orientada al bienestar y rendimiento diario.</w:t>
+        <w:t xml:space="preserve"> se fundamenta en la creación de una personalidad corporativa coherente con su propuesta de valor: facilitar el acceso a desayunos saludables mediante un sistema digital eficiente y organizado. El branding del proyecto no se limita a la identidad visual, sino que busca generar una conexión emocional con el cliente, posicionándose como una marca confiable, cercana </w:t>
+      </w:r>
+      <w:r>
+        <w:rPr>
+          <w:rFonts w:eastAsiaTheme="majorEastAsia"/>
+        </w:rPr>
+        <w:lastRenderedPageBreak/>
+        <w:t>y orientada al bienestar y rendimiento diario.</w:t>
       </w:r>
     </w:p>
     <w:p>
@@ -6228,23 +7681,16 @@
         <w:rPr>
           <w:rFonts w:eastAsiaTheme="majorEastAsia"/>
         </w:rPr>
-        <w:t xml:space="preserve">, donde el cuidado y la </w:t>
-      </w:r>
-      <w:r>
-        <w:rPr>
-          <w:rFonts w:eastAsiaTheme="majorEastAsia"/>
-        </w:rPr>
-        <w:lastRenderedPageBreak/>
-        <w:t>nutrición (Cuidador) se convierten en la base para el desempeño y la superación diaria (Héroe). Esta combinación permite proyectar una identidad equilibrada: cercana y empática, pero al mismo tiempo motivadora y orientada al logro.</w:t>
-      </w:r>
-    </w:p>
-    <w:p>
-      <w:pPr>
-        <w:rPr>
-          <w:rFonts w:eastAsiaTheme="majorEastAsia"/>
-        </w:rPr>
-      </w:pPr>
-      <w:hyperlink r:id="rId16" w:history="1">
+        <w:t>, donde el cuidado y la nutrición (Cuidador) se convierten en la base para el desempeño y la superación diaria (Héroe). Esta combinación permite proyectar una identidad equilibrada: cercana y empática, pero al mismo tiempo motivadora y orientada al logro.</w:t>
+      </w:r>
+    </w:p>
+    <w:p>
+      <w:pPr>
+        <w:rPr>
+          <w:rFonts w:eastAsiaTheme="majorEastAsia"/>
+        </w:rPr>
+      </w:pPr>
+      <w:hyperlink r:id="rId15" w:history="1">
         <w:r>
           <w:rPr>
             <w:rStyle w:val="Hipervnculo"/>
@@ -6342,8 +7788,9 @@
         <w:rPr>
           <w:noProof/>
         </w:rPr>
+        <w:lastRenderedPageBreak/>
         <w:drawing>
-          <wp:inline distT="0" distB="0" distL="0" distR="0" wp14:anchorId="19FD2110" wp14:editId="13377075">
+          <wp:inline distT="0" distB="0" distL="0" distR="0" wp14:anchorId="19FD2110" wp14:editId="12B24DB6">
             <wp:extent cx="3901440" cy="3901440"/>
             <wp:effectExtent l="0" t="0" r="3810" b="3810"/>
             <wp:docPr id="6" name="Imagen 6"/>
@@ -6360,7 +7807,7 @@
                     </pic:cNvPicPr>
                   </pic:nvPicPr>
                   <pic:blipFill>
-                    <a:blip r:embed="rId17" cstate="print">
+                    <a:blip r:embed="rId16" cstate="print">
                       <a:extLst>
                         <a:ext uri="{28A0092B-C50C-407E-A947-70E740481C1C}">
                           <a14:useLocalDpi xmlns:a14="http://schemas.microsoft.com/office/drawing/2010/main" val="0"/>
@@ -6398,52 +7845,52 @@
       </w:pPr>
       <w:bookmarkStart w:id="21" w:name="_Toc223786772"/>
       <w:r>
+        <w:t>Eslogan</w:t>
+      </w:r>
+      <w:bookmarkEnd w:id="21"/>
+    </w:p>
+    <w:p>
+      <w:pPr>
+        <w:rPr>
+          <w:rFonts w:eastAsiaTheme="majorEastAsia"/>
+        </w:rPr>
+      </w:pPr>
+      <w:r>
+        <w:rPr>
+          <w:rFonts w:eastAsiaTheme="majorEastAsia"/>
+        </w:rPr>
+        <w:t>"Nos encargamos de tu desayuno para que tú te encargues de conquistar el día."</w:t>
+      </w:r>
+    </w:p>
+    <w:p>
+      <w:pPr>
+        <w:pStyle w:val="Ttulo1"/>
+      </w:pPr>
+      <w:bookmarkStart w:id="22" w:name="_Toc223786773"/>
+      <w:r>
+        <w:t>RESULTADOS</w:t>
+      </w:r>
+      <w:bookmarkEnd w:id="22"/>
+    </w:p>
+    <w:p/>
+    <w:p>
+      <w:pPr>
+        <w:pStyle w:val="Ttulo1"/>
+      </w:pPr>
+      <w:bookmarkStart w:id="23" w:name="_Toc223786774"/>
+      <w:r>
+        <w:t>CONCLUSIONES</w:t>
+      </w:r>
+      <w:bookmarkEnd w:id="23"/>
+    </w:p>
+    <w:p/>
+    <w:p>
+      <w:pPr>
+        <w:pStyle w:val="Ttulo1"/>
+      </w:pPr>
+      <w:bookmarkStart w:id="24" w:name="_Toc223786775"/>
+      <w:r>
         <w:lastRenderedPageBreak/>
-        <w:t>Eslogan</w:t>
-      </w:r>
-      <w:bookmarkEnd w:id="21"/>
-    </w:p>
-    <w:p>
-      <w:pPr>
-        <w:rPr>
-          <w:rFonts w:eastAsiaTheme="majorEastAsia"/>
-        </w:rPr>
-      </w:pPr>
-      <w:r>
-        <w:rPr>
-          <w:rFonts w:eastAsiaTheme="majorEastAsia"/>
-        </w:rPr>
-        <w:t>"Nos encargamos de tu desayuno para que tú te encargues de conquistar el día."</w:t>
-      </w:r>
-    </w:p>
-    <w:p>
-      <w:pPr>
-        <w:pStyle w:val="Ttulo1"/>
-      </w:pPr>
-      <w:bookmarkStart w:id="22" w:name="_Toc223786773"/>
-      <w:r>
-        <w:t>RESULTADOS</w:t>
-      </w:r>
-      <w:bookmarkEnd w:id="22"/>
-    </w:p>
-    <w:p/>
-    <w:p>
-      <w:pPr>
-        <w:pStyle w:val="Ttulo1"/>
-      </w:pPr>
-      <w:bookmarkStart w:id="23" w:name="_Toc223786774"/>
-      <w:r>
-        <w:t>CONCLUSIONES</w:t>
-      </w:r>
-      <w:bookmarkEnd w:id="23"/>
-    </w:p>
-    <w:p/>
-    <w:p>
-      <w:pPr>
-        <w:pStyle w:val="Ttulo1"/>
-      </w:pPr>
-      <w:bookmarkStart w:id="24" w:name="_Toc223786775"/>
-      <w:r>
         <w:t>RECOMENDACIONES</w:t>
       </w:r>
       <w:bookmarkEnd w:id="24"/>
@@ -8330,6 +9777,7 @@
   <w:style w:type="character" w:default="1" w:styleId="Fuentedeprrafopredeter">
     <w:name w:val="Default Paragraph Font"/>
     <w:uiPriority w:val="1"/>
+    <w:semiHidden/>
     <w:unhideWhenUsed/>
   </w:style>
   <w:style w:type="table" w:default="1" w:styleId="Tablanormal">
@@ -8954,6 +10402,25 @@
       <w:lang w:val="es-PE" w:eastAsia="es-PE"/>
     </w:rPr>
   </w:style>
+  <w:style w:type="table" w:styleId="Tablaconcuadrcula">
+    <w:name w:val="Table Grid"/>
+    <w:basedOn w:val="Tablanormal"/>
+    <w:uiPriority w:val="39"/>
+    <w:rsid w:val="00AC20AD"/>
+    <w:pPr>
+      <w:spacing w:after="0" w:line="240" w:lineRule="auto"/>
+    </w:pPr>
+    <w:tblPr>
+      <w:tblBorders>
+        <w:top w:val="single" w:sz="4" w:space="0" w:color="auto"/>
+        <w:left w:val="single" w:sz="4" w:space="0" w:color="auto"/>
+        <w:bottom w:val="single" w:sz="4" w:space="0" w:color="auto"/>
+        <w:right w:val="single" w:sz="4" w:space="0" w:color="auto"/>
+        <w:insideH w:val="single" w:sz="4" w:space="0" w:color="auto"/>
+        <w:insideV w:val="single" w:sz="4" w:space="0" w:color="auto"/>
+      </w:tblBorders>
+    </w:tblPr>
+  </w:style>
 </w:styles>
 </file>
 

--- a/Proyecto_Maria_belen_valenzuela_huilcarema.docx
+++ b/Proyecto_Maria_belen_valenzuela_huilcarema.docx
@@ -1687,13 +1687,13 @@
           <w:r>
             <w:fldChar w:fldCharType="separate"/>
           </w:r>
-          <w:hyperlink w:anchor="_Toc223786745" w:history="1">
+          <w:hyperlink w:anchor="_Toc223891214" w:history="1">
             <w:r>
               <w:rPr>
                 <w:rStyle w:val="Hipervnculo"/>
                 <w:noProof/>
               </w:rPr>
-              <w:t>1. MARCO REFERENCIAL</w:t>
+              <w:t>1. PLANTEAMIENTO DEL PROBLEMA</w:t>
             </w:r>
             <w:r>
               <w:rPr>
@@ -1714,7 +1714,7 @@
                 <w:noProof/>
                 <w:webHidden/>
               </w:rPr>
-              <w:instrText xml:space="preserve"> PAGEREF _Toc223786745 \h </w:instrText>
+              <w:instrText xml:space="preserve"> PAGEREF _Toc223891214 \h </w:instrText>
             </w:r>
             <w:r>
               <w:rPr>
@@ -1735,6 +1735,79 @@
                 <w:webHidden/>
               </w:rPr>
               <w:t>4</w:t>
+            </w:r>
+            <w:r>
+              <w:rPr>
+                <w:noProof/>
+                <w:webHidden/>
+              </w:rPr>
+              <w:fldChar w:fldCharType="end"/>
+            </w:r>
+          </w:hyperlink>
+        </w:p>
+        <w:p>
+          <w:pPr>
+            <w:pStyle w:val="TDC1"/>
+            <w:tabs>
+              <w:tab w:val="right" w:leader="dot" w:pos="8270"/>
+            </w:tabs>
+            <w:rPr>
+              <w:rFonts w:asciiTheme="minorHAnsi" w:eastAsiaTheme="minorEastAsia" w:hAnsiTheme="minorHAnsi" w:cstheme="minorBidi"/>
+              <w:noProof/>
+              <w:kern w:val="2"/>
+              <w:szCs w:val="24"/>
+              <w:lang w:val="es-PE" w:eastAsia="es-PE"/>
+              <w14:ligatures w14:val="standardContextual"/>
+            </w:rPr>
+          </w:pPr>
+          <w:hyperlink w:anchor="_Toc223891215" w:history="1">
+            <w:r>
+              <w:rPr>
+                <w:rStyle w:val="Hipervnculo"/>
+                <w:noProof/>
+              </w:rPr>
+              <w:t>2. OBJETIVOS</w:t>
+            </w:r>
+            <w:r>
+              <w:rPr>
+                <w:noProof/>
+                <w:webHidden/>
+              </w:rPr>
+              <w:tab/>
+            </w:r>
+            <w:r>
+              <w:rPr>
+                <w:noProof/>
+                <w:webHidden/>
+              </w:rPr>
+              <w:fldChar w:fldCharType="begin"/>
+            </w:r>
+            <w:r>
+              <w:rPr>
+                <w:noProof/>
+                <w:webHidden/>
+              </w:rPr>
+              <w:instrText xml:space="preserve"> PAGEREF _Toc223891215 \h </w:instrText>
+            </w:r>
+            <w:r>
+              <w:rPr>
+                <w:noProof/>
+                <w:webHidden/>
+              </w:rPr>
+            </w:r>
+            <w:r>
+              <w:rPr>
+                <w:noProof/>
+                <w:webHidden/>
+              </w:rPr>
+              <w:fldChar w:fldCharType="separate"/>
+            </w:r>
+            <w:r>
+              <w:rPr>
+                <w:noProof/>
+                <w:webHidden/>
+              </w:rPr>
+              <w:t>6</w:t>
             </w:r>
             <w:r>
               <w:rPr>
@@ -1760,13 +1833,13 @@
               <w14:ligatures w14:val="standardContextual"/>
             </w:rPr>
           </w:pPr>
-          <w:hyperlink w:anchor="_Toc223786746" w:history="1">
+          <w:hyperlink w:anchor="_Toc223891216" w:history="1">
             <w:r>
               <w:rPr>
                 <w:rStyle w:val="Hipervnculo"/>
                 <w:noProof/>
               </w:rPr>
-              <w:t>1.1. Antecedentes del problema</w:t>
+              <w:t>2.1. Objetivo General</w:t>
             </w:r>
             <w:r>
               <w:rPr>
@@ -1787,7 +1860,7 @@
                 <w:noProof/>
                 <w:webHidden/>
               </w:rPr>
-              <w:instrText xml:space="preserve"> PAGEREF _Toc223786746 \h </w:instrText>
+              <w:instrText xml:space="preserve"> PAGEREF _Toc223891216 \h </w:instrText>
             </w:r>
             <w:r>
               <w:rPr>
@@ -1807,7 +1880,7 @@
                 <w:noProof/>
                 <w:webHidden/>
               </w:rPr>
-              <w:t>4</w:t>
+              <w:t>6</w:t>
             </w:r>
             <w:r>
               <w:rPr>
@@ -1833,13 +1906,13 @@
               <w14:ligatures w14:val="standardContextual"/>
             </w:rPr>
           </w:pPr>
-          <w:hyperlink w:anchor="_Toc223786747" w:history="1">
+          <w:hyperlink w:anchor="_Toc223891217" w:history="1">
             <w:r>
               <w:rPr>
                 <w:rStyle w:val="Hipervnculo"/>
                 <w:noProof/>
               </w:rPr>
-              <w:t>1.2. Planteamiento del problema</w:t>
+              <w:t>2.2. Objetivos Específicos</w:t>
             </w:r>
             <w:r>
               <w:rPr>
@@ -1860,7 +1933,7 @@
                 <w:noProof/>
                 <w:webHidden/>
               </w:rPr>
-              <w:instrText xml:space="preserve"> PAGEREF _Toc223786747 \h </w:instrText>
+              <w:instrText xml:space="preserve"> PAGEREF _Toc223891217 \h </w:instrText>
             </w:r>
             <w:r>
               <w:rPr>
@@ -1880,7 +1953,80 @@
                 <w:noProof/>
                 <w:webHidden/>
               </w:rPr>
-              <w:t>5</w:t>
+              <w:t>6</w:t>
+            </w:r>
+            <w:r>
+              <w:rPr>
+                <w:noProof/>
+                <w:webHidden/>
+              </w:rPr>
+              <w:fldChar w:fldCharType="end"/>
+            </w:r>
+          </w:hyperlink>
+        </w:p>
+        <w:p>
+          <w:pPr>
+            <w:pStyle w:val="TDC1"/>
+            <w:tabs>
+              <w:tab w:val="right" w:leader="dot" w:pos="8270"/>
+            </w:tabs>
+            <w:rPr>
+              <w:rFonts w:asciiTheme="minorHAnsi" w:eastAsiaTheme="minorEastAsia" w:hAnsiTheme="minorHAnsi" w:cstheme="minorBidi"/>
+              <w:noProof/>
+              <w:kern w:val="2"/>
+              <w:szCs w:val="24"/>
+              <w:lang w:val="es-PE" w:eastAsia="es-PE"/>
+              <w14:ligatures w14:val="standardContextual"/>
+            </w:rPr>
+          </w:pPr>
+          <w:hyperlink w:anchor="_Toc223891218" w:history="1">
+            <w:r>
+              <w:rPr>
+                <w:rStyle w:val="Hipervnculo"/>
+                <w:noProof/>
+              </w:rPr>
+              <w:t>3. MARCO ADMINISTRATIVO</w:t>
+            </w:r>
+            <w:r>
+              <w:rPr>
+                <w:noProof/>
+                <w:webHidden/>
+              </w:rPr>
+              <w:tab/>
+            </w:r>
+            <w:r>
+              <w:rPr>
+                <w:noProof/>
+                <w:webHidden/>
+              </w:rPr>
+              <w:fldChar w:fldCharType="begin"/>
+            </w:r>
+            <w:r>
+              <w:rPr>
+                <w:noProof/>
+                <w:webHidden/>
+              </w:rPr>
+              <w:instrText xml:space="preserve"> PAGEREF _Toc223891218 \h </w:instrText>
+            </w:r>
+            <w:r>
+              <w:rPr>
+                <w:noProof/>
+                <w:webHidden/>
+              </w:rPr>
+            </w:r>
+            <w:r>
+              <w:rPr>
+                <w:noProof/>
+                <w:webHidden/>
+              </w:rPr>
+              <w:fldChar w:fldCharType="separate"/>
+            </w:r>
+            <w:r>
+              <w:rPr>
+                <w:noProof/>
+                <w:webHidden/>
+              </w:rPr>
+              <w:t>7</w:t>
             </w:r>
             <w:r>
               <w:rPr>
@@ -1906,14 +2052,13 @@
               <w14:ligatures w14:val="standardContextual"/>
             </w:rPr>
           </w:pPr>
-          <w:hyperlink w:anchor="_Toc223786748" w:history="1">
+          <w:hyperlink w:anchor="_Toc223891219" w:history="1">
             <w:r>
               <w:rPr>
                 <w:rStyle w:val="Hipervnculo"/>
                 <w:noProof/>
-                <w:lang w:val="es-PE"/>
-              </w:rPr>
-              <w:t>1.3. Formulación del problema</w:t>
+              </w:rPr>
+              <w:t>3.1. The Business Model Canvas</w:t>
             </w:r>
             <w:r>
               <w:rPr>
@@ -1934,7 +2079,7 @@
                 <w:noProof/>
                 <w:webHidden/>
               </w:rPr>
-              <w:instrText xml:space="preserve"> PAGEREF _Toc223786748 \h </w:instrText>
+              <w:instrText xml:space="preserve"> PAGEREF _Toc223891219 \h </w:instrText>
             </w:r>
             <w:r>
               <w:rPr>
@@ -1955,6 +2100,663 @@
                 <w:webHidden/>
               </w:rPr>
               <w:t>7</w:t>
+            </w:r>
+            <w:r>
+              <w:rPr>
+                <w:noProof/>
+                <w:webHidden/>
+              </w:rPr>
+              <w:fldChar w:fldCharType="end"/>
+            </w:r>
+          </w:hyperlink>
+        </w:p>
+        <w:p>
+          <w:pPr>
+            <w:pStyle w:val="TDC3"/>
+            <w:tabs>
+              <w:tab w:val="right" w:leader="dot" w:pos="8270"/>
+            </w:tabs>
+            <w:rPr>
+              <w:rFonts w:asciiTheme="minorHAnsi" w:eastAsiaTheme="minorEastAsia" w:hAnsiTheme="minorHAnsi" w:cstheme="minorBidi"/>
+              <w:noProof/>
+              <w:kern w:val="2"/>
+              <w:szCs w:val="24"/>
+              <w:lang w:val="es-PE" w:eastAsia="es-PE"/>
+              <w14:ligatures w14:val="standardContextual"/>
+            </w:rPr>
+          </w:pPr>
+          <w:hyperlink w:anchor="_Toc223891220" w:history="1">
+            <w:r>
+              <w:rPr>
+                <w:rStyle w:val="Hipervnculo"/>
+                <w:noProof/>
+              </w:rPr>
+              <w:t>3.1.1. Propuesta de valor</w:t>
+            </w:r>
+            <w:r>
+              <w:rPr>
+                <w:noProof/>
+                <w:webHidden/>
+              </w:rPr>
+              <w:tab/>
+            </w:r>
+            <w:r>
+              <w:rPr>
+                <w:noProof/>
+                <w:webHidden/>
+              </w:rPr>
+              <w:fldChar w:fldCharType="begin"/>
+            </w:r>
+            <w:r>
+              <w:rPr>
+                <w:noProof/>
+                <w:webHidden/>
+              </w:rPr>
+              <w:instrText xml:space="preserve"> PAGEREF _Toc223891220 \h </w:instrText>
+            </w:r>
+            <w:r>
+              <w:rPr>
+                <w:noProof/>
+                <w:webHidden/>
+              </w:rPr>
+            </w:r>
+            <w:r>
+              <w:rPr>
+                <w:noProof/>
+                <w:webHidden/>
+              </w:rPr>
+              <w:fldChar w:fldCharType="separate"/>
+            </w:r>
+            <w:r>
+              <w:rPr>
+                <w:noProof/>
+                <w:webHidden/>
+              </w:rPr>
+              <w:t>11</w:t>
+            </w:r>
+            <w:r>
+              <w:rPr>
+                <w:noProof/>
+                <w:webHidden/>
+              </w:rPr>
+              <w:fldChar w:fldCharType="end"/>
+            </w:r>
+          </w:hyperlink>
+        </w:p>
+        <w:p>
+          <w:pPr>
+            <w:pStyle w:val="TDC3"/>
+            <w:tabs>
+              <w:tab w:val="right" w:leader="dot" w:pos="8270"/>
+            </w:tabs>
+            <w:rPr>
+              <w:rFonts w:asciiTheme="minorHAnsi" w:eastAsiaTheme="minorEastAsia" w:hAnsiTheme="minorHAnsi" w:cstheme="minorBidi"/>
+              <w:noProof/>
+              <w:kern w:val="2"/>
+              <w:szCs w:val="24"/>
+              <w:lang w:val="es-PE" w:eastAsia="es-PE"/>
+              <w14:ligatures w14:val="standardContextual"/>
+            </w:rPr>
+          </w:pPr>
+          <w:hyperlink w:anchor="_Toc223891221" w:history="1">
+            <w:r>
+              <w:rPr>
+                <w:rStyle w:val="Hipervnculo"/>
+                <w:noProof/>
+              </w:rPr>
+              <w:t>3.1.2. Segmentos de clientes</w:t>
+            </w:r>
+            <w:r>
+              <w:rPr>
+                <w:noProof/>
+                <w:webHidden/>
+              </w:rPr>
+              <w:tab/>
+            </w:r>
+            <w:r>
+              <w:rPr>
+                <w:noProof/>
+                <w:webHidden/>
+              </w:rPr>
+              <w:fldChar w:fldCharType="begin"/>
+            </w:r>
+            <w:r>
+              <w:rPr>
+                <w:noProof/>
+                <w:webHidden/>
+              </w:rPr>
+              <w:instrText xml:space="preserve"> PAGEREF _Toc223891221 \h </w:instrText>
+            </w:r>
+            <w:r>
+              <w:rPr>
+                <w:noProof/>
+                <w:webHidden/>
+              </w:rPr>
+            </w:r>
+            <w:r>
+              <w:rPr>
+                <w:noProof/>
+                <w:webHidden/>
+              </w:rPr>
+              <w:fldChar w:fldCharType="separate"/>
+            </w:r>
+            <w:r>
+              <w:rPr>
+                <w:noProof/>
+                <w:webHidden/>
+              </w:rPr>
+              <w:t>12</w:t>
+            </w:r>
+            <w:r>
+              <w:rPr>
+                <w:noProof/>
+                <w:webHidden/>
+              </w:rPr>
+              <w:fldChar w:fldCharType="end"/>
+            </w:r>
+          </w:hyperlink>
+        </w:p>
+        <w:p>
+          <w:pPr>
+            <w:pStyle w:val="TDC3"/>
+            <w:tabs>
+              <w:tab w:val="right" w:leader="dot" w:pos="8270"/>
+            </w:tabs>
+            <w:rPr>
+              <w:rFonts w:asciiTheme="minorHAnsi" w:eastAsiaTheme="minorEastAsia" w:hAnsiTheme="minorHAnsi" w:cstheme="minorBidi"/>
+              <w:noProof/>
+              <w:kern w:val="2"/>
+              <w:szCs w:val="24"/>
+              <w:lang w:val="es-PE" w:eastAsia="es-PE"/>
+              <w14:ligatures w14:val="standardContextual"/>
+            </w:rPr>
+          </w:pPr>
+          <w:hyperlink w:anchor="_Toc223891222" w:history="1">
+            <w:r>
+              <w:rPr>
+                <w:rStyle w:val="Hipervnculo"/>
+                <w:noProof/>
+              </w:rPr>
+              <w:t>3.1.3. Canales</w:t>
+            </w:r>
+            <w:r>
+              <w:rPr>
+                <w:noProof/>
+                <w:webHidden/>
+              </w:rPr>
+              <w:tab/>
+            </w:r>
+            <w:r>
+              <w:rPr>
+                <w:noProof/>
+                <w:webHidden/>
+              </w:rPr>
+              <w:fldChar w:fldCharType="begin"/>
+            </w:r>
+            <w:r>
+              <w:rPr>
+                <w:noProof/>
+                <w:webHidden/>
+              </w:rPr>
+              <w:instrText xml:space="preserve"> PAGEREF _Toc223891222 \h </w:instrText>
+            </w:r>
+            <w:r>
+              <w:rPr>
+                <w:noProof/>
+                <w:webHidden/>
+              </w:rPr>
+            </w:r>
+            <w:r>
+              <w:rPr>
+                <w:noProof/>
+                <w:webHidden/>
+              </w:rPr>
+              <w:fldChar w:fldCharType="separate"/>
+            </w:r>
+            <w:r>
+              <w:rPr>
+                <w:noProof/>
+                <w:webHidden/>
+              </w:rPr>
+              <w:t>12</w:t>
+            </w:r>
+            <w:r>
+              <w:rPr>
+                <w:noProof/>
+                <w:webHidden/>
+              </w:rPr>
+              <w:fldChar w:fldCharType="end"/>
+            </w:r>
+          </w:hyperlink>
+        </w:p>
+        <w:p>
+          <w:pPr>
+            <w:pStyle w:val="TDC3"/>
+            <w:tabs>
+              <w:tab w:val="right" w:leader="dot" w:pos="8270"/>
+            </w:tabs>
+            <w:rPr>
+              <w:rFonts w:asciiTheme="minorHAnsi" w:eastAsiaTheme="minorEastAsia" w:hAnsiTheme="minorHAnsi" w:cstheme="minorBidi"/>
+              <w:noProof/>
+              <w:kern w:val="2"/>
+              <w:szCs w:val="24"/>
+              <w:lang w:val="es-PE" w:eastAsia="es-PE"/>
+              <w14:ligatures w14:val="standardContextual"/>
+            </w:rPr>
+          </w:pPr>
+          <w:hyperlink w:anchor="_Toc223891223" w:history="1">
+            <w:r>
+              <w:rPr>
+                <w:rStyle w:val="Hipervnculo"/>
+                <w:noProof/>
+              </w:rPr>
+              <w:t>3.1.4. Relación con los clientes</w:t>
+            </w:r>
+            <w:r>
+              <w:rPr>
+                <w:noProof/>
+                <w:webHidden/>
+              </w:rPr>
+              <w:tab/>
+            </w:r>
+            <w:r>
+              <w:rPr>
+                <w:noProof/>
+                <w:webHidden/>
+              </w:rPr>
+              <w:fldChar w:fldCharType="begin"/>
+            </w:r>
+            <w:r>
+              <w:rPr>
+                <w:noProof/>
+                <w:webHidden/>
+              </w:rPr>
+              <w:instrText xml:space="preserve"> PAGEREF _Toc223891223 \h </w:instrText>
+            </w:r>
+            <w:r>
+              <w:rPr>
+                <w:noProof/>
+                <w:webHidden/>
+              </w:rPr>
+            </w:r>
+            <w:r>
+              <w:rPr>
+                <w:noProof/>
+                <w:webHidden/>
+              </w:rPr>
+              <w:fldChar w:fldCharType="separate"/>
+            </w:r>
+            <w:r>
+              <w:rPr>
+                <w:noProof/>
+                <w:webHidden/>
+              </w:rPr>
+              <w:t>13</w:t>
+            </w:r>
+            <w:r>
+              <w:rPr>
+                <w:noProof/>
+                <w:webHidden/>
+              </w:rPr>
+              <w:fldChar w:fldCharType="end"/>
+            </w:r>
+          </w:hyperlink>
+        </w:p>
+        <w:p>
+          <w:pPr>
+            <w:pStyle w:val="TDC3"/>
+            <w:tabs>
+              <w:tab w:val="right" w:leader="dot" w:pos="8270"/>
+            </w:tabs>
+            <w:rPr>
+              <w:rFonts w:asciiTheme="minorHAnsi" w:eastAsiaTheme="minorEastAsia" w:hAnsiTheme="minorHAnsi" w:cstheme="minorBidi"/>
+              <w:noProof/>
+              <w:kern w:val="2"/>
+              <w:szCs w:val="24"/>
+              <w:lang w:val="es-PE" w:eastAsia="es-PE"/>
+              <w14:ligatures w14:val="standardContextual"/>
+            </w:rPr>
+          </w:pPr>
+          <w:hyperlink w:anchor="_Toc223891224" w:history="1">
+            <w:r>
+              <w:rPr>
+                <w:rStyle w:val="Hipervnculo"/>
+                <w:noProof/>
+              </w:rPr>
+              <w:t>3.1.5. Actividades clave</w:t>
+            </w:r>
+            <w:r>
+              <w:rPr>
+                <w:noProof/>
+                <w:webHidden/>
+              </w:rPr>
+              <w:tab/>
+            </w:r>
+            <w:r>
+              <w:rPr>
+                <w:noProof/>
+                <w:webHidden/>
+              </w:rPr>
+              <w:fldChar w:fldCharType="begin"/>
+            </w:r>
+            <w:r>
+              <w:rPr>
+                <w:noProof/>
+                <w:webHidden/>
+              </w:rPr>
+              <w:instrText xml:space="preserve"> PAGEREF _Toc223891224 \h </w:instrText>
+            </w:r>
+            <w:r>
+              <w:rPr>
+                <w:noProof/>
+                <w:webHidden/>
+              </w:rPr>
+            </w:r>
+            <w:r>
+              <w:rPr>
+                <w:noProof/>
+                <w:webHidden/>
+              </w:rPr>
+              <w:fldChar w:fldCharType="separate"/>
+            </w:r>
+            <w:r>
+              <w:rPr>
+                <w:noProof/>
+                <w:webHidden/>
+              </w:rPr>
+              <w:t>13</w:t>
+            </w:r>
+            <w:r>
+              <w:rPr>
+                <w:noProof/>
+                <w:webHidden/>
+              </w:rPr>
+              <w:fldChar w:fldCharType="end"/>
+            </w:r>
+          </w:hyperlink>
+        </w:p>
+        <w:p>
+          <w:pPr>
+            <w:pStyle w:val="TDC3"/>
+            <w:tabs>
+              <w:tab w:val="right" w:leader="dot" w:pos="8270"/>
+            </w:tabs>
+            <w:rPr>
+              <w:rFonts w:asciiTheme="minorHAnsi" w:eastAsiaTheme="minorEastAsia" w:hAnsiTheme="minorHAnsi" w:cstheme="minorBidi"/>
+              <w:noProof/>
+              <w:kern w:val="2"/>
+              <w:szCs w:val="24"/>
+              <w:lang w:val="es-PE" w:eastAsia="es-PE"/>
+              <w14:ligatures w14:val="standardContextual"/>
+            </w:rPr>
+          </w:pPr>
+          <w:hyperlink w:anchor="_Toc223891225" w:history="1">
+            <w:r>
+              <w:rPr>
+                <w:rStyle w:val="Hipervnculo"/>
+                <w:noProof/>
+              </w:rPr>
+              <w:t>3.1.6. Recursos clave</w:t>
+            </w:r>
+            <w:r>
+              <w:rPr>
+                <w:noProof/>
+                <w:webHidden/>
+              </w:rPr>
+              <w:tab/>
+            </w:r>
+            <w:r>
+              <w:rPr>
+                <w:noProof/>
+                <w:webHidden/>
+              </w:rPr>
+              <w:fldChar w:fldCharType="begin"/>
+            </w:r>
+            <w:r>
+              <w:rPr>
+                <w:noProof/>
+                <w:webHidden/>
+              </w:rPr>
+              <w:instrText xml:space="preserve"> PAGEREF _Toc223891225 \h </w:instrText>
+            </w:r>
+            <w:r>
+              <w:rPr>
+                <w:noProof/>
+                <w:webHidden/>
+              </w:rPr>
+            </w:r>
+            <w:r>
+              <w:rPr>
+                <w:noProof/>
+                <w:webHidden/>
+              </w:rPr>
+              <w:fldChar w:fldCharType="separate"/>
+            </w:r>
+            <w:r>
+              <w:rPr>
+                <w:noProof/>
+                <w:webHidden/>
+              </w:rPr>
+              <w:t>14</w:t>
+            </w:r>
+            <w:r>
+              <w:rPr>
+                <w:noProof/>
+                <w:webHidden/>
+              </w:rPr>
+              <w:fldChar w:fldCharType="end"/>
+            </w:r>
+          </w:hyperlink>
+        </w:p>
+        <w:p>
+          <w:pPr>
+            <w:pStyle w:val="TDC3"/>
+            <w:tabs>
+              <w:tab w:val="right" w:leader="dot" w:pos="8270"/>
+            </w:tabs>
+            <w:rPr>
+              <w:rFonts w:asciiTheme="minorHAnsi" w:eastAsiaTheme="minorEastAsia" w:hAnsiTheme="minorHAnsi" w:cstheme="minorBidi"/>
+              <w:noProof/>
+              <w:kern w:val="2"/>
+              <w:szCs w:val="24"/>
+              <w:lang w:val="es-PE" w:eastAsia="es-PE"/>
+              <w14:ligatures w14:val="standardContextual"/>
+            </w:rPr>
+          </w:pPr>
+          <w:hyperlink w:anchor="_Toc223891226" w:history="1">
+            <w:r>
+              <w:rPr>
+                <w:rStyle w:val="Hipervnculo"/>
+                <w:noProof/>
+              </w:rPr>
+              <w:t>3.1.7. Socios clave</w:t>
+            </w:r>
+            <w:r>
+              <w:rPr>
+                <w:noProof/>
+                <w:webHidden/>
+              </w:rPr>
+              <w:tab/>
+            </w:r>
+            <w:r>
+              <w:rPr>
+                <w:noProof/>
+                <w:webHidden/>
+              </w:rPr>
+              <w:fldChar w:fldCharType="begin"/>
+            </w:r>
+            <w:r>
+              <w:rPr>
+                <w:noProof/>
+                <w:webHidden/>
+              </w:rPr>
+              <w:instrText xml:space="preserve"> PAGEREF _Toc223891226 \h </w:instrText>
+            </w:r>
+            <w:r>
+              <w:rPr>
+                <w:noProof/>
+                <w:webHidden/>
+              </w:rPr>
+            </w:r>
+            <w:r>
+              <w:rPr>
+                <w:noProof/>
+                <w:webHidden/>
+              </w:rPr>
+              <w:fldChar w:fldCharType="separate"/>
+            </w:r>
+            <w:r>
+              <w:rPr>
+                <w:noProof/>
+                <w:webHidden/>
+              </w:rPr>
+              <w:t>14</w:t>
+            </w:r>
+            <w:r>
+              <w:rPr>
+                <w:noProof/>
+                <w:webHidden/>
+              </w:rPr>
+              <w:fldChar w:fldCharType="end"/>
+            </w:r>
+          </w:hyperlink>
+        </w:p>
+        <w:p>
+          <w:pPr>
+            <w:pStyle w:val="TDC3"/>
+            <w:tabs>
+              <w:tab w:val="right" w:leader="dot" w:pos="8270"/>
+            </w:tabs>
+            <w:rPr>
+              <w:rFonts w:asciiTheme="minorHAnsi" w:eastAsiaTheme="minorEastAsia" w:hAnsiTheme="minorHAnsi" w:cstheme="minorBidi"/>
+              <w:noProof/>
+              <w:kern w:val="2"/>
+              <w:szCs w:val="24"/>
+              <w:lang w:val="es-PE" w:eastAsia="es-PE"/>
+              <w14:ligatures w14:val="standardContextual"/>
+            </w:rPr>
+          </w:pPr>
+          <w:hyperlink w:anchor="_Toc223891227" w:history="1">
+            <w:r>
+              <w:rPr>
+                <w:rStyle w:val="Hipervnculo"/>
+                <w:noProof/>
+              </w:rPr>
+              <w:t>3.1.8. Estructura de costos</w:t>
+            </w:r>
+            <w:r>
+              <w:rPr>
+                <w:noProof/>
+                <w:webHidden/>
+              </w:rPr>
+              <w:tab/>
+            </w:r>
+            <w:r>
+              <w:rPr>
+                <w:noProof/>
+                <w:webHidden/>
+              </w:rPr>
+              <w:fldChar w:fldCharType="begin"/>
+            </w:r>
+            <w:r>
+              <w:rPr>
+                <w:noProof/>
+                <w:webHidden/>
+              </w:rPr>
+              <w:instrText xml:space="preserve"> PAGEREF _Toc223891227 \h </w:instrText>
+            </w:r>
+            <w:r>
+              <w:rPr>
+                <w:noProof/>
+                <w:webHidden/>
+              </w:rPr>
+            </w:r>
+            <w:r>
+              <w:rPr>
+                <w:noProof/>
+                <w:webHidden/>
+              </w:rPr>
+              <w:fldChar w:fldCharType="separate"/>
+            </w:r>
+            <w:r>
+              <w:rPr>
+                <w:noProof/>
+                <w:webHidden/>
+              </w:rPr>
+              <w:t>14</w:t>
+            </w:r>
+            <w:r>
+              <w:rPr>
+                <w:noProof/>
+                <w:webHidden/>
+              </w:rPr>
+              <w:fldChar w:fldCharType="end"/>
+            </w:r>
+          </w:hyperlink>
+        </w:p>
+        <w:p>
+          <w:pPr>
+            <w:pStyle w:val="TDC3"/>
+            <w:tabs>
+              <w:tab w:val="right" w:leader="dot" w:pos="8270"/>
+            </w:tabs>
+            <w:rPr>
+              <w:rFonts w:asciiTheme="minorHAnsi" w:eastAsiaTheme="minorEastAsia" w:hAnsiTheme="minorHAnsi" w:cstheme="minorBidi"/>
+              <w:noProof/>
+              <w:kern w:val="2"/>
+              <w:szCs w:val="24"/>
+              <w:lang w:val="es-PE" w:eastAsia="es-PE"/>
+              <w14:ligatures w14:val="standardContextual"/>
+            </w:rPr>
+          </w:pPr>
+          <w:hyperlink w:anchor="_Toc223891228" w:history="1">
+            <w:r>
+              <w:rPr>
+                <w:rStyle w:val="Hipervnculo"/>
+                <w:noProof/>
+              </w:rPr>
+              <w:t>3.1.9. Fuentes de ingresos</w:t>
+            </w:r>
+            <w:r>
+              <w:rPr>
+                <w:noProof/>
+                <w:webHidden/>
+              </w:rPr>
+              <w:tab/>
+            </w:r>
+            <w:r>
+              <w:rPr>
+                <w:noProof/>
+                <w:webHidden/>
+              </w:rPr>
+              <w:fldChar w:fldCharType="begin"/>
+            </w:r>
+            <w:r>
+              <w:rPr>
+                <w:noProof/>
+                <w:webHidden/>
+              </w:rPr>
+              <w:instrText xml:space="preserve"> PAGEREF _Toc223891228 \h </w:instrText>
+            </w:r>
+            <w:r>
+              <w:rPr>
+                <w:noProof/>
+                <w:webHidden/>
+              </w:rPr>
+            </w:r>
+            <w:r>
+              <w:rPr>
+                <w:noProof/>
+                <w:webHidden/>
+              </w:rPr>
+              <w:fldChar w:fldCharType="separate"/>
+            </w:r>
+            <w:r>
+              <w:rPr>
+                <w:noProof/>
+                <w:webHidden/>
+              </w:rPr>
+              <w:t>15</w:t>
             </w:r>
             <w:r>
               <w:rPr>
@@ -1980,13 +2782,13 @@
               <w14:ligatures w14:val="standardContextual"/>
             </w:rPr>
           </w:pPr>
-          <w:hyperlink w:anchor="_Toc223786749" w:history="1">
+          <w:hyperlink w:anchor="_Toc223891229" w:history="1">
             <w:r>
               <w:rPr>
                 <w:rStyle w:val="Hipervnculo"/>
                 <w:noProof/>
               </w:rPr>
-              <w:t>1.4. Objetivos</w:t>
+              <w:t>3.2. Conclusión general del marco teórico</w:t>
             </w:r>
             <w:r>
               <w:rPr>
@@ -2007,7 +2809,7 @@
                 <w:noProof/>
                 <w:webHidden/>
               </w:rPr>
-              <w:instrText xml:space="preserve"> PAGEREF _Toc223786749 \h </w:instrText>
+              <w:instrText xml:space="preserve"> PAGEREF _Toc223891229 \h </w:instrText>
             </w:r>
             <w:r>
               <w:rPr>
@@ -2027,7 +2829,80 @@
                 <w:noProof/>
                 <w:webHidden/>
               </w:rPr>
-              <w:t>8</w:t>
+              <w:t>15</w:t>
+            </w:r>
+            <w:r>
+              <w:rPr>
+                <w:noProof/>
+                <w:webHidden/>
+              </w:rPr>
+              <w:fldChar w:fldCharType="end"/>
+            </w:r>
+          </w:hyperlink>
+        </w:p>
+        <w:p>
+          <w:pPr>
+            <w:pStyle w:val="TDC2"/>
+            <w:tabs>
+              <w:tab w:val="right" w:leader="dot" w:pos="8270"/>
+            </w:tabs>
+            <w:rPr>
+              <w:rFonts w:asciiTheme="minorHAnsi" w:eastAsiaTheme="minorEastAsia" w:hAnsiTheme="minorHAnsi" w:cstheme="minorBidi"/>
+              <w:noProof/>
+              <w:kern w:val="2"/>
+              <w:szCs w:val="24"/>
+              <w:lang w:val="es-PE" w:eastAsia="es-PE"/>
+              <w14:ligatures w14:val="standardContextual"/>
+            </w:rPr>
+          </w:pPr>
+          <w:hyperlink w:anchor="_Toc223891230" w:history="1">
+            <w:r>
+              <w:rPr>
+                <w:rStyle w:val="Hipervnculo"/>
+                <w:noProof/>
+              </w:rPr>
+              <w:t>3.3. Filosofía Organizacional</w:t>
+            </w:r>
+            <w:r>
+              <w:rPr>
+                <w:noProof/>
+                <w:webHidden/>
+              </w:rPr>
+              <w:tab/>
+            </w:r>
+            <w:r>
+              <w:rPr>
+                <w:noProof/>
+                <w:webHidden/>
+              </w:rPr>
+              <w:fldChar w:fldCharType="begin"/>
+            </w:r>
+            <w:r>
+              <w:rPr>
+                <w:noProof/>
+                <w:webHidden/>
+              </w:rPr>
+              <w:instrText xml:space="preserve"> PAGEREF _Toc223891230 \h </w:instrText>
+            </w:r>
+            <w:r>
+              <w:rPr>
+                <w:noProof/>
+                <w:webHidden/>
+              </w:rPr>
+            </w:r>
+            <w:r>
+              <w:rPr>
+                <w:noProof/>
+                <w:webHidden/>
+              </w:rPr>
+              <w:fldChar w:fldCharType="separate"/>
+            </w:r>
+            <w:r>
+              <w:rPr>
+                <w:noProof/>
+                <w:webHidden/>
+              </w:rPr>
+              <w:t>16</w:t>
             </w:r>
             <w:r>
               <w:rPr>
@@ -2053,13 +2928,13 @@
               <w14:ligatures w14:val="standardContextual"/>
             </w:rPr>
           </w:pPr>
-          <w:hyperlink w:anchor="_Toc223786750" w:history="1">
+          <w:hyperlink w:anchor="_Toc223891231" w:history="1">
             <w:r>
               <w:rPr>
                 <w:rStyle w:val="Hipervnculo"/>
                 <w:noProof/>
               </w:rPr>
-              <w:t>1.4.1. Objetivo General</w:t>
+              <w:t>3.3.1. Misión</w:t>
             </w:r>
             <w:r>
               <w:rPr>
@@ -2080,7 +2955,7 @@
                 <w:noProof/>
                 <w:webHidden/>
               </w:rPr>
-              <w:instrText xml:space="preserve"> PAGEREF _Toc223786750 \h </w:instrText>
+              <w:instrText xml:space="preserve"> PAGEREF _Toc223891231 \h </w:instrText>
             </w:r>
             <w:r>
               <w:rPr>
@@ -2100,7 +2975,7 @@
                 <w:noProof/>
                 <w:webHidden/>
               </w:rPr>
-              <w:t>8</w:t>
+              <w:t>16</w:t>
             </w:r>
             <w:r>
               <w:rPr>
@@ -2126,13 +3001,13 @@
               <w14:ligatures w14:val="standardContextual"/>
             </w:rPr>
           </w:pPr>
-          <w:hyperlink w:anchor="_Toc223786751" w:history="1">
+          <w:hyperlink w:anchor="_Toc223891232" w:history="1">
             <w:r>
               <w:rPr>
                 <w:rStyle w:val="Hipervnculo"/>
                 <w:noProof/>
               </w:rPr>
-              <w:t>1.4.2. Objetivos Específicos</w:t>
+              <w:t>3.3.2. Visión</w:t>
             </w:r>
             <w:r>
               <w:rPr>
@@ -2153,7 +3028,7 @@
                 <w:noProof/>
                 <w:webHidden/>
               </w:rPr>
-              <w:instrText xml:space="preserve"> PAGEREF _Toc223786751 \h </w:instrText>
+              <w:instrText xml:space="preserve"> PAGEREF _Toc223891232 \h </w:instrText>
             </w:r>
             <w:r>
               <w:rPr>
@@ -2173,7 +3048,226 @@
                 <w:noProof/>
                 <w:webHidden/>
               </w:rPr>
-              <w:t>8</w:t>
+              <w:t>17</w:t>
+            </w:r>
+            <w:r>
+              <w:rPr>
+                <w:noProof/>
+                <w:webHidden/>
+              </w:rPr>
+              <w:fldChar w:fldCharType="end"/>
+            </w:r>
+          </w:hyperlink>
+        </w:p>
+        <w:p>
+          <w:pPr>
+            <w:pStyle w:val="TDC2"/>
+            <w:tabs>
+              <w:tab w:val="right" w:leader="dot" w:pos="8270"/>
+            </w:tabs>
+            <w:rPr>
+              <w:rFonts w:asciiTheme="minorHAnsi" w:eastAsiaTheme="minorEastAsia" w:hAnsiTheme="minorHAnsi" w:cstheme="minorBidi"/>
+              <w:noProof/>
+              <w:kern w:val="2"/>
+              <w:szCs w:val="24"/>
+              <w:lang w:val="es-PE" w:eastAsia="es-PE"/>
+              <w14:ligatures w14:val="standardContextual"/>
+            </w:rPr>
+          </w:pPr>
+          <w:hyperlink w:anchor="_Toc223891233" w:history="1">
+            <w:r>
+              <w:rPr>
+                <w:rStyle w:val="Hipervnculo"/>
+                <w:noProof/>
+              </w:rPr>
+              <w:t>3.4. MARCA / BRANDING</w:t>
+            </w:r>
+            <w:r>
+              <w:rPr>
+                <w:noProof/>
+                <w:webHidden/>
+              </w:rPr>
+              <w:tab/>
+            </w:r>
+            <w:r>
+              <w:rPr>
+                <w:noProof/>
+                <w:webHidden/>
+              </w:rPr>
+              <w:fldChar w:fldCharType="begin"/>
+            </w:r>
+            <w:r>
+              <w:rPr>
+                <w:noProof/>
+                <w:webHidden/>
+              </w:rPr>
+              <w:instrText xml:space="preserve"> PAGEREF _Toc223891233 \h </w:instrText>
+            </w:r>
+            <w:r>
+              <w:rPr>
+                <w:noProof/>
+                <w:webHidden/>
+              </w:rPr>
+            </w:r>
+            <w:r>
+              <w:rPr>
+                <w:noProof/>
+                <w:webHidden/>
+              </w:rPr>
+              <w:fldChar w:fldCharType="separate"/>
+            </w:r>
+            <w:r>
+              <w:rPr>
+                <w:noProof/>
+                <w:webHidden/>
+              </w:rPr>
+              <w:t>17</w:t>
+            </w:r>
+            <w:r>
+              <w:rPr>
+                <w:noProof/>
+                <w:webHidden/>
+              </w:rPr>
+              <w:fldChar w:fldCharType="end"/>
+            </w:r>
+          </w:hyperlink>
+        </w:p>
+        <w:p>
+          <w:pPr>
+            <w:pStyle w:val="TDC3"/>
+            <w:tabs>
+              <w:tab w:val="right" w:leader="dot" w:pos="8270"/>
+            </w:tabs>
+            <w:rPr>
+              <w:rFonts w:asciiTheme="minorHAnsi" w:eastAsiaTheme="minorEastAsia" w:hAnsiTheme="minorHAnsi" w:cstheme="minorBidi"/>
+              <w:noProof/>
+              <w:kern w:val="2"/>
+              <w:szCs w:val="24"/>
+              <w:lang w:val="es-PE" w:eastAsia="es-PE"/>
+              <w14:ligatures w14:val="standardContextual"/>
+            </w:rPr>
+          </w:pPr>
+          <w:hyperlink w:anchor="_Toc223891234" w:history="1">
+            <w:r>
+              <w:rPr>
+                <w:rStyle w:val="Hipervnculo"/>
+                <w:noProof/>
+              </w:rPr>
+              <w:t>3.4.1. Logotipo</w:t>
+            </w:r>
+            <w:r>
+              <w:rPr>
+                <w:noProof/>
+                <w:webHidden/>
+              </w:rPr>
+              <w:tab/>
+            </w:r>
+            <w:r>
+              <w:rPr>
+                <w:noProof/>
+                <w:webHidden/>
+              </w:rPr>
+              <w:fldChar w:fldCharType="begin"/>
+            </w:r>
+            <w:r>
+              <w:rPr>
+                <w:noProof/>
+                <w:webHidden/>
+              </w:rPr>
+              <w:instrText xml:space="preserve"> PAGEREF _Toc223891234 \h </w:instrText>
+            </w:r>
+            <w:r>
+              <w:rPr>
+                <w:noProof/>
+                <w:webHidden/>
+              </w:rPr>
+            </w:r>
+            <w:r>
+              <w:rPr>
+                <w:noProof/>
+                <w:webHidden/>
+              </w:rPr>
+              <w:fldChar w:fldCharType="separate"/>
+            </w:r>
+            <w:r>
+              <w:rPr>
+                <w:noProof/>
+                <w:webHidden/>
+              </w:rPr>
+              <w:t>18</w:t>
+            </w:r>
+            <w:r>
+              <w:rPr>
+                <w:noProof/>
+                <w:webHidden/>
+              </w:rPr>
+              <w:fldChar w:fldCharType="end"/>
+            </w:r>
+          </w:hyperlink>
+        </w:p>
+        <w:p>
+          <w:pPr>
+            <w:pStyle w:val="TDC3"/>
+            <w:tabs>
+              <w:tab w:val="right" w:leader="dot" w:pos="8270"/>
+            </w:tabs>
+            <w:rPr>
+              <w:rFonts w:asciiTheme="minorHAnsi" w:eastAsiaTheme="minorEastAsia" w:hAnsiTheme="minorHAnsi" w:cstheme="minorBidi"/>
+              <w:noProof/>
+              <w:kern w:val="2"/>
+              <w:szCs w:val="24"/>
+              <w:lang w:val="es-PE" w:eastAsia="es-PE"/>
+              <w14:ligatures w14:val="standardContextual"/>
+            </w:rPr>
+          </w:pPr>
+          <w:hyperlink w:anchor="_Toc223891235" w:history="1">
+            <w:r>
+              <w:rPr>
+                <w:rStyle w:val="Hipervnculo"/>
+                <w:noProof/>
+              </w:rPr>
+              <w:t>3.4.2. Eslogan</w:t>
+            </w:r>
+            <w:r>
+              <w:rPr>
+                <w:noProof/>
+                <w:webHidden/>
+              </w:rPr>
+              <w:tab/>
+            </w:r>
+            <w:r>
+              <w:rPr>
+                <w:noProof/>
+                <w:webHidden/>
+              </w:rPr>
+              <w:fldChar w:fldCharType="begin"/>
+            </w:r>
+            <w:r>
+              <w:rPr>
+                <w:noProof/>
+                <w:webHidden/>
+              </w:rPr>
+              <w:instrText xml:space="preserve"> PAGEREF _Toc223891235 \h </w:instrText>
+            </w:r>
+            <w:r>
+              <w:rPr>
+                <w:noProof/>
+                <w:webHidden/>
+              </w:rPr>
+            </w:r>
+            <w:r>
+              <w:rPr>
+                <w:noProof/>
+                <w:webHidden/>
+              </w:rPr>
+              <w:fldChar w:fldCharType="separate"/>
+            </w:r>
+            <w:r>
+              <w:rPr>
+                <w:noProof/>
+                <w:webHidden/>
+              </w:rPr>
+              <w:t>19</w:t>
             </w:r>
             <w:r>
               <w:rPr>
@@ -2199,13 +3293,13 @@
               <w14:ligatures w14:val="standardContextual"/>
             </w:rPr>
           </w:pPr>
-          <w:hyperlink w:anchor="_Toc223786752" w:history="1">
+          <w:hyperlink w:anchor="_Toc223891236" w:history="1">
             <w:r>
               <w:rPr>
                 <w:rStyle w:val="Hipervnculo"/>
                 <w:noProof/>
               </w:rPr>
-              <w:t>2. MARCO TEÓRICO</w:t>
+              <w:t>4. RESULTADOS</w:t>
             </w:r>
             <w:r>
               <w:rPr>
@@ -2226,7 +3320,7 @@
                 <w:noProof/>
                 <w:webHidden/>
               </w:rPr>
-              <w:instrText xml:space="preserve"> PAGEREF _Toc223786752 \h </w:instrText>
+              <w:instrText xml:space="preserve"> PAGEREF _Toc223891236 \h </w:instrText>
             </w:r>
             <w:r>
               <w:rPr>
@@ -2246,1467 +3340,7 @@
                 <w:noProof/>
                 <w:webHidden/>
               </w:rPr>
-              <w:t>9</w:t>
-            </w:r>
-            <w:r>
-              <w:rPr>
-                <w:noProof/>
-                <w:webHidden/>
-              </w:rPr>
-              <w:fldChar w:fldCharType="end"/>
-            </w:r>
-          </w:hyperlink>
-        </w:p>
-        <w:p>
-          <w:pPr>
-            <w:pStyle w:val="TDC2"/>
-            <w:tabs>
-              <w:tab w:val="right" w:leader="dot" w:pos="8270"/>
-            </w:tabs>
-            <w:rPr>
-              <w:rFonts w:asciiTheme="minorHAnsi" w:eastAsiaTheme="minorEastAsia" w:hAnsiTheme="minorHAnsi" w:cstheme="minorBidi"/>
-              <w:noProof/>
-              <w:kern w:val="2"/>
-              <w:szCs w:val="24"/>
-              <w:lang w:val="es-PE" w:eastAsia="es-PE"/>
-              <w14:ligatures w14:val="standardContextual"/>
-            </w:rPr>
-          </w:pPr>
-          <w:hyperlink w:anchor="_Toc223786753" w:history="1">
-            <w:r>
-              <w:rPr>
-                <w:rStyle w:val="Hipervnculo"/>
-                <w:noProof/>
-              </w:rPr>
-              <w:t>2.1. Estrategias de ventas y marketing estratégico en contextos empresariales</w:t>
-            </w:r>
-            <w:r>
-              <w:rPr>
-                <w:noProof/>
-                <w:webHidden/>
-              </w:rPr>
-              <w:tab/>
-            </w:r>
-            <w:r>
-              <w:rPr>
-                <w:noProof/>
-                <w:webHidden/>
-              </w:rPr>
-              <w:fldChar w:fldCharType="begin"/>
-            </w:r>
-            <w:r>
-              <w:rPr>
-                <w:noProof/>
-                <w:webHidden/>
-              </w:rPr>
-              <w:instrText xml:space="preserve"> PAGEREF _Toc223786753 \h </w:instrText>
-            </w:r>
-            <w:r>
-              <w:rPr>
-                <w:noProof/>
-                <w:webHidden/>
-              </w:rPr>
-            </w:r>
-            <w:r>
-              <w:rPr>
-                <w:noProof/>
-                <w:webHidden/>
-              </w:rPr>
-              <w:fldChar w:fldCharType="separate"/>
-            </w:r>
-            <w:r>
-              <w:rPr>
-                <w:noProof/>
-                <w:webHidden/>
-              </w:rPr>
-              <w:t>9</w:t>
-            </w:r>
-            <w:r>
-              <w:rPr>
-                <w:noProof/>
-                <w:webHidden/>
-              </w:rPr>
-              <w:fldChar w:fldCharType="end"/>
-            </w:r>
-          </w:hyperlink>
-        </w:p>
-        <w:p>
-          <w:pPr>
-            <w:pStyle w:val="TDC2"/>
-            <w:tabs>
-              <w:tab w:val="right" w:leader="dot" w:pos="8270"/>
-            </w:tabs>
-            <w:rPr>
-              <w:rFonts w:asciiTheme="minorHAnsi" w:eastAsiaTheme="minorEastAsia" w:hAnsiTheme="minorHAnsi" w:cstheme="minorBidi"/>
-              <w:noProof/>
-              <w:kern w:val="2"/>
-              <w:szCs w:val="24"/>
-              <w:lang w:val="es-PE" w:eastAsia="es-PE"/>
-              <w14:ligatures w14:val="standardContextual"/>
-            </w:rPr>
-          </w:pPr>
-          <w:hyperlink w:anchor="_Toc223786754" w:history="1">
-            <w:r>
-              <w:rPr>
-                <w:rStyle w:val="Hipervnculo"/>
-                <w:noProof/>
-              </w:rPr>
-              <w:t>2.2. Marketing estratégico y su papel en ventas sostenibles</w:t>
-            </w:r>
-            <w:r>
-              <w:rPr>
-                <w:noProof/>
-                <w:webHidden/>
-              </w:rPr>
-              <w:tab/>
-            </w:r>
-            <w:r>
-              <w:rPr>
-                <w:noProof/>
-                <w:webHidden/>
-              </w:rPr>
-              <w:fldChar w:fldCharType="begin"/>
-            </w:r>
-            <w:r>
-              <w:rPr>
-                <w:noProof/>
-                <w:webHidden/>
-              </w:rPr>
-              <w:instrText xml:space="preserve"> PAGEREF _Toc223786754 \h </w:instrText>
-            </w:r>
-            <w:r>
-              <w:rPr>
-                <w:noProof/>
-                <w:webHidden/>
-              </w:rPr>
-            </w:r>
-            <w:r>
-              <w:rPr>
-                <w:noProof/>
-                <w:webHidden/>
-              </w:rPr>
-              <w:fldChar w:fldCharType="separate"/>
-            </w:r>
-            <w:r>
-              <w:rPr>
-                <w:noProof/>
-                <w:webHidden/>
-              </w:rPr>
-              <w:t>10</w:t>
-            </w:r>
-            <w:r>
-              <w:rPr>
-                <w:noProof/>
-                <w:webHidden/>
-              </w:rPr>
-              <w:fldChar w:fldCharType="end"/>
-            </w:r>
-          </w:hyperlink>
-        </w:p>
-        <w:p>
-          <w:pPr>
-            <w:pStyle w:val="TDC2"/>
-            <w:tabs>
-              <w:tab w:val="right" w:leader="dot" w:pos="8270"/>
-            </w:tabs>
-            <w:rPr>
-              <w:rFonts w:asciiTheme="minorHAnsi" w:eastAsiaTheme="minorEastAsia" w:hAnsiTheme="minorHAnsi" w:cstheme="minorBidi"/>
-              <w:noProof/>
-              <w:kern w:val="2"/>
-              <w:szCs w:val="24"/>
-              <w:lang w:val="es-PE" w:eastAsia="es-PE"/>
-              <w14:ligatures w14:val="standardContextual"/>
-            </w:rPr>
-          </w:pPr>
-          <w:hyperlink w:anchor="_Toc223786755" w:history="1">
-            <w:r>
-              <w:rPr>
-                <w:rStyle w:val="Hipervnculo"/>
-                <w:noProof/>
-              </w:rPr>
-              <w:t>2.3. Estrategias de ventas en emprendimientos y pymes</w:t>
-            </w:r>
-            <w:r>
-              <w:rPr>
-                <w:noProof/>
-                <w:webHidden/>
-              </w:rPr>
-              <w:tab/>
-            </w:r>
-            <w:r>
-              <w:rPr>
-                <w:noProof/>
-                <w:webHidden/>
-              </w:rPr>
-              <w:fldChar w:fldCharType="begin"/>
-            </w:r>
-            <w:r>
-              <w:rPr>
-                <w:noProof/>
-                <w:webHidden/>
-              </w:rPr>
-              <w:instrText xml:space="preserve"> PAGEREF _Toc223786755 \h </w:instrText>
-            </w:r>
-            <w:r>
-              <w:rPr>
-                <w:noProof/>
-                <w:webHidden/>
-              </w:rPr>
-            </w:r>
-            <w:r>
-              <w:rPr>
-                <w:noProof/>
-                <w:webHidden/>
-              </w:rPr>
-              <w:fldChar w:fldCharType="separate"/>
-            </w:r>
-            <w:r>
-              <w:rPr>
-                <w:noProof/>
-                <w:webHidden/>
-              </w:rPr>
-              <w:t>11</w:t>
-            </w:r>
-            <w:r>
-              <w:rPr>
-                <w:noProof/>
-                <w:webHidden/>
-              </w:rPr>
-              <w:fldChar w:fldCharType="end"/>
-            </w:r>
-          </w:hyperlink>
-        </w:p>
-        <w:p>
-          <w:pPr>
-            <w:pStyle w:val="TDC2"/>
-            <w:tabs>
-              <w:tab w:val="right" w:leader="dot" w:pos="8270"/>
-            </w:tabs>
-            <w:rPr>
-              <w:rFonts w:asciiTheme="minorHAnsi" w:eastAsiaTheme="minorEastAsia" w:hAnsiTheme="minorHAnsi" w:cstheme="minorBidi"/>
-              <w:noProof/>
-              <w:kern w:val="2"/>
-              <w:szCs w:val="24"/>
-              <w:lang w:val="es-PE" w:eastAsia="es-PE"/>
-              <w14:ligatures w14:val="standardContextual"/>
-            </w:rPr>
-          </w:pPr>
-          <w:hyperlink w:anchor="_Toc223786756" w:history="1">
-            <w:r>
-              <w:rPr>
-                <w:rStyle w:val="Hipervnculo"/>
-                <w:noProof/>
-              </w:rPr>
-              <w:t>2.4. The Business Model Canvas</w:t>
-            </w:r>
-            <w:r>
-              <w:rPr>
-                <w:noProof/>
-                <w:webHidden/>
-              </w:rPr>
-              <w:tab/>
-            </w:r>
-            <w:r>
-              <w:rPr>
-                <w:noProof/>
-                <w:webHidden/>
-              </w:rPr>
-              <w:fldChar w:fldCharType="begin"/>
-            </w:r>
-            <w:r>
-              <w:rPr>
-                <w:noProof/>
-                <w:webHidden/>
-              </w:rPr>
-              <w:instrText xml:space="preserve"> PAGEREF _Toc223786756 \h </w:instrText>
-            </w:r>
-            <w:r>
-              <w:rPr>
-                <w:noProof/>
-                <w:webHidden/>
-              </w:rPr>
-            </w:r>
-            <w:r>
-              <w:rPr>
-                <w:noProof/>
-                <w:webHidden/>
-              </w:rPr>
-              <w:fldChar w:fldCharType="separate"/>
-            </w:r>
-            <w:r>
-              <w:rPr>
-                <w:noProof/>
-                <w:webHidden/>
-              </w:rPr>
-              <w:t>13</w:t>
-            </w:r>
-            <w:r>
-              <w:rPr>
-                <w:noProof/>
-                <w:webHidden/>
-              </w:rPr>
-              <w:fldChar w:fldCharType="end"/>
-            </w:r>
-          </w:hyperlink>
-        </w:p>
-        <w:p>
-          <w:pPr>
-            <w:pStyle w:val="TDC3"/>
-            <w:tabs>
-              <w:tab w:val="right" w:leader="dot" w:pos="8270"/>
-            </w:tabs>
-            <w:rPr>
-              <w:rFonts w:asciiTheme="minorHAnsi" w:eastAsiaTheme="minorEastAsia" w:hAnsiTheme="minorHAnsi" w:cstheme="minorBidi"/>
-              <w:noProof/>
-              <w:kern w:val="2"/>
-              <w:szCs w:val="24"/>
-              <w:lang w:val="es-PE" w:eastAsia="es-PE"/>
-              <w14:ligatures w14:val="standardContextual"/>
-            </w:rPr>
-          </w:pPr>
-          <w:hyperlink w:anchor="_Toc223786757" w:history="1">
-            <w:r>
-              <w:rPr>
-                <w:rStyle w:val="Hipervnculo"/>
-                <w:noProof/>
-              </w:rPr>
-              <w:t>2.4.1. Propuesta de valor</w:t>
-            </w:r>
-            <w:r>
-              <w:rPr>
-                <w:noProof/>
-                <w:webHidden/>
-              </w:rPr>
-              <w:tab/>
-            </w:r>
-            <w:r>
-              <w:rPr>
-                <w:noProof/>
-                <w:webHidden/>
-              </w:rPr>
-              <w:fldChar w:fldCharType="begin"/>
-            </w:r>
-            <w:r>
-              <w:rPr>
-                <w:noProof/>
-                <w:webHidden/>
-              </w:rPr>
-              <w:instrText xml:space="preserve"> PAGEREF _Toc223786757 \h </w:instrText>
-            </w:r>
-            <w:r>
-              <w:rPr>
-                <w:noProof/>
-                <w:webHidden/>
-              </w:rPr>
-            </w:r>
-            <w:r>
-              <w:rPr>
-                <w:noProof/>
-                <w:webHidden/>
-              </w:rPr>
-              <w:fldChar w:fldCharType="separate"/>
-            </w:r>
-            <w:r>
-              <w:rPr>
-                <w:noProof/>
-                <w:webHidden/>
-              </w:rPr>
-              <w:t>14</w:t>
-            </w:r>
-            <w:r>
-              <w:rPr>
-                <w:noProof/>
-                <w:webHidden/>
-              </w:rPr>
-              <w:fldChar w:fldCharType="end"/>
-            </w:r>
-          </w:hyperlink>
-        </w:p>
-        <w:p>
-          <w:pPr>
-            <w:pStyle w:val="TDC3"/>
-            <w:tabs>
-              <w:tab w:val="right" w:leader="dot" w:pos="8270"/>
-            </w:tabs>
-            <w:rPr>
-              <w:rFonts w:asciiTheme="minorHAnsi" w:eastAsiaTheme="minorEastAsia" w:hAnsiTheme="minorHAnsi" w:cstheme="minorBidi"/>
-              <w:noProof/>
-              <w:kern w:val="2"/>
-              <w:szCs w:val="24"/>
-              <w:lang w:val="es-PE" w:eastAsia="es-PE"/>
-              <w14:ligatures w14:val="standardContextual"/>
-            </w:rPr>
-          </w:pPr>
-          <w:hyperlink w:anchor="_Toc223786758" w:history="1">
-            <w:r>
-              <w:rPr>
-                <w:rStyle w:val="Hipervnculo"/>
-                <w:noProof/>
-              </w:rPr>
-              <w:t>2.4.2. Segmentos de clientes</w:t>
-            </w:r>
-            <w:r>
-              <w:rPr>
-                <w:noProof/>
-                <w:webHidden/>
-              </w:rPr>
-              <w:tab/>
-            </w:r>
-            <w:r>
-              <w:rPr>
-                <w:noProof/>
-                <w:webHidden/>
-              </w:rPr>
-              <w:fldChar w:fldCharType="begin"/>
-            </w:r>
-            <w:r>
-              <w:rPr>
-                <w:noProof/>
-                <w:webHidden/>
-              </w:rPr>
-              <w:instrText xml:space="preserve"> PAGEREF _Toc223786758 \h </w:instrText>
-            </w:r>
-            <w:r>
-              <w:rPr>
-                <w:noProof/>
-                <w:webHidden/>
-              </w:rPr>
-            </w:r>
-            <w:r>
-              <w:rPr>
-                <w:noProof/>
-                <w:webHidden/>
-              </w:rPr>
-              <w:fldChar w:fldCharType="separate"/>
-            </w:r>
-            <w:r>
-              <w:rPr>
-                <w:noProof/>
-                <w:webHidden/>
-              </w:rPr>
-              <w:t>14</w:t>
-            </w:r>
-            <w:r>
-              <w:rPr>
-                <w:noProof/>
-                <w:webHidden/>
-              </w:rPr>
-              <w:fldChar w:fldCharType="end"/>
-            </w:r>
-          </w:hyperlink>
-        </w:p>
-        <w:p>
-          <w:pPr>
-            <w:pStyle w:val="TDC3"/>
-            <w:tabs>
-              <w:tab w:val="right" w:leader="dot" w:pos="8270"/>
-            </w:tabs>
-            <w:rPr>
-              <w:rFonts w:asciiTheme="minorHAnsi" w:eastAsiaTheme="minorEastAsia" w:hAnsiTheme="minorHAnsi" w:cstheme="minorBidi"/>
-              <w:noProof/>
-              <w:kern w:val="2"/>
-              <w:szCs w:val="24"/>
-              <w:lang w:val="es-PE" w:eastAsia="es-PE"/>
-              <w14:ligatures w14:val="standardContextual"/>
-            </w:rPr>
-          </w:pPr>
-          <w:hyperlink w:anchor="_Toc223786759" w:history="1">
-            <w:r>
-              <w:rPr>
-                <w:rStyle w:val="Hipervnculo"/>
-                <w:noProof/>
-              </w:rPr>
-              <w:t>2.4.3. Canales</w:t>
-            </w:r>
-            <w:r>
-              <w:rPr>
-                <w:noProof/>
-                <w:webHidden/>
-              </w:rPr>
-              <w:tab/>
-            </w:r>
-            <w:r>
-              <w:rPr>
-                <w:noProof/>
-                <w:webHidden/>
-              </w:rPr>
-              <w:fldChar w:fldCharType="begin"/>
-            </w:r>
-            <w:r>
-              <w:rPr>
-                <w:noProof/>
-                <w:webHidden/>
-              </w:rPr>
-              <w:instrText xml:space="preserve"> PAGEREF _Toc223786759 \h </w:instrText>
-            </w:r>
-            <w:r>
-              <w:rPr>
-                <w:noProof/>
-                <w:webHidden/>
-              </w:rPr>
-            </w:r>
-            <w:r>
-              <w:rPr>
-                <w:noProof/>
-                <w:webHidden/>
-              </w:rPr>
-              <w:fldChar w:fldCharType="separate"/>
-            </w:r>
-            <w:r>
-              <w:rPr>
-                <w:noProof/>
-                <w:webHidden/>
-              </w:rPr>
-              <w:t>15</w:t>
-            </w:r>
-            <w:r>
-              <w:rPr>
-                <w:noProof/>
-                <w:webHidden/>
-              </w:rPr>
-              <w:fldChar w:fldCharType="end"/>
-            </w:r>
-          </w:hyperlink>
-        </w:p>
-        <w:p>
-          <w:pPr>
-            <w:pStyle w:val="TDC3"/>
-            <w:tabs>
-              <w:tab w:val="right" w:leader="dot" w:pos="8270"/>
-            </w:tabs>
-            <w:rPr>
-              <w:rFonts w:asciiTheme="minorHAnsi" w:eastAsiaTheme="minorEastAsia" w:hAnsiTheme="minorHAnsi" w:cstheme="minorBidi"/>
-              <w:noProof/>
-              <w:kern w:val="2"/>
-              <w:szCs w:val="24"/>
-              <w:lang w:val="es-PE" w:eastAsia="es-PE"/>
-              <w14:ligatures w14:val="standardContextual"/>
-            </w:rPr>
-          </w:pPr>
-          <w:hyperlink w:anchor="_Toc223786760" w:history="1">
-            <w:r>
-              <w:rPr>
-                <w:rStyle w:val="Hipervnculo"/>
-                <w:noProof/>
-              </w:rPr>
-              <w:t>2.4.4. Relación con los clientes</w:t>
-            </w:r>
-            <w:r>
-              <w:rPr>
-                <w:noProof/>
-                <w:webHidden/>
-              </w:rPr>
-              <w:tab/>
-            </w:r>
-            <w:r>
-              <w:rPr>
-                <w:noProof/>
-                <w:webHidden/>
-              </w:rPr>
-              <w:fldChar w:fldCharType="begin"/>
-            </w:r>
-            <w:r>
-              <w:rPr>
-                <w:noProof/>
-                <w:webHidden/>
-              </w:rPr>
-              <w:instrText xml:space="preserve"> PAGEREF _Toc223786760 \h </w:instrText>
-            </w:r>
-            <w:r>
-              <w:rPr>
-                <w:noProof/>
-                <w:webHidden/>
-              </w:rPr>
-            </w:r>
-            <w:r>
-              <w:rPr>
-                <w:noProof/>
-                <w:webHidden/>
-              </w:rPr>
-              <w:fldChar w:fldCharType="separate"/>
-            </w:r>
-            <w:r>
-              <w:rPr>
-                <w:noProof/>
-                <w:webHidden/>
-              </w:rPr>
-              <w:t>15</w:t>
-            </w:r>
-            <w:r>
-              <w:rPr>
-                <w:noProof/>
-                <w:webHidden/>
-              </w:rPr>
-              <w:fldChar w:fldCharType="end"/>
-            </w:r>
-          </w:hyperlink>
-        </w:p>
-        <w:p>
-          <w:pPr>
-            <w:pStyle w:val="TDC3"/>
-            <w:tabs>
-              <w:tab w:val="right" w:leader="dot" w:pos="8270"/>
-            </w:tabs>
-            <w:rPr>
-              <w:rFonts w:asciiTheme="minorHAnsi" w:eastAsiaTheme="minorEastAsia" w:hAnsiTheme="minorHAnsi" w:cstheme="minorBidi"/>
-              <w:noProof/>
-              <w:kern w:val="2"/>
-              <w:szCs w:val="24"/>
-              <w:lang w:val="es-PE" w:eastAsia="es-PE"/>
-              <w14:ligatures w14:val="standardContextual"/>
-            </w:rPr>
-          </w:pPr>
-          <w:hyperlink w:anchor="_Toc223786761" w:history="1">
-            <w:r>
-              <w:rPr>
-                <w:rStyle w:val="Hipervnculo"/>
-                <w:noProof/>
-              </w:rPr>
-              <w:t>2.4.5. Actividades clave</w:t>
-            </w:r>
-            <w:r>
-              <w:rPr>
-                <w:noProof/>
-                <w:webHidden/>
-              </w:rPr>
-              <w:tab/>
-            </w:r>
-            <w:r>
-              <w:rPr>
-                <w:noProof/>
-                <w:webHidden/>
-              </w:rPr>
-              <w:fldChar w:fldCharType="begin"/>
-            </w:r>
-            <w:r>
-              <w:rPr>
-                <w:noProof/>
-                <w:webHidden/>
-              </w:rPr>
-              <w:instrText xml:space="preserve"> PAGEREF _Toc223786761 \h </w:instrText>
-            </w:r>
-            <w:r>
-              <w:rPr>
-                <w:noProof/>
-                <w:webHidden/>
-              </w:rPr>
-            </w:r>
-            <w:r>
-              <w:rPr>
-                <w:noProof/>
-                <w:webHidden/>
-              </w:rPr>
-              <w:fldChar w:fldCharType="separate"/>
-            </w:r>
-            <w:r>
-              <w:rPr>
-                <w:noProof/>
-                <w:webHidden/>
-              </w:rPr>
-              <w:t>15</w:t>
-            </w:r>
-            <w:r>
-              <w:rPr>
-                <w:noProof/>
-                <w:webHidden/>
-              </w:rPr>
-              <w:fldChar w:fldCharType="end"/>
-            </w:r>
-          </w:hyperlink>
-        </w:p>
-        <w:p>
-          <w:pPr>
-            <w:pStyle w:val="TDC3"/>
-            <w:tabs>
-              <w:tab w:val="right" w:leader="dot" w:pos="8270"/>
-            </w:tabs>
-            <w:rPr>
-              <w:rFonts w:asciiTheme="minorHAnsi" w:eastAsiaTheme="minorEastAsia" w:hAnsiTheme="minorHAnsi" w:cstheme="minorBidi"/>
-              <w:noProof/>
-              <w:kern w:val="2"/>
-              <w:szCs w:val="24"/>
-              <w:lang w:val="es-PE" w:eastAsia="es-PE"/>
-              <w14:ligatures w14:val="standardContextual"/>
-            </w:rPr>
-          </w:pPr>
-          <w:hyperlink w:anchor="_Toc223786762" w:history="1">
-            <w:r>
-              <w:rPr>
-                <w:rStyle w:val="Hipervnculo"/>
-                <w:noProof/>
-              </w:rPr>
-              <w:t>2.4.6. Recursos clave</w:t>
-            </w:r>
-            <w:r>
-              <w:rPr>
-                <w:noProof/>
-                <w:webHidden/>
-              </w:rPr>
-              <w:tab/>
-            </w:r>
-            <w:r>
-              <w:rPr>
-                <w:noProof/>
-                <w:webHidden/>
-              </w:rPr>
-              <w:fldChar w:fldCharType="begin"/>
-            </w:r>
-            <w:r>
-              <w:rPr>
-                <w:noProof/>
-                <w:webHidden/>
-              </w:rPr>
-              <w:instrText xml:space="preserve"> PAGEREF _Toc223786762 \h </w:instrText>
-            </w:r>
-            <w:r>
-              <w:rPr>
-                <w:noProof/>
-                <w:webHidden/>
-              </w:rPr>
-            </w:r>
-            <w:r>
-              <w:rPr>
-                <w:noProof/>
-                <w:webHidden/>
-              </w:rPr>
-              <w:fldChar w:fldCharType="separate"/>
-            </w:r>
-            <w:r>
-              <w:rPr>
-                <w:noProof/>
-                <w:webHidden/>
-              </w:rPr>
-              <w:t>16</w:t>
-            </w:r>
-            <w:r>
-              <w:rPr>
-                <w:noProof/>
-                <w:webHidden/>
-              </w:rPr>
-              <w:fldChar w:fldCharType="end"/>
-            </w:r>
-          </w:hyperlink>
-        </w:p>
-        <w:p>
-          <w:pPr>
-            <w:pStyle w:val="TDC3"/>
-            <w:tabs>
-              <w:tab w:val="right" w:leader="dot" w:pos="8270"/>
-            </w:tabs>
-            <w:rPr>
-              <w:rFonts w:asciiTheme="minorHAnsi" w:eastAsiaTheme="minorEastAsia" w:hAnsiTheme="minorHAnsi" w:cstheme="minorBidi"/>
-              <w:noProof/>
-              <w:kern w:val="2"/>
-              <w:szCs w:val="24"/>
-              <w:lang w:val="es-PE" w:eastAsia="es-PE"/>
-              <w14:ligatures w14:val="standardContextual"/>
-            </w:rPr>
-          </w:pPr>
-          <w:hyperlink w:anchor="_Toc223786763" w:history="1">
-            <w:r>
-              <w:rPr>
-                <w:rStyle w:val="Hipervnculo"/>
-                <w:noProof/>
-              </w:rPr>
-              <w:t>2.4.7. Socios clave</w:t>
-            </w:r>
-            <w:r>
-              <w:rPr>
-                <w:noProof/>
-                <w:webHidden/>
-              </w:rPr>
-              <w:tab/>
-            </w:r>
-            <w:r>
-              <w:rPr>
-                <w:noProof/>
-                <w:webHidden/>
-              </w:rPr>
-              <w:fldChar w:fldCharType="begin"/>
-            </w:r>
-            <w:r>
-              <w:rPr>
-                <w:noProof/>
-                <w:webHidden/>
-              </w:rPr>
-              <w:instrText xml:space="preserve"> PAGEREF _Toc223786763 \h </w:instrText>
-            </w:r>
-            <w:r>
-              <w:rPr>
-                <w:noProof/>
-                <w:webHidden/>
-              </w:rPr>
-            </w:r>
-            <w:r>
-              <w:rPr>
-                <w:noProof/>
-                <w:webHidden/>
-              </w:rPr>
-              <w:fldChar w:fldCharType="separate"/>
-            </w:r>
-            <w:r>
-              <w:rPr>
-                <w:noProof/>
-                <w:webHidden/>
-              </w:rPr>
-              <w:t>16</w:t>
-            </w:r>
-            <w:r>
-              <w:rPr>
-                <w:noProof/>
-                <w:webHidden/>
-              </w:rPr>
-              <w:fldChar w:fldCharType="end"/>
-            </w:r>
-          </w:hyperlink>
-        </w:p>
-        <w:p>
-          <w:pPr>
-            <w:pStyle w:val="TDC3"/>
-            <w:tabs>
-              <w:tab w:val="right" w:leader="dot" w:pos="8270"/>
-            </w:tabs>
-            <w:rPr>
-              <w:rFonts w:asciiTheme="minorHAnsi" w:eastAsiaTheme="minorEastAsia" w:hAnsiTheme="minorHAnsi" w:cstheme="minorBidi"/>
-              <w:noProof/>
-              <w:kern w:val="2"/>
-              <w:szCs w:val="24"/>
-              <w:lang w:val="es-PE" w:eastAsia="es-PE"/>
-              <w14:ligatures w14:val="standardContextual"/>
-            </w:rPr>
-          </w:pPr>
-          <w:hyperlink w:anchor="_Toc223786764" w:history="1">
-            <w:r>
-              <w:rPr>
-                <w:rStyle w:val="Hipervnculo"/>
-                <w:noProof/>
-              </w:rPr>
-              <w:t>2.4.8. Estructura de costos</w:t>
-            </w:r>
-            <w:r>
-              <w:rPr>
-                <w:noProof/>
-                <w:webHidden/>
-              </w:rPr>
-              <w:tab/>
-            </w:r>
-            <w:r>
-              <w:rPr>
-                <w:noProof/>
-                <w:webHidden/>
-              </w:rPr>
-              <w:fldChar w:fldCharType="begin"/>
-            </w:r>
-            <w:r>
-              <w:rPr>
-                <w:noProof/>
-                <w:webHidden/>
-              </w:rPr>
-              <w:instrText xml:space="preserve"> PAGEREF _Toc223786764 \h </w:instrText>
-            </w:r>
-            <w:r>
-              <w:rPr>
-                <w:noProof/>
-                <w:webHidden/>
-              </w:rPr>
-            </w:r>
-            <w:r>
-              <w:rPr>
-                <w:noProof/>
-                <w:webHidden/>
-              </w:rPr>
-              <w:fldChar w:fldCharType="separate"/>
-            </w:r>
-            <w:r>
-              <w:rPr>
-                <w:noProof/>
-                <w:webHidden/>
-              </w:rPr>
-              <w:t>17</w:t>
-            </w:r>
-            <w:r>
-              <w:rPr>
-                <w:noProof/>
-                <w:webHidden/>
-              </w:rPr>
-              <w:fldChar w:fldCharType="end"/>
-            </w:r>
-          </w:hyperlink>
-        </w:p>
-        <w:p>
-          <w:pPr>
-            <w:pStyle w:val="TDC3"/>
-            <w:tabs>
-              <w:tab w:val="right" w:leader="dot" w:pos="8270"/>
-            </w:tabs>
-            <w:rPr>
-              <w:rFonts w:asciiTheme="minorHAnsi" w:eastAsiaTheme="minorEastAsia" w:hAnsiTheme="minorHAnsi" w:cstheme="minorBidi"/>
-              <w:noProof/>
-              <w:kern w:val="2"/>
-              <w:szCs w:val="24"/>
-              <w:lang w:val="es-PE" w:eastAsia="es-PE"/>
-              <w14:ligatures w14:val="standardContextual"/>
-            </w:rPr>
-          </w:pPr>
-          <w:hyperlink w:anchor="_Toc223786765" w:history="1">
-            <w:r>
-              <w:rPr>
-                <w:rStyle w:val="Hipervnculo"/>
-                <w:noProof/>
-              </w:rPr>
-              <w:t>2.4.9. Fuentes de ingresos</w:t>
-            </w:r>
-            <w:r>
-              <w:rPr>
-                <w:noProof/>
-                <w:webHidden/>
-              </w:rPr>
-              <w:tab/>
-            </w:r>
-            <w:r>
-              <w:rPr>
-                <w:noProof/>
-                <w:webHidden/>
-              </w:rPr>
-              <w:fldChar w:fldCharType="begin"/>
-            </w:r>
-            <w:r>
-              <w:rPr>
-                <w:noProof/>
-                <w:webHidden/>
-              </w:rPr>
-              <w:instrText xml:space="preserve"> PAGEREF _Toc223786765 \h </w:instrText>
-            </w:r>
-            <w:r>
-              <w:rPr>
-                <w:noProof/>
-                <w:webHidden/>
-              </w:rPr>
-            </w:r>
-            <w:r>
-              <w:rPr>
-                <w:noProof/>
-                <w:webHidden/>
-              </w:rPr>
-              <w:fldChar w:fldCharType="separate"/>
-            </w:r>
-            <w:r>
-              <w:rPr>
-                <w:noProof/>
-                <w:webHidden/>
-              </w:rPr>
-              <w:t>17</w:t>
-            </w:r>
-            <w:r>
-              <w:rPr>
-                <w:noProof/>
-                <w:webHidden/>
-              </w:rPr>
-              <w:fldChar w:fldCharType="end"/>
-            </w:r>
-          </w:hyperlink>
-        </w:p>
-        <w:p>
-          <w:pPr>
-            <w:pStyle w:val="TDC2"/>
-            <w:tabs>
-              <w:tab w:val="right" w:leader="dot" w:pos="8270"/>
-            </w:tabs>
-            <w:rPr>
-              <w:rFonts w:asciiTheme="minorHAnsi" w:eastAsiaTheme="minorEastAsia" w:hAnsiTheme="minorHAnsi" w:cstheme="minorBidi"/>
-              <w:noProof/>
-              <w:kern w:val="2"/>
-              <w:szCs w:val="24"/>
-              <w:lang w:val="es-PE" w:eastAsia="es-PE"/>
-              <w14:ligatures w14:val="standardContextual"/>
-            </w:rPr>
-          </w:pPr>
-          <w:hyperlink w:anchor="_Toc223786766" w:history="1">
-            <w:r>
-              <w:rPr>
-                <w:rStyle w:val="Hipervnculo"/>
-                <w:noProof/>
-              </w:rPr>
-              <w:t>2.5. Conclusión general del marco teórico</w:t>
-            </w:r>
-            <w:r>
-              <w:rPr>
-                <w:noProof/>
-                <w:webHidden/>
-              </w:rPr>
-              <w:tab/>
-            </w:r>
-            <w:r>
-              <w:rPr>
-                <w:noProof/>
-                <w:webHidden/>
-              </w:rPr>
-              <w:fldChar w:fldCharType="begin"/>
-            </w:r>
-            <w:r>
-              <w:rPr>
-                <w:noProof/>
-                <w:webHidden/>
-              </w:rPr>
-              <w:instrText xml:space="preserve"> PAGEREF _Toc223786766 \h </w:instrText>
-            </w:r>
-            <w:r>
-              <w:rPr>
-                <w:noProof/>
-                <w:webHidden/>
-              </w:rPr>
-            </w:r>
-            <w:r>
-              <w:rPr>
-                <w:noProof/>
-                <w:webHidden/>
-              </w:rPr>
-              <w:fldChar w:fldCharType="separate"/>
-            </w:r>
-            <w:r>
-              <w:rPr>
-                <w:noProof/>
-                <w:webHidden/>
-              </w:rPr>
-              <w:t>17</w:t>
-            </w:r>
-            <w:r>
-              <w:rPr>
-                <w:noProof/>
-                <w:webHidden/>
-              </w:rPr>
-              <w:fldChar w:fldCharType="end"/>
-            </w:r>
-          </w:hyperlink>
-        </w:p>
-        <w:p>
-          <w:pPr>
-            <w:pStyle w:val="TDC2"/>
-            <w:tabs>
-              <w:tab w:val="right" w:leader="dot" w:pos="8270"/>
-            </w:tabs>
-            <w:rPr>
-              <w:rFonts w:asciiTheme="minorHAnsi" w:eastAsiaTheme="minorEastAsia" w:hAnsiTheme="minorHAnsi" w:cstheme="minorBidi"/>
-              <w:noProof/>
-              <w:kern w:val="2"/>
-              <w:szCs w:val="24"/>
-              <w:lang w:val="es-PE" w:eastAsia="es-PE"/>
-              <w14:ligatures w14:val="standardContextual"/>
-            </w:rPr>
-          </w:pPr>
-          <w:hyperlink w:anchor="_Toc223786767" w:history="1">
-            <w:r>
-              <w:rPr>
-                <w:rStyle w:val="Hipervnculo"/>
-                <w:noProof/>
-              </w:rPr>
-              <w:t>2.6. Filosofía Organizacional</w:t>
-            </w:r>
-            <w:r>
-              <w:rPr>
-                <w:noProof/>
-                <w:webHidden/>
-              </w:rPr>
-              <w:tab/>
-            </w:r>
-            <w:r>
-              <w:rPr>
-                <w:noProof/>
-                <w:webHidden/>
-              </w:rPr>
-              <w:fldChar w:fldCharType="begin"/>
-            </w:r>
-            <w:r>
-              <w:rPr>
-                <w:noProof/>
-                <w:webHidden/>
-              </w:rPr>
-              <w:instrText xml:space="preserve"> PAGEREF _Toc223786767 \h </w:instrText>
-            </w:r>
-            <w:r>
-              <w:rPr>
-                <w:noProof/>
-                <w:webHidden/>
-              </w:rPr>
-            </w:r>
-            <w:r>
-              <w:rPr>
-                <w:noProof/>
-                <w:webHidden/>
-              </w:rPr>
-              <w:fldChar w:fldCharType="separate"/>
-            </w:r>
-            <w:r>
-              <w:rPr>
-                <w:noProof/>
-                <w:webHidden/>
-              </w:rPr>
-              <w:t>18</w:t>
-            </w:r>
-            <w:r>
-              <w:rPr>
-                <w:noProof/>
-                <w:webHidden/>
-              </w:rPr>
-              <w:fldChar w:fldCharType="end"/>
-            </w:r>
-          </w:hyperlink>
-        </w:p>
-        <w:p>
-          <w:pPr>
-            <w:pStyle w:val="TDC3"/>
-            <w:tabs>
-              <w:tab w:val="right" w:leader="dot" w:pos="8270"/>
-            </w:tabs>
-            <w:rPr>
-              <w:rFonts w:asciiTheme="minorHAnsi" w:eastAsiaTheme="minorEastAsia" w:hAnsiTheme="minorHAnsi" w:cstheme="minorBidi"/>
-              <w:noProof/>
-              <w:kern w:val="2"/>
-              <w:szCs w:val="24"/>
-              <w:lang w:val="es-PE" w:eastAsia="es-PE"/>
-              <w14:ligatures w14:val="standardContextual"/>
-            </w:rPr>
-          </w:pPr>
-          <w:hyperlink w:anchor="_Toc223786768" w:history="1">
-            <w:r>
-              <w:rPr>
-                <w:rStyle w:val="Hipervnculo"/>
-                <w:noProof/>
-              </w:rPr>
-              <w:t>2.6.1. Misión</w:t>
-            </w:r>
-            <w:r>
-              <w:rPr>
-                <w:noProof/>
-                <w:webHidden/>
-              </w:rPr>
-              <w:tab/>
-            </w:r>
-            <w:r>
-              <w:rPr>
-                <w:noProof/>
-                <w:webHidden/>
-              </w:rPr>
-              <w:fldChar w:fldCharType="begin"/>
-            </w:r>
-            <w:r>
-              <w:rPr>
-                <w:noProof/>
-                <w:webHidden/>
-              </w:rPr>
-              <w:instrText xml:space="preserve"> PAGEREF _Toc223786768 \h </w:instrText>
-            </w:r>
-            <w:r>
-              <w:rPr>
-                <w:noProof/>
-                <w:webHidden/>
-              </w:rPr>
-            </w:r>
-            <w:r>
-              <w:rPr>
-                <w:noProof/>
-                <w:webHidden/>
-              </w:rPr>
-              <w:fldChar w:fldCharType="separate"/>
-            </w:r>
-            <w:r>
-              <w:rPr>
-                <w:noProof/>
-                <w:webHidden/>
-              </w:rPr>
               <w:t>19</w:t>
-            </w:r>
-            <w:r>
-              <w:rPr>
-                <w:noProof/>
-                <w:webHidden/>
-              </w:rPr>
-              <w:fldChar w:fldCharType="end"/>
-            </w:r>
-          </w:hyperlink>
-        </w:p>
-        <w:p>
-          <w:pPr>
-            <w:pStyle w:val="TDC3"/>
-            <w:tabs>
-              <w:tab w:val="right" w:leader="dot" w:pos="8270"/>
-            </w:tabs>
-            <w:rPr>
-              <w:rFonts w:asciiTheme="minorHAnsi" w:eastAsiaTheme="minorEastAsia" w:hAnsiTheme="minorHAnsi" w:cstheme="minorBidi"/>
-              <w:noProof/>
-              <w:kern w:val="2"/>
-              <w:szCs w:val="24"/>
-              <w:lang w:val="es-PE" w:eastAsia="es-PE"/>
-              <w14:ligatures w14:val="standardContextual"/>
-            </w:rPr>
-          </w:pPr>
-          <w:hyperlink w:anchor="_Toc223786769" w:history="1">
-            <w:r>
-              <w:rPr>
-                <w:rStyle w:val="Hipervnculo"/>
-                <w:noProof/>
-              </w:rPr>
-              <w:t>2.6.2. Visión</w:t>
-            </w:r>
-            <w:r>
-              <w:rPr>
-                <w:noProof/>
-                <w:webHidden/>
-              </w:rPr>
-              <w:tab/>
-            </w:r>
-            <w:r>
-              <w:rPr>
-                <w:noProof/>
-                <w:webHidden/>
-              </w:rPr>
-              <w:fldChar w:fldCharType="begin"/>
-            </w:r>
-            <w:r>
-              <w:rPr>
-                <w:noProof/>
-                <w:webHidden/>
-              </w:rPr>
-              <w:instrText xml:space="preserve"> PAGEREF _Toc223786769 \h </w:instrText>
-            </w:r>
-            <w:r>
-              <w:rPr>
-                <w:noProof/>
-                <w:webHidden/>
-              </w:rPr>
-            </w:r>
-            <w:r>
-              <w:rPr>
-                <w:noProof/>
-                <w:webHidden/>
-              </w:rPr>
-              <w:fldChar w:fldCharType="separate"/>
-            </w:r>
-            <w:r>
-              <w:rPr>
-                <w:noProof/>
-                <w:webHidden/>
-              </w:rPr>
-              <w:t>19</w:t>
-            </w:r>
-            <w:r>
-              <w:rPr>
-                <w:noProof/>
-                <w:webHidden/>
-              </w:rPr>
-              <w:fldChar w:fldCharType="end"/>
-            </w:r>
-          </w:hyperlink>
-        </w:p>
-        <w:p>
-          <w:pPr>
-            <w:pStyle w:val="TDC2"/>
-            <w:tabs>
-              <w:tab w:val="right" w:leader="dot" w:pos="8270"/>
-            </w:tabs>
-            <w:rPr>
-              <w:rFonts w:asciiTheme="minorHAnsi" w:eastAsiaTheme="minorEastAsia" w:hAnsiTheme="minorHAnsi" w:cstheme="minorBidi"/>
-              <w:noProof/>
-              <w:kern w:val="2"/>
-              <w:szCs w:val="24"/>
-              <w:lang w:val="es-PE" w:eastAsia="es-PE"/>
-              <w14:ligatures w14:val="standardContextual"/>
-            </w:rPr>
-          </w:pPr>
-          <w:hyperlink w:anchor="_Toc223786770" w:history="1">
-            <w:r>
-              <w:rPr>
-                <w:rStyle w:val="Hipervnculo"/>
-                <w:noProof/>
-              </w:rPr>
-              <w:t>2.7. MARCA / BRANDING</w:t>
-            </w:r>
-            <w:r>
-              <w:rPr>
-                <w:noProof/>
-                <w:webHidden/>
-              </w:rPr>
-              <w:tab/>
-            </w:r>
-            <w:r>
-              <w:rPr>
-                <w:noProof/>
-                <w:webHidden/>
-              </w:rPr>
-              <w:fldChar w:fldCharType="begin"/>
-            </w:r>
-            <w:r>
-              <w:rPr>
-                <w:noProof/>
-                <w:webHidden/>
-              </w:rPr>
-              <w:instrText xml:space="preserve"> PAGEREF _Toc223786770 \h </w:instrText>
-            </w:r>
-            <w:r>
-              <w:rPr>
-                <w:noProof/>
-                <w:webHidden/>
-              </w:rPr>
-            </w:r>
-            <w:r>
-              <w:rPr>
-                <w:noProof/>
-                <w:webHidden/>
-              </w:rPr>
-              <w:fldChar w:fldCharType="separate"/>
-            </w:r>
-            <w:r>
-              <w:rPr>
-                <w:noProof/>
-                <w:webHidden/>
-              </w:rPr>
-              <w:t>20</w:t>
-            </w:r>
-            <w:r>
-              <w:rPr>
-                <w:noProof/>
-                <w:webHidden/>
-              </w:rPr>
-              <w:fldChar w:fldCharType="end"/>
-            </w:r>
-          </w:hyperlink>
-        </w:p>
-        <w:p>
-          <w:pPr>
-            <w:pStyle w:val="TDC3"/>
-            <w:tabs>
-              <w:tab w:val="right" w:leader="dot" w:pos="8270"/>
-            </w:tabs>
-            <w:rPr>
-              <w:rFonts w:asciiTheme="minorHAnsi" w:eastAsiaTheme="minorEastAsia" w:hAnsiTheme="minorHAnsi" w:cstheme="minorBidi"/>
-              <w:noProof/>
-              <w:kern w:val="2"/>
-              <w:szCs w:val="24"/>
-              <w:lang w:val="es-PE" w:eastAsia="es-PE"/>
-              <w14:ligatures w14:val="standardContextual"/>
-            </w:rPr>
-          </w:pPr>
-          <w:hyperlink w:anchor="_Toc223786771" w:history="1">
-            <w:r>
-              <w:rPr>
-                <w:rStyle w:val="Hipervnculo"/>
-                <w:noProof/>
-              </w:rPr>
-              <w:t>2.7.1. Logotipo</w:t>
-            </w:r>
-            <w:r>
-              <w:rPr>
-                <w:noProof/>
-                <w:webHidden/>
-              </w:rPr>
-              <w:tab/>
-            </w:r>
-            <w:r>
-              <w:rPr>
-                <w:noProof/>
-                <w:webHidden/>
-              </w:rPr>
-              <w:fldChar w:fldCharType="begin"/>
-            </w:r>
-            <w:r>
-              <w:rPr>
-                <w:noProof/>
-                <w:webHidden/>
-              </w:rPr>
-              <w:instrText xml:space="preserve"> PAGEREF _Toc223786771 \h </w:instrText>
-            </w:r>
-            <w:r>
-              <w:rPr>
-                <w:noProof/>
-                <w:webHidden/>
-              </w:rPr>
-            </w:r>
-            <w:r>
-              <w:rPr>
-                <w:noProof/>
-                <w:webHidden/>
-              </w:rPr>
-              <w:fldChar w:fldCharType="separate"/>
-            </w:r>
-            <w:r>
-              <w:rPr>
-                <w:noProof/>
-                <w:webHidden/>
-              </w:rPr>
-              <w:t>21</w:t>
-            </w:r>
-            <w:r>
-              <w:rPr>
-                <w:noProof/>
-                <w:webHidden/>
-              </w:rPr>
-              <w:fldChar w:fldCharType="end"/>
-            </w:r>
-          </w:hyperlink>
-        </w:p>
-        <w:p>
-          <w:pPr>
-            <w:pStyle w:val="TDC3"/>
-            <w:tabs>
-              <w:tab w:val="right" w:leader="dot" w:pos="8270"/>
-            </w:tabs>
-            <w:rPr>
-              <w:rFonts w:asciiTheme="minorHAnsi" w:eastAsiaTheme="minorEastAsia" w:hAnsiTheme="minorHAnsi" w:cstheme="minorBidi"/>
-              <w:noProof/>
-              <w:kern w:val="2"/>
-              <w:szCs w:val="24"/>
-              <w:lang w:val="es-PE" w:eastAsia="es-PE"/>
-              <w14:ligatures w14:val="standardContextual"/>
-            </w:rPr>
-          </w:pPr>
-          <w:hyperlink w:anchor="_Toc223786772" w:history="1">
-            <w:r>
-              <w:rPr>
-                <w:rStyle w:val="Hipervnculo"/>
-                <w:noProof/>
-              </w:rPr>
-              <w:t>2.7.2. Eslogan</w:t>
-            </w:r>
-            <w:r>
-              <w:rPr>
-                <w:noProof/>
-                <w:webHidden/>
-              </w:rPr>
-              <w:tab/>
-            </w:r>
-            <w:r>
-              <w:rPr>
-                <w:noProof/>
-                <w:webHidden/>
-              </w:rPr>
-              <w:fldChar w:fldCharType="begin"/>
-            </w:r>
-            <w:r>
-              <w:rPr>
-                <w:noProof/>
-                <w:webHidden/>
-              </w:rPr>
-              <w:instrText xml:space="preserve"> PAGEREF _Toc223786772 \h </w:instrText>
-            </w:r>
-            <w:r>
-              <w:rPr>
-                <w:noProof/>
-                <w:webHidden/>
-              </w:rPr>
-            </w:r>
-            <w:r>
-              <w:rPr>
-                <w:noProof/>
-                <w:webHidden/>
-              </w:rPr>
-              <w:fldChar w:fldCharType="separate"/>
-            </w:r>
-            <w:r>
-              <w:rPr>
-                <w:noProof/>
-                <w:webHidden/>
-              </w:rPr>
-              <w:t>21</w:t>
             </w:r>
             <w:r>
               <w:rPr>
@@ -3732,13 +3366,13 @@
               <w14:ligatures w14:val="standardContextual"/>
             </w:rPr>
           </w:pPr>
-          <w:hyperlink w:anchor="_Toc223786773" w:history="1">
+          <w:hyperlink w:anchor="_Toc223891237" w:history="1">
             <w:r>
               <w:rPr>
                 <w:rStyle w:val="Hipervnculo"/>
                 <w:noProof/>
               </w:rPr>
-              <w:t>3. RESULTADOS</w:t>
+              <w:t>5. CONCLUSIONES</w:t>
             </w:r>
             <w:r>
               <w:rPr>
@@ -3759,7 +3393,7 @@
                 <w:noProof/>
                 <w:webHidden/>
               </w:rPr>
-              <w:instrText xml:space="preserve"> PAGEREF _Toc223786773 \h </w:instrText>
+              <w:instrText xml:space="preserve"> PAGEREF _Toc223891237 \h </w:instrText>
             </w:r>
             <w:r>
               <w:rPr>
@@ -3779,7 +3413,7 @@
                 <w:noProof/>
                 <w:webHidden/>
               </w:rPr>
-              <w:t>22</w:t>
+              <w:t>19</w:t>
             </w:r>
             <w:r>
               <w:rPr>
@@ -3805,13 +3439,13 @@
               <w14:ligatures w14:val="standardContextual"/>
             </w:rPr>
           </w:pPr>
-          <w:hyperlink w:anchor="_Toc223786774" w:history="1">
+          <w:hyperlink w:anchor="_Toc223891238" w:history="1">
             <w:r>
               <w:rPr>
                 <w:rStyle w:val="Hipervnculo"/>
                 <w:noProof/>
               </w:rPr>
-              <w:t>4. CONCLUSIONES</w:t>
+              <w:t>6. RECOMENDACIONES</w:t>
             </w:r>
             <w:r>
               <w:rPr>
@@ -3832,7 +3466,7 @@
                 <w:noProof/>
                 <w:webHidden/>
               </w:rPr>
-              <w:instrText xml:space="preserve"> PAGEREF _Toc223786774 \h </w:instrText>
+              <w:instrText xml:space="preserve"> PAGEREF _Toc223891238 \h </w:instrText>
             </w:r>
             <w:r>
               <w:rPr>
@@ -3852,7 +3486,7 @@
                 <w:noProof/>
                 <w:webHidden/>
               </w:rPr>
-              <w:t>22</w:t>
+              <w:t>20</w:t>
             </w:r>
             <w:r>
               <w:rPr>
@@ -3878,13 +3512,13 @@
               <w14:ligatures w14:val="standardContextual"/>
             </w:rPr>
           </w:pPr>
-          <w:hyperlink w:anchor="_Toc223786775" w:history="1">
+          <w:hyperlink w:anchor="_Toc223891239" w:history="1">
             <w:r>
               <w:rPr>
                 <w:rStyle w:val="Hipervnculo"/>
                 <w:noProof/>
               </w:rPr>
-              <w:t>5. RECOMENDACIONES</w:t>
+              <w:t>7. PROPUESTA</w:t>
             </w:r>
             <w:r>
               <w:rPr>
@@ -3905,7 +3539,7 @@
                 <w:noProof/>
                 <w:webHidden/>
               </w:rPr>
-              <w:instrText xml:space="preserve"> PAGEREF _Toc223786775 \h </w:instrText>
+              <w:instrText xml:space="preserve"> PAGEREF _Toc223891239 \h </w:instrText>
             </w:r>
             <w:r>
               <w:rPr>
@@ -3925,7 +3559,7 @@
                 <w:noProof/>
                 <w:webHidden/>
               </w:rPr>
-              <w:t>22</w:t>
+              <w:t>20</w:t>
             </w:r>
             <w:r>
               <w:rPr>
@@ -3951,13 +3585,13 @@
               <w14:ligatures w14:val="standardContextual"/>
             </w:rPr>
           </w:pPr>
-          <w:hyperlink w:anchor="_Toc223786776" w:history="1">
+          <w:hyperlink w:anchor="_Toc223891240" w:history="1">
             <w:r>
               <w:rPr>
                 <w:rStyle w:val="Hipervnculo"/>
                 <w:noProof/>
               </w:rPr>
-              <w:t>6. PROPUESTA</w:t>
+              <w:t>8. REFERENCIAS BIBLIOGRÁFICAS</w:t>
             </w:r>
             <w:r>
               <w:rPr>
@@ -3978,7 +3612,7 @@
                 <w:noProof/>
                 <w:webHidden/>
               </w:rPr>
-              <w:instrText xml:space="preserve"> PAGEREF _Toc223786776 \h </w:instrText>
+              <w:instrText xml:space="preserve"> PAGEREF _Toc223891240 \h </w:instrText>
             </w:r>
             <w:r>
               <w:rPr>
@@ -3998,7 +3632,7 @@
                 <w:noProof/>
                 <w:webHidden/>
               </w:rPr>
-              <w:t>22</w:t>
+              <w:t>20</w:t>
             </w:r>
             <w:r>
               <w:rPr>
@@ -4024,13 +3658,13 @@
               <w14:ligatures w14:val="standardContextual"/>
             </w:rPr>
           </w:pPr>
-          <w:hyperlink w:anchor="_Toc223786777" w:history="1">
+          <w:hyperlink w:anchor="_Toc223891241" w:history="1">
             <w:r>
               <w:rPr>
                 <w:rStyle w:val="Hipervnculo"/>
                 <w:noProof/>
               </w:rPr>
-              <w:t>7. REFERENCIAS BIBLIOGRÁFICAS</w:t>
+              <w:t>9. ANEXOS</w:t>
             </w:r>
             <w:r>
               <w:rPr>
@@ -4051,7 +3685,7 @@
                 <w:noProof/>
                 <w:webHidden/>
               </w:rPr>
-              <w:instrText xml:space="preserve"> PAGEREF _Toc223786777 \h </w:instrText>
+              <w:instrText xml:space="preserve"> PAGEREF _Toc223891241 \h </w:instrText>
             </w:r>
             <w:r>
               <w:rPr>
@@ -4071,80 +3705,7 @@
                 <w:noProof/>
                 <w:webHidden/>
               </w:rPr>
-              <w:t>22</w:t>
-            </w:r>
-            <w:r>
-              <w:rPr>
-                <w:noProof/>
-                <w:webHidden/>
-              </w:rPr>
-              <w:fldChar w:fldCharType="end"/>
-            </w:r>
-          </w:hyperlink>
-        </w:p>
-        <w:p>
-          <w:pPr>
-            <w:pStyle w:val="TDC1"/>
-            <w:tabs>
-              <w:tab w:val="right" w:leader="dot" w:pos="8270"/>
-            </w:tabs>
-            <w:rPr>
-              <w:rFonts w:asciiTheme="minorHAnsi" w:eastAsiaTheme="minorEastAsia" w:hAnsiTheme="minorHAnsi" w:cstheme="minorBidi"/>
-              <w:noProof/>
-              <w:kern w:val="2"/>
-              <w:szCs w:val="24"/>
-              <w:lang w:val="es-PE" w:eastAsia="es-PE"/>
-              <w14:ligatures w14:val="standardContextual"/>
-            </w:rPr>
-          </w:pPr>
-          <w:hyperlink w:anchor="_Toc223786778" w:history="1">
-            <w:r>
-              <w:rPr>
-                <w:rStyle w:val="Hipervnculo"/>
-                <w:noProof/>
-              </w:rPr>
-              <w:t>8. ANEXOS</w:t>
-            </w:r>
-            <w:r>
-              <w:rPr>
-                <w:noProof/>
-                <w:webHidden/>
-              </w:rPr>
-              <w:tab/>
-            </w:r>
-            <w:r>
-              <w:rPr>
-                <w:noProof/>
-                <w:webHidden/>
-              </w:rPr>
-              <w:fldChar w:fldCharType="begin"/>
-            </w:r>
-            <w:r>
-              <w:rPr>
-                <w:noProof/>
-                <w:webHidden/>
-              </w:rPr>
-              <w:instrText xml:space="preserve"> PAGEREF _Toc223786778 \h </w:instrText>
-            </w:r>
-            <w:r>
-              <w:rPr>
-                <w:noProof/>
-                <w:webHidden/>
-              </w:rPr>
-            </w:r>
-            <w:r>
-              <w:rPr>
-                <w:noProof/>
-                <w:webHidden/>
-              </w:rPr>
-              <w:fldChar w:fldCharType="separate"/>
-            </w:r>
-            <w:r>
-              <w:rPr>
-                <w:noProof/>
-                <w:webHidden/>
-              </w:rPr>
-              <w:t>22</w:t>
+              <w:t>20</w:t>
             </w:r>
             <w:r>
               <w:rPr>
@@ -4582,7 +4143,7 @@
       <w:pPr>
         <w:pStyle w:val="Ttulo1"/>
       </w:pPr>
-      <w:bookmarkStart w:id="0" w:name="_Toc223786747"/>
+      <w:bookmarkStart w:id="0" w:name="_Toc223891214"/>
       <w:r>
         <w:lastRenderedPageBreak/>
         <w:t>PLANTEAMIENTO DEL PROBLEMA</w:t>
@@ -4709,7 +4270,7 @@
       <w:pPr>
         <w:pStyle w:val="Ttulo1"/>
       </w:pPr>
-      <w:bookmarkStart w:id="1" w:name="_Toc223786749"/>
+      <w:bookmarkStart w:id="1" w:name="_Toc223891215"/>
       <w:r>
         <w:lastRenderedPageBreak/>
         <w:t>OBJETIVOS</w:t>
@@ -4720,7 +4281,7 @@
       <w:pPr>
         <w:pStyle w:val="Ttulo2"/>
       </w:pPr>
-      <w:bookmarkStart w:id="2" w:name="_Toc223786750"/>
+      <w:bookmarkStart w:id="2" w:name="_Toc223891216"/>
       <w:r>
         <w:rPr>
           <w:rFonts w:eastAsia="Times New Roman"/>
@@ -4738,7 +4299,7 @@
       <w:pPr>
         <w:pStyle w:val="Ttulo2"/>
       </w:pPr>
-      <w:bookmarkStart w:id="3" w:name="_Toc223786751"/>
+      <w:bookmarkStart w:id="3" w:name="_Toc223891217"/>
       <w:r>
         <w:rPr>
           <w:rFonts w:eastAsia="Times New Roman"/>
@@ -4833,21 +4394,18 @@
       <w:pPr>
         <w:pStyle w:val="Ttulo1"/>
       </w:pPr>
-      <w:bookmarkStart w:id="4" w:name="_Toc223786752"/>
+      <w:bookmarkStart w:id="4" w:name="_Toc223891218"/>
       <w:r>
         <w:lastRenderedPageBreak/>
-        <w:t xml:space="preserve">MARCO </w:t>
+        <w:t>MARCO ADMINISTRATIVO</w:t>
       </w:r>
       <w:bookmarkEnd w:id="4"/>
-      <w:r>
-        <w:t>ADMINISTRATIVO</w:t>
-      </w:r>
     </w:p>
     <w:p>
       <w:pPr>
         <w:pStyle w:val="Ttulo2"/>
       </w:pPr>
-      <w:bookmarkStart w:id="5" w:name="_Toc223786756"/>
+      <w:bookmarkStart w:id="5" w:name="_Toc223891219"/>
       <w:proofErr w:type="spellStart"/>
       <w:r>
         <w:t>The</w:t>
@@ -4867,22 +4425,91 @@
       <w:r>
         <w:t xml:space="preserve"> </w:t>
       </w:r>
+      <w:r>
+        <w:t>C</w:t>
+      </w:r>
+      <w:r>
+        <w:t>ANVA</w:t>
+      </w:r>
+      <w:r>
+        <w:t>S</w:t>
+      </w:r>
+      <w:bookmarkEnd w:id="5"/>
+    </w:p>
+    <w:p>
+      <w:pPr>
+        <w:pStyle w:val="FigureStyle"/>
+      </w:pPr>
+      <w:r>
+        <w:rPr>
+          <w:b/>
+          <w:bCs/>
+          <w:i w:val="0"/>
+          <w:iCs/>
+        </w:rPr>
+        <w:t xml:space="preserve">Tabla </w:t>
+      </w:r>
+      <w:r>
+        <w:rPr>
+          <w:b/>
+          <w:bCs/>
+          <w:i w:val="0"/>
+          <w:iCs/>
+        </w:rPr>
+        <w:fldChar w:fldCharType="begin"/>
+      </w:r>
+      <w:r>
+        <w:rPr>
+          <w:b/>
+          <w:bCs/>
+          <w:i w:val="0"/>
+          <w:iCs/>
+        </w:rPr>
+        <w:instrText xml:space="preserve"> SEQ Tabla \* ARABIC </w:instrText>
+      </w:r>
+      <w:r>
+        <w:rPr>
+          <w:b/>
+          <w:bCs/>
+          <w:i w:val="0"/>
+          <w:iCs/>
+        </w:rPr>
+        <w:fldChar w:fldCharType="separate"/>
+      </w:r>
+      <w:r>
+        <w:rPr>
+          <w:b/>
+          <w:bCs/>
+          <w:i w:val="0"/>
+          <w:iCs/>
+          <w:noProof/>
+        </w:rPr>
+        <w:t>1</w:t>
+      </w:r>
+      <w:r>
+        <w:rPr>
+          <w:b/>
+          <w:bCs/>
+          <w:i w:val="0"/>
+          <w:iCs/>
+        </w:rPr>
+        <w:fldChar w:fldCharType="end"/>
+      </w:r>
+      <w:r>
+        <w:br/>
+      </w:r>
       <w:proofErr w:type="spellStart"/>
       <w:r>
-        <w:t>C</w:t>
-      </w:r>
-      <w:r>
-        <w:t>anva</w:t>
-      </w:r>
-      <w:r>
-        <w:t>s</w:t>
-      </w:r>
-      <w:bookmarkEnd w:id="5"/>
+        <w:t>Model</w:t>
+      </w:r>
       <w:proofErr w:type="spellEnd"/>
+      <w:r>
+        <w:t xml:space="preserve"> CANVA parte 1</w:t>
+      </w:r>
     </w:p>
     <w:tbl>
       <w:tblPr>
-        <w:tblStyle w:val="Tablaconcuadrcula"/>
+        <w:tblStyle w:val="TablaAPA"/>
         <w:tblW w:w="8359" w:type="dxa"/>
         <w:tblLook w:val="04A0" w:firstRow="1" w:lastRow="0" w:firstColumn="1" w:lastColumn="0" w:noHBand="0" w:noVBand="1"/>
       </w:tblPr>
@@ -4892,6 +4519,9 @@
         <w:gridCol w:w="2846"/>
       </w:tblGrid>
       <w:tr>
+        <w:trPr>
+          <w:cnfStyle w:val="100000000000" w:firstRow="1" w:lastRow="0" w:firstColumn="0" w:lastColumn="0" w:oddVBand="0" w:evenVBand="0" w:oddHBand="0" w:evenHBand="0" w:firstRowFirstColumn="0" w:firstRowLastColumn="0" w:lastRowFirstColumn="0" w:lastRowLastColumn="0"/>
+        </w:trPr>
         <w:tc>
           <w:tcPr>
             <w:tcW w:w="2756" w:type="dxa"/>
@@ -4909,7 +4539,7 @@
                 <w:rFonts w:eastAsiaTheme="majorEastAsia"/>
                 <w:noProof/>
               </w:rPr>
-              <w:t>SOCIOS CLAVE</w:t>
+              <w:t>Socios clave</w:t>
             </w:r>
           </w:p>
         </w:tc>
@@ -4930,7 +4560,7 @@
                 <w:rFonts w:eastAsiaTheme="majorEastAsia"/>
                 <w:noProof/>
               </w:rPr>
-              <w:t>ACTIVIDADES CLAVE</w:t>
+              <w:t>Actividades clave</w:t>
             </w:r>
           </w:p>
         </w:tc>
@@ -4951,21 +4581,7 @@
                 <w:rFonts w:eastAsiaTheme="majorEastAsia"/>
                 <w:noProof/>
               </w:rPr>
-              <w:t>PROPUESTA</w:t>
-            </w:r>
-            <w:r>
-              <w:rPr>
-                <w:rFonts w:eastAsiaTheme="majorEastAsia"/>
-                <w:noProof/>
-              </w:rPr>
-              <w:t xml:space="preserve"> </w:t>
-            </w:r>
-            <w:r>
-              <w:rPr>
-                <w:rFonts w:eastAsiaTheme="majorEastAsia"/>
-                <w:noProof/>
-              </w:rPr>
-              <w:t>DE VALOR</w:t>
+              <w:t>Propuesta de valor</w:t>
             </w:r>
           </w:p>
         </w:tc>
@@ -4984,17 +4600,10 @@
             </w:pPr>
             <w:r>
               <w:rPr>
-                <w:rFonts w:ascii="Segoe UI Symbol" w:eastAsiaTheme="majorEastAsia" w:hAnsi="Segoe UI Symbol" w:cs="Segoe UI Symbol"/>
-                <w:noProof/>
-              </w:rPr>
-              <w:t>✔</w:t>
-            </w:r>
-            <w:r>
-              <w:rPr>
-                <w:rFonts w:eastAsiaTheme="majorEastAsia"/>
-                <w:noProof/>
-              </w:rPr>
-              <w:t xml:space="preserve"> Proveedores mayoristas de frutas frescas</w:t>
+                <w:rFonts w:eastAsiaTheme="majorEastAsia"/>
+                <w:noProof/>
+              </w:rPr>
+              <w:t>Proveedores mayoristas de frutas frescas</w:t>
             </w:r>
             <w:r>
               <w:rPr>
@@ -5013,17 +4622,10 @@
             </w:pPr>
             <w:r>
               <w:rPr>
-                <w:rFonts w:ascii="Segoe UI Symbol" w:eastAsiaTheme="majorEastAsia" w:hAnsi="Segoe UI Symbol" w:cs="Segoe UI Symbol"/>
-                <w:noProof/>
-              </w:rPr>
-              <w:t>✔</w:t>
-            </w:r>
-            <w:r>
-              <w:rPr>
-                <w:rFonts w:eastAsiaTheme="majorEastAsia"/>
-                <w:noProof/>
-              </w:rPr>
-              <w:t xml:space="preserve"> Proveedores de granos, yogur y frutos secos</w:t>
+                <w:rFonts w:eastAsiaTheme="majorEastAsia"/>
+                <w:noProof/>
+              </w:rPr>
+              <w:t>Proveedores de granos, yogur y frutos secos</w:t>
             </w:r>
             <w:r>
               <w:rPr>
@@ -5042,17 +4644,10 @@
             </w:pPr>
             <w:r>
               <w:rPr>
-                <w:rFonts w:ascii="Segoe UI Symbol" w:eastAsiaTheme="majorEastAsia" w:hAnsi="Segoe UI Symbol" w:cs="Segoe UI Symbol"/>
-                <w:noProof/>
-              </w:rPr>
-              <w:t>✔</w:t>
-            </w:r>
-            <w:r>
-              <w:rPr>
-                <w:rFonts w:eastAsiaTheme="majorEastAsia"/>
-                <w:noProof/>
-              </w:rPr>
-              <w:t xml:space="preserve"> Proveedores de envases ecológicos</w:t>
+                <w:rFonts w:eastAsiaTheme="majorEastAsia"/>
+                <w:noProof/>
+              </w:rPr>
+              <w:t>Proveedores de envases ecológicos</w:t>
             </w:r>
             <w:r>
               <w:rPr>
@@ -5071,17 +4666,10 @@
             </w:pPr>
             <w:r>
               <w:rPr>
-                <w:rFonts w:ascii="Segoe UI Symbol" w:eastAsiaTheme="majorEastAsia" w:hAnsi="Segoe UI Symbol" w:cs="Segoe UI Symbol"/>
-                <w:noProof/>
-              </w:rPr>
-              <w:t>✔</w:t>
-            </w:r>
-            <w:r>
-              <w:rPr>
-                <w:rFonts w:eastAsiaTheme="majorEastAsia"/>
-                <w:noProof/>
-              </w:rPr>
-              <w:t xml:space="preserve"> Servicio de delivery</w:t>
+                <w:rFonts w:eastAsiaTheme="majorEastAsia"/>
+                <w:noProof/>
+              </w:rPr>
+              <w:t>Servicio de delivery</w:t>
             </w:r>
             <w:r>
               <w:rPr>
@@ -5114,17 +4702,10 @@
             </w:pPr>
             <w:r>
               <w:rPr>
-                <w:rFonts w:ascii="Segoe UI Symbol" w:eastAsiaTheme="majorEastAsia" w:hAnsi="Segoe UI Symbol" w:cs="Segoe UI Symbol"/>
-                <w:noProof/>
-              </w:rPr>
-              <w:t>✔</w:t>
-            </w:r>
-            <w:r>
-              <w:rPr>
-                <w:rFonts w:eastAsiaTheme="majorEastAsia"/>
-                <w:noProof/>
-              </w:rPr>
-              <w:t xml:space="preserve"> Plataforma de pagos online</w:t>
+                <w:rFonts w:eastAsiaTheme="majorEastAsia"/>
+                <w:noProof/>
+              </w:rPr>
+              <w:t>Plataforma de pagos online</w:t>
             </w:r>
           </w:p>
         </w:tc>
@@ -5141,17 +4722,10 @@
             </w:pPr>
             <w:r>
               <w:rPr>
-                <w:rFonts w:ascii="Segoe UI Symbol" w:eastAsiaTheme="majorEastAsia" w:hAnsi="Segoe UI Symbol" w:cs="Segoe UI Symbol"/>
-                <w:noProof/>
-              </w:rPr>
-              <w:t>✔</w:t>
-            </w:r>
-            <w:r>
-              <w:rPr>
-                <w:rFonts w:eastAsiaTheme="majorEastAsia"/>
-                <w:noProof/>
-              </w:rPr>
-              <w:t xml:space="preserve"> Selección y compra de frutas frescas</w:t>
+                <w:rFonts w:eastAsiaTheme="majorEastAsia"/>
+                <w:noProof/>
+              </w:rPr>
+              <w:t>Selección y compra de frutas frescas</w:t>
             </w:r>
           </w:p>
           <w:p>
@@ -5163,17 +4737,10 @@
             </w:pPr>
             <w:r>
               <w:rPr>
-                <w:rFonts w:ascii="Segoe UI Symbol" w:eastAsiaTheme="majorEastAsia" w:hAnsi="Segoe UI Symbol" w:cs="Segoe UI Symbol"/>
-                <w:noProof/>
-              </w:rPr>
-              <w:t>✔</w:t>
-            </w:r>
-            <w:r>
-              <w:rPr>
-                <w:rFonts w:eastAsiaTheme="majorEastAsia"/>
-                <w:noProof/>
-              </w:rPr>
-              <w:t xml:space="preserve"> Preparación y armado de desayunos</w:t>
+                <w:rFonts w:eastAsiaTheme="majorEastAsia"/>
+                <w:noProof/>
+              </w:rPr>
+              <w:t>Preparación y armado de desayunos</w:t>
             </w:r>
           </w:p>
           <w:p>
@@ -5185,17 +4752,10 @@
             </w:pPr>
             <w:r>
               <w:rPr>
-                <w:rFonts w:ascii="Segoe UI Symbol" w:eastAsiaTheme="majorEastAsia" w:hAnsi="Segoe UI Symbol" w:cs="Segoe UI Symbol"/>
-                <w:noProof/>
-              </w:rPr>
-              <w:t>✔</w:t>
-            </w:r>
-            <w:r>
-              <w:rPr>
-                <w:rFonts w:eastAsiaTheme="majorEastAsia"/>
-                <w:noProof/>
-              </w:rPr>
-              <w:t xml:space="preserve"> Control de calidad e higiene</w:t>
+                <w:rFonts w:eastAsiaTheme="majorEastAsia"/>
+                <w:noProof/>
+              </w:rPr>
+              <w:t>Control de calidad e higiene</w:t>
             </w:r>
           </w:p>
           <w:p>
@@ -5207,17 +4767,10 @@
             </w:pPr>
             <w:r>
               <w:rPr>
-                <w:rFonts w:ascii="Segoe UI Symbol" w:eastAsiaTheme="majorEastAsia" w:hAnsi="Segoe UI Symbol" w:cs="Segoe UI Symbol"/>
-                <w:noProof/>
-              </w:rPr>
-              <w:t>✔</w:t>
-            </w:r>
-            <w:r>
-              <w:rPr>
-                <w:rFonts w:eastAsiaTheme="majorEastAsia"/>
-                <w:noProof/>
-              </w:rPr>
-              <w:t xml:space="preserve"> Gestión de pedidos online</w:t>
+                <w:rFonts w:eastAsiaTheme="majorEastAsia"/>
+                <w:noProof/>
+              </w:rPr>
+              <w:t>Gestión de pedidos online</w:t>
             </w:r>
           </w:p>
           <w:p>
@@ -5229,17 +4782,10 @@
             </w:pPr>
             <w:r>
               <w:rPr>
-                <w:rFonts w:ascii="Segoe UI Symbol" w:eastAsiaTheme="majorEastAsia" w:hAnsi="Segoe UI Symbol" w:cs="Segoe UI Symbol"/>
-                <w:noProof/>
-              </w:rPr>
-              <w:t>✔</w:t>
-            </w:r>
-            <w:r>
-              <w:rPr>
-                <w:rFonts w:eastAsiaTheme="majorEastAsia"/>
-                <w:noProof/>
-              </w:rPr>
-              <w:t xml:space="preserve"> Marketing digital</w:t>
+                <w:rFonts w:eastAsiaTheme="majorEastAsia"/>
+                <w:noProof/>
+              </w:rPr>
+              <w:t>Marketing digital</w:t>
             </w:r>
           </w:p>
           <w:p>
@@ -5251,17 +4797,10 @@
             </w:pPr>
             <w:r>
               <w:rPr>
-                <w:rFonts w:ascii="Segoe UI Symbol" w:eastAsiaTheme="majorEastAsia" w:hAnsi="Segoe UI Symbol" w:cs="Segoe UI Symbol"/>
-                <w:noProof/>
-              </w:rPr>
-              <w:t>✔</w:t>
-            </w:r>
-            <w:r>
-              <w:rPr>
-                <w:rFonts w:eastAsiaTheme="majorEastAsia"/>
-                <w:noProof/>
-              </w:rPr>
-              <w:t xml:space="preserve"> Coordinación de entregas</w:t>
+                <w:rFonts w:eastAsiaTheme="majorEastAsia"/>
+                <w:noProof/>
+              </w:rPr>
+              <w:t>Coordinación de entregas</w:t>
             </w:r>
           </w:p>
           <w:p>
@@ -5273,17 +4812,10 @@
             </w:pPr>
             <w:r>
               <w:rPr>
-                <w:rFonts w:ascii="Segoe UI Symbol" w:eastAsiaTheme="majorEastAsia" w:hAnsi="Segoe UI Symbol" w:cs="Segoe UI Symbol"/>
-                <w:noProof/>
-              </w:rPr>
-              <w:t>✔</w:t>
-            </w:r>
-            <w:r>
-              <w:rPr>
-                <w:rFonts w:eastAsiaTheme="majorEastAsia"/>
-                <w:noProof/>
-              </w:rPr>
-              <w:t xml:space="preserve"> Atención al cliente</w:t>
+                <w:rFonts w:eastAsiaTheme="majorEastAsia"/>
+                <w:noProof/>
+              </w:rPr>
+              <w:t>Atención al cliente</w:t>
             </w:r>
           </w:p>
         </w:tc>
@@ -5300,17 +4832,10 @@
             </w:pPr>
             <w:r>
               <w:rPr>
-                <w:rFonts w:ascii="Segoe UI Symbol" w:eastAsiaTheme="majorEastAsia" w:hAnsi="Segoe UI Symbol" w:cs="Segoe UI Symbol"/>
-                <w:noProof/>
-              </w:rPr>
-              <w:t>✔</w:t>
-            </w:r>
-            <w:r>
-              <w:rPr>
-                <w:rFonts w:eastAsiaTheme="majorEastAsia"/>
-                <w:noProof/>
-              </w:rPr>
-              <w:t xml:space="preserve"> Elevar la accesibilidad de alimentos saludables mediante la inclusión de un sistema web para personas que no pueden comprar de manera presencial por falta de tiempo.</w:t>
+                <w:rFonts w:eastAsiaTheme="majorEastAsia"/>
+                <w:noProof/>
+              </w:rPr>
+              <w:t>Elevar la accesibilidad de alimentos saludables mediante la inclusión de un sistema web para personas que no pueden comprar de manera presencial por falta de tiempo.</w:t>
             </w:r>
           </w:p>
         </w:tc>
@@ -5324,10 +4849,135 @@
           <w:noProof/>
         </w:rPr>
       </w:pPr>
+      <w:r>
+        <w:rPr>
+          <w:rFonts w:eastAsiaTheme="majorEastAsia"/>
+          <w:noProof/>
+        </w:rPr>
+        <w:t xml:space="preserve">Nota: </w:t>
+      </w:r>
+      <w:r>
+        <w:rPr>
+          <w:rFonts w:eastAsiaTheme="majorEastAsia"/>
+          <w:noProof/>
+        </w:rPr>
+        <w:t xml:space="preserve">La tabla </w:t>
+      </w:r>
+      <w:r>
+        <w:rPr>
+          <w:rFonts w:eastAsiaTheme="majorEastAsia"/>
+        </w:rPr>
+        <w:t xml:space="preserve">representa el Modelo de Negocio </w:t>
+      </w:r>
+      <w:r>
+        <w:rPr>
+          <w:rFonts w:eastAsiaTheme="majorEastAsia"/>
+        </w:rPr>
+        <w:t>CANVAS</w:t>
+      </w:r>
+      <w:r>
+        <w:rPr>
+          <w:rFonts w:eastAsiaTheme="majorEastAsia"/>
+        </w:rPr>
+        <w:t xml:space="preserve">, donde se visualizan de </w:t>
+      </w:r>
+      <w:r>
+        <w:rPr>
+          <w:rFonts w:eastAsiaTheme="majorEastAsia"/>
+        </w:rPr>
+        <w:lastRenderedPageBreak/>
+        <w:t xml:space="preserve">manera integral los </w:t>
+      </w:r>
+      <w:r>
+        <w:rPr>
+          <w:rFonts w:eastAsiaTheme="majorEastAsia"/>
+        </w:rPr>
+        <w:t xml:space="preserve">primeros 3 </w:t>
+      </w:r>
+      <w:r>
+        <w:rPr>
+          <w:rFonts w:eastAsiaTheme="majorEastAsia"/>
+        </w:rPr>
+        <w:t>componentes estratégicos que sustentan la creación, entrega y captura de valor del negocio.</w:t>
+      </w:r>
+    </w:p>
+    <w:p>
+      <w:pPr>
+        <w:pStyle w:val="FigureStyle"/>
+      </w:pPr>
+      <w:r>
+        <w:rPr>
+          <w:b/>
+          <w:bCs/>
+          <w:i w:val="0"/>
+          <w:iCs/>
+        </w:rPr>
+        <w:t xml:space="preserve">Tabla </w:t>
+      </w:r>
+      <w:r>
+        <w:rPr>
+          <w:b/>
+          <w:bCs/>
+          <w:i w:val="0"/>
+          <w:iCs/>
+        </w:rPr>
+        <w:fldChar w:fldCharType="begin"/>
+      </w:r>
+      <w:r>
+        <w:rPr>
+          <w:b/>
+          <w:bCs/>
+          <w:i w:val="0"/>
+          <w:iCs/>
+        </w:rPr>
+        <w:instrText xml:space="preserve"> SEQ Tabla \* ARABIC </w:instrText>
+      </w:r>
+      <w:r>
+        <w:rPr>
+          <w:b/>
+          <w:bCs/>
+          <w:i w:val="0"/>
+          <w:iCs/>
+        </w:rPr>
+        <w:fldChar w:fldCharType="separate"/>
+      </w:r>
+      <w:r>
+        <w:rPr>
+          <w:b/>
+          <w:bCs/>
+          <w:i w:val="0"/>
+          <w:iCs/>
+          <w:noProof/>
+        </w:rPr>
+        <w:t>2</w:t>
+      </w:r>
+      <w:r>
+        <w:rPr>
+          <w:b/>
+          <w:bCs/>
+          <w:i w:val="0"/>
+          <w:iCs/>
+        </w:rPr>
+        <w:fldChar w:fldCharType="end"/>
+      </w:r>
+      <w:r>
+        <w:br/>
+      </w:r>
+      <w:proofErr w:type="spellStart"/>
+      <w:r>
+        <w:t>Model</w:t>
+      </w:r>
+      <w:proofErr w:type="spellEnd"/>
+      <w:r>
+        <w:t xml:space="preserve"> CANVA parte </w:t>
+      </w:r>
+      <w:r>
+        <w:t>2</w:t>
+      </w:r>
     </w:p>
     <w:tbl>
       <w:tblPr>
-        <w:tblStyle w:val="Tablaconcuadrcula"/>
+        <w:tblStyle w:val="TablaAPA"/>
         <w:tblW w:w="0" w:type="auto"/>
         <w:tblLook w:val="04A0" w:firstRow="1" w:lastRow="0" w:firstColumn="1" w:lastColumn="0" w:noHBand="0" w:noVBand="1"/>
       </w:tblPr>
@@ -5337,24 +4987,26 @@
         <w:gridCol w:w="2757"/>
       </w:tblGrid>
       <w:tr>
+        <w:trPr>
+          <w:cnfStyle w:val="100000000000" w:firstRow="1" w:lastRow="0" w:firstColumn="0" w:lastColumn="0" w:oddVBand="0" w:evenVBand="0" w:oddHBand="0" w:evenHBand="0" w:firstRowFirstColumn="0" w:firstRowLastColumn="0" w:lastRowFirstColumn="0" w:lastRowLastColumn="0"/>
+        </w:trPr>
         <w:tc>
           <w:tcPr>
             <w:tcW w:w="2756" w:type="dxa"/>
           </w:tcPr>
           <w:p>
             <w:pPr>
-              <w:keepNext/>
-              <w:rPr>
-                <w:rFonts w:eastAsiaTheme="majorEastAsia"/>
-                <w:noProof/>
+              <w:rPr>
+                <w:rFonts w:eastAsiaTheme="majorEastAsia"/>
               </w:rPr>
             </w:pPr>
             <w:r>
               <w:rPr>
                 <w:rFonts w:eastAsiaTheme="majorEastAsia"/>
-                <w:noProof/>
-              </w:rPr>
-              <w:t>RELACIÓN CON CLIENTES</w:t>
+                <w:bCs/>
+                <w:noProof/>
+              </w:rPr>
+              <w:t>Relación con clientes</w:t>
             </w:r>
           </w:p>
         </w:tc>
@@ -5364,18 +5016,17 @@
           </w:tcPr>
           <w:p>
             <w:pPr>
-              <w:keepNext/>
-              <w:rPr>
-                <w:rFonts w:eastAsiaTheme="majorEastAsia"/>
-                <w:noProof/>
+              <w:rPr>
+                <w:rFonts w:eastAsiaTheme="majorEastAsia"/>
               </w:rPr>
             </w:pPr>
             <w:r>
               <w:rPr>
                 <w:rFonts w:eastAsiaTheme="majorEastAsia"/>
-                <w:noProof/>
-              </w:rPr>
-              <w:t>SEGMENTOS DE CLIENTES</w:t>
+                <w:bCs/>
+                <w:noProof/>
+              </w:rPr>
+              <w:t>Segmentos de clientes</w:t>
             </w:r>
           </w:p>
         </w:tc>
@@ -5385,18 +5036,17 @@
           </w:tcPr>
           <w:p>
             <w:pPr>
-              <w:keepNext/>
-              <w:rPr>
-                <w:rFonts w:eastAsiaTheme="majorEastAsia"/>
-                <w:noProof/>
+              <w:rPr>
+                <w:rFonts w:eastAsiaTheme="majorEastAsia"/>
               </w:rPr>
             </w:pPr>
             <w:r>
               <w:rPr>
                 <w:rFonts w:eastAsiaTheme="majorEastAsia"/>
-                <w:noProof/>
-              </w:rPr>
-              <w:t>RECURSOS CLAVE</w:t>
+                <w:bCs/>
+                <w:noProof/>
+              </w:rPr>
+              <w:t>Recursos clave</w:t>
             </w:r>
           </w:p>
         </w:tc>
@@ -5415,17 +5065,10 @@
             </w:pPr>
             <w:r>
               <w:rPr>
-                <w:rFonts w:ascii="Segoe UI Symbol" w:eastAsiaTheme="majorEastAsia" w:hAnsi="Segoe UI Symbol" w:cs="Segoe UI Symbol"/>
-                <w:noProof/>
-              </w:rPr>
-              <w:t>✔</w:t>
-            </w:r>
-            <w:r>
-              <w:rPr>
-                <w:rFonts w:eastAsiaTheme="majorEastAsia"/>
-                <w:noProof/>
-              </w:rPr>
-              <w:t xml:space="preserve"> Asistencia personal vía WhatsApp</w:t>
+                <w:rFonts w:eastAsiaTheme="majorEastAsia"/>
+                <w:noProof/>
+              </w:rPr>
+              <w:t>Asistencia personal vía WhatsApp</w:t>
             </w:r>
           </w:p>
           <w:p>
@@ -5437,20 +5080,6 @@
             </w:pPr>
             <w:r>
               <w:rPr>
-                <w:rFonts w:ascii="Segoe UI Symbol" w:eastAsiaTheme="majorEastAsia" w:hAnsi="Segoe UI Symbol" w:cs="Segoe UI Symbol"/>
-                <w:noProof/>
-              </w:rPr>
-              <w:t>✔</w:t>
-            </w:r>
-            <w:r>
-              <w:rPr>
-                <w:rFonts w:ascii="Segoe UI Symbol" w:eastAsiaTheme="majorEastAsia" w:hAnsi="Segoe UI Symbol" w:cs="Segoe UI Symbol"/>
-                <w:noProof/>
-              </w:rPr>
-              <w:t xml:space="preserve"> </w:t>
-            </w:r>
-            <w:r>
-              <w:rPr>
                 <w:rFonts w:eastAsiaTheme="majorEastAsia"/>
                 <w:noProof/>
               </w:rPr>
@@ -5461,22 +5090,14 @@
             <w:pPr>
               <w:rPr>
                 <w:rFonts w:eastAsiaTheme="majorEastAsia"/>
-                <w:noProof/>
               </w:rPr>
             </w:pPr>
             <w:r>
               <w:rPr>
-                <w:rFonts w:ascii="Segoe UI Symbol" w:eastAsiaTheme="majorEastAsia" w:hAnsi="Segoe UI Symbol" w:cs="Segoe UI Symbol"/>
-                <w:noProof/>
-              </w:rPr>
-              <w:t>✔</w:t>
-            </w:r>
-            <w:r>
-              <w:rPr>
-                <w:rFonts w:eastAsiaTheme="majorEastAsia"/>
-                <w:noProof/>
-              </w:rPr>
-              <w:t xml:space="preserve"> Programa de fidelización (descuentos por compras frecuentes)</w:t>
+                <w:rFonts w:eastAsiaTheme="majorEastAsia"/>
+                <w:noProof/>
+              </w:rPr>
+              <w:t>Programa de fidelización (descuentos por compras frecuentes)</w:t>
             </w:r>
           </w:p>
         </w:tc>
@@ -5493,17 +5114,10 @@
             </w:pPr>
             <w:r>
               <w:rPr>
-                <w:rFonts w:ascii="Segoe UI Symbol" w:eastAsiaTheme="majorEastAsia" w:hAnsi="Segoe UI Symbol" w:cs="Segoe UI Symbol"/>
-                <w:noProof/>
-              </w:rPr>
-              <w:t>✔</w:t>
-            </w:r>
-            <w:r>
-              <w:rPr>
-                <w:rFonts w:eastAsiaTheme="majorEastAsia"/>
-                <w:noProof/>
-              </w:rPr>
-              <w:t xml:space="preserve"> Adultos ejecutivos</w:t>
+                <w:rFonts w:eastAsiaTheme="majorEastAsia"/>
+                <w:noProof/>
+              </w:rPr>
+              <w:t>Adultos ejecutivos</w:t>
             </w:r>
           </w:p>
           <w:p>
@@ -5515,17 +5129,10 @@
             </w:pPr>
             <w:r>
               <w:rPr>
-                <w:rFonts w:ascii="Segoe UI Symbol" w:eastAsiaTheme="majorEastAsia" w:hAnsi="Segoe UI Symbol" w:cs="Segoe UI Symbol"/>
-                <w:noProof/>
-              </w:rPr>
-              <w:t>✔</w:t>
-            </w:r>
-            <w:r>
-              <w:rPr>
-                <w:rFonts w:eastAsiaTheme="majorEastAsia"/>
-                <w:noProof/>
-              </w:rPr>
-              <w:t xml:space="preserve"> Personas que trabajan en oficina</w:t>
+                <w:rFonts w:eastAsiaTheme="majorEastAsia"/>
+                <w:noProof/>
+              </w:rPr>
+              <w:t>Personas que trabajan en oficina</w:t>
             </w:r>
           </w:p>
           <w:p>
@@ -5537,20 +5144,6 @@
             </w:pPr>
             <w:r>
               <w:rPr>
-                <w:rFonts w:ascii="Segoe UI Symbol" w:eastAsiaTheme="majorEastAsia" w:hAnsi="Segoe UI Symbol" w:cs="Segoe UI Symbol"/>
-                <w:noProof/>
-              </w:rPr>
-              <w:t>✔</w:t>
-            </w:r>
-            <w:r>
-              <w:rPr>
-                <w:rFonts w:ascii="Segoe UI Symbol" w:eastAsiaTheme="majorEastAsia" w:hAnsi="Segoe UI Symbol" w:cs="Segoe UI Symbol"/>
-                <w:noProof/>
-              </w:rPr>
-              <w:t xml:space="preserve"> </w:t>
-            </w:r>
-            <w:r>
-              <w:rPr>
                 <w:rFonts w:eastAsiaTheme="majorEastAsia"/>
                 <w:noProof/>
               </w:rPr>
@@ -5566,39 +5159,24 @@
             </w:pPr>
             <w:r>
               <w:rPr>
-                <w:rFonts w:ascii="Segoe UI Symbol" w:eastAsiaTheme="majorEastAsia" w:hAnsi="Segoe UI Symbol" w:cs="Segoe UI Symbol"/>
-                <w:noProof/>
-              </w:rPr>
-              <w:t>✔</w:t>
-            </w:r>
-            <w:r>
-              <w:rPr>
-                <w:rFonts w:eastAsiaTheme="majorEastAsia"/>
-                <w:noProof/>
-              </w:rPr>
-              <w:t xml:space="preserve"> Personas que cuidan su alimentación</w:t>
+                <w:rFonts w:eastAsiaTheme="majorEastAsia"/>
+                <w:noProof/>
+              </w:rPr>
+              <w:t>Personas que cuidan su alimentación</w:t>
             </w:r>
           </w:p>
           <w:p>
             <w:pPr>
               <w:rPr>
                 <w:rFonts w:eastAsiaTheme="majorEastAsia"/>
-                <w:noProof/>
               </w:rPr>
             </w:pPr>
             <w:r>
               <w:rPr>
-                <w:rFonts w:ascii="Segoe UI Symbol" w:eastAsiaTheme="majorEastAsia" w:hAnsi="Segoe UI Symbol" w:cs="Segoe UI Symbol"/>
-                <w:noProof/>
-              </w:rPr>
-              <w:t>✔</w:t>
-            </w:r>
-            <w:r>
-              <w:rPr>
-                <w:rFonts w:eastAsiaTheme="majorEastAsia"/>
-                <w:noProof/>
-              </w:rPr>
-              <w:t xml:space="preserve"> Personas Fitness</w:t>
+                <w:rFonts w:eastAsiaTheme="majorEastAsia"/>
+                <w:noProof/>
+              </w:rPr>
+              <w:t>Personas Fitness</w:t>
             </w:r>
           </w:p>
         </w:tc>
@@ -5615,17 +5193,10 @@
             </w:pPr>
             <w:r>
               <w:rPr>
-                <w:rFonts w:ascii="Segoe UI Symbol" w:eastAsiaTheme="majorEastAsia" w:hAnsi="Segoe UI Symbol" w:cs="Segoe UI Symbol"/>
-                <w:noProof/>
-              </w:rPr>
-              <w:t>✔</w:t>
-            </w:r>
-            <w:r>
-              <w:rPr>
-                <w:rFonts w:eastAsiaTheme="majorEastAsia"/>
-                <w:noProof/>
-              </w:rPr>
-              <w:t xml:space="preserve"> Cocina equipada</w:t>
+                <w:rFonts w:eastAsiaTheme="majorEastAsia"/>
+                <w:noProof/>
+              </w:rPr>
+              <w:t>Cocina equipada</w:t>
             </w:r>
           </w:p>
           <w:p>
@@ -5637,17 +5208,10 @@
             </w:pPr>
             <w:r>
               <w:rPr>
-                <w:rFonts w:ascii="Segoe UI Symbol" w:eastAsiaTheme="majorEastAsia" w:hAnsi="Segoe UI Symbol" w:cs="Segoe UI Symbol"/>
-                <w:noProof/>
-              </w:rPr>
-              <w:t>✔</w:t>
-            </w:r>
-            <w:r>
-              <w:rPr>
-                <w:rFonts w:eastAsiaTheme="majorEastAsia"/>
-                <w:noProof/>
-              </w:rPr>
-              <w:t xml:space="preserve"> Insumos frescos</w:t>
+                <w:rFonts w:eastAsiaTheme="majorEastAsia"/>
+                <w:noProof/>
+              </w:rPr>
+              <w:t>Insumos frescos</w:t>
             </w:r>
           </w:p>
           <w:p>
@@ -5659,17 +5223,10 @@
             </w:pPr>
             <w:r>
               <w:rPr>
-                <w:rFonts w:ascii="Segoe UI Symbol" w:eastAsiaTheme="majorEastAsia" w:hAnsi="Segoe UI Symbol" w:cs="Segoe UI Symbol"/>
-                <w:noProof/>
-              </w:rPr>
-              <w:t>✔</w:t>
-            </w:r>
-            <w:r>
-              <w:rPr>
-                <w:rFonts w:eastAsiaTheme="majorEastAsia"/>
-                <w:noProof/>
-              </w:rPr>
-              <w:t xml:space="preserve"> Marca registrada</w:t>
+                <w:rFonts w:eastAsiaTheme="majorEastAsia"/>
+                <w:noProof/>
+              </w:rPr>
+              <w:t>Marca registrada</w:t>
             </w:r>
           </w:p>
           <w:p>
@@ -5681,17 +5238,10 @@
             </w:pPr>
             <w:r>
               <w:rPr>
-                <w:rFonts w:ascii="Segoe UI Symbol" w:eastAsiaTheme="majorEastAsia" w:hAnsi="Segoe UI Symbol" w:cs="Segoe UI Symbol"/>
-                <w:noProof/>
-              </w:rPr>
-              <w:t>✔</w:t>
-            </w:r>
-            <w:r>
-              <w:rPr>
-                <w:rFonts w:eastAsiaTheme="majorEastAsia"/>
-                <w:noProof/>
-              </w:rPr>
-              <w:t xml:space="preserve"> Recetas saludables</w:t>
+                <w:rFonts w:eastAsiaTheme="majorEastAsia"/>
+                <w:noProof/>
+              </w:rPr>
+              <w:t>Recetas saludables</w:t>
             </w:r>
           </w:p>
           <w:p>
@@ -5703,17 +5253,10 @@
             </w:pPr>
             <w:r>
               <w:rPr>
-                <w:rFonts w:ascii="Segoe UI Symbol" w:eastAsiaTheme="majorEastAsia" w:hAnsi="Segoe UI Symbol" w:cs="Segoe UI Symbol"/>
-                <w:noProof/>
-              </w:rPr>
-              <w:t>✔</w:t>
-            </w:r>
-            <w:r>
-              <w:rPr>
-                <w:rFonts w:eastAsiaTheme="majorEastAsia"/>
-                <w:noProof/>
-              </w:rPr>
-              <w:t xml:space="preserve"> Plataforma web</w:t>
+                <w:rFonts w:eastAsiaTheme="majorEastAsia"/>
+                <w:noProof/>
+              </w:rPr>
+              <w:t>Plataforma web</w:t>
             </w:r>
           </w:p>
           <w:p>
@@ -5725,17 +5268,10 @@
             </w:pPr>
             <w:r>
               <w:rPr>
-                <w:rFonts w:ascii="Segoe UI Symbol" w:eastAsiaTheme="majorEastAsia" w:hAnsi="Segoe UI Symbol" w:cs="Segoe UI Symbol"/>
-                <w:noProof/>
-              </w:rPr>
-              <w:t>✔</w:t>
-            </w:r>
-            <w:r>
-              <w:rPr>
-                <w:rFonts w:eastAsiaTheme="majorEastAsia"/>
-                <w:noProof/>
-              </w:rPr>
-              <w:t xml:space="preserve"> Página web funcional</w:t>
+                <w:rFonts w:eastAsiaTheme="majorEastAsia"/>
+                <w:noProof/>
+              </w:rPr>
+              <w:t>Redes sociales</w:t>
             </w:r>
           </w:p>
           <w:p>
@@ -5747,17 +5283,10 @@
             </w:pPr>
             <w:r>
               <w:rPr>
-                <w:rFonts w:ascii="Segoe UI Symbol" w:eastAsiaTheme="majorEastAsia" w:hAnsi="Segoe UI Symbol" w:cs="Segoe UI Symbol"/>
-                <w:noProof/>
-              </w:rPr>
-              <w:t>✔</w:t>
-            </w:r>
-            <w:r>
-              <w:rPr>
-                <w:rFonts w:eastAsiaTheme="majorEastAsia"/>
-                <w:noProof/>
-              </w:rPr>
-              <w:t xml:space="preserve"> Redes sociales</w:t>
+                <w:rFonts w:eastAsiaTheme="majorEastAsia"/>
+                <w:noProof/>
+              </w:rPr>
+              <w:t>Base de datos de clientes</w:t>
             </w:r>
           </w:p>
           <w:p>
@@ -5769,61 +5298,24 @@
             </w:pPr>
             <w:r>
               <w:rPr>
-                <w:rFonts w:ascii="Segoe UI Symbol" w:eastAsiaTheme="majorEastAsia" w:hAnsi="Segoe UI Symbol" w:cs="Segoe UI Symbol"/>
-                <w:noProof/>
-              </w:rPr>
-              <w:t>✔</w:t>
-            </w:r>
-            <w:r>
-              <w:rPr>
-                <w:rFonts w:eastAsiaTheme="majorEastAsia"/>
-                <w:noProof/>
-              </w:rPr>
-              <w:t xml:space="preserve"> Base de datos de clientes</w:t>
+                <w:rFonts w:eastAsiaTheme="majorEastAsia"/>
+                <w:noProof/>
+              </w:rPr>
+              <w:t>Capital humano</w:t>
             </w:r>
           </w:p>
           <w:p>
             <w:pPr>
               <w:rPr>
                 <w:rFonts w:eastAsiaTheme="majorEastAsia"/>
-                <w:noProof/>
               </w:rPr>
             </w:pPr>
             <w:r>
               <w:rPr>
-                <w:rFonts w:ascii="Segoe UI Symbol" w:eastAsiaTheme="majorEastAsia" w:hAnsi="Segoe UI Symbol" w:cs="Segoe UI Symbol"/>
-                <w:noProof/>
-              </w:rPr>
-              <w:t>✔</w:t>
-            </w:r>
-            <w:r>
-              <w:rPr>
-                <w:rFonts w:eastAsiaTheme="majorEastAsia"/>
-                <w:noProof/>
-              </w:rPr>
-              <w:t xml:space="preserve"> Capital humano</w:t>
-            </w:r>
-          </w:p>
-          <w:p>
-            <w:pPr>
-              <w:rPr>
-                <w:rFonts w:eastAsiaTheme="majorEastAsia"/>
-                <w:noProof/>
-              </w:rPr>
-            </w:pPr>
-            <w:r>
-              <w:rPr>
-                <w:rFonts w:ascii="Segoe UI Symbol" w:eastAsiaTheme="majorEastAsia" w:hAnsi="Segoe UI Symbol" w:cs="Segoe UI Symbol"/>
-                <w:noProof/>
-              </w:rPr>
-              <w:t>✔</w:t>
-            </w:r>
-            <w:r>
-              <w:rPr>
-                <w:rFonts w:eastAsiaTheme="majorEastAsia"/>
-                <w:noProof/>
-              </w:rPr>
-              <w:t xml:space="preserve"> Capital financiero</w:t>
+                <w:rFonts w:eastAsiaTheme="majorEastAsia"/>
+                <w:noProof/>
+              </w:rPr>
+              <w:t>Capital financiero</w:t>
             </w:r>
           </w:p>
         </w:tc>
@@ -5837,10 +5329,128 @@
           <w:noProof/>
         </w:rPr>
       </w:pPr>
+      <w:r>
+        <w:rPr>
+          <w:rFonts w:eastAsiaTheme="majorEastAsia"/>
+          <w:noProof/>
+        </w:rPr>
+        <w:t xml:space="preserve">Nota: La tabla </w:t>
+      </w:r>
+      <w:r>
+        <w:rPr>
+          <w:rFonts w:eastAsiaTheme="majorEastAsia"/>
+        </w:rPr>
+        <w:t xml:space="preserve">representa el Modelo de Negocio CANVAS, donde se visualizan los </w:t>
+      </w:r>
+      <w:r>
+        <w:rPr>
+          <w:rFonts w:eastAsiaTheme="majorEastAsia"/>
+        </w:rPr>
+        <w:t xml:space="preserve">3 </w:t>
+      </w:r>
+      <w:r>
+        <w:rPr>
+          <w:rFonts w:eastAsiaTheme="majorEastAsia"/>
+        </w:rPr>
+        <w:t>componentes</w:t>
+      </w:r>
+      <w:r>
+        <w:rPr>
+          <w:rFonts w:eastAsiaTheme="majorEastAsia"/>
+        </w:rPr>
+        <w:t xml:space="preserve"> centrales</w:t>
+      </w:r>
+      <w:r>
+        <w:rPr>
+          <w:rFonts w:eastAsiaTheme="majorEastAsia"/>
+        </w:rPr>
+        <w:t xml:space="preserve"> que sustentan la creación, entrega y captura de valor del </w:t>
+      </w:r>
+      <w:r>
+        <w:rPr>
+          <w:rFonts w:eastAsiaTheme="majorEastAsia"/>
+        </w:rPr>
+        <w:lastRenderedPageBreak/>
+        <w:t>negocio.</w:t>
+      </w:r>
+    </w:p>
+    <w:p>
+      <w:pPr>
+        <w:pStyle w:val="FigureStyle"/>
+      </w:pPr>
+      <w:r>
+        <w:rPr>
+          <w:b/>
+          <w:bCs/>
+          <w:i w:val="0"/>
+          <w:iCs/>
+        </w:rPr>
+        <w:t xml:space="preserve">Tabla </w:t>
+      </w:r>
+      <w:r>
+        <w:rPr>
+          <w:b/>
+          <w:bCs/>
+          <w:i w:val="0"/>
+          <w:iCs/>
+        </w:rPr>
+        <w:fldChar w:fldCharType="begin"/>
+      </w:r>
+      <w:r>
+        <w:rPr>
+          <w:b/>
+          <w:bCs/>
+          <w:i w:val="0"/>
+          <w:iCs/>
+        </w:rPr>
+        <w:instrText xml:space="preserve"> SEQ Tabla \* ARABIC </w:instrText>
+      </w:r>
+      <w:r>
+        <w:rPr>
+          <w:b/>
+          <w:bCs/>
+          <w:i w:val="0"/>
+          <w:iCs/>
+        </w:rPr>
+        <w:fldChar w:fldCharType="separate"/>
+      </w:r>
+      <w:r>
+        <w:rPr>
+          <w:b/>
+          <w:bCs/>
+          <w:i w:val="0"/>
+          <w:iCs/>
+          <w:noProof/>
+        </w:rPr>
+        <w:t>3</w:t>
+      </w:r>
+      <w:r>
+        <w:rPr>
+          <w:b/>
+          <w:bCs/>
+          <w:i w:val="0"/>
+          <w:iCs/>
+        </w:rPr>
+        <w:fldChar w:fldCharType="end"/>
+      </w:r>
+      <w:r>
+        <w:br/>
+      </w:r>
+      <w:proofErr w:type="spellStart"/>
+      <w:r>
+        <w:t>Model</w:t>
+      </w:r>
+      <w:proofErr w:type="spellEnd"/>
+      <w:r>
+        <w:t xml:space="preserve"> CANVA parte </w:t>
+      </w:r>
+      <w:r>
+        <w:t>3</w:t>
+      </w:r>
     </w:p>
     <w:tbl>
       <w:tblPr>
-        <w:tblStyle w:val="Tablaconcuadrcula"/>
+        <w:tblStyle w:val="TablaAPA"/>
         <w:tblW w:w="0" w:type="auto"/>
         <w:tblLook w:val="04A0" w:firstRow="1" w:lastRow="0" w:firstColumn="1" w:lastColumn="0" w:noHBand="0" w:noVBand="1"/>
       </w:tblPr>
@@ -5850,6 +5460,9 @@
         <w:gridCol w:w="2757"/>
       </w:tblGrid>
       <w:tr>
+        <w:trPr>
+          <w:cnfStyle w:val="100000000000" w:firstRow="1" w:lastRow="0" w:firstColumn="0" w:lastColumn="0" w:oddVBand="0" w:evenVBand="0" w:oddHBand="0" w:evenHBand="0" w:firstRowFirstColumn="0" w:firstRowLastColumn="0" w:lastRowFirstColumn="0" w:lastRowLastColumn="0"/>
+        </w:trPr>
         <w:tc>
           <w:tcPr>
             <w:tcW w:w="2756" w:type="dxa"/>
@@ -5867,8 +5480,7 @@
                 <w:rFonts w:eastAsiaTheme="majorEastAsia"/>
                 <w:noProof/>
               </w:rPr>
-              <w:lastRenderedPageBreak/>
-              <w:t>CANALES</w:t>
+              <w:t>Canales</w:t>
             </w:r>
           </w:p>
         </w:tc>
@@ -5889,7 +5501,7 @@
                 <w:rFonts w:eastAsiaTheme="majorEastAsia"/>
                 <w:noProof/>
               </w:rPr>
-              <w:t>ESTRUCTURA DE COSTOS</w:t>
+              <w:t>Estructura de costos</w:t>
             </w:r>
           </w:p>
         </w:tc>
@@ -5910,7 +5522,7 @@
                 <w:rFonts w:eastAsiaTheme="majorEastAsia"/>
                 <w:noProof/>
               </w:rPr>
-              <w:t>FUENTES DE INGRESOS</w:t>
+              <w:t>Fuentes de ingresos</w:t>
             </w:r>
           </w:p>
         </w:tc>
@@ -5931,19 +5543,11 @@
             </w:pPr>
             <w:r>
               <w:rPr>
-                <w:rFonts w:ascii="Segoe UI Symbol" w:eastAsiaTheme="majorEastAsia" w:hAnsi="Segoe UI Symbol" w:cs="Segoe UI Symbol"/>
+                <w:rFonts w:eastAsiaTheme="majorEastAsia"/>
                 <w:noProof/>
                 <w:lang w:val="en-US"/>
               </w:rPr>
-              <w:t>✔</w:t>
-            </w:r>
-            <w:r>
-              <w:rPr>
-                <w:rFonts w:eastAsiaTheme="majorEastAsia"/>
-                <w:noProof/>
-                <w:lang w:val="en-US"/>
-              </w:rPr>
-              <w:t xml:space="preserve"> Página web</w:t>
+              <w:t>Página web</w:t>
             </w:r>
           </w:p>
           <w:p>
@@ -5957,19 +5561,11 @@
             </w:pPr>
             <w:r>
               <w:rPr>
-                <w:rFonts w:ascii="Segoe UI Symbol" w:eastAsiaTheme="majorEastAsia" w:hAnsi="Segoe UI Symbol" w:cs="Segoe UI Symbol"/>
+                <w:rFonts w:eastAsiaTheme="majorEastAsia"/>
                 <w:noProof/>
                 <w:lang w:val="en-US"/>
               </w:rPr>
-              <w:t>✔</w:t>
-            </w:r>
-            <w:r>
-              <w:rPr>
-                <w:rFonts w:eastAsiaTheme="majorEastAsia"/>
-                <w:noProof/>
-                <w:lang w:val="en-US"/>
-              </w:rPr>
-              <w:t xml:space="preserve"> Instagram</w:t>
+              <w:t>Instagram</w:t>
             </w:r>
           </w:p>
           <w:p>
@@ -5983,19 +5579,11 @@
             </w:pPr>
             <w:r>
               <w:rPr>
-                <w:rFonts w:ascii="Segoe UI Symbol" w:eastAsiaTheme="majorEastAsia" w:hAnsi="Segoe UI Symbol" w:cs="Segoe UI Symbol"/>
+                <w:rFonts w:eastAsiaTheme="majorEastAsia"/>
                 <w:noProof/>
                 <w:lang w:val="en-US"/>
               </w:rPr>
-              <w:t>✔</w:t>
-            </w:r>
-            <w:r>
-              <w:rPr>
-                <w:rFonts w:eastAsiaTheme="majorEastAsia"/>
-                <w:noProof/>
-                <w:lang w:val="en-US"/>
-              </w:rPr>
-              <w:t xml:space="preserve"> Facebook</w:t>
+              <w:t>Facebook</w:t>
             </w:r>
           </w:p>
           <w:p>
@@ -6009,19 +5597,11 @@
             </w:pPr>
             <w:r>
               <w:rPr>
-                <w:rFonts w:ascii="Segoe UI Symbol" w:eastAsiaTheme="majorEastAsia" w:hAnsi="Segoe UI Symbol" w:cs="Segoe UI Symbol"/>
+                <w:rFonts w:eastAsiaTheme="majorEastAsia"/>
                 <w:noProof/>
                 <w:lang w:val="en-US"/>
               </w:rPr>
-              <w:t>✔</w:t>
-            </w:r>
-            <w:r>
-              <w:rPr>
-                <w:rFonts w:eastAsiaTheme="majorEastAsia"/>
-                <w:noProof/>
-                <w:lang w:val="en-US"/>
-              </w:rPr>
-              <w:t xml:space="preserve"> Tik Tok</w:t>
+              <w:t>Tik Tok</w:t>
             </w:r>
           </w:p>
           <w:p>
@@ -6034,17 +5614,10 @@
             </w:pPr>
             <w:r>
               <w:rPr>
-                <w:rFonts w:ascii="Segoe UI Symbol" w:eastAsiaTheme="majorEastAsia" w:hAnsi="Segoe UI Symbol" w:cs="Segoe UI Symbol"/>
-                <w:noProof/>
-              </w:rPr>
-              <w:t>✔</w:t>
-            </w:r>
-            <w:r>
-              <w:rPr>
-                <w:rFonts w:eastAsiaTheme="majorEastAsia"/>
-                <w:noProof/>
-              </w:rPr>
-              <w:t xml:space="preserve"> WhatsApp Business</w:t>
+                <w:rFonts w:eastAsiaTheme="majorEastAsia"/>
+                <w:noProof/>
+              </w:rPr>
+              <w:t>WhatsApp Business</w:t>
             </w:r>
           </w:p>
         </w:tc>
@@ -6062,17 +5635,17 @@
             </w:pPr>
             <w:r>
               <w:rPr>
-                <w:rFonts w:ascii="Segoe UI Symbol" w:eastAsiaTheme="majorEastAsia" w:hAnsi="Segoe UI Symbol" w:cs="Segoe UI Symbol"/>
-                <w:noProof/>
-              </w:rPr>
-              <w:t>✔</w:t>
-            </w:r>
-            <w:r>
-              <w:rPr>
-                <w:rFonts w:eastAsiaTheme="majorEastAsia"/>
-                <w:noProof/>
-              </w:rPr>
-              <w:t xml:space="preserve"> Compra de frutas e insumos</w:t>
+                <w:rFonts w:eastAsiaTheme="majorEastAsia"/>
+                <w:noProof/>
+              </w:rPr>
+              <w:t>Compra de frutas e insumos</w:t>
+            </w:r>
+            <w:r>
+              <w:rPr>
+                <w:rFonts w:eastAsiaTheme="majorEastAsia"/>
+                <w:noProof/>
+              </w:rPr>
+              <w:t xml:space="preserve"> frescos</w:t>
             </w:r>
           </w:p>
           <w:p>
@@ -6085,17 +5658,10 @@
             </w:pPr>
             <w:r>
               <w:rPr>
-                <w:rFonts w:ascii="Segoe UI Symbol" w:eastAsiaTheme="majorEastAsia" w:hAnsi="Segoe UI Symbol" w:cs="Segoe UI Symbol"/>
-                <w:noProof/>
-              </w:rPr>
-              <w:t>✔</w:t>
-            </w:r>
-            <w:r>
-              <w:rPr>
-                <w:rFonts w:eastAsiaTheme="majorEastAsia"/>
-                <w:noProof/>
-              </w:rPr>
-              <w:t xml:space="preserve"> Mano de obra</w:t>
+                <w:rFonts w:eastAsiaTheme="majorEastAsia"/>
+                <w:noProof/>
+              </w:rPr>
+              <w:t>Mano de obra</w:t>
             </w:r>
           </w:p>
           <w:p>
@@ -6109,19 +5675,11 @@
             </w:pPr>
             <w:r>
               <w:rPr>
-                <w:rFonts w:ascii="Segoe UI Symbol" w:eastAsiaTheme="majorEastAsia" w:hAnsi="Segoe UI Symbol" w:cs="Segoe UI Symbol"/>
+                <w:rFonts w:eastAsiaTheme="majorEastAsia"/>
                 <w:noProof/>
                 <w:lang w:val="en-US"/>
               </w:rPr>
-              <w:t>✔</w:t>
-            </w:r>
-            <w:r>
-              <w:rPr>
-                <w:rFonts w:eastAsiaTheme="majorEastAsia"/>
-                <w:noProof/>
-                <w:lang w:val="en-US"/>
-              </w:rPr>
-              <w:t xml:space="preserve"> Delivery</w:t>
+              <w:t>Delivery</w:t>
             </w:r>
           </w:p>
           <w:p>
@@ -6135,19 +5693,11 @@
             </w:pPr>
             <w:r>
               <w:rPr>
-                <w:rFonts w:ascii="Segoe UI Symbol" w:eastAsiaTheme="majorEastAsia" w:hAnsi="Segoe UI Symbol" w:cs="Segoe UI Symbol"/>
+                <w:rFonts w:eastAsiaTheme="majorEastAsia"/>
                 <w:noProof/>
                 <w:lang w:val="en-US"/>
               </w:rPr>
-              <w:t>✔</w:t>
-            </w:r>
-            <w:r>
-              <w:rPr>
-                <w:rFonts w:eastAsiaTheme="majorEastAsia"/>
-                <w:noProof/>
-                <w:lang w:val="en-US"/>
-              </w:rPr>
-              <w:t xml:space="preserve"> Marketing digital</w:t>
+              <w:t>Marketing digital</w:t>
             </w:r>
           </w:p>
           <w:p>
@@ -6161,19 +5711,11 @@
             </w:pPr>
             <w:r>
               <w:rPr>
-                <w:rFonts w:ascii="Segoe UI Symbol" w:eastAsiaTheme="majorEastAsia" w:hAnsi="Segoe UI Symbol" w:cs="Segoe UI Symbol"/>
+                <w:rFonts w:eastAsiaTheme="majorEastAsia"/>
                 <w:noProof/>
                 <w:lang w:val="en-US"/>
               </w:rPr>
-              <w:t>✔</w:t>
-            </w:r>
-            <w:r>
-              <w:rPr>
-                <w:rFonts w:eastAsiaTheme="majorEastAsia"/>
-                <w:noProof/>
-                <w:lang w:val="en-US"/>
-              </w:rPr>
-              <w:t xml:space="preserve"> Hosting y mantenimiento web</w:t>
+              <w:t>Hosting y mantenimiento web</w:t>
             </w:r>
           </w:p>
           <w:p>
@@ -6205,19 +5747,11 @@
             </w:pPr>
             <w:r>
               <w:rPr>
-                <w:rFonts w:ascii="Segoe UI Symbol" w:eastAsiaTheme="majorEastAsia" w:hAnsi="Segoe UI Symbol" w:cs="Segoe UI Symbol"/>
+                <w:rFonts w:eastAsiaTheme="majorEastAsia"/>
                 <w:noProof/>
                 <w:lang w:val="es-PE"/>
               </w:rPr>
-              <w:t>✔</w:t>
-            </w:r>
-            <w:r>
-              <w:rPr>
-                <w:rFonts w:eastAsiaTheme="majorEastAsia"/>
-                <w:noProof/>
-                <w:lang w:val="es-PE"/>
-              </w:rPr>
-              <w:t xml:space="preserve"> Insumos frescos</w:t>
+              <w:t>Personal</w:t>
             </w:r>
           </w:p>
           <w:p>
@@ -6231,19 +5765,11 @@
             </w:pPr>
             <w:r>
               <w:rPr>
-                <w:rFonts w:ascii="Segoe UI Symbol" w:eastAsiaTheme="majorEastAsia" w:hAnsi="Segoe UI Symbol" w:cs="Segoe UI Symbol"/>
+                <w:rFonts w:eastAsiaTheme="majorEastAsia"/>
                 <w:noProof/>
                 <w:lang w:val="es-PE"/>
               </w:rPr>
-              <w:t>✔</w:t>
-            </w:r>
-            <w:r>
-              <w:rPr>
-                <w:rFonts w:eastAsiaTheme="majorEastAsia"/>
-                <w:noProof/>
-                <w:lang w:val="es-PE"/>
-              </w:rPr>
-              <w:t xml:space="preserve"> Personal</w:t>
+              <w:t>Preparación diaria</w:t>
             </w:r>
           </w:p>
           <w:p>
@@ -6255,57 +5781,13 @@
                 <w:lang w:val="es-PE"/>
               </w:rPr>
             </w:pPr>
-          </w:p>
-          <w:p>
-            <w:pPr>
-              <w:keepNext/>
+            <w:r>
               <w:rPr>
                 <w:rFonts w:eastAsiaTheme="majorEastAsia"/>
                 <w:noProof/>
                 <w:lang w:val="es-PE"/>
               </w:rPr>
-            </w:pPr>
-            <w:r>
-              <w:rPr>
-                <w:rFonts w:ascii="Segoe UI Symbol" w:eastAsiaTheme="majorEastAsia" w:hAnsi="Segoe UI Symbol" w:cs="Segoe UI Symbol"/>
-                <w:noProof/>
-                <w:lang w:val="es-PE"/>
-              </w:rPr>
-              <w:t>✔</w:t>
-            </w:r>
-            <w:r>
-              <w:rPr>
-                <w:rFonts w:eastAsiaTheme="majorEastAsia"/>
-                <w:noProof/>
-                <w:lang w:val="es-PE"/>
-              </w:rPr>
-              <w:t xml:space="preserve"> Preparación diaria</w:t>
-            </w:r>
-          </w:p>
-          <w:p>
-            <w:pPr>
-              <w:keepNext/>
-              <w:rPr>
-                <w:rFonts w:eastAsiaTheme="majorEastAsia"/>
-                <w:noProof/>
-                <w:lang w:val="es-PE"/>
-              </w:rPr>
-            </w:pPr>
-            <w:r>
-              <w:rPr>
-                <w:rFonts w:ascii="Segoe UI Symbol" w:eastAsiaTheme="majorEastAsia" w:hAnsi="Segoe UI Symbol" w:cs="Segoe UI Symbol"/>
-                <w:noProof/>
-                <w:lang w:val="es-PE"/>
-              </w:rPr>
-              <w:t>✔</w:t>
-            </w:r>
-            <w:r>
-              <w:rPr>
-                <w:rFonts w:eastAsiaTheme="majorEastAsia"/>
-                <w:noProof/>
-                <w:lang w:val="es-PE"/>
-              </w:rPr>
-              <w:t xml:space="preserve"> Logística de entrega</w:t>
+              <w:t>Logística de entrega</w:t>
             </w:r>
           </w:p>
         </w:tc>
@@ -6324,19 +5806,11 @@
             </w:pPr>
             <w:r>
               <w:rPr>
-                <w:rFonts w:ascii="Segoe UI Symbol" w:eastAsiaTheme="majorEastAsia" w:hAnsi="Segoe UI Symbol" w:cs="Segoe UI Symbol"/>
+                <w:rFonts w:eastAsiaTheme="majorEastAsia"/>
                 <w:noProof/>
                 <w:lang w:val="es-PE"/>
               </w:rPr>
-              <w:t>✔</w:t>
-            </w:r>
-            <w:r>
-              <w:rPr>
-                <w:rFonts w:eastAsiaTheme="majorEastAsia"/>
-                <w:noProof/>
-                <w:lang w:val="es-PE"/>
-              </w:rPr>
-              <w:t xml:space="preserve"> Venta directa de producto</w:t>
+              <w:t>Venta directa de producto</w:t>
             </w:r>
           </w:p>
           <w:p>
@@ -6350,19 +5824,11 @@
             </w:pPr>
             <w:r>
               <w:rPr>
-                <w:rFonts w:ascii="Segoe UI Symbol" w:eastAsiaTheme="majorEastAsia" w:hAnsi="Segoe UI Symbol" w:cs="Segoe UI Symbol"/>
+                <w:rFonts w:eastAsiaTheme="majorEastAsia"/>
                 <w:noProof/>
                 <w:lang w:val="es-PE"/>
               </w:rPr>
-              <w:t>✔</w:t>
-            </w:r>
-            <w:r>
-              <w:rPr>
-                <w:rFonts w:eastAsiaTheme="majorEastAsia"/>
-                <w:noProof/>
-                <w:lang w:val="es-PE"/>
-              </w:rPr>
-              <w:t xml:space="preserve"> Posible suscripción semanal/mensual</w:t>
+              <w:t>Posible suscripción semanal/mensual</w:t>
             </w:r>
           </w:p>
           <w:p>
@@ -6376,19 +5842,11 @@
             </w:pPr>
             <w:r>
               <w:rPr>
-                <w:rFonts w:ascii="Segoe UI Symbol" w:eastAsiaTheme="majorEastAsia" w:hAnsi="Segoe UI Symbol" w:cs="Segoe UI Symbol"/>
+                <w:rFonts w:eastAsiaTheme="majorEastAsia"/>
                 <w:noProof/>
                 <w:lang w:val="es-PE"/>
               </w:rPr>
-              <w:t>✔</w:t>
-            </w:r>
-            <w:r>
-              <w:rPr>
-                <w:rFonts w:eastAsiaTheme="majorEastAsia"/>
-                <w:noProof/>
-                <w:lang w:val="es-PE"/>
-              </w:rPr>
-              <w:t xml:space="preserve"> Descuentos por volumen</w:t>
+              <w:t>Descuentos por volumen</w:t>
             </w:r>
           </w:p>
         </w:tc>
@@ -6400,797 +5858,714 @@
         <w:rPr>
           <w:rFonts w:eastAsiaTheme="majorEastAsia"/>
           <w:noProof/>
-          <w:lang w:val="es-PE"/>
-        </w:rPr>
-      </w:pPr>
-    </w:p>
-    <w:p>
-      <w:pPr>
-        <w:keepNext/>
+        </w:rPr>
+      </w:pPr>
+      <w:r>
         <w:rPr>
           <w:rFonts w:eastAsiaTheme="majorEastAsia"/>
           <w:noProof/>
-          <w:lang w:val="es-PE"/>
-        </w:rPr>
-      </w:pPr>
-    </w:p>
-    <w:p>
-      <w:pPr>
-        <w:keepNext/>
-        <w:rPr>
-          <w:rFonts w:eastAsiaTheme="majorEastAsia"/>
-          <w:noProof/>
-          <w:lang w:val="es-PE"/>
-        </w:rPr>
-      </w:pPr>
-    </w:p>
-    <w:p>
-      <w:pPr>
-        <w:keepNext/>
-        <w:rPr>
-          <w:rFonts w:eastAsiaTheme="majorEastAsia"/>
-          <w:noProof/>
-          <w:lang w:val="es-PE"/>
-        </w:rPr>
-      </w:pPr>
-    </w:p>
-    <w:p>
-      <w:pPr>
-        <w:keepNext/>
-        <w:rPr>
-          <w:rFonts w:eastAsiaTheme="majorEastAsia"/>
-          <w:noProof/>
-          <w:lang w:val="es-PE"/>
-        </w:rPr>
-      </w:pPr>
-    </w:p>
-    <w:p>
-      <w:pPr>
-        <w:keepNext/>
-        <w:rPr>
-          <w:rFonts w:eastAsiaTheme="majorEastAsia"/>
-          <w:noProof/>
-          <w:lang w:val="es-PE"/>
-        </w:rPr>
-      </w:pPr>
-    </w:p>
-    <w:p>
-      <w:pPr>
-        <w:keepNext/>
-        <w:rPr>
-          <w:rFonts w:eastAsiaTheme="majorEastAsia"/>
-          <w:noProof/>
-          <w:lang w:val="es-PE"/>
-        </w:rPr>
-      </w:pPr>
-    </w:p>
-    <w:p>
-      <w:pPr>
-        <w:keepNext/>
-        <w:rPr>
-          <w:lang w:val="es-PE"/>
-        </w:rPr>
-      </w:pPr>
-    </w:p>
-    <w:p>
-      <w:pPr>
-        <w:rPr>
-          <w:rFonts w:eastAsiaTheme="majorEastAsia"/>
-        </w:rPr>
-      </w:pPr>
+        </w:rPr>
+        <w:t xml:space="preserve">Nota: La tabla </w:t>
+      </w:r>
+      <w:r>
+        <w:rPr>
+          <w:rFonts w:eastAsiaTheme="majorEastAsia"/>
+        </w:rPr>
+        <w:t xml:space="preserve">representa el Modelo de Negocio CANVAS, donde se visualizan de manera integral los </w:t>
+      </w:r>
+      <w:r>
+        <w:rPr>
+          <w:rFonts w:eastAsiaTheme="majorEastAsia"/>
+        </w:rPr>
+        <w:t>últimos</w:t>
+      </w:r>
+      <w:r>
+        <w:rPr>
+          <w:rFonts w:eastAsiaTheme="majorEastAsia"/>
+        </w:rPr>
+        <w:t xml:space="preserve"> 3 </w:t>
+      </w:r>
+      <w:r>
+        <w:rPr>
+          <w:rFonts w:eastAsiaTheme="majorEastAsia"/>
+        </w:rPr>
+        <w:t xml:space="preserve">componentes estratégicos que sustentan la creación, </w:t>
+      </w:r>
+      <w:r>
+        <w:rPr>
+          <w:rFonts w:eastAsiaTheme="majorEastAsia"/>
+        </w:rPr>
+        <w:lastRenderedPageBreak/>
+        <w:t>entrega y captura de valor del negocio.</w:t>
+      </w:r>
+    </w:p>
+    <w:p>
+      <w:pPr>
+        <w:rPr>
+          <w:rFonts w:eastAsiaTheme="majorEastAsia"/>
+        </w:rPr>
+      </w:pPr>
+      <w:r>
+        <w:rPr>
+          <w:rFonts w:eastAsiaTheme="majorEastAsia"/>
+        </w:rPr>
+        <w:t xml:space="preserve">La estructuración estratégica de </w:t>
+      </w:r>
       <w:r>
         <w:rPr>
           <w:rFonts w:eastAsiaTheme="majorEastAsia"/>
           <w:b/>
           <w:bCs/>
         </w:rPr>
-        <w:t>Nota:</w:t>
-      </w:r>
-      <w:r>
-        <w:rPr>
-          <w:rFonts w:eastAsiaTheme="majorEastAsia"/>
-        </w:rPr>
-        <w:t xml:space="preserve"> </w:t>
-      </w:r>
-      <w:r>
-        <w:rPr>
-          <w:rFonts w:eastAsiaTheme="majorEastAsia"/>
-        </w:rPr>
-        <w:t xml:space="preserve">El gráfico representa el Modelo de Negocio </w:t>
+        <w:t xml:space="preserve">Easy </w:t>
       </w:r>
       <w:proofErr w:type="spellStart"/>
-      <w:r>
-        <w:rPr>
-          <w:rFonts w:eastAsiaTheme="majorEastAsia"/>
-        </w:rPr>
-        <w:t>Canvas</w:t>
-      </w:r>
-      <w:proofErr w:type="spellEnd"/>
-      <w:r>
-        <w:rPr>
-          <w:rFonts w:eastAsiaTheme="majorEastAsia"/>
-        </w:rPr>
-        <w:t>, donde se visualizan de manera integral los componentes estratégicos que sustentan la creación, entrega y captura de valor del negocio.</w:t>
-      </w:r>
-    </w:p>
-    <w:p>
-      <w:pPr>
-        <w:rPr>
-          <w:rFonts w:eastAsiaTheme="majorEastAsia"/>
-        </w:rPr>
-      </w:pPr>
-      <w:r>
-        <w:rPr>
-          <w:rFonts w:eastAsiaTheme="majorEastAsia"/>
-        </w:rPr>
-        <w:t xml:space="preserve">La estructuración estratégica de </w:t>
-      </w:r>
       <w:r>
         <w:rPr>
           <w:rFonts w:eastAsiaTheme="majorEastAsia"/>
           <w:b/>
           <w:bCs/>
         </w:rPr>
+        <w:t>Breakfast</w:t>
+      </w:r>
+      <w:proofErr w:type="spellEnd"/>
+      <w:r>
+        <w:rPr>
+          <w:rFonts w:eastAsiaTheme="majorEastAsia"/>
+        </w:rPr>
+        <w:t xml:space="preserve"> se fundamenta en el Modelo </w:t>
+      </w:r>
+      <w:r>
+        <w:rPr>
+          <w:rFonts w:eastAsiaTheme="majorEastAsia"/>
+        </w:rPr>
+        <w:t>CANVAS</w:t>
+      </w:r>
+      <w:r>
+        <w:rPr>
+          <w:rFonts w:eastAsiaTheme="majorEastAsia"/>
+        </w:rPr>
+        <w:t>, herramienta que permite visualizar de manera integral la lógica de creación, entrega y captura de valor del negocio. A través de sus nueve módulos, se describe cómo la empresa organiza sus recursos, actividades y relaciones para ofrecer desayunos saludables bajo un sistema de pedidos online con entrega programada.</w:t>
+      </w:r>
+    </w:p>
+    <w:p>
+      <w:pPr>
+        <w:pStyle w:val="Ttulo3"/>
+      </w:pPr>
+      <w:bookmarkStart w:id="6" w:name="_Toc223891220"/>
+      <w:r>
+        <w:t>Propuesta de valor</w:t>
+      </w:r>
+      <w:bookmarkEnd w:id="6"/>
+    </w:p>
+    <w:p>
+      <w:pPr>
+        <w:rPr>
+          <w:rFonts w:eastAsiaTheme="majorEastAsia"/>
+        </w:rPr>
+      </w:pPr>
+      <w:r>
+        <w:rPr>
+          <w:rFonts w:eastAsiaTheme="majorEastAsia"/>
+        </w:rPr>
+        <w:t xml:space="preserve">La propuesta de valor de Easy </w:t>
+      </w:r>
+      <w:proofErr w:type="spellStart"/>
+      <w:r>
+        <w:rPr>
+          <w:rFonts w:eastAsiaTheme="majorEastAsia"/>
+        </w:rPr>
+        <w:t>Breakfast</w:t>
+      </w:r>
+      <w:proofErr w:type="spellEnd"/>
+      <w:r>
+        <w:rPr>
+          <w:rFonts w:eastAsiaTheme="majorEastAsia"/>
+        </w:rPr>
+        <w:t xml:space="preserve"> se centra en ofrecer desayunos saludables, frescos y listos para consumir, solicitados con anticipación mediante una plataforma web. El negocio busca elevar la accesibilidad a alimentos nutritivos para personas con limitaciones de tiempo, facilitando la planificación alimenticia y reduciendo la necesidad de compras presenciales.</w:t>
+      </w:r>
+    </w:p>
+    <w:p>
+      <w:pPr>
+        <w:rPr>
+          <w:rFonts w:eastAsiaTheme="majorEastAsia"/>
+        </w:rPr>
+      </w:pPr>
+      <w:r>
+        <w:rPr>
+          <w:rFonts w:eastAsiaTheme="majorEastAsia"/>
+        </w:rPr>
+        <w:t>La empresa resuelve principalmente la falta de tiempo para preparar desayunos balanceados y la dificultad de acceso a opciones saludables en horarios tempranos. Entre sus características diferenciadoras destacan la accesibilidad digital, la conveniencia de la entrega puntual, la posibilidad de personalización según preferencias o restricciones alimenticias y un sistema de preventa que reduce el desperdicio de insumos.</w:t>
+      </w:r>
+    </w:p>
+    <w:p>
+      <w:pPr>
+        <w:pStyle w:val="Ttulo3"/>
+      </w:pPr>
+      <w:bookmarkStart w:id="7" w:name="_Toc223891221"/>
+      <w:r>
+        <w:t>Segmentos de clientes</w:t>
+      </w:r>
+      <w:bookmarkEnd w:id="7"/>
+    </w:p>
+    <w:p>
+      <w:pPr>
+        <w:rPr>
+          <w:rFonts w:eastAsiaTheme="majorEastAsia"/>
+        </w:rPr>
+      </w:pPr>
+      <w:r>
+        <w:rPr>
+          <w:rFonts w:eastAsiaTheme="majorEastAsia"/>
+        </w:rPr>
         <w:t xml:space="preserve">Easy </w:t>
       </w:r>
       <w:proofErr w:type="spellStart"/>
+      <w:r>
+        <w:rPr>
+          <w:rFonts w:eastAsiaTheme="majorEastAsia"/>
+        </w:rPr>
+        <w:t>Breakfast</w:t>
+      </w:r>
+      <w:proofErr w:type="spellEnd"/>
+      <w:r>
+        <w:rPr>
+          <w:rFonts w:eastAsiaTheme="majorEastAsia"/>
+        </w:rPr>
+        <w:t xml:space="preserve"> se dirige a un nicho de mercado compuesto por adultos ejecutivos, personas que trabajan en oficina, estudiantes universitarios y consumidores interesados en mantener una alimentación saludable. El cliente objetivo principal está conformado por profesionales entre 25 y 45 años, con ingresos medios y rutinas laborales que </w:t>
+      </w:r>
+      <w:r>
+        <w:rPr>
+          <w:rFonts w:eastAsiaTheme="majorEastAsia"/>
+        </w:rPr>
+        <w:lastRenderedPageBreak/>
+        <w:t>limitan el tiempo destinado a la preparación de alimentos.</w:t>
+      </w:r>
+    </w:p>
+    <w:p>
+      <w:pPr>
+        <w:rPr>
+          <w:rFonts w:eastAsiaTheme="majorEastAsia"/>
+        </w:rPr>
+      </w:pPr>
+      <w:r>
+        <w:rPr>
+          <w:rFonts w:eastAsiaTheme="majorEastAsia"/>
+        </w:rPr>
+        <w:t>Este enfoque permite atender un segmento específico con necesidades claras de practicidad, nutrición y eficiencia en el uso del tiempo.</w:t>
+      </w:r>
+    </w:p>
+    <w:p>
+      <w:pPr>
+        <w:pStyle w:val="Ttulo3"/>
+      </w:pPr>
+      <w:bookmarkStart w:id="8" w:name="_Toc223891222"/>
+      <w:r>
+        <w:t>Canales</w:t>
+      </w:r>
+      <w:bookmarkEnd w:id="8"/>
+    </w:p>
+    <w:p>
+      <w:pPr>
+        <w:rPr>
+          <w:rFonts w:eastAsiaTheme="majorEastAsia"/>
+        </w:rPr>
+      </w:pPr>
+      <w:r>
+        <w:rPr>
+          <w:rFonts w:eastAsiaTheme="majorEastAsia"/>
+        </w:rPr>
+        <w:t>La empresa utiliza canales digitales como principal medio de comercialización. Entre ellos se encuentran la página web oficial, Instagram, Facebook y WhatsApp Business. Las redes sociales cumplen una función estratégica de captación y posicionamiento de marca, mientras que la página web actúa como canal principal para la gestión y cierre de ventas.</w:t>
+      </w:r>
+    </w:p>
+    <w:p>
+      <w:pPr>
+        <w:rPr>
+          <w:rFonts w:eastAsiaTheme="majorEastAsia"/>
+        </w:rPr>
+      </w:pPr>
+      <w:r>
+        <w:rPr>
+          <w:rFonts w:eastAsiaTheme="majorEastAsia"/>
+        </w:rPr>
+        <w:t>El proceso se integra en la rutina del cliente mediante pedidos realizados con anticipación —generalmente la noche anterior— y entregas programadas en horario temprano, antes del inicio de la jornada laboral o académica.</w:t>
+      </w:r>
+    </w:p>
+    <w:p>
+      <w:pPr>
+        <w:pStyle w:val="Ttulo3"/>
+      </w:pPr>
+      <w:bookmarkStart w:id="9" w:name="_Toc223891223"/>
+      <w:r>
+        <w:t>Relación con los clientes</w:t>
+      </w:r>
+      <w:bookmarkEnd w:id="9"/>
+    </w:p>
+    <w:p>
+      <w:pPr>
+        <w:rPr>
+          <w:rFonts w:eastAsiaTheme="majorEastAsia"/>
+        </w:rPr>
+      </w:pPr>
+      <w:r>
+        <w:rPr>
+          <w:rFonts w:eastAsiaTheme="majorEastAsia"/>
+        </w:rPr>
+        <w:t xml:space="preserve">La relación con los clientes se basa en la atención personalizada y la construcción de fidelización a largo plazo. Se implementa asistencia directa a través de WhatsApp, complementada con un sistema </w:t>
+      </w:r>
+      <w:proofErr w:type="spellStart"/>
+      <w:r>
+        <w:rPr>
+          <w:rFonts w:eastAsiaTheme="majorEastAsia"/>
+        </w:rPr>
+        <w:t>semi-automatizado</w:t>
+      </w:r>
+      <w:proofErr w:type="spellEnd"/>
+      <w:r>
+        <w:rPr>
+          <w:rFonts w:eastAsiaTheme="majorEastAsia"/>
+        </w:rPr>
+        <w:t xml:space="preserve"> en la plataforma web para la gestión de pedidos.</w:t>
+      </w:r>
+    </w:p>
+    <w:p>
+      <w:pPr>
+        <w:rPr>
+          <w:rFonts w:eastAsiaTheme="majorEastAsia"/>
+        </w:rPr>
+      </w:pPr>
+      <w:r>
+        <w:rPr>
+          <w:rFonts w:eastAsiaTheme="majorEastAsia"/>
+        </w:rPr>
+        <w:t>Asimismo, se contempla la implementación de programas de fidelización mediante descuentos por compras frecuentes</w:t>
+      </w:r>
+      <w:r>
+        <w:rPr>
+          <w:rFonts w:eastAsiaTheme="majorEastAsia"/>
+        </w:rPr>
+        <w:t>, compras semanales o mensuales</w:t>
+      </w:r>
+      <w:r>
+        <w:rPr>
+          <w:rFonts w:eastAsiaTheme="majorEastAsia"/>
+        </w:rPr>
+        <w:t>. Los clientes esperan respuestas rápidas, productos frescos, entregas puntuales y opciones adaptadas a sus preferencias alimenticias, elementos que fortalecen la confianza y la recurrencia de compra.</w:t>
+      </w:r>
+    </w:p>
+    <w:p>
+      <w:pPr>
+        <w:pStyle w:val="Ttulo3"/>
+      </w:pPr>
+      <w:bookmarkStart w:id="10" w:name="_Toc223891224"/>
+      <w:r>
+        <w:lastRenderedPageBreak/>
+        <w:t>Actividades clave</w:t>
+      </w:r>
+      <w:bookmarkEnd w:id="10"/>
+    </w:p>
+    <w:p>
+      <w:pPr>
+        <w:rPr>
+          <w:rFonts w:eastAsiaTheme="majorEastAsia"/>
+        </w:rPr>
+      </w:pPr>
+      <w:r>
+        <w:rPr>
+          <w:rFonts w:eastAsiaTheme="majorEastAsia"/>
+        </w:rPr>
+        <w:t>Las actividades clave del negocio incluyen la selección y compra de frutas frescas, la preparación y armado diario de los desayunos, el control de calidad e higiene, la gestión de pedidos online y la coordinación logística de entregas.</w:t>
+      </w:r>
+    </w:p>
+    <w:p>
+      <w:pPr>
+        <w:rPr>
+          <w:rFonts w:eastAsiaTheme="majorEastAsia"/>
+        </w:rPr>
+      </w:pPr>
+      <w:r>
+        <w:rPr>
+          <w:rFonts w:eastAsiaTheme="majorEastAsia"/>
+        </w:rPr>
+        <w:t>Adicionalmente, se desarrollan actividades de marketing digital, administración de la página web, gestión de redes sociales y atención al cliente. En el ámbito financiero, se gestionan preventas, pagos digitales y estrategias promocionales para incentivar el volumen de ventas.</w:t>
+      </w:r>
+    </w:p>
+    <w:p>
+      <w:pPr>
+        <w:rPr>
+          <w:rFonts w:eastAsiaTheme="majorEastAsia"/>
+        </w:rPr>
+      </w:pPr>
+      <w:r>
+        <w:rPr>
+          <w:rFonts w:eastAsiaTheme="majorEastAsia"/>
+        </w:rPr>
+        <w:t>Estas actividades permiten garantizar la eficiencia operativa y el cumplimiento de la propuesta de valor.</w:t>
+      </w:r>
+    </w:p>
+    <w:p>
+      <w:pPr>
+        <w:pStyle w:val="Ttulo3"/>
+      </w:pPr>
+      <w:bookmarkStart w:id="11" w:name="_Toc223891225"/>
+      <w:r>
+        <w:t>Recursos clave</w:t>
+      </w:r>
+      <w:bookmarkEnd w:id="11"/>
+    </w:p>
+    <w:p>
+      <w:pPr>
+        <w:rPr>
+          <w:rFonts w:eastAsiaTheme="majorEastAsia"/>
+        </w:rPr>
+      </w:pPr>
+      <w:r>
+        <w:rPr>
+          <w:rFonts w:eastAsiaTheme="majorEastAsia"/>
+        </w:rPr>
+        <w:t xml:space="preserve">Para ejecutar el modelo de negocio, Easy </w:t>
+      </w:r>
+      <w:proofErr w:type="spellStart"/>
+      <w:r>
+        <w:rPr>
+          <w:rFonts w:eastAsiaTheme="majorEastAsia"/>
+        </w:rPr>
+        <w:t>Breakfast</w:t>
+      </w:r>
+      <w:proofErr w:type="spellEnd"/>
+      <w:r>
+        <w:rPr>
+          <w:rFonts w:eastAsiaTheme="majorEastAsia"/>
+        </w:rPr>
+        <w:t xml:space="preserve"> dispone de recursos físicos, humanos, intelectuales y financieros.</w:t>
+      </w:r>
+    </w:p>
+    <w:p>
+      <w:pPr>
+        <w:rPr>
+          <w:rFonts w:eastAsiaTheme="majorEastAsia"/>
+        </w:rPr>
+      </w:pPr>
+      <w:r>
+        <w:rPr>
+          <w:rFonts w:eastAsiaTheme="majorEastAsia"/>
+        </w:rPr>
+        <w:t xml:space="preserve">Entre los recursos físicos destacan la cocina equipada, sistemas de refrigeración y utensilios especializados. Los recursos humanos incluyen personal de cocina, repartidor y un </w:t>
+      </w:r>
+      <w:proofErr w:type="spellStart"/>
+      <w:r>
+        <w:rPr>
+          <w:rFonts w:eastAsiaTheme="majorEastAsia"/>
+        </w:rPr>
+        <w:t>community</w:t>
+      </w:r>
+      <w:proofErr w:type="spellEnd"/>
+      <w:r>
+        <w:rPr>
+          <w:rFonts w:eastAsiaTheme="majorEastAsia"/>
+        </w:rPr>
+        <w:t xml:space="preserve"> manager encargado de la gestión digital y posicionamiento de la marca.</w:t>
+      </w:r>
+    </w:p>
+    <w:p>
+      <w:pPr>
+        <w:rPr>
+          <w:rFonts w:eastAsiaTheme="majorEastAsia"/>
+        </w:rPr>
+      </w:pPr>
+      <w:r>
+        <w:rPr>
+          <w:rFonts w:eastAsiaTheme="majorEastAsia"/>
+        </w:rPr>
+        <w:t>En cuanto a los recursos intelectuales, se consideran la marca registrada, las recetas propias y la base de datos de clientes. Finalmente, los recursos financieros comprenden el capital inicial y el flujo de caja necesario para sostener la operación diaria.</w:t>
+      </w:r>
+    </w:p>
+    <w:p>
+      <w:pPr>
+        <w:pStyle w:val="Ttulo3"/>
+      </w:pPr>
+      <w:bookmarkStart w:id="12" w:name="_Toc223891226"/>
+      <w:r>
+        <w:lastRenderedPageBreak/>
+        <w:t>Socios clave</w:t>
+      </w:r>
+      <w:bookmarkEnd w:id="12"/>
+    </w:p>
+    <w:p>
+      <w:pPr>
+        <w:rPr>
+          <w:rFonts w:eastAsiaTheme="majorEastAsia"/>
+        </w:rPr>
+      </w:pPr>
+      <w:r>
+        <w:rPr>
+          <w:rFonts w:eastAsiaTheme="majorEastAsia"/>
+        </w:rPr>
+        <w:t xml:space="preserve">El modelo de negocio se apoya en alianzas estratégicas con proveedores mayoristas de frutas frescas, proveedores de granos, yogur y frutos secos, distribuidores de envases ecológicos y plataformas de pago online. En caso de tercerización, también se contempla la colaboración con servicios de </w:t>
+      </w:r>
+      <w:proofErr w:type="spellStart"/>
+      <w:r>
+        <w:rPr>
+          <w:rFonts w:eastAsiaTheme="majorEastAsia"/>
+        </w:rPr>
+        <w:t>delivery</w:t>
+      </w:r>
+      <w:proofErr w:type="spellEnd"/>
+      <w:r>
+        <w:rPr>
+          <w:rFonts w:eastAsiaTheme="majorEastAsia"/>
+        </w:rPr>
+        <w:t>.</w:t>
+      </w:r>
+    </w:p>
+    <w:p>
+      <w:pPr>
+        <w:rPr>
+          <w:rFonts w:eastAsiaTheme="majorEastAsia"/>
+        </w:rPr>
+      </w:pPr>
+      <w:r>
+        <w:rPr>
+          <w:rFonts w:eastAsiaTheme="majorEastAsia"/>
+        </w:rPr>
+        <w:t>Estas alianzas permiten garantizar abastecimiento constante, calidad en la materia prima, optimización de costos y reducción de riesgos asociados a retrasos o escasez de insumos.</w:t>
+      </w:r>
+    </w:p>
+    <w:p>
+      <w:pPr>
+        <w:pStyle w:val="Ttulo3"/>
+      </w:pPr>
+      <w:bookmarkStart w:id="13" w:name="_Toc223891227"/>
+      <w:r>
+        <w:t>Estructura de costos</w:t>
+      </w:r>
+      <w:bookmarkEnd w:id="13"/>
+    </w:p>
+    <w:p>
+      <w:pPr>
+        <w:rPr>
+          <w:rFonts w:eastAsiaTheme="majorEastAsia"/>
+        </w:rPr>
+      </w:pPr>
+      <w:r>
+        <w:rPr>
+          <w:rFonts w:eastAsiaTheme="majorEastAsia"/>
+        </w:rPr>
+        <w:t xml:space="preserve">La estructura de costos está compuesta principalmente por la compra de frutas e insumos, mano de obra, servicio de </w:t>
+      </w:r>
+      <w:proofErr w:type="spellStart"/>
+      <w:r>
+        <w:rPr>
+          <w:rFonts w:eastAsiaTheme="majorEastAsia"/>
+        </w:rPr>
+        <w:t>delivery</w:t>
+      </w:r>
+      <w:proofErr w:type="spellEnd"/>
+      <w:r>
+        <w:rPr>
+          <w:rFonts w:eastAsiaTheme="majorEastAsia"/>
+        </w:rPr>
+        <w:t>, marketing digital y gastos de hosting y mantenimiento web. Los recursos y actividades más costosos corresponden a los insumos frescos y al personal operativo, así como a la preparación diaria y logística de entrega.</w:t>
+      </w:r>
+    </w:p>
+    <w:p>
+      <w:pPr>
+        <w:rPr>
+          <w:rFonts w:eastAsiaTheme="majorEastAsia"/>
+        </w:rPr>
+      </w:pPr>
+      <w:r>
+        <w:rPr>
+          <w:rFonts w:eastAsiaTheme="majorEastAsia"/>
+        </w:rPr>
+        <w:t>El modelo se orienta más hacia la generación de valor que hacia la competencia por precios bajos, priorizando calidad, frescura y conveniencia como factores diferenciadores.</w:t>
+      </w:r>
+    </w:p>
+    <w:p>
+      <w:pPr>
+        <w:pStyle w:val="Ttulo3"/>
+      </w:pPr>
+      <w:bookmarkStart w:id="14" w:name="_Toc223891228"/>
+      <w:r>
+        <w:t>Fuentes de ingresos</w:t>
+      </w:r>
+      <w:bookmarkEnd w:id="14"/>
+    </w:p>
+    <w:p>
+      <w:pPr>
+        <w:rPr>
+          <w:rFonts w:eastAsiaTheme="majorEastAsia"/>
+        </w:rPr>
+      </w:pPr>
+      <w:r>
+        <w:rPr>
+          <w:rFonts w:eastAsiaTheme="majorEastAsia"/>
+        </w:rPr>
+        <w:t>Las fuentes de ingresos provienen principalmente de la venta directa de desayunos saludables. Adicionalmente, se contempla la implementación de suscripciones semanales o mensuales y descuentos por volumen para incentivar compras recurrentes.</w:t>
+      </w:r>
+    </w:p>
+    <w:p>
+      <w:pPr>
+        <w:rPr>
+          <w:rFonts w:eastAsiaTheme="majorEastAsia"/>
+        </w:rPr>
+      </w:pPr>
+      <w:r>
+        <w:rPr>
+          <w:rFonts w:eastAsiaTheme="majorEastAsia"/>
+        </w:rPr>
+        <w:t>Los clientes pueden realizar pagos mediante transferencias bancarias, tarjetas</w:t>
+      </w:r>
+      <w:r>
+        <w:rPr>
+          <w:rFonts w:eastAsiaTheme="majorEastAsia"/>
+        </w:rPr>
+        <w:t xml:space="preserve"> o</w:t>
+      </w:r>
+      <w:r>
+        <w:rPr>
+          <w:rFonts w:eastAsiaTheme="majorEastAsia"/>
+        </w:rPr>
+        <w:t xml:space="preserve"> pagos </w:t>
+      </w:r>
+      <w:r>
+        <w:rPr>
+          <w:rFonts w:eastAsiaTheme="majorEastAsia"/>
+        </w:rPr>
+        <w:lastRenderedPageBreak/>
+        <w:t>móvile</w:t>
+      </w:r>
+      <w:r>
+        <w:rPr>
+          <w:rFonts w:eastAsiaTheme="majorEastAsia"/>
+        </w:rPr>
+        <w:t>s</w:t>
+      </w:r>
+      <w:r>
+        <w:rPr>
+          <w:rFonts w:eastAsiaTheme="majorEastAsia"/>
+        </w:rPr>
+        <w:t>. La estructura de precios es fija según el tipo de desayuno, con promociones dinámicas en fechas especiales y beneficios para clientes frecuentes.</w:t>
+      </w:r>
+    </w:p>
+    <w:p>
+      <w:pPr>
+        <w:pStyle w:val="Ttulo2"/>
+      </w:pPr>
+      <w:bookmarkStart w:id="15" w:name="_Toc223891229"/>
+      <w:r>
+        <w:t>Conclusión general del marco teórico</w:t>
+      </w:r>
+      <w:bookmarkEnd w:id="15"/>
+    </w:p>
+    <w:p>
+      <w:r>
+        <w:t xml:space="preserve">El análisis de los diferentes enfoques teóricos relacionados con el marketing estratégico, las estrategias de ventas y el modelo de negocio </w:t>
+      </w:r>
+      <w:proofErr w:type="spellStart"/>
+      <w:r>
+        <w:t>Canvas</w:t>
+      </w:r>
+      <w:proofErr w:type="spellEnd"/>
+      <w:r>
+        <w:t xml:space="preserve"> permite comprender la importancia de planificar adecuadamente las actividades comerciales dentro de un emprendimiento.</w:t>
+      </w:r>
+    </w:p>
+    <w:p>
+      <w:r>
+        <w:t>Las investigaciones revisadas coinciden en que la aplicación de estrategias de marketing y ventas contribuye significativamente al posicionamiento de la marca, la fidelización de clientes y el incremento de la rentabilidad. Asimismo, el conocimiento del mercado y la identificación de las necesidades del consumidor se convierten en elementos clave para el desarrollo de propuestas de valor competitivas.</w:t>
+      </w:r>
+    </w:p>
+    <w:p>
+      <w:r>
+        <w:t xml:space="preserve">En el caso del emprendimiento </w:t>
+      </w:r>
+      <w:r>
+        <w:rPr>
+          <w:rStyle w:val="Textoennegrita"/>
+          <w:rFonts w:eastAsiaTheme="majorEastAsia"/>
+        </w:rPr>
+        <w:t xml:space="preserve">Easy </w:t>
+      </w:r>
+      <w:proofErr w:type="spellStart"/>
+      <w:r>
+        <w:rPr>
+          <w:rStyle w:val="Textoennegrita"/>
+          <w:rFonts w:eastAsiaTheme="majorEastAsia"/>
+        </w:rPr>
+        <w:t>Breakfast</w:t>
+      </w:r>
+      <w:proofErr w:type="spellEnd"/>
+      <w:r>
+        <w:t xml:space="preserve">, la implementación de estrategias de marketing estratégico y ventas permitirá fortalecer su presencia en el mercado, mejorar la relación con los clientes y promover el crecimiento del negocio. Del mismo modo, el uso del modelo de negocio </w:t>
+      </w:r>
+      <w:proofErr w:type="spellStart"/>
+      <w:r>
+        <w:t>Canvas</w:t>
+      </w:r>
+      <w:proofErr w:type="spellEnd"/>
+      <w:r>
+        <w:t xml:space="preserve"> facilita la comprensión de los componentes esenciales del emprendimiento y orienta la toma de decisiones para su desarrollo sostenible.</w:t>
+      </w:r>
+    </w:p>
+    <w:p>
+      <w:r>
+        <w:t xml:space="preserve">En conclusión, el marco teórico proporciona las bases conceptuales necesarias para sustentar el diseño de estrategias comerciales que permitan a Easy </w:t>
+      </w:r>
+      <w:proofErr w:type="spellStart"/>
+      <w:r>
+        <w:t>Breakfast</w:t>
+      </w:r>
+      <w:proofErr w:type="spellEnd"/>
+      <w:r>
+        <w:t xml:space="preserve"> consolidarse en el mercado y alcanzar sus objetivos empresariales.</w:t>
+      </w:r>
+    </w:p>
+    <w:p>
+      <w:pPr>
+        <w:rPr>
+          <w:rFonts w:eastAsiaTheme="majorEastAsia"/>
+        </w:rPr>
+      </w:pPr>
+    </w:p>
+    <w:p>
+      <w:pPr>
+        <w:pStyle w:val="Ttulo2"/>
+      </w:pPr>
+      <w:bookmarkStart w:id="16" w:name="_Toc223891230"/>
+      <w:r>
+        <w:lastRenderedPageBreak/>
+        <w:t>Filosofía Organizacional</w:t>
+      </w:r>
+      <w:bookmarkEnd w:id="16"/>
+    </w:p>
+    <w:p>
+      <w:pPr>
+        <w:rPr>
+          <w:rFonts w:eastAsiaTheme="majorEastAsia"/>
+        </w:rPr>
+      </w:pPr>
+      <w:r>
+        <w:rPr>
+          <w:rFonts w:eastAsiaTheme="majorEastAsia"/>
+        </w:rPr>
+        <w:t xml:space="preserve">La filosofía organizacional de </w:t>
+      </w:r>
       <w:r>
         <w:rPr>
           <w:rFonts w:eastAsiaTheme="majorEastAsia"/>
           <w:b/>
           <w:bCs/>
         </w:rPr>
-        <w:t>Breakfast</w:t>
-      </w:r>
-      <w:proofErr w:type="spellEnd"/>
-      <w:r>
-        <w:rPr>
-          <w:rFonts w:eastAsiaTheme="majorEastAsia"/>
-        </w:rPr>
-        <w:t xml:space="preserve"> se fundamenta en el Modelo </w:t>
+        <w:t xml:space="preserve">Easy </w:t>
       </w:r>
       <w:proofErr w:type="spellStart"/>
-      <w:r>
-        <w:rPr>
-          <w:rFonts w:eastAsiaTheme="majorEastAsia"/>
-        </w:rPr>
-        <w:t>Canvas</w:t>
-      </w:r>
-      <w:proofErr w:type="spellEnd"/>
-      <w:r>
-        <w:rPr>
-          <w:rFonts w:eastAsiaTheme="majorEastAsia"/>
-        </w:rPr>
-        <w:t>, herramienta que permite visualizar de manera integral la lógica de creación, entrega y captura de valor del negocio. A través de sus nueve módulos, se describe cómo la empresa organiza sus recursos, actividades y relaciones para ofrecer desayunos saludables bajo un sistema de pedidos online con entrega programada.</w:t>
-      </w:r>
-    </w:p>
-    <w:p>
-      <w:pPr>
-        <w:pStyle w:val="Ttulo3"/>
-      </w:pPr>
-      <w:bookmarkStart w:id="6" w:name="_Toc223786757"/>
-      <w:r>
-        <w:t>Propuesta de valor</w:t>
-      </w:r>
-      <w:bookmarkEnd w:id="6"/>
-    </w:p>
-    <w:p>
-      <w:pPr>
-        <w:rPr>
-          <w:rFonts w:eastAsiaTheme="majorEastAsia"/>
-        </w:rPr>
-      </w:pPr>
-      <w:r>
-        <w:rPr>
-          <w:rFonts w:eastAsiaTheme="majorEastAsia"/>
-        </w:rPr>
-        <w:t xml:space="preserve">La propuesta de valor de Easy </w:t>
-      </w:r>
-      <w:proofErr w:type="spellStart"/>
-      <w:r>
-        <w:rPr>
-          <w:rFonts w:eastAsiaTheme="majorEastAsia"/>
-        </w:rPr>
-        <w:t>Breakfast</w:t>
-      </w:r>
-      <w:proofErr w:type="spellEnd"/>
-      <w:r>
-        <w:rPr>
-          <w:rFonts w:eastAsiaTheme="majorEastAsia"/>
-        </w:rPr>
-        <w:t xml:space="preserve"> se centra en ofrecer desayunos saludables, frescos y listos para consumir, solicitados con anticipación mediante una plataforma web. El negocio busca elevar la accesibilidad a alimentos nutritivos para personas con </w:t>
-      </w:r>
-      <w:r>
-        <w:rPr>
-          <w:rFonts w:eastAsiaTheme="majorEastAsia"/>
-        </w:rPr>
-        <w:lastRenderedPageBreak/>
-        <w:t>limitaciones de tiempo, facilitando la planificación alimenticia y reduciendo la necesidad de compras presenciales.</w:t>
-      </w:r>
-    </w:p>
-    <w:p>
-      <w:pPr>
-        <w:rPr>
-          <w:rFonts w:eastAsiaTheme="majorEastAsia"/>
-        </w:rPr>
-      </w:pPr>
-      <w:r>
-        <w:rPr>
-          <w:rFonts w:eastAsiaTheme="majorEastAsia"/>
-        </w:rPr>
-        <w:t>La empresa resuelve principalmente la falta de tiempo para preparar desayunos balanceados y la dificultad de acceso a opciones saludables en horarios tempranos. Entre sus características diferenciadoras destacan la accesibilidad digital, la conveniencia de la entrega puntual, la posibilidad de personalización según preferencias o restricciones alimenticias y un sistema de preventa que reduce el desperdicio de insumos.</w:t>
-      </w:r>
-    </w:p>
-    <w:p>
-      <w:pPr>
-        <w:pStyle w:val="Ttulo3"/>
-      </w:pPr>
-      <w:bookmarkStart w:id="7" w:name="_Toc223786758"/>
-      <w:r>
-        <w:t>Segmentos de clientes</w:t>
-      </w:r>
-      <w:bookmarkEnd w:id="7"/>
-    </w:p>
-    <w:p>
-      <w:pPr>
-        <w:rPr>
-          <w:rFonts w:eastAsiaTheme="majorEastAsia"/>
-        </w:rPr>
-      </w:pPr>
-      <w:r>
-        <w:rPr>
-          <w:rFonts w:eastAsiaTheme="majorEastAsia"/>
-        </w:rPr>
-        <w:t xml:space="preserve">Easy </w:t>
-      </w:r>
-      <w:proofErr w:type="spellStart"/>
-      <w:r>
-        <w:rPr>
-          <w:rFonts w:eastAsiaTheme="majorEastAsia"/>
-        </w:rPr>
-        <w:t>Breakfast</w:t>
-      </w:r>
-      <w:proofErr w:type="spellEnd"/>
-      <w:r>
-        <w:rPr>
-          <w:rFonts w:eastAsiaTheme="majorEastAsia"/>
-        </w:rPr>
-        <w:t xml:space="preserve"> se dirige a un nicho de mercado compuesto por adultos ejecutivos, personas que trabajan en oficina, estudiantes universitarios y consumidores interesados en mantener una alimentación saludable. El cliente objetivo principal está conformado por profesionales entre 25 y 45 años, con ingresos medios y rutinas laborales que limitan el tiempo destinado a la preparación de alimentos.</w:t>
-      </w:r>
-    </w:p>
-    <w:p>
-      <w:pPr>
-        <w:rPr>
-          <w:rFonts w:eastAsiaTheme="majorEastAsia"/>
-        </w:rPr>
-      </w:pPr>
-      <w:r>
-        <w:rPr>
-          <w:rFonts w:eastAsiaTheme="majorEastAsia"/>
-        </w:rPr>
-        <w:t>Este enfoque permite atender un segmento específico con necesidades claras de practicidad, nutrición y eficiencia en el uso del tiempo.</w:t>
-      </w:r>
-    </w:p>
-    <w:p>
-      <w:pPr>
-        <w:pStyle w:val="Ttulo3"/>
-      </w:pPr>
-      <w:bookmarkStart w:id="8" w:name="_Toc223786759"/>
-      <w:r>
-        <w:t>Canales</w:t>
-      </w:r>
-      <w:bookmarkEnd w:id="8"/>
-    </w:p>
-    <w:p>
-      <w:pPr>
-        <w:rPr>
-          <w:rFonts w:eastAsiaTheme="majorEastAsia"/>
-        </w:rPr>
-      </w:pPr>
-      <w:r>
-        <w:rPr>
-          <w:rFonts w:eastAsiaTheme="majorEastAsia"/>
-        </w:rPr>
-        <w:t>La empresa utiliza canales digitales como principal medio de comercialización. Entre ellos se encuentran la página web oficial, Instagram, Facebook y WhatsApp Business. Las redes sociales cumplen una función estratégica de captación y posicionamiento de marca, mientras que la página web actúa como canal principal para la gestión y cierre de ventas.</w:t>
-      </w:r>
-    </w:p>
-    <w:p>
-      <w:pPr>
-        <w:rPr>
-          <w:rFonts w:eastAsiaTheme="majorEastAsia"/>
-        </w:rPr>
-      </w:pPr>
-      <w:r>
-        <w:rPr>
-          <w:rFonts w:eastAsiaTheme="majorEastAsia"/>
-        </w:rPr>
-        <w:lastRenderedPageBreak/>
-        <w:t>El proceso se integra en la rutina del cliente mediante pedidos realizados con anticipación —generalmente la noche anterior— y entregas programadas en horario temprano, antes del inicio de la jornada laboral o académica.</w:t>
-      </w:r>
-    </w:p>
-    <w:p>
-      <w:pPr>
-        <w:pStyle w:val="Ttulo3"/>
-      </w:pPr>
-      <w:bookmarkStart w:id="9" w:name="_Toc223786760"/>
-      <w:r>
-        <w:t>Relación con los clientes</w:t>
-      </w:r>
-      <w:bookmarkEnd w:id="9"/>
-    </w:p>
-    <w:p>
-      <w:pPr>
-        <w:rPr>
-          <w:rFonts w:eastAsiaTheme="majorEastAsia"/>
-        </w:rPr>
-      </w:pPr>
-      <w:r>
-        <w:rPr>
-          <w:rFonts w:eastAsiaTheme="majorEastAsia"/>
-        </w:rPr>
-        <w:t xml:space="preserve">La relación con los clientes se basa en la atención personalizada y la construcción de fidelización a largo plazo. Se implementa asistencia directa a través de WhatsApp, complementada con un sistema </w:t>
-      </w:r>
-      <w:proofErr w:type="spellStart"/>
-      <w:r>
-        <w:rPr>
-          <w:rFonts w:eastAsiaTheme="majorEastAsia"/>
-        </w:rPr>
-        <w:t>semi-automatizado</w:t>
-      </w:r>
-      <w:proofErr w:type="spellEnd"/>
-      <w:r>
-        <w:rPr>
-          <w:rFonts w:eastAsiaTheme="majorEastAsia"/>
-        </w:rPr>
-        <w:t xml:space="preserve"> en la plataforma web para la gestión de pedidos.</w:t>
-      </w:r>
-    </w:p>
-    <w:p>
-      <w:pPr>
-        <w:rPr>
-          <w:rFonts w:eastAsiaTheme="majorEastAsia"/>
-        </w:rPr>
-      </w:pPr>
-      <w:r>
-        <w:rPr>
-          <w:rFonts w:eastAsiaTheme="majorEastAsia"/>
-        </w:rPr>
-        <w:t>Asimismo, se contempla la implementación de programas de fidelización mediante descuentos por compras frecuentes</w:t>
-      </w:r>
-      <w:r>
-        <w:rPr>
-          <w:rFonts w:eastAsiaTheme="majorEastAsia"/>
-        </w:rPr>
-        <w:t>, compras semanales o mensuales</w:t>
-      </w:r>
-      <w:r>
-        <w:rPr>
-          <w:rFonts w:eastAsiaTheme="majorEastAsia"/>
-        </w:rPr>
-        <w:t>. Los clientes esperan respuestas rápidas, productos frescos, entregas puntuales y opciones adaptadas a sus preferencias alimenticias, elementos que fortalecen la confianza y la recurrencia de compra.</w:t>
-      </w:r>
-    </w:p>
-    <w:p>
-      <w:pPr>
-        <w:pStyle w:val="Ttulo3"/>
-      </w:pPr>
-      <w:bookmarkStart w:id="10" w:name="_Toc223786761"/>
-      <w:r>
-        <w:t>Actividades clave</w:t>
-      </w:r>
-      <w:bookmarkEnd w:id="10"/>
-    </w:p>
-    <w:p>
-      <w:pPr>
-        <w:rPr>
-          <w:rFonts w:eastAsiaTheme="majorEastAsia"/>
-        </w:rPr>
-      </w:pPr>
-      <w:r>
-        <w:rPr>
-          <w:rFonts w:eastAsiaTheme="majorEastAsia"/>
-        </w:rPr>
-        <w:t>Las actividades clave del negocio incluyen la selección y compra de frutas frescas, la preparación y armado diario de los desayunos, el control de calidad e higiene, la gestión de pedidos online y la coordinación logística de entregas.</w:t>
-      </w:r>
-    </w:p>
-    <w:p>
-      <w:pPr>
-        <w:rPr>
-          <w:rFonts w:eastAsiaTheme="majorEastAsia"/>
-        </w:rPr>
-      </w:pPr>
-      <w:r>
-        <w:rPr>
-          <w:rFonts w:eastAsiaTheme="majorEastAsia"/>
-        </w:rPr>
-        <w:t>Adicionalmente, se desarrollan actividades de marketing digital, administración de la página web, gestión de redes sociales y atención al cliente. En el ámbito financiero, se gestionan preventas, pagos digitales y estrategias promocionales para incentivar el volumen de ventas.</w:t>
-      </w:r>
-    </w:p>
-    <w:p>
-      <w:pPr>
-        <w:rPr>
-          <w:rFonts w:eastAsiaTheme="majorEastAsia"/>
-        </w:rPr>
-      </w:pPr>
-      <w:r>
-        <w:rPr>
-          <w:rFonts w:eastAsiaTheme="majorEastAsia"/>
-        </w:rPr>
-        <w:t xml:space="preserve">Estas actividades permiten garantizar la eficiencia operativa y el cumplimiento de la </w:t>
-      </w:r>
-      <w:r>
-        <w:rPr>
-          <w:rFonts w:eastAsiaTheme="majorEastAsia"/>
-        </w:rPr>
-        <w:lastRenderedPageBreak/>
-        <w:t>propuesta de valor.</w:t>
-      </w:r>
-    </w:p>
-    <w:p>
-      <w:pPr>
-        <w:pStyle w:val="Ttulo3"/>
-      </w:pPr>
-      <w:bookmarkStart w:id="11" w:name="_Toc223786762"/>
-      <w:r>
-        <w:t>Recursos clave</w:t>
-      </w:r>
-      <w:bookmarkEnd w:id="11"/>
-    </w:p>
-    <w:p>
-      <w:pPr>
-        <w:rPr>
-          <w:rFonts w:eastAsiaTheme="majorEastAsia"/>
-        </w:rPr>
-      </w:pPr>
-      <w:r>
-        <w:rPr>
-          <w:rFonts w:eastAsiaTheme="majorEastAsia"/>
-        </w:rPr>
-        <w:t xml:space="preserve">Para ejecutar el modelo de negocio, Easy </w:t>
-      </w:r>
-      <w:proofErr w:type="spellStart"/>
-      <w:r>
-        <w:rPr>
-          <w:rFonts w:eastAsiaTheme="majorEastAsia"/>
-        </w:rPr>
-        <w:t>Breakfast</w:t>
-      </w:r>
-      <w:proofErr w:type="spellEnd"/>
-      <w:r>
-        <w:rPr>
-          <w:rFonts w:eastAsiaTheme="majorEastAsia"/>
-        </w:rPr>
-        <w:t xml:space="preserve"> dispone de recursos físicos, humanos, intelectuales y financieros.</w:t>
-      </w:r>
-    </w:p>
-    <w:p>
-      <w:pPr>
-        <w:rPr>
-          <w:rFonts w:eastAsiaTheme="majorEastAsia"/>
-        </w:rPr>
-      </w:pPr>
-      <w:r>
-        <w:rPr>
-          <w:rFonts w:eastAsiaTheme="majorEastAsia"/>
-        </w:rPr>
-        <w:t xml:space="preserve">Entre los recursos físicos destacan la cocina equipada, sistemas de refrigeración y utensilios especializados. Los recursos humanos incluyen personal de cocina, repartidor y un </w:t>
-      </w:r>
-      <w:proofErr w:type="spellStart"/>
-      <w:r>
-        <w:rPr>
-          <w:rFonts w:eastAsiaTheme="majorEastAsia"/>
-        </w:rPr>
-        <w:t>community</w:t>
-      </w:r>
-      <w:proofErr w:type="spellEnd"/>
-      <w:r>
-        <w:rPr>
-          <w:rFonts w:eastAsiaTheme="majorEastAsia"/>
-        </w:rPr>
-        <w:t xml:space="preserve"> manager encargado de la gestión digital y posicionamiento de la marca.</w:t>
-      </w:r>
-    </w:p>
-    <w:p>
-      <w:pPr>
-        <w:rPr>
-          <w:rFonts w:eastAsiaTheme="majorEastAsia"/>
-        </w:rPr>
-      </w:pPr>
-      <w:r>
-        <w:rPr>
-          <w:rFonts w:eastAsiaTheme="majorEastAsia"/>
-        </w:rPr>
-        <w:t>En cuanto a los recursos intelectuales, se consideran la marca registrada, las recetas propias y la base de datos de clientes. Finalmente, los recursos financieros comprenden el capital inicial y el flujo de caja necesario para sostener la operación diaria.</w:t>
-      </w:r>
-    </w:p>
-    <w:p>
-      <w:pPr>
-        <w:pStyle w:val="Ttulo3"/>
-      </w:pPr>
-      <w:bookmarkStart w:id="12" w:name="_Toc223786763"/>
-      <w:r>
-        <w:t>Socios clave</w:t>
-      </w:r>
-      <w:bookmarkEnd w:id="12"/>
-    </w:p>
-    <w:p>
-      <w:pPr>
-        <w:rPr>
-          <w:rFonts w:eastAsiaTheme="majorEastAsia"/>
-        </w:rPr>
-      </w:pPr>
-      <w:r>
-        <w:rPr>
-          <w:rFonts w:eastAsiaTheme="majorEastAsia"/>
-        </w:rPr>
-        <w:t xml:space="preserve">El modelo de negocio se apoya en alianzas estratégicas con proveedores mayoristas de frutas frescas, proveedores de granos, yogur y frutos secos, distribuidores de envases ecológicos y plataformas de pago online. En caso de tercerización, también se contempla la colaboración con servicios de </w:t>
-      </w:r>
-      <w:proofErr w:type="spellStart"/>
-      <w:r>
-        <w:rPr>
-          <w:rFonts w:eastAsiaTheme="majorEastAsia"/>
-        </w:rPr>
-        <w:t>delivery</w:t>
-      </w:r>
-      <w:proofErr w:type="spellEnd"/>
-      <w:r>
-        <w:rPr>
-          <w:rFonts w:eastAsiaTheme="majorEastAsia"/>
-        </w:rPr>
-        <w:t>.</w:t>
-      </w:r>
-    </w:p>
-    <w:p>
-      <w:pPr>
-        <w:rPr>
-          <w:rFonts w:eastAsiaTheme="majorEastAsia"/>
-        </w:rPr>
-      </w:pPr>
-      <w:r>
-        <w:rPr>
-          <w:rFonts w:eastAsiaTheme="majorEastAsia"/>
-        </w:rPr>
-        <w:t>Estas alianzas permiten garantizar abastecimiento constante, calidad en la materia prima, optimización de costos y reducción de riesgos asociados a retrasos o escasez de insumos.</w:t>
-      </w:r>
-    </w:p>
-    <w:p>
-      <w:pPr>
-        <w:pStyle w:val="Ttulo3"/>
-      </w:pPr>
-      <w:bookmarkStart w:id="13" w:name="_Toc223786764"/>
-      <w:r>
-        <w:t>Estructura de costos</w:t>
-      </w:r>
-      <w:bookmarkEnd w:id="13"/>
-    </w:p>
-    <w:p>
-      <w:pPr>
-        <w:rPr>
-          <w:rFonts w:eastAsiaTheme="majorEastAsia"/>
-        </w:rPr>
-      </w:pPr>
-      <w:r>
-        <w:rPr>
-          <w:rFonts w:eastAsiaTheme="majorEastAsia"/>
-        </w:rPr>
-        <w:t xml:space="preserve">La estructura de costos está compuesta principalmente por la compra de frutas e </w:t>
-      </w:r>
-      <w:r>
-        <w:rPr>
-          <w:rFonts w:eastAsiaTheme="majorEastAsia"/>
-        </w:rPr>
-        <w:lastRenderedPageBreak/>
-        <w:t xml:space="preserve">insumos, mano de obra, servicio de </w:t>
-      </w:r>
-      <w:proofErr w:type="spellStart"/>
-      <w:r>
-        <w:rPr>
-          <w:rFonts w:eastAsiaTheme="majorEastAsia"/>
-        </w:rPr>
-        <w:t>delivery</w:t>
-      </w:r>
-      <w:proofErr w:type="spellEnd"/>
-      <w:r>
-        <w:rPr>
-          <w:rFonts w:eastAsiaTheme="majorEastAsia"/>
-        </w:rPr>
-        <w:t>, marketing digital y gastos de hosting y mantenimiento web. Los recursos y actividades más costosos corresponden a los insumos frescos y al personal operativo, así como a la preparación diaria y logística de entrega.</w:t>
-      </w:r>
-    </w:p>
-    <w:p>
-      <w:pPr>
-        <w:rPr>
-          <w:rFonts w:eastAsiaTheme="majorEastAsia"/>
-        </w:rPr>
-      </w:pPr>
-      <w:r>
-        <w:rPr>
-          <w:rFonts w:eastAsiaTheme="majorEastAsia"/>
-        </w:rPr>
-        <w:t>El modelo se orienta más hacia la generación de valor que hacia la competencia por precios bajos, priorizando calidad, frescura y conveniencia como factores diferenciadores.</w:t>
-      </w:r>
-    </w:p>
-    <w:p>
-      <w:pPr>
-        <w:pStyle w:val="Ttulo3"/>
-      </w:pPr>
-      <w:bookmarkStart w:id="14" w:name="_Toc223786765"/>
-      <w:r>
-        <w:t>Fuentes de ingresos</w:t>
-      </w:r>
-      <w:bookmarkEnd w:id="14"/>
-    </w:p>
-    <w:p>
-      <w:pPr>
-        <w:rPr>
-          <w:rFonts w:eastAsiaTheme="majorEastAsia"/>
-        </w:rPr>
-      </w:pPr>
-      <w:r>
-        <w:rPr>
-          <w:rFonts w:eastAsiaTheme="majorEastAsia"/>
-        </w:rPr>
-        <w:t>Las fuentes de ingresos provienen principalmente de la venta directa de desayunos saludables. Adicionalmente, se contempla la implementación de suscripciones semanales o mensuales y descuentos por volumen para incentivar compras recurrentes.</w:t>
-      </w:r>
-    </w:p>
-    <w:p>
-      <w:pPr>
-        <w:rPr>
-          <w:rFonts w:eastAsiaTheme="majorEastAsia"/>
-        </w:rPr>
-      </w:pPr>
-      <w:r>
-        <w:rPr>
-          <w:rFonts w:eastAsiaTheme="majorEastAsia"/>
-        </w:rPr>
-        <w:t>Los clientes pueden realizar pagos mediante transferencias bancarias, tarjetas</w:t>
-      </w:r>
-      <w:r>
-        <w:rPr>
-          <w:rFonts w:eastAsiaTheme="majorEastAsia"/>
-        </w:rPr>
-        <w:t xml:space="preserve"> o</w:t>
-      </w:r>
-      <w:r>
-        <w:rPr>
-          <w:rFonts w:eastAsiaTheme="majorEastAsia"/>
-        </w:rPr>
-        <w:t xml:space="preserve"> pagos móvile</w:t>
-      </w:r>
-      <w:r>
-        <w:rPr>
-          <w:rFonts w:eastAsiaTheme="majorEastAsia"/>
-        </w:rPr>
-        <w:t>s</w:t>
-      </w:r>
-      <w:r>
-        <w:rPr>
-          <w:rFonts w:eastAsiaTheme="majorEastAsia"/>
-        </w:rPr>
-        <w:t>. La estructura de precios es fija según el tipo de desayuno, con promociones dinámicas en fechas especiales y beneficios para clientes frecuentes.</w:t>
-      </w:r>
-    </w:p>
-    <w:p>
-      <w:pPr>
-        <w:pStyle w:val="Ttulo2"/>
-      </w:pPr>
-      <w:bookmarkStart w:id="15" w:name="_Toc223786766"/>
-      <w:r>
-        <w:t>Conclusión general del marco teórico</w:t>
-      </w:r>
-      <w:bookmarkEnd w:id="15"/>
-    </w:p>
-    <w:p>
-      <w:r>
-        <w:t xml:space="preserve">El análisis de los diferentes enfoques teóricos relacionados con el marketing estratégico, las estrategias de ventas y el modelo de negocio </w:t>
-      </w:r>
-      <w:proofErr w:type="spellStart"/>
-      <w:r>
-        <w:t>Canvas</w:t>
-      </w:r>
-      <w:proofErr w:type="spellEnd"/>
-      <w:r>
-        <w:t xml:space="preserve"> permite comprender la importancia de planificar adecuadamente las actividades comerciales dentro de un emprendimiento.</w:t>
-      </w:r>
-    </w:p>
-    <w:p>
-      <w:r>
-        <w:t xml:space="preserve">Las investigaciones revisadas coinciden en que la aplicación de estrategias de marketing y ventas contribuye significativamente al posicionamiento de la marca, la fidelización de clientes y el incremento de la rentabilidad. Asimismo, el conocimiento </w:t>
-      </w:r>
-      <w:r>
-        <w:lastRenderedPageBreak/>
-        <w:t>del mercado y la identificación de las necesidades del consumidor se convierten en elementos clave para el desarrollo de propuestas de valor competitivas.</w:t>
-      </w:r>
-    </w:p>
-    <w:p>
-      <w:r>
-        <w:t xml:space="preserve">En el caso del emprendimiento </w:t>
-      </w:r>
-      <w:r>
-        <w:rPr>
-          <w:rStyle w:val="Textoennegrita"/>
-          <w:rFonts w:eastAsiaTheme="majorEastAsia"/>
-        </w:rPr>
-        <w:t xml:space="preserve">Easy </w:t>
-      </w:r>
-      <w:proofErr w:type="spellStart"/>
-      <w:r>
-        <w:rPr>
-          <w:rStyle w:val="Textoennegrita"/>
-          <w:rFonts w:eastAsiaTheme="majorEastAsia"/>
-        </w:rPr>
-        <w:t>Breakfast</w:t>
-      </w:r>
-      <w:proofErr w:type="spellEnd"/>
-      <w:r>
-        <w:t xml:space="preserve">, la implementación de estrategias de marketing estratégico y ventas permitirá fortalecer su presencia en el mercado, mejorar la relación con los clientes y promover el crecimiento del negocio. Del mismo modo, el uso del modelo de negocio </w:t>
-      </w:r>
-      <w:proofErr w:type="spellStart"/>
-      <w:r>
-        <w:t>Canvas</w:t>
-      </w:r>
-      <w:proofErr w:type="spellEnd"/>
-      <w:r>
-        <w:t xml:space="preserve"> facilita la comprensión de los componentes esenciales del emprendimiento y orienta la toma de decisiones para su desarrollo sostenible.</w:t>
-      </w:r>
-    </w:p>
-    <w:p>
-      <w:r>
-        <w:t xml:space="preserve">En conclusión, el marco teórico proporciona las bases conceptuales necesarias para sustentar el diseño de estrategias comerciales que permitan a Easy </w:t>
-      </w:r>
-      <w:proofErr w:type="spellStart"/>
-      <w:r>
-        <w:t>Breakfast</w:t>
-      </w:r>
-      <w:proofErr w:type="spellEnd"/>
-      <w:r>
-        <w:t xml:space="preserve"> consolidarse en el mercado y alcanzar sus objetivos empresariales.</w:t>
-      </w:r>
-    </w:p>
-    <w:p>
-      <w:pPr>
-        <w:rPr>
-          <w:rFonts w:eastAsiaTheme="majorEastAsia"/>
-        </w:rPr>
-      </w:pPr>
-    </w:p>
-    <w:p>
-      <w:pPr>
-        <w:pStyle w:val="Ttulo2"/>
-      </w:pPr>
-      <w:bookmarkStart w:id="16" w:name="_Toc223786767"/>
-      <w:r>
-        <w:t>Filosofía Organizacional</w:t>
-      </w:r>
-      <w:bookmarkEnd w:id="16"/>
-    </w:p>
-    <w:p>
-      <w:pPr>
-        <w:rPr>
-          <w:rFonts w:eastAsiaTheme="majorEastAsia"/>
-        </w:rPr>
-      </w:pPr>
-      <w:r>
-        <w:rPr>
-          <w:rFonts w:eastAsiaTheme="majorEastAsia"/>
-        </w:rPr>
-        <w:t xml:space="preserve">La filosofía organizacional de </w:t>
-      </w:r>
       <w:r>
         <w:rPr>
           <w:rFonts w:eastAsiaTheme="majorEastAsia"/>
           <w:b/>
           <w:bCs/>
         </w:rPr>
-        <w:t xml:space="preserve">Easy </w:t>
-      </w:r>
-      <w:proofErr w:type="spellStart"/>
-      <w:r>
-        <w:rPr>
-          <w:rFonts w:eastAsiaTheme="majorEastAsia"/>
-          <w:b/>
-          <w:bCs/>
-        </w:rPr>
         <w:t>Breakfast</w:t>
       </w:r>
       <w:proofErr w:type="spellEnd"/>
@@ -7205,7 +6580,7 @@
       <w:pPr>
         <w:pStyle w:val="Ttulo3"/>
       </w:pPr>
-      <w:bookmarkStart w:id="17" w:name="_Toc223786768"/>
+      <w:bookmarkStart w:id="17" w:name="_Toc223891231"/>
       <w:r>
         <w:t>Misión</w:t>
       </w:r>
@@ -7252,9 +6627,8 @@
       <w:pPr>
         <w:pStyle w:val="Ttulo3"/>
       </w:pPr>
-      <w:bookmarkStart w:id="18" w:name="_Toc223786769"/>
-      <w:r>
-        <w:lastRenderedPageBreak/>
+      <w:bookmarkStart w:id="18" w:name="_Toc223891232"/>
+      <w:r>
         <w:t>Visión</w:t>
       </w:r>
       <w:bookmarkEnd w:id="18"/>
@@ -7435,7 +6809,14 @@
         <w:rPr>
           <w:rFonts w:eastAsiaTheme="majorEastAsia"/>
         </w:rPr>
-        <w:t xml:space="preserve"> Priorizamos la atención cercana y personalizada, enfocándonos en comprender y satisfacer sus necesidades.</w:t>
+        <w:t xml:space="preserve"> Priorizamos la atención cercana y personalizada, </w:t>
+      </w:r>
+      <w:r>
+        <w:rPr>
+          <w:rFonts w:eastAsiaTheme="majorEastAsia"/>
+        </w:rPr>
+        <w:lastRenderedPageBreak/>
+        <w:t>enfocándonos en comprender y satisfacer sus necesidades.</w:t>
       </w:r>
     </w:p>
     <w:p>
@@ -7468,7 +6849,7 @@
       <w:pPr>
         <w:pStyle w:val="Ttulo2"/>
       </w:pPr>
-      <w:bookmarkStart w:id="19" w:name="_Toc223786770"/>
+      <w:bookmarkStart w:id="19" w:name="_Toc223891233"/>
       <w:r>
         <w:t>MARCA / BRANDING</w:t>
       </w:r>
@@ -7508,14 +6889,7 @@
         <w:rPr>
           <w:rFonts w:eastAsiaTheme="majorEastAsia"/>
         </w:rPr>
-        <w:t xml:space="preserve"> se fundamenta en la creación de una personalidad corporativa coherente con su propuesta de valor: facilitar el acceso a desayunos saludables mediante un sistema digital eficiente y organizado. El branding del proyecto no se limita a la identidad visual, sino que busca generar una conexión emocional con el cliente, posicionándose como una marca confiable, cercana </w:t>
-      </w:r>
-      <w:r>
-        <w:rPr>
-          <w:rFonts w:eastAsiaTheme="majorEastAsia"/>
-        </w:rPr>
-        <w:lastRenderedPageBreak/>
-        <w:t>y orientada al bienestar y rendimiento diario.</w:t>
+        <w:t xml:space="preserve"> se fundamenta en la creación de una personalidad corporativa coherente con su propuesta de valor: facilitar el acceso a desayunos saludables mediante un sistema digital eficiente y organizado. El branding del proyecto no se limita a la identidad visual, sino que busca generar una conexión emocional con el cliente, posicionándose como una marca confiable, cercana y orientada al bienestar y rendimiento diario.</w:t>
       </w:r>
     </w:p>
     <w:p>
@@ -7640,7 +7014,14 @@
         <w:rPr>
           <w:rFonts w:eastAsiaTheme="majorEastAsia"/>
         </w:rPr>
-        <w:t xml:space="preserve"> no solo alimenta, sino que impulsa al cliente a comenzar el día con determinación y productividad. La marca comunica que una adecuada alimentación matutina es el punto de partida para conquistar metas personales y profesionales.</w:t>
+        <w:t xml:space="preserve"> no solo alimenta, sino que impulsa al cliente a comenzar el día con determinación y productividad. La marca comunica que una adecuada alimentación matutina es el punto de partida </w:t>
+      </w:r>
+      <w:r>
+        <w:rPr>
+          <w:rFonts w:eastAsiaTheme="majorEastAsia"/>
+        </w:rPr>
+        <w:lastRenderedPageBreak/>
+        <w:t>para conquistar metas personales y profesionales.</w:t>
       </w:r>
     </w:p>
     <w:p>
@@ -7720,7 +7101,7 @@
       <w:pPr>
         <w:pStyle w:val="Ttulo3"/>
       </w:pPr>
-      <w:bookmarkStart w:id="20" w:name="_Toc223786771"/>
+      <w:bookmarkStart w:id="20" w:name="_Toc223891234"/>
       <w:r>
         <w:t>Logotipo</w:t>
       </w:r>
@@ -7788,9 +7169,8 @@
         <w:rPr>
           <w:noProof/>
         </w:rPr>
-        <w:lastRenderedPageBreak/>
         <w:drawing>
-          <wp:inline distT="0" distB="0" distL="0" distR="0" wp14:anchorId="19FD2110" wp14:editId="12B24DB6">
+          <wp:inline distT="0" distB="0" distL="0" distR="0" wp14:anchorId="19FD2110" wp14:editId="49736C00">
             <wp:extent cx="3901440" cy="3901440"/>
             <wp:effectExtent l="0" t="0" r="3810" b="3810"/>
             <wp:docPr id="6" name="Imagen 6"/>
@@ -7843,8 +7223,9 @@
       <w:pPr>
         <w:pStyle w:val="Ttulo3"/>
       </w:pPr>
-      <w:bookmarkStart w:id="21" w:name="_Toc223786772"/>
-      <w:r>
+      <w:bookmarkStart w:id="21" w:name="_Toc223891235"/>
+      <w:r>
+        <w:lastRenderedPageBreak/>
         <w:t>Eslogan</w:t>
       </w:r>
       <w:bookmarkEnd w:id="21"/>
@@ -7866,7 +7247,7 @@
       <w:pPr>
         <w:pStyle w:val="Ttulo1"/>
       </w:pPr>
-      <w:bookmarkStart w:id="22" w:name="_Toc223786773"/>
+      <w:bookmarkStart w:id="22" w:name="_Toc223891236"/>
       <w:r>
         <w:t>RESULTADOS</w:t>
       </w:r>
@@ -7877,7 +7258,7 @@
       <w:pPr>
         <w:pStyle w:val="Ttulo1"/>
       </w:pPr>
-      <w:bookmarkStart w:id="23" w:name="_Toc223786774"/>
+      <w:bookmarkStart w:id="23" w:name="_Toc223891237"/>
       <w:r>
         <w:t>CONCLUSIONES</w:t>
       </w:r>
@@ -7888,9 +7269,8 @@
       <w:pPr>
         <w:pStyle w:val="Ttulo1"/>
       </w:pPr>
-      <w:bookmarkStart w:id="24" w:name="_Toc223786775"/>
-      <w:r>
-        <w:lastRenderedPageBreak/>
+      <w:bookmarkStart w:id="24" w:name="_Toc223891238"/>
+      <w:r>
         <w:t>RECOMENDACIONES</w:t>
       </w:r>
       <w:bookmarkEnd w:id="24"/>
@@ -7906,7 +7286,7 @@
       <w:pPr>
         <w:pStyle w:val="Ttulo1"/>
       </w:pPr>
-      <w:bookmarkStart w:id="25" w:name="_Toc223786776"/>
+      <w:bookmarkStart w:id="25" w:name="_Toc223891239"/>
       <w:r>
         <w:t>PROPUESTA</w:t>
       </w:r>
@@ -7923,7 +7303,7 @@
       <w:pPr>
         <w:pStyle w:val="Ttulo1"/>
       </w:pPr>
-      <w:bookmarkStart w:id="26" w:name="_Toc223786777"/>
+      <w:bookmarkStart w:id="26" w:name="_Toc223891240"/>
       <w:r>
         <w:t>REFERENCIAS BIBLIOGRÁFICAS</w:t>
       </w:r>
@@ -7940,7 +7320,7 @@
       <w:pPr>
         <w:pStyle w:val="Ttulo1"/>
       </w:pPr>
-      <w:bookmarkStart w:id="27" w:name="_Toc223786778"/>
+      <w:bookmarkStart w:id="27" w:name="_Toc223891241"/>
       <w:r>
         <w:t>ANEXOS</w:t>
       </w:r>
@@ -9563,7 +8943,7 @@
   <w:style w:type="paragraph" w:default="1" w:styleId="Normal">
     <w:name w:val="Normal"/>
     <w:qFormat/>
-    <w:rsid w:val="000D5565"/>
+    <w:rsid w:val="004573A8"/>
     <w:pPr>
       <w:widowControl w:val="0"/>
       <w:autoSpaceDE w:val="0"/>
@@ -10421,6 +9801,84 @@
       </w:tblBorders>
     </w:tblPr>
   </w:style>
+  <w:style w:type="table" w:customStyle="1" w:styleId="Tabla">
+    <w:name w:val="Tabla"/>
+    <w:basedOn w:val="Tablanormal"/>
+    <w:uiPriority w:val="99"/>
+    <w:rsid w:val="00CC46D6"/>
+    <w:pPr>
+      <w:spacing w:after="0" w:line="360" w:lineRule="auto"/>
+    </w:pPr>
+    <w:rPr>
+      <w:rFonts w:ascii="Times New Roman" w:hAnsi="Times New Roman"/>
+    </w:rPr>
+    <w:tblPr>
+      <w:tblBorders>
+        <w:top w:val="single" w:sz="4" w:space="0" w:color="auto"/>
+        <w:bottom w:val="single" w:sz="4" w:space="0" w:color="auto"/>
+      </w:tblBorders>
+    </w:tblPr>
+    <w:tcPr>
+      <w:vAlign w:val="center"/>
+    </w:tcPr>
+    <w:tblStylePr w:type="firstRow">
+      <w:tblPr/>
+      <w:tcPr>
+        <w:tcBorders>
+          <w:bottom w:val="single" w:sz="4" w:space="0" w:color="auto"/>
+        </w:tcBorders>
+      </w:tcPr>
+    </w:tblStylePr>
+    <w:tblStylePr w:type="lastRow">
+      <w:tblPr/>
+      <w:tcPr>
+        <w:tcBorders>
+          <w:top w:val="nil"/>
+        </w:tcBorders>
+      </w:tcPr>
+    </w:tblStylePr>
+  </w:style>
+  <w:style w:type="table" w:customStyle="1" w:styleId="TablaAPA">
+    <w:name w:val="Tabla APA"/>
+    <w:basedOn w:val="Tablanormal"/>
+    <w:uiPriority w:val="99"/>
+    <w:rsid w:val="007608A4"/>
+    <w:pPr>
+      <w:spacing w:after="0" w:line="360" w:lineRule="auto"/>
+      <w:jc w:val="center"/>
+    </w:pPr>
+    <w:rPr>
+      <w:rFonts w:ascii="Times New Roman" w:hAnsi="Times New Roman"/>
+      <w:sz w:val="24"/>
+    </w:rPr>
+    <w:tblPr>
+      <w:tblBorders>
+        <w:top w:val="single" w:sz="4" w:space="0" w:color="auto"/>
+        <w:bottom w:val="single" w:sz="4" w:space="0" w:color="auto"/>
+      </w:tblBorders>
+    </w:tblPr>
+    <w:tblStylePr w:type="firstRow">
+      <w:rPr>
+        <w:rFonts w:ascii="Times New Roman" w:hAnsi="Times New Roman"/>
+        <w:b/>
+        <w:sz w:val="24"/>
+      </w:rPr>
+      <w:tblPr/>
+      <w:tcPr>
+        <w:tcBorders>
+          <w:bottom w:val="single" w:sz="4" w:space="0" w:color="auto"/>
+        </w:tcBorders>
+      </w:tcPr>
+    </w:tblStylePr>
+    <w:tblStylePr w:type="lastRow">
+      <w:tblPr/>
+      <w:tcPr>
+        <w:tcBorders>
+          <w:top w:val="nil"/>
+        </w:tcBorders>
+      </w:tcPr>
+    </w:tblStylePr>
+  </w:style>
 </w:styles>
 </file>
 

--- a/Proyecto_Maria_belen_valenzuela_huilcarema.docx
+++ b/Proyecto_Maria_belen_valenzuela_huilcarema.docx
@@ -1687,7 +1687,7 @@
           <w:r>
             <w:fldChar w:fldCharType="separate"/>
           </w:r>
-          <w:hyperlink w:anchor="_Toc223891214" w:history="1">
+          <w:hyperlink w:anchor="_Toc223905133" w:history="1">
             <w:r>
               <w:rPr>
                 <w:rStyle w:val="Hipervnculo"/>
@@ -1714,7 +1714,7 @@
                 <w:noProof/>
                 <w:webHidden/>
               </w:rPr>
-              <w:instrText xml:space="preserve"> PAGEREF _Toc223891214 \h </w:instrText>
+              <w:instrText xml:space="preserve"> PAGEREF _Toc223905133 \h </w:instrText>
             </w:r>
             <w:r>
               <w:rPr>
@@ -1760,7 +1760,7 @@
               <w14:ligatures w14:val="standardContextual"/>
             </w:rPr>
           </w:pPr>
-          <w:hyperlink w:anchor="_Toc223891215" w:history="1">
+          <w:hyperlink w:anchor="_Toc223905134" w:history="1">
             <w:r>
               <w:rPr>
                 <w:rStyle w:val="Hipervnculo"/>
@@ -1787,7 +1787,7 @@
                 <w:noProof/>
                 <w:webHidden/>
               </w:rPr>
-              <w:instrText xml:space="preserve"> PAGEREF _Toc223891215 \h </w:instrText>
+              <w:instrText xml:space="preserve"> PAGEREF _Toc223905134 \h </w:instrText>
             </w:r>
             <w:r>
               <w:rPr>
@@ -1833,7 +1833,7 @@
               <w14:ligatures w14:val="standardContextual"/>
             </w:rPr>
           </w:pPr>
-          <w:hyperlink w:anchor="_Toc223891216" w:history="1">
+          <w:hyperlink w:anchor="_Toc223905135" w:history="1">
             <w:r>
               <w:rPr>
                 <w:rStyle w:val="Hipervnculo"/>
@@ -1860,7 +1860,7 @@
                 <w:noProof/>
                 <w:webHidden/>
               </w:rPr>
-              <w:instrText xml:space="preserve"> PAGEREF _Toc223891216 \h </w:instrText>
+              <w:instrText xml:space="preserve"> PAGEREF _Toc223905135 \h </w:instrText>
             </w:r>
             <w:r>
               <w:rPr>
@@ -1906,7 +1906,7 @@
               <w14:ligatures w14:val="standardContextual"/>
             </w:rPr>
           </w:pPr>
-          <w:hyperlink w:anchor="_Toc223891217" w:history="1">
+          <w:hyperlink w:anchor="_Toc223905136" w:history="1">
             <w:r>
               <w:rPr>
                 <w:rStyle w:val="Hipervnculo"/>
@@ -1933,7 +1933,7 @@
                 <w:noProof/>
                 <w:webHidden/>
               </w:rPr>
-              <w:instrText xml:space="preserve"> PAGEREF _Toc223891217 \h </w:instrText>
+              <w:instrText xml:space="preserve"> PAGEREF _Toc223905136 \h </w:instrText>
             </w:r>
             <w:r>
               <w:rPr>
@@ -1979,7 +1979,7 @@
               <w14:ligatures w14:val="standardContextual"/>
             </w:rPr>
           </w:pPr>
-          <w:hyperlink w:anchor="_Toc223891218" w:history="1">
+          <w:hyperlink w:anchor="_Toc223905137" w:history="1">
             <w:r>
               <w:rPr>
                 <w:rStyle w:val="Hipervnculo"/>
@@ -2006,7 +2006,7 @@
                 <w:noProof/>
                 <w:webHidden/>
               </w:rPr>
-              <w:instrText xml:space="preserve"> PAGEREF _Toc223891218 \h </w:instrText>
+              <w:instrText xml:space="preserve"> PAGEREF _Toc223905137 \h </w:instrText>
             </w:r>
             <w:r>
               <w:rPr>
@@ -2052,13 +2052,13 @@
               <w14:ligatures w14:val="standardContextual"/>
             </w:rPr>
           </w:pPr>
-          <w:hyperlink w:anchor="_Toc223891219" w:history="1">
+          <w:hyperlink w:anchor="_Toc223905138" w:history="1">
             <w:r>
               <w:rPr>
                 <w:rStyle w:val="Hipervnculo"/>
                 <w:noProof/>
               </w:rPr>
-              <w:t>3.1. The Business Model Canvas</w:t>
+              <w:t>3.1. The Business Model CANVAS</w:t>
             </w:r>
             <w:r>
               <w:rPr>
@@ -2079,7 +2079,7 @@
                 <w:noProof/>
                 <w:webHidden/>
               </w:rPr>
-              <w:instrText xml:space="preserve"> PAGEREF _Toc223891219 \h </w:instrText>
+              <w:instrText xml:space="preserve"> PAGEREF _Toc223905138 \h </w:instrText>
             </w:r>
             <w:r>
               <w:rPr>
@@ -2125,7 +2125,7 @@
               <w14:ligatures w14:val="standardContextual"/>
             </w:rPr>
           </w:pPr>
-          <w:hyperlink w:anchor="_Toc223891220" w:history="1">
+          <w:hyperlink w:anchor="_Toc223905139" w:history="1">
             <w:r>
               <w:rPr>
                 <w:rStyle w:val="Hipervnculo"/>
@@ -2152,7 +2152,7 @@
                 <w:noProof/>
                 <w:webHidden/>
               </w:rPr>
-              <w:instrText xml:space="preserve"> PAGEREF _Toc223891220 \h </w:instrText>
+              <w:instrText xml:space="preserve"> PAGEREF _Toc223905139 \h </w:instrText>
             </w:r>
             <w:r>
               <w:rPr>
@@ -2172,7 +2172,7 @@
                 <w:noProof/>
                 <w:webHidden/>
               </w:rPr>
-              <w:t>11</w:t>
+              <w:t>10</w:t>
             </w:r>
             <w:r>
               <w:rPr>
@@ -2198,7 +2198,7 @@
               <w14:ligatures w14:val="standardContextual"/>
             </w:rPr>
           </w:pPr>
-          <w:hyperlink w:anchor="_Toc223891221" w:history="1">
+          <w:hyperlink w:anchor="_Toc223905140" w:history="1">
             <w:r>
               <w:rPr>
                 <w:rStyle w:val="Hipervnculo"/>
@@ -2225,7 +2225,7 @@
                 <w:noProof/>
                 <w:webHidden/>
               </w:rPr>
-              <w:instrText xml:space="preserve"> PAGEREF _Toc223891221 \h </w:instrText>
+              <w:instrText xml:space="preserve"> PAGEREF _Toc223905140 \h </w:instrText>
             </w:r>
             <w:r>
               <w:rPr>
@@ -2245,7 +2245,7 @@
                 <w:noProof/>
                 <w:webHidden/>
               </w:rPr>
-              <w:t>12</w:t>
+              <w:t>10</w:t>
             </w:r>
             <w:r>
               <w:rPr>
@@ -2271,7 +2271,7 @@
               <w14:ligatures w14:val="standardContextual"/>
             </w:rPr>
           </w:pPr>
-          <w:hyperlink w:anchor="_Toc223891222" w:history="1">
+          <w:hyperlink w:anchor="_Toc223905141" w:history="1">
             <w:r>
               <w:rPr>
                 <w:rStyle w:val="Hipervnculo"/>
@@ -2298,7 +2298,7 @@
                 <w:noProof/>
                 <w:webHidden/>
               </w:rPr>
-              <w:instrText xml:space="preserve"> PAGEREF _Toc223891222 \h </w:instrText>
+              <w:instrText xml:space="preserve"> PAGEREF _Toc223905141 \h </w:instrText>
             </w:r>
             <w:r>
               <w:rPr>
@@ -2318,7 +2318,7 @@
                 <w:noProof/>
                 <w:webHidden/>
               </w:rPr>
-              <w:t>12</w:t>
+              <w:t>11</w:t>
             </w:r>
             <w:r>
               <w:rPr>
@@ -2344,7 +2344,7 @@
               <w14:ligatures w14:val="standardContextual"/>
             </w:rPr>
           </w:pPr>
-          <w:hyperlink w:anchor="_Toc223891223" w:history="1">
+          <w:hyperlink w:anchor="_Toc223905142" w:history="1">
             <w:r>
               <w:rPr>
                 <w:rStyle w:val="Hipervnculo"/>
@@ -2371,7 +2371,7 @@
                 <w:noProof/>
                 <w:webHidden/>
               </w:rPr>
-              <w:instrText xml:space="preserve"> PAGEREF _Toc223891223 \h </w:instrText>
+              <w:instrText xml:space="preserve"> PAGEREF _Toc223905142 \h </w:instrText>
             </w:r>
             <w:r>
               <w:rPr>
@@ -2391,7 +2391,7 @@
                 <w:noProof/>
                 <w:webHidden/>
               </w:rPr>
-              <w:t>13</w:t>
+              <w:t>11</w:t>
             </w:r>
             <w:r>
               <w:rPr>
@@ -2417,7 +2417,7 @@
               <w14:ligatures w14:val="standardContextual"/>
             </w:rPr>
           </w:pPr>
-          <w:hyperlink w:anchor="_Toc223891224" w:history="1">
+          <w:hyperlink w:anchor="_Toc223905143" w:history="1">
             <w:r>
               <w:rPr>
                 <w:rStyle w:val="Hipervnculo"/>
@@ -2444,7 +2444,7 @@
                 <w:noProof/>
                 <w:webHidden/>
               </w:rPr>
-              <w:instrText xml:space="preserve"> PAGEREF _Toc223891224 \h </w:instrText>
+              <w:instrText xml:space="preserve"> PAGEREF _Toc223905143 \h </w:instrText>
             </w:r>
             <w:r>
               <w:rPr>
@@ -2464,7 +2464,7 @@
                 <w:noProof/>
                 <w:webHidden/>
               </w:rPr>
-              <w:t>13</w:t>
+              <w:t>12</w:t>
             </w:r>
             <w:r>
               <w:rPr>
@@ -2490,7 +2490,7 @@
               <w14:ligatures w14:val="standardContextual"/>
             </w:rPr>
           </w:pPr>
-          <w:hyperlink w:anchor="_Toc223891225" w:history="1">
+          <w:hyperlink w:anchor="_Toc223905144" w:history="1">
             <w:r>
               <w:rPr>
                 <w:rStyle w:val="Hipervnculo"/>
@@ -2517,7 +2517,7 @@
                 <w:noProof/>
                 <w:webHidden/>
               </w:rPr>
-              <w:instrText xml:space="preserve"> PAGEREF _Toc223891225 \h </w:instrText>
+              <w:instrText xml:space="preserve"> PAGEREF _Toc223905144 \h </w:instrText>
             </w:r>
             <w:r>
               <w:rPr>
@@ -2537,7 +2537,7 @@
                 <w:noProof/>
                 <w:webHidden/>
               </w:rPr>
-              <w:t>14</w:t>
+              <w:t>12</w:t>
             </w:r>
             <w:r>
               <w:rPr>
@@ -2563,7 +2563,7 @@
               <w14:ligatures w14:val="standardContextual"/>
             </w:rPr>
           </w:pPr>
-          <w:hyperlink w:anchor="_Toc223891226" w:history="1">
+          <w:hyperlink w:anchor="_Toc223905145" w:history="1">
             <w:r>
               <w:rPr>
                 <w:rStyle w:val="Hipervnculo"/>
@@ -2590,7 +2590,7 @@
                 <w:noProof/>
                 <w:webHidden/>
               </w:rPr>
-              <w:instrText xml:space="preserve"> PAGEREF _Toc223891226 \h </w:instrText>
+              <w:instrText xml:space="preserve"> PAGEREF _Toc223905145 \h </w:instrText>
             </w:r>
             <w:r>
               <w:rPr>
@@ -2610,7 +2610,7 @@
                 <w:noProof/>
                 <w:webHidden/>
               </w:rPr>
-              <w:t>14</w:t>
+              <w:t>13</w:t>
             </w:r>
             <w:r>
               <w:rPr>
@@ -2636,7 +2636,7 @@
               <w14:ligatures w14:val="standardContextual"/>
             </w:rPr>
           </w:pPr>
-          <w:hyperlink w:anchor="_Toc223891227" w:history="1">
+          <w:hyperlink w:anchor="_Toc223905146" w:history="1">
             <w:r>
               <w:rPr>
                 <w:rStyle w:val="Hipervnculo"/>
@@ -2663,7 +2663,7 @@
                 <w:noProof/>
                 <w:webHidden/>
               </w:rPr>
-              <w:instrText xml:space="preserve"> PAGEREF _Toc223891227 \h </w:instrText>
+              <w:instrText xml:space="preserve"> PAGEREF _Toc223905146 \h </w:instrText>
             </w:r>
             <w:r>
               <w:rPr>
@@ -2683,7 +2683,7 @@
                 <w:noProof/>
                 <w:webHidden/>
               </w:rPr>
-              <w:t>14</w:t>
+              <w:t>13</w:t>
             </w:r>
             <w:r>
               <w:rPr>
@@ -2709,7 +2709,7 @@
               <w14:ligatures w14:val="standardContextual"/>
             </w:rPr>
           </w:pPr>
-          <w:hyperlink w:anchor="_Toc223891228" w:history="1">
+          <w:hyperlink w:anchor="_Toc223905147" w:history="1">
             <w:r>
               <w:rPr>
                 <w:rStyle w:val="Hipervnculo"/>
@@ -2736,7 +2736,7 @@
                 <w:noProof/>
                 <w:webHidden/>
               </w:rPr>
-              <w:instrText xml:space="preserve"> PAGEREF _Toc223891228 \h </w:instrText>
+              <w:instrText xml:space="preserve"> PAGEREF _Toc223905147 \h </w:instrText>
             </w:r>
             <w:r>
               <w:rPr>
@@ -2756,7 +2756,7 @@
                 <w:noProof/>
                 <w:webHidden/>
               </w:rPr>
-              <w:t>15</w:t>
+              <w:t>13</w:t>
             </w:r>
             <w:r>
               <w:rPr>
@@ -2782,13 +2782,13 @@
               <w14:ligatures w14:val="standardContextual"/>
             </w:rPr>
           </w:pPr>
-          <w:hyperlink w:anchor="_Toc223891229" w:history="1">
+          <w:hyperlink w:anchor="_Toc223905148" w:history="1">
             <w:r>
               <w:rPr>
                 <w:rStyle w:val="Hipervnculo"/>
                 <w:noProof/>
               </w:rPr>
-              <w:t>3.2. Conclusión general del marco teórico</w:t>
+              <w:t>3.2. Filosofía Organizacional</w:t>
             </w:r>
             <w:r>
               <w:rPr>
@@ -2809,7 +2809,7 @@
                 <w:noProof/>
                 <w:webHidden/>
               </w:rPr>
-              <w:instrText xml:space="preserve"> PAGEREF _Toc223891229 \h </w:instrText>
+              <w:instrText xml:space="preserve"> PAGEREF _Toc223905148 \h </w:instrText>
             </w:r>
             <w:r>
               <w:rPr>
@@ -2829,7 +2829,226 @@
                 <w:noProof/>
                 <w:webHidden/>
               </w:rPr>
-              <w:t>15</w:t>
+              <w:t>14</w:t>
+            </w:r>
+            <w:r>
+              <w:rPr>
+                <w:noProof/>
+                <w:webHidden/>
+              </w:rPr>
+              <w:fldChar w:fldCharType="end"/>
+            </w:r>
+          </w:hyperlink>
+        </w:p>
+        <w:p>
+          <w:pPr>
+            <w:pStyle w:val="TDC3"/>
+            <w:tabs>
+              <w:tab w:val="right" w:leader="dot" w:pos="8270"/>
+            </w:tabs>
+            <w:rPr>
+              <w:rFonts w:asciiTheme="minorHAnsi" w:eastAsiaTheme="minorEastAsia" w:hAnsiTheme="minorHAnsi" w:cstheme="minorBidi"/>
+              <w:noProof/>
+              <w:kern w:val="2"/>
+              <w:szCs w:val="24"/>
+              <w:lang w:val="es-PE" w:eastAsia="es-PE"/>
+              <w14:ligatures w14:val="standardContextual"/>
+            </w:rPr>
+          </w:pPr>
+          <w:hyperlink w:anchor="_Toc223905149" w:history="1">
+            <w:r>
+              <w:rPr>
+                <w:rStyle w:val="Hipervnculo"/>
+                <w:noProof/>
+              </w:rPr>
+              <w:t>3.2.1. Misión</w:t>
+            </w:r>
+            <w:r>
+              <w:rPr>
+                <w:noProof/>
+                <w:webHidden/>
+              </w:rPr>
+              <w:tab/>
+            </w:r>
+            <w:r>
+              <w:rPr>
+                <w:noProof/>
+                <w:webHidden/>
+              </w:rPr>
+              <w:fldChar w:fldCharType="begin"/>
+            </w:r>
+            <w:r>
+              <w:rPr>
+                <w:noProof/>
+                <w:webHidden/>
+              </w:rPr>
+              <w:instrText xml:space="preserve"> PAGEREF _Toc223905149 \h </w:instrText>
+            </w:r>
+            <w:r>
+              <w:rPr>
+                <w:noProof/>
+                <w:webHidden/>
+              </w:rPr>
+            </w:r>
+            <w:r>
+              <w:rPr>
+                <w:noProof/>
+                <w:webHidden/>
+              </w:rPr>
+              <w:fldChar w:fldCharType="separate"/>
+            </w:r>
+            <w:r>
+              <w:rPr>
+                <w:noProof/>
+                <w:webHidden/>
+              </w:rPr>
+              <w:t>14</w:t>
+            </w:r>
+            <w:r>
+              <w:rPr>
+                <w:noProof/>
+                <w:webHidden/>
+              </w:rPr>
+              <w:fldChar w:fldCharType="end"/>
+            </w:r>
+          </w:hyperlink>
+        </w:p>
+        <w:p>
+          <w:pPr>
+            <w:pStyle w:val="TDC3"/>
+            <w:tabs>
+              <w:tab w:val="right" w:leader="dot" w:pos="8270"/>
+            </w:tabs>
+            <w:rPr>
+              <w:rFonts w:asciiTheme="minorHAnsi" w:eastAsiaTheme="minorEastAsia" w:hAnsiTheme="minorHAnsi" w:cstheme="minorBidi"/>
+              <w:noProof/>
+              <w:kern w:val="2"/>
+              <w:szCs w:val="24"/>
+              <w:lang w:val="es-PE" w:eastAsia="es-PE"/>
+              <w14:ligatures w14:val="standardContextual"/>
+            </w:rPr>
+          </w:pPr>
+          <w:hyperlink w:anchor="_Toc223905150" w:history="1">
+            <w:r>
+              <w:rPr>
+                <w:rStyle w:val="Hipervnculo"/>
+                <w:noProof/>
+              </w:rPr>
+              <w:t>3.2.2. Visión</w:t>
+            </w:r>
+            <w:r>
+              <w:rPr>
+                <w:noProof/>
+                <w:webHidden/>
+              </w:rPr>
+              <w:tab/>
+            </w:r>
+            <w:r>
+              <w:rPr>
+                <w:noProof/>
+                <w:webHidden/>
+              </w:rPr>
+              <w:fldChar w:fldCharType="begin"/>
+            </w:r>
+            <w:r>
+              <w:rPr>
+                <w:noProof/>
+                <w:webHidden/>
+              </w:rPr>
+              <w:instrText xml:space="preserve"> PAGEREF _Toc223905150 \h </w:instrText>
+            </w:r>
+            <w:r>
+              <w:rPr>
+                <w:noProof/>
+                <w:webHidden/>
+              </w:rPr>
+            </w:r>
+            <w:r>
+              <w:rPr>
+                <w:noProof/>
+                <w:webHidden/>
+              </w:rPr>
+              <w:fldChar w:fldCharType="separate"/>
+            </w:r>
+            <w:r>
+              <w:rPr>
+                <w:noProof/>
+                <w:webHidden/>
+              </w:rPr>
+              <w:t>14</w:t>
+            </w:r>
+            <w:r>
+              <w:rPr>
+                <w:noProof/>
+                <w:webHidden/>
+              </w:rPr>
+              <w:fldChar w:fldCharType="end"/>
+            </w:r>
+          </w:hyperlink>
+        </w:p>
+        <w:p>
+          <w:pPr>
+            <w:pStyle w:val="TDC3"/>
+            <w:tabs>
+              <w:tab w:val="right" w:leader="dot" w:pos="8270"/>
+            </w:tabs>
+            <w:rPr>
+              <w:rFonts w:asciiTheme="minorHAnsi" w:eastAsiaTheme="minorEastAsia" w:hAnsiTheme="minorHAnsi" w:cstheme="minorBidi"/>
+              <w:noProof/>
+              <w:kern w:val="2"/>
+              <w:szCs w:val="24"/>
+              <w:lang w:val="es-PE" w:eastAsia="es-PE"/>
+              <w14:ligatures w14:val="standardContextual"/>
+            </w:rPr>
+          </w:pPr>
+          <w:hyperlink w:anchor="_Toc223905151" w:history="1">
+            <w:r>
+              <w:rPr>
+                <w:rStyle w:val="Hipervnculo"/>
+                <w:noProof/>
+              </w:rPr>
+              <w:t>3.2.3. Valores</w:t>
+            </w:r>
+            <w:r>
+              <w:rPr>
+                <w:noProof/>
+                <w:webHidden/>
+              </w:rPr>
+              <w:tab/>
+            </w:r>
+            <w:r>
+              <w:rPr>
+                <w:noProof/>
+                <w:webHidden/>
+              </w:rPr>
+              <w:fldChar w:fldCharType="begin"/>
+            </w:r>
+            <w:r>
+              <w:rPr>
+                <w:noProof/>
+                <w:webHidden/>
+              </w:rPr>
+              <w:instrText xml:space="preserve"> PAGEREF _Toc223905151 \h </w:instrText>
+            </w:r>
+            <w:r>
+              <w:rPr>
+                <w:noProof/>
+                <w:webHidden/>
+              </w:rPr>
+            </w:r>
+            <w:r>
+              <w:rPr>
+                <w:noProof/>
+                <w:webHidden/>
+              </w:rPr>
+              <w:fldChar w:fldCharType="separate"/>
+            </w:r>
+            <w:r>
+              <w:rPr>
+                <w:noProof/>
+                <w:webHidden/>
+              </w:rPr>
+              <w:t>14</w:t>
             </w:r>
             <w:r>
               <w:rPr>
@@ -2855,13 +3074,13 @@
               <w14:ligatures w14:val="standardContextual"/>
             </w:rPr>
           </w:pPr>
-          <w:hyperlink w:anchor="_Toc223891230" w:history="1">
+          <w:hyperlink w:anchor="_Toc223905152" w:history="1">
             <w:r>
               <w:rPr>
                 <w:rStyle w:val="Hipervnculo"/>
                 <w:noProof/>
               </w:rPr>
-              <w:t>3.3. Filosofía Organizacional</w:t>
+              <w:t>3.3. Marca / Branding</w:t>
             </w:r>
             <w:r>
               <w:rPr>
@@ -2882,7 +3101,7 @@
                 <w:noProof/>
                 <w:webHidden/>
               </w:rPr>
-              <w:instrText xml:space="preserve"> PAGEREF _Toc223891230 \h </w:instrText>
+              <w:instrText xml:space="preserve"> PAGEREF _Toc223905152 \h </w:instrText>
             </w:r>
             <w:r>
               <w:rPr>
@@ -2902,7 +3121,7 @@
                 <w:noProof/>
                 <w:webHidden/>
               </w:rPr>
-              <w:t>16</w:t>
+              <w:t>15</w:t>
             </w:r>
             <w:r>
               <w:rPr>
@@ -2928,13 +3147,13 @@
               <w14:ligatures w14:val="standardContextual"/>
             </w:rPr>
           </w:pPr>
-          <w:hyperlink w:anchor="_Toc223891231" w:history="1">
+          <w:hyperlink w:anchor="_Toc223905153" w:history="1">
             <w:r>
               <w:rPr>
                 <w:rStyle w:val="Hipervnculo"/>
                 <w:noProof/>
               </w:rPr>
-              <w:t>3.3.1. Misión</w:t>
+              <w:t>3.3.1. Datos generales del proyecto</w:t>
             </w:r>
             <w:r>
               <w:rPr>
@@ -2955,7 +3174,7 @@
                 <w:noProof/>
                 <w:webHidden/>
               </w:rPr>
-              <w:instrText xml:space="preserve"> PAGEREF _Toc223891231 \h </w:instrText>
+              <w:instrText xml:space="preserve"> PAGEREF _Toc223905153 \h </w:instrText>
             </w:r>
             <w:r>
               <w:rPr>
@@ -2975,80 +3194,7 @@
                 <w:noProof/>
                 <w:webHidden/>
               </w:rPr>
-              <w:t>16</w:t>
-            </w:r>
-            <w:r>
-              <w:rPr>
-                <w:noProof/>
-                <w:webHidden/>
-              </w:rPr>
-              <w:fldChar w:fldCharType="end"/>
-            </w:r>
-          </w:hyperlink>
-        </w:p>
-        <w:p>
-          <w:pPr>
-            <w:pStyle w:val="TDC3"/>
-            <w:tabs>
-              <w:tab w:val="right" w:leader="dot" w:pos="8270"/>
-            </w:tabs>
-            <w:rPr>
-              <w:rFonts w:asciiTheme="minorHAnsi" w:eastAsiaTheme="minorEastAsia" w:hAnsiTheme="minorHAnsi" w:cstheme="minorBidi"/>
-              <w:noProof/>
-              <w:kern w:val="2"/>
-              <w:szCs w:val="24"/>
-              <w:lang w:val="es-PE" w:eastAsia="es-PE"/>
-              <w14:ligatures w14:val="standardContextual"/>
-            </w:rPr>
-          </w:pPr>
-          <w:hyperlink w:anchor="_Toc223891232" w:history="1">
-            <w:r>
-              <w:rPr>
-                <w:rStyle w:val="Hipervnculo"/>
-                <w:noProof/>
-              </w:rPr>
-              <w:t>3.3.2. Visión</w:t>
-            </w:r>
-            <w:r>
-              <w:rPr>
-                <w:noProof/>
-                <w:webHidden/>
-              </w:rPr>
-              <w:tab/>
-            </w:r>
-            <w:r>
-              <w:rPr>
-                <w:noProof/>
-                <w:webHidden/>
-              </w:rPr>
-              <w:fldChar w:fldCharType="begin"/>
-            </w:r>
-            <w:r>
-              <w:rPr>
-                <w:noProof/>
-                <w:webHidden/>
-              </w:rPr>
-              <w:instrText xml:space="preserve"> PAGEREF _Toc223891232 \h </w:instrText>
-            </w:r>
-            <w:r>
-              <w:rPr>
-                <w:noProof/>
-                <w:webHidden/>
-              </w:rPr>
-            </w:r>
-            <w:r>
-              <w:rPr>
-                <w:noProof/>
-                <w:webHidden/>
-              </w:rPr>
-              <w:fldChar w:fldCharType="separate"/>
-            </w:r>
-            <w:r>
-              <w:rPr>
-                <w:noProof/>
-                <w:webHidden/>
-              </w:rPr>
-              <w:t>17</w:t>
+              <w:t>15</w:t>
             </w:r>
             <w:r>
               <w:rPr>
@@ -3074,13 +3220,13 @@
               <w14:ligatures w14:val="standardContextual"/>
             </w:rPr>
           </w:pPr>
-          <w:hyperlink w:anchor="_Toc223891233" w:history="1">
+          <w:hyperlink w:anchor="_Toc223905154" w:history="1">
             <w:r>
               <w:rPr>
                 <w:rStyle w:val="Hipervnculo"/>
                 <w:noProof/>
               </w:rPr>
-              <w:t>3.4. MARCA / BRANDING</w:t>
+              <w:t>3.4. Arquetipos</w:t>
             </w:r>
             <w:r>
               <w:rPr>
@@ -3101,7 +3247,7 @@
                 <w:noProof/>
                 <w:webHidden/>
               </w:rPr>
-              <w:instrText xml:space="preserve"> PAGEREF _Toc223891233 \h </w:instrText>
+              <w:instrText xml:space="preserve"> PAGEREF _Toc223905154 \h </w:instrText>
             </w:r>
             <w:r>
               <w:rPr>
@@ -3121,7 +3267,7 @@
                 <w:noProof/>
                 <w:webHidden/>
               </w:rPr>
-              <w:t>17</w:t>
+              <w:t>15</w:t>
             </w:r>
             <w:r>
               <w:rPr>
@@ -3134,7 +3280,7 @@
         </w:p>
         <w:p>
           <w:pPr>
-            <w:pStyle w:val="TDC3"/>
+            <w:pStyle w:val="TDC2"/>
             <w:tabs>
               <w:tab w:val="right" w:leader="dot" w:pos="8270"/>
             </w:tabs>
@@ -3147,13 +3293,13 @@
               <w14:ligatures w14:val="standardContextual"/>
             </w:rPr>
           </w:pPr>
-          <w:hyperlink w:anchor="_Toc223891234" w:history="1">
+          <w:hyperlink w:anchor="_Toc223905155" w:history="1">
             <w:r>
               <w:rPr>
                 <w:rStyle w:val="Hipervnculo"/>
                 <w:noProof/>
               </w:rPr>
-              <w:t>3.4.1. Logotipo</w:t>
+              <w:t>3.5. Logotipo</w:t>
             </w:r>
             <w:r>
               <w:rPr>
@@ -3174,7 +3320,7 @@
                 <w:noProof/>
                 <w:webHidden/>
               </w:rPr>
-              <w:instrText xml:space="preserve"> PAGEREF _Toc223891234 \h </w:instrText>
+              <w:instrText xml:space="preserve"> PAGEREF _Toc223905155 \h </w:instrText>
             </w:r>
             <w:r>
               <w:rPr>
@@ -3194,7 +3340,7 @@
                 <w:noProof/>
                 <w:webHidden/>
               </w:rPr>
-              <w:t>18</w:t>
+              <w:t>17</w:t>
             </w:r>
             <w:r>
               <w:rPr>
@@ -3207,7 +3353,7 @@
         </w:p>
         <w:p>
           <w:pPr>
-            <w:pStyle w:val="TDC3"/>
+            <w:pStyle w:val="TDC2"/>
             <w:tabs>
               <w:tab w:val="right" w:leader="dot" w:pos="8270"/>
             </w:tabs>
@@ -3220,13 +3366,13 @@
               <w14:ligatures w14:val="standardContextual"/>
             </w:rPr>
           </w:pPr>
-          <w:hyperlink w:anchor="_Toc223891235" w:history="1">
+          <w:hyperlink w:anchor="_Toc223905156" w:history="1">
             <w:r>
               <w:rPr>
                 <w:rStyle w:val="Hipervnculo"/>
                 <w:noProof/>
               </w:rPr>
-              <w:t>3.4.2. Eslogan</w:t>
+              <w:t>3.6. Eslogan</w:t>
             </w:r>
             <w:r>
               <w:rPr>
@@ -3247,7 +3393,7 @@
                 <w:noProof/>
                 <w:webHidden/>
               </w:rPr>
-              <w:instrText xml:space="preserve"> PAGEREF _Toc223891235 \h </w:instrText>
+              <w:instrText xml:space="preserve"> PAGEREF _Toc223905156 \h </w:instrText>
             </w:r>
             <w:r>
               <w:rPr>
@@ -3267,7 +3413,7 @@
                 <w:noProof/>
                 <w:webHidden/>
               </w:rPr>
-              <w:t>19</w:t>
+              <w:t>17</w:t>
             </w:r>
             <w:r>
               <w:rPr>
@@ -3293,7 +3439,7 @@
               <w14:ligatures w14:val="standardContextual"/>
             </w:rPr>
           </w:pPr>
-          <w:hyperlink w:anchor="_Toc223891236" w:history="1">
+          <w:hyperlink w:anchor="_Toc223905157" w:history="1">
             <w:r>
               <w:rPr>
                 <w:rStyle w:val="Hipervnculo"/>
@@ -3320,7 +3466,7 @@
                 <w:noProof/>
                 <w:webHidden/>
               </w:rPr>
-              <w:instrText xml:space="preserve"> PAGEREF _Toc223891236 \h </w:instrText>
+              <w:instrText xml:space="preserve"> PAGEREF _Toc223905157 \h </w:instrText>
             </w:r>
             <w:r>
               <w:rPr>
@@ -3340,7 +3486,7 @@
                 <w:noProof/>
                 <w:webHidden/>
               </w:rPr>
-              <w:t>19</w:t>
+              <w:t>17</w:t>
             </w:r>
             <w:r>
               <w:rPr>
@@ -3366,7 +3512,7 @@
               <w14:ligatures w14:val="standardContextual"/>
             </w:rPr>
           </w:pPr>
-          <w:hyperlink w:anchor="_Toc223891237" w:history="1">
+          <w:hyperlink w:anchor="_Toc223905158" w:history="1">
             <w:r>
               <w:rPr>
                 <w:rStyle w:val="Hipervnculo"/>
@@ -3393,7 +3539,7 @@
                 <w:noProof/>
                 <w:webHidden/>
               </w:rPr>
-              <w:instrText xml:space="preserve"> PAGEREF _Toc223891237 \h </w:instrText>
+              <w:instrText xml:space="preserve"> PAGEREF _Toc223905158 \h </w:instrText>
             </w:r>
             <w:r>
               <w:rPr>
@@ -3413,7 +3559,7 @@
                 <w:noProof/>
                 <w:webHidden/>
               </w:rPr>
-              <w:t>19</w:t>
+              <w:t>18</w:t>
             </w:r>
             <w:r>
               <w:rPr>
@@ -3439,7 +3585,7 @@
               <w14:ligatures w14:val="standardContextual"/>
             </w:rPr>
           </w:pPr>
-          <w:hyperlink w:anchor="_Toc223891238" w:history="1">
+          <w:hyperlink w:anchor="_Toc223905159" w:history="1">
             <w:r>
               <w:rPr>
                 <w:rStyle w:val="Hipervnculo"/>
@@ -3466,7 +3612,7 @@
                 <w:noProof/>
                 <w:webHidden/>
               </w:rPr>
-              <w:instrText xml:space="preserve"> PAGEREF _Toc223891238 \h </w:instrText>
+              <w:instrText xml:space="preserve"> PAGEREF _Toc223905159 \h </w:instrText>
             </w:r>
             <w:r>
               <w:rPr>
@@ -3486,7 +3632,7 @@
                 <w:noProof/>
                 <w:webHidden/>
               </w:rPr>
-              <w:t>20</w:t>
+              <w:t>18</w:t>
             </w:r>
             <w:r>
               <w:rPr>
@@ -3512,7 +3658,7 @@
               <w14:ligatures w14:val="standardContextual"/>
             </w:rPr>
           </w:pPr>
-          <w:hyperlink w:anchor="_Toc223891239" w:history="1">
+          <w:hyperlink w:anchor="_Toc223905160" w:history="1">
             <w:r>
               <w:rPr>
                 <w:rStyle w:val="Hipervnculo"/>
@@ -3539,7 +3685,7 @@
                 <w:noProof/>
                 <w:webHidden/>
               </w:rPr>
-              <w:instrText xml:space="preserve"> PAGEREF _Toc223891239 \h </w:instrText>
+              <w:instrText xml:space="preserve"> PAGEREF _Toc223905160 \h </w:instrText>
             </w:r>
             <w:r>
               <w:rPr>
@@ -3559,7 +3705,7 @@
                 <w:noProof/>
                 <w:webHidden/>
               </w:rPr>
-              <w:t>20</w:t>
+              <w:t>18</w:t>
             </w:r>
             <w:r>
               <w:rPr>
@@ -3585,7 +3731,7 @@
               <w14:ligatures w14:val="standardContextual"/>
             </w:rPr>
           </w:pPr>
-          <w:hyperlink w:anchor="_Toc223891240" w:history="1">
+          <w:hyperlink w:anchor="_Toc223905161" w:history="1">
             <w:r>
               <w:rPr>
                 <w:rStyle w:val="Hipervnculo"/>
@@ -3612,7 +3758,7 @@
                 <w:noProof/>
                 <w:webHidden/>
               </w:rPr>
-              <w:instrText xml:space="preserve"> PAGEREF _Toc223891240 \h </w:instrText>
+              <w:instrText xml:space="preserve"> PAGEREF _Toc223905161 \h </w:instrText>
             </w:r>
             <w:r>
               <w:rPr>
@@ -3632,7 +3778,7 @@
                 <w:noProof/>
                 <w:webHidden/>
               </w:rPr>
-              <w:t>20</w:t>
+              <w:t>18</w:t>
             </w:r>
             <w:r>
               <w:rPr>
@@ -3658,7 +3804,7 @@
               <w14:ligatures w14:val="standardContextual"/>
             </w:rPr>
           </w:pPr>
-          <w:hyperlink w:anchor="_Toc223891241" w:history="1">
+          <w:hyperlink w:anchor="_Toc223905162" w:history="1">
             <w:r>
               <w:rPr>
                 <w:rStyle w:val="Hipervnculo"/>
@@ -3685,7 +3831,7 @@
                 <w:noProof/>
                 <w:webHidden/>
               </w:rPr>
-              <w:instrText xml:space="preserve"> PAGEREF _Toc223891241 \h </w:instrText>
+              <w:instrText xml:space="preserve"> PAGEREF _Toc223905162 \h </w:instrText>
             </w:r>
             <w:r>
               <w:rPr>
@@ -3705,7 +3851,7 @@
                 <w:noProof/>
                 <w:webHidden/>
               </w:rPr>
-              <w:t>20</w:t>
+              <w:t>18</w:t>
             </w:r>
             <w:r>
               <w:rPr>
@@ -3756,6 +3902,7 @@
           <w:b/>
           <w:bCs/>
         </w:rPr>
+        <w:lastRenderedPageBreak/>
         <w:t>Índice</w:t>
       </w:r>
       <w:r>
@@ -4143,7 +4290,7 @@
       <w:pPr>
         <w:pStyle w:val="Ttulo1"/>
       </w:pPr>
-      <w:bookmarkStart w:id="0" w:name="_Toc223891214"/>
+      <w:bookmarkStart w:id="0" w:name="_Toc223905133"/>
       <w:r>
         <w:lastRenderedPageBreak/>
         <w:t>PLANTEAMIENTO DEL PROBLEMA</w:t>
@@ -4270,7 +4417,7 @@
       <w:pPr>
         <w:pStyle w:val="Ttulo1"/>
       </w:pPr>
-      <w:bookmarkStart w:id="1" w:name="_Toc223891215"/>
+      <w:bookmarkStart w:id="1" w:name="_Toc223905134"/>
       <w:r>
         <w:lastRenderedPageBreak/>
         <w:t>OBJETIVOS</w:t>
@@ -4281,7 +4428,7 @@
       <w:pPr>
         <w:pStyle w:val="Ttulo2"/>
       </w:pPr>
-      <w:bookmarkStart w:id="2" w:name="_Toc223891216"/>
+      <w:bookmarkStart w:id="2" w:name="_Toc223905135"/>
       <w:r>
         <w:rPr>
           <w:rFonts w:eastAsia="Times New Roman"/>
@@ -4299,7 +4446,7 @@
       <w:pPr>
         <w:pStyle w:val="Ttulo2"/>
       </w:pPr>
-      <w:bookmarkStart w:id="3" w:name="_Toc223891217"/>
+      <w:bookmarkStart w:id="3" w:name="_Toc223905136"/>
       <w:r>
         <w:rPr>
           <w:rFonts w:eastAsia="Times New Roman"/>
@@ -4394,7 +4541,7 @@
       <w:pPr>
         <w:pStyle w:val="Ttulo1"/>
       </w:pPr>
-      <w:bookmarkStart w:id="4" w:name="_Toc223891218"/>
+      <w:bookmarkStart w:id="4" w:name="_Toc223905137"/>
       <w:r>
         <w:lastRenderedPageBreak/>
         <w:t>MARCO ADMINISTRATIVO</w:t>
@@ -4405,7 +4552,7 @@
       <w:pPr>
         <w:pStyle w:val="Ttulo2"/>
       </w:pPr>
-      <w:bookmarkStart w:id="5" w:name="_Toc223891219"/>
+      <w:bookmarkStart w:id="5" w:name="_Toc223905138"/>
       <w:proofErr w:type="spellStart"/>
       <w:r>
         <w:t>The</w:t>
@@ -4867,19 +5014,7 @@
         <w:rPr>
           <w:rFonts w:eastAsiaTheme="majorEastAsia"/>
         </w:rPr>
-        <w:t xml:space="preserve">representa el Modelo de Negocio </w:t>
-      </w:r>
-      <w:r>
-        <w:rPr>
-          <w:rFonts w:eastAsiaTheme="majorEastAsia"/>
-        </w:rPr>
-        <w:t>CANVAS</w:t>
-      </w:r>
-      <w:r>
-        <w:rPr>
-          <w:rFonts w:eastAsiaTheme="majorEastAsia"/>
-        </w:rPr>
-        <w:t xml:space="preserve">, donde se visualizan de </w:t>
+        <w:t xml:space="preserve">representa el Modelo de Negocio CANVAS, donde se visualizan de </w:t>
       </w:r>
       <w:r>
         <w:rPr>
@@ -5670,14 +5805,14 @@
               <w:rPr>
                 <w:rFonts w:eastAsiaTheme="majorEastAsia"/>
                 <w:noProof/>
-                <w:lang w:val="en-US"/>
+                <w:lang w:val="es-PE"/>
               </w:rPr>
             </w:pPr>
             <w:r>
               <w:rPr>
                 <w:rFonts w:eastAsiaTheme="majorEastAsia"/>
                 <w:noProof/>
-                <w:lang w:val="en-US"/>
+                <w:lang w:val="es-PE"/>
               </w:rPr>
               <w:t>Delivery</w:t>
             </w:r>
@@ -5688,14 +5823,14 @@
               <w:rPr>
                 <w:rFonts w:eastAsiaTheme="majorEastAsia"/>
                 <w:noProof/>
-                <w:lang w:val="en-US"/>
+                <w:lang w:val="es-PE"/>
               </w:rPr>
             </w:pPr>
             <w:r>
               <w:rPr>
                 <w:rFonts w:eastAsiaTheme="majorEastAsia"/>
                 <w:noProof/>
-                <w:lang w:val="en-US"/>
+                <w:lang w:val="es-PE"/>
               </w:rPr>
               <w:t>Marketing digital</w:t>
             </w:r>
@@ -5706,14 +5841,14 @@
               <w:rPr>
                 <w:rFonts w:eastAsiaTheme="majorEastAsia"/>
                 <w:noProof/>
-                <w:lang w:val="en-US"/>
+                <w:lang w:val="es-PE"/>
               </w:rPr>
             </w:pPr>
             <w:r>
               <w:rPr>
                 <w:rFonts w:eastAsiaTheme="majorEastAsia"/>
                 <w:noProof/>
-                <w:lang w:val="en-US"/>
+                <w:lang w:val="es-PE"/>
               </w:rPr>
               <w:t>Hosting y mantenimiento web</w:t>
             </w:r>
@@ -5877,13 +6012,7 @@
         <w:rPr>
           <w:rFonts w:eastAsiaTheme="majorEastAsia"/>
         </w:rPr>
-        <w:t>últimos</w:t>
-      </w:r>
-      <w:r>
-        <w:rPr>
-          <w:rFonts w:eastAsiaTheme="majorEastAsia"/>
-        </w:rPr>
-        <w:t xml:space="preserve"> 3 </w:t>
+        <w:t xml:space="preserve">últimos 3 </w:t>
       </w:r>
       <w:r>
         <w:rPr>
@@ -5952,7 +6081,7 @@
       <w:pPr>
         <w:pStyle w:val="Ttulo3"/>
       </w:pPr>
-      <w:bookmarkStart w:id="6" w:name="_Toc223891220"/>
+      <w:bookmarkStart w:id="6" w:name="_Toc223905139"/>
       <w:r>
         <w:t>Propuesta de valor</w:t>
       </w:r>
@@ -6002,7 +6131,7 @@
       <w:pPr>
         <w:pStyle w:val="Ttulo3"/>
       </w:pPr>
-      <w:bookmarkStart w:id="7" w:name="_Toc223891221"/>
+      <w:bookmarkStart w:id="7" w:name="_Toc223905140"/>
       <w:r>
         <w:t>Segmentos de clientes</w:t>
       </w:r>
@@ -6059,7 +6188,7 @@
       <w:pPr>
         <w:pStyle w:val="Ttulo3"/>
       </w:pPr>
-      <w:bookmarkStart w:id="8" w:name="_Toc223891222"/>
+      <w:bookmarkStart w:id="8" w:name="_Toc223905141"/>
       <w:r>
         <w:t>Canales</w:t>
       </w:r>
@@ -6095,7 +6224,7 @@
       <w:pPr>
         <w:pStyle w:val="Ttulo3"/>
       </w:pPr>
-      <w:bookmarkStart w:id="9" w:name="_Toc223891223"/>
+      <w:bookmarkStart w:id="9" w:name="_Toc223905142"/>
       <w:r>
         <w:t>Relación con los clientes</w:t>
       </w:r>
@@ -6157,7 +6286,7 @@
       <w:pPr>
         <w:pStyle w:val="Ttulo3"/>
       </w:pPr>
-      <w:bookmarkStart w:id="10" w:name="_Toc223891224"/>
+      <w:bookmarkStart w:id="10" w:name="_Toc223905143"/>
       <w:r>
         <w:lastRenderedPageBreak/>
         <w:t>Actividades clave</w:t>
@@ -6207,7 +6336,7 @@
       <w:pPr>
         <w:pStyle w:val="Ttulo3"/>
       </w:pPr>
-      <w:bookmarkStart w:id="11" w:name="_Toc223891225"/>
+      <w:bookmarkStart w:id="11" w:name="_Toc223905144"/>
       <w:r>
         <w:t>Recursos clave</w:t>
       </w:r>
@@ -6284,7 +6413,7 @@
       <w:pPr>
         <w:pStyle w:val="Ttulo3"/>
       </w:pPr>
-      <w:bookmarkStart w:id="12" w:name="_Toc223891226"/>
+      <w:bookmarkStart w:id="12" w:name="_Toc223905145"/>
       <w:r>
         <w:lastRenderedPageBreak/>
         <w:t>Socios clave</w:t>
@@ -6335,7 +6464,7 @@
       <w:pPr>
         <w:pStyle w:val="Ttulo3"/>
       </w:pPr>
-      <w:bookmarkStart w:id="13" w:name="_Toc223891227"/>
+      <w:bookmarkStart w:id="13" w:name="_Toc223905146"/>
       <w:r>
         <w:t>Estructura de costos</w:t>
       </w:r>
@@ -6385,7 +6514,7 @@
       <w:pPr>
         <w:pStyle w:val="Ttulo3"/>
       </w:pPr>
-      <w:bookmarkStart w:id="14" w:name="_Toc223891228"/>
+      <w:bookmarkStart w:id="14" w:name="_Toc223905147"/>
       <w:r>
         <w:t>Fuentes de ingresos</w:t>
       </w:r>
@@ -6452,92 +6581,11 @@
       <w:pPr>
         <w:pStyle w:val="Ttulo2"/>
       </w:pPr>
-      <w:bookmarkStart w:id="15" w:name="_Toc223891229"/>
-      <w:r>
-        <w:t>Conclusión general del marco teórico</w:t>
+      <w:bookmarkStart w:id="15" w:name="_Toc223905148"/>
+      <w:r>
+        <w:t>Filosofía Organizacional</w:t>
       </w:r>
       <w:bookmarkEnd w:id="15"/>
-    </w:p>
-    <w:p>
-      <w:r>
-        <w:t xml:space="preserve">El análisis de los diferentes enfoques teóricos relacionados con el marketing estratégico, las estrategias de ventas y el modelo de negocio </w:t>
-      </w:r>
-      <w:proofErr w:type="spellStart"/>
-      <w:r>
-        <w:t>Canvas</w:t>
-      </w:r>
-      <w:proofErr w:type="spellEnd"/>
-      <w:r>
-        <w:t xml:space="preserve"> permite comprender la importancia de planificar adecuadamente las actividades comerciales dentro de un emprendimiento.</w:t>
-      </w:r>
-    </w:p>
-    <w:p>
-      <w:r>
-        <w:t>Las investigaciones revisadas coinciden en que la aplicación de estrategias de marketing y ventas contribuye significativamente al posicionamiento de la marca, la fidelización de clientes y el incremento de la rentabilidad. Asimismo, el conocimiento del mercado y la identificación de las necesidades del consumidor se convierten en elementos clave para el desarrollo de propuestas de valor competitivas.</w:t>
-      </w:r>
-    </w:p>
-    <w:p>
-      <w:r>
-        <w:t xml:space="preserve">En el caso del emprendimiento </w:t>
-      </w:r>
-      <w:r>
-        <w:rPr>
-          <w:rStyle w:val="Textoennegrita"/>
-          <w:rFonts w:eastAsiaTheme="majorEastAsia"/>
-        </w:rPr>
-        <w:t xml:space="preserve">Easy </w:t>
-      </w:r>
-      <w:proofErr w:type="spellStart"/>
-      <w:r>
-        <w:rPr>
-          <w:rStyle w:val="Textoennegrita"/>
-          <w:rFonts w:eastAsiaTheme="majorEastAsia"/>
-        </w:rPr>
-        <w:t>Breakfast</w:t>
-      </w:r>
-      <w:proofErr w:type="spellEnd"/>
-      <w:r>
-        <w:t xml:space="preserve">, la implementación de estrategias de marketing estratégico y ventas permitirá fortalecer su presencia en el mercado, mejorar la relación con los clientes y promover el crecimiento del negocio. Del mismo modo, el uso del modelo de negocio </w:t>
-      </w:r>
-      <w:proofErr w:type="spellStart"/>
-      <w:r>
-        <w:t>Canvas</w:t>
-      </w:r>
-      <w:proofErr w:type="spellEnd"/>
-      <w:r>
-        <w:t xml:space="preserve"> facilita la comprensión de los componentes esenciales del emprendimiento y orienta la toma de decisiones para su desarrollo sostenible.</w:t>
-      </w:r>
-    </w:p>
-    <w:p>
-      <w:r>
-        <w:t xml:space="preserve">En conclusión, el marco teórico proporciona las bases conceptuales necesarias para sustentar el diseño de estrategias comerciales que permitan a Easy </w:t>
-      </w:r>
-      <w:proofErr w:type="spellStart"/>
-      <w:r>
-        <w:t>Breakfast</w:t>
-      </w:r>
-      <w:proofErr w:type="spellEnd"/>
-      <w:r>
-        <w:t xml:space="preserve"> consolidarse en el mercado y alcanzar sus objetivos empresariales.</w:t>
-      </w:r>
-    </w:p>
-    <w:p>
-      <w:pPr>
-        <w:rPr>
-          <w:rFonts w:eastAsiaTheme="majorEastAsia"/>
-        </w:rPr>
-      </w:pPr>
-    </w:p>
-    <w:p>
-      <w:pPr>
-        <w:pStyle w:val="Ttulo2"/>
-      </w:pPr>
-      <w:bookmarkStart w:id="16" w:name="_Toc223891230"/>
-      <w:r>
-        <w:lastRenderedPageBreak/>
-        <w:t>Filosofía Organizacional</w:t>
-      </w:r>
-      <w:bookmarkEnd w:id="16"/>
     </w:p>
     <w:p>
       <w:pPr>
@@ -6580,10 +6628,57 @@
       <w:pPr>
         <w:pStyle w:val="Ttulo3"/>
       </w:pPr>
-      <w:bookmarkStart w:id="17" w:name="_Toc223891231"/>
+      <w:bookmarkStart w:id="16" w:name="_Toc223905149"/>
       <w:r>
         <w:t>Misión</w:t>
       </w:r>
+      <w:bookmarkEnd w:id="16"/>
+    </w:p>
+    <w:p>
+      <w:pPr>
+        <w:rPr>
+          <w:rFonts w:eastAsiaTheme="majorEastAsia"/>
+        </w:rPr>
+      </w:pPr>
+      <w:r>
+        <w:rPr>
+          <w:rFonts w:eastAsiaTheme="majorEastAsia"/>
+        </w:rPr>
+        <w:t>Ofrecer desayunos saludables de alta calidad mediante una plataforma digital que facilite el pedido</w:t>
+      </w:r>
+      <w:r>
+        <w:rPr>
+          <w:rFonts w:eastAsiaTheme="majorEastAsia"/>
+        </w:rPr>
+        <w:t xml:space="preserve"> anticipado</w:t>
+      </w:r>
+      <w:r>
+        <w:rPr>
+          <w:rFonts w:eastAsiaTheme="majorEastAsia"/>
+        </w:rPr>
+        <w:t xml:space="preserve"> a personas con tiempo</w:t>
+      </w:r>
+      <w:r>
+        <w:rPr>
+          <w:rFonts w:eastAsiaTheme="majorEastAsia"/>
+        </w:rPr>
+        <w:t xml:space="preserve"> limitado</w:t>
+      </w:r>
+      <w:r>
+        <w:rPr>
+          <w:rFonts w:eastAsiaTheme="majorEastAsia"/>
+        </w:rPr>
+        <w:t>.</w:t>
+      </w:r>
+    </w:p>
+    <w:p>
+      <w:pPr>
+        <w:pStyle w:val="Ttulo3"/>
+      </w:pPr>
+      <w:bookmarkStart w:id="17" w:name="_Toc223905150"/>
+      <w:r>
+        <w:t>Visión</w:t>
+      </w:r>
       <w:bookmarkEnd w:id="17"/>
     </w:p>
     <w:p>
@@ -6596,91 +6691,54 @@
         <w:rPr>
           <w:rFonts w:eastAsiaTheme="majorEastAsia"/>
         </w:rPr>
-        <w:t>Ofrecer desayunos saludables de alta calidad mediante una plataforma digital que facilite el pedido</w:t>
-      </w:r>
-      <w:r>
-        <w:rPr>
-          <w:rFonts w:eastAsiaTheme="majorEastAsia"/>
-        </w:rPr>
-        <w:t xml:space="preserve"> anticipado</w:t>
-      </w:r>
-      <w:r>
-        <w:rPr>
-          <w:rFonts w:eastAsiaTheme="majorEastAsia"/>
-        </w:rPr>
-        <w:t xml:space="preserve"> a personas con tiempo</w:t>
-      </w:r>
-      <w:r>
-        <w:rPr>
-          <w:rFonts w:eastAsiaTheme="majorEastAsia"/>
-        </w:rPr>
-        <w:t xml:space="preserve"> limitado</w:t>
-      </w:r>
-      <w:r>
-        <w:rPr>
-          <w:rFonts w:eastAsiaTheme="majorEastAsia"/>
-        </w:rPr>
-        <w:t>.</w:t>
+        <w:t>Ser en cinco años la empresa referente en preventa de desayunos saludables en nuestra ciudad, reconocida por su puntualidad, calidad</w:t>
+      </w:r>
+      <w:r>
+        <w:rPr>
+          <w:rFonts w:eastAsiaTheme="majorEastAsia"/>
+        </w:rPr>
+        <w:t xml:space="preserve"> constante</w:t>
+      </w:r>
+      <w:r>
+        <w:rPr>
+          <w:rFonts w:eastAsiaTheme="majorEastAsia"/>
+        </w:rPr>
+        <w:t xml:space="preserve"> y uso eficiente de</w:t>
+      </w:r>
+      <w:r>
+        <w:rPr>
+          <w:rFonts w:eastAsiaTheme="majorEastAsia"/>
+        </w:rPr>
+        <w:t xml:space="preserve"> la</w:t>
+      </w:r>
+      <w:r>
+        <w:rPr>
+          <w:rFonts w:eastAsiaTheme="majorEastAsia"/>
+        </w:rPr>
+        <w:t xml:space="preserve"> tecnología para </w:t>
+      </w:r>
+      <w:r>
+        <w:rPr>
+          <w:rFonts w:eastAsiaTheme="majorEastAsia"/>
+        </w:rPr>
+        <w:t xml:space="preserve">promover y </w:t>
+      </w:r>
+      <w:r>
+        <w:rPr>
+          <w:rFonts w:eastAsiaTheme="majorEastAsia"/>
+        </w:rPr>
+        <w:t>facilitar una alimentación saludable y sostenible.</w:t>
       </w:r>
     </w:p>
     <w:p>
       <w:pPr>
         <w:pStyle w:val="Ttulo3"/>
       </w:pPr>
-      <w:bookmarkStart w:id="18" w:name="_Toc223891232"/>
-      <w:r>
-        <w:t>Visión</w:t>
+      <w:bookmarkStart w:id="18" w:name="_Toc223905151"/>
+      <w:r>
+        <w:t>Valores</w:t>
       </w:r>
       <w:bookmarkEnd w:id="18"/>
-    </w:p>
-    <w:p>
-      <w:pPr>
-        <w:rPr>
-          <w:rFonts w:eastAsiaTheme="majorEastAsia"/>
-        </w:rPr>
-      </w:pPr>
-      <w:r>
-        <w:rPr>
-          <w:rFonts w:eastAsiaTheme="majorEastAsia"/>
-        </w:rPr>
-        <w:t>Ser en cinco años la empresa referente en preventa de desayunos saludables en nuestra ciudad, reconocida por su puntualidad, calidad</w:t>
-      </w:r>
-      <w:r>
-        <w:rPr>
-          <w:rFonts w:eastAsiaTheme="majorEastAsia"/>
-        </w:rPr>
-        <w:t xml:space="preserve"> constante</w:t>
-      </w:r>
-      <w:r>
-        <w:rPr>
-          <w:rFonts w:eastAsiaTheme="majorEastAsia"/>
-        </w:rPr>
-        <w:t xml:space="preserve"> y uso eficiente de</w:t>
-      </w:r>
-      <w:r>
-        <w:rPr>
-          <w:rFonts w:eastAsiaTheme="majorEastAsia"/>
-        </w:rPr>
-        <w:t xml:space="preserve"> la</w:t>
-      </w:r>
-      <w:r>
-        <w:rPr>
-          <w:rFonts w:eastAsiaTheme="majorEastAsia"/>
-        </w:rPr>
-        <w:t xml:space="preserve"> tecnología para </w:t>
-      </w:r>
-      <w:r>
-        <w:rPr>
-          <w:rFonts w:eastAsiaTheme="majorEastAsia"/>
-        </w:rPr>
-        <w:t xml:space="preserve">promover y </w:t>
-      </w:r>
-      <w:r>
-        <w:rPr>
-          <w:rFonts w:eastAsiaTheme="majorEastAsia"/>
-        </w:rPr>
-        <w:t>facilitar una alimentación saludable y sostenible.</w:t>
-      </w:r>
     </w:p>
     <w:p>
       <w:pPr>
@@ -6751,6 +6809,7 @@
           <w:b/>
           <w:bCs/>
         </w:rPr>
+        <w:lastRenderedPageBreak/>
         <w:t>Puntualidad:</w:t>
       </w:r>
       <w:r>
@@ -6809,14 +6868,7 @@
         <w:rPr>
           <w:rFonts w:eastAsiaTheme="majorEastAsia"/>
         </w:rPr>
-        <w:t xml:space="preserve"> Priorizamos la atención cercana y personalizada, </w:t>
-      </w:r>
-      <w:r>
-        <w:rPr>
-          <w:rFonts w:eastAsiaTheme="majorEastAsia"/>
-        </w:rPr>
-        <w:lastRenderedPageBreak/>
-        <w:t>enfocándonos en comprender y satisfacer sus necesidades.</w:t>
+        <w:t xml:space="preserve"> Priorizamos la atención cercana y personalizada, enfocándonos en comprender y satisfacer sus necesidades.</w:t>
       </w:r>
     </w:p>
     <w:p>
@@ -6849,11 +6901,132 @@
       <w:pPr>
         <w:pStyle w:val="Ttulo2"/>
       </w:pPr>
-      <w:bookmarkStart w:id="19" w:name="_Toc223891233"/>
-      <w:r>
-        <w:t>MARCA / BRANDING</w:t>
+      <w:bookmarkStart w:id="19" w:name="_Toc223905152"/>
+      <w:r>
+        <w:t>Marca / Branding</w:t>
       </w:r>
       <w:bookmarkEnd w:id="19"/>
+    </w:p>
+    <w:p>
+      <w:pPr>
+        <w:pStyle w:val="Ttulo3"/>
+      </w:pPr>
+      <w:bookmarkStart w:id="20" w:name="_Toc223905153"/>
+      <w:r>
+        <w:t>Datos generales del proyecto</w:t>
+      </w:r>
+      <w:bookmarkEnd w:id="20"/>
+    </w:p>
+    <w:p>
+      <w:pPr>
+        <w:pStyle w:val="Prrafodelista"/>
+        <w:numPr>
+          <w:ilvl w:val="0"/>
+          <w:numId w:val="9"/>
+        </w:numPr>
+        <w:rPr>
+          <w:b/>
+          <w:lang w:val="es-PE"/>
+        </w:rPr>
+      </w:pPr>
+      <w:r>
+        <w:t xml:space="preserve">Nombre del proyecto: </w:t>
+      </w:r>
+      <w:r>
+        <w:t xml:space="preserve">Plan de negocios de Easy </w:t>
+      </w:r>
+      <w:proofErr w:type="spellStart"/>
+      <w:r>
+        <w:t>Breakfast</w:t>
+      </w:r>
+      <w:proofErr w:type="spellEnd"/>
+      <w:r>
+        <w:t>,</w:t>
+      </w:r>
+      <w:r>
+        <w:t xml:space="preserve"> preventa</w:t>
+      </w:r>
+      <w:r>
+        <w:t xml:space="preserve"> online</w:t>
+      </w:r>
+      <w:r>
+        <w:t xml:space="preserve"> de desayunos saludables.</w:t>
+      </w:r>
+    </w:p>
+    <w:p>
+      <w:pPr>
+        <w:pStyle w:val="Prrafodelista"/>
+        <w:numPr>
+          <w:ilvl w:val="0"/>
+          <w:numId w:val="8"/>
+        </w:numPr>
+      </w:pPr>
+      <w:r>
+        <w:t xml:space="preserve">Tipo de proyecto: Emprendimiento gastronómico, productos saludables. </w:t>
+      </w:r>
+    </w:p>
+    <w:p>
+      <w:pPr>
+        <w:pStyle w:val="Prrafodelista"/>
+        <w:numPr>
+          <w:ilvl w:val="0"/>
+          <w:numId w:val="8"/>
+        </w:numPr>
+      </w:pPr>
+      <w:r>
+        <w:t>Área: Alimentos</w:t>
+      </w:r>
+    </w:p>
+    <w:p>
+      <w:pPr>
+        <w:pStyle w:val="Prrafodelista"/>
+        <w:numPr>
+          <w:ilvl w:val="0"/>
+          <w:numId w:val="8"/>
+        </w:numPr>
+      </w:pPr>
+      <w:r>
+        <w:t>Propósito del proyecto:</w:t>
+      </w:r>
+      <w:r>
+        <w:t xml:space="preserve"> O</w:t>
+      </w:r>
+      <w:r>
+        <w:t>frecer desayunos prácticos, nutritivos y accesibles para personas que cuentan con poco tiempo en la mañana, brindando una alternativa rápida y de calidad.</w:t>
+      </w:r>
+    </w:p>
+    <w:p>
+      <w:pPr>
+        <w:pStyle w:val="Prrafodelista"/>
+        <w:numPr>
+          <w:ilvl w:val="0"/>
+          <w:numId w:val="8"/>
+        </w:numPr>
+      </w:pPr>
+      <w:r>
+        <w:t xml:space="preserve">Objetivos del branding: </w:t>
+      </w:r>
+      <w:r>
+        <w:t xml:space="preserve">Posicionar a Easy </w:t>
+      </w:r>
+      <w:proofErr w:type="spellStart"/>
+      <w:r>
+        <w:t>Breakfast</w:t>
+      </w:r>
+      <w:proofErr w:type="spellEnd"/>
+      <w:r>
+        <w:t xml:space="preserve"> como una opción confiable y práctica para el consumo diario de desayunos.</w:t>
+      </w:r>
+    </w:p>
+    <w:p>
+      <w:pPr>
+        <w:pStyle w:val="Ttulo2"/>
+      </w:pPr>
+      <w:bookmarkStart w:id="21" w:name="_Toc223905154"/>
+      <w:r>
+        <w:t>Arquetipos</w:t>
+      </w:r>
+      <w:bookmarkEnd w:id="21"/>
     </w:p>
     <w:p>
       <w:pPr>
@@ -6889,7 +7062,14 @@
         <w:rPr>
           <w:rFonts w:eastAsiaTheme="majorEastAsia"/>
         </w:rPr>
-        <w:t xml:space="preserve"> se fundamenta en la creación de una personalidad corporativa coherente con su propuesta de valor: facilitar el acceso a desayunos saludables mediante un sistema digital eficiente y organizado. El branding del proyecto no se limita a la identidad visual, sino que busca generar una conexión emocional con el cliente, posicionándose como una marca confiable, cercana y orientada al bienestar y rendimiento diario.</w:t>
+        <w:t xml:space="preserve"> se fundamenta en la creación de una personalidad corporativa coherente con su propuesta de valor: facilitar </w:t>
+      </w:r>
+      <w:r>
+        <w:rPr>
+          <w:rFonts w:eastAsiaTheme="majorEastAsia"/>
+        </w:rPr>
+        <w:lastRenderedPageBreak/>
+        <w:t>el acceso a desayunos saludables mediante un sistema digital eficiente y organizado. El branding del proyecto no se limita a la identidad visual, sino que busca generar una conexión emocional con el cliente, posicionándose como una marca confiable, cercana y orientada al bienestar y rendimiento diario.</w:t>
       </w:r>
     </w:p>
     <w:p>
@@ -7014,14 +7194,7 @@
         <w:rPr>
           <w:rFonts w:eastAsiaTheme="majorEastAsia"/>
         </w:rPr>
-        <w:t xml:space="preserve"> no solo alimenta, sino que impulsa al cliente a comenzar el día con determinación y productividad. La marca comunica que una adecuada alimentación matutina es el punto de partida </w:t>
-      </w:r>
-      <w:r>
-        <w:rPr>
-          <w:rFonts w:eastAsiaTheme="majorEastAsia"/>
-        </w:rPr>
-        <w:lastRenderedPageBreak/>
-        <w:t>para conquistar metas personales y profesionales.</w:t>
+        <w:t xml:space="preserve"> no solo alimenta, sino que impulsa al cliente a comenzar el día con determinación y productividad. La marca comunica que una adecuada alimentación matutina es el punto de partida para conquistar metas personales y profesionales.</w:t>
       </w:r>
     </w:p>
     <w:p>
@@ -7085,7 +7258,21 @@
             <w:rStyle w:val="Hipervnculo"/>
             <w:rFonts w:eastAsiaTheme="majorEastAsia"/>
           </w:rPr>
-          <w:t>Breakfast</w:t>
+          <w:t>Break</w:t>
+        </w:r>
+        <w:r>
+          <w:rPr>
+            <w:rStyle w:val="Hipervnculo"/>
+            <w:rFonts w:eastAsiaTheme="majorEastAsia"/>
+          </w:rPr>
+          <w:t>f</w:t>
+        </w:r>
+        <w:r>
+          <w:rPr>
+            <w:rStyle w:val="Hipervnculo"/>
+            <w:rFonts w:eastAsiaTheme="majorEastAsia"/>
+          </w:rPr>
+          <w:t>ast</w:t>
         </w:r>
         <w:proofErr w:type="spellEnd"/>
         <w:r>
@@ -7099,13 +7286,14 @@
     </w:p>
     <w:p>
       <w:pPr>
-        <w:pStyle w:val="Ttulo3"/>
-      </w:pPr>
-      <w:bookmarkStart w:id="20" w:name="_Toc223891234"/>
-      <w:r>
+        <w:pStyle w:val="Ttulo2"/>
+      </w:pPr>
+      <w:bookmarkStart w:id="22" w:name="_Toc223905155"/>
+      <w:r>
+        <w:lastRenderedPageBreak/>
         <w:t>Logotipo</w:t>
       </w:r>
-      <w:bookmarkEnd w:id="20"/>
+      <w:bookmarkEnd w:id="22"/>
     </w:p>
     <w:p>
       <w:pPr>
@@ -7115,6 +7303,8 @@
         <w:rPr>
           <w:b/>
           <w:bCs/>
+          <w:i w:val="0"/>
+          <w:iCs/>
         </w:rPr>
         <w:t xml:space="preserve">Figura </w:t>
       </w:r>
@@ -7122,6 +7312,8 @@
         <w:rPr>
           <w:b/>
           <w:bCs/>
+          <w:i w:val="0"/>
+          <w:iCs/>
         </w:rPr>
         <w:fldChar w:fldCharType="begin"/>
       </w:r>
@@ -7129,6 +7321,8 @@
         <w:rPr>
           <w:b/>
           <w:bCs/>
+          <w:i w:val="0"/>
+          <w:iCs/>
         </w:rPr>
         <w:instrText xml:space="preserve"> SEQ Figura \* ARABIC </w:instrText>
       </w:r>
@@ -7136,6 +7330,8 @@
         <w:rPr>
           <w:b/>
           <w:bCs/>
+          <w:i w:val="0"/>
+          <w:iCs/>
         </w:rPr>
         <w:fldChar w:fldCharType="separate"/>
       </w:r>
@@ -7143,19 +7339,25 @@
         <w:rPr>
           <w:b/>
           <w:bCs/>
+          <w:i w:val="0"/>
+          <w:iCs/>
           <w:noProof/>
         </w:rPr>
-        <w:t>2</w:t>
+        <w:t>1</w:t>
       </w:r>
       <w:r>
         <w:rPr>
           <w:b/>
           <w:bCs/>
+          <w:i w:val="0"/>
+          <w:iCs/>
         </w:rPr>
         <w:fldChar w:fldCharType="end"/>
       </w:r>
       <w:r>
         <w:br/>
+      </w:r>
+      <w:r>
         <w:t xml:space="preserve">Logo de Easy </w:t>
       </w:r>
       <w:proofErr w:type="spellStart"/>
@@ -7170,7 +7372,7 @@
           <w:noProof/>
         </w:rPr>
         <w:drawing>
-          <wp:inline distT="0" distB="0" distL="0" distR="0" wp14:anchorId="19FD2110" wp14:editId="49736C00">
+          <wp:inline distT="0" distB="0" distL="0" distR="0" wp14:anchorId="19FD2110" wp14:editId="23917015">
             <wp:extent cx="3901440" cy="3901440"/>
             <wp:effectExtent l="0" t="0" r="3810" b="3810"/>
             <wp:docPr id="6" name="Imagen 6"/>
@@ -7221,59 +7423,93 @@
     </w:p>
     <w:p>
       <w:pPr>
-        <w:pStyle w:val="Ttulo3"/>
-      </w:pPr>
-      <w:bookmarkStart w:id="21" w:name="_Toc223891235"/>
+        <w:pStyle w:val="Ttulo2"/>
+      </w:pPr>
+      <w:bookmarkStart w:id="23" w:name="_Toc223905156"/>
+      <w:r>
+        <w:t>Eslogan</w:t>
+      </w:r>
+      <w:bookmarkEnd w:id="23"/>
+    </w:p>
+    <w:p>
+      <w:pPr>
+        <w:rPr>
+          <w:rFonts w:eastAsiaTheme="majorEastAsia"/>
+        </w:rPr>
+      </w:pPr>
+      <w:r>
+        <w:rPr>
+          <w:rFonts w:eastAsiaTheme="majorEastAsia"/>
+        </w:rPr>
+        <w:t>"Nos encargamos de tu desayuno para que tú te encargues de conquistar el día."</w:t>
+      </w:r>
+    </w:p>
+    <w:p>
+      <w:pPr>
+        <w:pStyle w:val="Ttulo1"/>
+      </w:pPr>
+      <w:bookmarkStart w:id="24" w:name="_Toc223905157"/>
+      <w:r>
+        <w:t>RESULTADOS</w:t>
+      </w:r>
+      <w:bookmarkEnd w:id="24"/>
+    </w:p>
+    <w:p/>
+    <w:p>
+      <w:pPr>
+        <w:pStyle w:val="Ttulo1"/>
+      </w:pPr>
+      <w:bookmarkStart w:id="25" w:name="_Toc223905158"/>
       <w:r>
         <w:lastRenderedPageBreak/>
-        <w:t>Eslogan</w:t>
-      </w:r>
-      <w:bookmarkEnd w:id="21"/>
-    </w:p>
-    <w:p>
-      <w:pPr>
-        <w:rPr>
-          <w:rFonts w:eastAsiaTheme="majorEastAsia"/>
-        </w:rPr>
-      </w:pPr>
-      <w:r>
-        <w:rPr>
-          <w:rFonts w:eastAsiaTheme="majorEastAsia"/>
-        </w:rPr>
-        <w:t>"Nos encargamos de tu desayuno para que tú te encargues de conquistar el día."</w:t>
-      </w:r>
-    </w:p>
+        <w:t>CONCLUSIONES</w:t>
+      </w:r>
+      <w:bookmarkEnd w:id="25"/>
+    </w:p>
+    <w:p/>
     <w:p>
       <w:pPr>
         <w:pStyle w:val="Ttulo1"/>
       </w:pPr>
-      <w:bookmarkStart w:id="22" w:name="_Toc223891236"/>
-      <w:r>
-        <w:t>RESULTADOS</w:t>
-      </w:r>
-      <w:bookmarkEnd w:id="22"/>
-    </w:p>
-    <w:p/>
+      <w:bookmarkStart w:id="26" w:name="_Toc223905159"/>
+      <w:r>
+        <w:t>RECOMENDACIONES</w:t>
+      </w:r>
+      <w:bookmarkEnd w:id="26"/>
+    </w:p>
+    <w:p>
+      <w:pPr>
+        <w:rPr>
+          <w:rFonts w:eastAsiaTheme="majorEastAsia"/>
+        </w:rPr>
+      </w:pPr>
+    </w:p>
     <w:p>
       <w:pPr>
         <w:pStyle w:val="Ttulo1"/>
       </w:pPr>
-      <w:bookmarkStart w:id="23" w:name="_Toc223891237"/>
-      <w:r>
-        <w:t>CONCLUSIONES</w:t>
-      </w:r>
-      <w:bookmarkEnd w:id="23"/>
-    </w:p>
-    <w:p/>
+      <w:bookmarkStart w:id="27" w:name="_Toc223905160"/>
+      <w:r>
+        <w:t>PROPUESTA</w:t>
+      </w:r>
+      <w:bookmarkEnd w:id="27"/>
+    </w:p>
+    <w:p>
+      <w:pPr>
+        <w:rPr>
+          <w:rFonts w:eastAsiaTheme="majorEastAsia"/>
+        </w:rPr>
+      </w:pPr>
+    </w:p>
     <w:p>
       <w:pPr>
         <w:pStyle w:val="Ttulo1"/>
       </w:pPr>
-      <w:bookmarkStart w:id="24" w:name="_Toc223891238"/>
-      <w:r>
-        <w:t>RECOMENDACIONES</w:t>
-      </w:r>
-      <w:bookmarkEnd w:id="24"/>
+      <w:bookmarkStart w:id="28" w:name="_Toc223905161"/>
+      <w:r>
+        <w:t>REFERENCIAS BIBLIOGRÁFICAS</w:t>
+      </w:r>
+      <w:bookmarkEnd w:id="28"/>
     </w:p>
     <w:p>
       <w:pPr>
@@ -7286,45 +7522,11 @@
       <w:pPr>
         <w:pStyle w:val="Ttulo1"/>
       </w:pPr>
-      <w:bookmarkStart w:id="25" w:name="_Toc223891239"/>
-      <w:r>
-        <w:t>PROPUESTA</w:t>
-      </w:r>
-      <w:bookmarkEnd w:id="25"/>
-    </w:p>
-    <w:p>
-      <w:pPr>
-        <w:rPr>
-          <w:rFonts w:eastAsiaTheme="majorEastAsia"/>
-        </w:rPr>
-      </w:pPr>
-    </w:p>
-    <w:p>
-      <w:pPr>
-        <w:pStyle w:val="Ttulo1"/>
-      </w:pPr>
-      <w:bookmarkStart w:id="26" w:name="_Toc223891240"/>
-      <w:r>
-        <w:t>REFERENCIAS BIBLIOGRÁFICAS</w:t>
-      </w:r>
-      <w:bookmarkEnd w:id="26"/>
-    </w:p>
-    <w:p>
-      <w:pPr>
-        <w:rPr>
-          <w:rFonts w:eastAsiaTheme="majorEastAsia"/>
-        </w:rPr>
-      </w:pPr>
-    </w:p>
-    <w:p>
-      <w:pPr>
-        <w:pStyle w:val="Ttulo1"/>
-      </w:pPr>
-      <w:bookmarkStart w:id="27" w:name="_Toc223891241"/>
+      <w:bookmarkStart w:id="29" w:name="_Toc223905162"/>
       <w:r>
         <w:t>ANEXOS</w:t>
       </w:r>
-      <w:bookmarkEnd w:id="27"/>
+      <w:bookmarkEnd w:id="29"/>
     </w:p>
     <w:sectPr>
       <w:pgSz w:w="12240" w:h="15840"/>
@@ -7864,6 +8066,232 @@
 <file path=word/numbering.xml><?xml version="1.0" encoding="utf-8"?>
 <w:numbering xmlns:wpc="http://schemas.microsoft.com/office/word/2010/wordprocessingCanvas" xmlns:cx="http://schemas.microsoft.com/office/drawing/2014/chartex" xmlns:cx1="http://schemas.microsoft.com/office/drawing/2015/9/8/chartex" xmlns:cx2="http://schemas.microsoft.com/office/drawing/2015/10/21/chartex" xmlns:cx3="http://schemas.microsoft.com/office/drawing/2016/5/9/chartex" xmlns:cx4="http://schemas.microsoft.com/office/drawing/2016/5/10/chartex" xmlns:cx5="http://schemas.microsoft.com/office/drawing/2016/5/11/chartex" xmlns:cx6="http://schemas.microsoft.com/office/drawing/2016/5/12/chartex" xmlns:cx7="http://schemas.microsoft.com/office/drawing/2016/5/13/chartex" xmlns:cx8="http://schemas.microsoft.com/office/drawing/2016/5/14/chartex" xmlns:mc="http://schemas.openxmlformats.org/markup-compatibility/2006" xmlns:aink="http://schemas.microsoft.com/office/drawing/2016/ink" xmlns:am3d="http://schemas.microsoft.com/office/drawing/2017/model3d" xmlns:o="urn:schemas-microsoft-com:office:office" xmlns:oel="http://schemas.microsoft.com/office/2019/extlst" xmlns:r="http://schemas.openxmlformats.org/officeDocument/2006/relationships" xmlns:m="http://schemas.openxmlformats.org/officeDocument/2006/math" xmlns:v="urn:schemas-microsoft-com:vml" xmlns:wp14="http://schemas.microsoft.com/office/word/2010/wordprocessingDrawing" xmlns:wp="http://schemas.openxmlformats.org/drawingml/2006/wordprocessingDrawing" xmlns:w10="urn:schemas-microsoft-com:office:word" xmlns:w="http://schemas.openxmlformats.org/wordprocessingml/2006/main" xmlns:w14="http://schemas.microsoft.com/office/word/2010/wordml" xmlns:w15="http://schemas.microsoft.com/office/word/2012/wordml" xmlns:w16cex="http://schemas.microsoft.com/office/word/2018/wordml/cex" xmlns:w16cid="http://schemas.microsoft.com/office/word/2016/wordml/cid" xmlns:w16="http://schemas.microsoft.com/office/word/2018/wordml" xmlns:w16sdtdh="http://schemas.microsoft.com/office/word/2020/wordml/sdtdatahash" xmlns:w16se="http://schemas.microsoft.com/office/word/2015/wordml/symex" xmlns:wpg="http://schemas.microsoft.com/office/word/2010/wordprocessingGroup" xmlns:wpi="http://schemas.microsoft.com/office/word/2010/wordprocessingInk" xmlns:wne="http://schemas.microsoft.com/office/word/2006/wordml" xmlns:wps="http://schemas.microsoft.com/office/word/2010/wordprocessingShape" mc:Ignorable="w14 w15 w16se w16cid w16 w16cex w16sdtdh wp14">
   <w:abstractNum w:abstractNumId="0" w15:restartNumberingAfterBreak="0">
+    <w:nsid w:val="0D912C53"/>
+    <w:multiLevelType w:val="hybridMultilevel"/>
+    <w:tmpl w:val="564E54AE"/>
+    <w:lvl w:ilvl="0" w:tplc="04090001">
+      <w:start w:val="1"/>
+      <w:numFmt w:val="bullet"/>
+      <w:lvlText w:val=""/>
+      <w:lvlJc w:val="left"/>
+      <w:pPr>
+        <w:ind w:left="720" w:hanging="360"/>
+      </w:pPr>
+      <w:rPr>
+        <w:rFonts w:ascii="Symbol" w:hAnsi="Symbol" w:hint="default"/>
+      </w:rPr>
+    </w:lvl>
+    <w:lvl w:ilvl="1" w:tplc="280A0003" w:tentative="1">
+      <w:start w:val="1"/>
+      <w:numFmt w:val="bullet"/>
+      <w:lvlText w:val="o"/>
+      <w:lvlJc w:val="left"/>
+      <w:pPr>
+        <w:ind w:left="1440" w:hanging="360"/>
+      </w:pPr>
+      <w:rPr>
+        <w:rFonts w:ascii="Courier New" w:hAnsi="Courier New" w:cs="Courier New" w:hint="default"/>
+      </w:rPr>
+    </w:lvl>
+    <w:lvl w:ilvl="2" w:tplc="280A0005" w:tentative="1">
+      <w:start w:val="1"/>
+      <w:numFmt w:val="bullet"/>
+      <w:lvlText w:val=""/>
+      <w:lvlJc w:val="left"/>
+      <w:pPr>
+        <w:ind w:left="2160" w:hanging="360"/>
+      </w:pPr>
+      <w:rPr>
+        <w:rFonts w:ascii="Wingdings" w:hAnsi="Wingdings" w:hint="default"/>
+      </w:rPr>
+    </w:lvl>
+    <w:lvl w:ilvl="3" w:tplc="280A0001" w:tentative="1">
+      <w:start w:val="1"/>
+      <w:numFmt w:val="bullet"/>
+      <w:lvlText w:val=""/>
+      <w:lvlJc w:val="left"/>
+      <w:pPr>
+        <w:ind w:left="2880" w:hanging="360"/>
+      </w:pPr>
+      <w:rPr>
+        <w:rFonts w:ascii="Symbol" w:hAnsi="Symbol" w:hint="default"/>
+      </w:rPr>
+    </w:lvl>
+    <w:lvl w:ilvl="4" w:tplc="280A0003" w:tentative="1">
+      <w:start w:val="1"/>
+      <w:numFmt w:val="bullet"/>
+      <w:lvlText w:val="o"/>
+      <w:lvlJc w:val="left"/>
+      <w:pPr>
+        <w:ind w:left="3600" w:hanging="360"/>
+      </w:pPr>
+      <w:rPr>
+        <w:rFonts w:ascii="Courier New" w:hAnsi="Courier New" w:cs="Courier New" w:hint="default"/>
+      </w:rPr>
+    </w:lvl>
+    <w:lvl w:ilvl="5" w:tplc="280A0005" w:tentative="1">
+      <w:start w:val="1"/>
+      <w:numFmt w:val="bullet"/>
+      <w:lvlText w:val=""/>
+      <w:lvlJc w:val="left"/>
+      <w:pPr>
+        <w:ind w:left="4320" w:hanging="360"/>
+      </w:pPr>
+      <w:rPr>
+        <w:rFonts w:ascii="Wingdings" w:hAnsi="Wingdings" w:hint="default"/>
+      </w:rPr>
+    </w:lvl>
+    <w:lvl w:ilvl="6" w:tplc="280A0001" w:tentative="1">
+      <w:start w:val="1"/>
+      <w:numFmt w:val="bullet"/>
+      <w:lvlText w:val=""/>
+      <w:lvlJc w:val="left"/>
+      <w:pPr>
+        <w:ind w:left="5040" w:hanging="360"/>
+      </w:pPr>
+      <w:rPr>
+        <w:rFonts w:ascii="Symbol" w:hAnsi="Symbol" w:hint="default"/>
+      </w:rPr>
+    </w:lvl>
+    <w:lvl w:ilvl="7" w:tplc="280A0003" w:tentative="1">
+      <w:start w:val="1"/>
+      <w:numFmt w:val="bullet"/>
+      <w:lvlText w:val="o"/>
+      <w:lvlJc w:val="left"/>
+      <w:pPr>
+        <w:ind w:left="5760" w:hanging="360"/>
+      </w:pPr>
+      <w:rPr>
+        <w:rFonts w:ascii="Courier New" w:hAnsi="Courier New" w:cs="Courier New" w:hint="default"/>
+      </w:rPr>
+    </w:lvl>
+    <w:lvl w:ilvl="8" w:tplc="280A0005" w:tentative="1">
+      <w:start w:val="1"/>
+      <w:numFmt w:val="bullet"/>
+      <w:lvlText w:val=""/>
+      <w:lvlJc w:val="left"/>
+      <w:pPr>
+        <w:ind w:left="6480" w:hanging="360"/>
+      </w:pPr>
+      <w:rPr>
+        <w:rFonts w:ascii="Wingdings" w:hAnsi="Wingdings" w:hint="default"/>
+      </w:rPr>
+    </w:lvl>
+  </w:abstractNum>
+  <w:abstractNum w:abstractNumId="1" w15:restartNumberingAfterBreak="0">
+    <w:nsid w:val="28C72744"/>
+    <w:multiLevelType w:val="hybridMultilevel"/>
+    <w:tmpl w:val="3BD6FA66"/>
+    <w:lvl w:ilvl="0" w:tplc="04090001">
+      <w:start w:val="1"/>
+      <w:numFmt w:val="bullet"/>
+      <w:lvlText w:val=""/>
+      <w:lvlJc w:val="left"/>
+      <w:pPr>
+        <w:ind w:left="720" w:hanging="360"/>
+      </w:pPr>
+      <w:rPr>
+        <w:rFonts w:ascii="Symbol" w:hAnsi="Symbol" w:hint="default"/>
+      </w:rPr>
+    </w:lvl>
+    <w:lvl w:ilvl="1" w:tplc="280A0003" w:tentative="1">
+      <w:start w:val="1"/>
+      <w:numFmt w:val="bullet"/>
+      <w:lvlText w:val="o"/>
+      <w:lvlJc w:val="left"/>
+      <w:pPr>
+        <w:ind w:left="1440" w:hanging="360"/>
+      </w:pPr>
+      <w:rPr>
+        <w:rFonts w:ascii="Courier New" w:hAnsi="Courier New" w:cs="Courier New" w:hint="default"/>
+      </w:rPr>
+    </w:lvl>
+    <w:lvl w:ilvl="2" w:tplc="280A0005" w:tentative="1">
+      <w:start w:val="1"/>
+      <w:numFmt w:val="bullet"/>
+      <w:lvlText w:val=""/>
+      <w:lvlJc w:val="left"/>
+      <w:pPr>
+        <w:ind w:left="2160" w:hanging="360"/>
+      </w:pPr>
+      <w:rPr>
+        <w:rFonts w:ascii="Wingdings" w:hAnsi="Wingdings" w:hint="default"/>
+      </w:rPr>
+    </w:lvl>
+    <w:lvl w:ilvl="3" w:tplc="280A0001" w:tentative="1">
+      <w:start w:val="1"/>
+      <w:numFmt w:val="bullet"/>
+      <w:lvlText w:val=""/>
+      <w:lvlJc w:val="left"/>
+      <w:pPr>
+        <w:ind w:left="2880" w:hanging="360"/>
+      </w:pPr>
+      <w:rPr>
+        <w:rFonts w:ascii="Symbol" w:hAnsi="Symbol" w:hint="default"/>
+      </w:rPr>
+    </w:lvl>
+    <w:lvl w:ilvl="4" w:tplc="280A0003" w:tentative="1">
+      <w:start w:val="1"/>
+      <w:numFmt w:val="bullet"/>
+      <w:lvlText w:val="o"/>
+      <w:lvlJc w:val="left"/>
+      <w:pPr>
+        <w:ind w:left="3600" w:hanging="360"/>
+      </w:pPr>
+      <w:rPr>
+        <w:rFonts w:ascii="Courier New" w:hAnsi="Courier New" w:cs="Courier New" w:hint="default"/>
+      </w:rPr>
+    </w:lvl>
+    <w:lvl w:ilvl="5" w:tplc="280A0005" w:tentative="1">
+      <w:start w:val="1"/>
+      <w:numFmt w:val="bullet"/>
+      <w:lvlText w:val=""/>
+      <w:lvlJc w:val="left"/>
+      <w:pPr>
+        <w:ind w:left="4320" w:hanging="360"/>
+      </w:pPr>
+      <w:rPr>
+        <w:rFonts w:ascii="Wingdings" w:hAnsi="Wingdings" w:hint="default"/>
+      </w:rPr>
+    </w:lvl>
+    <w:lvl w:ilvl="6" w:tplc="280A0001" w:tentative="1">
+      <w:start w:val="1"/>
+      <w:numFmt w:val="bullet"/>
+      <w:lvlText w:val=""/>
+      <w:lvlJc w:val="left"/>
+      <w:pPr>
+        <w:ind w:left="5040" w:hanging="360"/>
+      </w:pPr>
+      <w:rPr>
+        <w:rFonts w:ascii="Symbol" w:hAnsi="Symbol" w:hint="default"/>
+      </w:rPr>
+    </w:lvl>
+    <w:lvl w:ilvl="7" w:tplc="280A0003" w:tentative="1">
+      <w:start w:val="1"/>
+      <w:numFmt w:val="bullet"/>
+      <w:lvlText w:val="o"/>
+      <w:lvlJc w:val="left"/>
+      <w:pPr>
+        <w:ind w:left="5760" w:hanging="360"/>
+      </w:pPr>
+      <w:rPr>
+        <w:rFonts w:ascii="Courier New" w:hAnsi="Courier New" w:cs="Courier New" w:hint="default"/>
+      </w:rPr>
+    </w:lvl>
+    <w:lvl w:ilvl="8" w:tplc="280A0005" w:tentative="1">
+      <w:start w:val="1"/>
+      <w:numFmt w:val="bullet"/>
+      <w:lvlText w:val=""/>
+      <w:lvlJc w:val="left"/>
+      <w:pPr>
+        <w:ind w:left="6480" w:hanging="360"/>
+      </w:pPr>
+      <w:rPr>
+        <w:rFonts w:ascii="Wingdings" w:hAnsi="Wingdings" w:hint="default"/>
+      </w:rPr>
+    </w:lvl>
+  </w:abstractNum>
+  <w:abstractNum w:abstractNumId="2" w15:restartNumberingAfterBreak="0">
     <w:nsid w:val="317B700E"/>
     <w:multiLevelType w:val="hybridMultilevel"/>
     <w:tmpl w:val="1D58FC4C"/>
@@ -7976,7 +8404,7 @@
       </w:rPr>
     </w:lvl>
   </w:abstractNum>
-  <w:abstractNum w:abstractNumId="1" w15:restartNumberingAfterBreak="0">
+  <w:abstractNum w:abstractNumId="3" w15:restartNumberingAfterBreak="0">
     <w:nsid w:val="36FE7A9A"/>
     <w:multiLevelType w:val="multilevel"/>
     <w:tmpl w:val="0ACA317C"/>
@@ -8096,7 +8524,7 @@
       </w:rPr>
     </w:lvl>
   </w:abstractNum>
-  <w:abstractNum w:abstractNumId="2" w15:restartNumberingAfterBreak="0">
+  <w:abstractNum w:abstractNumId="4" w15:restartNumberingAfterBreak="0">
     <w:nsid w:val="3D441842"/>
     <w:multiLevelType w:val="hybridMultilevel"/>
     <w:tmpl w:val="A0B0E90A"/>
@@ -8208,7 +8636,7 @@
       </w:rPr>
     </w:lvl>
   </w:abstractNum>
-  <w:abstractNum w:abstractNumId="3" w15:restartNumberingAfterBreak="0">
+  <w:abstractNum w:abstractNumId="5" w15:restartNumberingAfterBreak="0">
     <w:nsid w:val="40855F38"/>
     <w:multiLevelType w:val="multilevel"/>
     <w:tmpl w:val="0C0A001D"/>
@@ -8294,7 +8722,7 @@
       </w:pPr>
     </w:lvl>
   </w:abstractNum>
-  <w:abstractNum w:abstractNumId="4" w15:restartNumberingAfterBreak="0">
+  <w:abstractNum w:abstractNumId="6" w15:restartNumberingAfterBreak="0">
     <w:nsid w:val="4BC15F78"/>
     <w:multiLevelType w:val="hybridMultilevel"/>
     <w:tmpl w:val="749AA930"/>
@@ -8407,7 +8835,7 @@
       </w:rPr>
     </w:lvl>
   </w:abstractNum>
-  <w:abstractNum w:abstractNumId="5" w15:restartNumberingAfterBreak="0">
+  <w:abstractNum w:abstractNumId="7" w15:restartNumberingAfterBreak="0">
     <w:nsid w:val="4C52255D"/>
     <w:multiLevelType w:val="hybridMultilevel"/>
     <w:tmpl w:val="128E50B6"/>
@@ -8521,25 +8949,31 @@
     </w:lvl>
   </w:abstractNum>
   <w:num w:numId="1" w16cid:durableId="1641304644">
+    <w:abstractNumId w:val="2"/>
+  </w:num>
+  <w:num w:numId="2" w16cid:durableId="107508674">
+    <w:abstractNumId w:val="4"/>
+  </w:num>
+  <w:num w:numId="3" w16cid:durableId="1037704738">
+    <w:abstractNumId w:val="3"/>
+  </w:num>
+  <w:num w:numId="4" w16cid:durableId="770854546">
+    <w:abstractNumId w:val="3"/>
+  </w:num>
+  <w:num w:numId="5" w16cid:durableId="2061438233">
+    <w:abstractNumId w:val="5"/>
+  </w:num>
+  <w:num w:numId="6" w16cid:durableId="206528550">
+    <w:abstractNumId w:val="6"/>
+  </w:num>
+  <w:num w:numId="7" w16cid:durableId="331183043">
+    <w:abstractNumId w:val="7"/>
+  </w:num>
+  <w:num w:numId="8" w16cid:durableId="1058749717">
     <w:abstractNumId w:val="0"/>
   </w:num>
-  <w:num w:numId="2" w16cid:durableId="107508674">
-    <w:abstractNumId w:val="2"/>
-  </w:num>
-  <w:num w:numId="3" w16cid:durableId="1037704738">
+  <w:num w:numId="9" w16cid:durableId="1273979057">
     <w:abstractNumId w:val="1"/>
-  </w:num>
-  <w:num w:numId="4" w16cid:durableId="770854546">
-    <w:abstractNumId w:val="1"/>
-  </w:num>
-  <w:num w:numId="5" w16cid:durableId="2061438233">
-    <w:abstractNumId w:val="3"/>
-  </w:num>
-  <w:num w:numId="6" w16cid:durableId="206528550">
-    <w:abstractNumId w:val="4"/>
-  </w:num>
-  <w:num w:numId="7" w16cid:durableId="331183043">
-    <w:abstractNumId w:val="5"/>
   </w:num>
 </w:numbering>
 </file>
@@ -9157,7 +9591,6 @@
   <w:style w:type="character" w:default="1" w:styleId="Fuentedeprrafopredeter">
     <w:name w:val="Default Paragraph Font"/>
     <w:uiPriority w:val="1"/>
-    <w:semiHidden/>
     <w:unhideWhenUsed/>
   </w:style>
   <w:style w:type="table" w:default="1" w:styleId="Tablanormal">

--- a/Proyecto_Maria_belen_valenzuela_huilcarema.docx
+++ b/Proyecto_Maria_belen_valenzuela_huilcarema.docx
@@ -4141,8 +4141,37 @@
         <w:t xml:space="preserve">. </w:t>
       </w:r>
       <w:r>
-        <w:t>La propuesta surge en un contexto donde los hábitos de consumo han evolucionado hacia opciones más saludables, prácticas y alineadas con el ritmo acelerado de vida en entornos urbanos.</w:t>
-      </w:r>
+        <w:t>La propuesta surge en un contexto donde los hábitos de consumo han evolucionado hacia opciones más saludables, prácticas y alineadas con el ritmo acelerado de vida en entornos urbanos</w:t>
+      </w:r>
+      <w:r>
+        <w:t xml:space="preserve">. </w:t>
+      </w:r>
+      <w:sdt>
+        <w:sdtPr>
+          <w:id w:val="510734075"/>
+          <w:citation/>
+        </w:sdtPr>
+        <w:sdtContent>
+          <w:r>
+            <w:fldChar w:fldCharType="begin"/>
+          </w:r>
+          <w:r>
+            <w:instrText xml:space="preserve"> CITATION Gar13 \l 3082 </w:instrText>
+          </w:r>
+          <w:r>
+            <w:fldChar w:fldCharType="separate"/>
+          </w:r>
+          <w:r>
+            <w:rPr>
+              <w:noProof/>
+            </w:rPr>
+            <w:t>(Gary &amp; Philip, 2013)</w:t>
+          </w:r>
+          <w:r>
+            <w:fldChar w:fldCharType="end"/>
+          </w:r>
+        </w:sdtContent>
+      </w:sdt>
     </w:p>
     <w:p>
       <w:r>
@@ -4152,7 +4181,36 @@
         <w:t>, considerando que esta es una de las comidas más importantes del día</w:t>
       </w:r>
       <w:r>
-        <w:t>. A pesar de la creciente conciencia sobre la importancia del desayuno en el rendimiento físico y mental, la oferta disponible no siempre combina nutrición, accesibilidad y eficiencia. Esta situación evidencia una oportunidad de mercado para desarrollar un modelo de negocio que integre planificación, calidad y conveniencia.</w:t>
+        <w:t>.</w:t>
+      </w:r>
+      <w:sdt>
+        <w:sdtPr>
+          <w:id w:val="-1872837106"/>
+          <w:citation/>
+        </w:sdtPr>
+        <w:sdtContent>
+          <w:r>
+            <w:fldChar w:fldCharType="begin"/>
+          </w:r>
+          <w:r>
+            <w:instrText xml:space="preserve"> CITATION FAO16 \l 3082 </w:instrText>
+          </w:r>
+          <w:r>
+            <w:fldChar w:fldCharType="separate"/>
+          </w:r>
+          <w:r>
+            <w:rPr>
+              <w:noProof/>
+            </w:rPr>
+            <w:t xml:space="preserve"> (FAO, 2016)</w:t>
+          </w:r>
+          <w:r>
+            <w:fldChar w:fldCharType="end"/>
+          </w:r>
+        </w:sdtContent>
+      </w:sdt>
+      <w:r>
+        <w:t xml:space="preserve"> A pesar de la creciente conciencia sobre la importancia del desayuno en el rendimiento físico y mental, la oferta disponible no siempre combina nutrición, accesibilidad y eficiencia. Esta situación evidencia una oportunidad de mercado para desarrollar un modelo de negocio que integre planificación, calidad y conveniencia.</w:t>
       </w:r>
     </w:p>
     <w:p>
@@ -4165,7 +4223,36 @@
       </w:r>
       <w:proofErr w:type="spellEnd"/>
       <w:r>
-        <w:t xml:space="preserve"> plantea una propuesta de valor basada en desayunos nutritivos, balanceados y preparados bajo un sistema de preventa que permite optimizar la producción, reducir el desperdicio de alimentos y mejorar la gestión de costos. Este enfoque no solo busca satisfacer una necesidad alimenticia, sino también ofrecer una alternativa sostenible y organizada desde el punto de vista empresarial.</w:t>
+        <w:t xml:space="preserve"> plantea una propuesta de valor basada en desayunos nutritivos, balanceados y preparados bajo un sistema de preventa que permite optimizar la producción, reducir el desperdicio de alimentos y mejorar la gestión de costos.</w:t>
+      </w:r>
+      <w:sdt>
+        <w:sdtPr>
+          <w:id w:val="-787814985"/>
+          <w:citation/>
+        </w:sdtPr>
+        <w:sdtContent>
+          <w:r>
+            <w:fldChar w:fldCharType="begin"/>
+          </w:r>
+          <w:r>
+            <w:instrText xml:space="preserve"> CITATION Gei17 \l 3082 </w:instrText>
+          </w:r>
+          <w:r>
+            <w:fldChar w:fldCharType="separate"/>
+          </w:r>
+          <w:r>
+            <w:rPr>
+              <w:noProof/>
+            </w:rPr>
+            <w:t xml:space="preserve"> (Geissdoerfer, Savaget, Bocken, &amp; Jan Hultink, 2017)</w:t>
+          </w:r>
+          <w:r>
+            <w:fldChar w:fldCharType="end"/>
+          </w:r>
+        </w:sdtContent>
+      </w:sdt>
+      <w:r>
+        <w:t xml:space="preserve"> Este enfoque no solo busca satisfacer una necesidad alimenticia, sino también ofrecer una alternativa sostenible y organizada desde el punto de vista empresarial.</w:t>
       </w:r>
     </w:p>
     <w:p>
@@ -4176,12 +4263,15 @@
         <w:t xml:space="preserve">variables demográficas, </w:t>
       </w:r>
       <w:r>
-        <w:t>el análisis del entorno y del mercado objetivo, la definición del modelo de negocio, la estructura organizacional y la evaluación financiera del proyecto. Para ello, se aplican herramientas administrativas como el estudio de mercado, la planificación estratégica y el análisis de rentabilidad, con el propósito de determinar la factibilidad técnica, operativa y económica del emprendimiento.</w:t>
-      </w:r>
-    </w:p>
-    <w:p>
+        <w:t xml:space="preserve">el análisis del entorno y del mercado objetivo, la definición del modelo de negocio, la estructura organizacional y la evaluación financiera del proyecto. Para ello, se aplican herramientas administrativas como el estudio de mercado, la planificación estratégica y el análisis de rentabilidad, </w:t>
+      </w:r>
       <w:r>
         <w:lastRenderedPageBreak/>
+        <w:t>con el propósito de determinar la factibilidad técnica, operativa y económica del emprendimiento.</w:t>
+      </w:r>
+    </w:p>
+    <w:p>
+      <w:r>
         <w:t xml:space="preserve">El diseño del modelo de negocio se fundamenta en la metodología del Business </w:t>
       </w:r>
       <w:proofErr w:type="spellStart"/>
@@ -4233,7 +4323,36 @@
       </w:r>
       <w:proofErr w:type="spellEnd"/>
       <w:r>
-        <w:t>, herramienta que permite estructurar de manera lógica los componentes clave del emprendimiento: segmentos de clientes, propuesta de valor, canales de distribución, relaciones con clientes, fuentes de ingresos, recursos clave, actividades clave, socios estratégicos y estructura de costos. Esta metodología facilita visualizar cómo la empresa crea, entrega y captura valor.</w:t>
+        <w:t>,</w:t>
+      </w:r>
+      <w:sdt>
+        <w:sdtPr>
+          <w:id w:val="1247536916"/>
+          <w:citation/>
+        </w:sdtPr>
+        <w:sdtContent>
+          <w:r>
+            <w:fldChar w:fldCharType="begin"/>
+          </w:r>
+          <w:r>
+            <w:instrText xml:space="preserve"> CITATION Ost09 \l 3082 </w:instrText>
+          </w:r>
+          <w:r>
+            <w:fldChar w:fldCharType="separate"/>
+          </w:r>
+          <w:r>
+            <w:rPr>
+              <w:noProof/>
+            </w:rPr>
+            <w:t xml:space="preserve"> (Osterwalder &amp; Pigneur, 2009)</w:t>
+          </w:r>
+          <w:r>
+            <w:fldChar w:fldCharType="end"/>
+          </w:r>
+        </w:sdtContent>
+      </w:sdt>
+      <w:r>
+        <w:t xml:space="preserve"> herramienta que permite estructurar de manera lógica los componentes clave del emprendimiento: segmentos de clientes, propuesta de valor, canales de distribución, relaciones con clientes, fuentes de ingresos, recursos clave, actividades clave, socios estratégicos y estructura de costos. Esta metodología facilita visualizar cómo la empresa crea, entrega y captura valor.</w:t>
       </w:r>
     </w:p>
     <w:p>
@@ -4256,11 +4375,40 @@
     </w:p>
     <w:p>
       <w:r>
-        <w:t xml:space="preserve">Adicionalmente, el proyecto incorpora una estrategia de marketing enfocada en medios digitales, redes sociales y canales de distribución directa, considerando el comportamiento actual del consumidor y la creciente relevancia del comercio electrónico y servicios de entrega a domicilio. La construcción de marca se apoya en un arquetipo definido —El Creador— que refuerza la identidad innovadora y </w:t>
+        <w:t xml:space="preserve">Adicionalmente, el proyecto incorpora una estrategia de marketing enfocada en medios digitales, redes sociales y canales de distribución directa, considerando el </w:t>
       </w:r>
       <w:r>
         <w:lastRenderedPageBreak/>
-        <w:t>diferenciadora del emprendimiento.</w:t>
+        <w:t>comportamiento actual del consumidor y la creciente relevancia del comercio electrónico y servicios de entrega a domicilio.</w:t>
+      </w:r>
+      <w:sdt>
+        <w:sdtPr>
+          <w:id w:val="-215350403"/>
+          <w:citation/>
+        </w:sdtPr>
+        <w:sdtContent>
+          <w:r>
+            <w:fldChar w:fldCharType="begin"/>
+          </w:r>
+          <w:r>
+            <w:instrText xml:space="preserve"> CITATION Gar13 \l 3082 </w:instrText>
+          </w:r>
+          <w:r>
+            <w:fldChar w:fldCharType="separate"/>
+          </w:r>
+          <w:r>
+            <w:rPr>
+              <w:noProof/>
+            </w:rPr>
+            <w:t xml:space="preserve"> (Gary &amp; Philip, 2013)</w:t>
+          </w:r>
+          <w:r>
+            <w:fldChar w:fldCharType="end"/>
+          </w:r>
+        </w:sdtContent>
+      </w:sdt>
+      <w:r>
+        <w:t xml:space="preserve"> La construcción de marca se apoya en un arquetipo definido —El Creador— que refuerza la identidad innovadora y diferenciadora del emprendimiento.</w:t>
       </w:r>
     </w:p>
     <w:p>
@@ -7258,21 +7406,7 @@
             <w:rStyle w:val="Hipervnculo"/>
             <w:rFonts w:eastAsiaTheme="majorEastAsia"/>
           </w:rPr>
-          <w:t>Break</w:t>
-        </w:r>
-        <w:r>
-          <w:rPr>
-            <w:rStyle w:val="Hipervnculo"/>
-            <w:rFonts w:eastAsiaTheme="majorEastAsia"/>
-          </w:rPr>
-          <w:t>f</w:t>
-        </w:r>
-        <w:r>
-          <w:rPr>
-            <w:rStyle w:val="Hipervnculo"/>
-            <w:rFonts w:eastAsiaTheme="majorEastAsia"/>
-          </w:rPr>
-          <w:t>ast</w:t>
+          <w:t>Breakfast</w:t>
         </w:r>
         <w:proofErr w:type="spellEnd"/>
         <w:r>
@@ -7372,7 +7506,7 @@
           <w:noProof/>
         </w:rPr>
         <w:drawing>
-          <wp:inline distT="0" distB="0" distL="0" distR="0" wp14:anchorId="19FD2110" wp14:editId="23917015">
+          <wp:inline distT="0" distB="0" distL="0" distR="0" wp14:anchorId="19FD2110" wp14:editId="05CF6655">
             <wp:extent cx="3901440" cy="3901440"/>
             <wp:effectExtent l="0" t="0" r="3810" b="3810"/>
             <wp:docPr id="6" name="Imagen 6"/>
@@ -7513,10 +7647,174 @@
     </w:p>
     <w:p>
       <w:pPr>
-        <w:rPr>
-          <w:rFonts w:eastAsiaTheme="majorEastAsia"/>
-        </w:rPr>
-      </w:pPr>
+        <w:pStyle w:val="Bibliografa"/>
+        <w:ind w:left="720" w:hanging="720"/>
+        <w:rPr>
+          <w:noProof/>
+          <w:szCs w:val="24"/>
+        </w:rPr>
+      </w:pPr>
+      <w:r>
+        <w:rPr>
+          <w:rFonts w:eastAsiaTheme="majorEastAsia"/>
+        </w:rPr>
+        <w:fldChar w:fldCharType="begin"/>
+      </w:r>
+      <w:r>
+        <w:rPr>
+          <w:rFonts w:eastAsiaTheme="majorEastAsia"/>
+          <w:lang w:val="en-US"/>
+        </w:rPr>
+        <w:instrText xml:space="preserve"> BIBLIOGRAPHY  \l 3082 </w:instrText>
+      </w:r>
+      <w:r>
+        <w:rPr>
+          <w:rFonts w:eastAsiaTheme="majorEastAsia"/>
+        </w:rPr>
+        <w:fldChar w:fldCharType="separate"/>
+      </w:r>
+      <w:r>
+        <w:rPr>
+          <w:noProof/>
+          <w:lang w:val="en-US"/>
+        </w:rPr>
+        <w:t xml:space="preserve">FAO. (2016). </w:t>
+      </w:r>
+      <w:r>
+        <w:rPr>
+          <w:i/>
+          <w:iCs/>
+          <w:noProof/>
+          <w:lang w:val="en-US"/>
+        </w:rPr>
+        <w:t>Food and Agriculture Organization</w:t>
+      </w:r>
+      <w:r>
+        <w:rPr>
+          <w:noProof/>
+          <w:lang w:val="en-US"/>
+        </w:rPr>
+        <w:t xml:space="preserve">. </w:t>
+      </w:r>
+      <w:r>
+        <w:rPr>
+          <w:noProof/>
+        </w:rPr>
+        <w:t>Obtenido de https://www.fao.org/home/en/</w:t>
+      </w:r>
+    </w:p>
+    <w:p>
+      <w:pPr>
+        <w:pStyle w:val="Bibliografa"/>
+        <w:ind w:left="720" w:hanging="720"/>
+        <w:rPr>
+          <w:noProof/>
+        </w:rPr>
+      </w:pPr>
+      <w:r>
+        <w:rPr>
+          <w:noProof/>
+        </w:rPr>
+        <w:t xml:space="preserve">Gary, A., &amp; Philip, K. (2013). </w:t>
+      </w:r>
+      <w:r>
+        <w:rPr>
+          <w:i/>
+          <w:iCs/>
+          <w:noProof/>
+        </w:rPr>
+        <w:t>Fundamentos de Marketing.</w:t>
+      </w:r>
+      <w:r>
+        <w:rPr>
+          <w:noProof/>
+        </w:rPr>
+        <w:t xml:space="preserve"> México: Pearson Educación.</w:t>
+      </w:r>
+    </w:p>
+    <w:p>
+      <w:pPr>
+        <w:pStyle w:val="Bibliografa"/>
+        <w:ind w:left="720" w:hanging="720"/>
+        <w:rPr>
+          <w:noProof/>
+          <w:lang w:val="en-US"/>
+        </w:rPr>
+      </w:pPr>
+      <w:r>
+        <w:rPr>
+          <w:noProof/>
+          <w:lang w:val="en-US"/>
+        </w:rPr>
+        <w:t xml:space="preserve">Geissdoerfer, M., Savaget, P., Bocken, N., &amp; Jan Hultink, E. (2017). The Circular Economy – A new sustainability paradigm? </w:t>
+      </w:r>
+      <w:r>
+        <w:rPr>
+          <w:i/>
+          <w:iCs/>
+          <w:noProof/>
+          <w:lang w:val="en-US"/>
+        </w:rPr>
+        <w:t>Journal of Cleaner</w:t>
+      </w:r>
+      <w:r>
+        <w:rPr>
+          <w:noProof/>
+          <w:lang w:val="en-US"/>
+        </w:rPr>
+        <w:t>.</w:t>
+      </w:r>
+    </w:p>
+    <w:p>
+      <w:pPr>
+        <w:pStyle w:val="Bibliografa"/>
+        <w:ind w:left="720" w:hanging="720"/>
+        <w:rPr>
+          <w:noProof/>
+        </w:rPr>
+      </w:pPr>
+      <w:r>
+        <w:rPr>
+          <w:noProof/>
+          <w:lang w:val="en-US"/>
+        </w:rPr>
+        <w:t xml:space="preserve">Osterwalder, A., &amp; Pigneur, Y. (2009). </w:t>
+      </w:r>
+      <w:r>
+        <w:rPr>
+          <w:i/>
+          <w:iCs/>
+          <w:noProof/>
+          <w:lang w:val="en-US"/>
+        </w:rPr>
+        <w:t>Business Model Generation.</w:t>
+      </w:r>
+      <w:r>
+        <w:rPr>
+          <w:noProof/>
+          <w:lang w:val="en-US"/>
+        </w:rPr>
+        <w:t xml:space="preserve"> </w:t>
+      </w:r>
+      <w:r>
+        <w:rPr>
+          <w:noProof/>
+        </w:rPr>
+        <w:t>Clark.</w:t>
+      </w:r>
+    </w:p>
+    <w:p>
+      <w:pPr>
+        <w:rPr>
+          <w:rFonts w:eastAsiaTheme="majorEastAsia"/>
+        </w:rPr>
+      </w:pPr>
+      <w:r>
+        <w:rPr>
+          <w:rFonts w:eastAsiaTheme="majorEastAsia"/>
+        </w:rPr>
+        <w:fldChar w:fldCharType="end"/>
+      </w:r>
     </w:p>
     <w:p>
       <w:pPr>
@@ -9591,6 +9889,7 @@
   <w:style w:type="character" w:default="1" w:styleId="Fuentedeprrafopredeter">
     <w:name w:val="Default Paragraph Font"/>
     <w:uiPriority w:val="1"/>
+    <w:semiHidden/>
     <w:unhideWhenUsed/>
   </w:style>
   <w:style w:type="table" w:default="1" w:styleId="Tablanormal">
@@ -10312,6 +10611,14 @@
       </w:tcPr>
     </w:tblStylePr>
   </w:style>
+  <w:style w:type="paragraph" w:styleId="Bibliografa">
+    <w:name w:val="Bibliography"/>
+    <w:basedOn w:val="Normal"/>
+    <w:next w:val="Normal"/>
+    <w:uiPriority w:val="37"/>
+    <w:unhideWhenUsed/>
+    <w:rsid w:val="008F0E28"/>
+  </w:style>
 </w:styles>
 </file>
 
@@ -10611,11 +10918,108 @@
 </file>
 
 <file path=customXml/item1.xml><?xml version="1.0" encoding="utf-8"?>
-<b:Sources xmlns:b="http://schemas.openxmlformats.org/officeDocument/2006/bibliography" xmlns="http://schemas.openxmlformats.org/officeDocument/2006/bibliography" SelectedStyle="\APASixthEditionOfficeOnline.xsl" StyleName="APA" Version="6"/>
+<b:Sources xmlns:b="http://schemas.openxmlformats.org/officeDocument/2006/bibliography" xmlns="http://schemas.openxmlformats.org/officeDocument/2006/bibliography" SelectedStyle="\APASixthEditionOfficeOnline.xsl" StyleName="APA" Version="6">
+  <b:Source>
+    <b:Tag>Gar13</b:Tag>
+    <b:SourceType>Book</b:SourceType>
+    <b:Guid>{9276A50E-F0F9-4525-BBE0-9660A33AEC39}</b:Guid>
+    <b:Author>
+      <b:Author>
+        <b:NameList>
+          <b:Person>
+            <b:Last>Gary</b:Last>
+            <b:First>Armstrong</b:First>
+          </b:Person>
+          <b:Person>
+            <b:Last>Philip</b:Last>
+            <b:First>Kother</b:First>
+          </b:Person>
+        </b:NameList>
+      </b:Author>
+    </b:Author>
+    <b:Title>Fundamentos de Marketing</b:Title>
+    <b:Year>2013</b:Year>
+    <b:City>México</b:City>
+    <b:Publisher>Pearson Educación</b:Publisher>
+    <b:RefOrder>1</b:RefOrder>
+  </b:Source>
+  <b:Source>
+    <b:Tag>FAO16</b:Tag>
+    <b:SourceType>InternetSite</b:SourceType>
+    <b:Guid>{3B8C1426-278B-4F32-8EF2-644872CC575B}</b:Guid>
+    <b:Title>Food and Agriculture Organization</b:Title>
+    <b:Year>2016</b:Year>
+    <b:Author>
+      <b:Author>
+        <b:NameList>
+          <b:Person>
+            <b:Last>FAO</b:Last>
+          </b:Person>
+        </b:NameList>
+      </b:Author>
+    </b:Author>
+    <b:URL>https://www.fao.org/home/en/</b:URL>
+    <b:RefOrder>2</b:RefOrder>
+  </b:Source>
+  <b:Source>
+    <b:Tag>Gei17</b:Tag>
+    <b:SourceType>JournalArticle</b:SourceType>
+    <b:Guid>{7FF0793D-C929-4137-8753-ECAB56EA4FEE}</b:Guid>
+    <b:Title>The Circular Economy – A new sustainability paradigm?</b:Title>
+    <b:Year>2017</b:Year>
+    <b:Author>
+      <b:Author>
+        <b:NameList>
+          <b:Person>
+            <b:Last>Geissdoerfer</b:Last>
+            <b:First>Martin</b:First>
+          </b:Person>
+          <b:Person>
+            <b:Last>Savaget</b:Last>
+            <b:First>Paulo</b:First>
+          </b:Person>
+          <b:Person>
+            <b:Last>Bocken</b:Last>
+            <b:First>Nancy</b:First>
+          </b:Person>
+          <b:Person>
+            <b:Last>Jan Hultink</b:Last>
+            <b:First>Erik</b:First>
+          </b:Person>
+        </b:NameList>
+      </b:Author>
+    </b:Author>
+    <b:JournalName> Journal of Cleaner</b:JournalName>
+    <b:RefOrder>3</b:RefOrder>
+  </b:Source>
+  <b:Source>
+    <b:Tag>Ost09</b:Tag>
+    <b:SourceType>Book</b:SourceType>
+    <b:Guid>{5BDB9159-0DA1-4459-BBA6-E1B4B71A1B02}</b:Guid>
+    <b:Title>Business Model Generation</b:Title>
+    <b:Year>2009</b:Year>
+    <b:Author>
+      <b:Author>
+        <b:NameList>
+          <b:Person>
+            <b:Last>Osterwalder</b:Last>
+            <b:First>Alexander</b:First>
+          </b:Person>
+          <b:Person>
+            <b:Last>Pigneur</b:Last>
+            <b:First>Yves</b:First>
+          </b:Person>
+        </b:NameList>
+      </b:Author>
+    </b:Author>
+    <b:Publisher>Clark</b:Publisher>
+    <b:RefOrder>4</b:RefOrder>
+  </b:Source>
+</b:Sources>
 </file>
 
 <file path=customXml/itemProps1.xml><?xml version="1.0" encoding="utf-8"?>
-<ds:datastoreItem xmlns:ds="http://schemas.openxmlformats.org/officeDocument/2006/customXml" ds:itemID="{233DCA2F-258E-4C40-AADC-6C081D72BDF6}">
+<ds:datastoreItem xmlns:ds="http://schemas.openxmlformats.org/officeDocument/2006/customXml" ds:itemID="{1429C8C5-C6DB-4DAB-92E6-9230AD5A0286}">
   <ds:schemaRefs>
     <ds:schemaRef ds:uri="http://schemas.openxmlformats.org/officeDocument/2006/bibliography"/>
   </ds:schemaRefs>

--- a/Proyecto_Maria_belen_valenzuela_huilcarema.docx
+++ b/Proyecto_Maria_belen_valenzuela_huilcarema.docx
@@ -7506,7 +7506,7 @@
           <w:noProof/>
         </w:rPr>
         <w:drawing>
-          <wp:inline distT="0" distB="0" distL="0" distR="0" wp14:anchorId="19FD2110" wp14:editId="05CF6655">
+          <wp:inline distT="0" distB="0" distL="0" distR="0" wp14:anchorId="19FD2110" wp14:editId="18AD6A85">
             <wp:extent cx="3901440" cy="3901440"/>
             <wp:effectExtent l="0" t="0" r="3810" b="3810"/>
             <wp:docPr id="6" name="Imagen 6"/>
@@ -7580,6 +7580,1260 @@
     </w:p>
     <w:p>
       <w:pPr>
+        <w:rPr>
+          <w:rFonts w:eastAsiaTheme="majorEastAsia"/>
+        </w:rPr>
+      </w:pPr>
+    </w:p>
+    <w:p>
+      <w:pPr>
+        <w:rPr>
+          <w:rFonts w:eastAsiaTheme="majorEastAsia"/>
+        </w:rPr>
+      </w:pPr>
+    </w:p>
+    <w:p>
+      <w:pPr>
+        <w:rPr>
+          <w:rFonts w:eastAsiaTheme="majorEastAsia"/>
+          <w:szCs w:val="24"/>
+        </w:rPr>
+      </w:pPr>
+      <w:r>
+        <w:rPr>
+          <w:rFonts w:eastAsiaTheme="majorEastAsia"/>
+          <w:szCs w:val="24"/>
+        </w:rPr>
+        <w:lastRenderedPageBreak/>
+        <w:t>El siguiente cuestionario tiene como objetivo conocer los hábitos de desayuno y el interés en un servicio de desayunos saludables con entrega programada.</w:t>
+      </w:r>
+    </w:p>
+    <w:p>
+      <w:pPr>
+        <w:pStyle w:val="Prrafodelista"/>
+        <w:numPr>
+          <w:ilvl w:val="0"/>
+          <w:numId w:val="22"/>
+        </w:numPr>
+        <w:rPr>
+          <w:rFonts w:eastAsiaTheme="majorEastAsia"/>
+          <w:szCs w:val="24"/>
+        </w:rPr>
+      </w:pPr>
+      <w:r>
+        <w:rPr>
+          <w:rFonts w:eastAsiaTheme="majorEastAsia"/>
+          <w:szCs w:val="24"/>
+        </w:rPr>
+        <w:t>¿Suele desayunar de manera saludable?</w:t>
+      </w:r>
+    </w:p>
+    <w:p>
+      <w:pPr>
+        <w:pStyle w:val="Prrafodelista"/>
+        <w:numPr>
+          <w:ilvl w:val="0"/>
+          <w:numId w:val="23"/>
+        </w:numPr>
+        <w:rPr>
+          <w:color w:val="1F1F1F"/>
+          <w:szCs w:val="24"/>
+          <w:lang w:val="es-PE" w:eastAsia="es-PE"/>
+        </w:rPr>
+      </w:pPr>
+      <w:r>
+        <w:rPr>
+          <w:color w:val="1F1F1F"/>
+          <w:szCs w:val="24"/>
+          <w:lang w:val="es-PE" w:eastAsia="es-PE"/>
+        </w:rPr>
+        <w:t>Sí, regularmente</w:t>
+      </w:r>
+    </w:p>
+    <w:p>
+      <w:pPr>
+        <w:pStyle w:val="Prrafodelista"/>
+        <w:numPr>
+          <w:ilvl w:val="0"/>
+          <w:numId w:val="23"/>
+        </w:numPr>
+        <w:rPr>
+          <w:color w:val="1F1F1F"/>
+          <w:szCs w:val="24"/>
+          <w:lang w:val="es-PE" w:eastAsia="es-PE"/>
+        </w:rPr>
+      </w:pPr>
+      <w:r>
+        <w:rPr>
+          <w:color w:val="1F1F1F"/>
+          <w:szCs w:val="24"/>
+          <w:lang w:val="es-PE" w:eastAsia="es-PE"/>
+        </w:rPr>
+        <w:t>A veces</w:t>
+      </w:r>
+    </w:p>
+    <w:p>
+      <w:pPr>
+        <w:pStyle w:val="Prrafodelista"/>
+        <w:numPr>
+          <w:ilvl w:val="0"/>
+          <w:numId w:val="23"/>
+        </w:numPr>
+        <w:rPr>
+          <w:color w:val="1F1F1F"/>
+          <w:szCs w:val="24"/>
+          <w:lang w:val="es-PE" w:eastAsia="es-PE"/>
+        </w:rPr>
+      </w:pPr>
+      <w:r>
+        <w:rPr>
+          <w:color w:val="1F1F1F"/>
+          <w:szCs w:val="24"/>
+          <w:lang w:val="es-PE" w:eastAsia="es-PE"/>
+        </w:rPr>
+        <w:t>Rara vez</w:t>
+      </w:r>
+    </w:p>
+    <w:p>
+      <w:pPr>
+        <w:pStyle w:val="Prrafodelista"/>
+        <w:numPr>
+          <w:ilvl w:val="0"/>
+          <w:numId w:val="23"/>
+        </w:numPr>
+        <w:rPr>
+          <w:color w:val="1F1F1F"/>
+          <w:szCs w:val="24"/>
+          <w:lang w:val="es-PE" w:eastAsia="es-PE"/>
+        </w:rPr>
+      </w:pPr>
+      <w:r>
+        <w:rPr>
+          <w:color w:val="1F1F1F"/>
+          <w:szCs w:val="24"/>
+          <w:lang w:val="es-PE" w:eastAsia="es-PE"/>
+        </w:rPr>
+        <w:t>No</w:t>
+      </w:r>
+    </w:p>
+    <w:p>
+      <w:pPr>
+        <w:pStyle w:val="Prrafodelista"/>
+        <w:numPr>
+          <w:ilvl w:val="0"/>
+          <w:numId w:val="22"/>
+        </w:numPr>
+        <w:rPr>
+          <w:rFonts w:eastAsiaTheme="majorEastAsia"/>
+          <w:szCs w:val="24"/>
+        </w:rPr>
+      </w:pPr>
+      <w:r>
+        <w:rPr>
+          <w:rFonts w:eastAsiaTheme="majorEastAsia"/>
+          <w:szCs w:val="24"/>
+        </w:rPr>
+        <w:t>¿Con qué frecuencia desayuna antes de iniciar sus actividades diarias?</w:t>
+      </w:r>
+    </w:p>
+    <w:p>
+      <w:pPr>
+        <w:pStyle w:val="Prrafodelista"/>
+        <w:numPr>
+          <w:ilvl w:val="0"/>
+          <w:numId w:val="24"/>
+        </w:numPr>
+        <w:rPr>
+          <w:color w:val="1F1F1F"/>
+          <w:szCs w:val="24"/>
+          <w:lang w:val="es-PE" w:eastAsia="es-PE"/>
+        </w:rPr>
+      </w:pPr>
+      <w:r>
+        <w:rPr>
+          <w:color w:val="1F1F1F"/>
+          <w:szCs w:val="24"/>
+          <w:lang w:val="es-PE" w:eastAsia="es-PE"/>
+        </w:rPr>
+        <w:t>Todos los días</w:t>
+      </w:r>
+    </w:p>
+    <w:p>
+      <w:pPr>
+        <w:pStyle w:val="Prrafodelista"/>
+        <w:numPr>
+          <w:ilvl w:val="0"/>
+          <w:numId w:val="24"/>
+        </w:numPr>
+        <w:rPr>
+          <w:color w:val="1F1F1F"/>
+          <w:szCs w:val="24"/>
+          <w:lang w:val="es-PE" w:eastAsia="es-PE"/>
+        </w:rPr>
+      </w:pPr>
+      <w:r>
+        <w:rPr>
+          <w:color w:val="1F1F1F"/>
+          <w:szCs w:val="24"/>
+          <w:lang w:val="es-PE" w:eastAsia="es-PE"/>
+        </w:rPr>
+        <w:t>3 a 5 veces por semana</w:t>
+      </w:r>
+    </w:p>
+    <w:p>
+      <w:pPr>
+        <w:pStyle w:val="Prrafodelista"/>
+        <w:numPr>
+          <w:ilvl w:val="0"/>
+          <w:numId w:val="24"/>
+        </w:numPr>
+        <w:rPr>
+          <w:color w:val="1F1F1F"/>
+          <w:szCs w:val="24"/>
+          <w:lang w:val="es-PE" w:eastAsia="es-PE"/>
+        </w:rPr>
+      </w:pPr>
+      <w:r>
+        <w:rPr>
+          <w:color w:val="1F1F1F"/>
+          <w:szCs w:val="24"/>
+          <w:lang w:val="es-PE" w:eastAsia="es-PE"/>
+        </w:rPr>
+        <w:t>1 a 2 veces por semana</w:t>
+      </w:r>
+    </w:p>
+    <w:p>
+      <w:pPr>
+        <w:pStyle w:val="Prrafodelista"/>
+        <w:numPr>
+          <w:ilvl w:val="0"/>
+          <w:numId w:val="24"/>
+        </w:numPr>
+        <w:rPr>
+          <w:color w:val="1F1F1F"/>
+          <w:szCs w:val="24"/>
+          <w:lang w:val="es-PE" w:eastAsia="es-PE"/>
+        </w:rPr>
+      </w:pPr>
+      <w:r>
+        <w:rPr>
+          <w:color w:val="1F1F1F"/>
+          <w:szCs w:val="24"/>
+          <w:lang w:val="es-PE" w:eastAsia="es-PE"/>
+        </w:rPr>
+        <w:t>Casi nunca</w:t>
+      </w:r>
+    </w:p>
+    <w:p>
+      <w:pPr>
+        <w:pStyle w:val="Prrafodelista"/>
+        <w:numPr>
+          <w:ilvl w:val="0"/>
+          <w:numId w:val="22"/>
+        </w:numPr>
+        <w:rPr>
+          <w:rFonts w:eastAsiaTheme="majorEastAsia"/>
+          <w:szCs w:val="24"/>
+        </w:rPr>
+      </w:pPr>
+      <w:r>
+        <w:rPr>
+          <w:rFonts w:eastAsiaTheme="majorEastAsia"/>
+          <w:szCs w:val="24"/>
+        </w:rPr>
+        <w:t>¿Qué aspectos considera más importantes al elegir un desayuno?</w:t>
+      </w:r>
+    </w:p>
+    <w:p>
+      <w:pPr>
+        <w:pStyle w:val="Prrafodelista"/>
+        <w:numPr>
+          <w:ilvl w:val="0"/>
+          <w:numId w:val="25"/>
+        </w:numPr>
+        <w:rPr>
+          <w:color w:val="1F1F1F"/>
+          <w:szCs w:val="24"/>
+          <w:lang w:val="es-PE" w:eastAsia="es-PE"/>
+        </w:rPr>
+      </w:pPr>
+      <w:r>
+        <w:rPr>
+          <w:color w:val="1F1F1F"/>
+          <w:szCs w:val="24"/>
+          <w:lang w:val="es-PE" w:eastAsia="es-PE"/>
+        </w:rPr>
+        <w:t>Que sea saludable</w:t>
+      </w:r>
+    </w:p>
+    <w:p>
+      <w:pPr>
+        <w:pStyle w:val="Prrafodelista"/>
+        <w:numPr>
+          <w:ilvl w:val="0"/>
+          <w:numId w:val="25"/>
+        </w:numPr>
+        <w:rPr>
+          <w:color w:val="1F1F1F"/>
+          <w:szCs w:val="24"/>
+          <w:lang w:val="es-PE" w:eastAsia="es-PE"/>
+        </w:rPr>
+      </w:pPr>
+      <w:r>
+        <w:rPr>
+          <w:color w:val="1F1F1F"/>
+          <w:szCs w:val="24"/>
+          <w:lang w:val="es-PE" w:eastAsia="es-PE"/>
+        </w:rPr>
+        <w:t>Rapidez o facilidad para obtenerlo</w:t>
+      </w:r>
+    </w:p>
+    <w:p>
+      <w:pPr>
+        <w:pStyle w:val="Prrafodelista"/>
+        <w:numPr>
+          <w:ilvl w:val="0"/>
+          <w:numId w:val="25"/>
+        </w:numPr>
+        <w:rPr>
+          <w:color w:val="1F1F1F"/>
+          <w:szCs w:val="24"/>
+          <w:lang w:val="es-PE" w:eastAsia="es-PE"/>
+        </w:rPr>
+      </w:pPr>
+      <w:r>
+        <w:rPr>
+          <w:color w:val="1F1F1F"/>
+          <w:szCs w:val="24"/>
+          <w:lang w:val="es-PE" w:eastAsia="es-PE"/>
+        </w:rPr>
+        <w:t>Precio accesible</w:t>
+      </w:r>
+    </w:p>
+    <w:p>
+      <w:pPr>
+        <w:pStyle w:val="Prrafodelista"/>
+        <w:numPr>
+          <w:ilvl w:val="0"/>
+          <w:numId w:val="25"/>
+        </w:numPr>
+        <w:rPr>
+          <w:color w:val="1F1F1F"/>
+          <w:szCs w:val="24"/>
+          <w:lang w:val="es-PE" w:eastAsia="es-PE"/>
+        </w:rPr>
+      </w:pPr>
+      <w:r>
+        <w:rPr>
+          <w:color w:val="1F1F1F"/>
+          <w:szCs w:val="24"/>
+          <w:lang w:val="es-PE" w:eastAsia="es-PE"/>
+        </w:rPr>
+        <w:t>Sabor</w:t>
+      </w:r>
+    </w:p>
+    <w:p>
+      <w:pPr>
+        <w:pStyle w:val="Prrafodelista"/>
+        <w:numPr>
+          <w:ilvl w:val="0"/>
+          <w:numId w:val="25"/>
+        </w:numPr>
+        <w:rPr>
+          <w:color w:val="1F1F1F"/>
+          <w:szCs w:val="24"/>
+          <w:lang w:val="es-PE" w:eastAsia="es-PE"/>
+        </w:rPr>
+      </w:pPr>
+      <w:r>
+        <w:rPr>
+          <w:color w:val="1F1F1F"/>
+          <w:szCs w:val="24"/>
+          <w:lang w:val="es-PE" w:eastAsia="es-PE"/>
+        </w:rPr>
+        <w:t>Presentación</w:t>
+      </w:r>
+    </w:p>
+    <w:p>
+      <w:pPr>
+        <w:pStyle w:val="Prrafodelista"/>
+        <w:numPr>
+          <w:ilvl w:val="0"/>
+          <w:numId w:val="25"/>
+        </w:numPr>
+        <w:rPr>
+          <w:color w:val="1F1F1F"/>
+          <w:szCs w:val="24"/>
+          <w:lang w:val="es-PE" w:eastAsia="es-PE"/>
+        </w:rPr>
+      </w:pPr>
+      <w:r>
+        <w:rPr>
+          <w:color w:val="1F1F1F"/>
+          <w:szCs w:val="24"/>
+          <w:lang w:val="es-PE" w:eastAsia="es-PE"/>
+        </w:rPr>
+        <w:t>Otros:</w:t>
+      </w:r>
+    </w:p>
+    <w:p>
+      <w:pPr>
+        <w:pStyle w:val="Prrafodelista"/>
+        <w:numPr>
+          <w:ilvl w:val="0"/>
+          <w:numId w:val="22"/>
+        </w:numPr>
+        <w:rPr>
+          <w:rFonts w:eastAsiaTheme="majorEastAsia"/>
+          <w:szCs w:val="24"/>
+        </w:rPr>
+      </w:pPr>
+      <w:r>
+        <w:rPr>
+          <w:rFonts w:eastAsiaTheme="majorEastAsia"/>
+          <w:szCs w:val="24"/>
+        </w:rPr>
+        <w:t>¿Cuánto dinero destina aproximadamente para su desayuno diario?  </w:t>
+      </w:r>
+    </w:p>
+    <w:p>
+      <w:pPr>
+        <w:pStyle w:val="Prrafodelista"/>
+        <w:numPr>
+          <w:ilvl w:val="0"/>
+          <w:numId w:val="26"/>
+        </w:numPr>
+        <w:rPr>
+          <w:color w:val="1F1F1F"/>
+          <w:szCs w:val="24"/>
+          <w:lang w:val="es-PE" w:eastAsia="es-PE"/>
+        </w:rPr>
+      </w:pPr>
+      <w:r>
+        <w:rPr>
+          <w:color w:val="1F1F1F"/>
+          <w:szCs w:val="24"/>
+          <w:lang w:val="es-PE" w:eastAsia="es-PE"/>
+        </w:rPr>
+        <w:t>Menos de $2</w:t>
+      </w:r>
+    </w:p>
+    <w:p>
+      <w:pPr>
+        <w:pStyle w:val="Prrafodelista"/>
+        <w:numPr>
+          <w:ilvl w:val="0"/>
+          <w:numId w:val="26"/>
+        </w:numPr>
+        <w:rPr>
+          <w:color w:val="1F1F1F"/>
+          <w:szCs w:val="24"/>
+          <w:lang w:val="es-PE" w:eastAsia="es-PE"/>
+        </w:rPr>
+      </w:pPr>
+      <w:r>
+        <w:rPr>
+          <w:color w:val="1F1F1F"/>
+          <w:szCs w:val="24"/>
+          <w:lang w:val="es-PE" w:eastAsia="es-PE"/>
+        </w:rPr>
+        <w:t>Entre $2 y $3</w:t>
+      </w:r>
+    </w:p>
+    <w:p>
+      <w:pPr>
+        <w:pStyle w:val="Prrafodelista"/>
+        <w:numPr>
+          <w:ilvl w:val="0"/>
+          <w:numId w:val="26"/>
+        </w:numPr>
+        <w:rPr>
+          <w:color w:val="1F1F1F"/>
+          <w:szCs w:val="24"/>
+          <w:lang w:val="es-PE" w:eastAsia="es-PE"/>
+        </w:rPr>
+      </w:pPr>
+      <w:r>
+        <w:rPr>
+          <w:color w:val="1F1F1F"/>
+          <w:szCs w:val="24"/>
+          <w:lang w:val="es-PE" w:eastAsia="es-PE"/>
+        </w:rPr>
+        <w:t>Entre $3 y $5</w:t>
+      </w:r>
+    </w:p>
+    <w:p>
+      <w:pPr>
+        <w:pStyle w:val="Prrafodelista"/>
+        <w:numPr>
+          <w:ilvl w:val="0"/>
+          <w:numId w:val="26"/>
+        </w:numPr>
+        <w:rPr>
+          <w:color w:val="1F1F1F"/>
+          <w:szCs w:val="24"/>
+          <w:lang w:val="es-PE" w:eastAsia="es-PE"/>
+        </w:rPr>
+      </w:pPr>
+      <w:r>
+        <w:rPr>
+          <w:color w:val="1F1F1F"/>
+          <w:szCs w:val="24"/>
+          <w:lang w:val="es-PE" w:eastAsia="es-PE"/>
+        </w:rPr>
+        <w:t>Más de $5</w:t>
+      </w:r>
+    </w:p>
+    <w:p>
+      <w:pPr>
+        <w:pStyle w:val="Prrafodelista"/>
+        <w:numPr>
+          <w:ilvl w:val="0"/>
+          <w:numId w:val="22"/>
+        </w:numPr>
+        <w:rPr>
+          <w:rFonts w:eastAsiaTheme="majorEastAsia"/>
+          <w:szCs w:val="24"/>
+        </w:rPr>
+      </w:pPr>
+      <w:r>
+        <w:rPr>
+          <w:rFonts w:eastAsiaTheme="majorEastAsia"/>
+          <w:szCs w:val="24"/>
+        </w:rPr>
+        <w:t>¿Ha dejado de desayunar alguna vez por falta de tiempo?</w:t>
+      </w:r>
+    </w:p>
+    <w:p>
+      <w:pPr>
+        <w:pStyle w:val="Prrafodelista"/>
+        <w:numPr>
+          <w:ilvl w:val="0"/>
+          <w:numId w:val="27"/>
+        </w:numPr>
+        <w:rPr>
+          <w:color w:val="1F1F1F"/>
+          <w:szCs w:val="24"/>
+          <w:lang w:val="es-PE" w:eastAsia="es-PE"/>
+        </w:rPr>
+      </w:pPr>
+      <w:r>
+        <w:rPr>
+          <w:color w:val="1F1F1F"/>
+          <w:szCs w:val="24"/>
+          <w:lang w:val="es-PE" w:eastAsia="es-PE"/>
+        </w:rPr>
+        <w:lastRenderedPageBreak/>
+        <w:t>Sí, frecuentemente</w:t>
+      </w:r>
+    </w:p>
+    <w:p>
+      <w:pPr>
+        <w:pStyle w:val="Prrafodelista"/>
+        <w:numPr>
+          <w:ilvl w:val="0"/>
+          <w:numId w:val="27"/>
+        </w:numPr>
+        <w:rPr>
+          <w:color w:val="1F1F1F"/>
+          <w:szCs w:val="24"/>
+          <w:lang w:val="es-PE" w:eastAsia="es-PE"/>
+        </w:rPr>
+      </w:pPr>
+      <w:r>
+        <w:rPr>
+          <w:color w:val="1F1F1F"/>
+          <w:szCs w:val="24"/>
+          <w:lang w:val="es-PE" w:eastAsia="es-PE"/>
+        </w:rPr>
+        <w:t>Algunas veces</w:t>
+      </w:r>
+    </w:p>
+    <w:p>
+      <w:pPr>
+        <w:pStyle w:val="Prrafodelista"/>
+        <w:numPr>
+          <w:ilvl w:val="0"/>
+          <w:numId w:val="27"/>
+        </w:numPr>
+        <w:rPr>
+          <w:color w:val="1F1F1F"/>
+          <w:szCs w:val="24"/>
+          <w:lang w:val="es-PE" w:eastAsia="es-PE"/>
+        </w:rPr>
+      </w:pPr>
+      <w:r>
+        <w:rPr>
+          <w:color w:val="1F1F1F"/>
+          <w:szCs w:val="24"/>
+          <w:lang w:val="es-PE" w:eastAsia="es-PE"/>
+        </w:rPr>
+        <w:t>Rara vez</w:t>
+      </w:r>
+    </w:p>
+    <w:p>
+      <w:pPr>
+        <w:pStyle w:val="Prrafodelista"/>
+        <w:numPr>
+          <w:ilvl w:val="0"/>
+          <w:numId w:val="27"/>
+        </w:numPr>
+        <w:rPr>
+          <w:color w:val="1F1F1F"/>
+          <w:szCs w:val="24"/>
+          <w:lang w:val="es-PE" w:eastAsia="es-PE"/>
+        </w:rPr>
+      </w:pPr>
+      <w:r>
+        <w:rPr>
+          <w:color w:val="1F1F1F"/>
+          <w:szCs w:val="24"/>
+          <w:lang w:val="es-PE" w:eastAsia="es-PE"/>
+        </w:rPr>
+        <w:t>Nunca</w:t>
+      </w:r>
+    </w:p>
+    <w:p>
+      <w:pPr>
+        <w:pStyle w:val="Prrafodelista"/>
+        <w:numPr>
+          <w:ilvl w:val="0"/>
+          <w:numId w:val="22"/>
+        </w:numPr>
+        <w:rPr>
+          <w:rFonts w:eastAsiaTheme="majorEastAsia"/>
+          <w:szCs w:val="24"/>
+        </w:rPr>
+      </w:pPr>
+      <w:r>
+        <w:rPr>
+          <w:rFonts w:eastAsiaTheme="majorEastAsia"/>
+          <w:szCs w:val="24"/>
+        </w:rPr>
+        <w:t>¿Qué tan importante considera desayunar de forma saludable para su rendimiento diario?</w:t>
+      </w:r>
+    </w:p>
+    <w:p>
+      <w:pPr>
+        <w:pStyle w:val="Prrafodelista"/>
+        <w:numPr>
+          <w:ilvl w:val="0"/>
+          <w:numId w:val="28"/>
+        </w:numPr>
+        <w:rPr>
+          <w:color w:val="1F1F1F"/>
+          <w:szCs w:val="24"/>
+          <w:lang w:val="es-PE" w:eastAsia="es-PE"/>
+        </w:rPr>
+      </w:pPr>
+      <w:r>
+        <w:rPr>
+          <w:color w:val="1F1F1F"/>
+          <w:szCs w:val="24"/>
+          <w:lang w:val="es-PE" w:eastAsia="es-PE"/>
+        </w:rPr>
+        <w:t>Muy importante</w:t>
+      </w:r>
+    </w:p>
+    <w:p>
+      <w:pPr>
+        <w:pStyle w:val="Prrafodelista"/>
+        <w:numPr>
+          <w:ilvl w:val="0"/>
+          <w:numId w:val="28"/>
+        </w:numPr>
+        <w:rPr>
+          <w:color w:val="1F1F1F"/>
+          <w:szCs w:val="24"/>
+          <w:lang w:val="es-PE" w:eastAsia="es-PE"/>
+        </w:rPr>
+      </w:pPr>
+      <w:r>
+        <w:rPr>
+          <w:color w:val="1F1F1F"/>
+          <w:szCs w:val="24"/>
+          <w:lang w:val="es-PE" w:eastAsia="es-PE"/>
+        </w:rPr>
+        <w:t>Importante</w:t>
+      </w:r>
+    </w:p>
+    <w:p>
+      <w:pPr>
+        <w:pStyle w:val="Prrafodelista"/>
+        <w:numPr>
+          <w:ilvl w:val="0"/>
+          <w:numId w:val="28"/>
+        </w:numPr>
+        <w:rPr>
+          <w:color w:val="1F1F1F"/>
+          <w:szCs w:val="24"/>
+          <w:lang w:val="es-PE" w:eastAsia="es-PE"/>
+        </w:rPr>
+      </w:pPr>
+      <w:r>
+        <w:rPr>
+          <w:color w:val="1F1F1F"/>
+          <w:szCs w:val="24"/>
+          <w:lang w:val="es-PE" w:eastAsia="es-PE"/>
+        </w:rPr>
+        <w:t>Poco importante</w:t>
+      </w:r>
+    </w:p>
+    <w:p>
+      <w:pPr>
+        <w:pStyle w:val="Prrafodelista"/>
+        <w:numPr>
+          <w:ilvl w:val="0"/>
+          <w:numId w:val="28"/>
+        </w:numPr>
+        <w:rPr>
+          <w:color w:val="1F1F1F"/>
+          <w:szCs w:val="24"/>
+          <w:lang w:val="es-PE" w:eastAsia="es-PE"/>
+        </w:rPr>
+      </w:pPr>
+      <w:r>
+        <w:rPr>
+          <w:color w:val="1F1F1F"/>
+          <w:szCs w:val="24"/>
+          <w:lang w:val="es-PE" w:eastAsia="es-PE"/>
+        </w:rPr>
+        <w:t>Nada importante</w:t>
+      </w:r>
+    </w:p>
+    <w:p>
+      <w:pPr>
+        <w:pStyle w:val="Prrafodelista"/>
+        <w:numPr>
+          <w:ilvl w:val="0"/>
+          <w:numId w:val="22"/>
+        </w:numPr>
+        <w:rPr>
+          <w:rFonts w:eastAsiaTheme="majorEastAsia"/>
+          <w:szCs w:val="24"/>
+        </w:rPr>
+      </w:pPr>
+      <w:r>
+        <w:rPr>
+          <w:rFonts w:eastAsiaTheme="majorEastAsia"/>
+          <w:szCs w:val="24"/>
+        </w:rPr>
+        <w:t>¿Estaría dispuesto a comprar desayunos saludables preparados y entregados a la hora que los necesita?</w:t>
+      </w:r>
+    </w:p>
+    <w:p>
+      <w:pPr>
+        <w:pStyle w:val="Prrafodelista"/>
+        <w:numPr>
+          <w:ilvl w:val="0"/>
+          <w:numId w:val="29"/>
+        </w:numPr>
+        <w:rPr>
+          <w:rFonts w:eastAsiaTheme="majorEastAsia"/>
+          <w:szCs w:val="24"/>
+        </w:rPr>
+      </w:pPr>
+      <w:r>
+        <w:rPr>
+          <w:rFonts w:eastAsiaTheme="majorEastAsia"/>
+          <w:szCs w:val="24"/>
+        </w:rPr>
+        <w:t>Sí</w:t>
+      </w:r>
+    </w:p>
+    <w:p>
+      <w:pPr>
+        <w:pStyle w:val="Prrafodelista"/>
+        <w:numPr>
+          <w:ilvl w:val="0"/>
+          <w:numId w:val="29"/>
+        </w:numPr>
+        <w:rPr>
+          <w:rFonts w:eastAsiaTheme="majorEastAsia"/>
+          <w:szCs w:val="24"/>
+        </w:rPr>
+      </w:pPr>
+      <w:r>
+        <w:rPr>
+          <w:rFonts w:eastAsiaTheme="majorEastAsia"/>
+          <w:szCs w:val="24"/>
+        </w:rPr>
+        <w:t>Tal vez</w:t>
+      </w:r>
+    </w:p>
+    <w:p>
+      <w:pPr>
+        <w:pStyle w:val="Prrafodelista"/>
+        <w:numPr>
+          <w:ilvl w:val="0"/>
+          <w:numId w:val="29"/>
+        </w:numPr>
+        <w:rPr>
+          <w:rFonts w:eastAsiaTheme="majorEastAsia"/>
+          <w:szCs w:val="24"/>
+        </w:rPr>
+      </w:pPr>
+      <w:r>
+        <w:rPr>
+          <w:rFonts w:eastAsiaTheme="majorEastAsia"/>
+          <w:szCs w:val="24"/>
+        </w:rPr>
+        <w:t>No</w:t>
+      </w:r>
+    </w:p>
+    <w:p>
+      <w:pPr>
+        <w:pStyle w:val="Prrafodelista"/>
+        <w:numPr>
+          <w:ilvl w:val="0"/>
+          <w:numId w:val="22"/>
+        </w:numPr>
+        <w:rPr>
+          <w:rFonts w:eastAsiaTheme="majorEastAsia"/>
+          <w:szCs w:val="24"/>
+        </w:rPr>
+      </w:pPr>
+      <w:r>
+        <w:rPr>
+          <w:rFonts w:eastAsiaTheme="majorEastAsia"/>
+          <w:szCs w:val="24"/>
+        </w:rPr>
+        <w:t>¿Estaría dispuesto a contratar un servicio de desayunos saludables para su empresa o lugar de trabajo?</w:t>
+      </w:r>
+    </w:p>
+    <w:p>
+      <w:pPr>
+        <w:pStyle w:val="Prrafodelista"/>
+        <w:numPr>
+          <w:ilvl w:val="0"/>
+          <w:numId w:val="30"/>
+        </w:numPr>
+        <w:rPr>
+          <w:color w:val="1F1F1F"/>
+          <w:szCs w:val="24"/>
+          <w:lang w:val="es-PE" w:eastAsia="es-PE"/>
+        </w:rPr>
+      </w:pPr>
+      <w:r>
+        <w:rPr>
+          <w:color w:val="1F1F1F"/>
+          <w:szCs w:val="24"/>
+          <w:lang w:val="es-PE" w:eastAsia="es-PE"/>
+        </w:rPr>
+        <w:t>Sí</w:t>
+      </w:r>
+    </w:p>
+    <w:p>
+      <w:pPr>
+        <w:pStyle w:val="Prrafodelista"/>
+        <w:numPr>
+          <w:ilvl w:val="0"/>
+          <w:numId w:val="30"/>
+        </w:numPr>
+        <w:rPr>
+          <w:color w:val="1F1F1F"/>
+          <w:szCs w:val="24"/>
+          <w:lang w:val="es-PE" w:eastAsia="es-PE"/>
+        </w:rPr>
+      </w:pPr>
+      <w:r>
+        <w:rPr>
+          <w:color w:val="1F1F1F"/>
+          <w:szCs w:val="24"/>
+          <w:lang w:val="es-PE" w:eastAsia="es-PE"/>
+        </w:rPr>
+        <w:t>Tal vez</w:t>
+      </w:r>
+    </w:p>
+    <w:p>
+      <w:pPr>
+        <w:pStyle w:val="Prrafodelista"/>
+        <w:numPr>
+          <w:ilvl w:val="0"/>
+          <w:numId w:val="30"/>
+        </w:numPr>
+        <w:rPr>
+          <w:color w:val="1F1F1F"/>
+          <w:szCs w:val="24"/>
+          <w:lang w:val="es-PE" w:eastAsia="es-PE"/>
+        </w:rPr>
+      </w:pPr>
+      <w:r>
+        <w:rPr>
+          <w:color w:val="1F1F1F"/>
+          <w:szCs w:val="24"/>
+          <w:lang w:val="es-PE" w:eastAsia="es-PE"/>
+        </w:rPr>
+        <w:t>No</w:t>
+      </w:r>
+    </w:p>
+    <w:p>
+      <w:pPr>
+        <w:pStyle w:val="Prrafodelista"/>
+        <w:numPr>
+          <w:ilvl w:val="0"/>
+          <w:numId w:val="22"/>
+        </w:numPr>
+        <w:rPr>
+          <w:rFonts w:eastAsiaTheme="majorEastAsia"/>
+          <w:szCs w:val="24"/>
+        </w:rPr>
+      </w:pPr>
+      <w:r>
+        <w:rPr>
+          <w:rFonts w:eastAsiaTheme="majorEastAsia"/>
+          <w:szCs w:val="24"/>
+        </w:rPr>
+        <w:t>Si tuviera que elegir un desayuno saludable, ¿Cuál preferiría?</w:t>
+      </w:r>
+    </w:p>
+    <w:p>
+      <w:pPr>
+        <w:pStyle w:val="Prrafodelista"/>
+        <w:numPr>
+          <w:ilvl w:val="0"/>
+          <w:numId w:val="31"/>
+        </w:numPr>
+        <w:rPr>
+          <w:color w:val="1F1F1F"/>
+          <w:szCs w:val="24"/>
+          <w:lang w:val="es-PE" w:eastAsia="es-PE"/>
+        </w:rPr>
+      </w:pPr>
+      <w:proofErr w:type="spellStart"/>
+      <w:r>
+        <w:rPr>
+          <w:color w:val="1F1F1F"/>
+          <w:szCs w:val="24"/>
+          <w:lang w:val="es-PE" w:eastAsia="es-PE"/>
+        </w:rPr>
+        <w:t>Hotcakes</w:t>
+      </w:r>
+      <w:proofErr w:type="spellEnd"/>
+      <w:r>
+        <w:rPr>
+          <w:color w:val="1F1F1F"/>
+          <w:szCs w:val="24"/>
+          <w:lang w:val="es-PE" w:eastAsia="es-PE"/>
+        </w:rPr>
+        <w:t xml:space="preserve"> saludables con frutas</w:t>
+      </w:r>
+    </w:p>
+    <w:p>
+      <w:pPr>
+        <w:pStyle w:val="Prrafodelista"/>
+        <w:numPr>
+          <w:ilvl w:val="0"/>
+          <w:numId w:val="31"/>
+        </w:numPr>
+        <w:rPr>
+          <w:color w:val="1F1F1F"/>
+          <w:szCs w:val="24"/>
+          <w:lang w:val="es-PE" w:eastAsia="es-PE"/>
+        </w:rPr>
+      </w:pPr>
+      <w:r>
+        <w:rPr>
+          <w:color w:val="1F1F1F"/>
+          <w:szCs w:val="24"/>
+          <w:lang w:val="es-PE" w:eastAsia="es-PE"/>
+        </w:rPr>
+        <w:t>Bebidas nutritivas (ej. ponche de habas)</w:t>
+      </w:r>
+    </w:p>
+    <w:p>
+      <w:pPr>
+        <w:pStyle w:val="Prrafodelista"/>
+        <w:numPr>
+          <w:ilvl w:val="0"/>
+          <w:numId w:val="31"/>
+        </w:numPr>
+        <w:rPr>
+          <w:color w:val="1F1F1F"/>
+          <w:szCs w:val="24"/>
+          <w:lang w:val="es-PE" w:eastAsia="es-PE"/>
+        </w:rPr>
+      </w:pPr>
+      <w:r>
+        <w:rPr>
+          <w:color w:val="1F1F1F"/>
+          <w:szCs w:val="24"/>
+          <w:lang w:val="es-PE" w:eastAsia="es-PE"/>
+        </w:rPr>
+        <w:t>Combos de desayuno saludable</w:t>
+      </w:r>
+    </w:p>
+    <w:p>
+      <w:pPr>
+        <w:pStyle w:val="Prrafodelista"/>
+        <w:numPr>
+          <w:ilvl w:val="0"/>
+          <w:numId w:val="31"/>
+        </w:numPr>
+        <w:rPr>
+          <w:color w:val="1F1F1F"/>
+          <w:szCs w:val="24"/>
+          <w:lang w:val="es-PE" w:eastAsia="es-PE"/>
+        </w:rPr>
+      </w:pPr>
+      <w:r>
+        <w:rPr>
+          <w:color w:val="1F1F1F"/>
+          <w:szCs w:val="24"/>
+          <w:lang w:val="es-PE" w:eastAsia="es-PE"/>
+        </w:rPr>
+        <w:t>Snacks saludables rápidos</w:t>
+      </w:r>
+    </w:p>
+    <w:p>
+      <w:pPr>
+        <w:pStyle w:val="Prrafodelista"/>
+        <w:numPr>
+          <w:ilvl w:val="0"/>
+          <w:numId w:val="22"/>
+        </w:numPr>
+        <w:rPr>
+          <w:rFonts w:eastAsiaTheme="majorEastAsia"/>
+          <w:szCs w:val="24"/>
+        </w:rPr>
+      </w:pPr>
+      <w:r>
+        <w:rPr>
+          <w:rFonts w:eastAsiaTheme="majorEastAsia"/>
+          <w:szCs w:val="24"/>
+        </w:rPr>
+        <w:lastRenderedPageBreak/>
+        <w:t xml:space="preserve">¿Qué valoraría más en un servicio de desayuno como Easy </w:t>
+      </w:r>
+      <w:proofErr w:type="spellStart"/>
+      <w:r>
+        <w:rPr>
+          <w:rFonts w:eastAsiaTheme="majorEastAsia"/>
+          <w:szCs w:val="24"/>
+        </w:rPr>
+        <w:t>Breakfast</w:t>
+      </w:r>
+      <w:proofErr w:type="spellEnd"/>
+      <w:r>
+        <w:rPr>
+          <w:rFonts w:eastAsiaTheme="majorEastAsia"/>
+          <w:szCs w:val="24"/>
+        </w:rPr>
+        <w:t>?</w:t>
+      </w:r>
+    </w:p>
+    <w:p>
+      <w:pPr>
+        <w:pStyle w:val="Prrafodelista"/>
+        <w:numPr>
+          <w:ilvl w:val="0"/>
+          <w:numId w:val="32"/>
+        </w:numPr>
+        <w:rPr>
+          <w:color w:val="1F1F1F"/>
+          <w:szCs w:val="24"/>
+          <w:lang w:val="es-PE" w:eastAsia="es-PE"/>
+        </w:rPr>
+      </w:pPr>
+      <w:r>
+        <w:rPr>
+          <w:color w:val="1F1F1F"/>
+          <w:szCs w:val="24"/>
+          <w:lang w:val="es-PE" w:eastAsia="es-PE"/>
+        </w:rPr>
+        <w:t>Entrega puntual</w:t>
+      </w:r>
+    </w:p>
+    <w:p>
+      <w:pPr>
+        <w:pStyle w:val="Prrafodelista"/>
+        <w:numPr>
+          <w:ilvl w:val="0"/>
+          <w:numId w:val="32"/>
+        </w:numPr>
+        <w:rPr>
+          <w:color w:val="1F1F1F"/>
+          <w:szCs w:val="24"/>
+          <w:lang w:val="es-PE" w:eastAsia="es-PE"/>
+        </w:rPr>
+      </w:pPr>
+      <w:r>
+        <w:rPr>
+          <w:color w:val="1F1F1F"/>
+          <w:szCs w:val="24"/>
+          <w:lang w:val="es-PE" w:eastAsia="es-PE"/>
+        </w:rPr>
+        <w:t>Alimentos saludables</w:t>
+      </w:r>
+    </w:p>
+    <w:p>
+      <w:pPr>
+        <w:pStyle w:val="Prrafodelista"/>
+        <w:numPr>
+          <w:ilvl w:val="0"/>
+          <w:numId w:val="32"/>
+        </w:numPr>
+        <w:rPr>
+          <w:color w:val="1F1F1F"/>
+          <w:szCs w:val="24"/>
+          <w:lang w:val="es-PE" w:eastAsia="es-PE"/>
+        </w:rPr>
+      </w:pPr>
+      <w:r>
+        <w:rPr>
+          <w:color w:val="1F1F1F"/>
+          <w:szCs w:val="24"/>
+          <w:lang w:val="es-PE" w:eastAsia="es-PE"/>
+        </w:rPr>
+        <w:t>Precio accesible</w:t>
+      </w:r>
+    </w:p>
+    <w:p>
+      <w:pPr>
+        <w:pStyle w:val="Prrafodelista"/>
+        <w:numPr>
+          <w:ilvl w:val="0"/>
+          <w:numId w:val="32"/>
+        </w:numPr>
+        <w:rPr>
+          <w:color w:val="1F1F1F"/>
+          <w:szCs w:val="24"/>
+          <w:lang w:val="es-PE" w:eastAsia="es-PE"/>
+        </w:rPr>
+      </w:pPr>
+      <w:r>
+        <w:rPr>
+          <w:color w:val="1F1F1F"/>
+          <w:szCs w:val="24"/>
+          <w:lang w:val="es-PE" w:eastAsia="es-PE"/>
+        </w:rPr>
+        <w:t>Facilidad de pedido online</w:t>
+      </w:r>
+    </w:p>
+    <w:p>
+      <w:pPr>
+        <w:pStyle w:val="Prrafodelista"/>
+        <w:numPr>
+          <w:ilvl w:val="0"/>
+          <w:numId w:val="22"/>
+        </w:numPr>
+        <w:rPr>
+          <w:rFonts w:eastAsiaTheme="majorEastAsia"/>
+          <w:szCs w:val="24"/>
+        </w:rPr>
+      </w:pPr>
+      <w:r>
+        <w:rPr>
+          <w:rFonts w:eastAsiaTheme="majorEastAsia"/>
+          <w:szCs w:val="24"/>
+        </w:rPr>
+        <w:t>¿Compraría un desayuno saludable si pudiera pedirlo online y recibirlo a la hora que lo necesita?</w:t>
+      </w:r>
+    </w:p>
+    <w:p>
+      <w:pPr>
+        <w:pStyle w:val="Prrafodelista"/>
+        <w:numPr>
+          <w:ilvl w:val="0"/>
+          <w:numId w:val="33"/>
+        </w:numPr>
+        <w:rPr>
+          <w:color w:val="1F1F1F"/>
+          <w:szCs w:val="24"/>
+          <w:lang w:val="es-PE" w:eastAsia="es-PE"/>
+        </w:rPr>
+      </w:pPr>
+      <w:r>
+        <w:rPr>
+          <w:color w:val="1F1F1F"/>
+          <w:szCs w:val="24"/>
+          <w:lang w:val="es-PE" w:eastAsia="es-PE"/>
+        </w:rPr>
+        <w:t>Sí</w:t>
+      </w:r>
+    </w:p>
+    <w:p>
+      <w:pPr>
+        <w:pStyle w:val="Prrafodelista"/>
+        <w:numPr>
+          <w:ilvl w:val="0"/>
+          <w:numId w:val="33"/>
+        </w:numPr>
+        <w:rPr>
+          <w:color w:val="1F1F1F"/>
+          <w:szCs w:val="24"/>
+          <w:lang w:val="es-PE" w:eastAsia="es-PE"/>
+        </w:rPr>
+      </w:pPr>
+      <w:r>
+        <w:rPr>
+          <w:color w:val="1F1F1F"/>
+          <w:szCs w:val="24"/>
+          <w:lang w:val="es-PE" w:eastAsia="es-PE"/>
+        </w:rPr>
+        <w:t>Tal vez</w:t>
+      </w:r>
+    </w:p>
+    <w:p>
+      <w:pPr>
+        <w:pStyle w:val="Prrafodelista"/>
+        <w:numPr>
+          <w:ilvl w:val="0"/>
+          <w:numId w:val="33"/>
+        </w:numPr>
+        <w:rPr>
+          <w:color w:val="1F1F1F"/>
+          <w:szCs w:val="24"/>
+          <w:lang w:val="es-PE" w:eastAsia="es-PE"/>
+        </w:rPr>
+      </w:pPr>
+      <w:r>
+        <w:rPr>
+          <w:color w:val="1F1F1F"/>
+          <w:szCs w:val="24"/>
+          <w:lang w:val="es-PE" w:eastAsia="es-PE"/>
+        </w:rPr>
+        <w:t>No</w:t>
+      </w:r>
+    </w:p>
+    <w:p>
+      <w:pPr>
+        <w:rPr>
+          <w:rFonts w:eastAsiaTheme="majorEastAsia"/>
+          <w:szCs w:val="24"/>
+        </w:rPr>
+      </w:pPr>
+    </w:p>
+    <w:p>
+      <w:pPr>
+        <w:rPr>
+          <w:rFonts w:eastAsiaTheme="majorEastAsia"/>
+        </w:rPr>
+      </w:pPr>
+    </w:p>
+    <w:p>
+      <w:pPr>
+        <w:rPr>
+          <w:rFonts w:eastAsiaTheme="majorEastAsia"/>
+        </w:rPr>
+      </w:pPr>
+    </w:p>
+    <w:p>
+      <w:pPr>
+        <w:rPr>
+          <w:rFonts w:eastAsiaTheme="majorEastAsia"/>
+        </w:rPr>
+      </w:pPr>
+    </w:p>
+    <w:p>
+      <w:pPr>
+        <w:rPr>
+          <w:rFonts w:eastAsiaTheme="majorEastAsia"/>
+        </w:rPr>
+      </w:pPr>
+    </w:p>
+    <w:p>
+      <w:pPr>
         <w:pStyle w:val="Ttulo1"/>
       </w:pPr>
       <w:bookmarkStart w:id="24" w:name="_Toc223905157"/>
@@ -7595,18 +8849,18 @@
       </w:pPr>
       <w:bookmarkStart w:id="25" w:name="_Toc223905158"/>
       <w:r>
+        <w:t>CONCLUSIONES</w:t>
+      </w:r>
+      <w:bookmarkEnd w:id="25"/>
+    </w:p>
+    <w:p/>
+    <w:p>
+      <w:pPr>
+        <w:pStyle w:val="Ttulo1"/>
+      </w:pPr>
+      <w:bookmarkStart w:id="26" w:name="_Toc223905159"/>
+      <w:r>
         <w:lastRenderedPageBreak/>
-        <w:t>CONCLUSIONES</w:t>
-      </w:r>
-      <w:bookmarkEnd w:id="25"/>
-    </w:p>
-    <w:p/>
-    <w:p>
-      <w:pPr>
-        <w:pStyle w:val="Ttulo1"/>
-      </w:pPr>
-      <w:bookmarkStart w:id="26" w:name="_Toc223905159"/>
-      <w:r>
         <w:t>RECOMENDACIONES</w:t>
       </w:r>
       <w:bookmarkEnd w:id="26"/>
@@ -8364,6 +9618,297 @@
 <file path=word/numbering.xml><?xml version="1.0" encoding="utf-8"?>
 <w:numbering xmlns:wpc="http://schemas.microsoft.com/office/word/2010/wordprocessingCanvas" xmlns:cx="http://schemas.microsoft.com/office/drawing/2014/chartex" xmlns:cx1="http://schemas.microsoft.com/office/drawing/2015/9/8/chartex" xmlns:cx2="http://schemas.microsoft.com/office/drawing/2015/10/21/chartex" xmlns:cx3="http://schemas.microsoft.com/office/drawing/2016/5/9/chartex" xmlns:cx4="http://schemas.microsoft.com/office/drawing/2016/5/10/chartex" xmlns:cx5="http://schemas.microsoft.com/office/drawing/2016/5/11/chartex" xmlns:cx6="http://schemas.microsoft.com/office/drawing/2016/5/12/chartex" xmlns:cx7="http://schemas.microsoft.com/office/drawing/2016/5/13/chartex" xmlns:cx8="http://schemas.microsoft.com/office/drawing/2016/5/14/chartex" xmlns:mc="http://schemas.openxmlformats.org/markup-compatibility/2006" xmlns:aink="http://schemas.microsoft.com/office/drawing/2016/ink" xmlns:am3d="http://schemas.microsoft.com/office/drawing/2017/model3d" xmlns:o="urn:schemas-microsoft-com:office:office" xmlns:oel="http://schemas.microsoft.com/office/2019/extlst" xmlns:r="http://schemas.openxmlformats.org/officeDocument/2006/relationships" xmlns:m="http://schemas.openxmlformats.org/officeDocument/2006/math" xmlns:v="urn:schemas-microsoft-com:vml" xmlns:wp14="http://schemas.microsoft.com/office/word/2010/wordprocessingDrawing" xmlns:wp="http://schemas.openxmlformats.org/drawingml/2006/wordprocessingDrawing" xmlns:w10="urn:schemas-microsoft-com:office:word" xmlns:w="http://schemas.openxmlformats.org/wordprocessingml/2006/main" xmlns:w14="http://schemas.microsoft.com/office/word/2010/wordml" xmlns:w15="http://schemas.microsoft.com/office/word/2012/wordml" xmlns:w16cex="http://schemas.microsoft.com/office/word/2018/wordml/cex" xmlns:w16cid="http://schemas.microsoft.com/office/word/2016/wordml/cid" xmlns:w16="http://schemas.microsoft.com/office/word/2018/wordml" xmlns:w16sdtdh="http://schemas.microsoft.com/office/word/2020/wordml/sdtdatahash" xmlns:w16se="http://schemas.microsoft.com/office/word/2015/wordml/symex" xmlns:wpg="http://schemas.microsoft.com/office/word/2010/wordprocessingGroup" xmlns:wpi="http://schemas.microsoft.com/office/word/2010/wordprocessingInk" xmlns:wne="http://schemas.microsoft.com/office/word/2006/wordml" xmlns:wps="http://schemas.microsoft.com/office/word/2010/wordprocessingShape" mc:Ignorable="w14 w15 w16se w16cid w16 w16cex w16sdtdh wp14">
   <w:abstractNum w:abstractNumId="0" w15:restartNumberingAfterBreak="0">
+    <w:nsid w:val="03AB6BB5"/>
+    <w:multiLevelType w:val="hybridMultilevel"/>
+    <w:tmpl w:val="5784CC3C"/>
+    <w:lvl w:ilvl="0" w:tplc="280A0001">
+      <w:start w:val="1"/>
+      <w:numFmt w:val="bullet"/>
+      <w:lvlText w:val=""/>
+      <w:lvlJc w:val="left"/>
+      <w:pPr>
+        <w:ind w:left="1068" w:hanging="360"/>
+      </w:pPr>
+      <w:rPr>
+        <w:rFonts w:ascii="Symbol" w:hAnsi="Symbol" w:hint="default"/>
+      </w:rPr>
+    </w:lvl>
+    <w:lvl w:ilvl="1" w:tplc="FFFFFFFF" w:tentative="1">
+      <w:start w:val="1"/>
+      <w:numFmt w:val="lowerLetter"/>
+      <w:lvlText w:val="%2."/>
+      <w:lvlJc w:val="left"/>
+      <w:pPr>
+        <w:ind w:left="1788" w:hanging="360"/>
+      </w:pPr>
+    </w:lvl>
+    <w:lvl w:ilvl="2" w:tplc="FFFFFFFF" w:tentative="1">
+      <w:start w:val="1"/>
+      <w:numFmt w:val="lowerRoman"/>
+      <w:lvlText w:val="%3."/>
+      <w:lvlJc w:val="right"/>
+      <w:pPr>
+        <w:ind w:left="2508" w:hanging="180"/>
+      </w:pPr>
+    </w:lvl>
+    <w:lvl w:ilvl="3" w:tplc="FFFFFFFF" w:tentative="1">
+      <w:start w:val="1"/>
+      <w:numFmt w:val="decimal"/>
+      <w:lvlText w:val="%4."/>
+      <w:lvlJc w:val="left"/>
+      <w:pPr>
+        <w:ind w:left="3228" w:hanging="360"/>
+      </w:pPr>
+    </w:lvl>
+    <w:lvl w:ilvl="4" w:tplc="FFFFFFFF" w:tentative="1">
+      <w:start w:val="1"/>
+      <w:numFmt w:val="lowerLetter"/>
+      <w:lvlText w:val="%5."/>
+      <w:lvlJc w:val="left"/>
+      <w:pPr>
+        <w:ind w:left="3948" w:hanging="360"/>
+      </w:pPr>
+    </w:lvl>
+    <w:lvl w:ilvl="5" w:tplc="FFFFFFFF" w:tentative="1">
+      <w:start w:val="1"/>
+      <w:numFmt w:val="lowerRoman"/>
+      <w:lvlText w:val="%6."/>
+      <w:lvlJc w:val="right"/>
+      <w:pPr>
+        <w:ind w:left="4668" w:hanging="180"/>
+      </w:pPr>
+    </w:lvl>
+    <w:lvl w:ilvl="6" w:tplc="FFFFFFFF" w:tentative="1">
+      <w:start w:val="1"/>
+      <w:numFmt w:val="decimal"/>
+      <w:lvlText w:val="%7."/>
+      <w:lvlJc w:val="left"/>
+      <w:pPr>
+        <w:ind w:left="5388" w:hanging="360"/>
+      </w:pPr>
+    </w:lvl>
+    <w:lvl w:ilvl="7" w:tplc="FFFFFFFF" w:tentative="1">
+      <w:start w:val="1"/>
+      <w:numFmt w:val="lowerLetter"/>
+      <w:lvlText w:val="%8."/>
+      <w:lvlJc w:val="left"/>
+      <w:pPr>
+        <w:ind w:left="6108" w:hanging="360"/>
+      </w:pPr>
+    </w:lvl>
+    <w:lvl w:ilvl="8" w:tplc="FFFFFFFF" w:tentative="1">
+      <w:start w:val="1"/>
+      <w:numFmt w:val="lowerRoman"/>
+      <w:lvlText w:val="%9."/>
+      <w:lvlJc w:val="right"/>
+      <w:pPr>
+        <w:ind w:left="6828" w:hanging="180"/>
+      </w:pPr>
+    </w:lvl>
+  </w:abstractNum>
+  <w:abstractNum w:abstractNumId="1" w15:restartNumberingAfterBreak="0">
+    <w:nsid w:val="08637A41"/>
+    <w:multiLevelType w:val="hybridMultilevel"/>
+    <w:tmpl w:val="EA463678"/>
+    <w:lvl w:ilvl="0" w:tplc="280A0001">
+      <w:start w:val="1"/>
+      <w:numFmt w:val="bullet"/>
+      <w:lvlText w:val=""/>
+      <w:lvlJc w:val="left"/>
+      <w:pPr>
+        <w:ind w:left="1068" w:hanging="360"/>
+      </w:pPr>
+      <w:rPr>
+        <w:rFonts w:ascii="Symbol" w:hAnsi="Symbol" w:hint="default"/>
+      </w:rPr>
+    </w:lvl>
+    <w:lvl w:ilvl="1" w:tplc="FFFFFFFF" w:tentative="1">
+      <w:start w:val="1"/>
+      <w:numFmt w:val="lowerLetter"/>
+      <w:lvlText w:val="%2."/>
+      <w:lvlJc w:val="left"/>
+      <w:pPr>
+        <w:ind w:left="1788" w:hanging="360"/>
+      </w:pPr>
+    </w:lvl>
+    <w:lvl w:ilvl="2" w:tplc="FFFFFFFF" w:tentative="1">
+      <w:start w:val="1"/>
+      <w:numFmt w:val="lowerRoman"/>
+      <w:lvlText w:val="%3."/>
+      <w:lvlJc w:val="right"/>
+      <w:pPr>
+        <w:ind w:left="2508" w:hanging="180"/>
+      </w:pPr>
+    </w:lvl>
+    <w:lvl w:ilvl="3" w:tplc="FFFFFFFF" w:tentative="1">
+      <w:start w:val="1"/>
+      <w:numFmt w:val="decimal"/>
+      <w:lvlText w:val="%4."/>
+      <w:lvlJc w:val="left"/>
+      <w:pPr>
+        <w:ind w:left="3228" w:hanging="360"/>
+      </w:pPr>
+    </w:lvl>
+    <w:lvl w:ilvl="4" w:tplc="FFFFFFFF" w:tentative="1">
+      <w:start w:val="1"/>
+      <w:numFmt w:val="lowerLetter"/>
+      <w:lvlText w:val="%5."/>
+      <w:lvlJc w:val="left"/>
+      <w:pPr>
+        <w:ind w:left="3948" w:hanging="360"/>
+      </w:pPr>
+    </w:lvl>
+    <w:lvl w:ilvl="5" w:tplc="FFFFFFFF" w:tentative="1">
+      <w:start w:val="1"/>
+      <w:numFmt w:val="lowerRoman"/>
+      <w:lvlText w:val="%6."/>
+      <w:lvlJc w:val="right"/>
+      <w:pPr>
+        <w:ind w:left="4668" w:hanging="180"/>
+      </w:pPr>
+    </w:lvl>
+    <w:lvl w:ilvl="6" w:tplc="FFFFFFFF" w:tentative="1">
+      <w:start w:val="1"/>
+      <w:numFmt w:val="decimal"/>
+      <w:lvlText w:val="%7."/>
+      <w:lvlJc w:val="left"/>
+      <w:pPr>
+        <w:ind w:left="5388" w:hanging="360"/>
+      </w:pPr>
+    </w:lvl>
+    <w:lvl w:ilvl="7" w:tplc="FFFFFFFF" w:tentative="1">
+      <w:start w:val="1"/>
+      <w:numFmt w:val="lowerLetter"/>
+      <w:lvlText w:val="%8."/>
+      <w:lvlJc w:val="left"/>
+      <w:pPr>
+        <w:ind w:left="6108" w:hanging="360"/>
+      </w:pPr>
+    </w:lvl>
+    <w:lvl w:ilvl="8" w:tplc="FFFFFFFF" w:tentative="1">
+      <w:start w:val="1"/>
+      <w:numFmt w:val="lowerRoman"/>
+      <w:lvlText w:val="%9."/>
+      <w:lvlJc w:val="right"/>
+      <w:pPr>
+        <w:ind w:left="6828" w:hanging="180"/>
+      </w:pPr>
+    </w:lvl>
+  </w:abstractNum>
+  <w:abstractNum w:abstractNumId="2" w15:restartNumberingAfterBreak="0">
+    <w:nsid w:val="0900720A"/>
+    <w:multiLevelType w:val="hybridMultilevel"/>
+    <w:tmpl w:val="9910813A"/>
+    <w:lvl w:ilvl="0" w:tplc="280A0001">
+      <w:start w:val="1"/>
+      <w:numFmt w:val="bullet"/>
+      <w:lvlText w:val=""/>
+      <w:lvlJc w:val="left"/>
+      <w:pPr>
+        <w:ind w:left="1068" w:hanging="360"/>
+      </w:pPr>
+      <w:rPr>
+        <w:rFonts w:ascii="Symbol" w:hAnsi="Symbol" w:hint="default"/>
+      </w:rPr>
+    </w:lvl>
+    <w:lvl w:ilvl="1" w:tplc="280A0003" w:tentative="1">
+      <w:start w:val="1"/>
+      <w:numFmt w:val="bullet"/>
+      <w:lvlText w:val="o"/>
+      <w:lvlJc w:val="left"/>
+      <w:pPr>
+        <w:ind w:left="1788" w:hanging="360"/>
+      </w:pPr>
+      <w:rPr>
+        <w:rFonts w:ascii="Courier New" w:hAnsi="Courier New" w:cs="Courier New" w:hint="default"/>
+      </w:rPr>
+    </w:lvl>
+    <w:lvl w:ilvl="2" w:tplc="280A0005" w:tentative="1">
+      <w:start w:val="1"/>
+      <w:numFmt w:val="bullet"/>
+      <w:lvlText w:val=""/>
+      <w:lvlJc w:val="left"/>
+      <w:pPr>
+        <w:ind w:left="2508" w:hanging="360"/>
+      </w:pPr>
+      <w:rPr>
+        <w:rFonts w:ascii="Wingdings" w:hAnsi="Wingdings" w:hint="default"/>
+      </w:rPr>
+    </w:lvl>
+    <w:lvl w:ilvl="3" w:tplc="280A0001" w:tentative="1">
+      <w:start w:val="1"/>
+      <w:numFmt w:val="bullet"/>
+      <w:lvlText w:val=""/>
+      <w:lvlJc w:val="left"/>
+      <w:pPr>
+        <w:ind w:left="3228" w:hanging="360"/>
+      </w:pPr>
+      <w:rPr>
+        <w:rFonts w:ascii="Symbol" w:hAnsi="Symbol" w:hint="default"/>
+      </w:rPr>
+    </w:lvl>
+    <w:lvl w:ilvl="4" w:tplc="280A0003" w:tentative="1">
+      <w:start w:val="1"/>
+      <w:numFmt w:val="bullet"/>
+      <w:lvlText w:val="o"/>
+      <w:lvlJc w:val="left"/>
+      <w:pPr>
+        <w:ind w:left="3948" w:hanging="360"/>
+      </w:pPr>
+      <w:rPr>
+        <w:rFonts w:ascii="Courier New" w:hAnsi="Courier New" w:cs="Courier New" w:hint="default"/>
+      </w:rPr>
+    </w:lvl>
+    <w:lvl w:ilvl="5" w:tplc="280A0005" w:tentative="1">
+      <w:start w:val="1"/>
+      <w:numFmt w:val="bullet"/>
+      <w:lvlText w:val=""/>
+      <w:lvlJc w:val="left"/>
+      <w:pPr>
+        <w:ind w:left="4668" w:hanging="360"/>
+      </w:pPr>
+      <w:rPr>
+        <w:rFonts w:ascii="Wingdings" w:hAnsi="Wingdings" w:hint="default"/>
+      </w:rPr>
+    </w:lvl>
+    <w:lvl w:ilvl="6" w:tplc="280A0001" w:tentative="1">
+      <w:start w:val="1"/>
+      <w:numFmt w:val="bullet"/>
+      <w:lvlText w:val=""/>
+      <w:lvlJc w:val="left"/>
+      <w:pPr>
+        <w:ind w:left="5388" w:hanging="360"/>
+      </w:pPr>
+      <w:rPr>
+        <w:rFonts w:ascii="Symbol" w:hAnsi="Symbol" w:hint="default"/>
+      </w:rPr>
+    </w:lvl>
+    <w:lvl w:ilvl="7" w:tplc="280A0003" w:tentative="1">
+      <w:start w:val="1"/>
+      <w:numFmt w:val="bullet"/>
+      <w:lvlText w:val="o"/>
+      <w:lvlJc w:val="left"/>
+      <w:pPr>
+        <w:ind w:left="6108" w:hanging="360"/>
+      </w:pPr>
+      <w:rPr>
+        <w:rFonts w:ascii="Courier New" w:hAnsi="Courier New" w:cs="Courier New" w:hint="default"/>
+      </w:rPr>
+    </w:lvl>
+    <w:lvl w:ilvl="8" w:tplc="280A0005" w:tentative="1">
+      <w:start w:val="1"/>
+      <w:numFmt w:val="bullet"/>
+      <w:lvlText w:val=""/>
+      <w:lvlJc w:val="left"/>
+      <w:pPr>
+        <w:ind w:left="6828" w:hanging="360"/>
+      </w:pPr>
+      <w:rPr>
+        <w:rFonts w:ascii="Wingdings" w:hAnsi="Wingdings" w:hint="default"/>
+      </w:rPr>
+    </w:lvl>
+  </w:abstractNum>
+  <w:abstractNum w:abstractNumId="3" w15:restartNumberingAfterBreak="0">
     <w:nsid w:val="0D912C53"/>
     <w:multiLevelType w:val="hybridMultilevel"/>
     <w:tmpl w:val="564E54AE"/>
@@ -8476,7 +10021,524 @@
       </w:rPr>
     </w:lvl>
   </w:abstractNum>
-  <w:abstractNum w:abstractNumId="1" w15:restartNumberingAfterBreak="0">
+  <w:abstractNum w:abstractNumId="4" w15:restartNumberingAfterBreak="0">
+    <w:nsid w:val="106E0246"/>
+    <w:multiLevelType w:val="hybridMultilevel"/>
+    <w:tmpl w:val="EFC03EC8"/>
+    <w:lvl w:ilvl="0" w:tplc="280A0001">
+      <w:start w:val="1"/>
+      <w:numFmt w:val="bullet"/>
+      <w:lvlText w:val=""/>
+      <w:lvlJc w:val="left"/>
+      <w:pPr>
+        <w:ind w:left="1068" w:hanging="360"/>
+      </w:pPr>
+      <w:rPr>
+        <w:rFonts w:ascii="Symbol" w:hAnsi="Symbol" w:hint="default"/>
+      </w:rPr>
+    </w:lvl>
+    <w:lvl w:ilvl="1" w:tplc="280A0003" w:tentative="1">
+      <w:start w:val="1"/>
+      <w:numFmt w:val="bullet"/>
+      <w:lvlText w:val="o"/>
+      <w:lvlJc w:val="left"/>
+      <w:pPr>
+        <w:ind w:left="1788" w:hanging="360"/>
+      </w:pPr>
+      <w:rPr>
+        <w:rFonts w:ascii="Courier New" w:hAnsi="Courier New" w:cs="Courier New" w:hint="default"/>
+      </w:rPr>
+    </w:lvl>
+    <w:lvl w:ilvl="2" w:tplc="280A0005" w:tentative="1">
+      <w:start w:val="1"/>
+      <w:numFmt w:val="bullet"/>
+      <w:lvlText w:val=""/>
+      <w:lvlJc w:val="left"/>
+      <w:pPr>
+        <w:ind w:left="2508" w:hanging="360"/>
+      </w:pPr>
+      <w:rPr>
+        <w:rFonts w:ascii="Wingdings" w:hAnsi="Wingdings" w:hint="default"/>
+      </w:rPr>
+    </w:lvl>
+    <w:lvl w:ilvl="3" w:tplc="280A0001" w:tentative="1">
+      <w:start w:val="1"/>
+      <w:numFmt w:val="bullet"/>
+      <w:lvlText w:val=""/>
+      <w:lvlJc w:val="left"/>
+      <w:pPr>
+        <w:ind w:left="3228" w:hanging="360"/>
+      </w:pPr>
+      <w:rPr>
+        <w:rFonts w:ascii="Symbol" w:hAnsi="Symbol" w:hint="default"/>
+      </w:rPr>
+    </w:lvl>
+    <w:lvl w:ilvl="4" w:tplc="280A0003" w:tentative="1">
+      <w:start w:val="1"/>
+      <w:numFmt w:val="bullet"/>
+      <w:lvlText w:val="o"/>
+      <w:lvlJc w:val="left"/>
+      <w:pPr>
+        <w:ind w:left="3948" w:hanging="360"/>
+      </w:pPr>
+      <w:rPr>
+        <w:rFonts w:ascii="Courier New" w:hAnsi="Courier New" w:cs="Courier New" w:hint="default"/>
+      </w:rPr>
+    </w:lvl>
+    <w:lvl w:ilvl="5" w:tplc="280A0005" w:tentative="1">
+      <w:start w:val="1"/>
+      <w:numFmt w:val="bullet"/>
+      <w:lvlText w:val=""/>
+      <w:lvlJc w:val="left"/>
+      <w:pPr>
+        <w:ind w:left="4668" w:hanging="360"/>
+      </w:pPr>
+      <w:rPr>
+        <w:rFonts w:ascii="Wingdings" w:hAnsi="Wingdings" w:hint="default"/>
+      </w:rPr>
+    </w:lvl>
+    <w:lvl w:ilvl="6" w:tplc="280A0001" w:tentative="1">
+      <w:start w:val="1"/>
+      <w:numFmt w:val="bullet"/>
+      <w:lvlText w:val=""/>
+      <w:lvlJc w:val="left"/>
+      <w:pPr>
+        <w:ind w:left="5388" w:hanging="360"/>
+      </w:pPr>
+      <w:rPr>
+        <w:rFonts w:ascii="Symbol" w:hAnsi="Symbol" w:hint="default"/>
+      </w:rPr>
+    </w:lvl>
+    <w:lvl w:ilvl="7" w:tplc="280A0003" w:tentative="1">
+      <w:start w:val="1"/>
+      <w:numFmt w:val="bullet"/>
+      <w:lvlText w:val="o"/>
+      <w:lvlJc w:val="left"/>
+      <w:pPr>
+        <w:ind w:left="6108" w:hanging="360"/>
+      </w:pPr>
+      <w:rPr>
+        <w:rFonts w:ascii="Courier New" w:hAnsi="Courier New" w:cs="Courier New" w:hint="default"/>
+      </w:rPr>
+    </w:lvl>
+    <w:lvl w:ilvl="8" w:tplc="280A0005" w:tentative="1">
+      <w:start w:val="1"/>
+      <w:numFmt w:val="bullet"/>
+      <w:lvlText w:val=""/>
+      <w:lvlJc w:val="left"/>
+      <w:pPr>
+        <w:ind w:left="6828" w:hanging="360"/>
+      </w:pPr>
+      <w:rPr>
+        <w:rFonts w:ascii="Wingdings" w:hAnsi="Wingdings" w:hint="default"/>
+      </w:rPr>
+    </w:lvl>
+  </w:abstractNum>
+  <w:abstractNum w:abstractNumId="5" w15:restartNumberingAfterBreak="0">
+    <w:nsid w:val="157676A2"/>
+    <w:multiLevelType w:val="hybridMultilevel"/>
+    <w:tmpl w:val="F75074BE"/>
+    <w:lvl w:ilvl="0" w:tplc="280A0001">
+      <w:start w:val="1"/>
+      <w:numFmt w:val="bullet"/>
+      <w:lvlText w:val=""/>
+      <w:lvlJc w:val="left"/>
+      <w:pPr>
+        <w:ind w:left="1068" w:hanging="360"/>
+      </w:pPr>
+      <w:rPr>
+        <w:rFonts w:ascii="Symbol" w:hAnsi="Symbol" w:hint="default"/>
+      </w:rPr>
+    </w:lvl>
+    <w:lvl w:ilvl="1" w:tplc="280A0003" w:tentative="1">
+      <w:start w:val="1"/>
+      <w:numFmt w:val="bullet"/>
+      <w:lvlText w:val="o"/>
+      <w:lvlJc w:val="left"/>
+      <w:pPr>
+        <w:ind w:left="1788" w:hanging="360"/>
+      </w:pPr>
+      <w:rPr>
+        <w:rFonts w:ascii="Courier New" w:hAnsi="Courier New" w:cs="Courier New" w:hint="default"/>
+      </w:rPr>
+    </w:lvl>
+    <w:lvl w:ilvl="2" w:tplc="280A0005" w:tentative="1">
+      <w:start w:val="1"/>
+      <w:numFmt w:val="bullet"/>
+      <w:lvlText w:val=""/>
+      <w:lvlJc w:val="left"/>
+      <w:pPr>
+        <w:ind w:left="2508" w:hanging="360"/>
+      </w:pPr>
+      <w:rPr>
+        <w:rFonts w:ascii="Wingdings" w:hAnsi="Wingdings" w:hint="default"/>
+      </w:rPr>
+    </w:lvl>
+    <w:lvl w:ilvl="3" w:tplc="280A0001" w:tentative="1">
+      <w:start w:val="1"/>
+      <w:numFmt w:val="bullet"/>
+      <w:lvlText w:val=""/>
+      <w:lvlJc w:val="left"/>
+      <w:pPr>
+        <w:ind w:left="3228" w:hanging="360"/>
+      </w:pPr>
+      <w:rPr>
+        <w:rFonts w:ascii="Symbol" w:hAnsi="Symbol" w:hint="default"/>
+      </w:rPr>
+    </w:lvl>
+    <w:lvl w:ilvl="4" w:tplc="280A0003" w:tentative="1">
+      <w:start w:val="1"/>
+      <w:numFmt w:val="bullet"/>
+      <w:lvlText w:val="o"/>
+      <w:lvlJc w:val="left"/>
+      <w:pPr>
+        <w:ind w:left="3948" w:hanging="360"/>
+      </w:pPr>
+      <w:rPr>
+        <w:rFonts w:ascii="Courier New" w:hAnsi="Courier New" w:cs="Courier New" w:hint="default"/>
+      </w:rPr>
+    </w:lvl>
+    <w:lvl w:ilvl="5" w:tplc="280A0005" w:tentative="1">
+      <w:start w:val="1"/>
+      <w:numFmt w:val="bullet"/>
+      <w:lvlText w:val=""/>
+      <w:lvlJc w:val="left"/>
+      <w:pPr>
+        <w:ind w:left="4668" w:hanging="360"/>
+      </w:pPr>
+      <w:rPr>
+        <w:rFonts w:ascii="Wingdings" w:hAnsi="Wingdings" w:hint="default"/>
+      </w:rPr>
+    </w:lvl>
+    <w:lvl w:ilvl="6" w:tplc="280A0001" w:tentative="1">
+      <w:start w:val="1"/>
+      <w:numFmt w:val="bullet"/>
+      <w:lvlText w:val=""/>
+      <w:lvlJc w:val="left"/>
+      <w:pPr>
+        <w:ind w:left="5388" w:hanging="360"/>
+      </w:pPr>
+      <w:rPr>
+        <w:rFonts w:ascii="Symbol" w:hAnsi="Symbol" w:hint="default"/>
+      </w:rPr>
+    </w:lvl>
+    <w:lvl w:ilvl="7" w:tplc="280A0003" w:tentative="1">
+      <w:start w:val="1"/>
+      <w:numFmt w:val="bullet"/>
+      <w:lvlText w:val="o"/>
+      <w:lvlJc w:val="left"/>
+      <w:pPr>
+        <w:ind w:left="6108" w:hanging="360"/>
+      </w:pPr>
+      <w:rPr>
+        <w:rFonts w:ascii="Courier New" w:hAnsi="Courier New" w:cs="Courier New" w:hint="default"/>
+      </w:rPr>
+    </w:lvl>
+    <w:lvl w:ilvl="8" w:tplc="280A0005" w:tentative="1">
+      <w:start w:val="1"/>
+      <w:numFmt w:val="bullet"/>
+      <w:lvlText w:val=""/>
+      <w:lvlJc w:val="left"/>
+      <w:pPr>
+        <w:ind w:left="6828" w:hanging="360"/>
+      </w:pPr>
+      <w:rPr>
+        <w:rFonts w:ascii="Wingdings" w:hAnsi="Wingdings" w:hint="default"/>
+      </w:rPr>
+    </w:lvl>
+  </w:abstractNum>
+  <w:abstractNum w:abstractNumId="6" w15:restartNumberingAfterBreak="0">
+    <w:nsid w:val="1E362BEF"/>
+    <w:multiLevelType w:val="hybridMultilevel"/>
+    <w:tmpl w:val="A3486D82"/>
+    <w:lvl w:ilvl="0" w:tplc="280A0001">
+      <w:start w:val="1"/>
+      <w:numFmt w:val="bullet"/>
+      <w:lvlText w:val=""/>
+      <w:lvlJc w:val="left"/>
+      <w:pPr>
+        <w:ind w:left="1068" w:hanging="360"/>
+      </w:pPr>
+      <w:rPr>
+        <w:rFonts w:ascii="Symbol" w:hAnsi="Symbol" w:hint="default"/>
+      </w:rPr>
+    </w:lvl>
+    <w:lvl w:ilvl="1" w:tplc="FFFFFFFF" w:tentative="1">
+      <w:start w:val="1"/>
+      <w:numFmt w:val="lowerLetter"/>
+      <w:lvlText w:val="%2."/>
+      <w:lvlJc w:val="left"/>
+      <w:pPr>
+        <w:ind w:left="1788" w:hanging="360"/>
+      </w:pPr>
+    </w:lvl>
+    <w:lvl w:ilvl="2" w:tplc="FFFFFFFF" w:tentative="1">
+      <w:start w:val="1"/>
+      <w:numFmt w:val="lowerRoman"/>
+      <w:lvlText w:val="%3."/>
+      <w:lvlJc w:val="right"/>
+      <w:pPr>
+        <w:ind w:left="2508" w:hanging="180"/>
+      </w:pPr>
+    </w:lvl>
+    <w:lvl w:ilvl="3" w:tplc="FFFFFFFF" w:tentative="1">
+      <w:start w:val="1"/>
+      <w:numFmt w:val="decimal"/>
+      <w:lvlText w:val="%4."/>
+      <w:lvlJc w:val="left"/>
+      <w:pPr>
+        <w:ind w:left="3228" w:hanging="360"/>
+      </w:pPr>
+    </w:lvl>
+    <w:lvl w:ilvl="4" w:tplc="FFFFFFFF" w:tentative="1">
+      <w:start w:val="1"/>
+      <w:numFmt w:val="lowerLetter"/>
+      <w:lvlText w:val="%5."/>
+      <w:lvlJc w:val="left"/>
+      <w:pPr>
+        <w:ind w:left="3948" w:hanging="360"/>
+      </w:pPr>
+    </w:lvl>
+    <w:lvl w:ilvl="5" w:tplc="FFFFFFFF" w:tentative="1">
+      <w:start w:val="1"/>
+      <w:numFmt w:val="lowerRoman"/>
+      <w:lvlText w:val="%6."/>
+      <w:lvlJc w:val="right"/>
+      <w:pPr>
+        <w:ind w:left="4668" w:hanging="180"/>
+      </w:pPr>
+    </w:lvl>
+    <w:lvl w:ilvl="6" w:tplc="FFFFFFFF" w:tentative="1">
+      <w:start w:val="1"/>
+      <w:numFmt w:val="decimal"/>
+      <w:lvlText w:val="%7."/>
+      <w:lvlJc w:val="left"/>
+      <w:pPr>
+        <w:ind w:left="5388" w:hanging="360"/>
+      </w:pPr>
+    </w:lvl>
+    <w:lvl w:ilvl="7" w:tplc="FFFFFFFF" w:tentative="1">
+      <w:start w:val="1"/>
+      <w:numFmt w:val="lowerLetter"/>
+      <w:lvlText w:val="%8."/>
+      <w:lvlJc w:val="left"/>
+      <w:pPr>
+        <w:ind w:left="6108" w:hanging="360"/>
+      </w:pPr>
+    </w:lvl>
+    <w:lvl w:ilvl="8" w:tplc="FFFFFFFF" w:tentative="1">
+      <w:start w:val="1"/>
+      <w:numFmt w:val="lowerRoman"/>
+      <w:lvlText w:val="%9."/>
+      <w:lvlJc w:val="right"/>
+      <w:pPr>
+        <w:ind w:left="6828" w:hanging="180"/>
+      </w:pPr>
+    </w:lvl>
+  </w:abstractNum>
+  <w:abstractNum w:abstractNumId="7" w15:restartNumberingAfterBreak="0">
+    <w:nsid w:val="1FA07B81"/>
+    <w:multiLevelType w:val="hybridMultilevel"/>
+    <w:tmpl w:val="C86C912A"/>
+    <w:lvl w:ilvl="0" w:tplc="280A0001">
+      <w:start w:val="1"/>
+      <w:numFmt w:val="bullet"/>
+      <w:lvlText w:val=""/>
+      <w:lvlJc w:val="left"/>
+      <w:pPr>
+        <w:ind w:left="1068" w:hanging="360"/>
+      </w:pPr>
+      <w:rPr>
+        <w:rFonts w:ascii="Symbol" w:hAnsi="Symbol" w:hint="default"/>
+      </w:rPr>
+    </w:lvl>
+    <w:lvl w:ilvl="1" w:tplc="280A0003" w:tentative="1">
+      <w:start w:val="1"/>
+      <w:numFmt w:val="bullet"/>
+      <w:lvlText w:val="o"/>
+      <w:lvlJc w:val="left"/>
+      <w:pPr>
+        <w:ind w:left="1788" w:hanging="360"/>
+      </w:pPr>
+      <w:rPr>
+        <w:rFonts w:ascii="Courier New" w:hAnsi="Courier New" w:cs="Courier New" w:hint="default"/>
+      </w:rPr>
+    </w:lvl>
+    <w:lvl w:ilvl="2" w:tplc="280A0005" w:tentative="1">
+      <w:start w:val="1"/>
+      <w:numFmt w:val="bullet"/>
+      <w:lvlText w:val=""/>
+      <w:lvlJc w:val="left"/>
+      <w:pPr>
+        <w:ind w:left="2508" w:hanging="360"/>
+      </w:pPr>
+      <w:rPr>
+        <w:rFonts w:ascii="Wingdings" w:hAnsi="Wingdings" w:hint="default"/>
+      </w:rPr>
+    </w:lvl>
+    <w:lvl w:ilvl="3" w:tplc="280A0001" w:tentative="1">
+      <w:start w:val="1"/>
+      <w:numFmt w:val="bullet"/>
+      <w:lvlText w:val=""/>
+      <w:lvlJc w:val="left"/>
+      <w:pPr>
+        <w:ind w:left="3228" w:hanging="360"/>
+      </w:pPr>
+      <w:rPr>
+        <w:rFonts w:ascii="Symbol" w:hAnsi="Symbol" w:hint="default"/>
+      </w:rPr>
+    </w:lvl>
+    <w:lvl w:ilvl="4" w:tplc="280A0003" w:tentative="1">
+      <w:start w:val="1"/>
+      <w:numFmt w:val="bullet"/>
+      <w:lvlText w:val="o"/>
+      <w:lvlJc w:val="left"/>
+      <w:pPr>
+        <w:ind w:left="3948" w:hanging="360"/>
+      </w:pPr>
+      <w:rPr>
+        <w:rFonts w:ascii="Courier New" w:hAnsi="Courier New" w:cs="Courier New" w:hint="default"/>
+      </w:rPr>
+    </w:lvl>
+    <w:lvl w:ilvl="5" w:tplc="280A0005" w:tentative="1">
+      <w:start w:val="1"/>
+      <w:numFmt w:val="bullet"/>
+      <w:lvlText w:val=""/>
+      <w:lvlJc w:val="left"/>
+      <w:pPr>
+        <w:ind w:left="4668" w:hanging="360"/>
+      </w:pPr>
+      <w:rPr>
+        <w:rFonts w:ascii="Wingdings" w:hAnsi="Wingdings" w:hint="default"/>
+      </w:rPr>
+    </w:lvl>
+    <w:lvl w:ilvl="6" w:tplc="280A0001" w:tentative="1">
+      <w:start w:val="1"/>
+      <w:numFmt w:val="bullet"/>
+      <w:lvlText w:val=""/>
+      <w:lvlJc w:val="left"/>
+      <w:pPr>
+        <w:ind w:left="5388" w:hanging="360"/>
+      </w:pPr>
+      <w:rPr>
+        <w:rFonts w:ascii="Symbol" w:hAnsi="Symbol" w:hint="default"/>
+      </w:rPr>
+    </w:lvl>
+    <w:lvl w:ilvl="7" w:tplc="280A0003" w:tentative="1">
+      <w:start w:val="1"/>
+      <w:numFmt w:val="bullet"/>
+      <w:lvlText w:val="o"/>
+      <w:lvlJc w:val="left"/>
+      <w:pPr>
+        <w:ind w:left="6108" w:hanging="360"/>
+      </w:pPr>
+      <w:rPr>
+        <w:rFonts w:ascii="Courier New" w:hAnsi="Courier New" w:cs="Courier New" w:hint="default"/>
+      </w:rPr>
+    </w:lvl>
+    <w:lvl w:ilvl="8" w:tplc="280A0005" w:tentative="1">
+      <w:start w:val="1"/>
+      <w:numFmt w:val="bullet"/>
+      <w:lvlText w:val=""/>
+      <w:lvlJc w:val="left"/>
+      <w:pPr>
+        <w:ind w:left="6828" w:hanging="360"/>
+      </w:pPr>
+      <w:rPr>
+        <w:rFonts w:ascii="Wingdings" w:hAnsi="Wingdings" w:hint="default"/>
+      </w:rPr>
+    </w:lvl>
+  </w:abstractNum>
+  <w:abstractNum w:abstractNumId="8" w15:restartNumberingAfterBreak="0">
+    <w:nsid w:val="206A48CB"/>
+    <w:multiLevelType w:val="hybridMultilevel"/>
+    <w:tmpl w:val="A9F6B84E"/>
+    <w:lvl w:ilvl="0" w:tplc="280A0001">
+      <w:start w:val="1"/>
+      <w:numFmt w:val="bullet"/>
+      <w:lvlText w:val=""/>
+      <w:lvlJc w:val="left"/>
+      <w:pPr>
+        <w:ind w:left="1068" w:hanging="360"/>
+      </w:pPr>
+      <w:rPr>
+        <w:rFonts w:ascii="Symbol" w:hAnsi="Symbol" w:hint="default"/>
+      </w:rPr>
+    </w:lvl>
+    <w:lvl w:ilvl="1" w:tplc="FFFFFFFF" w:tentative="1">
+      <w:start w:val="1"/>
+      <w:numFmt w:val="lowerLetter"/>
+      <w:lvlText w:val="%2."/>
+      <w:lvlJc w:val="left"/>
+      <w:pPr>
+        <w:ind w:left="1788" w:hanging="360"/>
+      </w:pPr>
+    </w:lvl>
+    <w:lvl w:ilvl="2" w:tplc="FFFFFFFF" w:tentative="1">
+      <w:start w:val="1"/>
+      <w:numFmt w:val="lowerRoman"/>
+      <w:lvlText w:val="%3."/>
+      <w:lvlJc w:val="right"/>
+      <w:pPr>
+        <w:ind w:left="2508" w:hanging="180"/>
+      </w:pPr>
+    </w:lvl>
+    <w:lvl w:ilvl="3" w:tplc="FFFFFFFF" w:tentative="1">
+      <w:start w:val="1"/>
+      <w:numFmt w:val="decimal"/>
+      <w:lvlText w:val="%4."/>
+      <w:lvlJc w:val="left"/>
+      <w:pPr>
+        <w:ind w:left="3228" w:hanging="360"/>
+      </w:pPr>
+    </w:lvl>
+    <w:lvl w:ilvl="4" w:tplc="FFFFFFFF" w:tentative="1">
+      <w:start w:val="1"/>
+      <w:numFmt w:val="lowerLetter"/>
+      <w:lvlText w:val="%5."/>
+      <w:lvlJc w:val="left"/>
+      <w:pPr>
+        <w:ind w:left="3948" w:hanging="360"/>
+      </w:pPr>
+    </w:lvl>
+    <w:lvl w:ilvl="5" w:tplc="FFFFFFFF" w:tentative="1">
+      <w:start w:val="1"/>
+      <w:numFmt w:val="lowerRoman"/>
+      <w:lvlText w:val="%6."/>
+      <w:lvlJc w:val="right"/>
+      <w:pPr>
+        <w:ind w:left="4668" w:hanging="180"/>
+      </w:pPr>
+    </w:lvl>
+    <w:lvl w:ilvl="6" w:tplc="FFFFFFFF" w:tentative="1">
+      <w:start w:val="1"/>
+      <w:numFmt w:val="decimal"/>
+      <w:lvlText w:val="%7."/>
+      <w:lvlJc w:val="left"/>
+      <w:pPr>
+        <w:ind w:left="5388" w:hanging="360"/>
+      </w:pPr>
+    </w:lvl>
+    <w:lvl w:ilvl="7" w:tplc="FFFFFFFF" w:tentative="1">
+      <w:start w:val="1"/>
+      <w:numFmt w:val="lowerLetter"/>
+      <w:lvlText w:val="%8."/>
+      <w:lvlJc w:val="left"/>
+      <w:pPr>
+        <w:ind w:left="6108" w:hanging="360"/>
+      </w:pPr>
+    </w:lvl>
+    <w:lvl w:ilvl="8" w:tplc="FFFFFFFF" w:tentative="1">
+      <w:start w:val="1"/>
+      <w:numFmt w:val="lowerRoman"/>
+      <w:lvlText w:val="%9."/>
+      <w:lvlJc w:val="right"/>
+      <w:pPr>
+        <w:ind w:left="6828" w:hanging="180"/>
+      </w:pPr>
+    </w:lvl>
+  </w:abstractNum>
+  <w:abstractNum w:abstractNumId="9" w15:restartNumberingAfterBreak="0">
     <w:nsid w:val="28C72744"/>
     <w:multiLevelType w:val="hybridMultilevel"/>
     <w:tmpl w:val="3BD6FA66"/>
@@ -8589,7 +10651,209 @@
       </w:rPr>
     </w:lvl>
   </w:abstractNum>
-  <w:abstractNum w:abstractNumId="2" w15:restartNumberingAfterBreak="0">
+  <w:abstractNum w:abstractNumId="10" w15:restartNumberingAfterBreak="0">
+    <w:nsid w:val="2C5F6F18"/>
+    <w:multiLevelType w:val="hybridMultilevel"/>
+    <w:tmpl w:val="F3327C86"/>
+    <w:lvl w:ilvl="0" w:tplc="280A0001">
+      <w:start w:val="1"/>
+      <w:numFmt w:val="bullet"/>
+      <w:lvlText w:val=""/>
+      <w:lvlJc w:val="left"/>
+      <w:pPr>
+        <w:ind w:left="1068" w:hanging="360"/>
+      </w:pPr>
+      <w:rPr>
+        <w:rFonts w:ascii="Symbol" w:hAnsi="Symbol" w:hint="default"/>
+      </w:rPr>
+    </w:lvl>
+    <w:lvl w:ilvl="1" w:tplc="FFFFFFFF" w:tentative="1">
+      <w:start w:val="1"/>
+      <w:numFmt w:val="lowerLetter"/>
+      <w:lvlText w:val="%2."/>
+      <w:lvlJc w:val="left"/>
+      <w:pPr>
+        <w:ind w:left="1788" w:hanging="360"/>
+      </w:pPr>
+    </w:lvl>
+    <w:lvl w:ilvl="2" w:tplc="FFFFFFFF" w:tentative="1">
+      <w:start w:val="1"/>
+      <w:numFmt w:val="lowerRoman"/>
+      <w:lvlText w:val="%3."/>
+      <w:lvlJc w:val="right"/>
+      <w:pPr>
+        <w:ind w:left="2508" w:hanging="180"/>
+      </w:pPr>
+    </w:lvl>
+    <w:lvl w:ilvl="3" w:tplc="FFFFFFFF" w:tentative="1">
+      <w:start w:val="1"/>
+      <w:numFmt w:val="decimal"/>
+      <w:lvlText w:val="%4."/>
+      <w:lvlJc w:val="left"/>
+      <w:pPr>
+        <w:ind w:left="3228" w:hanging="360"/>
+      </w:pPr>
+    </w:lvl>
+    <w:lvl w:ilvl="4" w:tplc="FFFFFFFF" w:tentative="1">
+      <w:start w:val="1"/>
+      <w:numFmt w:val="lowerLetter"/>
+      <w:lvlText w:val="%5."/>
+      <w:lvlJc w:val="left"/>
+      <w:pPr>
+        <w:ind w:left="3948" w:hanging="360"/>
+      </w:pPr>
+    </w:lvl>
+    <w:lvl w:ilvl="5" w:tplc="FFFFFFFF" w:tentative="1">
+      <w:start w:val="1"/>
+      <w:numFmt w:val="lowerRoman"/>
+      <w:lvlText w:val="%6."/>
+      <w:lvlJc w:val="right"/>
+      <w:pPr>
+        <w:ind w:left="4668" w:hanging="180"/>
+      </w:pPr>
+    </w:lvl>
+    <w:lvl w:ilvl="6" w:tplc="FFFFFFFF" w:tentative="1">
+      <w:start w:val="1"/>
+      <w:numFmt w:val="decimal"/>
+      <w:lvlText w:val="%7."/>
+      <w:lvlJc w:val="left"/>
+      <w:pPr>
+        <w:ind w:left="5388" w:hanging="360"/>
+      </w:pPr>
+    </w:lvl>
+    <w:lvl w:ilvl="7" w:tplc="FFFFFFFF" w:tentative="1">
+      <w:start w:val="1"/>
+      <w:numFmt w:val="lowerLetter"/>
+      <w:lvlText w:val="%8."/>
+      <w:lvlJc w:val="left"/>
+      <w:pPr>
+        <w:ind w:left="6108" w:hanging="360"/>
+      </w:pPr>
+    </w:lvl>
+    <w:lvl w:ilvl="8" w:tplc="FFFFFFFF" w:tentative="1">
+      <w:start w:val="1"/>
+      <w:numFmt w:val="lowerRoman"/>
+      <w:lvlText w:val="%9."/>
+      <w:lvlJc w:val="right"/>
+      <w:pPr>
+        <w:ind w:left="6828" w:hanging="180"/>
+      </w:pPr>
+    </w:lvl>
+  </w:abstractNum>
+  <w:abstractNum w:abstractNumId="11" w15:restartNumberingAfterBreak="0">
+    <w:nsid w:val="2E066970"/>
+    <w:multiLevelType w:val="hybridMultilevel"/>
+    <w:tmpl w:val="8AAEA82E"/>
+    <w:lvl w:ilvl="0" w:tplc="280A0001">
+      <w:start w:val="1"/>
+      <w:numFmt w:val="bullet"/>
+      <w:lvlText w:val=""/>
+      <w:lvlJc w:val="left"/>
+      <w:pPr>
+        <w:ind w:left="1068" w:hanging="360"/>
+      </w:pPr>
+      <w:rPr>
+        <w:rFonts w:ascii="Symbol" w:hAnsi="Symbol" w:hint="default"/>
+      </w:rPr>
+    </w:lvl>
+    <w:lvl w:ilvl="1" w:tplc="280A0003" w:tentative="1">
+      <w:start w:val="1"/>
+      <w:numFmt w:val="bullet"/>
+      <w:lvlText w:val="o"/>
+      <w:lvlJc w:val="left"/>
+      <w:pPr>
+        <w:ind w:left="1788" w:hanging="360"/>
+      </w:pPr>
+      <w:rPr>
+        <w:rFonts w:ascii="Courier New" w:hAnsi="Courier New" w:cs="Courier New" w:hint="default"/>
+      </w:rPr>
+    </w:lvl>
+    <w:lvl w:ilvl="2" w:tplc="280A0005" w:tentative="1">
+      <w:start w:val="1"/>
+      <w:numFmt w:val="bullet"/>
+      <w:lvlText w:val=""/>
+      <w:lvlJc w:val="left"/>
+      <w:pPr>
+        <w:ind w:left="2508" w:hanging="360"/>
+      </w:pPr>
+      <w:rPr>
+        <w:rFonts w:ascii="Wingdings" w:hAnsi="Wingdings" w:hint="default"/>
+      </w:rPr>
+    </w:lvl>
+    <w:lvl w:ilvl="3" w:tplc="280A0001" w:tentative="1">
+      <w:start w:val="1"/>
+      <w:numFmt w:val="bullet"/>
+      <w:lvlText w:val=""/>
+      <w:lvlJc w:val="left"/>
+      <w:pPr>
+        <w:ind w:left="3228" w:hanging="360"/>
+      </w:pPr>
+      <w:rPr>
+        <w:rFonts w:ascii="Symbol" w:hAnsi="Symbol" w:hint="default"/>
+      </w:rPr>
+    </w:lvl>
+    <w:lvl w:ilvl="4" w:tplc="280A0003" w:tentative="1">
+      <w:start w:val="1"/>
+      <w:numFmt w:val="bullet"/>
+      <w:lvlText w:val="o"/>
+      <w:lvlJc w:val="left"/>
+      <w:pPr>
+        <w:ind w:left="3948" w:hanging="360"/>
+      </w:pPr>
+      <w:rPr>
+        <w:rFonts w:ascii="Courier New" w:hAnsi="Courier New" w:cs="Courier New" w:hint="default"/>
+      </w:rPr>
+    </w:lvl>
+    <w:lvl w:ilvl="5" w:tplc="280A0005" w:tentative="1">
+      <w:start w:val="1"/>
+      <w:numFmt w:val="bullet"/>
+      <w:lvlText w:val=""/>
+      <w:lvlJc w:val="left"/>
+      <w:pPr>
+        <w:ind w:left="4668" w:hanging="360"/>
+      </w:pPr>
+      <w:rPr>
+        <w:rFonts w:ascii="Wingdings" w:hAnsi="Wingdings" w:hint="default"/>
+      </w:rPr>
+    </w:lvl>
+    <w:lvl w:ilvl="6" w:tplc="280A0001" w:tentative="1">
+      <w:start w:val="1"/>
+      <w:numFmt w:val="bullet"/>
+      <w:lvlText w:val=""/>
+      <w:lvlJc w:val="left"/>
+      <w:pPr>
+        <w:ind w:left="5388" w:hanging="360"/>
+      </w:pPr>
+      <w:rPr>
+        <w:rFonts w:ascii="Symbol" w:hAnsi="Symbol" w:hint="default"/>
+      </w:rPr>
+    </w:lvl>
+    <w:lvl w:ilvl="7" w:tplc="280A0003" w:tentative="1">
+      <w:start w:val="1"/>
+      <w:numFmt w:val="bullet"/>
+      <w:lvlText w:val="o"/>
+      <w:lvlJc w:val="left"/>
+      <w:pPr>
+        <w:ind w:left="6108" w:hanging="360"/>
+      </w:pPr>
+      <w:rPr>
+        <w:rFonts w:ascii="Courier New" w:hAnsi="Courier New" w:cs="Courier New" w:hint="default"/>
+      </w:rPr>
+    </w:lvl>
+    <w:lvl w:ilvl="8" w:tplc="280A0005" w:tentative="1">
+      <w:start w:val="1"/>
+      <w:numFmt w:val="bullet"/>
+      <w:lvlText w:val=""/>
+      <w:lvlJc w:val="left"/>
+      <w:pPr>
+        <w:ind w:left="6828" w:hanging="360"/>
+      </w:pPr>
+      <w:rPr>
+        <w:rFonts w:ascii="Wingdings" w:hAnsi="Wingdings" w:hint="default"/>
+      </w:rPr>
+    </w:lvl>
+  </w:abstractNum>
+  <w:abstractNum w:abstractNumId="12" w15:restartNumberingAfterBreak="0">
     <w:nsid w:val="317B700E"/>
     <w:multiLevelType w:val="hybridMultilevel"/>
     <w:tmpl w:val="1D58FC4C"/>
@@ -8702,7 +10966,93 @@
       </w:rPr>
     </w:lvl>
   </w:abstractNum>
-  <w:abstractNum w:abstractNumId="3" w15:restartNumberingAfterBreak="0">
+  <w:abstractNum w:abstractNumId="13" w15:restartNumberingAfterBreak="0">
+    <w:nsid w:val="35DA3D45"/>
+    <w:multiLevelType w:val="hybridMultilevel"/>
+    <w:tmpl w:val="D7509C3A"/>
+    <w:lvl w:ilvl="0" w:tplc="280A000F">
+      <w:start w:val="1"/>
+      <w:numFmt w:val="decimal"/>
+      <w:lvlText w:val="%1."/>
+      <w:lvlJc w:val="left"/>
+      <w:pPr>
+        <w:ind w:left="720" w:hanging="360"/>
+      </w:pPr>
+    </w:lvl>
+    <w:lvl w:ilvl="1" w:tplc="280A0019" w:tentative="1">
+      <w:start w:val="1"/>
+      <w:numFmt w:val="lowerLetter"/>
+      <w:lvlText w:val="%2."/>
+      <w:lvlJc w:val="left"/>
+      <w:pPr>
+        <w:ind w:left="1440" w:hanging="360"/>
+      </w:pPr>
+    </w:lvl>
+    <w:lvl w:ilvl="2" w:tplc="280A001B" w:tentative="1">
+      <w:start w:val="1"/>
+      <w:numFmt w:val="lowerRoman"/>
+      <w:lvlText w:val="%3."/>
+      <w:lvlJc w:val="right"/>
+      <w:pPr>
+        <w:ind w:left="2160" w:hanging="180"/>
+      </w:pPr>
+    </w:lvl>
+    <w:lvl w:ilvl="3" w:tplc="280A000F" w:tentative="1">
+      <w:start w:val="1"/>
+      <w:numFmt w:val="decimal"/>
+      <w:lvlText w:val="%4."/>
+      <w:lvlJc w:val="left"/>
+      <w:pPr>
+        <w:ind w:left="2880" w:hanging="360"/>
+      </w:pPr>
+    </w:lvl>
+    <w:lvl w:ilvl="4" w:tplc="280A0019" w:tentative="1">
+      <w:start w:val="1"/>
+      <w:numFmt w:val="lowerLetter"/>
+      <w:lvlText w:val="%5."/>
+      <w:lvlJc w:val="left"/>
+      <w:pPr>
+        <w:ind w:left="3600" w:hanging="360"/>
+      </w:pPr>
+    </w:lvl>
+    <w:lvl w:ilvl="5" w:tplc="280A001B" w:tentative="1">
+      <w:start w:val="1"/>
+      <w:numFmt w:val="lowerRoman"/>
+      <w:lvlText w:val="%6."/>
+      <w:lvlJc w:val="right"/>
+      <w:pPr>
+        <w:ind w:left="4320" w:hanging="180"/>
+      </w:pPr>
+    </w:lvl>
+    <w:lvl w:ilvl="6" w:tplc="280A000F" w:tentative="1">
+      <w:start w:val="1"/>
+      <w:numFmt w:val="decimal"/>
+      <w:lvlText w:val="%7."/>
+      <w:lvlJc w:val="left"/>
+      <w:pPr>
+        <w:ind w:left="5040" w:hanging="360"/>
+      </w:pPr>
+    </w:lvl>
+    <w:lvl w:ilvl="7" w:tplc="280A0019" w:tentative="1">
+      <w:start w:val="1"/>
+      <w:numFmt w:val="lowerLetter"/>
+      <w:lvlText w:val="%8."/>
+      <w:lvlJc w:val="left"/>
+      <w:pPr>
+        <w:ind w:left="5760" w:hanging="360"/>
+      </w:pPr>
+    </w:lvl>
+    <w:lvl w:ilvl="8" w:tplc="280A001B" w:tentative="1">
+      <w:start w:val="1"/>
+      <w:numFmt w:val="lowerRoman"/>
+      <w:lvlText w:val="%9."/>
+      <w:lvlJc w:val="right"/>
+      <w:pPr>
+        <w:ind w:left="6480" w:hanging="180"/>
+      </w:pPr>
+    </w:lvl>
+  </w:abstractNum>
+  <w:abstractNum w:abstractNumId="14" w15:restartNumberingAfterBreak="0">
     <w:nsid w:val="36FE7A9A"/>
     <w:multiLevelType w:val="multilevel"/>
     <w:tmpl w:val="0ACA317C"/>
@@ -8822,7 +11172,7 @@
       </w:rPr>
     </w:lvl>
   </w:abstractNum>
-  <w:abstractNum w:abstractNumId="4" w15:restartNumberingAfterBreak="0">
+  <w:abstractNum w:abstractNumId="15" w15:restartNumberingAfterBreak="0">
     <w:nsid w:val="3D441842"/>
     <w:multiLevelType w:val="hybridMultilevel"/>
     <w:tmpl w:val="A0B0E90A"/>
@@ -8934,7 +11284,120 @@
       </w:rPr>
     </w:lvl>
   </w:abstractNum>
-  <w:abstractNum w:abstractNumId="5" w15:restartNumberingAfterBreak="0">
+  <w:abstractNum w:abstractNumId="16" w15:restartNumberingAfterBreak="0">
+    <w:nsid w:val="3DC621F2"/>
+    <w:multiLevelType w:val="hybridMultilevel"/>
+    <w:tmpl w:val="02840326"/>
+    <w:lvl w:ilvl="0" w:tplc="280A0001">
+      <w:start w:val="1"/>
+      <w:numFmt w:val="bullet"/>
+      <w:lvlText w:val=""/>
+      <w:lvlJc w:val="left"/>
+      <w:pPr>
+        <w:ind w:left="1068" w:hanging="360"/>
+      </w:pPr>
+      <w:rPr>
+        <w:rFonts w:ascii="Symbol" w:hAnsi="Symbol" w:hint="default"/>
+      </w:rPr>
+    </w:lvl>
+    <w:lvl w:ilvl="1" w:tplc="280A0003" w:tentative="1">
+      <w:start w:val="1"/>
+      <w:numFmt w:val="bullet"/>
+      <w:lvlText w:val="o"/>
+      <w:lvlJc w:val="left"/>
+      <w:pPr>
+        <w:ind w:left="1788" w:hanging="360"/>
+      </w:pPr>
+      <w:rPr>
+        <w:rFonts w:ascii="Courier New" w:hAnsi="Courier New" w:cs="Courier New" w:hint="default"/>
+      </w:rPr>
+    </w:lvl>
+    <w:lvl w:ilvl="2" w:tplc="280A0005" w:tentative="1">
+      <w:start w:val="1"/>
+      <w:numFmt w:val="bullet"/>
+      <w:lvlText w:val=""/>
+      <w:lvlJc w:val="left"/>
+      <w:pPr>
+        <w:ind w:left="2508" w:hanging="360"/>
+      </w:pPr>
+      <w:rPr>
+        <w:rFonts w:ascii="Wingdings" w:hAnsi="Wingdings" w:hint="default"/>
+      </w:rPr>
+    </w:lvl>
+    <w:lvl w:ilvl="3" w:tplc="280A0001" w:tentative="1">
+      <w:start w:val="1"/>
+      <w:numFmt w:val="bullet"/>
+      <w:lvlText w:val=""/>
+      <w:lvlJc w:val="left"/>
+      <w:pPr>
+        <w:ind w:left="3228" w:hanging="360"/>
+      </w:pPr>
+      <w:rPr>
+        <w:rFonts w:ascii="Symbol" w:hAnsi="Symbol" w:hint="default"/>
+      </w:rPr>
+    </w:lvl>
+    <w:lvl w:ilvl="4" w:tplc="280A0003" w:tentative="1">
+      <w:start w:val="1"/>
+      <w:numFmt w:val="bullet"/>
+      <w:lvlText w:val="o"/>
+      <w:lvlJc w:val="left"/>
+      <w:pPr>
+        <w:ind w:left="3948" w:hanging="360"/>
+      </w:pPr>
+      <w:rPr>
+        <w:rFonts w:ascii="Courier New" w:hAnsi="Courier New" w:cs="Courier New" w:hint="default"/>
+      </w:rPr>
+    </w:lvl>
+    <w:lvl w:ilvl="5" w:tplc="280A0005" w:tentative="1">
+      <w:start w:val="1"/>
+      <w:numFmt w:val="bullet"/>
+      <w:lvlText w:val=""/>
+      <w:lvlJc w:val="left"/>
+      <w:pPr>
+        <w:ind w:left="4668" w:hanging="360"/>
+      </w:pPr>
+      <w:rPr>
+        <w:rFonts w:ascii="Wingdings" w:hAnsi="Wingdings" w:hint="default"/>
+      </w:rPr>
+    </w:lvl>
+    <w:lvl w:ilvl="6" w:tplc="280A0001" w:tentative="1">
+      <w:start w:val="1"/>
+      <w:numFmt w:val="bullet"/>
+      <w:lvlText w:val=""/>
+      <w:lvlJc w:val="left"/>
+      <w:pPr>
+        <w:ind w:left="5388" w:hanging="360"/>
+      </w:pPr>
+      <w:rPr>
+        <w:rFonts w:ascii="Symbol" w:hAnsi="Symbol" w:hint="default"/>
+      </w:rPr>
+    </w:lvl>
+    <w:lvl w:ilvl="7" w:tplc="280A0003" w:tentative="1">
+      <w:start w:val="1"/>
+      <w:numFmt w:val="bullet"/>
+      <w:lvlText w:val="o"/>
+      <w:lvlJc w:val="left"/>
+      <w:pPr>
+        <w:ind w:left="6108" w:hanging="360"/>
+      </w:pPr>
+      <w:rPr>
+        <w:rFonts w:ascii="Courier New" w:hAnsi="Courier New" w:cs="Courier New" w:hint="default"/>
+      </w:rPr>
+    </w:lvl>
+    <w:lvl w:ilvl="8" w:tplc="280A0005" w:tentative="1">
+      <w:start w:val="1"/>
+      <w:numFmt w:val="bullet"/>
+      <w:lvlText w:val=""/>
+      <w:lvlJc w:val="left"/>
+      <w:pPr>
+        <w:ind w:left="6828" w:hanging="360"/>
+      </w:pPr>
+      <w:rPr>
+        <w:rFonts w:ascii="Wingdings" w:hAnsi="Wingdings" w:hint="default"/>
+      </w:rPr>
+    </w:lvl>
+  </w:abstractNum>
+  <w:abstractNum w:abstractNumId="17" w15:restartNumberingAfterBreak="0">
     <w:nsid w:val="40855F38"/>
     <w:multiLevelType w:val="multilevel"/>
     <w:tmpl w:val="0C0A001D"/>
@@ -9020,7 +11483,298 @@
       </w:pPr>
     </w:lvl>
   </w:abstractNum>
-  <w:abstractNum w:abstractNumId="6" w15:restartNumberingAfterBreak="0">
+  <w:abstractNum w:abstractNumId="18" w15:restartNumberingAfterBreak="0">
+    <w:nsid w:val="44C61F2A"/>
+    <w:multiLevelType w:val="hybridMultilevel"/>
+    <w:tmpl w:val="F800E3D4"/>
+    <w:lvl w:ilvl="0" w:tplc="280A0001">
+      <w:start w:val="1"/>
+      <w:numFmt w:val="bullet"/>
+      <w:lvlText w:val=""/>
+      <w:lvlJc w:val="left"/>
+      <w:pPr>
+        <w:ind w:left="1068" w:hanging="360"/>
+      </w:pPr>
+      <w:rPr>
+        <w:rFonts w:ascii="Symbol" w:hAnsi="Symbol" w:hint="default"/>
+      </w:rPr>
+    </w:lvl>
+    <w:lvl w:ilvl="1" w:tplc="FFFFFFFF" w:tentative="1">
+      <w:start w:val="1"/>
+      <w:numFmt w:val="lowerLetter"/>
+      <w:lvlText w:val="%2."/>
+      <w:lvlJc w:val="left"/>
+      <w:pPr>
+        <w:ind w:left="1788" w:hanging="360"/>
+      </w:pPr>
+    </w:lvl>
+    <w:lvl w:ilvl="2" w:tplc="FFFFFFFF" w:tentative="1">
+      <w:start w:val="1"/>
+      <w:numFmt w:val="lowerRoman"/>
+      <w:lvlText w:val="%3."/>
+      <w:lvlJc w:val="right"/>
+      <w:pPr>
+        <w:ind w:left="2508" w:hanging="180"/>
+      </w:pPr>
+    </w:lvl>
+    <w:lvl w:ilvl="3" w:tplc="FFFFFFFF" w:tentative="1">
+      <w:start w:val="1"/>
+      <w:numFmt w:val="decimal"/>
+      <w:lvlText w:val="%4."/>
+      <w:lvlJc w:val="left"/>
+      <w:pPr>
+        <w:ind w:left="3228" w:hanging="360"/>
+      </w:pPr>
+    </w:lvl>
+    <w:lvl w:ilvl="4" w:tplc="FFFFFFFF" w:tentative="1">
+      <w:start w:val="1"/>
+      <w:numFmt w:val="lowerLetter"/>
+      <w:lvlText w:val="%5."/>
+      <w:lvlJc w:val="left"/>
+      <w:pPr>
+        <w:ind w:left="3948" w:hanging="360"/>
+      </w:pPr>
+    </w:lvl>
+    <w:lvl w:ilvl="5" w:tplc="FFFFFFFF" w:tentative="1">
+      <w:start w:val="1"/>
+      <w:numFmt w:val="lowerRoman"/>
+      <w:lvlText w:val="%6."/>
+      <w:lvlJc w:val="right"/>
+      <w:pPr>
+        <w:ind w:left="4668" w:hanging="180"/>
+      </w:pPr>
+    </w:lvl>
+    <w:lvl w:ilvl="6" w:tplc="FFFFFFFF" w:tentative="1">
+      <w:start w:val="1"/>
+      <w:numFmt w:val="decimal"/>
+      <w:lvlText w:val="%7."/>
+      <w:lvlJc w:val="left"/>
+      <w:pPr>
+        <w:ind w:left="5388" w:hanging="360"/>
+      </w:pPr>
+    </w:lvl>
+    <w:lvl w:ilvl="7" w:tplc="FFFFFFFF" w:tentative="1">
+      <w:start w:val="1"/>
+      <w:numFmt w:val="lowerLetter"/>
+      <w:lvlText w:val="%8."/>
+      <w:lvlJc w:val="left"/>
+      <w:pPr>
+        <w:ind w:left="6108" w:hanging="360"/>
+      </w:pPr>
+    </w:lvl>
+    <w:lvl w:ilvl="8" w:tplc="FFFFFFFF" w:tentative="1">
+      <w:start w:val="1"/>
+      <w:numFmt w:val="lowerRoman"/>
+      <w:lvlText w:val="%9."/>
+      <w:lvlJc w:val="right"/>
+      <w:pPr>
+        <w:ind w:left="6828" w:hanging="180"/>
+      </w:pPr>
+    </w:lvl>
+  </w:abstractNum>
+  <w:abstractNum w:abstractNumId="19" w15:restartNumberingAfterBreak="0">
+    <w:nsid w:val="452C5C3E"/>
+    <w:multiLevelType w:val="hybridMultilevel"/>
+    <w:tmpl w:val="3F82E166"/>
+    <w:lvl w:ilvl="0" w:tplc="280A0001">
+      <w:start w:val="1"/>
+      <w:numFmt w:val="bullet"/>
+      <w:lvlText w:val=""/>
+      <w:lvlJc w:val="left"/>
+      <w:pPr>
+        <w:ind w:left="1068" w:hanging="360"/>
+      </w:pPr>
+      <w:rPr>
+        <w:rFonts w:ascii="Symbol" w:hAnsi="Symbol" w:hint="default"/>
+      </w:rPr>
+    </w:lvl>
+    <w:lvl w:ilvl="1" w:tplc="FFFFFFFF" w:tentative="1">
+      <w:start w:val="1"/>
+      <w:numFmt w:val="lowerLetter"/>
+      <w:lvlText w:val="%2."/>
+      <w:lvlJc w:val="left"/>
+      <w:pPr>
+        <w:ind w:left="1788" w:hanging="360"/>
+      </w:pPr>
+    </w:lvl>
+    <w:lvl w:ilvl="2" w:tplc="FFFFFFFF" w:tentative="1">
+      <w:start w:val="1"/>
+      <w:numFmt w:val="lowerRoman"/>
+      <w:lvlText w:val="%3."/>
+      <w:lvlJc w:val="right"/>
+      <w:pPr>
+        <w:ind w:left="2508" w:hanging="180"/>
+      </w:pPr>
+    </w:lvl>
+    <w:lvl w:ilvl="3" w:tplc="FFFFFFFF" w:tentative="1">
+      <w:start w:val="1"/>
+      <w:numFmt w:val="decimal"/>
+      <w:lvlText w:val="%4."/>
+      <w:lvlJc w:val="left"/>
+      <w:pPr>
+        <w:ind w:left="3228" w:hanging="360"/>
+      </w:pPr>
+    </w:lvl>
+    <w:lvl w:ilvl="4" w:tplc="FFFFFFFF" w:tentative="1">
+      <w:start w:val="1"/>
+      <w:numFmt w:val="lowerLetter"/>
+      <w:lvlText w:val="%5."/>
+      <w:lvlJc w:val="left"/>
+      <w:pPr>
+        <w:ind w:left="3948" w:hanging="360"/>
+      </w:pPr>
+    </w:lvl>
+    <w:lvl w:ilvl="5" w:tplc="FFFFFFFF" w:tentative="1">
+      <w:start w:val="1"/>
+      <w:numFmt w:val="lowerRoman"/>
+      <w:lvlText w:val="%6."/>
+      <w:lvlJc w:val="right"/>
+      <w:pPr>
+        <w:ind w:left="4668" w:hanging="180"/>
+      </w:pPr>
+    </w:lvl>
+    <w:lvl w:ilvl="6" w:tplc="FFFFFFFF" w:tentative="1">
+      <w:start w:val="1"/>
+      <w:numFmt w:val="decimal"/>
+      <w:lvlText w:val="%7."/>
+      <w:lvlJc w:val="left"/>
+      <w:pPr>
+        <w:ind w:left="5388" w:hanging="360"/>
+      </w:pPr>
+    </w:lvl>
+    <w:lvl w:ilvl="7" w:tplc="FFFFFFFF" w:tentative="1">
+      <w:start w:val="1"/>
+      <w:numFmt w:val="lowerLetter"/>
+      <w:lvlText w:val="%8."/>
+      <w:lvlJc w:val="left"/>
+      <w:pPr>
+        <w:ind w:left="6108" w:hanging="360"/>
+      </w:pPr>
+    </w:lvl>
+    <w:lvl w:ilvl="8" w:tplc="FFFFFFFF" w:tentative="1">
+      <w:start w:val="1"/>
+      <w:numFmt w:val="lowerRoman"/>
+      <w:lvlText w:val="%9."/>
+      <w:lvlJc w:val="right"/>
+      <w:pPr>
+        <w:ind w:left="6828" w:hanging="180"/>
+      </w:pPr>
+    </w:lvl>
+  </w:abstractNum>
+  <w:abstractNum w:abstractNumId="20" w15:restartNumberingAfterBreak="0">
+    <w:nsid w:val="48B57FB2"/>
+    <w:multiLevelType w:val="hybridMultilevel"/>
+    <w:tmpl w:val="53988912"/>
+    <w:lvl w:ilvl="0" w:tplc="280A0001">
+      <w:start w:val="1"/>
+      <w:numFmt w:val="bullet"/>
+      <w:lvlText w:val=""/>
+      <w:lvlJc w:val="left"/>
+      <w:pPr>
+        <w:ind w:left="1068" w:hanging="360"/>
+      </w:pPr>
+      <w:rPr>
+        <w:rFonts w:ascii="Symbol" w:hAnsi="Symbol" w:hint="default"/>
+      </w:rPr>
+    </w:lvl>
+    <w:lvl w:ilvl="1" w:tplc="280A0003" w:tentative="1">
+      <w:start w:val="1"/>
+      <w:numFmt w:val="bullet"/>
+      <w:lvlText w:val="o"/>
+      <w:lvlJc w:val="left"/>
+      <w:pPr>
+        <w:ind w:left="1788" w:hanging="360"/>
+      </w:pPr>
+      <w:rPr>
+        <w:rFonts w:ascii="Courier New" w:hAnsi="Courier New" w:cs="Courier New" w:hint="default"/>
+      </w:rPr>
+    </w:lvl>
+    <w:lvl w:ilvl="2" w:tplc="280A0005" w:tentative="1">
+      <w:start w:val="1"/>
+      <w:numFmt w:val="bullet"/>
+      <w:lvlText w:val=""/>
+      <w:lvlJc w:val="left"/>
+      <w:pPr>
+        <w:ind w:left="2508" w:hanging="360"/>
+      </w:pPr>
+      <w:rPr>
+        <w:rFonts w:ascii="Wingdings" w:hAnsi="Wingdings" w:hint="default"/>
+      </w:rPr>
+    </w:lvl>
+    <w:lvl w:ilvl="3" w:tplc="280A0001" w:tentative="1">
+      <w:start w:val="1"/>
+      <w:numFmt w:val="bullet"/>
+      <w:lvlText w:val=""/>
+      <w:lvlJc w:val="left"/>
+      <w:pPr>
+        <w:ind w:left="3228" w:hanging="360"/>
+      </w:pPr>
+      <w:rPr>
+        <w:rFonts w:ascii="Symbol" w:hAnsi="Symbol" w:hint="default"/>
+      </w:rPr>
+    </w:lvl>
+    <w:lvl w:ilvl="4" w:tplc="280A0003" w:tentative="1">
+      <w:start w:val="1"/>
+      <w:numFmt w:val="bullet"/>
+      <w:lvlText w:val="o"/>
+      <w:lvlJc w:val="left"/>
+      <w:pPr>
+        <w:ind w:left="3948" w:hanging="360"/>
+      </w:pPr>
+      <w:rPr>
+        <w:rFonts w:ascii="Courier New" w:hAnsi="Courier New" w:cs="Courier New" w:hint="default"/>
+      </w:rPr>
+    </w:lvl>
+    <w:lvl w:ilvl="5" w:tplc="280A0005" w:tentative="1">
+      <w:start w:val="1"/>
+      <w:numFmt w:val="bullet"/>
+      <w:lvlText w:val=""/>
+      <w:lvlJc w:val="left"/>
+      <w:pPr>
+        <w:ind w:left="4668" w:hanging="360"/>
+      </w:pPr>
+      <w:rPr>
+        <w:rFonts w:ascii="Wingdings" w:hAnsi="Wingdings" w:hint="default"/>
+      </w:rPr>
+    </w:lvl>
+    <w:lvl w:ilvl="6" w:tplc="280A0001" w:tentative="1">
+      <w:start w:val="1"/>
+      <w:numFmt w:val="bullet"/>
+      <w:lvlText w:val=""/>
+      <w:lvlJc w:val="left"/>
+      <w:pPr>
+        <w:ind w:left="5388" w:hanging="360"/>
+      </w:pPr>
+      <w:rPr>
+        <w:rFonts w:ascii="Symbol" w:hAnsi="Symbol" w:hint="default"/>
+      </w:rPr>
+    </w:lvl>
+    <w:lvl w:ilvl="7" w:tplc="280A0003" w:tentative="1">
+      <w:start w:val="1"/>
+      <w:numFmt w:val="bullet"/>
+      <w:lvlText w:val="o"/>
+      <w:lvlJc w:val="left"/>
+      <w:pPr>
+        <w:ind w:left="6108" w:hanging="360"/>
+      </w:pPr>
+      <w:rPr>
+        <w:rFonts w:ascii="Courier New" w:hAnsi="Courier New" w:cs="Courier New" w:hint="default"/>
+      </w:rPr>
+    </w:lvl>
+    <w:lvl w:ilvl="8" w:tplc="280A0005" w:tentative="1">
+      <w:start w:val="1"/>
+      <w:numFmt w:val="bullet"/>
+      <w:lvlText w:val=""/>
+      <w:lvlJc w:val="left"/>
+      <w:pPr>
+        <w:ind w:left="6828" w:hanging="360"/>
+      </w:pPr>
+      <w:rPr>
+        <w:rFonts w:ascii="Wingdings" w:hAnsi="Wingdings" w:hint="default"/>
+      </w:rPr>
+    </w:lvl>
+  </w:abstractNum>
+  <w:abstractNum w:abstractNumId="21" w15:restartNumberingAfterBreak="0">
     <w:nsid w:val="4BC15F78"/>
     <w:multiLevelType w:val="hybridMultilevel"/>
     <w:tmpl w:val="749AA930"/>
@@ -9133,7 +11887,7 @@
       </w:rPr>
     </w:lvl>
   </w:abstractNum>
-  <w:abstractNum w:abstractNumId="7" w15:restartNumberingAfterBreak="0">
+  <w:abstractNum w:abstractNumId="22" w15:restartNumberingAfterBreak="0">
     <w:nsid w:val="4C52255D"/>
     <w:multiLevelType w:val="hybridMultilevel"/>
     <w:tmpl w:val="128E50B6"/>
@@ -9246,32 +12000,998 @@
       </w:rPr>
     </w:lvl>
   </w:abstractNum>
+  <w:abstractNum w:abstractNumId="23" w15:restartNumberingAfterBreak="0">
+    <w:nsid w:val="4DE92888"/>
+    <w:multiLevelType w:val="hybridMultilevel"/>
+    <w:tmpl w:val="61BE5222"/>
+    <w:lvl w:ilvl="0" w:tplc="280A0001">
+      <w:start w:val="1"/>
+      <w:numFmt w:val="bullet"/>
+      <w:lvlText w:val=""/>
+      <w:lvlJc w:val="left"/>
+      <w:pPr>
+        <w:ind w:left="1068" w:hanging="360"/>
+      </w:pPr>
+      <w:rPr>
+        <w:rFonts w:ascii="Symbol" w:hAnsi="Symbol" w:hint="default"/>
+      </w:rPr>
+    </w:lvl>
+    <w:lvl w:ilvl="1" w:tplc="280A0003" w:tentative="1">
+      <w:start w:val="1"/>
+      <w:numFmt w:val="bullet"/>
+      <w:lvlText w:val="o"/>
+      <w:lvlJc w:val="left"/>
+      <w:pPr>
+        <w:ind w:left="1788" w:hanging="360"/>
+      </w:pPr>
+      <w:rPr>
+        <w:rFonts w:ascii="Courier New" w:hAnsi="Courier New" w:cs="Courier New" w:hint="default"/>
+      </w:rPr>
+    </w:lvl>
+    <w:lvl w:ilvl="2" w:tplc="280A0005" w:tentative="1">
+      <w:start w:val="1"/>
+      <w:numFmt w:val="bullet"/>
+      <w:lvlText w:val=""/>
+      <w:lvlJc w:val="left"/>
+      <w:pPr>
+        <w:ind w:left="2508" w:hanging="360"/>
+      </w:pPr>
+      <w:rPr>
+        <w:rFonts w:ascii="Wingdings" w:hAnsi="Wingdings" w:hint="default"/>
+      </w:rPr>
+    </w:lvl>
+    <w:lvl w:ilvl="3" w:tplc="280A0001" w:tentative="1">
+      <w:start w:val="1"/>
+      <w:numFmt w:val="bullet"/>
+      <w:lvlText w:val=""/>
+      <w:lvlJc w:val="left"/>
+      <w:pPr>
+        <w:ind w:left="3228" w:hanging="360"/>
+      </w:pPr>
+      <w:rPr>
+        <w:rFonts w:ascii="Symbol" w:hAnsi="Symbol" w:hint="default"/>
+      </w:rPr>
+    </w:lvl>
+    <w:lvl w:ilvl="4" w:tplc="280A0003" w:tentative="1">
+      <w:start w:val="1"/>
+      <w:numFmt w:val="bullet"/>
+      <w:lvlText w:val="o"/>
+      <w:lvlJc w:val="left"/>
+      <w:pPr>
+        <w:ind w:left="3948" w:hanging="360"/>
+      </w:pPr>
+      <w:rPr>
+        <w:rFonts w:ascii="Courier New" w:hAnsi="Courier New" w:cs="Courier New" w:hint="default"/>
+      </w:rPr>
+    </w:lvl>
+    <w:lvl w:ilvl="5" w:tplc="280A0005" w:tentative="1">
+      <w:start w:val="1"/>
+      <w:numFmt w:val="bullet"/>
+      <w:lvlText w:val=""/>
+      <w:lvlJc w:val="left"/>
+      <w:pPr>
+        <w:ind w:left="4668" w:hanging="360"/>
+      </w:pPr>
+      <w:rPr>
+        <w:rFonts w:ascii="Wingdings" w:hAnsi="Wingdings" w:hint="default"/>
+      </w:rPr>
+    </w:lvl>
+    <w:lvl w:ilvl="6" w:tplc="280A0001" w:tentative="1">
+      <w:start w:val="1"/>
+      <w:numFmt w:val="bullet"/>
+      <w:lvlText w:val=""/>
+      <w:lvlJc w:val="left"/>
+      <w:pPr>
+        <w:ind w:left="5388" w:hanging="360"/>
+      </w:pPr>
+      <w:rPr>
+        <w:rFonts w:ascii="Symbol" w:hAnsi="Symbol" w:hint="default"/>
+      </w:rPr>
+    </w:lvl>
+    <w:lvl w:ilvl="7" w:tplc="280A0003" w:tentative="1">
+      <w:start w:val="1"/>
+      <w:numFmt w:val="bullet"/>
+      <w:lvlText w:val="o"/>
+      <w:lvlJc w:val="left"/>
+      <w:pPr>
+        <w:ind w:left="6108" w:hanging="360"/>
+      </w:pPr>
+      <w:rPr>
+        <w:rFonts w:ascii="Courier New" w:hAnsi="Courier New" w:cs="Courier New" w:hint="default"/>
+      </w:rPr>
+    </w:lvl>
+    <w:lvl w:ilvl="8" w:tplc="280A0005" w:tentative="1">
+      <w:start w:val="1"/>
+      <w:numFmt w:val="bullet"/>
+      <w:lvlText w:val=""/>
+      <w:lvlJc w:val="left"/>
+      <w:pPr>
+        <w:ind w:left="6828" w:hanging="360"/>
+      </w:pPr>
+      <w:rPr>
+        <w:rFonts w:ascii="Wingdings" w:hAnsi="Wingdings" w:hint="default"/>
+      </w:rPr>
+    </w:lvl>
+  </w:abstractNum>
+  <w:abstractNum w:abstractNumId="24" w15:restartNumberingAfterBreak="0">
+    <w:nsid w:val="59513941"/>
+    <w:multiLevelType w:val="hybridMultilevel"/>
+    <w:tmpl w:val="59BE62B8"/>
+    <w:lvl w:ilvl="0" w:tplc="280A0001">
+      <w:start w:val="1"/>
+      <w:numFmt w:val="bullet"/>
+      <w:lvlText w:val=""/>
+      <w:lvlJc w:val="left"/>
+      <w:pPr>
+        <w:ind w:left="1068" w:hanging="360"/>
+      </w:pPr>
+      <w:rPr>
+        <w:rFonts w:ascii="Symbol" w:hAnsi="Symbol" w:hint="default"/>
+      </w:rPr>
+    </w:lvl>
+    <w:lvl w:ilvl="1" w:tplc="280A0003" w:tentative="1">
+      <w:start w:val="1"/>
+      <w:numFmt w:val="bullet"/>
+      <w:lvlText w:val="o"/>
+      <w:lvlJc w:val="left"/>
+      <w:pPr>
+        <w:ind w:left="1788" w:hanging="360"/>
+      </w:pPr>
+      <w:rPr>
+        <w:rFonts w:ascii="Courier New" w:hAnsi="Courier New" w:cs="Courier New" w:hint="default"/>
+      </w:rPr>
+    </w:lvl>
+    <w:lvl w:ilvl="2" w:tplc="280A0005" w:tentative="1">
+      <w:start w:val="1"/>
+      <w:numFmt w:val="bullet"/>
+      <w:lvlText w:val=""/>
+      <w:lvlJc w:val="left"/>
+      <w:pPr>
+        <w:ind w:left="2508" w:hanging="360"/>
+      </w:pPr>
+      <w:rPr>
+        <w:rFonts w:ascii="Wingdings" w:hAnsi="Wingdings" w:hint="default"/>
+      </w:rPr>
+    </w:lvl>
+    <w:lvl w:ilvl="3" w:tplc="280A0001" w:tentative="1">
+      <w:start w:val="1"/>
+      <w:numFmt w:val="bullet"/>
+      <w:lvlText w:val=""/>
+      <w:lvlJc w:val="left"/>
+      <w:pPr>
+        <w:ind w:left="3228" w:hanging="360"/>
+      </w:pPr>
+      <w:rPr>
+        <w:rFonts w:ascii="Symbol" w:hAnsi="Symbol" w:hint="default"/>
+      </w:rPr>
+    </w:lvl>
+    <w:lvl w:ilvl="4" w:tplc="280A0003" w:tentative="1">
+      <w:start w:val="1"/>
+      <w:numFmt w:val="bullet"/>
+      <w:lvlText w:val="o"/>
+      <w:lvlJc w:val="left"/>
+      <w:pPr>
+        <w:ind w:left="3948" w:hanging="360"/>
+      </w:pPr>
+      <w:rPr>
+        <w:rFonts w:ascii="Courier New" w:hAnsi="Courier New" w:cs="Courier New" w:hint="default"/>
+      </w:rPr>
+    </w:lvl>
+    <w:lvl w:ilvl="5" w:tplc="280A0005" w:tentative="1">
+      <w:start w:val="1"/>
+      <w:numFmt w:val="bullet"/>
+      <w:lvlText w:val=""/>
+      <w:lvlJc w:val="left"/>
+      <w:pPr>
+        <w:ind w:left="4668" w:hanging="360"/>
+      </w:pPr>
+      <w:rPr>
+        <w:rFonts w:ascii="Wingdings" w:hAnsi="Wingdings" w:hint="default"/>
+      </w:rPr>
+    </w:lvl>
+    <w:lvl w:ilvl="6" w:tplc="280A0001" w:tentative="1">
+      <w:start w:val="1"/>
+      <w:numFmt w:val="bullet"/>
+      <w:lvlText w:val=""/>
+      <w:lvlJc w:val="left"/>
+      <w:pPr>
+        <w:ind w:left="5388" w:hanging="360"/>
+      </w:pPr>
+      <w:rPr>
+        <w:rFonts w:ascii="Symbol" w:hAnsi="Symbol" w:hint="default"/>
+      </w:rPr>
+    </w:lvl>
+    <w:lvl w:ilvl="7" w:tplc="280A0003" w:tentative="1">
+      <w:start w:val="1"/>
+      <w:numFmt w:val="bullet"/>
+      <w:lvlText w:val="o"/>
+      <w:lvlJc w:val="left"/>
+      <w:pPr>
+        <w:ind w:left="6108" w:hanging="360"/>
+      </w:pPr>
+      <w:rPr>
+        <w:rFonts w:ascii="Courier New" w:hAnsi="Courier New" w:cs="Courier New" w:hint="default"/>
+      </w:rPr>
+    </w:lvl>
+    <w:lvl w:ilvl="8" w:tplc="280A0005" w:tentative="1">
+      <w:start w:val="1"/>
+      <w:numFmt w:val="bullet"/>
+      <w:lvlText w:val=""/>
+      <w:lvlJc w:val="left"/>
+      <w:pPr>
+        <w:ind w:left="6828" w:hanging="360"/>
+      </w:pPr>
+      <w:rPr>
+        <w:rFonts w:ascii="Wingdings" w:hAnsi="Wingdings" w:hint="default"/>
+      </w:rPr>
+    </w:lvl>
+  </w:abstractNum>
+  <w:abstractNum w:abstractNumId="25" w15:restartNumberingAfterBreak="0">
+    <w:nsid w:val="5C9F7BB4"/>
+    <w:multiLevelType w:val="hybridMultilevel"/>
+    <w:tmpl w:val="E502095A"/>
+    <w:lvl w:ilvl="0" w:tplc="280A0001">
+      <w:start w:val="1"/>
+      <w:numFmt w:val="bullet"/>
+      <w:lvlText w:val=""/>
+      <w:lvlJc w:val="left"/>
+      <w:pPr>
+        <w:ind w:left="1068" w:hanging="360"/>
+      </w:pPr>
+      <w:rPr>
+        <w:rFonts w:ascii="Symbol" w:hAnsi="Symbol" w:hint="default"/>
+      </w:rPr>
+    </w:lvl>
+    <w:lvl w:ilvl="1" w:tplc="280A0003" w:tentative="1">
+      <w:start w:val="1"/>
+      <w:numFmt w:val="bullet"/>
+      <w:lvlText w:val="o"/>
+      <w:lvlJc w:val="left"/>
+      <w:pPr>
+        <w:ind w:left="1788" w:hanging="360"/>
+      </w:pPr>
+      <w:rPr>
+        <w:rFonts w:ascii="Courier New" w:hAnsi="Courier New" w:cs="Courier New" w:hint="default"/>
+      </w:rPr>
+    </w:lvl>
+    <w:lvl w:ilvl="2" w:tplc="280A0005" w:tentative="1">
+      <w:start w:val="1"/>
+      <w:numFmt w:val="bullet"/>
+      <w:lvlText w:val=""/>
+      <w:lvlJc w:val="left"/>
+      <w:pPr>
+        <w:ind w:left="2508" w:hanging="360"/>
+      </w:pPr>
+      <w:rPr>
+        <w:rFonts w:ascii="Wingdings" w:hAnsi="Wingdings" w:hint="default"/>
+      </w:rPr>
+    </w:lvl>
+    <w:lvl w:ilvl="3" w:tplc="280A0001" w:tentative="1">
+      <w:start w:val="1"/>
+      <w:numFmt w:val="bullet"/>
+      <w:lvlText w:val=""/>
+      <w:lvlJc w:val="left"/>
+      <w:pPr>
+        <w:ind w:left="3228" w:hanging="360"/>
+      </w:pPr>
+      <w:rPr>
+        <w:rFonts w:ascii="Symbol" w:hAnsi="Symbol" w:hint="default"/>
+      </w:rPr>
+    </w:lvl>
+    <w:lvl w:ilvl="4" w:tplc="280A0003" w:tentative="1">
+      <w:start w:val="1"/>
+      <w:numFmt w:val="bullet"/>
+      <w:lvlText w:val="o"/>
+      <w:lvlJc w:val="left"/>
+      <w:pPr>
+        <w:ind w:left="3948" w:hanging="360"/>
+      </w:pPr>
+      <w:rPr>
+        <w:rFonts w:ascii="Courier New" w:hAnsi="Courier New" w:cs="Courier New" w:hint="default"/>
+      </w:rPr>
+    </w:lvl>
+    <w:lvl w:ilvl="5" w:tplc="280A0005" w:tentative="1">
+      <w:start w:val="1"/>
+      <w:numFmt w:val="bullet"/>
+      <w:lvlText w:val=""/>
+      <w:lvlJc w:val="left"/>
+      <w:pPr>
+        <w:ind w:left="4668" w:hanging="360"/>
+      </w:pPr>
+      <w:rPr>
+        <w:rFonts w:ascii="Wingdings" w:hAnsi="Wingdings" w:hint="default"/>
+      </w:rPr>
+    </w:lvl>
+    <w:lvl w:ilvl="6" w:tplc="280A0001" w:tentative="1">
+      <w:start w:val="1"/>
+      <w:numFmt w:val="bullet"/>
+      <w:lvlText w:val=""/>
+      <w:lvlJc w:val="left"/>
+      <w:pPr>
+        <w:ind w:left="5388" w:hanging="360"/>
+      </w:pPr>
+      <w:rPr>
+        <w:rFonts w:ascii="Symbol" w:hAnsi="Symbol" w:hint="default"/>
+      </w:rPr>
+    </w:lvl>
+    <w:lvl w:ilvl="7" w:tplc="280A0003" w:tentative="1">
+      <w:start w:val="1"/>
+      <w:numFmt w:val="bullet"/>
+      <w:lvlText w:val="o"/>
+      <w:lvlJc w:val="left"/>
+      <w:pPr>
+        <w:ind w:left="6108" w:hanging="360"/>
+      </w:pPr>
+      <w:rPr>
+        <w:rFonts w:ascii="Courier New" w:hAnsi="Courier New" w:cs="Courier New" w:hint="default"/>
+      </w:rPr>
+    </w:lvl>
+    <w:lvl w:ilvl="8" w:tplc="280A0005" w:tentative="1">
+      <w:start w:val="1"/>
+      <w:numFmt w:val="bullet"/>
+      <w:lvlText w:val=""/>
+      <w:lvlJc w:val="left"/>
+      <w:pPr>
+        <w:ind w:left="6828" w:hanging="360"/>
+      </w:pPr>
+      <w:rPr>
+        <w:rFonts w:ascii="Wingdings" w:hAnsi="Wingdings" w:hint="default"/>
+      </w:rPr>
+    </w:lvl>
+  </w:abstractNum>
+  <w:abstractNum w:abstractNumId="26" w15:restartNumberingAfterBreak="0">
+    <w:nsid w:val="5F324DAA"/>
+    <w:multiLevelType w:val="hybridMultilevel"/>
+    <w:tmpl w:val="581EE330"/>
+    <w:lvl w:ilvl="0" w:tplc="280A0001">
+      <w:start w:val="1"/>
+      <w:numFmt w:val="bullet"/>
+      <w:lvlText w:val=""/>
+      <w:lvlJc w:val="left"/>
+      <w:pPr>
+        <w:ind w:left="1068" w:hanging="360"/>
+      </w:pPr>
+      <w:rPr>
+        <w:rFonts w:ascii="Symbol" w:hAnsi="Symbol" w:hint="default"/>
+      </w:rPr>
+    </w:lvl>
+    <w:lvl w:ilvl="1" w:tplc="FFFFFFFF" w:tentative="1">
+      <w:start w:val="1"/>
+      <w:numFmt w:val="lowerLetter"/>
+      <w:lvlText w:val="%2."/>
+      <w:lvlJc w:val="left"/>
+      <w:pPr>
+        <w:ind w:left="1788" w:hanging="360"/>
+      </w:pPr>
+    </w:lvl>
+    <w:lvl w:ilvl="2" w:tplc="FFFFFFFF" w:tentative="1">
+      <w:start w:val="1"/>
+      <w:numFmt w:val="lowerRoman"/>
+      <w:lvlText w:val="%3."/>
+      <w:lvlJc w:val="right"/>
+      <w:pPr>
+        <w:ind w:left="2508" w:hanging="180"/>
+      </w:pPr>
+    </w:lvl>
+    <w:lvl w:ilvl="3" w:tplc="FFFFFFFF" w:tentative="1">
+      <w:start w:val="1"/>
+      <w:numFmt w:val="decimal"/>
+      <w:lvlText w:val="%4."/>
+      <w:lvlJc w:val="left"/>
+      <w:pPr>
+        <w:ind w:left="3228" w:hanging="360"/>
+      </w:pPr>
+    </w:lvl>
+    <w:lvl w:ilvl="4" w:tplc="FFFFFFFF" w:tentative="1">
+      <w:start w:val="1"/>
+      <w:numFmt w:val="lowerLetter"/>
+      <w:lvlText w:val="%5."/>
+      <w:lvlJc w:val="left"/>
+      <w:pPr>
+        <w:ind w:left="3948" w:hanging="360"/>
+      </w:pPr>
+    </w:lvl>
+    <w:lvl w:ilvl="5" w:tplc="FFFFFFFF" w:tentative="1">
+      <w:start w:val="1"/>
+      <w:numFmt w:val="lowerRoman"/>
+      <w:lvlText w:val="%6."/>
+      <w:lvlJc w:val="right"/>
+      <w:pPr>
+        <w:ind w:left="4668" w:hanging="180"/>
+      </w:pPr>
+    </w:lvl>
+    <w:lvl w:ilvl="6" w:tplc="FFFFFFFF" w:tentative="1">
+      <w:start w:val="1"/>
+      <w:numFmt w:val="decimal"/>
+      <w:lvlText w:val="%7."/>
+      <w:lvlJc w:val="left"/>
+      <w:pPr>
+        <w:ind w:left="5388" w:hanging="360"/>
+      </w:pPr>
+    </w:lvl>
+    <w:lvl w:ilvl="7" w:tplc="FFFFFFFF" w:tentative="1">
+      <w:start w:val="1"/>
+      <w:numFmt w:val="lowerLetter"/>
+      <w:lvlText w:val="%8."/>
+      <w:lvlJc w:val="left"/>
+      <w:pPr>
+        <w:ind w:left="6108" w:hanging="360"/>
+      </w:pPr>
+    </w:lvl>
+    <w:lvl w:ilvl="8" w:tplc="FFFFFFFF" w:tentative="1">
+      <w:start w:val="1"/>
+      <w:numFmt w:val="lowerRoman"/>
+      <w:lvlText w:val="%9."/>
+      <w:lvlJc w:val="right"/>
+      <w:pPr>
+        <w:ind w:left="6828" w:hanging="180"/>
+      </w:pPr>
+    </w:lvl>
+  </w:abstractNum>
+  <w:abstractNum w:abstractNumId="27" w15:restartNumberingAfterBreak="0">
+    <w:nsid w:val="62883FE0"/>
+    <w:multiLevelType w:val="hybridMultilevel"/>
+    <w:tmpl w:val="7D64F252"/>
+    <w:lvl w:ilvl="0" w:tplc="280A0001">
+      <w:start w:val="1"/>
+      <w:numFmt w:val="bullet"/>
+      <w:lvlText w:val=""/>
+      <w:lvlJc w:val="left"/>
+      <w:pPr>
+        <w:ind w:left="1068" w:hanging="360"/>
+      </w:pPr>
+      <w:rPr>
+        <w:rFonts w:ascii="Symbol" w:hAnsi="Symbol" w:hint="default"/>
+      </w:rPr>
+    </w:lvl>
+    <w:lvl w:ilvl="1" w:tplc="280A0003" w:tentative="1">
+      <w:start w:val="1"/>
+      <w:numFmt w:val="bullet"/>
+      <w:lvlText w:val="o"/>
+      <w:lvlJc w:val="left"/>
+      <w:pPr>
+        <w:ind w:left="1788" w:hanging="360"/>
+      </w:pPr>
+      <w:rPr>
+        <w:rFonts w:ascii="Courier New" w:hAnsi="Courier New" w:cs="Courier New" w:hint="default"/>
+      </w:rPr>
+    </w:lvl>
+    <w:lvl w:ilvl="2" w:tplc="280A0005" w:tentative="1">
+      <w:start w:val="1"/>
+      <w:numFmt w:val="bullet"/>
+      <w:lvlText w:val=""/>
+      <w:lvlJc w:val="left"/>
+      <w:pPr>
+        <w:ind w:left="2508" w:hanging="360"/>
+      </w:pPr>
+      <w:rPr>
+        <w:rFonts w:ascii="Wingdings" w:hAnsi="Wingdings" w:hint="default"/>
+      </w:rPr>
+    </w:lvl>
+    <w:lvl w:ilvl="3" w:tplc="280A0001" w:tentative="1">
+      <w:start w:val="1"/>
+      <w:numFmt w:val="bullet"/>
+      <w:lvlText w:val=""/>
+      <w:lvlJc w:val="left"/>
+      <w:pPr>
+        <w:ind w:left="3228" w:hanging="360"/>
+      </w:pPr>
+      <w:rPr>
+        <w:rFonts w:ascii="Symbol" w:hAnsi="Symbol" w:hint="default"/>
+      </w:rPr>
+    </w:lvl>
+    <w:lvl w:ilvl="4" w:tplc="280A0003" w:tentative="1">
+      <w:start w:val="1"/>
+      <w:numFmt w:val="bullet"/>
+      <w:lvlText w:val="o"/>
+      <w:lvlJc w:val="left"/>
+      <w:pPr>
+        <w:ind w:left="3948" w:hanging="360"/>
+      </w:pPr>
+      <w:rPr>
+        <w:rFonts w:ascii="Courier New" w:hAnsi="Courier New" w:cs="Courier New" w:hint="default"/>
+      </w:rPr>
+    </w:lvl>
+    <w:lvl w:ilvl="5" w:tplc="280A0005" w:tentative="1">
+      <w:start w:val="1"/>
+      <w:numFmt w:val="bullet"/>
+      <w:lvlText w:val=""/>
+      <w:lvlJc w:val="left"/>
+      <w:pPr>
+        <w:ind w:left="4668" w:hanging="360"/>
+      </w:pPr>
+      <w:rPr>
+        <w:rFonts w:ascii="Wingdings" w:hAnsi="Wingdings" w:hint="default"/>
+      </w:rPr>
+    </w:lvl>
+    <w:lvl w:ilvl="6" w:tplc="280A0001" w:tentative="1">
+      <w:start w:val="1"/>
+      <w:numFmt w:val="bullet"/>
+      <w:lvlText w:val=""/>
+      <w:lvlJc w:val="left"/>
+      <w:pPr>
+        <w:ind w:left="5388" w:hanging="360"/>
+      </w:pPr>
+      <w:rPr>
+        <w:rFonts w:ascii="Symbol" w:hAnsi="Symbol" w:hint="default"/>
+      </w:rPr>
+    </w:lvl>
+    <w:lvl w:ilvl="7" w:tplc="280A0003" w:tentative="1">
+      <w:start w:val="1"/>
+      <w:numFmt w:val="bullet"/>
+      <w:lvlText w:val="o"/>
+      <w:lvlJc w:val="left"/>
+      <w:pPr>
+        <w:ind w:left="6108" w:hanging="360"/>
+      </w:pPr>
+      <w:rPr>
+        <w:rFonts w:ascii="Courier New" w:hAnsi="Courier New" w:cs="Courier New" w:hint="default"/>
+      </w:rPr>
+    </w:lvl>
+    <w:lvl w:ilvl="8" w:tplc="280A0005" w:tentative="1">
+      <w:start w:val="1"/>
+      <w:numFmt w:val="bullet"/>
+      <w:lvlText w:val=""/>
+      <w:lvlJc w:val="left"/>
+      <w:pPr>
+        <w:ind w:left="6828" w:hanging="360"/>
+      </w:pPr>
+      <w:rPr>
+        <w:rFonts w:ascii="Wingdings" w:hAnsi="Wingdings" w:hint="default"/>
+      </w:rPr>
+    </w:lvl>
+  </w:abstractNum>
+  <w:abstractNum w:abstractNumId="28" w15:restartNumberingAfterBreak="0">
+    <w:nsid w:val="62EA7A14"/>
+    <w:multiLevelType w:val="hybridMultilevel"/>
+    <w:tmpl w:val="BE985BEE"/>
+    <w:lvl w:ilvl="0" w:tplc="280A0001">
+      <w:start w:val="1"/>
+      <w:numFmt w:val="bullet"/>
+      <w:lvlText w:val=""/>
+      <w:lvlJc w:val="left"/>
+      <w:pPr>
+        <w:ind w:left="1068" w:hanging="360"/>
+      </w:pPr>
+      <w:rPr>
+        <w:rFonts w:ascii="Symbol" w:hAnsi="Symbol" w:hint="default"/>
+      </w:rPr>
+    </w:lvl>
+    <w:lvl w:ilvl="1" w:tplc="FFFFFFFF" w:tentative="1">
+      <w:start w:val="1"/>
+      <w:numFmt w:val="lowerLetter"/>
+      <w:lvlText w:val="%2."/>
+      <w:lvlJc w:val="left"/>
+      <w:pPr>
+        <w:ind w:left="1788" w:hanging="360"/>
+      </w:pPr>
+    </w:lvl>
+    <w:lvl w:ilvl="2" w:tplc="FFFFFFFF" w:tentative="1">
+      <w:start w:val="1"/>
+      <w:numFmt w:val="lowerRoman"/>
+      <w:lvlText w:val="%3."/>
+      <w:lvlJc w:val="right"/>
+      <w:pPr>
+        <w:ind w:left="2508" w:hanging="180"/>
+      </w:pPr>
+    </w:lvl>
+    <w:lvl w:ilvl="3" w:tplc="FFFFFFFF" w:tentative="1">
+      <w:start w:val="1"/>
+      <w:numFmt w:val="decimal"/>
+      <w:lvlText w:val="%4."/>
+      <w:lvlJc w:val="left"/>
+      <w:pPr>
+        <w:ind w:left="3228" w:hanging="360"/>
+      </w:pPr>
+    </w:lvl>
+    <w:lvl w:ilvl="4" w:tplc="FFFFFFFF" w:tentative="1">
+      <w:start w:val="1"/>
+      <w:numFmt w:val="lowerLetter"/>
+      <w:lvlText w:val="%5."/>
+      <w:lvlJc w:val="left"/>
+      <w:pPr>
+        <w:ind w:left="3948" w:hanging="360"/>
+      </w:pPr>
+    </w:lvl>
+    <w:lvl w:ilvl="5" w:tplc="FFFFFFFF" w:tentative="1">
+      <w:start w:val="1"/>
+      <w:numFmt w:val="lowerRoman"/>
+      <w:lvlText w:val="%6."/>
+      <w:lvlJc w:val="right"/>
+      <w:pPr>
+        <w:ind w:left="4668" w:hanging="180"/>
+      </w:pPr>
+    </w:lvl>
+    <w:lvl w:ilvl="6" w:tplc="FFFFFFFF" w:tentative="1">
+      <w:start w:val="1"/>
+      <w:numFmt w:val="decimal"/>
+      <w:lvlText w:val="%7."/>
+      <w:lvlJc w:val="left"/>
+      <w:pPr>
+        <w:ind w:left="5388" w:hanging="360"/>
+      </w:pPr>
+    </w:lvl>
+    <w:lvl w:ilvl="7" w:tplc="FFFFFFFF" w:tentative="1">
+      <w:start w:val="1"/>
+      <w:numFmt w:val="lowerLetter"/>
+      <w:lvlText w:val="%8."/>
+      <w:lvlJc w:val="left"/>
+      <w:pPr>
+        <w:ind w:left="6108" w:hanging="360"/>
+      </w:pPr>
+    </w:lvl>
+    <w:lvl w:ilvl="8" w:tplc="FFFFFFFF" w:tentative="1">
+      <w:start w:val="1"/>
+      <w:numFmt w:val="lowerRoman"/>
+      <w:lvlText w:val="%9."/>
+      <w:lvlJc w:val="right"/>
+      <w:pPr>
+        <w:ind w:left="6828" w:hanging="180"/>
+      </w:pPr>
+    </w:lvl>
+  </w:abstractNum>
+  <w:abstractNum w:abstractNumId="29" w15:restartNumberingAfterBreak="0">
+    <w:nsid w:val="693011CC"/>
+    <w:multiLevelType w:val="hybridMultilevel"/>
+    <w:tmpl w:val="1A6AA9EC"/>
+    <w:lvl w:ilvl="0" w:tplc="280A0001">
+      <w:start w:val="1"/>
+      <w:numFmt w:val="bullet"/>
+      <w:lvlText w:val=""/>
+      <w:lvlJc w:val="left"/>
+      <w:pPr>
+        <w:ind w:left="1068" w:hanging="360"/>
+      </w:pPr>
+      <w:rPr>
+        <w:rFonts w:ascii="Symbol" w:hAnsi="Symbol" w:hint="default"/>
+      </w:rPr>
+    </w:lvl>
+    <w:lvl w:ilvl="1" w:tplc="FFFFFFFF" w:tentative="1">
+      <w:start w:val="1"/>
+      <w:numFmt w:val="lowerLetter"/>
+      <w:lvlText w:val="%2."/>
+      <w:lvlJc w:val="left"/>
+      <w:pPr>
+        <w:ind w:left="1788" w:hanging="360"/>
+      </w:pPr>
+    </w:lvl>
+    <w:lvl w:ilvl="2" w:tplc="FFFFFFFF" w:tentative="1">
+      <w:start w:val="1"/>
+      <w:numFmt w:val="lowerRoman"/>
+      <w:lvlText w:val="%3."/>
+      <w:lvlJc w:val="right"/>
+      <w:pPr>
+        <w:ind w:left="2508" w:hanging="180"/>
+      </w:pPr>
+    </w:lvl>
+    <w:lvl w:ilvl="3" w:tplc="FFFFFFFF" w:tentative="1">
+      <w:start w:val="1"/>
+      <w:numFmt w:val="decimal"/>
+      <w:lvlText w:val="%4."/>
+      <w:lvlJc w:val="left"/>
+      <w:pPr>
+        <w:ind w:left="3228" w:hanging="360"/>
+      </w:pPr>
+    </w:lvl>
+    <w:lvl w:ilvl="4" w:tplc="FFFFFFFF" w:tentative="1">
+      <w:start w:val="1"/>
+      <w:numFmt w:val="lowerLetter"/>
+      <w:lvlText w:val="%5."/>
+      <w:lvlJc w:val="left"/>
+      <w:pPr>
+        <w:ind w:left="3948" w:hanging="360"/>
+      </w:pPr>
+    </w:lvl>
+    <w:lvl w:ilvl="5" w:tplc="FFFFFFFF" w:tentative="1">
+      <w:start w:val="1"/>
+      <w:numFmt w:val="lowerRoman"/>
+      <w:lvlText w:val="%6."/>
+      <w:lvlJc w:val="right"/>
+      <w:pPr>
+        <w:ind w:left="4668" w:hanging="180"/>
+      </w:pPr>
+    </w:lvl>
+    <w:lvl w:ilvl="6" w:tplc="FFFFFFFF" w:tentative="1">
+      <w:start w:val="1"/>
+      <w:numFmt w:val="decimal"/>
+      <w:lvlText w:val="%7."/>
+      <w:lvlJc w:val="left"/>
+      <w:pPr>
+        <w:ind w:left="5388" w:hanging="360"/>
+      </w:pPr>
+    </w:lvl>
+    <w:lvl w:ilvl="7" w:tplc="FFFFFFFF" w:tentative="1">
+      <w:start w:val="1"/>
+      <w:numFmt w:val="lowerLetter"/>
+      <w:lvlText w:val="%8."/>
+      <w:lvlJc w:val="left"/>
+      <w:pPr>
+        <w:ind w:left="6108" w:hanging="360"/>
+      </w:pPr>
+    </w:lvl>
+    <w:lvl w:ilvl="8" w:tplc="FFFFFFFF" w:tentative="1">
+      <w:start w:val="1"/>
+      <w:numFmt w:val="lowerRoman"/>
+      <w:lvlText w:val="%9."/>
+      <w:lvlJc w:val="right"/>
+      <w:pPr>
+        <w:ind w:left="6828" w:hanging="180"/>
+      </w:pPr>
+    </w:lvl>
+  </w:abstractNum>
+  <w:abstractNum w:abstractNumId="30" w15:restartNumberingAfterBreak="0">
+    <w:nsid w:val="70FD5BD8"/>
+    <w:multiLevelType w:val="hybridMultilevel"/>
+    <w:tmpl w:val="6412A4CA"/>
+    <w:lvl w:ilvl="0" w:tplc="280A000F">
+      <w:start w:val="1"/>
+      <w:numFmt w:val="decimal"/>
+      <w:lvlText w:val="%1."/>
+      <w:lvlJc w:val="left"/>
+      <w:pPr>
+        <w:ind w:left="720" w:hanging="360"/>
+      </w:pPr>
+    </w:lvl>
+    <w:lvl w:ilvl="1" w:tplc="280A0019" w:tentative="1">
+      <w:start w:val="1"/>
+      <w:numFmt w:val="lowerLetter"/>
+      <w:lvlText w:val="%2."/>
+      <w:lvlJc w:val="left"/>
+      <w:pPr>
+        <w:ind w:left="1440" w:hanging="360"/>
+      </w:pPr>
+    </w:lvl>
+    <w:lvl w:ilvl="2" w:tplc="280A001B" w:tentative="1">
+      <w:start w:val="1"/>
+      <w:numFmt w:val="lowerRoman"/>
+      <w:lvlText w:val="%3."/>
+      <w:lvlJc w:val="right"/>
+      <w:pPr>
+        <w:ind w:left="2160" w:hanging="180"/>
+      </w:pPr>
+    </w:lvl>
+    <w:lvl w:ilvl="3" w:tplc="280A000F" w:tentative="1">
+      <w:start w:val="1"/>
+      <w:numFmt w:val="decimal"/>
+      <w:lvlText w:val="%4."/>
+      <w:lvlJc w:val="left"/>
+      <w:pPr>
+        <w:ind w:left="2880" w:hanging="360"/>
+      </w:pPr>
+    </w:lvl>
+    <w:lvl w:ilvl="4" w:tplc="280A0019" w:tentative="1">
+      <w:start w:val="1"/>
+      <w:numFmt w:val="lowerLetter"/>
+      <w:lvlText w:val="%5."/>
+      <w:lvlJc w:val="left"/>
+      <w:pPr>
+        <w:ind w:left="3600" w:hanging="360"/>
+      </w:pPr>
+    </w:lvl>
+    <w:lvl w:ilvl="5" w:tplc="280A001B" w:tentative="1">
+      <w:start w:val="1"/>
+      <w:numFmt w:val="lowerRoman"/>
+      <w:lvlText w:val="%6."/>
+      <w:lvlJc w:val="right"/>
+      <w:pPr>
+        <w:ind w:left="4320" w:hanging="180"/>
+      </w:pPr>
+    </w:lvl>
+    <w:lvl w:ilvl="6" w:tplc="280A000F" w:tentative="1">
+      <w:start w:val="1"/>
+      <w:numFmt w:val="decimal"/>
+      <w:lvlText w:val="%7."/>
+      <w:lvlJc w:val="left"/>
+      <w:pPr>
+        <w:ind w:left="5040" w:hanging="360"/>
+      </w:pPr>
+    </w:lvl>
+    <w:lvl w:ilvl="7" w:tplc="280A0019" w:tentative="1">
+      <w:start w:val="1"/>
+      <w:numFmt w:val="lowerLetter"/>
+      <w:lvlText w:val="%8."/>
+      <w:lvlJc w:val="left"/>
+      <w:pPr>
+        <w:ind w:left="5760" w:hanging="360"/>
+      </w:pPr>
+    </w:lvl>
+    <w:lvl w:ilvl="8" w:tplc="280A001B" w:tentative="1">
+      <w:start w:val="1"/>
+      <w:numFmt w:val="lowerRoman"/>
+      <w:lvlText w:val="%9."/>
+      <w:lvlJc w:val="right"/>
+      <w:pPr>
+        <w:ind w:left="6480" w:hanging="180"/>
+      </w:pPr>
+    </w:lvl>
+  </w:abstractNum>
+  <w:abstractNum w:abstractNumId="31" w15:restartNumberingAfterBreak="0">
+    <w:nsid w:val="7FED6EB8"/>
+    <w:multiLevelType w:val="hybridMultilevel"/>
+    <w:tmpl w:val="E95C3638"/>
+    <w:lvl w:ilvl="0" w:tplc="280A0001">
+      <w:start w:val="1"/>
+      <w:numFmt w:val="bullet"/>
+      <w:lvlText w:val=""/>
+      <w:lvlJc w:val="left"/>
+      <w:pPr>
+        <w:ind w:left="1068" w:hanging="360"/>
+      </w:pPr>
+      <w:rPr>
+        <w:rFonts w:ascii="Symbol" w:hAnsi="Symbol" w:hint="default"/>
+      </w:rPr>
+    </w:lvl>
+    <w:lvl w:ilvl="1" w:tplc="FFFFFFFF" w:tentative="1">
+      <w:start w:val="1"/>
+      <w:numFmt w:val="lowerLetter"/>
+      <w:lvlText w:val="%2."/>
+      <w:lvlJc w:val="left"/>
+      <w:pPr>
+        <w:ind w:left="1788" w:hanging="360"/>
+      </w:pPr>
+    </w:lvl>
+    <w:lvl w:ilvl="2" w:tplc="FFFFFFFF" w:tentative="1">
+      <w:start w:val="1"/>
+      <w:numFmt w:val="lowerRoman"/>
+      <w:lvlText w:val="%3."/>
+      <w:lvlJc w:val="right"/>
+      <w:pPr>
+        <w:ind w:left="2508" w:hanging="180"/>
+      </w:pPr>
+    </w:lvl>
+    <w:lvl w:ilvl="3" w:tplc="FFFFFFFF" w:tentative="1">
+      <w:start w:val="1"/>
+      <w:numFmt w:val="decimal"/>
+      <w:lvlText w:val="%4."/>
+      <w:lvlJc w:val="left"/>
+      <w:pPr>
+        <w:ind w:left="3228" w:hanging="360"/>
+      </w:pPr>
+    </w:lvl>
+    <w:lvl w:ilvl="4" w:tplc="FFFFFFFF" w:tentative="1">
+      <w:start w:val="1"/>
+      <w:numFmt w:val="lowerLetter"/>
+      <w:lvlText w:val="%5."/>
+      <w:lvlJc w:val="left"/>
+      <w:pPr>
+        <w:ind w:left="3948" w:hanging="360"/>
+      </w:pPr>
+    </w:lvl>
+    <w:lvl w:ilvl="5" w:tplc="FFFFFFFF" w:tentative="1">
+      <w:start w:val="1"/>
+      <w:numFmt w:val="lowerRoman"/>
+      <w:lvlText w:val="%6."/>
+      <w:lvlJc w:val="right"/>
+      <w:pPr>
+        <w:ind w:left="4668" w:hanging="180"/>
+      </w:pPr>
+    </w:lvl>
+    <w:lvl w:ilvl="6" w:tplc="FFFFFFFF" w:tentative="1">
+      <w:start w:val="1"/>
+      <w:numFmt w:val="decimal"/>
+      <w:lvlText w:val="%7."/>
+      <w:lvlJc w:val="left"/>
+      <w:pPr>
+        <w:ind w:left="5388" w:hanging="360"/>
+      </w:pPr>
+    </w:lvl>
+    <w:lvl w:ilvl="7" w:tplc="FFFFFFFF" w:tentative="1">
+      <w:start w:val="1"/>
+      <w:numFmt w:val="lowerLetter"/>
+      <w:lvlText w:val="%8."/>
+      <w:lvlJc w:val="left"/>
+      <w:pPr>
+        <w:ind w:left="6108" w:hanging="360"/>
+      </w:pPr>
+    </w:lvl>
+    <w:lvl w:ilvl="8" w:tplc="FFFFFFFF" w:tentative="1">
+      <w:start w:val="1"/>
+      <w:numFmt w:val="lowerRoman"/>
+      <w:lvlText w:val="%9."/>
+      <w:lvlJc w:val="right"/>
+      <w:pPr>
+        <w:ind w:left="6828" w:hanging="180"/>
+      </w:pPr>
+    </w:lvl>
+  </w:abstractNum>
   <w:num w:numId="1" w16cid:durableId="1641304644">
+    <w:abstractNumId w:val="12"/>
+  </w:num>
+  <w:num w:numId="2" w16cid:durableId="107508674">
+    <w:abstractNumId w:val="15"/>
+  </w:num>
+  <w:num w:numId="3" w16cid:durableId="1037704738">
+    <w:abstractNumId w:val="14"/>
+  </w:num>
+  <w:num w:numId="4" w16cid:durableId="770854546">
+    <w:abstractNumId w:val="14"/>
+  </w:num>
+  <w:num w:numId="5" w16cid:durableId="2061438233">
+    <w:abstractNumId w:val="17"/>
+  </w:num>
+  <w:num w:numId="6" w16cid:durableId="206528550">
+    <w:abstractNumId w:val="21"/>
+  </w:num>
+  <w:num w:numId="7" w16cid:durableId="331183043">
+    <w:abstractNumId w:val="22"/>
+  </w:num>
+  <w:num w:numId="8" w16cid:durableId="1058749717">
+    <w:abstractNumId w:val="3"/>
+  </w:num>
+  <w:num w:numId="9" w16cid:durableId="1273979057">
+    <w:abstractNumId w:val="9"/>
+  </w:num>
+  <w:num w:numId="10" w16cid:durableId="1826554038">
+    <w:abstractNumId w:val="30"/>
+  </w:num>
+  <w:num w:numId="11" w16cid:durableId="1256204693">
+    <w:abstractNumId w:val="18"/>
+  </w:num>
+  <w:num w:numId="12" w16cid:durableId="100147255">
+    <w:abstractNumId w:val="19"/>
+  </w:num>
+  <w:num w:numId="13" w16cid:durableId="843282817">
+    <w:abstractNumId w:val="26"/>
+  </w:num>
+  <w:num w:numId="14" w16cid:durableId="742096125">
+    <w:abstractNumId w:val="6"/>
+  </w:num>
+  <w:num w:numId="15" w16cid:durableId="1510675076">
+    <w:abstractNumId w:val="31"/>
+  </w:num>
+  <w:num w:numId="16" w16cid:durableId="1404260108">
+    <w:abstractNumId w:val="8"/>
+  </w:num>
+  <w:num w:numId="17" w16cid:durableId="756174799">
+    <w:abstractNumId w:val="10"/>
+  </w:num>
+  <w:num w:numId="18" w16cid:durableId="1751080579">
+    <w:abstractNumId w:val="29"/>
+  </w:num>
+  <w:num w:numId="19" w16cid:durableId="443963146">
+    <w:abstractNumId w:val="28"/>
+  </w:num>
+  <w:num w:numId="20" w16cid:durableId="1435785057">
+    <w:abstractNumId w:val="1"/>
+  </w:num>
+  <w:num w:numId="21" w16cid:durableId="1330015506">
+    <w:abstractNumId w:val="0"/>
+  </w:num>
+  <w:num w:numId="22" w16cid:durableId="1007899504">
+    <w:abstractNumId w:val="13"/>
+  </w:num>
+  <w:num w:numId="23" w16cid:durableId="1734616518">
+    <w:abstractNumId w:val="27"/>
+  </w:num>
+  <w:num w:numId="24" w16cid:durableId="1909076364">
     <w:abstractNumId w:val="2"/>
   </w:num>
-  <w:num w:numId="2" w16cid:durableId="107508674">
+  <w:num w:numId="25" w16cid:durableId="155149640">
+    <w:abstractNumId w:val="24"/>
+  </w:num>
+  <w:num w:numId="26" w16cid:durableId="619184564">
+    <w:abstractNumId w:val="5"/>
+  </w:num>
+  <w:num w:numId="27" w16cid:durableId="1655834034">
+    <w:abstractNumId w:val="16"/>
+  </w:num>
+  <w:num w:numId="28" w16cid:durableId="1510681576">
     <w:abstractNumId w:val="4"/>
   </w:num>
-  <w:num w:numId="3" w16cid:durableId="1037704738">
-    <w:abstractNumId w:val="3"/>
+  <w:num w:numId="29" w16cid:durableId="2008902287">
+    <w:abstractNumId w:val="11"/>
   </w:num>
-  <w:num w:numId="4" w16cid:durableId="770854546">
-    <w:abstractNumId w:val="3"/>
+  <w:num w:numId="30" w16cid:durableId="855536756">
+    <w:abstractNumId w:val="20"/>
   </w:num>
-  <w:num w:numId="5" w16cid:durableId="2061438233">
-    <w:abstractNumId w:val="5"/>
+  <w:num w:numId="31" w16cid:durableId="800996187">
+    <w:abstractNumId w:val="25"/>
   </w:num>
-  <w:num w:numId="6" w16cid:durableId="206528550">
-    <w:abstractNumId w:val="6"/>
+  <w:num w:numId="32" w16cid:durableId="1974095939">
+    <w:abstractNumId w:val="23"/>
   </w:num>
-  <w:num w:numId="7" w16cid:durableId="331183043">
+  <w:num w:numId="33" w16cid:durableId="530536984">
     <w:abstractNumId w:val="7"/>
-  </w:num>
-  <w:num w:numId="8" w16cid:durableId="1058749717">
-    <w:abstractNumId w:val="0"/>
-  </w:num>
-  <w:num w:numId="9" w16cid:durableId="1273979057">
-    <w:abstractNumId w:val="1"/>
   </w:num>
 </w:numbering>
 </file>
@@ -10619,6 +14339,11 @@
     <w:unhideWhenUsed/>
     <w:rsid w:val="008F0E28"/>
   </w:style>
+  <w:style w:type="character" w:customStyle="1" w:styleId="adtyne">
+    <w:name w:val="adtyne"/>
+    <w:basedOn w:val="Fuentedeprrafopredeter"/>
+    <w:rsid w:val="00503FC8"/>
+  </w:style>
 </w:styles>
 </file>
 

--- a/Proyecto_Maria_belen_valenzuela_huilcarema.docx
+++ b/Proyecto_Maria_belen_valenzuela_huilcarema.docx
@@ -1687,7 +1687,7 @@
           <w:r>
             <w:fldChar w:fldCharType="separate"/>
           </w:r>
-          <w:hyperlink w:anchor="_Toc223905133" w:history="1">
+          <w:hyperlink w:anchor="_Toc224134999" w:history="1">
             <w:r>
               <w:rPr>
                 <w:rStyle w:val="Hipervnculo"/>
@@ -1714,7 +1714,7 @@
                 <w:noProof/>
                 <w:webHidden/>
               </w:rPr>
-              <w:instrText xml:space="preserve"> PAGEREF _Toc223905133 \h </w:instrText>
+              <w:instrText xml:space="preserve"> PAGEREF _Toc224134999 \h </w:instrText>
             </w:r>
             <w:r>
               <w:rPr>
@@ -1760,7 +1760,7 @@
               <w14:ligatures w14:val="standardContextual"/>
             </w:rPr>
           </w:pPr>
-          <w:hyperlink w:anchor="_Toc223905134" w:history="1">
+          <w:hyperlink w:anchor="_Toc224135000" w:history="1">
             <w:r>
               <w:rPr>
                 <w:rStyle w:val="Hipervnculo"/>
@@ -1787,7 +1787,7 @@
                 <w:noProof/>
                 <w:webHidden/>
               </w:rPr>
-              <w:instrText xml:space="preserve"> PAGEREF _Toc223905134 \h </w:instrText>
+              <w:instrText xml:space="preserve"> PAGEREF _Toc224135000 \h </w:instrText>
             </w:r>
             <w:r>
               <w:rPr>
@@ -1833,7 +1833,7 @@
               <w14:ligatures w14:val="standardContextual"/>
             </w:rPr>
           </w:pPr>
-          <w:hyperlink w:anchor="_Toc223905135" w:history="1">
+          <w:hyperlink w:anchor="_Toc224135001" w:history="1">
             <w:r>
               <w:rPr>
                 <w:rStyle w:val="Hipervnculo"/>
@@ -1860,7 +1860,7 @@
                 <w:noProof/>
                 <w:webHidden/>
               </w:rPr>
-              <w:instrText xml:space="preserve"> PAGEREF _Toc223905135 \h </w:instrText>
+              <w:instrText xml:space="preserve"> PAGEREF _Toc224135001 \h </w:instrText>
             </w:r>
             <w:r>
               <w:rPr>
@@ -1906,7 +1906,7 @@
               <w14:ligatures w14:val="standardContextual"/>
             </w:rPr>
           </w:pPr>
-          <w:hyperlink w:anchor="_Toc223905136" w:history="1">
+          <w:hyperlink w:anchor="_Toc224135002" w:history="1">
             <w:r>
               <w:rPr>
                 <w:rStyle w:val="Hipervnculo"/>
@@ -1933,7 +1933,7 @@
                 <w:noProof/>
                 <w:webHidden/>
               </w:rPr>
-              <w:instrText xml:space="preserve"> PAGEREF _Toc223905136 \h </w:instrText>
+              <w:instrText xml:space="preserve"> PAGEREF _Toc224135002 \h </w:instrText>
             </w:r>
             <w:r>
               <w:rPr>
@@ -1979,7 +1979,7 @@
               <w14:ligatures w14:val="standardContextual"/>
             </w:rPr>
           </w:pPr>
-          <w:hyperlink w:anchor="_Toc223905137" w:history="1">
+          <w:hyperlink w:anchor="_Toc224135003" w:history="1">
             <w:r>
               <w:rPr>
                 <w:rStyle w:val="Hipervnculo"/>
@@ -2006,7 +2006,7 @@
                 <w:noProof/>
                 <w:webHidden/>
               </w:rPr>
-              <w:instrText xml:space="preserve"> PAGEREF _Toc223905137 \h </w:instrText>
+              <w:instrText xml:space="preserve"> PAGEREF _Toc224135003 \h </w:instrText>
             </w:r>
             <w:r>
               <w:rPr>
@@ -2052,7 +2052,7 @@
               <w14:ligatures w14:val="standardContextual"/>
             </w:rPr>
           </w:pPr>
-          <w:hyperlink w:anchor="_Toc223905138" w:history="1">
+          <w:hyperlink w:anchor="_Toc224135004" w:history="1">
             <w:r>
               <w:rPr>
                 <w:rStyle w:val="Hipervnculo"/>
@@ -2079,7 +2079,7 @@
                 <w:noProof/>
                 <w:webHidden/>
               </w:rPr>
-              <w:instrText xml:space="preserve"> PAGEREF _Toc223905138 \h </w:instrText>
+              <w:instrText xml:space="preserve"> PAGEREF _Toc224135004 \h </w:instrText>
             </w:r>
             <w:r>
               <w:rPr>
@@ -2125,7 +2125,7 @@
               <w14:ligatures w14:val="standardContextual"/>
             </w:rPr>
           </w:pPr>
-          <w:hyperlink w:anchor="_Toc223905139" w:history="1">
+          <w:hyperlink w:anchor="_Toc224135005" w:history="1">
             <w:r>
               <w:rPr>
                 <w:rStyle w:val="Hipervnculo"/>
@@ -2152,7 +2152,7 @@
                 <w:noProof/>
                 <w:webHidden/>
               </w:rPr>
-              <w:instrText xml:space="preserve"> PAGEREF _Toc223905139 \h </w:instrText>
+              <w:instrText xml:space="preserve"> PAGEREF _Toc224135005 \h </w:instrText>
             </w:r>
             <w:r>
               <w:rPr>
@@ -2198,7 +2198,7 @@
               <w14:ligatures w14:val="standardContextual"/>
             </w:rPr>
           </w:pPr>
-          <w:hyperlink w:anchor="_Toc223905140" w:history="1">
+          <w:hyperlink w:anchor="_Toc224135006" w:history="1">
             <w:r>
               <w:rPr>
                 <w:rStyle w:val="Hipervnculo"/>
@@ -2225,7 +2225,7 @@
                 <w:noProof/>
                 <w:webHidden/>
               </w:rPr>
-              <w:instrText xml:space="preserve"> PAGEREF _Toc223905140 \h </w:instrText>
+              <w:instrText xml:space="preserve"> PAGEREF _Toc224135006 \h </w:instrText>
             </w:r>
             <w:r>
               <w:rPr>
@@ -2271,7 +2271,7 @@
               <w14:ligatures w14:val="standardContextual"/>
             </w:rPr>
           </w:pPr>
-          <w:hyperlink w:anchor="_Toc223905141" w:history="1">
+          <w:hyperlink w:anchor="_Toc224135007" w:history="1">
             <w:r>
               <w:rPr>
                 <w:rStyle w:val="Hipervnculo"/>
@@ -2298,7 +2298,7 @@
                 <w:noProof/>
                 <w:webHidden/>
               </w:rPr>
-              <w:instrText xml:space="preserve"> PAGEREF _Toc223905141 \h </w:instrText>
+              <w:instrText xml:space="preserve"> PAGEREF _Toc224135007 \h </w:instrText>
             </w:r>
             <w:r>
               <w:rPr>
@@ -2344,7 +2344,7 @@
               <w14:ligatures w14:val="standardContextual"/>
             </w:rPr>
           </w:pPr>
-          <w:hyperlink w:anchor="_Toc223905142" w:history="1">
+          <w:hyperlink w:anchor="_Toc224135008" w:history="1">
             <w:r>
               <w:rPr>
                 <w:rStyle w:val="Hipervnculo"/>
@@ -2371,7 +2371,7 @@
                 <w:noProof/>
                 <w:webHidden/>
               </w:rPr>
-              <w:instrText xml:space="preserve"> PAGEREF _Toc223905142 \h </w:instrText>
+              <w:instrText xml:space="preserve"> PAGEREF _Toc224135008 \h </w:instrText>
             </w:r>
             <w:r>
               <w:rPr>
@@ -2417,7 +2417,7 @@
               <w14:ligatures w14:val="standardContextual"/>
             </w:rPr>
           </w:pPr>
-          <w:hyperlink w:anchor="_Toc223905143" w:history="1">
+          <w:hyperlink w:anchor="_Toc224135009" w:history="1">
             <w:r>
               <w:rPr>
                 <w:rStyle w:val="Hipervnculo"/>
@@ -2444,7 +2444,7 @@
                 <w:noProof/>
                 <w:webHidden/>
               </w:rPr>
-              <w:instrText xml:space="preserve"> PAGEREF _Toc223905143 \h </w:instrText>
+              <w:instrText xml:space="preserve"> PAGEREF _Toc224135009 \h </w:instrText>
             </w:r>
             <w:r>
               <w:rPr>
@@ -2490,7 +2490,7 @@
               <w14:ligatures w14:val="standardContextual"/>
             </w:rPr>
           </w:pPr>
-          <w:hyperlink w:anchor="_Toc223905144" w:history="1">
+          <w:hyperlink w:anchor="_Toc224135010" w:history="1">
             <w:r>
               <w:rPr>
                 <w:rStyle w:val="Hipervnculo"/>
@@ -2517,7 +2517,7 @@
                 <w:noProof/>
                 <w:webHidden/>
               </w:rPr>
-              <w:instrText xml:space="preserve"> PAGEREF _Toc223905144 \h </w:instrText>
+              <w:instrText xml:space="preserve"> PAGEREF _Toc224135010 \h </w:instrText>
             </w:r>
             <w:r>
               <w:rPr>
@@ -2563,7 +2563,7 @@
               <w14:ligatures w14:val="standardContextual"/>
             </w:rPr>
           </w:pPr>
-          <w:hyperlink w:anchor="_Toc223905145" w:history="1">
+          <w:hyperlink w:anchor="_Toc224135011" w:history="1">
             <w:r>
               <w:rPr>
                 <w:rStyle w:val="Hipervnculo"/>
@@ -2590,7 +2590,7 @@
                 <w:noProof/>
                 <w:webHidden/>
               </w:rPr>
-              <w:instrText xml:space="preserve"> PAGEREF _Toc223905145 \h </w:instrText>
+              <w:instrText xml:space="preserve"> PAGEREF _Toc224135011 \h </w:instrText>
             </w:r>
             <w:r>
               <w:rPr>
@@ -2636,7 +2636,7 @@
               <w14:ligatures w14:val="standardContextual"/>
             </w:rPr>
           </w:pPr>
-          <w:hyperlink w:anchor="_Toc223905146" w:history="1">
+          <w:hyperlink w:anchor="_Toc224135012" w:history="1">
             <w:r>
               <w:rPr>
                 <w:rStyle w:val="Hipervnculo"/>
@@ -2663,7 +2663,7 @@
                 <w:noProof/>
                 <w:webHidden/>
               </w:rPr>
-              <w:instrText xml:space="preserve"> PAGEREF _Toc223905146 \h </w:instrText>
+              <w:instrText xml:space="preserve"> PAGEREF _Toc224135012 \h </w:instrText>
             </w:r>
             <w:r>
               <w:rPr>
@@ -2709,7 +2709,7 @@
               <w14:ligatures w14:val="standardContextual"/>
             </w:rPr>
           </w:pPr>
-          <w:hyperlink w:anchor="_Toc223905147" w:history="1">
+          <w:hyperlink w:anchor="_Toc224135013" w:history="1">
             <w:r>
               <w:rPr>
                 <w:rStyle w:val="Hipervnculo"/>
@@ -2736,7 +2736,7 @@
                 <w:noProof/>
                 <w:webHidden/>
               </w:rPr>
-              <w:instrText xml:space="preserve"> PAGEREF _Toc223905147 \h </w:instrText>
+              <w:instrText xml:space="preserve"> PAGEREF _Toc224135013 \h </w:instrText>
             </w:r>
             <w:r>
               <w:rPr>
@@ -2782,7 +2782,7 @@
               <w14:ligatures w14:val="standardContextual"/>
             </w:rPr>
           </w:pPr>
-          <w:hyperlink w:anchor="_Toc223905148" w:history="1">
+          <w:hyperlink w:anchor="_Toc224135014" w:history="1">
             <w:r>
               <w:rPr>
                 <w:rStyle w:val="Hipervnculo"/>
@@ -2809,7 +2809,7 @@
                 <w:noProof/>
                 <w:webHidden/>
               </w:rPr>
-              <w:instrText xml:space="preserve"> PAGEREF _Toc223905148 \h </w:instrText>
+              <w:instrText xml:space="preserve"> PAGEREF _Toc224135014 \h </w:instrText>
             </w:r>
             <w:r>
               <w:rPr>
@@ -2855,7 +2855,7 @@
               <w14:ligatures w14:val="standardContextual"/>
             </w:rPr>
           </w:pPr>
-          <w:hyperlink w:anchor="_Toc223905149" w:history="1">
+          <w:hyperlink w:anchor="_Toc224135015" w:history="1">
             <w:r>
               <w:rPr>
                 <w:rStyle w:val="Hipervnculo"/>
@@ -2882,7 +2882,7 @@
                 <w:noProof/>
                 <w:webHidden/>
               </w:rPr>
-              <w:instrText xml:space="preserve"> PAGEREF _Toc223905149 \h </w:instrText>
+              <w:instrText xml:space="preserve"> PAGEREF _Toc224135015 \h </w:instrText>
             </w:r>
             <w:r>
               <w:rPr>
@@ -2928,7 +2928,7 @@
               <w14:ligatures w14:val="standardContextual"/>
             </w:rPr>
           </w:pPr>
-          <w:hyperlink w:anchor="_Toc223905150" w:history="1">
+          <w:hyperlink w:anchor="_Toc224135016" w:history="1">
             <w:r>
               <w:rPr>
                 <w:rStyle w:val="Hipervnculo"/>
@@ -2955,7 +2955,7 @@
                 <w:noProof/>
                 <w:webHidden/>
               </w:rPr>
-              <w:instrText xml:space="preserve"> PAGEREF _Toc223905150 \h </w:instrText>
+              <w:instrText xml:space="preserve"> PAGEREF _Toc224135016 \h </w:instrText>
             </w:r>
             <w:r>
               <w:rPr>
@@ -3001,7 +3001,7 @@
               <w14:ligatures w14:val="standardContextual"/>
             </w:rPr>
           </w:pPr>
-          <w:hyperlink w:anchor="_Toc223905151" w:history="1">
+          <w:hyperlink w:anchor="_Toc224135017" w:history="1">
             <w:r>
               <w:rPr>
                 <w:rStyle w:val="Hipervnculo"/>
@@ -3028,7 +3028,7 @@
                 <w:noProof/>
                 <w:webHidden/>
               </w:rPr>
-              <w:instrText xml:space="preserve"> PAGEREF _Toc223905151 \h </w:instrText>
+              <w:instrText xml:space="preserve"> PAGEREF _Toc224135017 \h </w:instrText>
             </w:r>
             <w:r>
               <w:rPr>
@@ -3074,7 +3074,7 @@
               <w14:ligatures w14:val="standardContextual"/>
             </w:rPr>
           </w:pPr>
-          <w:hyperlink w:anchor="_Toc223905152" w:history="1">
+          <w:hyperlink w:anchor="_Toc224135018" w:history="1">
             <w:r>
               <w:rPr>
                 <w:rStyle w:val="Hipervnculo"/>
@@ -3101,7 +3101,7 @@
                 <w:noProof/>
                 <w:webHidden/>
               </w:rPr>
-              <w:instrText xml:space="preserve"> PAGEREF _Toc223905152 \h </w:instrText>
+              <w:instrText xml:space="preserve"> PAGEREF _Toc224135018 \h </w:instrText>
             </w:r>
             <w:r>
               <w:rPr>
@@ -3147,7 +3147,7 @@
               <w14:ligatures w14:val="standardContextual"/>
             </w:rPr>
           </w:pPr>
-          <w:hyperlink w:anchor="_Toc223905153" w:history="1">
+          <w:hyperlink w:anchor="_Toc224135019" w:history="1">
             <w:r>
               <w:rPr>
                 <w:rStyle w:val="Hipervnculo"/>
@@ -3174,7 +3174,7 @@
                 <w:noProof/>
                 <w:webHidden/>
               </w:rPr>
-              <w:instrText xml:space="preserve"> PAGEREF _Toc223905153 \h </w:instrText>
+              <w:instrText xml:space="preserve"> PAGEREF _Toc224135019 \h </w:instrText>
             </w:r>
             <w:r>
               <w:rPr>
@@ -3220,7 +3220,7 @@
               <w14:ligatures w14:val="standardContextual"/>
             </w:rPr>
           </w:pPr>
-          <w:hyperlink w:anchor="_Toc223905154" w:history="1">
+          <w:hyperlink w:anchor="_Toc224135020" w:history="1">
             <w:r>
               <w:rPr>
                 <w:rStyle w:val="Hipervnculo"/>
@@ -3247,7 +3247,7 @@
                 <w:noProof/>
                 <w:webHidden/>
               </w:rPr>
-              <w:instrText xml:space="preserve"> PAGEREF _Toc223905154 \h </w:instrText>
+              <w:instrText xml:space="preserve"> PAGEREF _Toc224135020 \h </w:instrText>
             </w:r>
             <w:r>
               <w:rPr>
@@ -3293,7 +3293,7 @@
               <w14:ligatures w14:val="standardContextual"/>
             </w:rPr>
           </w:pPr>
-          <w:hyperlink w:anchor="_Toc223905155" w:history="1">
+          <w:hyperlink w:anchor="_Toc224135021" w:history="1">
             <w:r>
               <w:rPr>
                 <w:rStyle w:val="Hipervnculo"/>
@@ -3320,7 +3320,7 @@
                 <w:noProof/>
                 <w:webHidden/>
               </w:rPr>
-              <w:instrText xml:space="preserve"> PAGEREF _Toc223905155 \h </w:instrText>
+              <w:instrText xml:space="preserve"> PAGEREF _Toc224135021 \h </w:instrText>
             </w:r>
             <w:r>
               <w:rPr>
@@ -3366,7 +3366,7 @@
               <w14:ligatures w14:val="standardContextual"/>
             </w:rPr>
           </w:pPr>
-          <w:hyperlink w:anchor="_Toc223905156" w:history="1">
+          <w:hyperlink w:anchor="_Toc224135022" w:history="1">
             <w:r>
               <w:rPr>
                 <w:rStyle w:val="Hipervnculo"/>
@@ -3393,7 +3393,7 @@
                 <w:noProof/>
                 <w:webHidden/>
               </w:rPr>
-              <w:instrText xml:space="preserve"> PAGEREF _Toc223905156 \h </w:instrText>
+              <w:instrText xml:space="preserve"> PAGEREF _Toc224135022 \h </w:instrText>
             </w:r>
             <w:r>
               <w:rPr>
@@ -3439,7 +3439,7 @@
               <w14:ligatures w14:val="standardContextual"/>
             </w:rPr>
           </w:pPr>
-          <w:hyperlink w:anchor="_Toc223905157" w:history="1">
+          <w:hyperlink w:anchor="_Toc224135023" w:history="1">
             <w:r>
               <w:rPr>
                 <w:rStyle w:val="Hipervnculo"/>
@@ -3466,7 +3466,7 @@
                 <w:noProof/>
                 <w:webHidden/>
               </w:rPr>
-              <w:instrText xml:space="preserve"> PAGEREF _Toc223905157 \h </w:instrText>
+              <w:instrText xml:space="preserve"> PAGEREF _Toc224135023 \h </w:instrText>
             </w:r>
             <w:r>
               <w:rPr>
@@ -3486,7 +3486,7 @@
                 <w:noProof/>
                 <w:webHidden/>
               </w:rPr>
-              <w:t>17</w:t>
+              <w:t>20</w:t>
             </w:r>
             <w:r>
               <w:rPr>
@@ -3512,7 +3512,7 @@
               <w14:ligatures w14:val="standardContextual"/>
             </w:rPr>
           </w:pPr>
-          <w:hyperlink w:anchor="_Toc223905158" w:history="1">
+          <w:hyperlink w:anchor="_Toc224135024" w:history="1">
             <w:r>
               <w:rPr>
                 <w:rStyle w:val="Hipervnculo"/>
@@ -3539,7 +3539,7 @@
                 <w:noProof/>
                 <w:webHidden/>
               </w:rPr>
-              <w:instrText xml:space="preserve"> PAGEREF _Toc223905158 \h </w:instrText>
+              <w:instrText xml:space="preserve"> PAGEREF _Toc224135024 \h </w:instrText>
             </w:r>
             <w:r>
               <w:rPr>
@@ -3559,7 +3559,7 @@
                 <w:noProof/>
                 <w:webHidden/>
               </w:rPr>
-              <w:t>18</w:t>
+              <w:t>20</w:t>
             </w:r>
             <w:r>
               <w:rPr>
@@ -3585,7 +3585,7 @@
               <w14:ligatures w14:val="standardContextual"/>
             </w:rPr>
           </w:pPr>
-          <w:hyperlink w:anchor="_Toc223905159" w:history="1">
+          <w:hyperlink w:anchor="_Toc224135025" w:history="1">
             <w:r>
               <w:rPr>
                 <w:rStyle w:val="Hipervnculo"/>
@@ -3612,7 +3612,7 @@
                 <w:noProof/>
                 <w:webHidden/>
               </w:rPr>
-              <w:instrText xml:space="preserve"> PAGEREF _Toc223905159 \h </w:instrText>
+              <w:instrText xml:space="preserve"> PAGEREF _Toc224135025 \h </w:instrText>
             </w:r>
             <w:r>
               <w:rPr>
@@ -3632,7 +3632,7 @@
                 <w:noProof/>
                 <w:webHidden/>
               </w:rPr>
-              <w:t>18</w:t>
+              <w:t>21</w:t>
             </w:r>
             <w:r>
               <w:rPr>
@@ -3658,7 +3658,7 @@
               <w14:ligatures w14:val="standardContextual"/>
             </w:rPr>
           </w:pPr>
-          <w:hyperlink w:anchor="_Toc223905160" w:history="1">
+          <w:hyperlink w:anchor="_Toc224135026" w:history="1">
             <w:r>
               <w:rPr>
                 <w:rStyle w:val="Hipervnculo"/>
@@ -3685,7 +3685,7 @@
                 <w:noProof/>
                 <w:webHidden/>
               </w:rPr>
-              <w:instrText xml:space="preserve"> PAGEREF _Toc223905160 \h </w:instrText>
+              <w:instrText xml:space="preserve"> PAGEREF _Toc224135026 \h </w:instrText>
             </w:r>
             <w:r>
               <w:rPr>
@@ -3705,7 +3705,7 @@
                 <w:noProof/>
                 <w:webHidden/>
               </w:rPr>
-              <w:t>18</w:t>
+              <w:t>21</w:t>
             </w:r>
             <w:r>
               <w:rPr>
@@ -3731,7 +3731,7 @@
               <w14:ligatures w14:val="standardContextual"/>
             </w:rPr>
           </w:pPr>
-          <w:hyperlink w:anchor="_Toc223905161" w:history="1">
+          <w:hyperlink w:anchor="_Toc224135027" w:history="1">
             <w:r>
               <w:rPr>
                 <w:rStyle w:val="Hipervnculo"/>
@@ -3758,7 +3758,7 @@
                 <w:noProof/>
                 <w:webHidden/>
               </w:rPr>
-              <w:instrText xml:space="preserve"> PAGEREF _Toc223905161 \h </w:instrText>
+              <w:instrText xml:space="preserve"> PAGEREF _Toc224135027 \h </w:instrText>
             </w:r>
             <w:r>
               <w:rPr>
@@ -3778,7 +3778,7 @@
                 <w:noProof/>
                 <w:webHidden/>
               </w:rPr>
-              <w:t>18</w:t>
+              <w:t>21</w:t>
             </w:r>
             <w:r>
               <w:rPr>
@@ -3804,7 +3804,7 @@
               <w14:ligatures w14:val="standardContextual"/>
             </w:rPr>
           </w:pPr>
-          <w:hyperlink w:anchor="_Toc223905162" w:history="1">
+          <w:hyperlink w:anchor="_Toc224135028" w:history="1">
             <w:r>
               <w:rPr>
                 <w:rStyle w:val="Hipervnculo"/>
@@ -3831,7 +3831,7 @@
                 <w:noProof/>
                 <w:webHidden/>
               </w:rPr>
-              <w:instrText xml:space="preserve"> PAGEREF _Toc223905162 \h </w:instrText>
+              <w:instrText xml:space="preserve"> PAGEREF _Toc224135028 \h </w:instrText>
             </w:r>
             <w:r>
               <w:rPr>
@@ -3851,7 +3851,7 @@
                 <w:noProof/>
                 <w:webHidden/>
               </w:rPr>
-              <w:t>18</w:t>
+              <w:t>22</w:t>
             </w:r>
             <w:r>
               <w:rPr>
@@ -4438,7 +4438,7 @@
       <w:pPr>
         <w:pStyle w:val="Ttulo1"/>
       </w:pPr>
-      <w:bookmarkStart w:id="0" w:name="_Toc223905133"/>
+      <w:bookmarkStart w:id="0" w:name="_Toc224134999"/>
       <w:r>
         <w:lastRenderedPageBreak/>
         <w:t>PLANTEAMIENTO DEL PROBLEMA</w:t>
@@ -4565,7 +4565,7 @@
       <w:pPr>
         <w:pStyle w:val="Ttulo1"/>
       </w:pPr>
-      <w:bookmarkStart w:id="1" w:name="_Toc223905134"/>
+      <w:bookmarkStart w:id="1" w:name="_Toc224135000"/>
       <w:r>
         <w:lastRenderedPageBreak/>
         <w:t>OBJETIVOS</w:t>
@@ -4576,7 +4576,7 @@
       <w:pPr>
         <w:pStyle w:val="Ttulo2"/>
       </w:pPr>
-      <w:bookmarkStart w:id="2" w:name="_Toc223905135"/>
+      <w:bookmarkStart w:id="2" w:name="_Toc224135001"/>
       <w:r>
         <w:rPr>
           <w:rFonts w:eastAsia="Times New Roman"/>
@@ -4594,7 +4594,7 @@
       <w:pPr>
         <w:pStyle w:val="Ttulo2"/>
       </w:pPr>
-      <w:bookmarkStart w:id="3" w:name="_Toc223905136"/>
+      <w:bookmarkStart w:id="3" w:name="_Toc224135002"/>
       <w:r>
         <w:rPr>
           <w:rFonts w:eastAsia="Times New Roman"/>
@@ -4689,7 +4689,7 @@
       <w:pPr>
         <w:pStyle w:val="Ttulo1"/>
       </w:pPr>
-      <w:bookmarkStart w:id="4" w:name="_Toc223905137"/>
+      <w:bookmarkStart w:id="4" w:name="_Toc224135003"/>
       <w:r>
         <w:lastRenderedPageBreak/>
         <w:t>MARCO ADMINISTRATIVO</w:t>
@@ -4700,7 +4700,7 @@
       <w:pPr>
         <w:pStyle w:val="Ttulo2"/>
       </w:pPr>
-      <w:bookmarkStart w:id="5" w:name="_Toc223905138"/>
+      <w:bookmarkStart w:id="5" w:name="_Toc224135004"/>
       <w:proofErr w:type="spellStart"/>
       <w:r>
         <w:t>The</w:t>
@@ -6229,7 +6229,7 @@
       <w:pPr>
         <w:pStyle w:val="Ttulo3"/>
       </w:pPr>
-      <w:bookmarkStart w:id="6" w:name="_Toc223905139"/>
+      <w:bookmarkStart w:id="6" w:name="_Toc224135005"/>
       <w:r>
         <w:t>Propuesta de valor</w:t>
       </w:r>
@@ -6279,7 +6279,7 @@
       <w:pPr>
         <w:pStyle w:val="Ttulo3"/>
       </w:pPr>
-      <w:bookmarkStart w:id="7" w:name="_Toc223905140"/>
+      <w:bookmarkStart w:id="7" w:name="_Toc224135006"/>
       <w:r>
         <w:t>Segmentos de clientes</w:t>
       </w:r>
@@ -6336,7 +6336,7 @@
       <w:pPr>
         <w:pStyle w:val="Ttulo3"/>
       </w:pPr>
-      <w:bookmarkStart w:id="8" w:name="_Toc223905141"/>
+      <w:bookmarkStart w:id="8" w:name="_Toc224135007"/>
       <w:r>
         <w:t>Canales</w:t>
       </w:r>
@@ -6372,7 +6372,7 @@
       <w:pPr>
         <w:pStyle w:val="Ttulo3"/>
       </w:pPr>
-      <w:bookmarkStart w:id="9" w:name="_Toc223905142"/>
+      <w:bookmarkStart w:id="9" w:name="_Toc224135008"/>
       <w:r>
         <w:t>Relación con los clientes</w:t>
       </w:r>
@@ -6434,7 +6434,7 @@
       <w:pPr>
         <w:pStyle w:val="Ttulo3"/>
       </w:pPr>
-      <w:bookmarkStart w:id="10" w:name="_Toc223905143"/>
+      <w:bookmarkStart w:id="10" w:name="_Toc224135009"/>
       <w:r>
         <w:lastRenderedPageBreak/>
         <w:t>Actividades clave</w:t>
@@ -6484,7 +6484,7 @@
       <w:pPr>
         <w:pStyle w:val="Ttulo3"/>
       </w:pPr>
-      <w:bookmarkStart w:id="11" w:name="_Toc223905144"/>
+      <w:bookmarkStart w:id="11" w:name="_Toc224135010"/>
       <w:r>
         <w:t>Recursos clave</w:t>
       </w:r>
@@ -6561,7 +6561,7 @@
       <w:pPr>
         <w:pStyle w:val="Ttulo3"/>
       </w:pPr>
-      <w:bookmarkStart w:id="12" w:name="_Toc223905145"/>
+      <w:bookmarkStart w:id="12" w:name="_Toc224135011"/>
       <w:r>
         <w:lastRenderedPageBreak/>
         <w:t>Socios clave</w:t>
@@ -6612,7 +6612,7 @@
       <w:pPr>
         <w:pStyle w:val="Ttulo3"/>
       </w:pPr>
-      <w:bookmarkStart w:id="13" w:name="_Toc223905146"/>
+      <w:bookmarkStart w:id="13" w:name="_Toc224135012"/>
       <w:r>
         <w:t>Estructura de costos</w:t>
       </w:r>
@@ -6662,7 +6662,7 @@
       <w:pPr>
         <w:pStyle w:val="Ttulo3"/>
       </w:pPr>
-      <w:bookmarkStart w:id="14" w:name="_Toc223905147"/>
+      <w:bookmarkStart w:id="14" w:name="_Toc224135013"/>
       <w:r>
         <w:t>Fuentes de ingresos</w:t>
       </w:r>
@@ -6729,7 +6729,7 @@
       <w:pPr>
         <w:pStyle w:val="Ttulo2"/>
       </w:pPr>
-      <w:bookmarkStart w:id="15" w:name="_Toc223905148"/>
+      <w:bookmarkStart w:id="15" w:name="_Toc224135014"/>
       <w:r>
         <w:t>Filosofía Organizacional</w:t>
       </w:r>
@@ -6776,7 +6776,7 @@
       <w:pPr>
         <w:pStyle w:val="Ttulo3"/>
       </w:pPr>
-      <w:bookmarkStart w:id="16" w:name="_Toc223905149"/>
+      <w:bookmarkStart w:id="16" w:name="_Toc224135015"/>
       <w:r>
         <w:t>Misión</w:t>
       </w:r>
@@ -6823,7 +6823,7 @@
       <w:pPr>
         <w:pStyle w:val="Ttulo3"/>
       </w:pPr>
-      <w:bookmarkStart w:id="17" w:name="_Toc223905150"/>
+      <w:bookmarkStart w:id="17" w:name="_Toc224135016"/>
       <w:r>
         <w:t>Visión</w:t>
       </w:r>
@@ -6882,7 +6882,7 @@
       <w:pPr>
         <w:pStyle w:val="Ttulo3"/>
       </w:pPr>
-      <w:bookmarkStart w:id="18" w:name="_Toc223905151"/>
+      <w:bookmarkStart w:id="18" w:name="_Toc224135017"/>
       <w:r>
         <w:t>Valores</w:t>
       </w:r>
@@ -7049,7 +7049,7 @@
       <w:pPr>
         <w:pStyle w:val="Ttulo2"/>
       </w:pPr>
-      <w:bookmarkStart w:id="19" w:name="_Toc223905152"/>
+      <w:bookmarkStart w:id="19" w:name="_Toc224135018"/>
       <w:r>
         <w:t>Marca / Branding</w:t>
       </w:r>
@@ -7059,7 +7059,7 @@
       <w:pPr>
         <w:pStyle w:val="Ttulo3"/>
       </w:pPr>
-      <w:bookmarkStart w:id="20" w:name="_Toc223905153"/>
+      <w:bookmarkStart w:id="20" w:name="_Toc224135019"/>
       <w:r>
         <w:t>Datos generales del proyecto</w:t>
       </w:r>
@@ -7170,7 +7170,7 @@
       <w:pPr>
         <w:pStyle w:val="Ttulo2"/>
       </w:pPr>
-      <w:bookmarkStart w:id="21" w:name="_Toc223905154"/>
+      <w:bookmarkStart w:id="21" w:name="_Toc224135020"/>
       <w:r>
         <w:t>Arquetipos</w:t>
       </w:r>
@@ -7422,7 +7422,7 @@
       <w:pPr>
         <w:pStyle w:val="Ttulo2"/>
       </w:pPr>
-      <w:bookmarkStart w:id="22" w:name="_Toc223905155"/>
+      <w:bookmarkStart w:id="22" w:name="_Toc224135021"/>
       <w:r>
         <w:lastRenderedPageBreak/>
         <w:t>Logotipo</w:t>
@@ -7506,7 +7506,7 @@
           <w:noProof/>
         </w:rPr>
         <w:drawing>
-          <wp:inline distT="0" distB="0" distL="0" distR="0" wp14:anchorId="19FD2110" wp14:editId="18AD6A85">
+          <wp:inline distT="0" distB="0" distL="0" distR="0" wp14:anchorId="19FD2110" wp14:editId="70D900D8">
             <wp:extent cx="3901440" cy="3901440"/>
             <wp:effectExtent l="0" t="0" r="3810" b="3810"/>
             <wp:docPr id="6" name="Imagen 6"/>
@@ -7559,7 +7559,7 @@
       <w:pPr>
         <w:pStyle w:val="Ttulo2"/>
       </w:pPr>
-      <w:bookmarkStart w:id="23" w:name="_Toc223905156"/>
+      <w:bookmarkStart w:id="23" w:name="_Toc224135022"/>
       <w:r>
         <w:t>Eslogan</w:t>
       </w:r>
@@ -8836,7 +8836,7 @@
       <w:pPr>
         <w:pStyle w:val="Ttulo1"/>
       </w:pPr>
-      <w:bookmarkStart w:id="24" w:name="_Toc223905157"/>
+      <w:bookmarkStart w:id="24" w:name="_Toc224135023"/>
       <w:r>
         <w:t>RESULTADOS</w:t>
       </w:r>
@@ -8847,7 +8847,7 @@
       <w:pPr>
         <w:pStyle w:val="Ttulo1"/>
       </w:pPr>
-      <w:bookmarkStart w:id="25" w:name="_Toc223905158"/>
+      <w:bookmarkStart w:id="25" w:name="_Toc224135024"/>
       <w:r>
         <w:t>CONCLUSIONES</w:t>
       </w:r>
@@ -8858,7 +8858,7 @@
       <w:pPr>
         <w:pStyle w:val="Ttulo1"/>
       </w:pPr>
-      <w:bookmarkStart w:id="26" w:name="_Toc223905159"/>
+      <w:bookmarkStart w:id="26" w:name="_Toc224135025"/>
       <w:r>
         <w:lastRenderedPageBreak/>
         <w:t>RECOMENDACIONES</w:t>
@@ -8876,7 +8876,7 @@
       <w:pPr>
         <w:pStyle w:val="Ttulo1"/>
       </w:pPr>
-      <w:bookmarkStart w:id="27" w:name="_Toc223905160"/>
+      <w:bookmarkStart w:id="27" w:name="_Toc224135026"/>
       <w:r>
         <w:t>PROPUESTA</w:t>
       </w:r>
@@ -8893,7 +8893,7 @@
       <w:pPr>
         <w:pStyle w:val="Ttulo1"/>
       </w:pPr>
-      <w:bookmarkStart w:id="28" w:name="_Toc223905161"/>
+      <w:bookmarkStart w:id="28" w:name="_Toc224135027"/>
       <w:r>
         <w:t>REFERENCIAS BIBLIOGRÁFICAS</w:t>
       </w:r>
@@ -9074,11 +9074,1425 @@
       <w:pPr>
         <w:pStyle w:val="Ttulo1"/>
       </w:pPr>
-      <w:bookmarkStart w:id="29" w:name="_Toc223905162"/>
-      <w:r>
+      <w:bookmarkStart w:id="29" w:name="_Toc224135028"/>
+      <w:r>
+        <w:br w:type="page"/>
+      </w:r>
+    </w:p>
+    <w:p>
+      <w:pPr>
+        <w:pStyle w:val="Ttulo1"/>
+        <w:numPr>
+          <w:ilvl w:val="0"/>
+          <w:numId w:val="34"/>
+        </w:numPr>
+      </w:pPr>
+      <w:r>
+        <w:lastRenderedPageBreak/>
         <w:t>ANEXOS</w:t>
       </w:r>
       <w:bookmarkEnd w:id="29"/>
+    </w:p>
+    <w:p>
+      <w:pPr>
+        <w:pStyle w:val="FigureStyle"/>
+      </w:pPr>
+      <w:r>
+        <w:rPr>
+          <w:b/>
+          <w:bCs/>
+          <w:i w:val="0"/>
+          <w:iCs/>
+        </w:rPr>
+        <w:t xml:space="preserve">Anexo </w:t>
+      </w:r>
+      <w:r>
+        <w:rPr>
+          <w:b/>
+          <w:bCs/>
+          <w:i w:val="0"/>
+          <w:iCs/>
+        </w:rPr>
+        <w:fldChar w:fldCharType="begin"/>
+      </w:r>
+      <w:r>
+        <w:rPr>
+          <w:b/>
+          <w:bCs/>
+          <w:i w:val="0"/>
+          <w:iCs/>
+        </w:rPr>
+        <w:instrText xml:space="preserve"> SEQ Anexo \* ARABIC </w:instrText>
+      </w:r>
+      <w:r>
+        <w:rPr>
+          <w:b/>
+          <w:bCs/>
+          <w:i w:val="0"/>
+          <w:iCs/>
+        </w:rPr>
+        <w:fldChar w:fldCharType="separate"/>
+      </w:r>
+      <w:r>
+        <w:rPr>
+          <w:b/>
+          <w:bCs/>
+          <w:i w:val="0"/>
+          <w:iCs/>
+          <w:noProof/>
+        </w:rPr>
+        <w:t>1</w:t>
+      </w:r>
+      <w:r>
+        <w:rPr>
+          <w:b/>
+          <w:bCs/>
+          <w:i w:val="0"/>
+          <w:iCs/>
+        </w:rPr>
+        <w:fldChar w:fldCharType="end"/>
+      </w:r>
+      <w:r>
+        <w:br/>
+      </w:r>
+      <w:r>
+        <w:t>P</w:t>
+      </w:r>
+      <w:r>
+        <w:t>referencias del consumidor</w:t>
+      </w:r>
+    </w:p>
+    <w:p>
+      <w:pPr>
+        <w:rPr>
+          <w:noProof/>
+        </w:rPr>
+      </w:pPr>
+      <w:r>
+        <w:rPr>
+          <w:noProof/>
+        </w:rPr>
+        <w:drawing>
+          <wp:inline distT="0" distB="0" distL="0" distR="0" wp14:anchorId="1A5F3E2C" wp14:editId="72D858F1">
+            <wp:extent cx="5257800" cy="2216150"/>
+            <wp:effectExtent l="0" t="0" r="0" b="0"/>
+            <wp:docPr id="2" name="Imagen 2" descr="Gráfico de las respuestas de Formularios. Título de la pregunta: 1. ¿Suele desayunar de manera saludable?. Número de respuestas: 59 respuestas."/>
+            <wp:cNvGraphicFramePr>
+              <a:graphicFrameLocks xmlns:a="http://schemas.openxmlformats.org/drawingml/2006/main" noChangeAspect="1"/>
+            </wp:cNvGraphicFramePr>
+            <a:graphic xmlns:a="http://schemas.openxmlformats.org/drawingml/2006/main">
+              <a:graphicData uri="http://schemas.openxmlformats.org/drawingml/2006/picture">
+                <pic:pic xmlns:pic="http://schemas.openxmlformats.org/drawingml/2006/picture">
+                  <pic:nvPicPr>
+                    <pic:cNvPr id="0" name="Picture 1" descr="Gráfico de las respuestas de Formularios. Título de la pregunta: 1. ¿Suele desayunar de manera saludable?. Número de respuestas: 59 respuestas."/>
+                    <pic:cNvPicPr>
+                      <a:picLocks noChangeAspect="1" noChangeArrowheads="1"/>
+                    </pic:cNvPicPr>
+                  </pic:nvPicPr>
+                  <pic:blipFill>
+                    <a:blip r:embed="rId17" cstate="print">
+                      <a:extLst>
+                        <a:ext uri="{28A0092B-C50C-407E-A947-70E740481C1C}">
+                          <a14:useLocalDpi xmlns:a14="http://schemas.microsoft.com/office/drawing/2010/main" val="0"/>
+                        </a:ext>
+                      </a:extLst>
+                    </a:blip>
+                    <a:srcRect/>
+                    <a:stretch>
+                      <a:fillRect/>
+                    </a:stretch>
+                  </pic:blipFill>
+                  <pic:spPr bwMode="auto">
+                    <a:xfrm>
+                      <a:off x="0" y="0"/>
+                      <a:ext cx="5257800" cy="2216150"/>
+                    </a:xfrm>
+                    <a:prstGeom prst="rect">
+                      <a:avLst/>
+                    </a:prstGeom>
+                    <a:noFill/>
+                    <a:ln>
+                      <a:noFill/>
+                    </a:ln>
+                  </pic:spPr>
+                </pic:pic>
+              </a:graphicData>
+            </a:graphic>
+          </wp:inline>
+        </w:drawing>
+      </w:r>
+    </w:p>
+    <w:p>
+      <w:r>
+        <w:t xml:space="preserve">Nota: </w:t>
+      </w:r>
+      <w:r>
+        <w:t>Muestra las preferencias del consumidor en cuanto a desayunos se refiere.</w:t>
+      </w:r>
+    </w:p>
+    <w:p>
+      <w:pPr>
+        <w:pStyle w:val="FigureStyle"/>
+      </w:pPr>
+      <w:r>
+        <w:rPr>
+          <w:b/>
+          <w:bCs/>
+          <w:i w:val="0"/>
+          <w:iCs/>
+        </w:rPr>
+        <w:t xml:space="preserve">Anexo </w:t>
+      </w:r>
+      <w:r>
+        <w:rPr>
+          <w:b/>
+          <w:bCs/>
+          <w:i w:val="0"/>
+          <w:iCs/>
+        </w:rPr>
+        <w:fldChar w:fldCharType="begin"/>
+      </w:r>
+      <w:r>
+        <w:rPr>
+          <w:b/>
+          <w:bCs/>
+          <w:i w:val="0"/>
+          <w:iCs/>
+        </w:rPr>
+        <w:instrText xml:space="preserve"> SEQ Anexo \* ARABIC </w:instrText>
+      </w:r>
+      <w:r>
+        <w:rPr>
+          <w:b/>
+          <w:bCs/>
+          <w:i w:val="0"/>
+          <w:iCs/>
+        </w:rPr>
+        <w:fldChar w:fldCharType="separate"/>
+      </w:r>
+      <w:r>
+        <w:rPr>
+          <w:b/>
+          <w:bCs/>
+          <w:i w:val="0"/>
+          <w:iCs/>
+          <w:noProof/>
+        </w:rPr>
+        <w:t>2</w:t>
+      </w:r>
+      <w:r>
+        <w:rPr>
+          <w:b/>
+          <w:bCs/>
+          <w:i w:val="0"/>
+          <w:iCs/>
+        </w:rPr>
+        <w:fldChar w:fldCharType="end"/>
+      </w:r>
+      <w:r>
+        <w:br/>
+        <w:t>Frecuencia de desayuno</w:t>
+      </w:r>
+    </w:p>
+    <w:p>
+      <w:r>
+        <w:rPr>
+          <w:noProof/>
+        </w:rPr>
+        <w:drawing>
+          <wp:inline distT="0" distB="0" distL="0" distR="0" wp14:anchorId="27DC6DB7" wp14:editId="6BA7ED70">
+            <wp:extent cx="5257800" cy="2217420"/>
+            <wp:effectExtent l="0" t="0" r="0" b="0"/>
+            <wp:docPr id="7" name="Imagen 7" descr="Gráfico de las respuestas de Formularios. Título de la pregunta: 2. ¿Con qué frecuencia desayuna antes de iniciar sus actividades diarias?  . Número de respuestas: 58 respuestas."/>
+            <wp:cNvGraphicFramePr>
+              <a:graphicFrameLocks xmlns:a="http://schemas.openxmlformats.org/drawingml/2006/main" noChangeAspect="1"/>
+            </wp:cNvGraphicFramePr>
+            <a:graphic xmlns:a="http://schemas.openxmlformats.org/drawingml/2006/main">
+              <a:graphicData uri="http://schemas.openxmlformats.org/drawingml/2006/picture">
+                <pic:pic xmlns:pic="http://schemas.openxmlformats.org/drawingml/2006/picture">
+                  <pic:nvPicPr>
+                    <pic:cNvPr id="0" name="Picture 3" descr="Gráfico de las respuestas de Formularios. Título de la pregunta: 2. ¿Con qué frecuencia desayuna antes de iniciar sus actividades diarias?  . Número de respuestas: 58 respuestas."/>
+                    <pic:cNvPicPr>
+                      <a:picLocks noChangeAspect="1" noChangeArrowheads="1"/>
+                    </pic:cNvPicPr>
+                  </pic:nvPicPr>
+                  <pic:blipFill>
+                    <a:blip r:embed="rId18" cstate="print">
+                      <a:extLst>
+                        <a:ext uri="{28A0092B-C50C-407E-A947-70E740481C1C}">
+                          <a14:useLocalDpi xmlns:a14="http://schemas.microsoft.com/office/drawing/2010/main" val="0"/>
+                        </a:ext>
+                      </a:extLst>
+                    </a:blip>
+                    <a:srcRect/>
+                    <a:stretch>
+                      <a:fillRect/>
+                    </a:stretch>
+                  </pic:blipFill>
+                  <pic:spPr bwMode="auto">
+                    <a:xfrm>
+                      <a:off x="0" y="0"/>
+                      <a:ext cx="5257800" cy="2217420"/>
+                    </a:xfrm>
+                    <a:prstGeom prst="rect">
+                      <a:avLst/>
+                    </a:prstGeom>
+                    <a:noFill/>
+                    <a:ln>
+                      <a:noFill/>
+                    </a:ln>
+                  </pic:spPr>
+                </pic:pic>
+              </a:graphicData>
+            </a:graphic>
+          </wp:inline>
+        </w:drawing>
+      </w:r>
+    </w:p>
+    <w:p>
+      <w:r>
+        <w:lastRenderedPageBreak/>
+        <w:t>Nota: Muestra la frecuencia en la que los encuestados desayunan.</w:t>
+      </w:r>
+    </w:p>
+    <w:p>
+      <w:pPr>
+        <w:pStyle w:val="FigureStyle"/>
+      </w:pPr>
+      <w:r>
+        <w:rPr>
+          <w:b/>
+          <w:bCs/>
+          <w:i w:val="0"/>
+          <w:iCs/>
+        </w:rPr>
+        <w:t xml:space="preserve">Anexo </w:t>
+      </w:r>
+      <w:r>
+        <w:rPr>
+          <w:b/>
+          <w:bCs/>
+          <w:i w:val="0"/>
+          <w:iCs/>
+        </w:rPr>
+        <w:fldChar w:fldCharType="begin"/>
+      </w:r>
+      <w:r>
+        <w:rPr>
+          <w:b/>
+          <w:bCs/>
+          <w:i w:val="0"/>
+          <w:iCs/>
+        </w:rPr>
+        <w:instrText xml:space="preserve"> SEQ Anexo \* ARABIC </w:instrText>
+      </w:r>
+      <w:r>
+        <w:rPr>
+          <w:b/>
+          <w:bCs/>
+          <w:i w:val="0"/>
+          <w:iCs/>
+        </w:rPr>
+        <w:fldChar w:fldCharType="separate"/>
+      </w:r>
+      <w:r>
+        <w:rPr>
+          <w:b/>
+          <w:bCs/>
+          <w:i w:val="0"/>
+          <w:iCs/>
+          <w:noProof/>
+        </w:rPr>
+        <w:t>3</w:t>
+      </w:r>
+      <w:r>
+        <w:rPr>
+          <w:b/>
+          <w:bCs/>
+          <w:i w:val="0"/>
+          <w:iCs/>
+        </w:rPr>
+        <w:fldChar w:fldCharType="end"/>
+      </w:r>
+      <w:r>
+        <w:br/>
+        <w:t>Consideraciones de importancia</w:t>
+      </w:r>
+    </w:p>
+    <w:p>
+      <w:r>
+        <w:rPr>
+          <w:noProof/>
+        </w:rPr>
+        <w:drawing>
+          <wp:inline distT="0" distB="0" distL="0" distR="0" wp14:anchorId="4936D725" wp14:editId="58590F2C">
+            <wp:extent cx="5257800" cy="2217420"/>
+            <wp:effectExtent l="0" t="0" r="0" b="0"/>
+            <wp:docPr id="9" name="Imagen 9" descr="Gráfico de las respuestas de Formularios. Título de la pregunta: 3. ¿Qué aspectos considera más importantes al elegir un desayuno?  . Número de respuestas: 59 respuestas."/>
+            <wp:cNvGraphicFramePr>
+              <a:graphicFrameLocks xmlns:a="http://schemas.openxmlformats.org/drawingml/2006/main" noChangeAspect="1"/>
+            </wp:cNvGraphicFramePr>
+            <a:graphic xmlns:a="http://schemas.openxmlformats.org/drawingml/2006/main">
+              <a:graphicData uri="http://schemas.openxmlformats.org/drawingml/2006/picture">
+                <pic:pic xmlns:pic="http://schemas.openxmlformats.org/drawingml/2006/picture">
+                  <pic:nvPicPr>
+                    <pic:cNvPr id="0" name="Picture 10" descr="Gráfico de las respuestas de Formularios. Título de la pregunta: 3. ¿Qué aspectos considera más importantes al elegir un desayuno?  . Número de respuestas: 59 respuestas."/>
+                    <pic:cNvPicPr>
+                      <a:picLocks noChangeAspect="1" noChangeArrowheads="1"/>
+                    </pic:cNvPicPr>
+                  </pic:nvPicPr>
+                  <pic:blipFill>
+                    <a:blip r:embed="rId19" cstate="print">
+                      <a:extLst>
+                        <a:ext uri="{28A0092B-C50C-407E-A947-70E740481C1C}">
+                          <a14:useLocalDpi xmlns:a14="http://schemas.microsoft.com/office/drawing/2010/main" val="0"/>
+                        </a:ext>
+                      </a:extLst>
+                    </a:blip>
+                    <a:srcRect/>
+                    <a:stretch>
+                      <a:fillRect/>
+                    </a:stretch>
+                  </pic:blipFill>
+                  <pic:spPr bwMode="auto">
+                    <a:xfrm>
+                      <a:off x="0" y="0"/>
+                      <a:ext cx="5257800" cy="2217420"/>
+                    </a:xfrm>
+                    <a:prstGeom prst="rect">
+                      <a:avLst/>
+                    </a:prstGeom>
+                    <a:noFill/>
+                    <a:ln>
+                      <a:noFill/>
+                    </a:ln>
+                  </pic:spPr>
+                </pic:pic>
+              </a:graphicData>
+            </a:graphic>
+          </wp:inline>
+        </w:drawing>
+      </w:r>
+    </w:p>
+    <w:p>
+      <w:r>
+        <w:t>Nota: Muestra los aspectos que se consideran más importantes al elegir un desayuno.</w:t>
+      </w:r>
+    </w:p>
+    <w:p>
+      <w:pPr>
+        <w:jc w:val="left"/>
+        <w:rPr>
+          <w:i/>
+          <w:iCs/>
+        </w:rPr>
+      </w:pPr>
+      <w:r>
+        <w:rPr>
+          <w:b/>
+          <w:bCs/>
+        </w:rPr>
+        <w:t xml:space="preserve">Anexo </w:t>
+      </w:r>
+      <w:r>
+        <w:rPr>
+          <w:b/>
+          <w:bCs/>
+        </w:rPr>
+        <w:fldChar w:fldCharType="begin"/>
+      </w:r>
+      <w:r>
+        <w:rPr>
+          <w:b/>
+          <w:bCs/>
+        </w:rPr>
+        <w:instrText xml:space="preserve"> SEQ Anexo \* ARABIC </w:instrText>
+      </w:r>
+      <w:r>
+        <w:rPr>
+          <w:b/>
+          <w:bCs/>
+        </w:rPr>
+        <w:fldChar w:fldCharType="separate"/>
+      </w:r>
+      <w:r>
+        <w:rPr>
+          <w:b/>
+          <w:bCs/>
+          <w:noProof/>
+        </w:rPr>
+        <w:t>4</w:t>
+      </w:r>
+      <w:r>
+        <w:rPr>
+          <w:b/>
+          <w:bCs/>
+        </w:rPr>
+        <w:fldChar w:fldCharType="end"/>
+      </w:r>
+      <w:r>
+        <w:rPr>
+          <w:i/>
+          <w:iCs/>
+        </w:rPr>
+        <w:br/>
+        <w:t>Dinero que se destina al desayuno.</w:t>
+      </w:r>
+    </w:p>
+    <w:p>
+      <w:r>
+        <w:rPr>
+          <w:noProof/>
+        </w:rPr>
+        <w:drawing>
+          <wp:inline distT="0" distB="0" distL="0" distR="0" wp14:anchorId="772063EB" wp14:editId="00395EE0">
+            <wp:extent cx="5257800" cy="2217420"/>
+            <wp:effectExtent l="0" t="0" r="0" b="0"/>
+            <wp:docPr id="10" name="Imagen 10" descr="Gráfico de las respuestas de Formularios. Título de la pregunta: 4. ¿Cuánto dinero destina aproximadamente para su desayuno diario?  . Número de respuestas: 59 respuestas."/>
+            <wp:cNvGraphicFramePr>
+              <a:graphicFrameLocks xmlns:a="http://schemas.openxmlformats.org/drawingml/2006/main" noChangeAspect="1"/>
+            </wp:cNvGraphicFramePr>
+            <a:graphic xmlns:a="http://schemas.openxmlformats.org/drawingml/2006/main">
+              <a:graphicData uri="http://schemas.openxmlformats.org/drawingml/2006/picture">
+                <pic:pic xmlns:pic="http://schemas.openxmlformats.org/drawingml/2006/picture">
+                  <pic:nvPicPr>
+                    <pic:cNvPr id="0" name="Picture 12" descr="Gráfico de las respuestas de Formularios. Título de la pregunta: 4. ¿Cuánto dinero destina aproximadamente para su desayuno diario?  . Número de respuestas: 59 respuestas."/>
+                    <pic:cNvPicPr>
+                      <a:picLocks noChangeAspect="1" noChangeArrowheads="1"/>
+                    </pic:cNvPicPr>
+                  </pic:nvPicPr>
+                  <pic:blipFill>
+                    <a:blip r:embed="rId20" cstate="print">
+                      <a:extLst>
+                        <a:ext uri="{28A0092B-C50C-407E-A947-70E740481C1C}">
+                          <a14:useLocalDpi xmlns:a14="http://schemas.microsoft.com/office/drawing/2010/main" val="0"/>
+                        </a:ext>
+                      </a:extLst>
+                    </a:blip>
+                    <a:srcRect/>
+                    <a:stretch>
+                      <a:fillRect/>
+                    </a:stretch>
+                  </pic:blipFill>
+                  <pic:spPr bwMode="auto">
+                    <a:xfrm>
+                      <a:off x="0" y="0"/>
+                      <a:ext cx="5257800" cy="2217420"/>
+                    </a:xfrm>
+                    <a:prstGeom prst="rect">
+                      <a:avLst/>
+                    </a:prstGeom>
+                    <a:noFill/>
+                    <a:ln>
+                      <a:noFill/>
+                    </a:ln>
+                  </pic:spPr>
+                </pic:pic>
+              </a:graphicData>
+            </a:graphic>
+          </wp:inline>
+        </w:drawing>
+      </w:r>
+    </w:p>
+    <w:p>
+      <w:pPr>
+        <w:jc w:val="left"/>
+        <w:rPr>
+          <w:i/>
+          <w:iCs/>
+        </w:rPr>
+      </w:pPr>
+      <w:r>
+        <w:rPr>
+          <w:b/>
+          <w:bCs/>
+        </w:rPr>
+        <w:lastRenderedPageBreak/>
+        <w:t xml:space="preserve">Anexo </w:t>
+      </w:r>
+      <w:r>
+        <w:rPr>
+          <w:b/>
+          <w:bCs/>
+        </w:rPr>
+        <w:fldChar w:fldCharType="begin"/>
+      </w:r>
+      <w:r>
+        <w:rPr>
+          <w:b/>
+          <w:bCs/>
+        </w:rPr>
+        <w:instrText xml:space="preserve"> SEQ Anexo \* ARABIC </w:instrText>
+      </w:r>
+      <w:r>
+        <w:rPr>
+          <w:b/>
+          <w:bCs/>
+        </w:rPr>
+        <w:fldChar w:fldCharType="separate"/>
+      </w:r>
+      <w:r>
+        <w:rPr>
+          <w:b/>
+          <w:bCs/>
+          <w:noProof/>
+        </w:rPr>
+        <w:t>5</w:t>
+      </w:r>
+      <w:r>
+        <w:rPr>
+          <w:b/>
+          <w:bCs/>
+        </w:rPr>
+        <w:fldChar w:fldCharType="end"/>
+      </w:r>
+      <w:r>
+        <w:rPr>
+          <w:i/>
+          <w:iCs/>
+        </w:rPr>
+        <w:br/>
+      </w:r>
+      <w:r>
+        <w:rPr>
+          <w:i/>
+          <w:iCs/>
+        </w:rPr>
+        <w:t xml:space="preserve">Personas que no </w:t>
+      </w:r>
+      <w:r>
+        <w:rPr>
+          <w:i/>
+          <w:iCs/>
+        </w:rPr>
+        <w:t>desayun</w:t>
+      </w:r>
+      <w:r>
+        <w:rPr>
+          <w:i/>
+          <w:iCs/>
+        </w:rPr>
+        <w:t>an</w:t>
+      </w:r>
+      <w:r>
+        <w:rPr>
+          <w:i/>
+          <w:iCs/>
+        </w:rPr>
+        <w:t xml:space="preserve"> por falta de tiempo.</w:t>
+      </w:r>
+    </w:p>
+    <w:p>
+      <w:r>
+        <w:rPr>
+          <w:noProof/>
+        </w:rPr>
+        <w:drawing>
+          <wp:inline distT="0" distB="0" distL="0" distR="0" wp14:anchorId="391548B3" wp14:editId="4AD248A2">
+            <wp:extent cx="5257800" cy="2217420"/>
+            <wp:effectExtent l="0" t="0" r="0" b="0"/>
+            <wp:docPr id="11" name="Imagen 11" descr="Gráfico de las respuestas de Formularios. Título de la pregunta: 5. ¿Ha dejado de desayunar alguna vez por falta de tiempo?  . Número de respuestas: 59 respuestas."/>
+            <wp:cNvGraphicFramePr>
+              <a:graphicFrameLocks xmlns:a="http://schemas.openxmlformats.org/drawingml/2006/main" noChangeAspect="1"/>
+            </wp:cNvGraphicFramePr>
+            <a:graphic xmlns:a="http://schemas.openxmlformats.org/drawingml/2006/main">
+              <a:graphicData uri="http://schemas.openxmlformats.org/drawingml/2006/picture">
+                <pic:pic xmlns:pic="http://schemas.openxmlformats.org/drawingml/2006/picture">
+                  <pic:nvPicPr>
+                    <pic:cNvPr id="0" name="Picture 14" descr="Gráfico de las respuestas de Formularios. Título de la pregunta: 5. ¿Ha dejado de desayunar alguna vez por falta de tiempo?  . Número de respuestas: 59 respuestas."/>
+                    <pic:cNvPicPr>
+                      <a:picLocks noChangeAspect="1" noChangeArrowheads="1"/>
+                    </pic:cNvPicPr>
+                  </pic:nvPicPr>
+                  <pic:blipFill>
+                    <a:blip r:embed="rId21" cstate="print">
+                      <a:extLst>
+                        <a:ext uri="{28A0092B-C50C-407E-A947-70E740481C1C}">
+                          <a14:useLocalDpi xmlns:a14="http://schemas.microsoft.com/office/drawing/2010/main" val="0"/>
+                        </a:ext>
+                      </a:extLst>
+                    </a:blip>
+                    <a:srcRect/>
+                    <a:stretch>
+                      <a:fillRect/>
+                    </a:stretch>
+                  </pic:blipFill>
+                  <pic:spPr bwMode="auto">
+                    <a:xfrm>
+                      <a:off x="0" y="0"/>
+                      <a:ext cx="5257800" cy="2217420"/>
+                    </a:xfrm>
+                    <a:prstGeom prst="rect">
+                      <a:avLst/>
+                    </a:prstGeom>
+                    <a:noFill/>
+                    <a:ln>
+                      <a:noFill/>
+                    </a:ln>
+                  </pic:spPr>
+                </pic:pic>
+              </a:graphicData>
+            </a:graphic>
+          </wp:inline>
+        </w:drawing>
+      </w:r>
+    </w:p>
+    <w:p>
+      <w:r>
+        <w:t>Nota: Muestra la cantidad de personas que han dejado de desayunar por falta de tiempo.</w:t>
+      </w:r>
+    </w:p>
+    <w:p>
+      <w:pPr>
+        <w:jc w:val="left"/>
+        <w:rPr>
+          <w:i/>
+          <w:iCs/>
+        </w:rPr>
+      </w:pPr>
+      <w:r>
+        <w:rPr>
+          <w:b/>
+          <w:bCs/>
+        </w:rPr>
+        <w:t xml:space="preserve">Anexo </w:t>
+      </w:r>
+      <w:r>
+        <w:rPr>
+          <w:b/>
+          <w:bCs/>
+        </w:rPr>
+        <w:fldChar w:fldCharType="begin"/>
+      </w:r>
+      <w:r>
+        <w:rPr>
+          <w:b/>
+          <w:bCs/>
+        </w:rPr>
+        <w:instrText xml:space="preserve"> SEQ Anexo \* ARABIC </w:instrText>
+      </w:r>
+      <w:r>
+        <w:rPr>
+          <w:b/>
+          <w:bCs/>
+        </w:rPr>
+        <w:fldChar w:fldCharType="separate"/>
+      </w:r>
+      <w:r>
+        <w:rPr>
+          <w:b/>
+          <w:bCs/>
+          <w:noProof/>
+        </w:rPr>
+        <w:t>6</w:t>
+      </w:r>
+      <w:r>
+        <w:rPr>
+          <w:b/>
+          <w:bCs/>
+        </w:rPr>
+        <w:fldChar w:fldCharType="end"/>
+      </w:r>
+      <w:r>
+        <w:rPr>
+          <w:i/>
+          <w:iCs/>
+        </w:rPr>
+        <w:br/>
+        <w:t>Importancia de desayunar saludable.</w:t>
+      </w:r>
+    </w:p>
+    <w:p>
+      <w:r>
+        <w:rPr>
+          <w:noProof/>
+        </w:rPr>
+        <w:drawing>
+          <wp:inline distT="0" distB="0" distL="0" distR="0" wp14:anchorId="034F4D79" wp14:editId="7B5D7158">
+            <wp:extent cx="5257800" cy="2217420"/>
+            <wp:effectExtent l="0" t="0" r="0" b="0"/>
+            <wp:docPr id="12" name="Imagen 12" descr="Gráfico de las respuestas de Formularios. Título de la pregunta: 6. ¿Qué tan importante considera desayunar de forma saludable para su rendimiento diario?  . Número de respuestas: 59 respuestas."/>
+            <wp:cNvGraphicFramePr>
+              <a:graphicFrameLocks xmlns:a="http://schemas.openxmlformats.org/drawingml/2006/main" noChangeAspect="1"/>
+            </wp:cNvGraphicFramePr>
+            <a:graphic xmlns:a="http://schemas.openxmlformats.org/drawingml/2006/main">
+              <a:graphicData uri="http://schemas.openxmlformats.org/drawingml/2006/picture">
+                <pic:pic xmlns:pic="http://schemas.openxmlformats.org/drawingml/2006/picture">
+                  <pic:nvPicPr>
+                    <pic:cNvPr id="0" name="Picture 16" descr="Gráfico de las respuestas de Formularios. Título de la pregunta: 6. ¿Qué tan importante considera desayunar de forma saludable para su rendimiento diario?  . Número de respuestas: 59 respuestas."/>
+                    <pic:cNvPicPr>
+                      <a:picLocks noChangeAspect="1" noChangeArrowheads="1"/>
+                    </pic:cNvPicPr>
+                  </pic:nvPicPr>
+                  <pic:blipFill>
+                    <a:blip r:embed="rId22" cstate="print">
+                      <a:extLst>
+                        <a:ext uri="{28A0092B-C50C-407E-A947-70E740481C1C}">
+                          <a14:useLocalDpi xmlns:a14="http://schemas.microsoft.com/office/drawing/2010/main" val="0"/>
+                        </a:ext>
+                      </a:extLst>
+                    </a:blip>
+                    <a:srcRect/>
+                    <a:stretch>
+                      <a:fillRect/>
+                    </a:stretch>
+                  </pic:blipFill>
+                  <pic:spPr bwMode="auto">
+                    <a:xfrm>
+                      <a:off x="0" y="0"/>
+                      <a:ext cx="5257800" cy="2217420"/>
+                    </a:xfrm>
+                    <a:prstGeom prst="rect">
+                      <a:avLst/>
+                    </a:prstGeom>
+                    <a:noFill/>
+                    <a:ln>
+                      <a:noFill/>
+                    </a:ln>
+                  </pic:spPr>
+                </pic:pic>
+              </a:graphicData>
+            </a:graphic>
+          </wp:inline>
+        </w:drawing>
+      </w:r>
+    </w:p>
+    <w:p>
+      <w:r>
+        <w:t xml:space="preserve">Nota: Muestra la importancia de desayunar de forma saludable para el rendimiento </w:t>
+      </w:r>
+      <w:r>
+        <w:lastRenderedPageBreak/>
+        <w:t>diario.</w:t>
+      </w:r>
+    </w:p>
+    <w:p>
+      <w:pPr>
+        <w:jc w:val="left"/>
+        <w:rPr>
+          <w:i/>
+          <w:iCs/>
+        </w:rPr>
+      </w:pPr>
+      <w:r>
+        <w:rPr>
+          <w:b/>
+          <w:bCs/>
+        </w:rPr>
+        <w:t xml:space="preserve">Anexo </w:t>
+      </w:r>
+      <w:r>
+        <w:rPr>
+          <w:b/>
+          <w:bCs/>
+        </w:rPr>
+        <w:fldChar w:fldCharType="begin"/>
+      </w:r>
+      <w:r>
+        <w:rPr>
+          <w:b/>
+          <w:bCs/>
+        </w:rPr>
+        <w:instrText xml:space="preserve"> SEQ Anexo \* ARABIC </w:instrText>
+      </w:r>
+      <w:r>
+        <w:rPr>
+          <w:b/>
+          <w:bCs/>
+        </w:rPr>
+        <w:fldChar w:fldCharType="separate"/>
+      </w:r>
+      <w:r>
+        <w:rPr>
+          <w:b/>
+          <w:bCs/>
+          <w:noProof/>
+        </w:rPr>
+        <w:t>7</w:t>
+      </w:r>
+      <w:r>
+        <w:rPr>
+          <w:b/>
+          <w:bCs/>
+        </w:rPr>
+        <w:fldChar w:fldCharType="end"/>
+      </w:r>
+      <w:r>
+        <w:rPr>
+          <w:i/>
+          <w:iCs/>
+        </w:rPr>
+        <w:br/>
+        <w:t>Personas dispuestas a comprar desayunos saludables.</w:t>
+      </w:r>
+    </w:p>
+    <w:p>
+      <w:r>
+        <w:rPr>
+          <w:noProof/>
+        </w:rPr>
+        <w:drawing>
+          <wp:inline distT="0" distB="0" distL="0" distR="0" wp14:anchorId="67B9DD9C" wp14:editId="7210EBF9">
+            <wp:extent cx="5257800" cy="2385060"/>
+            <wp:effectExtent l="0" t="0" r="0" b="0"/>
+            <wp:docPr id="13" name="Imagen 13" descr="Gráfico de las respuestas de Formularios. Título de la pregunta: 7. ¿Estaría dispuesto a comprar desayunos saludables preparados y entregados a la hora que los necesita?  . Número de respuestas: 58 respuestas."/>
+            <wp:cNvGraphicFramePr>
+              <a:graphicFrameLocks xmlns:a="http://schemas.openxmlformats.org/drawingml/2006/main" noChangeAspect="1"/>
+            </wp:cNvGraphicFramePr>
+            <a:graphic xmlns:a="http://schemas.openxmlformats.org/drawingml/2006/main">
+              <a:graphicData uri="http://schemas.openxmlformats.org/drawingml/2006/picture">
+                <pic:pic xmlns:pic="http://schemas.openxmlformats.org/drawingml/2006/picture">
+                  <pic:nvPicPr>
+                    <pic:cNvPr id="0" name="Picture 18" descr="Gráfico de las respuestas de Formularios. Título de la pregunta: 7. ¿Estaría dispuesto a comprar desayunos saludables preparados y entregados a la hora que los necesita?  . Número de respuestas: 58 respuestas."/>
+                    <pic:cNvPicPr>
+                      <a:picLocks noChangeAspect="1" noChangeArrowheads="1"/>
+                    </pic:cNvPicPr>
+                  </pic:nvPicPr>
+                  <pic:blipFill>
+                    <a:blip r:embed="rId23" cstate="print">
+                      <a:extLst>
+                        <a:ext uri="{28A0092B-C50C-407E-A947-70E740481C1C}">
+                          <a14:useLocalDpi xmlns:a14="http://schemas.microsoft.com/office/drawing/2010/main" val="0"/>
+                        </a:ext>
+                      </a:extLst>
+                    </a:blip>
+                    <a:srcRect/>
+                    <a:stretch>
+                      <a:fillRect/>
+                    </a:stretch>
+                  </pic:blipFill>
+                  <pic:spPr bwMode="auto">
+                    <a:xfrm>
+                      <a:off x="0" y="0"/>
+                      <a:ext cx="5257800" cy="2385060"/>
+                    </a:xfrm>
+                    <a:prstGeom prst="rect">
+                      <a:avLst/>
+                    </a:prstGeom>
+                    <a:noFill/>
+                    <a:ln>
+                      <a:noFill/>
+                    </a:ln>
+                  </pic:spPr>
+                </pic:pic>
+              </a:graphicData>
+            </a:graphic>
+          </wp:inline>
+        </w:drawing>
+      </w:r>
+    </w:p>
+    <w:p>
+      <w:r>
+        <w:t>Nota: Muestra la cantidad de personas dispuestas a comprar desayunos saludables.</w:t>
+      </w:r>
+    </w:p>
+    <w:p>
+      <w:pPr>
+        <w:jc w:val="left"/>
+        <w:rPr>
+          <w:i/>
+          <w:iCs/>
+        </w:rPr>
+      </w:pPr>
+      <w:r>
+        <w:rPr>
+          <w:b/>
+          <w:bCs/>
+        </w:rPr>
+        <w:t xml:space="preserve">Anexo </w:t>
+      </w:r>
+      <w:r>
+        <w:rPr>
+          <w:b/>
+          <w:bCs/>
+        </w:rPr>
+        <w:fldChar w:fldCharType="begin"/>
+      </w:r>
+      <w:r>
+        <w:rPr>
+          <w:b/>
+          <w:bCs/>
+        </w:rPr>
+        <w:instrText xml:space="preserve"> SEQ Anexo \* ARABIC </w:instrText>
+      </w:r>
+      <w:r>
+        <w:rPr>
+          <w:b/>
+          <w:bCs/>
+        </w:rPr>
+        <w:fldChar w:fldCharType="separate"/>
+      </w:r>
+      <w:r>
+        <w:rPr>
+          <w:b/>
+          <w:bCs/>
+          <w:noProof/>
+        </w:rPr>
+        <w:t>8</w:t>
+      </w:r>
+      <w:r>
+        <w:rPr>
+          <w:b/>
+          <w:bCs/>
+        </w:rPr>
+        <w:fldChar w:fldCharType="end"/>
+      </w:r>
+      <w:r>
+        <w:rPr>
+          <w:i/>
+          <w:iCs/>
+        </w:rPr>
+        <w:br/>
+        <w:t>Personas dispuestas a contratar un servicio de desayunos.</w:t>
+      </w:r>
+    </w:p>
+    <w:p>
+      <w:r>
+        <w:rPr>
+          <w:noProof/>
+        </w:rPr>
+        <w:lastRenderedPageBreak/>
+        <w:drawing>
+          <wp:inline distT="0" distB="0" distL="0" distR="0" wp14:anchorId="464B947A" wp14:editId="266454AB">
+            <wp:extent cx="5257800" cy="2385060"/>
+            <wp:effectExtent l="0" t="0" r="0" b="0"/>
+            <wp:docPr id="14" name="Imagen 14" descr="Gráfico de las respuestas de Formularios. Título de la pregunta: 8. ¿Estaría dispuesto a contratar un servicio de desayunos saludables para su empresa o lugar de trabajo?  . Número de respuestas: 59 respuestas."/>
+            <wp:cNvGraphicFramePr>
+              <a:graphicFrameLocks xmlns:a="http://schemas.openxmlformats.org/drawingml/2006/main" noChangeAspect="1"/>
+            </wp:cNvGraphicFramePr>
+            <a:graphic xmlns:a="http://schemas.openxmlformats.org/drawingml/2006/main">
+              <a:graphicData uri="http://schemas.openxmlformats.org/drawingml/2006/picture">
+                <pic:pic xmlns:pic="http://schemas.openxmlformats.org/drawingml/2006/picture">
+                  <pic:nvPicPr>
+                    <pic:cNvPr id="0" name="Picture 20" descr="Gráfico de las respuestas de Formularios. Título de la pregunta: 8. ¿Estaría dispuesto a contratar un servicio de desayunos saludables para su empresa o lugar de trabajo?  . Número de respuestas: 59 respuestas."/>
+                    <pic:cNvPicPr>
+                      <a:picLocks noChangeAspect="1" noChangeArrowheads="1"/>
+                    </pic:cNvPicPr>
+                  </pic:nvPicPr>
+                  <pic:blipFill>
+                    <a:blip r:embed="rId24" cstate="print">
+                      <a:extLst>
+                        <a:ext uri="{28A0092B-C50C-407E-A947-70E740481C1C}">
+                          <a14:useLocalDpi xmlns:a14="http://schemas.microsoft.com/office/drawing/2010/main" val="0"/>
+                        </a:ext>
+                      </a:extLst>
+                    </a:blip>
+                    <a:srcRect/>
+                    <a:stretch>
+                      <a:fillRect/>
+                    </a:stretch>
+                  </pic:blipFill>
+                  <pic:spPr bwMode="auto">
+                    <a:xfrm>
+                      <a:off x="0" y="0"/>
+                      <a:ext cx="5257800" cy="2385060"/>
+                    </a:xfrm>
+                    <a:prstGeom prst="rect">
+                      <a:avLst/>
+                    </a:prstGeom>
+                    <a:noFill/>
+                    <a:ln>
+                      <a:noFill/>
+                    </a:ln>
+                  </pic:spPr>
+                </pic:pic>
+              </a:graphicData>
+            </a:graphic>
+          </wp:inline>
+        </w:drawing>
+      </w:r>
+    </w:p>
+    <w:p>
+      <w:r>
+        <w:t>Nota: Cantidad de personas dispuestas a contratar un servicio de desayunos saludables para su empresa o lugar de trabajo.</w:t>
+      </w:r>
+    </w:p>
+    <w:p>
+      <w:pPr>
+        <w:jc w:val="left"/>
+        <w:rPr>
+          <w:i/>
+          <w:iCs/>
+        </w:rPr>
+      </w:pPr>
+      <w:r>
+        <w:rPr>
+          <w:b/>
+          <w:bCs/>
+        </w:rPr>
+        <w:t xml:space="preserve">Anexo </w:t>
+      </w:r>
+      <w:r>
+        <w:rPr>
+          <w:b/>
+          <w:bCs/>
+        </w:rPr>
+        <w:fldChar w:fldCharType="begin"/>
+      </w:r>
+      <w:r>
+        <w:rPr>
+          <w:b/>
+          <w:bCs/>
+        </w:rPr>
+        <w:instrText xml:space="preserve"> SEQ Anexo \* ARABIC </w:instrText>
+      </w:r>
+      <w:r>
+        <w:rPr>
+          <w:b/>
+          <w:bCs/>
+        </w:rPr>
+        <w:fldChar w:fldCharType="separate"/>
+      </w:r>
+      <w:r>
+        <w:rPr>
+          <w:b/>
+          <w:bCs/>
+          <w:noProof/>
+        </w:rPr>
+        <w:t>9</w:t>
+      </w:r>
+      <w:r>
+        <w:rPr>
+          <w:b/>
+          <w:bCs/>
+        </w:rPr>
+        <w:fldChar w:fldCharType="end"/>
+      </w:r>
+      <w:r>
+        <w:rPr>
+          <w:i/>
+          <w:iCs/>
+        </w:rPr>
+        <w:br/>
+        <w:t>Preferencias del consumidor.</w:t>
+      </w:r>
+    </w:p>
+    <w:p>
+      <w:r>
+        <w:rPr>
+          <w:noProof/>
+        </w:rPr>
+        <w:drawing>
+          <wp:inline distT="0" distB="0" distL="0" distR="0" wp14:anchorId="585CB94E" wp14:editId="6E7555AA">
+            <wp:extent cx="5257800" cy="2217420"/>
+            <wp:effectExtent l="0" t="0" r="0" b="0"/>
+            <wp:docPr id="15" name="Imagen 15" descr="Gráfico de las respuestas de Formularios. Título de la pregunta: 9. Si tuviera que elegir un desayuno saludable, ¿Cuál preferiría?  . Número de respuestas: 59 respuestas."/>
+            <wp:cNvGraphicFramePr>
+              <a:graphicFrameLocks xmlns:a="http://schemas.openxmlformats.org/drawingml/2006/main" noChangeAspect="1"/>
+            </wp:cNvGraphicFramePr>
+            <a:graphic xmlns:a="http://schemas.openxmlformats.org/drawingml/2006/main">
+              <a:graphicData uri="http://schemas.openxmlformats.org/drawingml/2006/picture">
+                <pic:pic xmlns:pic="http://schemas.openxmlformats.org/drawingml/2006/picture">
+                  <pic:nvPicPr>
+                    <pic:cNvPr id="0" name="Picture 22" descr="Gráfico de las respuestas de Formularios. Título de la pregunta: 9. Si tuviera que elegir un desayuno saludable, ¿Cuál preferiría?  . Número de respuestas: 59 respuestas."/>
+                    <pic:cNvPicPr>
+                      <a:picLocks noChangeAspect="1" noChangeArrowheads="1"/>
+                    </pic:cNvPicPr>
+                  </pic:nvPicPr>
+                  <pic:blipFill>
+                    <a:blip r:embed="rId25" cstate="print">
+                      <a:extLst>
+                        <a:ext uri="{28A0092B-C50C-407E-A947-70E740481C1C}">
+                          <a14:useLocalDpi xmlns:a14="http://schemas.microsoft.com/office/drawing/2010/main" val="0"/>
+                        </a:ext>
+                      </a:extLst>
+                    </a:blip>
+                    <a:srcRect/>
+                    <a:stretch>
+                      <a:fillRect/>
+                    </a:stretch>
+                  </pic:blipFill>
+                  <pic:spPr bwMode="auto">
+                    <a:xfrm>
+                      <a:off x="0" y="0"/>
+                      <a:ext cx="5257800" cy="2217420"/>
+                    </a:xfrm>
+                    <a:prstGeom prst="rect">
+                      <a:avLst/>
+                    </a:prstGeom>
+                    <a:noFill/>
+                    <a:ln>
+                      <a:noFill/>
+                    </a:ln>
+                  </pic:spPr>
+                </pic:pic>
+              </a:graphicData>
+            </a:graphic>
+          </wp:inline>
+        </w:drawing>
+      </w:r>
+    </w:p>
+    <w:p>
+      <w:r>
+        <w:t>Nota: Muestra las preferencias de los encuestados.</w:t>
+      </w:r>
+    </w:p>
+    <w:p>
+      <w:pPr>
+        <w:jc w:val="left"/>
+        <w:rPr>
+          <w:i/>
+          <w:iCs/>
+        </w:rPr>
+      </w:pPr>
+      <w:r>
+        <w:rPr>
+          <w:b/>
+          <w:bCs/>
+        </w:rPr>
+        <w:lastRenderedPageBreak/>
+        <w:t xml:space="preserve">Anexo </w:t>
+      </w:r>
+      <w:r>
+        <w:rPr>
+          <w:b/>
+          <w:bCs/>
+        </w:rPr>
+        <w:fldChar w:fldCharType="begin"/>
+      </w:r>
+      <w:r>
+        <w:rPr>
+          <w:b/>
+          <w:bCs/>
+        </w:rPr>
+        <w:instrText xml:space="preserve"> SEQ Anexo \* ARABIC </w:instrText>
+      </w:r>
+      <w:r>
+        <w:rPr>
+          <w:b/>
+          <w:bCs/>
+        </w:rPr>
+        <w:fldChar w:fldCharType="separate"/>
+      </w:r>
+      <w:r>
+        <w:rPr>
+          <w:b/>
+          <w:bCs/>
+          <w:noProof/>
+        </w:rPr>
+        <w:t>10</w:t>
+      </w:r>
+      <w:r>
+        <w:rPr>
+          <w:b/>
+          <w:bCs/>
+        </w:rPr>
+        <w:fldChar w:fldCharType="end"/>
+      </w:r>
+      <w:r>
+        <w:rPr>
+          <w:i/>
+          <w:iCs/>
+        </w:rPr>
+        <w:br/>
+        <w:t>Valoración del consumidor potencial.</w:t>
+      </w:r>
+    </w:p>
+    <w:p>
+      <w:r>
+        <w:rPr>
+          <w:noProof/>
+        </w:rPr>
+        <w:drawing>
+          <wp:inline distT="0" distB="0" distL="0" distR="0" wp14:anchorId="0DA9F32F" wp14:editId="06510D3B">
+            <wp:extent cx="5257800" cy="2217420"/>
+            <wp:effectExtent l="0" t="0" r="0" b="0"/>
+            <wp:docPr id="16" name="Imagen 16" descr="Gráfico de las respuestas de Formularios. Título de la pregunta: 10. ¿Qué valoraría más en un servicio de desayuno como Easy Breakfast?  . Número de respuestas: 59 respuestas."/>
+            <wp:cNvGraphicFramePr>
+              <a:graphicFrameLocks xmlns:a="http://schemas.openxmlformats.org/drawingml/2006/main" noChangeAspect="1"/>
+            </wp:cNvGraphicFramePr>
+            <a:graphic xmlns:a="http://schemas.openxmlformats.org/drawingml/2006/main">
+              <a:graphicData uri="http://schemas.openxmlformats.org/drawingml/2006/picture">
+                <pic:pic xmlns:pic="http://schemas.openxmlformats.org/drawingml/2006/picture">
+                  <pic:nvPicPr>
+                    <pic:cNvPr id="0" name="Picture 24" descr="Gráfico de las respuestas de Formularios. Título de la pregunta: 10. ¿Qué valoraría más en un servicio de desayuno como Easy Breakfast?  . Número de respuestas: 59 respuestas."/>
+                    <pic:cNvPicPr>
+                      <a:picLocks noChangeAspect="1" noChangeArrowheads="1"/>
+                    </pic:cNvPicPr>
+                  </pic:nvPicPr>
+                  <pic:blipFill>
+                    <a:blip r:embed="rId26" cstate="print">
+                      <a:extLst>
+                        <a:ext uri="{28A0092B-C50C-407E-A947-70E740481C1C}">
+                          <a14:useLocalDpi xmlns:a14="http://schemas.microsoft.com/office/drawing/2010/main" val="0"/>
+                        </a:ext>
+                      </a:extLst>
+                    </a:blip>
+                    <a:srcRect/>
+                    <a:stretch>
+                      <a:fillRect/>
+                    </a:stretch>
+                  </pic:blipFill>
+                  <pic:spPr bwMode="auto">
+                    <a:xfrm>
+                      <a:off x="0" y="0"/>
+                      <a:ext cx="5257800" cy="2217420"/>
+                    </a:xfrm>
+                    <a:prstGeom prst="rect">
+                      <a:avLst/>
+                    </a:prstGeom>
+                    <a:noFill/>
+                    <a:ln>
+                      <a:noFill/>
+                    </a:ln>
+                  </pic:spPr>
+                </pic:pic>
+              </a:graphicData>
+            </a:graphic>
+          </wp:inline>
+        </w:drawing>
+      </w:r>
+    </w:p>
+    <w:p>
+      <w:r>
+        <w:t xml:space="preserve">Nota: </w:t>
+      </w:r>
+      <w:r>
+        <w:t xml:space="preserve">Muestra que se valoraría </w:t>
+      </w:r>
+      <w:proofErr w:type="spellStart"/>
+      <w:r>
+        <w:t>mas</w:t>
+      </w:r>
+      <w:proofErr w:type="spellEnd"/>
+      <w:r>
+        <w:t xml:space="preserve"> de Easy </w:t>
+      </w:r>
+      <w:proofErr w:type="spellStart"/>
+      <w:r>
+        <w:t>Breakfast</w:t>
+      </w:r>
+      <w:proofErr w:type="spellEnd"/>
+      <w:r>
+        <w:t>.</w:t>
+      </w:r>
+    </w:p>
+    <w:p>
+      <w:pPr>
+        <w:pStyle w:val="FigureStyle"/>
+      </w:pPr>
+      <w:r>
+        <w:rPr>
+          <w:b/>
+          <w:bCs/>
+          <w:i w:val="0"/>
+          <w:iCs/>
+        </w:rPr>
+        <w:t xml:space="preserve">Anexo </w:t>
+      </w:r>
+      <w:r>
+        <w:rPr>
+          <w:b/>
+          <w:bCs/>
+          <w:i w:val="0"/>
+          <w:iCs/>
+        </w:rPr>
+        <w:fldChar w:fldCharType="begin"/>
+      </w:r>
+      <w:r>
+        <w:rPr>
+          <w:b/>
+          <w:bCs/>
+          <w:i w:val="0"/>
+          <w:iCs/>
+        </w:rPr>
+        <w:instrText xml:space="preserve"> SEQ Anexo \* ARABIC </w:instrText>
+      </w:r>
+      <w:r>
+        <w:rPr>
+          <w:b/>
+          <w:bCs/>
+          <w:i w:val="0"/>
+          <w:iCs/>
+        </w:rPr>
+        <w:fldChar w:fldCharType="separate"/>
+      </w:r>
+      <w:r>
+        <w:rPr>
+          <w:b/>
+          <w:bCs/>
+          <w:i w:val="0"/>
+          <w:iCs/>
+          <w:noProof/>
+        </w:rPr>
+        <w:t>11</w:t>
+      </w:r>
+      <w:r>
+        <w:rPr>
+          <w:b/>
+          <w:bCs/>
+          <w:i w:val="0"/>
+          <w:iCs/>
+        </w:rPr>
+        <w:fldChar w:fldCharType="end"/>
+      </w:r>
+      <w:r>
+        <w:br/>
+        <w:t xml:space="preserve">Personas que </w:t>
+      </w:r>
+      <w:proofErr w:type="spellStart"/>
+      <w:r>
+        <w:t>comprarian</w:t>
+      </w:r>
+      <w:proofErr w:type="spellEnd"/>
+      <w:r>
+        <w:t xml:space="preserve"> un desayuno saludable.</w:t>
+      </w:r>
+    </w:p>
+    <w:p>
+      <w:r>
+        <w:rPr>
+          <w:noProof/>
+        </w:rPr>
+        <w:drawing>
+          <wp:inline distT="0" distB="0" distL="0" distR="0" wp14:anchorId="2D692DC2" wp14:editId="41F35D1C">
+            <wp:extent cx="5257800" cy="2385060"/>
+            <wp:effectExtent l="0" t="0" r="0" b="0"/>
+            <wp:docPr id="17" name="Imagen 17" descr="Gráfico de las respuestas de Formularios. Título de la pregunta: 11. ¿Compraría un desayuno saludable si pudiera pedirlo online y recibirlo a la hora que lo necesita?  . Número de respuestas: 59 respuestas."/>
+            <wp:cNvGraphicFramePr>
+              <a:graphicFrameLocks xmlns:a="http://schemas.openxmlformats.org/drawingml/2006/main" noChangeAspect="1"/>
+            </wp:cNvGraphicFramePr>
+            <a:graphic xmlns:a="http://schemas.openxmlformats.org/drawingml/2006/main">
+              <a:graphicData uri="http://schemas.openxmlformats.org/drawingml/2006/picture">
+                <pic:pic xmlns:pic="http://schemas.openxmlformats.org/drawingml/2006/picture">
+                  <pic:nvPicPr>
+                    <pic:cNvPr id="0" name="Picture 26" descr="Gráfico de las respuestas de Formularios. Título de la pregunta: 11. ¿Compraría un desayuno saludable si pudiera pedirlo online y recibirlo a la hora que lo necesita?  . Número de respuestas: 59 respuestas."/>
+                    <pic:cNvPicPr>
+                      <a:picLocks noChangeAspect="1" noChangeArrowheads="1"/>
+                    </pic:cNvPicPr>
+                  </pic:nvPicPr>
+                  <pic:blipFill>
+                    <a:blip r:embed="rId27" cstate="print">
+                      <a:extLst>
+                        <a:ext uri="{28A0092B-C50C-407E-A947-70E740481C1C}">
+                          <a14:useLocalDpi xmlns:a14="http://schemas.microsoft.com/office/drawing/2010/main" val="0"/>
+                        </a:ext>
+                      </a:extLst>
+                    </a:blip>
+                    <a:srcRect/>
+                    <a:stretch>
+                      <a:fillRect/>
+                    </a:stretch>
+                  </pic:blipFill>
+                  <pic:spPr bwMode="auto">
+                    <a:xfrm>
+                      <a:off x="0" y="0"/>
+                      <a:ext cx="5257800" cy="2385060"/>
+                    </a:xfrm>
+                    <a:prstGeom prst="rect">
+                      <a:avLst/>
+                    </a:prstGeom>
+                    <a:noFill/>
+                    <a:ln>
+                      <a:noFill/>
+                    </a:ln>
+                  </pic:spPr>
+                </pic:pic>
+              </a:graphicData>
+            </a:graphic>
+          </wp:inline>
+        </w:drawing>
+      </w:r>
     </w:p>
     <w:sectPr>
       <w:pgSz w:w="12240" w:h="15840"/>
@@ -12992,6 +14406,12 @@
   </w:num>
   <w:num w:numId="33" w16cid:durableId="530536984">
     <w:abstractNumId w:val="7"/>
+  </w:num>
+  <w:num w:numId="34" w16cid:durableId="2050106468">
+    <w:abstractNumId w:val="14"/>
+    <w:lvlOverride w:ilvl="0">
+      <w:startOverride w:val="9"/>
+    </w:lvlOverride>
   </w:num>
 </w:numbering>
 </file>

--- a/Proyecto_Maria_belen_valenzuela_huilcarema.docx
+++ b/Proyecto_Maria_belen_valenzuela_huilcarema.docx
@@ -277,21 +277,8 @@
                                     <w:szCs w:val="24"/>
                                     <w:lang w:val="es-ES"/>
                                   </w:rPr>
-                                  <w:t xml:space="preserve">Plan de negocios de Easy </w:t>
+                                  <w:t>Plan de negocios de Easy Breakfast</w:t>
                                 </w:r>
-                                <w:proofErr w:type="spellStart"/>
-                                <w:r>
-                                  <w:rPr>
-                                    <w:rFonts w:cs="Times New Roman"/>
-                                    <w:bCs/>
-                                    <w:spacing w:val="-2"/>
-                                    <w:sz w:val="24"/>
-                                    <w:szCs w:val="24"/>
-                                    <w:lang w:val="es-ES"/>
-                                  </w:rPr>
-                                  <w:t>Breakfast</w:t>
-                                </w:r>
-                                <w:proofErr w:type="spellEnd"/>
                                 <w:r>
                                   <w:rPr>
                                     <w:rFonts w:cs="Times New Roman"/>
@@ -412,29 +399,7 @@
                                     <w:szCs w:val="24"/>
                                     <w:lang w:val="es-ES"/>
                                   </w:rPr>
-                                  <w:t xml:space="preserve">Valenzuela </w:t>
-                                </w:r>
-                                <w:proofErr w:type="spellStart"/>
-                                <w:r>
-                                  <w:rPr>
-                                    <w:rFonts w:cs="Times New Roman"/>
-                                    <w:spacing w:val="-2"/>
-                                    <w:sz w:val="24"/>
-                                    <w:szCs w:val="24"/>
-                                    <w:lang w:val="es-ES"/>
-                                  </w:rPr>
-                                  <w:t>Huilcarema</w:t>
-                                </w:r>
-                                <w:proofErr w:type="spellEnd"/>
-                                <w:r>
-                                  <w:rPr>
-                                    <w:rFonts w:cs="Times New Roman"/>
-                                    <w:spacing w:val="-2"/>
-                                    <w:sz w:val="24"/>
-                                    <w:szCs w:val="24"/>
-                                    <w:lang w:val="es-ES"/>
-                                  </w:rPr>
-                                  <w:t xml:space="preserve"> </w:t>
+                                  <w:t xml:space="preserve">Valenzuela Huilcarema </w:t>
                                 </w:r>
                                 <w:r>
                                   <w:rPr>
@@ -494,7 +459,7 @@
                                     <w:szCs w:val="24"/>
                                     <w:lang w:val="es-ES"/>
                                   </w:rPr>
-                                  <w:t>Ing. Catota Mesías Vicente David, MBA</w:t>
+                                  <w:t>Catota Mesías Vicente David, MBA</w:t>
                                 </w:r>
                               </w:p>
                               <w:p>
@@ -857,21 +822,8 @@
                               <w:szCs w:val="24"/>
                               <w:lang w:val="es-ES"/>
                             </w:rPr>
-                            <w:t xml:space="preserve">Plan de negocios de Easy </w:t>
+                            <w:t>Plan de negocios de Easy Breakfast</w:t>
                           </w:r>
-                          <w:proofErr w:type="spellStart"/>
-                          <w:r>
-                            <w:rPr>
-                              <w:rFonts w:cs="Times New Roman"/>
-                              <w:bCs/>
-                              <w:spacing w:val="-2"/>
-                              <w:sz w:val="24"/>
-                              <w:szCs w:val="24"/>
-                              <w:lang w:val="es-ES"/>
-                            </w:rPr>
-                            <w:t>Breakfast</w:t>
-                          </w:r>
-                          <w:proofErr w:type="spellEnd"/>
                           <w:r>
                             <w:rPr>
                               <w:rFonts w:cs="Times New Roman"/>
@@ -992,29 +944,7 @@
                               <w:szCs w:val="24"/>
                               <w:lang w:val="es-ES"/>
                             </w:rPr>
-                            <w:t xml:space="preserve">Valenzuela </w:t>
-                          </w:r>
-                          <w:proofErr w:type="spellStart"/>
-                          <w:r>
-                            <w:rPr>
-                              <w:rFonts w:cs="Times New Roman"/>
-                              <w:spacing w:val="-2"/>
-                              <w:sz w:val="24"/>
-                              <w:szCs w:val="24"/>
-                              <w:lang w:val="es-ES"/>
-                            </w:rPr>
-                            <w:t>Huilcarema</w:t>
-                          </w:r>
-                          <w:proofErr w:type="spellEnd"/>
-                          <w:r>
-                            <w:rPr>
-                              <w:rFonts w:cs="Times New Roman"/>
-                              <w:spacing w:val="-2"/>
-                              <w:sz w:val="24"/>
-                              <w:szCs w:val="24"/>
-                              <w:lang w:val="es-ES"/>
-                            </w:rPr>
-                            <w:t xml:space="preserve"> </w:t>
+                            <w:t xml:space="preserve">Valenzuela Huilcarema </w:t>
                           </w:r>
                           <w:r>
                             <w:rPr>
@@ -1074,7 +1004,7 @@
                               <w:szCs w:val="24"/>
                               <w:lang w:val="es-ES"/>
                             </w:rPr>
-                            <w:t>Ing. Catota Mesías Vicente David, MBA</w:t>
+                            <w:t>Catota Mesías Vicente David, MBA</w:t>
                           </w:r>
                         </w:p>
                         <w:p>
@@ -1334,17 +1264,8 @@
           <w:spacing w:val="-2"/>
           <w:szCs w:val="24"/>
         </w:rPr>
-        <w:t xml:space="preserve">María Belén Valenzuela </w:t>
-      </w:r>
-      <w:proofErr w:type="spellStart"/>
-      <w:r>
-        <w:rPr>
-          <w:spacing w:val="-2"/>
-          <w:szCs w:val="24"/>
-        </w:rPr>
-        <w:t>Huilcarema</w:t>
-      </w:r>
-      <w:proofErr w:type="spellEnd"/>
+        <w:t>María Belén Valenzuela Huilcarema</w:t>
+      </w:r>
       <w:r>
         <w:rPr>
           <w:spacing w:val="-2"/>
@@ -1390,9 +1311,8 @@
           <w:szCs w:val="24"/>
           <w:lang w:val="es-ES"/>
         </w:rPr>
-        <w:t xml:space="preserve">Plan de negocios de Easy </w:t>
-      </w:r>
-      <w:proofErr w:type="spellStart"/>
+        <w:t>Plan de negocios de Easy Breakfast</w:t>
+      </w:r>
       <w:r>
         <w:rPr>
           <w:rFonts w:cs="Times New Roman"/>
@@ -1402,9 +1322,8 @@
           <w:szCs w:val="24"/>
           <w:lang w:val="es-ES"/>
         </w:rPr>
-        <w:t>Breakfast</w:t>
-      </w:r>
-      <w:proofErr w:type="spellEnd"/>
+        <w:t>,</w:t>
+      </w:r>
       <w:r>
         <w:rPr>
           <w:rFonts w:cs="Times New Roman"/>
@@ -1414,7 +1333,7 @@
           <w:szCs w:val="24"/>
           <w:lang w:val="es-ES"/>
         </w:rPr>
-        <w:t>,</w:t>
+        <w:t xml:space="preserve"> preventa</w:t>
       </w:r>
       <w:r>
         <w:rPr>
@@ -1425,7 +1344,7 @@
           <w:szCs w:val="24"/>
           <w:lang w:val="es-ES"/>
         </w:rPr>
-        <w:t xml:space="preserve"> preventa</w:t>
+        <w:t xml:space="preserve"> online</w:t>
       </w:r>
       <w:r>
         <w:rPr>
@@ -1436,17 +1355,6 @@
           <w:szCs w:val="24"/>
           <w:lang w:val="es-ES"/>
         </w:rPr>
-        <w:t xml:space="preserve"> online</w:t>
-      </w:r>
-      <w:r>
-        <w:rPr>
-          <w:rFonts w:cs="Times New Roman"/>
-          <w:bCs/>
-          <w:spacing w:val="-2"/>
-          <w:sz w:val="24"/>
-          <w:szCs w:val="24"/>
-          <w:lang w:val="es-ES"/>
-        </w:rPr>
         <w:t xml:space="preserve"> de desayunos saludables.</w:t>
       </w:r>
     </w:p>
@@ -1504,29 +1412,7 @@
           <w:szCs w:val="24"/>
           <w:lang w:val="es-ES"/>
         </w:rPr>
-        <w:t xml:space="preserve">Valenzuela </w:t>
-      </w:r>
-      <w:proofErr w:type="spellStart"/>
-      <w:r>
-        <w:rPr>
-          <w:rFonts w:cs="Times New Roman"/>
-          <w:spacing w:val="-2"/>
-          <w:sz w:val="24"/>
-          <w:szCs w:val="24"/>
-          <w:lang w:val="es-ES"/>
-        </w:rPr>
-        <w:t>Huilcarema</w:t>
-      </w:r>
-      <w:proofErr w:type="spellEnd"/>
-      <w:r>
-        <w:rPr>
-          <w:rFonts w:cs="Times New Roman"/>
-          <w:spacing w:val="-2"/>
-          <w:sz w:val="24"/>
-          <w:szCs w:val="24"/>
-          <w:lang w:val="es-ES"/>
-        </w:rPr>
-        <w:t xml:space="preserve"> María Belén </w:t>
+        <w:t xml:space="preserve">Valenzuela Huilcarema María Belén </w:t>
       </w:r>
     </w:p>
     <w:p>
@@ -1584,22 +1470,105 @@
         <w:t>RESUMEN</w:t>
       </w:r>
     </w:p>
+    <w:p>
+      <w:r>
+        <w:t>Los trabajos de titulación deben contener un resumen hasta 250 palabras en el idioma español de manera clara, explicita y deben estar redactados en un solo párrafo, a renglón seguido e interlineado sencillo. Su contenido debe abarcar el problema, objetivo, metodología y los principales resultados obtenidos. Las ideas deben ser redactadas de manera formal y estar ordenadas de manera clara, con la debida puntuación, en oraciones cortas.</w:t>
+      </w:r>
+    </w:p>
     <w:p/>
-    <w:p/>
-    <w:p/>
-    <w:p/>
-    <w:p/>
-    <w:p/>
-    <w:p/>
-    <w:p/>
-    <w:p>
-      <w:pPr>
-        <w:tabs>
-          <w:tab w:val="left" w:pos="2970"/>
-        </w:tabs>
-      </w:pPr>
-      <w:r>
-        <w:tab/>
+    <w:p>
+      <w:r>
+        <w:t>Palabras claves</w:t>
+      </w:r>
+      <w:r>
+        <w:t xml:space="preserve"> en orden alfabetico</w:t>
+      </w:r>
+    </w:p>
+    <w:p>
+      <w:r>
+        <w:rPr>
+          <w:noProof/>
+          <w14:ligatures w14:val="standardContextual"/>
+        </w:rPr>
+        <w:lastRenderedPageBreak/>
+        <w:drawing>
+          <wp:inline distT="0" distB="0" distL="0" distR="0" wp14:anchorId="19082C20" wp14:editId="7641D07C">
+            <wp:extent cx="5257800" cy="2955925"/>
+            <wp:effectExtent l="0" t="0" r="0" b="0"/>
+            <wp:docPr id="18" name="Imagen 18"/>
+            <wp:cNvGraphicFramePr>
+              <a:graphicFrameLocks xmlns:a="http://schemas.openxmlformats.org/drawingml/2006/main" noChangeAspect="1"/>
+            </wp:cNvGraphicFramePr>
+            <a:graphic xmlns:a="http://schemas.openxmlformats.org/drawingml/2006/main">
+              <a:graphicData uri="http://schemas.openxmlformats.org/drawingml/2006/picture">
+                <pic:pic xmlns:pic="http://schemas.openxmlformats.org/drawingml/2006/picture">
+                  <pic:nvPicPr>
+                    <pic:cNvPr id="1" name=""/>
+                    <pic:cNvPicPr/>
+                  </pic:nvPicPr>
+                  <pic:blipFill>
+                    <a:blip r:embed="rId9"/>
+                    <a:stretch>
+                      <a:fillRect/>
+                    </a:stretch>
+                  </pic:blipFill>
+                  <pic:spPr>
+                    <a:xfrm>
+                      <a:off x="0" y="0"/>
+                      <a:ext cx="5257800" cy="2955925"/>
+                    </a:xfrm>
+                    <a:prstGeom prst="rect">
+                      <a:avLst/>
+                    </a:prstGeom>
+                  </pic:spPr>
+                </pic:pic>
+              </a:graphicData>
+            </a:graphic>
+          </wp:inline>
+        </w:drawing>
+      </w:r>
+    </w:p>
+    <w:p>
+      <w:r>
+        <w:rPr>
+          <w:noProof/>
+          <w14:ligatures w14:val="standardContextual"/>
+        </w:rPr>
+        <w:drawing>
+          <wp:inline distT="0" distB="0" distL="0" distR="0" wp14:anchorId="552DB567" wp14:editId="4BC9686B">
+            <wp:extent cx="5257800" cy="2955925"/>
+            <wp:effectExtent l="0" t="0" r="0" b="0"/>
+            <wp:docPr id="19" name="Imagen 19"/>
+            <wp:cNvGraphicFramePr>
+              <a:graphicFrameLocks xmlns:a="http://schemas.openxmlformats.org/drawingml/2006/main" noChangeAspect="1"/>
+            </wp:cNvGraphicFramePr>
+            <a:graphic xmlns:a="http://schemas.openxmlformats.org/drawingml/2006/main">
+              <a:graphicData uri="http://schemas.openxmlformats.org/drawingml/2006/picture">
+                <pic:pic xmlns:pic="http://schemas.openxmlformats.org/drawingml/2006/picture">
+                  <pic:nvPicPr>
+                    <pic:cNvPr id="1" name=""/>
+                    <pic:cNvPicPr/>
+                  </pic:nvPicPr>
+                  <pic:blipFill>
+                    <a:blip r:embed="rId10"/>
+                    <a:stretch>
+                      <a:fillRect/>
+                    </a:stretch>
+                  </pic:blipFill>
+                  <pic:spPr>
+                    <a:xfrm>
+                      <a:off x="0" y="0"/>
+                      <a:ext cx="5257800" cy="2955925"/>
+                    </a:xfrm>
+                    <a:prstGeom prst="rect">
+                      <a:avLst/>
+                    </a:prstGeom>
+                  </pic:spPr>
+                </pic:pic>
+              </a:graphicData>
+            </a:graphic>
+          </wp:inline>
+        </w:drawing>
       </w:r>
     </w:p>
     <w:p>
@@ -1609,9 +1578,6 @@
         <w:autoSpaceDN/>
         <w:spacing w:before="0" w:after="160"/>
       </w:pPr>
-      <w:r>
-        <w:br w:type="page"/>
-      </w:r>
     </w:p>
     <w:sdt>
       <w:sdtPr>
@@ -1687,7 +1653,7 @@
           <w:r>
             <w:fldChar w:fldCharType="separate"/>
           </w:r>
-          <w:hyperlink w:anchor="_Toc224134999" w:history="1">
+          <w:hyperlink w:anchor="_Toc224254997" w:history="1">
             <w:r>
               <w:rPr>
                 <w:rStyle w:val="Hipervnculo"/>
@@ -1714,7 +1680,7 @@
                 <w:noProof/>
                 <w:webHidden/>
               </w:rPr>
-              <w:instrText xml:space="preserve"> PAGEREF _Toc224134999 \h </w:instrText>
+              <w:instrText xml:space="preserve"> PAGEREF _Toc224254997 \h </w:instrText>
             </w:r>
             <w:r>
               <w:rPr>
@@ -1760,7 +1726,7 @@
               <w14:ligatures w14:val="standardContextual"/>
             </w:rPr>
           </w:pPr>
-          <w:hyperlink w:anchor="_Toc224135000" w:history="1">
+          <w:hyperlink w:anchor="_Toc224254998" w:history="1">
             <w:r>
               <w:rPr>
                 <w:rStyle w:val="Hipervnculo"/>
@@ -1787,7 +1753,7 @@
                 <w:noProof/>
                 <w:webHidden/>
               </w:rPr>
-              <w:instrText xml:space="preserve"> PAGEREF _Toc224135000 \h </w:instrText>
+              <w:instrText xml:space="preserve"> PAGEREF _Toc224254998 \h </w:instrText>
             </w:r>
             <w:r>
               <w:rPr>
@@ -1833,7 +1799,7 @@
               <w14:ligatures w14:val="standardContextual"/>
             </w:rPr>
           </w:pPr>
-          <w:hyperlink w:anchor="_Toc224135001" w:history="1">
+          <w:hyperlink w:anchor="_Toc224254999" w:history="1">
             <w:r>
               <w:rPr>
                 <w:rStyle w:val="Hipervnculo"/>
@@ -1860,7 +1826,7 @@
                 <w:noProof/>
                 <w:webHidden/>
               </w:rPr>
-              <w:instrText xml:space="preserve"> PAGEREF _Toc224135001 \h </w:instrText>
+              <w:instrText xml:space="preserve"> PAGEREF _Toc224254999 \h </w:instrText>
             </w:r>
             <w:r>
               <w:rPr>
@@ -1906,7 +1872,7 @@
               <w14:ligatures w14:val="standardContextual"/>
             </w:rPr>
           </w:pPr>
-          <w:hyperlink w:anchor="_Toc224135002" w:history="1">
+          <w:hyperlink w:anchor="_Toc224255000" w:history="1">
             <w:r>
               <w:rPr>
                 <w:rStyle w:val="Hipervnculo"/>
@@ -1933,7 +1899,7 @@
                 <w:noProof/>
                 <w:webHidden/>
               </w:rPr>
-              <w:instrText xml:space="preserve"> PAGEREF _Toc224135002 \h </w:instrText>
+              <w:instrText xml:space="preserve"> PAGEREF _Toc224255000 \h </w:instrText>
             </w:r>
             <w:r>
               <w:rPr>
@@ -1979,7 +1945,7 @@
               <w14:ligatures w14:val="standardContextual"/>
             </w:rPr>
           </w:pPr>
-          <w:hyperlink w:anchor="_Toc224135003" w:history="1">
+          <w:hyperlink w:anchor="_Toc224255001" w:history="1">
             <w:r>
               <w:rPr>
                 <w:rStyle w:val="Hipervnculo"/>
@@ -2006,7 +1972,7 @@
                 <w:noProof/>
                 <w:webHidden/>
               </w:rPr>
-              <w:instrText xml:space="preserve"> PAGEREF _Toc224135003 \h </w:instrText>
+              <w:instrText xml:space="preserve"> PAGEREF _Toc224255001 \h </w:instrText>
             </w:r>
             <w:r>
               <w:rPr>
@@ -2052,7 +2018,7 @@
               <w14:ligatures w14:val="standardContextual"/>
             </w:rPr>
           </w:pPr>
-          <w:hyperlink w:anchor="_Toc224135004" w:history="1">
+          <w:hyperlink w:anchor="_Toc224255002" w:history="1">
             <w:r>
               <w:rPr>
                 <w:rStyle w:val="Hipervnculo"/>
@@ -2079,7 +2045,7 @@
                 <w:noProof/>
                 <w:webHidden/>
               </w:rPr>
-              <w:instrText xml:space="preserve"> PAGEREF _Toc224135004 \h </w:instrText>
+              <w:instrText xml:space="preserve"> PAGEREF _Toc224255002 \h </w:instrText>
             </w:r>
             <w:r>
               <w:rPr>
@@ -2125,7 +2091,7 @@
               <w14:ligatures w14:val="standardContextual"/>
             </w:rPr>
           </w:pPr>
-          <w:hyperlink w:anchor="_Toc224135005" w:history="1">
+          <w:hyperlink w:anchor="_Toc224255003" w:history="1">
             <w:r>
               <w:rPr>
                 <w:rStyle w:val="Hipervnculo"/>
@@ -2152,7 +2118,7 @@
                 <w:noProof/>
                 <w:webHidden/>
               </w:rPr>
-              <w:instrText xml:space="preserve"> PAGEREF _Toc224135005 \h </w:instrText>
+              <w:instrText xml:space="preserve"> PAGEREF _Toc224255003 \h </w:instrText>
             </w:r>
             <w:r>
               <w:rPr>
@@ -2198,7 +2164,7 @@
               <w14:ligatures w14:val="standardContextual"/>
             </w:rPr>
           </w:pPr>
-          <w:hyperlink w:anchor="_Toc224135006" w:history="1">
+          <w:hyperlink w:anchor="_Toc224255004" w:history="1">
             <w:r>
               <w:rPr>
                 <w:rStyle w:val="Hipervnculo"/>
@@ -2225,7 +2191,7 @@
                 <w:noProof/>
                 <w:webHidden/>
               </w:rPr>
-              <w:instrText xml:space="preserve"> PAGEREF _Toc224135006 \h </w:instrText>
+              <w:instrText xml:space="preserve"> PAGEREF _Toc224255004 \h </w:instrText>
             </w:r>
             <w:r>
               <w:rPr>
@@ -2271,7 +2237,7 @@
               <w14:ligatures w14:val="standardContextual"/>
             </w:rPr>
           </w:pPr>
-          <w:hyperlink w:anchor="_Toc224135007" w:history="1">
+          <w:hyperlink w:anchor="_Toc224255005" w:history="1">
             <w:r>
               <w:rPr>
                 <w:rStyle w:val="Hipervnculo"/>
@@ -2298,7 +2264,7 @@
                 <w:noProof/>
                 <w:webHidden/>
               </w:rPr>
-              <w:instrText xml:space="preserve"> PAGEREF _Toc224135007 \h </w:instrText>
+              <w:instrText xml:space="preserve"> PAGEREF _Toc224255005 \h </w:instrText>
             </w:r>
             <w:r>
               <w:rPr>
@@ -2318,7 +2284,7 @@
                 <w:noProof/>
                 <w:webHidden/>
               </w:rPr>
-              <w:t>11</w:t>
+              <w:t>12</w:t>
             </w:r>
             <w:r>
               <w:rPr>
@@ -2344,7 +2310,7 @@
               <w14:ligatures w14:val="standardContextual"/>
             </w:rPr>
           </w:pPr>
-          <w:hyperlink w:anchor="_Toc224135008" w:history="1">
+          <w:hyperlink w:anchor="_Toc224255006" w:history="1">
             <w:r>
               <w:rPr>
                 <w:rStyle w:val="Hipervnculo"/>
@@ -2371,7 +2337,7 @@
                 <w:noProof/>
                 <w:webHidden/>
               </w:rPr>
-              <w:instrText xml:space="preserve"> PAGEREF _Toc224135008 \h </w:instrText>
+              <w:instrText xml:space="preserve"> PAGEREF _Toc224255006 \h </w:instrText>
             </w:r>
             <w:r>
               <w:rPr>
@@ -2391,7 +2357,7 @@
                 <w:noProof/>
                 <w:webHidden/>
               </w:rPr>
-              <w:t>11</w:t>
+              <w:t>12</w:t>
             </w:r>
             <w:r>
               <w:rPr>
@@ -2417,7 +2383,7 @@
               <w14:ligatures w14:val="standardContextual"/>
             </w:rPr>
           </w:pPr>
-          <w:hyperlink w:anchor="_Toc224135009" w:history="1">
+          <w:hyperlink w:anchor="_Toc224255007" w:history="1">
             <w:r>
               <w:rPr>
                 <w:rStyle w:val="Hipervnculo"/>
@@ -2444,7 +2410,7 @@
                 <w:noProof/>
                 <w:webHidden/>
               </w:rPr>
-              <w:instrText xml:space="preserve"> PAGEREF _Toc224135009 \h </w:instrText>
+              <w:instrText xml:space="preserve"> PAGEREF _Toc224255007 \h </w:instrText>
             </w:r>
             <w:r>
               <w:rPr>
@@ -2464,7 +2430,7 @@
                 <w:noProof/>
                 <w:webHidden/>
               </w:rPr>
-              <w:t>12</w:t>
+              <w:t>13</w:t>
             </w:r>
             <w:r>
               <w:rPr>
@@ -2490,7 +2456,7 @@
               <w14:ligatures w14:val="standardContextual"/>
             </w:rPr>
           </w:pPr>
-          <w:hyperlink w:anchor="_Toc224135010" w:history="1">
+          <w:hyperlink w:anchor="_Toc224255008" w:history="1">
             <w:r>
               <w:rPr>
                 <w:rStyle w:val="Hipervnculo"/>
@@ -2517,7 +2483,7 @@
                 <w:noProof/>
                 <w:webHidden/>
               </w:rPr>
-              <w:instrText xml:space="preserve"> PAGEREF _Toc224135010 \h </w:instrText>
+              <w:instrText xml:space="preserve"> PAGEREF _Toc224255008 \h </w:instrText>
             </w:r>
             <w:r>
               <w:rPr>
@@ -2537,7 +2503,7 @@
                 <w:noProof/>
                 <w:webHidden/>
               </w:rPr>
-              <w:t>12</w:t>
+              <w:t>13</w:t>
             </w:r>
             <w:r>
               <w:rPr>
@@ -2563,7 +2529,7 @@
               <w14:ligatures w14:val="standardContextual"/>
             </w:rPr>
           </w:pPr>
-          <w:hyperlink w:anchor="_Toc224135011" w:history="1">
+          <w:hyperlink w:anchor="_Toc224255009" w:history="1">
             <w:r>
               <w:rPr>
                 <w:rStyle w:val="Hipervnculo"/>
@@ -2590,7 +2556,7 @@
                 <w:noProof/>
                 <w:webHidden/>
               </w:rPr>
-              <w:instrText xml:space="preserve"> PAGEREF _Toc224135011 \h </w:instrText>
+              <w:instrText xml:space="preserve"> PAGEREF _Toc224255009 \h </w:instrText>
             </w:r>
             <w:r>
               <w:rPr>
@@ -2610,7 +2576,7 @@
                 <w:noProof/>
                 <w:webHidden/>
               </w:rPr>
-              <w:t>13</w:t>
+              <w:t>14</w:t>
             </w:r>
             <w:r>
               <w:rPr>
@@ -2636,7 +2602,7 @@
               <w14:ligatures w14:val="standardContextual"/>
             </w:rPr>
           </w:pPr>
-          <w:hyperlink w:anchor="_Toc224135012" w:history="1">
+          <w:hyperlink w:anchor="_Toc224255010" w:history="1">
             <w:r>
               <w:rPr>
                 <w:rStyle w:val="Hipervnculo"/>
@@ -2663,7 +2629,7 @@
                 <w:noProof/>
                 <w:webHidden/>
               </w:rPr>
-              <w:instrText xml:space="preserve"> PAGEREF _Toc224135012 \h </w:instrText>
+              <w:instrText xml:space="preserve"> PAGEREF _Toc224255010 \h </w:instrText>
             </w:r>
             <w:r>
               <w:rPr>
@@ -2683,7 +2649,7 @@
                 <w:noProof/>
                 <w:webHidden/>
               </w:rPr>
-              <w:t>13</w:t>
+              <w:t>14</w:t>
             </w:r>
             <w:r>
               <w:rPr>
@@ -2709,7 +2675,7 @@
               <w14:ligatures w14:val="standardContextual"/>
             </w:rPr>
           </w:pPr>
-          <w:hyperlink w:anchor="_Toc224135013" w:history="1">
+          <w:hyperlink w:anchor="_Toc224255011" w:history="1">
             <w:r>
               <w:rPr>
                 <w:rStyle w:val="Hipervnculo"/>
@@ -2736,7 +2702,7 @@
                 <w:noProof/>
                 <w:webHidden/>
               </w:rPr>
-              <w:instrText xml:space="preserve"> PAGEREF _Toc224135013 \h </w:instrText>
+              <w:instrText xml:space="preserve"> PAGEREF _Toc224255011 \h </w:instrText>
             </w:r>
             <w:r>
               <w:rPr>
@@ -2756,7 +2722,7 @@
                 <w:noProof/>
                 <w:webHidden/>
               </w:rPr>
-              <w:t>13</w:t>
+              <w:t>14</w:t>
             </w:r>
             <w:r>
               <w:rPr>
@@ -2782,7 +2748,7 @@
               <w14:ligatures w14:val="standardContextual"/>
             </w:rPr>
           </w:pPr>
-          <w:hyperlink w:anchor="_Toc224135014" w:history="1">
+          <w:hyperlink w:anchor="_Toc224255012" w:history="1">
             <w:r>
               <w:rPr>
                 <w:rStyle w:val="Hipervnculo"/>
@@ -2809,7 +2775,7 @@
                 <w:noProof/>
                 <w:webHidden/>
               </w:rPr>
-              <w:instrText xml:space="preserve"> PAGEREF _Toc224135014 \h </w:instrText>
+              <w:instrText xml:space="preserve"> PAGEREF _Toc224255012 \h </w:instrText>
             </w:r>
             <w:r>
               <w:rPr>
@@ -2829,7 +2795,7 @@
                 <w:noProof/>
                 <w:webHidden/>
               </w:rPr>
-              <w:t>14</w:t>
+              <w:t>15</w:t>
             </w:r>
             <w:r>
               <w:rPr>
@@ -2855,7 +2821,7 @@
               <w14:ligatures w14:val="standardContextual"/>
             </w:rPr>
           </w:pPr>
-          <w:hyperlink w:anchor="_Toc224135015" w:history="1">
+          <w:hyperlink w:anchor="_Toc224255013" w:history="1">
             <w:r>
               <w:rPr>
                 <w:rStyle w:val="Hipervnculo"/>
@@ -2882,7 +2848,7 @@
                 <w:noProof/>
                 <w:webHidden/>
               </w:rPr>
-              <w:instrText xml:space="preserve"> PAGEREF _Toc224135015 \h </w:instrText>
+              <w:instrText xml:space="preserve"> PAGEREF _Toc224255013 \h </w:instrText>
             </w:r>
             <w:r>
               <w:rPr>
@@ -2902,7 +2868,7 @@
                 <w:noProof/>
                 <w:webHidden/>
               </w:rPr>
-              <w:t>14</w:t>
+              <w:t>15</w:t>
             </w:r>
             <w:r>
               <w:rPr>
@@ -2928,7 +2894,7 @@
               <w14:ligatures w14:val="standardContextual"/>
             </w:rPr>
           </w:pPr>
-          <w:hyperlink w:anchor="_Toc224135016" w:history="1">
+          <w:hyperlink w:anchor="_Toc224255014" w:history="1">
             <w:r>
               <w:rPr>
                 <w:rStyle w:val="Hipervnculo"/>
@@ -2955,7 +2921,7 @@
                 <w:noProof/>
                 <w:webHidden/>
               </w:rPr>
-              <w:instrText xml:space="preserve"> PAGEREF _Toc224135016 \h </w:instrText>
+              <w:instrText xml:space="preserve"> PAGEREF _Toc224255014 \h </w:instrText>
             </w:r>
             <w:r>
               <w:rPr>
@@ -2975,7 +2941,7 @@
                 <w:noProof/>
                 <w:webHidden/>
               </w:rPr>
-              <w:t>14</w:t>
+              <w:t>15</w:t>
             </w:r>
             <w:r>
               <w:rPr>
@@ -3001,7 +2967,7 @@
               <w14:ligatures w14:val="standardContextual"/>
             </w:rPr>
           </w:pPr>
-          <w:hyperlink w:anchor="_Toc224135017" w:history="1">
+          <w:hyperlink w:anchor="_Toc224255015" w:history="1">
             <w:r>
               <w:rPr>
                 <w:rStyle w:val="Hipervnculo"/>
@@ -3028,7 +2994,7 @@
                 <w:noProof/>
                 <w:webHidden/>
               </w:rPr>
-              <w:instrText xml:space="preserve"> PAGEREF _Toc224135017 \h </w:instrText>
+              <w:instrText xml:space="preserve"> PAGEREF _Toc224255015 \h </w:instrText>
             </w:r>
             <w:r>
               <w:rPr>
@@ -3048,7 +3014,7 @@
                 <w:noProof/>
                 <w:webHidden/>
               </w:rPr>
-              <w:t>14</w:t>
+              <w:t>15</w:t>
             </w:r>
             <w:r>
               <w:rPr>
@@ -3074,7 +3040,7 @@
               <w14:ligatures w14:val="standardContextual"/>
             </w:rPr>
           </w:pPr>
-          <w:hyperlink w:anchor="_Toc224135018" w:history="1">
+          <w:hyperlink w:anchor="_Toc224255016" w:history="1">
             <w:r>
               <w:rPr>
                 <w:rStyle w:val="Hipervnculo"/>
@@ -3101,7 +3067,7 @@
                 <w:noProof/>
                 <w:webHidden/>
               </w:rPr>
-              <w:instrText xml:space="preserve"> PAGEREF _Toc224135018 \h </w:instrText>
+              <w:instrText xml:space="preserve"> PAGEREF _Toc224255016 \h </w:instrText>
             </w:r>
             <w:r>
               <w:rPr>
@@ -3121,7 +3087,7 @@
                 <w:noProof/>
                 <w:webHidden/>
               </w:rPr>
-              <w:t>15</w:t>
+              <w:t>16</w:t>
             </w:r>
             <w:r>
               <w:rPr>
@@ -3147,7 +3113,7 @@
               <w14:ligatures w14:val="standardContextual"/>
             </w:rPr>
           </w:pPr>
-          <w:hyperlink w:anchor="_Toc224135019" w:history="1">
+          <w:hyperlink w:anchor="_Toc224255017" w:history="1">
             <w:r>
               <w:rPr>
                 <w:rStyle w:val="Hipervnculo"/>
@@ -3174,7 +3140,7 @@
                 <w:noProof/>
                 <w:webHidden/>
               </w:rPr>
-              <w:instrText xml:space="preserve"> PAGEREF _Toc224135019 \h </w:instrText>
+              <w:instrText xml:space="preserve"> PAGEREF _Toc224255017 \h </w:instrText>
             </w:r>
             <w:r>
               <w:rPr>
@@ -3194,7 +3160,7 @@
                 <w:noProof/>
                 <w:webHidden/>
               </w:rPr>
-              <w:t>15</w:t>
+              <w:t>16</w:t>
             </w:r>
             <w:r>
               <w:rPr>
@@ -3220,7 +3186,7 @@
               <w14:ligatures w14:val="standardContextual"/>
             </w:rPr>
           </w:pPr>
-          <w:hyperlink w:anchor="_Toc224135020" w:history="1">
+          <w:hyperlink w:anchor="_Toc224255018" w:history="1">
             <w:r>
               <w:rPr>
                 <w:rStyle w:val="Hipervnculo"/>
@@ -3247,7 +3213,7 @@
                 <w:noProof/>
                 <w:webHidden/>
               </w:rPr>
-              <w:instrText xml:space="preserve"> PAGEREF _Toc224135020 \h </w:instrText>
+              <w:instrText xml:space="preserve"> PAGEREF _Toc224255018 \h </w:instrText>
             </w:r>
             <w:r>
               <w:rPr>
@@ -3267,7 +3233,7 @@
                 <w:noProof/>
                 <w:webHidden/>
               </w:rPr>
-              <w:t>15</w:t>
+              <w:t>16</w:t>
             </w:r>
             <w:r>
               <w:rPr>
@@ -3293,7 +3259,7 @@
               <w14:ligatures w14:val="standardContextual"/>
             </w:rPr>
           </w:pPr>
-          <w:hyperlink w:anchor="_Toc224135021" w:history="1">
+          <w:hyperlink w:anchor="_Toc224255019" w:history="1">
             <w:r>
               <w:rPr>
                 <w:rStyle w:val="Hipervnculo"/>
@@ -3320,7 +3286,7 @@
                 <w:noProof/>
                 <w:webHidden/>
               </w:rPr>
-              <w:instrText xml:space="preserve"> PAGEREF _Toc224135021 \h </w:instrText>
+              <w:instrText xml:space="preserve"> PAGEREF _Toc224255019 \h </w:instrText>
             </w:r>
             <w:r>
               <w:rPr>
@@ -3340,7 +3306,7 @@
                 <w:noProof/>
                 <w:webHidden/>
               </w:rPr>
-              <w:t>17</w:t>
+              <w:t>18</w:t>
             </w:r>
             <w:r>
               <w:rPr>
@@ -3366,7 +3332,7 @@
               <w14:ligatures w14:val="standardContextual"/>
             </w:rPr>
           </w:pPr>
-          <w:hyperlink w:anchor="_Toc224135022" w:history="1">
+          <w:hyperlink w:anchor="_Toc224255020" w:history="1">
             <w:r>
               <w:rPr>
                 <w:rStyle w:val="Hipervnculo"/>
@@ -3393,7 +3359,7 @@
                 <w:noProof/>
                 <w:webHidden/>
               </w:rPr>
-              <w:instrText xml:space="preserve"> PAGEREF _Toc224135022 \h </w:instrText>
+              <w:instrText xml:space="preserve"> PAGEREF _Toc224255020 \h </w:instrText>
             </w:r>
             <w:r>
               <w:rPr>
@@ -3413,7 +3379,7 @@
                 <w:noProof/>
                 <w:webHidden/>
               </w:rPr>
-              <w:t>17</w:t>
+              <w:t>18</w:t>
             </w:r>
             <w:r>
               <w:rPr>
@@ -3439,7 +3405,7 @@
               <w14:ligatures w14:val="standardContextual"/>
             </w:rPr>
           </w:pPr>
-          <w:hyperlink w:anchor="_Toc224135023" w:history="1">
+          <w:hyperlink w:anchor="_Toc224255021" w:history="1">
             <w:r>
               <w:rPr>
                 <w:rStyle w:val="Hipervnculo"/>
@@ -3466,7 +3432,7 @@
                 <w:noProof/>
                 <w:webHidden/>
               </w:rPr>
-              <w:instrText xml:space="preserve"> PAGEREF _Toc224135023 \h </w:instrText>
+              <w:instrText xml:space="preserve"> PAGEREF _Toc224255021 \h </w:instrText>
             </w:r>
             <w:r>
               <w:rPr>
@@ -3486,7 +3452,7 @@
                 <w:noProof/>
                 <w:webHidden/>
               </w:rPr>
-              <w:t>20</w:t>
+              <w:t>22</w:t>
             </w:r>
             <w:r>
               <w:rPr>
@@ -3512,7 +3478,7 @@
               <w14:ligatures w14:val="standardContextual"/>
             </w:rPr>
           </w:pPr>
-          <w:hyperlink w:anchor="_Toc224135024" w:history="1">
+          <w:hyperlink w:anchor="_Toc224255022" w:history="1">
             <w:r>
               <w:rPr>
                 <w:rStyle w:val="Hipervnculo"/>
@@ -3539,7 +3505,7 @@
                 <w:noProof/>
                 <w:webHidden/>
               </w:rPr>
-              <w:instrText xml:space="preserve"> PAGEREF _Toc224135024 \h </w:instrText>
+              <w:instrText xml:space="preserve"> PAGEREF _Toc224255022 \h </w:instrText>
             </w:r>
             <w:r>
               <w:rPr>
@@ -3559,7 +3525,7 @@
                 <w:noProof/>
                 <w:webHidden/>
               </w:rPr>
-              <w:t>20</w:t>
+              <w:t>22</w:t>
             </w:r>
             <w:r>
               <w:rPr>
@@ -3585,7 +3551,7 @@
               <w14:ligatures w14:val="standardContextual"/>
             </w:rPr>
           </w:pPr>
-          <w:hyperlink w:anchor="_Toc224135025" w:history="1">
+          <w:hyperlink w:anchor="_Toc224255023" w:history="1">
             <w:r>
               <w:rPr>
                 <w:rStyle w:val="Hipervnculo"/>
@@ -3612,7 +3578,7 @@
                 <w:noProof/>
                 <w:webHidden/>
               </w:rPr>
-              <w:instrText xml:space="preserve"> PAGEREF _Toc224135025 \h </w:instrText>
+              <w:instrText xml:space="preserve"> PAGEREF _Toc224255023 \h </w:instrText>
             </w:r>
             <w:r>
               <w:rPr>
@@ -3632,7 +3598,7 @@
                 <w:noProof/>
                 <w:webHidden/>
               </w:rPr>
-              <w:t>21</w:t>
+              <w:t>22</w:t>
             </w:r>
             <w:r>
               <w:rPr>
@@ -3658,7 +3624,7 @@
               <w14:ligatures w14:val="standardContextual"/>
             </w:rPr>
           </w:pPr>
-          <w:hyperlink w:anchor="_Toc224135026" w:history="1">
+          <w:hyperlink w:anchor="_Toc224255024" w:history="1">
             <w:r>
               <w:rPr>
                 <w:rStyle w:val="Hipervnculo"/>
@@ -3685,7 +3651,7 @@
                 <w:noProof/>
                 <w:webHidden/>
               </w:rPr>
-              <w:instrText xml:space="preserve"> PAGEREF _Toc224135026 \h </w:instrText>
+              <w:instrText xml:space="preserve"> PAGEREF _Toc224255024 \h </w:instrText>
             </w:r>
             <w:r>
               <w:rPr>
@@ -3705,7 +3671,7 @@
                 <w:noProof/>
                 <w:webHidden/>
               </w:rPr>
-              <w:t>21</w:t>
+              <w:t>23</w:t>
             </w:r>
             <w:r>
               <w:rPr>
@@ -3731,7 +3697,7 @@
               <w14:ligatures w14:val="standardContextual"/>
             </w:rPr>
           </w:pPr>
-          <w:hyperlink w:anchor="_Toc224135027" w:history="1">
+          <w:hyperlink w:anchor="_Toc224255025" w:history="1">
             <w:r>
               <w:rPr>
                 <w:rStyle w:val="Hipervnculo"/>
@@ -3758,7 +3724,7 @@
                 <w:noProof/>
                 <w:webHidden/>
               </w:rPr>
-              <w:instrText xml:space="preserve"> PAGEREF _Toc224135027 \h </w:instrText>
+              <w:instrText xml:space="preserve"> PAGEREF _Toc224255025 \h </w:instrText>
             </w:r>
             <w:r>
               <w:rPr>
@@ -3778,7 +3744,7 @@
                 <w:noProof/>
                 <w:webHidden/>
               </w:rPr>
-              <w:t>21</w:t>
+              <w:t>23</w:t>
             </w:r>
             <w:r>
               <w:rPr>
@@ -3804,7 +3770,7 @@
               <w14:ligatures w14:val="standardContextual"/>
             </w:rPr>
           </w:pPr>
-          <w:hyperlink w:anchor="_Toc224135028" w:history="1">
+          <w:hyperlink w:anchor="_Toc224255026" w:history="1">
             <w:r>
               <w:rPr>
                 <w:rStyle w:val="Hipervnculo"/>
@@ -3831,7 +3797,7 @@
                 <w:noProof/>
                 <w:webHidden/>
               </w:rPr>
-              <w:instrText xml:space="preserve"> PAGEREF _Toc224135028 \h </w:instrText>
+              <w:instrText xml:space="preserve"> PAGEREF _Toc224255026 \h </w:instrText>
             </w:r>
             <w:r>
               <w:rPr>
@@ -3851,7 +3817,7 @@
                 <w:noProof/>
                 <w:webHidden/>
               </w:rPr>
-              <w:t>22</w:t>
+              <w:t>24</w:t>
             </w:r>
             <w:r>
               <w:rPr>
@@ -4080,10 +4046,10 @@
         <w:autoSpaceDN/>
         <w:spacing w:before="0" w:after="160"/>
         <w:sectPr>
-          <w:headerReference w:type="default" r:id="rId9"/>
-          <w:footerReference w:type="default" r:id="rId10"/>
-          <w:headerReference w:type="first" r:id="rId11"/>
-          <w:footerReference w:type="first" r:id="rId12"/>
+          <w:headerReference w:type="default" r:id="rId11"/>
+          <w:footerReference w:type="default" r:id="rId12"/>
+          <w:headerReference w:type="first" r:id="rId13"/>
+          <w:footerReference w:type="first" r:id="rId14"/>
           <w:pgSz w:w="12240" w:h="15840"/>
           <w:pgMar w:top="1699" w:right="1699" w:bottom="1699" w:left="2261" w:header="720" w:footer="720" w:gutter="0"/>
           <w:pgNumType w:fmt="upperRoman" w:start="0"/>
@@ -4120,17 +4086,8 @@
           <w:rStyle w:val="Textoennegrita"/>
           <w:rFonts w:eastAsiaTheme="majorEastAsia"/>
         </w:rPr>
-        <w:t xml:space="preserve">Easy </w:t>
-      </w:r>
-      <w:proofErr w:type="spellStart"/>
-      <w:r>
-        <w:rPr>
-          <w:rStyle w:val="Textoennegrita"/>
-          <w:rFonts w:eastAsiaTheme="majorEastAsia"/>
-        </w:rPr>
-        <w:t>Breakfast</w:t>
-      </w:r>
-      <w:proofErr w:type="spellEnd"/>
+        <w:t>Easy Breakfast</w:t>
+      </w:r>
       <w:r>
         <w:t xml:space="preserve">, una empresa dedicada a la elaboración y comercialización de desayunos saludables bajo un modelo de </w:t>
       </w:r>
@@ -4215,15 +4172,7 @@
     </w:p>
     <w:p>
       <w:r>
-        <w:t xml:space="preserve">Easy </w:t>
-      </w:r>
-      <w:proofErr w:type="spellStart"/>
-      <w:r>
-        <w:t>Breakfast</w:t>
-      </w:r>
-      <w:proofErr w:type="spellEnd"/>
-      <w:r>
-        <w:t xml:space="preserve"> plantea una propuesta de valor basada en desayunos nutritivos, balanceados y preparados bajo un sistema de preventa que permite optimizar la producción, reducir el desperdicio de alimentos y mejorar la gestión de costos.</w:t>
+        <w:t>Easy Breakfast plantea una propuesta de valor basada en desayunos nutritivos, balanceados y preparados bajo un sistema de preventa que permite optimizar la producción, reducir el desperdicio de alimentos y mejorar la gestión de costos.</w:t>
       </w:r>
       <w:sdt>
         <w:sdtPr>
@@ -4272,56 +4221,15 @@
     </w:p>
     <w:p>
       <w:r>
-        <w:t xml:space="preserve">El diseño del modelo de negocio se fundamenta en la metodología del Business </w:t>
-      </w:r>
-      <w:proofErr w:type="spellStart"/>
-      <w:r>
-        <w:t>Model</w:t>
-      </w:r>
-      <w:proofErr w:type="spellEnd"/>
-      <w:r>
-        <w:t xml:space="preserve"> </w:t>
-      </w:r>
-      <w:proofErr w:type="spellStart"/>
-      <w:r>
-        <w:t>Canvas</w:t>
-      </w:r>
-      <w:proofErr w:type="spellEnd"/>
-      <w:r>
-        <w:t xml:space="preserve">, descrita en </w:t>
+        <w:t xml:space="preserve">El diseño del modelo de negocio se fundamenta en la metodología del Business Model Canvas, descrita en </w:t>
       </w:r>
       <w:r>
         <w:rPr>
           <w:rStyle w:val="whitespace-normal"/>
           <w:rFonts w:eastAsiaTheme="majorEastAsia"/>
         </w:rPr>
-        <w:t xml:space="preserve">Business </w:t>
-      </w:r>
-      <w:proofErr w:type="spellStart"/>
-      <w:r>
-        <w:rPr>
-          <w:rStyle w:val="whitespace-normal"/>
-          <w:rFonts w:eastAsiaTheme="majorEastAsia"/>
-        </w:rPr>
-        <w:t>Model</w:t>
-      </w:r>
-      <w:proofErr w:type="spellEnd"/>
-      <w:r>
-        <w:rPr>
-          <w:rStyle w:val="whitespace-normal"/>
-          <w:rFonts w:eastAsiaTheme="majorEastAsia"/>
-        </w:rPr>
-        <w:t xml:space="preserve"> </w:t>
-      </w:r>
-      <w:proofErr w:type="spellStart"/>
-      <w:r>
-        <w:rPr>
-          <w:rStyle w:val="whitespace-normal"/>
-          <w:rFonts w:eastAsiaTheme="majorEastAsia"/>
-        </w:rPr>
-        <w:t>Generation</w:t>
-      </w:r>
-      <w:proofErr w:type="spellEnd"/>
+        <w:t>Business Model Generation</w:t>
+      </w:r>
       <w:r>
         <w:t>,</w:t>
       </w:r>
@@ -4357,15 +4265,7 @@
     </w:p>
     <w:p>
       <w:r>
-        <w:t xml:space="preserve">En el ámbito organizacional, Easy </w:t>
-      </w:r>
-      <w:proofErr w:type="spellStart"/>
-      <w:r>
-        <w:t>Breakfast</w:t>
-      </w:r>
-      <w:proofErr w:type="spellEnd"/>
-      <w:r>
-        <w:t xml:space="preserve"> se sustenta en una filosofía empresarial clara, definida por su misión, visión y valores corporativos. La misión orienta las actividades diarias hacia la oferta de productos saludables con enfoque de servicio y responsabilidad, mientras que la visión proyecta el posicionamiento de la marca como referente en el mercado de desayunos saludables. Los valores institucionales, como responsabilidad, pasión, honestidad y servicio, constituyen la base ética y cultural del emprendimiento.</w:t>
+        <w:t>En el ámbito organizacional, Easy Breakfast se sustenta en una filosofía empresarial clara, definida por su misión, visión y valores corporativos. La misión orienta las actividades diarias hacia la oferta de productos saludables con enfoque de servicio y responsabilidad, mientras que la visión proyecta el posicionamiento de la marca como referente en el mercado de desayunos saludables. Los valores institucionales, como responsabilidad, pasión, honestidad y servicio, constituyen la base ética y cultural del emprendimiento.</w:t>
       </w:r>
     </w:p>
     <w:p>
@@ -4420,15 +4320,7 @@
         <w:jc w:val="left"/>
       </w:pPr>
       <w:r>
-        <w:t xml:space="preserve">Finalmente, Easy </w:t>
-      </w:r>
-      <w:proofErr w:type="spellStart"/>
-      <w:r>
-        <w:t>Breakfast</w:t>
-      </w:r>
-      <w:proofErr w:type="spellEnd"/>
-      <w:r>
-        <w:t xml:space="preserve"> se proyecta como una iniciativa que combina innovación, eficiencia y responsabilidad, orientada a generar rentabilidad sostenible y a promover hábitos alimenticios saludables en su segmento objetivo.</w:t>
+        <w:t>Finalmente, Easy Breakfast se proyecta como una iniciativa que combina innovación, eficiencia y responsabilidad, orientada a generar rentabilidad sostenible y a promover hábitos alimenticios saludables en su segmento objetivo.</w:t>
       </w:r>
       <w:r>
         <w:br w:type="page"/>
@@ -4438,7 +4330,7 @@
       <w:pPr>
         <w:pStyle w:val="Ttulo1"/>
       </w:pPr>
-      <w:bookmarkStart w:id="0" w:name="_Toc224134999"/>
+      <w:bookmarkStart w:id="0" w:name="_Toc224254997"/>
       <w:r>
         <w:lastRenderedPageBreak/>
         <w:t>PLANTEAMIENTO DEL PROBLEMA</w:t>
@@ -4494,21 +4386,7 @@
         <w:rPr>
           <w:lang w:val="es-PE" w:eastAsia="es-PE"/>
         </w:rPr>
-        <w:t xml:space="preserve">En este contexto surge la iniciativa Easy </w:t>
-      </w:r>
-      <w:proofErr w:type="spellStart"/>
-      <w:r>
-        <w:rPr>
-          <w:lang w:val="es-PE" w:eastAsia="es-PE"/>
-        </w:rPr>
-        <w:t>Breakfast</w:t>
-      </w:r>
-      <w:proofErr w:type="spellEnd"/>
-      <w:r>
-        <w:rPr>
-          <w:lang w:val="es-PE" w:eastAsia="es-PE"/>
-        </w:rPr>
-        <w:t xml:space="preserve">, un emprendimiento orientado a ofrecer desayunos saludables, prácticos y accesibles para personas con tiempo limitado durante las primeras horas del día. La propuesta contempla un sistema de preventa que permite planificar la producción con base en la demanda real, reduciendo el desperdicio de alimentos y optimizando los costos operativos. Asimismo, la preparación de los </w:t>
+        <w:t xml:space="preserve">En este contexto surge la iniciativa Easy Breakfast, un emprendimiento orientado a ofrecer desayunos saludables, prácticos y accesibles para personas con tiempo limitado durante las primeras horas del día. La propuesta contempla un sistema de preventa que permite planificar la producción con base en la demanda real, reduciendo el desperdicio de alimentos y optimizando los costos operativos. Asimismo, la preparación de los </w:t>
       </w:r>
       <w:r>
         <w:rPr>
@@ -4541,21 +4419,7 @@
         <w:rPr>
           <w:lang w:val="es-PE" w:eastAsia="es-PE"/>
         </w:rPr>
-        <w:t xml:space="preserve">Por lo tanto, el problema central de la investigación radica en la necesidad de desarrollar un modelo de gestión administrativa que permita evaluar y organizar de manera eficiente el funcionamiento del emprendimiento Easy </w:t>
-      </w:r>
-      <w:proofErr w:type="spellStart"/>
-      <w:r>
-        <w:rPr>
-          <w:lang w:val="es-PE" w:eastAsia="es-PE"/>
-        </w:rPr>
-        <w:t>Breakfast</w:t>
-      </w:r>
-      <w:proofErr w:type="spellEnd"/>
-      <w:r>
-        <w:rPr>
-          <w:lang w:val="es-PE" w:eastAsia="es-PE"/>
-        </w:rPr>
-        <w:t>, con el fin de optimizar sus recursos, reducir desperdicios y responder de forma efectiva a la demanda de desayunos saludables dentro del mercado objetivo.</w:t>
+        <w:t>Por lo tanto, el problema central de la investigación radica en la necesidad de desarrollar un modelo de gestión administrativa que permita evaluar y organizar de manera eficiente el funcionamiento del emprendimiento Easy Breakfast, con el fin de optimizar sus recursos, reducir desperdicios y responder de forma efectiva a la demanda de desayunos saludables dentro del mercado objetivo.</w:t>
       </w:r>
       <w:r>
         <w:br w:type="page"/>
@@ -4565,7 +4429,7 @@
       <w:pPr>
         <w:pStyle w:val="Ttulo1"/>
       </w:pPr>
-      <w:bookmarkStart w:id="1" w:name="_Toc224135000"/>
+      <w:bookmarkStart w:id="1" w:name="_Toc224254998"/>
       <w:r>
         <w:lastRenderedPageBreak/>
         <w:t>OBJETIVOS</w:t>
@@ -4576,7 +4440,7 @@
       <w:pPr>
         <w:pStyle w:val="Ttulo2"/>
       </w:pPr>
-      <w:bookmarkStart w:id="2" w:name="_Toc224135001"/>
+      <w:bookmarkStart w:id="2" w:name="_Toc224254999"/>
       <w:r>
         <w:rPr>
           <w:rFonts w:eastAsia="Times New Roman"/>
@@ -4587,14 +4451,26 @@
     </w:p>
     <w:p>
       <w:r>
-        <w:t>Diseñar y evaluar la viabilidad de un modelo de negocio rentable de preventa online de desayunos saludables dirigido a profesionales con poco tiempo disponible.</w:t>
+        <w:t>Diseñar y evaluar</w:t>
+      </w:r>
+      <w:r>
+        <w:t xml:space="preserve"> bajo la metodología CANVAS</w:t>
+      </w:r>
+      <w:r>
+        <w:t xml:space="preserve"> la viabilidad de un </w:t>
+      </w:r>
+      <w:r>
+        <w:t xml:space="preserve">plan </w:t>
+      </w:r>
+      <w:r>
+        <w:t>de negocio rentable de preventa online de desayunos saludables dirigido a profesionales con poco tiempo disponible.</w:t>
       </w:r>
     </w:p>
     <w:p>
       <w:pPr>
         <w:pStyle w:val="Ttulo2"/>
       </w:pPr>
-      <w:bookmarkStart w:id="3" w:name="_Toc224135002"/>
+      <w:bookmarkStart w:id="3" w:name="_Toc224255000"/>
       <w:r>
         <w:rPr>
           <w:rFonts w:eastAsia="Times New Roman"/>
@@ -4671,8 +4547,8 @@
           <w:numId w:val="1"/>
         </w:numPr>
         <w:sectPr>
-          <w:headerReference w:type="first" r:id="rId13"/>
-          <w:footerReference w:type="first" r:id="rId14"/>
+          <w:headerReference w:type="first" r:id="rId15"/>
+          <w:footerReference w:type="first" r:id="rId16"/>
           <w:pgSz w:w="12240" w:h="15840"/>
           <w:pgMar w:top="1699" w:right="1699" w:bottom="1699" w:left="2261" w:header="720" w:footer="720" w:gutter="0"/>
           <w:pgNumType w:start="1"/>
@@ -4689,7 +4565,7 @@
       <w:pPr>
         <w:pStyle w:val="Ttulo1"/>
       </w:pPr>
-      <w:bookmarkStart w:id="4" w:name="_Toc224135003"/>
+      <w:bookmarkStart w:id="4" w:name="_Toc224255001"/>
       <w:r>
         <w:lastRenderedPageBreak/>
         <w:t>MARCO ADMINISTRATIVO</w:t>
@@ -4700,25 +4576,15 @@
       <w:pPr>
         <w:pStyle w:val="Ttulo2"/>
       </w:pPr>
-      <w:bookmarkStart w:id="5" w:name="_Toc224135004"/>
-      <w:proofErr w:type="spellStart"/>
-      <w:r>
-        <w:t>The</w:t>
-      </w:r>
-      <w:proofErr w:type="spellEnd"/>
-      <w:r>
-        <w:t xml:space="preserve"> Business </w:t>
-      </w:r>
-      <w:proofErr w:type="spellStart"/>
+      <w:bookmarkStart w:id="5" w:name="_Toc224255002"/>
+      <w:r>
+        <w:t xml:space="preserve">The Business </w:t>
+      </w:r>
       <w:r>
         <w:t>M</w:t>
       </w:r>
       <w:r>
-        <w:t>odel</w:t>
-      </w:r>
-      <w:proofErr w:type="spellEnd"/>
-      <w:r>
-        <w:t xml:space="preserve"> </w:t>
+        <w:t xml:space="preserve">odel </w:t>
       </w:r>
       <w:r>
         <w:t>C</w:t>
@@ -4792,14 +4658,7 @@
       </w:r>
       <w:r>
         <w:br/>
-      </w:r>
-      <w:proofErr w:type="spellStart"/>
-      <w:r>
-        <w:t>Model</w:t>
-      </w:r>
-      <w:proofErr w:type="spellEnd"/>
-      <w:r>
-        <w:t xml:space="preserve"> CANVA parte 1</w:t>
+        <w:t>Model CANVA parte 1</w:t>
       </w:r>
     </w:p>
     <w:tbl>
@@ -5246,13 +5105,8 @@
       <w:r>
         <w:br/>
       </w:r>
-      <w:proofErr w:type="spellStart"/>
-      <w:r>
-        <w:t>Model</w:t>
-      </w:r>
-      <w:proofErr w:type="spellEnd"/>
-      <w:r>
-        <w:t xml:space="preserve"> CANVA parte </w:t>
+      <w:r>
+        <w:t xml:space="preserve">Model CANVA parte </w:t>
       </w:r>
       <w:r>
         <w:t>2</w:t>
@@ -5719,13 +5573,8 @@
       <w:r>
         <w:br/>
       </w:r>
-      <w:proofErr w:type="spellStart"/>
-      <w:r>
-        <w:t>Model</w:t>
-      </w:r>
-      <w:proofErr w:type="spellEnd"/>
-      <w:r>
-        <w:t xml:space="preserve"> CANVA parte </w:t>
+      <w:r>
+        <w:t xml:space="preserve">Model CANVA parte </w:t>
       </w:r>
       <w:r>
         <w:t>3</w:t>
@@ -6194,695 +6043,757 @@
           <w:b/>
           <w:bCs/>
         </w:rPr>
-        <w:t xml:space="preserve">Easy </w:t>
-      </w:r>
-      <w:proofErr w:type="spellStart"/>
+        <w:t>Easy Breakfast</w:t>
+      </w:r>
+      <w:r>
+        <w:rPr>
+          <w:rFonts w:eastAsiaTheme="majorEastAsia"/>
+        </w:rPr>
+        <w:t xml:space="preserve"> se fundamenta en el Modelo </w:t>
+      </w:r>
+      <w:r>
+        <w:rPr>
+          <w:rFonts w:eastAsiaTheme="majorEastAsia"/>
+        </w:rPr>
+        <w:t>CANVAS</w:t>
+      </w:r>
+      <w:r>
+        <w:rPr>
+          <w:rFonts w:eastAsiaTheme="majorEastAsia"/>
+        </w:rPr>
+        <w:t>, herramienta que permite visualizar de manera integral la lógica de creación, entrega y captura de valor del negocio. A través de sus nueve módulos, se describe cómo la empresa organiza sus recursos, actividades y relaciones para ofrecer desayunos saludables bajo un sistema de pedidos online con entrega programada.</w:t>
+      </w:r>
+    </w:p>
+    <w:p>
+      <w:pPr>
+        <w:pStyle w:val="Ttulo3"/>
+      </w:pPr>
+      <w:bookmarkStart w:id="6" w:name="_Toc224255003"/>
+      <w:r>
+        <w:t>Propuesta de valor</w:t>
+      </w:r>
+      <w:bookmarkEnd w:id="6"/>
+    </w:p>
+    <w:p>
+      <w:pPr>
+        <w:rPr>
+          <w:rFonts w:eastAsiaTheme="majorEastAsia"/>
+        </w:rPr>
+      </w:pPr>
+      <w:r>
+        <w:rPr>
+          <w:rFonts w:eastAsiaTheme="majorEastAsia"/>
+        </w:rPr>
+        <w:t>La propuesta de valor de Easy Breakfast se centra en ofrecer desayunos saludables, frescos y listos para consumir, solicitados con anticipación mediante una plataforma web. El negocio busca elevar la accesibilidad a alimentos nutritivos para personas con limitaciones de tiempo, facilitando la planificación alimenticia y reduciendo la necesidad de compras presenciales.</w:t>
+      </w:r>
+    </w:p>
+    <w:p>
+      <w:pPr>
+        <w:rPr>
+          <w:rFonts w:eastAsiaTheme="majorEastAsia"/>
+        </w:rPr>
+      </w:pPr>
+      <w:r>
+        <w:rPr>
+          <w:rFonts w:eastAsiaTheme="majorEastAsia"/>
+        </w:rPr>
+        <w:t>La empresa resuelve principalmente la falta de tiempo para preparar desayunos balanceados y la dificultad de acceso a opciones saludables en horarios tempranos. Entre sus características diferenciadoras destacan la accesibilidad digital, la conveniencia de la entrega puntual, la posibilidad de personalización según preferencias o restricciones alimenticias y un sistema de preventa que reduce el desperdicio de insumos.</w:t>
+      </w:r>
+    </w:p>
+    <w:p>
+      <w:pPr>
+        <w:pStyle w:val="Ttulo3"/>
+      </w:pPr>
+      <w:bookmarkStart w:id="7" w:name="_Toc224255004"/>
+      <w:r>
+        <w:t>Segmentos de clientes</w:t>
+      </w:r>
+      <w:bookmarkEnd w:id="7"/>
+    </w:p>
+    <w:p>
+      <w:pPr>
+        <w:rPr>
+          <w:lang w:val="es-PE" w:eastAsia="es-PE"/>
+        </w:rPr>
+      </w:pPr>
+      <w:r>
+        <w:rPr>
+          <w:lang w:val="es-PE" w:eastAsia="es-PE"/>
+        </w:rPr>
+        <w:t>Easy Breakfast se dirige a un nicho específico dentro del mercado urbano de la ciudad de Quito, enfocado principalmente en jóvenes profesionales, trabajadores de oficina y estudiantes universitarios que mantienen un ritmo de vida acelerado y disponen de poco tiempo para preparar alimentos durante la mañana.</w:t>
+      </w:r>
+    </w:p>
+    <w:p>
+      <w:pPr>
+        <w:rPr>
+          <w:lang w:val="es-PE" w:eastAsia="es-PE"/>
+        </w:rPr>
+      </w:pPr>
+      <w:r>
+        <w:rPr>
+          <w:lang w:val="es-PE" w:eastAsia="es-PE"/>
+        </w:rPr>
+        <w:lastRenderedPageBreak/>
+        <w:t>Desde una perspectiva geográfica, el proyecto se orienta inicialmente a zonas urbanas de alta densidad poblacional, con especial énfasis en la parroquia de Iñaquito, la cual cuenta con aproximadamente 42.822 habitantes según datos del Instituto Nacional de Estadística y Censos (INEC). Esta zona se caracteriza por una alta concentración de oficinas, centros comerciales y viviendas en edificios, lo que favorece la implementación de un modelo de negocio basado en delivery eficiente.</w:t>
+      </w:r>
+    </w:p>
+    <w:p>
+      <w:pPr>
+        <w:rPr>
+          <w:lang w:val="es-PE" w:eastAsia="es-PE"/>
+        </w:rPr>
+      </w:pPr>
+      <w:r>
+        <w:rPr>
+          <w:lang w:val="es-PE" w:eastAsia="es-PE"/>
+        </w:rPr>
+        <w:t>En términos demográficos, el segmento objetivo está conformado principalmente por personas entre 20 y 45 años, grupo que incluye jóvenes profesionales, universitarios y trabajadores activos. Este segmento posee ingresos propios, utiliza con frecuencia aplicaciones digitales y presenta una mayor disposición a pagar por productos que representen conveniencia, ahorro de tiempo y beneficios para la salud. Asimismo, se prioriza a consumidores de nivel socioeconómico medio y medio–alto, especialmente aquellos que viven solos o en parejas jóvenes, hogares que representan una proporción significativa dentro del entorno urbano de Quito.</w:t>
+      </w:r>
+    </w:p>
+    <w:p>
+      <w:pPr>
+        <w:rPr>
+          <w:lang w:val="es-PE" w:eastAsia="es-PE"/>
+        </w:rPr>
+      </w:pPr>
+      <w:r>
+        <w:rPr>
+          <w:lang w:val="es-PE" w:eastAsia="es-PE"/>
+        </w:rPr>
+        <w:t>Desde el punto de vista psicográfico, el cliente ideal de Easy Breakfast está compuesto por personas con un estilo de vida activo, orientadas al cumplimiento de metas y con interés en mantener hábitos saludables. Son consumidores que valoran la eficiencia, la productividad y el bienestar personal, por lo que buscan alternativas de alimentación práctica que no comprometan la calidad nutricional.</w:t>
+      </w:r>
+    </w:p>
+    <w:p>
+      <w:pPr>
+        <w:rPr>
+          <w:lang w:val="es-PE" w:eastAsia="es-PE"/>
+        </w:rPr>
+      </w:pPr>
+      <w:r>
+        <w:rPr>
+          <w:lang w:val="es-PE" w:eastAsia="es-PE"/>
+        </w:rPr>
+        <w:t>Finalmente, en el ámbito conductual, el cliente busca principalmente ahorrar tiempo en las mañanas sin renunciar a un desayuno equilibrado y atractivo. Este perfil muestra una alta disposición hacia el uso de servicios de delivery y presenta potencial de fidelización mediante planes de consumo recurrente, como suscripciones semanales o programas de recompensas.</w:t>
+      </w:r>
+    </w:p>
+    <w:p>
+      <w:pPr>
+        <w:rPr>
+          <w:lang w:val="es-PE" w:eastAsia="es-PE"/>
+        </w:rPr>
+      </w:pPr>
+      <w:r>
+        <w:rPr>
+          <w:lang w:val="es-PE" w:eastAsia="es-PE"/>
+        </w:rPr>
+        <w:lastRenderedPageBreak/>
+        <w:t>A partir del análisis de segmentación realizado, se estima que el mercado objetivo inicial en la zona de Iñaquito podría alcanzar aproximadamente 2.600 consumidores potenciales interesados en opciones de desayuno saludable con entrega a domicilio. Este enfoque permite posicionar a Easy Breakfast como una propuesta especializada dirigida a profesionales urbanos que valoran la practicidad, la alimentación saludable y la eficiencia en su rutina diaria.</w:t>
+      </w:r>
+    </w:p>
+    <w:p>
+      <w:pPr>
+        <w:pStyle w:val="Ttulo3"/>
+      </w:pPr>
+      <w:bookmarkStart w:id="8" w:name="_Toc224255005"/>
+      <w:r>
+        <w:t>Canales</w:t>
+      </w:r>
+      <w:bookmarkEnd w:id="8"/>
+    </w:p>
+    <w:p>
+      <w:pPr>
+        <w:rPr>
+          <w:rFonts w:eastAsiaTheme="majorEastAsia"/>
+        </w:rPr>
+      </w:pPr>
+      <w:r>
+        <w:rPr>
+          <w:rFonts w:eastAsiaTheme="majorEastAsia"/>
+        </w:rPr>
+        <w:t>La empresa utiliza canales digitales como principal medio de comercialización. Entre ellos se encuentran la página web oficial, Instagram, Facebook y WhatsApp Business. Las redes sociales cumplen una función estratégica de captación y posicionamiento de marca, mientras que la página web actúa como canal principal para la gestión y cierre de ventas.</w:t>
+      </w:r>
+    </w:p>
+    <w:p>
+      <w:pPr>
+        <w:rPr>
+          <w:rFonts w:eastAsiaTheme="majorEastAsia"/>
+        </w:rPr>
+      </w:pPr>
+      <w:r>
+        <w:rPr>
+          <w:rFonts w:eastAsiaTheme="majorEastAsia"/>
+        </w:rPr>
+        <w:t>El proceso se integra en la rutina del cliente mediante pedidos realizados con anticipación —generalmente la noche anterior— y entregas programadas en horario temprano, antes del inicio de la jornada laboral o académica.</w:t>
+      </w:r>
+    </w:p>
+    <w:p>
+      <w:pPr>
+        <w:pStyle w:val="Ttulo3"/>
+      </w:pPr>
+      <w:bookmarkStart w:id="9" w:name="_Toc224255006"/>
+      <w:r>
+        <w:t>Relación con los clientes</w:t>
+      </w:r>
+      <w:bookmarkEnd w:id="9"/>
+    </w:p>
+    <w:p>
+      <w:pPr>
+        <w:rPr>
+          <w:rFonts w:eastAsiaTheme="majorEastAsia"/>
+        </w:rPr>
+      </w:pPr>
+      <w:r>
+        <w:rPr>
+          <w:rFonts w:eastAsiaTheme="majorEastAsia"/>
+        </w:rPr>
+        <w:t>La relación con los clientes se basa en la atención personalizada y la construcción de fidelización a largo plazo. Se implementa asistencia directa a través de WhatsApp, complementada con un sistema semi-automatizado en la plataforma web para la gestión de pedidos.</w:t>
+      </w:r>
+    </w:p>
+    <w:p>
+      <w:pPr>
+        <w:rPr>
+          <w:rFonts w:eastAsiaTheme="majorEastAsia"/>
+        </w:rPr>
+      </w:pPr>
+      <w:r>
+        <w:rPr>
+          <w:rFonts w:eastAsiaTheme="majorEastAsia"/>
+        </w:rPr>
+        <w:t>Asimismo, se contempla la implementación de programas de fidelización mediante descuentos por compras frecuentes</w:t>
+      </w:r>
+      <w:r>
+        <w:rPr>
+          <w:rFonts w:eastAsiaTheme="majorEastAsia"/>
+        </w:rPr>
+        <w:t>, compras semanales o mensuales</w:t>
+      </w:r>
+      <w:r>
+        <w:rPr>
+          <w:rFonts w:eastAsiaTheme="majorEastAsia"/>
+        </w:rPr>
+        <w:t xml:space="preserve">. Los clientes esperan respuestas rápidas, productos frescos, entregas puntuales y opciones adaptadas </w:t>
+      </w:r>
+      <w:r>
+        <w:rPr>
+          <w:rFonts w:eastAsiaTheme="majorEastAsia"/>
+        </w:rPr>
+        <w:lastRenderedPageBreak/>
+        <w:t>a sus preferencias alimenticias, elementos que fortalecen la confianza y la recurrencia de compra.</w:t>
+      </w:r>
+    </w:p>
+    <w:p>
+      <w:pPr>
+        <w:pStyle w:val="Ttulo3"/>
+      </w:pPr>
+      <w:bookmarkStart w:id="10" w:name="_Toc224255007"/>
+      <w:r>
+        <w:t>Actividades clave</w:t>
+      </w:r>
+      <w:bookmarkEnd w:id="10"/>
+    </w:p>
+    <w:p>
+      <w:pPr>
+        <w:rPr>
+          <w:lang w:val="es-PE" w:eastAsia="es-PE"/>
+        </w:rPr>
+      </w:pPr>
+      <w:bookmarkStart w:id="11" w:name="_Toc224255008"/>
+      <w:r>
+        <w:rPr>
+          <w:lang w:val="es-PE" w:eastAsia="es-PE"/>
+        </w:rPr>
+        <w:t>Las actividades clave de Easy Breakfast se centran en la planificación, producción y distribución eficiente de desayunos saludables bajo un modelo de preventa online.</w:t>
+      </w:r>
+    </w:p>
+    <w:p>
+      <w:pPr>
+        <w:rPr>
+          <w:lang w:val="es-PE" w:eastAsia="es-PE"/>
+        </w:rPr>
+      </w:pPr>
+      <w:r>
+        <w:rPr>
+          <w:lang w:val="es-PE" w:eastAsia="es-PE"/>
+        </w:rPr>
+        <w:t>En primer lugar, se realizan actividades relacionadas con la selección y adquisición de insumos frescos y de calidad, principalmente frutas, granos andinos y otros ingredientes necesarios para la preparación de los productos ofrecidos. Esta actividad es fundamental para garantizar el valor nutricional y la calidad del desayuno.</w:t>
+      </w:r>
+    </w:p>
+    <w:p>
+      <w:pPr>
+        <w:rPr>
+          <w:lang w:val="es-PE" w:eastAsia="es-PE"/>
+        </w:rPr>
+      </w:pPr>
+      <w:r>
+        <w:rPr>
+          <w:lang w:val="es-PE" w:eastAsia="es-PE"/>
+        </w:rPr>
+        <w:t>Otra actividad esencial es la planificación y preparación diaria de los pedidos, que incluye el proceso de elaboración de bebidas naturales, preparación de alimentos como hotcakes y el armado de los paquetes de desayuno. Este proceso se realiza bajo estándares de higiene y control de calidad para asegurar la satisfacción del cliente.</w:t>
+      </w:r>
+    </w:p>
+    <w:p>
+      <w:pPr>
+        <w:rPr>
+          <w:lang w:val="es-PE" w:eastAsia="es-PE"/>
+        </w:rPr>
+      </w:pPr>
+      <w:r>
+        <w:rPr>
+          <w:lang w:val="es-PE" w:eastAsia="es-PE"/>
+        </w:rPr>
+        <w:t>Asimismo, se gestionan las operaciones digitales del negocio, que comprenden la administración de la plataforma web de pedidos, el registro y control de preventas, la gestión de pagos electrónicos y la programación de entregas según la demanda diaria.</w:t>
+      </w:r>
+    </w:p>
+    <w:p>
+      <w:pPr>
+        <w:rPr>
+          <w:lang w:val="es-PE" w:eastAsia="es-PE"/>
+        </w:rPr>
+      </w:pPr>
+      <w:r>
+        <w:rPr>
+          <w:lang w:val="es-PE" w:eastAsia="es-PE"/>
+        </w:rPr>
+        <w:t>La logística de distribución constituye otra actividad clave, ya que implica la organización de rutas de entrega y la coordinación del servicio de delivery para garantizar que los desayunos lleguen puntualmente a los clientes, especialmente en horarios laborales de la mañana.</w:t>
+      </w:r>
+    </w:p>
+    <w:p>
+      <w:pPr>
+        <w:rPr>
+          <w:lang w:val="es-PE" w:eastAsia="es-PE"/>
+        </w:rPr>
+      </w:pPr>
+      <w:r>
+        <w:rPr>
+          <w:lang w:val="es-PE" w:eastAsia="es-PE"/>
+        </w:rPr>
+        <w:t xml:space="preserve">Finalmente, el negocio desarrolla actividades de marketing digital orientadas a la promoción de la marca, la gestión de redes sociales, la comunicación con los clientes </w:t>
+      </w:r>
+      <w:r>
+        <w:rPr>
+          <w:lang w:val="es-PE" w:eastAsia="es-PE"/>
+        </w:rPr>
+        <w:lastRenderedPageBreak/>
+        <w:t>y la implementación de estrategias comerciales como promociones, suscripciones semanales y programas de fidelización.</w:t>
+      </w:r>
+    </w:p>
+    <w:p>
+      <w:pPr>
+        <w:rPr>
+          <w:lang w:val="es-PE" w:eastAsia="es-PE"/>
+        </w:rPr>
+      </w:pPr>
+      <w:r>
+        <w:rPr>
+          <w:lang w:val="es-PE" w:eastAsia="es-PE"/>
+        </w:rPr>
+        <w:t>En conjunto, estas actividades permiten sostener la propuesta de valor de Easy Breakfast, basada en ofrecer desayunos saludables, prácticos y de entrega rápida para profesionales urbanos con poco tiempo disponible.</w:t>
+      </w:r>
+    </w:p>
+    <w:p>
+      <w:pPr>
+        <w:pStyle w:val="Ttulo3"/>
+      </w:pPr>
+      <w:r>
+        <w:t>Recursos clave</w:t>
+      </w:r>
+      <w:bookmarkEnd w:id="11"/>
+    </w:p>
+    <w:p>
+      <w:pPr>
+        <w:rPr>
+          <w:rFonts w:eastAsiaTheme="majorEastAsia"/>
+        </w:rPr>
+      </w:pPr>
+      <w:r>
+        <w:rPr>
+          <w:rFonts w:eastAsiaTheme="majorEastAsia"/>
+        </w:rPr>
+        <w:t>Para ejecutar el modelo de negocio, Easy Breakfast dispone de recursos físicos, humanos, intelectuales y financieros.</w:t>
+      </w:r>
+    </w:p>
+    <w:p>
+      <w:pPr>
+        <w:rPr>
+          <w:rFonts w:eastAsiaTheme="majorEastAsia"/>
+        </w:rPr>
+      </w:pPr>
+      <w:r>
+        <w:rPr>
+          <w:rFonts w:eastAsiaTheme="majorEastAsia"/>
+        </w:rPr>
+        <w:t>Entre los recursos físicos destacan la cocina equipada, sistemas de refrigeración y utensilios especializados. Los recursos humanos incluyen personal de cocina, repartidor y un community manager encargado de la gestión digital y posicionamiento de la marca.</w:t>
+      </w:r>
+    </w:p>
+    <w:p>
+      <w:pPr>
+        <w:rPr>
+          <w:rFonts w:eastAsiaTheme="majorEastAsia"/>
+        </w:rPr>
+      </w:pPr>
+      <w:r>
+        <w:rPr>
+          <w:rFonts w:eastAsiaTheme="majorEastAsia"/>
+        </w:rPr>
+        <w:t>En cuanto a los recursos intelectuales, se consideran la marca registrada, las recetas propias y la base de datos de clientes. Finalmente, los recursos financieros comprenden el capital inicial y el flujo de caja necesario para sostener la operación diaria.</w:t>
+      </w:r>
+    </w:p>
+    <w:p>
+      <w:pPr>
+        <w:pStyle w:val="Ttulo3"/>
+      </w:pPr>
+      <w:bookmarkStart w:id="12" w:name="_Toc224255009"/>
+      <w:r>
+        <w:t>Socios clave</w:t>
+      </w:r>
+      <w:bookmarkEnd w:id="12"/>
+    </w:p>
+    <w:p>
+      <w:pPr>
+        <w:rPr>
+          <w:rFonts w:eastAsiaTheme="majorEastAsia"/>
+        </w:rPr>
+      </w:pPr>
+      <w:r>
+        <w:rPr>
+          <w:rFonts w:eastAsiaTheme="majorEastAsia"/>
+        </w:rPr>
+        <w:t xml:space="preserve">El </w:t>
+      </w:r>
+      <w:r>
+        <w:rPr>
+          <w:rFonts w:eastAsiaTheme="majorEastAsia"/>
+        </w:rPr>
+        <w:t xml:space="preserve">plan </w:t>
+      </w:r>
+      <w:r>
+        <w:rPr>
+          <w:rFonts w:eastAsiaTheme="majorEastAsia"/>
+        </w:rPr>
+        <w:t xml:space="preserve">de negocio se apoya en alianzas estratégicas con proveedores </w:t>
+      </w:r>
+      <w:r>
+        <w:rPr>
+          <w:rFonts w:eastAsiaTheme="majorEastAsia"/>
+        </w:rPr>
+        <w:t xml:space="preserve">del </w:t>
+      </w:r>
+      <w:r>
+        <w:rPr>
+          <w:rFonts w:eastAsiaTheme="majorEastAsia"/>
+          <w:noProof/>
+        </w:rPr>
+        <w:t>Mercado Mayorista</w:t>
+      </w:r>
+      <w:r>
+        <w:rPr>
+          <w:rFonts w:eastAsiaTheme="majorEastAsia"/>
+        </w:rPr>
+        <w:t xml:space="preserve"> </w:t>
+      </w:r>
+      <w:r>
+        <w:rPr>
+          <w:rFonts w:eastAsiaTheme="majorEastAsia"/>
+        </w:rPr>
+        <w:t xml:space="preserve">para la adquisición </w:t>
+      </w:r>
+      <w:r>
+        <w:rPr>
+          <w:rFonts w:eastAsiaTheme="majorEastAsia"/>
+        </w:rPr>
+        <w:t>de frutas frescas, granos, yogur y frutos secos, distribuidores de envases ecológicos</w:t>
+      </w:r>
+      <w:r>
+        <w:rPr>
+          <w:rFonts w:eastAsiaTheme="majorEastAsia"/>
+        </w:rPr>
+        <w:t xml:space="preserve"> como </w:t>
+      </w:r>
+      <w:r>
+        <w:rPr>
+          <w:rFonts w:eastAsiaTheme="majorEastAsia"/>
+          <w:noProof/>
+        </w:rPr>
+        <w:t>Navil Envases</w:t>
+      </w:r>
+      <w:r>
+        <w:rPr>
+          <w:rFonts w:eastAsiaTheme="majorEastAsia"/>
+        </w:rPr>
+        <w:t xml:space="preserve"> y plataformas de pago online. En caso de tercerización, también se contempla la colaboración con servicios de delivery.</w:t>
+      </w:r>
+    </w:p>
+    <w:p>
+      <w:pPr>
+        <w:rPr>
+          <w:rFonts w:eastAsiaTheme="majorEastAsia"/>
+        </w:rPr>
+      </w:pPr>
+      <w:r>
+        <w:rPr>
+          <w:rFonts w:eastAsiaTheme="majorEastAsia"/>
+        </w:rPr>
+        <w:t xml:space="preserve">Estas alianzas permiten garantizar abastecimiento constante, calidad en la materia </w:t>
+      </w:r>
+      <w:r>
+        <w:rPr>
+          <w:rFonts w:eastAsiaTheme="majorEastAsia"/>
+        </w:rPr>
+        <w:lastRenderedPageBreak/>
+        <w:t>prima, optimización de costos y reducción de riesgos asociados a retrasos o escasez de insumos.</w:t>
+      </w:r>
+    </w:p>
+    <w:p>
+      <w:pPr>
+        <w:pStyle w:val="Ttulo3"/>
+      </w:pPr>
+      <w:bookmarkStart w:id="13" w:name="_Toc224255010"/>
+      <w:r>
+        <w:t>Estructura de costos</w:t>
+      </w:r>
+      <w:bookmarkEnd w:id="13"/>
+    </w:p>
+    <w:p>
+      <w:pPr>
+        <w:rPr>
+          <w:rFonts w:eastAsiaTheme="majorEastAsia"/>
+        </w:rPr>
+      </w:pPr>
+      <w:r>
+        <w:rPr>
+          <w:rFonts w:eastAsiaTheme="majorEastAsia"/>
+        </w:rPr>
+        <w:t>La estructura de costos está compuesta principalmente por la compra de frutas e insumos, mano de obra, servicio de delivery, marketing digital y gastos de hosting y mantenimiento web. Los recursos y actividades más costosos corresponden a los insumos frescos y al personal operativo, así como a la preparación diaria y logística de entrega.</w:t>
+      </w:r>
+    </w:p>
+    <w:p>
+      <w:pPr>
+        <w:rPr>
+          <w:rFonts w:eastAsiaTheme="majorEastAsia"/>
+        </w:rPr>
+      </w:pPr>
+      <w:r>
+        <w:rPr>
+          <w:rFonts w:eastAsiaTheme="majorEastAsia"/>
+        </w:rPr>
+        <w:t>El modelo se orienta más hacia la generación de valor que hacia la competencia por precios bajos, priorizando calidad, frescura y conveniencia como factores diferenciadores.</w:t>
+      </w:r>
+    </w:p>
+    <w:p>
+      <w:pPr>
+        <w:pStyle w:val="Ttulo3"/>
+      </w:pPr>
+      <w:bookmarkStart w:id="14" w:name="_Toc224255011"/>
+      <w:r>
+        <w:t>Fuentes de ingresos</w:t>
+      </w:r>
+      <w:bookmarkEnd w:id="14"/>
+    </w:p>
+    <w:p>
+      <w:pPr>
+        <w:rPr>
+          <w:rFonts w:eastAsiaTheme="majorEastAsia"/>
+        </w:rPr>
+      </w:pPr>
+      <w:r>
+        <w:rPr>
+          <w:rFonts w:eastAsiaTheme="majorEastAsia"/>
+        </w:rPr>
+        <w:t>Las fuentes de ingresos provienen principalmente de la venta directa de desayunos saludables. Adicionalmente, se contempla la implementación de suscripciones semanales o mensuales y descuentos por volumen para incentivar compras recurrentes.</w:t>
+      </w:r>
+    </w:p>
+    <w:p>
+      <w:pPr>
+        <w:rPr>
+          <w:rFonts w:eastAsiaTheme="majorEastAsia"/>
+        </w:rPr>
+      </w:pPr>
+      <w:r>
+        <w:rPr>
+          <w:rFonts w:eastAsiaTheme="majorEastAsia"/>
+        </w:rPr>
+        <w:t>Los clientes pueden realizar pagos mediante transferencias bancarias, tarjetas</w:t>
+      </w:r>
+      <w:r>
+        <w:rPr>
+          <w:rFonts w:eastAsiaTheme="majorEastAsia"/>
+        </w:rPr>
+        <w:t xml:space="preserve"> o</w:t>
+      </w:r>
+      <w:r>
+        <w:rPr>
+          <w:rFonts w:eastAsiaTheme="majorEastAsia"/>
+        </w:rPr>
+        <w:t xml:space="preserve"> pagos móvile</w:t>
+      </w:r>
+      <w:r>
+        <w:rPr>
+          <w:rFonts w:eastAsiaTheme="majorEastAsia"/>
+        </w:rPr>
+        <w:t>s</w:t>
+      </w:r>
+      <w:r>
+        <w:rPr>
+          <w:rFonts w:eastAsiaTheme="majorEastAsia"/>
+        </w:rPr>
+        <w:t>. La estructura de precios es fija según el tipo de desayuno, con promociones dinámicas en fechas especiales y beneficios para clientes frecuentes.</w:t>
+      </w:r>
+    </w:p>
+    <w:p>
+      <w:pPr>
+        <w:pStyle w:val="Ttulo2"/>
+      </w:pPr>
+      <w:bookmarkStart w:id="15" w:name="_Toc224255012"/>
+      <w:r>
+        <w:t>Filosofía Organizacional</w:t>
+      </w:r>
+      <w:bookmarkEnd w:id="15"/>
+    </w:p>
+    <w:p>
+      <w:pPr>
+        <w:rPr>
+          <w:rFonts w:eastAsiaTheme="majorEastAsia"/>
+        </w:rPr>
+      </w:pPr>
+      <w:r>
+        <w:rPr>
+          <w:rFonts w:eastAsiaTheme="majorEastAsia"/>
+        </w:rPr>
+        <w:t xml:space="preserve">La filosofía organizacional de </w:t>
+      </w:r>
       <w:r>
         <w:rPr>
           <w:rFonts w:eastAsiaTheme="majorEastAsia"/>
           <w:b/>
           <w:bCs/>
         </w:rPr>
-        <w:t>Breakfast</w:t>
-      </w:r>
-      <w:proofErr w:type="spellEnd"/>
-      <w:r>
-        <w:rPr>
-          <w:rFonts w:eastAsiaTheme="majorEastAsia"/>
-        </w:rPr>
-        <w:t xml:space="preserve"> se fundamenta en el Modelo </w:t>
-      </w:r>
-      <w:r>
-        <w:rPr>
-          <w:rFonts w:eastAsiaTheme="majorEastAsia"/>
-        </w:rPr>
-        <w:t>CANVAS</w:t>
-      </w:r>
-      <w:r>
-        <w:rPr>
-          <w:rFonts w:eastAsiaTheme="majorEastAsia"/>
-        </w:rPr>
-        <w:t>, herramienta que permite visualizar de manera integral la lógica de creación, entrega y captura de valor del negocio. A través de sus nueve módulos, se describe cómo la empresa organiza sus recursos, actividades y relaciones para ofrecer desayunos saludables bajo un sistema de pedidos online con entrega programada.</w:t>
+        <w:t>Easy Breakfast</w:t>
+      </w:r>
+      <w:r>
+        <w:rPr>
+          <w:rFonts w:eastAsiaTheme="majorEastAsia"/>
+        </w:rPr>
+        <w:t xml:space="preserve"> se fundamenta en el compromiso con la alimentación saludable, la eficiencia operativa y el uso estratégico de la tecnología </w:t>
+      </w:r>
+      <w:r>
+        <w:rPr>
+          <w:rFonts w:eastAsiaTheme="majorEastAsia"/>
+        </w:rPr>
+        <w:lastRenderedPageBreak/>
+        <w:t>como herramienta de transformación en los hábitos de consumo. La empresa no solo busca generar rentabilidad, sino también facilitar el acceso a opciones nutritivas para personas con limitaciones de tiempo, promoviendo un estilo de vida equilibrado y sostenible.</w:t>
       </w:r>
     </w:p>
     <w:p>
       <w:pPr>
         <w:pStyle w:val="Ttulo3"/>
       </w:pPr>
-      <w:bookmarkStart w:id="6" w:name="_Toc224135005"/>
-      <w:r>
-        <w:t>Propuesta de valor</w:t>
-      </w:r>
-      <w:bookmarkEnd w:id="6"/>
-    </w:p>
-    <w:p>
-      <w:pPr>
-        <w:rPr>
-          <w:rFonts w:eastAsiaTheme="majorEastAsia"/>
-        </w:rPr>
-      </w:pPr>
-      <w:r>
-        <w:rPr>
-          <w:rFonts w:eastAsiaTheme="majorEastAsia"/>
-        </w:rPr>
-        <w:t xml:space="preserve">La propuesta de valor de Easy </w:t>
-      </w:r>
-      <w:proofErr w:type="spellStart"/>
-      <w:r>
-        <w:rPr>
-          <w:rFonts w:eastAsiaTheme="majorEastAsia"/>
-        </w:rPr>
-        <w:t>Breakfast</w:t>
-      </w:r>
-      <w:proofErr w:type="spellEnd"/>
-      <w:r>
-        <w:rPr>
-          <w:rFonts w:eastAsiaTheme="majorEastAsia"/>
-        </w:rPr>
-        <w:t xml:space="preserve"> se centra en ofrecer desayunos saludables, frescos y listos para consumir, solicitados con anticipación mediante una plataforma web. El negocio busca elevar la accesibilidad a alimentos nutritivos para personas con limitaciones de tiempo, facilitando la planificación alimenticia y reduciendo la necesidad de compras presenciales.</w:t>
-      </w:r>
-    </w:p>
-    <w:p>
-      <w:pPr>
-        <w:rPr>
-          <w:rFonts w:eastAsiaTheme="majorEastAsia"/>
-        </w:rPr>
-      </w:pPr>
-      <w:r>
-        <w:rPr>
-          <w:rFonts w:eastAsiaTheme="majorEastAsia"/>
-        </w:rPr>
-        <w:t>La empresa resuelve principalmente la falta de tiempo para preparar desayunos balanceados y la dificultad de acceso a opciones saludables en horarios tempranos. Entre sus características diferenciadoras destacan la accesibilidad digital, la conveniencia de la entrega puntual, la posibilidad de personalización según preferencias o restricciones alimenticias y un sistema de preventa que reduce el desperdicio de insumos.</w:t>
+      <w:bookmarkStart w:id="16" w:name="_Toc224255013"/>
+      <w:r>
+        <w:t>Misión</w:t>
+      </w:r>
+      <w:bookmarkEnd w:id="16"/>
+    </w:p>
+    <w:p>
+      <w:pPr>
+        <w:rPr>
+          <w:rFonts w:eastAsiaTheme="majorEastAsia"/>
+        </w:rPr>
+      </w:pPr>
+      <w:r>
+        <w:rPr>
+          <w:rFonts w:eastAsiaTheme="majorEastAsia"/>
+        </w:rPr>
+        <w:t>Ofrecer desayunos saludables de alta calidad mediante una plataforma digital que facilite el pedido</w:t>
+      </w:r>
+      <w:r>
+        <w:rPr>
+          <w:rFonts w:eastAsiaTheme="majorEastAsia"/>
+        </w:rPr>
+        <w:t xml:space="preserve"> anticipado</w:t>
+      </w:r>
+      <w:r>
+        <w:rPr>
+          <w:rFonts w:eastAsiaTheme="majorEastAsia"/>
+        </w:rPr>
+        <w:t xml:space="preserve"> a personas con tiempo</w:t>
+      </w:r>
+      <w:r>
+        <w:rPr>
+          <w:rFonts w:eastAsiaTheme="majorEastAsia"/>
+        </w:rPr>
+        <w:t xml:space="preserve"> limitado</w:t>
+      </w:r>
+      <w:r>
+        <w:rPr>
+          <w:rFonts w:eastAsiaTheme="majorEastAsia"/>
+        </w:rPr>
+        <w:t>.</w:t>
       </w:r>
     </w:p>
     <w:p>
       <w:pPr>
         <w:pStyle w:val="Ttulo3"/>
       </w:pPr>
-      <w:bookmarkStart w:id="7" w:name="_Toc224135006"/>
-      <w:r>
-        <w:t>Segmentos de clientes</w:t>
-      </w:r>
-      <w:bookmarkEnd w:id="7"/>
-    </w:p>
-    <w:p>
-      <w:pPr>
-        <w:rPr>
-          <w:rFonts w:eastAsiaTheme="majorEastAsia"/>
-        </w:rPr>
-      </w:pPr>
-      <w:r>
-        <w:rPr>
-          <w:rFonts w:eastAsiaTheme="majorEastAsia"/>
-        </w:rPr>
-        <w:t xml:space="preserve">Easy </w:t>
-      </w:r>
-      <w:proofErr w:type="spellStart"/>
-      <w:r>
-        <w:rPr>
-          <w:rFonts w:eastAsiaTheme="majorEastAsia"/>
-        </w:rPr>
-        <w:t>Breakfast</w:t>
-      </w:r>
-      <w:proofErr w:type="spellEnd"/>
-      <w:r>
-        <w:rPr>
-          <w:rFonts w:eastAsiaTheme="majorEastAsia"/>
-        </w:rPr>
-        <w:t xml:space="preserve"> se dirige a un nicho de mercado compuesto por adultos ejecutivos, personas que trabajan en oficina, estudiantes universitarios y consumidores interesados en mantener una alimentación saludable. El cliente objetivo principal está conformado por profesionales entre 25 y 45 años, con ingresos medios y rutinas laborales que </w:t>
-      </w:r>
-      <w:r>
-        <w:rPr>
-          <w:rFonts w:eastAsiaTheme="majorEastAsia"/>
-        </w:rPr>
-        <w:lastRenderedPageBreak/>
-        <w:t>limitan el tiempo destinado a la preparación de alimentos.</w:t>
-      </w:r>
-    </w:p>
-    <w:p>
-      <w:pPr>
-        <w:rPr>
-          <w:rFonts w:eastAsiaTheme="majorEastAsia"/>
-        </w:rPr>
-      </w:pPr>
-      <w:r>
-        <w:rPr>
-          <w:rFonts w:eastAsiaTheme="majorEastAsia"/>
-        </w:rPr>
-        <w:t>Este enfoque permite atender un segmento específico con necesidades claras de practicidad, nutrición y eficiencia en el uso del tiempo.</w:t>
+      <w:bookmarkStart w:id="17" w:name="_Toc224255014"/>
+      <w:r>
+        <w:t>Visión</w:t>
+      </w:r>
+      <w:bookmarkEnd w:id="17"/>
+    </w:p>
+    <w:p>
+      <w:pPr>
+        <w:rPr>
+          <w:rFonts w:eastAsiaTheme="majorEastAsia"/>
+        </w:rPr>
+      </w:pPr>
+      <w:r>
+        <w:rPr>
+          <w:rFonts w:eastAsiaTheme="majorEastAsia"/>
+        </w:rPr>
+        <w:t>Ser en cinco años la empresa referente en preventa de desayunos saludables en nuestra ciudad, reconocida por su puntualidad, calidad</w:t>
+      </w:r>
+      <w:r>
+        <w:rPr>
+          <w:rFonts w:eastAsiaTheme="majorEastAsia"/>
+        </w:rPr>
+        <w:t xml:space="preserve"> constante</w:t>
+      </w:r>
+      <w:r>
+        <w:rPr>
+          <w:rFonts w:eastAsiaTheme="majorEastAsia"/>
+        </w:rPr>
+        <w:t xml:space="preserve"> y uso eficiente de</w:t>
+      </w:r>
+      <w:r>
+        <w:rPr>
+          <w:rFonts w:eastAsiaTheme="majorEastAsia"/>
+        </w:rPr>
+        <w:t xml:space="preserve"> la</w:t>
+      </w:r>
+      <w:r>
+        <w:rPr>
+          <w:rFonts w:eastAsiaTheme="majorEastAsia"/>
+        </w:rPr>
+        <w:t xml:space="preserve"> tecnología para </w:t>
+      </w:r>
+      <w:r>
+        <w:rPr>
+          <w:rFonts w:eastAsiaTheme="majorEastAsia"/>
+        </w:rPr>
+        <w:t xml:space="preserve">promover y </w:t>
+      </w:r>
+      <w:r>
+        <w:rPr>
+          <w:rFonts w:eastAsiaTheme="majorEastAsia"/>
+        </w:rPr>
+        <w:t>facilitar una alimentación saludable y sostenible.</w:t>
       </w:r>
     </w:p>
     <w:p>
       <w:pPr>
         <w:pStyle w:val="Ttulo3"/>
       </w:pPr>
-      <w:bookmarkStart w:id="8" w:name="_Toc224135007"/>
-      <w:r>
-        <w:t>Canales</w:t>
-      </w:r>
-      <w:bookmarkEnd w:id="8"/>
-    </w:p>
-    <w:p>
-      <w:pPr>
-        <w:rPr>
-          <w:rFonts w:eastAsiaTheme="majorEastAsia"/>
-        </w:rPr>
-      </w:pPr>
-      <w:r>
-        <w:rPr>
-          <w:rFonts w:eastAsiaTheme="majorEastAsia"/>
-        </w:rPr>
-        <w:t>La empresa utiliza canales digitales como principal medio de comercialización. Entre ellos se encuentran la página web oficial, Instagram, Facebook y WhatsApp Business. Las redes sociales cumplen una función estratégica de captación y posicionamiento de marca, mientras que la página web actúa como canal principal para la gestión y cierre de ventas.</w:t>
-      </w:r>
-    </w:p>
-    <w:p>
-      <w:pPr>
-        <w:rPr>
-          <w:rFonts w:eastAsiaTheme="majorEastAsia"/>
-        </w:rPr>
-      </w:pPr>
-      <w:r>
-        <w:rPr>
-          <w:rFonts w:eastAsiaTheme="majorEastAsia"/>
-        </w:rPr>
-        <w:t>El proceso se integra en la rutina del cliente mediante pedidos realizados con anticipación —generalmente la noche anterior— y entregas programadas en horario temprano, antes del inicio de la jornada laboral o académica.</w:t>
-      </w:r>
-    </w:p>
-    <w:p>
-      <w:pPr>
-        <w:pStyle w:val="Ttulo3"/>
-      </w:pPr>
-      <w:bookmarkStart w:id="9" w:name="_Toc224135008"/>
-      <w:r>
-        <w:t>Relación con los clientes</w:t>
-      </w:r>
-      <w:bookmarkEnd w:id="9"/>
-    </w:p>
-    <w:p>
-      <w:pPr>
-        <w:rPr>
-          <w:rFonts w:eastAsiaTheme="majorEastAsia"/>
-        </w:rPr>
-      </w:pPr>
-      <w:r>
-        <w:rPr>
-          <w:rFonts w:eastAsiaTheme="majorEastAsia"/>
-        </w:rPr>
-        <w:t xml:space="preserve">La relación con los clientes se basa en la atención personalizada y la construcción de fidelización a largo plazo. Se implementa asistencia directa a través de WhatsApp, complementada con un sistema </w:t>
-      </w:r>
-      <w:proofErr w:type="spellStart"/>
-      <w:r>
-        <w:rPr>
-          <w:rFonts w:eastAsiaTheme="majorEastAsia"/>
-        </w:rPr>
-        <w:t>semi-automatizado</w:t>
-      </w:r>
-      <w:proofErr w:type="spellEnd"/>
-      <w:r>
-        <w:rPr>
-          <w:rFonts w:eastAsiaTheme="majorEastAsia"/>
-        </w:rPr>
-        <w:t xml:space="preserve"> en la plataforma web para la gestión de pedidos.</w:t>
-      </w:r>
-    </w:p>
-    <w:p>
-      <w:pPr>
-        <w:rPr>
-          <w:rFonts w:eastAsiaTheme="majorEastAsia"/>
-        </w:rPr>
-      </w:pPr>
-      <w:r>
-        <w:rPr>
-          <w:rFonts w:eastAsiaTheme="majorEastAsia"/>
-        </w:rPr>
-        <w:t>Asimismo, se contempla la implementación de programas de fidelización mediante descuentos por compras frecuentes</w:t>
-      </w:r>
-      <w:r>
-        <w:rPr>
-          <w:rFonts w:eastAsiaTheme="majorEastAsia"/>
-        </w:rPr>
-        <w:t>, compras semanales o mensuales</w:t>
-      </w:r>
-      <w:r>
-        <w:rPr>
-          <w:rFonts w:eastAsiaTheme="majorEastAsia"/>
-        </w:rPr>
-        <w:t>. Los clientes esperan respuestas rápidas, productos frescos, entregas puntuales y opciones adaptadas a sus preferencias alimenticias, elementos que fortalecen la confianza y la recurrencia de compra.</w:t>
-      </w:r>
-    </w:p>
-    <w:p>
-      <w:pPr>
-        <w:pStyle w:val="Ttulo3"/>
-      </w:pPr>
-      <w:bookmarkStart w:id="10" w:name="_Toc224135009"/>
-      <w:r>
-        <w:lastRenderedPageBreak/>
-        <w:t>Actividades clave</w:t>
-      </w:r>
-      <w:bookmarkEnd w:id="10"/>
-    </w:p>
-    <w:p>
-      <w:pPr>
-        <w:rPr>
-          <w:rFonts w:eastAsiaTheme="majorEastAsia"/>
-        </w:rPr>
-      </w:pPr>
-      <w:r>
-        <w:rPr>
-          <w:rFonts w:eastAsiaTheme="majorEastAsia"/>
-        </w:rPr>
-        <w:t>Las actividades clave del negocio incluyen la selección y compra de frutas frescas, la preparación y armado diario de los desayunos, el control de calidad e higiene, la gestión de pedidos online y la coordinación logística de entregas.</w:t>
-      </w:r>
-    </w:p>
-    <w:p>
-      <w:pPr>
-        <w:rPr>
-          <w:rFonts w:eastAsiaTheme="majorEastAsia"/>
-        </w:rPr>
-      </w:pPr>
-      <w:r>
-        <w:rPr>
-          <w:rFonts w:eastAsiaTheme="majorEastAsia"/>
-        </w:rPr>
-        <w:t>Adicionalmente, se desarrollan actividades de marketing digital, administración de la página web, gestión de redes sociales y atención al cliente. En el ámbito financiero, se gestionan preventas, pagos digitales y estrategias promocionales para incentivar el volumen de ventas.</w:t>
-      </w:r>
-    </w:p>
-    <w:p>
-      <w:pPr>
-        <w:rPr>
-          <w:rFonts w:eastAsiaTheme="majorEastAsia"/>
-        </w:rPr>
-      </w:pPr>
-      <w:r>
-        <w:rPr>
-          <w:rFonts w:eastAsiaTheme="majorEastAsia"/>
-        </w:rPr>
-        <w:t>Estas actividades permiten garantizar la eficiencia operativa y el cumplimiento de la propuesta de valor.</w:t>
-      </w:r>
-    </w:p>
-    <w:p>
-      <w:pPr>
-        <w:pStyle w:val="Ttulo3"/>
-      </w:pPr>
-      <w:bookmarkStart w:id="11" w:name="_Toc224135010"/>
-      <w:r>
-        <w:t>Recursos clave</w:t>
-      </w:r>
-      <w:bookmarkEnd w:id="11"/>
-    </w:p>
-    <w:p>
-      <w:pPr>
-        <w:rPr>
-          <w:rFonts w:eastAsiaTheme="majorEastAsia"/>
-        </w:rPr>
-      </w:pPr>
-      <w:r>
-        <w:rPr>
-          <w:rFonts w:eastAsiaTheme="majorEastAsia"/>
-        </w:rPr>
-        <w:t xml:space="preserve">Para ejecutar el modelo de negocio, Easy </w:t>
-      </w:r>
-      <w:proofErr w:type="spellStart"/>
-      <w:r>
-        <w:rPr>
-          <w:rFonts w:eastAsiaTheme="majorEastAsia"/>
-        </w:rPr>
-        <w:t>Breakfast</w:t>
-      </w:r>
-      <w:proofErr w:type="spellEnd"/>
-      <w:r>
-        <w:rPr>
-          <w:rFonts w:eastAsiaTheme="majorEastAsia"/>
-        </w:rPr>
-        <w:t xml:space="preserve"> dispone de recursos físicos, humanos, intelectuales y financieros.</w:t>
-      </w:r>
-    </w:p>
-    <w:p>
-      <w:pPr>
-        <w:rPr>
-          <w:rFonts w:eastAsiaTheme="majorEastAsia"/>
-        </w:rPr>
-      </w:pPr>
-      <w:r>
-        <w:rPr>
-          <w:rFonts w:eastAsiaTheme="majorEastAsia"/>
-        </w:rPr>
-        <w:t xml:space="preserve">Entre los recursos físicos destacan la cocina equipada, sistemas de refrigeración y utensilios especializados. Los recursos humanos incluyen personal de cocina, repartidor y un </w:t>
-      </w:r>
-      <w:proofErr w:type="spellStart"/>
-      <w:r>
-        <w:rPr>
-          <w:rFonts w:eastAsiaTheme="majorEastAsia"/>
-        </w:rPr>
-        <w:t>community</w:t>
-      </w:r>
-      <w:proofErr w:type="spellEnd"/>
-      <w:r>
-        <w:rPr>
-          <w:rFonts w:eastAsiaTheme="majorEastAsia"/>
-        </w:rPr>
-        <w:t xml:space="preserve"> manager encargado de la gestión digital y posicionamiento de la marca.</w:t>
-      </w:r>
-    </w:p>
-    <w:p>
-      <w:pPr>
-        <w:rPr>
-          <w:rFonts w:eastAsiaTheme="majorEastAsia"/>
-        </w:rPr>
-      </w:pPr>
-      <w:r>
-        <w:rPr>
-          <w:rFonts w:eastAsiaTheme="majorEastAsia"/>
-        </w:rPr>
-        <w:t>En cuanto a los recursos intelectuales, se consideran la marca registrada, las recetas propias y la base de datos de clientes. Finalmente, los recursos financieros comprenden el capital inicial y el flujo de caja necesario para sostener la operación diaria.</w:t>
-      </w:r>
-    </w:p>
-    <w:p>
-      <w:pPr>
-        <w:pStyle w:val="Ttulo3"/>
-      </w:pPr>
-      <w:bookmarkStart w:id="12" w:name="_Toc224135011"/>
-      <w:r>
-        <w:lastRenderedPageBreak/>
-        <w:t>Socios clave</w:t>
-      </w:r>
-      <w:bookmarkEnd w:id="12"/>
-    </w:p>
-    <w:p>
-      <w:pPr>
-        <w:rPr>
-          <w:rFonts w:eastAsiaTheme="majorEastAsia"/>
-        </w:rPr>
-      </w:pPr>
-      <w:r>
-        <w:rPr>
-          <w:rFonts w:eastAsiaTheme="majorEastAsia"/>
-        </w:rPr>
-        <w:t xml:space="preserve">El modelo de negocio se apoya en alianzas estratégicas con proveedores mayoristas de frutas frescas, proveedores de granos, yogur y frutos secos, distribuidores de envases ecológicos y plataformas de pago online. En caso de tercerización, también se contempla la colaboración con servicios de </w:t>
-      </w:r>
-      <w:proofErr w:type="spellStart"/>
-      <w:r>
-        <w:rPr>
-          <w:rFonts w:eastAsiaTheme="majorEastAsia"/>
-        </w:rPr>
-        <w:t>delivery</w:t>
-      </w:r>
-      <w:proofErr w:type="spellEnd"/>
-      <w:r>
-        <w:rPr>
-          <w:rFonts w:eastAsiaTheme="majorEastAsia"/>
-        </w:rPr>
-        <w:t>.</w:t>
-      </w:r>
-    </w:p>
-    <w:p>
-      <w:pPr>
-        <w:rPr>
-          <w:rFonts w:eastAsiaTheme="majorEastAsia"/>
-        </w:rPr>
-      </w:pPr>
-      <w:r>
-        <w:rPr>
-          <w:rFonts w:eastAsiaTheme="majorEastAsia"/>
-        </w:rPr>
-        <w:t>Estas alianzas permiten garantizar abastecimiento constante, calidad en la materia prima, optimización de costos y reducción de riesgos asociados a retrasos o escasez de insumos.</w:t>
-      </w:r>
-    </w:p>
-    <w:p>
-      <w:pPr>
-        <w:pStyle w:val="Ttulo3"/>
-      </w:pPr>
-      <w:bookmarkStart w:id="13" w:name="_Toc224135012"/>
-      <w:r>
-        <w:t>Estructura de costos</w:t>
-      </w:r>
-      <w:bookmarkEnd w:id="13"/>
-    </w:p>
-    <w:p>
-      <w:pPr>
-        <w:rPr>
-          <w:rFonts w:eastAsiaTheme="majorEastAsia"/>
-        </w:rPr>
-      </w:pPr>
-      <w:r>
-        <w:rPr>
-          <w:rFonts w:eastAsiaTheme="majorEastAsia"/>
-        </w:rPr>
-        <w:t xml:space="preserve">La estructura de costos está compuesta principalmente por la compra de frutas e insumos, mano de obra, servicio de </w:t>
-      </w:r>
-      <w:proofErr w:type="spellStart"/>
-      <w:r>
-        <w:rPr>
-          <w:rFonts w:eastAsiaTheme="majorEastAsia"/>
-        </w:rPr>
-        <w:t>delivery</w:t>
-      </w:r>
-      <w:proofErr w:type="spellEnd"/>
-      <w:r>
-        <w:rPr>
-          <w:rFonts w:eastAsiaTheme="majorEastAsia"/>
-        </w:rPr>
-        <w:t>, marketing digital y gastos de hosting y mantenimiento web. Los recursos y actividades más costosos corresponden a los insumos frescos y al personal operativo, así como a la preparación diaria y logística de entrega.</w:t>
-      </w:r>
-    </w:p>
-    <w:p>
-      <w:pPr>
-        <w:rPr>
-          <w:rFonts w:eastAsiaTheme="majorEastAsia"/>
-        </w:rPr>
-      </w:pPr>
-      <w:r>
-        <w:rPr>
-          <w:rFonts w:eastAsiaTheme="majorEastAsia"/>
-        </w:rPr>
-        <w:t>El modelo se orienta más hacia la generación de valor que hacia la competencia por precios bajos, priorizando calidad, frescura y conveniencia como factores diferenciadores.</w:t>
-      </w:r>
-    </w:p>
-    <w:p>
-      <w:pPr>
-        <w:pStyle w:val="Ttulo3"/>
-      </w:pPr>
-      <w:bookmarkStart w:id="14" w:name="_Toc224135013"/>
-      <w:r>
-        <w:t>Fuentes de ingresos</w:t>
-      </w:r>
-      <w:bookmarkEnd w:id="14"/>
-    </w:p>
-    <w:p>
-      <w:pPr>
-        <w:rPr>
-          <w:rFonts w:eastAsiaTheme="majorEastAsia"/>
-        </w:rPr>
-      </w:pPr>
-      <w:r>
-        <w:rPr>
-          <w:rFonts w:eastAsiaTheme="majorEastAsia"/>
-        </w:rPr>
-        <w:t>Las fuentes de ingresos provienen principalmente de la venta directa de desayunos saludables. Adicionalmente, se contempla la implementación de suscripciones semanales o mensuales y descuentos por volumen para incentivar compras recurrentes.</w:t>
-      </w:r>
-    </w:p>
-    <w:p>
-      <w:pPr>
-        <w:rPr>
-          <w:rFonts w:eastAsiaTheme="majorEastAsia"/>
-        </w:rPr>
-      </w:pPr>
-      <w:r>
-        <w:rPr>
-          <w:rFonts w:eastAsiaTheme="majorEastAsia"/>
-        </w:rPr>
-        <w:t>Los clientes pueden realizar pagos mediante transferencias bancarias, tarjetas</w:t>
-      </w:r>
-      <w:r>
-        <w:rPr>
-          <w:rFonts w:eastAsiaTheme="majorEastAsia"/>
-        </w:rPr>
-        <w:t xml:space="preserve"> o</w:t>
-      </w:r>
-      <w:r>
-        <w:rPr>
-          <w:rFonts w:eastAsiaTheme="majorEastAsia"/>
-        </w:rPr>
-        <w:t xml:space="preserve"> pagos </w:t>
-      </w:r>
-      <w:r>
-        <w:rPr>
-          <w:rFonts w:eastAsiaTheme="majorEastAsia"/>
-        </w:rPr>
-        <w:lastRenderedPageBreak/>
-        <w:t>móvile</w:t>
-      </w:r>
-      <w:r>
-        <w:rPr>
-          <w:rFonts w:eastAsiaTheme="majorEastAsia"/>
-        </w:rPr>
-        <w:t>s</w:t>
-      </w:r>
-      <w:r>
-        <w:rPr>
-          <w:rFonts w:eastAsiaTheme="majorEastAsia"/>
-        </w:rPr>
-        <w:t>. La estructura de precios es fija según el tipo de desayuno, con promociones dinámicas en fechas especiales y beneficios para clientes frecuentes.</w:t>
-      </w:r>
-    </w:p>
-    <w:p>
-      <w:pPr>
-        <w:pStyle w:val="Ttulo2"/>
-      </w:pPr>
-      <w:bookmarkStart w:id="15" w:name="_Toc224135014"/>
-      <w:r>
-        <w:t>Filosofía Organizacional</w:t>
-      </w:r>
-      <w:bookmarkEnd w:id="15"/>
-    </w:p>
-    <w:p>
-      <w:pPr>
-        <w:rPr>
-          <w:rFonts w:eastAsiaTheme="majorEastAsia"/>
-        </w:rPr>
-      </w:pPr>
-      <w:r>
-        <w:rPr>
-          <w:rFonts w:eastAsiaTheme="majorEastAsia"/>
-        </w:rPr>
-        <w:t xml:space="preserve">La filosofía organizacional de </w:t>
-      </w:r>
-      <w:r>
-        <w:rPr>
-          <w:rFonts w:eastAsiaTheme="majorEastAsia"/>
-          <w:b/>
-          <w:bCs/>
-        </w:rPr>
-        <w:t xml:space="preserve">Easy </w:t>
-      </w:r>
-      <w:proofErr w:type="spellStart"/>
-      <w:r>
-        <w:rPr>
-          <w:rFonts w:eastAsiaTheme="majorEastAsia"/>
-          <w:b/>
-          <w:bCs/>
-        </w:rPr>
-        <w:t>Breakfast</w:t>
-      </w:r>
-      <w:proofErr w:type="spellEnd"/>
-      <w:r>
-        <w:rPr>
-          <w:rFonts w:eastAsiaTheme="majorEastAsia"/>
-        </w:rPr>
-        <w:t xml:space="preserve"> se fundamenta en el compromiso con la alimentación saludable, la eficiencia operativa y el uso estratégico de la tecnología como herramienta de transformación en los hábitos de consumo. La empresa no solo busca generar rentabilidad, sino también facilitar el acceso a opciones nutritivas para personas con limitaciones de tiempo, promoviendo un estilo de vida equilibrado y sostenible.</w:t>
-      </w:r>
-    </w:p>
-    <w:p>
-      <w:pPr>
-        <w:pStyle w:val="Ttulo3"/>
-      </w:pPr>
-      <w:bookmarkStart w:id="16" w:name="_Toc224135015"/>
-      <w:r>
-        <w:t>Misión</w:t>
-      </w:r>
-      <w:bookmarkEnd w:id="16"/>
-    </w:p>
-    <w:p>
-      <w:pPr>
-        <w:rPr>
-          <w:rFonts w:eastAsiaTheme="majorEastAsia"/>
-        </w:rPr>
-      </w:pPr>
-      <w:r>
-        <w:rPr>
-          <w:rFonts w:eastAsiaTheme="majorEastAsia"/>
-        </w:rPr>
-        <w:t>Ofrecer desayunos saludables de alta calidad mediante una plataforma digital que facilite el pedido</w:t>
-      </w:r>
-      <w:r>
-        <w:rPr>
-          <w:rFonts w:eastAsiaTheme="majorEastAsia"/>
-        </w:rPr>
-        <w:t xml:space="preserve"> anticipado</w:t>
-      </w:r>
-      <w:r>
-        <w:rPr>
-          <w:rFonts w:eastAsiaTheme="majorEastAsia"/>
-        </w:rPr>
-        <w:t xml:space="preserve"> a personas con tiempo</w:t>
-      </w:r>
-      <w:r>
-        <w:rPr>
-          <w:rFonts w:eastAsiaTheme="majorEastAsia"/>
-        </w:rPr>
-        <w:t xml:space="preserve"> limitado</w:t>
-      </w:r>
-      <w:r>
-        <w:rPr>
-          <w:rFonts w:eastAsiaTheme="majorEastAsia"/>
-        </w:rPr>
-        <w:t>.</w:t>
-      </w:r>
-    </w:p>
-    <w:p>
-      <w:pPr>
-        <w:pStyle w:val="Ttulo3"/>
-      </w:pPr>
-      <w:bookmarkStart w:id="17" w:name="_Toc224135016"/>
-      <w:r>
-        <w:t>Visión</w:t>
-      </w:r>
-      <w:bookmarkEnd w:id="17"/>
-    </w:p>
-    <w:p>
-      <w:pPr>
-        <w:rPr>
-          <w:rFonts w:eastAsiaTheme="majorEastAsia"/>
-        </w:rPr>
-      </w:pPr>
-      <w:r>
-        <w:rPr>
-          <w:rFonts w:eastAsiaTheme="majorEastAsia"/>
-        </w:rPr>
-        <w:t>Ser en cinco años la empresa referente en preventa de desayunos saludables en nuestra ciudad, reconocida por su puntualidad, calidad</w:t>
-      </w:r>
-      <w:r>
-        <w:rPr>
-          <w:rFonts w:eastAsiaTheme="majorEastAsia"/>
-        </w:rPr>
-        <w:t xml:space="preserve"> constante</w:t>
-      </w:r>
-      <w:r>
-        <w:rPr>
-          <w:rFonts w:eastAsiaTheme="majorEastAsia"/>
-        </w:rPr>
-        <w:t xml:space="preserve"> y uso eficiente de</w:t>
-      </w:r>
-      <w:r>
-        <w:rPr>
-          <w:rFonts w:eastAsiaTheme="majorEastAsia"/>
-        </w:rPr>
-        <w:t xml:space="preserve"> la</w:t>
-      </w:r>
-      <w:r>
-        <w:rPr>
-          <w:rFonts w:eastAsiaTheme="majorEastAsia"/>
-        </w:rPr>
-        <w:t xml:space="preserve"> tecnología para </w:t>
-      </w:r>
-      <w:r>
-        <w:rPr>
-          <w:rFonts w:eastAsiaTheme="majorEastAsia"/>
-        </w:rPr>
-        <w:t xml:space="preserve">promover y </w:t>
-      </w:r>
-      <w:r>
-        <w:rPr>
-          <w:rFonts w:eastAsiaTheme="majorEastAsia"/>
-        </w:rPr>
-        <w:t>facilitar una alimentación saludable y sostenible.</w:t>
-      </w:r>
-    </w:p>
-    <w:p>
-      <w:pPr>
-        <w:pStyle w:val="Ttulo3"/>
-      </w:pPr>
-      <w:bookmarkStart w:id="18" w:name="_Toc224135017"/>
+      <w:bookmarkStart w:id="18" w:name="_Toc224255015"/>
       <w:r>
         <w:t>Valores</w:t>
       </w:r>
@@ -6957,7 +6868,6 @@
           <w:b/>
           <w:bCs/>
         </w:rPr>
-        <w:lastRenderedPageBreak/>
         <w:t>Puntualidad:</w:t>
       </w:r>
       <w:r>
@@ -7036,6 +6946,7 @@
           <w:b/>
           <w:bCs/>
         </w:rPr>
+        <w:lastRenderedPageBreak/>
         <w:t>Responsabilidad:</w:t>
       </w:r>
       <w:r>
@@ -7049,7 +6960,7 @@
       <w:pPr>
         <w:pStyle w:val="Ttulo2"/>
       </w:pPr>
-      <w:bookmarkStart w:id="19" w:name="_Toc224135018"/>
+      <w:bookmarkStart w:id="19" w:name="_Toc224255016"/>
       <w:r>
         <w:t>Marca / Branding</w:t>
       </w:r>
@@ -7059,7 +6970,7 @@
       <w:pPr>
         <w:pStyle w:val="Ttulo3"/>
       </w:pPr>
-      <w:bookmarkStart w:id="20" w:name="_Toc224135019"/>
+      <w:bookmarkStart w:id="20" w:name="_Toc224255017"/>
       <w:r>
         <w:t>Datos generales del proyecto</w:t>
       </w:r>
@@ -7081,13 +6992,8 @@
         <w:t xml:space="preserve">Nombre del proyecto: </w:t>
       </w:r>
       <w:r>
-        <w:t xml:space="preserve">Plan de negocios de Easy </w:t>
-      </w:r>
-      <w:proofErr w:type="spellStart"/>
-      <w:r>
-        <w:t>Breakfast</w:t>
-      </w:r>
-      <w:proofErr w:type="spellEnd"/>
+        <w:t>Plan de negocios de Easy Breakfast</w:t>
+      </w:r>
       <w:r>
         <w:t>,</w:t>
       </w:r>
@@ -7155,22 +7061,14 @@
         <w:t xml:space="preserve">Objetivos del branding: </w:t>
       </w:r>
       <w:r>
-        <w:t xml:space="preserve">Posicionar a Easy </w:t>
-      </w:r>
-      <w:proofErr w:type="spellStart"/>
-      <w:r>
-        <w:t>Breakfast</w:t>
-      </w:r>
-      <w:proofErr w:type="spellEnd"/>
-      <w:r>
-        <w:t xml:space="preserve"> como una opción confiable y práctica para el consumo diario de desayunos.</w:t>
+        <w:t>Posicionar a Easy Breakfast como una opción confiable y práctica para el consumo diario de desayunos.</w:t>
       </w:r>
     </w:p>
     <w:p>
       <w:pPr>
         <w:pStyle w:val="Ttulo2"/>
       </w:pPr>
-      <w:bookmarkStart w:id="21" w:name="_Toc224135020"/>
+      <w:bookmarkStart w:id="21" w:name="_Toc224255018"/>
       <w:r>
         <w:t>Arquetipos</w:t>
       </w:r>
@@ -7194,57 +7092,26 @@
           <w:b/>
           <w:bCs/>
         </w:rPr>
-        <w:t xml:space="preserve">Easy </w:t>
-      </w:r>
-      <w:proofErr w:type="spellStart"/>
-      <w:r>
-        <w:rPr>
-          <w:rFonts w:eastAsiaTheme="majorEastAsia"/>
-          <w:b/>
-          <w:bCs/>
-        </w:rPr>
-        <w:t>Breakfast</w:t>
-      </w:r>
-      <w:proofErr w:type="spellEnd"/>
-      <w:r>
-        <w:rPr>
-          <w:rFonts w:eastAsiaTheme="majorEastAsia"/>
-        </w:rPr>
-        <w:t xml:space="preserve"> se fundamenta en la creación de una personalidad corporativa coherente con su propuesta de valor: facilitar </w:t>
-      </w:r>
-      <w:r>
-        <w:rPr>
-          <w:rFonts w:eastAsiaTheme="majorEastAsia"/>
-        </w:rPr>
-        <w:lastRenderedPageBreak/>
-        <w:t>el acceso a desayunos saludables mediante un sistema digital eficiente y organizado. El branding del proyecto no se limita a la identidad visual, sino que busca generar una conexión emocional con el cliente, posicionándose como una marca confiable, cercana y orientada al bienestar y rendimiento diario.</w:t>
-      </w:r>
-    </w:p>
-    <w:p>
-      <w:pPr>
-        <w:rPr>
-          <w:rFonts w:eastAsiaTheme="majorEastAsia"/>
-        </w:rPr>
-      </w:pPr>
-      <w:r>
-        <w:rPr>
-          <w:rFonts w:eastAsiaTheme="majorEastAsia"/>
-        </w:rPr>
-        <w:t xml:space="preserve">Considerando lo anterior, los arquetipos que mejor se alinean con Easy </w:t>
-      </w:r>
-      <w:proofErr w:type="spellStart"/>
-      <w:r>
-        <w:rPr>
-          <w:rFonts w:eastAsiaTheme="majorEastAsia"/>
-        </w:rPr>
-        <w:t>Breakfast</w:t>
-      </w:r>
-      <w:proofErr w:type="spellEnd"/>
-      <w:r>
-        <w:rPr>
-          <w:rFonts w:eastAsiaTheme="majorEastAsia"/>
-        </w:rPr>
-        <w:t xml:space="preserve"> son:</w:t>
+        <w:t>Easy Breakfast</w:t>
+      </w:r>
+      <w:r>
+        <w:rPr>
+          <w:rFonts w:eastAsiaTheme="majorEastAsia"/>
+        </w:rPr>
+        <w:t xml:space="preserve"> se fundamenta en la creación de una personalidad corporativa coherente con su propuesta de valor: facilitar el acceso a desayunos saludables mediante un sistema digital eficiente y organizado. El branding del proyecto no se limita a la identidad visual, sino que busca generar una conexión emocional con el cliente, posicionándose como una marca confiable, cercana y orientada al bienestar y rendimiento diario.</w:t>
+      </w:r>
+    </w:p>
+    <w:p>
+      <w:pPr>
+        <w:rPr>
+          <w:rFonts w:eastAsiaTheme="majorEastAsia"/>
+        </w:rPr>
+      </w:pPr>
+      <w:r>
+        <w:rPr>
+          <w:rFonts w:eastAsiaTheme="majorEastAsia"/>
+        </w:rPr>
+        <w:t>Considerando lo anterior, los arquetipos que mejor se alinean con Easy Breakfast son:</w:t>
       </w:r>
     </w:p>
     <w:p>
@@ -7266,6 +7133,7 @@
           <w:b/>
           <w:bCs/>
         </w:rPr>
+        <w:lastRenderedPageBreak/>
         <w:t>El Cuidador</w:t>
       </w:r>
       <w:r>
@@ -7280,21 +7148,7 @@
         <w:rPr>
           <w:rFonts w:eastAsiaTheme="majorEastAsia"/>
         </w:rPr>
-        <w:t xml:space="preserve">Este arquetipo se alinea directamente con la esencia del proyecto, ya que Easy </w:t>
-      </w:r>
-      <w:proofErr w:type="spellStart"/>
-      <w:r>
-        <w:rPr>
-          <w:rFonts w:eastAsiaTheme="majorEastAsia"/>
-        </w:rPr>
-        <w:t>Breakfast</w:t>
-      </w:r>
-      <w:proofErr w:type="spellEnd"/>
-      <w:r>
-        <w:rPr>
-          <w:rFonts w:eastAsiaTheme="majorEastAsia"/>
-        </w:rPr>
-        <w:t xml:space="preserve"> busca cuidar la salud del cliente a través de alimentos frescos, nutritivos y planificados con anticipación. La marca transmite preocupación genuina por el bienestar diario de sus consumidores, facilitando su rutina y promoviendo hábitos alimenticios responsables. Asimismo, el sistema de preventa contribuye a una gestión más sostenible y consciente, reforzando el compromiso con la responsabilidad y el cuidado.</w:t>
+        <w:t>Este arquetipo se alinea directamente con la esencia del proyecto, ya que Easy Breakfast busca cuidar la salud del cliente a través de alimentos frescos, nutritivos y planificados con anticipación. La marca transmite preocupación genuina por el bienestar diario de sus consumidores, facilitando su rutina y promoviendo hábitos alimenticios responsables. Asimismo, el sistema de preventa contribuye a una gestión más sostenible y consciente, reforzando el compromiso con la responsabilidad y el cuidado.</w:t>
       </w:r>
     </w:p>
     <w:p>
@@ -7328,48 +7182,20 @@
         <w:rPr>
           <w:rFonts w:eastAsiaTheme="majorEastAsia"/>
         </w:rPr>
-        <w:t xml:space="preserve">El arquetipo del Héroe complementa al Cuidador al proyectar una imagen de energía y rendimiento. Easy </w:t>
-      </w:r>
-      <w:proofErr w:type="spellStart"/>
-      <w:r>
-        <w:rPr>
-          <w:rFonts w:eastAsiaTheme="majorEastAsia"/>
-        </w:rPr>
-        <w:t>Breakfast</w:t>
-      </w:r>
-      <w:proofErr w:type="spellEnd"/>
-      <w:r>
-        <w:rPr>
-          <w:rFonts w:eastAsiaTheme="majorEastAsia"/>
-        </w:rPr>
-        <w:t xml:space="preserve"> no solo alimenta, sino que impulsa al cliente a comenzar el día con determinación y productividad. La marca comunica que una adecuada alimentación matutina es el punto de partida para conquistar metas personales y profesionales.</w:t>
-      </w:r>
-    </w:p>
-    <w:p>
-      <w:pPr>
-        <w:rPr>
-          <w:rFonts w:eastAsiaTheme="majorEastAsia"/>
-        </w:rPr>
-      </w:pPr>
-      <w:r>
-        <w:rPr>
-          <w:rFonts w:eastAsiaTheme="majorEastAsia"/>
-        </w:rPr>
-        <w:t xml:space="preserve">Easy </w:t>
-      </w:r>
-      <w:proofErr w:type="spellStart"/>
-      <w:r>
-        <w:rPr>
-          <w:rFonts w:eastAsiaTheme="majorEastAsia"/>
-        </w:rPr>
-        <w:t>Breakfast</w:t>
-      </w:r>
-      <w:proofErr w:type="spellEnd"/>
-      <w:r>
-        <w:rPr>
-          <w:rFonts w:eastAsiaTheme="majorEastAsia"/>
-        </w:rPr>
-        <w:t xml:space="preserve"> se posiciona como una marca </w:t>
+        <w:t>El arquetipo del Héroe complementa al Cuidador al proyectar una imagen de energía y rendimiento. Easy Breakfast no solo alimenta, sino que impulsa al cliente a comenzar el día con determinación y productividad. La marca comunica que una adecuada alimentación matutina es el punto de partida para conquistar metas personales y profesionales.</w:t>
+      </w:r>
+    </w:p>
+    <w:p>
+      <w:pPr>
+        <w:rPr>
+          <w:rFonts w:eastAsiaTheme="majorEastAsia"/>
+        </w:rPr>
+      </w:pPr>
+      <w:r>
+        <w:rPr>
+          <w:rFonts w:eastAsiaTheme="majorEastAsia"/>
+        </w:rPr>
+        <w:t xml:space="preserve">Easy Breakfast se posiciona como una marca </w:t>
       </w:r>
       <w:r>
         <w:rPr>
@@ -7388,43 +7214,10 @@
     </w:p>
     <w:p>
       <w:pPr>
-        <w:rPr>
-          <w:rFonts w:eastAsiaTheme="majorEastAsia"/>
-        </w:rPr>
-      </w:pPr>
-      <w:hyperlink r:id="rId15" w:history="1">
-        <w:r>
-          <w:rPr>
-            <w:rStyle w:val="Hipervnculo"/>
-            <w:rFonts w:eastAsiaTheme="majorEastAsia"/>
-          </w:rPr>
-          <w:t xml:space="preserve">Easy </w:t>
-        </w:r>
-        <w:proofErr w:type="spellStart"/>
-        <w:r>
-          <w:rPr>
-            <w:rStyle w:val="Hipervnculo"/>
-            <w:rFonts w:eastAsiaTheme="majorEastAsia"/>
-          </w:rPr>
-          <w:t>Breakfast</w:t>
-        </w:r>
-        <w:proofErr w:type="spellEnd"/>
-        <w:r>
-          <w:rPr>
-            <w:rStyle w:val="Hipervnculo"/>
-            <w:rFonts w:eastAsiaTheme="majorEastAsia"/>
-          </w:rPr>
-          <w:t xml:space="preserve"> Video</w:t>
-        </w:r>
-      </w:hyperlink>
-    </w:p>
-    <w:p>
-      <w:pPr>
         <w:pStyle w:val="Ttulo2"/>
       </w:pPr>
-      <w:bookmarkStart w:id="22" w:name="_Toc224135021"/>
-      <w:r>
-        <w:lastRenderedPageBreak/>
+      <w:bookmarkStart w:id="22" w:name="_Toc224255019"/>
+      <w:r>
         <w:t>Logotipo</w:t>
       </w:r>
       <w:bookmarkEnd w:id="22"/>
@@ -7492,21 +7285,17 @@
         <w:br/>
       </w:r>
       <w:r>
-        <w:t xml:space="preserve">Logo de Easy </w:t>
-      </w:r>
-      <w:proofErr w:type="spellStart"/>
-      <w:r>
-        <w:t>Breakfast</w:t>
-      </w:r>
-      <w:proofErr w:type="spellEnd"/>
+        <w:t>Logo de Easy Breakfast</w:t>
+      </w:r>
     </w:p>
     <w:p>
       <w:r>
         <w:rPr>
           <w:noProof/>
         </w:rPr>
+        <w:lastRenderedPageBreak/>
         <w:drawing>
-          <wp:inline distT="0" distB="0" distL="0" distR="0" wp14:anchorId="19FD2110" wp14:editId="70D900D8">
+          <wp:inline distT="0" distB="0" distL="0" distR="0" wp14:anchorId="19FD2110" wp14:editId="7B74DAE0">
             <wp:extent cx="3901440" cy="3901440"/>
             <wp:effectExtent l="0" t="0" r="3810" b="3810"/>
             <wp:docPr id="6" name="Imagen 6"/>
@@ -7523,7 +7312,7 @@
                     </pic:cNvPicPr>
                   </pic:nvPicPr>
                   <pic:blipFill>
-                    <a:blip r:embed="rId16" cstate="print">
+                    <a:blip r:embed="rId17" cstate="print">
                       <a:extLst>
                         <a:ext uri="{28A0092B-C50C-407E-A947-70E740481C1C}">
                           <a14:useLocalDpi xmlns:a14="http://schemas.microsoft.com/office/drawing/2010/main" val="0"/>
@@ -7559,7 +7348,7 @@
       <w:pPr>
         <w:pStyle w:val="Ttulo2"/>
       </w:pPr>
-      <w:bookmarkStart w:id="23" w:name="_Toc224135022"/>
+      <w:bookmarkStart w:id="23" w:name="_Toc224255020"/>
       <w:r>
         <w:t>Eslogan</w:t>
       </w:r>
@@ -7604,7 +7393,6 @@
           <w:rFonts w:eastAsiaTheme="majorEastAsia"/>
           <w:szCs w:val="24"/>
         </w:rPr>
-        <w:lastRenderedPageBreak/>
         <w:t>El siguiente cuestionario tiene como objetivo conocer los hábitos de desayuno y el interés en un servicio de desayunos saludables con entrega programada.</w:t>
       </w:r>
     </w:p>
@@ -7647,6 +7435,7 @@
           <w:szCs w:val="24"/>
           <w:lang w:val="es-PE" w:eastAsia="es-PE"/>
         </w:rPr>
+        <w:lastRenderedPageBreak/>
         <w:t>Sí, regularmente</w:t>
       </w:r>
     </w:p>
@@ -8123,7 +7912,6 @@
           <w:szCs w:val="24"/>
           <w:lang w:val="es-PE" w:eastAsia="es-PE"/>
         </w:rPr>
-        <w:lastRenderedPageBreak/>
         <w:t>Sí, frecuentemente</w:t>
       </w:r>
     </w:p>
@@ -8190,6 +7978,7 @@
           <w:szCs w:val="24"/>
           <w:lang w:val="es-PE" w:eastAsia="es-PE"/>
         </w:rPr>
+        <w:lastRenderedPageBreak/>
         <w:t>Nunca</w:t>
       </w:r>
     </w:p>
@@ -8500,23 +8289,13 @@
           <w:lang w:val="es-PE" w:eastAsia="es-PE"/>
         </w:rPr>
       </w:pPr>
-      <w:proofErr w:type="spellStart"/>
       <w:r>
         <w:rPr>
           <w:color w:val="1F1F1F"/>
           <w:szCs w:val="24"/>
           <w:lang w:val="es-PE" w:eastAsia="es-PE"/>
         </w:rPr>
-        <w:t>Hotcakes</w:t>
-      </w:r>
-      <w:proofErr w:type="spellEnd"/>
-      <w:r>
-        <w:rPr>
-          <w:color w:val="1F1F1F"/>
-          <w:szCs w:val="24"/>
-          <w:lang w:val="es-PE" w:eastAsia="es-PE"/>
-        </w:rPr>
-        <w:t xml:space="preserve"> saludables con frutas</w:t>
+        <w:t>Hotcakes saludables con frutas</w:t>
       </w:r>
     </w:p>
     <w:p>
@@ -8602,24 +8381,7 @@
           <w:rFonts w:eastAsiaTheme="majorEastAsia"/>
           <w:szCs w:val="24"/>
         </w:rPr>
-        <w:lastRenderedPageBreak/>
-        <w:t xml:space="preserve">¿Qué valoraría más en un servicio de desayuno como Easy </w:t>
-      </w:r>
-      <w:proofErr w:type="spellStart"/>
-      <w:r>
-        <w:rPr>
-          <w:rFonts w:eastAsiaTheme="majorEastAsia"/>
-          <w:szCs w:val="24"/>
-        </w:rPr>
-        <w:t>Breakfast</w:t>
-      </w:r>
-      <w:proofErr w:type="spellEnd"/>
-      <w:r>
-        <w:rPr>
-          <w:rFonts w:eastAsiaTheme="majorEastAsia"/>
-          <w:szCs w:val="24"/>
-        </w:rPr>
-        <w:t>?</w:t>
+        <w:t>¿Qué valoraría más en un servicio de desayuno como Easy Breakfast?</w:t>
       </w:r>
     </w:p>
     <w:p>
@@ -8685,6 +8447,7 @@
           <w:szCs w:val="24"/>
           <w:lang w:val="es-PE" w:eastAsia="es-PE"/>
         </w:rPr>
+        <w:lastRenderedPageBreak/>
         <w:t>Precio accesible</w:t>
       </w:r>
     </w:p>
@@ -8810,6 +8573,166 @@
           <w:rFonts w:eastAsiaTheme="majorEastAsia"/>
         </w:rPr>
       </w:pPr>
+      <w:r>
+        <w:rPr>
+          <w:rFonts w:eastAsiaTheme="majorEastAsia"/>
+        </w:rPr>
+        <w:t>Punto de equilibrio: añadir detalle o explicación</w:t>
+      </w:r>
+    </w:p>
+    <w:p>
+      <w:pPr>
+        <w:rPr>
+          <w:rFonts w:eastAsiaTheme="majorEastAsia"/>
+        </w:rPr>
+      </w:pPr>
+      <w:r>
+        <w:rPr>
+          <w:rFonts w:eastAsiaTheme="majorEastAsia"/>
+        </w:rPr>
+        <w:t>Costos fijos costos variables precio unitario</w:t>
+      </w:r>
+    </w:p>
+    <w:p>
+      <w:pPr>
+        <w:rPr>
+          <w:rFonts w:eastAsiaTheme="majorEastAsia"/>
+        </w:rPr>
+      </w:pPr>
+      <w:r>
+        <w:rPr>
+          <w:rFonts w:eastAsiaTheme="majorEastAsia"/>
+        </w:rPr>
+        <w:t>Calculo del punto de equilibrio</w:t>
+      </w:r>
+    </w:p>
+    <w:p>
+      <w:pPr>
+        <w:rPr>
+          <w:rFonts w:eastAsiaTheme="majorEastAsia"/>
+        </w:rPr>
+      </w:pPr>
+      <w:r>
+        <w:rPr>
+          <w:rFonts w:eastAsiaTheme="majorEastAsia"/>
+        </w:rPr>
+        <w:t>Análisis de la rentabilidad</w:t>
+      </w:r>
+    </w:p>
+    <w:p>
+      <w:pPr>
+        <w:rPr>
+          <w:rFonts w:eastAsiaTheme="majorEastAsia"/>
+        </w:rPr>
+      </w:pPr>
+      <w:r>
+        <w:rPr>
+          <w:rFonts w:eastAsiaTheme="majorEastAsia"/>
+        </w:rPr>
+        <w:t>Grafica del punto de equilibrio</w:t>
+      </w:r>
+    </w:p>
+    <w:p>
+      <w:pPr>
+        <w:rPr>
+          <w:rFonts w:eastAsiaTheme="majorEastAsia"/>
+        </w:rPr>
+      </w:pPr>
+      <w:r>
+        <w:rPr>
+          <w:rFonts w:eastAsiaTheme="majorEastAsia"/>
+        </w:rPr>
+        <w:t>Resumen, detalle o explicación</w:t>
+      </w:r>
+    </w:p>
+    <w:p>
+      <w:pPr>
+        <w:rPr>
+          <w:rFonts w:eastAsiaTheme="majorEastAsia"/>
+        </w:rPr>
+      </w:pPr>
+      <w:r>
+        <w:rPr>
+          <w:noProof/>
+          <w14:ligatures w14:val="standardContextual"/>
+        </w:rPr>
+        <w:lastRenderedPageBreak/>
+        <w:drawing>
+          <wp:inline distT="0" distB="0" distL="0" distR="0" wp14:anchorId="105FF086" wp14:editId="73201899">
+            <wp:extent cx="5257800" cy="2955925"/>
+            <wp:effectExtent l="0" t="0" r="0" b="0"/>
+            <wp:docPr id="8" name="Imagen 8"/>
+            <wp:cNvGraphicFramePr>
+              <a:graphicFrameLocks xmlns:a="http://schemas.openxmlformats.org/drawingml/2006/main" noChangeAspect="1"/>
+            </wp:cNvGraphicFramePr>
+            <a:graphic xmlns:a="http://schemas.openxmlformats.org/drawingml/2006/main">
+              <a:graphicData uri="http://schemas.openxmlformats.org/drawingml/2006/picture">
+                <pic:pic xmlns:pic="http://schemas.openxmlformats.org/drawingml/2006/picture">
+                  <pic:nvPicPr>
+                    <pic:cNvPr id="1" name=""/>
+                    <pic:cNvPicPr/>
+                  </pic:nvPicPr>
+                  <pic:blipFill>
+                    <a:blip r:embed="rId18"/>
+                    <a:stretch>
+                      <a:fillRect/>
+                    </a:stretch>
+                  </pic:blipFill>
+                  <pic:spPr>
+                    <a:xfrm>
+                      <a:off x="0" y="0"/>
+                      <a:ext cx="5257800" cy="2955925"/>
+                    </a:xfrm>
+                    <a:prstGeom prst="rect">
+                      <a:avLst/>
+                    </a:prstGeom>
+                  </pic:spPr>
+                </pic:pic>
+              </a:graphicData>
+            </a:graphic>
+          </wp:inline>
+        </w:drawing>
+      </w:r>
+    </w:p>
+    <w:p>
+      <w:pPr>
+        <w:rPr>
+          <w:rFonts w:eastAsiaTheme="majorEastAsia"/>
+        </w:rPr>
+      </w:pPr>
+    </w:p>
+    <w:p>
+      <w:pPr>
+        <w:rPr>
+          <w:rFonts w:eastAsiaTheme="majorEastAsia"/>
+        </w:rPr>
+      </w:pPr>
+      <w:r>
+        <w:rPr>
+          <w:rFonts w:eastAsiaTheme="majorEastAsia"/>
+        </w:rPr>
+        <w:t>Analisis pestel</w:t>
+      </w:r>
+    </w:p>
+    <w:p>
+      <w:pPr>
+        <w:rPr>
+          <w:rFonts w:eastAsiaTheme="majorEastAsia"/>
+        </w:rPr>
+      </w:pPr>
+      <w:r>
+        <w:rPr>
+          <w:rFonts w:eastAsiaTheme="majorEastAsia"/>
+        </w:rPr>
+        <w:t>Análisis foda</w:t>
+      </w:r>
+    </w:p>
+    <w:p>
+      <w:pPr>
+        <w:rPr>
+          <w:rFonts w:eastAsiaTheme="majorEastAsia"/>
+        </w:rPr>
+      </w:pPr>
     </w:p>
     <w:p>
       <w:pPr>
@@ -8836,7 +8759,7 @@
       <w:pPr>
         <w:pStyle w:val="Ttulo1"/>
       </w:pPr>
-      <w:bookmarkStart w:id="24" w:name="_Toc224135023"/>
+      <w:bookmarkStart w:id="24" w:name="_Toc224255021"/>
       <w:r>
         <w:t>RESULTADOS</w:t>
       </w:r>
@@ -8847,8 +8770,9 @@
       <w:pPr>
         <w:pStyle w:val="Ttulo1"/>
       </w:pPr>
-      <w:bookmarkStart w:id="25" w:name="_Toc224135024"/>
-      <w:r>
+      <w:bookmarkStart w:id="25" w:name="_Toc224255022"/>
+      <w:r>
+        <w:lastRenderedPageBreak/>
         <w:t>CONCLUSIONES</w:t>
       </w:r>
       <w:bookmarkEnd w:id="25"/>
@@ -8858,9 +8782,8 @@
       <w:pPr>
         <w:pStyle w:val="Ttulo1"/>
       </w:pPr>
-      <w:bookmarkStart w:id="26" w:name="_Toc224135025"/>
-      <w:r>
-        <w:lastRenderedPageBreak/>
+      <w:bookmarkStart w:id="26" w:name="_Toc224255023"/>
+      <w:r>
         <w:t>RECOMENDACIONES</w:t>
       </w:r>
       <w:bookmarkEnd w:id="26"/>
@@ -8876,7 +8799,7 @@
       <w:pPr>
         <w:pStyle w:val="Ttulo1"/>
       </w:pPr>
-      <w:bookmarkStart w:id="27" w:name="_Toc224135026"/>
+      <w:bookmarkStart w:id="27" w:name="_Toc224255024"/>
       <w:r>
         <w:t>PROPUESTA</w:t>
       </w:r>
@@ -8893,7 +8816,7 @@
       <w:pPr>
         <w:pStyle w:val="Ttulo1"/>
       </w:pPr>
-      <w:bookmarkStart w:id="28" w:name="_Toc224135027"/>
+      <w:bookmarkStart w:id="28" w:name="_Toc224255025"/>
       <w:r>
         <w:t>REFERENCIAS BIBLIOGRÁFICAS</w:t>
       </w:r>
@@ -9074,7 +8997,6 @@
       <w:pPr>
         <w:pStyle w:val="Ttulo1"/>
       </w:pPr>
-      <w:bookmarkStart w:id="29" w:name="_Toc224135028"/>
       <w:r>
         <w:br w:type="page"/>
       </w:r>
@@ -9087,6 +9009,7 @@
           <w:numId w:val="34"/>
         </w:numPr>
       </w:pPr>
+      <w:bookmarkStart w:id="29" w:name="_Toc224255026"/>
       <w:r>
         <w:lastRenderedPageBreak/>
         <w:t>ANEXOS</w:t>
@@ -9190,7 +9113,7 @@
                     </pic:cNvPicPr>
                   </pic:nvPicPr>
                   <pic:blipFill>
-                    <a:blip r:embed="rId17" cstate="print">
+                    <a:blip r:embed="rId19" cstate="print">
                       <a:extLst>
                         <a:ext uri="{28A0092B-C50C-407E-A947-70E740481C1C}">
                           <a14:useLocalDpi xmlns:a14="http://schemas.microsoft.com/office/drawing/2010/main" val="0"/>
@@ -9312,251 +9235,6 @@
                 <pic:pic xmlns:pic="http://schemas.openxmlformats.org/drawingml/2006/picture">
                   <pic:nvPicPr>
                     <pic:cNvPr id="0" name="Picture 3" descr="Gráfico de las respuestas de Formularios. Título de la pregunta: 2. ¿Con qué frecuencia desayuna antes de iniciar sus actividades diarias?  . Número de respuestas: 58 respuestas."/>
-                    <pic:cNvPicPr>
-                      <a:picLocks noChangeAspect="1" noChangeArrowheads="1"/>
-                    </pic:cNvPicPr>
-                  </pic:nvPicPr>
-                  <pic:blipFill>
-                    <a:blip r:embed="rId18" cstate="print">
-                      <a:extLst>
-                        <a:ext uri="{28A0092B-C50C-407E-A947-70E740481C1C}">
-                          <a14:useLocalDpi xmlns:a14="http://schemas.microsoft.com/office/drawing/2010/main" val="0"/>
-                        </a:ext>
-                      </a:extLst>
-                    </a:blip>
-                    <a:srcRect/>
-                    <a:stretch>
-                      <a:fillRect/>
-                    </a:stretch>
-                  </pic:blipFill>
-                  <pic:spPr bwMode="auto">
-                    <a:xfrm>
-                      <a:off x="0" y="0"/>
-                      <a:ext cx="5257800" cy="2217420"/>
-                    </a:xfrm>
-                    <a:prstGeom prst="rect">
-                      <a:avLst/>
-                    </a:prstGeom>
-                    <a:noFill/>
-                    <a:ln>
-                      <a:noFill/>
-                    </a:ln>
-                  </pic:spPr>
-                </pic:pic>
-              </a:graphicData>
-            </a:graphic>
-          </wp:inline>
-        </w:drawing>
-      </w:r>
-    </w:p>
-    <w:p>
-      <w:r>
-        <w:lastRenderedPageBreak/>
-        <w:t>Nota: Muestra la frecuencia en la que los encuestados desayunan.</w:t>
-      </w:r>
-    </w:p>
-    <w:p>
-      <w:pPr>
-        <w:pStyle w:val="FigureStyle"/>
-      </w:pPr>
-      <w:r>
-        <w:rPr>
-          <w:b/>
-          <w:bCs/>
-          <w:i w:val="0"/>
-          <w:iCs/>
-        </w:rPr>
-        <w:t xml:space="preserve">Anexo </w:t>
-      </w:r>
-      <w:r>
-        <w:rPr>
-          <w:b/>
-          <w:bCs/>
-          <w:i w:val="0"/>
-          <w:iCs/>
-        </w:rPr>
-        <w:fldChar w:fldCharType="begin"/>
-      </w:r>
-      <w:r>
-        <w:rPr>
-          <w:b/>
-          <w:bCs/>
-          <w:i w:val="0"/>
-          <w:iCs/>
-        </w:rPr>
-        <w:instrText xml:space="preserve"> SEQ Anexo \* ARABIC </w:instrText>
-      </w:r>
-      <w:r>
-        <w:rPr>
-          <w:b/>
-          <w:bCs/>
-          <w:i w:val="0"/>
-          <w:iCs/>
-        </w:rPr>
-        <w:fldChar w:fldCharType="separate"/>
-      </w:r>
-      <w:r>
-        <w:rPr>
-          <w:b/>
-          <w:bCs/>
-          <w:i w:val="0"/>
-          <w:iCs/>
-          <w:noProof/>
-        </w:rPr>
-        <w:t>3</w:t>
-      </w:r>
-      <w:r>
-        <w:rPr>
-          <w:b/>
-          <w:bCs/>
-          <w:i w:val="0"/>
-          <w:iCs/>
-        </w:rPr>
-        <w:fldChar w:fldCharType="end"/>
-      </w:r>
-      <w:r>
-        <w:br/>
-        <w:t>Consideraciones de importancia</w:t>
-      </w:r>
-    </w:p>
-    <w:p>
-      <w:r>
-        <w:rPr>
-          <w:noProof/>
-        </w:rPr>
-        <w:drawing>
-          <wp:inline distT="0" distB="0" distL="0" distR="0" wp14:anchorId="4936D725" wp14:editId="58590F2C">
-            <wp:extent cx="5257800" cy="2217420"/>
-            <wp:effectExtent l="0" t="0" r="0" b="0"/>
-            <wp:docPr id="9" name="Imagen 9" descr="Gráfico de las respuestas de Formularios. Título de la pregunta: 3. ¿Qué aspectos considera más importantes al elegir un desayuno?  . Número de respuestas: 59 respuestas."/>
-            <wp:cNvGraphicFramePr>
-              <a:graphicFrameLocks xmlns:a="http://schemas.openxmlformats.org/drawingml/2006/main" noChangeAspect="1"/>
-            </wp:cNvGraphicFramePr>
-            <a:graphic xmlns:a="http://schemas.openxmlformats.org/drawingml/2006/main">
-              <a:graphicData uri="http://schemas.openxmlformats.org/drawingml/2006/picture">
-                <pic:pic xmlns:pic="http://schemas.openxmlformats.org/drawingml/2006/picture">
-                  <pic:nvPicPr>
-                    <pic:cNvPr id="0" name="Picture 10" descr="Gráfico de las respuestas de Formularios. Título de la pregunta: 3. ¿Qué aspectos considera más importantes al elegir un desayuno?  . Número de respuestas: 59 respuestas."/>
-                    <pic:cNvPicPr>
-                      <a:picLocks noChangeAspect="1" noChangeArrowheads="1"/>
-                    </pic:cNvPicPr>
-                  </pic:nvPicPr>
-                  <pic:blipFill>
-                    <a:blip r:embed="rId19" cstate="print">
-                      <a:extLst>
-                        <a:ext uri="{28A0092B-C50C-407E-A947-70E740481C1C}">
-                          <a14:useLocalDpi xmlns:a14="http://schemas.microsoft.com/office/drawing/2010/main" val="0"/>
-                        </a:ext>
-                      </a:extLst>
-                    </a:blip>
-                    <a:srcRect/>
-                    <a:stretch>
-                      <a:fillRect/>
-                    </a:stretch>
-                  </pic:blipFill>
-                  <pic:spPr bwMode="auto">
-                    <a:xfrm>
-                      <a:off x="0" y="0"/>
-                      <a:ext cx="5257800" cy="2217420"/>
-                    </a:xfrm>
-                    <a:prstGeom prst="rect">
-                      <a:avLst/>
-                    </a:prstGeom>
-                    <a:noFill/>
-                    <a:ln>
-                      <a:noFill/>
-                    </a:ln>
-                  </pic:spPr>
-                </pic:pic>
-              </a:graphicData>
-            </a:graphic>
-          </wp:inline>
-        </w:drawing>
-      </w:r>
-    </w:p>
-    <w:p>
-      <w:r>
-        <w:t>Nota: Muestra los aspectos que se consideran más importantes al elegir un desayuno.</w:t>
-      </w:r>
-    </w:p>
-    <w:p>
-      <w:pPr>
-        <w:jc w:val="left"/>
-        <w:rPr>
-          <w:i/>
-          <w:iCs/>
-        </w:rPr>
-      </w:pPr>
-      <w:r>
-        <w:rPr>
-          <w:b/>
-          <w:bCs/>
-        </w:rPr>
-        <w:t xml:space="preserve">Anexo </w:t>
-      </w:r>
-      <w:r>
-        <w:rPr>
-          <w:b/>
-          <w:bCs/>
-        </w:rPr>
-        <w:fldChar w:fldCharType="begin"/>
-      </w:r>
-      <w:r>
-        <w:rPr>
-          <w:b/>
-          <w:bCs/>
-        </w:rPr>
-        <w:instrText xml:space="preserve"> SEQ Anexo \* ARABIC </w:instrText>
-      </w:r>
-      <w:r>
-        <w:rPr>
-          <w:b/>
-          <w:bCs/>
-        </w:rPr>
-        <w:fldChar w:fldCharType="separate"/>
-      </w:r>
-      <w:r>
-        <w:rPr>
-          <w:b/>
-          <w:bCs/>
-          <w:noProof/>
-        </w:rPr>
-        <w:t>4</w:t>
-      </w:r>
-      <w:r>
-        <w:rPr>
-          <w:b/>
-          <w:bCs/>
-        </w:rPr>
-        <w:fldChar w:fldCharType="end"/>
-      </w:r>
-      <w:r>
-        <w:rPr>
-          <w:i/>
-          <w:iCs/>
-        </w:rPr>
-        <w:br/>
-        <w:t>Dinero que se destina al desayuno.</w:t>
-      </w:r>
-    </w:p>
-    <w:p>
-      <w:r>
-        <w:rPr>
-          <w:noProof/>
-        </w:rPr>
-        <w:drawing>
-          <wp:inline distT="0" distB="0" distL="0" distR="0" wp14:anchorId="772063EB" wp14:editId="00395EE0">
-            <wp:extent cx="5257800" cy="2217420"/>
-            <wp:effectExtent l="0" t="0" r="0" b="0"/>
-            <wp:docPr id="10" name="Imagen 10" descr="Gráfico de las respuestas de Formularios. Título de la pregunta: 4. ¿Cuánto dinero destina aproximadamente para su desayuno diario?  . Número de respuestas: 59 respuestas."/>
-            <wp:cNvGraphicFramePr>
-              <a:graphicFrameLocks xmlns:a="http://schemas.openxmlformats.org/drawingml/2006/main" noChangeAspect="1"/>
-            </wp:cNvGraphicFramePr>
-            <a:graphic xmlns:a="http://schemas.openxmlformats.org/drawingml/2006/main">
-              <a:graphicData uri="http://schemas.openxmlformats.org/drawingml/2006/picture">
-                <pic:pic xmlns:pic="http://schemas.openxmlformats.org/drawingml/2006/picture">
-                  <pic:nvPicPr>
-                    <pic:cNvPr id="0" name="Picture 12" descr="Gráfico de las respuestas de Formularios. Título de la pregunta: 4. ¿Cuánto dinero destina aproximadamente para su desayuno diario?  . Número de respuestas: 59 respuestas."/>
                     <pic:cNvPicPr>
                       <a:picLocks noChangeAspect="1" noChangeArrowheads="1"/>
                     </pic:cNvPicPr>
@@ -9595,25 +9273,30 @@
       </w:r>
     </w:p>
     <w:p>
-      <w:pPr>
-        <w:jc w:val="left"/>
-        <w:rPr>
-          <w:i/>
-          <w:iCs/>
-        </w:rPr>
+      <w:r>
+        <w:lastRenderedPageBreak/>
+        <w:t>Nota: Muestra la frecuencia en la que los encuestados desayunan.</w:t>
+      </w:r>
+    </w:p>
+    <w:p>
+      <w:pPr>
+        <w:pStyle w:val="FigureStyle"/>
       </w:pPr>
       <w:r>
         <w:rPr>
           <w:b/>
           <w:bCs/>
-        </w:rPr>
-        <w:lastRenderedPageBreak/>
+          <w:i w:val="0"/>
+          <w:iCs/>
+        </w:rPr>
         <w:t xml:space="preserve">Anexo </w:t>
       </w:r>
       <w:r>
         <w:rPr>
           <w:b/>
           <w:bCs/>
+          <w:i w:val="0"/>
+          <w:iCs/>
         </w:rPr>
         <w:fldChar w:fldCharType="begin"/>
       </w:r>
@@ -9621,6 +9304,8 @@
         <w:rPr>
           <w:b/>
           <w:bCs/>
+          <w:i w:val="0"/>
+          <w:iCs/>
         </w:rPr>
         <w:instrText xml:space="preserve"> SEQ Anexo \* ARABIC </w:instrText>
       </w:r>
@@ -9628,6 +9313,8 @@
         <w:rPr>
           <w:b/>
           <w:bCs/>
+          <w:i w:val="0"/>
+          <w:iCs/>
         </w:rPr>
         <w:fldChar w:fldCharType="separate"/>
       </w:r>
@@ -9635,51 +9322,24 @@
         <w:rPr>
           <w:b/>
           <w:bCs/>
+          <w:i w:val="0"/>
+          <w:iCs/>
           <w:noProof/>
         </w:rPr>
-        <w:t>5</w:t>
+        <w:t>3</w:t>
       </w:r>
       <w:r>
         <w:rPr>
           <w:b/>
           <w:bCs/>
+          <w:i w:val="0"/>
+          <w:iCs/>
         </w:rPr>
         <w:fldChar w:fldCharType="end"/>
       </w:r>
       <w:r>
-        <w:rPr>
-          <w:i/>
-          <w:iCs/>
-        </w:rPr>
         <w:br/>
-      </w:r>
-      <w:r>
-        <w:rPr>
-          <w:i/>
-          <w:iCs/>
-        </w:rPr>
-        <w:t xml:space="preserve">Personas que no </w:t>
-      </w:r>
-      <w:r>
-        <w:rPr>
-          <w:i/>
-          <w:iCs/>
-        </w:rPr>
-        <w:t>desayun</w:t>
-      </w:r>
-      <w:r>
-        <w:rPr>
-          <w:i/>
-          <w:iCs/>
-        </w:rPr>
-        <w:t>an</w:t>
-      </w:r>
-      <w:r>
-        <w:rPr>
-          <w:i/>
-          <w:iCs/>
-        </w:rPr>
-        <w:t xml:space="preserve"> por falta de tiempo.</w:t>
+        <w:t>Consideraciones de importancia</w:t>
       </w:r>
     </w:p>
     <w:p>
@@ -9688,10 +9348,10 @@
           <w:noProof/>
         </w:rPr>
         <w:drawing>
-          <wp:inline distT="0" distB="0" distL="0" distR="0" wp14:anchorId="391548B3" wp14:editId="4AD248A2">
+          <wp:inline distT="0" distB="0" distL="0" distR="0" wp14:anchorId="4936D725" wp14:editId="58590F2C">
             <wp:extent cx="5257800" cy="2217420"/>
             <wp:effectExtent l="0" t="0" r="0" b="0"/>
-            <wp:docPr id="11" name="Imagen 11" descr="Gráfico de las respuestas de Formularios. Título de la pregunta: 5. ¿Ha dejado de desayunar alguna vez por falta de tiempo?  . Número de respuestas: 59 respuestas."/>
+            <wp:docPr id="9" name="Imagen 9" descr="Gráfico de las respuestas de Formularios. Título de la pregunta: 3. ¿Qué aspectos considera más importantes al elegir un desayuno?  . Número de respuestas: 59 respuestas."/>
             <wp:cNvGraphicFramePr>
               <a:graphicFrameLocks xmlns:a="http://schemas.openxmlformats.org/drawingml/2006/main" noChangeAspect="1"/>
             </wp:cNvGraphicFramePr>
@@ -9699,7 +9359,7 @@
               <a:graphicData uri="http://schemas.openxmlformats.org/drawingml/2006/picture">
                 <pic:pic xmlns:pic="http://schemas.openxmlformats.org/drawingml/2006/picture">
                   <pic:nvPicPr>
-                    <pic:cNvPr id="0" name="Picture 14" descr="Gráfico de las respuestas de Formularios. Título de la pregunta: 5. ¿Ha dejado de desayunar alguna vez por falta de tiempo?  . Número de respuestas: 59 respuestas."/>
+                    <pic:cNvPr id="0" name="Picture 10" descr="Gráfico de las respuestas de Formularios. Título de la pregunta: 3. ¿Qué aspectos considera más importantes al elegir un desayuno?  . Número de respuestas: 59 respuestas."/>
                     <pic:cNvPicPr>
                       <a:picLocks noChangeAspect="1" noChangeArrowheads="1"/>
                     </pic:cNvPicPr>
@@ -9739,7 +9399,7 @@
     </w:p>
     <w:p>
       <w:r>
-        <w:t>Nota: Muestra la cantidad de personas que han dejado de desayunar por falta de tiempo.</w:t>
+        <w:t>Nota: Muestra los aspectos que se consideran más importantes al elegir un desayuno.</w:t>
       </w:r>
     </w:p>
     <w:p>
@@ -9784,7 +9444,7 @@
           <w:bCs/>
           <w:noProof/>
         </w:rPr>
-        <w:t>6</w:t>
+        <w:t>4</w:t>
       </w:r>
       <w:r>
         <w:rPr>
@@ -9799,7 +9459,7 @@
           <w:iCs/>
         </w:rPr>
         <w:br/>
-        <w:t>Importancia de desayunar saludable.</w:t>
+        <w:t>Dinero que se destina al desayuno.</w:t>
       </w:r>
     </w:p>
     <w:p>
@@ -9808,10 +9468,10 @@
           <w:noProof/>
         </w:rPr>
         <w:drawing>
-          <wp:inline distT="0" distB="0" distL="0" distR="0" wp14:anchorId="034F4D79" wp14:editId="7B5D7158">
+          <wp:inline distT="0" distB="0" distL="0" distR="0" wp14:anchorId="772063EB" wp14:editId="00395EE0">
             <wp:extent cx="5257800" cy="2217420"/>
             <wp:effectExtent l="0" t="0" r="0" b="0"/>
-            <wp:docPr id="12" name="Imagen 12" descr="Gráfico de las respuestas de Formularios. Título de la pregunta: 6. ¿Qué tan importante considera desayunar de forma saludable para su rendimiento diario?  . Número de respuestas: 59 respuestas."/>
+            <wp:docPr id="10" name="Imagen 10" descr="Gráfico de las respuestas de Formularios. Título de la pregunta: 4. ¿Cuánto dinero destina aproximadamente para su desayuno diario?  . Número de respuestas: 59 respuestas."/>
             <wp:cNvGraphicFramePr>
               <a:graphicFrameLocks xmlns:a="http://schemas.openxmlformats.org/drawingml/2006/main" noChangeAspect="1"/>
             </wp:cNvGraphicFramePr>
@@ -9819,7 +9479,7 @@
               <a:graphicData uri="http://schemas.openxmlformats.org/drawingml/2006/picture">
                 <pic:pic xmlns:pic="http://schemas.openxmlformats.org/drawingml/2006/picture">
                   <pic:nvPicPr>
-                    <pic:cNvPr id="0" name="Picture 16" descr="Gráfico de las respuestas de Formularios. Título de la pregunta: 6. ¿Qué tan importante considera desayunar de forma saludable para su rendimiento diario?  . Número de respuestas: 59 respuestas."/>
+                    <pic:cNvPr id="0" name="Picture 12" descr="Gráfico de las respuestas de Formularios. Título de la pregunta: 4. ¿Cuánto dinero destina aproximadamente para su desayuno diario?  . Número de respuestas: 59 respuestas."/>
                     <pic:cNvPicPr>
                       <a:picLocks noChangeAspect="1" noChangeArrowheads="1"/>
                     </pic:cNvPicPr>
@@ -9858,6 +9518,269 @@
       </w:r>
     </w:p>
     <w:p>
+      <w:pPr>
+        <w:jc w:val="left"/>
+        <w:rPr>
+          <w:i/>
+          <w:iCs/>
+        </w:rPr>
+      </w:pPr>
+      <w:r>
+        <w:rPr>
+          <w:b/>
+          <w:bCs/>
+        </w:rPr>
+        <w:lastRenderedPageBreak/>
+        <w:t xml:space="preserve">Anexo </w:t>
+      </w:r>
+      <w:r>
+        <w:rPr>
+          <w:b/>
+          <w:bCs/>
+        </w:rPr>
+        <w:fldChar w:fldCharType="begin"/>
+      </w:r>
+      <w:r>
+        <w:rPr>
+          <w:b/>
+          <w:bCs/>
+        </w:rPr>
+        <w:instrText xml:space="preserve"> SEQ Anexo \* ARABIC </w:instrText>
+      </w:r>
+      <w:r>
+        <w:rPr>
+          <w:b/>
+          <w:bCs/>
+        </w:rPr>
+        <w:fldChar w:fldCharType="separate"/>
+      </w:r>
+      <w:r>
+        <w:rPr>
+          <w:b/>
+          <w:bCs/>
+          <w:noProof/>
+        </w:rPr>
+        <w:t>5</w:t>
+      </w:r>
+      <w:r>
+        <w:rPr>
+          <w:b/>
+          <w:bCs/>
+        </w:rPr>
+        <w:fldChar w:fldCharType="end"/>
+      </w:r>
+      <w:r>
+        <w:rPr>
+          <w:i/>
+          <w:iCs/>
+        </w:rPr>
+        <w:br/>
+      </w:r>
+      <w:r>
+        <w:rPr>
+          <w:i/>
+          <w:iCs/>
+        </w:rPr>
+        <w:t xml:space="preserve">Personas que no </w:t>
+      </w:r>
+      <w:r>
+        <w:rPr>
+          <w:i/>
+          <w:iCs/>
+        </w:rPr>
+        <w:t>desayun</w:t>
+      </w:r>
+      <w:r>
+        <w:rPr>
+          <w:i/>
+          <w:iCs/>
+        </w:rPr>
+        <w:t>an</w:t>
+      </w:r>
+      <w:r>
+        <w:rPr>
+          <w:i/>
+          <w:iCs/>
+        </w:rPr>
+        <w:t xml:space="preserve"> por falta de tiempo.</w:t>
+      </w:r>
+    </w:p>
+    <w:p>
+      <w:r>
+        <w:rPr>
+          <w:noProof/>
+        </w:rPr>
+        <w:drawing>
+          <wp:inline distT="0" distB="0" distL="0" distR="0" wp14:anchorId="391548B3" wp14:editId="4AD248A2">
+            <wp:extent cx="5257800" cy="2217420"/>
+            <wp:effectExtent l="0" t="0" r="0" b="0"/>
+            <wp:docPr id="11" name="Imagen 11" descr="Gráfico de las respuestas de Formularios. Título de la pregunta: 5. ¿Ha dejado de desayunar alguna vez por falta de tiempo?  . Número de respuestas: 59 respuestas."/>
+            <wp:cNvGraphicFramePr>
+              <a:graphicFrameLocks xmlns:a="http://schemas.openxmlformats.org/drawingml/2006/main" noChangeAspect="1"/>
+            </wp:cNvGraphicFramePr>
+            <a:graphic xmlns:a="http://schemas.openxmlformats.org/drawingml/2006/main">
+              <a:graphicData uri="http://schemas.openxmlformats.org/drawingml/2006/picture">
+                <pic:pic xmlns:pic="http://schemas.openxmlformats.org/drawingml/2006/picture">
+                  <pic:nvPicPr>
+                    <pic:cNvPr id="0" name="Picture 14" descr="Gráfico de las respuestas de Formularios. Título de la pregunta: 5. ¿Ha dejado de desayunar alguna vez por falta de tiempo?  . Número de respuestas: 59 respuestas."/>
+                    <pic:cNvPicPr>
+                      <a:picLocks noChangeAspect="1" noChangeArrowheads="1"/>
+                    </pic:cNvPicPr>
+                  </pic:nvPicPr>
+                  <pic:blipFill>
+                    <a:blip r:embed="rId23" cstate="print">
+                      <a:extLst>
+                        <a:ext uri="{28A0092B-C50C-407E-A947-70E740481C1C}">
+                          <a14:useLocalDpi xmlns:a14="http://schemas.microsoft.com/office/drawing/2010/main" val="0"/>
+                        </a:ext>
+                      </a:extLst>
+                    </a:blip>
+                    <a:srcRect/>
+                    <a:stretch>
+                      <a:fillRect/>
+                    </a:stretch>
+                  </pic:blipFill>
+                  <pic:spPr bwMode="auto">
+                    <a:xfrm>
+                      <a:off x="0" y="0"/>
+                      <a:ext cx="5257800" cy="2217420"/>
+                    </a:xfrm>
+                    <a:prstGeom prst="rect">
+                      <a:avLst/>
+                    </a:prstGeom>
+                    <a:noFill/>
+                    <a:ln>
+                      <a:noFill/>
+                    </a:ln>
+                  </pic:spPr>
+                </pic:pic>
+              </a:graphicData>
+            </a:graphic>
+          </wp:inline>
+        </w:drawing>
+      </w:r>
+    </w:p>
+    <w:p>
+      <w:r>
+        <w:t>Nota: Muestra la cantidad de personas que han dejado de desayunar por falta de tiempo.</w:t>
+      </w:r>
+    </w:p>
+    <w:p>
+      <w:pPr>
+        <w:jc w:val="left"/>
+        <w:rPr>
+          <w:i/>
+          <w:iCs/>
+        </w:rPr>
+      </w:pPr>
+      <w:r>
+        <w:rPr>
+          <w:b/>
+          <w:bCs/>
+        </w:rPr>
+        <w:t xml:space="preserve">Anexo </w:t>
+      </w:r>
+      <w:r>
+        <w:rPr>
+          <w:b/>
+          <w:bCs/>
+        </w:rPr>
+        <w:fldChar w:fldCharType="begin"/>
+      </w:r>
+      <w:r>
+        <w:rPr>
+          <w:b/>
+          <w:bCs/>
+        </w:rPr>
+        <w:instrText xml:space="preserve"> SEQ Anexo \* ARABIC </w:instrText>
+      </w:r>
+      <w:r>
+        <w:rPr>
+          <w:b/>
+          <w:bCs/>
+        </w:rPr>
+        <w:fldChar w:fldCharType="separate"/>
+      </w:r>
+      <w:r>
+        <w:rPr>
+          <w:b/>
+          <w:bCs/>
+          <w:noProof/>
+        </w:rPr>
+        <w:t>6</w:t>
+      </w:r>
+      <w:r>
+        <w:rPr>
+          <w:b/>
+          <w:bCs/>
+        </w:rPr>
+        <w:fldChar w:fldCharType="end"/>
+      </w:r>
+      <w:r>
+        <w:rPr>
+          <w:i/>
+          <w:iCs/>
+        </w:rPr>
+        <w:br/>
+        <w:t>Importancia de desayunar saludable.</w:t>
+      </w:r>
+    </w:p>
+    <w:p>
+      <w:r>
+        <w:rPr>
+          <w:noProof/>
+        </w:rPr>
+        <w:drawing>
+          <wp:inline distT="0" distB="0" distL="0" distR="0" wp14:anchorId="034F4D79" wp14:editId="7B5D7158">
+            <wp:extent cx="5257800" cy="2217420"/>
+            <wp:effectExtent l="0" t="0" r="0" b="0"/>
+            <wp:docPr id="12" name="Imagen 12" descr="Gráfico de las respuestas de Formularios. Título de la pregunta: 6. ¿Qué tan importante considera desayunar de forma saludable para su rendimiento diario?  . Número de respuestas: 59 respuestas."/>
+            <wp:cNvGraphicFramePr>
+              <a:graphicFrameLocks xmlns:a="http://schemas.openxmlformats.org/drawingml/2006/main" noChangeAspect="1"/>
+            </wp:cNvGraphicFramePr>
+            <a:graphic xmlns:a="http://schemas.openxmlformats.org/drawingml/2006/main">
+              <a:graphicData uri="http://schemas.openxmlformats.org/drawingml/2006/picture">
+                <pic:pic xmlns:pic="http://schemas.openxmlformats.org/drawingml/2006/picture">
+                  <pic:nvPicPr>
+                    <pic:cNvPr id="0" name="Picture 16" descr="Gráfico de las respuestas de Formularios. Título de la pregunta: 6. ¿Qué tan importante considera desayunar de forma saludable para su rendimiento diario?  . Número de respuestas: 59 respuestas."/>
+                    <pic:cNvPicPr>
+                      <a:picLocks noChangeAspect="1" noChangeArrowheads="1"/>
+                    </pic:cNvPicPr>
+                  </pic:nvPicPr>
+                  <pic:blipFill>
+                    <a:blip r:embed="rId24" cstate="print">
+                      <a:extLst>
+                        <a:ext uri="{28A0092B-C50C-407E-A947-70E740481C1C}">
+                          <a14:useLocalDpi xmlns:a14="http://schemas.microsoft.com/office/drawing/2010/main" val="0"/>
+                        </a:ext>
+                      </a:extLst>
+                    </a:blip>
+                    <a:srcRect/>
+                    <a:stretch>
+                      <a:fillRect/>
+                    </a:stretch>
+                  </pic:blipFill>
+                  <pic:spPr bwMode="auto">
+                    <a:xfrm>
+                      <a:off x="0" y="0"/>
+                      <a:ext cx="5257800" cy="2217420"/>
+                    </a:xfrm>
+                    <a:prstGeom prst="rect">
+                      <a:avLst/>
+                    </a:prstGeom>
+                    <a:noFill/>
+                    <a:ln>
+                      <a:noFill/>
+                    </a:ln>
+                  </pic:spPr>
+                </pic:pic>
+              </a:graphicData>
+            </a:graphic>
+          </wp:inline>
+        </w:drawing>
+      </w:r>
+    </w:p>
+    <w:p>
       <w:r>
         <w:t xml:space="preserve">Nota: Muestra la importancia de desayunar de forma saludable para el rendimiento </w:t>
       </w:r>
@@ -9949,7 +9872,7 @@
                     </pic:cNvPicPr>
                   </pic:nvPicPr>
                   <pic:blipFill>
-                    <a:blip r:embed="rId23" cstate="print">
+                    <a:blip r:embed="rId25" cstate="print">
                       <a:extLst>
                         <a:ext uri="{28A0092B-C50C-407E-A947-70E740481C1C}">
                           <a14:useLocalDpi xmlns:a14="http://schemas.microsoft.com/office/drawing/2010/main" val="0"/>
@@ -10070,7 +9993,7 @@
                     </pic:cNvPicPr>
                   </pic:nvPicPr>
                   <pic:blipFill>
-                    <a:blip r:embed="rId24" cstate="print">
+                    <a:blip r:embed="rId26" cstate="print">
                       <a:extLst>
                         <a:ext uri="{28A0092B-C50C-407E-A947-70E740481C1C}">
                           <a14:useLocalDpi xmlns:a14="http://schemas.microsoft.com/office/drawing/2010/main" val="0"/>
@@ -10190,7 +10113,7 @@
                     </pic:cNvPicPr>
                   </pic:nvPicPr>
                   <pic:blipFill>
-                    <a:blip r:embed="rId25" cstate="print">
+                    <a:blip r:embed="rId27" cstate="print">
                       <a:extLst>
                         <a:ext uri="{28A0092B-C50C-407E-A947-70E740481C1C}">
                           <a14:useLocalDpi xmlns:a14="http://schemas.microsoft.com/office/drawing/2010/main" val="0"/>
@@ -10311,7 +10234,7 @@
                     </pic:cNvPicPr>
                   </pic:nvPicPr>
                   <pic:blipFill>
-                    <a:blip r:embed="rId26" cstate="print">
+                    <a:blip r:embed="rId28" cstate="print">
                       <a:extLst>
                         <a:ext uri="{28A0092B-C50C-407E-A947-70E740481C1C}">
                           <a14:useLocalDpi xmlns:a14="http://schemas.microsoft.com/office/drawing/2010/main" val="0"/>
@@ -10348,23 +10271,7 @@
         <w:t xml:space="preserve">Nota: </w:t>
       </w:r>
       <w:r>
-        <w:t xml:space="preserve">Muestra que se valoraría </w:t>
-      </w:r>
-      <w:proofErr w:type="spellStart"/>
-      <w:r>
-        <w:t>mas</w:t>
-      </w:r>
-      <w:proofErr w:type="spellEnd"/>
-      <w:r>
-        <w:t xml:space="preserve"> de Easy </w:t>
-      </w:r>
-      <w:proofErr w:type="spellStart"/>
-      <w:r>
-        <w:t>Breakfast</w:t>
-      </w:r>
-      <w:proofErr w:type="spellEnd"/>
-      <w:r>
-        <w:t>.</w:t>
+        <w:t>Muestra que se valoraría mas de Easy Breakfast.</w:t>
       </w:r>
     </w:p>
     <w:p>
@@ -10428,15 +10335,7 @@
       </w:r>
       <w:r>
         <w:br/>
-        <w:t xml:space="preserve">Personas que </w:t>
-      </w:r>
-      <w:proofErr w:type="spellStart"/>
-      <w:r>
-        <w:t>comprarian</w:t>
-      </w:r>
-      <w:proofErr w:type="spellEnd"/>
-      <w:r>
-        <w:t xml:space="preserve"> un desayuno saludable.</w:t>
+        <w:t>Personas que comprarian un desayuno saludable.</w:t>
       </w:r>
     </w:p>
     <w:p>
@@ -10462,7 +10361,7 @@
                     </pic:cNvPicPr>
                   </pic:nvPicPr>
                   <pic:blipFill>
-                    <a:blip r:embed="rId27" cstate="print">
+                    <a:blip r:embed="rId29" cstate="print">
                       <a:extLst>
                         <a:ext uri="{28A0092B-C50C-407E-A947-70E740481C1C}">
                           <a14:useLocalDpi xmlns:a14="http://schemas.microsoft.com/office/drawing/2010/main" val="0"/>
@@ -10493,6 +10392,105 @@
           </wp:inline>
         </w:drawing>
       </w:r>
+    </w:p>
+    <w:p>
+      <w:pPr>
+        <w:pStyle w:val="FigureStyle"/>
+        <w:rPr>
+          <w:lang w:val="en-US"/>
+        </w:rPr>
+      </w:pPr>
+      <w:r>
+        <w:rPr>
+          <w:b/>
+          <w:bCs/>
+          <w:i w:val="0"/>
+          <w:iCs/>
+          <w:lang w:val="en-US"/>
+        </w:rPr>
+        <w:lastRenderedPageBreak/>
+        <w:t xml:space="preserve">Anexo </w:t>
+      </w:r>
+      <w:r>
+        <w:rPr>
+          <w:b/>
+          <w:bCs/>
+          <w:i w:val="0"/>
+          <w:iCs/>
+        </w:rPr>
+        <w:fldChar w:fldCharType="begin"/>
+      </w:r>
+      <w:r>
+        <w:rPr>
+          <w:b/>
+          <w:bCs/>
+          <w:i w:val="0"/>
+          <w:iCs/>
+          <w:lang w:val="en-US"/>
+        </w:rPr>
+        <w:instrText xml:space="preserve"> SEQ Anexo \* ARABIC </w:instrText>
+      </w:r>
+      <w:r>
+        <w:rPr>
+          <w:b/>
+          <w:bCs/>
+          <w:i w:val="0"/>
+          <w:iCs/>
+        </w:rPr>
+        <w:fldChar w:fldCharType="separate"/>
+      </w:r>
+      <w:r>
+        <w:rPr>
+          <w:b/>
+          <w:bCs/>
+          <w:i w:val="0"/>
+          <w:iCs/>
+          <w:noProof/>
+          <w:lang w:val="en-US"/>
+        </w:rPr>
+        <w:t>12</w:t>
+      </w:r>
+      <w:r>
+        <w:rPr>
+          <w:b/>
+          <w:bCs/>
+          <w:i w:val="0"/>
+          <w:iCs/>
+        </w:rPr>
+        <w:fldChar w:fldCharType="end"/>
+      </w:r>
+      <w:r>
+        <w:rPr>
+          <w:lang w:val="en-US"/>
+        </w:rPr>
+        <w:br/>
+        <w:t>Publicidad de Easy Breakfast</w:t>
+      </w:r>
+    </w:p>
+    <w:p>
+      <w:pPr>
+        <w:rPr>
+          <w:rFonts w:eastAsiaTheme="majorEastAsia"/>
+          <w:lang w:val="en-US"/>
+        </w:rPr>
+      </w:pPr>
+      <w:hyperlink r:id="rId30" w:history="1">
+        <w:r>
+          <w:rPr>
+            <w:rStyle w:val="Hipervnculo"/>
+            <w:rFonts w:eastAsiaTheme="majorEastAsia"/>
+            <w:lang w:val="en-US"/>
+          </w:rPr>
+          <w:t>Easy Breakfast Video</w:t>
+        </w:r>
+      </w:hyperlink>
+    </w:p>
+    <w:p>
+      <w:pPr>
+        <w:rPr>
+          <w:lang w:val="en-US"/>
+        </w:rPr>
+      </w:pPr>
     </w:p>
     <w:sectPr>
       <w:pgSz w:w="12240" w:h="15840"/>
@@ -15029,7 +15027,6 @@
   <w:style w:type="character" w:default="1" w:styleId="Fuentedeprrafopredeter">
     <w:name w:val="Default Paragraph Font"/>
     <w:uiPriority w:val="1"/>
-    <w:semiHidden/>
     <w:unhideWhenUsed/>
   </w:style>
   <w:style w:type="table" w:default="1" w:styleId="Tablanormal">

--- a/Proyecto_Maria_belen_valenzuela_huilcarema.docx
+++ b/Proyecto_Maria_belen_valenzuela_huilcarema.docx
@@ -277,8 +277,21 @@
                                     <w:szCs w:val="24"/>
                                     <w:lang w:val="es-ES"/>
                                   </w:rPr>
-                                  <w:t>Plan de negocios de Easy Breakfast</w:t>
+                                  <w:t xml:space="preserve">Plan de negocios de Easy </w:t>
                                 </w:r>
+                                <w:proofErr w:type="spellStart"/>
+                                <w:r>
+                                  <w:rPr>
+                                    <w:rFonts w:cs="Times New Roman"/>
+                                    <w:bCs/>
+                                    <w:spacing w:val="-2"/>
+                                    <w:sz w:val="24"/>
+                                    <w:szCs w:val="24"/>
+                                    <w:lang w:val="es-ES"/>
+                                  </w:rPr>
+                                  <w:t>Breakfast</w:t>
+                                </w:r>
+                                <w:proofErr w:type="spellEnd"/>
                                 <w:r>
                                   <w:rPr>
                                     <w:rFonts w:cs="Times New Roman"/>
@@ -399,7 +412,29 @@
                                     <w:szCs w:val="24"/>
                                     <w:lang w:val="es-ES"/>
                                   </w:rPr>
-                                  <w:t xml:space="preserve">Valenzuela Huilcarema </w:t>
+                                  <w:t xml:space="preserve">Valenzuela </w:t>
+                                </w:r>
+                                <w:proofErr w:type="spellStart"/>
+                                <w:r>
+                                  <w:rPr>
+                                    <w:rFonts w:cs="Times New Roman"/>
+                                    <w:spacing w:val="-2"/>
+                                    <w:sz w:val="24"/>
+                                    <w:szCs w:val="24"/>
+                                    <w:lang w:val="es-ES"/>
+                                  </w:rPr>
+                                  <w:t>Huilcarema</w:t>
+                                </w:r>
+                                <w:proofErr w:type="spellEnd"/>
+                                <w:r>
+                                  <w:rPr>
+                                    <w:rFonts w:cs="Times New Roman"/>
+                                    <w:spacing w:val="-2"/>
+                                    <w:sz w:val="24"/>
+                                    <w:szCs w:val="24"/>
+                                    <w:lang w:val="es-ES"/>
+                                  </w:rPr>
+                                  <w:t xml:space="preserve"> </w:t>
                                 </w:r>
                                 <w:r>
                                   <w:rPr>
@@ -822,8 +857,21 @@
                               <w:szCs w:val="24"/>
                               <w:lang w:val="es-ES"/>
                             </w:rPr>
-                            <w:t>Plan de negocios de Easy Breakfast</w:t>
+                            <w:t xml:space="preserve">Plan de negocios de Easy </w:t>
                           </w:r>
+                          <w:proofErr w:type="spellStart"/>
+                          <w:r>
+                            <w:rPr>
+                              <w:rFonts w:cs="Times New Roman"/>
+                              <w:bCs/>
+                              <w:spacing w:val="-2"/>
+                              <w:sz w:val="24"/>
+                              <w:szCs w:val="24"/>
+                              <w:lang w:val="es-ES"/>
+                            </w:rPr>
+                            <w:t>Breakfast</w:t>
+                          </w:r>
+                          <w:proofErr w:type="spellEnd"/>
                           <w:r>
                             <w:rPr>
                               <w:rFonts w:cs="Times New Roman"/>
@@ -944,7 +992,29 @@
                               <w:szCs w:val="24"/>
                               <w:lang w:val="es-ES"/>
                             </w:rPr>
-                            <w:t xml:space="preserve">Valenzuela Huilcarema </w:t>
+                            <w:t xml:space="preserve">Valenzuela </w:t>
+                          </w:r>
+                          <w:proofErr w:type="spellStart"/>
+                          <w:r>
+                            <w:rPr>
+                              <w:rFonts w:cs="Times New Roman"/>
+                              <w:spacing w:val="-2"/>
+                              <w:sz w:val="24"/>
+                              <w:szCs w:val="24"/>
+                              <w:lang w:val="es-ES"/>
+                            </w:rPr>
+                            <w:t>Huilcarema</w:t>
+                          </w:r>
+                          <w:proofErr w:type="spellEnd"/>
+                          <w:r>
+                            <w:rPr>
+                              <w:rFonts w:cs="Times New Roman"/>
+                              <w:spacing w:val="-2"/>
+                              <w:sz w:val="24"/>
+                              <w:szCs w:val="24"/>
+                              <w:lang w:val="es-ES"/>
+                            </w:rPr>
+                            <w:t xml:space="preserve"> </w:t>
                           </w:r>
                           <w:r>
                             <w:rPr>
@@ -1264,8 +1334,17 @@
           <w:spacing w:val="-2"/>
           <w:szCs w:val="24"/>
         </w:rPr>
-        <w:t>María Belén Valenzuela Huilcarema</w:t>
-      </w:r>
+        <w:t xml:space="preserve">María Belén Valenzuela </w:t>
+      </w:r>
+      <w:proofErr w:type="spellStart"/>
+      <w:r>
+        <w:rPr>
+          <w:spacing w:val="-2"/>
+          <w:szCs w:val="24"/>
+        </w:rPr>
+        <w:t>Huilcarema</w:t>
+      </w:r>
+      <w:proofErr w:type="spellEnd"/>
       <w:r>
         <w:rPr>
           <w:spacing w:val="-2"/>
@@ -1311,8 +1390,9 @@
           <w:szCs w:val="24"/>
           <w:lang w:val="es-ES"/>
         </w:rPr>
-        <w:t>Plan de negocios de Easy Breakfast</w:t>
-      </w:r>
+        <w:t xml:space="preserve">Plan de negocios de Easy </w:t>
+      </w:r>
+      <w:proofErr w:type="spellStart"/>
       <w:r>
         <w:rPr>
           <w:rFonts w:cs="Times New Roman"/>
@@ -1322,8 +1402,9 @@
           <w:szCs w:val="24"/>
           <w:lang w:val="es-ES"/>
         </w:rPr>
-        <w:t>,</w:t>
-      </w:r>
+        <w:t>Breakfast</w:t>
+      </w:r>
+      <w:proofErr w:type="spellEnd"/>
       <w:r>
         <w:rPr>
           <w:rFonts w:cs="Times New Roman"/>
@@ -1333,7 +1414,7 @@
           <w:szCs w:val="24"/>
           <w:lang w:val="es-ES"/>
         </w:rPr>
-        <w:t xml:space="preserve"> preventa</w:t>
+        <w:t>,</w:t>
       </w:r>
       <w:r>
         <w:rPr>
@@ -1344,7 +1425,7 @@
           <w:szCs w:val="24"/>
           <w:lang w:val="es-ES"/>
         </w:rPr>
-        <w:t xml:space="preserve"> online</w:t>
+        <w:t xml:space="preserve"> preventa</w:t>
       </w:r>
       <w:r>
         <w:rPr>
@@ -1355,6 +1436,17 @@
           <w:szCs w:val="24"/>
           <w:lang w:val="es-ES"/>
         </w:rPr>
+        <w:t xml:space="preserve"> online</w:t>
+      </w:r>
+      <w:r>
+        <w:rPr>
+          <w:rFonts w:cs="Times New Roman"/>
+          <w:bCs/>
+          <w:spacing w:val="-2"/>
+          <w:sz w:val="24"/>
+          <w:szCs w:val="24"/>
+          <w:lang w:val="es-ES"/>
+        </w:rPr>
         <w:t xml:space="preserve"> de desayunos saludables.</w:t>
       </w:r>
     </w:p>
@@ -1412,7 +1504,29 @@
           <w:szCs w:val="24"/>
           <w:lang w:val="es-ES"/>
         </w:rPr>
-        <w:t xml:space="preserve">Valenzuela Huilcarema María Belén </w:t>
+        <w:t xml:space="preserve">Valenzuela </w:t>
+      </w:r>
+      <w:proofErr w:type="spellStart"/>
+      <w:r>
+        <w:rPr>
+          <w:rFonts w:cs="Times New Roman"/>
+          <w:spacing w:val="-2"/>
+          <w:sz w:val="24"/>
+          <w:szCs w:val="24"/>
+          <w:lang w:val="es-ES"/>
+        </w:rPr>
+        <w:t>Huilcarema</w:t>
+      </w:r>
+      <w:proofErr w:type="spellEnd"/>
+      <w:r>
+        <w:rPr>
+          <w:rFonts w:cs="Times New Roman"/>
+          <w:spacing w:val="-2"/>
+          <w:sz w:val="24"/>
+          <w:szCs w:val="24"/>
+          <w:lang w:val="es-ES"/>
+        </w:rPr>
+        <w:t xml:space="preserve"> María Belén </w:t>
       </w:r>
     </w:p>
     <w:p>
@@ -1481,8 +1595,13 @@
         <w:t>Palabras claves</w:t>
       </w:r>
       <w:r>
-        <w:t xml:space="preserve"> en orden alfabetico</w:t>
-      </w:r>
+        <w:t xml:space="preserve"> en orden </w:t>
+      </w:r>
+      <w:proofErr w:type="spellStart"/>
+      <w:r>
+        <w:t>alfabetico</w:t>
+      </w:r>
+      <w:proofErr w:type="spellEnd"/>
     </w:p>
     <w:p>
       <w:r>
@@ -4061,7 +4180,7 @@
     </w:p>
     <w:p>
       <w:pPr>
-        <w:pStyle w:val="Sinespaciado"/>
+        <w:pStyle w:val="Ttulo1"/>
         <w:rPr>
           <w:lang w:val="es-PE"/>
         </w:rPr>
@@ -4086,8 +4205,17 @@
           <w:rStyle w:val="Textoennegrita"/>
           <w:rFonts w:eastAsiaTheme="majorEastAsia"/>
         </w:rPr>
-        <w:t>Easy Breakfast</w:t>
-      </w:r>
+        <w:t xml:space="preserve">Easy </w:t>
+      </w:r>
+      <w:proofErr w:type="spellStart"/>
+      <w:r>
+        <w:rPr>
+          <w:rStyle w:val="Textoennegrita"/>
+          <w:rFonts w:eastAsiaTheme="majorEastAsia"/>
+        </w:rPr>
+        <w:t>Breakfast</w:t>
+      </w:r>
+      <w:proofErr w:type="spellEnd"/>
       <w:r>
         <w:t xml:space="preserve">, una empresa dedicada a la elaboración y comercialización de desayunos saludables bajo un modelo de </w:t>
       </w:r>
@@ -4172,7 +4300,15 @@
     </w:p>
     <w:p>
       <w:r>
-        <w:t>Easy Breakfast plantea una propuesta de valor basada en desayunos nutritivos, balanceados y preparados bajo un sistema de preventa que permite optimizar la producción, reducir el desperdicio de alimentos y mejorar la gestión de costos.</w:t>
+        <w:t xml:space="preserve">Easy </w:t>
+      </w:r>
+      <w:proofErr w:type="spellStart"/>
+      <w:r>
+        <w:t>Breakfast</w:t>
+      </w:r>
+      <w:proofErr w:type="spellEnd"/>
+      <w:r>
+        <w:t xml:space="preserve"> plantea una propuesta de valor basada en desayunos nutritivos, balanceados y preparados bajo un sistema de preventa que permite optimizar la producción, reducir el desperdicio de alimentos y mejorar la gestión de costos.</w:t>
       </w:r>
       <w:sdt>
         <w:sdtPr>
@@ -4212,24 +4348,65 @@
         <w:t xml:space="preserve">variables demográficas, </w:t>
       </w:r>
       <w:r>
-        <w:t xml:space="preserve">el análisis del entorno y del mercado objetivo, la definición del modelo de negocio, la estructura organizacional y la evaluación financiera del proyecto. Para ello, se aplican herramientas administrativas como el estudio de mercado, la planificación estratégica y el análisis de rentabilidad, </w:t>
+        <w:t xml:space="preserve">el análisis del entorno y del mercado objetivo, la definición del modelo de negocio, la estructura organizacional y la evaluación financiera del proyecto. Para ello, se aplican herramientas administrativas </w:t>
       </w:r>
       <w:r>
         <w:lastRenderedPageBreak/>
-        <w:t>con el propósito de determinar la factibilidad técnica, operativa y económica del emprendimiento.</w:t>
-      </w:r>
-    </w:p>
-    <w:p>
-      <w:r>
-        <w:t xml:space="preserve">El diseño del modelo de negocio se fundamenta en la metodología del Business Model Canvas, descrita en </w:t>
+        <w:t>como el estudio de mercado, la planificación estratégica y el análisis de rentabilidad, con el propósito de determinar la factibilidad técnica, operativa y económica del emprendimiento.</w:t>
+      </w:r>
+    </w:p>
+    <w:p>
+      <w:r>
+        <w:t xml:space="preserve">El diseño del modelo de negocio se fundamenta en la metodología del Business </w:t>
+      </w:r>
+      <w:proofErr w:type="spellStart"/>
+      <w:r>
+        <w:t>Model</w:t>
+      </w:r>
+      <w:proofErr w:type="spellEnd"/>
+      <w:r>
+        <w:t xml:space="preserve"> </w:t>
+      </w:r>
+      <w:proofErr w:type="spellStart"/>
+      <w:r>
+        <w:t>Canvas</w:t>
+      </w:r>
+      <w:proofErr w:type="spellEnd"/>
+      <w:r>
+        <w:t xml:space="preserve">, descrita en </w:t>
       </w:r>
       <w:r>
         <w:rPr>
           <w:rStyle w:val="whitespace-normal"/>
           <w:rFonts w:eastAsiaTheme="majorEastAsia"/>
         </w:rPr>
-        <w:t>Business Model Generation</w:t>
-      </w:r>
+        <w:t xml:space="preserve">Business </w:t>
+      </w:r>
+      <w:proofErr w:type="spellStart"/>
+      <w:r>
+        <w:rPr>
+          <w:rStyle w:val="whitespace-normal"/>
+          <w:rFonts w:eastAsiaTheme="majorEastAsia"/>
+        </w:rPr>
+        <w:t>Model</w:t>
+      </w:r>
+      <w:proofErr w:type="spellEnd"/>
+      <w:r>
+        <w:rPr>
+          <w:rStyle w:val="whitespace-normal"/>
+          <w:rFonts w:eastAsiaTheme="majorEastAsia"/>
+        </w:rPr>
+        <w:t xml:space="preserve"> </w:t>
+      </w:r>
+      <w:proofErr w:type="spellStart"/>
+      <w:r>
+        <w:rPr>
+          <w:rStyle w:val="whitespace-normal"/>
+          <w:rFonts w:eastAsiaTheme="majorEastAsia"/>
+        </w:rPr>
+        <w:t>Generation</w:t>
+      </w:r>
+      <w:proofErr w:type="spellEnd"/>
       <w:r>
         <w:t>,</w:t>
       </w:r>
@@ -4265,7 +4442,15 @@
     </w:p>
     <w:p>
       <w:r>
-        <w:t>En el ámbito organizacional, Easy Breakfast se sustenta en una filosofía empresarial clara, definida por su misión, visión y valores corporativos. La misión orienta las actividades diarias hacia la oferta de productos saludables con enfoque de servicio y responsabilidad, mientras que la visión proyecta el posicionamiento de la marca como referente en el mercado de desayunos saludables. Los valores institucionales, como responsabilidad, pasión, honestidad y servicio, constituyen la base ética y cultural del emprendimiento.</w:t>
+        <w:t xml:space="preserve">En el ámbito organizacional, Easy </w:t>
+      </w:r>
+      <w:proofErr w:type="spellStart"/>
+      <w:r>
+        <w:t>Breakfast</w:t>
+      </w:r>
+      <w:proofErr w:type="spellEnd"/>
+      <w:r>
+        <w:t xml:space="preserve"> se sustenta en una filosofía empresarial clara, definida por su misión, visión y valores corporativos. La misión orienta las actividades diarias hacia la oferta de productos saludables con enfoque de servicio y responsabilidad, mientras que la visión proyecta el posicionamiento de la marca como referente en el mercado de desayunos saludables. Los valores institucionales, como responsabilidad, pasión, honestidad y servicio, constituyen la base ética y cultural del emprendimiento.</w:t>
       </w:r>
     </w:p>
     <w:p>
@@ -4275,11 +4460,11 @@
     </w:p>
     <w:p>
       <w:r>
-        <w:t xml:space="preserve">Adicionalmente, el proyecto incorpora una estrategia de marketing enfocada en medios digitales, redes sociales y canales de distribución directa, considerando el </w:t>
+        <w:t xml:space="preserve">Adicionalmente, el proyecto incorpora una estrategia de marketing enfocada en medios </w:t>
       </w:r>
       <w:r>
         <w:lastRenderedPageBreak/>
-        <w:t>comportamiento actual del consumidor y la creciente relevancia del comercio electrónico y servicios de entrega a domicilio.</w:t>
+        <w:t>digitales, redes sociales y canales de distribución directa, considerando el comportamiento actual del consumidor y la creciente relevancia del comercio electrónico y servicios de entrega a domicilio.</w:t>
       </w:r>
       <w:sdt>
         <w:sdtPr>
@@ -4320,7 +4505,15 @@
         <w:jc w:val="left"/>
       </w:pPr>
       <w:r>
-        <w:t>Finalmente, Easy Breakfast se proyecta como una iniciativa que combina innovación, eficiencia y responsabilidad, orientada a generar rentabilidad sostenible y a promover hábitos alimenticios saludables en su segmento objetivo.</w:t>
+        <w:t xml:space="preserve">Finalmente, Easy </w:t>
+      </w:r>
+      <w:proofErr w:type="spellStart"/>
+      <w:r>
+        <w:t>Breakfast</w:t>
+      </w:r>
+      <w:proofErr w:type="spellEnd"/>
+      <w:r>
+        <w:t xml:space="preserve"> se proyecta como una iniciativa que combina innovación, eficiencia y responsabilidad, orientada a generar rentabilidad sostenible y a promover hábitos alimenticios saludables en su segmento objetivo.</w:t>
       </w:r>
       <w:r>
         <w:br w:type="page"/>
@@ -4386,7 +4579,21 @@
         <w:rPr>
           <w:lang w:val="es-PE" w:eastAsia="es-PE"/>
         </w:rPr>
-        <w:t xml:space="preserve">En este contexto surge la iniciativa Easy Breakfast, un emprendimiento orientado a ofrecer desayunos saludables, prácticos y accesibles para personas con tiempo limitado durante las primeras horas del día. La propuesta contempla un sistema de preventa que permite planificar la producción con base en la demanda real, reduciendo el desperdicio de alimentos y optimizando los costos operativos. Asimismo, la preparación de los </w:t>
+        <w:t xml:space="preserve">En este contexto surge la iniciativa Easy </w:t>
+      </w:r>
+      <w:proofErr w:type="spellStart"/>
+      <w:r>
+        <w:rPr>
+          <w:lang w:val="es-PE" w:eastAsia="es-PE"/>
+        </w:rPr>
+        <w:t>Breakfast</w:t>
+      </w:r>
+      <w:proofErr w:type="spellEnd"/>
+      <w:r>
+        <w:rPr>
+          <w:lang w:val="es-PE" w:eastAsia="es-PE"/>
+        </w:rPr>
+        <w:t xml:space="preserve">, un emprendimiento orientado a ofrecer desayunos saludables, prácticos y accesibles para personas con tiempo limitado durante las primeras horas del día. La propuesta contempla un sistema de preventa que permite planificar la producción con base en la demanda real, reduciendo el desperdicio de alimentos y optimizando los costos operativos. Asimismo, la preparación de los </w:t>
       </w:r>
       <w:r>
         <w:rPr>
@@ -4419,7 +4626,21 @@
         <w:rPr>
           <w:lang w:val="es-PE" w:eastAsia="es-PE"/>
         </w:rPr>
-        <w:t>Por lo tanto, el problema central de la investigación radica en la necesidad de desarrollar un modelo de gestión administrativa que permita evaluar y organizar de manera eficiente el funcionamiento del emprendimiento Easy Breakfast, con el fin de optimizar sus recursos, reducir desperdicios y responder de forma efectiva a la demanda de desayunos saludables dentro del mercado objetivo.</w:t>
+        <w:t xml:space="preserve">Por lo tanto, el problema central de la investigación radica en la necesidad de desarrollar un modelo de gestión administrativa que permita evaluar y organizar de manera eficiente el funcionamiento del emprendimiento Easy </w:t>
+      </w:r>
+      <w:proofErr w:type="spellStart"/>
+      <w:r>
+        <w:rPr>
+          <w:lang w:val="es-PE" w:eastAsia="es-PE"/>
+        </w:rPr>
+        <w:t>Breakfast</w:t>
+      </w:r>
+      <w:proofErr w:type="spellEnd"/>
+      <w:r>
+        <w:rPr>
+          <w:lang w:val="es-PE" w:eastAsia="es-PE"/>
+        </w:rPr>
+        <w:t>, con el fin de optimizar sus recursos, reducir desperdicios y responder de forma efectiva a la demanda de desayunos saludables dentro del mercado objetivo.</w:t>
       </w:r>
       <w:r>
         <w:br w:type="page"/>
@@ -4574,31 +4795,6 @@
     </w:p>
     <w:p>
       <w:pPr>
-        <w:pStyle w:val="Ttulo2"/>
-      </w:pPr>
-      <w:bookmarkStart w:id="5" w:name="_Toc224255002"/>
-      <w:r>
-        <w:t xml:space="preserve">The Business </w:t>
-      </w:r>
-      <w:r>
-        <w:t>M</w:t>
-      </w:r>
-      <w:r>
-        <w:t xml:space="preserve">odel </w:t>
-      </w:r>
-      <w:r>
-        <w:t>C</w:t>
-      </w:r>
-      <w:r>
-        <w:t>ANVA</w:t>
-      </w:r>
-      <w:r>
-        <w:t>S</w:t>
-      </w:r>
-      <w:bookmarkEnd w:id="5"/>
-    </w:p>
-    <w:p>
-      <w:pPr>
         <w:pStyle w:val="FigureStyle"/>
       </w:pPr>
       <w:r>
@@ -4658,7 +4854,20 @@
       </w:r>
       <w:r>
         <w:br/>
-        <w:t>Model CANVA parte 1</w:t>
+      </w:r>
+      <w:proofErr w:type="spellStart"/>
+      <w:r>
+        <w:t>Model</w:t>
+      </w:r>
+      <w:proofErr w:type="spellEnd"/>
+      <w:r>
+        <w:t xml:space="preserve"> CANVA</w:t>
+      </w:r>
+      <w:r>
+        <w:t>S</w:t>
+      </w:r>
+      <w:r>
+        <w:t xml:space="preserve"> parte 1</w:t>
       </w:r>
     </w:p>
     <w:tbl>
@@ -4741,6 +4950,9 @@
         </w:tc>
       </w:tr>
       <w:tr>
+        <w:trPr>
+          <w:cnfStyle w:val="000000100000" w:firstRow="0" w:lastRow="0" w:firstColumn="0" w:lastColumn="0" w:oddVBand="0" w:evenVBand="0" w:oddHBand="1" w:evenHBand="0" w:firstRowFirstColumn="0" w:firstRowLastColumn="0" w:lastRowFirstColumn="0" w:lastRowLastColumn="0"/>
+        </w:trPr>
         <w:tc>
           <w:tcPr>
             <w:tcW w:w="2756" w:type="dxa"/>
@@ -5021,26 +5233,26 @@
         <w:rPr>
           <w:rFonts w:eastAsiaTheme="majorEastAsia"/>
         </w:rPr>
-        <w:t xml:space="preserve">representa el Modelo de Negocio CANVAS, donde se visualizan de </w:t>
+        <w:t xml:space="preserve">representa el Modelo de Negocio CANVAS, donde se visualizan de manera integral los </w:t>
+      </w:r>
+      <w:r>
+        <w:rPr>
+          <w:rFonts w:eastAsiaTheme="majorEastAsia"/>
+        </w:rPr>
+        <w:t xml:space="preserve">primeros 3 </w:t>
+      </w:r>
+      <w:r>
+        <w:rPr>
+          <w:rFonts w:eastAsiaTheme="majorEastAsia"/>
+        </w:rPr>
+        <w:t xml:space="preserve">componentes estratégicos que sustentan la creación, </w:t>
       </w:r>
       <w:r>
         <w:rPr>
           <w:rFonts w:eastAsiaTheme="majorEastAsia"/>
         </w:rPr>
         <w:lastRenderedPageBreak/>
-        <w:t xml:space="preserve">manera integral los </w:t>
-      </w:r>
-      <w:r>
-        <w:rPr>
-          <w:rFonts w:eastAsiaTheme="majorEastAsia"/>
-        </w:rPr>
-        <w:t xml:space="preserve">primeros 3 </w:t>
-      </w:r>
-      <w:r>
-        <w:rPr>
-          <w:rFonts w:eastAsiaTheme="majorEastAsia"/>
-        </w:rPr>
-        <w:t>componentes estratégicos que sustentan la creación, entrega y captura de valor del negocio.</w:t>
+        <w:t>entrega y captura de valor del negocio.</w:t>
       </w:r>
     </w:p>
     <w:p>
@@ -5105,8 +5317,19 @@
       <w:r>
         <w:br/>
       </w:r>
-      <w:r>
-        <w:t xml:space="preserve">Model CANVA parte </w:t>
+      <w:proofErr w:type="spellStart"/>
+      <w:r>
+        <w:t>Model</w:t>
+      </w:r>
+      <w:proofErr w:type="spellEnd"/>
+      <w:r>
+        <w:t xml:space="preserve"> CANVA</w:t>
+      </w:r>
+      <w:r>
+        <w:t>S</w:t>
+      </w:r>
+      <w:r>
+        <w:t xml:space="preserve"> parte </w:t>
       </w:r>
       <w:r>
         <w:t>2</w:t>
@@ -5189,6 +5412,9 @@
         </w:tc>
       </w:tr>
       <w:tr>
+        <w:trPr>
+          <w:cnfStyle w:val="000000100000" w:firstRow="0" w:lastRow="0" w:firstColumn="0" w:lastColumn="0" w:oddVBand="0" w:evenVBand="0" w:oddHBand="1" w:evenHBand="0" w:firstRowFirstColumn="0" w:firstRowLastColumn="0" w:lastRowFirstColumn="0" w:lastRowLastColumn="0"/>
+        </w:trPr>
         <w:tc>
           <w:tcPr>
             <w:tcW w:w="2756" w:type="dxa"/>
@@ -5501,27 +5727,32 @@
         <w:rPr>
           <w:rFonts w:eastAsiaTheme="majorEastAsia"/>
         </w:rPr>
-        <w:t xml:space="preserve"> que sustentan la creación, entrega y captura de valor del </w:t>
-      </w:r>
-      <w:r>
-        <w:rPr>
-          <w:rFonts w:eastAsiaTheme="majorEastAsia"/>
-        </w:rPr>
-        <w:lastRenderedPageBreak/>
-        <w:t>negocio.</w:t>
+        <w:t xml:space="preserve"> que sustentan la creación, entrega y captura de valor del negocio.</w:t>
       </w:r>
     </w:p>
     <w:p>
       <w:pPr>
         <w:pStyle w:val="FigureStyle"/>
-      </w:pPr>
-      <w:r>
         <w:rPr>
           <w:b/>
           <w:bCs/>
           <w:i w:val="0"/>
           <w:iCs/>
         </w:rPr>
+      </w:pPr>
+    </w:p>
+    <w:p>
+      <w:pPr>
+        <w:pStyle w:val="FigureStyle"/>
+      </w:pPr>
+      <w:r>
+        <w:rPr>
+          <w:b/>
+          <w:bCs/>
+          <w:i w:val="0"/>
+          <w:iCs/>
+        </w:rPr>
+        <w:lastRenderedPageBreak/>
         <w:t xml:space="preserve">Tabla </w:t>
       </w:r>
       <w:r>
@@ -5573,8 +5804,19 @@
       <w:r>
         <w:br/>
       </w:r>
-      <w:r>
-        <w:t xml:space="preserve">Model CANVA parte </w:t>
+      <w:proofErr w:type="spellStart"/>
+      <w:r>
+        <w:t>Model</w:t>
+      </w:r>
+      <w:proofErr w:type="spellEnd"/>
+      <w:r>
+        <w:t xml:space="preserve"> CANVA</w:t>
+      </w:r>
+      <w:r>
+        <w:t>S</w:t>
+      </w:r>
+      <w:r>
+        <w:t xml:space="preserve"> parte </w:t>
       </w:r>
       <w:r>
         <w:t>3</w:t>
@@ -5660,6 +5902,9 @@
         </w:tc>
       </w:tr>
       <w:tr>
+        <w:trPr>
+          <w:cnfStyle w:val="000000100000" w:firstRow="0" w:lastRow="0" w:firstColumn="0" w:lastColumn="0" w:oddVBand="0" w:evenVBand="0" w:oddHBand="1" w:evenHBand="0" w:firstRowFirstColumn="0" w:firstRowLastColumn="0" w:lastRowFirstColumn="0" w:lastRowLastColumn="0"/>
+        </w:trPr>
         <w:tc>
           <w:tcPr>
             <w:tcW w:w="2756" w:type="dxa"/>
@@ -5989,7 +6234,6 @@
         <w:keepNext/>
         <w:rPr>
           <w:rFonts w:eastAsiaTheme="majorEastAsia"/>
-          <w:noProof/>
         </w:rPr>
       </w:pPr>
       <w:r>
@@ -6027,6 +6271,29 @@
     </w:p>
     <w:p>
       <w:pPr>
+        <w:pStyle w:val="Ttulo2"/>
+      </w:pPr>
+      <w:bookmarkStart w:id="5" w:name="_Toc224255002"/>
+      <w:proofErr w:type="spellStart"/>
+      <w:r>
+        <w:t>The</w:t>
+      </w:r>
+      <w:proofErr w:type="spellEnd"/>
+      <w:r>
+        <w:t xml:space="preserve"> Business </w:t>
+      </w:r>
+      <w:proofErr w:type="spellStart"/>
+      <w:r>
+        <w:t>Model</w:t>
+      </w:r>
+      <w:proofErr w:type="spellEnd"/>
+      <w:r>
+        <w:t xml:space="preserve"> CANVAS</w:t>
+      </w:r>
+      <w:bookmarkEnd w:id="5"/>
+    </w:p>
+    <w:p>
+      <w:pPr>
         <w:rPr>
           <w:rFonts w:eastAsiaTheme="majorEastAsia"/>
         </w:rPr>
@@ -6043,650 +6310,868 @@
           <w:b/>
           <w:bCs/>
         </w:rPr>
-        <w:t>Easy Breakfast</w:t>
-      </w:r>
-      <w:r>
-        <w:rPr>
-          <w:rFonts w:eastAsiaTheme="majorEastAsia"/>
-        </w:rPr>
-        <w:t xml:space="preserve"> se fundamenta en el Modelo </w:t>
-      </w:r>
-      <w:r>
-        <w:rPr>
-          <w:rFonts w:eastAsiaTheme="majorEastAsia"/>
-        </w:rPr>
-        <w:t>CANVAS</w:t>
-      </w:r>
-      <w:r>
-        <w:rPr>
-          <w:rFonts w:eastAsiaTheme="majorEastAsia"/>
-        </w:rPr>
-        <w:t>, herramienta que permite visualizar de manera integral la lógica de creación, entrega y captura de valor del negocio. A través de sus nueve módulos, se describe cómo la empresa organiza sus recursos, actividades y relaciones para ofrecer desayunos saludables bajo un sistema de pedidos online con entrega programada.</w:t>
-      </w:r>
-    </w:p>
-    <w:p>
-      <w:pPr>
-        <w:pStyle w:val="Ttulo3"/>
-      </w:pPr>
-      <w:bookmarkStart w:id="6" w:name="_Toc224255003"/>
-      <w:r>
-        <w:t>Propuesta de valor</w:t>
-      </w:r>
-      <w:bookmarkEnd w:id="6"/>
-    </w:p>
-    <w:p>
-      <w:pPr>
-        <w:rPr>
-          <w:rFonts w:eastAsiaTheme="majorEastAsia"/>
-        </w:rPr>
-      </w:pPr>
-      <w:r>
-        <w:rPr>
-          <w:rFonts w:eastAsiaTheme="majorEastAsia"/>
-        </w:rPr>
-        <w:t>La propuesta de valor de Easy Breakfast se centra en ofrecer desayunos saludables, frescos y listos para consumir, solicitados con anticipación mediante una plataforma web. El negocio busca elevar la accesibilidad a alimentos nutritivos para personas con limitaciones de tiempo, facilitando la planificación alimenticia y reduciendo la necesidad de compras presenciales.</w:t>
-      </w:r>
-    </w:p>
-    <w:p>
-      <w:pPr>
-        <w:rPr>
-          <w:rFonts w:eastAsiaTheme="majorEastAsia"/>
-        </w:rPr>
-      </w:pPr>
-      <w:r>
-        <w:rPr>
-          <w:rFonts w:eastAsiaTheme="majorEastAsia"/>
-        </w:rPr>
-        <w:t>La empresa resuelve principalmente la falta de tiempo para preparar desayunos balanceados y la dificultad de acceso a opciones saludables en horarios tempranos. Entre sus características diferenciadoras destacan la accesibilidad digital, la conveniencia de la entrega puntual, la posibilidad de personalización según preferencias o restricciones alimenticias y un sistema de preventa que reduce el desperdicio de insumos.</w:t>
-      </w:r>
-    </w:p>
-    <w:p>
-      <w:pPr>
-        <w:pStyle w:val="Ttulo3"/>
-      </w:pPr>
-      <w:bookmarkStart w:id="7" w:name="_Toc224255004"/>
-      <w:r>
-        <w:t>Segmentos de clientes</w:t>
-      </w:r>
-      <w:bookmarkEnd w:id="7"/>
-    </w:p>
-    <w:p>
-      <w:pPr>
-        <w:rPr>
-          <w:lang w:val="es-PE" w:eastAsia="es-PE"/>
-        </w:rPr>
-      </w:pPr>
-      <w:r>
-        <w:rPr>
-          <w:lang w:val="es-PE" w:eastAsia="es-PE"/>
-        </w:rPr>
-        <w:t>Easy Breakfast se dirige a un nicho específico dentro del mercado urbano de la ciudad de Quito, enfocado principalmente en jóvenes profesionales, trabajadores de oficina y estudiantes universitarios que mantienen un ritmo de vida acelerado y disponen de poco tiempo para preparar alimentos durante la mañana.</w:t>
-      </w:r>
-    </w:p>
-    <w:p>
-      <w:pPr>
-        <w:rPr>
-          <w:lang w:val="es-PE" w:eastAsia="es-PE"/>
-        </w:rPr>
-      </w:pPr>
-      <w:r>
-        <w:rPr>
-          <w:lang w:val="es-PE" w:eastAsia="es-PE"/>
-        </w:rPr>
-        <w:lastRenderedPageBreak/>
-        <w:t>Desde una perspectiva geográfica, el proyecto se orienta inicialmente a zonas urbanas de alta densidad poblacional, con especial énfasis en la parroquia de Iñaquito, la cual cuenta con aproximadamente 42.822 habitantes según datos del Instituto Nacional de Estadística y Censos (INEC). Esta zona se caracteriza por una alta concentración de oficinas, centros comerciales y viviendas en edificios, lo que favorece la implementación de un modelo de negocio basado en delivery eficiente.</w:t>
-      </w:r>
-    </w:p>
-    <w:p>
-      <w:pPr>
-        <w:rPr>
-          <w:lang w:val="es-PE" w:eastAsia="es-PE"/>
-        </w:rPr>
-      </w:pPr>
-      <w:r>
-        <w:rPr>
-          <w:lang w:val="es-PE" w:eastAsia="es-PE"/>
-        </w:rPr>
-        <w:t>En términos demográficos, el segmento objetivo está conformado principalmente por personas entre 20 y 45 años, grupo que incluye jóvenes profesionales, universitarios y trabajadores activos. Este segmento posee ingresos propios, utiliza con frecuencia aplicaciones digitales y presenta una mayor disposición a pagar por productos que representen conveniencia, ahorro de tiempo y beneficios para la salud. Asimismo, se prioriza a consumidores de nivel socioeconómico medio y medio–alto, especialmente aquellos que viven solos o en parejas jóvenes, hogares que representan una proporción significativa dentro del entorno urbano de Quito.</w:t>
-      </w:r>
-    </w:p>
-    <w:p>
-      <w:pPr>
-        <w:rPr>
-          <w:lang w:val="es-PE" w:eastAsia="es-PE"/>
-        </w:rPr>
-      </w:pPr>
-      <w:r>
-        <w:rPr>
-          <w:lang w:val="es-PE" w:eastAsia="es-PE"/>
-        </w:rPr>
-        <w:t>Desde el punto de vista psicográfico, el cliente ideal de Easy Breakfast está compuesto por personas con un estilo de vida activo, orientadas al cumplimiento de metas y con interés en mantener hábitos saludables. Son consumidores que valoran la eficiencia, la productividad y el bienestar personal, por lo que buscan alternativas de alimentación práctica que no comprometan la calidad nutricional.</w:t>
-      </w:r>
-    </w:p>
-    <w:p>
-      <w:pPr>
-        <w:rPr>
-          <w:lang w:val="es-PE" w:eastAsia="es-PE"/>
-        </w:rPr>
-      </w:pPr>
-      <w:r>
-        <w:rPr>
-          <w:lang w:val="es-PE" w:eastAsia="es-PE"/>
-        </w:rPr>
-        <w:t>Finalmente, en el ámbito conductual, el cliente busca principalmente ahorrar tiempo en las mañanas sin renunciar a un desayuno equilibrado y atractivo. Este perfil muestra una alta disposición hacia el uso de servicios de delivery y presenta potencial de fidelización mediante planes de consumo recurrente, como suscripciones semanales o programas de recompensas.</w:t>
-      </w:r>
-    </w:p>
-    <w:p>
-      <w:pPr>
-        <w:rPr>
-          <w:lang w:val="es-PE" w:eastAsia="es-PE"/>
-        </w:rPr>
-      </w:pPr>
-      <w:r>
-        <w:rPr>
-          <w:lang w:val="es-PE" w:eastAsia="es-PE"/>
-        </w:rPr>
-        <w:lastRenderedPageBreak/>
-        <w:t>A partir del análisis de segmentación realizado, se estima que el mercado objetivo inicial en la zona de Iñaquito podría alcanzar aproximadamente 2.600 consumidores potenciales interesados en opciones de desayuno saludable con entrega a domicilio. Este enfoque permite posicionar a Easy Breakfast como una propuesta especializada dirigida a profesionales urbanos que valoran la practicidad, la alimentación saludable y la eficiencia en su rutina diaria.</w:t>
-      </w:r>
-    </w:p>
-    <w:p>
-      <w:pPr>
-        <w:pStyle w:val="Ttulo3"/>
-      </w:pPr>
-      <w:bookmarkStart w:id="8" w:name="_Toc224255005"/>
-      <w:r>
-        <w:t>Canales</w:t>
-      </w:r>
-      <w:bookmarkEnd w:id="8"/>
-    </w:p>
-    <w:p>
-      <w:pPr>
-        <w:rPr>
-          <w:rFonts w:eastAsiaTheme="majorEastAsia"/>
-        </w:rPr>
-      </w:pPr>
-      <w:r>
-        <w:rPr>
-          <w:rFonts w:eastAsiaTheme="majorEastAsia"/>
-        </w:rPr>
-        <w:t>La empresa utiliza canales digitales como principal medio de comercialización. Entre ellos se encuentran la página web oficial, Instagram, Facebook y WhatsApp Business. Las redes sociales cumplen una función estratégica de captación y posicionamiento de marca, mientras que la página web actúa como canal principal para la gestión y cierre de ventas.</w:t>
-      </w:r>
-    </w:p>
-    <w:p>
-      <w:pPr>
-        <w:rPr>
-          <w:rFonts w:eastAsiaTheme="majorEastAsia"/>
-        </w:rPr>
-      </w:pPr>
-      <w:r>
-        <w:rPr>
-          <w:rFonts w:eastAsiaTheme="majorEastAsia"/>
-        </w:rPr>
-        <w:t>El proceso se integra en la rutina del cliente mediante pedidos realizados con anticipación —generalmente la noche anterior— y entregas programadas en horario temprano, antes del inicio de la jornada laboral o académica.</w:t>
-      </w:r>
-    </w:p>
-    <w:p>
-      <w:pPr>
-        <w:pStyle w:val="Ttulo3"/>
-      </w:pPr>
-      <w:bookmarkStart w:id="9" w:name="_Toc224255006"/>
-      <w:r>
-        <w:t>Relación con los clientes</w:t>
-      </w:r>
-      <w:bookmarkEnd w:id="9"/>
-    </w:p>
-    <w:p>
-      <w:pPr>
-        <w:rPr>
-          <w:rFonts w:eastAsiaTheme="majorEastAsia"/>
-        </w:rPr>
-      </w:pPr>
-      <w:r>
-        <w:rPr>
-          <w:rFonts w:eastAsiaTheme="majorEastAsia"/>
-        </w:rPr>
-        <w:t>La relación con los clientes se basa en la atención personalizada y la construcción de fidelización a largo plazo. Se implementa asistencia directa a través de WhatsApp, complementada con un sistema semi-automatizado en la plataforma web para la gestión de pedidos.</w:t>
-      </w:r>
-    </w:p>
-    <w:p>
-      <w:pPr>
-        <w:rPr>
-          <w:rFonts w:eastAsiaTheme="majorEastAsia"/>
-        </w:rPr>
-      </w:pPr>
-      <w:r>
-        <w:rPr>
-          <w:rFonts w:eastAsiaTheme="majorEastAsia"/>
-        </w:rPr>
-        <w:t>Asimismo, se contempla la implementación de programas de fidelización mediante descuentos por compras frecuentes</w:t>
-      </w:r>
-      <w:r>
-        <w:rPr>
-          <w:rFonts w:eastAsiaTheme="majorEastAsia"/>
-        </w:rPr>
-        <w:t>, compras semanales o mensuales</w:t>
-      </w:r>
-      <w:r>
-        <w:rPr>
-          <w:rFonts w:eastAsiaTheme="majorEastAsia"/>
-        </w:rPr>
-        <w:t xml:space="preserve">. Los clientes esperan respuestas rápidas, productos frescos, entregas puntuales y opciones adaptadas </w:t>
-      </w:r>
-      <w:r>
-        <w:rPr>
-          <w:rFonts w:eastAsiaTheme="majorEastAsia"/>
-        </w:rPr>
-        <w:lastRenderedPageBreak/>
-        <w:t>a sus preferencias alimenticias, elementos que fortalecen la confianza y la recurrencia de compra.</w:t>
-      </w:r>
-    </w:p>
-    <w:p>
-      <w:pPr>
-        <w:pStyle w:val="Ttulo3"/>
-      </w:pPr>
-      <w:bookmarkStart w:id="10" w:name="_Toc224255007"/>
-      <w:r>
-        <w:t>Actividades clave</w:t>
-      </w:r>
-      <w:bookmarkEnd w:id="10"/>
-    </w:p>
-    <w:p>
-      <w:pPr>
-        <w:rPr>
-          <w:lang w:val="es-PE" w:eastAsia="es-PE"/>
-        </w:rPr>
-      </w:pPr>
-      <w:bookmarkStart w:id="11" w:name="_Toc224255008"/>
-      <w:r>
-        <w:rPr>
-          <w:lang w:val="es-PE" w:eastAsia="es-PE"/>
-        </w:rPr>
-        <w:t>Las actividades clave de Easy Breakfast se centran en la planificación, producción y distribución eficiente de desayunos saludables bajo un modelo de preventa online.</w:t>
-      </w:r>
-    </w:p>
-    <w:p>
-      <w:pPr>
-        <w:rPr>
-          <w:lang w:val="es-PE" w:eastAsia="es-PE"/>
-        </w:rPr>
-      </w:pPr>
-      <w:r>
-        <w:rPr>
-          <w:lang w:val="es-PE" w:eastAsia="es-PE"/>
-        </w:rPr>
-        <w:t>En primer lugar, se realizan actividades relacionadas con la selección y adquisición de insumos frescos y de calidad, principalmente frutas, granos andinos y otros ingredientes necesarios para la preparación de los productos ofrecidos. Esta actividad es fundamental para garantizar el valor nutricional y la calidad del desayuno.</w:t>
-      </w:r>
-    </w:p>
-    <w:p>
-      <w:pPr>
-        <w:rPr>
-          <w:lang w:val="es-PE" w:eastAsia="es-PE"/>
-        </w:rPr>
-      </w:pPr>
-      <w:r>
-        <w:rPr>
-          <w:lang w:val="es-PE" w:eastAsia="es-PE"/>
-        </w:rPr>
-        <w:t>Otra actividad esencial es la planificación y preparación diaria de los pedidos, que incluye el proceso de elaboración de bebidas naturales, preparación de alimentos como hotcakes y el armado de los paquetes de desayuno. Este proceso se realiza bajo estándares de higiene y control de calidad para asegurar la satisfacción del cliente.</w:t>
-      </w:r>
-    </w:p>
-    <w:p>
-      <w:pPr>
-        <w:rPr>
-          <w:lang w:val="es-PE" w:eastAsia="es-PE"/>
-        </w:rPr>
-      </w:pPr>
-      <w:r>
-        <w:rPr>
-          <w:lang w:val="es-PE" w:eastAsia="es-PE"/>
-        </w:rPr>
-        <w:t>Asimismo, se gestionan las operaciones digitales del negocio, que comprenden la administración de la plataforma web de pedidos, el registro y control de preventas, la gestión de pagos electrónicos y la programación de entregas según la demanda diaria.</w:t>
-      </w:r>
-    </w:p>
-    <w:p>
-      <w:pPr>
-        <w:rPr>
-          <w:lang w:val="es-PE" w:eastAsia="es-PE"/>
-        </w:rPr>
-      </w:pPr>
-      <w:r>
-        <w:rPr>
-          <w:lang w:val="es-PE" w:eastAsia="es-PE"/>
-        </w:rPr>
-        <w:t>La logística de distribución constituye otra actividad clave, ya que implica la organización de rutas de entrega y la coordinación del servicio de delivery para garantizar que los desayunos lleguen puntualmente a los clientes, especialmente en horarios laborales de la mañana.</w:t>
-      </w:r>
-    </w:p>
-    <w:p>
-      <w:pPr>
-        <w:rPr>
-          <w:lang w:val="es-PE" w:eastAsia="es-PE"/>
-        </w:rPr>
-      </w:pPr>
-      <w:r>
-        <w:rPr>
-          <w:lang w:val="es-PE" w:eastAsia="es-PE"/>
-        </w:rPr>
-        <w:t xml:space="preserve">Finalmente, el negocio desarrolla actividades de marketing digital orientadas a la promoción de la marca, la gestión de redes sociales, la comunicación con los clientes </w:t>
-      </w:r>
-      <w:r>
-        <w:rPr>
-          <w:lang w:val="es-PE" w:eastAsia="es-PE"/>
-        </w:rPr>
-        <w:lastRenderedPageBreak/>
-        <w:t>y la implementación de estrategias comerciales como promociones, suscripciones semanales y programas de fidelización.</w:t>
-      </w:r>
-    </w:p>
-    <w:p>
-      <w:pPr>
-        <w:rPr>
-          <w:lang w:val="es-PE" w:eastAsia="es-PE"/>
-        </w:rPr>
-      </w:pPr>
-      <w:r>
-        <w:rPr>
-          <w:lang w:val="es-PE" w:eastAsia="es-PE"/>
-        </w:rPr>
-        <w:t>En conjunto, estas actividades permiten sostener la propuesta de valor de Easy Breakfast, basada en ofrecer desayunos saludables, prácticos y de entrega rápida para profesionales urbanos con poco tiempo disponible.</w:t>
-      </w:r>
-    </w:p>
-    <w:p>
-      <w:pPr>
-        <w:pStyle w:val="Ttulo3"/>
-      </w:pPr>
-      <w:r>
-        <w:t>Recursos clave</w:t>
-      </w:r>
-      <w:bookmarkEnd w:id="11"/>
-    </w:p>
-    <w:p>
-      <w:pPr>
-        <w:rPr>
-          <w:rFonts w:eastAsiaTheme="majorEastAsia"/>
-        </w:rPr>
-      </w:pPr>
-      <w:r>
-        <w:rPr>
-          <w:rFonts w:eastAsiaTheme="majorEastAsia"/>
-        </w:rPr>
-        <w:t>Para ejecutar el modelo de negocio, Easy Breakfast dispone de recursos físicos, humanos, intelectuales y financieros.</w:t>
-      </w:r>
-    </w:p>
-    <w:p>
-      <w:pPr>
-        <w:rPr>
-          <w:rFonts w:eastAsiaTheme="majorEastAsia"/>
-        </w:rPr>
-      </w:pPr>
-      <w:r>
-        <w:rPr>
-          <w:rFonts w:eastAsiaTheme="majorEastAsia"/>
-        </w:rPr>
-        <w:t>Entre los recursos físicos destacan la cocina equipada, sistemas de refrigeración y utensilios especializados. Los recursos humanos incluyen personal de cocina, repartidor y un community manager encargado de la gestión digital y posicionamiento de la marca.</w:t>
-      </w:r>
-    </w:p>
-    <w:p>
-      <w:pPr>
-        <w:rPr>
-          <w:rFonts w:eastAsiaTheme="majorEastAsia"/>
-        </w:rPr>
-      </w:pPr>
-      <w:r>
-        <w:rPr>
-          <w:rFonts w:eastAsiaTheme="majorEastAsia"/>
-        </w:rPr>
-        <w:t>En cuanto a los recursos intelectuales, se consideran la marca registrada, las recetas propias y la base de datos de clientes. Finalmente, los recursos financieros comprenden el capital inicial y el flujo de caja necesario para sostener la operación diaria.</w:t>
-      </w:r>
-    </w:p>
-    <w:p>
-      <w:pPr>
-        <w:pStyle w:val="Ttulo3"/>
-      </w:pPr>
-      <w:bookmarkStart w:id="12" w:name="_Toc224255009"/>
-      <w:r>
-        <w:t>Socios clave</w:t>
-      </w:r>
-      <w:bookmarkEnd w:id="12"/>
-    </w:p>
-    <w:p>
-      <w:pPr>
-        <w:rPr>
-          <w:rFonts w:eastAsiaTheme="majorEastAsia"/>
-        </w:rPr>
-      </w:pPr>
-      <w:r>
-        <w:rPr>
-          <w:rFonts w:eastAsiaTheme="majorEastAsia"/>
-        </w:rPr>
-        <w:t xml:space="preserve">El </w:t>
-      </w:r>
-      <w:r>
-        <w:rPr>
-          <w:rFonts w:eastAsiaTheme="majorEastAsia"/>
-        </w:rPr>
-        <w:t xml:space="preserve">plan </w:t>
-      </w:r>
-      <w:r>
-        <w:rPr>
-          <w:rFonts w:eastAsiaTheme="majorEastAsia"/>
-        </w:rPr>
-        <w:t xml:space="preserve">de negocio se apoya en alianzas estratégicas con proveedores </w:t>
-      </w:r>
-      <w:r>
-        <w:rPr>
-          <w:rFonts w:eastAsiaTheme="majorEastAsia"/>
-        </w:rPr>
-        <w:t xml:space="preserve">del </w:t>
-      </w:r>
-      <w:r>
-        <w:rPr>
-          <w:rFonts w:eastAsiaTheme="majorEastAsia"/>
-          <w:noProof/>
-        </w:rPr>
-        <w:t>Mercado Mayorista</w:t>
-      </w:r>
-      <w:r>
-        <w:rPr>
-          <w:rFonts w:eastAsiaTheme="majorEastAsia"/>
-        </w:rPr>
-        <w:t xml:space="preserve"> </w:t>
-      </w:r>
-      <w:r>
-        <w:rPr>
-          <w:rFonts w:eastAsiaTheme="majorEastAsia"/>
-        </w:rPr>
-        <w:t xml:space="preserve">para la adquisición </w:t>
-      </w:r>
-      <w:r>
-        <w:rPr>
-          <w:rFonts w:eastAsiaTheme="majorEastAsia"/>
-        </w:rPr>
-        <w:t>de frutas frescas, granos, yogur y frutos secos, distribuidores de envases ecológicos</w:t>
-      </w:r>
-      <w:r>
-        <w:rPr>
-          <w:rFonts w:eastAsiaTheme="majorEastAsia"/>
-        </w:rPr>
-        <w:t xml:space="preserve"> como </w:t>
-      </w:r>
-      <w:r>
-        <w:rPr>
-          <w:rFonts w:eastAsiaTheme="majorEastAsia"/>
-          <w:noProof/>
-        </w:rPr>
-        <w:t>Navil Envases</w:t>
-      </w:r>
-      <w:r>
-        <w:rPr>
-          <w:rFonts w:eastAsiaTheme="majorEastAsia"/>
-        </w:rPr>
-        <w:t xml:space="preserve"> y plataformas de pago online. En caso de tercerización, también se contempla la colaboración con servicios de delivery.</w:t>
-      </w:r>
-    </w:p>
-    <w:p>
-      <w:pPr>
-        <w:rPr>
-          <w:rFonts w:eastAsiaTheme="majorEastAsia"/>
-        </w:rPr>
-      </w:pPr>
-      <w:r>
-        <w:rPr>
-          <w:rFonts w:eastAsiaTheme="majorEastAsia"/>
-        </w:rPr>
-        <w:t xml:space="preserve">Estas alianzas permiten garantizar abastecimiento constante, calidad en la materia </w:t>
-      </w:r>
-      <w:r>
-        <w:rPr>
-          <w:rFonts w:eastAsiaTheme="majorEastAsia"/>
-        </w:rPr>
-        <w:lastRenderedPageBreak/>
-        <w:t>prima, optimización de costos y reducción de riesgos asociados a retrasos o escasez de insumos.</w:t>
-      </w:r>
-    </w:p>
-    <w:p>
-      <w:pPr>
-        <w:pStyle w:val="Ttulo3"/>
-      </w:pPr>
-      <w:bookmarkStart w:id="13" w:name="_Toc224255010"/>
-      <w:r>
-        <w:t>Estructura de costos</w:t>
-      </w:r>
-      <w:bookmarkEnd w:id="13"/>
-    </w:p>
-    <w:p>
-      <w:pPr>
-        <w:rPr>
-          <w:rFonts w:eastAsiaTheme="majorEastAsia"/>
-        </w:rPr>
-      </w:pPr>
-      <w:r>
-        <w:rPr>
-          <w:rFonts w:eastAsiaTheme="majorEastAsia"/>
-        </w:rPr>
-        <w:t>La estructura de costos está compuesta principalmente por la compra de frutas e insumos, mano de obra, servicio de delivery, marketing digital y gastos de hosting y mantenimiento web. Los recursos y actividades más costosos corresponden a los insumos frescos y al personal operativo, así como a la preparación diaria y logística de entrega.</w:t>
-      </w:r>
-    </w:p>
-    <w:p>
-      <w:pPr>
-        <w:rPr>
-          <w:rFonts w:eastAsiaTheme="majorEastAsia"/>
-        </w:rPr>
-      </w:pPr>
-      <w:r>
-        <w:rPr>
-          <w:rFonts w:eastAsiaTheme="majorEastAsia"/>
-        </w:rPr>
-        <w:t>El modelo se orienta más hacia la generación de valor que hacia la competencia por precios bajos, priorizando calidad, frescura y conveniencia como factores diferenciadores.</w:t>
-      </w:r>
-    </w:p>
-    <w:p>
-      <w:pPr>
-        <w:pStyle w:val="Ttulo3"/>
-      </w:pPr>
-      <w:bookmarkStart w:id="14" w:name="_Toc224255011"/>
-      <w:r>
-        <w:t>Fuentes de ingresos</w:t>
-      </w:r>
-      <w:bookmarkEnd w:id="14"/>
-    </w:p>
-    <w:p>
-      <w:pPr>
-        <w:rPr>
-          <w:rFonts w:eastAsiaTheme="majorEastAsia"/>
-        </w:rPr>
-      </w:pPr>
-      <w:r>
-        <w:rPr>
-          <w:rFonts w:eastAsiaTheme="majorEastAsia"/>
-        </w:rPr>
-        <w:t>Las fuentes de ingresos provienen principalmente de la venta directa de desayunos saludables. Adicionalmente, se contempla la implementación de suscripciones semanales o mensuales y descuentos por volumen para incentivar compras recurrentes.</w:t>
-      </w:r>
-    </w:p>
-    <w:p>
-      <w:pPr>
-        <w:rPr>
-          <w:rFonts w:eastAsiaTheme="majorEastAsia"/>
-        </w:rPr>
-      </w:pPr>
-      <w:r>
-        <w:rPr>
-          <w:rFonts w:eastAsiaTheme="majorEastAsia"/>
-        </w:rPr>
-        <w:t>Los clientes pueden realizar pagos mediante transferencias bancarias, tarjetas</w:t>
-      </w:r>
-      <w:r>
-        <w:rPr>
-          <w:rFonts w:eastAsiaTheme="majorEastAsia"/>
-        </w:rPr>
-        <w:t xml:space="preserve"> o</w:t>
-      </w:r>
-      <w:r>
-        <w:rPr>
-          <w:rFonts w:eastAsiaTheme="majorEastAsia"/>
-        </w:rPr>
-        <w:t xml:space="preserve"> pagos móvile</w:t>
-      </w:r>
-      <w:r>
-        <w:rPr>
-          <w:rFonts w:eastAsiaTheme="majorEastAsia"/>
-        </w:rPr>
-        <w:t>s</w:t>
-      </w:r>
-      <w:r>
-        <w:rPr>
-          <w:rFonts w:eastAsiaTheme="majorEastAsia"/>
-        </w:rPr>
-        <w:t>. La estructura de precios es fija según el tipo de desayuno, con promociones dinámicas en fechas especiales y beneficios para clientes frecuentes.</w:t>
-      </w:r>
-    </w:p>
-    <w:p>
-      <w:pPr>
-        <w:pStyle w:val="Ttulo2"/>
-      </w:pPr>
-      <w:bookmarkStart w:id="15" w:name="_Toc224255012"/>
-      <w:r>
-        <w:t>Filosofía Organizacional</w:t>
-      </w:r>
-      <w:bookmarkEnd w:id="15"/>
-    </w:p>
-    <w:p>
-      <w:pPr>
-        <w:rPr>
-          <w:rFonts w:eastAsiaTheme="majorEastAsia"/>
-        </w:rPr>
-      </w:pPr>
-      <w:r>
-        <w:rPr>
-          <w:rFonts w:eastAsiaTheme="majorEastAsia"/>
-        </w:rPr>
-        <w:t xml:space="preserve">La filosofía organizacional de </w:t>
-      </w:r>
+        <w:t xml:space="preserve">Easy </w:t>
+      </w:r>
+      <w:proofErr w:type="spellStart"/>
       <w:r>
         <w:rPr>
           <w:rFonts w:eastAsiaTheme="majorEastAsia"/>
           <w:b/>
           <w:bCs/>
         </w:rPr>
-        <w:t>Easy Breakfast</w:t>
-      </w:r>
-      <w:r>
-        <w:rPr>
-          <w:rFonts w:eastAsiaTheme="majorEastAsia"/>
-        </w:rPr>
-        <w:t xml:space="preserve"> se fundamenta en el compromiso con la alimentación saludable, la eficiencia operativa y el uso estratégico de la tecnología </w:t>
-      </w:r>
-      <w:r>
-        <w:rPr>
-          <w:rFonts w:eastAsiaTheme="majorEastAsia"/>
+        <w:t>Breakfast</w:t>
+      </w:r>
+      <w:proofErr w:type="spellEnd"/>
+      <w:r>
+        <w:rPr>
+          <w:rFonts w:eastAsiaTheme="majorEastAsia"/>
+        </w:rPr>
+        <w:t xml:space="preserve"> se fundamenta en el Modelo </w:t>
+      </w:r>
+      <w:r>
+        <w:rPr>
+          <w:rFonts w:eastAsiaTheme="majorEastAsia"/>
+        </w:rPr>
+        <w:t>CANVAS</w:t>
+      </w:r>
+      <w:r>
+        <w:rPr>
+          <w:rFonts w:eastAsiaTheme="majorEastAsia"/>
+        </w:rPr>
+        <w:t>, herramienta que permite visualizar de manera integral la lógica de creación, entrega y captura de valor del negocio. A través de sus nueve módulos, se describe cómo la empresa organiza sus recursos, actividades y relaciones para ofrecer desayunos saludables bajo un sistema de pedidos online con entrega programada.</w:t>
+      </w:r>
+    </w:p>
+    <w:p>
+      <w:pPr>
+        <w:pStyle w:val="Ttulo3"/>
+      </w:pPr>
+      <w:bookmarkStart w:id="6" w:name="_Toc224255004"/>
+      <w:r>
+        <w:t>Segmentos de clientes</w:t>
+      </w:r>
+      <w:bookmarkEnd w:id="6"/>
+    </w:p>
+    <w:p>
+      <w:pPr>
+        <w:rPr>
+          <w:lang w:val="es-PE" w:eastAsia="es-PE"/>
+        </w:rPr>
+      </w:pPr>
+      <w:r>
+        <w:rPr>
+          <w:lang w:val="es-PE" w:eastAsia="es-PE"/>
+        </w:rPr>
+        <w:t xml:space="preserve">Easy </w:t>
+      </w:r>
+      <w:proofErr w:type="spellStart"/>
+      <w:r>
+        <w:rPr>
+          <w:lang w:val="es-PE" w:eastAsia="es-PE"/>
+        </w:rPr>
+        <w:t>Breakfast</w:t>
+      </w:r>
+      <w:proofErr w:type="spellEnd"/>
+      <w:r>
+        <w:rPr>
+          <w:lang w:val="es-PE" w:eastAsia="es-PE"/>
+        </w:rPr>
+        <w:t xml:space="preserve"> se dirige a un nicho específico dentro del mercado urbano de la ciudad de Quito, enfocado principalmente en jóvenes profesionales, trabajadores de oficina y estudiantes universitarios que mantienen un ritmo de vida acelerado y disponen de poco tiempo para preparar alimentos durante la mañana.</w:t>
+      </w:r>
+    </w:p>
+    <w:p>
+      <w:pPr>
+        <w:rPr>
+          <w:lang w:val="es-PE" w:eastAsia="es-PE"/>
+        </w:rPr>
+      </w:pPr>
+      <w:r>
+        <w:rPr>
+          <w:lang w:val="es-PE" w:eastAsia="es-PE"/>
+        </w:rPr>
+        <w:t xml:space="preserve">Desde una perspectiva geográfica, el proyecto se orienta inicialmente a zonas urbanas de alta densidad poblacional, con especial énfasis en la parroquia de Iñaquito, la cual cuenta con aproximadamente 42.822 habitantes según datos del Instituto Nacional de Estadística y Censos (INEC). Esta zona se caracteriza por una alta concentración de oficinas, centros comerciales y viviendas en edificios, lo que favorece la implementación de un modelo de negocio basado en </w:t>
+      </w:r>
+      <w:proofErr w:type="spellStart"/>
+      <w:r>
+        <w:rPr>
+          <w:lang w:val="es-PE" w:eastAsia="es-PE"/>
+        </w:rPr>
+        <w:t>delivery</w:t>
+      </w:r>
+      <w:proofErr w:type="spellEnd"/>
+      <w:r>
+        <w:rPr>
+          <w:lang w:val="es-PE" w:eastAsia="es-PE"/>
+        </w:rPr>
+        <w:t xml:space="preserve"> eficiente.</w:t>
+      </w:r>
+    </w:p>
+    <w:p>
+      <w:pPr>
+        <w:rPr>
+          <w:lang w:val="es-PE" w:eastAsia="es-PE"/>
+        </w:rPr>
+      </w:pPr>
+      <w:r>
+        <w:rPr>
+          <w:lang w:val="es-PE" w:eastAsia="es-PE"/>
+        </w:rPr>
+        <w:t xml:space="preserve">En términos demográficos, el segmento objetivo está conformado principalmente por personas entre 20 y 45 años, grupo que incluye jóvenes profesionales, universitarios y trabajadores activos. Este segmento posee ingresos propios, utiliza con frecuencia aplicaciones digitales y presenta una mayor disposición a pagar por productos que </w:t>
+      </w:r>
+      <w:r>
+        <w:rPr>
+          <w:lang w:val="es-PE" w:eastAsia="es-PE"/>
         </w:rPr>
         <w:lastRenderedPageBreak/>
-        <w:t>como herramienta de transformación en los hábitos de consumo. La empresa no solo busca generar rentabilidad, sino también facilitar el acceso a opciones nutritivas para personas con limitaciones de tiempo, promoviendo un estilo de vida equilibrado y sostenible.</w:t>
+        <w:t>representen conveniencia, ahorro de tiempo y beneficios para la salud. Asimismo, se prioriza a consumidores de nivel socioeconómico medio y medio–alto, especialmente aquellos que viven solos o en parejas jóvenes, hogares que representan una proporción significativa dentro del entorno urbano de Quito.</w:t>
+      </w:r>
+    </w:p>
+    <w:p>
+      <w:pPr>
+        <w:rPr>
+          <w:lang w:val="es-PE" w:eastAsia="es-PE"/>
+        </w:rPr>
+      </w:pPr>
+      <w:r>
+        <w:rPr>
+          <w:lang w:val="es-PE" w:eastAsia="es-PE"/>
+        </w:rPr>
+        <w:t xml:space="preserve">Desde el punto de vista psicográfico, el cliente ideal de Easy </w:t>
+      </w:r>
+      <w:proofErr w:type="spellStart"/>
+      <w:r>
+        <w:rPr>
+          <w:lang w:val="es-PE" w:eastAsia="es-PE"/>
+        </w:rPr>
+        <w:t>Breakfast</w:t>
+      </w:r>
+      <w:proofErr w:type="spellEnd"/>
+      <w:r>
+        <w:rPr>
+          <w:lang w:val="es-PE" w:eastAsia="es-PE"/>
+        </w:rPr>
+        <w:t xml:space="preserve"> está compuesto por personas con un estilo de vida activo, orientadas al cumplimiento de metas y con interés en mantener hábitos saludables. Son consumidores que valoran la eficiencia, la productividad y el bienestar personal, por lo que buscan alternativas de alimentación práctica que no comprometan la calidad nutricional.</w:t>
+      </w:r>
+    </w:p>
+    <w:p>
+      <w:pPr>
+        <w:rPr>
+          <w:lang w:val="es-PE" w:eastAsia="es-PE"/>
+        </w:rPr>
+      </w:pPr>
+      <w:r>
+        <w:rPr>
+          <w:lang w:val="es-PE" w:eastAsia="es-PE"/>
+        </w:rPr>
+        <w:t xml:space="preserve">Finalmente, en el ámbito conductual, el cliente busca principalmente ahorrar tiempo en las mañanas sin renunciar a un desayuno equilibrado y atractivo. Este perfil muestra una alta disposición hacia el uso de servicios de </w:t>
+      </w:r>
+      <w:proofErr w:type="spellStart"/>
+      <w:r>
+        <w:rPr>
+          <w:lang w:val="es-PE" w:eastAsia="es-PE"/>
+        </w:rPr>
+        <w:t>delivery</w:t>
+      </w:r>
+      <w:proofErr w:type="spellEnd"/>
+      <w:r>
+        <w:rPr>
+          <w:lang w:val="es-PE" w:eastAsia="es-PE"/>
+        </w:rPr>
+        <w:t xml:space="preserve"> y presenta potencial de fidelización mediante planes de consumo recurrente, como suscripciones semanales o programas de recompensas.</w:t>
+      </w:r>
+    </w:p>
+    <w:p>
+      <w:pPr>
+        <w:rPr>
+          <w:lang w:val="es-PE" w:eastAsia="es-PE"/>
+        </w:rPr>
+      </w:pPr>
+      <w:r>
+        <w:rPr>
+          <w:lang w:val="es-PE" w:eastAsia="es-PE"/>
+        </w:rPr>
+        <w:t xml:space="preserve">A partir del análisis de segmentación realizado, se estima que el mercado objetivo inicial en la zona de Iñaquito podría alcanzar aproximadamente 2.600 consumidores potenciales interesados en opciones de desayuno saludable con entrega a domicilio. Este enfoque permite posicionar a Easy </w:t>
+      </w:r>
+      <w:proofErr w:type="spellStart"/>
+      <w:r>
+        <w:rPr>
+          <w:lang w:val="es-PE" w:eastAsia="es-PE"/>
+        </w:rPr>
+        <w:t>Breakfast</w:t>
+      </w:r>
+      <w:proofErr w:type="spellEnd"/>
+      <w:r>
+        <w:rPr>
+          <w:lang w:val="es-PE" w:eastAsia="es-PE"/>
+        </w:rPr>
+        <w:t xml:space="preserve"> como una propuesta especializada dirigida a profesionales urbanos que valoran la practicidad, la alimentación saludable y la eficiencia en su rutina diaria.</w:t>
       </w:r>
     </w:p>
     <w:p>
       <w:pPr>
         <w:pStyle w:val="Ttulo3"/>
       </w:pPr>
+      <w:bookmarkStart w:id="7" w:name="_Toc224255003"/>
+      <w:r>
+        <w:t>Propuesta de valor</w:t>
+      </w:r>
+      <w:bookmarkEnd w:id="7"/>
+    </w:p>
+    <w:p>
+      <w:pPr>
+        <w:rPr>
+          <w:rFonts w:eastAsiaTheme="majorEastAsia"/>
+        </w:rPr>
+      </w:pPr>
+      <w:r>
+        <w:rPr>
+          <w:rFonts w:eastAsiaTheme="majorEastAsia"/>
+        </w:rPr>
+        <w:t xml:space="preserve">La propuesta de valor de Easy </w:t>
+      </w:r>
+      <w:proofErr w:type="spellStart"/>
+      <w:r>
+        <w:rPr>
+          <w:rFonts w:eastAsiaTheme="majorEastAsia"/>
+        </w:rPr>
+        <w:t>Breakfast</w:t>
+      </w:r>
+      <w:proofErr w:type="spellEnd"/>
+      <w:r>
+        <w:rPr>
+          <w:rFonts w:eastAsiaTheme="majorEastAsia"/>
+        </w:rPr>
+        <w:t xml:space="preserve"> se centra en ofrecer desayunos saludables, frescos y listos para consumir, solicitados con anticipación mediante una plataforma </w:t>
+      </w:r>
+      <w:r>
+        <w:rPr>
+          <w:rFonts w:eastAsiaTheme="majorEastAsia"/>
+        </w:rPr>
+        <w:lastRenderedPageBreak/>
+        <w:t>web. El negocio busca elevar la accesibilidad a alimentos nutritivos para personas con limitaciones de tiempo, facilitando la planificación alimenticia y reduciendo la necesidad de compras presenciales.</w:t>
+      </w:r>
+    </w:p>
+    <w:p>
+      <w:pPr>
+        <w:rPr>
+          <w:rFonts w:eastAsiaTheme="majorEastAsia"/>
+        </w:rPr>
+      </w:pPr>
+      <w:r>
+        <w:rPr>
+          <w:rFonts w:eastAsiaTheme="majorEastAsia"/>
+        </w:rPr>
+        <w:t>La empresa resuelve principalmente la falta de tiempo para preparar desayunos balanceados y la dificultad de acceso a opciones saludables en horarios tempranos. Entre sus características diferenciadoras destacan la accesibilidad digital, la conveniencia de la entrega puntual, la posibilidad de personalización según preferencias o restricciones alimenticias y un sistema de preventa que reduce el desperdicio de insumos.</w:t>
+      </w:r>
+    </w:p>
+    <w:p>
+      <w:pPr>
+        <w:pStyle w:val="Ttulo3"/>
+      </w:pPr>
+      <w:bookmarkStart w:id="8" w:name="_Toc224255005"/>
+      <w:r>
+        <w:t>Canales</w:t>
+      </w:r>
+      <w:bookmarkEnd w:id="8"/>
+    </w:p>
+    <w:p>
+      <w:pPr>
+        <w:rPr>
+          <w:rFonts w:eastAsiaTheme="majorEastAsia"/>
+        </w:rPr>
+      </w:pPr>
+      <w:r>
+        <w:rPr>
+          <w:rFonts w:eastAsiaTheme="majorEastAsia"/>
+        </w:rPr>
+        <w:t>La empresa utiliza canales digitales como principal medio de comercialización. Entre ellos se encuentran la página web oficial, Instagram, Facebook y WhatsApp Business. Las redes sociales cumplen una función estratégica de captación y posicionamiento de marca, mientras que la página web actúa como canal principal para la gestión y cierre de ventas.</w:t>
+      </w:r>
+    </w:p>
+    <w:p>
+      <w:pPr>
+        <w:rPr>
+          <w:rFonts w:eastAsiaTheme="majorEastAsia"/>
+        </w:rPr>
+      </w:pPr>
+      <w:r>
+        <w:rPr>
+          <w:rFonts w:eastAsiaTheme="majorEastAsia"/>
+        </w:rPr>
+        <w:t>El proceso se integra en la rutina del cliente mediante pedidos realizados con anticipación —generalmente la noche anterior— y entregas programadas en horario temprano, antes del inicio de la jornada laboral o académica.</w:t>
+      </w:r>
+    </w:p>
+    <w:p>
+      <w:pPr>
+        <w:pStyle w:val="Ttulo3"/>
+      </w:pPr>
+      <w:bookmarkStart w:id="9" w:name="_Toc224255006"/>
+      <w:r>
+        <w:t>Relación con los clientes</w:t>
+      </w:r>
+      <w:bookmarkEnd w:id="9"/>
+    </w:p>
+    <w:p>
+      <w:pPr>
+        <w:rPr>
+          <w:rFonts w:eastAsiaTheme="majorEastAsia"/>
+        </w:rPr>
+      </w:pPr>
+      <w:r>
+        <w:rPr>
+          <w:rFonts w:eastAsiaTheme="majorEastAsia"/>
+        </w:rPr>
+        <w:t xml:space="preserve">La relación con los clientes se basa en la atención personalizada y la construcción de fidelización a largo plazo. Se implementa asistencia directa a través de WhatsApp, complementada con un sistema </w:t>
+      </w:r>
+      <w:proofErr w:type="spellStart"/>
+      <w:r>
+        <w:rPr>
+          <w:rFonts w:eastAsiaTheme="majorEastAsia"/>
+        </w:rPr>
+        <w:t>semi-automatizado</w:t>
+      </w:r>
+      <w:proofErr w:type="spellEnd"/>
+      <w:r>
+        <w:rPr>
+          <w:rFonts w:eastAsiaTheme="majorEastAsia"/>
+        </w:rPr>
+        <w:t xml:space="preserve"> en la plataforma web para la gestión de pedidos.</w:t>
+      </w:r>
+    </w:p>
+    <w:p>
+      <w:pPr>
+        <w:rPr>
+          <w:rFonts w:eastAsiaTheme="majorEastAsia"/>
+        </w:rPr>
+      </w:pPr>
+      <w:r>
+        <w:rPr>
+          <w:rFonts w:eastAsiaTheme="majorEastAsia"/>
+        </w:rPr>
+        <w:lastRenderedPageBreak/>
+        <w:t>Asimismo, se contempla la implementación de programas de fidelización mediante descuentos por compras frecuentes</w:t>
+      </w:r>
+      <w:r>
+        <w:rPr>
+          <w:rFonts w:eastAsiaTheme="majorEastAsia"/>
+        </w:rPr>
+        <w:t>, compras semanales o mensuales</w:t>
+      </w:r>
+      <w:r>
+        <w:rPr>
+          <w:rFonts w:eastAsiaTheme="majorEastAsia"/>
+        </w:rPr>
+        <w:t>. Los clientes esperan respuestas rápidas, productos frescos, entregas puntuales y opciones adaptadas a sus preferencias alimenticias, elementos que fortalecen la confianza y la recurrencia de compra.</w:t>
+      </w:r>
+    </w:p>
+    <w:p>
+      <w:pPr>
+        <w:pStyle w:val="Ttulo3"/>
+      </w:pPr>
+      <w:bookmarkStart w:id="10" w:name="_Toc224255011"/>
+      <w:r>
+        <w:t>Fuentes de ingresos</w:t>
+      </w:r>
+      <w:bookmarkEnd w:id="10"/>
+    </w:p>
+    <w:p>
+      <w:pPr>
+        <w:rPr>
+          <w:rFonts w:eastAsiaTheme="majorEastAsia"/>
+        </w:rPr>
+      </w:pPr>
+      <w:r>
+        <w:rPr>
+          <w:rFonts w:eastAsiaTheme="majorEastAsia"/>
+        </w:rPr>
+        <w:t>Las fuentes de ingresos provienen principalmente de la venta directa de desayunos saludables. Adicionalmente, se contempla la implementación de suscripciones semanales o mensuales y descuentos por volumen para incentivar compras recurrentes.</w:t>
+      </w:r>
+    </w:p>
+    <w:p>
+      <w:pPr>
+        <w:rPr>
+          <w:rFonts w:eastAsiaTheme="majorEastAsia"/>
+        </w:rPr>
+      </w:pPr>
+      <w:r>
+        <w:rPr>
+          <w:rFonts w:eastAsiaTheme="majorEastAsia"/>
+        </w:rPr>
+        <w:t>Los clientes pueden realizar pagos mediante transferencias bancarias, tarjetas</w:t>
+      </w:r>
+      <w:r>
+        <w:rPr>
+          <w:rFonts w:eastAsiaTheme="majorEastAsia"/>
+        </w:rPr>
+        <w:t xml:space="preserve"> o</w:t>
+      </w:r>
+      <w:r>
+        <w:rPr>
+          <w:rFonts w:eastAsiaTheme="majorEastAsia"/>
+        </w:rPr>
+        <w:t xml:space="preserve"> pagos móvile</w:t>
+      </w:r>
+      <w:r>
+        <w:rPr>
+          <w:rFonts w:eastAsiaTheme="majorEastAsia"/>
+        </w:rPr>
+        <w:t>s</w:t>
+      </w:r>
+      <w:r>
+        <w:rPr>
+          <w:rFonts w:eastAsiaTheme="majorEastAsia"/>
+        </w:rPr>
+        <w:t>. La estructura de precios es fija según el tipo de desayuno, con promociones dinámicas en fechas especiales y beneficios para clientes frecuentes.</w:t>
+      </w:r>
+    </w:p>
+    <w:p>
+      <w:pPr>
+        <w:pStyle w:val="Ttulo3"/>
+      </w:pPr>
+      <w:r>
+        <w:t>Recursos clave</w:t>
+      </w:r>
+    </w:p>
+    <w:p>
+      <w:pPr>
+        <w:rPr>
+          <w:rFonts w:eastAsiaTheme="majorEastAsia"/>
+        </w:rPr>
+      </w:pPr>
+      <w:r>
+        <w:rPr>
+          <w:rFonts w:eastAsiaTheme="majorEastAsia"/>
+        </w:rPr>
+        <w:t xml:space="preserve">Para ejecutar el modelo de negocio, Easy </w:t>
+      </w:r>
+      <w:proofErr w:type="spellStart"/>
+      <w:r>
+        <w:rPr>
+          <w:rFonts w:eastAsiaTheme="majorEastAsia"/>
+        </w:rPr>
+        <w:t>Breakfast</w:t>
+      </w:r>
+      <w:proofErr w:type="spellEnd"/>
+      <w:r>
+        <w:rPr>
+          <w:rFonts w:eastAsiaTheme="majorEastAsia"/>
+        </w:rPr>
+        <w:t xml:space="preserve"> dispone de recursos físicos, humanos, intelectuales y financieros.</w:t>
+      </w:r>
+    </w:p>
+    <w:p>
+      <w:pPr>
+        <w:rPr>
+          <w:rFonts w:eastAsiaTheme="majorEastAsia"/>
+        </w:rPr>
+      </w:pPr>
+      <w:r>
+        <w:rPr>
+          <w:rFonts w:eastAsiaTheme="majorEastAsia"/>
+        </w:rPr>
+        <w:t xml:space="preserve">Entre los recursos físicos destacan la cocina equipada, sistemas de refrigeración y utensilios especializados. Los recursos humanos incluyen personal de cocina, repartidor y un </w:t>
+      </w:r>
+      <w:proofErr w:type="spellStart"/>
+      <w:r>
+        <w:rPr>
+          <w:rFonts w:eastAsiaTheme="majorEastAsia"/>
+        </w:rPr>
+        <w:t>community</w:t>
+      </w:r>
+      <w:proofErr w:type="spellEnd"/>
+      <w:r>
+        <w:rPr>
+          <w:rFonts w:eastAsiaTheme="majorEastAsia"/>
+        </w:rPr>
+        <w:t xml:space="preserve"> manager encargado de la gestión digital y posicionamiento de la marca.</w:t>
+      </w:r>
+    </w:p>
+    <w:p>
+      <w:pPr>
+        <w:rPr>
+          <w:rFonts w:eastAsiaTheme="majorEastAsia"/>
+        </w:rPr>
+      </w:pPr>
+      <w:r>
+        <w:rPr>
+          <w:rFonts w:eastAsiaTheme="majorEastAsia"/>
+        </w:rPr>
+        <w:t>En cuanto a los recursos intelectuales, se consideran la marca registrada, las recetas propias y la base de datos de clientes. Finalmente, los recursos financieros comprenden el capital inicial y el flujo de caja necesario para sostener la operación diaria.</w:t>
+      </w:r>
+    </w:p>
+    <w:p>
+      <w:pPr>
+        <w:pStyle w:val="Ttulo3"/>
+      </w:pPr>
+      <w:bookmarkStart w:id="11" w:name="_Toc224255007"/>
+      <w:r>
+        <w:lastRenderedPageBreak/>
+        <w:t>Actividades clave</w:t>
+      </w:r>
+      <w:bookmarkEnd w:id="11"/>
+    </w:p>
+    <w:p>
+      <w:pPr>
+        <w:rPr>
+          <w:lang w:val="es-PE" w:eastAsia="es-PE"/>
+        </w:rPr>
+      </w:pPr>
+      <w:bookmarkStart w:id="12" w:name="_Toc224255008"/>
+      <w:r>
+        <w:rPr>
+          <w:lang w:val="es-PE" w:eastAsia="es-PE"/>
+        </w:rPr>
+        <w:t xml:space="preserve">Las actividades clave de Easy </w:t>
+      </w:r>
+      <w:proofErr w:type="spellStart"/>
+      <w:r>
+        <w:rPr>
+          <w:lang w:val="es-PE" w:eastAsia="es-PE"/>
+        </w:rPr>
+        <w:t>Breakfast</w:t>
+      </w:r>
+      <w:proofErr w:type="spellEnd"/>
+      <w:r>
+        <w:rPr>
+          <w:lang w:val="es-PE" w:eastAsia="es-PE"/>
+        </w:rPr>
+        <w:t xml:space="preserve"> se centran en la planificación, producción y distribución eficiente de desayunos saludables bajo un modelo de preventa online.</w:t>
+      </w:r>
+    </w:p>
+    <w:p>
+      <w:pPr>
+        <w:rPr>
+          <w:lang w:val="es-PE" w:eastAsia="es-PE"/>
+        </w:rPr>
+      </w:pPr>
+      <w:r>
+        <w:rPr>
+          <w:lang w:val="es-PE" w:eastAsia="es-PE"/>
+        </w:rPr>
+        <w:t>En primer lugar, se realizan actividades relacionadas con la selección y adquisición de insumos frescos y de calidad, principalmente frutas, granos andinos y otros ingredientes necesarios para la preparación de los productos ofrecidos. Esta actividad es fundamental para garantizar el valor nutricional y la calidad del desayuno.</w:t>
+      </w:r>
+    </w:p>
+    <w:p>
+      <w:pPr>
+        <w:rPr>
+          <w:lang w:val="es-PE" w:eastAsia="es-PE"/>
+        </w:rPr>
+      </w:pPr>
+      <w:r>
+        <w:rPr>
+          <w:lang w:val="es-PE" w:eastAsia="es-PE"/>
+        </w:rPr>
+        <w:t xml:space="preserve">Otra actividad esencial es la planificación y preparación diaria de los pedidos, que incluye el proceso de elaboración de bebidas naturales, preparación de alimentos como </w:t>
+      </w:r>
+      <w:proofErr w:type="spellStart"/>
+      <w:r>
+        <w:rPr>
+          <w:lang w:val="es-PE" w:eastAsia="es-PE"/>
+        </w:rPr>
+        <w:t>hotcakes</w:t>
+      </w:r>
+      <w:proofErr w:type="spellEnd"/>
+      <w:r>
+        <w:rPr>
+          <w:lang w:val="es-PE" w:eastAsia="es-PE"/>
+        </w:rPr>
+        <w:t xml:space="preserve"> y el armado de los paquetes de desayuno. Este proceso se realiza bajo estándares de higiene y control de calidad para asegurar la satisfacción del cliente.</w:t>
+      </w:r>
+    </w:p>
+    <w:p>
+      <w:pPr>
+        <w:rPr>
+          <w:lang w:val="es-PE" w:eastAsia="es-PE"/>
+        </w:rPr>
+      </w:pPr>
+      <w:r>
+        <w:rPr>
+          <w:lang w:val="es-PE" w:eastAsia="es-PE"/>
+        </w:rPr>
+        <w:t>Asimismo, se gestionan las operaciones digitales del negocio, que comprenden la administración de la plataforma web de pedidos, el registro y control de preventas, la gestión de pagos electrónicos y la programación de entregas según la demanda diaria.</w:t>
+      </w:r>
+    </w:p>
+    <w:p>
+      <w:pPr>
+        <w:rPr>
+          <w:lang w:val="es-PE" w:eastAsia="es-PE"/>
+        </w:rPr>
+      </w:pPr>
+      <w:r>
+        <w:rPr>
+          <w:lang w:val="es-PE" w:eastAsia="es-PE"/>
+        </w:rPr>
+        <w:t xml:space="preserve">La logística de distribución constituye otra actividad clave, ya que implica la organización de rutas de entrega y la coordinación del servicio de </w:t>
+      </w:r>
+      <w:proofErr w:type="spellStart"/>
+      <w:r>
+        <w:rPr>
+          <w:lang w:val="es-PE" w:eastAsia="es-PE"/>
+        </w:rPr>
+        <w:t>delivery</w:t>
+      </w:r>
+      <w:proofErr w:type="spellEnd"/>
+      <w:r>
+        <w:rPr>
+          <w:lang w:val="es-PE" w:eastAsia="es-PE"/>
+        </w:rPr>
+        <w:t xml:space="preserve"> para garantizar que los desayunos lleguen puntualmente a los clientes, especialmente en horarios laborales de la mañana.</w:t>
+      </w:r>
+    </w:p>
+    <w:p>
+      <w:pPr>
+        <w:rPr>
+          <w:lang w:val="es-PE" w:eastAsia="es-PE"/>
+        </w:rPr>
+      </w:pPr>
+      <w:r>
+        <w:rPr>
+          <w:lang w:val="es-PE" w:eastAsia="es-PE"/>
+        </w:rPr>
+        <w:t>Finalmente, el negocio desarrolla actividades de marketing digital orientadas a la promoción de la marca, la gestión de redes sociales, la comunicación con los clientes y la implementación de estrategias comerciales como promociones, suscripciones semanales y programas de fidelización.</w:t>
+      </w:r>
+    </w:p>
+    <w:p>
+      <w:pPr>
+        <w:rPr>
+          <w:lang w:val="es-PE" w:eastAsia="es-PE"/>
+        </w:rPr>
+      </w:pPr>
+      <w:r>
+        <w:rPr>
+          <w:lang w:val="es-PE" w:eastAsia="es-PE"/>
+        </w:rPr>
+        <w:lastRenderedPageBreak/>
+        <w:t xml:space="preserve">En conjunto, estas actividades permiten sostener la propuesta de valor de Easy </w:t>
+      </w:r>
+      <w:proofErr w:type="spellStart"/>
+      <w:r>
+        <w:rPr>
+          <w:lang w:val="es-PE" w:eastAsia="es-PE"/>
+        </w:rPr>
+        <w:t>Breakfast</w:t>
+      </w:r>
+      <w:proofErr w:type="spellEnd"/>
+      <w:r>
+        <w:rPr>
+          <w:lang w:val="es-PE" w:eastAsia="es-PE"/>
+        </w:rPr>
+        <w:t>, basada en ofrecer desayunos saludables, prácticos y de entrega rápida para profesionales urbanos con poco tiempo disponible.</w:t>
+      </w:r>
+    </w:p>
+    <w:p>
+      <w:pPr>
+        <w:pStyle w:val="Ttulo3"/>
+      </w:pPr>
+      <w:bookmarkStart w:id="13" w:name="_Toc224255009"/>
+      <w:bookmarkEnd w:id="12"/>
+      <w:r>
+        <w:t>Socios clave</w:t>
+      </w:r>
+      <w:bookmarkEnd w:id="13"/>
+    </w:p>
+    <w:p>
+      <w:pPr>
+        <w:rPr>
+          <w:rFonts w:eastAsiaTheme="majorEastAsia"/>
+        </w:rPr>
+      </w:pPr>
+      <w:r>
+        <w:rPr>
+          <w:rFonts w:eastAsiaTheme="majorEastAsia"/>
+        </w:rPr>
+        <w:t xml:space="preserve">El </w:t>
+      </w:r>
+      <w:r>
+        <w:rPr>
+          <w:rFonts w:eastAsiaTheme="majorEastAsia"/>
+        </w:rPr>
+        <w:t xml:space="preserve">plan </w:t>
+      </w:r>
+      <w:r>
+        <w:rPr>
+          <w:rFonts w:eastAsiaTheme="majorEastAsia"/>
+        </w:rPr>
+        <w:t xml:space="preserve">de negocio se apoya en alianzas estratégicas con proveedores </w:t>
+      </w:r>
+      <w:r>
+        <w:rPr>
+          <w:rFonts w:eastAsiaTheme="majorEastAsia"/>
+        </w:rPr>
+        <w:t xml:space="preserve">del </w:t>
+      </w:r>
+      <w:r>
+        <w:rPr>
+          <w:rFonts w:eastAsiaTheme="majorEastAsia"/>
+          <w:noProof/>
+        </w:rPr>
+        <w:t>Mercado Mayorista</w:t>
+      </w:r>
+      <w:r>
+        <w:rPr>
+          <w:rFonts w:eastAsiaTheme="majorEastAsia"/>
+        </w:rPr>
+        <w:t xml:space="preserve"> </w:t>
+      </w:r>
+      <w:r>
+        <w:rPr>
+          <w:rFonts w:eastAsiaTheme="majorEastAsia"/>
+        </w:rPr>
+        <w:t xml:space="preserve">para la adquisición </w:t>
+      </w:r>
+      <w:r>
+        <w:rPr>
+          <w:rFonts w:eastAsiaTheme="majorEastAsia"/>
+        </w:rPr>
+        <w:t>de frutas frescas, granos, yogur y frutos secos, distribuidores de envases ecológicos</w:t>
+      </w:r>
+      <w:r>
+        <w:rPr>
+          <w:rFonts w:eastAsiaTheme="majorEastAsia"/>
+        </w:rPr>
+        <w:t xml:space="preserve"> como </w:t>
+      </w:r>
+      <w:r>
+        <w:rPr>
+          <w:rFonts w:eastAsiaTheme="majorEastAsia"/>
+          <w:noProof/>
+        </w:rPr>
+        <w:t>Navil Envases</w:t>
+      </w:r>
+      <w:r>
+        <w:rPr>
+          <w:rFonts w:eastAsiaTheme="majorEastAsia"/>
+        </w:rPr>
+        <w:t xml:space="preserve"> y plataformas de pago online. En caso de tercerización, también se contempla la colaboración con servicios de </w:t>
+      </w:r>
+      <w:proofErr w:type="spellStart"/>
+      <w:r>
+        <w:rPr>
+          <w:rFonts w:eastAsiaTheme="majorEastAsia"/>
+        </w:rPr>
+        <w:t>delivery</w:t>
+      </w:r>
+      <w:proofErr w:type="spellEnd"/>
+      <w:r>
+        <w:rPr>
+          <w:rFonts w:eastAsiaTheme="majorEastAsia"/>
+        </w:rPr>
+        <w:t>.</w:t>
+      </w:r>
+    </w:p>
+    <w:p>
+      <w:pPr>
+        <w:rPr>
+          <w:rFonts w:eastAsiaTheme="majorEastAsia"/>
+        </w:rPr>
+      </w:pPr>
+      <w:r>
+        <w:rPr>
+          <w:rFonts w:eastAsiaTheme="majorEastAsia"/>
+        </w:rPr>
+        <w:t>Estas alianzas permiten garantizar abastecimiento constante, calidad en la materia prima, optimización de costos y reducción de riesgos asociados a retrasos o escasez de insumos.</w:t>
+      </w:r>
+    </w:p>
+    <w:p>
+      <w:pPr>
+        <w:pStyle w:val="Ttulo3"/>
+      </w:pPr>
+      <w:bookmarkStart w:id="14" w:name="_Toc224255010"/>
+      <w:r>
+        <w:t>Estructura de costos</w:t>
+      </w:r>
+      <w:bookmarkEnd w:id="14"/>
+    </w:p>
+    <w:p>
+      <w:pPr>
+        <w:rPr>
+          <w:rFonts w:eastAsiaTheme="majorEastAsia"/>
+        </w:rPr>
+      </w:pPr>
+      <w:r>
+        <w:rPr>
+          <w:rFonts w:eastAsiaTheme="majorEastAsia"/>
+        </w:rPr>
+        <w:t xml:space="preserve">La estructura de costos está compuesta principalmente por la compra de frutas e insumos, mano de obra, servicio de </w:t>
+      </w:r>
+      <w:proofErr w:type="spellStart"/>
+      <w:r>
+        <w:rPr>
+          <w:rFonts w:eastAsiaTheme="majorEastAsia"/>
+        </w:rPr>
+        <w:t>delivery</w:t>
+      </w:r>
+      <w:proofErr w:type="spellEnd"/>
+      <w:r>
+        <w:rPr>
+          <w:rFonts w:eastAsiaTheme="majorEastAsia"/>
+        </w:rPr>
+        <w:t>, marketing digital y gastos de hosting y mantenimiento web. Los recursos y actividades más costosos corresponden a los insumos frescos y al personal operativo, así como a la preparación diaria y logística de entrega.</w:t>
+      </w:r>
+    </w:p>
+    <w:p>
+      <w:pPr>
+        <w:rPr>
+          <w:rFonts w:eastAsiaTheme="majorEastAsia"/>
+        </w:rPr>
+      </w:pPr>
+      <w:r>
+        <w:rPr>
+          <w:rFonts w:eastAsiaTheme="majorEastAsia"/>
+        </w:rPr>
+        <w:t>El modelo se orienta más hacia la generación de valor que hacia la competencia por precios bajos, priorizando calidad, frescura y conveniencia como factores diferenciadores.</w:t>
+      </w:r>
+    </w:p>
+    <w:p>
+      <w:pPr>
+        <w:pStyle w:val="Ttulo1"/>
+      </w:pPr>
+      <w:bookmarkStart w:id="15" w:name="_Toc224255012"/>
+      <w:r>
+        <w:lastRenderedPageBreak/>
+        <w:t>FILOSOFÍA ORGANIZACIONAL</w:t>
+      </w:r>
+      <w:bookmarkEnd w:id="15"/>
+    </w:p>
+    <w:p>
+      <w:pPr>
+        <w:rPr>
+          <w:rFonts w:eastAsiaTheme="majorEastAsia"/>
+        </w:rPr>
+      </w:pPr>
+      <w:r>
+        <w:rPr>
+          <w:rFonts w:eastAsiaTheme="majorEastAsia"/>
+        </w:rPr>
+        <w:t xml:space="preserve">La filosofía organizacional de </w:t>
+      </w:r>
+      <w:r>
+        <w:rPr>
+          <w:rFonts w:eastAsiaTheme="majorEastAsia"/>
+          <w:b/>
+          <w:bCs/>
+        </w:rPr>
+        <w:t xml:space="preserve">Easy </w:t>
+      </w:r>
+      <w:proofErr w:type="spellStart"/>
+      <w:r>
+        <w:rPr>
+          <w:rFonts w:eastAsiaTheme="majorEastAsia"/>
+          <w:b/>
+          <w:bCs/>
+        </w:rPr>
+        <w:t>Breakfast</w:t>
+      </w:r>
+      <w:proofErr w:type="spellEnd"/>
+      <w:r>
+        <w:rPr>
+          <w:rFonts w:eastAsiaTheme="majorEastAsia"/>
+        </w:rPr>
+        <w:t xml:space="preserve"> se fundamenta en el compromiso con la alimentación saludable, la eficiencia operativa y el uso estratégico de la tecnología como herramienta de transformación en los hábitos de consumo. La empresa no solo busca generar rentabilidad, sino también facilitar el acceso a opciones nutritivas para personas con limitaciones de tiempo, promoviendo un estilo de vida equilibrado y sostenible.</w:t>
+      </w:r>
+    </w:p>
+    <w:p>
+      <w:pPr>
+        <w:pStyle w:val="Ttulo2"/>
+      </w:pPr>
       <w:bookmarkStart w:id="16" w:name="_Toc224255013"/>
       <w:r>
         <w:t>Misión</w:t>
@@ -6732,7 +7217,7 @@
     </w:p>
     <w:p>
       <w:pPr>
-        <w:pStyle w:val="Ttulo3"/>
+        <w:pStyle w:val="Ttulo2"/>
       </w:pPr>
       <w:bookmarkStart w:id="17" w:name="_Toc224255014"/>
       <w:r>
@@ -6791,7 +7276,7 @@
     </w:p>
     <w:p>
       <w:pPr>
-        <w:pStyle w:val="Ttulo3"/>
+        <w:pStyle w:val="Ttulo2"/>
       </w:pPr>
       <w:bookmarkStart w:id="18" w:name="_Toc224255015"/>
       <w:r>
@@ -6894,6 +7379,7 @@
           <w:b/>
           <w:bCs/>
         </w:rPr>
+        <w:lastRenderedPageBreak/>
         <w:t>Innovación:</w:t>
       </w:r>
       <w:r>
@@ -6946,23 +7432,1290 @@
           <w:b/>
           <w:bCs/>
         </w:rPr>
+        <w:t>Responsabilidad:</w:t>
+      </w:r>
+      <w:r>
+        <w:rPr>
+          <w:rFonts w:eastAsiaTheme="majorEastAsia"/>
+        </w:rPr>
+        <w:t xml:space="preserve"> Implementamos un sistema de preventa que reduce desperdicios y promovemos el uso de empaques adecuados que minimicen el impacto ambiental.</w:t>
+      </w:r>
+      <w:r>
+        <w:rPr>
+          <w:rFonts w:eastAsiaTheme="majorEastAsia"/>
+        </w:rPr>
+        <w:br w:type="page"/>
+      </w:r>
+    </w:p>
+    <w:p>
+      <w:pPr>
+        <w:pStyle w:val="Ttulo1"/>
+      </w:pPr>
+      <w:r>
         <w:lastRenderedPageBreak/>
-        <w:t>Responsabilidad:</w:t>
-      </w:r>
-      <w:r>
-        <w:rPr>
-          <w:rFonts w:eastAsiaTheme="majorEastAsia"/>
-        </w:rPr>
-        <w:t xml:space="preserve"> Implementamos un sistema de preventa que reduce desperdicios y promovemos el uso de empaques adecuados que minimicen el impacto ambiental.</w:t>
-      </w:r>
-    </w:p>
-    <w:p>
-      <w:pPr>
-        <w:pStyle w:val="Ttulo2"/>
+        <w:t>ANÁLISIS PESTEL</w:t>
+      </w:r>
+    </w:p>
+    <w:tbl>
+      <w:tblPr>
+        <w:tblStyle w:val="TablaAPA"/>
+        <w:tblW w:w="0" w:type="auto"/>
+        <w:tblLook w:val="04A0" w:firstRow="1" w:lastRow="0" w:firstColumn="1" w:lastColumn="0" w:noHBand="0" w:noVBand="1"/>
+      </w:tblPr>
+      <w:tblGrid>
+        <w:gridCol w:w="1443"/>
+        <w:gridCol w:w="3418"/>
+        <w:gridCol w:w="3419"/>
+      </w:tblGrid>
+      <w:tr>
+        <w:trPr>
+          <w:cnfStyle w:val="100000000000" w:firstRow="1" w:lastRow="0" w:firstColumn="0" w:lastColumn="0" w:oddVBand="0" w:evenVBand="0" w:oddHBand="0" w:evenHBand="0" w:firstRowFirstColumn="0" w:firstRowLastColumn="0" w:lastRowFirstColumn="0" w:lastRowLastColumn="0"/>
+          <w:trHeight w:val="300"/>
+        </w:trPr>
+        <w:tc>
+          <w:tcPr>
+            <w:tcW w:w="0" w:type="auto"/>
+            <w:hideMark/>
+          </w:tcPr>
+          <w:p>
+            <w:pPr>
+              <w:widowControl/>
+              <w:autoSpaceDE/>
+              <w:autoSpaceDN/>
+              <w:spacing w:before="0" w:after="0"/>
+              <w:rPr>
+                <w:bCs/>
+                <w:color w:val="000000"/>
+                <w:szCs w:val="24"/>
+                <w:lang w:val="es-PE" w:eastAsia="es-PE"/>
+              </w:rPr>
+            </w:pPr>
+            <w:r>
+              <w:rPr>
+                <w:bCs/>
+                <w:color w:val="000000"/>
+                <w:szCs w:val="24"/>
+                <w:lang w:val="es-PE" w:eastAsia="es-PE"/>
+              </w:rPr>
+              <w:t>FACTOR</w:t>
+            </w:r>
+          </w:p>
+        </w:tc>
+        <w:tc>
+          <w:tcPr>
+            <w:tcW w:w="3457" w:type="dxa"/>
+            <w:hideMark/>
+          </w:tcPr>
+          <w:p>
+            <w:pPr>
+              <w:widowControl/>
+              <w:autoSpaceDE/>
+              <w:autoSpaceDN/>
+              <w:spacing w:before="0" w:after="0"/>
+              <w:rPr>
+                <w:bCs/>
+                <w:color w:val="000000"/>
+                <w:szCs w:val="24"/>
+                <w:lang w:val="es-PE" w:eastAsia="es-PE"/>
+              </w:rPr>
+            </w:pPr>
+            <w:r>
+              <w:rPr>
+                <w:bCs/>
+                <w:color w:val="000000"/>
+                <w:szCs w:val="24"/>
+                <w:lang w:val="es-PE" w:eastAsia="es-PE"/>
+              </w:rPr>
+              <w:t>ELEMENTOS DEL ENTORNO</w:t>
+            </w:r>
+          </w:p>
+        </w:tc>
+        <w:tc>
+          <w:tcPr>
+            <w:tcW w:w="3460" w:type="dxa"/>
+            <w:hideMark/>
+          </w:tcPr>
+          <w:p>
+            <w:pPr>
+              <w:widowControl/>
+              <w:autoSpaceDE/>
+              <w:autoSpaceDN/>
+              <w:spacing w:before="0" w:after="0"/>
+              <w:rPr>
+                <w:bCs/>
+                <w:color w:val="000000"/>
+                <w:szCs w:val="24"/>
+                <w:lang w:val="es-PE" w:eastAsia="es-PE"/>
+              </w:rPr>
+            </w:pPr>
+            <w:r>
+              <w:rPr>
+                <w:bCs/>
+                <w:color w:val="000000"/>
+                <w:szCs w:val="24"/>
+                <w:lang w:val="es-PE" w:eastAsia="es-PE"/>
+              </w:rPr>
+              <w:t>ANÁLISIS DEL IMPACTO EN EL PROYECTO</w:t>
+            </w:r>
+          </w:p>
+        </w:tc>
+      </w:tr>
+      <w:tr>
+        <w:trPr>
+          <w:cnfStyle w:val="000000100000" w:firstRow="0" w:lastRow="0" w:firstColumn="0" w:lastColumn="0" w:oddVBand="0" w:evenVBand="0" w:oddHBand="1" w:evenHBand="0" w:firstRowFirstColumn="0" w:firstRowLastColumn="0" w:lastRowFirstColumn="0" w:lastRowLastColumn="0"/>
+          <w:trHeight w:val="2100"/>
+        </w:trPr>
+        <w:tc>
+          <w:tcPr>
+            <w:tcW w:w="0" w:type="auto"/>
+            <w:hideMark/>
+          </w:tcPr>
+          <w:p>
+            <w:pPr>
+              <w:widowControl/>
+              <w:autoSpaceDE/>
+              <w:autoSpaceDN/>
+              <w:rPr>
+                <w:b/>
+                <w:bCs/>
+                <w:color w:val="000000"/>
+                <w:szCs w:val="24"/>
+                <w:lang w:val="es-PE" w:eastAsia="es-PE"/>
+              </w:rPr>
+            </w:pPr>
+            <w:r>
+              <w:rPr>
+                <w:b/>
+                <w:bCs/>
+                <w:color w:val="000000"/>
+                <w:szCs w:val="24"/>
+                <w:lang w:val="es-PE" w:eastAsia="es-PE"/>
+              </w:rPr>
+              <w:t>Político</w:t>
+            </w:r>
+          </w:p>
+        </w:tc>
+        <w:tc>
+          <w:tcPr>
+            <w:tcW w:w="3457" w:type="dxa"/>
+            <w:hideMark/>
+          </w:tcPr>
+          <w:p>
+            <w:pPr>
+              <w:widowControl/>
+              <w:autoSpaceDE/>
+              <w:autoSpaceDN/>
+              <w:rPr>
+                <w:color w:val="000000"/>
+                <w:szCs w:val="24"/>
+                <w:lang w:val="es-PE" w:eastAsia="es-PE"/>
+              </w:rPr>
+            </w:pPr>
+            <w:r>
+              <w:rPr>
+                <w:color w:val="000000"/>
+                <w:szCs w:val="24"/>
+                <w:lang w:val="es-PE" w:eastAsia="es-PE"/>
+              </w:rPr>
+              <w:t>Impuestos o permisos municipales para negocios de comida.</w:t>
+            </w:r>
+          </w:p>
+          <w:p>
+            <w:pPr>
+              <w:widowControl/>
+              <w:autoSpaceDE/>
+              <w:autoSpaceDN/>
+              <w:rPr>
+                <w:color w:val="000000"/>
+                <w:szCs w:val="24"/>
+                <w:lang w:val="es-PE" w:eastAsia="es-PE"/>
+              </w:rPr>
+            </w:pPr>
+            <w:r>
+              <w:rPr>
+                <w:color w:val="000000"/>
+                <w:szCs w:val="24"/>
+                <w:lang w:val="es-PE" w:eastAsia="es-PE"/>
+              </w:rPr>
+              <w:t>Alta informalidad en venta de alimentos callejeros.</w:t>
+            </w:r>
+          </w:p>
+          <w:p>
+            <w:pPr>
+              <w:widowControl/>
+              <w:autoSpaceDE/>
+              <w:autoSpaceDN/>
+              <w:rPr>
+                <w:color w:val="000000"/>
+                <w:szCs w:val="24"/>
+                <w:lang w:val="es-PE" w:eastAsia="es-PE"/>
+              </w:rPr>
+            </w:pPr>
+            <w:r>
+              <w:rPr>
+                <w:color w:val="000000"/>
+                <w:szCs w:val="24"/>
+                <w:lang w:val="es-PE" w:eastAsia="es-PE"/>
+              </w:rPr>
+              <w:t>Baja inversión y apoyo del Estado en desarrollo social y emprendimiento.</w:t>
+            </w:r>
+          </w:p>
+          <w:p>
+            <w:pPr>
+              <w:widowControl/>
+              <w:autoSpaceDE/>
+              <w:autoSpaceDN/>
+              <w:rPr>
+                <w:color w:val="000000"/>
+                <w:szCs w:val="24"/>
+                <w:lang w:val="es-PE" w:eastAsia="es-PE"/>
+              </w:rPr>
+            </w:pPr>
+            <w:r>
+              <w:rPr>
+                <w:color w:val="000000"/>
+                <w:szCs w:val="24"/>
+                <w:lang w:val="es-PE" w:eastAsia="es-PE"/>
+              </w:rPr>
+              <w:t>Regulaciones sanitarias para manipulación de alimentos.</w:t>
+            </w:r>
+          </w:p>
+        </w:tc>
+        <w:tc>
+          <w:tcPr>
+            <w:tcW w:w="3460" w:type="dxa"/>
+            <w:hideMark/>
+          </w:tcPr>
+          <w:p>
+            <w:pPr>
+              <w:widowControl/>
+              <w:autoSpaceDE/>
+              <w:autoSpaceDN/>
+              <w:rPr>
+                <w:color w:val="000000"/>
+                <w:szCs w:val="24"/>
+                <w:lang w:val="es-PE" w:eastAsia="es-PE"/>
+              </w:rPr>
+            </w:pPr>
+            <w:r>
+              <w:rPr>
+                <w:color w:val="000000"/>
+                <w:szCs w:val="24"/>
+                <w:lang w:val="es-PE" w:eastAsia="es-PE"/>
+              </w:rPr>
+              <w:t>Las regulaciones municipales y sanitarias obligan a cumplir requisitos formales para operar, lo que puede incrementar los costos iniciales del negocio.</w:t>
+            </w:r>
+          </w:p>
+          <w:p>
+            <w:pPr>
+              <w:widowControl/>
+              <w:autoSpaceDE/>
+              <w:autoSpaceDN/>
+              <w:rPr>
+                <w:color w:val="000000"/>
+                <w:szCs w:val="24"/>
+                <w:lang w:val="es-PE" w:eastAsia="es-PE"/>
+              </w:rPr>
+            </w:pPr>
+            <w:r>
+              <w:rPr>
+                <w:color w:val="000000"/>
+                <w:szCs w:val="24"/>
+                <w:lang w:val="es-PE" w:eastAsia="es-PE"/>
+              </w:rPr>
+              <w:t>Además, la presencia de informalidad en la venta de alimentos genera competencia en precios.</w:t>
+            </w:r>
+          </w:p>
+          <w:p>
+            <w:pPr>
+              <w:widowControl/>
+              <w:autoSpaceDE/>
+              <w:autoSpaceDN/>
+              <w:rPr>
+                <w:color w:val="000000"/>
+                <w:szCs w:val="24"/>
+                <w:lang w:val="es-PE" w:eastAsia="es-PE"/>
+              </w:rPr>
+            </w:pPr>
+            <w:r>
+              <w:rPr>
+                <w:color w:val="000000"/>
+                <w:szCs w:val="24"/>
+                <w:lang w:val="es-PE" w:eastAsia="es-PE"/>
+              </w:rPr>
+              <w:t>Sin embargo, cumplir con las normas sanitarias puede convertirse en una ventaja al ofrecer mayor confianza y seguridad a los clientes.</w:t>
+            </w:r>
+          </w:p>
+        </w:tc>
+      </w:tr>
+      <w:tr>
+        <w:trPr>
+          <w:cnfStyle w:val="000000010000" w:firstRow="0" w:lastRow="0" w:firstColumn="0" w:lastColumn="0" w:oddVBand="0" w:evenVBand="0" w:oddHBand="0" w:evenHBand="1" w:firstRowFirstColumn="0" w:firstRowLastColumn="0" w:lastRowFirstColumn="0" w:lastRowLastColumn="0"/>
+          <w:trHeight w:val="1800"/>
+        </w:trPr>
+        <w:tc>
+          <w:tcPr>
+            <w:tcW w:w="0" w:type="auto"/>
+            <w:hideMark/>
+          </w:tcPr>
+          <w:p>
+            <w:pPr>
+              <w:widowControl/>
+              <w:autoSpaceDE/>
+              <w:autoSpaceDN/>
+              <w:rPr>
+                <w:b/>
+                <w:bCs/>
+                <w:color w:val="000000"/>
+                <w:szCs w:val="24"/>
+                <w:lang w:val="es-PE" w:eastAsia="es-PE"/>
+              </w:rPr>
+            </w:pPr>
+            <w:r>
+              <w:rPr>
+                <w:b/>
+                <w:bCs/>
+                <w:color w:val="000000"/>
+                <w:szCs w:val="24"/>
+                <w:lang w:val="es-PE" w:eastAsia="es-PE"/>
+              </w:rPr>
+              <w:t>Económico</w:t>
+            </w:r>
+          </w:p>
+        </w:tc>
+        <w:tc>
+          <w:tcPr>
+            <w:tcW w:w="3457" w:type="dxa"/>
+            <w:hideMark/>
+          </w:tcPr>
+          <w:p>
+            <w:pPr>
+              <w:widowControl/>
+              <w:autoSpaceDE/>
+              <w:autoSpaceDN/>
+              <w:rPr>
+                <w:color w:val="000000"/>
+                <w:szCs w:val="24"/>
+                <w:lang w:val="es-PE" w:eastAsia="es-PE"/>
+              </w:rPr>
+            </w:pPr>
+            <w:r>
+              <w:rPr>
+                <w:color w:val="000000"/>
+                <w:szCs w:val="24"/>
+                <w:lang w:val="es-PE" w:eastAsia="es-PE"/>
+              </w:rPr>
+              <w:t>Bajo poder adquisitivo en algunos segmentos de la población.</w:t>
+            </w:r>
+          </w:p>
+          <w:p>
+            <w:pPr>
+              <w:widowControl/>
+              <w:autoSpaceDE/>
+              <w:autoSpaceDN/>
+              <w:rPr>
+                <w:color w:val="000000"/>
+                <w:szCs w:val="24"/>
+                <w:lang w:val="es-PE" w:eastAsia="es-PE"/>
+              </w:rPr>
+            </w:pPr>
+            <w:r>
+              <w:rPr>
+                <w:color w:val="000000"/>
+                <w:szCs w:val="24"/>
+                <w:lang w:val="es-PE" w:eastAsia="es-PE"/>
+              </w:rPr>
+              <w:t>Incremento del precio de alimentos básicos.</w:t>
+            </w:r>
+          </w:p>
+          <w:p>
+            <w:pPr>
+              <w:widowControl/>
+              <w:autoSpaceDE/>
+              <w:autoSpaceDN/>
+              <w:rPr>
+                <w:color w:val="000000"/>
+                <w:szCs w:val="24"/>
+                <w:lang w:val="es-PE" w:eastAsia="es-PE"/>
+              </w:rPr>
+            </w:pPr>
+            <w:r>
+              <w:rPr>
+                <w:color w:val="000000"/>
+                <w:szCs w:val="24"/>
+                <w:lang w:val="es-PE" w:eastAsia="es-PE"/>
+              </w:rPr>
+              <w:lastRenderedPageBreak/>
+              <w:t>Bajo costo de mano de obra en microemprendimientos.</w:t>
+            </w:r>
+          </w:p>
+          <w:p>
+            <w:pPr>
+              <w:widowControl/>
+              <w:autoSpaceDE/>
+              <w:autoSpaceDN/>
+              <w:rPr>
+                <w:color w:val="000000"/>
+                <w:szCs w:val="24"/>
+                <w:lang w:val="es-PE" w:eastAsia="es-PE"/>
+              </w:rPr>
+            </w:pPr>
+            <w:r>
+              <w:rPr>
+                <w:color w:val="000000"/>
+                <w:szCs w:val="24"/>
+                <w:lang w:val="es-PE" w:eastAsia="es-PE"/>
+              </w:rPr>
+              <w:t>Riesgos derivados de la crisis de seguridad nacional.</w:t>
+            </w:r>
+          </w:p>
+        </w:tc>
+        <w:tc>
+          <w:tcPr>
+            <w:tcW w:w="3460" w:type="dxa"/>
+            <w:hideMark/>
+          </w:tcPr>
+          <w:p>
+            <w:pPr>
+              <w:widowControl/>
+              <w:autoSpaceDE/>
+              <w:autoSpaceDN/>
+              <w:rPr>
+                <w:color w:val="000000"/>
+                <w:szCs w:val="24"/>
+                <w:lang w:val="es-PE" w:eastAsia="es-PE"/>
+              </w:rPr>
+            </w:pPr>
+            <w:r>
+              <w:rPr>
+                <w:color w:val="000000"/>
+                <w:szCs w:val="24"/>
+                <w:lang w:val="es-PE" w:eastAsia="es-PE"/>
+              </w:rPr>
+              <w:lastRenderedPageBreak/>
+              <w:t>Las condiciones económicas influyen directamente en la capacidad de compra de los consumidores y en los costos de producción del negocio.</w:t>
+            </w:r>
+          </w:p>
+          <w:p>
+            <w:pPr>
+              <w:widowControl/>
+              <w:autoSpaceDE/>
+              <w:autoSpaceDN/>
+              <w:rPr>
+                <w:color w:val="000000"/>
+                <w:szCs w:val="24"/>
+                <w:lang w:val="es-PE" w:eastAsia="es-PE"/>
+              </w:rPr>
+            </w:pPr>
+            <w:r>
+              <w:rPr>
+                <w:color w:val="000000"/>
+                <w:szCs w:val="24"/>
+                <w:lang w:val="es-PE" w:eastAsia="es-PE"/>
+              </w:rPr>
+              <w:lastRenderedPageBreak/>
+              <w:t>El incremento en el precio de insumos como pan, frutas o huevos puede afectar la rentabilidad.</w:t>
+            </w:r>
+          </w:p>
+          <w:p>
+            <w:pPr>
+              <w:widowControl/>
+              <w:autoSpaceDE/>
+              <w:autoSpaceDN/>
+              <w:rPr>
+                <w:color w:val="000000"/>
+                <w:szCs w:val="24"/>
+                <w:lang w:val="es-PE" w:eastAsia="es-PE"/>
+              </w:rPr>
+            </w:pPr>
+            <w:r>
+              <w:rPr>
+                <w:color w:val="000000"/>
+                <w:szCs w:val="24"/>
+                <w:lang w:val="es-PE" w:eastAsia="es-PE"/>
+              </w:rPr>
+              <w:t>Sin embargo, los bajos costos laborales en microemprendimientos pueden facilitar la contratación de personal para la preparación y distribución de los desayunos.</w:t>
+            </w:r>
+          </w:p>
+        </w:tc>
+      </w:tr>
+      <w:tr>
+        <w:trPr>
+          <w:cnfStyle w:val="000000100000" w:firstRow="0" w:lastRow="0" w:firstColumn="0" w:lastColumn="0" w:oddVBand="0" w:evenVBand="0" w:oddHBand="1" w:evenHBand="0" w:firstRowFirstColumn="0" w:firstRowLastColumn="0" w:lastRowFirstColumn="0" w:lastRowLastColumn="0"/>
+          <w:trHeight w:val="1500"/>
+        </w:trPr>
+        <w:tc>
+          <w:tcPr>
+            <w:tcW w:w="0" w:type="auto"/>
+            <w:hideMark/>
+          </w:tcPr>
+          <w:p>
+            <w:pPr>
+              <w:widowControl/>
+              <w:autoSpaceDE/>
+              <w:autoSpaceDN/>
+              <w:rPr>
+                <w:b/>
+                <w:bCs/>
+                <w:color w:val="000000"/>
+                <w:szCs w:val="24"/>
+                <w:lang w:val="es-PE" w:eastAsia="es-PE"/>
+              </w:rPr>
+            </w:pPr>
+            <w:r>
+              <w:rPr>
+                <w:b/>
+                <w:bCs/>
+                <w:color w:val="000000"/>
+                <w:szCs w:val="24"/>
+                <w:lang w:val="es-PE" w:eastAsia="es-PE"/>
+              </w:rPr>
+              <w:lastRenderedPageBreak/>
+              <w:t>Social</w:t>
+            </w:r>
+          </w:p>
+        </w:tc>
+        <w:tc>
+          <w:tcPr>
+            <w:tcW w:w="3457" w:type="dxa"/>
+            <w:hideMark/>
+          </w:tcPr>
+          <w:p>
+            <w:pPr>
+              <w:widowControl/>
+              <w:autoSpaceDE/>
+              <w:autoSpaceDN/>
+              <w:rPr>
+                <w:color w:val="000000"/>
+                <w:szCs w:val="24"/>
+                <w:lang w:val="es-PE" w:eastAsia="es-PE"/>
+              </w:rPr>
+            </w:pPr>
+            <w:r>
+              <w:rPr>
+                <w:color w:val="000000"/>
+                <w:szCs w:val="24"/>
+                <w:lang w:val="es-PE" w:eastAsia="es-PE"/>
+              </w:rPr>
+              <w:t>Incremento de la preferencia por comprar online.</w:t>
+            </w:r>
+          </w:p>
+          <w:p>
+            <w:pPr>
+              <w:widowControl/>
+              <w:autoSpaceDE/>
+              <w:autoSpaceDN/>
+              <w:rPr>
+                <w:color w:val="000000"/>
+                <w:szCs w:val="24"/>
+                <w:lang w:val="es-PE" w:eastAsia="es-PE"/>
+              </w:rPr>
+            </w:pPr>
+            <w:r>
+              <w:rPr>
+                <w:color w:val="000000"/>
+                <w:szCs w:val="24"/>
+                <w:lang w:val="es-PE" w:eastAsia="es-PE"/>
+              </w:rPr>
+              <w:t>Mayor interés por alimentación saludable.</w:t>
+            </w:r>
+          </w:p>
+          <w:p>
+            <w:pPr>
+              <w:widowControl/>
+              <w:autoSpaceDE/>
+              <w:autoSpaceDN/>
+              <w:rPr>
+                <w:color w:val="000000"/>
+                <w:szCs w:val="24"/>
+                <w:lang w:val="es-PE" w:eastAsia="es-PE"/>
+              </w:rPr>
+            </w:pPr>
+            <w:r>
+              <w:rPr>
+                <w:color w:val="000000"/>
+                <w:szCs w:val="24"/>
+                <w:lang w:val="es-PE" w:eastAsia="es-PE"/>
+              </w:rPr>
+              <w:t>Estilo de vida acelerado de estudiantes y trabajadores.</w:t>
+            </w:r>
+          </w:p>
+          <w:p>
+            <w:pPr>
+              <w:widowControl/>
+              <w:autoSpaceDE/>
+              <w:autoSpaceDN/>
+              <w:rPr>
+                <w:color w:val="000000"/>
+                <w:szCs w:val="24"/>
+                <w:lang w:val="es-PE" w:eastAsia="es-PE"/>
+              </w:rPr>
+            </w:pPr>
+            <w:r>
+              <w:rPr>
+                <w:color w:val="000000"/>
+                <w:szCs w:val="24"/>
+                <w:lang w:val="es-PE" w:eastAsia="es-PE"/>
+              </w:rPr>
+              <w:t>Poco tiempo para preparar desayuno en casa.</w:t>
+            </w:r>
+          </w:p>
+        </w:tc>
+        <w:tc>
+          <w:tcPr>
+            <w:tcW w:w="3460" w:type="dxa"/>
+            <w:hideMark/>
+          </w:tcPr>
+          <w:p>
+            <w:pPr>
+              <w:widowControl/>
+              <w:autoSpaceDE/>
+              <w:autoSpaceDN/>
+              <w:rPr>
+                <w:color w:val="000000"/>
+                <w:szCs w:val="24"/>
+                <w:lang w:val="es-PE" w:eastAsia="es-PE"/>
+              </w:rPr>
+            </w:pPr>
+            <w:r>
+              <w:rPr>
+                <w:color w:val="000000"/>
+                <w:szCs w:val="24"/>
+                <w:lang w:val="es-PE" w:eastAsia="es-PE"/>
+              </w:rPr>
+              <w:t xml:space="preserve">Las tendencias sociales favorecen el desarrollo de Easy </w:t>
+            </w:r>
+            <w:proofErr w:type="spellStart"/>
+            <w:r>
+              <w:rPr>
+                <w:color w:val="000000"/>
+                <w:szCs w:val="24"/>
+                <w:lang w:val="es-PE" w:eastAsia="es-PE"/>
+              </w:rPr>
+              <w:t>Breakfast</w:t>
+            </w:r>
+            <w:proofErr w:type="spellEnd"/>
+            <w:r>
+              <w:rPr>
+                <w:color w:val="000000"/>
+                <w:szCs w:val="24"/>
+                <w:lang w:val="es-PE" w:eastAsia="es-PE"/>
+              </w:rPr>
+              <w:t>, ya que cada vez más personas buscan opciones de alimentación saludable y rápidas.</w:t>
+            </w:r>
+          </w:p>
+          <w:p>
+            <w:pPr>
+              <w:widowControl/>
+              <w:autoSpaceDE/>
+              <w:autoSpaceDN/>
+              <w:rPr>
+                <w:color w:val="000000"/>
+                <w:szCs w:val="24"/>
+                <w:lang w:val="es-PE" w:eastAsia="es-PE"/>
+              </w:rPr>
+            </w:pPr>
+            <w:r>
+              <w:rPr>
+                <w:color w:val="000000"/>
+                <w:szCs w:val="24"/>
+                <w:lang w:val="es-PE" w:eastAsia="es-PE"/>
+              </w:rPr>
+              <w:t>El estilo de vida acelerado y la falta de tiempo para preparar desayunos en casa generan una demanda creciente por soluciones prácticas que puedan adquirirse fácilmente a través de internet.</w:t>
+            </w:r>
+          </w:p>
+        </w:tc>
+      </w:tr>
+      <w:tr>
+        <w:trPr>
+          <w:cnfStyle w:val="000000010000" w:firstRow="0" w:lastRow="0" w:firstColumn="0" w:lastColumn="0" w:oddVBand="0" w:evenVBand="0" w:oddHBand="0" w:evenHBand="1" w:firstRowFirstColumn="0" w:firstRowLastColumn="0" w:lastRowFirstColumn="0" w:lastRowLastColumn="0"/>
+          <w:trHeight w:val="1500"/>
+        </w:trPr>
+        <w:tc>
+          <w:tcPr>
+            <w:tcW w:w="0" w:type="auto"/>
+            <w:hideMark/>
+          </w:tcPr>
+          <w:p>
+            <w:pPr>
+              <w:widowControl/>
+              <w:autoSpaceDE/>
+              <w:autoSpaceDN/>
+              <w:rPr>
+                <w:b/>
+                <w:bCs/>
+                <w:color w:val="000000"/>
+                <w:szCs w:val="24"/>
+                <w:lang w:val="es-PE" w:eastAsia="es-PE"/>
+              </w:rPr>
+            </w:pPr>
+            <w:r>
+              <w:rPr>
+                <w:b/>
+                <w:bCs/>
+                <w:color w:val="000000"/>
+                <w:szCs w:val="24"/>
+                <w:lang w:val="es-PE" w:eastAsia="es-PE"/>
+              </w:rPr>
+              <w:lastRenderedPageBreak/>
+              <w:t>Tecnológico</w:t>
+            </w:r>
+          </w:p>
+        </w:tc>
+        <w:tc>
+          <w:tcPr>
+            <w:tcW w:w="3457" w:type="dxa"/>
+            <w:hideMark/>
+          </w:tcPr>
+          <w:p>
+            <w:pPr>
+              <w:widowControl/>
+              <w:autoSpaceDE/>
+              <w:autoSpaceDN/>
+              <w:rPr>
+                <w:color w:val="000000"/>
+                <w:szCs w:val="24"/>
+                <w:lang w:val="es-PE" w:eastAsia="es-PE"/>
+              </w:rPr>
+            </w:pPr>
+            <w:r>
+              <w:rPr>
+                <w:color w:val="000000"/>
+                <w:szCs w:val="24"/>
+                <w:lang w:val="es-PE" w:eastAsia="es-PE"/>
+              </w:rPr>
+              <w:t xml:space="preserve">Desarrollo de aplicaciones de </w:t>
+            </w:r>
+            <w:proofErr w:type="spellStart"/>
+            <w:r>
+              <w:rPr>
+                <w:color w:val="000000"/>
+                <w:szCs w:val="24"/>
+                <w:lang w:val="es-PE" w:eastAsia="es-PE"/>
+              </w:rPr>
+              <w:t>delivery</w:t>
+            </w:r>
+            <w:proofErr w:type="spellEnd"/>
+            <w:r>
+              <w:rPr>
+                <w:color w:val="000000"/>
+                <w:szCs w:val="24"/>
+                <w:lang w:val="es-PE" w:eastAsia="es-PE"/>
+              </w:rPr>
+              <w:t>.</w:t>
+            </w:r>
+          </w:p>
+          <w:p>
+            <w:pPr>
+              <w:widowControl/>
+              <w:autoSpaceDE/>
+              <w:autoSpaceDN/>
+              <w:rPr>
+                <w:color w:val="000000"/>
+                <w:szCs w:val="24"/>
+                <w:lang w:val="es-PE" w:eastAsia="es-PE"/>
+              </w:rPr>
+            </w:pPr>
+            <w:r>
+              <w:rPr>
+                <w:color w:val="000000"/>
+                <w:szCs w:val="24"/>
+                <w:lang w:val="es-PE" w:eastAsia="es-PE"/>
+              </w:rPr>
+              <w:t>Uso de sistemas de pago digital.</w:t>
+            </w:r>
+          </w:p>
+          <w:p>
+            <w:pPr>
+              <w:widowControl/>
+              <w:autoSpaceDE/>
+              <w:autoSpaceDN/>
+              <w:rPr>
+                <w:color w:val="000000"/>
+                <w:szCs w:val="24"/>
+                <w:lang w:val="es-PE" w:eastAsia="es-PE"/>
+              </w:rPr>
+            </w:pPr>
+            <w:r>
+              <w:rPr>
+                <w:color w:val="000000"/>
+                <w:szCs w:val="24"/>
+                <w:lang w:val="es-PE" w:eastAsia="es-PE"/>
+              </w:rPr>
+              <w:t>Uso de internet y redes sociales para promoción.</w:t>
+            </w:r>
+          </w:p>
+          <w:p>
+            <w:pPr>
+              <w:widowControl/>
+              <w:autoSpaceDE/>
+              <w:autoSpaceDN/>
+              <w:rPr>
+                <w:color w:val="000000"/>
+                <w:szCs w:val="24"/>
+                <w:lang w:val="es-PE" w:eastAsia="es-PE"/>
+              </w:rPr>
+            </w:pPr>
+            <w:r>
+              <w:rPr>
+                <w:color w:val="000000"/>
+                <w:szCs w:val="24"/>
+                <w:lang w:val="es-PE" w:eastAsia="es-PE"/>
+              </w:rPr>
+              <w:t>Transferencia tecnológica enfocada en productos que pueden venderse desde la web.</w:t>
+            </w:r>
+          </w:p>
+        </w:tc>
+        <w:tc>
+          <w:tcPr>
+            <w:tcW w:w="3460" w:type="dxa"/>
+            <w:hideMark/>
+          </w:tcPr>
+          <w:p>
+            <w:pPr>
+              <w:widowControl/>
+              <w:autoSpaceDE/>
+              <w:autoSpaceDN/>
+              <w:rPr>
+                <w:color w:val="000000"/>
+                <w:szCs w:val="24"/>
+                <w:lang w:val="es-PE" w:eastAsia="es-PE"/>
+              </w:rPr>
+            </w:pPr>
+            <w:r>
+              <w:rPr>
+                <w:color w:val="000000"/>
+                <w:szCs w:val="24"/>
+                <w:lang w:val="es-PE" w:eastAsia="es-PE"/>
+              </w:rPr>
+              <w:t>La tecnología facilita la promoción, comercialización y distribución de los productos.</w:t>
+            </w:r>
+          </w:p>
+          <w:p>
+            <w:pPr>
+              <w:widowControl/>
+              <w:autoSpaceDE/>
+              <w:autoSpaceDN/>
+              <w:rPr>
+                <w:color w:val="000000"/>
+                <w:szCs w:val="24"/>
+                <w:lang w:val="es-PE" w:eastAsia="es-PE"/>
+              </w:rPr>
+            </w:pPr>
+            <w:r>
+              <w:rPr>
+                <w:color w:val="000000"/>
+                <w:szCs w:val="24"/>
+                <w:lang w:val="es-PE" w:eastAsia="es-PE"/>
+              </w:rPr>
+              <w:t xml:space="preserve">El uso de redes sociales y plataformas digitales permite promocionar Easy </w:t>
+            </w:r>
+            <w:proofErr w:type="spellStart"/>
+            <w:r>
+              <w:rPr>
+                <w:color w:val="000000"/>
+                <w:szCs w:val="24"/>
+                <w:lang w:val="es-PE" w:eastAsia="es-PE"/>
+              </w:rPr>
+              <w:t>Breakfast</w:t>
+            </w:r>
+            <w:proofErr w:type="spellEnd"/>
+            <w:r>
+              <w:rPr>
+                <w:color w:val="000000"/>
+                <w:szCs w:val="24"/>
+                <w:lang w:val="es-PE" w:eastAsia="es-PE"/>
+              </w:rPr>
+              <w:t xml:space="preserve"> a bajo costo, mientras que los sistemas de pago online y aplicaciones de </w:t>
+            </w:r>
+            <w:proofErr w:type="spellStart"/>
+            <w:r>
+              <w:rPr>
+                <w:color w:val="000000"/>
+                <w:szCs w:val="24"/>
+                <w:lang w:val="es-PE" w:eastAsia="es-PE"/>
+              </w:rPr>
+              <w:t>delivery</w:t>
+            </w:r>
+            <w:proofErr w:type="spellEnd"/>
+            <w:r>
+              <w:rPr>
+                <w:color w:val="000000"/>
+                <w:szCs w:val="24"/>
+                <w:lang w:val="es-PE" w:eastAsia="es-PE"/>
+              </w:rPr>
+              <w:t xml:space="preserve"> mejoran la experiencia del cliente y amplían el alcance del negocio.</w:t>
+            </w:r>
+          </w:p>
+        </w:tc>
+      </w:tr>
+      <w:tr>
+        <w:trPr>
+          <w:cnfStyle w:val="000000100000" w:firstRow="0" w:lastRow="0" w:firstColumn="0" w:lastColumn="0" w:oddVBand="0" w:evenVBand="0" w:oddHBand="1" w:evenHBand="0" w:firstRowFirstColumn="0" w:firstRowLastColumn="0" w:lastRowFirstColumn="0" w:lastRowLastColumn="0"/>
+          <w:trHeight w:val="1500"/>
+        </w:trPr>
+        <w:tc>
+          <w:tcPr>
+            <w:tcW w:w="0" w:type="auto"/>
+            <w:hideMark/>
+          </w:tcPr>
+          <w:p>
+            <w:pPr>
+              <w:widowControl/>
+              <w:autoSpaceDE/>
+              <w:autoSpaceDN/>
+              <w:rPr>
+                <w:b/>
+                <w:bCs/>
+                <w:color w:val="000000"/>
+                <w:szCs w:val="24"/>
+                <w:lang w:val="es-PE" w:eastAsia="es-PE"/>
+              </w:rPr>
+            </w:pPr>
+            <w:r>
+              <w:rPr>
+                <w:b/>
+                <w:bCs/>
+                <w:color w:val="000000"/>
+                <w:szCs w:val="24"/>
+                <w:lang w:val="es-PE" w:eastAsia="es-PE"/>
+              </w:rPr>
+              <w:t>Ecológico</w:t>
+            </w:r>
+          </w:p>
+        </w:tc>
+        <w:tc>
+          <w:tcPr>
+            <w:tcW w:w="3457" w:type="dxa"/>
+            <w:hideMark/>
+          </w:tcPr>
+          <w:p>
+            <w:pPr>
+              <w:widowControl/>
+              <w:autoSpaceDE/>
+              <w:autoSpaceDN/>
+              <w:rPr>
+                <w:color w:val="000000"/>
+                <w:szCs w:val="24"/>
+                <w:lang w:val="es-PE" w:eastAsia="es-PE"/>
+              </w:rPr>
+            </w:pPr>
+            <w:r>
+              <w:rPr>
+                <w:color w:val="000000"/>
+                <w:szCs w:val="24"/>
+                <w:lang w:val="es-PE" w:eastAsia="es-PE"/>
+              </w:rPr>
+              <w:t>Preferencia por productos sostenibles.</w:t>
+            </w:r>
+          </w:p>
+          <w:p>
+            <w:pPr>
+              <w:widowControl/>
+              <w:autoSpaceDE/>
+              <w:autoSpaceDN/>
+              <w:rPr>
+                <w:color w:val="000000"/>
+                <w:szCs w:val="24"/>
+                <w:lang w:val="es-PE" w:eastAsia="es-PE"/>
+              </w:rPr>
+            </w:pPr>
+            <w:r>
+              <w:rPr>
+                <w:color w:val="000000"/>
+                <w:szCs w:val="24"/>
+                <w:lang w:val="es-PE" w:eastAsia="es-PE"/>
+              </w:rPr>
+              <w:t>Cultura creciente de reciclaje.</w:t>
+            </w:r>
+          </w:p>
+          <w:p>
+            <w:pPr>
+              <w:widowControl/>
+              <w:autoSpaceDE/>
+              <w:autoSpaceDN/>
+              <w:rPr>
+                <w:color w:val="000000"/>
+                <w:szCs w:val="24"/>
+                <w:lang w:val="es-PE" w:eastAsia="es-PE"/>
+              </w:rPr>
+            </w:pPr>
+            <w:r>
+              <w:rPr>
+                <w:color w:val="000000"/>
+                <w:szCs w:val="24"/>
+                <w:lang w:val="es-PE" w:eastAsia="es-PE"/>
+              </w:rPr>
+              <w:t>Manejo adecuado de residuos de alimentos.</w:t>
+            </w:r>
+          </w:p>
+          <w:p>
+            <w:pPr>
+              <w:widowControl/>
+              <w:autoSpaceDE/>
+              <w:autoSpaceDN/>
+              <w:rPr>
+                <w:color w:val="000000"/>
+                <w:szCs w:val="24"/>
+                <w:lang w:val="es-PE" w:eastAsia="es-PE"/>
+              </w:rPr>
+            </w:pPr>
+            <w:r>
+              <w:rPr>
+                <w:color w:val="000000"/>
+                <w:szCs w:val="24"/>
+                <w:lang w:val="es-PE" w:eastAsia="es-PE"/>
+              </w:rPr>
+              <w:t>Conciencia ambiental y movimientos ambientalistas.</w:t>
+            </w:r>
+          </w:p>
+        </w:tc>
+        <w:tc>
+          <w:tcPr>
+            <w:tcW w:w="3460" w:type="dxa"/>
+            <w:hideMark/>
+          </w:tcPr>
+          <w:p>
+            <w:pPr>
+              <w:widowControl/>
+              <w:autoSpaceDE/>
+              <w:autoSpaceDN/>
+              <w:rPr>
+                <w:color w:val="000000"/>
+                <w:szCs w:val="24"/>
+                <w:lang w:val="es-PE" w:eastAsia="es-PE"/>
+              </w:rPr>
+            </w:pPr>
+            <w:r>
+              <w:rPr>
+                <w:color w:val="000000"/>
+                <w:szCs w:val="24"/>
+                <w:lang w:val="es-PE" w:eastAsia="es-PE"/>
+              </w:rPr>
+              <w:t>La creciente preocupación por el medio ambiente impulsa a los consumidores a preferir negocios responsables con el entorno.</w:t>
+            </w:r>
+          </w:p>
+          <w:p>
+            <w:pPr>
+              <w:widowControl/>
+              <w:autoSpaceDE/>
+              <w:autoSpaceDN/>
+              <w:rPr>
+                <w:color w:val="000000"/>
+                <w:szCs w:val="24"/>
+                <w:lang w:val="es-PE" w:eastAsia="es-PE"/>
+              </w:rPr>
+            </w:pPr>
+            <w:r>
+              <w:rPr>
+                <w:color w:val="000000"/>
+                <w:szCs w:val="24"/>
+                <w:lang w:val="es-PE" w:eastAsia="es-PE"/>
+              </w:rPr>
+              <w:t xml:space="preserve">Easy </w:t>
+            </w:r>
+            <w:proofErr w:type="spellStart"/>
+            <w:r>
+              <w:rPr>
+                <w:color w:val="000000"/>
+                <w:szCs w:val="24"/>
+                <w:lang w:val="es-PE" w:eastAsia="es-PE"/>
+              </w:rPr>
+              <w:t>Breakfast</w:t>
+            </w:r>
+            <w:proofErr w:type="spellEnd"/>
+            <w:r>
+              <w:rPr>
+                <w:color w:val="000000"/>
+                <w:szCs w:val="24"/>
+                <w:lang w:val="es-PE" w:eastAsia="es-PE"/>
+              </w:rPr>
+              <w:t xml:space="preserve"> puede aprovechar esta tendencia utilizando empaques biodegradables y promoviendo prácticas sostenibles en la gestión de residuos, lo cual también mejora la imagen del emprendimiento.</w:t>
+            </w:r>
+          </w:p>
+        </w:tc>
+      </w:tr>
+      <w:tr>
+        <w:trPr>
+          <w:cnfStyle w:val="000000010000" w:firstRow="0" w:lastRow="0" w:firstColumn="0" w:lastColumn="0" w:oddVBand="0" w:evenVBand="0" w:oddHBand="0" w:evenHBand="1" w:firstRowFirstColumn="0" w:firstRowLastColumn="0" w:lastRowFirstColumn="0" w:lastRowLastColumn="0"/>
+          <w:trHeight w:val="1500"/>
+        </w:trPr>
+        <w:tc>
+          <w:tcPr>
+            <w:tcW w:w="0" w:type="auto"/>
+            <w:hideMark/>
+          </w:tcPr>
+          <w:p>
+            <w:pPr>
+              <w:widowControl/>
+              <w:autoSpaceDE/>
+              <w:autoSpaceDN/>
+              <w:rPr>
+                <w:b/>
+                <w:bCs/>
+                <w:color w:val="000000"/>
+                <w:szCs w:val="24"/>
+                <w:lang w:val="es-PE" w:eastAsia="es-PE"/>
+              </w:rPr>
+            </w:pPr>
+            <w:r>
+              <w:rPr>
+                <w:b/>
+                <w:bCs/>
+                <w:color w:val="000000"/>
+                <w:szCs w:val="24"/>
+                <w:lang w:val="es-PE" w:eastAsia="es-PE"/>
+              </w:rPr>
+              <w:lastRenderedPageBreak/>
+              <w:t>Legal</w:t>
+            </w:r>
+          </w:p>
+        </w:tc>
+        <w:tc>
+          <w:tcPr>
+            <w:tcW w:w="3457" w:type="dxa"/>
+            <w:hideMark/>
+          </w:tcPr>
+          <w:p>
+            <w:pPr>
+              <w:widowControl/>
+              <w:autoSpaceDE/>
+              <w:autoSpaceDN/>
+              <w:rPr>
+                <w:color w:val="000000"/>
+                <w:szCs w:val="24"/>
+                <w:lang w:val="es-PE" w:eastAsia="es-PE"/>
+              </w:rPr>
+            </w:pPr>
+            <w:r>
+              <w:rPr>
+                <w:color w:val="000000"/>
+                <w:szCs w:val="24"/>
+                <w:lang w:val="es-PE" w:eastAsia="es-PE"/>
+              </w:rPr>
+              <w:t>Normas sanitarias para la venta de alimentos.</w:t>
+            </w:r>
+          </w:p>
+          <w:p>
+            <w:pPr>
+              <w:widowControl/>
+              <w:autoSpaceDE/>
+              <w:autoSpaceDN/>
+              <w:rPr>
+                <w:color w:val="000000"/>
+                <w:szCs w:val="24"/>
+                <w:lang w:val="es-PE" w:eastAsia="es-PE"/>
+              </w:rPr>
+            </w:pPr>
+            <w:r>
+              <w:rPr>
+                <w:color w:val="000000"/>
+                <w:szCs w:val="24"/>
+                <w:lang w:val="es-PE" w:eastAsia="es-PE"/>
+              </w:rPr>
+              <w:t>Certificaciones de manipulación de alimentos.</w:t>
+            </w:r>
+          </w:p>
+          <w:p>
+            <w:pPr>
+              <w:widowControl/>
+              <w:autoSpaceDE/>
+              <w:autoSpaceDN/>
+              <w:rPr>
+                <w:color w:val="000000"/>
+                <w:szCs w:val="24"/>
+                <w:lang w:val="es-PE" w:eastAsia="es-PE"/>
+              </w:rPr>
+            </w:pPr>
+            <w:r>
+              <w:rPr>
+                <w:color w:val="000000"/>
+                <w:szCs w:val="24"/>
+                <w:lang w:val="es-PE" w:eastAsia="es-PE"/>
+              </w:rPr>
+              <w:t>Legislación laboral para contratación de empleados.</w:t>
+            </w:r>
+            <w:r>
+              <w:rPr>
+                <w:color w:val="000000"/>
+                <w:szCs w:val="24"/>
+                <w:lang w:val="es-PE" w:eastAsia="es-PE"/>
+              </w:rPr>
+              <w:br/>
+              <w:t>Deducción de Impuesto a la Renta para pymes.</w:t>
+            </w:r>
+          </w:p>
+        </w:tc>
+        <w:tc>
+          <w:tcPr>
+            <w:tcW w:w="3460" w:type="dxa"/>
+            <w:hideMark/>
+          </w:tcPr>
+          <w:p>
+            <w:pPr>
+              <w:widowControl/>
+              <w:autoSpaceDE/>
+              <w:autoSpaceDN/>
+              <w:rPr>
+                <w:color w:val="000000"/>
+                <w:szCs w:val="24"/>
+                <w:lang w:val="es-PE" w:eastAsia="es-PE"/>
+              </w:rPr>
+            </w:pPr>
+            <w:r>
+              <w:rPr>
+                <w:color w:val="000000"/>
+                <w:szCs w:val="24"/>
+                <w:lang w:val="es-PE" w:eastAsia="es-PE"/>
+              </w:rPr>
+              <w:t>El cumplimiento de las normativas legales permite operar de manera formal y generar confianza en los clientes.</w:t>
+            </w:r>
+          </w:p>
+          <w:p>
+            <w:pPr>
+              <w:widowControl/>
+              <w:autoSpaceDE/>
+              <w:autoSpaceDN/>
+              <w:rPr>
+                <w:color w:val="000000"/>
+                <w:szCs w:val="24"/>
+                <w:lang w:val="es-PE" w:eastAsia="es-PE"/>
+              </w:rPr>
+            </w:pPr>
+            <w:r>
+              <w:rPr>
+                <w:color w:val="000000"/>
+                <w:szCs w:val="24"/>
+                <w:lang w:val="es-PE" w:eastAsia="es-PE"/>
+              </w:rPr>
+              <w:t>Además, la existencia de incentivos fiscales para pymes puede representar un beneficio para el crecimiento del emprendimiento, siempre que se cumplan las regulaciones sanitarias y laborales correspondientes.</w:t>
+            </w:r>
+          </w:p>
+        </w:tc>
+      </w:tr>
+    </w:tbl>
+    <w:p>
+      <w:pPr>
+        <w:pStyle w:val="Ttulo1"/>
+      </w:pPr>
+      <w:r>
+        <w:t>ANÁLISIS FODA</w:t>
+      </w:r>
+    </w:p>
+    <w:p>
+      <w:pPr>
+        <w:rPr>
+          <w:rFonts w:eastAsiaTheme="majorEastAsia"/>
+        </w:rPr>
+      </w:pPr>
+    </w:p>
+    <w:p>
+      <w:pPr>
+        <w:pStyle w:val="Ttulo1"/>
       </w:pPr>
       <w:bookmarkStart w:id="19" w:name="_Toc224255016"/>
       <w:r>
-        <w:t>Marca / Branding</w:t>
+        <w:t>MARCA / BRANDING</w:t>
       </w:r>
       <w:bookmarkEnd w:id="19"/>
     </w:p>
@@ -6992,8 +8745,13 @@
         <w:t xml:space="preserve">Nombre del proyecto: </w:t>
       </w:r>
       <w:r>
-        <w:t>Plan de negocios de Easy Breakfast</w:t>
-      </w:r>
+        <w:t xml:space="preserve">Plan de negocios de Easy </w:t>
+      </w:r>
+      <w:proofErr w:type="spellStart"/>
+      <w:r>
+        <w:t>Breakfast</w:t>
+      </w:r>
+      <w:proofErr w:type="spellEnd"/>
       <w:r>
         <w:t>,</w:t>
       </w:r>
@@ -7046,7 +8804,11 @@
         <w:t xml:space="preserve"> O</w:t>
       </w:r>
       <w:r>
-        <w:t>frecer desayunos prácticos, nutritivos y accesibles para personas que cuentan con poco tiempo en la mañana, brindando una alternativa rápida y de calidad.</w:t>
+        <w:t xml:space="preserve">frecer desayunos prácticos, nutritivos y accesibles </w:t>
+      </w:r>
+      <w:r>
+        <w:lastRenderedPageBreak/>
+        <w:t>para personas que cuentan con poco tiempo en la mañana, brindando una alternativa rápida y de calidad.</w:t>
       </w:r>
     </w:p>
     <w:p>
@@ -7061,7 +8823,15 @@
         <w:t xml:space="preserve">Objetivos del branding: </w:t>
       </w:r>
       <w:r>
-        <w:t>Posicionar a Easy Breakfast como una opción confiable y práctica para el consumo diario de desayunos.</w:t>
+        <w:t xml:space="preserve">Posicionar a Easy </w:t>
+      </w:r>
+      <w:proofErr w:type="spellStart"/>
+      <w:r>
+        <w:t>Breakfast</w:t>
+      </w:r>
+      <w:proofErr w:type="spellEnd"/>
+      <w:r>
+        <w:t xml:space="preserve"> como una opción confiable y práctica para el consumo diario de desayunos.</w:t>
       </w:r>
     </w:p>
     <w:p>
@@ -7092,8 +8862,18 @@
           <w:b/>
           <w:bCs/>
         </w:rPr>
-        <w:t>Easy Breakfast</w:t>
-      </w:r>
+        <w:t xml:space="preserve">Easy </w:t>
+      </w:r>
+      <w:proofErr w:type="spellStart"/>
+      <w:r>
+        <w:rPr>
+          <w:rFonts w:eastAsiaTheme="majorEastAsia"/>
+          <w:b/>
+          <w:bCs/>
+        </w:rPr>
+        <w:t>Breakfast</w:t>
+      </w:r>
+      <w:proofErr w:type="spellEnd"/>
       <w:r>
         <w:rPr>
           <w:rFonts w:eastAsiaTheme="majorEastAsia"/>
@@ -7111,7 +8891,21 @@
         <w:rPr>
           <w:rFonts w:eastAsiaTheme="majorEastAsia"/>
         </w:rPr>
-        <w:t>Considerando lo anterior, los arquetipos que mejor se alinean con Easy Breakfast son:</w:t>
+        <w:t xml:space="preserve">Considerando lo anterior, los arquetipos que mejor se alinean con Easy </w:t>
+      </w:r>
+      <w:proofErr w:type="spellStart"/>
+      <w:r>
+        <w:rPr>
+          <w:rFonts w:eastAsiaTheme="majorEastAsia"/>
+        </w:rPr>
+        <w:t>Breakfast</w:t>
+      </w:r>
+      <w:proofErr w:type="spellEnd"/>
+      <w:r>
+        <w:rPr>
+          <w:rFonts w:eastAsiaTheme="majorEastAsia"/>
+        </w:rPr>
+        <w:t xml:space="preserve"> son:</w:t>
       </w:r>
     </w:p>
     <w:p>
@@ -7133,7 +8927,6 @@
           <w:b/>
           <w:bCs/>
         </w:rPr>
-        <w:lastRenderedPageBreak/>
         <w:t>El Cuidador</w:t>
       </w:r>
       <w:r>
@@ -7148,7 +8941,21 @@
         <w:rPr>
           <w:rFonts w:eastAsiaTheme="majorEastAsia"/>
         </w:rPr>
-        <w:t>Este arquetipo se alinea directamente con la esencia del proyecto, ya que Easy Breakfast busca cuidar la salud del cliente a través de alimentos frescos, nutritivos y planificados con anticipación. La marca transmite preocupación genuina por el bienestar diario de sus consumidores, facilitando su rutina y promoviendo hábitos alimenticios responsables. Asimismo, el sistema de preventa contribuye a una gestión más sostenible y consciente, reforzando el compromiso con la responsabilidad y el cuidado.</w:t>
+        <w:t xml:space="preserve">Este arquetipo se alinea directamente con la esencia del proyecto, ya que Easy </w:t>
+      </w:r>
+      <w:proofErr w:type="spellStart"/>
+      <w:r>
+        <w:rPr>
+          <w:rFonts w:eastAsiaTheme="majorEastAsia"/>
+        </w:rPr>
+        <w:t>Breakfast</w:t>
+      </w:r>
+      <w:proofErr w:type="spellEnd"/>
+      <w:r>
+        <w:rPr>
+          <w:rFonts w:eastAsiaTheme="majorEastAsia"/>
+        </w:rPr>
+        <w:t xml:space="preserve"> busca cuidar la salud del cliente a través de alimentos frescos, nutritivos y planificados con anticipación. La marca transmite preocupación genuina por el bienestar diario de sus consumidores, facilitando su rutina y promoviendo hábitos alimenticios responsables. Asimismo, el sistema de preventa contribuye a una gestión más sostenible y consciente, reforzando el compromiso con la responsabilidad y el cuidado.</w:t>
       </w:r>
     </w:p>
     <w:p>
@@ -7182,20 +8989,55 @@
         <w:rPr>
           <w:rFonts w:eastAsiaTheme="majorEastAsia"/>
         </w:rPr>
-        <w:t>El arquetipo del Héroe complementa al Cuidador al proyectar una imagen de energía y rendimiento. Easy Breakfast no solo alimenta, sino que impulsa al cliente a comenzar el día con determinación y productividad. La marca comunica que una adecuada alimentación matutina es el punto de partida para conquistar metas personales y profesionales.</w:t>
-      </w:r>
-    </w:p>
-    <w:p>
-      <w:pPr>
-        <w:rPr>
-          <w:rFonts w:eastAsiaTheme="majorEastAsia"/>
-        </w:rPr>
-      </w:pPr>
-      <w:r>
-        <w:rPr>
-          <w:rFonts w:eastAsiaTheme="majorEastAsia"/>
-        </w:rPr>
-        <w:t xml:space="preserve">Easy Breakfast se posiciona como una marca </w:t>
+        <w:t xml:space="preserve">El arquetipo del Héroe complementa al Cuidador al proyectar una imagen de energía y rendimiento. Easy </w:t>
+      </w:r>
+      <w:proofErr w:type="spellStart"/>
+      <w:r>
+        <w:rPr>
+          <w:rFonts w:eastAsiaTheme="majorEastAsia"/>
+        </w:rPr>
+        <w:t>Breakfast</w:t>
+      </w:r>
+      <w:proofErr w:type="spellEnd"/>
+      <w:r>
+        <w:rPr>
+          <w:rFonts w:eastAsiaTheme="majorEastAsia"/>
+        </w:rPr>
+        <w:t xml:space="preserve"> no solo alimenta, sino que impulsa al cliente a comenzar el día con determinación y productividad. La marca comunica que una adecuada alimentación matutina es el punto de partida </w:t>
+      </w:r>
+      <w:r>
+        <w:rPr>
+          <w:rFonts w:eastAsiaTheme="majorEastAsia"/>
+        </w:rPr>
+        <w:lastRenderedPageBreak/>
+        <w:t>para conquistar metas personales y profesionales.</w:t>
+      </w:r>
+    </w:p>
+    <w:p>
+      <w:pPr>
+        <w:rPr>
+          <w:rFonts w:eastAsiaTheme="majorEastAsia"/>
+        </w:rPr>
+      </w:pPr>
+      <w:r>
+        <w:rPr>
+          <w:rFonts w:eastAsiaTheme="majorEastAsia"/>
+        </w:rPr>
+        <w:t xml:space="preserve">Easy </w:t>
+      </w:r>
+      <w:proofErr w:type="spellStart"/>
+      <w:r>
+        <w:rPr>
+          <w:rFonts w:eastAsiaTheme="majorEastAsia"/>
+        </w:rPr>
+        <w:t>Breakfast</w:t>
+      </w:r>
+      <w:proofErr w:type="spellEnd"/>
+      <w:r>
+        <w:rPr>
+          <w:rFonts w:eastAsiaTheme="majorEastAsia"/>
+        </w:rPr>
+        <w:t xml:space="preserve"> se posiciona como una marca </w:t>
       </w:r>
       <w:r>
         <w:rPr>
@@ -7285,17 +9127,21 @@
         <w:br/>
       </w:r>
       <w:r>
-        <w:t>Logo de Easy Breakfast</w:t>
-      </w:r>
+        <w:t xml:space="preserve">Logo de Easy </w:t>
+      </w:r>
+      <w:proofErr w:type="spellStart"/>
+      <w:r>
+        <w:t>Breakfast</w:t>
+      </w:r>
+      <w:proofErr w:type="spellEnd"/>
     </w:p>
     <w:p>
       <w:r>
         <w:rPr>
           <w:noProof/>
         </w:rPr>
-        <w:lastRenderedPageBreak/>
         <w:drawing>
-          <wp:inline distT="0" distB="0" distL="0" distR="0" wp14:anchorId="19FD2110" wp14:editId="7B74DAE0">
+          <wp:inline distT="0" distB="0" distL="0" distR="0" wp14:anchorId="19FD2110" wp14:editId="038E9398">
             <wp:extent cx="3901440" cy="3901440"/>
             <wp:effectExtent l="0" t="0" r="3810" b="3810"/>
             <wp:docPr id="6" name="Imagen 6"/>
@@ -7350,6 +9196,7 @@
       </w:pPr>
       <w:bookmarkStart w:id="23" w:name="_Toc224255020"/>
       <w:r>
+        <w:lastRenderedPageBreak/>
         <w:t>Eslogan</w:t>
       </w:r>
       <w:bookmarkEnd w:id="23"/>
@@ -7435,7 +9282,6 @@
           <w:szCs w:val="24"/>
           <w:lang w:val="es-PE" w:eastAsia="es-PE"/>
         </w:rPr>
-        <w:lastRenderedPageBreak/>
         <w:t>Sí, regularmente</w:t>
       </w:r>
     </w:p>
@@ -7782,6 +9628,7 @@
           <w:rFonts w:eastAsiaTheme="majorEastAsia"/>
           <w:szCs w:val="24"/>
         </w:rPr>
+        <w:lastRenderedPageBreak/>
         <w:t>¿Cuánto dinero destina aproximadamente para su desayuno diario?  </w:t>
       </w:r>
     </w:p>
@@ -7978,7 +9825,6 @@
           <w:szCs w:val="24"/>
           <w:lang w:val="es-PE" w:eastAsia="es-PE"/>
         </w:rPr>
-        <w:lastRenderedPageBreak/>
         <w:t>Nunca</w:t>
       </w:r>
     </w:p>
@@ -8253,6 +10099,7 @@
           <w:szCs w:val="24"/>
           <w:lang w:val="es-PE" w:eastAsia="es-PE"/>
         </w:rPr>
+        <w:lastRenderedPageBreak/>
         <w:t>No</w:t>
       </w:r>
     </w:p>
@@ -8289,13 +10136,23 @@
           <w:lang w:val="es-PE" w:eastAsia="es-PE"/>
         </w:rPr>
       </w:pPr>
+      <w:proofErr w:type="spellStart"/>
       <w:r>
         <w:rPr>
           <w:color w:val="1F1F1F"/>
           <w:szCs w:val="24"/>
           <w:lang w:val="es-PE" w:eastAsia="es-PE"/>
         </w:rPr>
-        <w:t>Hotcakes saludables con frutas</w:t>
+        <w:t>Hotcakes</w:t>
+      </w:r>
+      <w:proofErr w:type="spellEnd"/>
+      <w:r>
+        <w:rPr>
+          <w:color w:val="1F1F1F"/>
+          <w:szCs w:val="24"/>
+          <w:lang w:val="es-PE" w:eastAsia="es-PE"/>
+        </w:rPr>
+        <w:t xml:space="preserve"> saludables con frutas</w:t>
       </w:r>
     </w:p>
     <w:p>
@@ -8381,7 +10238,23 @@
           <w:rFonts w:eastAsiaTheme="majorEastAsia"/>
           <w:szCs w:val="24"/>
         </w:rPr>
-        <w:t>¿Qué valoraría más en un servicio de desayuno como Easy Breakfast?</w:t>
+        <w:t xml:space="preserve">¿Qué valoraría más en un servicio de desayuno como Easy </w:t>
+      </w:r>
+      <w:proofErr w:type="spellStart"/>
+      <w:r>
+        <w:rPr>
+          <w:rFonts w:eastAsiaTheme="majorEastAsia"/>
+          <w:szCs w:val="24"/>
+        </w:rPr>
+        <w:t>Breakfast</w:t>
+      </w:r>
+      <w:proofErr w:type="spellEnd"/>
+      <w:r>
+        <w:rPr>
+          <w:rFonts w:eastAsiaTheme="majorEastAsia"/>
+          <w:szCs w:val="24"/>
+        </w:rPr>
+        <w:t>?</w:t>
       </w:r>
     </w:p>
     <w:p>
@@ -8447,7 +10320,6 @@
           <w:szCs w:val="24"/>
           <w:lang w:val="es-PE" w:eastAsia="es-PE"/>
         </w:rPr>
-        <w:lastRenderedPageBreak/>
         <w:t>Precio accesible</w:t>
       </w:r>
     </w:p>
@@ -8599,11 +10471,19 @@
           <w:rFonts w:eastAsiaTheme="majorEastAsia"/>
         </w:rPr>
       </w:pPr>
-      <w:r>
-        <w:rPr>
-          <w:rFonts w:eastAsiaTheme="majorEastAsia"/>
-        </w:rPr>
-        <w:t>Calculo del punto de equilibrio</w:t>
+      <w:proofErr w:type="spellStart"/>
+      <w:r>
+        <w:rPr>
+          <w:rFonts w:eastAsiaTheme="majorEastAsia"/>
+        </w:rPr>
+        <w:t>Calculo</w:t>
+      </w:r>
+      <w:proofErr w:type="spellEnd"/>
+      <w:r>
+        <w:rPr>
+          <w:rFonts w:eastAsiaTheme="majorEastAsia"/>
+        </w:rPr>
+        <w:t xml:space="preserve"> del punto de equilibrio</w:t>
       </w:r>
     </w:p>
     <w:p>
@@ -8642,6 +10522,7 @@
         <w:rPr>
           <w:rFonts w:eastAsiaTheme="majorEastAsia"/>
         </w:rPr>
+        <w:lastRenderedPageBreak/>
         <w:t>Resumen, detalle o explicación</w:t>
       </w:r>
     </w:p>
@@ -8656,7 +10537,6 @@
           <w:noProof/>
           <w14:ligatures w14:val="standardContextual"/>
         </w:rPr>
-        <w:lastRenderedPageBreak/>
         <w:drawing>
           <wp:inline distT="0" distB="0" distL="0" distR="0" wp14:anchorId="105FF086" wp14:editId="73201899">
             <wp:extent cx="5257800" cy="2955925"/>
@@ -8707,25 +10587,49 @@
           <w:rFonts w:eastAsiaTheme="majorEastAsia"/>
         </w:rPr>
       </w:pPr>
-      <w:r>
-        <w:rPr>
-          <w:rFonts w:eastAsiaTheme="majorEastAsia"/>
-        </w:rPr>
-        <w:t>Analisis pestel</w:t>
-      </w:r>
-    </w:p>
-    <w:p>
-      <w:pPr>
-        <w:rPr>
-          <w:rFonts w:eastAsiaTheme="majorEastAsia"/>
-        </w:rPr>
-      </w:pPr>
-      <w:r>
-        <w:rPr>
-          <w:rFonts w:eastAsiaTheme="majorEastAsia"/>
-        </w:rPr>
-        <w:t>Análisis foda</w:t>
-      </w:r>
+      <w:proofErr w:type="spellStart"/>
+      <w:r>
+        <w:rPr>
+          <w:rFonts w:eastAsiaTheme="majorEastAsia"/>
+        </w:rPr>
+        <w:t>Analisis</w:t>
+      </w:r>
+      <w:proofErr w:type="spellEnd"/>
+      <w:r>
+        <w:rPr>
+          <w:rFonts w:eastAsiaTheme="majorEastAsia"/>
+        </w:rPr>
+        <w:t xml:space="preserve"> </w:t>
+      </w:r>
+      <w:proofErr w:type="spellStart"/>
+      <w:r>
+        <w:rPr>
+          <w:rFonts w:eastAsiaTheme="majorEastAsia"/>
+        </w:rPr>
+        <w:t>pestel</w:t>
+      </w:r>
+      <w:proofErr w:type="spellEnd"/>
+    </w:p>
+    <w:p>
+      <w:pPr>
+        <w:rPr>
+          <w:rFonts w:eastAsiaTheme="majorEastAsia"/>
+        </w:rPr>
+      </w:pPr>
+      <w:r>
+        <w:rPr>
+          <w:rFonts w:eastAsiaTheme="majorEastAsia"/>
+        </w:rPr>
+        <w:t xml:space="preserve">Análisis </w:t>
+      </w:r>
+      <w:proofErr w:type="spellStart"/>
+      <w:r>
+        <w:rPr>
+          <w:rFonts w:eastAsiaTheme="majorEastAsia"/>
+        </w:rPr>
+        <w:t>foda</w:t>
+      </w:r>
+      <w:proofErr w:type="spellEnd"/>
     </w:p>
     <w:p>
       <w:pPr>
@@ -8761,6 +10665,7 @@
       </w:pPr>
       <w:bookmarkStart w:id="24" w:name="_Toc224255021"/>
       <w:r>
+        <w:lastRenderedPageBreak/>
         <w:t>RESULTADOS</w:t>
       </w:r>
       <w:bookmarkEnd w:id="24"/>
@@ -8772,7 +10677,6 @@
       </w:pPr>
       <w:bookmarkStart w:id="25" w:name="_Toc224255022"/>
       <w:r>
-        <w:lastRenderedPageBreak/>
         <w:t>CONCLUSIONES</w:t>
       </w:r>
       <w:bookmarkEnd w:id="25"/>
@@ -8998,6 +10902,7 @@
         <w:pStyle w:val="Ttulo1"/>
       </w:pPr>
       <w:r>
+        <w:lastRenderedPageBreak/>
         <w:br w:type="page"/>
       </w:r>
     </w:p>
@@ -10271,7 +12176,23 @@
         <w:t xml:space="preserve">Nota: </w:t>
       </w:r>
       <w:r>
-        <w:t>Muestra que se valoraría mas de Easy Breakfast.</w:t>
+        <w:t xml:space="preserve">Muestra que se valoraría </w:t>
+      </w:r>
+      <w:proofErr w:type="spellStart"/>
+      <w:r>
+        <w:t>mas</w:t>
+      </w:r>
+      <w:proofErr w:type="spellEnd"/>
+      <w:r>
+        <w:t xml:space="preserve"> de Easy </w:t>
+      </w:r>
+      <w:proofErr w:type="spellStart"/>
+      <w:r>
+        <w:t>Breakfast</w:t>
+      </w:r>
+      <w:proofErr w:type="spellEnd"/>
+      <w:r>
+        <w:t>.</w:t>
       </w:r>
     </w:p>
     <w:p>
@@ -10335,7 +12256,15 @@
       </w:r>
       <w:r>
         <w:br/>
-        <w:t>Personas que comprarian un desayuno saludable.</w:t>
+        <w:t xml:space="preserve">Personas que </w:t>
+      </w:r>
+      <w:proofErr w:type="spellStart"/>
+      <w:r>
+        <w:t>comprarian</w:t>
+      </w:r>
+      <w:proofErr w:type="spellEnd"/>
+      <w:r>
+        <w:t xml:space="preserve"> un desayuno saludable.</w:t>
       </w:r>
     </w:p>
     <w:p>
@@ -15027,6 +16956,7 @@
   <w:style w:type="character" w:default="1" w:styleId="Fuentedeprrafopredeter">
     <w:name w:val="Default Paragraph Font"/>
     <w:uiPriority w:val="1"/>
+    <w:semiHidden/>
     <w:unhideWhenUsed/>
   </w:style>
   <w:style w:type="table" w:default="1" w:styleId="Tablanormal">
@@ -15711,9 +17641,9 @@
     <w:name w:val="Tabla APA"/>
     <w:basedOn w:val="Tablanormal"/>
     <w:uiPriority w:val="99"/>
-    <w:rsid w:val="007608A4"/>
+    <w:rsid w:val="00981DDD"/>
     <w:pPr>
-      <w:spacing w:after="0" w:line="360" w:lineRule="auto"/>
+      <w:spacing w:before="240" w:after="240" w:line="360" w:lineRule="auto"/>
       <w:jc w:val="center"/>
     </w:pPr>
     <w:rPr>
@@ -15721,12 +17651,18 @@
       <w:sz w:val="24"/>
     </w:rPr>
     <w:tblPr>
+      <w:tblStyleRowBandSize w:val="1"/>
       <w:tblBorders>
         <w:top w:val="single" w:sz="4" w:space="0" w:color="auto"/>
         <w:bottom w:val="single" w:sz="4" w:space="0" w:color="auto"/>
       </w:tblBorders>
     </w:tblPr>
     <w:tblStylePr w:type="firstRow">
+      <w:pPr>
+        <w:wordWrap/>
+        <w:spacing w:line="240" w:lineRule="auto"/>
+        <w:jc w:val="left"/>
+      </w:pPr>
       <w:rPr>
         <w:rFonts w:ascii="Times New Roman" w:hAnsi="Times New Roman"/>
         <w:b/>
@@ -15737,6 +17673,7 @@
         <w:tcBorders>
           <w:bottom w:val="single" w:sz="4" w:space="0" w:color="auto"/>
         </w:tcBorders>
+        <w:vAlign w:val="center"/>
       </w:tcPr>
     </w:tblStylePr>
     <w:tblStylePr w:type="lastRow">
@@ -15746,6 +17683,26 @@
           <w:top w:val="nil"/>
         </w:tcBorders>
       </w:tcPr>
+    </w:tblStylePr>
+    <w:tblStylePr w:type="band1Horz">
+      <w:pPr>
+        <w:wordWrap/>
+        <w:spacing w:line="360" w:lineRule="auto"/>
+      </w:pPr>
+      <w:rPr>
+        <w:rFonts w:ascii="Times New Roman" w:hAnsi="Times New Roman"/>
+        <w:sz w:val="24"/>
+      </w:rPr>
+    </w:tblStylePr>
+    <w:tblStylePr w:type="band2Horz">
+      <w:pPr>
+        <w:wordWrap/>
+        <w:spacing w:line="360" w:lineRule="auto"/>
+      </w:pPr>
+      <w:rPr>
+        <w:rFonts w:ascii="Times New Roman" w:hAnsi="Times New Roman"/>
+        <w:sz w:val="24"/>
+      </w:rPr>
     </w:tblStylePr>
   </w:style>
   <w:style w:type="paragraph" w:styleId="Bibliografa">

--- a/Proyecto_Maria_belen_valenzuela_huilcarema.docx
+++ b/Proyecto_Maria_belen_valenzuela_huilcarema.docx
@@ -277,21 +277,8 @@
                                     <w:szCs w:val="24"/>
                                     <w:lang w:val="es-ES"/>
                                   </w:rPr>
-                                  <w:t xml:space="preserve">Plan de negocios de Easy </w:t>
+                                  <w:t>Plan de negocios de Easy Breakfast</w:t>
                                 </w:r>
-                                <w:proofErr w:type="spellStart"/>
-                                <w:r>
-                                  <w:rPr>
-                                    <w:rFonts w:cs="Times New Roman"/>
-                                    <w:bCs/>
-                                    <w:spacing w:val="-2"/>
-                                    <w:sz w:val="24"/>
-                                    <w:szCs w:val="24"/>
-                                    <w:lang w:val="es-ES"/>
-                                  </w:rPr>
-                                  <w:t>Breakfast</w:t>
-                                </w:r>
-                                <w:proofErr w:type="spellEnd"/>
                                 <w:r>
                                   <w:rPr>
                                     <w:rFonts w:cs="Times New Roman"/>
@@ -412,29 +399,7 @@
                                     <w:szCs w:val="24"/>
                                     <w:lang w:val="es-ES"/>
                                   </w:rPr>
-                                  <w:t xml:space="preserve">Valenzuela </w:t>
-                                </w:r>
-                                <w:proofErr w:type="spellStart"/>
-                                <w:r>
-                                  <w:rPr>
-                                    <w:rFonts w:cs="Times New Roman"/>
-                                    <w:spacing w:val="-2"/>
-                                    <w:sz w:val="24"/>
-                                    <w:szCs w:val="24"/>
-                                    <w:lang w:val="es-ES"/>
-                                  </w:rPr>
-                                  <w:t>Huilcarema</w:t>
-                                </w:r>
-                                <w:proofErr w:type="spellEnd"/>
-                                <w:r>
-                                  <w:rPr>
-                                    <w:rFonts w:cs="Times New Roman"/>
-                                    <w:spacing w:val="-2"/>
-                                    <w:sz w:val="24"/>
-                                    <w:szCs w:val="24"/>
-                                    <w:lang w:val="es-ES"/>
-                                  </w:rPr>
-                                  <w:t xml:space="preserve"> </w:t>
+                                  <w:t xml:space="preserve">Valenzuela Huilcarema </w:t>
                                 </w:r>
                                 <w:r>
                                   <w:rPr>
@@ -857,21 +822,8 @@
                               <w:szCs w:val="24"/>
                               <w:lang w:val="es-ES"/>
                             </w:rPr>
-                            <w:t xml:space="preserve">Plan de negocios de Easy </w:t>
+                            <w:t>Plan de negocios de Easy Breakfast</w:t>
                           </w:r>
-                          <w:proofErr w:type="spellStart"/>
-                          <w:r>
-                            <w:rPr>
-                              <w:rFonts w:cs="Times New Roman"/>
-                              <w:bCs/>
-                              <w:spacing w:val="-2"/>
-                              <w:sz w:val="24"/>
-                              <w:szCs w:val="24"/>
-                              <w:lang w:val="es-ES"/>
-                            </w:rPr>
-                            <w:t>Breakfast</w:t>
-                          </w:r>
-                          <w:proofErr w:type="spellEnd"/>
                           <w:r>
                             <w:rPr>
                               <w:rFonts w:cs="Times New Roman"/>
@@ -992,29 +944,7 @@
                               <w:szCs w:val="24"/>
                               <w:lang w:val="es-ES"/>
                             </w:rPr>
-                            <w:t xml:space="preserve">Valenzuela </w:t>
-                          </w:r>
-                          <w:proofErr w:type="spellStart"/>
-                          <w:r>
-                            <w:rPr>
-                              <w:rFonts w:cs="Times New Roman"/>
-                              <w:spacing w:val="-2"/>
-                              <w:sz w:val="24"/>
-                              <w:szCs w:val="24"/>
-                              <w:lang w:val="es-ES"/>
-                            </w:rPr>
-                            <w:t>Huilcarema</w:t>
-                          </w:r>
-                          <w:proofErr w:type="spellEnd"/>
-                          <w:r>
-                            <w:rPr>
-                              <w:rFonts w:cs="Times New Roman"/>
-                              <w:spacing w:val="-2"/>
-                              <w:sz w:val="24"/>
-                              <w:szCs w:val="24"/>
-                              <w:lang w:val="es-ES"/>
-                            </w:rPr>
-                            <w:t xml:space="preserve"> </w:t>
+                            <w:t xml:space="preserve">Valenzuela Huilcarema </w:t>
                           </w:r>
                           <w:r>
                             <w:rPr>
@@ -1334,17 +1264,8 @@
           <w:spacing w:val="-2"/>
           <w:szCs w:val="24"/>
         </w:rPr>
-        <w:t xml:space="preserve">María Belén Valenzuela </w:t>
-      </w:r>
-      <w:proofErr w:type="spellStart"/>
-      <w:r>
-        <w:rPr>
-          <w:spacing w:val="-2"/>
-          <w:szCs w:val="24"/>
-        </w:rPr>
-        <w:t>Huilcarema</w:t>
-      </w:r>
-      <w:proofErr w:type="spellEnd"/>
+        <w:t>María Belén Valenzuela Huilcarema</w:t>
+      </w:r>
       <w:r>
         <w:rPr>
           <w:spacing w:val="-2"/>
@@ -1390,9 +1311,8 @@
           <w:szCs w:val="24"/>
           <w:lang w:val="es-ES"/>
         </w:rPr>
-        <w:t xml:space="preserve">Plan de negocios de Easy </w:t>
-      </w:r>
-      <w:proofErr w:type="spellStart"/>
+        <w:t>Plan de negocios de Easy Breakfast</w:t>
+      </w:r>
       <w:r>
         <w:rPr>
           <w:rFonts w:cs="Times New Roman"/>
@@ -1402,9 +1322,8 @@
           <w:szCs w:val="24"/>
           <w:lang w:val="es-ES"/>
         </w:rPr>
-        <w:t>Breakfast</w:t>
-      </w:r>
-      <w:proofErr w:type="spellEnd"/>
+        <w:t>,</w:t>
+      </w:r>
       <w:r>
         <w:rPr>
           <w:rFonts w:cs="Times New Roman"/>
@@ -1414,7 +1333,7 @@
           <w:szCs w:val="24"/>
           <w:lang w:val="es-ES"/>
         </w:rPr>
-        <w:t>,</w:t>
+        <w:t xml:space="preserve"> preventa</w:t>
       </w:r>
       <w:r>
         <w:rPr>
@@ -1425,7 +1344,7 @@
           <w:szCs w:val="24"/>
           <w:lang w:val="es-ES"/>
         </w:rPr>
-        <w:t xml:space="preserve"> preventa</w:t>
+        <w:t xml:space="preserve"> online</w:t>
       </w:r>
       <w:r>
         <w:rPr>
@@ -1436,17 +1355,6 @@
           <w:szCs w:val="24"/>
           <w:lang w:val="es-ES"/>
         </w:rPr>
-        <w:t xml:space="preserve"> online</w:t>
-      </w:r>
-      <w:r>
-        <w:rPr>
-          <w:rFonts w:cs="Times New Roman"/>
-          <w:bCs/>
-          <w:spacing w:val="-2"/>
-          <w:sz w:val="24"/>
-          <w:szCs w:val="24"/>
-          <w:lang w:val="es-ES"/>
-        </w:rPr>
         <w:t xml:space="preserve"> de desayunos saludables.</w:t>
       </w:r>
     </w:p>
@@ -1504,29 +1412,7 @@
           <w:szCs w:val="24"/>
           <w:lang w:val="es-ES"/>
         </w:rPr>
-        <w:t xml:space="preserve">Valenzuela </w:t>
-      </w:r>
-      <w:proofErr w:type="spellStart"/>
-      <w:r>
-        <w:rPr>
-          <w:rFonts w:cs="Times New Roman"/>
-          <w:spacing w:val="-2"/>
-          <w:sz w:val="24"/>
-          <w:szCs w:val="24"/>
-          <w:lang w:val="es-ES"/>
-        </w:rPr>
-        <w:t>Huilcarema</w:t>
-      </w:r>
-      <w:proofErr w:type="spellEnd"/>
-      <w:r>
-        <w:rPr>
-          <w:rFonts w:cs="Times New Roman"/>
-          <w:spacing w:val="-2"/>
-          <w:sz w:val="24"/>
-          <w:szCs w:val="24"/>
-          <w:lang w:val="es-ES"/>
-        </w:rPr>
-        <w:t xml:space="preserve"> María Belén </w:t>
+        <w:t xml:space="preserve">Valenzuela Huilcarema María Belén </w:t>
       </w:r>
     </w:p>
     <w:p>
@@ -1595,13 +1481,8 @@
         <w:t>Palabras claves</w:t>
       </w:r>
       <w:r>
-        <w:t xml:space="preserve"> en orden </w:t>
-      </w:r>
-      <w:proofErr w:type="spellStart"/>
-      <w:r>
-        <w:t>alfabetico</w:t>
-      </w:r>
-      <w:proofErr w:type="spellEnd"/>
+        <w:t xml:space="preserve"> en orden alfabetico</w:t>
+      </w:r>
     </w:p>
     <w:p>
       <w:r>
@@ -4205,17 +4086,8 @@
           <w:rStyle w:val="Textoennegrita"/>
           <w:rFonts w:eastAsiaTheme="majorEastAsia"/>
         </w:rPr>
-        <w:t xml:space="preserve">Easy </w:t>
-      </w:r>
-      <w:proofErr w:type="spellStart"/>
-      <w:r>
-        <w:rPr>
-          <w:rStyle w:val="Textoennegrita"/>
-          <w:rFonts w:eastAsiaTheme="majorEastAsia"/>
-        </w:rPr>
-        <w:t>Breakfast</w:t>
-      </w:r>
-      <w:proofErr w:type="spellEnd"/>
+        <w:t>Easy Breakfast</w:t>
+      </w:r>
       <w:r>
         <w:t xml:space="preserve">, una empresa dedicada a la elaboración y comercialización de desayunos saludables bajo un modelo de </w:t>
       </w:r>
@@ -4300,15 +4172,7 @@
     </w:p>
     <w:p>
       <w:r>
-        <w:t xml:space="preserve">Easy </w:t>
-      </w:r>
-      <w:proofErr w:type="spellStart"/>
-      <w:r>
-        <w:t>Breakfast</w:t>
-      </w:r>
-      <w:proofErr w:type="spellEnd"/>
-      <w:r>
-        <w:t xml:space="preserve"> plantea una propuesta de valor basada en desayunos nutritivos, balanceados y preparados bajo un sistema de preventa que permite optimizar la producción, reducir el desperdicio de alimentos y mejorar la gestión de costos.</w:t>
+        <w:t>Easy Breakfast plantea una propuesta de valor basada en desayunos nutritivos, balanceados y preparados bajo un sistema de preventa que permite optimizar la producción, reducir el desperdicio de alimentos y mejorar la gestión de costos.</w:t>
       </w:r>
       <w:sdt>
         <w:sdtPr>
@@ -4357,56 +4221,15 @@
     </w:p>
     <w:p>
       <w:r>
-        <w:t xml:space="preserve">El diseño del modelo de negocio se fundamenta en la metodología del Business </w:t>
-      </w:r>
-      <w:proofErr w:type="spellStart"/>
-      <w:r>
-        <w:t>Model</w:t>
-      </w:r>
-      <w:proofErr w:type="spellEnd"/>
-      <w:r>
-        <w:t xml:space="preserve"> </w:t>
-      </w:r>
-      <w:proofErr w:type="spellStart"/>
-      <w:r>
-        <w:t>Canvas</w:t>
-      </w:r>
-      <w:proofErr w:type="spellEnd"/>
-      <w:r>
-        <w:t xml:space="preserve">, descrita en </w:t>
+        <w:t xml:space="preserve">El diseño del modelo de negocio se fundamenta en la metodología del Business Model Canvas, descrita en </w:t>
       </w:r>
       <w:r>
         <w:rPr>
           <w:rStyle w:val="whitespace-normal"/>
           <w:rFonts w:eastAsiaTheme="majorEastAsia"/>
         </w:rPr>
-        <w:t xml:space="preserve">Business </w:t>
-      </w:r>
-      <w:proofErr w:type="spellStart"/>
-      <w:r>
-        <w:rPr>
-          <w:rStyle w:val="whitespace-normal"/>
-          <w:rFonts w:eastAsiaTheme="majorEastAsia"/>
-        </w:rPr>
-        <w:t>Model</w:t>
-      </w:r>
-      <w:proofErr w:type="spellEnd"/>
-      <w:r>
-        <w:rPr>
-          <w:rStyle w:val="whitespace-normal"/>
-          <w:rFonts w:eastAsiaTheme="majorEastAsia"/>
-        </w:rPr>
-        <w:t xml:space="preserve"> </w:t>
-      </w:r>
-      <w:proofErr w:type="spellStart"/>
-      <w:r>
-        <w:rPr>
-          <w:rStyle w:val="whitespace-normal"/>
-          <w:rFonts w:eastAsiaTheme="majorEastAsia"/>
-        </w:rPr>
-        <w:t>Generation</w:t>
-      </w:r>
-      <w:proofErr w:type="spellEnd"/>
+        <w:t>Business Model Generation</w:t>
+      </w:r>
       <w:r>
         <w:t>,</w:t>
       </w:r>
@@ -4442,15 +4265,7 @@
     </w:p>
     <w:p>
       <w:r>
-        <w:t xml:space="preserve">En el ámbito organizacional, Easy </w:t>
-      </w:r>
-      <w:proofErr w:type="spellStart"/>
-      <w:r>
-        <w:t>Breakfast</w:t>
-      </w:r>
-      <w:proofErr w:type="spellEnd"/>
-      <w:r>
-        <w:t xml:space="preserve"> se sustenta en una filosofía empresarial clara, definida por su misión, visión y valores corporativos. La misión orienta las actividades diarias hacia la oferta de productos saludables con enfoque de servicio y responsabilidad, mientras que la visión proyecta el posicionamiento de la marca como referente en el mercado de desayunos saludables. Los valores institucionales, como responsabilidad, pasión, honestidad y servicio, constituyen la base ética y cultural del emprendimiento.</w:t>
+        <w:t>En el ámbito organizacional, Easy Breakfast se sustenta en una filosofía empresarial clara, definida por su misión, visión y valores corporativos. La misión orienta las actividades diarias hacia la oferta de productos saludables con enfoque de servicio y responsabilidad, mientras que la visión proyecta el posicionamiento de la marca como referente en el mercado de desayunos saludables. Los valores institucionales, como responsabilidad, pasión, honestidad y servicio, constituyen la base ética y cultural del emprendimiento.</w:t>
       </w:r>
     </w:p>
     <w:p>
@@ -4505,15 +4320,7 @@
         <w:jc w:val="left"/>
       </w:pPr>
       <w:r>
-        <w:t xml:space="preserve">Finalmente, Easy </w:t>
-      </w:r>
-      <w:proofErr w:type="spellStart"/>
-      <w:r>
-        <w:t>Breakfast</w:t>
-      </w:r>
-      <w:proofErr w:type="spellEnd"/>
-      <w:r>
-        <w:t xml:space="preserve"> se proyecta como una iniciativa que combina innovación, eficiencia y responsabilidad, orientada a generar rentabilidad sostenible y a promover hábitos alimenticios saludables en su segmento objetivo.</w:t>
+        <w:t>Finalmente, Easy Breakfast se proyecta como una iniciativa que combina innovación, eficiencia y responsabilidad, orientada a generar rentabilidad sostenible y a promover hábitos alimenticios saludables en su segmento objetivo.</w:t>
       </w:r>
       <w:r>
         <w:br w:type="page"/>
@@ -4579,21 +4386,7 @@
         <w:rPr>
           <w:lang w:val="es-PE" w:eastAsia="es-PE"/>
         </w:rPr>
-        <w:t xml:space="preserve">En este contexto surge la iniciativa Easy </w:t>
-      </w:r>
-      <w:proofErr w:type="spellStart"/>
-      <w:r>
-        <w:rPr>
-          <w:lang w:val="es-PE" w:eastAsia="es-PE"/>
-        </w:rPr>
-        <w:t>Breakfast</w:t>
-      </w:r>
-      <w:proofErr w:type="spellEnd"/>
-      <w:r>
-        <w:rPr>
-          <w:lang w:val="es-PE" w:eastAsia="es-PE"/>
-        </w:rPr>
-        <w:t xml:space="preserve">, un emprendimiento orientado a ofrecer desayunos saludables, prácticos y accesibles para personas con tiempo limitado durante las primeras horas del día. La propuesta contempla un sistema de preventa que permite planificar la producción con base en la demanda real, reduciendo el desperdicio de alimentos y optimizando los costos operativos. Asimismo, la preparación de los </w:t>
+        <w:t xml:space="preserve">En este contexto surge la iniciativa Easy Breakfast, un emprendimiento orientado a ofrecer desayunos saludables, prácticos y accesibles para personas con tiempo limitado durante las primeras horas del día. La propuesta contempla un sistema de preventa que permite planificar la producción con base en la demanda real, reduciendo el desperdicio de alimentos y optimizando los costos operativos. Asimismo, la preparación de los </w:t>
       </w:r>
       <w:r>
         <w:rPr>
@@ -4626,21 +4419,7 @@
         <w:rPr>
           <w:lang w:val="es-PE" w:eastAsia="es-PE"/>
         </w:rPr>
-        <w:t xml:space="preserve">Por lo tanto, el problema central de la investigación radica en la necesidad de desarrollar un modelo de gestión administrativa que permita evaluar y organizar de manera eficiente el funcionamiento del emprendimiento Easy </w:t>
-      </w:r>
-      <w:proofErr w:type="spellStart"/>
-      <w:r>
-        <w:rPr>
-          <w:lang w:val="es-PE" w:eastAsia="es-PE"/>
-        </w:rPr>
-        <w:t>Breakfast</w:t>
-      </w:r>
-      <w:proofErr w:type="spellEnd"/>
-      <w:r>
-        <w:rPr>
-          <w:lang w:val="es-PE" w:eastAsia="es-PE"/>
-        </w:rPr>
-        <w:t>, con el fin de optimizar sus recursos, reducir desperdicios y responder de forma efectiva a la demanda de desayunos saludables dentro del mercado objetivo.</w:t>
+        <w:t>Por lo tanto, el problema central de la investigación radica en la necesidad de desarrollar un modelo de gestión administrativa que permita evaluar y organizar de manera eficiente el funcionamiento del emprendimiento Easy Breakfast, con el fin de optimizar sus recursos, reducir desperdicios y responder de forma efectiva a la demanda de desayunos saludables dentro del mercado objetivo.</w:t>
       </w:r>
       <w:r>
         <w:br w:type="page"/>
@@ -4854,14 +4633,7 @@
       </w:r>
       <w:r>
         <w:br/>
-      </w:r>
-      <w:proofErr w:type="spellStart"/>
-      <w:r>
-        <w:t>Model</w:t>
-      </w:r>
-      <w:proofErr w:type="spellEnd"/>
-      <w:r>
-        <w:t xml:space="preserve"> CANVA</w:t>
+        <w:t>Model CANVA</w:t>
       </w:r>
       <w:r>
         <w:t>S</w:t>
@@ -5317,13 +5089,8 @@
       <w:r>
         <w:br/>
       </w:r>
-      <w:proofErr w:type="spellStart"/>
-      <w:r>
-        <w:t>Model</w:t>
-      </w:r>
-      <w:proofErr w:type="spellEnd"/>
-      <w:r>
-        <w:t xml:space="preserve"> CANVA</w:t>
+      <w:r>
+        <w:t>Model CANVA</w:t>
       </w:r>
       <w:r>
         <w:t>S</w:t>
@@ -5804,13 +5571,8 @@
       <w:r>
         <w:br/>
       </w:r>
-      <w:proofErr w:type="spellStart"/>
-      <w:r>
-        <w:t>Model</w:t>
-      </w:r>
-      <w:proofErr w:type="spellEnd"/>
-      <w:r>
-        <w:t xml:space="preserve"> CANVA</w:t>
+      <w:r>
+        <w:t>Model CANVA</w:t>
       </w:r>
       <w:r>
         <w:t>S</w:t>
@@ -6274,21 +6036,8 @@
         <w:pStyle w:val="Ttulo2"/>
       </w:pPr>
       <w:bookmarkStart w:id="5" w:name="_Toc224255002"/>
-      <w:proofErr w:type="spellStart"/>
-      <w:r>
-        <w:t>The</w:t>
-      </w:r>
-      <w:proofErr w:type="spellEnd"/>
-      <w:r>
-        <w:t xml:space="preserve"> Business </w:t>
-      </w:r>
-      <w:proofErr w:type="spellStart"/>
-      <w:r>
-        <w:t>Model</w:t>
-      </w:r>
-      <w:proofErr w:type="spellEnd"/>
-      <w:r>
-        <w:t xml:space="preserve"> CANVAS</w:t>
+      <w:r>
+        <w:t>The Business Model CANVAS</w:t>
       </w:r>
       <w:bookmarkEnd w:id="5"/>
     </w:p>
@@ -6310,857 +6059,627 @@
           <w:b/>
           <w:bCs/>
         </w:rPr>
-        <w:t xml:space="preserve">Easy </w:t>
-      </w:r>
-      <w:proofErr w:type="spellStart"/>
+        <w:t>Easy Breakfast</w:t>
+      </w:r>
+      <w:r>
+        <w:rPr>
+          <w:rFonts w:eastAsiaTheme="majorEastAsia"/>
+        </w:rPr>
+        <w:t xml:space="preserve"> se fundamenta en el Modelo </w:t>
+      </w:r>
+      <w:r>
+        <w:rPr>
+          <w:rFonts w:eastAsiaTheme="majorEastAsia"/>
+        </w:rPr>
+        <w:t>CANVAS</w:t>
+      </w:r>
+      <w:r>
+        <w:rPr>
+          <w:rFonts w:eastAsiaTheme="majorEastAsia"/>
+        </w:rPr>
+        <w:t>, herramienta que permite visualizar de manera integral la lógica de creación, entrega y captura de valor del negocio. A través de sus nueve módulos, se describe cómo la empresa organiza sus recursos, actividades y relaciones para ofrecer desayunos saludables bajo un sistema de pedidos online con entrega programada.</w:t>
+      </w:r>
+    </w:p>
+    <w:p>
+      <w:pPr>
+        <w:pStyle w:val="Ttulo3"/>
+      </w:pPr>
+      <w:bookmarkStart w:id="6" w:name="_Toc224255004"/>
+      <w:r>
+        <w:t>Segmentos de clientes</w:t>
+      </w:r>
+      <w:bookmarkEnd w:id="6"/>
+    </w:p>
+    <w:p>
+      <w:pPr>
+        <w:rPr>
+          <w:lang w:val="es-PE" w:eastAsia="es-PE"/>
+        </w:rPr>
+      </w:pPr>
+      <w:r>
+        <w:rPr>
+          <w:lang w:val="es-PE" w:eastAsia="es-PE"/>
+        </w:rPr>
+        <w:t>Easy Breakfast se dirige a un nicho específico dentro del mercado urbano de la ciudad de Quito, enfocado principalmente en jóvenes profesionales, trabajadores de oficina y estudiantes universitarios que mantienen un ritmo de vida acelerado y disponen de poco tiempo para preparar alimentos durante la mañana.</w:t>
+      </w:r>
+    </w:p>
+    <w:p>
+      <w:pPr>
+        <w:rPr>
+          <w:lang w:val="es-PE" w:eastAsia="es-PE"/>
+        </w:rPr>
+      </w:pPr>
+      <w:r>
+        <w:rPr>
+          <w:lang w:val="es-PE" w:eastAsia="es-PE"/>
+        </w:rPr>
+        <w:t>Desde una perspectiva geográfica, el proyecto se orienta inicialmente a zonas urbanas de alta densidad poblacional, con especial énfasis en la parroquia de Iñaquito, la cual cuenta con aproximadamente 42.822 habitantes según datos del Instituto Nacional de Estadística y Censos (INEC). Esta zona se caracteriza por una alta concentración de oficinas, centros comerciales y viviendas en edificios, lo que favorece la implementación de un modelo de negocio basado en delivery eficiente.</w:t>
+      </w:r>
+    </w:p>
+    <w:p>
+      <w:pPr>
+        <w:rPr>
+          <w:lang w:val="es-PE" w:eastAsia="es-PE"/>
+        </w:rPr>
+      </w:pPr>
+      <w:r>
+        <w:rPr>
+          <w:lang w:val="es-PE" w:eastAsia="es-PE"/>
+        </w:rPr>
+        <w:t xml:space="preserve">En términos demográficos, el segmento objetivo está conformado principalmente por personas entre 20 y 45 años, grupo que incluye jóvenes profesionales, universitarios y trabajadores activos. Este segmento posee ingresos propios, utiliza con frecuencia aplicaciones digitales y presenta una mayor disposición a pagar por productos que </w:t>
+      </w:r>
+      <w:r>
+        <w:rPr>
+          <w:lang w:val="es-PE" w:eastAsia="es-PE"/>
+        </w:rPr>
+        <w:lastRenderedPageBreak/>
+        <w:t>representen conveniencia, ahorro de tiempo y beneficios para la salud. Asimismo, se prioriza a consumidores de nivel socioeconómico medio y medio–alto, especialmente aquellos que viven solos o en parejas jóvenes, hogares que representan una proporción significativa dentro del entorno urbano de Quito.</w:t>
+      </w:r>
+    </w:p>
+    <w:p>
+      <w:pPr>
+        <w:rPr>
+          <w:lang w:val="es-PE" w:eastAsia="es-PE"/>
+        </w:rPr>
+      </w:pPr>
+      <w:r>
+        <w:rPr>
+          <w:lang w:val="es-PE" w:eastAsia="es-PE"/>
+        </w:rPr>
+        <w:t>Desde el punto de vista psicográfico, el cliente ideal de Easy Breakfast está compuesto por personas con un estilo de vida activo, orientadas al cumplimiento de metas y con interés en mantener hábitos saludables. Son consumidores que valoran la eficiencia, la productividad y el bienestar personal, por lo que buscan alternativas de alimentación práctica que no comprometan la calidad nutricional.</w:t>
+      </w:r>
+    </w:p>
+    <w:p>
+      <w:pPr>
+        <w:rPr>
+          <w:lang w:val="es-PE" w:eastAsia="es-PE"/>
+        </w:rPr>
+      </w:pPr>
+      <w:r>
+        <w:rPr>
+          <w:lang w:val="es-PE" w:eastAsia="es-PE"/>
+        </w:rPr>
+        <w:t>Finalmente, en el ámbito conductual, el cliente busca principalmente ahorrar tiempo en las mañanas sin renunciar a un desayuno equilibrado y atractivo. Este perfil muestra una alta disposición hacia el uso de servicios de delivery y presenta potencial de fidelización mediante planes de consumo recurrente, como suscripciones semanales o programas de recompensas.</w:t>
+      </w:r>
+    </w:p>
+    <w:p>
+      <w:pPr>
+        <w:rPr>
+          <w:lang w:val="es-PE" w:eastAsia="es-PE"/>
+        </w:rPr>
+      </w:pPr>
+      <w:r>
+        <w:rPr>
+          <w:lang w:val="es-PE" w:eastAsia="es-PE"/>
+        </w:rPr>
+        <w:t>A partir del análisis de segmentación realizado, se estima que el mercado objetivo inicial en la zona de Iñaquito podría alcanzar aproximadamente 2.600 consumidores potenciales interesados en opciones de desayuno saludable con entrega a domicilio. Este enfoque permite posicionar a Easy Breakfast como una propuesta especializada dirigida a profesionales urbanos que valoran la practicidad, la alimentación saludable y la eficiencia en su rutina diaria.</w:t>
+      </w:r>
+    </w:p>
+    <w:p>
+      <w:pPr>
+        <w:pStyle w:val="Ttulo3"/>
+      </w:pPr>
+      <w:bookmarkStart w:id="7" w:name="_Toc224255003"/>
+      <w:r>
+        <w:t>Propuesta de valor</w:t>
+      </w:r>
+      <w:bookmarkEnd w:id="7"/>
+    </w:p>
+    <w:p>
+      <w:pPr>
+        <w:rPr>
+          <w:rFonts w:eastAsiaTheme="majorEastAsia"/>
+        </w:rPr>
+      </w:pPr>
+      <w:r>
+        <w:rPr>
+          <w:rFonts w:eastAsiaTheme="majorEastAsia"/>
+        </w:rPr>
+        <w:t xml:space="preserve">La propuesta de valor de Easy Breakfast se centra en ofrecer desayunos saludables, frescos y listos para consumir, solicitados con anticipación mediante una plataforma </w:t>
+      </w:r>
+      <w:r>
+        <w:rPr>
+          <w:rFonts w:eastAsiaTheme="majorEastAsia"/>
+        </w:rPr>
+        <w:lastRenderedPageBreak/>
+        <w:t>web. El negocio busca elevar la accesibilidad a alimentos nutritivos para personas con limitaciones de tiempo, facilitando la planificación alimenticia y reduciendo la necesidad de compras presenciales.</w:t>
+      </w:r>
+    </w:p>
+    <w:p>
+      <w:pPr>
+        <w:rPr>
+          <w:rFonts w:eastAsiaTheme="majorEastAsia"/>
+        </w:rPr>
+      </w:pPr>
+      <w:r>
+        <w:rPr>
+          <w:rFonts w:eastAsiaTheme="majorEastAsia"/>
+        </w:rPr>
+        <w:t>La empresa resuelve principalmente la falta de tiempo para preparar desayunos balanceados y la dificultad de acceso a opciones saludables en horarios tempranos. Entre sus características diferenciadoras destacan la accesibilidad digital, la conveniencia de la entrega puntual, la posibilidad de personalización según preferencias o restricciones alimenticias y un sistema de preventa que reduce el desperdicio de insumos.</w:t>
+      </w:r>
+    </w:p>
+    <w:p>
+      <w:pPr>
+        <w:pStyle w:val="Ttulo3"/>
+      </w:pPr>
+      <w:bookmarkStart w:id="8" w:name="_Toc224255005"/>
+      <w:r>
+        <w:t>Canales</w:t>
+      </w:r>
+      <w:bookmarkEnd w:id="8"/>
+    </w:p>
+    <w:p>
+      <w:pPr>
+        <w:rPr>
+          <w:rFonts w:eastAsiaTheme="majorEastAsia"/>
+        </w:rPr>
+      </w:pPr>
+      <w:r>
+        <w:rPr>
+          <w:rFonts w:eastAsiaTheme="majorEastAsia"/>
+        </w:rPr>
+        <w:t>La empresa utiliza canales digitales como principal medio de comercialización. Entre ellos se encuentran la página web oficial, Instagram, Facebook y WhatsApp Business. Las redes sociales cumplen una función estratégica de captación y posicionamiento de marca, mientras que la página web actúa como canal principal para la gestión y cierre de ventas.</w:t>
+      </w:r>
+    </w:p>
+    <w:p>
+      <w:pPr>
+        <w:rPr>
+          <w:rFonts w:eastAsiaTheme="majorEastAsia"/>
+        </w:rPr>
+      </w:pPr>
+      <w:r>
+        <w:rPr>
+          <w:rFonts w:eastAsiaTheme="majorEastAsia"/>
+        </w:rPr>
+        <w:t>El proceso se integra en la rutina del cliente mediante pedidos realizados con anticipación —generalmente la noche anterior— y entregas programadas en horario temprano, antes del inicio de la jornada laboral o académica.</w:t>
+      </w:r>
+    </w:p>
+    <w:p>
+      <w:pPr>
+        <w:pStyle w:val="Ttulo3"/>
+      </w:pPr>
+      <w:bookmarkStart w:id="9" w:name="_Toc224255006"/>
+      <w:r>
+        <w:t>Relación con los clientes</w:t>
+      </w:r>
+      <w:bookmarkEnd w:id="9"/>
+    </w:p>
+    <w:p>
+      <w:pPr>
+        <w:rPr>
+          <w:rFonts w:eastAsiaTheme="majorEastAsia"/>
+        </w:rPr>
+      </w:pPr>
+      <w:r>
+        <w:rPr>
+          <w:rFonts w:eastAsiaTheme="majorEastAsia"/>
+        </w:rPr>
+        <w:t>La relación con los clientes se basa en la atención personalizada y la construcción de fidelización a largo plazo. Se implementa asistencia directa a través de WhatsApp, complementada con un sistema semi-automatizado en la plataforma web para la gestión de pedidos.</w:t>
+      </w:r>
+    </w:p>
+    <w:p>
+      <w:pPr>
+        <w:rPr>
+          <w:rFonts w:eastAsiaTheme="majorEastAsia"/>
+        </w:rPr>
+      </w:pPr>
+      <w:r>
+        <w:rPr>
+          <w:rFonts w:eastAsiaTheme="majorEastAsia"/>
+        </w:rPr>
+        <w:lastRenderedPageBreak/>
+        <w:t>Asimismo, se contempla la implementación de programas de fidelización mediante descuentos por compras frecuentes</w:t>
+      </w:r>
+      <w:r>
+        <w:rPr>
+          <w:rFonts w:eastAsiaTheme="majorEastAsia"/>
+        </w:rPr>
+        <w:t>, compras semanales o mensuales</w:t>
+      </w:r>
+      <w:r>
+        <w:rPr>
+          <w:rFonts w:eastAsiaTheme="majorEastAsia"/>
+        </w:rPr>
+        <w:t>. Los clientes esperan respuestas rápidas, productos frescos, entregas puntuales y opciones adaptadas a sus preferencias alimenticias, elementos que fortalecen la confianza y la recurrencia de compra.</w:t>
+      </w:r>
+    </w:p>
+    <w:p>
+      <w:pPr>
+        <w:pStyle w:val="Ttulo3"/>
+      </w:pPr>
+      <w:bookmarkStart w:id="10" w:name="_Toc224255011"/>
+      <w:r>
+        <w:t>Fuentes de ingresos</w:t>
+      </w:r>
+      <w:bookmarkEnd w:id="10"/>
+    </w:p>
+    <w:p>
+      <w:pPr>
+        <w:rPr>
+          <w:rFonts w:eastAsiaTheme="majorEastAsia"/>
+        </w:rPr>
+      </w:pPr>
+      <w:r>
+        <w:rPr>
+          <w:rFonts w:eastAsiaTheme="majorEastAsia"/>
+        </w:rPr>
+        <w:t>Las fuentes de ingresos provienen principalmente de la venta directa de desayunos saludables. Adicionalmente, se contempla la implementación de suscripciones semanales o mensuales y descuentos por volumen para incentivar compras recurrentes.</w:t>
+      </w:r>
+    </w:p>
+    <w:p>
+      <w:pPr>
+        <w:rPr>
+          <w:rFonts w:eastAsiaTheme="majorEastAsia"/>
+        </w:rPr>
+      </w:pPr>
+      <w:r>
+        <w:rPr>
+          <w:rFonts w:eastAsiaTheme="majorEastAsia"/>
+        </w:rPr>
+   